--- a/Rapport/Het Rapport.docx
+++ b/Rapport/Het Rapport.docx
@@ -279,8 +279,6 @@
           <w:sz w:val="52"/>
         </w:rPr>
       </w:pPr>
-      <w:bookmarkStart w:id="0" w:name="_GoBack"/>
-      <w:bookmarkEnd w:id="0"/>
     </w:p>
     <w:p>
       <w:pPr>
@@ -1311,6 +1309,12 @@
     <w:sdt>
       <w:sdtPr>
         <w:rPr>
+          <w:rFonts w:asciiTheme="minorHAnsi" w:eastAsiaTheme="minorEastAsia" w:hAnsiTheme="minorHAnsi" w:cstheme="minorBidi"/>
+          <w:b w:val="0"/>
+          <w:bCs w:val="0"/>
+          <w:color w:val="auto"/>
+          <w:sz w:val="24"/>
+          <w:szCs w:val="24"/>
           <w:lang w:val="nl-NL"/>
         </w:rPr>
         <w:id w:val="-471371997"/>
@@ -1321,11 +1325,7 @@
       </w:sdtPr>
       <w:sdtEndPr>
         <w:rPr>
-          <w:rFonts w:asciiTheme="minorHAnsi" w:eastAsiaTheme="minorEastAsia" w:hAnsiTheme="minorHAnsi" w:cstheme="minorBidi"/>
           <w:noProof/>
-          <w:color w:val="auto"/>
-          <w:sz w:val="24"/>
-          <w:szCs w:val="24"/>
           <w:lang w:val="en-GB"/>
         </w:rPr>
       </w:sdtEndPr>
@@ -1442,7 +1442,7 @@
             <w:rPr>
               <w:noProof/>
             </w:rPr>
-            <w:instrText xml:space="preserve"> PAGEREF _Toc199400200 \h </w:instrText>
+            <w:instrText xml:space="preserve"> PAGEREF _Toc199477774 \h </w:instrText>
           </w:r>
           <w:r>
             <w:rPr>
@@ -1517,7 +1517,7 @@
             <w:rPr>
               <w:noProof/>
             </w:rPr>
-            <w:instrText xml:space="preserve"> PAGEREF _Toc199400201 \h </w:instrText>
+            <w:instrText xml:space="preserve"> PAGEREF _Toc199477775 \h </w:instrText>
           </w:r>
           <w:r>
             <w:rPr>
@@ -1596,7 +1596,7 @@
             <w:rPr>
               <w:noProof/>
             </w:rPr>
-            <w:instrText xml:space="preserve"> PAGEREF _Toc199400202 \h </w:instrText>
+            <w:instrText xml:space="preserve"> PAGEREF _Toc199477776 \h </w:instrText>
           </w:r>
           <w:r>
             <w:rPr>
@@ -1675,7 +1675,7 @@
             <w:rPr>
               <w:noProof/>
             </w:rPr>
-            <w:instrText xml:space="preserve"> PAGEREF _Toc199400203 \h </w:instrText>
+            <w:instrText xml:space="preserve"> PAGEREF _Toc199477777 \h </w:instrText>
           </w:r>
           <w:r>
             <w:rPr>
@@ -1754,7 +1754,7 @@
             <w:rPr>
               <w:noProof/>
             </w:rPr>
-            <w:instrText xml:space="preserve"> PAGEREF _Toc199400204 \h </w:instrText>
+            <w:instrText xml:space="preserve"> PAGEREF _Toc199477778 \h </w:instrText>
           </w:r>
           <w:r>
             <w:rPr>
@@ -1829,7 +1829,7 @@
             <w:rPr>
               <w:noProof/>
             </w:rPr>
-            <w:instrText xml:space="preserve"> PAGEREF _Toc199400205 \h </w:instrText>
+            <w:instrText xml:space="preserve"> PAGEREF _Toc199477779 \h </w:instrText>
           </w:r>
           <w:r>
             <w:rPr>
@@ -1904,7 +1904,7 @@
             <w:rPr>
               <w:noProof/>
             </w:rPr>
-            <w:instrText xml:space="preserve"> PAGEREF _Toc199400206 \h </w:instrText>
+            <w:instrText xml:space="preserve"> PAGEREF _Toc199477780 \h </w:instrText>
           </w:r>
           <w:r>
             <w:rPr>
@@ -1983,7 +1983,7 @@
             <w:rPr>
               <w:noProof/>
             </w:rPr>
-            <w:instrText xml:space="preserve"> PAGEREF _Toc199400207 \h </w:instrText>
+            <w:instrText xml:space="preserve"> PAGEREF _Toc199477781 \h </w:instrText>
           </w:r>
           <w:r>
             <w:rPr>
@@ -2062,7 +2062,7 @@
             <w:rPr>
               <w:noProof/>
             </w:rPr>
-            <w:instrText xml:space="preserve"> PAGEREF _Toc199400208 \h </w:instrText>
+            <w:instrText xml:space="preserve"> PAGEREF _Toc199477782 \h </w:instrText>
           </w:r>
           <w:r>
             <w:rPr>
@@ -2139,7 +2139,7 @@
             <w:rPr>
               <w:noProof/>
             </w:rPr>
-            <w:instrText xml:space="preserve"> PAGEREF _Toc199400209 \h </w:instrText>
+            <w:instrText xml:space="preserve"> PAGEREF _Toc199477783 \h </w:instrText>
           </w:r>
           <w:r>
             <w:rPr>
@@ -2216,7 +2216,7 @@
             <w:rPr>
               <w:noProof/>
             </w:rPr>
-            <w:instrText xml:space="preserve"> PAGEREF _Toc199400210 \h </w:instrText>
+            <w:instrText xml:space="preserve"> PAGEREF _Toc199477784 \h </w:instrText>
           </w:r>
           <w:r>
             <w:rPr>
@@ -2293,7 +2293,7 @@
             <w:rPr>
               <w:noProof/>
             </w:rPr>
-            <w:instrText xml:space="preserve"> PAGEREF _Toc199400211 \h </w:instrText>
+            <w:instrText xml:space="preserve"> PAGEREF _Toc199477785 \h </w:instrText>
           </w:r>
           <w:r>
             <w:rPr>
@@ -2352,13 +2352,7 @@
             <w:rPr>
               <w:noProof/>
             </w:rPr>
-            <w:t>Visstekken</w:t>
-          </w:r>
-          <w:r>
-            <w:rPr>
-              <w:noProof/>
-            </w:rPr>
-            <w:t xml:space="preserve"> App</w:t>
+            <w:t>Visstekken App</w:t>
           </w:r>
           <w:r>
             <w:rPr>
@@ -2376,7 +2370,7 @@
             <w:rPr>
               <w:noProof/>
             </w:rPr>
-            <w:instrText xml:space="preserve"> PAGEREF _Toc199400212 \h </w:instrText>
+            <w:instrText xml:space="preserve"> PAGEREF _Toc199477786 \h </w:instrText>
           </w:r>
           <w:r>
             <w:rPr>
@@ -2431,7 +2425,7 @@
             <w:rPr>
               <w:noProof/>
             </w:rPr>
-            <w:t>Conclusies en aanbevelingen</w:t>
+            <w:t>Conclusies</w:t>
           </w:r>
           <w:r>
             <w:rPr>
@@ -2449,7 +2443,7 @@
             <w:rPr>
               <w:noProof/>
             </w:rPr>
-            <w:instrText xml:space="preserve"> PAGEREF _Toc199400213 \h </w:instrText>
+            <w:instrText xml:space="preserve"> PAGEREF _Toc199477787 \h </w:instrText>
           </w:r>
           <w:r>
             <w:rPr>
@@ -2508,7 +2502,7 @@
             <w:rPr>
               <w:noProof/>
             </w:rPr>
-            <w:instrText xml:space="preserve"> PAGEREF _Toc199400214 \h </w:instrText>
+            <w:instrText xml:space="preserve"> PAGEREF _Toc199477788 \h </w:instrText>
           </w:r>
           <w:r>
             <w:rPr>
@@ -2525,7 +2519,7 @@
             <w:rPr>
               <w:noProof/>
             </w:rPr>
-            <w:t>18</w:t>
+            <w:t>17</w:t>
           </w:r>
           <w:r>
             <w:rPr>
@@ -2562,27 +2556,23 @@
               <w:tab w:val="right" w:leader="dot" w:pos="9010"/>
             </w:tabs>
             <w:rPr>
+              <w:noProof/>
+            </w:rPr>
+          </w:pPr>
+          <w:r>
+            <w:rPr>
+              <w:noProof/>
+            </w:rPr>
+            <w:t>A</w:t>
+          </w:r>
+          <w:r>
+            <w:rPr>
               <w:b w:val="0"/>
               <w:noProof/>
               <w:sz w:val="24"/>
               <w:szCs w:val="24"/>
               <w:lang w:eastAsia="ja-JP"/>
             </w:rPr>
-          </w:pPr>
-          <w:r>
-            <w:rPr>
-              <w:noProof/>
-            </w:rPr>
-            <w:t>A</w:t>
-          </w:r>
-          <w:r>
-            <w:rPr>
-              <w:b w:val="0"/>
-              <w:noProof/>
-              <w:sz w:val="24"/>
-              <w:szCs w:val="24"/>
-              <w:lang w:eastAsia="ja-JP"/>
-            </w:rPr>
             <w:tab/>
           </w:r>
           <w:r>
@@ -2607,7 +2597,7 @@
             <w:rPr>
               <w:noProof/>
             </w:rPr>
-            <w:instrText xml:space="preserve"> PAGEREF _Toc199400216 \h </w:instrText>
+            <w:instrText xml:space="preserve"> PAGEREF _Toc199477790 \h </w:instrText>
           </w:r>
           <w:r>
             <w:rPr>
@@ -2624,7 +2614,7 @@
             <w:rPr>
               <w:noProof/>
             </w:rPr>
-            <w:t>20</w:t>
+            <w:t>19</w:t>
           </w:r>
           <w:r>
             <w:rPr>
@@ -2633,6 +2623,7 @@
             <w:fldChar w:fldCharType="end"/>
           </w:r>
         </w:p>
+        <w:p/>
         <w:p>
           <w:pPr>
             <w:pStyle w:val="Inhopg1"/>
@@ -2667,7 +2658,7 @@
             <w:rPr>
               <w:noProof/>
             </w:rPr>
-            <w:instrText xml:space="preserve"> PAGEREF _Toc199400217 \h </w:instrText>
+            <w:instrText xml:space="preserve"> PAGEREF _Toc199477791 \h </w:instrText>
           </w:r>
           <w:r>
             <w:rPr>
@@ -2684,7 +2675,7 @@
             <w:rPr>
               <w:noProof/>
             </w:rPr>
-            <w:t>23</w:t>
+            <w:t>22</w:t>
           </w:r>
           <w:r>
             <w:rPr>
@@ -2747,6 +2738,8 @@
         </w:rPr>
         <w:br/>
       </w:r>
+      <w:bookmarkStart w:id="0" w:name="_GoBack"/>
+      <w:bookmarkEnd w:id="0"/>
     </w:p>
     <w:p>
       <w:pPr>
@@ -2763,6 +2756,8 @@
       <w:bookmarkStart w:id="9" w:name="_Toc199392571"/>
       <w:bookmarkStart w:id="10" w:name="_Toc199398100"/>
       <w:bookmarkStart w:id="11" w:name="_Toc199400199"/>
+      <w:bookmarkStart w:id="12" w:name="_Toc199475056"/>
+      <w:bookmarkStart w:id="13" w:name="_Toc199477773"/>
       <w:r>
         <w:t>Samenvatting</w:t>
       </w:r>
@@ -2777,6 +2772,8 @@
       <w:bookmarkEnd w:id="9"/>
       <w:bookmarkEnd w:id="10"/>
       <w:bookmarkEnd w:id="11"/>
+      <w:bookmarkEnd w:id="12"/>
+      <w:bookmarkEnd w:id="13"/>
     </w:p>
     <w:p>
       <w:pPr>
@@ -2828,7 +2825,19 @@
         <w:rPr>
           <w:rFonts w:ascii="Arial" w:hAnsi="Arial" w:cs="Arial"/>
         </w:rPr>
-        <w:t>Het is geschreven in het kader van een project voor school. In periode 4 van de opleiding Informatica op het NHL Hogeschool wordt er verlangd een project te gaan doen die aangeboden wordt door bedrijven of instanties.</w:t>
+        <w:t>Het is geschreven in het kader van een project voor school. In periode 4 van de opleiding Informatica op het NHL Hogeschool</w:t>
+      </w:r>
+      <w:r>
+        <w:rPr>
+          <w:rFonts w:ascii="Arial" w:hAnsi="Arial" w:cs="Arial"/>
+        </w:rPr>
+        <w:t>,</w:t>
+      </w:r>
+      <w:r>
+        <w:rPr>
+          <w:rFonts w:ascii="Arial" w:hAnsi="Arial" w:cs="Arial"/>
+        </w:rPr>
+        <w:t xml:space="preserve"> wordt er verlangd een project te gaan doen die aangeboden wordt door bedrijven of instanties.</w:t>
       </w:r>
     </w:p>
     <w:p>
@@ -2907,7 +2916,31 @@
         <w:rPr>
           <w:rFonts w:ascii="Arial" w:hAnsi="Arial" w:cs="Arial"/>
         </w:rPr>
-        <w:t>. Hierdoor kan er, aan de hand van een schets, gewerkt worden met een van te voren vastgesteld raamwerk.</w:t>
+        <w:t>. Hierdoor kan er, aan de hand van een schets, gewerkt worden met een</w:t>
+      </w:r>
+      <w:r>
+        <w:rPr>
+          <w:rFonts w:ascii="Arial" w:hAnsi="Arial" w:cs="Arial"/>
+        </w:rPr>
+        <w:t>,</w:t>
+      </w:r>
+      <w:r>
+        <w:rPr>
+          <w:rFonts w:ascii="Arial" w:hAnsi="Arial" w:cs="Arial"/>
+        </w:rPr>
+        <w:t xml:space="preserve"> van te voren vastgesteld</w:t>
+      </w:r>
+      <w:r>
+        <w:rPr>
+          <w:rFonts w:ascii="Arial" w:hAnsi="Arial" w:cs="Arial"/>
+        </w:rPr>
+        <w:t>,</w:t>
+      </w:r>
+      <w:r>
+        <w:rPr>
+          <w:rFonts w:ascii="Arial" w:hAnsi="Arial" w:cs="Arial"/>
+        </w:rPr>
+        <w:t xml:space="preserve"> raamwerk.</w:t>
       </w:r>
     </w:p>
     <w:p>
@@ -2992,7 +3025,7 @@
         <w:rPr>
           <w:rFonts w:ascii="Arial" w:hAnsi="Arial" w:cs="Arial"/>
         </w:rPr>
-        <w:t xml:space="preserve">  gebruikt met daarop </w:t>
+        <w:t xml:space="preserve"> gebruikt met daarop </w:t>
       </w:r>
       <w:r>
         <w:rPr>
@@ -3018,7 +3051,13 @@
         <w:rPr>
           <w:rFonts w:ascii="Arial" w:hAnsi="Arial" w:cs="Arial"/>
         </w:rPr>
-        <w:t xml:space="preserve"> laat zien.</w:t>
+        <w:t xml:space="preserve"> laat</w:t>
+      </w:r>
+      <w:r>
+        <w:rPr>
+          <w:rFonts w:ascii="Arial" w:hAnsi="Arial" w:cs="Arial"/>
+        </w:rPr>
+        <w:t xml:space="preserve"> zien.</w:t>
       </w:r>
     </w:p>
     <w:p>
@@ -3051,7 +3090,19 @@
         <w:rPr>
           <w:rFonts w:ascii="Arial" w:hAnsi="Arial" w:cs="Arial"/>
         </w:rPr>
-        <w:t xml:space="preserve"> worden ontwikkeld die hetzelfde raamwerk hebben, maar die elk een eigen functie heeft.</w:t>
+        <w:t xml:space="preserve"> worden ontwikkeld die hetzelfde raamwerk hebben, maar die </w:t>
+      </w:r>
+      <w:r>
+        <w:rPr>
+          <w:rFonts w:ascii="Arial" w:hAnsi="Arial" w:cs="Arial"/>
+        </w:rPr>
+        <w:t>wel elk een eigen functie heeft</w:t>
+      </w:r>
+      <w:r>
+        <w:rPr>
+          <w:rFonts w:ascii="Arial" w:hAnsi="Arial" w:cs="Arial"/>
+        </w:rPr>
+        <w:t>.</w:t>
       </w:r>
     </w:p>
     <w:p>
@@ -3207,7 +3258,7 @@
       <w:pPr>
         <w:pStyle w:val="Kop1"/>
       </w:pPr>
-      <w:bookmarkStart w:id="12" w:name="_Toc199400200"/>
+      <w:bookmarkStart w:id="14" w:name="_Toc199477774"/>
       <w:r>
         <w:t>1</w:t>
       </w:r>
@@ -3217,7 +3268,7 @@
       <w:r>
         <w:t>Inleiding</w:t>
       </w:r>
-      <w:bookmarkEnd w:id="12"/>
+      <w:bookmarkEnd w:id="14"/>
     </w:p>
     <w:p>
       <w:pPr>
@@ -3887,7 +3938,19 @@
         <w:rPr>
           <w:rFonts w:ascii="Arial" w:hAnsi="Arial" w:cs="Arial"/>
         </w:rPr>
-        <w:t xml:space="preserve">In de applicatie moet je kunnen zoeken op </w:t>
+        <w:t>In de applicatie</w:t>
+      </w:r>
+      <w:r>
+        <w:rPr>
+          <w:rFonts w:ascii="Arial" w:hAnsi="Arial" w:cs="Arial"/>
+        </w:rPr>
+        <w:t>,</w:t>
+      </w:r>
+      <w:r>
+        <w:rPr>
+          <w:rFonts w:ascii="Arial" w:hAnsi="Arial" w:cs="Arial"/>
+        </w:rPr>
+        <w:t xml:space="preserve"> moet je kunnen zoeken op </w:t>
       </w:r>
       <w:r>
         <w:rPr>
@@ -3907,7 +3970,21 @@
           <w:rFonts w:ascii="Arial" w:hAnsi="Arial" w:cs="Arial"/>
           <w:i/>
         </w:rPr>
-        <w:t xml:space="preserve"> App </w:t>
+        <w:t xml:space="preserve"> App</w:t>
+      </w:r>
+      <w:r>
+        <w:rPr>
+          <w:rFonts w:ascii="Arial" w:hAnsi="Arial" w:cs="Arial"/>
+          <w:i/>
+        </w:rPr>
+        <w:t>,</w:t>
+      </w:r>
+      <w:r>
+        <w:rPr>
+          <w:rFonts w:ascii="Arial" w:hAnsi="Arial" w:cs="Arial"/>
+          <w:i/>
+        </w:rPr>
+        <w:t xml:space="preserve"> </w:t>
       </w:r>
       <w:r>
         <w:rPr>
@@ -4082,7 +4159,37 @@
           <w:rFonts w:ascii="Arial" w:hAnsi="Arial" w:cs="Arial"/>
           <w:lang w:val="nl-NL"/>
         </w:rPr>
-        <w:t>Wat is de beste manier om deze kaart zowel offline als online te gebruiken?</w:t>
+        <w:t xml:space="preserve">Wat is de beste manier om deze kaart zowel </w:t>
+      </w:r>
+      <w:r>
+        <w:rPr>
+          <w:rFonts w:ascii="Arial" w:hAnsi="Arial" w:cs="Arial"/>
+          <w:i/>
+          <w:lang w:val="nl-NL"/>
+        </w:rPr>
+        <w:t>offline</w:t>
+      </w:r>
+      <w:r>
+        <w:rPr>
+          <w:rFonts w:ascii="Arial" w:hAnsi="Arial" w:cs="Arial"/>
+          <w:lang w:val="nl-NL"/>
+        </w:rPr>
+        <w:t xml:space="preserve"> als </w:t>
+      </w:r>
+      <w:r>
+        <w:rPr>
+          <w:rFonts w:ascii="Arial" w:hAnsi="Arial" w:cs="Arial"/>
+          <w:i/>
+          <w:lang w:val="nl-NL"/>
+        </w:rPr>
+        <w:t>online</w:t>
+      </w:r>
+      <w:r>
+        <w:rPr>
+          <w:rFonts w:ascii="Arial" w:hAnsi="Arial" w:cs="Arial"/>
+          <w:lang w:val="nl-NL"/>
+        </w:rPr>
+        <w:t xml:space="preserve"> te gebruiken?</w:t>
       </w:r>
     </w:p>
     <w:p>
@@ -4156,7 +4263,22 @@
           <w:rFonts w:ascii="Arial" w:hAnsi="Arial" w:cs="Arial"/>
           <w:lang w:val="nl-NL"/>
         </w:rPr>
-        <w:t>Hoe bewaar ik deze tijdelijk voor een trail?</w:t>
+        <w:t xml:space="preserve">Hoe bewaar ik deze tijdelijk voor een </w:t>
+      </w:r>
+      <w:r>
+        <w:rPr>
+          <w:rFonts w:ascii="Arial" w:hAnsi="Arial" w:cs="Arial"/>
+          <w:i/>
+          <w:lang w:val="nl-NL"/>
+        </w:rPr>
+        <w:t>trail</w:t>
+      </w:r>
+      <w:r>
+        <w:rPr>
+          <w:rFonts w:ascii="Arial" w:hAnsi="Arial" w:cs="Arial"/>
+          <w:lang w:val="nl-NL"/>
+        </w:rPr>
+        <w:t>?</w:t>
       </w:r>
     </w:p>
     <w:p>
@@ -4427,31 +4549,19 @@
         <w:rPr>
           <w:rFonts w:ascii="Arial" w:hAnsi="Arial" w:cs="Arial"/>
         </w:rPr>
-        <w:t xml:space="preserve"> Ten tweede wordt beschreven</w:t>
-      </w:r>
-      <w:r>
-        <w:rPr>
-          <w:rFonts w:ascii="Arial" w:hAnsi="Arial" w:cs="Arial"/>
-        </w:rPr>
-        <w:t>,</w:t>
-      </w:r>
-      <w:r>
-        <w:rPr>
-          <w:rFonts w:ascii="Arial" w:hAnsi="Arial" w:cs="Arial"/>
-        </w:rPr>
-        <w:t xml:space="preserve"> </w:t>
-      </w:r>
-      <w:r>
-        <w:rPr>
-          <w:rFonts w:ascii="Arial" w:hAnsi="Arial" w:cs="Arial"/>
-        </w:rPr>
-        <w:t>hoe</w:t>
-      </w:r>
-      <w:r>
-        <w:rPr>
-          <w:rFonts w:ascii="Arial" w:hAnsi="Arial" w:cs="Arial"/>
-        </w:rPr>
-        <w:t xml:space="preserve"> en waarmee</w:t>
+        <w:t xml:space="preserve"> Ten tweede w</w:t>
+      </w:r>
+      <w:r>
+        <w:rPr>
+          <w:rFonts w:ascii="Arial" w:hAnsi="Arial" w:cs="Arial"/>
+        </w:rPr>
+        <w:t xml:space="preserve">ordt antwoord gegeven op de gestelde vragen. Als laatste wordt beschreven, hoe </w:t>
+      </w:r>
+      <w:r>
+        <w:rPr>
+          <w:rFonts w:ascii="Arial" w:hAnsi="Arial" w:cs="Arial"/>
+        </w:rPr>
+        <w:t>en waarmee</w:t>
       </w:r>
       <w:r>
         <w:rPr>
@@ -4576,7 +4686,7 @@
       <w:pPr>
         <w:pStyle w:val="Kop1"/>
       </w:pPr>
-      <w:bookmarkStart w:id="13" w:name="_Toc199400201"/>
+      <w:bookmarkStart w:id="15" w:name="_Toc199477775"/>
       <w:r>
         <w:t>2</w:t>
       </w:r>
@@ -4586,7 +4696,7 @@
       <w:r>
         <w:t>Probleem</w:t>
       </w:r>
-      <w:bookmarkEnd w:id="13"/>
+      <w:bookmarkEnd w:id="15"/>
     </w:p>
     <w:p>
       <w:pPr>
@@ -4646,7 +4756,31 @@
         <w:rPr>
           <w:rFonts w:ascii="Arial" w:hAnsi="Arial" w:cs="Arial"/>
         </w:rPr>
-        <w:t xml:space="preserve"> te maken die elk iets te maken hebben met het water. De één geeft de bruggen en aanlegplaatsen in Friesland. De ander geeft de bezienswaardigheden in Leeuwarden langs het water en de derde geeft de </w:t>
+        <w:t xml:space="preserve"> te maken di</w:t>
+      </w:r>
+      <w:r>
+        <w:rPr>
+          <w:rFonts w:ascii="Arial" w:hAnsi="Arial" w:cs="Arial"/>
+        </w:rPr>
+        <w:t>e elk iets te maken hebben met de wateren in Friesland</w:t>
+      </w:r>
+      <w:r>
+        <w:rPr>
+          <w:rFonts w:ascii="Arial" w:hAnsi="Arial" w:cs="Arial"/>
+        </w:rPr>
+        <w:t>. De één geeft de bruggen e</w:t>
+      </w:r>
+      <w:r>
+        <w:rPr>
+          <w:rFonts w:ascii="Arial" w:hAnsi="Arial" w:cs="Arial"/>
+        </w:rPr>
+        <w:t>n aanlegplaatsen in Friesland, d</w:t>
+      </w:r>
+      <w:r>
+        <w:rPr>
+          <w:rFonts w:ascii="Arial" w:hAnsi="Arial" w:cs="Arial"/>
+        </w:rPr>
+        <w:t xml:space="preserve">e ander geeft de bezienswaardigheden in Leeuwarden langs het water en de derde geeft de </w:t>
       </w:r>
       <w:r>
         <w:rPr>
@@ -4679,7 +4813,7 @@
       <w:pPr>
         <w:pStyle w:val="Kop2"/>
       </w:pPr>
-      <w:bookmarkStart w:id="14" w:name="_Toc199400202"/>
+      <w:bookmarkStart w:id="16" w:name="_Toc199477776"/>
       <w:r>
         <w:t>2.1</w:t>
       </w:r>
@@ -4689,7 +4823,7 @@
       <w:r>
         <w:t>Wat is het probleem?</w:t>
       </w:r>
-      <w:bookmarkEnd w:id="14"/>
+      <w:bookmarkEnd w:id="16"/>
       <w:r>
         <w:t xml:space="preserve"> </w:t>
       </w:r>
@@ -4780,39 +4914,87 @@
         <w:rPr>
           <w:rFonts w:ascii="Arial" w:hAnsi="Arial" w:cs="Arial"/>
         </w:rPr>
-        <w:t>. Als een onbekende dan in Leeuwarden komt met de boot wil die graag weten of er zich bruggen op de route begeven waar de boot niet onderdoor kan, of er aanlegplaatsen in de buurt liggen en of er leuke plekjes zijn waar er wat gegeten of gedronken kan worden.</w:t>
-      </w:r>
-    </w:p>
-    <w:p>
-      <w:pPr>
-        <w:rPr>
-          <w:rFonts w:ascii="Arial" w:hAnsi="Arial" w:cs="Arial"/>
-        </w:rPr>
-      </w:pPr>
-    </w:p>
-    <w:p>
-      <w:pPr>
-        <w:rPr>
-          <w:rFonts w:ascii="Arial" w:hAnsi="Arial" w:cs="Arial"/>
-        </w:rPr>
-      </w:pPr>
-      <w:r>
-        <w:rPr>
-          <w:rFonts w:ascii="Arial" w:hAnsi="Arial" w:cs="Arial"/>
-        </w:rPr>
-        <w:t xml:space="preserve">Ten slotte is er nog een probleem voor vissers om de boten te water te laten. Er is een </w:t>
-      </w:r>
-      <w:r>
-        <w:rPr>
-          <w:rFonts w:ascii="Arial" w:hAnsi="Arial" w:cs="Arial"/>
-        </w:rPr>
-        <w:t>visstekken</w:t>
-      </w:r>
-      <w:r>
-        <w:rPr>
-          <w:rFonts w:ascii="Arial" w:hAnsi="Arial" w:cs="Arial"/>
-        </w:rPr>
-        <w:t>helling nodig om de boot te water te laten, maar deze worden digitaal nog niet goed weergegeven, hierdoor is het voor vissers, maar ook voor andere watersporters lastig te weten waar de boot precies te water kan worden gelaten.</w:t>
+        <w:t>. Als een onbekende dan in Leeuwarden komt met de boot</w:t>
+      </w:r>
+      <w:r>
+        <w:rPr>
+          <w:rFonts w:ascii="Arial" w:hAnsi="Arial" w:cs="Arial"/>
+        </w:rPr>
+        <w:t>,</w:t>
+      </w:r>
+      <w:r>
+        <w:rPr>
+          <w:rFonts w:ascii="Arial" w:hAnsi="Arial" w:cs="Arial"/>
+        </w:rPr>
+        <w:t xml:space="preserve"> wil die graag weten of er zich bruggen op de route begeven waar de boot niet onderdoor kan, of er aanlegplaatsen in de buurt liggen en of er leuke plekjes zijn waar er wat gegeten of gedronken kan worden.</w:t>
+      </w:r>
+    </w:p>
+    <w:p>
+      <w:pPr>
+        <w:rPr>
+          <w:rFonts w:ascii="Arial" w:hAnsi="Arial" w:cs="Arial"/>
+        </w:rPr>
+      </w:pPr>
+    </w:p>
+    <w:p>
+      <w:pPr>
+        <w:rPr>
+          <w:rFonts w:ascii="Arial" w:hAnsi="Arial" w:cs="Arial"/>
+        </w:rPr>
+      </w:pPr>
+      <w:r>
+        <w:rPr>
+          <w:rFonts w:ascii="Arial" w:hAnsi="Arial" w:cs="Arial"/>
+        </w:rPr>
+        <w:t>Ten slotte is er nog een probleem voor vissers</w:t>
+      </w:r>
+      <w:r>
+        <w:rPr>
+          <w:rFonts w:ascii="Arial" w:hAnsi="Arial" w:cs="Arial"/>
+        </w:rPr>
+        <w:t xml:space="preserve"> di</w:t>
+      </w:r>
+      <w:r>
+        <w:rPr>
+          <w:rFonts w:ascii="Arial" w:hAnsi="Arial" w:cs="Arial"/>
+        </w:rPr>
+        <w:t>e niet goed weten waar</w:t>
+      </w:r>
+      <w:r>
+        <w:rPr>
+          <w:rFonts w:ascii="Arial" w:hAnsi="Arial" w:cs="Arial"/>
+        </w:rPr>
+        <w:t xml:space="preserve"> visstekken zich bevinden</w:t>
+      </w:r>
+      <w:r>
+        <w:rPr>
+          <w:rFonts w:ascii="Arial" w:hAnsi="Arial" w:cs="Arial"/>
+        </w:rPr>
+        <w:t xml:space="preserve">. </w:t>
+      </w:r>
+      <w:r>
+        <w:rPr>
+          <w:rFonts w:ascii="Arial" w:hAnsi="Arial" w:cs="Arial"/>
+        </w:rPr>
+        <w:t xml:space="preserve"> </w:t>
+      </w:r>
+      <w:r>
+        <w:rPr>
+          <w:rFonts w:ascii="Arial" w:hAnsi="Arial" w:cs="Arial"/>
+        </w:rPr>
+        <w:t xml:space="preserve">Vissers hebben behoefte bij een overzicht van visstekken in de buurt, </w:t>
+      </w:r>
+      <w:r>
+        <w:rPr>
+          <w:rFonts w:ascii="Arial" w:hAnsi="Arial" w:cs="Arial"/>
+        </w:rPr>
+        <w:t>maar deze worden digitaal nog ni</w:t>
+      </w:r>
+      <w:r>
+        <w:rPr>
+          <w:rFonts w:ascii="Arial" w:hAnsi="Arial" w:cs="Arial"/>
+        </w:rPr>
+        <w:t>et goed weergegeven, hierdoor weten vissers vaak niet waar er zich goede visstekken bevinden.</w:t>
       </w:r>
     </w:p>
     <w:p>
@@ -4834,7 +5016,7 @@
       <w:pPr>
         <w:pStyle w:val="Kop2"/>
       </w:pPr>
-      <w:bookmarkStart w:id="15" w:name="_Toc199400203"/>
+      <w:bookmarkStart w:id="17" w:name="_Toc199477777"/>
       <w:r>
         <w:t>2.2</w:t>
       </w:r>
@@ -4844,7 +5026,7 @@
       <w:r>
         <w:t>Waarom is het een probleem?</w:t>
       </w:r>
-      <w:bookmarkEnd w:id="15"/>
+      <w:bookmarkEnd w:id="17"/>
       <w:r>
         <w:t xml:space="preserve"> </w:t>
       </w:r>
@@ -4935,10 +5117,36 @@
         </w:rPr>
         <w:t xml:space="preserve"> zijn er nog geen programma’s voor de mobiele telefoon die deze problemen verhelpen.</w:t>
       </w:r>
-    </w:p>
-    <w:p>
-      <w:pPr>
-        <w:pStyle w:val="Kop2"/>
+      <w:r>
+        <w:rPr>
+          <w:rFonts w:ascii="Arial" w:hAnsi="Arial" w:cs="Arial"/>
+        </w:rPr>
+        <w:t xml:space="preserve"> Dit komt, omdat er nog weinig mensen in Friesland zijn die zulke </w:t>
+      </w:r>
+      <w:r>
+        <w:rPr>
+          <w:rFonts w:ascii="Arial" w:hAnsi="Arial" w:cs="Arial"/>
+          <w:i/>
+        </w:rPr>
+        <w:t>Apps</w:t>
+      </w:r>
+      <w:r>
+        <w:rPr>
+          <w:rFonts w:ascii="Arial" w:hAnsi="Arial" w:cs="Arial"/>
+        </w:rPr>
+        <w:t xml:space="preserve"> ontwikkelen. </w:t>
+      </w:r>
+    </w:p>
+    <w:p>
+      <w:pPr>
+        <w:rPr>
+          <w:rFonts w:ascii="Arial" w:hAnsi="Arial" w:cs="Arial"/>
+        </w:rPr>
+      </w:pPr>
+    </w:p>
+    <w:p/>
+    <w:p>
+      <w:pPr>
         <w:sectPr>
           <w:headerReference w:type="default" r:id="rId17"/>
           <w:type w:val="continuous"/>
@@ -4953,7 +5161,7 @@
       <w:pPr>
         <w:pStyle w:val="Kop2"/>
       </w:pPr>
-      <w:bookmarkStart w:id="16" w:name="_Toc199400204"/>
+      <w:bookmarkStart w:id="18" w:name="_Toc199477778"/>
       <w:r>
         <w:t>2.3</w:t>
       </w:r>
@@ -4961,7 +5169,7 @@
         <w:tab/>
         <w:t>Voor wie is het een probleem?</w:t>
       </w:r>
-      <w:bookmarkEnd w:id="16"/>
+      <w:bookmarkEnd w:id="18"/>
     </w:p>
     <w:p>
       <w:pPr>
@@ -5026,7 +5234,19 @@
         <w:rPr>
           <w:rFonts w:ascii="Arial" w:hAnsi="Arial" w:cs="Arial"/>
         </w:rPr>
-        <w:t xml:space="preserve"> zijn om de boot te water te laten.</w:t>
+        <w:t xml:space="preserve"> zijn </w:t>
+      </w:r>
+      <w:r>
+        <w:rPr>
+          <w:rFonts w:ascii="Arial" w:hAnsi="Arial" w:cs="Arial"/>
+        </w:rPr>
+        <w:t>om goed te kunnen vissen</w:t>
+      </w:r>
+      <w:r>
+        <w:rPr>
+          <w:rFonts w:ascii="Arial" w:hAnsi="Arial" w:cs="Arial"/>
+        </w:rPr>
+        <w:t>.</w:t>
       </w:r>
     </w:p>
     <w:p>
@@ -5067,7 +5287,7 @@
       <w:pPr>
         <w:pStyle w:val="Kop1"/>
       </w:pPr>
-      <w:bookmarkStart w:id="17" w:name="_Toc199400205"/>
+      <w:bookmarkStart w:id="19" w:name="_Toc199477779"/>
       <w:r>
         <w:t>3</w:t>
       </w:r>
@@ -5075,7 +5295,7 @@
         <w:tab/>
         <w:t>Het onderzoek</w:t>
       </w:r>
-      <w:bookmarkEnd w:id="17"/>
+      <w:bookmarkEnd w:id="19"/>
     </w:p>
     <w:p>
       <w:r>
@@ -5189,20 +5409,24 @@
         <w:tab/>
         <w:t xml:space="preserve">        (</w:t>
       </w:r>
-      <w:r>
-        <w:rPr>
-          <w:rFonts w:ascii="Arial" w:hAnsi="Arial" w:cs="Arial"/>
-          <w:i/>
-        </w:rPr>
-        <w:t>nl.wikipedia.org/wiki/Gebruiksvriendelijkheid</w:t>
-      </w:r>
-      <w:r>
-        <w:rPr>
-          <w:rFonts w:ascii="Arial" w:hAnsi="Arial" w:cs="Arial"/>
-          <w:i/>
-        </w:rPr>
-        <w:t>/</w:t>
-      </w:r>
+      <w:hyperlink r:id="rId19" w:history="1">
+        <w:r>
+          <w:rPr>
+            <w:rStyle w:val="Hyperlink"/>
+            <w:rFonts w:ascii="Arial" w:hAnsi="Arial" w:cs="Arial"/>
+            <w:i/>
+          </w:rPr>
+          <w:t>nl.wikipedia.org/wiki/Gebruiksvriendelijkhei</w:t>
+        </w:r>
+        <w:r>
+          <w:rPr>
+            <w:rStyle w:val="Hyperlink"/>
+            <w:rFonts w:ascii="Arial" w:hAnsi="Arial" w:cs="Arial"/>
+            <w:i/>
+          </w:rPr>
+          <w:t>d</w:t>
+        </w:r>
+      </w:hyperlink>
       <w:r>
         <w:rPr>
           <w:rFonts w:ascii="Arial" w:hAnsi="Arial" w:cs="Arial"/>
@@ -5418,7 +5642,25 @@
         <w:rPr>
           <w:rFonts w:ascii="Arial" w:hAnsi="Arial" w:cs="Arial"/>
         </w:rPr>
-        <w:t xml:space="preserve"> niet veel energie verbruikt zodra deze op de achtergrond nog actief is</w:t>
+        <w:t xml:space="preserve"> niet veel energie verbruikt</w:t>
+      </w:r>
+      <w:r>
+        <w:rPr>
+          <w:rFonts w:ascii="Arial" w:hAnsi="Arial" w:cs="Arial"/>
+        </w:rPr>
+        <w:t>,</w:t>
+      </w:r>
+      <w:r>
+        <w:rPr>
+          <w:rFonts w:ascii="Arial" w:hAnsi="Arial" w:cs="Arial"/>
+        </w:rPr>
+        <w:t xml:space="preserve"> zodra deze op de achtergrond nog actief is</w:t>
+      </w:r>
+      <w:r>
+        <w:rPr>
+          <w:rFonts w:ascii="Arial" w:hAnsi="Arial" w:cs="Arial"/>
+        </w:rPr>
+        <w:t>.</w:t>
       </w:r>
     </w:p>
     <w:p>
@@ -5591,7 +5833,7 @@
         </w:rPr>
         <w:t xml:space="preserve"> (</w:t>
       </w:r>
-      <w:hyperlink r:id="rId19" w:history="1">
+      <w:hyperlink r:id="rId20" w:history="1">
         <w:r>
           <w:rPr>
             <w:rStyle w:val="Hyperlink"/>
@@ -6069,7 +6311,7 @@
         </w:rPr>
         <w:t>(</w:t>
       </w:r>
-      <w:hyperlink r:id="rId20" w:history="1">
+      <w:hyperlink r:id="rId21" w:history="1">
         <w:r>
           <w:rPr>
             <w:rStyle w:val="Hyperlink"/>
@@ -6192,7 +6434,7 @@
           </mc:Choice>
           <mc:Fallback>
             <w:pict>
-              <v:shape id="Tekstvak 21" o:spid="_x0000_s1027" type="#_x0000_t202" style="position:absolute;margin-left:297pt;margin-top:42pt;width:165.75pt;height:12.8pt;z-index:251692032;visibility:visible;mso-wrap-style:square;mso-height-percent:0;mso-wrap-distance-left:9pt;mso-wrap-distance-top:0;mso-wrap-distance-right:9pt;mso-wrap-distance-bottom:0;mso-position-horizontal:absolute;mso-position-horizontal-relative:text;mso-position-vertical:absolute;mso-position-vertical-relative:text;mso-height-percent:0;mso-height-relative:margin;v-text-anchor:top" o:gfxdata="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" stroked="f">
+              <v:shape id="Tekstvak 21" o:spid="_x0000_s1027" type="#_x0000_t202" style="position:absolute;margin-left:297pt;margin-top:42pt;width:165.75pt;height:12.8pt;z-index:251692032;visibility:visible;mso-wrap-style:square;mso-height-percent:0;mso-wrap-distance-left:9pt;mso-wrap-distance-top:0;mso-wrap-distance-right:9pt;mso-wrap-distance-bottom:0;mso-position-horizontal:absolute;mso-position-horizontal-relative:text;mso-position-vertical:absolute;mso-position-vertical-relative:text;mso-height-percent:0;mso-height-relative:margin;v-text-anchor:top" o:gfxdata="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" stroked="f">
                 <v:textbox inset="0,0,0,0">
                   <w:txbxContent>
                     <w:p>
@@ -6257,7 +6499,20 @@
         <w:rPr>
           <w:rFonts w:ascii="Arial" w:hAnsi="Arial" w:cs="Arial"/>
         </w:rPr>
-        <w:t xml:space="preserve">. Deze kaart is online te gebruiken door middel van mobiel internet, </w:t>
+        <w:t xml:space="preserve">. Deze kaart is </w:t>
+      </w:r>
+      <w:r>
+        <w:rPr>
+          <w:rFonts w:ascii="Arial" w:hAnsi="Arial" w:cs="Arial"/>
+          <w:i/>
+        </w:rPr>
+        <w:t>online</w:t>
+      </w:r>
+      <w:r>
+        <w:rPr>
+          <w:rFonts w:ascii="Arial" w:hAnsi="Arial" w:cs="Arial"/>
+        </w:rPr>
+        <w:t xml:space="preserve"> te gebruiken door middel van mobiel internet, </w:t>
       </w:r>
       <w:r>
         <w:rPr>
@@ -6283,7 +6538,20 @@
         <w:rPr>
           <w:rFonts w:ascii="Arial" w:hAnsi="Arial" w:cs="Arial"/>
         </w:rPr>
-        <w:t xml:space="preserve">. Ook is deze kaart offline te gebruiken, want hij </w:t>
+        <w:t xml:space="preserve">. Ook is deze kaart </w:t>
+      </w:r>
+      <w:r>
+        <w:rPr>
+          <w:rFonts w:ascii="Arial" w:hAnsi="Arial" w:cs="Arial"/>
+          <w:i/>
+        </w:rPr>
+        <w:t>offline</w:t>
+      </w:r>
+      <w:r>
+        <w:rPr>
+          <w:rFonts w:ascii="Arial" w:hAnsi="Arial" w:cs="Arial"/>
+        </w:rPr>
+        <w:t xml:space="preserve"> te gebruiken, want hij </w:t>
       </w:r>
       <w:r>
         <w:rPr>
@@ -6305,7 +6573,7 @@
         </w:rPr>
         <w:t>(</w:t>
       </w:r>
-      <w:hyperlink r:id="rId21" w:history="1">
+      <w:hyperlink r:id="rId22" w:history="1">
         <w:r>
           <w:rPr>
             <w:rStyle w:val="Hyperlink"/>
@@ -6361,7 +6629,7 @@
                     </pic:cNvPicPr>
                   </pic:nvPicPr>
                   <pic:blipFill>
-                    <a:blip r:embed="rId22">
+                    <a:blip r:embed="rId23">
                       <a:extLst>
                         <a:ext uri="{28A0092B-C50C-407E-A947-70E740481C1C}">
                           <a14:useLocalDpi xmlns:a14="http://schemas.microsoft.com/office/drawing/2010/main" val="0"/>
@@ -6492,7 +6760,7 @@
         </w:rPr>
         <w:t>(</w:t>
       </w:r>
-      <w:hyperlink r:id="rId23" w:history="1">
+      <w:hyperlink r:id="rId24" w:history="1">
         <w:r>
           <w:rPr>
             <w:rStyle w:val="Hyperlink"/>
@@ -6570,6 +6838,12 @@
         <w:rPr>
           <w:rFonts w:ascii="Arial" w:hAnsi="Arial" w:cs="Arial"/>
         </w:rPr>
+        <w:t>.</w:t>
+      </w:r>
+      <w:r>
+        <w:rPr>
+          <w:rFonts w:ascii="Arial" w:hAnsi="Arial" w:cs="Arial"/>
+        </w:rPr>
         <w:t xml:space="preserve"> </w:t>
       </w:r>
       <w:r>
@@ -6579,7 +6853,7 @@
         </w:rPr>
         <w:t>(</w:t>
       </w:r>
-      <w:hyperlink r:id="rId24" w:history="1">
+      <w:hyperlink r:id="rId25" w:history="1">
         <w:r>
           <w:rPr>
             <w:rStyle w:val="Hyperlink"/>
@@ -6670,7 +6944,7 @@
           <w:rFonts w:ascii="Arial" w:hAnsi="Arial" w:cs="Arial"/>
         </w:rPr>
         <w:sectPr>
-          <w:headerReference w:type="default" r:id="rId25"/>
+          <w:headerReference w:type="default" r:id="rId26"/>
           <w:pgSz w:w="11900" w:h="16840"/>
           <w:pgMar w:top="1440" w:right="1440" w:bottom="1440" w:left="1440" w:header="708" w:footer="708" w:gutter="0"/>
           <w:cols w:space="708"/>
@@ -6682,7 +6956,7 @@
       <w:pPr>
         <w:pStyle w:val="Kop1"/>
       </w:pPr>
-      <w:bookmarkStart w:id="18" w:name="_Toc199400206"/>
+      <w:bookmarkStart w:id="20" w:name="_Toc199477780"/>
       <w:r>
         <w:t>4</w:t>
       </w:r>
@@ -6690,21 +6964,35 @@
         <w:tab/>
         <w:t>Oplossing</w:t>
       </w:r>
-      <w:bookmarkEnd w:id="18"/>
-    </w:p>
-    <w:p>
-      <w:pPr>
-        <w:rPr>
-          <w:rFonts w:ascii="Arial" w:hAnsi="Arial" w:cs="Arial"/>
-          <w:i/>
-        </w:rPr>
-      </w:pPr>
-      <w:r>
-        <w:rPr>
-          <w:rFonts w:ascii="Arial" w:hAnsi="Arial" w:cs="Arial"/>
-          <w:i/>
-        </w:rPr>
-        <w:t>In dit hoofdstuk wordt beschreven wat de oplossing is, hoe en waarmee de oplossing wordt uitgevoerd.</w:t>
+      <w:bookmarkEnd w:id="20"/>
+    </w:p>
+    <w:p>
+      <w:pPr>
+        <w:rPr>
+          <w:rFonts w:ascii="Arial" w:hAnsi="Arial" w:cs="Arial"/>
+          <w:i/>
+        </w:rPr>
+      </w:pPr>
+      <w:r>
+        <w:rPr>
+          <w:rFonts w:ascii="Arial" w:hAnsi="Arial" w:cs="Arial"/>
+          <w:i/>
+        </w:rPr>
+        <w:t>In dit hoofdstuk wordt</w:t>
+      </w:r>
+      <w:r>
+        <w:rPr>
+          <w:rFonts w:ascii="Arial" w:hAnsi="Arial" w:cs="Arial"/>
+          <w:i/>
+        </w:rPr>
+        <w:t xml:space="preserve"> beschreven wat de oplossing is en</w:t>
+      </w:r>
+      <w:r>
+        <w:rPr>
+          <w:rFonts w:ascii="Arial" w:hAnsi="Arial" w:cs="Arial"/>
+          <w:i/>
+        </w:rPr>
+        <w:t xml:space="preserve"> hoe en waarmee de oplossing wordt uitgevoerd.</w:t>
       </w:r>
     </w:p>
     <w:p>
@@ -6822,7 +7110,7 @@
           </mc:Choice>
           <mc:Fallback>
             <w:pict>
-              <v:shape id="Tekstvak 18" o:spid="_x0000_s1028" type="#_x0000_t202" style="position:absolute;margin-left:387pt;margin-top:6.25pt;width:90pt;height:15.85pt;z-index:-251629568;visibility:visible;mso-wrap-style:square;mso-width-percent:0;mso-wrap-distance-left:9pt;mso-wrap-distance-top:0;mso-wrap-distance-right:9pt;mso-wrap-distance-bottom:0;mso-position-horizontal:absolute;mso-position-horizontal-relative:text;mso-position-vertical:absolute;mso-position-vertical-relative:text;mso-width-percent:0;mso-width-relative:margin;v-text-anchor:top" o:gfxdata="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" stroked="f">
+              <v:shape id="Tekstvak 18" o:spid="_x0000_s1028" type="#_x0000_t202" style="position:absolute;margin-left:387pt;margin-top:6.25pt;width:90pt;height:15.85pt;z-index:-251629568;visibility:visible;mso-wrap-style:square;mso-width-percent:0;mso-wrap-distance-left:9pt;mso-wrap-distance-top:0;mso-wrap-distance-right:9pt;mso-wrap-distance-bottom:0;mso-position-horizontal:absolute;mso-position-horizontal-relative:text;mso-position-vertical:absolute;mso-position-vertical-relative:text;mso-width-percent:0;mso-width-relative:margin;v-text-anchor:top" o:gfxdata="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" stroked="f">
                 <v:textbox style="mso-fit-shape-to-text:t" inset="0,0,0,0">
                   <w:txbxContent>
                     <w:p>
@@ -6946,7 +7234,13 @@
         <w:rPr>
           <w:rFonts w:ascii="Arial" w:hAnsi="Arial" w:cs="Arial"/>
         </w:rPr>
-        <w:t xml:space="preserve">De oplossing die we hebben gevonden zijn drie </w:t>
+        <w:t>De oplossing die er is</w:t>
+      </w:r>
+      <w:r>
+        <w:rPr>
+          <w:rFonts w:ascii="Arial" w:hAnsi="Arial" w:cs="Arial"/>
+        </w:rPr>
+        <w:t xml:space="preserve"> gevonden zijn drie </w:t>
       </w:r>
       <w:r>
         <w:rPr>
@@ -6998,7 +7292,7 @@
       <w:pPr>
         <w:pStyle w:val="Kop2"/>
       </w:pPr>
-      <w:bookmarkStart w:id="19" w:name="_Toc199400207"/>
+      <w:bookmarkStart w:id="21" w:name="_Toc199477781"/>
       <w:r>
         <w:t>4</w:t>
       </w:r>
@@ -7011,7 +7305,7 @@
       <w:r>
         <w:t>Wat is de oplossing?</w:t>
       </w:r>
-      <w:bookmarkEnd w:id="19"/>
+      <w:bookmarkEnd w:id="21"/>
     </w:p>
     <w:p>
       <w:pPr>
@@ -7078,7 +7372,19 @@
         <w:rPr>
           <w:rFonts w:ascii="Arial" w:hAnsi="Arial" w:cs="Arial"/>
         </w:rPr>
-        <w:t xml:space="preserve"> moeten hetzelfde raamwerk hebben, maar die wel elk zijn eigen functie heeft. De drie </w:t>
+        <w:t xml:space="preserve"> moeten hetzelfde raamwerk hebben, maar die wel elk </w:t>
+      </w:r>
+      <w:r>
+        <w:rPr>
+          <w:rFonts w:ascii="Arial" w:hAnsi="Arial" w:cs="Arial"/>
+        </w:rPr>
+        <w:t>een</w:t>
+      </w:r>
+      <w:r>
+        <w:rPr>
+          <w:rFonts w:ascii="Arial" w:hAnsi="Arial" w:cs="Arial"/>
+        </w:rPr>
+        <w:t xml:space="preserve"> eigen functie heeft. De drie </w:t>
       </w:r>
       <w:r>
         <w:rPr>
@@ -7173,19 +7479,163 @@
       </w:pPr>
       <w:r>
         <w:rPr>
+          <w:rFonts w:ascii="Helvetica" w:hAnsi="Helvetica" w:cs="Helvetica"/>
+          <w:noProof/>
+          <w:lang w:val="en-US"/>
+        </w:rPr>
+        <w:drawing>
+          <wp:anchor distT="0" distB="0" distL="114300" distR="114300" simplePos="0" relativeHeight="251681792" behindDoc="0" locked="0" layoutInCell="1" allowOverlap="1" wp14:anchorId="763B6943" wp14:editId="531B0503">
+            <wp:simplePos x="0" y="0"/>
+            <wp:positionH relativeFrom="column">
+              <wp:posOffset>5310505</wp:posOffset>
+            </wp:positionH>
+            <wp:positionV relativeFrom="paragraph">
+              <wp:posOffset>466090</wp:posOffset>
+            </wp:positionV>
+            <wp:extent cx="487680" cy="570865"/>
+            <wp:effectExtent l="76200" t="50800" r="71120" b="64135"/>
+            <wp:wrapNone/>
+            <wp:docPr id="14" name="Afbeelding 6"/>
+            <wp:cNvGraphicFramePr>
+              <a:graphicFrameLocks xmlns:a="http://schemas.openxmlformats.org/drawingml/2006/main" noChangeAspect="1"/>
+            </wp:cNvGraphicFramePr>
+            <a:graphic xmlns:a="http://schemas.openxmlformats.org/drawingml/2006/main">
+              <a:graphicData uri="http://schemas.openxmlformats.org/drawingml/2006/picture">
+                <pic:pic xmlns:pic="http://schemas.openxmlformats.org/drawingml/2006/picture">
+                  <pic:nvPicPr>
+                    <pic:cNvPr id="0" name="Picture 6"/>
+                    <pic:cNvPicPr>
+                      <a:picLocks noChangeAspect="1" noChangeArrowheads="1"/>
+                    </pic:cNvPicPr>
+                  </pic:nvPicPr>
+                  <pic:blipFill rotWithShape="1">
+                    <a:blip r:embed="rId27">
+                      <a:extLst>
+                        <a:ext uri="{28A0092B-C50C-407E-A947-70E740481C1C}">
+                          <a14:useLocalDpi xmlns:a14="http://schemas.microsoft.com/office/drawing/2010/main" val="0"/>
+                        </a:ext>
+                      </a:extLst>
+                    </a:blip>
+                    <a:srcRect l="5736" r="8783"/>
+                    <a:stretch/>
+                  </pic:blipFill>
+                  <pic:spPr bwMode="auto">
+                    <a:xfrm rot="708165">
+                      <a:off x="0" y="0"/>
+                      <a:ext cx="487680" cy="570865"/>
+                    </a:xfrm>
+                    <a:prstGeom prst="rect">
+                      <a:avLst/>
+                    </a:prstGeom>
+                    <a:noFill/>
+                    <a:ln>
+                      <a:noFill/>
+                    </a:ln>
+                    <a:extLst>
+                      <a:ext uri="{53640926-AAD7-44d8-BBD7-CCE9431645EC}">
+                        <a14:shadowObscured xmlns:a14="http://schemas.microsoft.com/office/drawing/2010/main"/>
+                      </a:ext>
+                    </a:extLst>
+                  </pic:spPr>
+                </pic:pic>
+              </a:graphicData>
+            </a:graphic>
+            <wp14:sizeRelH relativeFrom="page">
+              <wp14:pctWidth>0</wp14:pctWidth>
+            </wp14:sizeRelH>
+            <wp14:sizeRelV relativeFrom="page">
+              <wp14:pctHeight>0</wp14:pctHeight>
+            </wp14:sizeRelV>
+          </wp:anchor>
+        </w:drawing>
+      </w:r>
+      <w:r>
+        <w:rPr>
+          <w:rFonts w:ascii="Helvetica" w:hAnsi="Helvetica" w:cs="Helvetica"/>
+          <w:noProof/>
+          <w:lang w:val="en-US"/>
+        </w:rPr>
+        <w:drawing>
+          <wp:anchor distT="0" distB="0" distL="114300" distR="114300" simplePos="0" relativeHeight="251682816" behindDoc="1" locked="0" layoutInCell="1" allowOverlap="1" wp14:anchorId="450EDDB8" wp14:editId="7278F6B2">
+            <wp:simplePos x="0" y="0"/>
+            <wp:positionH relativeFrom="column">
+              <wp:posOffset>4751705</wp:posOffset>
+            </wp:positionH>
+            <wp:positionV relativeFrom="paragraph">
+              <wp:posOffset>471805</wp:posOffset>
+            </wp:positionV>
+            <wp:extent cx="457200" cy="563245"/>
+            <wp:effectExtent l="76200" t="50800" r="76200" b="71755"/>
+            <wp:wrapNone/>
+            <wp:docPr id="15" name="Afbeelding 8"/>
+            <wp:cNvGraphicFramePr>
+              <a:graphicFrameLocks xmlns:a="http://schemas.openxmlformats.org/drawingml/2006/main" noChangeAspect="1"/>
+            </wp:cNvGraphicFramePr>
+            <a:graphic xmlns:a="http://schemas.openxmlformats.org/drawingml/2006/main">
+              <a:graphicData uri="http://schemas.openxmlformats.org/drawingml/2006/picture">
+                <pic:pic xmlns:pic="http://schemas.openxmlformats.org/drawingml/2006/picture">
+                  <pic:nvPicPr>
+                    <pic:cNvPr id="0" name="Picture 8"/>
+                    <pic:cNvPicPr>
+                      <a:picLocks noChangeAspect="1" noChangeArrowheads="1"/>
+                    </pic:cNvPicPr>
+                  </pic:nvPicPr>
+                  <pic:blipFill rotWithShape="1">
+                    <a:blip r:embed="rId28">
+                      <a:extLst>
+                        <a:ext uri="{28A0092B-C50C-407E-A947-70E740481C1C}">
+                          <a14:useLocalDpi xmlns:a14="http://schemas.microsoft.com/office/drawing/2010/main" val="0"/>
+                        </a:ext>
+                      </a:extLst>
+                    </a:blip>
+                    <a:srcRect l="32282" t="21141" r="32285" b="20618"/>
+                    <a:stretch/>
+                  </pic:blipFill>
+                  <pic:spPr bwMode="auto">
+                    <a:xfrm rot="20688897">
+                      <a:off x="0" y="0"/>
+                      <a:ext cx="457200" cy="563245"/>
+                    </a:xfrm>
+                    <a:prstGeom prst="rect">
+                      <a:avLst/>
+                    </a:prstGeom>
+                    <a:noFill/>
+                    <a:ln>
+                      <a:noFill/>
+                    </a:ln>
+                    <a:extLst>
+                      <a:ext uri="{53640926-AAD7-44d8-BBD7-CCE9431645EC}">
+                        <a14:shadowObscured xmlns:a14="http://schemas.microsoft.com/office/drawing/2010/main"/>
+                      </a:ext>
+                    </a:extLst>
+                  </pic:spPr>
+                </pic:pic>
+              </a:graphicData>
+            </a:graphic>
+            <wp14:sizeRelH relativeFrom="page">
+              <wp14:pctWidth>0</wp14:pctWidth>
+            </wp14:sizeRelH>
+            <wp14:sizeRelV relativeFrom="page">
+              <wp14:pctHeight>0</wp14:pctHeight>
+            </wp14:sizeRelV>
+          </wp:anchor>
+        </w:drawing>
+      </w:r>
+      <w:r>
+        <w:rPr>
           <w:noProof/>
           <w:lang w:val="en-US"/>
         </w:rPr>
         <mc:AlternateContent>
           <mc:Choice Requires="wps">
             <w:drawing>
-              <wp:anchor distT="0" distB="0" distL="114300" distR="114300" simplePos="0" relativeHeight="251688960" behindDoc="0" locked="0" layoutInCell="1" allowOverlap="1" wp14:anchorId="3D0C13EA" wp14:editId="31E217BE">
+              <wp:anchor distT="0" distB="0" distL="114300" distR="114300" simplePos="0" relativeHeight="251688960" behindDoc="0" locked="0" layoutInCell="1" allowOverlap="1" wp14:anchorId="3D0C13EA" wp14:editId="49F8DEEB">
                 <wp:simplePos x="0" y="0"/>
                 <wp:positionH relativeFrom="column">
-                  <wp:posOffset>4686300</wp:posOffset>
+                  <wp:posOffset>4572000</wp:posOffset>
                 </wp:positionH>
                 <wp:positionV relativeFrom="paragraph">
-                  <wp:posOffset>429260</wp:posOffset>
+                  <wp:posOffset>307975</wp:posOffset>
                 </wp:positionV>
                 <wp:extent cx="1649730" cy="130175"/>
                 <wp:effectExtent l="0" t="0" r="1270" b="0"/>
@@ -7284,7 +7734,7 @@
           </mc:Choice>
           <mc:Fallback>
             <w:pict>
-              <v:shape id="Tekstvak 19" o:spid="_x0000_s1029" type="#_x0000_t202" style="position:absolute;left:0;text-align:left;margin-left:369pt;margin-top:33.8pt;width:129.9pt;height:10.25pt;z-index:251688960;visibility:visible;mso-wrap-style:square;mso-width-percent:0;mso-height-percent:0;mso-wrap-distance-left:9pt;mso-wrap-distance-top:0;mso-wrap-distance-right:9pt;mso-wrap-distance-bottom:0;mso-position-horizontal:absolute;mso-position-horizontal-relative:text;mso-position-vertical:absolute;mso-position-vertical-relative:text;mso-width-percent:0;mso-height-percent:0;mso-width-relative:margin;mso-height-relative:margin;v-text-anchor:top" o:gfxdata="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" stroked="f">
+              <v:shape id="Tekstvak 19" o:spid="_x0000_s1029" type="#_x0000_t202" style="position:absolute;left:0;text-align:left;margin-left:5in;margin-top:24.25pt;width:129.9pt;height:10.25pt;z-index:251688960;visibility:visible;mso-wrap-style:square;mso-width-percent:0;mso-height-percent:0;mso-wrap-distance-left:9pt;mso-wrap-distance-top:0;mso-wrap-distance-right:9pt;mso-wrap-distance-bottom:0;mso-position-horizontal:absolute;mso-position-horizontal-relative:text;mso-position-vertical:absolute;mso-position-vertical-relative:text;mso-width-percent:0;mso-height-percent:0;mso-width-relative:margin;mso-height-relative:margin;v-text-anchor:top" o:gfxdata="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" stroked="f">
                 <v:textbox inset="0,0,0,0">
                   <w:txbxContent>
                     <w:p>
@@ -7348,166 +7798,21 @@
         <w:rPr>
           <w:rFonts w:ascii="Arial" w:hAnsi="Arial" w:cs="Arial"/>
         </w:rPr>
-        <w:t>: Voor vissers, maar ook voor anderen met een boot, is het voornamelijk handig om te weten waar de boot te water kan worden gelaten.</w:t>
-      </w:r>
-    </w:p>
-    <w:p>
-      <w:pPr>
-        <w:rPr>
-          <w:rFonts w:ascii="Arial" w:hAnsi="Arial" w:cs="Arial"/>
-        </w:rPr>
-      </w:pPr>
-    </w:p>
-    <w:p>
-      <w:pPr>
-        <w:rPr>
-          <w:rFonts w:ascii="Arial" w:hAnsi="Arial" w:cs="Arial"/>
-        </w:rPr>
-      </w:pPr>
-      <w:r>
-        <w:rPr>
-          <w:rFonts w:ascii="Helvetica" w:hAnsi="Helvetica" w:cs="Helvetica"/>
-          <w:noProof/>
-          <w:lang w:val="en-US"/>
-        </w:rPr>
-        <w:drawing>
-          <wp:anchor distT="0" distB="0" distL="114300" distR="114300" simplePos="0" relativeHeight="251681792" behindDoc="0" locked="0" layoutInCell="1" allowOverlap="1" wp14:anchorId="763B6943" wp14:editId="53941758">
-            <wp:simplePos x="0" y="0"/>
-            <wp:positionH relativeFrom="column">
-              <wp:posOffset>5311028</wp:posOffset>
-            </wp:positionH>
-            <wp:positionV relativeFrom="paragraph">
-              <wp:posOffset>54636</wp:posOffset>
-            </wp:positionV>
-            <wp:extent cx="487680" cy="570865"/>
-            <wp:effectExtent l="76200" t="50800" r="71120" b="64135"/>
-            <wp:wrapNone/>
-            <wp:docPr id="14" name="Afbeelding 6"/>
-            <wp:cNvGraphicFramePr>
-              <a:graphicFrameLocks xmlns:a="http://schemas.openxmlformats.org/drawingml/2006/main" noChangeAspect="1"/>
-            </wp:cNvGraphicFramePr>
-            <a:graphic xmlns:a="http://schemas.openxmlformats.org/drawingml/2006/main">
-              <a:graphicData uri="http://schemas.openxmlformats.org/drawingml/2006/picture">
-                <pic:pic xmlns:pic="http://schemas.openxmlformats.org/drawingml/2006/picture">
-                  <pic:nvPicPr>
-                    <pic:cNvPr id="0" name="Picture 6"/>
-                    <pic:cNvPicPr>
-                      <a:picLocks noChangeAspect="1" noChangeArrowheads="1"/>
-                    </pic:cNvPicPr>
-                  </pic:nvPicPr>
-                  <pic:blipFill rotWithShape="1">
-                    <a:blip r:embed="rId26">
-                      <a:extLst>
-                        <a:ext uri="{28A0092B-C50C-407E-A947-70E740481C1C}">
-                          <a14:useLocalDpi xmlns:a14="http://schemas.microsoft.com/office/drawing/2010/main" val="0"/>
-                        </a:ext>
-                      </a:extLst>
-                    </a:blip>
-                    <a:srcRect l="5736" r="8783"/>
-                    <a:stretch/>
-                  </pic:blipFill>
-                  <pic:spPr bwMode="auto">
-                    <a:xfrm rot="708165">
-                      <a:off x="0" y="0"/>
-                      <a:ext cx="487680" cy="570865"/>
-                    </a:xfrm>
-                    <a:prstGeom prst="rect">
-                      <a:avLst/>
-                    </a:prstGeom>
-                    <a:noFill/>
-                    <a:ln>
-                      <a:noFill/>
-                    </a:ln>
-                    <a:extLst>
-                      <a:ext uri="{53640926-AAD7-44d8-BBD7-CCE9431645EC}">
-                        <a14:shadowObscured xmlns:a14="http://schemas.microsoft.com/office/drawing/2010/main"/>
-                      </a:ext>
-                    </a:extLst>
-                  </pic:spPr>
-                </pic:pic>
-              </a:graphicData>
-            </a:graphic>
-            <wp14:sizeRelH relativeFrom="page">
-              <wp14:pctWidth>0</wp14:pctWidth>
-            </wp14:sizeRelH>
-            <wp14:sizeRelV relativeFrom="page">
-              <wp14:pctHeight>0</wp14:pctHeight>
-            </wp14:sizeRelV>
-          </wp:anchor>
-        </w:drawing>
-      </w:r>
-      <w:r>
-        <w:rPr>
-          <w:rFonts w:ascii="Helvetica" w:hAnsi="Helvetica" w:cs="Helvetica"/>
-          <w:noProof/>
-          <w:lang w:val="en-US"/>
-        </w:rPr>
-        <w:drawing>
-          <wp:anchor distT="0" distB="0" distL="114300" distR="114300" simplePos="0" relativeHeight="251682816" behindDoc="1" locked="0" layoutInCell="1" allowOverlap="1" wp14:anchorId="450EDDB8" wp14:editId="676148BF">
-            <wp:simplePos x="0" y="0"/>
-            <wp:positionH relativeFrom="column">
-              <wp:posOffset>4751705</wp:posOffset>
-            </wp:positionH>
-            <wp:positionV relativeFrom="paragraph">
-              <wp:posOffset>60325</wp:posOffset>
-            </wp:positionV>
-            <wp:extent cx="457200" cy="563245"/>
-            <wp:effectExtent l="76200" t="50800" r="76200" b="71755"/>
-            <wp:wrapNone/>
-            <wp:docPr id="15" name="Afbeelding 8"/>
-            <wp:cNvGraphicFramePr>
-              <a:graphicFrameLocks xmlns:a="http://schemas.openxmlformats.org/drawingml/2006/main" noChangeAspect="1"/>
-            </wp:cNvGraphicFramePr>
-            <a:graphic xmlns:a="http://schemas.openxmlformats.org/drawingml/2006/main">
-              <a:graphicData uri="http://schemas.openxmlformats.org/drawingml/2006/picture">
-                <pic:pic xmlns:pic="http://schemas.openxmlformats.org/drawingml/2006/picture">
-                  <pic:nvPicPr>
-                    <pic:cNvPr id="0" name="Picture 8"/>
-                    <pic:cNvPicPr>
-                      <a:picLocks noChangeAspect="1" noChangeArrowheads="1"/>
-                    </pic:cNvPicPr>
-                  </pic:nvPicPr>
-                  <pic:blipFill rotWithShape="1">
-                    <a:blip r:embed="rId27">
-                      <a:extLst>
-                        <a:ext uri="{28A0092B-C50C-407E-A947-70E740481C1C}">
-                          <a14:useLocalDpi xmlns:a14="http://schemas.microsoft.com/office/drawing/2010/main" val="0"/>
-                        </a:ext>
-                      </a:extLst>
-                    </a:blip>
-                    <a:srcRect l="32282" t="21141" r="32285" b="20618"/>
-                    <a:stretch/>
-                  </pic:blipFill>
-                  <pic:spPr bwMode="auto">
-                    <a:xfrm rot="20688897">
-                      <a:off x="0" y="0"/>
-                      <a:ext cx="457200" cy="563245"/>
-                    </a:xfrm>
-                    <a:prstGeom prst="rect">
-                      <a:avLst/>
-                    </a:prstGeom>
-                    <a:noFill/>
-                    <a:ln>
-                      <a:noFill/>
-                    </a:ln>
-                    <a:extLst>
-                      <a:ext uri="{53640926-AAD7-44d8-BBD7-CCE9431645EC}">
-                        <a14:shadowObscured xmlns:a14="http://schemas.microsoft.com/office/drawing/2010/main"/>
-                      </a:ext>
-                    </a:extLst>
-                  </pic:spPr>
-                </pic:pic>
-              </a:graphicData>
-            </a:graphic>
-            <wp14:sizeRelH relativeFrom="page">
-              <wp14:pctWidth>0</wp14:pctWidth>
-            </wp14:sizeRelH>
-            <wp14:sizeRelV relativeFrom="page">
-              <wp14:pctHeight>0</wp14:pctHeight>
-            </wp14:sizeRelV>
-          </wp:anchor>
-        </w:drawing>
-      </w:r>
+        <w:t>: Voor vissers</w:t>
+      </w:r>
+      <w:r>
+        <w:rPr>
+          <w:rFonts w:ascii="Arial" w:hAnsi="Arial" w:cs="Arial"/>
+        </w:rPr>
+        <w:t xml:space="preserve"> is het voornamelijk handig om te weten waar er zich goede visstekken bevinden om goed te kunnen vissen</w:t>
+      </w:r>
+    </w:p>
+    <w:p>
+      <w:pPr>
+        <w:rPr>
+          <w:rFonts w:ascii="Arial" w:hAnsi="Arial" w:cs="Arial"/>
+        </w:rPr>
+      </w:pPr>
     </w:p>
     <w:p>
       <w:pPr>
@@ -7651,7 +7956,31 @@
         <w:rPr>
           <w:rFonts w:ascii="Arial" w:hAnsi="Arial" w:cs="Arial"/>
         </w:rPr>
-        <w:t xml:space="preserve">informatie geven over de bruggen en aanlegplaatsen en bij Leeuwarden alle gegevens over de POI’s in de buurt. Ten slotte is het ook nog van groot belang dat de </w:t>
+        <w:t>informatie geven over de brugge</w:t>
+      </w:r>
+      <w:r>
+        <w:rPr>
+          <w:rFonts w:ascii="Arial" w:hAnsi="Arial" w:cs="Arial"/>
+        </w:rPr>
+        <w:t xml:space="preserve">n, </w:t>
+      </w:r>
+      <w:r>
+        <w:rPr>
+          <w:rFonts w:ascii="Arial" w:hAnsi="Arial" w:cs="Arial"/>
+        </w:rPr>
+        <w:t>aanlegplaatsen</w:t>
+      </w:r>
+      <w:r>
+        <w:rPr>
+          <w:rFonts w:ascii="Arial" w:hAnsi="Arial" w:cs="Arial"/>
+        </w:rPr>
+        <w:t xml:space="preserve"> en visstekken</w:t>
+      </w:r>
+      <w:r>
+        <w:rPr>
+          <w:rFonts w:ascii="Arial" w:hAnsi="Arial" w:cs="Arial"/>
+        </w:rPr>
+        <w:t xml:space="preserve"> en bij Leeuwarden alle gegevens over de POI’s in de buurt. Ten slotte is het ook nog van groot belang dat de </w:t>
       </w:r>
       <w:r>
         <w:rPr>
@@ -7678,7 +8007,7 @@
       <w:pPr>
         <w:pStyle w:val="Kop2"/>
       </w:pPr>
-      <w:bookmarkStart w:id="20" w:name="_Toc199400208"/>
+      <w:bookmarkStart w:id="22" w:name="_Toc199477782"/>
       <w:r>
         <w:t>4</w:t>
       </w:r>
@@ -7691,7 +8020,7 @@
       <w:r>
         <w:t>Hoe en waarmee wordt de oplossing uitgevoerd?</w:t>
       </w:r>
-      <w:bookmarkEnd w:id="20"/>
+      <w:bookmarkEnd w:id="22"/>
     </w:p>
     <w:p>
       <w:pPr>
@@ -7735,6 +8064,13 @@
         </w:rPr>
         <w:t xml:space="preserve"> afzonderlijke Apps beschreven</w:t>
       </w:r>
+      <w:r>
+        <w:rPr>
+          <w:rFonts w:ascii="Arial" w:hAnsi="Arial" w:cs="Arial"/>
+          <w:i/>
+        </w:rPr>
+        <w:t>.</w:t>
+      </w:r>
     </w:p>
     <w:p>
       <w:pPr>
@@ -7898,7 +8234,20 @@
         <w:rPr>
           <w:rFonts w:ascii="Arial" w:hAnsi="Arial" w:cs="Arial"/>
         </w:rPr>
-        <w:t xml:space="preserve"> geprogrammeerd die als raamwerk dient voor de andere </w:t>
+        <w:t xml:space="preserve"> </w:t>
+      </w:r>
+      <w:r>
+        <w:rPr>
+          <w:rFonts w:ascii="Arial" w:hAnsi="Arial" w:cs="Arial"/>
+          <w:i/>
+        </w:rPr>
+        <w:t>geprogrammeerd</w:t>
+      </w:r>
+      <w:r>
+        <w:rPr>
+          <w:rFonts w:ascii="Arial" w:hAnsi="Arial" w:cs="Arial"/>
+        </w:rPr>
+        <w:t xml:space="preserve"> die als raamwerk dient voor de andere </w:t>
       </w:r>
       <w:r>
         <w:rPr>
@@ -7911,6 +8260,19 @@
         <w:rPr>
           <w:rFonts w:ascii="Arial" w:hAnsi="Arial" w:cs="Arial"/>
         </w:rPr>
+        <w:t xml:space="preserve">, die daarna worden </w:t>
+      </w:r>
+      <w:r>
+        <w:rPr>
+          <w:rFonts w:ascii="Arial" w:hAnsi="Arial" w:cs="Arial"/>
+          <w:i/>
+        </w:rPr>
+        <w:t>geprogrammeerd</w:t>
+      </w:r>
+      <w:r>
+        <w:rPr>
+          <w:rFonts w:ascii="Arial" w:hAnsi="Arial" w:cs="Arial"/>
+        </w:rPr>
         <w:t xml:space="preserve">. </w:t>
       </w:r>
     </w:p>
@@ -7918,7 +8280,7 @@
       <w:pPr>
         <w:pStyle w:val="Kop3"/>
       </w:pPr>
-      <w:bookmarkStart w:id="21" w:name="_Toc199400209"/>
+      <w:bookmarkStart w:id="23" w:name="_Toc199477783"/>
       <w:r>
         <w:t>4</w:t>
       </w:r>
@@ -7929,7 +8291,7 @@
         <w:tab/>
         <w:t>De ‘Main-App’</w:t>
       </w:r>
-      <w:bookmarkEnd w:id="21"/>
+      <w:bookmarkEnd w:id="23"/>
     </w:p>
     <w:p>
       <w:pPr>
@@ -8153,7 +8515,7 @@
           </mc:Choice>
           <mc:Fallback>
             <w:pict>
-              <v:shape id="Tekstvak 8" o:spid="_x0000_s1030" type="#_x0000_t202" style="position:absolute;margin-left:90pt;margin-top:5.1pt;width:279pt;height:18pt;z-index:-251659265;visibility:visible;mso-wrap-style:square;mso-height-percent:0;mso-wrap-distance-left:9pt;mso-wrap-distance-top:0;mso-wrap-distance-right:9pt;mso-wrap-distance-bottom:0;mso-position-horizontal:absolute;mso-position-horizontal-relative:text;mso-position-vertical:absolute;mso-position-vertical-relative:text;mso-height-percent:0;mso-height-relative:margin;v-text-anchor:top" o:gfxdata="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" stroked="f">
+              <v:shape id="Tekstvak 8" o:spid="_x0000_s1030" type="#_x0000_t202" style="position:absolute;margin-left:90pt;margin-top:5.1pt;width:279pt;height:18pt;z-index:-251659265;visibility:visible;mso-wrap-style:square;mso-height-percent:0;mso-wrap-distance-left:9pt;mso-wrap-distance-top:0;mso-wrap-distance-right:9pt;mso-wrap-distance-bottom:0;mso-position-horizontal:absolute;mso-position-horizontal-relative:text;mso-position-vertical:absolute;mso-position-vertical-relative:text;mso-height-percent:0;mso-height-relative:margin;v-text-anchor:top" o:gfxdata="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" stroked="f">
                 <v:textbox inset="0,0,0,0">
                   <w:txbxContent>
                     <w:p>
@@ -8227,7 +8589,7 @@
                     </pic:cNvPicPr>
                   </pic:nvPicPr>
                   <pic:blipFill>
-                    <a:blip r:embed="rId28">
+                    <a:blip r:embed="rId29">
                       <a:extLst>
                         <a:ext uri="{28A0092B-C50C-407E-A947-70E740481C1C}">
                           <a14:useLocalDpi xmlns:a14="http://schemas.microsoft.com/office/drawing/2010/main" val="0"/>
@@ -8397,41 +8759,6 @@
           <w:rFonts w:ascii="Arial" w:hAnsi="Arial" w:cs="Arial"/>
         </w:rPr>
       </w:pPr>
-    </w:p>
-    <w:p>
-      <w:pPr>
-        <w:rPr>
-          <w:rFonts w:ascii="Arial" w:hAnsi="Arial" w:cs="Arial"/>
-        </w:rPr>
-      </w:pPr>
-    </w:p>
-    <w:p>
-      <w:pPr>
-        <w:rPr>
-          <w:rFonts w:ascii="Arial" w:hAnsi="Arial" w:cs="Arial"/>
-        </w:rPr>
-      </w:pPr>
-    </w:p>
-    <w:p>
-      <w:pPr>
-        <w:rPr>
-          <w:rFonts w:ascii="Arial" w:hAnsi="Arial" w:cs="Arial"/>
-        </w:rPr>
-      </w:pPr>
-    </w:p>
-    <w:p>
-      <w:pPr>
-        <w:rPr>
-          <w:rFonts w:ascii="Arial" w:hAnsi="Arial" w:cs="Arial"/>
-        </w:rPr>
-      </w:pPr>
-    </w:p>
-    <w:p>
-      <w:pPr>
-        <w:rPr>
-          <w:rFonts w:ascii="Arial" w:hAnsi="Arial" w:cs="Arial"/>
-        </w:rPr>
-      </w:pPr>
       <w:r>
         <w:rPr>
           <w:rFonts w:ascii="Arial" w:hAnsi="Arial" w:cs="Arial"/>
@@ -8627,7 +8954,43 @@
         <w:rPr>
           <w:rFonts w:ascii="Arial" w:hAnsi="Arial" w:cs="Arial"/>
         </w:rPr>
-        <w:t xml:space="preserve"> op de kaart getoond afhankelijk van de uitkomst. Bij de instellingen kan er ook gekozen worden om een ander kaarttype te kiezen voor de kaart, kan men het laden van externe afbeeldingen uitschakelen en is er een knop waarmee je naar de pagina over de </w:t>
+        <w:t xml:space="preserve"> op de kaart getoond</w:t>
+      </w:r>
+      <w:r>
+        <w:rPr>
+          <w:rFonts w:ascii="Arial" w:hAnsi="Arial" w:cs="Arial"/>
+        </w:rPr>
+        <w:t>,</w:t>
+      </w:r>
+      <w:r>
+        <w:rPr>
+          <w:rFonts w:ascii="Arial" w:hAnsi="Arial" w:cs="Arial"/>
+        </w:rPr>
+        <w:t xml:space="preserve"> afhankelijk van de uitkomst. Bij de instellingen kan er ook gekozen worden om een ander kaarttype te kiezen voor de kaart, kan men het laden van externe afbeeldingen uitschakelen e</w:t>
+      </w:r>
+      <w:r>
+        <w:rPr>
+          <w:rFonts w:ascii="Arial" w:hAnsi="Arial" w:cs="Arial"/>
+        </w:rPr>
+        <w:t>n is er een knop waarmee men</w:t>
+      </w:r>
+      <w:r>
+        <w:rPr>
+          <w:rFonts w:ascii="Arial" w:hAnsi="Arial" w:cs="Arial"/>
+        </w:rPr>
+        <w:t xml:space="preserve"> naar de pagina </w:t>
+      </w:r>
+      <w:r>
+        <w:rPr>
+          <w:rFonts w:ascii="Arial" w:hAnsi="Arial" w:cs="Arial"/>
+        </w:rPr>
+        <w:t>met informatie over de</w:t>
+      </w:r>
+      <w:r>
+        <w:rPr>
+          <w:rFonts w:ascii="Arial" w:hAnsi="Arial" w:cs="Arial"/>
+        </w:rPr>
+        <w:t xml:space="preserve"> </w:t>
       </w:r>
       <w:r>
         <w:rPr>
@@ -8640,7 +9003,13 @@
         <w:rPr>
           <w:rFonts w:ascii="Arial" w:hAnsi="Arial" w:cs="Arial"/>
         </w:rPr>
-        <w:t>wordt gebracht.</w:t>
+        <w:t>gaat</w:t>
+      </w:r>
+      <w:r>
+        <w:rPr>
+          <w:rFonts w:ascii="Arial" w:hAnsi="Arial" w:cs="Arial"/>
+        </w:rPr>
+        <w:t>.</w:t>
       </w:r>
       <w:r>
         <w:rPr>
@@ -8653,7 +9022,7 @@
       <w:pPr>
         <w:pStyle w:val="Kop3"/>
       </w:pPr>
-      <w:bookmarkStart w:id="22" w:name="_Toc199400210"/>
+      <w:bookmarkStart w:id="24" w:name="_Toc199477784"/>
       <w:r>
         <w:t>4</w:t>
       </w:r>
@@ -8664,7 +9033,7 @@
         <w:tab/>
         <w:t>Bruggen en Aanlegplaatsen App</w:t>
       </w:r>
-      <w:bookmarkEnd w:id="22"/>
+      <w:bookmarkEnd w:id="24"/>
     </w:p>
     <w:p>
       <w:pPr>
@@ -8846,7 +9215,7 @@
           </mc:Choice>
           <mc:Fallback>
             <w:pict>
-              <v:shape id="Tekstvak 10" o:spid="_x0000_s1031" type="#_x0000_t202" style="position:absolute;margin-left:81pt;margin-top:6.35pt;width:279pt;height:18pt;z-index:251675648;visibility:visible;mso-wrap-style:square;mso-height-percent:0;mso-wrap-distance-left:9pt;mso-wrap-distance-top:0;mso-wrap-distance-right:9pt;mso-wrap-distance-bottom:0;mso-position-horizontal:absolute;mso-position-horizontal-relative:text;mso-position-vertical:absolute;mso-position-vertical-relative:text;mso-height-percent:0;mso-height-relative:margin;v-text-anchor:top" o:gfxdata="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" stroked="f">
+              <v:shape id="Tekstvak 10" o:spid="_x0000_s1031" type="#_x0000_t202" style="position:absolute;margin-left:81pt;margin-top:6.35pt;width:279pt;height:18pt;z-index:251675648;visibility:visible;mso-wrap-style:square;mso-height-percent:0;mso-wrap-distance-left:9pt;mso-wrap-distance-top:0;mso-wrap-distance-right:9pt;mso-wrap-distance-bottom:0;mso-position-horizontal:absolute;mso-position-horizontal-relative:text;mso-position-vertical:absolute;mso-position-vertical-relative:text;mso-height-percent:0;mso-height-relative:margin;v-text-anchor:top" o:gfxdata="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" stroked="f">
                 <v:textbox inset="0,0,0,0">
                   <w:txbxContent>
                     <w:p>
@@ -8913,7 +9282,7 @@
                     </pic:cNvPicPr>
                   </pic:nvPicPr>
                   <pic:blipFill>
-                    <a:blip r:embed="rId29">
+                    <a:blip r:embed="rId30">
                       <a:extLst>
                         <a:ext uri="{28A0092B-C50C-407E-A947-70E740481C1C}">
                           <a14:useLocalDpi xmlns:a14="http://schemas.microsoft.com/office/drawing/2010/main" val="0"/>
@@ -9062,7 +9431,7 @@
           </mc:Choice>
           <mc:Fallback>
             <w:pict>
-              <v:shape id="Tekstvak 12" o:spid="_x0000_s1032" type="#_x0000_t202" style="position:absolute;margin-left:81pt;margin-top:37.8pt;width:315pt;height:18pt;z-index:251678720;visibility:visible;mso-wrap-style:square;mso-width-percent:0;mso-height-percent:0;mso-wrap-distance-left:9pt;mso-wrap-distance-top:0;mso-wrap-distance-right:9pt;mso-wrap-distance-bottom:0;mso-position-horizontal:absolute;mso-position-horizontal-relative:text;mso-position-vertical:absolute;mso-position-vertical-relative:text;mso-width-percent:0;mso-height-percent:0;mso-width-relative:margin;mso-height-relative:margin;v-text-anchor:top" o:gfxdata="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" stroked="f">
+              <v:shape id="Tekstvak 12" o:spid="_x0000_s1032" type="#_x0000_t202" style="position:absolute;margin-left:81pt;margin-top:37.8pt;width:315pt;height:18pt;z-index:251678720;visibility:visible;mso-wrap-style:square;mso-width-percent:0;mso-height-percent:0;mso-wrap-distance-left:9pt;mso-wrap-distance-top:0;mso-wrap-distance-right:9pt;mso-wrap-distance-bottom:0;mso-position-horizontal:absolute;mso-position-horizontal-relative:text;mso-position-vertical:absolute;mso-position-vertical-relative:text;mso-width-percent:0;mso-height-percent:0;mso-width-relative:margin;mso-height-relative:margin;v-text-anchor:top" o:gfxdata="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" stroked="f">
                 <v:textbox inset="0,0,0,0">
                   <w:txbxContent>
                     <w:p>
@@ -9132,7 +9501,7 @@
                     </pic:cNvPicPr>
                   </pic:nvPicPr>
                   <pic:blipFill>
-                    <a:blip r:embed="rId30">
+                    <a:blip r:embed="rId31">
                       <a:extLst>
                         <a:ext uri="{28A0092B-C50C-407E-A947-70E740481C1C}">
                           <a14:useLocalDpi xmlns:a14="http://schemas.microsoft.com/office/drawing/2010/main" val="0"/>
@@ -9291,265 +9660,6 @@
           <w:sz w:val="22"/>
         </w:rPr>
         <w:sectPr>
-          <w:headerReference w:type="default" r:id="rId31"/>
-          <w:pgSz w:w="11900" w:h="16840"/>
-          <w:pgMar w:top="1440" w:right="1440" w:bottom="1440" w:left="1440" w:header="708" w:footer="708" w:gutter="0"/>
-          <w:cols w:space="708"/>
-          <w:docGrid w:linePitch="360"/>
-        </w:sectPr>
-      </w:pPr>
-      <w:r>
-        <w:rPr>
-          <w:rFonts w:ascii="Arial" w:hAnsi="Arial" w:cs="Arial"/>
-        </w:rPr>
-        <w:t xml:space="preserve">Op de laatste pagina staan de instellingen </w:t>
-      </w:r>
-      <w:r>
-        <w:rPr>
-          <w:rFonts w:ascii="Arial" w:hAnsi="Arial" w:cs="Arial"/>
-          <w:sz w:val="22"/>
-        </w:rPr>
-        <w:t>(meer informatie hierover staat in H3.2.1</w:t>
-      </w:r>
-      <w:r>
-        <w:rPr>
-          <w:rFonts w:ascii="Arial" w:hAnsi="Arial" w:cs="Arial"/>
-          <w:sz w:val="22"/>
-        </w:rPr>
-        <w:t xml:space="preserve"> op</w:t>
-      </w:r>
-      <w:r>
-        <w:rPr>
-          <w:rFonts w:ascii="Arial" w:hAnsi="Arial" w:cs="Arial"/>
-          <w:sz w:val="22"/>
-        </w:rPr>
-        <w:t xml:space="preserve"> </w:t>
-      </w:r>
-      <w:r>
-        <w:rPr>
-          <w:rFonts w:ascii="Arial" w:hAnsi="Arial" w:cs="Arial"/>
-          <w:sz w:val="22"/>
-        </w:rPr>
-        <w:t>P.9</w:t>
-      </w:r>
-      <w:r>
-        <w:rPr>
-          <w:rFonts w:ascii="Arial" w:hAnsi="Arial" w:cs="Arial"/>
-          <w:sz w:val="22"/>
-        </w:rPr>
-        <w:t>).</w:t>
-      </w:r>
-    </w:p>
-    <w:p>
-      <w:pPr>
-        <w:pStyle w:val="Kop3"/>
-      </w:pPr>
-      <w:bookmarkStart w:id="23" w:name="_Toc199400211"/>
-      <w:r>
-        <w:t>4</w:t>
-      </w:r>
-      <w:r>
-        <w:t>.2.3</w:t>
-      </w:r>
-      <w:r>
-        <w:tab/>
-        <w:t>Bezienswaardigheden Leeuwarden App</w:t>
-      </w:r>
-      <w:bookmarkEnd w:id="23"/>
-    </w:p>
-    <w:p>
-      <w:pPr>
-        <w:rPr>
-          <w:rFonts w:ascii="Arial" w:hAnsi="Arial" w:cs="Arial"/>
-          <w:i/>
-        </w:rPr>
-      </w:pPr>
-      <w:r>
-        <w:rPr>
-          <w:rFonts w:ascii="Arial" w:hAnsi="Arial" w:cs="Arial"/>
-          <w:i/>
-        </w:rPr>
-        <w:t>In dit hoofdstuk wordt de vorm en werking van de Bezienswaardigheden Leeuwarden App beschreven.</w:t>
-      </w:r>
-    </w:p>
-    <w:p>
-      <w:pPr>
-        <w:rPr>
-          <w:rFonts w:ascii="Arial" w:hAnsi="Arial" w:cs="Arial"/>
-        </w:rPr>
-      </w:pPr>
-    </w:p>
-    <w:p>
-      <w:pPr>
-        <w:rPr>
-          <w:rFonts w:ascii="Arial" w:hAnsi="Arial" w:cs="Arial"/>
-        </w:rPr>
-      </w:pPr>
-    </w:p>
-    <w:p>
-      <w:pPr>
-        <w:rPr>
-          <w:rFonts w:ascii="Arial" w:hAnsi="Arial" w:cs="Arial"/>
-        </w:rPr>
-      </w:pPr>
-      <w:r>
-        <w:rPr>
-          <w:rFonts w:ascii="Arial" w:hAnsi="Arial" w:cs="Arial"/>
-        </w:rPr>
-        <w:t xml:space="preserve">Hieronder is er een </w:t>
-      </w:r>
-      <w:r>
-        <w:rPr>
-          <w:rFonts w:ascii="Arial" w:hAnsi="Arial" w:cs="Arial"/>
-          <w:i/>
-        </w:rPr>
-        <w:t>Mockup</w:t>
-      </w:r>
-      <w:r>
-        <w:rPr>
-          <w:rFonts w:ascii="Arial" w:hAnsi="Arial" w:cs="Arial"/>
-        </w:rPr>
-        <w:t xml:space="preserve"> van de Bezienswaardigheden Leeuwarden App te zien voor </w:t>
-      </w:r>
-      <w:r>
-        <w:rPr>
-          <w:rFonts w:ascii="Arial" w:hAnsi="Arial" w:cs="Arial"/>
-          <w:i/>
-        </w:rPr>
-        <w:t>iPhone</w:t>
-      </w:r>
-      <w:r>
-        <w:rPr>
-          <w:rFonts w:ascii="Arial" w:hAnsi="Arial" w:cs="Arial"/>
-        </w:rPr>
-        <w:t xml:space="preserve"> en daaronder één voor de </w:t>
-      </w:r>
-      <w:r>
-        <w:rPr>
-          <w:rFonts w:ascii="Arial" w:hAnsi="Arial" w:cs="Arial"/>
-          <w:i/>
-        </w:rPr>
-        <w:t>Android</w:t>
-      </w:r>
-      <w:r>
-        <w:rPr>
-          <w:rFonts w:ascii="Arial" w:hAnsi="Arial" w:cs="Arial"/>
-        </w:rPr>
-        <w:t>.</w:t>
-      </w:r>
-    </w:p>
-    <w:p>
-      <w:pPr>
-        <w:rPr>
-          <w:rFonts w:ascii="Arial" w:hAnsi="Arial" w:cs="Arial"/>
-        </w:rPr>
-      </w:pPr>
-    </w:p>
-    <w:p>
-      <w:pPr>
-        <w:rPr>
-          <w:rFonts w:ascii="Arial" w:hAnsi="Arial" w:cs="Arial"/>
-        </w:rPr>
-      </w:pPr>
-      <w:r>
-        <w:rPr>
-          <w:rFonts w:ascii="Arial" w:hAnsi="Arial" w:cs="Arial"/>
-        </w:rPr>
-        <w:t xml:space="preserve">Op de beginpagina is een kaart te zien met daarop de huidige positie en de annotations van de bruggen, aanlegplaatsen en </w:t>
-      </w:r>
-      <w:r>
-        <w:rPr>
-          <w:rFonts w:ascii="Arial" w:hAnsi="Arial" w:cs="Arial"/>
-          <w:i/>
-        </w:rPr>
-        <w:t xml:space="preserve">POI’s </w:t>
-      </w:r>
-      <w:r>
-        <w:rPr>
-          <w:rFonts w:ascii="Arial" w:hAnsi="Arial" w:cs="Arial"/>
-        </w:rPr>
-        <w:t xml:space="preserve">in Leeuwarden. Zodra hier op geklikt wordt, krijg je een schermpje met informatie over de desbetreffende </w:t>
-      </w:r>
-      <w:r>
-        <w:rPr>
-          <w:rFonts w:ascii="Arial" w:hAnsi="Arial" w:cs="Arial"/>
-          <w:i/>
-        </w:rPr>
-        <w:t>annotation</w:t>
-      </w:r>
-      <w:r>
-        <w:rPr>
-          <w:rFonts w:ascii="Arial" w:hAnsi="Arial" w:cs="Arial"/>
-        </w:rPr>
-        <w:t xml:space="preserve">. In de zoekbalk kun je zoeken naar plaatsen, bruggen, aanlegplaatsen en </w:t>
-      </w:r>
-      <w:r>
-        <w:rPr>
-          <w:rFonts w:ascii="Arial" w:hAnsi="Arial" w:cs="Arial"/>
-          <w:i/>
-        </w:rPr>
-        <w:t>POI’s</w:t>
-      </w:r>
-      <w:r>
-        <w:rPr>
-          <w:rFonts w:ascii="Arial" w:hAnsi="Arial" w:cs="Arial"/>
-        </w:rPr>
-        <w:t>. Met de tabbalk kun je navigeren tussen de verschillende pagina’s.</w:t>
-      </w:r>
-    </w:p>
-    <w:p>
-      <w:pPr>
-        <w:rPr>
-          <w:rFonts w:ascii="Arial" w:hAnsi="Arial" w:cs="Arial"/>
-        </w:rPr>
-      </w:pPr>
-    </w:p>
-    <w:p>
-      <w:pPr>
-        <w:rPr>
-          <w:rFonts w:ascii="Arial" w:hAnsi="Arial" w:cs="Arial"/>
-        </w:rPr>
-      </w:pPr>
-      <w:r>
-        <w:rPr>
-          <w:rFonts w:ascii="Arial" w:hAnsi="Arial" w:cs="Arial"/>
-        </w:rPr>
-        <w:t xml:space="preserve">Op de tweede pagina staat een lijst waarin de bruggen, aanlegplaatsen en </w:t>
-      </w:r>
-      <w:r>
-        <w:rPr>
-          <w:rFonts w:ascii="Arial" w:hAnsi="Arial" w:cs="Arial"/>
-          <w:i/>
-        </w:rPr>
-        <w:t>POI’s</w:t>
-      </w:r>
-      <w:r>
-        <w:rPr>
-          <w:rFonts w:ascii="Arial" w:hAnsi="Arial" w:cs="Arial"/>
-        </w:rPr>
-        <w:t xml:space="preserve"> </w:t>
-      </w:r>
-      <w:r>
-        <w:rPr>
-          <w:rFonts w:ascii="Arial" w:hAnsi="Arial" w:cs="Arial"/>
-        </w:rPr>
-        <w:t>staan, geordend op afstand. Wanneer er op één van de genoemde objecten wordt geklikt, wordt er een nieuwe pagina geopend, waarin alle gegevens staan van het desbetreffende object.</w:t>
-      </w:r>
-    </w:p>
-    <w:p>
-      <w:pPr>
-        <w:rPr>
-          <w:rFonts w:ascii="Arial" w:hAnsi="Arial" w:cs="Arial"/>
-        </w:rPr>
-      </w:pPr>
-    </w:p>
-    <w:p>
-      <w:pPr>
-        <w:rPr>
-          <w:rFonts w:ascii="Arial" w:hAnsi="Arial" w:cs="Arial"/>
-          <w:sz w:val="22"/>
-        </w:rPr>
-        <w:sectPr>
           <w:headerReference w:type="default" r:id="rId32"/>
           <w:pgSz w:w="11900" w:h="16840"/>
           <w:pgMar w:top="1440" w:right="1440" w:bottom="1440" w:left="1440" w:header="708" w:footer="708" w:gutter="0"/>
@@ -9591,16 +9701,567 @@
         </w:rPr>
         <w:t>P.9</w:t>
       </w:r>
+      <w:r>
+        <w:rPr>
+          <w:rFonts w:ascii="Arial" w:hAnsi="Arial" w:cs="Arial"/>
+          <w:sz w:val="22"/>
+        </w:rPr>
+        <w:t>).</w:t>
+      </w:r>
     </w:p>
     <w:p>
       <w:pPr>
         <w:pStyle w:val="Kop3"/>
       </w:pPr>
-      <w:bookmarkStart w:id="24" w:name="_Toc199400212"/>
+      <w:bookmarkStart w:id="25" w:name="_Toc199477785"/>
       <w:r>
         <w:t>4</w:t>
       </w:r>
       <w:r>
+        <w:t>.2.3</w:t>
+      </w:r>
+      <w:r>
+        <w:tab/>
+        <w:t>Bezienswaardigheden Leeuwarden App</w:t>
+      </w:r>
+      <w:bookmarkEnd w:id="25"/>
+    </w:p>
+    <w:p>
+      <w:pPr>
+        <w:rPr>
+          <w:rFonts w:ascii="Arial" w:hAnsi="Arial" w:cs="Arial"/>
+          <w:i/>
+        </w:rPr>
+      </w:pPr>
+      <w:r>
+        <w:rPr>
+          <w:rFonts w:ascii="Arial" w:hAnsi="Arial" w:cs="Arial"/>
+          <w:i/>
+        </w:rPr>
+        <w:t>In dit hoofdstuk wordt de vorm en werking van de Bezienswaardigheden Leeuwarden App beschreven.</w:t>
+      </w:r>
+    </w:p>
+    <w:p>
+      <w:pPr>
+        <w:rPr>
+          <w:rFonts w:ascii="Arial" w:hAnsi="Arial" w:cs="Arial"/>
+        </w:rPr>
+      </w:pPr>
+    </w:p>
+    <w:p>
+      <w:pPr>
+        <w:rPr>
+          <w:rFonts w:ascii="Arial" w:hAnsi="Arial" w:cs="Arial"/>
+        </w:rPr>
+      </w:pPr>
+    </w:p>
+    <w:p>
+      <w:pPr>
+        <w:rPr>
+          <w:rFonts w:ascii="Arial" w:hAnsi="Arial" w:cs="Arial"/>
+        </w:rPr>
+      </w:pPr>
+      <w:r>
+        <w:rPr>
+          <w:rFonts w:ascii="Arial" w:hAnsi="Arial" w:cs="Arial"/>
+        </w:rPr>
+        <w:t xml:space="preserve">Hieronder is er een </w:t>
+      </w:r>
+      <w:r>
+        <w:rPr>
+          <w:rFonts w:ascii="Arial" w:hAnsi="Arial" w:cs="Arial"/>
+          <w:i/>
+        </w:rPr>
+        <w:t>Mockup</w:t>
+      </w:r>
+      <w:r>
+        <w:rPr>
+          <w:rFonts w:ascii="Arial" w:hAnsi="Arial" w:cs="Arial"/>
+        </w:rPr>
+        <w:t xml:space="preserve"> van de Bezienswaardigheden Leeuwarden App te zien voor </w:t>
+      </w:r>
+      <w:r>
+        <w:rPr>
+          <w:rFonts w:ascii="Arial" w:hAnsi="Arial" w:cs="Arial"/>
+          <w:i/>
+        </w:rPr>
+        <w:t>iPhone</w:t>
+      </w:r>
+      <w:r>
+        <w:rPr>
+          <w:rFonts w:ascii="Arial" w:hAnsi="Arial" w:cs="Arial"/>
+        </w:rPr>
+        <w:t xml:space="preserve"> en daaronder één voor de </w:t>
+      </w:r>
+      <w:r>
+        <w:rPr>
+          <w:rFonts w:ascii="Arial" w:hAnsi="Arial" w:cs="Arial"/>
+          <w:i/>
+        </w:rPr>
+        <w:t>Android</w:t>
+      </w:r>
+      <w:r>
+        <w:rPr>
+          <w:rFonts w:ascii="Arial" w:hAnsi="Arial" w:cs="Arial"/>
+        </w:rPr>
+        <w:t>.</w:t>
+      </w:r>
+    </w:p>
+    <w:p>
+      <w:pPr>
+        <w:rPr>
+          <w:rFonts w:ascii="Arial" w:hAnsi="Arial" w:cs="Arial"/>
+        </w:rPr>
+      </w:pPr>
+    </w:p>
+    <w:p>
+      <w:pPr>
+        <w:rPr>
+          <w:rFonts w:ascii="Arial" w:hAnsi="Arial" w:cs="Arial"/>
+        </w:rPr>
+      </w:pPr>
+      <w:r>
+        <w:rPr>
+          <w:rFonts w:ascii="Arial" w:hAnsi="Arial" w:cs="Arial"/>
+          <w:noProof/>
+          <w:lang w:val="en-US"/>
+        </w:rPr>
+        <w:drawing>
+          <wp:anchor distT="0" distB="0" distL="114300" distR="114300" simplePos="0" relativeHeight="251695104" behindDoc="1" locked="0" layoutInCell="1" allowOverlap="1" wp14:anchorId="7A5A6A00" wp14:editId="26A3B223">
+            <wp:simplePos x="0" y="0"/>
+            <wp:positionH relativeFrom="column">
+              <wp:posOffset>1257300</wp:posOffset>
+            </wp:positionH>
+            <wp:positionV relativeFrom="paragraph">
+              <wp:posOffset>60325</wp:posOffset>
+            </wp:positionV>
+            <wp:extent cx="3543300" cy="1606550"/>
+            <wp:effectExtent l="0" t="0" r="12700" b="0"/>
+            <wp:wrapNone/>
+            <wp:docPr id="2" name="Afbeelding 2" descr="Macintosh HD:Users:eddiesprietsma:Documents:P4P project BrugApp:Docs:Mockups:Iphone Hellingen.png"/>
+            <wp:cNvGraphicFramePr>
+              <a:graphicFrameLocks xmlns:a="http://schemas.openxmlformats.org/drawingml/2006/main" noChangeAspect="1"/>
+            </wp:cNvGraphicFramePr>
+            <a:graphic xmlns:a="http://schemas.openxmlformats.org/drawingml/2006/main">
+              <a:graphicData uri="http://schemas.openxmlformats.org/drawingml/2006/picture">
+                <pic:pic xmlns:pic="http://schemas.openxmlformats.org/drawingml/2006/picture">
+                  <pic:nvPicPr>
+                    <pic:cNvPr id="0" name="Picture 10" descr="Macintosh HD:Users:eddiesprietsma:Documents:P4P project BrugApp:Docs:Mockups:Iphone Hellingen.png"/>
+                    <pic:cNvPicPr>
+                      <a:picLocks noChangeAspect="1" noChangeArrowheads="1"/>
+                    </pic:cNvPicPr>
+                  </pic:nvPicPr>
+                  <pic:blipFill>
+                    <a:blip r:embed="rId33">
+                      <a:extLst>
+                        <a:ext uri="{28A0092B-C50C-407E-A947-70E740481C1C}">
+                          <a14:useLocalDpi xmlns:a14="http://schemas.microsoft.com/office/drawing/2010/main" val="0"/>
+                        </a:ext>
+                      </a:extLst>
+                    </a:blip>
+                    <a:srcRect/>
+                    <a:stretch>
+                      <a:fillRect/>
+                    </a:stretch>
+                  </pic:blipFill>
+                  <pic:spPr bwMode="auto">
+                    <a:xfrm>
+                      <a:off x="0" y="0"/>
+                      <a:ext cx="3543300" cy="1606550"/>
+                    </a:xfrm>
+                    <a:prstGeom prst="rect">
+                      <a:avLst/>
+                    </a:prstGeom>
+                    <a:noFill/>
+                    <a:ln>
+                      <a:noFill/>
+                    </a:ln>
+                  </pic:spPr>
+                </pic:pic>
+              </a:graphicData>
+            </a:graphic>
+            <wp14:sizeRelH relativeFrom="page">
+              <wp14:pctWidth>0</wp14:pctWidth>
+            </wp14:sizeRelH>
+            <wp14:sizeRelV relativeFrom="page">
+              <wp14:pctHeight>0</wp14:pctHeight>
+            </wp14:sizeRelV>
+          </wp:anchor>
+        </w:drawing>
+      </w:r>
+    </w:p>
+    <w:p>
+      <w:pPr>
+        <w:rPr>
+          <w:rFonts w:ascii="Arial" w:hAnsi="Arial" w:cs="Arial"/>
+        </w:rPr>
+      </w:pPr>
+    </w:p>
+    <w:p>
+      <w:pPr>
+        <w:rPr>
+          <w:rFonts w:ascii="Arial" w:hAnsi="Arial" w:cs="Arial"/>
+        </w:rPr>
+      </w:pPr>
+    </w:p>
+    <w:p>
+      <w:pPr>
+        <w:rPr>
+          <w:rFonts w:ascii="Arial" w:hAnsi="Arial" w:cs="Arial"/>
+        </w:rPr>
+      </w:pPr>
+    </w:p>
+    <w:p>
+      <w:pPr>
+        <w:rPr>
+          <w:rFonts w:ascii="Arial" w:hAnsi="Arial" w:cs="Arial"/>
+        </w:rPr>
+      </w:pPr>
+    </w:p>
+    <w:p>
+      <w:pPr>
+        <w:rPr>
+          <w:rFonts w:ascii="Arial" w:hAnsi="Arial" w:cs="Arial"/>
+        </w:rPr>
+      </w:pPr>
+    </w:p>
+    <w:p>
+      <w:pPr>
+        <w:rPr>
+          <w:rFonts w:ascii="Arial" w:hAnsi="Arial" w:cs="Arial"/>
+        </w:rPr>
+      </w:pPr>
+    </w:p>
+    <w:p>
+      <w:pPr>
+        <w:rPr>
+          <w:rFonts w:ascii="Arial" w:hAnsi="Arial" w:cs="Arial"/>
+        </w:rPr>
+      </w:pPr>
+    </w:p>
+    <w:p>
+      <w:pPr>
+        <w:rPr>
+          <w:rFonts w:ascii="Arial" w:hAnsi="Arial" w:cs="Arial"/>
+        </w:rPr>
+      </w:pPr>
+    </w:p>
+    <w:p>
+      <w:pPr>
+        <w:rPr>
+          <w:rFonts w:ascii="Arial" w:hAnsi="Arial" w:cs="Arial"/>
+        </w:rPr>
+      </w:pPr>
+    </w:p>
+    <w:p>
+      <w:pPr>
+        <w:rPr>
+          <w:rFonts w:ascii="Arial" w:hAnsi="Arial" w:cs="Arial"/>
+        </w:rPr>
+      </w:pPr>
+      <w:r>
+        <w:rPr>
+          <w:rFonts w:ascii="Arial" w:hAnsi="Arial" w:cs="Arial"/>
+          <w:noProof/>
+          <w:lang w:val="en-US"/>
+        </w:rPr>
+        <w:drawing>
+          <wp:anchor distT="0" distB="0" distL="114300" distR="114300" simplePos="0" relativeHeight="251697152" behindDoc="1" locked="0" layoutInCell="1" allowOverlap="1" wp14:anchorId="48BDAC73" wp14:editId="1E413E41">
+            <wp:simplePos x="0" y="0"/>
+            <wp:positionH relativeFrom="column">
+              <wp:posOffset>1257300</wp:posOffset>
+            </wp:positionH>
+            <wp:positionV relativeFrom="paragraph">
+              <wp:posOffset>136525</wp:posOffset>
+            </wp:positionV>
+            <wp:extent cx="3543300" cy="1606550"/>
+            <wp:effectExtent l="0" t="0" r="12700" b="0"/>
+            <wp:wrapNone/>
+            <wp:docPr id="7" name="Afbeelding 7" descr="Macintosh HD:Users:eddiesprietsma:Documents:P4P project BrugApp:Docs:Mockups:Iphone Hellingen.png"/>
+            <wp:cNvGraphicFramePr>
+              <a:graphicFrameLocks xmlns:a="http://schemas.openxmlformats.org/drawingml/2006/main" noChangeAspect="1"/>
+            </wp:cNvGraphicFramePr>
+            <a:graphic xmlns:a="http://schemas.openxmlformats.org/drawingml/2006/main">
+              <a:graphicData uri="http://schemas.openxmlformats.org/drawingml/2006/picture">
+                <pic:pic xmlns:pic="http://schemas.openxmlformats.org/drawingml/2006/picture">
+                  <pic:nvPicPr>
+                    <pic:cNvPr id="0" name="Picture 10" descr="Macintosh HD:Users:eddiesprietsma:Documents:P4P project BrugApp:Docs:Mockups:Iphone Hellingen.png"/>
+                    <pic:cNvPicPr>
+                      <a:picLocks noChangeAspect="1" noChangeArrowheads="1"/>
+                    </pic:cNvPicPr>
+                  </pic:nvPicPr>
+                  <pic:blipFill>
+                    <a:blip r:embed="rId33">
+                      <a:extLst>
+                        <a:ext uri="{28A0092B-C50C-407E-A947-70E740481C1C}">
+                          <a14:useLocalDpi xmlns:a14="http://schemas.microsoft.com/office/drawing/2010/main" val="0"/>
+                        </a:ext>
+                      </a:extLst>
+                    </a:blip>
+                    <a:srcRect/>
+                    <a:stretch>
+                      <a:fillRect/>
+                    </a:stretch>
+                  </pic:blipFill>
+                  <pic:spPr bwMode="auto">
+                    <a:xfrm>
+                      <a:off x="0" y="0"/>
+                      <a:ext cx="3543300" cy="1606550"/>
+                    </a:xfrm>
+                    <a:prstGeom prst="rect">
+                      <a:avLst/>
+                    </a:prstGeom>
+                    <a:noFill/>
+                    <a:ln>
+                      <a:noFill/>
+                    </a:ln>
+                  </pic:spPr>
+                </pic:pic>
+              </a:graphicData>
+            </a:graphic>
+            <wp14:sizeRelH relativeFrom="page">
+              <wp14:pctWidth>0</wp14:pctWidth>
+            </wp14:sizeRelH>
+            <wp14:sizeRelV relativeFrom="page">
+              <wp14:pctHeight>0</wp14:pctHeight>
+            </wp14:sizeRelV>
+          </wp:anchor>
+        </w:drawing>
+      </w:r>
+    </w:p>
+    <w:p>
+      <w:pPr>
+        <w:rPr>
+          <w:rFonts w:ascii="Arial" w:hAnsi="Arial" w:cs="Arial"/>
+        </w:rPr>
+      </w:pPr>
+    </w:p>
+    <w:p>
+      <w:pPr>
+        <w:rPr>
+          <w:rFonts w:ascii="Arial" w:hAnsi="Arial" w:cs="Arial"/>
+        </w:rPr>
+      </w:pPr>
+    </w:p>
+    <w:p>
+      <w:pPr>
+        <w:rPr>
+          <w:rFonts w:ascii="Arial" w:hAnsi="Arial" w:cs="Arial"/>
+        </w:rPr>
+      </w:pPr>
+    </w:p>
+    <w:p>
+      <w:pPr>
+        <w:rPr>
+          <w:rFonts w:ascii="Arial" w:hAnsi="Arial" w:cs="Arial"/>
+        </w:rPr>
+      </w:pPr>
+    </w:p>
+    <w:p>
+      <w:pPr>
+        <w:rPr>
+          <w:rFonts w:ascii="Arial" w:hAnsi="Arial" w:cs="Arial"/>
+        </w:rPr>
+      </w:pPr>
+    </w:p>
+    <w:p>
+      <w:pPr>
+        <w:rPr>
+          <w:rFonts w:ascii="Arial" w:hAnsi="Arial" w:cs="Arial"/>
+        </w:rPr>
+      </w:pPr>
+    </w:p>
+    <w:p>
+      <w:pPr>
+        <w:rPr>
+          <w:rFonts w:ascii="Arial" w:hAnsi="Arial" w:cs="Arial"/>
+        </w:rPr>
+      </w:pPr>
+    </w:p>
+    <w:p>
+      <w:pPr>
+        <w:rPr>
+          <w:rFonts w:ascii="Arial" w:hAnsi="Arial" w:cs="Arial"/>
+        </w:rPr>
+      </w:pPr>
+    </w:p>
+    <w:p>
+      <w:pPr>
+        <w:rPr>
+          <w:rFonts w:ascii="Arial" w:hAnsi="Arial" w:cs="Arial"/>
+        </w:rPr>
+      </w:pPr>
+    </w:p>
+    <w:p>
+      <w:pPr>
+        <w:rPr>
+          <w:rFonts w:ascii="Arial" w:hAnsi="Arial" w:cs="Arial"/>
+        </w:rPr>
+      </w:pPr>
+    </w:p>
+    <w:p>
+      <w:pPr>
+        <w:rPr>
+          <w:rFonts w:ascii="Arial" w:hAnsi="Arial" w:cs="Arial"/>
+        </w:rPr>
+      </w:pPr>
+      <w:r>
+        <w:rPr>
+          <w:rFonts w:ascii="Arial" w:hAnsi="Arial" w:cs="Arial"/>
+        </w:rPr>
+        <w:t xml:space="preserve">Op de beginpagina is een kaart te zien met daarop de huidige positie en de annotations van de bruggen, aanlegplaatsen en </w:t>
+      </w:r>
+      <w:r>
+        <w:rPr>
+          <w:rFonts w:ascii="Arial" w:hAnsi="Arial" w:cs="Arial"/>
+          <w:i/>
+        </w:rPr>
+        <w:t xml:space="preserve">POI’s </w:t>
+      </w:r>
+      <w:r>
+        <w:rPr>
+          <w:rFonts w:ascii="Arial" w:hAnsi="Arial" w:cs="Arial"/>
+        </w:rPr>
+        <w:t xml:space="preserve">in Leeuwarden. Zodra hier op geklikt wordt, krijg je een schermpje met informatie over de desbetreffende </w:t>
+      </w:r>
+      <w:r>
+        <w:rPr>
+          <w:rFonts w:ascii="Arial" w:hAnsi="Arial" w:cs="Arial"/>
+          <w:i/>
+        </w:rPr>
+        <w:t>annotation</w:t>
+      </w:r>
+      <w:r>
+        <w:rPr>
+          <w:rFonts w:ascii="Arial" w:hAnsi="Arial" w:cs="Arial"/>
+        </w:rPr>
+        <w:t xml:space="preserve">. In de zoekbalk kun je zoeken naar plaatsen, bruggen, aanlegplaatsen en </w:t>
+      </w:r>
+      <w:r>
+        <w:rPr>
+          <w:rFonts w:ascii="Arial" w:hAnsi="Arial" w:cs="Arial"/>
+          <w:i/>
+        </w:rPr>
+        <w:t>POI’s</w:t>
+      </w:r>
+      <w:r>
+        <w:rPr>
+          <w:rFonts w:ascii="Arial" w:hAnsi="Arial" w:cs="Arial"/>
+        </w:rPr>
+        <w:t>. Met de tabbalk kun je navigeren tussen de verschillende pagina’s.</w:t>
+      </w:r>
+    </w:p>
+    <w:p>
+      <w:pPr>
+        <w:rPr>
+          <w:rFonts w:ascii="Arial" w:hAnsi="Arial" w:cs="Arial"/>
+        </w:rPr>
+      </w:pPr>
+    </w:p>
+    <w:p>
+      <w:pPr>
+        <w:rPr>
+          <w:rFonts w:ascii="Arial" w:hAnsi="Arial" w:cs="Arial"/>
+        </w:rPr>
+      </w:pPr>
+      <w:r>
+        <w:rPr>
+          <w:rFonts w:ascii="Arial" w:hAnsi="Arial" w:cs="Arial"/>
+        </w:rPr>
+        <w:t xml:space="preserve">Op de tweede pagina staat een lijst waarin de bruggen, aanlegplaatsen en </w:t>
+      </w:r>
+      <w:r>
+        <w:rPr>
+          <w:rFonts w:ascii="Arial" w:hAnsi="Arial" w:cs="Arial"/>
+          <w:i/>
+        </w:rPr>
+        <w:t>POI’s</w:t>
+      </w:r>
+      <w:r>
+        <w:rPr>
+          <w:rFonts w:ascii="Arial" w:hAnsi="Arial" w:cs="Arial"/>
+        </w:rPr>
+        <w:t xml:space="preserve"> </w:t>
+      </w:r>
+      <w:r>
+        <w:rPr>
+          <w:rFonts w:ascii="Arial" w:hAnsi="Arial" w:cs="Arial"/>
+        </w:rPr>
+        <w:t>staan, geordend op afstand. Wanneer er op één van de genoemde objecten wordt geklikt, wordt er een nieuwe pagina geopend, waarin alle gegevens staan van het desbetreffende object.</w:t>
+      </w:r>
+    </w:p>
+    <w:p>
+      <w:pPr>
+        <w:rPr>
+          <w:rFonts w:ascii="Arial" w:hAnsi="Arial" w:cs="Arial"/>
+        </w:rPr>
+      </w:pPr>
+    </w:p>
+    <w:p>
+      <w:pPr>
+        <w:rPr>
+          <w:rFonts w:ascii="Arial" w:hAnsi="Arial" w:cs="Arial"/>
+          <w:sz w:val="22"/>
+        </w:rPr>
+        <w:sectPr>
+          <w:headerReference w:type="default" r:id="rId34"/>
+          <w:pgSz w:w="11900" w:h="16840"/>
+          <w:pgMar w:top="1440" w:right="1440" w:bottom="1440" w:left="1440" w:header="708" w:footer="708" w:gutter="0"/>
+          <w:cols w:space="708"/>
+          <w:docGrid w:linePitch="360"/>
+        </w:sectPr>
+      </w:pPr>
+      <w:r>
+        <w:rPr>
+          <w:rFonts w:ascii="Arial" w:hAnsi="Arial" w:cs="Arial"/>
+        </w:rPr>
+        <w:t xml:space="preserve">Op de laatste pagina staan de instellingen </w:t>
+      </w:r>
+      <w:r>
+        <w:rPr>
+          <w:rFonts w:ascii="Arial" w:hAnsi="Arial" w:cs="Arial"/>
+          <w:sz w:val="22"/>
+        </w:rPr>
+        <w:t>(meer informatie hierover staat in H3.2.1</w:t>
+      </w:r>
+      <w:r>
+        <w:rPr>
+          <w:rFonts w:ascii="Arial" w:hAnsi="Arial" w:cs="Arial"/>
+          <w:sz w:val="22"/>
+        </w:rPr>
+        <w:t xml:space="preserve"> op</w:t>
+      </w:r>
+      <w:r>
+        <w:rPr>
+          <w:rFonts w:ascii="Arial" w:hAnsi="Arial" w:cs="Arial"/>
+          <w:sz w:val="22"/>
+        </w:rPr>
+        <w:t xml:space="preserve"> </w:t>
+      </w:r>
+      <w:r>
+        <w:rPr>
+          <w:rFonts w:ascii="Arial" w:hAnsi="Arial" w:cs="Arial"/>
+          <w:sz w:val="22"/>
+        </w:rPr>
+        <w:t>P.9</w:t>
+      </w:r>
+      <w:r>
+        <w:rPr>
+          <w:rFonts w:ascii="Arial" w:hAnsi="Arial" w:cs="Arial"/>
+          <w:sz w:val="22"/>
+        </w:rPr>
+        <w:t>).</w:t>
+      </w:r>
+    </w:p>
+    <w:p>
+      <w:pPr>
+        <w:pStyle w:val="Kop3"/>
+      </w:pPr>
+      <w:bookmarkStart w:id="26" w:name="_Toc199477786"/>
+      <w:r>
+        <w:t>4</w:t>
+      </w:r>
+      <w:r>
         <w:t>.2.4</w:t>
       </w:r>
       <w:r>
@@ -9612,7 +10273,7 @@
       <w:r>
         <w:t xml:space="preserve"> App</w:t>
       </w:r>
-      <w:bookmarkEnd w:id="24"/>
+      <w:bookmarkEnd w:id="26"/>
     </w:p>
     <w:p>
       <w:pPr>
@@ -9765,7 +10426,7 @@
                     </pic:cNvPicPr>
                   </pic:nvPicPr>
                   <pic:blipFill>
-                    <a:blip r:embed="rId33">
+                    <a:blip r:embed="rId35">
                       <a:extLst>
                         <a:ext uri="{28A0092B-C50C-407E-A947-70E740481C1C}">
                           <a14:useLocalDpi xmlns:a14="http://schemas.microsoft.com/office/drawing/2010/main" val="0"/>
@@ -9834,7 +10495,7 @@
                     </pic:cNvPicPr>
                   </pic:nvPicPr>
                   <pic:blipFill>
-                    <a:blip r:embed="rId34">
+                    <a:blip r:embed="rId33">
                       <a:extLst>
                         <a:ext uri="{28A0092B-C50C-407E-A947-70E740481C1C}">
                           <a14:useLocalDpi xmlns:a14="http://schemas.microsoft.com/office/drawing/2010/main" val="0"/>
@@ -10127,883 +10788,6 @@
           <w:sz w:val="22"/>
         </w:rPr>
         <w:sectPr>
-          <w:headerReference w:type="default" r:id="rId35"/>
-          <w:pgSz w:w="11900" w:h="16840"/>
-          <w:pgMar w:top="1440" w:right="1440" w:bottom="1440" w:left="1440" w:header="708" w:footer="708" w:gutter="0"/>
-          <w:cols w:space="708"/>
-          <w:docGrid w:linePitch="360"/>
-        </w:sectPr>
-      </w:pPr>
-      <w:r>
-        <w:rPr>
-          <w:rFonts w:ascii="Arial" w:hAnsi="Arial" w:cs="Arial"/>
-        </w:rPr>
-        <w:t xml:space="preserve">Op de laatste pagina staan de instellingen </w:t>
-      </w:r>
-      <w:r>
-        <w:rPr>
-          <w:rFonts w:ascii="Arial" w:hAnsi="Arial" w:cs="Arial"/>
-          <w:sz w:val="22"/>
-        </w:rPr>
-        <w:t>(meer informatie hierover staat in H3.2.1</w:t>
-      </w:r>
-      <w:r>
-        <w:rPr>
-          <w:rFonts w:ascii="Arial" w:hAnsi="Arial" w:cs="Arial"/>
-          <w:sz w:val="22"/>
-        </w:rPr>
-        <w:t xml:space="preserve"> op</w:t>
-      </w:r>
-      <w:r>
-        <w:rPr>
-          <w:rFonts w:ascii="Arial" w:hAnsi="Arial" w:cs="Arial"/>
-          <w:sz w:val="22"/>
-        </w:rPr>
-        <w:t xml:space="preserve"> </w:t>
-      </w:r>
-      <w:r>
-        <w:rPr>
-          <w:rFonts w:ascii="Arial" w:hAnsi="Arial" w:cs="Arial"/>
-          <w:sz w:val="22"/>
-        </w:rPr>
-        <w:t>P.9)</w:t>
-      </w:r>
-    </w:p>
-    <w:p>
-      <w:pPr>
-        <w:pStyle w:val="Kop1"/>
-      </w:pPr>
-      <w:bookmarkStart w:id="25" w:name="_Toc199400213"/>
-      <w:r>
-        <w:t>5</w:t>
-      </w:r>
-      <w:r>
-        <w:tab/>
-        <w:t>Conclusies</w:t>
-      </w:r>
-      <w:bookmarkEnd w:id="25"/>
-    </w:p>
-    <w:p>
-      <w:pPr>
-        <w:rPr>
-          <w:rFonts w:ascii="Arial" w:hAnsi="Arial" w:cs="Arial"/>
-          <w:i/>
-        </w:rPr>
-      </w:pPr>
-      <w:r>
-        <w:rPr>
-          <w:rFonts w:ascii="Arial" w:hAnsi="Arial" w:cs="Arial"/>
-          <w:i/>
-        </w:rPr>
-        <w:t>In dit hoofdstuk worden de conclusies beschreven en worden enkele aanbevelingen gegeven.</w:t>
-      </w:r>
-    </w:p>
-    <w:p>
-      <w:pPr>
-        <w:rPr>
-          <w:rFonts w:ascii="Arial" w:hAnsi="Arial" w:cs="Arial"/>
-        </w:rPr>
-      </w:pPr>
-    </w:p>
-    <w:p>
-      <w:pPr>
-        <w:rPr>
-          <w:rFonts w:ascii="Arial" w:hAnsi="Arial" w:cs="Arial"/>
-        </w:rPr>
-      </w:pPr>
-    </w:p>
-    <w:p>
-      <w:pPr>
-        <w:rPr>
-          <w:rFonts w:ascii="Arial" w:hAnsi="Arial" w:cs="Arial"/>
-        </w:rPr>
-      </w:pPr>
-      <w:r>
-        <w:rPr>
-          <w:rFonts w:ascii="Arial" w:hAnsi="Arial" w:cs="Arial"/>
-        </w:rPr>
-        <w:t xml:space="preserve">Om een </w:t>
-      </w:r>
-      <w:r>
-        <w:rPr>
-          <w:rFonts w:ascii="Arial" w:hAnsi="Arial" w:cs="Arial"/>
-          <w:i/>
-        </w:rPr>
-        <w:t>App</w:t>
-      </w:r>
-      <w:r>
-        <w:rPr>
-          <w:rFonts w:ascii="Arial" w:hAnsi="Arial" w:cs="Arial"/>
-        </w:rPr>
-        <w:t xml:space="preserve"> gebruiksvriendelijke te maken zijn er een aantal dingen waar rekening mee moet worden gehouden:</w:t>
-      </w:r>
-    </w:p>
-    <w:p>
-      <w:pPr>
-        <w:pStyle w:val="Lijstalinea"/>
-        <w:numPr>
-          <w:ilvl w:val="0"/>
-          <w:numId w:val="25"/>
-        </w:numPr>
-        <w:rPr>
-          <w:rFonts w:ascii="Arial" w:hAnsi="Arial" w:cs="Arial"/>
-        </w:rPr>
-      </w:pPr>
-      <w:r>
-        <w:rPr>
-          <w:rFonts w:ascii="Arial" w:hAnsi="Arial" w:cs="Arial"/>
-        </w:rPr>
-        <w:t xml:space="preserve">De </w:t>
-      </w:r>
-      <w:r>
-        <w:rPr>
-          <w:rFonts w:ascii="Arial" w:hAnsi="Arial" w:cs="Arial"/>
-          <w:i/>
-        </w:rPr>
-        <w:t xml:space="preserve">App </w:t>
-      </w:r>
-      <w:r>
-        <w:rPr>
-          <w:rFonts w:ascii="Arial" w:hAnsi="Arial" w:cs="Arial"/>
-        </w:rPr>
-        <w:t>moet makkelijk sluiten.</w:t>
-      </w:r>
-    </w:p>
-    <w:p>
-      <w:pPr>
-        <w:pStyle w:val="Lijstalinea"/>
-        <w:numPr>
-          <w:ilvl w:val="0"/>
-          <w:numId w:val="25"/>
-        </w:numPr>
-        <w:rPr>
-          <w:rFonts w:ascii="Arial" w:hAnsi="Arial" w:cs="Arial"/>
-        </w:rPr>
-      </w:pPr>
-      <w:r>
-        <w:rPr>
-          <w:rFonts w:ascii="Arial" w:hAnsi="Arial" w:cs="Arial"/>
-        </w:rPr>
-        <w:t xml:space="preserve">De gegevens moeten zo weinig mogelijk </w:t>
-      </w:r>
-      <w:r>
-        <w:rPr>
-          <w:rFonts w:ascii="Arial" w:hAnsi="Arial" w:cs="Arial"/>
-        </w:rPr>
-        <w:t>intern geheugen in beslag nemen.</w:t>
-      </w:r>
-    </w:p>
-    <w:p>
-      <w:pPr>
-        <w:pStyle w:val="Lijstalinea"/>
-        <w:numPr>
-          <w:ilvl w:val="0"/>
-          <w:numId w:val="25"/>
-        </w:numPr>
-        <w:rPr>
-          <w:rFonts w:ascii="Arial" w:hAnsi="Arial" w:cs="Arial"/>
-        </w:rPr>
-      </w:pPr>
-      <w:r>
-        <w:rPr>
-          <w:rFonts w:ascii="Arial" w:hAnsi="Arial" w:cs="Arial"/>
-        </w:rPr>
-        <w:t xml:space="preserve">De </w:t>
-      </w:r>
-      <w:r>
-        <w:rPr>
-          <w:rFonts w:ascii="Arial" w:hAnsi="Arial" w:cs="Arial"/>
-          <w:i/>
-        </w:rPr>
-        <w:t xml:space="preserve">App </w:t>
-      </w:r>
-      <w:r>
-        <w:rPr>
-          <w:rFonts w:ascii="Arial" w:hAnsi="Arial" w:cs="Arial"/>
-        </w:rPr>
-        <w:t>moet overzichtelijk zijn, zodat het navigeren vlot en gemakkelijk gaat.</w:t>
-      </w:r>
-    </w:p>
-    <w:p>
-      <w:pPr>
-        <w:pStyle w:val="Lijstalinea"/>
-        <w:numPr>
-          <w:ilvl w:val="0"/>
-          <w:numId w:val="25"/>
-        </w:numPr>
-        <w:rPr>
-          <w:rFonts w:ascii="Arial" w:hAnsi="Arial" w:cs="Arial"/>
-        </w:rPr>
-      </w:pPr>
-      <w:r>
-        <w:rPr>
-          <w:rFonts w:ascii="Arial" w:hAnsi="Arial" w:cs="Arial"/>
-        </w:rPr>
-        <w:t xml:space="preserve">De </w:t>
-      </w:r>
-      <w:r>
-        <w:rPr>
-          <w:rFonts w:ascii="Arial" w:hAnsi="Arial" w:cs="Arial"/>
-          <w:i/>
-        </w:rPr>
-        <w:t>App</w:t>
-      </w:r>
-      <w:r>
-        <w:rPr>
-          <w:rFonts w:ascii="Arial" w:hAnsi="Arial" w:cs="Arial"/>
-        </w:rPr>
-        <w:t xml:space="preserve"> moet snel zijn, mense</w:t>
-      </w:r>
-      <w:r>
-        <w:rPr>
-          <w:rFonts w:ascii="Arial" w:hAnsi="Arial" w:cs="Arial"/>
-        </w:rPr>
-        <w:t>n</w:t>
-      </w:r>
-      <w:r>
-        <w:rPr>
-          <w:rFonts w:ascii="Arial" w:hAnsi="Arial" w:cs="Arial"/>
-        </w:rPr>
-        <w:t xml:space="preserve"> houden nou eenmaal niet van wachten.</w:t>
-      </w:r>
-    </w:p>
-    <w:p>
-      <w:pPr>
-        <w:pStyle w:val="Lijstalinea"/>
-        <w:numPr>
-          <w:ilvl w:val="0"/>
-          <w:numId w:val="25"/>
-        </w:numPr>
-        <w:rPr>
-          <w:rFonts w:ascii="Arial" w:hAnsi="Arial" w:cs="Arial"/>
-        </w:rPr>
-      </w:pPr>
-      <w:r>
-        <w:rPr>
-          <w:rFonts w:ascii="Arial" w:hAnsi="Arial" w:cs="Arial"/>
-        </w:rPr>
-        <w:t>Zorg ervoo</w:t>
-      </w:r>
-      <w:r>
-        <w:rPr>
-          <w:rFonts w:ascii="Arial" w:hAnsi="Arial" w:cs="Arial"/>
-        </w:rPr>
-        <w:t>r dat,</w:t>
-      </w:r>
-      <w:r>
-        <w:rPr>
-          <w:rFonts w:ascii="Arial" w:hAnsi="Arial" w:cs="Arial"/>
-        </w:rPr>
-        <w:t xml:space="preserve"> wanneer de app op de achtergrond draait, er niet teveel energie wordt gebruikt.</w:t>
-      </w:r>
-    </w:p>
-    <w:p>
-      <w:pPr>
-        <w:pStyle w:val="Lijstalinea"/>
-        <w:numPr>
-          <w:ilvl w:val="0"/>
-          <w:numId w:val="25"/>
-        </w:numPr>
-        <w:rPr>
-          <w:rFonts w:ascii="Arial" w:hAnsi="Arial" w:cs="Arial"/>
-        </w:rPr>
-      </w:pPr>
-      <w:r>
-        <w:rPr>
-          <w:rFonts w:ascii="Arial" w:hAnsi="Arial" w:cs="Arial"/>
-        </w:rPr>
-        <w:t>Probeer zo volledig mogelijk de mogelijkheden van de telefoon te benutten.</w:t>
-      </w:r>
-    </w:p>
-    <w:p>
-      <w:pPr>
-        <w:pStyle w:val="Lijstalinea"/>
-        <w:numPr>
-          <w:ilvl w:val="0"/>
-          <w:numId w:val="25"/>
-        </w:numPr>
-        <w:rPr>
-          <w:rFonts w:ascii="Arial" w:hAnsi="Arial" w:cs="Arial"/>
-        </w:rPr>
-      </w:pPr>
-      <w:r>
-        <w:rPr>
-          <w:rFonts w:ascii="Arial" w:hAnsi="Arial" w:cs="Arial"/>
-        </w:rPr>
-        <w:t xml:space="preserve">De </w:t>
-      </w:r>
-      <w:r>
-        <w:rPr>
-          <w:rFonts w:ascii="Arial" w:hAnsi="Arial" w:cs="Arial"/>
-          <w:i/>
-        </w:rPr>
-        <w:t>App</w:t>
-      </w:r>
-      <w:r>
-        <w:rPr>
-          <w:rFonts w:ascii="Arial" w:hAnsi="Arial" w:cs="Arial"/>
-        </w:rPr>
-        <w:t xml:space="preserve"> moet de gebruiker feedback geven.</w:t>
-      </w:r>
-    </w:p>
-    <w:p>
-      <w:pPr>
-        <w:pStyle w:val="Lijstalinea"/>
-        <w:numPr>
-          <w:ilvl w:val="0"/>
-          <w:numId w:val="25"/>
-        </w:numPr>
-        <w:rPr>
-          <w:rFonts w:ascii="Arial" w:hAnsi="Arial" w:cs="Arial"/>
-        </w:rPr>
-      </w:pPr>
-      <w:r>
-        <w:rPr>
-          <w:rFonts w:ascii="Arial" w:hAnsi="Arial" w:cs="Arial"/>
-        </w:rPr>
-        <w:t>De bediening moet simpel en snel aan te leren zijn.</w:t>
-      </w:r>
-    </w:p>
-    <w:p>
-      <w:pPr>
-        <w:rPr>
-          <w:rFonts w:ascii="Arial" w:hAnsi="Arial" w:cs="Arial"/>
-        </w:rPr>
-      </w:pPr>
-    </w:p>
-    <w:p>
-      <w:pPr>
-        <w:rPr>
-          <w:rFonts w:ascii="Arial" w:hAnsi="Arial" w:cs="Arial"/>
-        </w:rPr>
-      </w:pPr>
-      <w:r>
-        <w:rPr>
-          <w:rFonts w:ascii="Arial" w:hAnsi="Arial" w:cs="Arial"/>
-        </w:rPr>
-        <w:t xml:space="preserve">De grootste verschillen tussen </w:t>
-      </w:r>
-      <w:r>
-        <w:rPr>
-          <w:rFonts w:ascii="Arial" w:hAnsi="Arial" w:cs="Arial"/>
-          <w:i/>
-        </w:rPr>
-        <w:t>iOS</w:t>
-      </w:r>
-      <w:r>
-        <w:rPr>
-          <w:rFonts w:ascii="Arial" w:hAnsi="Arial" w:cs="Arial"/>
-        </w:rPr>
-        <w:t xml:space="preserve"> en </w:t>
-      </w:r>
-      <w:r>
-        <w:rPr>
-          <w:rFonts w:ascii="Arial" w:hAnsi="Arial" w:cs="Arial"/>
-          <w:i/>
-        </w:rPr>
-        <w:t>Android</w:t>
-      </w:r>
-      <w:r>
-        <w:rPr>
-          <w:rFonts w:ascii="Arial" w:hAnsi="Arial" w:cs="Arial"/>
-        </w:rPr>
-        <w:t xml:space="preserve"> zijn:</w:t>
-      </w:r>
-    </w:p>
-    <w:p>
-      <w:pPr>
-        <w:pStyle w:val="Lijstalinea"/>
-        <w:numPr>
-          <w:ilvl w:val="0"/>
-          <w:numId w:val="16"/>
-        </w:numPr>
-        <w:rPr>
-          <w:rFonts w:ascii="Arial" w:hAnsi="Arial" w:cs="Arial"/>
-        </w:rPr>
-      </w:pPr>
-      <w:r>
-        <w:rPr>
-          <w:rFonts w:ascii="Arial" w:hAnsi="Arial" w:cs="Arial"/>
-          <w:i/>
-        </w:rPr>
-        <w:t>iOS</w:t>
-      </w:r>
-      <w:r>
-        <w:rPr>
-          <w:rFonts w:ascii="Arial" w:hAnsi="Arial" w:cs="Arial"/>
-        </w:rPr>
-        <w:t xml:space="preserve"> heeft maar één type telefoon en </w:t>
-      </w:r>
-      <w:r>
-        <w:rPr>
-          <w:rFonts w:ascii="Arial" w:hAnsi="Arial" w:cs="Arial"/>
-          <w:i/>
-        </w:rPr>
-        <w:t>tablet</w:t>
-      </w:r>
-      <w:r>
-        <w:rPr>
-          <w:rFonts w:ascii="Arial" w:hAnsi="Arial" w:cs="Arial"/>
-        </w:rPr>
-        <w:t xml:space="preserve"> van hetzelfde merk. </w:t>
-      </w:r>
-      <w:r>
-        <w:rPr>
-          <w:rFonts w:ascii="Arial" w:hAnsi="Arial" w:cs="Arial"/>
-          <w:i/>
-        </w:rPr>
-        <w:t>Android</w:t>
-      </w:r>
-      <w:r>
-        <w:rPr>
-          <w:rFonts w:ascii="Arial" w:hAnsi="Arial" w:cs="Arial"/>
-        </w:rPr>
-        <w:t xml:space="preserve"> heeft daarentegen meerdere types telefoons en </w:t>
-      </w:r>
-      <w:r>
-        <w:rPr>
-          <w:rFonts w:ascii="Arial" w:hAnsi="Arial" w:cs="Arial"/>
-          <w:i/>
-        </w:rPr>
-        <w:t>tablets</w:t>
-      </w:r>
-      <w:r>
-        <w:rPr>
-          <w:rFonts w:ascii="Arial" w:hAnsi="Arial" w:cs="Arial"/>
-        </w:rPr>
-        <w:t xml:space="preserve"> van verschillende merken.</w:t>
-      </w:r>
-    </w:p>
-    <w:p>
-      <w:pPr>
-        <w:pStyle w:val="Lijstalinea"/>
-        <w:numPr>
-          <w:ilvl w:val="0"/>
-          <w:numId w:val="16"/>
-        </w:numPr>
-        <w:rPr>
-          <w:rFonts w:ascii="Arial" w:hAnsi="Arial" w:cs="Arial"/>
-        </w:rPr>
-      </w:pPr>
-      <w:r>
-        <w:rPr>
-          <w:rFonts w:ascii="Arial" w:hAnsi="Arial" w:cs="Arial"/>
-          <w:i/>
-        </w:rPr>
-        <w:t>iOS</w:t>
-      </w:r>
-      <w:r>
-        <w:rPr>
-          <w:rFonts w:ascii="Arial" w:hAnsi="Arial" w:cs="Arial"/>
-        </w:rPr>
-        <w:t xml:space="preserve"> heeft niet de mogelijkheid, in tegenstelling tot </w:t>
-      </w:r>
-      <w:r>
-        <w:rPr>
-          <w:rFonts w:ascii="Arial" w:hAnsi="Arial" w:cs="Arial"/>
-          <w:i/>
-        </w:rPr>
-        <w:t>Android</w:t>
-      </w:r>
-      <w:r>
-        <w:rPr>
-          <w:rFonts w:ascii="Arial" w:hAnsi="Arial" w:cs="Arial"/>
-        </w:rPr>
-        <w:t>, om de telefoon helemaal te personaliseren.</w:t>
-      </w:r>
-    </w:p>
-    <w:p>
-      <w:pPr>
-        <w:rPr>
-          <w:rFonts w:ascii="Arial" w:hAnsi="Arial" w:cs="Arial"/>
-        </w:rPr>
-      </w:pPr>
-    </w:p>
-    <w:p>
-      <w:pPr>
-        <w:rPr>
-          <w:rFonts w:ascii="Arial" w:hAnsi="Arial" w:cs="Arial"/>
-        </w:rPr>
-      </w:pPr>
-      <w:r>
-        <w:rPr>
-          <w:rFonts w:ascii="Arial" w:hAnsi="Arial" w:cs="Arial"/>
-        </w:rPr>
-        <w:t>De applicatie wordt goed werkend op beide platformen, door een goede ontwikkelomgeving te kiezen, wa</w:t>
-      </w:r>
-      <w:r>
-        <w:rPr>
-          <w:rFonts w:ascii="Arial" w:hAnsi="Arial" w:cs="Arial"/>
-        </w:rPr>
-        <w:t>arin er gemakkelijk onderscheid</w:t>
-      </w:r>
-      <w:r>
-        <w:rPr>
-          <w:rFonts w:ascii="Arial" w:hAnsi="Arial" w:cs="Arial"/>
-        </w:rPr>
-        <w:t xml:space="preserve"> kan worden gemaakt tussen iOS en Android.</w:t>
-      </w:r>
-    </w:p>
-    <w:p>
-      <w:pPr>
-        <w:rPr>
-          <w:rFonts w:ascii="Arial" w:hAnsi="Arial" w:cs="Arial"/>
-        </w:rPr>
-      </w:pPr>
-    </w:p>
-    <w:p>
-      <w:pPr>
-        <w:rPr>
-          <w:rFonts w:ascii="Arial" w:hAnsi="Arial" w:cs="Arial"/>
-        </w:rPr>
-      </w:pPr>
-      <w:r>
-        <w:rPr>
-          <w:rFonts w:ascii="Arial" w:hAnsi="Arial" w:cs="Arial"/>
-        </w:rPr>
-        <w:t xml:space="preserve">De ontwikkelomgeving die gekozen is: </w:t>
-      </w:r>
-      <w:r>
-        <w:rPr>
-          <w:rFonts w:ascii="Arial" w:hAnsi="Arial" w:cs="Arial"/>
-          <w:i/>
-        </w:rPr>
-        <w:t>Titanium Studio</w:t>
-      </w:r>
-      <w:r>
-        <w:rPr>
-          <w:rFonts w:ascii="Arial" w:hAnsi="Arial" w:cs="Arial"/>
-        </w:rPr>
-        <w:t xml:space="preserve">. Het grootste voordeel hiervan is, dat je snel en cross </w:t>
-      </w:r>
-      <w:r>
-        <w:rPr>
-          <w:rFonts w:ascii="Arial" w:hAnsi="Arial" w:cs="Arial"/>
-          <w:i/>
-        </w:rPr>
-        <w:t>platform</w:t>
-      </w:r>
-      <w:r>
-        <w:rPr>
-          <w:rFonts w:ascii="Arial" w:hAnsi="Arial" w:cs="Arial"/>
-        </w:rPr>
-        <w:t xml:space="preserve">, </w:t>
-      </w:r>
-      <w:r>
-        <w:rPr>
-          <w:rFonts w:ascii="Arial" w:hAnsi="Arial" w:cs="Arial"/>
-          <w:i/>
-        </w:rPr>
-        <w:t>native</w:t>
-      </w:r>
-      <w:r>
-        <w:rPr>
-          <w:rFonts w:ascii="Arial" w:hAnsi="Arial" w:cs="Arial"/>
-        </w:rPr>
-        <w:t xml:space="preserve"> </w:t>
-      </w:r>
-      <w:r>
-        <w:rPr>
-          <w:rFonts w:ascii="Arial" w:hAnsi="Arial" w:cs="Arial"/>
-          <w:i/>
-        </w:rPr>
-        <w:t>Apps</w:t>
-      </w:r>
-      <w:r>
-        <w:rPr>
-          <w:rFonts w:ascii="Arial" w:hAnsi="Arial" w:cs="Arial"/>
-        </w:rPr>
-        <w:t xml:space="preserve"> kunt ontwikkelen, met een populaire programeertaal, genaamd </w:t>
-      </w:r>
-      <w:r>
-        <w:rPr>
-          <w:rFonts w:ascii="Arial" w:hAnsi="Arial" w:cs="Arial"/>
-          <w:i/>
-        </w:rPr>
-        <w:t>JavaScript</w:t>
-      </w:r>
-      <w:r>
-        <w:rPr>
-          <w:rFonts w:ascii="Arial" w:hAnsi="Arial" w:cs="Arial"/>
-        </w:rPr>
-        <w:t>.</w:t>
-      </w:r>
-    </w:p>
-    <w:p>
-      <w:pPr>
-        <w:rPr>
-          <w:rFonts w:ascii="Arial" w:hAnsi="Arial" w:cs="Arial"/>
-        </w:rPr>
-      </w:pPr>
-    </w:p>
-    <w:p>
-      <w:pPr>
-        <w:rPr>
-          <w:rFonts w:ascii="Arial" w:hAnsi="Arial" w:cs="Arial"/>
-        </w:rPr>
-      </w:pPr>
-      <w:r>
-        <w:rPr>
-          <w:rFonts w:ascii="Arial" w:hAnsi="Arial" w:cs="Arial"/>
-        </w:rPr>
-        <w:t xml:space="preserve">Om de punten op de kaart te krijgen, zijn er de standaard ingebouwde </w:t>
-      </w:r>
-      <w:r>
-        <w:rPr>
-          <w:rFonts w:ascii="Arial" w:hAnsi="Arial" w:cs="Arial"/>
-          <w:i/>
-        </w:rPr>
-        <w:t>annotations</w:t>
-      </w:r>
-      <w:r>
-        <w:rPr>
-          <w:rFonts w:ascii="Arial" w:hAnsi="Arial" w:cs="Arial"/>
-        </w:rPr>
-        <w:t xml:space="preserve"> van </w:t>
-      </w:r>
-      <w:r>
-        <w:rPr>
-          <w:rFonts w:ascii="Arial" w:hAnsi="Arial" w:cs="Arial"/>
-          <w:i/>
-        </w:rPr>
-        <w:t>Google Maps</w:t>
-      </w:r>
-      <w:r>
-        <w:rPr>
-          <w:rFonts w:ascii="Arial" w:hAnsi="Arial" w:cs="Arial"/>
-        </w:rPr>
-        <w:t xml:space="preserve">. </w:t>
-      </w:r>
-    </w:p>
-    <w:p>
-      <w:pPr>
-        <w:rPr>
-          <w:rFonts w:ascii="Arial" w:hAnsi="Arial" w:cs="Arial"/>
-        </w:rPr>
-      </w:pPr>
-      <w:r>
-        <w:rPr>
-          <w:rFonts w:ascii="Arial" w:hAnsi="Arial" w:cs="Arial"/>
-        </w:rPr>
-        <w:t xml:space="preserve">Om ze overzichtelijk op een scherm te laten zien is er de mogelijkheid, zodra je </w:t>
-      </w:r>
-      <w:r>
-        <w:rPr>
-          <w:rFonts w:ascii="Arial" w:hAnsi="Arial" w:cs="Arial"/>
-          <w:i/>
-        </w:rPr>
-        <w:t>uitzoomt</w:t>
-      </w:r>
-      <w:r>
-        <w:rPr>
-          <w:rFonts w:ascii="Arial" w:hAnsi="Arial" w:cs="Arial"/>
-        </w:rPr>
-        <w:t xml:space="preserve"> op een kaart om de </w:t>
-      </w:r>
-      <w:r>
-        <w:rPr>
-          <w:rFonts w:ascii="Arial" w:hAnsi="Arial" w:cs="Arial"/>
-          <w:i/>
-        </w:rPr>
-        <w:t>annotations</w:t>
-      </w:r>
-      <w:r>
-        <w:rPr>
-          <w:rFonts w:ascii="Arial" w:hAnsi="Arial" w:cs="Arial"/>
-        </w:rPr>
-        <w:t xml:space="preserve"> te groeperen in hoeveelheden. </w:t>
-      </w:r>
-    </w:p>
-    <w:p>
-      <w:pPr>
-        <w:rPr>
-          <w:rFonts w:ascii="Arial" w:hAnsi="Arial" w:cs="Arial"/>
-        </w:rPr>
-      </w:pPr>
-    </w:p>
-    <w:p>
-      <w:r>
-        <w:rPr>
-          <w:rFonts w:ascii="Arial" w:hAnsi="Arial" w:cs="Arial"/>
-        </w:rPr>
-        <w:t xml:space="preserve">De huidige positie wordt bepaald door middel van </w:t>
-      </w:r>
-      <w:r>
-        <w:rPr>
-          <w:rFonts w:ascii="Arial" w:hAnsi="Arial" w:cs="Arial"/>
-          <w:i/>
-        </w:rPr>
-        <w:t>GPS</w:t>
-      </w:r>
-      <w:r>
-        <w:rPr>
-          <w:rFonts w:ascii="Arial" w:hAnsi="Arial" w:cs="Arial"/>
-        </w:rPr>
-        <w:t xml:space="preserve">, hiermee wordt via sattelieten de huidige positie bepaald. Om hierna een </w:t>
-      </w:r>
-      <w:r>
-        <w:rPr>
-          <w:rFonts w:ascii="Arial" w:hAnsi="Arial" w:cs="Arial"/>
-          <w:i/>
-        </w:rPr>
-        <w:t>trail</w:t>
-      </w:r>
-      <w:r>
-        <w:rPr>
-          <w:rFonts w:ascii="Arial" w:hAnsi="Arial" w:cs="Arial"/>
-        </w:rPr>
-        <w:t xml:space="preserve"> op de kaart te tonen is niet lastig. De huidige positie wordt onthouden en zodra deze zich verplaatst wordt er een stip op de kaart getoond die de </w:t>
-      </w:r>
-      <w:r>
-        <w:rPr>
-          <w:rFonts w:ascii="Arial" w:hAnsi="Arial" w:cs="Arial"/>
-          <w:i/>
-        </w:rPr>
-        <w:t>trail</w:t>
-      </w:r>
-      <w:r>
-        <w:rPr>
-          <w:rFonts w:ascii="Arial" w:hAnsi="Arial" w:cs="Arial"/>
-        </w:rPr>
-        <w:t xml:space="preserve"> vormt </w:t>
-      </w:r>
-    </w:p>
-    <w:p>
-      <w:pPr>
-        <w:rPr>
-          <w:rFonts w:ascii="Arial" w:hAnsi="Arial" w:cs="Arial"/>
-        </w:rPr>
-      </w:pPr>
-    </w:p>
-    <w:p>
-      <w:pPr>
-        <w:rPr>
-          <w:rFonts w:ascii="Arial" w:hAnsi="Arial" w:cs="Arial"/>
-        </w:rPr>
-      </w:pPr>
-      <w:r>
-        <w:rPr>
-          <w:rFonts w:ascii="Arial" w:hAnsi="Arial" w:cs="Arial"/>
-        </w:rPr>
-        <w:t xml:space="preserve">De straal die het beste kan worden gebruikt voor het tonen van de kaart, zodra de gebruiker de </w:t>
-      </w:r>
-      <w:r>
-        <w:rPr>
-          <w:rFonts w:ascii="Arial" w:hAnsi="Arial" w:cs="Arial"/>
-          <w:i/>
-        </w:rPr>
-        <w:t>App</w:t>
-      </w:r>
-      <w:r>
-        <w:rPr>
-          <w:rFonts w:ascii="Arial" w:hAnsi="Arial" w:cs="Arial"/>
-        </w:rPr>
-        <w:t xml:space="preserve"> opent is:  </w:t>
-      </w:r>
-      <w:r>
-        <w:rPr>
-          <w:rFonts w:ascii="Arial" w:hAnsi="Arial" w:cs="Arial"/>
-          <w:highlight w:val="red"/>
-        </w:rPr>
-        <w:t>…..?????????????</w:t>
-      </w:r>
-    </w:p>
-    <w:p>
-      <w:pPr>
-        <w:rPr>
-          <w:rFonts w:ascii="Arial" w:hAnsi="Arial" w:cs="Arial"/>
-        </w:rPr>
-      </w:pPr>
-    </w:p>
-    <w:p>
-      <w:pPr>
-        <w:rPr>
-          <w:rFonts w:ascii="Arial" w:hAnsi="Arial" w:cs="Arial"/>
-        </w:rPr>
-      </w:pPr>
-      <w:r>
-        <w:rPr>
-          <w:rFonts w:ascii="Arial" w:hAnsi="Arial" w:cs="Arial"/>
-        </w:rPr>
-        <w:t xml:space="preserve">De beste manier om een kaart in de </w:t>
-      </w:r>
-      <w:r>
-        <w:rPr>
-          <w:rFonts w:ascii="Arial" w:hAnsi="Arial" w:cs="Arial"/>
-          <w:i/>
-        </w:rPr>
-        <w:t>App</w:t>
-      </w:r>
-      <w:r>
-        <w:rPr>
-          <w:rFonts w:ascii="Arial" w:hAnsi="Arial" w:cs="Arial"/>
-        </w:rPr>
-        <w:t xml:space="preserve"> te krijgen is via </w:t>
-      </w:r>
-      <w:r>
-        <w:rPr>
-          <w:rFonts w:ascii="Arial" w:hAnsi="Arial" w:cs="Arial"/>
-          <w:i/>
-        </w:rPr>
-        <w:t>Google Maps</w:t>
-      </w:r>
-      <w:r>
-        <w:rPr>
-          <w:rFonts w:ascii="Arial" w:hAnsi="Arial" w:cs="Arial"/>
-        </w:rPr>
-        <w:t xml:space="preserve">. Deze kaart is online te gebruiken door middel van mobiel internet, </w:t>
-      </w:r>
-      <w:r>
-        <w:rPr>
-          <w:rFonts w:ascii="Arial" w:hAnsi="Arial" w:cs="Arial"/>
-          <w:i/>
-        </w:rPr>
-        <w:t>WiFi</w:t>
-      </w:r>
-      <w:r>
-        <w:rPr>
-          <w:rFonts w:ascii="Arial" w:hAnsi="Arial" w:cs="Arial"/>
-        </w:rPr>
-        <w:t xml:space="preserve"> en </w:t>
-      </w:r>
-      <w:r>
-        <w:rPr>
-          <w:rFonts w:ascii="Arial" w:hAnsi="Arial" w:cs="Arial"/>
-          <w:i/>
-        </w:rPr>
-        <w:t>GPS</w:t>
-      </w:r>
-      <w:r>
-        <w:rPr>
-          <w:rFonts w:ascii="Arial" w:hAnsi="Arial" w:cs="Arial"/>
-        </w:rPr>
-        <w:t xml:space="preserve">. Ook is deze kaart offline te gebruiken, want hij </w:t>
-      </w:r>
-      <w:r>
-        <w:rPr>
-          <w:rFonts w:ascii="Arial" w:hAnsi="Arial" w:cs="Arial"/>
-          <w:i/>
-        </w:rPr>
-        <w:t>cached</w:t>
-      </w:r>
-      <w:r>
-        <w:rPr>
-          <w:rFonts w:ascii="Arial" w:hAnsi="Arial" w:cs="Arial"/>
-        </w:rPr>
-        <w:t xml:space="preserve"> het gedeelte van de kaart waar de gebruiker op dat moment naar kijkt.</w:t>
-      </w:r>
-    </w:p>
-    <w:p>
-      <w:pPr>
-        <w:rPr>
-          <w:rFonts w:ascii="Arial" w:hAnsi="Arial" w:cs="Arial"/>
-        </w:rPr>
-      </w:pPr>
-    </w:p>
-    <w:p>
-      <w:pPr>
-        <w:pStyle w:val="Kop1"/>
-        <w:sectPr>
           <w:headerReference w:type="default" r:id="rId36"/>
           <w:pgSz w:w="11900" w:h="16840"/>
           <w:pgMar w:top="1440" w:right="1440" w:bottom="1440" w:left="1440" w:header="708" w:footer="708" w:gutter="0"/>
@@ -11011,20 +10795,53 @@
           <w:docGrid w:linePitch="360"/>
         </w:sectPr>
       </w:pPr>
-      <w:bookmarkStart w:id="26" w:name="_Toc199392586"/>
-      <w:bookmarkStart w:id="27" w:name="_Toc199400214"/>
+      <w:r>
+        <w:rPr>
+          <w:rFonts w:ascii="Arial" w:hAnsi="Arial" w:cs="Arial"/>
+        </w:rPr>
+        <w:t xml:space="preserve">Op de laatste pagina staan de instellingen </w:t>
+      </w:r>
+      <w:r>
+        <w:rPr>
+          <w:rFonts w:ascii="Arial" w:hAnsi="Arial" w:cs="Arial"/>
+          <w:sz w:val="22"/>
+        </w:rPr>
+        <w:t>(meer informatie hierover staat in H3.2.1</w:t>
+      </w:r>
+      <w:r>
+        <w:rPr>
+          <w:rFonts w:ascii="Arial" w:hAnsi="Arial" w:cs="Arial"/>
+          <w:sz w:val="22"/>
+        </w:rPr>
+        <w:t xml:space="preserve"> op</w:t>
+      </w:r>
+      <w:r>
+        <w:rPr>
+          <w:rFonts w:ascii="Arial" w:hAnsi="Arial" w:cs="Arial"/>
+          <w:sz w:val="22"/>
+        </w:rPr>
+        <w:t xml:space="preserve"> </w:t>
+      </w:r>
+      <w:r>
+        <w:rPr>
+          <w:rFonts w:ascii="Arial" w:hAnsi="Arial" w:cs="Arial"/>
+          <w:sz w:val="22"/>
+        </w:rPr>
+        <w:t>P.9)</w:t>
+      </w:r>
     </w:p>
     <w:p>
       <w:pPr>
         <w:pStyle w:val="Kop1"/>
       </w:pPr>
-      <w:r>
-        <w:t>V</w:t>
-      </w:r>
-      <w:r>
-        <w:t>erklarende Lijst</w:t>
-      </w:r>
-      <w:bookmarkEnd w:id="26"/>
+      <w:bookmarkStart w:id="27" w:name="_Toc199477787"/>
+      <w:r>
+        <w:t>5</w:t>
+      </w:r>
+      <w:r>
+        <w:tab/>
+        <w:t>Conclusies</w:t>
+      </w:r>
       <w:bookmarkEnd w:id="27"/>
     </w:p>
     <w:p>
@@ -11039,27 +10856,311 @@
           <w:rFonts w:ascii="Arial" w:hAnsi="Arial" w:cs="Arial"/>
           <w:i/>
         </w:rPr>
-        <w:t>Alle moeilijke woorden in de tekst, deze zijn meestal schuingedrukt, zijn hier alfabetisch geordend met een verhelderende uitleg erbij.</w:t>
-      </w:r>
-    </w:p>
-    <w:p>
-      <w:pPr>
-        <w:rPr>
-          <w:rFonts w:ascii="Arial" w:hAnsi="Arial" w:cs="Arial"/>
-          <w:b/>
-        </w:rPr>
-      </w:pPr>
-    </w:p>
-    <w:p>
-      <w:pPr>
-        <w:rPr>
-          <w:rFonts w:ascii="Arial" w:hAnsi="Arial" w:cs="Arial"/>
-        </w:rPr>
-      </w:pPr>
-      <w:r>
-        <w:rPr>
-          <w:rFonts w:ascii="Arial" w:hAnsi="Arial" w:cs="Arial"/>
-          <w:b/>
+        <w:t>In dit hoofdstuk worden de conclusies beschreven en worden enkele aanbevelingen gegeven.</w:t>
+      </w:r>
+    </w:p>
+    <w:p>
+      <w:pPr>
+        <w:rPr>
+          <w:rFonts w:ascii="Arial" w:hAnsi="Arial" w:cs="Arial"/>
+        </w:rPr>
+      </w:pPr>
+    </w:p>
+    <w:p>
+      <w:pPr>
+        <w:rPr>
+          <w:rFonts w:ascii="Arial" w:hAnsi="Arial" w:cs="Arial"/>
+        </w:rPr>
+      </w:pPr>
+    </w:p>
+    <w:p>
+      <w:pPr>
+        <w:rPr>
+          <w:rFonts w:ascii="Arial" w:hAnsi="Arial" w:cs="Arial"/>
+        </w:rPr>
+      </w:pPr>
+      <w:r>
+        <w:rPr>
+          <w:rFonts w:ascii="Arial" w:hAnsi="Arial" w:cs="Arial"/>
+        </w:rPr>
+        <w:t xml:space="preserve">Om een </w:t>
+      </w:r>
+      <w:r>
+        <w:rPr>
+          <w:rFonts w:ascii="Arial" w:hAnsi="Arial" w:cs="Arial"/>
+          <w:i/>
+        </w:rPr>
+        <w:t>App</w:t>
+      </w:r>
+      <w:r>
+        <w:rPr>
+          <w:rFonts w:ascii="Arial" w:hAnsi="Arial" w:cs="Arial"/>
+        </w:rPr>
+        <w:t xml:space="preserve"> gebruiksvriendelijke te maken zijn er een aantal dingen waar rekening mee moet worden gehouden:</w:t>
+      </w:r>
+    </w:p>
+    <w:p>
+      <w:pPr>
+        <w:pStyle w:val="Lijstalinea"/>
+        <w:numPr>
+          <w:ilvl w:val="0"/>
+          <w:numId w:val="25"/>
+        </w:numPr>
+        <w:rPr>
+          <w:rFonts w:ascii="Arial" w:hAnsi="Arial" w:cs="Arial"/>
+        </w:rPr>
+      </w:pPr>
+      <w:r>
+        <w:rPr>
+          <w:rFonts w:ascii="Arial" w:hAnsi="Arial" w:cs="Arial"/>
+        </w:rPr>
+        <w:t xml:space="preserve">De </w:t>
+      </w:r>
+      <w:r>
+        <w:rPr>
+          <w:rFonts w:ascii="Arial" w:hAnsi="Arial" w:cs="Arial"/>
+          <w:i/>
+        </w:rPr>
+        <w:t xml:space="preserve">App </w:t>
+      </w:r>
+      <w:r>
+        <w:rPr>
+          <w:rFonts w:ascii="Arial" w:hAnsi="Arial" w:cs="Arial"/>
+        </w:rPr>
+        <w:t>moet makkelijk sluiten.</w:t>
+      </w:r>
+    </w:p>
+    <w:p>
+      <w:pPr>
+        <w:pStyle w:val="Lijstalinea"/>
+        <w:numPr>
+          <w:ilvl w:val="0"/>
+          <w:numId w:val="25"/>
+        </w:numPr>
+        <w:rPr>
+          <w:rFonts w:ascii="Arial" w:hAnsi="Arial" w:cs="Arial"/>
+        </w:rPr>
+      </w:pPr>
+      <w:r>
+        <w:rPr>
+          <w:rFonts w:ascii="Arial" w:hAnsi="Arial" w:cs="Arial"/>
+        </w:rPr>
+        <w:t xml:space="preserve">De gegevens moeten zo weinig mogelijk </w:t>
+      </w:r>
+      <w:r>
+        <w:rPr>
+          <w:rFonts w:ascii="Arial" w:hAnsi="Arial" w:cs="Arial"/>
+        </w:rPr>
+        <w:t>intern geheugen in beslag nemen.</w:t>
+      </w:r>
+    </w:p>
+    <w:p>
+      <w:pPr>
+        <w:pStyle w:val="Lijstalinea"/>
+        <w:numPr>
+          <w:ilvl w:val="0"/>
+          <w:numId w:val="25"/>
+        </w:numPr>
+        <w:rPr>
+          <w:rFonts w:ascii="Arial" w:hAnsi="Arial" w:cs="Arial"/>
+        </w:rPr>
+      </w:pPr>
+      <w:r>
+        <w:rPr>
+          <w:rFonts w:ascii="Arial" w:hAnsi="Arial" w:cs="Arial"/>
+        </w:rPr>
+        <w:t xml:space="preserve">De </w:t>
+      </w:r>
+      <w:r>
+        <w:rPr>
+          <w:rFonts w:ascii="Arial" w:hAnsi="Arial" w:cs="Arial"/>
+          <w:i/>
+        </w:rPr>
+        <w:t xml:space="preserve">App </w:t>
+      </w:r>
+      <w:r>
+        <w:rPr>
+          <w:rFonts w:ascii="Arial" w:hAnsi="Arial" w:cs="Arial"/>
+        </w:rPr>
+        <w:t>moet overzichtelijk zijn, zodat het navigeren vlot en gemakkelijk gaat.</w:t>
+      </w:r>
+    </w:p>
+    <w:p>
+      <w:pPr>
+        <w:pStyle w:val="Lijstalinea"/>
+        <w:numPr>
+          <w:ilvl w:val="0"/>
+          <w:numId w:val="25"/>
+        </w:numPr>
+        <w:rPr>
+          <w:rFonts w:ascii="Arial" w:hAnsi="Arial" w:cs="Arial"/>
+        </w:rPr>
+      </w:pPr>
+      <w:r>
+        <w:rPr>
+          <w:rFonts w:ascii="Arial" w:hAnsi="Arial" w:cs="Arial"/>
+        </w:rPr>
+        <w:t xml:space="preserve">De </w:t>
+      </w:r>
+      <w:r>
+        <w:rPr>
+          <w:rFonts w:ascii="Arial" w:hAnsi="Arial" w:cs="Arial"/>
+          <w:i/>
+        </w:rPr>
+        <w:t>App</w:t>
+      </w:r>
+      <w:r>
+        <w:rPr>
+          <w:rFonts w:ascii="Arial" w:hAnsi="Arial" w:cs="Arial"/>
+        </w:rPr>
+        <w:t xml:space="preserve"> moet snel zijn, mense</w:t>
+      </w:r>
+      <w:r>
+        <w:rPr>
+          <w:rFonts w:ascii="Arial" w:hAnsi="Arial" w:cs="Arial"/>
+        </w:rPr>
+        <w:t>n</w:t>
+      </w:r>
+      <w:r>
+        <w:rPr>
+          <w:rFonts w:ascii="Arial" w:hAnsi="Arial" w:cs="Arial"/>
+        </w:rPr>
+        <w:t xml:space="preserve"> houden nou eenmaal niet van wachten.</w:t>
+      </w:r>
+    </w:p>
+    <w:p>
+      <w:pPr>
+        <w:pStyle w:val="Lijstalinea"/>
+        <w:numPr>
+          <w:ilvl w:val="0"/>
+          <w:numId w:val="25"/>
+        </w:numPr>
+        <w:rPr>
+          <w:rFonts w:ascii="Arial" w:hAnsi="Arial" w:cs="Arial"/>
+        </w:rPr>
+      </w:pPr>
+      <w:r>
+        <w:rPr>
+          <w:rFonts w:ascii="Arial" w:hAnsi="Arial" w:cs="Arial"/>
+        </w:rPr>
+        <w:t>Zorg ervoo</w:t>
+      </w:r>
+      <w:r>
+        <w:rPr>
+          <w:rFonts w:ascii="Arial" w:hAnsi="Arial" w:cs="Arial"/>
+        </w:rPr>
+        <w:t>r dat,</w:t>
+      </w:r>
+      <w:r>
+        <w:rPr>
+          <w:rFonts w:ascii="Arial" w:hAnsi="Arial" w:cs="Arial"/>
+        </w:rPr>
+        <w:t xml:space="preserve"> wanneer de app op de achtergrond draait, er niet teveel energie wordt gebruikt.</w:t>
+      </w:r>
+    </w:p>
+    <w:p>
+      <w:pPr>
+        <w:pStyle w:val="Lijstalinea"/>
+        <w:numPr>
+          <w:ilvl w:val="0"/>
+          <w:numId w:val="25"/>
+        </w:numPr>
+        <w:rPr>
+          <w:rFonts w:ascii="Arial" w:hAnsi="Arial" w:cs="Arial"/>
+        </w:rPr>
+      </w:pPr>
+      <w:r>
+        <w:rPr>
+          <w:rFonts w:ascii="Arial" w:hAnsi="Arial" w:cs="Arial"/>
+        </w:rPr>
+        <w:t>Probeer zo volledig mogelijk de mogelijkheden van de telefoon te benutten.</w:t>
+      </w:r>
+    </w:p>
+    <w:p>
+      <w:pPr>
+        <w:pStyle w:val="Lijstalinea"/>
+        <w:numPr>
+          <w:ilvl w:val="0"/>
+          <w:numId w:val="25"/>
+        </w:numPr>
+        <w:rPr>
+          <w:rFonts w:ascii="Arial" w:hAnsi="Arial" w:cs="Arial"/>
+        </w:rPr>
+      </w:pPr>
+      <w:r>
+        <w:rPr>
+          <w:rFonts w:ascii="Arial" w:hAnsi="Arial" w:cs="Arial"/>
+        </w:rPr>
+        <w:t xml:space="preserve">De </w:t>
+      </w:r>
+      <w:r>
+        <w:rPr>
+          <w:rFonts w:ascii="Arial" w:hAnsi="Arial" w:cs="Arial"/>
+          <w:i/>
+        </w:rPr>
+        <w:t>App</w:t>
+      </w:r>
+      <w:r>
+        <w:rPr>
+          <w:rFonts w:ascii="Arial" w:hAnsi="Arial" w:cs="Arial"/>
+        </w:rPr>
+        <w:t xml:space="preserve"> moet de gebruiker feedback geven.</w:t>
+      </w:r>
+    </w:p>
+    <w:p>
+      <w:pPr>
+        <w:pStyle w:val="Lijstalinea"/>
+        <w:numPr>
+          <w:ilvl w:val="0"/>
+          <w:numId w:val="25"/>
+        </w:numPr>
+        <w:rPr>
+          <w:rFonts w:ascii="Arial" w:hAnsi="Arial" w:cs="Arial"/>
+        </w:rPr>
+      </w:pPr>
+      <w:r>
+        <w:rPr>
+          <w:rFonts w:ascii="Arial" w:hAnsi="Arial" w:cs="Arial"/>
+        </w:rPr>
+        <w:t>De bediening moet simpel en snel aan te leren zijn.</w:t>
+      </w:r>
+    </w:p>
+    <w:p>
+      <w:pPr>
+        <w:rPr>
+          <w:rFonts w:ascii="Arial" w:hAnsi="Arial" w:cs="Arial"/>
+        </w:rPr>
+      </w:pPr>
+    </w:p>
+    <w:p>
+      <w:pPr>
+        <w:rPr>
+          <w:rFonts w:ascii="Arial" w:hAnsi="Arial" w:cs="Arial"/>
+        </w:rPr>
+      </w:pPr>
+      <w:r>
+        <w:rPr>
+          <w:rFonts w:ascii="Arial" w:hAnsi="Arial" w:cs="Arial"/>
+        </w:rPr>
+        <w:t xml:space="preserve">De grootste verschillen tussen </w:t>
+      </w:r>
+      <w:r>
+        <w:rPr>
+          <w:rFonts w:ascii="Arial" w:hAnsi="Arial" w:cs="Arial"/>
+          <w:i/>
+        </w:rPr>
+        <w:t>iOS</w:t>
+      </w:r>
+      <w:r>
+        <w:rPr>
+          <w:rFonts w:ascii="Arial" w:hAnsi="Arial" w:cs="Arial"/>
+        </w:rPr>
+        <w:t xml:space="preserve"> en </w:t>
+      </w:r>
+      <w:r>
+        <w:rPr>
+          <w:rFonts w:ascii="Arial" w:hAnsi="Arial" w:cs="Arial"/>
+          <w:i/>
         </w:rPr>
         <w:t>Android</w:t>
       </w:r>
@@ -11067,129 +11168,205 @@
         <w:rPr>
           <w:rFonts w:ascii="Arial" w:hAnsi="Arial" w:cs="Arial"/>
         </w:rPr>
-        <w:t>:</w:t>
-      </w:r>
-      <w:r>
-        <w:rPr>
-          <w:rFonts w:ascii="Arial" w:hAnsi="Arial" w:cs="Arial"/>
-          <w:b/>
-          <w:i/>
+        <w:t xml:space="preserve"> zijn:</w:t>
+      </w:r>
+    </w:p>
+    <w:p>
+      <w:pPr>
+        <w:pStyle w:val="Lijstalinea"/>
+        <w:numPr>
+          <w:ilvl w:val="0"/>
+          <w:numId w:val="16"/>
+        </w:numPr>
+        <w:rPr>
+          <w:rFonts w:ascii="Arial" w:hAnsi="Arial" w:cs="Arial"/>
+        </w:rPr>
+      </w:pPr>
+      <w:r>
+        <w:rPr>
+          <w:rFonts w:ascii="Arial" w:hAnsi="Arial" w:cs="Arial"/>
+          <w:i/>
+        </w:rPr>
+        <w:t>iOS</w:t>
+      </w:r>
+      <w:r>
+        <w:rPr>
+          <w:rFonts w:ascii="Arial" w:hAnsi="Arial" w:cs="Arial"/>
+        </w:rPr>
+        <w:t xml:space="preserve"> heeft maar één type telefoon en </w:t>
+      </w:r>
+      <w:r>
+        <w:rPr>
+          <w:rFonts w:ascii="Arial" w:hAnsi="Arial" w:cs="Arial"/>
+          <w:i/>
+        </w:rPr>
+        <w:t>tablet</w:t>
+      </w:r>
+      <w:r>
+        <w:rPr>
+          <w:rFonts w:ascii="Arial" w:hAnsi="Arial" w:cs="Arial"/>
+        </w:rPr>
+        <w:t xml:space="preserve"> van hetzelfde merk. </w:t>
+      </w:r>
+      <w:r>
+        <w:rPr>
+          <w:rFonts w:ascii="Arial" w:hAnsi="Arial" w:cs="Arial"/>
+          <w:i/>
+        </w:rPr>
+        <w:t>Android</w:t>
+      </w:r>
+      <w:r>
+        <w:rPr>
+          <w:rFonts w:ascii="Arial" w:hAnsi="Arial" w:cs="Arial"/>
+        </w:rPr>
+        <w:t xml:space="preserve"> heeft daarentegen meerdere types telefoons en </w:t>
+      </w:r>
+      <w:r>
+        <w:rPr>
+          <w:rFonts w:ascii="Arial" w:hAnsi="Arial" w:cs="Arial"/>
+          <w:i/>
+        </w:rPr>
+        <w:t>tablets</w:t>
+      </w:r>
+      <w:r>
+        <w:rPr>
+          <w:rFonts w:ascii="Arial" w:hAnsi="Arial" w:cs="Arial"/>
+        </w:rPr>
+        <w:t xml:space="preserve"> van verschillende merken.</w:t>
+      </w:r>
+    </w:p>
+    <w:p>
+      <w:pPr>
+        <w:pStyle w:val="Lijstalinea"/>
+        <w:numPr>
+          <w:ilvl w:val="0"/>
+          <w:numId w:val="16"/>
+        </w:numPr>
+        <w:rPr>
+          <w:rFonts w:ascii="Arial" w:hAnsi="Arial" w:cs="Arial"/>
+        </w:rPr>
+      </w:pPr>
+      <w:r>
+        <w:rPr>
+          <w:rFonts w:ascii="Arial" w:hAnsi="Arial" w:cs="Arial"/>
+          <w:i/>
+        </w:rPr>
+        <w:t>iOS</w:t>
+      </w:r>
+      <w:r>
+        <w:rPr>
+          <w:rFonts w:ascii="Arial" w:hAnsi="Arial" w:cs="Arial"/>
+        </w:rPr>
+        <w:t xml:space="preserve"> heeft niet de mogelijkheid, in tegenstelling tot </w:t>
+      </w:r>
+      <w:r>
+        <w:rPr>
+          <w:rFonts w:ascii="Arial" w:hAnsi="Arial" w:cs="Arial"/>
+          <w:i/>
+        </w:rPr>
+        <w:t>Android</w:t>
+      </w:r>
+      <w:r>
+        <w:rPr>
+          <w:rFonts w:ascii="Arial" w:hAnsi="Arial" w:cs="Arial"/>
+        </w:rPr>
+        <w:t>, om de telefoon helemaal te personaliseren.</w:t>
+      </w:r>
+    </w:p>
+    <w:p>
+      <w:pPr>
+        <w:rPr>
+          <w:rFonts w:ascii="Arial" w:hAnsi="Arial" w:cs="Arial"/>
+        </w:rPr>
+      </w:pPr>
+    </w:p>
+    <w:p>
+      <w:pPr>
+        <w:rPr>
+          <w:rFonts w:ascii="Arial" w:hAnsi="Arial" w:cs="Arial"/>
+        </w:rPr>
+      </w:pPr>
+      <w:r>
+        <w:rPr>
+          <w:rFonts w:ascii="Arial" w:hAnsi="Arial" w:cs="Arial"/>
+        </w:rPr>
+        <w:t>De applicatie wordt goed werkend op beide platformen, door een goede ontwikkelomgeving te kiezen, wa</w:t>
+      </w:r>
+      <w:r>
+        <w:rPr>
+          <w:rFonts w:ascii="Arial" w:hAnsi="Arial" w:cs="Arial"/>
+        </w:rPr>
+        <w:t>arin er gemakkelijk onderscheid</w:t>
+      </w:r>
+      <w:r>
+        <w:rPr>
+          <w:rFonts w:ascii="Arial" w:hAnsi="Arial" w:cs="Arial"/>
+        </w:rPr>
+        <w:t xml:space="preserve"> kan worden gemaakt tussen iOS en Android.</w:t>
+      </w:r>
+    </w:p>
+    <w:p>
+      <w:pPr>
+        <w:rPr>
+          <w:rFonts w:ascii="Arial" w:hAnsi="Arial" w:cs="Arial"/>
+        </w:rPr>
+      </w:pPr>
+    </w:p>
+    <w:p>
+      <w:pPr>
+        <w:rPr>
+          <w:rFonts w:ascii="Arial" w:hAnsi="Arial" w:cs="Arial"/>
+        </w:rPr>
+      </w:pPr>
+      <w:r>
+        <w:rPr>
+          <w:rFonts w:ascii="Arial" w:hAnsi="Arial" w:cs="Arial"/>
+        </w:rPr>
+        <w:t xml:space="preserve">De ontwikkelomgeving die gekozen is: </w:t>
+      </w:r>
+      <w:r>
+        <w:rPr>
+          <w:rFonts w:ascii="Arial" w:hAnsi="Arial" w:cs="Arial"/>
+          <w:i/>
+        </w:rPr>
+        <w:t>Titanium Studio</w:t>
+      </w:r>
+      <w:r>
+        <w:rPr>
+          <w:rFonts w:ascii="Arial" w:hAnsi="Arial" w:cs="Arial"/>
+        </w:rPr>
+        <w:t xml:space="preserve">. Het grootste voordeel hiervan is, dat je snel en cross </w:t>
+      </w:r>
+      <w:r>
+        <w:rPr>
+          <w:rFonts w:ascii="Arial" w:hAnsi="Arial" w:cs="Arial"/>
+          <w:i/>
+        </w:rPr>
+        <w:t>platform</w:t>
+      </w:r>
+      <w:r>
+        <w:rPr>
+          <w:rFonts w:ascii="Arial" w:hAnsi="Arial" w:cs="Arial"/>
+        </w:rPr>
+        <w:t xml:space="preserve">, </w:t>
+      </w:r>
+      <w:r>
+        <w:rPr>
+          <w:rFonts w:ascii="Arial" w:hAnsi="Arial" w:cs="Arial"/>
+          <w:i/>
+        </w:rPr>
+        <w:t>native</w:t>
+      </w:r>
+      <w:r>
+        <w:rPr>
+          <w:rFonts w:ascii="Arial" w:hAnsi="Arial" w:cs="Arial"/>
         </w:rPr>
         <w:t xml:space="preserve"> </w:t>
       </w:r>
       <w:r>
         <w:rPr>
           <w:rFonts w:ascii="Arial" w:hAnsi="Arial" w:cs="Arial"/>
-        </w:rPr>
-        <w:t>Een besturingssysteem voor mobiele telefoons gemaakt door Google.</w:t>
-      </w:r>
-    </w:p>
-    <w:p>
-      <w:pPr>
-        <w:rPr>
-          <w:rFonts w:ascii="Arial" w:hAnsi="Arial" w:cs="Arial"/>
-        </w:rPr>
-      </w:pPr>
-      <w:r>
-        <w:rPr>
-          <w:rFonts w:ascii="Arial" w:hAnsi="Arial" w:cs="Arial"/>
-          <w:b/>
-        </w:rPr>
-        <w:t>Android Play Store</w:t>
-      </w:r>
-      <w:r>
-        <w:rPr>
-          <w:rFonts w:ascii="Arial" w:hAnsi="Arial" w:cs="Arial"/>
-        </w:rPr>
-        <w:t>:</w:t>
-      </w:r>
-      <w:r>
-        <w:rPr>
-          <w:rFonts w:ascii="Arial" w:hAnsi="Arial" w:cs="Arial"/>
-        </w:rPr>
-        <w:t xml:space="preserve"> Een online softwarewinkel van Google waar software gekocht kan worden. De software, ook wel apps genoemd, omvat programma’s voor de Android smartphone en tablet.</w:t>
-      </w:r>
-    </w:p>
-    <w:p>
-      <w:pPr>
-        <w:rPr>
-          <w:rFonts w:ascii="Arial" w:hAnsi="Arial" w:cs="Arial"/>
-        </w:rPr>
-      </w:pPr>
-      <w:r>
-        <w:rPr>
-          <w:rFonts w:ascii="Arial" w:hAnsi="Arial" w:cs="Arial"/>
-          <w:b/>
-        </w:rPr>
-        <w:t>Annotations</w:t>
-      </w:r>
-      <w:r>
-        <w:rPr>
-          <w:rFonts w:ascii="Arial" w:hAnsi="Arial" w:cs="Arial"/>
-        </w:rPr>
-        <w:t>: Dit zijn punten die op de kaart van Google Maps worden getoond.</w:t>
-      </w:r>
-    </w:p>
-    <w:p>
-      <w:pPr>
-        <w:rPr>
-          <w:rFonts w:ascii="Arial" w:hAnsi="Arial" w:cs="Arial"/>
-        </w:rPr>
-      </w:pPr>
-      <w:r>
-        <w:rPr>
-          <w:rFonts w:ascii="Arial" w:hAnsi="Arial" w:cs="Arial"/>
-          <w:b/>
-        </w:rPr>
-        <w:t>App Store</w:t>
-      </w:r>
-      <w:r>
-        <w:rPr>
-          <w:rFonts w:ascii="Arial" w:hAnsi="Arial" w:cs="Arial"/>
-        </w:rPr>
-        <w:t>:</w:t>
-      </w:r>
-      <w:r>
-        <w:rPr>
-          <w:rFonts w:ascii="Arial" w:hAnsi="Arial" w:cs="Arial"/>
-        </w:rPr>
-        <w:t xml:space="preserve"> </w:t>
-      </w:r>
-      <w:r>
-        <w:rPr>
-          <w:rFonts w:ascii="Arial" w:hAnsi="Arial" w:cs="Arial"/>
-        </w:rPr>
-        <w:t>Een App Store is een online softwarewinkel</w:t>
-      </w:r>
-      <w:r>
-        <w:rPr>
-          <w:rFonts w:ascii="Arial" w:hAnsi="Arial" w:cs="Arial"/>
-        </w:rPr>
-        <w:t xml:space="preserve"> van Apple</w:t>
-      </w:r>
-      <w:r>
-        <w:rPr>
-          <w:rFonts w:ascii="Arial" w:hAnsi="Arial" w:cs="Arial"/>
-        </w:rPr>
-        <w:t xml:space="preserve"> waar software gekocht kan worden. De software, ook wel apps genoemd, omvat programma`s voor </w:t>
-      </w:r>
-      <w:r>
-        <w:rPr>
-          <w:rFonts w:ascii="Arial" w:hAnsi="Arial" w:cs="Arial"/>
-        </w:rPr>
-        <w:t>de iPhone en iPad.</w:t>
-      </w:r>
-    </w:p>
-    <w:p>
-      <w:pPr>
-        <w:rPr>
-          <w:rFonts w:ascii="Arial" w:hAnsi="Arial" w:cs="Arial"/>
-        </w:rPr>
-      </w:pPr>
-      <w:r>
-        <w:rPr>
-          <w:rFonts w:ascii="Arial" w:hAnsi="Arial" w:cs="Arial"/>
-          <w:b/>
+          <w:i/>
         </w:rPr>
         <w:t>Apps</w:t>
       </w:r>
@@ -11197,113 +11374,14 @@
         <w:rPr>
           <w:rFonts w:ascii="Arial" w:hAnsi="Arial" w:cs="Arial"/>
         </w:rPr>
-        <w:t>: A</w:t>
-      </w:r>
-      <w:r>
-        <w:rPr>
-          <w:rFonts w:ascii="Arial" w:hAnsi="Arial" w:cs="Arial"/>
-        </w:rPr>
-        <w:t>fkorting voor applicaties, waarmee een toepassingsprogramma wordt bedoelt wat in deze context op een mobiele telefoon wordt gebruikt.</w:t>
-      </w:r>
-    </w:p>
-    <w:p>
-      <w:pPr>
-        <w:rPr>
-          <w:rFonts w:ascii="Arial" w:hAnsi="Arial" w:cs="Arial"/>
-        </w:rPr>
-      </w:pPr>
-      <w:r>
-        <w:rPr>
-          <w:rFonts w:ascii="Arial" w:hAnsi="Arial" w:cs="Arial"/>
-          <w:b/>
-        </w:rPr>
-        <w:t>Cached</w:t>
-      </w:r>
-      <w:r>
-        <w:rPr>
-          <w:rFonts w:ascii="Arial" w:hAnsi="Arial" w:cs="Arial"/>
-        </w:rPr>
-        <w:t xml:space="preserve">: </w:t>
-      </w:r>
-      <w:r>
-        <w:rPr>
-          <w:rFonts w:ascii="Arial" w:hAnsi="Arial" w:cs="Arial"/>
-        </w:rPr>
-        <w:t xml:space="preserve">Geheugen van de </w:t>
-      </w:r>
-      <w:r>
-        <w:rPr>
-          <w:rFonts w:ascii="Arial" w:hAnsi="Arial" w:cs="Arial"/>
-        </w:rPr>
-        <w:t>telefoon</w:t>
-      </w:r>
-      <w:r>
-        <w:rPr>
-          <w:rFonts w:ascii="Arial" w:hAnsi="Arial" w:cs="Arial"/>
-        </w:rPr>
-        <w:t xml:space="preserve"> dat gereserveerd is voor eerder geladen </w:t>
-      </w:r>
-      <w:r>
-        <w:rPr>
-          <w:rFonts w:ascii="Arial" w:hAnsi="Arial" w:cs="Arial"/>
-        </w:rPr>
-        <w:t>Apps</w:t>
-      </w:r>
-      <w:r>
-        <w:rPr>
-          <w:rFonts w:ascii="Arial" w:hAnsi="Arial" w:cs="Arial"/>
-        </w:rPr>
-        <w:t xml:space="preserve">. De inhoud van deze </w:t>
-      </w:r>
-      <w:r>
-        <w:rPr>
-          <w:rFonts w:ascii="Arial" w:hAnsi="Arial" w:cs="Arial"/>
-        </w:rPr>
-        <w:t>Apps</w:t>
-      </w:r>
-      <w:r>
-        <w:rPr>
-          <w:rFonts w:ascii="Arial" w:hAnsi="Arial" w:cs="Arial"/>
-        </w:rPr>
-        <w:t xml:space="preserve"> worden door de </w:t>
-      </w:r>
-      <w:r>
-        <w:rPr>
-          <w:rFonts w:ascii="Arial" w:hAnsi="Arial" w:cs="Arial"/>
-        </w:rPr>
-        <w:t>telefoon</w:t>
-      </w:r>
-      <w:r>
-        <w:rPr>
-          <w:rFonts w:ascii="Arial" w:hAnsi="Arial" w:cs="Arial"/>
-        </w:rPr>
-        <w:t xml:space="preserve"> onthouden om ze sneller te laten verschijnen op het moment dat de gebruiker ze opnieuw opvraagt.</w:t>
-      </w:r>
-    </w:p>
-    <w:p>
-      <w:pPr>
-        <w:rPr>
-          <w:rFonts w:ascii="Arial" w:hAnsi="Arial" w:cs="Arial"/>
-        </w:rPr>
-      </w:pPr>
-      <w:r>
-        <w:rPr>
-          <w:rFonts w:ascii="Arial" w:hAnsi="Arial" w:cs="Arial"/>
-          <w:b/>
-        </w:rPr>
-        <w:t>Cross Platform</w:t>
-      </w:r>
-      <w:r>
-        <w:rPr>
-          <w:rFonts w:ascii="Arial" w:hAnsi="Arial" w:cs="Arial"/>
-        </w:rPr>
-        <w:t xml:space="preserve">: </w:t>
-      </w:r>
-      <w:r>
-        <w:rPr>
-          <w:rFonts w:ascii="Arial" w:hAnsi="Arial" w:cs="Arial"/>
-        </w:rPr>
-        <w:t>Een (software)programma dat gebruikt kan worden op meerdere computertypes</w:t>
+        <w:t xml:space="preserve"> kunt ontwikkelen, met een populaire programeertaal, genaamd </w:t>
+      </w:r>
+      <w:r>
+        <w:rPr>
+          <w:rFonts w:ascii="Arial" w:hAnsi="Arial" w:cs="Arial"/>
+          <w:i/>
+        </w:rPr>
+        <w:t>JavaScript</w:t>
       </w:r>
       <w:r>
         <w:rPr>
@@ -11318,74 +11396,103 @@
           <w:rFonts w:ascii="Arial" w:hAnsi="Arial" w:cs="Arial"/>
         </w:rPr>
       </w:pPr>
-      <w:r>
-        <w:rPr>
-          <w:rFonts w:ascii="Arial" w:hAnsi="Arial" w:cs="Arial"/>
-          <w:b/>
-        </w:rPr>
-        <w:t>Functie</w:t>
-      </w:r>
-      <w:r>
-        <w:rPr>
-          <w:rFonts w:ascii="Arial" w:hAnsi="Arial" w:cs="Arial"/>
-        </w:rPr>
-        <w:t>:</w:t>
-      </w:r>
-      <w:r>
-        <w:rPr>
-          <w:rFonts w:ascii="Arial" w:hAnsi="Arial" w:cs="Arial"/>
-        </w:rPr>
-        <w:t xml:space="preserve"> </w:t>
-      </w:r>
-      <w:r>
-        <w:rPr>
-          <w:rFonts w:ascii="Arial" w:hAnsi="Arial" w:cs="Arial"/>
-        </w:rPr>
-        <w:t>Een onderdeel van een programma dat losstaat van de rest van het programma. Een functie kan worden opgeroepen vanuit het programma. Functies vervullen meestal een specifieke taak. Je kunt ze zien als hele kleine programma's of scripts</w:t>
-      </w:r>
-      <w:r>
-        <w:rPr>
-          <w:rFonts w:ascii="Arial" w:hAnsi="Arial" w:cs="Arial"/>
-        </w:rPr>
-        <w:t>.</w:t>
-      </w:r>
-    </w:p>
-    <w:p>
-      <w:pPr>
-        <w:rPr>
-          <w:rFonts w:ascii="Arial" w:hAnsi="Arial" w:cs="Arial"/>
-        </w:rPr>
-      </w:pPr>
-      <w:r>
-        <w:rPr>
-          <w:rFonts w:ascii="Arial" w:hAnsi="Arial" w:cs="Arial"/>
-          <w:b/>
-        </w:rPr>
-        <w:t>Google Maps:</w:t>
-      </w:r>
-      <w:r>
-        <w:rPr>
-          <w:rFonts w:ascii="Arial" w:hAnsi="Arial" w:cs="Arial"/>
-        </w:rPr>
-        <w:t xml:space="preserve"> E</w:t>
-      </w:r>
-      <w:r>
-        <w:rPr>
-          <w:rFonts w:ascii="Arial" w:hAnsi="Arial" w:cs="Arial"/>
-        </w:rPr>
-        <w:t>en applicatie waarin gezocht kan worden naar locaties over de hele wereld.</w:t>
-      </w:r>
-    </w:p>
-    <w:p>
-      <w:pPr>
-        <w:rPr>
-          <w:rFonts w:ascii="Arial" w:hAnsi="Arial" w:cs="Arial"/>
-        </w:rPr>
-      </w:pPr>
-      <w:r>
-        <w:rPr>
-          <w:rFonts w:ascii="Arial" w:hAnsi="Arial" w:cs="Arial"/>
-          <w:b/>
+    </w:p>
+    <w:p>
+      <w:pPr>
+        <w:rPr>
+          <w:rFonts w:ascii="Arial" w:hAnsi="Arial" w:cs="Arial"/>
+        </w:rPr>
+      </w:pPr>
+      <w:r>
+        <w:rPr>
+          <w:rFonts w:ascii="Arial" w:hAnsi="Arial" w:cs="Arial"/>
+        </w:rPr>
+        <w:t xml:space="preserve">Om de punten op de kaart te krijgen, zijn er de standaard ingebouwde </w:t>
+      </w:r>
+      <w:r>
+        <w:rPr>
+          <w:rFonts w:ascii="Arial" w:hAnsi="Arial" w:cs="Arial"/>
+          <w:i/>
+        </w:rPr>
+        <w:t>annotations</w:t>
+      </w:r>
+      <w:r>
+        <w:rPr>
+          <w:rFonts w:ascii="Arial" w:hAnsi="Arial" w:cs="Arial"/>
+        </w:rPr>
+        <w:t xml:space="preserve"> van </w:t>
+      </w:r>
+      <w:r>
+        <w:rPr>
+          <w:rFonts w:ascii="Arial" w:hAnsi="Arial" w:cs="Arial"/>
+          <w:i/>
+        </w:rPr>
+        <w:t>Google Maps</w:t>
+      </w:r>
+      <w:r>
+        <w:rPr>
+          <w:rFonts w:ascii="Arial" w:hAnsi="Arial" w:cs="Arial"/>
+        </w:rPr>
+        <w:t xml:space="preserve">. </w:t>
+      </w:r>
+    </w:p>
+    <w:p>
+      <w:pPr>
+        <w:rPr>
+          <w:rFonts w:ascii="Arial" w:hAnsi="Arial" w:cs="Arial"/>
+        </w:rPr>
+      </w:pPr>
+      <w:r>
+        <w:rPr>
+          <w:rFonts w:ascii="Arial" w:hAnsi="Arial" w:cs="Arial"/>
+        </w:rPr>
+        <w:t xml:space="preserve">Om ze overzichtelijk op een scherm te laten zien is er de mogelijkheid, zodra je </w:t>
+      </w:r>
+      <w:r>
+        <w:rPr>
+          <w:rFonts w:ascii="Arial" w:hAnsi="Arial" w:cs="Arial"/>
+          <w:i/>
+        </w:rPr>
+        <w:t>uitzoomt</w:t>
+      </w:r>
+      <w:r>
+        <w:rPr>
+          <w:rFonts w:ascii="Arial" w:hAnsi="Arial" w:cs="Arial"/>
+        </w:rPr>
+        <w:t xml:space="preserve"> op een kaart om de </w:t>
+      </w:r>
+      <w:r>
+        <w:rPr>
+          <w:rFonts w:ascii="Arial" w:hAnsi="Arial" w:cs="Arial"/>
+          <w:i/>
+        </w:rPr>
+        <w:t>annotations</w:t>
+      </w:r>
+      <w:r>
+        <w:rPr>
+          <w:rFonts w:ascii="Arial" w:hAnsi="Arial" w:cs="Arial"/>
+        </w:rPr>
+        <w:t xml:space="preserve"> te groeperen in hoeveelheden. </w:t>
+      </w:r>
+    </w:p>
+    <w:p>
+      <w:pPr>
+        <w:rPr>
+          <w:rFonts w:ascii="Arial" w:hAnsi="Arial" w:cs="Arial"/>
+        </w:rPr>
+      </w:pPr>
+    </w:p>
+    <w:p>
+      <w:r>
+        <w:rPr>
+          <w:rFonts w:ascii="Arial" w:hAnsi="Arial" w:cs="Arial"/>
+        </w:rPr>
+        <w:t xml:space="preserve">De huidige positie wordt bepaald door middel van </w:t>
+      </w:r>
+      <w:r>
+        <w:rPr>
+          <w:rFonts w:ascii="Arial" w:hAnsi="Arial" w:cs="Arial"/>
+          <w:i/>
         </w:rPr>
         <w:t>GPS</w:t>
       </w:r>
@@ -11393,526 +11500,124 @@
         <w:rPr>
           <w:rFonts w:ascii="Arial" w:hAnsi="Arial" w:cs="Arial"/>
         </w:rPr>
-        <w:t xml:space="preserve">: </w:t>
-      </w:r>
-      <w:r>
-        <w:rPr>
-          <w:rFonts w:ascii="Arial" w:hAnsi="Arial" w:cs="Arial"/>
-        </w:rPr>
-        <w:t>Global Positioning System</w:t>
-      </w:r>
-      <w:r>
-        <w:rPr>
-          <w:rFonts w:ascii="Arial" w:hAnsi="Arial" w:cs="Arial"/>
-        </w:rPr>
-        <w:t>,</w:t>
-      </w:r>
-      <w:r>
-        <w:rPr>
-          <w:rFonts w:ascii="Arial" w:hAnsi="Arial" w:cs="Arial"/>
-        </w:rPr>
-        <w:t xml:space="preserve"> systeem waarbij met behulp van satellieten exact de positie wordt bepaald waar men zich bevindt (o.a. gebruikt op schepen en in auto`s)</w:t>
-      </w:r>
-      <w:r>
-        <w:rPr>
-          <w:rFonts w:ascii="Arial" w:hAnsi="Arial" w:cs="Arial"/>
-        </w:rPr>
-        <w:t>.</w:t>
-      </w:r>
-    </w:p>
-    <w:p>
-      <w:pPr>
-        <w:rPr>
-          <w:rFonts w:ascii="Arial" w:hAnsi="Arial" w:cs="Arial"/>
-        </w:rPr>
-      </w:pPr>
-      <w:r>
-        <w:rPr>
-          <w:rFonts w:ascii="Arial" w:hAnsi="Arial" w:cs="Arial"/>
-          <w:b/>
-        </w:rPr>
-        <w:t>Inzoomen:</w:t>
-      </w:r>
-      <w:r>
-        <w:t xml:space="preserve"> </w:t>
-      </w:r>
-      <w:r>
-        <w:rPr>
-          <w:rFonts w:ascii="Arial" w:hAnsi="Arial" w:cs="Arial"/>
-        </w:rPr>
-        <w:t>Vergroten van een deel van een beeld op het beeldscherm.</w:t>
-      </w:r>
-    </w:p>
-    <w:p>
-      <w:pPr>
-        <w:rPr>
-          <w:rFonts w:ascii="Arial" w:hAnsi="Arial" w:cs="Arial"/>
-        </w:rPr>
-      </w:pPr>
-      <w:r>
-        <w:rPr>
-          <w:rFonts w:ascii="Arial" w:hAnsi="Arial" w:cs="Arial"/>
-          <w:b/>
-        </w:rPr>
-        <w:t>iOS</w:t>
-      </w:r>
-      <w:r>
-        <w:rPr>
-          <w:rFonts w:ascii="Arial" w:hAnsi="Arial" w:cs="Arial"/>
-        </w:rPr>
-        <w:t>:</w:t>
-      </w:r>
-      <w:r>
-        <w:rPr>
-          <w:rFonts w:ascii="Arial" w:hAnsi="Arial" w:cs="Arial"/>
-          <w:b/>
-        </w:rPr>
-        <w:t xml:space="preserve"> </w:t>
-      </w:r>
-      <w:r>
-        <w:rPr>
-          <w:rFonts w:ascii="Arial" w:hAnsi="Arial" w:cs="Arial"/>
-        </w:rPr>
-        <w:t>Een besturingssysteem voor mobiele telefoons gemaakt door Apple.</w:t>
-      </w:r>
-    </w:p>
-    <w:p>
-      <w:pPr>
-        <w:rPr>
-          <w:rFonts w:ascii="Arial" w:hAnsi="Arial" w:cs="Arial"/>
-        </w:rPr>
-      </w:pPr>
-      <w:r>
-        <w:rPr>
-          <w:rFonts w:ascii="Arial" w:hAnsi="Arial" w:cs="Arial"/>
-          <w:b/>
-        </w:rPr>
-        <w:t>iPad</w:t>
-      </w:r>
-      <w:r>
-        <w:rPr>
-          <w:rFonts w:ascii="Arial" w:hAnsi="Arial" w:cs="Arial"/>
-        </w:rPr>
-        <w:t>:</w:t>
-      </w:r>
-      <w:r>
-        <w:t xml:space="preserve"> </w:t>
-      </w:r>
-      <w:r>
-        <w:rPr>
-          <w:rFonts w:ascii="Arial" w:hAnsi="Arial" w:cs="Arial"/>
-        </w:rPr>
-        <w:t>De iPad is een tablet-pc van het Amerikaanse elektronicabedrijf Apple. Net zoals de iPhone en de iPod Touch bevat de iPad een multi-touchscherm, waardoor deze met de vingers is te bedienen.</w:t>
-      </w:r>
-    </w:p>
-    <w:p>
-      <w:pPr>
-        <w:rPr>
-          <w:rFonts w:ascii="Arial" w:hAnsi="Arial" w:cs="Arial"/>
-        </w:rPr>
-      </w:pPr>
-      <w:r>
-        <w:rPr>
-          <w:rFonts w:ascii="Arial" w:hAnsi="Arial" w:cs="Arial"/>
-          <w:b/>
-        </w:rPr>
-        <w:t>iPhone</w:t>
-      </w:r>
-      <w:r>
-        <w:rPr>
-          <w:rFonts w:ascii="Arial" w:hAnsi="Arial" w:cs="Arial"/>
-        </w:rPr>
-        <w:t xml:space="preserve">: </w:t>
-      </w:r>
-      <w:r>
-        <w:rPr>
-          <w:rFonts w:ascii="Arial" w:hAnsi="Arial" w:cs="Arial"/>
-        </w:rPr>
-        <w:t xml:space="preserve">Dit apparaat was met de HTC Touch een van de eerste smartphones met een on-screen-toetsenbord. Het heeft geen mechanische toetsen om telefoonnummers of sms-berichten in te tikken. De iPhone gebruikt iOS, een aangepaste versie van Mac </w:t>
-      </w:r>
-      <w:r>
-        <w:rPr>
-          <w:rFonts w:ascii="Arial" w:hAnsi="Arial" w:cs="Arial"/>
-        </w:rPr>
-        <w:t>OS X (het besturingssysteem van</w:t>
-      </w:r>
-      <w:r>
-        <w:rPr>
-          <w:rFonts w:ascii="Arial" w:hAnsi="Arial" w:cs="Arial"/>
-        </w:rPr>
-        <w:t xml:space="preserve"> Apple</w:t>
-      </w:r>
-      <w:r>
-        <w:rPr>
-          <w:rFonts w:ascii="Arial" w:hAnsi="Arial" w:cs="Arial"/>
-        </w:rPr>
-        <w:t>).</w:t>
-      </w:r>
-    </w:p>
-    <w:p>
-      <w:pPr>
-        <w:rPr>
-          <w:rFonts w:ascii="Arial" w:hAnsi="Arial" w:cs="Arial"/>
-        </w:rPr>
-      </w:pPr>
-      <w:r>
-        <w:rPr>
-          <w:rFonts w:ascii="Arial" w:hAnsi="Arial" w:cs="Arial"/>
-          <w:b/>
-        </w:rPr>
-        <w:t>iPod Touch</w:t>
-      </w:r>
-      <w:r>
-        <w:rPr>
-          <w:rFonts w:ascii="Arial" w:hAnsi="Arial" w:cs="Arial"/>
-        </w:rPr>
-        <w:t xml:space="preserve">: </w:t>
-      </w:r>
-      <w:r>
-        <w:rPr>
-          <w:rFonts w:ascii="Arial" w:hAnsi="Arial" w:cs="Arial"/>
-        </w:rPr>
-        <w:t>een draagbare mediaspeler uit de iPod serie van Apple, voorzien van een multitouchscherm</w:t>
-      </w:r>
-      <w:r>
-        <w:rPr>
-          <w:rFonts w:ascii="Arial" w:hAnsi="Arial" w:cs="Arial"/>
-        </w:rPr>
-        <w:t>.</w:t>
-      </w:r>
-    </w:p>
-    <w:p>
-      <w:pPr>
-        <w:rPr>
-          <w:rFonts w:ascii="Arial" w:hAnsi="Arial" w:cs="Arial"/>
-          <w:b/>
-        </w:rPr>
-      </w:pPr>
-      <w:r>
-        <w:rPr>
-          <w:rFonts w:ascii="Arial" w:hAnsi="Arial" w:cs="Arial"/>
-          <w:b/>
-        </w:rPr>
-        <w:t xml:space="preserve">JavaScript: </w:t>
-      </w:r>
-      <w:r>
-        <w:rPr>
-          <w:rFonts w:ascii="Arial" w:hAnsi="Arial" w:cs="Arial"/>
-        </w:rPr>
-        <w:t>E</w:t>
-      </w:r>
-      <w:r>
-        <w:rPr>
-          <w:rFonts w:ascii="Arial" w:hAnsi="Arial" w:cs="Arial"/>
-        </w:rPr>
-        <w:t>en objectgeoriënteerde programmeertaal die veel gebruikt wordt om internetpagina`s interactief te maken en webapplicaties te ontwikkelen.</w:t>
-      </w:r>
-    </w:p>
-    <w:p>
-      <w:pPr>
-        <w:rPr>
-          <w:rFonts w:ascii="Arial" w:hAnsi="Arial" w:cs="Arial"/>
-        </w:rPr>
-      </w:pPr>
-      <w:r>
-        <w:rPr>
-          <w:rFonts w:ascii="Arial" w:hAnsi="Arial" w:cs="Arial"/>
-          <w:b/>
-        </w:rPr>
-        <w:t>Main-App</w:t>
-      </w:r>
-      <w:r>
-        <w:rPr>
-          <w:rFonts w:ascii="Arial" w:hAnsi="Arial" w:cs="Arial"/>
-        </w:rPr>
-        <w:t>: D</w:t>
-      </w:r>
-      <w:r>
-        <w:rPr>
-          <w:rFonts w:ascii="Arial" w:hAnsi="Arial" w:cs="Arial"/>
-        </w:rPr>
-        <w:t>e applicatie die dient als raamwerk voor alle drie de apps.</w:t>
-      </w:r>
-    </w:p>
-    <w:p>
-      <w:pPr>
-        <w:rPr>
-          <w:rFonts w:ascii="Arial" w:hAnsi="Arial" w:cs="Arial"/>
-        </w:rPr>
-      </w:pPr>
-      <w:r>
-        <w:rPr>
-          <w:rFonts w:ascii="Arial" w:hAnsi="Arial" w:cs="Arial"/>
-          <w:b/>
-        </w:rPr>
-        <w:t>Mockup:</w:t>
-      </w:r>
-      <w:r>
-        <w:rPr>
-          <w:rFonts w:ascii="Arial" w:hAnsi="Arial" w:cs="Arial"/>
-        </w:rPr>
-        <w:t xml:space="preserve"> Een tekening/afbeelding op schaal van, in dit geval, een App voor op een mobiele telefoon of tablet.</w:t>
-      </w:r>
-      <w:r>
-        <w:rPr>
-          <w:rFonts w:ascii="Arial" w:hAnsi="Arial" w:cs="Arial"/>
-        </w:rPr>
-        <w:t xml:space="preserve"> Gemaakt met het programma: Balsamiq Mockups.</w:t>
-      </w:r>
-    </w:p>
-    <w:p>
-      <w:pPr>
-        <w:rPr>
-          <w:rFonts w:ascii="Arial" w:hAnsi="Arial" w:cs="Arial"/>
-        </w:rPr>
-      </w:pPr>
-      <w:r>
-        <w:rPr>
-          <w:rFonts w:ascii="Arial" w:hAnsi="Arial" w:cs="Arial"/>
-          <w:b/>
-        </w:rPr>
-        <w:t>Native App</w:t>
-      </w:r>
-      <w:r>
-        <w:rPr>
-          <w:rFonts w:ascii="Arial" w:hAnsi="Arial" w:cs="Arial"/>
-        </w:rPr>
-        <w:t>: E</w:t>
-      </w:r>
-      <w:r>
-        <w:rPr>
-          <w:rFonts w:ascii="Arial" w:hAnsi="Arial" w:cs="Arial"/>
-        </w:rPr>
-        <w:t>en programma dat specifiek ontwikkeld en geïmplementeerd is voor het gegeven model, microprocessor of besturingssysteem</w:t>
-      </w:r>
-      <w:r>
-        <w:rPr>
-          <w:rFonts w:ascii="Arial" w:hAnsi="Arial" w:cs="Arial"/>
-        </w:rPr>
-        <w:t>.</w:t>
-      </w:r>
-    </w:p>
-    <w:p>
-      <w:pPr>
-        <w:rPr>
-          <w:rFonts w:ascii="Arial" w:hAnsi="Arial" w:cs="Arial"/>
-        </w:rPr>
-      </w:pPr>
-      <w:r>
-        <w:rPr>
-          <w:rFonts w:ascii="Arial" w:hAnsi="Arial" w:cs="Arial"/>
-          <w:b/>
-        </w:rPr>
-        <w:t xml:space="preserve">POI’s: </w:t>
-      </w:r>
-      <w:r>
-        <w:rPr>
-          <w:rFonts w:ascii="Arial" w:hAnsi="Arial" w:cs="Arial"/>
-        </w:rPr>
-        <w:t xml:space="preserve">Points of Interest, </w:t>
-      </w:r>
-      <w:r>
-        <w:rPr>
-          <w:rFonts w:ascii="Arial" w:hAnsi="Arial" w:cs="Arial"/>
-        </w:rPr>
-        <w:t>Interessante locaties die door het navigatiesysteem worden weergegeven zoals musea, tankstations, hotels, bezienswaardigheden, enzovoort.</w:t>
-      </w:r>
-    </w:p>
-    <w:p>
-      <w:pPr>
-        <w:rPr>
-          <w:rFonts w:ascii="Arial" w:hAnsi="Arial" w:cs="Arial"/>
-        </w:rPr>
-      </w:pPr>
-      <w:r>
-        <w:rPr>
-          <w:rFonts w:ascii="Arial" w:hAnsi="Arial" w:cs="Arial"/>
-          <w:b/>
-        </w:rPr>
-        <w:t>Programmeren</w:t>
-      </w:r>
-      <w:r>
-        <w:rPr>
-          <w:rFonts w:ascii="Arial" w:hAnsi="Arial" w:cs="Arial"/>
-        </w:rPr>
-        <w:t xml:space="preserve">: </w:t>
-      </w:r>
-      <w:r>
-        <w:rPr>
-          <w:rFonts w:ascii="Arial" w:hAnsi="Arial" w:cs="Arial"/>
-        </w:rPr>
-        <w:t>O</w:t>
-      </w:r>
-      <w:r>
-        <w:rPr>
-          <w:rFonts w:ascii="Arial" w:hAnsi="Arial" w:cs="Arial"/>
-        </w:rPr>
-        <w:t>ntwerpen, schrijven en testen van programma`s</w:t>
-      </w:r>
-      <w:r>
-        <w:rPr>
-          <w:rFonts w:ascii="Arial" w:hAnsi="Arial" w:cs="Arial"/>
-        </w:rPr>
-        <w:t>.</w:t>
-      </w:r>
-    </w:p>
-    <w:p>
-      <w:pPr>
-        <w:rPr>
-          <w:rFonts w:ascii="Arial" w:hAnsi="Arial" w:cs="Arial"/>
-        </w:rPr>
-      </w:pPr>
-      <w:r>
-        <w:rPr>
-          <w:rFonts w:ascii="Arial" w:hAnsi="Arial" w:cs="Arial"/>
-          <w:b/>
-        </w:rPr>
-        <w:t>Smartphone</w:t>
-      </w:r>
-      <w:r>
-        <w:rPr>
-          <w:rFonts w:ascii="Arial" w:hAnsi="Arial" w:cs="Arial"/>
-        </w:rPr>
-        <w:t>: Een smartphone is een mobiele telefoon die uitgebreidere computermogelijkheden biedt. Een smartphone kan ook beschouwd worden als een handcomputer of pda die tegelijk ook een telefoon is.</w:t>
-      </w:r>
-    </w:p>
-    <w:p>
-      <w:pPr>
-        <w:rPr>
-          <w:rFonts w:ascii="Arial" w:hAnsi="Arial" w:cs="Arial"/>
-        </w:rPr>
-      </w:pPr>
-      <w:r>
-        <w:rPr>
-          <w:rFonts w:ascii="Arial" w:hAnsi="Arial" w:cs="Arial"/>
-          <w:b/>
-        </w:rPr>
-        <w:t>Tablet</w:t>
-      </w:r>
-      <w:r>
-        <w:rPr>
-          <w:rFonts w:ascii="Arial" w:hAnsi="Arial" w:cs="Arial"/>
-        </w:rPr>
-        <w:t>:</w:t>
-      </w:r>
-      <w:r>
-        <w:t xml:space="preserve"> </w:t>
-      </w:r>
-      <w:r>
-        <w:rPr>
-          <w:rFonts w:ascii="Arial" w:hAnsi="Arial" w:cs="Arial"/>
-        </w:rPr>
-        <w:t>Computer die geen toetsenbord of muis heeft, maar e</w:t>
-      </w:r>
-      <w:r>
-        <w:rPr>
-          <w:rFonts w:ascii="Arial" w:hAnsi="Arial" w:cs="Arial"/>
-        </w:rPr>
-        <w:t>nkel werkt met een touchscreen.</w:t>
-      </w:r>
-    </w:p>
-    <w:p>
-      <w:pPr>
-        <w:rPr>
-          <w:rFonts w:ascii="Arial" w:hAnsi="Arial" w:cs="Arial"/>
-        </w:rPr>
-      </w:pPr>
-      <w:r>
-        <w:rPr>
-          <w:rFonts w:ascii="Arial" w:hAnsi="Arial" w:cs="Arial"/>
-          <w:b/>
-        </w:rPr>
-        <w:t>Titanium Studio</w:t>
-      </w:r>
-      <w:r>
-        <w:rPr>
-          <w:rFonts w:ascii="Arial" w:hAnsi="Arial" w:cs="Arial"/>
-        </w:rPr>
-        <w:t>: Een softwareontwikkelomgeving van Appcelerator, waarmee apps kunnen worden ontwikkeld voor de smartphone, tablet, desktop en het web.</w:t>
-      </w:r>
-    </w:p>
-    <w:p>
-      <w:pPr>
-        <w:rPr>
-          <w:rFonts w:ascii="Arial" w:hAnsi="Arial" w:cs="Arial"/>
-        </w:rPr>
-      </w:pPr>
-      <w:r>
-        <w:rPr>
-          <w:rFonts w:ascii="Arial" w:hAnsi="Arial" w:cs="Arial"/>
-          <w:b/>
-        </w:rPr>
-        <w:t>Trail:</w:t>
-      </w:r>
-      <w:r>
-        <w:rPr>
-          <w:rFonts w:ascii="Arial" w:hAnsi="Arial" w:cs="Arial"/>
-        </w:rPr>
-        <w:t xml:space="preserve"> Een spoor van je huidig afgelegde route, zodat je altijd weet in welke richting je aan het varen bent.</w:t>
-      </w:r>
-    </w:p>
-    <w:p>
-      <w:pPr>
-        <w:rPr>
-          <w:rFonts w:ascii="Arial" w:hAnsi="Arial" w:cs="Arial"/>
-        </w:rPr>
-      </w:pPr>
-      <w:r>
-        <w:rPr>
-          <w:rFonts w:ascii="Arial" w:hAnsi="Arial" w:cs="Arial"/>
-          <w:b/>
-        </w:rPr>
-        <w:t>Uitzoomen</w:t>
-      </w:r>
-      <w:r>
-        <w:rPr>
-          <w:rFonts w:ascii="Arial" w:hAnsi="Arial" w:cs="Arial"/>
-        </w:rPr>
-        <w:t>:</w:t>
-      </w:r>
-      <w:r>
-        <w:rPr>
-          <w:rFonts w:ascii="Arial" w:hAnsi="Arial" w:cs="Arial"/>
-        </w:rPr>
-        <w:t xml:space="preserve"> Verkleinen van een deel van een beeld op het beeldscherm.</w:t>
-      </w:r>
-    </w:p>
-    <w:p>
-      <w:pPr>
-        <w:rPr>
-          <w:rFonts w:ascii="Arial" w:hAnsi="Arial" w:cs="Arial"/>
-        </w:rPr>
-      </w:pPr>
-      <w:r>
-        <w:rPr>
-          <w:rFonts w:ascii="Arial" w:hAnsi="Arial" w:cs="Arial"/>
-          <w:b/>
-        </w:rPr>
-        <w:t>Widgets</w:t>
-      </w:r>
-      <w:r>
-        <w:rPr>
-          <w:rFonts w:ascii="Arial" w:hAnsi="Arial" w:cs="Arial"/>
-        </w:rPr>
-        <w:t>: Een klein programmaatje dat als een soort van gadget werkt</w:t>
-      </w:r>
-      <w:r>
-        <w:rPr>
-          <w:rFonts w:ascii="Arial" w:hAnsi="Arial" w:cs="Arial"/>
-        </w:rPr>
-        <w:t>.</w:t>
-      </w:r>
-    </w:p>
-    <w:p>
-      <w:pPr>
-        <w:rPr>
-          <w:rFonts w:ascii="Arial" w:hAnsi="Arial" w:cs="Arial"/>
-        </w:rPr>
-      </w:pPr>
-      <w:r>
-        <w:rPr>
-          <w:rFonts w:ascii="Arial" w:hAnsi="Arial" w:cs="Arial"/>
-          <w:b/>
+        <w:t xml:space="preserve">, hiermee wordt via sattelieten de huidige positie bepaald. Om hierna een </w:t>
+      </w:r>
+      <w:r>
+        <w:rPr>
+          <w:rFonts w:ascii="Arial" w:hAnsi="Arial" w:cs="Arial"/>
+          <w:i/>
+        </w:rPr>
+        <w:t>trail</w:t>
+      </w:r>
+      <w:r>
+        <w:rPr>
+          <w:rFonts w:ascii="Arial" w:hAnsi="Arial" w:cs="Arial"/>
+        </w:rPr>
+        <w:t xml:space="preserve"> op de kaart te tonen is niet lastig. De huidige positie wordt onthouden en zodra deze zich verplaatst wordt er een stip op de kaart getoond die de </w:t>
+      </w:r>
+      <w:r>
+        <w:rPr>
+          <w:rFonts w:ascii="Arial" w:hAnsi="Arial" w:cs="Arial"/>
+          <w:i/>
+        </w:rPr>
+        <w:t>trail</w:t>
+      </w:r>
+      <w:r>
+        <w:rPr>
+          <w:rFonts w:ascii="Arial" w:hAnsi="Arial" w:cs="Arial"/>
+        </w:rPr>
+        <w:t xml:space="preserve"> vormt </w:t>
+      </w:r>
+    </w:p>
+    <w:p>
+      <w:pPr>
+        <w:rPr>
+          <w:rFonts w:ascii="Arial" w:hAnsi="Arial" w:cs="Arial"/>
+        </w:rPr>
+      </w:pPr>
+    </w:p>
+    <w:p>
+      <w:pPr>
+        <w:rPr>
+          <w:rFonts w:ascii="Arial" w:hAnsi="Arial" w:cs="Arial"/>
+        </w:rPr>
+      </w:pPr>
+      <w:r>
+        <w:rPr>
+          <w:rFonts w:ascii="Arial" w:hAnsi="Arial" w:cs="Arial"/>
+        </w:rPr>
+        <w:t xml:space="preserve">De straal die het beste kan worden gebruikt voor het tonen van de kaart, zodra de gebruiker de </w:t>
+      </w:r>
+      <w:r>
+        <w:rPr>
+          <w:rFonts w:ascii="Arial" w:hAnsi="Arial" w:cs="Arial"/>
+          <w:i/>
+        </w:rPr>
+        <w:t>App</w:t>
+      </w:r>
+      <w:r>
+        <w:rPr>
+          <w:rFonts w:ascii="Arial" w:hAnsi="Arial" w:cs="Arial"/>
+        </w:rPr>
+        <w:t xml:space="preserve"> opent is:  </w:t>
+      </w:r>
+      <w:r>
+        <w:rPr>
+          <w:rFonts w:ascii="Arial" w:hAnsi="Arial" w:cs="Arial"/>
+          <w:highlight w:val="red"/>
+        </w:rPr>
+        <w:t>…..?????????????</w:t>
+      </w:r>
+    </w:p>
+    <w:p>
+      <w:pPr>
+        <w:rPr>
+          <w:rFonts w:ascii="Arial" w:hAnsi="Arial" w:cs="Arial"/>
+        </w:rPr>
+      </w:pPr>
+    </w:p>
+    <w:p>
+      <w:pPr>
+        <w:rPr>
+          <w:rFonts w:ascii="Arial" w:hAnsi="Arial" w:cs="Arial"/>
+        </w:rPr>
+      </w:pPr>
+      <w:r>
+        <w:rPr>
+          <w:rFonts w:ascii="Arial" w:hAnsi="Arial" w:cs="Arial"/>
+        </w:rPr>
+        <w:t xml:space="preserve">De beste manier om een kaart in de </w:t>
+      </w:r>
+      <w:r>
+        <w:rPr>
+          <w:rFonts w:ascii="Arial" w:hAnsi="Arial" w:cs="Arial"/>
+          <w:i/>
+        </w:rPr>
+        <w:t>App</w:t>
+      </w:r>
+      <w:r>
+        <w:rPr>
+          <w:rFonts w:ascii="Arial" w:hAnsi="Arial" w:cs="Arial"/>
+        </w:rPr>
+        <w:t xml:space="preserve"> te krijgen is via </w:t>
+      </w:r>
+      <w:r>
+        <w:rPr>
+          <w:rFonts w:ascii="Arial" w:hAnsi="Arial" w:cs="Arial"/>
+          <w:i/>
+        </w:rPr>
+        <w:t>Google Maps</w:t>
+      </w:r>
+      <w:r>
+        <w:rPr>
+          <w:rFonts w:ascii="Arial" w:hAnsi="Arial" w:cs="Arial"/>
+        </w:rPr>
+        <w:t xml:space="preserve">. Deze kaart is online te gebruiken door middel van mobiel internet, </w:t>
+      </w:r>
+      <w:r>
+        <w:rPr>
+          <w:rFonts w:ascii="Arial" w:hAnsi="Arial" w:cs="Arial"/>
+          <w:i/>
         </w:rPr>
         <w:t>WiFi</w:t>
       </w:r>
@@ -11920,29 +11625,1063 @@
         <w:rPr>
           <w:rFonts w:ascii="Arial" w:hAnsi="Arial" w:cs="Arial"/>
         </w:rPr>
-        <w:t xml:space="preserve">: </w:t>
-      </w:r>
-      <w:r>
-        <w:rPr>
-          <w:rFonts w:ascii="Arial" w:hAnsi="Arial" w:cs="Arial"/>
-        </w:rPr>
-        <w:t>Techniek waarmee een computernetwerk draadloos met behulp van een radiozender en radio-ontvanger kan worden gebouwd. Er zijn geen kabels nodig in dit netwerk, maar slechts een insteekkaart in een computer.</w:t>
-      </w:r>
-    </w:p>
-    <w:p>
-      <w:pPr>
-        <w:rPr>
-          <w:rFonts w:ascii="Arial" w:hAnsi="Arial" w:cs="Arial"/>
-        </w:rPr>
-      </w:pPr>
-    </w:p>
-    <w:p>
-      <w:pPr>
-        <w:rPr>
-          <w:rFonts w:ascii="Arial" w:hAnsi="Arial" w:cs="Arial"/>
-        </w:rPr>
+        <w:t xml:space="preserve"> en </w:t>
+      </w:r>
+      <w:r>
+        <w:rPr>
+          <w:rFonts w:ascii="Arial" w:hAnsi="Arial" w:cs="Arial"/>
+          <w:i/>
+        </w:rPr>
+        <w:t>GPS</w:t>
+      </w:r>
+      <w:r>
+        <w:rPr>
+          <w:rFonts w:ascii="Arial" w:hAnsi="Arial" w:cs="Arial"/>
+        </w:rPr>
+        <w:t xml:space="preserve">. Ook is deze kaart offline te gebruiken, want hij </w:t>
+      </w:r>
+      <w:r>
+        <w:rPr>
+          <w:rFonts w:ascii="Arial" w:hAnsi="Arial" w:cs="Arial"/>
+          <w:i/>
+        </w:rPr>
+        <w:t>cached</w:t>
+      </w:r>
+      <w:r>
+        <w:rPr>
+          <w:rFonts w:ascii="Arial" w:hAnsi="Arial" w:cs="Arial"/>
+        </w:rPr>
+        <w:t xml:space="preserve"> het gedeelte van de kaart waar de gebruiker op dat moment naar kijkt.</w:t>
+      </w:r>
+    </w:p>
+    <w:p>
+      <w:pPr>
+        <w:rPr>
+          <w:rFonts w:ascii="Arial" w:hAnsi="Arial" w:cs="Arial"/>
+        </w:rPr>
+      </w:pPr>
+    </w:p>
+    <w:p>
+      <w:pPr>
+        <w:pStyle w:val="Kop1"/>
         <w:sectPr>
           <w:headerReference w:type="default" r:id="rId37"/>
+          <w:pgSz w:w="11900" w:h="16840"/>
+          <w:pgMar w:top="1440" w:right="1440" w:bottom="1440" w:left="1440" w:header="708" w:footer="708" w:gutter="0"/>
+          <w:cols w:space="708"/>
+          <w:docGrid w:linePitch="360"/>
+        </w:sectPr>
+      </w:pPr>
+      <w:bookmarkStart w:id="28" w:name="_Toc199392586"/>
+    </w:p>
+    <w:p>
+      <w:pPr>
+        <w:pStyle w:val="Kop1"/>
+      </w:pPr>
+      <w:bookmarkStart w:id="29" w:name="_Toc199477788"/>
+      <w:r>
+        <w:t>V</w:t>
+      </w:r>
+      <w:r>
+        <w:t>erklarende Lijst</w:t>
+      </w:r>
+      <w:bookmarkEnd w:id="28"/>
+      <w:bookmarkEnd w:id="29"/>
+    </w:p>
+    <w:p>
+      <w:pPr>
+        <w:rPr>
+          <w:rFonts w:ascii="Arial" w:hAnsi="Arial" w:cs="Arial"/>
+          <w:i/>
+        </w:rPr>
+      </w:pPr>
+      <w:r>
+        <w:rPr>
+          <w:rFonts w:ascii="Arial" w:hAnsi="Arial" w:cs="Arial"/>
+          <w:i/>
+        </w:rPr>
+        <w:t>Alle moeilijke woorden in de tekst, deze zijn meestal schuingedrukt, zijn hier alfabetisch geordend met een verhelderende uitleg erbij.</w:t>
+      </w:r>
+    </w:p>
+    <w:p>
+      <w:pPr>
+        <w:rPr>
+          <w:rFonts w:ascii="Arial" w:hAnsi="Arial" w:cs="Arial"/>
+          <w:b/>
+        </w:rPr>
+      </w:pPr>
+    </w:p>
+    <w:p>
+      <w:pPr>
+        <w:rPr>
+          <w:rFonts w:ascii="Arial" w:hAnsi="Arial" w:cs="Arial"/>
+        </w:rPr>
+      </w:pPr>
+      <w:r>
+        <w:rPr>
+          <w:rFonts w:ascii="Arial" w:hAnsi="Arial" w:cs="Arial"/>
+          <w:b/>
+        </w:rPr>
+        <w:t>Android</w:t>
+      </w:r>
+      <w:r>
+        <w:rPr>
+          <w:rFonts w:ascii="Arial" w:hAnsi="Arial" w:cs="Arial"/>
+        </w:rPr>
+        <w:t>:</w:t>
+      </w:r>
+      <w:r>
+        <w:rPr>
+          <w:rFonts w:ascii="Arial" w:hAnsi="Arial" w:cs="Arial"/>
+          <w:b/>
+          <w:i/>
+        </w:rPr>
+        <w:t xml:space="preserve"> </w:t>
+      </w:r>
+      <w:r>
+        <w:rPr>
+          <w:rFonts w:ascii="Arial" w:hAnsi="Arial" w:cs="Arial"/>
+        </w:rPr>
+        <w:t>Een besturingssysteem voor mobiele telefoons gemaakt door Google.</w:t>
+      </w:r>
+    </w:p>
+    <w:p>
+      <w:pPr>
+        <w:rPr>
+          <w:rFonts w:ascii="Arial" w:hAnsi="Arial" w:cs="Arial"/>
+        </w:rPr>
+      </w:pPr>
+      <w:r>
+        <w:rPr>
+          <w:rFonts w:ascii="Arial" w:hAnsi="Arial" w:cs="Arial"/>
+          <w:b/>
+        </w:rPr>
+        <w:t>Android Play Store</w:t>
+      </w:r>
+      <w:r>
+        <w:rPr>
+          <w:rFonts w:ascii="Arial" w:hAnsi="Arial" w:cs="Arial"/>
+        </w:rPr>
+        <w:t>:</w:t>
+      </w:r>
+      <w:r>
+        <w:rPr>
+          <w:rFonts w:ascii="Arial" w:hAnsi="Arial" w:cs="Arial"/>
+        </w:rPr>
+        <w:t xml:space="preserve"> Een online softwarewinkel van Google waar software gekocht kan worden. De software, ook wel apps genoemd, omvat programma’s voor de Android smartphone en tablet.</w:t>
+      </w:r>
+    </w:p>
+    <w:p>
+      <w:pPr>
+        <w:rPr>
+          <w:rFonts w:ascii="Arial" w:hAnsi="Arial" w:cs="Arial"/>
+        </w:rPr>
+      </w:pPr>
+      <w:r>
+        <w:rPr>
+          <w:rFonts w:ascii="Arial" w:hAnsi="Arial" w:cs="Arial"/>
+          <w:b/>
+        </w:rPr>
+        <w:t>Annotations</w:t>
+      </w:r>
+      <w:r>
+        <w:rPr>
+          <w:rFonts w:ascii="Arial" w:hAnsi="Arial" w:cs="Arial"/>
+        </w:rPr>
+        <w:t>: Dit zijn punten die op de kaart van Google Maps worden getoond.</w:t>
+      </w:r>
+    </w:p>
+    <w:p>
+      <w:pPr>
+        <w:rPr>
+          <w:rFonts w:ascii="Arial" w:hAnsi="Arial" w:cs="Arial"/>
+        </w:rPr>
+      </w:pPr>
+      <w:r>
+        <w:rPr>
+          <w:rFonts w:ascii="Arial" w:hAnsi="Arial" w:cs="Arial"/>
+          <w:b/>
+        </w:rPr>
+        <w:t>App Store</w:t>
+      </w:r>
+      <w:r>
+        <w:rPr>
+          <w:rFonts w:ascii="Arial" w:hAnsi="Arial" w:cs="Arial"/>
+        </w:rPr>
+        <w:t>:</w:t>
+      </w:r>
+      <w:r>
+        <w:rPr>
+          <w:rFonts w:ascii="Arial" w:hAnsi="Arial" w:cs="Arial"/>
+        </w:rPr>
+        <w:t xml:space="preserve"> </w:t>
+      </w:r>
+      <w:r>
+        <w:rPr>
+          <w:rFonts w:ascii="Arial" w:hAnsi="Arial" w:cs="Arial"/>
+        </w:rPr>
+        <w:t>Een App Store is een online softwarewinkel</w:t>
+      </w:r>
+      <w:r>
+        <w:rPr>
+          <w:rFonts w:ascii="Arial" w:hAnsi="Arial" w:cs="Arial"/>
+        </w:rPr>
+        <w:t xml:space="preserve"> van Apple</w:t>
+      </w:r>
+      <w:r>
+        <w:rPr>
+          <w:rFonts w:ascii="Arial" w:hAnsi="Arial" w:cs="Arial"/>
+        </w:rPr>
+        <w:t xml:space="preserve"> waar software gekocht kan worden. De software, ook wel apps genoemd, omvat programma`s voor </w:t>
+      </w:r>
+      <w:r>
+        <w:rPr>
+          <w:rFonts w:ascii="Arial" w:hAnsi="Arial" w:cs="Arial"/>
+        </w:rPr>
+        <w:t>de iPhone en iPad.</w:t>
+      </w:r>
+    </w:p>
+    <w:p>
+      <w:pPr>
+        <w:rPr>
+          <w:rFonts w:ascii="Arial" w:hAnsi="Arial" w:cs="Arial"/>
+        </w:rPr>
+      </w:pPr>
+      <w:r>
+        <w:rPr>
+          <w:rFonts w:ascii="Arial" w:hAnsi="Arial" w:cs="Arial"/>
+          <w:b/>
+        </w:rPr>
+        <w:t>Apps</w:t>
+      </w:r>
+      <w:r>
+        <w:rPr>
+          <w:rFonts w:ascii="Arial" w:hAnsi="Arial" w:cs="Arial"/>
+        </w:rPr>
+        <w:t>: A</w:t>
+      </w:r>
+      <w:r>
+        <w:rPr>
+          <w:rFonts w:ascii="Arial" w:hAnsi="Arial" w:cs="Arial"/>
+        </w:rPr>
+        <w:t>fkorting voor applicaties, waarmee een toepassingsprogramma wordt bedoelt wat in deze context op een mobiele telefoon wordt gebruikt.</w:t>
+      </w:r>
+    </w:p>
+    <w:p>
+      <w:pPr>
+        <w:rPr>
+          <w:rFonts w:ascii="Arial" w:hAnsi="Arial" w:cs="Arial"/>
+        </w:rPr>
+      </w:pPr>
+      <w:r>
+        <w:rPr>
+          <w:rFonts w:ascii="Arial" w:hAnsi="Arial" w:cs="Arial"/>
+          <w:b/>
+        </w:rPr>
+        <w:t>Cached</w:t>
+      </w:r>
+      <w:r>
+        <w:rPr>
+          <w:rFonts w:ascii="Arial" w:hAnsi="Arial" w:cs="Arial"/>
+        </w:rPr>
+        <w:t xml:space="preserve">: </w:t>
+      </w:r>
+      <w:r>
+        <w:rPr>
+          <w:rFonts w:ascii="Arial" w:hAnsi="Arial" w:cs="Arial"/>
+        </w:rPr>
+        <w:t xml:space="preserve">Geheugen van de </w:t>
+      </w:r>
+      <w:r>
+        <w:rPr>
+          <w:rFonts w:ascii="Arial" w:hAnsi="Arial" w:cs="Arial"/>
+        </w:rPr>
+        <w:t>telefoon</w:t>
+      </w:r>
+      <w:r>
+        <w:rPr>
+          <w:rFonts w:ascii="Arial" w:hAnsi="Arial" w:cs="Arial"/>
+        </w:rPr>
+        <w:t xml:space="preserve"> dat gereserveerd is voor eerder geladen </w:t>
+      </w:r>
+      <w:r>
+        <w:rPr>
+          <w:rFonts w:ascii="Arial" w:hAnsi="Arial" w:cs="Arial"/>
+        </w:rPr>
+        <w:t>Apps</w:t>
+      </w:r>
+      <w:r>
+        <w:rPr>
+          <w:rFonts w:ascii="Arial" w:hAnsi="Arial" w:cs="Arial"/>
+        </w:rPr>
+        <w:t xml:space="preserve">. De inhoud van deze </w:t>
+      </w:r>
+      <w:r>
+        <w:rPr>
+          <w:rFonts w:ascii="Arial" w:hAnsi="Arial" w:cs="Arial"/>
+        </w:rPr>
+        <w:t>Apps</w:t>
+      </w:r>
+      <w:r>
+        <w:rPr>
+          <w:rFonts w:ascii="Arial" w:hAnsi="Arial" w:cs="Arial"/>
+        </w:rPr>
+        <w:t xml:space="preserve"> worden door de </w:t>
+      </w:r>
+      <w:r>
+        <w:rPr>
+          <w:rFonts w:ascii="Arial" w:hAnsi="Arial" w:cs="Arial"/>
+        </w:rPr>
+        <w:t>telefoon</w:t>
+      </w:r>
+      <w:r>
+        <w:rPr>
+          <w:rFonts w:ascii="Arial" w:hAnsi="Arial" w:cs="Arial"/>
+        </w:rPr>
+        <w:t xml:space="preserve"> onthouden om ze sneller te laten verschijnen op het moment dat de gebruiker ze opnieuw opvraagt.</w:t>
+      </w:r>
+    </w:p>
+    <w:p>
+      <w:pPr>
+        <w:rPr>
+          <w:rFonts w:ascii="Arial" w:hAnsi="Arial" w:cs="Arial"/>
+        </w:rPr>
+      </w:pPr>
+      <w:r>
+        <w:rPr>
+          <w:rFonts w:ascii="Arial" w:hAnsi="Arial" w:cs="Arial"/>
+          <w:b/>
+        </w:rPr>
+        <w:t>Cross Platform</w:t>
+      </w:r>
+      <w:r>
+        <w:rPr>
+          <w:rFonts w:ascii="Arial" w:hAnsi="Arial" w:cs="Arial"/>
+        </w:rPr>
+        <w:t xml:space="preserve">: </w:t>
+      </w:r>
+      <w:r>
+        <w:rPr>
+          <w:rFonts w:ascii="Arial" w:hAnsi="Arial" w:cs="Arial"/>
+        </w:rPr>
+        <w:t>Een (software)programma dat gebruikt kan worden op meerdere computertypes</w:t>
+      </w:r>
+      <w:r>
+        <w:rPr>
+          <w:rFonts w:ascii="Arial" w:hAnsi="Arial" w:cs="Arial"/>
+        </w:rPr>
+        <w:t>.</w:t>
+      </w:r>
+    </w:p>
+    <w:p>
+      <w:pPr>
+        <w:rPr>
+          <w:rFonts w:ascii="Arial" w:hAnsi="Arial" w:cs="Arial"/>
+        </w:rPr>
+      </w:pPr>
+      <w:r>
+        <w:rPr>
+          <w:rFonts w:ascii="Arial" w:hAnsi="Arial" w:cs="Arial"/>
+          <w:b/>
+        </w:rPr>
+        <w:t>Functie</w:t>
+      </w:r>
+      <w:r>
+        <w:rPr>
+          <w:rFonts w:ascii="Arial" w:hAnsi="Arial" w:cs="Arial"/>
+        </w:rPr>
+        <w:t>:</w:t>
+      </w:r>
+      <w:r>
+        <w:rPr>
+          <w:rFonts w:ascii="Arial" w:hAnsi="Arial" w:cs="Arial"/>
+        </w:rPr>
+        <w:t xml:space="preserve"> </w:t>
+      </w:r>
+      <w:r>
+        <w:rPr>
+          <w:rFonts w:ascii="Arial" w:hAnsi="Arial" w:cs="Arial"/>
+        </w:rPr>
+        <w:t>Een onderdeel van een programma dat losstaat van de rest van het programma. Een functie kan worden opgeroepen vanuit het programma. Functies vervullen meestal een specifieke taak. Je kunt ze zien als hele kleine programma's of scripts</w:t>
+      </w:r>
+      <w:r>
+        <w:rPr>
+          <w:rFonts w:ascii="Arial" w:hAnsi="Arial" w:cs="Arial"/>
+        </w:rPr>
+        <w:t>.</w:t>
+      </w:r>
+    </w:p>
+    <w:p>
+      <w:pPr>
+        <w:rPr>
+          <w:rFonts w:ascii="Arial" w:hAnsi="Arial" w:cs="Arial"/>
+        </w:rPr>
+      </w:pPr>
+      <w:r>
+        <w:rPr>
+          <w:rFonts w:ascii="Arial" w:hAnsi="Arial" w:cs="Arial"/>
+          <w:b/>
+        </w:rPr>
+        <w:t>Google Maps:</w:t>
+      </w:r>
+      <w:r>
+        <w:rPr>
+          <w:rFonts w:ascii="Arial" w:hAnsi="Arial" w:cs="Arial"/>
+        </w:rPr>
+        <w:t xml:space="preserve"> E</w:t>
+      </w:r>
+      <w:r>
+        <w:rPr>
+          <w:rFonts w:ascii="Arial" w:hAnsi="Arial" w:cs="Arial"/>
+        </w:rPr>
+        <w:t>en applicatie waarin gezocht kan worden naar locaties over de hele wereld.</w:t>
+      </w:r>
+    </w:p>
+    <w:p>
+      <w:pPr>
+        <w:rPr>
+          <w:rFonts w:ascii="Arial" w:hAnsi="Arial" w:cs="Arial"/>
+        </w:rPr>
+      </w:pPr>
+      <w:r>
+        <w:rPr>
+          <w:rFonts w:ascii="Arial" w:hAnsi="Arial" w:cs="Arial"/>
+          <w:b/>
+        </w:rPr>
+        <w:t>GPS</w:t>
+      </w:r>
+      <w:r>
+        <w:rPr>
+          <w:rFonts w:ascii="Arial" w:hAnsi="Arial" w:cs="Arial"/>
+        </w:rPr>
+        <w:t xml:space="preserve">: </w:t>
+      </w:r>
+      <w:r>
+        <w:rPr>
+          <w:rFonts w:ascii="Arial" w:hAnsi="Arial" w:cs="Arial"/>
+        </w:rPr>
+        <w:t>Global Positioning System</w:t>
+      </w:r>
+      <w:r>
+        <w:rPr>
+          <w:rFonts w:ascii="Arial" w:hAnsi="Arial" w:cs="Arial"/>
+        </w:rPr>
+        <w:t>,</w:t>
+      </w:r>
+      <w:r>
+        <w:rPr>
+          <w:rFonts w:ascii="Arial" w:hAnsi="Arial" w:cs="Arial"/>
+        </w:rPr>
+        <w:t xml:space="preserve"> systeem waarbij met behulp van satellieten exact de positie wordt bepaald waar men zich bevindt (o.a. gebruikt op schepen en in auto`s)</w:t>
+      </w:r>
+      <w:r>
+        <w:rPr>
+          <w:rFonts w:ascii="Arial" w:hAnsi="Arial" w:cs="Arial"/>
+        </w:rPr>
+        <w:t>.</w:t>
+      </w:r>
+    </w:p>
+    <w:p>
+      <w:pPr>
+        <w:rPr>
+          <w:rFonts w:ascii="Arial" w:hAnsi="Arial" w:cs="Arial"/>
+        </w:rPr>
+      </w:pPr>
+      <w:r>
+        <w:rPr>
+          <w:rFonts w:ascii="Arial" w:hAnsi="Arial" w:cs="Arial"/>
+          <w:b/>
+        </w:rPr>
+        <w:t>Inzoomen:</w:t>
+      </w:r>
+      <w:r>
+        <w:t xml:space="preserve"> </w:t>
+      </w:r>
+      <w:r>
+        <w:rPr>
+          <w:rFonts w:ascii="Arial" w:hAnsi="Arial" w:cs="Arial"/>
+        </w:rPr>
+        <w:t>Vergroten van een deel van een beeld op het beeldscherm.</w:t>
+      </w:r>
+    </w:p>
+    <w:p>
+      <w:pPr>
+        <w:rPr>
+          <w:rFonts w:ascii="Arial" w:hAnsi="Arial" w:cs="Arial"/>
+        </w:rPr>
+      </w:pPr>
+      <w:r>
+        <w:rPr>
+          <w:rFonts w:ascii="Arial" w:hAnsi="Arial" w:cs="Arial"/>
+          <w:b/>
+        </w:rPr>
+        <w:t>iOS</w:t>
+      </w:r>
+      <w:r>
+        <w:rPr>
+          <w:rFonts w:ascii="Arial" w:hAnsi="Arial" w:cs="Arial"/>
+        </w:rPr>
+        <w:t>:</w:t>
+      </w:r>
+      <w:r>
+        <w:rPr>
+          <w:rFonts w:ascii="Arial" w:hAnsi="Arial" w:cs="Arial"/>
+          <w:b/>
+        </w:rPr>
+        <w:t xml:space="preserve"> </w:t>
+      </w:r>
+      <w:r>
+        <w:rPr>
+          <w:rFonts w:ascii="Arial" w:hAnsi="Arial" w:cs="Arial"/>
+        </w:rPr>
+        <w:t>Een besturingssysteem voor mobiele telefoons gemaakt door Apple.</w:t>
+      </w:r>
+    </w:p>
+    <w:p>
+      <w:pPr>
+        <w:rPr>
+          <w:rFonts w:ascii="Arial" w:hAnsi="Arial" w:cs="Arial"/>
+        </w:rPr>
+      </w:pPr>
+      <w:r>
+        <w:rPr>
+          <w:rFonts w:ascii="Arial" w:hAnsi="Arial" w:cs="Arial"/>
+          <w:b/>
+        </w:rPr>
+        <w:t>iPad</w:t>
+      </w:r>
+      <w:r>
+        <w:rPr>
+          <w:rFonts w:ascii="Arial" w:hAnsi="Arial" w:cs="Arial"/>
+        </w:rPr>
+        <w:t>:</w:t>
+      </w:r>
+      <w:r>
+        <w:t xml:space="preserve"> </w:t>
+      </w:r>
+      <w:r>
+        <w:rPr>
+          <w:rFonts w:ascii="Arial" w:hAnsi="Arial" w:cs="Arial"/>
+        </w:rPr>
+        <w:t>De iPad is een tablet-pc van het Amerikaanse elektronicabedrijf Apple. Net zoals de iPhone en de iPod Touch bevat de iPad een multi-touchscherm, waardoor deze met de vingers is te bedienen.</w:t>
+      </w:r>
+    </w:p>
+    <w:p>
+      <w:pPr>
+        <w:rPr>
+          <w:rFonts w:ascii="Arial" w:hAnsi="Arial" w:cs="Arial"/>
+        </w:rPr>
+      </w:pPr>
+      <w:r>
+        <w:rPr>
+          <w:rFonts w:ascii="Arial" w:hAnsi="Arial" w:cs="Arial"/>
+          <w:b/>
+        </w:rPr>
+        <w:t>iPhone</w:t>
+      </w:r>
+      <w:r>
+        <w:rPr>
+          <w:rFonts w:ascii="Arial" w:hAnsi="Arial" w:cs="Arial"/>
+        </w:rPr>
+        <w:t xml:space="preserve">: </w:t>
+      </w:r>
+      <w:r>
+        <w:rPr>
+          <w:rFonts w:ascii="Arial" w:hAnsi="Arial" w:cs="Arial"/>
+        </w:rPr>
+        <w:t xml:space="preserve">Dit apparaat was met de HTC Touch een van de eerste smartphones met een on-screen-toetsenbord. Het heeft geen mechanische toetsen om telefoonnummers of sms-berichten in te tikken. De iPhone gebruikt iOS, een aangepaste versie van Mac </w:t>
+      </w:r>
+      <w:r>
+        <w:rPr>
+          <w:rFonts w:ascii="Arial" w:hAnsi="Arial" w:cs="Arial"/>
+        </w:rPr>
+        <w:t>OS X (het besturingssysteem van</w:t>
+      </w:r>
+      <w:r>
+        <w:rPr>
+          <w:rFonts w:ascii="Arial" w:hAnsi="Arial" w:cs="Arial"/>
+        </w:rPr>
+        <w:t xml:space="preserve"> Apple</w:t>
+      </w:r>
+      <w:r>
+        <w:rPr>
+          <w:rFonts w:ascii="Arial" w:hAnsi="Arial" w:cs="Arial"/>
+        </w:rPr>
+        <w:t>).</w:t>
+      </w:r>
+    </w:p>
+    <w:p>
+      <w:pPr>
+        <w:rPr>
+          <w:rFonts w:ascii="Arial" w:hAnsi="Arial" w:cs="Arial"/>
+        </w:rPr>
+      </w:pPr>
+      <w:r>
+        <w:rPr>
+          <w:rFonts w:ascii="Arial" w:hAnsi="Arial" w:cs="Arial"/>
+          <w:b/>
+        </w:rPr>
+        <w:t>iPod Touch</w:t>
+      </w:r>
+      <w:r>
+        <w:rPr>
+          <w:rFonts w:ascii="Arial" w:hAnsi="Arial" w:cs="Arial"/>
+        </w:rPr>
+        <w:t xml:space="preserve">: </w:t>
+      </w:r>
+      <w:r>
+        <w:rPr>
+          <w:rFonts w:ascii="Arial" w:hAnsi="Arial" w:cs="Arial"/>
+        </w:rPr>
+        <w:t>een draagbare mediaspeler uit de iPod serie van Apple, voorzien van een multitouchscherm</w:t>
+      </w:r>
+      <w:r>
+        <w:rPr>
+          <w:rFonts w:ascii="Arial" w:hAnsi="Arial" w:cs="Arial"/>
+        </w:rPr>
+        <w:t>.</w:t>
+      </w:r>
+    </w:p>
+    <w:p>
+      <w:pPr>
+        <w:rPr>
+          <w:rFonts w:ascii="Arial" w:hAnsi="Arial" w:cs="Arial"/>
+          <w:b/>
+        </w:rPr>
+      </w:pPr>
+      <w:r>
+        <w:rPr>
+          <w:rFonts w:ascii="Arial" w:hAnsi="Arial" w:cs="Arial"/>
+          <w:b/>
+        </w:rPr>
+        <w:t xml:space="preserve">JavaScript: </w:t>
+      </w:r>
+      <w:r>
+        <w:rPr>
+          <w:rFonts w:ascii="Arial" w:hAnsi="Arial" w:cs="Arial"/>
+        </w:rPr>
+        <w:t>E</w:t>
+      </w:r>
+      <w:r>
+        <w:rPr>
+          <w:rFonts w:ascii="Arial" w:hAnsi="Arial" w:cs="Arial"/>
+        </w:rPr>
+        <w:t>en objectgeoriënteerde programmeertaal die veel gebruikt wordt om internetpagina`s interactief te maken en webapplicaties te ontwikkelen.</w:t>
+      </w:r>
+    </w:p>
+    <w:p>
+      <w:pPr>
+        <w:rPr>
+          <w:rFonts w:ascii="Arial" w:hAnsi="Arial" w:cs="Arial"/>
+        </w:rPr>
+      </w:pPr>
+      <w:r>
+        <w:rPr>
+          <w:rFonts w:ascii="Arial" w:hAnsi="Arial" w:cs="Arial"/>
+          <w:b/>
+        </w:rPr>
+        <w:t>Main-App</w:t>
+      </w:r>
+      <w:r>
+        <w:rPr>
+          <w:rFonts w:ascii="Arial" w:hAnsi="Arial" w:cs="Arial"/>
+        </w:rPr>
+        <w:t>: D</w:t>
+      </w:r>
+      <w:r>
+        <w:rPr>
+          <w:rFonts w:ascii="Arial" w:hAnsi="Arial" w:cs="Arial"/>
+        </w:rPr>
+        <w:t>e applicatie die dient als raamwerk voor alle drie de apps.</w:t>
+      </w:r>
+    </w:p>
+    <w:p>
+      <w:pPr>
+        <w:rPr>
+          <w:rFonts w:ascii="Arial" w:hAnsi="Arial" w:cs="Arial"/>
+        </w:rPr>
+      </w:pPr>
+      <w:r>
+        <w:rPr>
+          <w:rFonts w:ascii="Arial" w:hAnsi="Arial" w:cs="Arial"/>
+          <w:b/>
+        </w:rPr>
+        <w:t>Mockup:</w:t>
+      </w:r>
+      <w:r>
+        <w:rPr>
+          <w:rFonts w:ascii="Arial" w:hAnsi="Arial" w:cs="Arial"/>
+        </w:rPr>
+        <w:t xml:space="preserve"> Een tekening/afbeelding op schaal van, in dit geval, een App voor op een mobiele telefoon of tablet.</w:t>
+      </w:r>
+      <w:r>
+        <w:rPr>
+          <w:rFonts w:ascii="Arial" w:hAnsi="Arial" w:cs="Arial"/>
+        </w:rPr>
+        <w:t xml:space="preserve"> Gemaakt met het programma: Balsamiq Mockups.</w:t>
+      </w:r>
+    </w:p>
+    <w:p>
+      <w:pPr>
+        <w:rPr>
+          <w:rFonts w:ascii="Arial" w:hAnsi="Arial" w:cs="Arial"/>
+        </w:rPr>
+      </w:pPr>
+      <w:r>
+        <w:rPr>
+          <w:rFonts w:ascii="Arial" w:hAnsi="Arial" w:cs="Arial"/>
+          <w:b/>
+        </w:rPr>
+        <w:t>Native App</w:t>
+      </w:r>
+      <w:r>
+        <w:rPr>
+          <w:rFonts w:ascii="Arial" w:hAnsi="Arial" w:cs="Arial"/>
+        </w:rPr>
+        <w:t>: E</w:t>
+      </w:r>
+      <w:r>
+        <w:rPr>
+          <w:rFonts w:ascii="Arial" w:hAnsi="Arial" w:cs="Arial"/>
+        </w:rPr>
+        <w:t>en programma dat specifiek ontwikkeld en geïmplementeerd is voor het gegeven model, microprocessor of besturingssysteem</w:t>
+      </w:r>
+      <w:r>
+        <w:rPr>
+          <w:rFonts w:ascii="Arial" w:hAnsi="Arial" w:cs="Arial"/>
+        </w:rPr>
+        <w:t>.</w:t>
+      </w:r>
+    </w:p>
+    <w:p>
+      <w:pPr>
+        <w:rPr>
+          <w:rFonts w:ascii="Arial" w:hAnsi="Arial" w:cs="Arial"/>
+          <w:b/>
+        </w:rPr>
+      </w:pPr>
+      <w:r>
+        <w:rPr>
+          <w:rFonts w:ascii="Arial" w:hAnsi="Arial" w:cs="Arial"/>
+          <w:b/>
+        </w:rPr>
+        <w:t>Offline</w:t>
+      </w:r>
+      <w:r>
+        <w:rPr>
+          <w:rFonts w:ascii="Arial" w:hAnsi="Arial" w:cs="Arial"/>
+        </w:rPr>
+        <w:t>:</w:t>
+      </w:r>
+      <w:r>
+        <w:rPr>
+          <w:rFonts w:ascii="Arial" w:hAnsi="Arial" w:cs="Arial"/>
+        </w:rPr>
+        <w:t xml:space="preserve"> Wordt gebruikt als iemand niet is verbonden met het Internet.</w:t>
+      </w:r>
+    </w:p>
+    <w:p>
+      <w:pPr>
+        <w:rPr>
+          <w:rFonts w:ascii="Arial" w:hAnsi="Arial" w:cs="Arial"/>
+        </w:rPr>
+      </w:pPr>
+      <w:r>
+        <w:rPr>
+          <w:rFonts w:ascii="Arial" w:hAnsi="Arial" w:cs="Arial"/>
+          <w:b/>
+        </w:rPr>
+        <w:t>Online</w:t>
+      </w:r>
+      <w:r>
+        <w:rPr>
+          <w:rFonts w:ascii="Arial" w:hAnsi="Arial" w:cs="Arial"/>
+        </w:rPr>
+        <w:t>:</w:t>
+      </w:r>
+      <w:r>
+        <w:rPr>
+          <w:rFonts w:ascii="Arial" w:hAnsi="Arial" w:cs="Arial"/>
+        </w:rPr>
+        <w:t xml:space="preserve"> W</w:t>
+      </w:r>
+      <w:r>
+        <w:rPr>
+          <w:rFonts w:ascii="Arial" w:hAnsi="Arial" w:cs="Arial"/>
+        </w:rPr>
+        <w:t>ordt gebruikt als iemand is verbonden met het Internet</w:t>
+      </w:r>
+      <w:r>
+        <w:rPr>
+          <w:rFonts w:ascii="Arial" w:hAnsi="Arial" w:cs="Arial"/>
+        </w:rPr>
+        <w:t>.</w:t>
+      </w:r>
+    </w:p>
+    <w:p>
+      <w:pPr>
+        <w:rPr>
+          <w:rFonts w:ascii="Arial" w:hAnsi="Arial" w:cs="Arial"/>
+        </w:rPr>
+      </w:pPr>
+      <w:r>
+        <w:rPr>
+          <w:rFonts w:ascii="Arial" w:hAnsi="Arial" w:cs="Arial"/>
+          <w:b/>
+        </w:rPr>
+        <w:t>POI’s</w:t>
+      </w:r>
+      <w:r>
+        <w:rPr>
+          <w:rFonts w:ascii="Arial" w:hAnsi="Arial" w:cs="Arial"/>
+        </w:rPr>
+        <w:t>:</w:t>
+      </w:r>
+      <w:r>
+        <w:rPr>
+          <w:rFonts w:ascii="Arial" w:hAnsi="Arial" w:cs="Arial"/>
+          <w:b/>
+        </w:rPr>
+        <w:t xml:space="preserve"> </w:t>
+      </w:r>
+      <w:r>
+        <w:rPr>
+          <w:rFonts w:ascii="Arial" w:hAnsi="Arial" w:cs="Arial"/>
+        </w:rPr>
+        <w:t xml:space="preserve">Points of Interest, </w:t>
+      </w:r>
+      <w:r>
+        <w:rPr>
+          <w:rFonts w:ascii="Arial" w:hAnsi="Arial" w:cs="Arial"/>
+        </w:rPr>
+        <w:t>Interessante locaties die door het navigatiesysteem worden weergegeven zoals musea, tankstations, hotels, bezienswaardigheden, enzovoort.</w:t>
+      </w:r>
+    </w:p>
+    <w:p>
+      <w:pPr>
+        <w:rPr>
+          <w:rFonts w:ascii="Arial" w:hAnsi="Arial" w:cs="Arial"/>
+        </w:rPr>
+      </w:pPr>
+      <w:r>
+        <w:rPr>
+          <w:rFonts w:ascii="Arial" w:hAnsi="Arial" w:cs="Arial"/>
+          <w:b/>
+        </w:rPr>
+        <w:t>Programmeren</w:t>
+      </w:r>
+      <w:r>
+        <w:rPr>
+          <w:rFonts w:ascii="Arial" w:hAnsi="Arial" w:cs="Arial"/>
+        </w:rPr>
+        <w:t xml:space="preserve">: </w:t>
+      </w:r>
+      <w:r>
+        <w:rPr>
+          <w:rFonts w:ascii="Arial" w:hAnsi="Arial" w:cs="Arial"/>
+        </w:rPr>
+        <w:t>O</w:t>
+      </w:r>
+      <w:r>
+        <w:rPr>
+          <w:rFonts w:ascii="Arial" w:hAnsi="Arial" w:cs="Arial"/>
+        </w:rPr>
+        <w:t>ntwerpen, schrijven en testen van programma`s</w:t>
+      </w:r>
+      <w:r>
+        <w:rPr>
+          <w:rFonts w:ascii="Arial" w:hAnsi="Arial" w:cs="Arial"/>
+        </w:rPr>
+        <w:t>.</w:t>
+      </w:r>
+    </w:p>
+    <w:p>
+      <w:pPr>
+        <w:rPr>
+          <w:rFonts w:ascii="Arial" w:hAnsi="Arial" w:cs="Arial"/>
+        </w:rPr>
+      </w:pPr>
+      <w:r>
+        <w:rPr>
+          <w:rFonts w:ascii="Arial" w:hAnsi="Arial" w:cs="Arial"/>
+          <w:b/>
+        </w:rPr>
+        <w:t>Smartphone</w:t>
+      </w:r>
+      <w:r>
+        <w:rPr>
+          <w:rFonts w:ascii="Arial" w:hAnsi="Arial" w:cs="Arial"/>
+        </w:rPr>
+        <w:t>: Een smartphone is een mobiele telefoon die uitgebreidere computermogelijkheden biedt. Een smartphone kan ook beschouwd worden als een handcomputer of pda die tegelijk ook een telefoon is.</w:t>
+      </w:r>
+    </w:p>
+    <w:p>
+      <w:pPr>
+        <w:rPr>
+          <w:rFonts w:ascii="Arial" w:hAnsi="Arial" w:cs="Arial"/>
+        </w:rPr>
+      </w:pPr>
+      <w:r>
+        <w:rPr>
+          <w:rFonts w:ascii="Arial" w:hAnsi="Arial" w:cs="Arial"/>
+          <w:b/>
+        </w:rPr>
+        <w:t>Tablet</w:t>
+      </w:r>
+      <w:r>
+        <w:rPr>
+          <w:rFonts w:ascii="Arial" w:hAnsi="Arial" w:cs="Arial"/>
+        </w:rPr>
+        <w:t>:</w:t>
+      </w:r>
+      <w:r>
+        <w:t xml:space="preserve"> </w:t>
+      </w:r>
+      <w:r>
+        <w:rPr>
+          <w:rFonts w:ascii="Arial" w:hAnsi="Arial" w:cs="Arial"/>
+        </w:rPr>
+        <w:t>Computer die geen toetsenbord of muis heeft, maar e</w:t>
+      </w:r>
+      <w:r>
+        <w:rPr>
+          <w:rFonts w:ascii="Arial" w:hAnsi="Arial" w:cs="Arial"/>
+        </w:rPr>
+        <w:t>nkel werkt met een touchscreen.</w:t>
+      </w:r>
+    </w:p>
+    <w:p>
+      <w:pPr>
+        <w:rPr>
+          <w:rFonts w:ascii="Arial" w:hAnsi="Arial" w:cs="Arial"/>
+        </w:rPr>
+      </w:pPr>
+      <w:r>
+        <w:rPr>
+          <w:rFonts w:ascii="Arial" w:hAnsi="Arial" w:cs="Arial"/>
+          <w:b/>
+        </w:rPr>
+        <w:t>Titanium Studio</w:t>
+      </w:r>
+      <w:r>
+        <w:rPr>
+          <w:rFonts w:ascii="Arial" w:hAnsi="Arial" w:cs="Arial"/>
+        </w:rPr>
+        <w:t>: Een softwareontwikkelomgeving van Appcelerator, waarmee apps kunnen worden ontwikkeld voor de smartphone, tablet, desktop en het web.</w:t>
+      </w:r>
+    </w:p>
+    <w:p>
+      <w:pPr>
+        <w:rPr>
+          <w:rFonts w:ascii="Arial" w:hAnsi="Arial" w:cs="Arial"/>
+        </w:rPr>
+      </w:pPr>
+      <w:r>
+        <w:rPr>
+          <w:rFonts w:ascii="Arial" w:hAnsi="Arial" w:cs="Arial"/>
+          <w:b/>
+        </w:rPr>
+        <w:t>Trail:</w:t>
+      </w:r>
+      <w:r>
+        <w:rPr>
+          <w:rFonts w:ascii="Arial" w:hAnsi="Arial" w:cs="Arial"/>
+        </w:rPr>
+        <w:t xml:space="preserve"> Een spoor van je huidig afgelegde route, zodat je altijd weet in welke richting je aan het varen bent.</w:t>
+      </w:r>
+    </w:p>
+    <w:p>
+      <w:pPr>
+        <w:rPr>
+          <w:rFonts w:ascii="Arial" w:hAnsi="Arial" w:cs="Arial"/>
+        </w:rPr>
+      </w:pPr>
+      <w:r>
+        <w:rPr>
+          <w:rFonts w:ascii="Arial" w:hAnsi="Arial" w:cs="Arial"/>
+          <w:b/>
+        </w:rPr>
+        <w:t>Uitzoomen</w:t>
+      </w:r>
+      <w:r>
+        <w:rPr>
+          <w:rFonts w:ascii="Arial" w:hAnsi="Arial" w:cs="Arial"/>
+        </w:rPr>
+        <w:t>:</w:t>
+      </w:r>
+      <w:r>
+        <w:rPr>
+          <w:rFonts w:ascii="Arial" w:hAnsi="Arial" w:cs="Arial"/>
+        </w:rPr>
+        <w:t xml:space="preserve"> Verkleinen van een deel van een beeld op het beeldscherm.</w:t>
+      </w:r>
+    </w:p>
+    <w:p>
+      <w:pPr>
+        <w:rPr>
+          <w:rFonts w:ascii="Arial" w:hAnsi="Arial" w:cs="Arial"/>
+        </w:rPr>
+      </w:pPr>
+      <w:r>
+        <w:rPr>
+          <w:rFonts w:ascii="Arial" w:hAnsi="Arial" w:cs="Arial"/>
+          <w:b/>
+        </w:rPr>
+        <w:t>Widgets</w:t>
+      </w:r>
+      <w:r>
+        <w:rPr>
+          <w:rFonts w:ascii="Arial" w:hAnsi="Arial" w:cs="Arial"/>
+        </w:rPr>
+        <w:t>: Een klein programmaatje dat als een soort van gadget werkt</w:t>
+      </w:r>
+      <w:r>
+        <w:rPr>
+          <w:rFonts w:ascii="Arial" w:hAnsi="Arial" w:cs="Arial"/>
+        </w:rPr>
+        <w:t>.</w:t>
+      </w:r>
+    </w:p>
+    <w:p>
+      <w:pPr>
+        <w:rPr>
+          <w:rFonts w:ascii="Arial" w:hAnsi="Arial" w:cs="Arial"/>
+        </w:rPr>
+      </w:pPr>
+      <w:r>
+        <w:rPr>
+          <w:rFonts w:ascii="Arial" w:hAnsi="Arial" w:cs="Arial"/>
+          <w:b/>
+        </w:rPr>
+        <w:t>WiFi</w:t>
+      </w:r>
+      <w:r>
+        <w:rPr>
+          <w:rFonts w:ascii="Arial" w:hAnsi="Arial" w:cs="Arial"/>
+        </w:rPr>
+        <w:t xml:space="preserve">: </w:t>
+      </w:r>
+      <w:r>
+        <w:rPr>
+          <w:rFonts w:ascii="Arial" w:hAnsi="Arial" w:cs="Arial"/>
+        </w:rPr>
+        <w:t>Techniek waarmee een computernetwerk draadloos met behulp van een radiozender en radio-ontvanger kan worden gebouwd. Er zijn geen kabels nodig in dit netwerk, maar slechts een insteekkaart in een computer.</w:t>
+      </w:r>
+    </w:p>
+    <w:p>
+      <w:pPr>
+        <w:rPr>
+          <w:rFonts w:ascii="Arial" w:hAnsi="Arial" w:cs="Arial"/>
+        </w:rPr>
+      </w:pPr>
+    </w:p>
+    <w:p>
+      <w:pPr>
+        <w:rPr>
+          <w:rFonts w:ascii="Arial" w:hAnsi="Arial" w:cs="Arial"/>
+        </w:rPr>
+        <w:sectPr>
+          <w:headerReference w:type="default" r:id="rId38"/>
           <w:type w:val="continuous"/>
           <w:pgSz w:w="11900" w:h="16840"/>
           <w:pgMar w:top="1440" w:right="1440" w:bottom="1440" w:left="1440" w:header="708" w:footer="708" w:gutter="0"/>
@@ -11955,13 +12694,17 @@
       <w:pPr>
         <w:pStyle w:val="Kop1"/>
       </w:pPr>
-      <w:bookmarkStart w:id="28" w:name="_Toc199398116"/>
-      <w:bookmarkStart w:id="29" w:name="_Toc199400215"/>
+      <w:bookmarkStart w:id="30" w:name="_Toc199398116"/>
+      <w:bookmarkStart w:id="31" w:name="_Toc199400215"/>
+      <w:bookmarkStart w:id="32" w:name="_Toc199475072"/>
+      <w:bookmarkStart w:id="33" w:name="_Toc199477789"/>
       <w:r>
         <w:t>Bijlagen</w:t>
       </w:r>
-      <w:bookmarkEnd w:id="28"/>
-      <w:bookmarkEnd w:id="29"/>
+      <w:bookmarkEnd w:id="30"/>
+      <w:bookmarkEnd w:id="31"/>
+      <w:bookmarkEnd w:id="32"/>
+      <w:bookmarkEnd w:id="33"/>
     </w:p>
     <w:p/>
     <w:p>
@@ -11969,7 +12712,7 @@
         <w:pStyle w:val="Kop2"/>
         <w:spacing w:before="0"/>
       </w:pPr>
-      <w:bookmarkStart w:id="30" w:name="_Toc199400216"/>
+      <w:bookmarkStart w:id="34" w:name="_Toc199477790"/>
       <w:r>
         <w:t>A</w:t>
       </w:r>
@@ -11977,7 +12720,7 @@
         <w:tab/>
         <w:t>Keuze ontwikkelplatform voor water apps</w:t>
       </w:r>
-      <w:bookmarkEnd w:id="30"/>
+      <w:bookmarkEnd w:id="34"/>
     </w:p>
     <w:p>
       <w:pPr>
@@ -12822,7 +13565,7 @@
       <w:pPr>
         <w:pStyle w:val="Kop1"/>
         <w:sectPr>
-          <w:headerReference w:type="default" r:id="rId38"/>
+          <w:headerReference w:type="default" r:id="rId39"/>
           <w:pgSz w:w="11900" w:h="16840"/>
           <w:pgMar w:top="1440" w:right="1440" w:bottom="1440" w:left="1440" w:header="708" w:footer="708" w:gutter="0"/>
           <w:cols w:space="708"/>
@@ -12834,11 +13577,11 @@
       <w:pPr>
         <w:pStyle w:val="Kop1"/>
       </w:pPr>
-      <w:bookmarkStart w:id="31" w:name="_Toc199400217"/>
+      <w:bookmarkStart w:id="35" w:name="_Toc199477791"/>
       <w:r>
         <w:t>Bronnenlijst</w:t>
       </w:r>
-      <w:bookmarkEnd w:id="31"/>
+      <w:bookmarkEnd w:id="35"/>
     </w:p>
     <w:p>
       <w:pPr>
@@ -12874,7 +13617,7 @@
           <w:rFonts w:ascii="Arial" w:hAnsi="Arial" w:cs="Arial"/>
         </w:rPr>
       </w:pPr>
-      <w:hyperlink r:id="rId39" w:history="1">
+      <w:hyperlink r:id="rId40" w:history="1">
         <w:r>
           <w:rPr>
             <w:rStyle w:val="Hyperlink"/>
@@ -12903,7 +13646,7 @@
           <w:rFonts w:ascii="Arial" w:hAnsi="Arial" w:cs="Arial"/>
         </w:rPr>
       </w:pPr>
-      <w:hyperlink r:id="rId40" w:history="1">
+      <w:hyperlink r:id="rId41" w:history="1">
         <w:r>
           <w:rPr>
             <w:rStyle w:val="Hyperlink"/>
@@ -12932,7 +13675,7 @@
           <w:rFonts w:ascii="Arial" w:hAnsi="Arial" w:cs="Arial"/>
         </w:rPr>
       </w:pPr>
-      <w:hyperlink r:id="rId41" w:history="1">
+      <w:hyperlink r:id="rId42" w:history="1">
         <w:r>
           <w:rPr>
             <w:rStyle w:val="Hyperlink"/>
@@ -12961,7 +13704,7 @@
           <w:rFonts w:ascii="Arial" w:hAnsi="Arial" w:cs="Arial"/>
         </w:rPr>
       </w:pPr>
-      <w:hyperlink r:id="rId42" w:history="1">
+      <w:hyperlink r:id="rId43" w:history="1">
         <w:r>
           <w:rPr>
             <w:rStyle w:val="Hyperlink"/>
@@ -12990,7 +13733,7 @@
           <w:rFonts w:ascii="Arial" w:hAnsi="Arial" w:cs="Arial"/>
         </w:rPr>
       </w:pPr>
-      <w:hyperlink r:id="rId43" w:history="1">
+      <w:hyperlink r:id="rId44" w:history="1">
         <w:r>
           <w:rPr>
             <w:rStyle w:val="Hyperlink"/>
@@ -13019,7 +13762,7 @@
           <w:rFonts w:ascii="Arial" w:hAnsi="Arial" w:cs="Arial"/>
         </w:rPr>
       </w:pPr>
-      <w:hyperlink r:id="rId44" w:history="1">
+      <w:hyperlink r:id="rId45" w:history="1">
         <w:r>
           <w:rPr>
             <w:rStyle w:val="Hyperlink"/>
@@ -13048,7 +13791,7 @@
           <w:rFonts w:ascii="Arial" w:hAnsi="Arial" w:cs="Arial"/>
         </w:rPr>
       </w:pPr>
-      <w:hyperlink r:id="rId45" w:history="1">
+      <w:hyperlink r:id="rId46" w:history="1">
         <w:r>
           <w:rPr>
             <w:rStyle w:val="Hyperlink"/>
@@ -13077,7 +13820,7 @@
           <w:rFonts w:ascii="Arial" w:hAnsi="Arial" w:cs="Arial"/>
         </w:rPr>
       </w:pPr>
-      <w:hyperlink r:id="rId46" w:history="1">
+      <w:hyperlink r:id="rId47" w:history="1">
         <w:r>
           <w:rPr>
             <w:rStyle w:val="Hyperlink"/>
@@ -13115,7 +13858,7 @@
       </w:pPr>
     </w:p>
     <w:sectPr>
-      <w:headerReference w:type="default" r:id="rId47"/>
+      <w:headerReference w:type="default" r:id="rId48"/>
       <w:type w:val="continuous"/>
       <w:pgSz w:w="11900" w:h="16840"/>
       <w:pgMar w:top="1440" w:right="1440" w:bottom="1440" w:left="1440" w:header="708" w:footer="708" w:gutter="0"/>
@@ -13227,7 +13970,7 @@
         <w:rStyle w:val="Paginanummer"/>
         <w:noProof/>
       </w:rPr>
-      <w:t>9</w:t>
+      <w:t>22</w:t>
     </w:r>
     <w:r>
       <w:rPr>
@@ -16444,6 +17187,7 @@
   <w:style w:type="character" w:default="1" w:styleId="Standaardalinea-lettertype">
     <w:name w:val="Default Paragraph Font"/>
     <w:uiPriority w:val="1"/>
+    <w:semiHidden/>
     <w:unhideWhenUsed/>
   </w:style>
   <w:style w:type="table" w:default="1" w:styleId="Standaardtabel">
@@ -17038,6 +17782,7 @@
   <w:style w:type="character" w:default="1" w:styleId="Standaardalinea-lettertype">
     <w:name w:val="Default Paragraph Font"/>
     <w:uiPriority w:val="1"/>
+    <w:semiHidden/>
     <w:unhideWhenUsed/>
   </w:style>
   <w:style w:type="table" w:default="1" w:styleId="Standaardtabel">
@@ -17730,7 +18475,7 @@
 </file>
 
 <file path=customXml/itemProps1.xml><?xml version="1.0" encoding="utf-8"?>
-<ds:datastoreItem xmlns:ds="http://schemas.openxmlformats.org/officeDocument/2006/customXml" ds:itemID="{1A85EA45-0A30-F64A-A630-CD2F6901C0F7}">
+<ds:datastoreItem xmlns:ds="http://schemas.openxmlformats.org/officeDocument/2006/customXml" ds:itemID="{FFD7B90F-08BC-C54E-8973-F14FECA0150D}">
   <ds:schemaRefs>
     <ds:schemaRef ds:uri="http://schemas.openxmlformats.org/officeDocument/2006/bibliography"/>
   </ds:schemaRefs>

--- a/Rapport/Het Rapport.docx
+++ b/Rapport/Het Rapport.docx
@@ -368,7 +368,8 @@
       <w:r>
         <w:rPr>
           <w:rFonts w:ascii="Arial" w:hAnsi="Arial" w:cs="Arial"/>
-          <w:lang w:val="nl-NL" w:eastAsia="en-US"/>
+          <w:noProof/>
+          <w:lang w:val="en-US" w:eastAsia="en-US"/>
         </w:rPr>
         <w:drawing>
           <wp:anchor distT="0" distB="0" distL="114300" distR="114300" simplePos="0" relativeHeight="251666432" behindDoc="1" locked="0" layoutInCell="1" allowOverlap="1">
@@ -399,7 +400,7 @@
                     <a:blip r:embed="rId9">
                       <a:extLst>
                         <a:ext uri="{28A0092B-C50C-407E-A947-70E740481C1C}">
-                          <a14:useLocalDpi xmlns:a14="http://schemas.microsoft.com/office/drawing/2010/main" xmlns:pic="http://schemas.openxmlformats.org/drawingml/2006/picture" xmlns:a="http://schemas.openxmlformats.org/drawingml/2006/main" xmlns:wps="http://schemas.microsoft.com/office/word/2010/wordprocessingShape" xmlns:wne="http://schemas.microsoft.com/office/word/2006/wordml" xmlns:wpi="http://schemas.microsoft.com/office/word/2010/wordprocessingInk" xmlns:wpg="http://schemas.microsoft.com/office/word/2010/wordprocessingGroup" xmlns:w14="http://schemas.microsoft.com/office/word/2010/wordml" xmlns:w="http://schemas.openxmlformats.org/wordprocessingml/2006/main" xmlns:w10="urn:schemas-microsoft-com:office:word" xmlns:wp="http://schemas.openxmlformats.org/drawingml/2006/wordprocessingDrawing" xmlns:wp14="http://schemas.microsoft.com/office/word/2010/wordprocessingDrawing" xmlns:v="urn:schemas-microsoft-com:vml" xmlns:m="http://schemas.openxmlformats.org/officeDocument/2006/math" xmlns:r="http://schemas.openxmlformats.org/officeDocument/2006/relationships" xmlns:o="urn:schemas-microsoft-com:office:office" xmlns:mv="urn:schemas-microsoft-com:mac:vml" xmlns:mc="http://schemas.openxmlformats.org/markup-compatibility/2006" xmlns:mo="http://schemas.microsoft.com/office/mac/office/2008/main" xmlns:wpc="http://schemas.microsoft.com/office/word/2010/wordprocessingCanvas" xmlns="" val="0"/>
+                          <a14:useLocalDpi xmlns="" xmlns:wpc="http://schemas.microsoft.com/office/word/2010/wordprocessingCanvas" xmlns:mo="http://schemas.microsoft.com/office/mac/office/2008/main" xmlns:mc="http://schemas.openxmlformats.org/markup-compatibility/2006" xmlns:mv="urn:schemas-microsoft-com:mac:vml" xmlns:o="urn:schemas-microsoft-com:office:office" xmlns:r="http://schemas.openxmlformats.org/officeDocument/2006/relationships" xmlns:m="http://schemas.openxmlformats.org/officeDocument/2006/math" xmlns:v="urn:schemas-microsoft-com:vml" xmlns:wp14="http://schemas.microsoft.com/office/word/2010/wordprocessingDrawing" xmlns:wp="http://schemas.openxmlformats.org/drawingml/2006/wordprocessingDrawing" xmlns:w10="urn:schemas-microsoft-com:office:word" xmlns:w="http://schemas.openxmlformats.org/wordprocessingml/2006/main" xmlns:w14="http://schemas.microsoft.com/office/word/2010/wordml" xmlns:wpg="http://schemas.microsoft.com/office/word/2010/wordprocessingGroup" xmlns:wpi="http://schemas.microsoft.com/office/word/2010/wordprocessingInk" xmlns:wne="http://schemas.microsoft.com/office/word/2006/wordml" xmlns:wps="http://schemas.microsoft.com/office/word/2010/wordprocessingShape" xmlns:a="http://schemas.openxmlformats.org/drawingml/2006/main" xmlns:pic="http://schemas.openxmlformats.org/drawingml/2006/picture" xmlns:a14="http://schemas.microsoft.com/office/drawing/2010/main" xmlns:ve="http://schemas.openxmlformats.org/markup-compatibility/2006" val="0"/>
                         </a:ext>
                       </a:extLst>
                     </a:blip>
@@ -527,60 +528,30 @@
     <w:p>
       <w:pPr>
         <w:rPr>
+          <w:b/>
           <w:sz w:val="36"/>
           <w:lang w:val="nl-NL"/>
         </w:rPr>
       </w:pPr>
-    </w:p>
-    <w:p>
-      <w:pPr>
-        <w:rPr>
+      <w:r>
+        <w:rPr>
+          <w:b/>
           <w:sz w:val="36"/>
           <w:lang w:val="nl-NL"/>
         </w:rPr>
-      </w:pPr>
-    </w:p>
-    <w:p>
-      <w:pPr>
-        <w:rPr>
-          <w:sz w:val="36"/>
-          <w:lang w:val="nl-NL"/>
-        </w:rPr>
-      </w:pPr>
-    </w:p>
-    <w:p>
-      <w:pPr>
-        <w:rPr>
-          <w:sz w:val="36"/>
-          <w:lang w:val="nl-NL"/>
-        </w:rPr>
-      </w:pPr>
-    </w:p>
-    <w:p>
-      <w:pPr>
-        <w:rPr>
-          <w:sz w:val="36"/>
-          <w:lang w:val="nl-NL"/>
-        </w:rPr>
-      </w:pPr>
-      <w:r>
-        <w:rPr>
-          <w:sz w:val="52"/>
-          <w:lang w:val="nl-NL" w:eastAsia="en-US"/>
-        </w:rPr>
         <w:drawing>
-          <wp:anchor distT="0" distB="0" distL="114300" distR="114300" simplePos="0" relativeHeight="251664384" behindDoc="1" locked="0" layoutInCell="1" allowOverlap="1">
+          <wp:anchor distT="0" distB="0" distL="114300" distR="114300" simplePos="0" relativeHeight="251699200" behindDoc="1" locked="0" layoutInCell="1" allowOverlap="1">
             <wp:simplePos x="0" y="0"/>
             <wp:positionH relativeFrom="margin">
-              <wp:posOffset>1295400</wp:posOffset>
+              <wp:posOffset>838200</wp:posOffset>
             </wp:positionH>
             <wp:positionV relativeFrom="margin">
-              <wp:posOffset>2438400</wp:posOffset>
+              <wp:posOffset>1981200</wp:posOffset>
             </wp:positionV>
-            <wp:extent cx="3465195" cy="3465195"/>
-            <wp:effectExtent l="0" t="101600" r="1157605" b="141605"/>
+            <wp:extent cx="3922395" cy="3922395"/>
+            <wp:effectExtent l="0" t="50800" r="1208405" b="65405"/>
             <wp:wrapSquare wrapText="bothSides"/>
-            <wp:docPr id="6" name="Afbeelding 6" descr="Macintosh HD:Users:eddiesprietsma:Documents:P4P project BrugApp:Docs:Rapport:iTunesArtwork@2x.png"/>
+            <wp:docPr id="3" name="Afbeelding 1" descr="Macintosh HD:Users:eddiesprietsma:Documents:P4P project BrugApp:Docs:Rapport:iTunesArtwork@2x.png"/>
             <wp:cNvGraphicFramePr>
               <a:graphicFrameLocks xmlns:a="http://schemas.openxmlformats.org/drawingml/2006/main" noChangeAspect="1"/>
             </wp:cNvGraphicFramePr>
@@ -594,14 +565,7 @@
                     </pic:cNvPicPr>
                   </pic:nvPicPr>
                   <pic:blipFill>
-                    <a:blip r:embed="rId10">
-                      <a:extLst>
-                        <a:ext uri="{28A0092B-C50C-407E-A947-70E740481C1C}">
-                          <a14:useLocalDpi xmlns:a14="http://schemas.microsoft.com/office/drawing/2010/main" xmlns:pic="http://schemas.openxmlformats.org/drawingml/2006/picture" xmlns:a="http://schemas.openxmlformats.org/drawingml/2006/main" xmlns:wps="http://schemas.microsoft.com/office/word/2010/wordprocessingShape" xmlns:wne="http://schemas.microsoft.com/office/word/2006/wordml" xmlns:wpi="http://schemas.microsoft.com/office/word/2010/wordprocessingInk" xmlns:wpg="http://schemas.microsoft.com/office/word/2010/wordprocessingGroup" xmlns:w14="http://schemas.microsoft.com/office/word/2010/wordml" xmlns:w="http://schemas.openxmlformats.org/wordprocessingml/2006/main" xmlns:w10="urn:schemas-microsoft-com:office:word" xmlns:wp="http://schemas.openxmlformats.org/drawingml/2006/wordprocessingDrawing" xmlns:wp14="http://schemas.microsoft.com/office/word/2010/wordprocessingDrawing" xmlns:v="urn:schemas-microsoft-com:vml" xmlns:m="http://schemas.openxmlformats.org/officeDocument/2006/math" xmlns:r="http://schemas.openxmlformats.org/officeDocument/2006/relationships" xmlns:o="urn:schemas-microsoft-com:office:office" xmlns:mv="urn:schemas-microsoft-com:mac:vml" xmlns:mc="http://schemas.openxmlformats.org/markup-compatibility/2006" xmlns:mo="http://schemas.microsoft.com/office/mac/office/2008/main" xmlns:wpc="http://schemas.microsoft.com/office/word/2010/wordprocessingCanvas" xmlns="" val="0"/>
-                        </a:ext>
-                      </a:extLst>
-                    </a:blip>
-                    <a:srcRect/>
+                    <a:blip r:embed="rId8"/>
                     <a:stretch>
                       <a:fillRect/>
                     </a:stretch>
@@ -609,7 +573,7 @@
                   <pic:spPr bwMode="auto">
                     <a:xfrm>
                       <a:off x="0" y="0"/>
-                      <a:ext cx="3465195" cy="3465195"/>
+                      <a:ext cx="3922395" cy="3922395"/>
                     </a:xfrm>
                     <a:prstGeom prst="rect">
                       <a:avLst/>
@@ -690,6 +654,30 @@
       <w:pPr>
         <w:rPr>
           <w:sz w:val="36"/>
+          <w:lang w:val="nl-NL"/>
+        </w:rPr>
+      </w:pPr>
+    </w:p>
+    <w:p>
+      <w:pPr>
+        <w:rPr>
+          <w:sz w:val="32"/>
+          <w:lang w:val="nl-NL"/>
+        </w:rPr>
+      </w:pPr>
+    </w:p>
+    <w:p>
+      <w:pPr>
+        <w:rPr>
+          <w:sz w:val="32"/>
+          <w:lang w:val="nl-NL"/>
+        </w:rPr>
+      </w:pPr>
+    </w:p>
+    <w:p>
+      <w:pPr>
+        <w:rPr>
+          <w:sz w:val="32"/>
           <w:lang w:val="nl-NL"/>
         </w:rPr>
       </w:pPr>
@@ -935,6 +923,15 @@
           <w:lang w:val="nl-NL"/>
         </w:rPr>
       </w:pPr>
+    </w:p>
+    <w:p>
+      <w:pPr>
+        <w:rPr>
+          <w:rFonts w:ascii="Arial" w:hAnsi="Arial"/>
+          <w:sz w:val="32"/>
+          <w:lang w:val="nl-NL"/>
+        </w:rPr>
+      </w:pPr>
       <w:r>
         <w:rPr>
           <w:rFonts w:ascii="Arial" w:hAnsi="Arial"/>
@@ -2445,8 +2442,8 @@
           <w:lang w:val="nl-NL"/>
         </w:rPr>
         <w:sectPr>
-          <w:headerReference w:type="default" r:id="rId11"/>
-          <w:footerReference w:type="even" r:id="rId12"/>
+          <w:headerReference w:type="default" r:id="rId10"/>
+          <w:footerReference w:type="even" r:id="rId11"/>
           <w:pgSz w:w="11900" w:h="16840"/>
           <w:pgMar w:top="1440" w:right="1440" w:bottom="1440" w:left="1440" w:header="708" w:footer="708" w:gutter="0"/>
           <w:cols w:space="708"/>
@@ -3049,8 +3046,8 @@
           <w:lang w:val="nl-NL"/>
         </w:rPr>
         <w:sectPr>
-          <w:headerReference w:type="default" r:id="rId13"/>
-          <w:footerReference w:type="default" r:id="rId14"/>
+          <w:headerReference w:type="default" r:id="rId12"/>
+          <w:footerReference w:type="default" r:id="rId13"/>
           <w:pgSz w:w="11900" w:h="16840"/>
           <w:pgMar w:top="1440" w:right="1440" w:bottom="1440" w:left="1440" w:header="708" w:footer="708" w:gutter="0"/>
           <w:cols w:space="708"/>
@@ -4651,8 +4648,8 @@
           <w:lang w:val="nl-NL"/>
         </w:rPr>
         <w:sectPr>
-          <w:headerReference w:type="default" r:id="rId15"/>
-          <w:footerReference w:type="default" r:id="rId16"/>
+          <w:headerReference w:type="default" r:id="rId14"/>
+          <w:footerReference w:type="default" r:id="rId15"/>
           <w:pgSz w:w="11900" w:h="16840"/>
           <w:pgMar w:top="1440" w:right="1440" w:bottom="1440" w:left="1440" w:header="708" w:footer="708" w:gutter="0"/>
           <w:cols w:space="708"/>
@@ -5404,7 +5401,7 @@
           <w:lang w:val="nl-NL"/>
         </w:rPr>
         <w:sectPr>
-          <w:headerReference w:type="default" r:id="rId17"/>
+          <w:headerReference w:type="default" r:id="rId16"/>
           <w:type w:val="continuous"/>
           <w:pgSz w:w="11900" w:h="16840"/>
           <w:pgMar w:top="1440" w:right="1440" w:bottom="1440" w:left="1440" w:header="708" w:footer="708" w:gutter="0"/>
@@ -5697,7 +5694,7 @@
         </w:rPr>
         <w:t>(</w:t>
       </w:r>
-      <w:hyperlink r:id="rId18" w:history="1">
+      <w:hyperlink r:id="rId17" w:history="1">
         <w:r>
           <w:rPr>
             <w:rStyle w:val="Hyperlink"/>
@@ -5741,7 +5738,7 @@
         <w:tab/>
         <w:t xml:space="preserve">        (</w:t>
       </w:r>
-      <w:hyperlink r:id="rId19" w:history="1">
+      <w:hyperlink r:id="rId18" w:history="1">
         <w:r>
           <w:rPr>
             <w:rStyle w:val="Hyperlink"/>
@@ -6200,7 +6197,7 @@
         </w:rPr>
         <w:t xml:space="preserve"> (</w:t>
       </w:r>
-      <w:hyperlink r:id="rId20" w:history="1">
+      <w:hyperlink r:id="rId19" w:history="1">
         <w:r>
           <w:rPr>
             <w:rStyle w:val="Hyperlink"/>
@@ -6796,7 +6793,7 @@
         </w:rPr>
         <w:t>(</w:t>
       </w:r>
-      <w:hyperlink r:id="rId21" w:history="1">
+      <w:hyperlink r:id="rId20" w:history="1">
         <w:r>
           <w:rPr>
             <w:rStyle w:val="Hyperlink"/>
@@ -6998,7 +6995,7 @@
         </w:rPr>
         <w:t>(</w:t>
       </w:r>
-      <w:hyperlink r:id="rId22" w:history="1">
+      <w:hyperlink r:id="rId21" w:history="1">
         <w:r>
           <w:rPr>
             <w:rStyle w:val="Hyperlink"/>
@@ -7028,7 +7025,8 @@
       <w:r>
         <w:rPr>
           <w:rFonts w:ascii="Helvetica" w:hAnsi="Helvetica" w:cs="Helvetica"/>
-          <w:lang w:val="nl-NL" w:eastAsia="en-US"/>
+          <w:noProof/>
+          <w:lang w:val="en-US" w:eastAsia="en-US"/>
         </w:rPr>
         <w:drawing>
           <wp:anchor distT="0" distB="0" distL="114300" distR="114300" simplePos="0" relativeHeight="251693056" behindDoc="0" locked="0" layoutInCell="1" allowOverlap="1">
@@ -7056,10 +7054,10 @@
                     </pic:cNvPicPr>
                   </pic:nvPicPr>
                   <pic:blipFill>
-                    <a:blip r:embed="rId23">
+                    <a:blip r:embed="rId22">
                       <a:extLst>
                         <a:ext uri="{28A0092B-C50C-407E-A947-70E740481C1C}">
-                          <a14:useLocalDpi xmlns:a14="http://schemas.microsoft.com/office/drawing/2010/main" xmlns:pic="http://schemas.openxmlformats.org/drawingml/2006/picture" xmlns:a="http://schemas.openxmlformats.org/drawingml/2006/main" xmlns:wps="http://schemas.microsoft.com/office/word/2010/wordprocessingShape" xmlns:wne="http://schemas.microsoft.com/office/word/2006/wordml" xmlns:wpi="http://schemas.microsoft.com/office/word/2010/wordprocessingInk" xmlns:wpg="http://schemas.microsoft.com/office/word/2010/wordprocessingGroup" xmlns:w14="http://schemas.microsoft.com/office/word/2010/wordml" xmlns:w="http://schemas.openxmlformats.org/wordprocessingml/2006/main" xmlns:w10="urn:schemas-microsoft-com:office:word" xmlns:wp="http://schemas.openxmlformats.org/drawingml/2006/wordprocessingDrawing" xmlns:wp14="http://schemas.microsoft.com/office/word/2010/wordprocessingDrawing" xmlns:v="urn:schemas-microsoft-com:vml" xmlns:m="http://schemas.openxmlformats.org/officeDocument/2006/math" xmlns:r="http://schemas.openxmlformats.org/officeDocument/2006/relationships" xmlns:o="urn:schemas-microsoft-com:office:office" xmlns:mv="urn:schemas-microsoft-com:mac:vml" xmlns:mc="http://schemas.openxmlformats.org/markup-compatibility/2006" xmlns:mo="http://schemas.microsoft.com/office/mac/office/2008/main" xmlns:wpc="http://schemas.microsoft.com/office/word/2010/wordprocessingCanvas" xmlns="" val="0"/>
+                          <a14:useLocalDpi xmlns="" xmlns:wpc="http://schemas.microsoft.com/office/word/2010/wordprocessingCanvas" xmlns:mo="http://schemas.microsoft.com/office/mac/office/2008/main" xmlns:mc="http://schemas.openxmlformats.org/markup-compatibility/2006" xmlns:mv="urn:schemas-microsoft-com:mac:vml" xmlns:o="urn:schemas-microsoft-com:office:office" xmlns:r="http://schemas.openxmlformats.org/officeDocument/2006/relationships" xmlns:m="http://schemas.openxmlformats.org/officeDocument/2006/math" xmlns:v="urn:schemas-microsoft-com:vml" xmlns:wp14="http://schemas.microsoft.com/office/word/2010/wordprocessingDrawing" xmlns:wp="http://schemas.openxmlformats.org/drawingml/2006/wordprocessingDrawing" xmlns:w10="urn:schemas-microsoft-com:office:word" xmlns:w="http://schemas.openxmlformats.org/wordprocessingml/2006/main" xmlns:w14="http://schemas.microsoft.com/office/word/2010/wordml" xmlns:wpg="http://schemas.microsoft.com/office/word/2010/wordprocessingGroup" xmlns:wpi="http://schemas.microsoft.com/office/word/2010/wordprocessingInk" xmlns:wne="http://schemas.microsoft.com/office/word/2006/wordml" xmlns:wps="http://schemas.microsoft.com/office/word/2010/wordprocessingShape" xmlns:a="http://schemas.openxmlformats.org/drawingml/2006/main" xmlns:pic="http://schemas.openxmlformats.org/drawingml/2006/picture" xmlns:a14="http://schemas.microsoft.com/office/drawing/2010/main" xmlns:ve="http://schemas.openxmlformats.org/markup-compatibility/2006" val="0"/>
                         </a:ext>
                       </a:extLst>
                     </a:blip>
@@ -7194,7 +7192,7 @@
         </w:rPr>
         <w:t>(</w:t>
       </w:r>
-      <w:hyperlink r:id="rId24" w:history="1">
+      <w:hyperlink r:id="rId23" w:history="1">
         <w:r>
           <w:rPr>
             <w:rStyle w:val="Hyperlink"/>
@@ -7315,7 +7313,7 @@
         </w:rPr>
         <w:t>(</w:t>
       </w:r>
-      <w:hyperlink r:id="rId25" w:history="1">
+      <w:hyperlink r:id="rId24" w:history="1">
         <w:r>
           <w:rPr>
             <w:rStyle w:val="Hyperlink"/>
@@ -7418,7 +7416,7 @@
           <w:lang w:val="nl-NL"/>
         </w:rPr>
         <w:sectPr>
-          <w:headerReference w:type="default" r:id="rId26"/>
+          <w:headerReference w:type="default" r:id="rId25"/>
           <w:pgSz w:w="11900" w:h="16840"/>
           <w:pgMar w:top="1440" w:right="1440" w:bottom="1440" w:left="1440" w:header="708" w:footer="708" w:gutter="0"/>
           <w:cols w:space="708"/>
@@ -7536,7 +7534,7 @@
                     </pic:cNvPicPr>
                   </pic:nvPicPr>
                   <pic:blipFill>
-                    <a:blip r:embed="rId27"/>
+                    <a:blip r:embed="rId26"/>
                     <a:stretch>
                       <a:fillRect/>
                     </a:stretch>
@@ -7911,7 +7909,8 @@
       <w:r>
         <w:rPr>
           <w:rFonts w:ascii="Helvetica" w:hAnsi="Helvetica" w:cs="Helvetica"/>
-          <w:lang w:val="nl-NL" w:eastAsia="en-US"/>
+          <w:noProof/>
+          <w:lang w:val="en-US" w:eastAsia="en-US"/>
         </w:rPr>
         <w:drawing>
           <wp:anchor distT="0" distB="0" distL="114300" distR="114300" simplePos="0" relativeHeight="251681792" behindDoc="0" locked="0" layoutInCell="1" allowOverlap="1">
@@ -7939,10 +7938,10 @@
                     </pic:cNvPicPr>
                   </pic:nvPicPr>
                   <pic:blipFill rotWithShape="1">
-                    <a:blip r:embed="rId28">
+                    <a:blip r:embed="rId27">
                       <a:extLst>
                         <a:ext uri="{28A0092B-C50C-407E-A947-70E740481C1C}">
-                          <a14:useLocalDpi xmlns:a14="http://schemas.microsoft.com/office/drawing/2010/main" xmlns:pic="http://schemas.openxmlformats.org/drawingml/2006/picture" xmlns:a="http://schemas.openxmlformats.org/drawingml/2006/main" xmlns:wps="http://schemas.microsoft.com/office/word/2010/wordprocessingShape" xmlns:wne="http://schemas.microsoft.com/office/word/2006/wordml" xmlns:wpi="http://schemas.microsoft.com/office/word/2010/wordprocessingInk" xmlns:wpg="http://schemas.microsoft.com/office/word/2010/wordprocessingGroup" xmlns:w14="http://schemas.microsoft.com/office/word/2010/wordml" xmlns:w="http://schemas.openxmlformats.org/wordprocessingml/2006/main" xmlns:w10="urn:schemas-microsoft-com:office:word" xmlns:wp="http://schemas.openxmlformats.org/drawingml/2006/wordprocessingDrawing" xmlns:wp14="http://schemas.microsoft.com/office/word/2010/wordprocessingDrawing" xmlns:v="urn:schemas-microsoft-com:vml" xmlns:m="http://schemas.openxmlformats.org/officeDocument/2006/math" xmlns:r="http://schemas.openxmlformats.org/officeDocument/2006/relationships" xmlns:o="urn:schemas-microsoft-com:office:office" xmlns:mv="urn:schemas-microsoft-com:mac:vml" xmlns:mc="http://schemas.openxmlformats.org/markup-compatibility/2006" xmlns:mo="http://schemas.microsoft.com/office/mac/office/2008/main" xmlns:wpc="http://schemas.microsoft.com/office/word/2010/wordprocessingCanvas" xmlns="" val="0"/>
+                          <a14:useLocalDpi xmlns="" xmlns:wpc="http://schemas.microsoft.com/office/word/2010/wordprocessingCanvas" xmlns:mo="http://schemas.microsoft.com/office/mac/office/2008/main" xmlns:mc="http://schemas.openxmlformats.org/markup-compatibility/2006" xmlns:mv="urn:schemas-microsoft-com:mac:vml" xmlns:o="urn:schemas-microsoft-com:office:office" xmlns:r="http://schemas.openxmlformats.org/officeDocument/2006/relationships" xmlns:m="http://schemas.openxmlformats.org/officeDocument/2006/math" xmlns:v="urn:schemas-microsoft-com:vml" xmlns:wp14="http://schemas.microsoft.com/office/word/2010/wordprocessingDrawing" xmlns:wp="http://schemas.openxmlformats.org/drawingml/2006/wordprocessingDrawing" xmlns:w10="urn:schemas-microsoft-com:office:word" xmlns:w="http://schemas.openxmlformats.org/wordprocessingml/2006/main" xmlns:w14="http://schemas.microsoft.com/office/word/2010/wordml" xmlns:wpg="http://schemas.microsoft.com/office/word/2010/wordprocessingGroup" xmlns:wpi="http://schemas.microsoft.com/office/word/2010/wordprocessingInk" xmlns:wne="http://schemas.microsoft.com/office/word/2006/wordml" xmlns:wps="http://schemas.microsoft.com/office/word/2010/wordprocessingShape" xmlns:a="http://schemas.openxmlformats.org/drawingml/2006/main" xmlns:pic="http://schemas.openxmlformats.org/drawingml/2006/picture" xmlns:a14="http://schemas.microsoft.com/office/drawing/2010/main" xmlns:ve="http://schemas.openxmlformats.org/markup-compatibility/2006" val="0"/>
                         </a:ext>
                       </a:extLst>
                     </a:blip>
@@ -7963,7 +7962,7 @@
                     </a:ln>
                     <a:extLst>
                       <a:ext uri="{53640926-AAD7-44d8-BBD7-CCE9431645EC}">
-                        <a14:shadowObscured xmlns:a14="http://schemas.microsoft.com/office/drawing/2010/main" xmlns:pic="http://schemas.openxmlformats.org/drawingml/2006/picture" xmlns:a="http://schemas.openxmlformats.org/drawingml/2006/main" xmlns:wps="http://schemas.microsoft.com/office/word/2010/wordprocessingShape" xmlns:wne="http://schemas.microsoft.com/office/word/2006/wordml" xmlns:wpi="http://schemas.microsoft.com/office/word/2010/wordprocessingInk" xmlns:wpg="http://schemas.microsoft.com/office/word/2010/wordprocessingGroup" xmlns:w14="http://schemas.microsoft.com/office/word/2010/wordml" xmlns:w="http://schemas.openxmlformats.org/wordprocessingml/2006/main" xmlns:w10="urn:schemas-microsoft-com:office:word" xmlns:wp="http://schemas.openxmlformats.org/drawingml/2006/wordprocessingDrawing" xmlns:wp14="http://schemas.microsoft.com/office/word/2010/wordprocessingDrawing" xmlns:v="urn:schemas-microsoft-com:vml" xmlns:m="http://schemas.openxmlformats.org/officeDocument/2006/math" xmlns:r="http://schemas.openxmlformats.org/officeDocument/2006/relationships" xmlns:o="urn:schemas-microsoft-com:office:office" xmlns:mv="urn:schemas-microsoft-com:mac:vml" xmlns:mc="http://schemas.openxmlformats.org/markup-compatibility/2006" xmlns:mo="http://schemas.microsoft.com/office/mac/office/2008/main" xmlns:wpc="http://schemas.microsoft.com/office/word/2010/wordprocessingCanvas" xmlns=""/>
+                        <a14:shadowObscured xmlns="" xmlns:wpc="http://schemas.microsoft.com/office/word/2010/wordprocessingCanvas" xmlns:mo="http://schemas.microsoft.com/office/mac/office/2008/main" xmlns:mc="http://schemas.openxmlformats.org/markup-compatibility/2006" xmlns:mv="urn:schemas-microsoft-com:mac:vml" xmlns:o="urn:schemas-microsoft-com:office:office" xmlns:r="http://schemas.openxmlformats.org/officeDocument/2006/relationships" xmlns:m="http://schemas.openxmlformats.org/officeDocument/2006/math" xmlns:v="urn:schemas-microsoft-com:vml" xmlns:wp14="http://schemas.microsoft.com/office/word/2010/wordprocessingDrawing" xmlns:wp="http://schemas.openxmlformats.org/drawingml/2006/wordprocessingDrawing" xmlns:w10="urn:schemas-microsoft-com:office:word" xmlns:w="http://schemas.openxmlformats.org/wordprocessingml/2006/main" xmlns:w14="http://schemas.microsoft.com/office/word/2010/wordml" xmlns:wpg="http://schemas.microsoft.com/office/word/2010/wordprocessingGroup" xmlns:wpi="http://schemas.microsoft.com/office/word/2010/wordprocessingInk" xmlns:wne="http://schemas.microsoft.com/office/word/2006/wordml" xmlns:wps="http://schemas.microsoft.com/office/word/2010/wordprocessingShape" xmlns:a="http://schemas.openxmlformats.org/drawingml/2006/main" xmlns:pic="http://schemas.openxmlformats.org/drawingml/2006/picture" xmlns:a14="http://schemas.microsoft.com/office/drawing/2010/main" xmlns:ve="http://schemas.openxmlformats.org/markup-compatibility/2006"/>
                       </a:ext>
                     </a:extLst>
                   </pic:spPr>
@@ -7976,7 +7975,8 @@
       <w:r>
         <w:rPr>
           <w:rFonts w:ascii="Helvetica" w:hAnsi="Helvetica" w:cs="Helvetica"/>
-          <w:lang w:val="nl-NL" w:eastAsia="en-US"/>
+          <w:noProof/>
+          <w:lang w:val="en-US" w:eastAsia="en-US"/>
         </w:rPr>
         <w:drawing>
           <wp:anchor distT="0" distB="0" distL="114300" distR="114300" simplePos="0" relativeHeight="251682816" behindDoc="1" locked="0" layoutInCell="1" allowOverlap="1">
@@ -8004,10 +8004,10 @@
                     </pic:cNvPicPr>
                   </pic:nvPicPr>
                   <pic:blipFill rotWithShape="1">
-                    <a:blip r:embed="rId29">
+                    <a:blip r:embed="rId28">
                       <a:extLst>
                         <a:ext uri="{28A0092B-C50C-407E-A947-70E740481C1C}">
-                          <a14:useLocalDpi xmlns:a14="http://schemas.microsoft.com/office/drawing/2010/main" xmlns:pic="http://schemas.openxmlformats.org/drawingml/2006/picture" xmlns:a="http://schemas.openxmlformats.org/drawingml/2006/main" xmlns:wps="http://schemas.microsoft.com/office/word/2010/wordprocessingShape" xmlns:wne="http://schemas.microsoft.com/office/word/2006/wordml" xmlns:wpi="http://schemas.microsoft.com/office/word/2010/wordprocessingInk" xmlns:wpg="http://schemas.microsoft.com/office/word/2010/wordprocessingGroup" xmlns:w14="http://schemas.microsoft.com/office/word/2010/wordml" xmlns:w="http://schemas.openxmlformats.org/wordprocessingml/2006/main" xmlns:w10="urn:schemas-microsoft-com:office:word" xmlns:wp="http://schemas.openxmlformats.org/drawingml/2006/wordprocessingDrawing" xmlns:wp14="http://schemas.microsoft.com/office/word/2010/wordprocessingDrawing" xmlns:v="urn:schemas-microsoft-com:vml" xmlns:m="http://schemas.openxmlformats.org/officeDocument/2006/math" xmlns:r="http://schemas.openxmlformats.org/officeDocument/2006/relationships" xmlns:o="urn:schemas-microsoft-com:office:office" xmlns:mv="urn:schemas-microsoft-com:mac:vml" xmlns:mc="http://schemas.openxmlformats.org/markup-compatibility/2006" xmlns:mo="http://schemas.microsoft.com/office/mac/office/2008/main" xmlns:wpc="http://schemas.microsoft.com/office/word/2010/wordprocessingCanvas" xmlns="" val="0"/>
+                          <a14:useLocalDpi xmlns="" xmlns:wpc="http://schemas.microsoft.com/office/word/2010/wordprocessingCanvas" xmlns:mo="http://schemas.microsoft.com/office/mac/office/2008/main" xmlns:mc="http://schemas.openxmlformats.org/markup-compatibility/2006" xmlns:mv="urn:schemas-microsoft-com:mac:vml" xmlns:o="urn:schemas-microsoft-com:office:office" xmlns:r="http://schemas.openxmlformats.org/officeDocument/2006/relationships" xmlns:m="http://schemas.openxmlformats.org/officeDocument/2006/math" xmlns:v="urn:schemas-microsoft-com:vml" xmlns:wp14="http://schemas.microsoft.com/office/word/2010/wordprocessingDrawing" xmlns:wp="http://schemas.openxmlformats.org/drawingml/2006/wordprocessingDrawing" xmlns:w10="urn:schemas-microsoft-com:office:word" xmlns:w="http://schemas.openxmlformats.org/wordprocessingml/2006/main" xmlns:w14="http://schemas.microsoft.com/office/word/2010/wordml" xmlns:wpg="http://schemas.microsoft.com/office/word/2010/wordprocessingGroup" xmlns:wpi="http://schemas.microsoft.com/office/word/2010/wordprocessingInk" xmlns:wne="http://schemas.microsoft.com/office/word/2006/wordml" xmlns:wps="http://schemas.microsoft.com/office/word/2010/wordprocessingShape" xmlns:a="http://schemas.openxmlformats.org/drawingml/2006/main" xmlns:pic="http://schemas.openxmlformats.org/drawingml/2006/picture" xmlns:a14="http://schemas.microsoft.com/office/drawing/2010/main" xmlns:ve="http://schemas.openxmlformats.org/markup-compatibility/2006" val="0"/>
                         </a:ext>
                       </a:extLst>
                     </a:blip>
@@ -8028,7 +8028,7 @@
                     </a:ln>
                     <a:extLst>
                       <a:ext uri="{53640926-AAD7-44d8-BBD7-CCE9431645EC}">
-                        <a14:shadowObscured xmlns:a14="http://schemas.microsoft.com/office/drawing/2010/main" xmlns:pic="http://schemas.openxmlformats.org/drawingml/2006/picture" xmlns:a="http://schemas.openxmlformats.org/drawingml/2006/main" xmlns:wps="http://schemas.microsoft.com/office/word/2010/wordprocessingShape" xmlns:wne="http://schemas.microsoft.com/office/word/2006/wordml" xmlns:wpi="http://schemas.microsoft.com/office/word/2010/wordprocessingInk" xmlns:wpg="http://schemas.microsoft.com/office/word/2010/wordprocessingGroup" xmlns:w14="http://schemas.microsoft.com/office/word/2010/wordml" xmlns:w="http://schemas.openxmlformats.org/wordprocessingml/2006/main" xmlns:w10="urn:schemas-microsoft-com:office:word" xmlns:wp="http://schemas.openxmlformats.org/drawingml/2006/wordprocessingDrawing" xmlns:wp14="http://schemas.microsoft.com/office/word/2010/wordprocessingDrawing" xmlns:v="urn:schemas-microsoft-com:vml" xmlns:m="http://schemas.openxmlformats.org/officeDocument/2006/math" xmlns:r="http://schemas.openxmlformats.org/officeDocument/2006/relationships" xmlns:o="urn:schemas-microsoft-com:office:office" xmlns:mv="urn:schemas-microsoft-com:mac:vml" xmlns:mc="http://schemas.openxmlformats.org/markup-compatibility/2006" xmlns:mo="http://schemas.microsoft.com/office/mac/office/2008/main" xmlns:wpc="http://schemas.microsoft.com/office/word/2010/wordprocessingCanvas" xmlns=""/>
+                        <a14:shadowObscured xmlns="" xmlns:wpc="http://schemas.microsoft.com/office/word/2010/wordprocessingCanvas" xmlns:mo="http://schemas.microsoft.com/office/mac/office/2008/main" xmlns:mc="http://schemas.openxmlformats.org/markup-compatibility/2006" xmlns:mv="urn:schemas-microsoft-com:mac:vml" xmlns:o="urn:schemas-microsoft-com:office:office" xmlns:r="http://schemas.openxmlformats.org/officeDocument/2006/relationships" xmlns:m="http://schemas.openxmlformats.org/officeDocument/2006/math" xmlns:v="urn:schemas-microsoft-com:vml" xmlns:wp14="http://schemas.microsoft.com/office/word/2010/wordprocessingDrawing" xmlns:wp="http://schemas.openxmlformats.org/drawingml/2006/wordprocessingDrawing" xmlns:w10="urn:schemas-microsoft-com:office:word" xmlns:w="http://schemas.openxmlformats.org/wordprocessingml/2006/main" xmlns:w14="http://schemas.microsoft.com/office/word/2010/wordml" xmlns:wpg="http://schemas.microsoft.com/office/word/2010/wordprocessingGroup" xmlns:wpi="http://schemas.microsoft.com/office/word/2010/wordprocessingInk" xmlns:wne="http://schemas.microsoft.com/office/word/2006/wordml" xmlns:wps="http://schemas.microsoft.com/office/word/2010/wordprocessingShape" xmlns:a="http://schemas.openxmlformats.org/drawingml/2006/main" xmlns:pic="http://schemas.openxmlformats.org/drawingml/2006/picture" xmlns:a14="http://schemas.microsoft.com/office/drawing/2010/main" xmlns:ve="http://schemas.openxmlformats.org/markup-compatibility/2006"/>
                       </a:ext>
                     </a:extLst>
                   </pic:spPr>
@@ -8883,7 +8883,8 @@
       <w:r>
         <w:rPr>
           <w:rFonts w:ascii="Arial" w:hAnsi="Arial" w:cs="Arial"/>
-          <w:lang w:val="nl-NL" w:eastAsia="en-US"/>
+          <w:noProof/>
+          <w:lang w:val="en-US" w:eastAsia="en-US"/>
         </w:rPr>
         <w:drawing>
           <wp:anchor distT="0" distB="0" distL="114300" distR="114300" simplePos="0" relativeHeight="251672576" behindDoc="1" locked="0" layoutInCell="1" allowOverlap="1">
@@ -8911,10 +8912,10 @@
                     </pic:cNvPicPr>
                   </pic:nvPicPr>
                   <pic:blipFill>
-                    <a:blip r:embed="rId30">
+                    <a:blip r:embed="rId29">
                       <a:extLst>
                         <a:ext uri="{28A0092B-C50C-407E-A947-70E740481C1C}">
-                          <a14:useLocalDpi xmlns:a14="http://schemas.microsoft.com/office/drawing/2010/main" xmlns:pic="http://schemas.openxmlformats.org/drawingml/2006/picture" xmlns:a="http://schemas.openxmlformats.org/drawingml/2006/main" xmlns:wps="http://schemas.microsoft.com/office/word/2010/wordprocessingShape" xmlns:wne="http://schemas.microsoft.com/office/word/2006/wordml" xmlns:wpi="http://schemas.microsoft.com/office/word/2010/wordprocessingInk" xmlns:wpg="http://schemas.microsoft.com/office/word/2010/wordprocessingGroup" xmlns:w14="http://schemas.microsoft.com/office/word/2010/wordml" xmlns:w="http://schemas.openxmlformats.org/wordprocessingml/2006/main" xmlns:w10="urn:schemas-microsoft-com:office:word" xmlns:wp="http://schemas.openxmlformats.org/drawingml/2006/wordprocessingDrawing" xmlns:wp14="http://schemas.microsoft.com/office/word/2010/wordprocessingDrawing" xmlns:v="urn:schemas-microsoft-com:vml" xmlns:m="http://schemas.openxmlformats.org/officeDocument/2006/math" xmlns:r="http://schemas.openxmlformats.org/officeDocument/2006/relationships" xmlns:o="urn:schemas-microsoft-com:office:office" xmlns:mv="urn:schemas-microsoft-com:mac:vml" xmlns:mc="http://schemas.openxmlformats.org/markup-compatibility/2006" xmlns:mo="http://schemas.microsoft.com/office/mac/office/2008/main" xmlns:wpc="http://schemas.microsoft.com/office/word/2010/wordprocessingCanvas" xmlns="" val="0"/>
+                          <a14:useLocalDpi xmlns="" xmlns:wpc="http://schemas.microsoft.com/office/word/2010/wordprocessingCanvas" xmlns:mo="http://schemas.microsoft.com/office/mac/office/2008/main" xmlns:mc="http://schemas.openxmlformats.org/markup-compatibility/2006" xmlns:mv="urn:schemas-microsoft-com:mac:vml" xmlns:o="urn:schemas-microsoft-com:office:office" xmlns:r="http://schemas.openxmlformats.org/officeDocument/2006/relationships" xmlns:m="http://schemas.openxmlformats.org/officeDocument/2006/math" xmlns:v="urn:schemas-microsoft-com:vml" xmlns:wp14="http://schemas.microsoft.com/office/word/2010/wordprocessingDrawing" xmlns:wp="http://schemas.openxmlformats.org/drawingml/2006/wordprocessingDrawing" xmlns:w10="urn:schemas-microsoft-com:office:word" xmlns:w="http://schemas.openxmlformats.org/wordprocessingml/2006/main" xmlns:w14="http://schemas.microsoft.com/office/word/2010/wordml" xmlns:wpg="http://schemas.microsoft.com/office/word/2010/wordprocessingGroup" xmlns:wpi="http://schemas.microsoft.com/office/word/2010/wordprocessingInk" xmlns:wne="http://schemas.microsoft.com/office/word/2006/wordml" xmlns:wps="http://schemas.microsoft.com/office/word/2010/wordprocessingShape" xmlns:a="http://schemas.openxmlformats.org/drawingml/2006/main" xmlns:pic="http://schemas.openxmlformats.org/drawingml/2006/picture" xmlns:a14="http://schemas.microsoft.com/office/drawing/2010/main" xmlns:ve="http://schemas.openxmlformats.org/markup-compatibility/2006" val="0"/>
                         </a:ext>
                       </a:extLst>
                     </a:blip>
@@ -9659,7 +9660,8 @@
       </w:pPr>
       <w:r>
         <w:rPr>
-          <w:lang w:val="nl-NL" w:eastAsia="en-US"/>
+          <w:noProof/>
+          <w:lang w:val="en-US" w:eastAsia="en-US"/>
         </w:rPr>
         <w:drawing>
           <wp:anchor distT="0" distB="0" distL="114300" distR="114300" simplePos="0" relativeHeight="251673600" behindDoc="1" locked="0" layoutInCell="1" allowOverlap="1">
@@ -9687,10 +9689,10 @@
                     </pic:cNvPicPr>
                   </pic:nvPicPr>
                   <pic:blipFill>
-                    <a:blip r:embed="rId31">
+                    <a:blip r:embed="rId30">
                       <a:extLst>
                         <a:ext uri="{28A0092B-C50C-407E-A947-70E740481C1C}">
-                          <a14:useLocalDpi xmlns:a14="http://schemas.microsoft.com/office/drawing/2010/main" xmlns:pic="http://schemas.openxmlformats.org/drawingml/2006/picture" xmlns:a="http://schemas.openxmlformats.org/drawingml/2006/main" xmlns:wps="http://schemas.microsoft.com/office/word/2010/wordprocessingShape" xmlns:wne="http://schemas.microsoft.com/office/word/2006/wordml" xmlns:wpi="http://schemas.microsoft.com/office/word/2010/wordprocessingInk" xmlns:wpg="http://schemas.microsoft.com/office/word/2010/wordprocessingGroup" xmlns:w14="http://schemas.microsoft.com/office/word/2010/wordml" xmlns:w="http://schemas.openxmlformats.org/wordprocessingml/2006/main" xmlns:w10="urn:schemas-microsoft-com:office:word" xmlns:wp="http://schemas.openxmlformats.org/drawingml/2006/wordprocessingDrawing" xmlns:wp14="http://schemas.microsoft.com/office/word/2010/wordprocessingDrawing" xmlns:v="urn:schemas-microsoft-com:vml" xmlns:m="http://schemas.openxmlformats.org/officeDocument/2006/math" xmlns:r="http://schemas.openxmlformats.org/officeDocument/2006/relationships" xmlns:o="urn:schemas-microsoft-com:office:office" xmlns:mv="urn:schemas-microsoft-com:mac:vml" xmlns:mc="http://schemas.openxmlformats.org/markup-compatibility/2006" xmlns:mo="http://schemas.microsoft.com/office/mac/office/2008/main" xmlns:wpc="http://schemas.microsoft.com/office/word/2010/wordprocessingCanvas" xmlns="" val="0"/>
+                          <a14:useLocalDpi xmlns="" xmlns:wpc="http://schemas.microsoft.com/office/word/2010/wordprocessingCanvas" xmlns:mo="http://schemas.microsoft.com/office/mac/office/2008/main" xmlns:mc="http://schemas.openxmlformats.org/markup-compatibility/2006" xmlns:mv="urn:schemas-microsoft-com:mac:vml" xmlns:o="urn:schemas-microsoft-com:office:office" xmlns:r="http://schemas.openxmlformats.org/officeDocument/2006/relationships" xmlns:m="http://schemas.openxmlformats.org/officeDocument/2006/math" xmlns:v="urn:schemas-microsoft-com:vml" xmlns:wp14="http://schemas.microsoft.com/office/word/2010/wordprocessingDrawing" xmlns:wp="http://schemas.openxmlformats.org/drawingml/2006/wordprocessingDrawing" xmlns:w10="urn:schemas-microsoft-com:office:word" xmlns:w="http://schemas.openxmlformats.org/wordprocessingml/2006/main" xmlns:w14="http://schemas.microsoft.com/office/word/2010/wordml" xmlns:wpg="http://schemas.microsoft.com/office/word/2010/wordprocessingGroup" xmlns:wpi="http://schemas.microsoft.com/office/word/2010/wordprocessingInk" xmlns:wne="http://schemas.microsoft.com/office/word/2006/wordml" xmlns:wps="http://schemas.microsoft.com/office/word/2010/wordprocessingShape" xmlns:a="http://schemas.openxmlformats.org/drawingml/2006/main" xmlns:pic="http://schemas.openxmlformats.org/drawingml/2006/picture" xmlns:a14="http://schemas.microsoft.com/office/drawing/2010/main" xmlns:ve="http://schemas.openxmlformats.org/markup-compatibility/2006" val="0"/>
                         </a:ext>
                       </a:extLst>
                     </a:blip>
@@ -9815,7 +9817,8 @@
       </w:pPr>
       <w:r>
         <w:rPr>
-          <w:lang w:val="nl-NL" w:eastAsia="en-US"/>
+          <w:noProof/>
+          <w:lang w:val="en-US" w:eastAsia="en-US"/>
         </w:rPr>
         <w:drawing>
           <wp:anchor distT="0" distB="0" distL="114300" distR="114300" simplePos="0" relativeHeight="251676672" behindDoc="1" locked="0" layoutInCell="1" allowOverlap="1">
@@ -9843,10 +9846,10 @@
                     </pic:cNvPicPr>
                   </pic:nvPicPr>
                   <pic:blipFill>
-                    <a:blip r:embed="rId32">
+                    <a:blip r:embed="rId31">
                       <a:extLst>
                         <a:ext uri="{28A0092B-C50C-407E-A947-70E740481C1C}">
-                          <a14:useLocalDpi xmlns:a14="http://schemas.microsoft.com/office/drawing/2010/main" xmlns:pic="http://schemas.openxmlformats.org/drawingml/2006/picture" xmlns:a="http://schemas.openxmlformats.org/drawingml/2006/main" xmlns:wps="http://schemas.microsoft.com/office/word/2010/wordprocessingShape" xmlns:wne="http://schemas.microsoft.com/office/word/2006/wordml" xmlns:wpi="http://schemas.microsoft.com/office/word/2010/wordprocessingInk" xmlns:wpg="http://schemas.microsoft.com/office/word/2010/wordprocessingGroup" xmlns:w14="http://schemas.microsoft.com/office/word/2010/wordml" xmlns:w="http://schemas.openxmlformats.org/wordprocessingml/2006/main" xmlns:w10="urn:schemas-microsoft-com:office:word" xmlns:wp="http://schemas.openxmlformats.org/drawingml/2006/wordprocessingDrawing" xmlns:wp14="http://schemas.microsoft.com/office/word/2010/wordprocessingDrawing" xmlns:v="urn:schemas-microsoft-com:vml" xmlns:m="http://schemas.openxmlformats.org/officeDocument/2006/math" xmlns:r="http://schemas.openxmlformats.org/officeDocument/2006/relationships" xmlns:o="urn:schemas-microsoft-com:office:office" xmlns:mv="urn:schemas-microsoft-com:mac:vml" xmlns:mc="http://schemas.openxmlformats.org/markup-compatibility/2006" xmlns:mo="http://schemas.microsoft.com/office/mac/office/2008/main" xmlns:wpc="http://schemas.microsoft.com/office/word/2010/wordprocessingCanvas" xmlns="" val="0"/>
+                          <a14:useLocalDpi xmlns="" xmlns:wpc="http://schemas.microsoft.com/office/word/2010/wordprocessingCanvas" xmlns:mo="http://schemas.microsoft.com/office/mac/office/2008/main" xmlns:mc="http://schemas.openxmlformats.org/markup-compatibility/2006" xmlns:mv="urn:schemas-microsoft-com:mac:vml" xmlns:o="urn:schemas-microsoft-com:office:office" xmlns:r="http://schemas.openxmlformats.org/officeDocument/2006/relationships" xmlns:m="http://schemas.openxmlformats.org/officeDocument/2006/math" xmlns:v="urn:schemas-microsoft-com:vml" xmlns:wp14="http://schemas.microsoft.com/office/word/2010/wordprocessingDrawing" xmlns:wp="http://schemas.openxmlformats.org/drawingml/2006/wordprocessingDrawing" xmlns:w10="urn:schemas-microsoft-com:office:word" xmlns:w="http://schemas.openxmlformats.org/wordprocessingml/2006/main" xmlns:w14="http://schemas.microsoft.com/office/word/2010/wordml" xmlns:wpg="http://schemas.microsoft.com/office/word/2010/wordprocessingGroup" xmlns:wpi="http://schemas.microsoft.com/office/word/2010/wordprocessingInk" xmlns:wne="http://schemas.microsoft.com/office/word/2006/wordml" xmlns:wps="http://schemas.microsoft.com/office/word/2010/wordprocessingShape" xmlns:a="http://schemas.openxmlformats.org/drawingml/2006/main" xmlns:pic="http://schemas.openxmlformats.org/drawingml/2006/picture" xmlns:a14="http://schemas.microsoft.com/office/drawing/2010/main" xmlns:ve="http://schemas.openxmlformats.org/markup-compatibility/2006" val="0"/>
                         </a:ext>
                       </a:extLst>
                     </a:blip>
@@ -10047,7 +10050,7 @@
           <w:lang w:val="nl-NL"/>
         </w:rPr>
         <w:sectPr>
-          <w:headerReference w:type="default" r:id="rId33"/>
+          <w:headerReference w:type="default" r:id="rId32"/>
           <w:pgSz w:w="11900" w:h="16840"/>
           <w:pgMar w:top="1440" w:right="1440" w:bottom="1440" w:left="1440" w:header="708" w:footer="708" w:gutter="0"/>
           <w:cols w:space="708"/>
@@ -10226,7 +10229,8 @@
       <w:r>
         <w:rPr>
           <w:rFonts w:ascii="Arial" w:hAnsi="Arial" w:cs="Arial"/>
-          <w:lang w:val="nl-NL" w:eastAsia="en-US"/>
+          <w:noProof/>
+          <w:lang w:val="en-US" w:eastAsia="en-US"/>
         </w:rPr>
         <w:drawing>
           <wp:anchor distT="0" distB="0" distL="114300" distR="114300" simplePos="0" relativeHeight="251695104" behindDoc="1" locked="0" layoutInCell="1" allowOverlap="1">
@@ -10254,10 +10258,10 @@
                     </pic:cNvPicPr>
                   </pic:nvPicPr>
                   <pic:blipFill>
-                    <a:blip r:embed="rId34">
+                    <a:blip r:embed="rId33">
                       <a:extLst>
                         <a:ext uri="{28A0092B-C50C-407E-A947-70E740481C1C}">
-                          <a14:useLocalDpi xmlns:a14="http://schemas.microsoft.com/office/drawing/2010/main" xmlns:pic="http://schemas.openxmlformats.org/drawingml/2006/picture" xmlns:a="http://schemas.openxmlformats.org/drawingml/2006/main" xmlns:wps="http://schemas.microsoft.com/office/word/2010/wordprocessingShape" xmlns:wne="http://schemas.microsoft.com/office/word/2006/wordml" xmlns:wpi="http://schemas.microsoft.com/office/word/2010/wordprocessingInk" xmlns:wpg="http://schemas.microsoft.com/office/word/2010/wordprocessingGroup" xmlns:w14="http://schemas.microsoft.com/office/word/2010/wordml" xmlns:w="http://schemas.openxmlformats.org/wordprocessingml/2006/main" xmlns:w10="urn:schemas-microsoft-com:office:word" xmlns:wp="http://schemas.openxmlformats.org/drawingml/2006/wordprocessingDrawing" xmlns:wp14="http://schemas.microsoft.com/office/word/2010/wordprocessingDrawing" xmlns:v="urn:schemas-microsoft-com:vml" xmlns:m="http://schemas.openxmlformats.org/officeDocument/2006/math" xmlns:r="http://schemas.openxmlformats.org/officeDocument/2006/relationships" xmlns:o="urn:schemas-microsoft-com:office:office" xmlns:mv="urn:schemas-microsoft-com:mac:vml" xmlns:mc="http://schemas.openxmlformats.org/markup-compatibility/2006" xmlns:mo="http://schemas.microsoft.com/office/mac/office/2008/main" xmlns:wpc="http://schemas.microsoft.com/office/word/2010/wordprocessingCanvas" xmlns="" val="0"/>
+                          <a14:useLocalDpi xmlns="" xmlns:wpc="http://schemas.microsoft.com/office/word/2010/wordprocessingCanvas" xmlns:mo="http://schemas.microsoft.com/office/mac/office/2008/main" xmlns:mc="http://schemas.openxmlformats.org/markup-compatibility/2006" xmlns:mv="urn:schemas-microsoft-com:mac:vml" xmlns:o="urn:schemas-microsoft-com:office:office" xmlns:r="http://schemas.openxmlformats.org/officeDocument/2006/relationships" xmlns:m="http://schemas.openxmlformats.org/officeDocument/2006/math" xmlns:v="urn:schemas-microsoft-com:vml" xmlns:wp14="http://schemas.microsoft.com/office/word/2010/wordprocessingDrawing" xmlns:wp="http://schemas.openxmlformats.org/drawingml/2006/wordprocessingDrawing" xmlns:w10="urn:schemas-microsoft-com:office:word" xmlns:w="http://schemas.openxmlformats.org/wordprocessingml/2006/main" xmlns:w14="http://schemas.microsoft.com/office/word/2010/wordml" xmlns:wpg="http://schemas.microsoft.com/office/word/2010/wordprocessingGroup" xmlns:wpi="http://schemas.microsoft.com/office/word/2010/wordprocessingInk" xmlns:wne="http://schemas.microsoft.com/office/word/2006/wordml" xmlns:wps="http://schemas.microsoft.com/office/word/2010/wordprocessingShape" xmlns:a="http://schemas.openxmlformats.org/drawingml/2006/main" xmlns:pic="http://schemas.openxmlformats.org/drawingml/2006/picture" xmlns:a14="http://schemas.microsoft.com/office/drawing/2010/main" xmlns:ve="http://schemas.openxmlformats.org/markup-compatibility/2006" val="0"/>
                         </a:ext>
                       </a:extLst>
                     </a:blip>
@@ -10368,7 +10372,8 @@
       <w:r>
         <w:rPr>
           <w:rFonts w:ascii="Arial" w:hAnsi="Arial" w:cs="Arial"/>
-          <w:lang w:val="nl-NL" w:eastAsia="en-US"/>
+          <w:noProof/>
+          <w:lang w:val="en-US" w:eastAsia="en-US"/>
         </w:rPr>
         <w:drawing>
           <wp:anchor distT="0" distB="0" distL="114300" distR="114300" simplePos="0" relativeHeight="251697152" behindDoc="1" locked="0" layoutInCell="1" allowOverlap="1">
@@ -10396,10 +10401,10 @@
                     </pic:cNvPicPr>
                   </pic:nvPicPr>
                   <pic:blipFill>
-                    <a:blip r:embed="rId34">
+                    <a:blip r:embed="rId33">
                       <a:extLst>
                         <a:ext uri="{28A0092B-C50C-407E-A947-70E740481C1C}">
-                          <a14:useLocalDpi xmlns:a14="http://schemas.microsoft.com/office/drawing/2010/main" xmlns:pic="http://schemas.openxmlformats.org/drawingml/2006/picture" xmlns:a="http://schemas.openxmlformats.org/drawingml/2006/main" xmlns:wps="http://schemas.microsoft.com/office/word/2010/wordprocessingShape" xmlns:wne="http://schemas.microsoft.com/office/word/2006/wordml" xmlns:wpi="http://schemas.microsoft.com/office/word/2010/wordprocessingInk" xmlns:wpg="http://schemas.microsoft.com/office/word/2010/wordprocessingGroup" xmlns:w14="http://schemas.microsoft.com/office/word/2010/wordml" xmlns:w="http://schemas.openxmlformats.org/wordprocessingml/2006/main" xmlns:w10="urn:schemas-microsoft-com:office:word" xmlns:wp="http://schemas.openxmlformats.org/drawingml/2006/wordprocessingDrawing" xmlns:wp14="http://schemas.microsoft.com/office/word/2010/wordprocessingDrawing" xmlns:v="urn:schemas-microsoft-com:vml" xmlns:m="http://schemas.openxmlformats.org/officeDocument/2006/math" xmlns:r="http://schemas.openxmlformats.org/officeDocument/2006/relationships" xmlns:o="urn:schemas-microsoft-com:office:office" xmlns:mv="urn:schemas-microsoft-com:mac:vml" xmlns:mc="http://schemas.openxmlformats.org/markup-compatibility/2006" xmlns:mo="http://schemas.microsoft.com/office/mac/office/2008/main" xmlns:wpc="http://schemas.microsoft.com/office/word/2010/wordprocessingCanvas" xmlns="" val="0"/>
+                          <a14:useLocalDpi xmlns="" xmlns:wpc="http://schemas.microsoft.com/office/word/2010/wordprocessingCanvas" xmlns:mo="http://schemas.microsoft.com/office/mac/office/2008/main" xmlns:mc="http://schemas.openxmlformats.org/markup-compatibility/2006" xmlns:mv="urn:schemas-microsoft-com:mac:vml" xmlns:o="urn:schemas-microsoft-com:office:office" xmlns:r="http://schemas.openxmlformats.org/officeDocument/2006/relationships" xmlns:m="http://schemas.openxmlformats.org/officeDocument/2006/math" xmlns:v="urn:schemas-microsoft-com:vml" xmlns:wp14="http://schemas.microsoft.com/office/word/2010/wordprocessingDrawing" xmlns:wp="http://schemas.openxmlformats.org/drawingml/2006/wordprocessingDrawing" xmlns:w10="urn:schemas-microsoft-com:office:word" xmlns:w="http://schemas.openxmlformats.org/wordprocessingml/2006/main" xmlns:w14="http://schemas.microsoft.com/office/word/2010/wordml" xmlns:wpg="http://schemas.microsoft.com/office/word/2010/wordprocessingGroup" xmlns:wpi="http://schemas.microsoft.com/office/word/2010/wordprocessingInk" xmlns:wne="http://schemas.microsoft.com/office/word/2006/wordml" xmlns:wps="http://schemas.microsoft.com/office/word/2010/wordprocessingShape" xmlns:a="http://schemas.openxmlformats.org/drawingml/2006/main" xmlns:pic="http://schemas.openxmlformats.org/drawingml/2006/picture" xmlns:a14="http://schemas.microsoft.com/office/drawing/2010/main" xmlns:ve="http://schemas.openxmlformats.org/markup-compatibility/2006" val="0"/>
                         </a:ext>
                       </a:extLst>
                     </a:blip>
@@ -10628,7 +10633,7 @@
           <w:lang w:val="nl-NL"/>
         </w:rPr>
         <w:sectPr>
-          <w:headerReference w:type="default" r:id="rId35"/>
+          <w:headerReference w:type="default" r:id="rId34"/>
           <w:pgSz w:w="11900" w:h="16840"/>
           <w:pgMar w:top="1440" w:right="1440" w:bottom="1440" w:left="1440" w:header="708" w:footer="708" w:gutter="0"/>
           <w:cols w:space="708"/>
@@ -10854,7 +10859,8 @@
       <w:r>
         <w:rPr>
           <w:rFonts w:ascii="Arial" w:hAnsi="Arial" w:cs="Arial"/>
-          <w:lang w:val="nl-NL" w:eastAsia="en-US"/>
+          <w:noProof/>
+          <w:lang w:val="en-US" w:eastAsia="en-US"/>
         </w:rPr>
         <w:drawing>
           <wp:anchor distT="0" distB="0" distL="114300" distR="114300" simplePos="0" relativeHeight="251684864" behindDoc="1" locked="0" layoutInCell="1" allowOverlap="1">
@@ -10882,10 +10888,10 @@
                     </pic:cNvPicPr>
                   </pic:nvPicPr>
                   <pic:blipFill>
-                    <a:blip r:embed="rId36">
+                    <a:blip r:embed="rId35">
                       <a:extLst>
                         <a:ext uri="{28A0092B-C50C-407E-A947-70E740481C1C}">
-                          <a14:useLocalDpi xmlns:a14="http://schemas.microsoft.com/office/drawing/2010/main" xmlns:pic="http://schemas.openxmlformats.org/drawingml/2006/picture" xmlns:a="http://schemas.openxmlformats.org/drawingml/2006/main" xmlns:wps="http://schemas.microsoft.com/office/word/2010/wordprocessingShape" xmlns:wne="http://schemas.microsoft.com/office/word/2006/wordml" xmlns:wpi="http://schemas.microsoft.com/office/word/2010/wordprocessingInk" xmlns:wpg="http://schemas.microsoft.com/office/word/2010/wordprocessingGroup" xmlns:w14="http://schemas.microsoft.com/office/word/2010/wordml" xmlns:w="http://schemas.openxmlformats.org/wordprocessingml/2006/main" xmlns:w10="urn:schemas-microsoft-com:office:word" xmlns:wp="http://schemas.openxmlformats.org/drawingml/2006/wordprocessingDrawing" xmlns:wp14="http://schemas.microsoft.com/office/word/2010/wordprocessingDrawing" xmlns:v="urn:schemas-microsoft-com:vml" xmlns:m="http://schemas.openxmlformats.org/officeDocument/2006/math" xmlns:r="http://schemas.openxmlformats.org/officeDocument/2006/relationships" xmlns:o="urn:schemas-microsoft-com:office:office" xmlns:mv="urn:schemas-microsoft-com:mac:vml" xmlns:mc="http://schemas.openxmlformats.org/markup-compatibility/2006" xmlns:mo="http://schemas.microsoft.com/office/mac/office/2008/main" xmlns:wpc="http://schemas.microsoft.com/office/word/2010/wordprocessingCanvas" xmlns="" val="0"/>
+                          <a14:useLocalDpi xmlns="" xmlns:wpc="http://schemas.microsoft.com/office/word/2010/wordprocessingCanvas" xmlns:mo="http://schemas.microsoft.com/office/mac/office/2008/main" xmlns:mc="http://schemas.openxmlformats.org/markup-compatibility/2006" xmlns:mv="urn:schemas-microsoft-com:mac:vml" xmlns:o="urn:schemas-microsoft-com:office:office" xmlns:r="http://schemas.openxmlformats.org/officeDocument/2006/relationships" xmlns:m="http://schemas.openxmlformats.org/officeDocument/2006/math" xmlns:v="urn:schemas-microsoft-com:vml" xmlns:wp14="http://schemas.microsoft.com/office/word/2010/wordprocessingDrawing" xmlns:wp="http://schemas.openxmlformats.org/drawingml/2006/wordprocessingDrawing" xmlns:w10="urn:schemas-microsoft-com:office:word" xmlns:w="http://schemas.openxmlformats.org/wordprocessingml/2006/main" xmlns:w14="http://schemas.microsoft.com/office/word/2010/wordml" xmlns:wpg="http://schemas.microsoft.com/office/word/2010/wordprocessingGroup" xmlns:wpi="http://schemas.microsoft.com/office/word/2010/wordprocessingInk" xmlns:wne="http://schemas.microsoft.com/office/word/2006/wordml" xmlns:wps="http://schemas.microsoft.com/office/word/2010/wordprocessingShape" xmlns:a="http://schemas.openxmlformats.org/drawingml/2006/main" xmlns:pic="http://schemas.openxmlformats.org/drawingml/2006/picture" xmlns:a14="http://schemas.microsoft.com/office/drawing/2010/main" xmlns:ve="http://schemas.openxmlformats.org/markup-compatibility/2006" val="0"/>
                         </a:ext>
                       </a:extLst>
                     </a:blip>
@@ -10916,7 +10922,8 @@
       <w:r>
         <w:rPr>
           <w:rFonts w:ascii="Arial" w:hAnsi="Arial" w:cs="Arial"/>
-          <w:lang w:val="nl-NL" w:eastAsia="en-US"/>
+          <w:noProof/>
+          <w:lang w:val="en-US" w:eastAsia="en-US"/>
         </w:rPr>
         <w:drawing>
           <wp:anchor distT="0" distB="0" distL="114300" distR="114300" simplePos="0" relativeHeight="251683840" behindDoc="1" locked="0" layoutInCell="1" allowOverlap="1">
@@ -10944,10 +10951,10 @@
                     </pic:cNvPicPr>
                   </pic:nvPicPr>
                   <pic:blipFill>
-                    <a:blip r:embed="rId34">
+                    <a:blip r:embed="rId33">
                       <a:extLst>
                         <a:ext uri="{28A0092B-C50C-407E-A947-70E740481C1C}">
-                          <a14:useLocalDpi xmlns:a14="http://schemas.microsoft.com/office/drawing/2010/main" xmlns:pic="http://schemas.openxmlformats.org/drawingml/2006/picture" xmlns:a="http://schemas.openxmlformats.org/drawingml/2006/main" xmlns:wps="http://schemas.microsoft.com/office/word/2010/wordprocessingShape" xmlns:wne="http://schemas.microsoft.com/office/word/2006/wordml" xmlns:wpi="http://schemas.microsoft.com/office/word/2010/wordprocessingInk" xmlns:wpg="http://schemas.microsoft.com/office/word/2010/wordprocessingGroup" xmlns:w14="http://schemas.microsoft.com/office/word/2010/wordml" xmlns:w="http://schemas.openxmlformats.org/wordprocessingml/2006/main" xmlns:w10="urn:schemas-microsoft-com:office:word" xmlns:wp="http://schemas.openxmlformats.org/drawingml/2006/wordprocessingDrawing" xmlns:wp14="http://schemas.microsoft.com/office/word/2010/wordprocessingDrawing" xmlns:v="urn:schemas-microsoft-com:vml" xmlns:m="http://schemas.openxmlformats.org/officeDocument/2006/math" xmlns:r="http://schemas.openxmlformats.org/officeDocument/2006/relationships" xmlns:o="urn:schemas-microsoft-com:office:office" xmlns:mv="urn:schemas-microsoft-com:mac:vml" xmlns:mc="http://schemas.openxmlformats.org/markup-compatibility/2006" xmlns:mo="http://schemas.microsoft.com/office/mac/office/2008/main" xmlns:wpc="http://schemas.microsoft.com/office/word/2010/wordprocessingCanvas" xmlns="" val="0"/>
+                          <a14:useLocalDpi xmlns="" xmlns:wpc="http://schemas.microsoft.com/office/word/2010/wordprocessingCanvas" xmlns:mo="http://schemas.microsoft.com/office/mac/office/2008/main" xmlns:mc="http://schemas.openxmlformats.org/markup-compatibility/2006" xmlns:mv="urn:schemas-microsoft-com:mac:vml" xmlns:o="urn:schemas-microsoft-com:office:office" xmlns:r="http://schemas.openxmlformats.org/officeDocument/2006/relationships" xmlns:m="http://schemas.openxmlformats.org/officeDocument/2006/math" xmlns:v="urn:schemas-microsoft-com:vml" xmlns:wp14="http://schemas.microsoft.com/office/word/2010/wordprocessingDrawing" xmlns:wp="http://schemas.openxmlformats.org/drawingml/2006/wordprocessingDrawing" xmlns:w10="urn:schemas-microsoft-com:office:word" xmlns:w="http://schemas.openxmlformats.org/wordprocessingml/2006/main" xmlns:w14="http://schemas.microsoft.com/office/word/2010/wordml" xmlns:wpg="http://schemas.microsoft.com/office/word/2010/wordprocessingGroup" xmlns:wpi="http://schemas.microsoft.com/office/word/2010/wordprocessingInk" xmlns:wne="http://schemas.microsoft.com/office/word/2006/wordml" xmlns:wps="http://schemas.microsoft.com/office/word/2010/wordprocessingShape" xmlns:a="http://schemas.openxmlformats.org/drawingml/2006/main" xmlns:pic="http://schemas.openxmlformats.org/drawingml/2006/picture" xmlns:a14="http://schemas.microsoft.com/office/drawing/2010/main" xmlns:ve="http://schemas.openxmlformats.org/markup-compatibility/2006" val="0"/>
                         </a:ext>
                       </a:extLst>
                     </a:blip>
@@ -11255,6 +11262,1062 @@
           <w:lang w:val="nl-NL"/>
         </w:rPr>
         <w:sectPr>
+          <w:headerReference w:type="default" r:id="rId36"/>
+          <w:pgSz w:w="11900" w:h="16840"/>
+          <w:pgMar w:top="1440" w:right="1440" w:bottom="1440" w:left="1440" w:header="708" w:footer="708" w:gutter="0"/>
+          <w:cols w:space="708"/>
+          <w:docGrid w:linePitch="360"/>
+        </w:sectPr>
+      </w:pPr>
+      <w:r>
+        <w:rPr>
+          <w:rFonts w:ascii="Arial" w:hAnsi="Arial" w:cs="Arial"/>
+          <w:lang w:val="nl-NL"/>
+        </w:rPr>
+        <w:t xml:space="preserve">Op de laatste pagina staan de instellingen </w:t>
+      </w:r>
+      <w:r>
+        <w:rPr>
+          <w:rFonts w:ascii="Arial" w:hAnsi="Arial" w:cs="Arial"/>
+          <w:sz w:val="22"/>
+          <w:lang w:val="nl-NL"/>
+        </w:rPr>
+        <w:t xml:space="preserve">(meer informatie </w:t>
+      </w:r>
+      <w:r>
+        <w:rPr>
+          <w:rFonts w:ascii="Arial" w:hAnsi="Arial" w:cs="Arial"/>
+          <w:sz w:val="22"/>
+          <w:lang w:val="nl-NL"/>
+        </w:rPr>
+        <w:t>beschreven bij de 'main-App'</w:t>
+      </w:r>
+      <w:r>
+        <w:rPr>
+          <w:rFonts w:ascii="Arial" w:hAnsi="Arial" w:cs="Arial"/>
+          <w:sz w:val="22"/>
+          <w:lang w:val="nl-NL"/>
+        </w:rPr>
+        <w:t>).</w:t>
+      </w:r>
+    </w:p>
+    <w:p>
+      <w:pPr>
+        <w:pStyle w:val="Heading1"/>
+        <w:rPr>
+          <w:lang w:val="nl-NL"/>
+        </w:rPr>
+      </w:pPr>
+      <w:bookmarkStart w:id="27" w:name="_Toc199477787"/>
+      <w:r>
+        <w:rPr>
+          <w:lang w:val="nl-NL"/>
+        </w:rPr>
+        <w:t>5</w:t>
+      </w:r>
+      <w:r>
+        <w:rPr>
+          <w:lang w:val="nl-NL"/>
+        </w:rPr>
+        <w:tab/>
+        <w:t>Conclusies</w:t>
+      </w:r>
+      <w:bookmarkEnd w:id="27"/>
+    </w:p>
+    <w:p>
+      <w:pPr>
+        <w:rPr>
+          <w:rFonts w:ascii="Arial" w:hAnsi="Arial" w:cs="Arial"/>
+          <w:i/>
+          <w:lang w:val="nl-NL"/>
+        </w:rPr>
+      </w:pPr>
+      <w:r>
+        <w:rPr>
+          <w:rFonts w:ascii="Arial" w:hAnsi="Arial" w:cs="Arial"/>
+          <w:i/>
+          <w:lang w:val="nl-NL"/>
+        </w:rPr>
+        <w:t>In dit hoofdstuk worden de conclusies beschreven en worden enkele aanbevelingen gegeven.</w:t>
+      </w:r>
+    </w:p>
+    <w:p>
+      <w:pPr>
+        <w:rPr>
+          <w:rFonts w:ascii="Arial" w:hAnsi="Arial" w:cs="Arial"/>
+          <w:lang w:val="nl-NL"/>
+        </w:rPr>
+      </w:pPr>
+    </w:p>
+    <w:p>
+      <w:pPr>
+        <w:rPr>
+          <w:rFonts w:ascii="Arial" w:hAnsi="Arial" w:cs="Arial"/>
+          <w:lang w:val="nl-NL"/>
+        </w:rPr>
+      </w:pPr>
+    </w:p>
+    <w:p>
+      <w:pPr>
+        <w:rPr>
+          <w:rFonts w:ascii="Arial" w:hAnsi="Arial" w:cs="Arial"/>
+          <w:lang w:val="nl-NL"/>
+        </w:rPr>
+      </w:pPr>
+      <w:r>
+        <w:rPr>
+          <w:rFonts w:ascii="Arial" w:hAnsi="Arial" w:cs="Arial"/>
+          <w:lang w:val="nl-NL"/>
+        </w:rPr>
+        <w:t xml:space="preserve">Om een </w:t>
+      </w:r>
+      <w:r>
+        <w:rPr>
+          <w:rFonts w:ascii="Arial" w:hAnsi="Arial" w:cs="Arial"/>
+          <w:i/>
+          <w:lang w:val="nl-NL"/>
+        </w:rPr>
+        <w:t>App</w:t>
+      </w:r>
+      <w:r>
+        <w:rPr>
+          <w:rFonts w:ascii="Arial" w:hAnsi="Arial" w:cs="Arial"/>
+          <w:lang w:val="nl-NL"/>
+        </w:rPr>
+        <w:t xml:space="preserve"> gebruiksvriendelijke te maken zijn er een aantal dingen waar rekening mee moet worden gehouden:</w:t>
+      </w:r>
+    </w:p>
+    <w:p>
+      <w:pPr>
+        <w:pStyle w:val="ListParagraph"/>
+        <w:numPr>
+          <w:ilvl w:val="0"/>
+          <w:numId w:val="25"/>
+        </w:numPr>
+        <w:rPr>
+          <w:rFonts w:ascii="Arial" w:hAnsi="Arial" w:cs="Arial"/>
+          <w:lang w:val="nl-NL"/>
+        </w:rPr>
+      </w:pPr>
+      <w:r>
+        <w:rPr>
+          <w:rFonts w:ascii="Arial" w:hAnsi="Arial" w:cs="Arial"/>
+          <w:lang w:val="nl-NL"/>
+        </w:rPr>
+        <w:t xml:space="preserve">De </w:t>
+      </w:r>
+      <w:r>
+        <w:rPr>
+          <w:rFonts w:ascii="Arial" w:hAnsi="Arial" w:cs="Arial"/>
+          <w:i/>
+          <w:lang w:val="nl-NL"/>
+        </w:rPr>
+        <w:t xml:space="preserve">App </w:t>
+      </w:r>
+      <w:r>
+        <w:rPr>
+          <w:rFonts w:ascii="Arial" w:hAnsi="Arial" w:cs="Arial"/>
+          <w:lang w:val="nl-NL"/>
+        </w:rPr>
+        <w:t>moet makkelijk sluiten.</w:t>
+      </w:r>
+    </w:p>
+    <w:p>
+      <w:pPr>
+        <w:pStyle w:val="ListParagraph"/>
+        <w:numPr>
+          <w:ilvl w:val="0"/>
+          <w:numId w:val="25"/>
+        </w:numPr>
+        <w:rPr>
+          <w:rFonts w:ascii="Arial" w:hAnsi="Arial" w:cs="Arial"/>
+          <w:lang w:val="nl-NL"/>
+        </w:rPr>
+      </w:pPr>
+      <w:r>
+        <w:rPr>
+          <w:rFonts w:ascii="Arial" w:hAnsi="Arial" w:cs="Arial"/>
+          <w:lang w:val="nl-NL"/>
+        </w:rPr>
+        <w:t xml:space="preserve">De gegevens moeten zo weinig mogelijk </w:t>
+      </w:r>
+      <w:r>
+        <w:rPr>
+          <w:rFonts w:ascii="Arial" w:hAnsi="Arial" w:cs="Arial"/>
+          <w:lang w:val="nl-NL"/>
+        </w:rPr>
+        <w:t>intern geheugen in beslag nemen.</w:t>
+      </w:r>
+    </w:p>
+    <w:p>
+      <w:pPr>
+        <w:pStyle w:val="ListParagraph"/>
+        <w:numPr>
+          <w:ilvl w:val="0"/>
+          <w:numId w:val="25"/>
+        </w:numPr>
+        <w:rPr>
+          <w:rFonts w:ascii="Arial" w:hAnsi="Arial" w:cs="Arial"/>
+          <w:lang w:val="nl-NL"/>
+        </w:rPr>
+      </w:pPr>
+      <w:r>
+        <w:rPr>
+          <w:rFonts w:ascii="Arial" w:hAnsi="Arial" w:cs="Arial"/>
+          <w:lang w:val="nl-NL"/>
+        </w:rPr>
+        <w:t xml:space="preserve">De </w:t>
+      </w:r>
+      <w:r>
+        <w:rPr>
+          <w:rFonts w:ascii="Arial" w:hAnsi="Arial" w:cs="Arial"/>
+          <w:i/>
+          <w:lang w:val="nl-NL"/>
+        </w:rPr>
+        <w:t xml:space="preserve">App </w:t>
+      </w:r>
+      <w:r>
+        <w:rPr>
+          <w:rFonts w:ascii="Arial" w:hAnsi="Arial" w:cs="Arial"/>
+          <w:lang w:val="nl-NL"/>
+        </w:rPr>
+        <w:t>moet overzichtelijk zijn, zodat het navigeren vlot en gemakkelijk gaat.</w:t>
+      </w:r>
+    </w:p>
+    <w:p>
+      <w:pPr>
+        <w:pStyle w:val="ListParagraph"/>
+        <w:numPr>
+          <w:ilvl w:val="0"/>
+          <w:numId w:val="25"/>
+        </w:numPr>
+        <w:rPr>
+          <w:rFonts w:ascii="Arial" w:hAnsi="Arial" w:cs="Arial"/>
+          <w:lang w:val="nl-NL"/>
+        </w:rPr>
+      </w:pPr>
+      <w:r>
+        <w:rPr>
+          <w:rFonts w:ascii="Arial" w:hAnsi="Arial" w:cs="Arial"/>
+          <w:lang w:val="nl-NL"/>
+        </w:rPr>
+        <w:t xml:space="preserve">De </w:t>
+      </w:r>
+      <w:r>
+        <w:rPr>
+          <w:rFonts w:ascii="Arial" w:hAnsi="Arial" w:cs="Arial"/>
+          <w:i/>
+          <w:lang w:val="nl-NL"/>
+        </w:rPr>
+        <w:t>App</w:t>
+      </w:r>
+      <w:r>
+        <w:rPr>
+          <w:rFonts w:ascii="Arial" w:hAnsi="Arial" w:cs="Arial"/>
+          <w:lang w:val="nl-NL"/>
+        </w:rPr>
+        <w:t xml:space="preserve"> moet snel zijn, mense</w:t>
+      </w:r>
+      <w:r>
+        <w:rPr>
+          <w:rFonts w:ascii="Arial" w:hAnsi="Arial" w:cs="Arial"/>
+          <w:lang w:val="nl-NL"/>
+        </w:rPr>
+        <w:t>n</w:t>
+      </w:r>
+      <w:r>
+        <w:rPr>
+          <w:rFonts w:ascii="Arial" w:hAnsi="Arial" w:cs="Arial"/>
+          <w:lang w:val="nl-NL"/>
+        </w:rPr>
+        <w:t xml:space="preserve"> houden nou eenmaal niet van wachten.</w:t>
+      </w:r>
+    </w:p>
+    <w:p>
+      <w:pPr>
+        <w:pStyle w:val="ListParagraph"/>
+        <w:numPr>
+          <w:ilvl w:val="0"/>
+          <w:numId w:val="25"/>
+        </w:numPr>
+        <w:rPr>
+          <w:rFonts w:ascii="Arial" w:hAnsi="Arial" w:cs="Arial"/>
+          <w:lang w:val="nl-NL"/>
+        </w:rPr>
+      </w:pPr>
+      <w:r>
+        <w:rPr>
+          <w:rFonts w:ascii="Arial" w:hAnsi="Arial" w:cs="Arial"/>
+          <w:lang w:val="nl-NL"/>
+        </w:rPr>
+        <w:t>Zorg ervoo</w:t>
+      </w:r>
+      <w:r>
+        <w:rPr>
+          <w:rFonts w:ascii="Arial" w:hAnsi="Arial" w:cs="Arial"/>
+          <w:lang w:val="nl-NL"/>
+        </w:rPr>
+        <w:t>r dat,</w:t>
+      </w:r>
+      <w:r>
+        <w:rPr>
+          <w:rFonts w:ascii="Arial" w:hAnsi="Arial" w:cs="Arial"/>
+          <w:lang w:val="nl-NL"/>
+        </w:rPr>
+        <w:t xml:space="preserve"> wanneer de app op de achtergrond draait, er niet teveel energie wordt gebruikt.</w:t>
+      </w:r>
+    </w:p>
+    <w:p>
+      <w:pPr>
+        <w:pStyle w:val="ListParagraph"/>
+        <w:numPr>
+          <w:ilvl w:val="0"/>
+          <w:numId w:val="25"/>
+        </w:numPr>
+        <w:rPr>
+          <w:rFonts w:ascii="Arial" w:hAnsi="Arial" w:cs="Arial"/>
+          <w:lang w:val="nl-NL"/>
+        </w:rPr>
+      </w:pPr>
+      <w:r>
+        <w:rPr>
+          <w:rFonts w:ascii="Arial" w:hAnsi="Arial" w:cs="Arial"/>
+          <w:lang w:val="nl-NL"/>
+        </w:rPr>
+        <w:t>Probeer zo volledig mogelijk de mogelijkheden van de telefoon te benutten.</w:t>
+      </w:r>
+    </w:p>
+    <w:p>
+      <w:pPr>
+        <w:pStyle w:val="ListParagraph"/>
+        <w:numPr>
+          <w:ilvl w:val="0"/>
+          <w:numId w:val="25"/>
+        </w:numPr>
+        <w:rPr>
+          <w:rFonts w:ascii="Arial" w:hAnsi="Arial" w:cs="Arial"/>
+          <w:lang w:val="nl-NL"/>
+        </w:rPr>
+      </w:pPr>
+      <w:r>
+        <w:rPr>
+          <w:rFonts w:ascii="Arial" w:hAnsi="Arial" w:cs="Arial"/>
+          <w:lang w:val="nl-NL"/>
+        </w:rPr>
+        <w:t xml:space="preserve">De </w:t>
+      </w:r>
+      <w:r>
+        <w:rPr>
+          <w:rFonts w:ascii="Arial" w:hAnsi="Arial" w:cs="Arial"/>
+          <w:i/>
+          <w:lang w:val="nl-NL"/>
+        </w:rPr>
+        <w:t>App</w:t>
+      </w:r>
+      <w:r>
+        <w:rPr>
+          <w:rFonts w:ascii="Arial" w:hAnsi="Arial" w:cs="Arial"/>
+          <w:lang w:val="nl-NL"/>
+        </w:rPr>
+        <w:t xml:space="preserve"> moet de gebruiker feedback geven.</w:t>
+      </w:r>
+    </w:p>
+    <w:p>
+      <w:pPr>
+        <w:pStyle w:val="ListParagraph"/>
+        <w:numPr>
+          <w:ilvl w:val="0"/>
+          <w:numId w:val="25"/>
+        </w:numPr>
+        <w:rPr>
+          <w:rFonts w:ascii="Arial" w:hAnsi="Arial" w:cs="Arial"/>
+          <w:lang w:val="nl-NL"/>
+        </w:rPr>
+      </w:pPr>
+      <w:r>
+        <w:rPr>
+          <w:rFonts w:ascii="Arial" w:hAnsi="Arial" w:cs="Arial"/>
+          <w:lang w:val="nl-NL"/>
+        </w:rPr>
+        <w:t>De bediening moet simpel en snel aan te leren zijn.</w:t>
+      </w:r>
+    </w:p>
+    <w:p>
+      <w:pPr>
+        <w:rPr>
+          <w:rFonts w:ascii="Arial" w:hAnsi="Arial" w:cs="Arial"/>
+          <w:lang w:val="nl-NL"/>
+        </w:rPr>
+      </w:pPr>
+    </w:p>
+    <w:p>
+      <w:pPr>
+        <w:rPr>
+          <w:rFonts w:ascii="Arial" w:hAnsi="Arial" w:cs="Arial"/>
+          <w:lang w:val="nl-NL"/>
+        </w:rPr>
+      </w:pPr>
+      <w:r>
+        <w:rPr>
+          <w:rFonts w:ascii="Arial" w:hAnsi="Arial" w:cs="Arial"/>
+          <w:lang w:val="nl-NL"/>
+        </w:rPr>
+        <w:t xml:space="preserve">De grootste verschillen tussen </w:t>
+      </w:r>
+      <w:r>
+        <w:rPr>
+          <w:rFonts w:ascii="Arial" w:hAnsi="Arial" w:cs="Arial"/>
+          <w:i/>
+          <w:lang w:val="nl-NL"/>
+        </w:rPr>
+        <w:t>iOS</w:t>
+      </w:r>
+      <w:r>
+        <w:rPr>
+          <w:rFonts w:ascii="Arial" w:hAnsi="Arial" w:cs="Arial"/>
+          <w:lang w:val="nl-NL"/>
+        </w:rPr>
+        <w:t xml:space="preserve"> en </w:t>
+      </w:r>
+      <w:r>
+        <w:rPr>
+          <w:rFonts w:ascii="Arial" w:hAnsi="Arial" w:cs="Arial"/>
+          <w:i/>
+          <w:lang w:val="nl-NL"/>
+        </w:rPr>
+        <w:t>Android</w:t>
+      </w:r>
+      <w:r>
+        <w:rPr>
+          <w:rFonts w:ascii="Arial" w:hAnsi="Arial" w:cs="Arial"/>
+          <w:lang w:val="nl-NL"/>
+        </w:rPr>
+        <w:t xml:space="preserve"> zijn:</w:t>
+      </w:r>
+    </w:p>
+    <w:p>
+      <w:pPr>
+        <w:pStyle w:val="ListParagraph"/>
+        <w:numPr>
+          <w:ilvl w:val="0"/>
+          <w:numId w:val="16"/>
+        </w:numPr>
+        <w:rPr>
+          <w:rFonts w:ascii="Arial" w:hAnsi="Arial" w:cs="Arial"/>
+          <w:lang w:val="nl-NL"/>
+        </w:rPr>
+      </w:pPr>
+      <w:r>
+        <w:rPr>
+          <w:rFonts w:ascii="Arial" w:hAnsi="Arial" w:cs="Arial"/>
+          <w:i/>
+          <w:lang w:val="nl-NL"/>
+        </w:rPr>
+        <w:t>iOS</w:t>
+      </w:r>
+      <w:r>
+        <w:rPr>
+          <w:rFonts w:ascii="Arial" w:hAnsi="Arial" w:cs="Arial"/>
+          <w:lang w:val="nl-NL"/>
+        </w:rPr>
+        <w:t xml:space="preserve"> heeft maar één type telefoon en </w:t>
+      </w:r>
+      <w:r>
+        <w:rPr>
+          <w:rFonts w:ascii="Arial" w:hAnsi="Arial" w:cs="Arial"/>
+          <w:i/>
+          <w:lang w:val="nl-NL"/>
+        </w:rPr>
+        <w:t>tablet</w:t>
+      </w:r>
+      <w:r>
+        <w:rPr>
+          <w:rFonts w:ascii="Arial" w:hAnsi="Arial" w:cs="Arial"/>
+          <w:lang w:val="nl-NL"/>
+        </w:rPr>
+        <w:t xml:space="preserve"> van hetzelfde merk. </w:t>
+      </w:r>
+      <w:r>
+        <w:rPr>
+          <w:rFonts w:ascii="Arial" w:hAnsi="Arial" w:cs="Arial"/>
+          <w:i/>
+          <w:lang w:val="nl-NL"/>
+        </w:rPr>
+        <w:t>Android</w:t>
+      </w:r>
+      <w:r>
+        <w:rPr>
+          <w:rFonts w:ascii="Arial" w:hAnsi="Arial" w:cs="Arial"/>
+          <w:lang w:val="nl-NL"/>
+        </w:rPr>
+        <w:t xml:space="preserve"> heeft daarentegen meerdere types telefoons en </w:t>
+      </w:r>
+      <w:r>
+        <w:rPr>
+          <w:rFonts w:ascii="Arial" w:hAnsi="Arial" w:cs="Arial"/>
+          <w:i/>
+          <w:lang w:val="nl-NL"/>
+        </w:rPr>
+        <w:t>tablets</w:t>
+      </w:r>
+      <w:r>
+        <w:rPr>
+          <w:rFonts w:ascii="Arial" w:hAnsi="Arial" w:cs="Arial"/>
+          <w:lang w:val="nl-NL"/>
+        </w:rPr>
+        <w:t xml:space="preserve"> van verschillende merken.</w:t>
+      </w:r>
+    </w:p>
+    <w:p>
+      <w:pPr>
+        <w:pStyle w:val="ListParagraph"/>
+        <w:numPr>
+          <w:ilvl w:val="0"/>
+          <w:numId w:val="16"/>
+        </w:numPr>
+        <w:rPr>
+          <w:rFonts w:ascii="Arial" w:hAnsi="Arial" w:cs="Arial"/>
+          <w:lang w:val="nl-NL"/>
+        </w:rPr>
+      </w:pPr>
+      <w:r>
+        <w:rPr>
+          <w:rFonts w:ascii="Arial" w:hAnsi="Arial" w:cs="Arial"/>
+          <w:i/>
+          <w:lang w:val="nl-NL"/>
+        </w:rPr>
+        <w:t>iOS</w:t>
+      </w:r>
+      <w:r>
+        <w:rPr>
+          <w:rFonts w:ascii="Arial" w:hAnsi="Arial" w:cs="Arial"/>
+          <w:lang w:val="nl-NL"/>
+        </w:rPr>
+        <w:t xml:space="preserve"> heeft niet de mogelijkheid, in tegenstelling tot </w:t>
+      </w:r>
+      <w:r>
+        <w:rPr>
+          <w:rFonts w:ascii="Arial" w:hAnsi="Arial" w:cs="Arial"/>
+          <w:i/>
+          <w:lang w:val="nl-NL"/>
+        </w:rPr>
+        <w:t>Android</w:t>
+      </w:r>
+      <w:r>
+        <w:rPr>
+          <w:rFonts w:ascii="Arial" w:hAnsi="Arial" w:cs="Arial"/>
+          <w:lang w:val="nl-NL"/>
+        </w:rPr>
+        <w:t>, om de telefoon helemaal te personaliseren.</w:t>
+      </w:r>
+    </w:p>
+    <w:p>
+      <w:pPr>
+        <w:rPr>
+          <w:rFonts w:ascii="Arial" w:hAnsi="Arial" w:cs="Arial"/>
+          <w:lang w:val="nl-NL"/>
+        </w:rPr>
+      </w:pPr>
+    </w:p>
+    <w:p>
+      <w:pPr>
+        <w:rPr>
+          <w:rFonts w:ascii="Arial" w:hAnsi="Arial" w:cs="Arial"/>
+          <w:lang w:val="nl-NL"/>
+        </w:rPr>
+      </w:pPr>
+      <w:r>
+        <w:rPr>
+          <w:rFonts w:ascii="Arial" w:hAnsi="Arial" w:cs="Arial"/>
+          <w:lang w:val="nl-NL"/>
+        </w:rPr>
+        <w:t>De applicatie wordt goed werkend op beide platformen, door een goede ontwikkelomgeving te kiezen, wa</w:t>
+      </w:r>
+      <w:r>
+        <w:rPr>
+          <w:rFonts w:ascii="Arial" w:hAnsi="Arial" w:cs="Arial"/>
+          <w:lang w:val="nl-NL"/>
+        </w:rPr>
+        <w:t>arin er gemakkelijk onderscheid</w:t>
+      </w:r>
+      <w:r>
+        <w:rPr>
+          <w:rFonts w:ascii="Arial" w:hAnsi="Arial" w:cs="Arial"/>
+          <w:lang w:val="nl-NL"/>
+        </w:rPr>
+        <w:t xml:space="preserve"> kan worden gemaakt tussen iOS en Android.</w:t>
+      </w:r>
+    </w:p>
+    <w:p>
+      <w:pPr>
+        <w:rPr>
+          <w:rFonts w:ascii="Arial" w:hAnsi="Arial" w:cs="Arial"/>
+          <w:lang w:val="nl-NL"/>
+        </w:rPr>
+      </w:pPr>
+    </w:p>
+    <w:p>
+      <w:pPr>
+        <w:rPr>
+          <w:rFonts w:ascii="Arial" w:hAnsi="Arial" w:cs="Arial"/>
+          <w:lang w:val="nl-NL"/>
+        </w:rPr>
+      </w:pPr>
+      <w:r>
+        <w:rPr>
+          <w:rFonts w:ascii="Arial" w:hAnsi="Arial" w:cs="Arial"/>
+          <w:lang w:val="nl-NL"/>
+        </w:rPr>
+        <w:t xml:space="preserve">De ontwikkelomgeving die gekozen is: </w:t>
+      </w:r>
+      <w:r>
+        <w:rPr>
+          <w:rFonts w:ascii="Arial" w:hAnsi="Arial" w:cs="Arial"/>
+          <w:i/>
+          <w:lang w:val="nl-NL"/>
+        </w:rPr>
+        <w:t>Titanium Studio</w:t>
+      </w:r>
+      <w:r>
+        <w:rPr>
+          <w:rFonts w:ascii="Arial" w:hAnsi="Arial" w:cs="Arial"/>
+          <w:lang w:val="nl-NL"/>
+        </w:rPr>
+        <w:t xml:space="preserve">. Het grootste voordeel hiervan is, dat je snel en cross </w:t>
+      </w:r>
+      <w:r>
+        <w:rPr>
+          <w:rFonts w:ascii="Arial" w:hAnsi="Arial" w:cs="Arial"/>
+          <w:i/>
+          <w:lang w:val="nl-NL"/>
+        </w:rPr>
+        <w:t>platform</w:t>
+      </w:r>
+      <w:r>
+        <w:rPr>
+          <w:rFonts w:ascii="Arial" w:hAnsi="Arial" w:cs="Arial"/>
+          <w:lang w:val="nl-NL"/>
+        </w:rPr>
+        <w:t xml:space="preserve">, </w:t>
+      </w:r>
+      <w:r>
+        <w:rPr>
+          <w:rFonts w:ascii="Arial" w:hAnsi="Arial" w:cs="Arial"/>
+          <w:i/>
+          <w:lang w:val="nl-NL"/>
+        </w:rPr>
+        <w:t>native</w:t>
+      </w:r>
+      <w:r>
+        <w:rPr>
+          <w:rFonts w:ascii="Arial" w:hAnsi="Arial" w:cs="Arial"/>
+          <w:lang w:val="nl-NL"/>
+        </w:rPr>
+        <w:t xml:space="preserve"> </w:t>
+      </w:r>
+      <w:r>
+        <w:rPr>
+          <w:rFonts w:ascii="Arial" w:hAnsi="Arial" w:cs="Arial"/>
+          <w:i/>
+          <w:lang w:val="nl-NL"/>
+        </w:rPr>
+        <w:t>Apps</w:t>
+      </w:r>
+      <w:r>
+        <w:rPr>
+          <w:rFonts w:ascii="Arial" w:hAnsi="Arial" w:cs="Arial"/>
+          <w:lang w:val="nl-NL"/>
+        </w:rPr>
+        <w:t xml:space="preserve"> kunt ontwikkelen, met een populaire </w:t>
+      </w:r>
+      <w:r>
+        <w:rPr>
+          <w:rFonts w:ascii="Arial" w:hAnsi="Arial" w:cs="Arial"/>
+          <w:lang w:val="nl-NL"/>
+        </w:rPr>
+        <w:t>programmeertaal</w:t>
+      </w:r>
+      <w:r>
+        <w:rPr>
+          <w:rFonts w:ascii="Arial" w:hAnsi="Arial" w:cs="Arial"/>
+          <w:lang w:val="nl-NL"/>
+        </w:rPr>
+        <w:t xml:space="preserve">, genaamd </w:t>
+      </w:r>
+      <w:r>
+        <w:rPr>
+          <w:rFonts w:ascii="Arial" w:hAnsi="Arial" w:cs="Arial"/>
+          <w:i/>
+          <w:lang w:val="nl-NL"/>
+        </w:rPr>
+        <w:t>JavaScript</w:t>
+      </w:r>
+      <w:r>
+        <w:rPr>
+          <w:rFonts w:ascii="Arial" w:hAnsi="Arial" w:cs="Arial"/>
+          <w:lang w:val="nl-NL"/>
+        </w:rPr>
+        <w:t>.</w:t>
+      </w:r>
+    </w:p>
+    <w:p>
+      <w:pPr>
+        <w:rPr>
+          <w:rFonts w:ascii="Arial" w:hAnsi="Arial" w:cs="Arial"/>
+          <w:lang w:val="nl-NL"/>
+        </w:rPr>
+      </w:pPr>
+    </w:p>
+    <w:p>
+      <w:pPr>
+        <w:rPr>
+          <w:rFonts w:ascii="Arial" w:hAnsi="Arial" w:cs="Arial"/>
+          <w:lang w:val="nl-NL"/>
+        </w:rPr>
+      </w:pPr>
+      <w:r>
+        <w:rPr>
+          <w:rFonts w:ascii="Arial" w:hAnsi="Arial" w:cs="Arial"/>
+          <w:lang w:val="nl-NL"/>
+        </w:rPr>
+        <w:t xml:space="preserve">Om de punten op de kaart te krijgen, zijn er de standaard ingebouwde </w:t>
+      </w:r>
+      <w:r>
+        <w:rPr>
+          <w:rFonts w:ascii="Arial" w:hAnsi="Arial" w:cs="Arial"/>
+          <w:i/>
+          <w:lang w:val="nl-NL"/>
+        </w:rPr>
+        <w:t>annotations</w:t>
+      </w:r>
+      <w:r>
+        <w:rPr>
+          <w:rFonts w:ascii="Arial" w:hAnsi="Arial" w:cs="Arial"/>
+          <w:lang w:val="nl-NL"/>
+        </w:rPr>
+        <w:t xml:space="preserve"> van </w:t>
+      </w:r>
+      <w:r>
+        <w:rPr>
+          <w:rFonts w:ascii="Arial" w:hAnsi="Arial" w:cs="Arial"/>
+          <w:i/>
+          <w:lang w:val="nl-NL"/>
+        </w:rPr>
+        <w:t>Google Maps</w:t>
+      </w:r>
+      <w:r>
+        <w:rPr>
+          <w:rFonts w:ascii="Arial" w:hAnsi="Arial" w:cs="Arial"/>
+          <w:lang w:val="nl-NL"/>
+        </w:rPr>
+        <w:t xml:space="preserve">. </w:t>
+      </w:r>
+    </w:p>
+    <w:p>
+      <w:pPr>
+        <w:rPr>
+          <w:rFonts w:ascii="Arial" w:hAnsi="Arial" w:cs="Arial"/>
+          <w:lang w:val="nl-NL"/>
+        </w:rPr>
+      </w:pPr>
+      <w:r>
+        <w:rPr>
+          <w:rFonts w:ascii="Arial" w:hAnsi="Arial" w:cs="Arial"/>
+          <w:lang w:val="nl-NL"/>
+        </w:rPr>
+        <w:t>Om ze overzichtelijk op e</w:t>
+      </w:r>
+      <w:r>
+        <w:rPr>
+          <w:rFonts w:ascii="Arial" w:hAnsi="Arial" w:cs="Arial"/>
+          <w:lang w:val="nl-NL"/>
+        </w:rPr>
+        <w:t xml:space="preserve">en scherm te laten zien is er de mogelijkheid om </w:t>
+      </w:r>
+      <w:r>
+        <w:rPr>
+          <w:rFonts w:ascii="Arial" w:hAnsi="Arial" w:cs="Arial"/>
+          <w:lang w:val="nl-NL"/>
+        </w:rPr>
+        <w:t xml:space="preserve">zodra je </w:t>
+      </w:r>
+      <w:r>
+        <w:rPr>
+          <w:rFonts w:ascii="Arial" w:hAnsi="Arial" w:cs="Arial"/>
+          <w:i/>
+          <w:lang w:val="nl-NL"/>
+        </w:rPr>
+        <w:t>uitzoomt</w:t>
+      </w:r>
+      <w:r>
+        <w:rPr>
+          <w:rFonts w:ascii="Arial" w:hAnsi="Arial" w:cs="Arial"/>
+          <w:lang w:val="nl-NL"/>
+        </w:rPr>
+        <w:t xml:space="preserve"> op een kaart </w:t>
+      </w:r>
+      <w:r>
+        <w:rPr>
+          <w:rFonts w:ascii="Arial" w:hAnsi="Arial" w:cs="Arial"/>
+          <w:lang w:val="nl-NL"/>
+        </w:rPr>
+        <w:t xml:space="preserve">de </w:t>
+      </w:r>
+      <w:r>
+        <w:rPr>
+          <w:rFonts w:ascii="Arial" w:hAnsi="Arial" w:cs="Arial"/>
+          <w:i/>
+          <w:lang w:val="nl-NL"/>
+        </w:rPr>
+        <w:t>annotations</w:t>
+      </w:r>
+      <w:r>
+        <w:rPr>
+          <w:rFonts w:ascii="Arial" w:hAnsi="Arial" w:cs="Arial"/>
+          <w:lang w:val="nl-NL"/>
+        </w:rPr>
+        <w:t xml:space="preserve"> te groeperen in hoeveelheden. </w:t>
+      </w:r>
+    </w:p>
+    <w:p>
+      <w:pPr>
+        <w:rPr>
+          <w:rFonts w:ascii="Arial" w:hAnsi="Arial" w:cs="Arial"/>
+          <w:lang w:val="nl-NL"/>
+        </w:rPr>
+      </w:pPr>
+    </w:p>
+    <w:p>
+      <w:pPr>
+        <w:rPr>
+          <w:lang w:val="nl-NL"/>
+        </w:rPr>
+      </w:pPr>
+      <w:r>
+        <w:rPr>
+          <w:rFonts w:ascii="Arial" w:hAnsi="Arial" w:cs="Arial"/>
+          <w:lang w:val="nl-NL"/>
+        </w:rPr>
+        <w:t xml:space="preserve">De huidige positie wordt bepaald door middel van </w:t>
+      </w:r>
+      <w:r>
+        <w:rPr>
+          <w:rFonts w:ascii="Arial" w:hAnsi="Arial" w:cs="Arial"/>
+          <w:i/>
+          <w:lang w:val="nl-NL"/>
+        </w:rPr>
+        <w:t>GPS</w:t>
+      </w:r>
+      <w:r>
+        <w:rPr>
+          <w:rFonts w:ascii="Arial" w:hAnsi="Arial" w:cs="Arial"/>
+          <w:lang w:val="nl-NL"/>
+        </w:rPr>
+        <w:t xml:space="preserve">, hiermee wordt via </w:t>
+      </w:r>
+      <w:r>
+        <w:rPr>
+          <w:rFonts w:ascii="Arial" w:hAnsi="Arial" w:cs="Arial"/>
+          <w:lang w:val="nl-NL"/>
+        </w:rPr>
+        <w:t>satellieten</w:t>
+      </w:r>
+      <w:r>
+        <w:rPr>
+          <w:rFonts w:ascii="Arial" w:hAnsi="Arial" w:cs="Arial"/>
+          <w:lang w:val="nl-NL"/>
+        </w:rPr>
+        <w:t xml:space="preserve"> de huidige positie bepaald. Om hierna een </w:t>
+      </w:r>
+      <w:r>
+        <w:rPr>
+          <w:rFonts w:ascii="Arial" w:hAnsi="Arial" w:cs="Arial"/>
+          <w:i/>
+          <w:lang w:val="nl-NL"/>
+        </w:rPr>
+        <w:t>trail</w:t>
+      </w:r>
+      <w:r>
+        <w:rPr>
+          <w:rFonts w:ascii="Arial" w:hAnsi="Arial" w:cs="Arial"/>
+          <w:lang w:val="nl-NL"/>
+        </w:rPr>
+        <w:t xml:space="preserve"> op de kaart te tonen is niet lastig. De huidige positie wordt onthouden en zodra deze zich verplaatst wordt er een stip op de kaart getoond die de </w:t>
+      </w:r>
+      <w:r>
+        <w:rPr>
+          <w:rFonts w:ascii="Arial" w:hAnsi="Arial" w:cs="Arial"/>
+          <w:i/>
+          <w:lang w:val="nl-NL"/>
+        </w:rPr>
+        <w:t>trail</w:t>
+      </w:r>
+      <w:r>
+        <w:rPr>
+          <w:rFonts w:ascii="Arial" w:hAnsi="Arial" w:cs="Arial"/>
+          <w:lang w:val="nl-NL"/>
+        </w:rPr>
+        <w:t xml:space="preserve"> vormt </w:t>
+      </w:r>
+    </w:p>
+    <w:p>
+      <w:pPr>
+        <w:rPr>
+          <w:rFonts w:ascii="Arial" w:hAnsi="Arial" w:cs="Arial"/>
+          <w:lang w:val="nl-NL"/>
+        </w:rPr>
+      </w:pPr>
+    </w:p>
+    <w:p>
+      <w:pPr>
+        <w:rPr>
+          <w:rFonts w:ascii="Arial" w:hAnsi="Arial" w:cs="Arial"/>
+          <w:lang w:val="nl-NL"/>
+        </w:rPr>
+      </w:pPr>
+      <w:r>
+        <w:rPr>
+          <w:rFonts w:ascii="Arial" w:hAnsi="Arial" w:cs="Arial"/>
+          <w:lang w:val="nl-NL"/>
+        </w:rPr>
+        <w:t xml:space="preserve">De straal die het beste kan worden gebruikt voor het tonen van de kaart, zodra de gebruiker de </w:t>
+      </w:r>
+      <w:r>
+        <w:rPr>
+          <w:rFonts w:ascii="Arial" w:hAnsi="Arial" w:cs="Arial"/>
+          <w:i/>
+          <w:lang w:val="nl-NL"/>
+        </w:rPr>
+        <w:t>App</w:t>
+      </w:r>
+      <w:r>
+        <w:rPr>
+          <w:rFonts w:ascii="Arial" w:hAnsi="Arial" w:cs="Arial"/>
+          <w:lang w:val="nl-NL"/>
+        </w:rPr>
+        <w:t xml:space="preserve"> opent is</w:t>
+      </w:r>
+      <w:r>
+        <w:rPr>
+          <w:rFonts w:ascii="Arial" w:hAnsi="Arial" w:cs="Arial"/>
+          <w:lang w:val="nl-NL"/>
+        </w:rPr>
+        <w:t xml:space="preserve"> de gehele regio waar het om gaat, mits er geen GPS verbinding is.</w:t>
+      </w:r>
+    </w:p>
+    <w:p>
+      <w:pPr>
+        <w:rPr>
+          <w:rFonts w:ascii="Arial" w:hAnsi="Arial" w:cs="Arial"/>
+          <w:lang w:val="nl-NL"/>
+        </w:rPr>
+      </w:pPr>
+    </w:p>
+    <w:p>
+      <w:pPr>
+        <w:rPr>
+          <w:rFonts w:ascii="Arial" w:hAnsi="Arial" w:cs="Arial"/>
+          <w:lang w:val="nl-NL"/>
+        </w:rPr>
+      </w:pPr>
+      <w:r>
+        <w:rPr>
+          <w:rFonts w:ascii="Arial" w:hAnsi="Arial" w:cs="Arial"/>
+          <w:lang w:val="nl-NL"/>
+        </w:rPr>
+        <w:t xml:space="preserve">De beste manier om een kaart in de </w:t>
+      </w:r>
+      <w:r>
+        <w:rPr>
+          <w:rFonts w:ascii="Arial" w:hAnsi="Arial" w:cs="Arial"/>
+          <w:i/>
+          <w:lang w:val="nl-NL"/>
+        </w:rPr>
+        <w:t>App</w:t>
+      </w:r>
+      <w:r>
+        <w:rPr>
+          <w:rFonts w:ascii="Arial" w:hAnsi="Arial" w:cs="Arial"/>
+          <w:lang w:val="nl-NL"/>
+        </w:rPr>
+        <w:t xml:space="preserve"> te krijgen is via </w:t>
+      </w:r>
+      <w:r>
+        <w:rPr>
+          <w:rFonts w:ascii="Arial" w:hAnsi="Arial" w:cs="Arial"/>
+          <w:i/>
+          <w:lang w:val="nl-NL"/>
+        </w:rPr>
+        <w:t>Google Maps</w:t>
+      </w:r>
+      <w:r>
+        <w:rPr>
+          <w:rFonts w:ascii="Arial" w:hAnsi="Arial" w:cs="Arial"/>
+          <w:lang w:val="nl-NL"/>
+        </w:rPr>
+        <w:t xml:space="preserve">. Deze kaart is online te gebruiken door middel van mobiel internet, </w:t>
+      </w:r>
+      <w:r>
+        <w:rPr>
+          <w:rFonts w:ascii="Arial" w:hAnsi="Arial" w:cs="Arial"/>
+          <w:i/>
+          <w:lang w:val="nl-NL"/>
+        </w:rPr>
+        <w:t>WiFi</w:t>
+      </w:r>
+      <w:r>
+        <w:rPr>
+          <w:rFonts w:ascii="Arial" w:hAnsi="Arial" w:cs="Arial"/>
+          <w:lang w:val="nl-NL"/>
+        </w:rPr>
+        <w:t xml:space="preserve"> en </w:t>
+      </w:r>
+      <w:r>
+        <w:rPr>
+          <w:rFonts w:ascii="Arial" w:hAnsi="Arial" w:cs="Arial"/>
+          <w:i/>
+          <w:lang w:val="nl-NL"/>
+        </w:rPr>
+        <w:t>GPS</w:t>
+      </w:r>
+      <w:r>
+        <w:rPr>
+          <w:rFonts w:ascii="Arial" w:hAnsi="Arial" w:cs="Arial"/>
+          <w:lang w:val="nl-NL"/>
+        </w:rPr>
+        <w:t xml:space="preserve">. Ook is deze kaart offline te gebruiken, want hij </w:t>
+      </w:r>
+      <w:r>
+        <w:rPr>
+          <w:rFonts w:ascii="Arial" w:hAnsi="Arial" w:cs="Arial"/>
+          <w:i/>
+          <w:lang w:val="nl-NL"/>
+        </w:rPr>
+        <w:t>cached</w:t>
+      </w:r>
+      <w:r>
+        <w:rPr>
+          <w:rFonts w:ascii="Arial" w:hAnsi="Arial" w:cs="Arial"/>
+          <w:lang w:val="nl-NL"/>
+        </w:rPr>
+        <w:t xml:space="preserve"> het gedeelte van de kaart waar de gebruiker op dat moment naar kijkt.</w:t>
+      </w:r>
+    </w:p>
+    <w:p>
+      <w:pPr>
+        <w:rPr>
+          <w:rFonts w:ascii="Arial" w:hAnsi="Arial" w:cs="Arial"/>
+          <w:lang w:val="nl-NL"/>
+        </w:rPr>
+      </w:pPr>
+    </w:p>
+    <w:p>
+      <w:pPr>
+        <w:pStyle w:val="Heading1"/>
+        <w:rPr>
+          <w:lang w:val="nl-NL"/>
+        </w:rPr>
+        <w:sectPr>
           <w:headerReference w:type="default" r:id="rId37"/>
           <w:pgSz w:w="11900" w:h="16840"/>
           <w:pgMar w:top="1440" w:right="1440" w:bottom="1440" w:left="1440" w:header="708" w:footer="708" w:gutter="0"/>
@@ -11262,37 +12325,7 @@
           <w:docGrid w:linePitch="360"/>
         </w:sectPr>
       </w:pPr>
-      <w:r>
-        <w:rPr>
-          <w:rFonts w:ascii="Arial" w:hAnsi="Arial" w:cs="Arial"/>
-          <w:lang w:val="nl-NL"/>
-        </w:rPr>
-        <w:t xml:space="preserve">Op de laatste pagina staan de instellingen </w:t>
-      </w:r>
-      <w:r>
-        <w:rPr>
-          <w:rFonts w:ascii="Arial" w:hAnsi="Arial" w:cs="Arial"/>
-          <w:sz w:val="22"/>
-          <w:lang w:val="nl-NL"/>
-        </w:rPr>
-        <w:t xml:space="preserve">(meer informatie </w:t>
-      </w:r>
-      <w:r>
-        <w:rPr>
-          <w:rFonts w:ascii="Arial" w:hAnsi="Arial" w:cs="Arial"/>
-          <w:sz w:val="22"/>
-          <w:lang w:val="nl-NL"/>
-        </w:rPr>
-        <w:t>beschreven bij de 'main-App'</w:t>
-      </w:r>
-      <w:r>
-        <w:rPr>
-          <w:rFonts w:ascii="Arial" w:hAnsi="Arial" w:cs="Arial"/>
-          <w:sz w:val="22"/>
-          <w:lang w:val="nl-NL"/>
-        </w:rPr>
-        <w:t>).</w:t>
-      </w:r>
+      <w:bookmarkStart w:id="28" w:name="_Toc199392586"/>
     </w:p>
     <w:p>
       <w:pPr>
@@ -11301,366 +12334,357 @@
           <w:lang w:val="nl-NL"/>
         </w:rPr>
       </w:pPr>
-      <w:bookmarkStart w:id="27" w:name="_Toc199477787"/>
-      <w:r>
-        <w:rPr>
-          <w:lang w:val="nl-NL"/>
-        </w:rPr>
-        <w:t>5</w:t>
-      </w:r>
-      <w:r>
-        <w:rPr>
-          <w:lang w:val="nl-NL"/>
-        </w:rPr>
-        <w:tab/>
-        <w:t>Conclusies</w:t>
-      </w:r>
-      <w:bookmarkEnd w:id="27"/>
-    </w:p>
-    <w:p>
-      <w:pPr>
-        <w:rPr>
-          <w:rFonts w:ascii="Arial" w:hAnsi="Arial" w:cs="Arial"/>
-          <w:i/>
-          <w:lang w:val="nl-NL"/>
-        </w:rPr>
-      </w:pPr>
-      <w:r>
-        <w:rPr>
-          <w:rFonts w:ascii="Arial" w:hAnsi="Arial" w:cs="Arial"/>
-          <w:i/>
-          <w:lang w:val="nl-NL"/>
-        </w:rPr>
-        <w:t>In dit hoofdstuk worden de conclusies beschreven en worden enkele aanbevelingen gegeven.</w:t>
-      </w:r>
-    </w:p>
-    <w:p>
-      <w:pPr>
-        <w:rPr>
-          <w:rFonts w:ascii="Arial" w:hAnsi="Arial" w:cs="Arial"/>
-          <w:lang w:val="nl-NL"/>
-        </w:rPr>
-      </w:pPr>
-    </w:p>
-    <w:p>
-      <w:pPr>
-        <w:rPr>
-          <w:rFonts w:ascii="Arial" w:hAnsi="Arial" w:cs="Arial"/>
-          <w:lang w:val="nl-NL"/>
-        </w:rPr>
-      </w:pPr>
-    </w:p>
-    <w:p>
-      <w:pPr>
-        <w:rPr>
-          <w:rFonts w:ascii="Arial" w:hAnsi="Arial" w:cs="Arial"/>
-          <w:lang w:val="nl-NL"/>
-        </w:rPr>
-      </w:pPr>
-      <w:r>
-        <w:rPr>
-          <w:rFonts w:ascii="Arial" w:hAnsi="Arial" w:cs="Arial"/>
-          <w:lang w:val="nl-NL"/>
-        </w:rPr>
-        <w:t xml:space="preserve">Om een </w:t>
-      </w:r>
-      <w:r>
-        <w:rPr>
-          <w:rFonts w:ascii="Arial" w:hAnsi="Arial" w:cs="Arial"/>
-          <w:i/>
-          <w:lang w:val="nl-NL"/>
-        </w:rPr>
-        <w:t>App</w:t>
-      </w:r>
-      <w:r>
-        <w:rPr>
-          <w:rFonts w:ascii="Arial" w:hAnsi="Arial" w:cs="Arial"/>
-          <w:lang w:val="nl-NL"/>
-        </w:rPr>
-        <w:t xml:space="preserve"> gebruiksvriendelijke te maken zijn er een aantal dingen waar rekening mee moet worden gehouden:</w:t>
-      </w:r>
-    </w:p>
-    <w:p>
-      <w:pPr>
-        <w:pStyle w:val="ListParagraph"/>
-        <w:numPr>
-          <w:ilvl w:val="0"/>
-          <w:numId w:val="25"/>
-        </w:numPr>
-        <w:rPr>
-          <w:rFonts w:ascii="Arial" w:hAnsi="Arial" w:cs="Arial"/>
-          <w:lang w:val="nl-NL"/>
-        </w:rPr>
-      </w:pPr>
-      <w:r>
-        <w:rPr>
-          <w:rFonts w:ascii="Arial" w:hAnsi="Arial" w:cs="Arial"/>
-          <w:lang w:val="nl-NL"/>
-        </w:rPr>
-        <w:t xml:space="preserve">De </w:t>
-      </w:r>
-      <w:r>
-        <w:rPr>
-          <w:rFonts w:ascii="Arial" w:hAnsi="Arial" w:cs="Arial"/>
-          <w:i/>
-          <w:lang w:val="nl-NL"/>
-        </w:rPr>
-        <w:t xml:space="preserve">App </w:t>
-      </w:r>
-      <w:r>
-        <w:rPr>
-          <w:rFonts w:ascii="Arial" w:hAnsi="Arial" w:cs="Arial"/>
-          <w:lang w:val="nl-NL"/>
-        </w:rPr>
-        <w:t>moet makkelijk sluiten.</w:t>
-      </w:r>
-    </w:p>
-    <w:p>
-      <w:pPr>
-        <w:pStyle w:val="ListParagraph"/>
-        <w:numPr>
-          <w:ilvl w:val="0"/>
-          <w:numId w:val="25"/>
-        </w:numPr>
-        <w:rPr>
-          <w:rFonts w:ascii="Arial" w:hAnsi="Arial" w:cs="Arial"/>
-          <w:lang w:val="nl-NL"/>
-        </w:rPr>
-      </w:pPr>
-      <w:r>
-        <w:rPr>
-          <w:rFonts w:ascii="Arial" w:hAnsi="Arial" w:cs="Arial"/>
-          <w:lang w:val="nl-NL"/>
-        </w:rPr>
-        <w:t xml:space="preserve">De gegevens moeten zo weinig mogelijk </w:t>
-      </w:r>
-      <w:r>
-        <w:rPr>
-          <w:rFonts w:ascii="Arial" w:hAnsi="Arial" w:cs="Arial"/>
-          <w:lang w:val="nl-NL"/>
-        </w:rPr>
-        <w:t>intern geheugen in beslag nemen.</w:t>
-      </w:r>
-    </w:p>
-    <w:p>
-      <w:pPr>
-        <w:pStyle w:val="ListParagraph"/>
-        <w:numPr>
-          <w:ilvl w:val="0"/>
-          <w:numId w:val="25"/>
-        </w:numPr>
-        <w:rPr>
-          <w:rFonts w:ascii="Arial" w:hAnsi="Arial" w:cs="Arial"/>
-          <w:lang w:val="nl-NL"/>
-        </w:rPr>
-      </w:pPr>
-      <w:r>
-        <w:rPr>
-          <w:rFonts w:ascii="Arial" w:hAnsi="Arial" w:cs="Arial"/>
-          <w:lang w:val="nl-NL"/>
-        </w:rPr>
-        <w:t xml:space="preserve">De </w:t>
-      </w:r>
-      <w:r>
-        <w:rPr>
-          <w:rFonts w:ascii="Arial" w:hAnsi="Arial" w:cs="Arial"/>
-          <w:i/>
-          <w:lang w:val="nl-NL"/>
-        </w:rPr>
-        <w:t xml:space="preserve">App </w:t>
-      </w:r>
-      <w:r>
-        <w:rPr>
-          <w:rFonts w:ascii="Arial" w:hAnsi="Arial" w:cs="Arial"/>
-          <w:lang w:val="nl-NL"/>
-        </w:rPr>
-        <w:t>moet overzichtelijk zijn, zodat het navigeren vlot en gemakkelijk gaat.</w:t>
-      </w:r>
-    </w:p>
-    <w:p>
-      <w:pPr>
-        <w:pStyle w:val="ListParagraph"/>
-        <w:numPr>
-          <w:ilvl w:val="0"/>
-          <w:numId w:val="25"/>
-        </w:numPr>
-        <w:rPr>
-          <w:rFonts w:ascii="Arial" w:hAnsi="Arial" w:cs="Arial"/>
-          <w:lang w:val="nl-NL"/>
-        </w:rPr>
-      </w:pPr>
-      <w:r>
-        <w:rPr>
-          <w:rFonts w:ascii="Arial" w:hAnsi="Arial" w:cs="Arial"/>
-          <w:lang w:val="nl-NL"/>
-        </w:rPr>
-        <w:t xml:space="preserve">De </w:t>
-      </w:r>
-      <w:r>
-        <w:rPr>
-          <w:rFonts w:ascii="Arial" w:hAnsi="Arial" w:cs="Arial"/>
-          <w:i/>
-          <w:lang w:val="nl-NL"/>
-        </w:rPr>
-        <w:t>App</w:t>
-      </w:r>
-      <w:r>
-        <w:rPr>
-          <w:rFonts w:ascii="Arial" w:hAnsi="Arial" w:cs="Arial"/>
-          <w:lang w:val="nl-NL"/>
-        </w:rPr>
-        <w:t xml:space="preserve"> moet snel zijn, mense</w:t>
-      </w:r>
-      <w:r>
-        <w:rPr>
-          <w:rFonts w:ascii="Arial" w:hAnsi="Arial" w:cs="Arial"/>
-          <w:lang w:val="nl-NL"/>
-        </w:rPr>
-        <w:t>n</w:t>
-      </w:r>
-      <w:r>
-        <w:rPr>
-          <w:rFonts w:ascii="Arial" w:hAnsi="Arial" w:cs="Arial"/>
-          <w:lang w:val="nl-NL"/>
-        </w:rPr>
-        <w:t xml:space="preserve"> houden nou eenmaal niet van wachten.</w:t>
-      </w:r>
-    </w:p>
-    <w:p>
-      <w:pPr>
-        <w:pStyle w:val="ListParagraph"/>
-        <w:numPr>
-          <w:ilvl w:val="0"/>
-          <w:numId w:val="25"/>
-        </w:numPr>
-        <w:rPr>
-          <w:rFonts w:ascii="Arial" w:hAnsi="Arial" w:cs="Arial"/>
-          <w:lang w:val="nl-NL"/>
-        </w:rPr>
-      </w:pPr>
-      <w:r>
-        <w:rPr>
-          <w:rFonts w:ascii="Arial" w:hAnsi="Arial" w:cs="Arial"/>
-          <w:lang w:val="nl-NL"/>
-        </w:rPr>
-        <w:t>Zorg ervoo</w:t>
-      </w:r>
-      <w:r>
-        <w:rPr>
-          <w:rFonts w:ascii="Arial" w:hAnsi="Arial" w:cs="Arial"/>
-          <w:lang w:val="nl-NL"/>
-        </w:rPr>
-        <w:t>r dat,</w:t>
-      </w:r>
-      <w:r>
-        <w:rPr>
-          <w:rFonts w:ascii="Arial" w:hAnsi="Arial" w:cs="Arial"/>
-          <w:lang w:val="nl-NL"/>
-        </w:rPr>
-        <w:t xml:space="preserve"> wanneer de app op de achtergrond draait, er niet teveel energie wordt gebruikt.</w:t>
-      </w:r>
-    </w:p>
-    <w:p>
-      <w:pPr>
-        <w:pStyle w:val="ListParagraph"/>
-        <w:numPr>
-          <w:ilvl w:val="0"/>
-          <w:numId w:val="25"/>
-        </w:numPr>
-        <w:rPr>
-          <w:rFonts w:ascii="Arial" w:hAnsi="Arial" w:cs="Arial"/>
-          <w:lang w:val="nl-NL"/>
-        </w:rPr>
-      </w:pPr>
-      <w:r>
-        <w:rPr>
-          <w:rFonts w:ascii="Arial" w:hAnsi="Arial" w:cs="Arial"/>
-          <w:lang w:val="nl-NL"/>
-        </w:rPr>
-        <w:t>Probeer zo volledig mogelijk de mogelijkheden van de telefoon te benutten.</w:t>
-      </w:r>
-    </w:p>
-    <w:p>
-      <w:pPr>
-        <w:pStyle w:val="ListParagraph"/>
-        <w:numPr>
-          <w:ilvl w:val="0"/>
-          <w:numId w:val="25"/>
-        </w:numPr>
-        <w:rPr>
-          <w:rFonts w:ascii="Arial" w:hAnsi="Arial" w:cs="Arial"/>
-          <w:lang w:val="nl-NL"/>
-        </w:rPr>
-      </w:pPr>
-      <w:r>
-        <w:rPr>
-          <w:rFonts w:ascii="Arial" w:hAnsi="Arial" w:cs="Arial"/>
-          <w:lang w:val="nl-NL"/>
-        </w:rPr>
-        <w:t xml:space="preserve">De </w:t>
-      </w:r>
-      <w:r>
-        <w:rPr>
-          <w:rFonts w:ascii="Arial" w:hAnsi="Arial" w:cs="Arial"/>
-          <w:i/>
-          <w:lang w:val="nl-NL"/>
-        </w:rPr>
-        <w:t>App</w:t>
-      </w:r>
-      <w:r>
-        <w:rPr>
-          <w:rFonts w:ascii="Arial" w:hAnsi="Arial" w:cs="Arial"/>
-          <w:lang w:val="nl-NL"/>
-        </w:rPr>
-        <w:t xml:space="preserve"> moet de gebruiker feedback geven.</w:t>
-      </w:r>
-    </w:p>
-    <w:p>
-      <w:pPr>
-        <w:pStyle w:val="ListParagraph"/>
-        <w:numPr>
-          <w:ilvl w:val="0"/>
-          <w:numId w:val="25"/>
-        </w:numPr>
-        <w:rPr>
-          <w:rFonts w:ascii="Arial" w:hAnsi="Arial" w:cs="Arial"/>
-          <w:lang w:val="nl-NL"/>
-        </w:rPr>
-      </w:pPr>
-      <w:r>
-        <w:rPr>
-          <w:rFonts w:ascii="Arial" w:hAnsi="Arial" w:cs="Arial"/>
-          <w:lang w:val="nl-NL"/>
-        </w:rPr>
-        <w:t>De bediening moet simpel en snel aan te leren zijn.</w:t>
-      </w:r>
-    </w:p>
-    <w:p>
-      <w:pPr>
-        <w:rPr>
-          <w:rFonts w:ascii="Arial" w:hAnsi="Arial" w:cs="Arial"/>
-          <w:lang w:val="nl-NL"/>
-        </w:rPr>
-      </w:pPr>
-    </w:p>
-    <w:p>
-      <w:pPr>
-        <w:rPr>
-          <w:rFonts w:ascii="Arial" w:hAnsi="Arial" w:cs="Arial"/>
-          <w:lang w:val="nl-NL"/>
-        </w:rPr>
-      </w:pPr>
-      <w:r>
-        <w:rPr>
-          <w:rFonts w:ascii="Arial" w:hAnsi="Arial" w:cs="Arial"/>
-          <w:lang w:val="nl-NL"/>
-        </w:rPr>
-        <w:t xml:space="preserve">De grootste verschillen tussen </w:t>
-      </w:r>
-      <w:r>
-        <w:rPr>
-          <w:rFonts w:ascii="Arial" w:hAnsi="Arial" w:cs="Arial"/>
-          <w:i/>
+      <w:bookmarkStart w:id="29" w:name="_Toc199477788"/>
+      <w:r>
+        <w:rPr>
+          <w:lang w:val="nl-NL"/>
+        </w:rPr>
+        <w:t>V</w:t>
+      </w:r>
+      <w:r>
+        <w:rPr>
+          <w:lang w:val="nl-NL"/>
+        </w:rPr>
+        <w:t>erklarende Lijst</w:t>
+      </w:r>
+      <w:bookmarkEnd w:id="28"/>
+      <w:bookmarkEnd w:id="29"/>
+    </w:p>
+    <w:p>
+      <w:pPr>
+        <w:rPr>
+          <w:rFonts w:ascii="Arial" w:hAnsi="Arial" w:cs="Arial"/>
+          <w:i/>
+          <w:lang w:val="nl-NL"/>
+        </w:rPr>
+      </w:pPr>
+      <w:r>
+        <w:rPr>
+          <w:rFonts w:ascii="Arial" w:hAnsi="Arial" w:cs="Arial"/>
+          <w:i/>
+          <w:lang w:val="nl-NL"/>
+        </w:rPr>
+        <w:t xml:space="preserve">Alle moeilijke woorden in de tekst, deze zijn meestal </w:t>
+      </w:r>
+      <w:r>
+        <w:rPr>
+          <w:rFonts w:ascii="Arial" w:hAnsi="Arial" w:cs="Arial"/>
+          <w:i/>
+          <w:lang w:val="nl-NL"/>
+        </w:rPr>
+        <w:t>cursief</w:t>
+      </w:r>
+      <w:r>
+        <w:rPr>
+          <w:rFonts w:ascii="Arial" w:hAnsi="Arial" w:cs="Arial"/>
+          <w:i/>
+          <w:lang w:val="nl-NL"/>
+        </w:rPr>
+        <w:t>, zijn hier alfabetisch geordend met een verhelderende uitleg erbij.</w:t>
+      </w:r>
+    </w:p>
+    <w:p>
+      <w:pPr>
+        <w:rPr>
+          <w:rFonts w:ascii="Arial" w:hAnsi="Arial" w:cs="Arial"/>
+          <w:b/>
+          <w:lang w:val="nl-NL"/>
+        </w:rPr>
+      </w:pPr>
+    </w:p>
+    <w:p>
+      <w:pPr>
+        <w:rPr>
+          <w:rFonts w:ascii="Arial" w:hAnsi="Arial" w:cs="Arial"/>
+          <w:lang w:val="nl-NL"/>
+        </w:rPr>
+      </w:pPr>
+      <w:r>
+        <w:rPr>
+          <w:rFonts w:ascii="Arial" w:hAnsi="Arial" w:cs="Arial"/>
+          <w:b/>
+          <w:lang w:val="nl-NL"/>
+        </w:rPr>
+        <w:t>Android</w:t>
+      </w:r>
+      <w:r>
+        <w:rPr>
+          <w:rFonts w:ascii="Arial" w:hAnsi="Arial" w:cs="Arial"/>
+          <w:lang w:val="nl-NL"/>
+        </w:rPr>
+        <w:t>:</w:t>
+      </w:r>
+      <w:r>
+        <w:rPr>
+          <w:rFonts w:ascii="Arial" w:hAnsi="Arial" w:cs="Arial"/>
+          <w:b/>
+          <w:i/>
+          <w:lang w:val="nl-NL"/>
+        </w:rPr>
+        <w:t xml:space="preserve"> </w:t>
+      </w:r>
+      <w:r>
+        <w:rPr>
+          <w:rFonts w:ascii="Arial" w:hAnsi="Arial" w:cs="Arial"/>
+          <w:lang w:val="nl-NL"/>
+        </w:rPr>
+        <w:t>Een besturingssysteem voor mobiele telefoons gemaakt door Google.</w:t>
+      </w:r>
+    </w:p>
+    <w:p>
+      <w:pPr>
+        <w:rPr>
+          <w:rFonts w:ascii="Arial" w:hAnsi="Arial" w:cs="Arial"/>
+          <w:lang w:val="nl-NL"/>
+        </w:rPr>
+      </w:pPr>
+      <w:r>
+        <w:rPr>
+          <w:rFonts w:ascii="Arial" w:hAnsi="Arial" w:cs="Arial"/>
+          <w:b/>
+          <w:lang w:val="nl-NL"/>
+        </w:rPr>
+        <w:t>Android Play Store</w:t>
+      </w:r>
+      <w:r>
+        <w:rPr>
+          <w:rFonts w:ascii="Arial" w:hAnsi="Arial" w:cs="Arial"/>
+          <w:lang w:val="nl-NL"/>
+        </w:rPr>
+        <w:t>: Een online softwarewinkel van Google waar software gekocht kan worden. De software, ook wel apps genoemd, omvat programma’s voor de Android smartphone en tablet.</w:t>
+      </w:r>
+    </w:p>
+    <w:p>
+      <w:pPr>
+        <w:rPr>
+          <w:rFonts w:ascii="Arial" w:hAnsi="Arial" w:cs="Arial"/>
+          <w:lang w:val="nl-NL"/>
+        </w:rPr>
+      </w:pPr>
+      <w:r>
+        <w:rPr>
+          <w:rFonts w:ascii="Arial" w:hAnsi="Arial" w:cs="Arial"/>
+          <w:b/>
+          <w:lang w:val="nl-NL"/>
+        </w:rPr>
+        <w:t>Annotations</w:t>
+      </w:r>
+      <w:r>
+        <w:rPr>
+          <w:rFonts w:ascii="Arial" w:hAnsi="Arial" w:cs="Arial"/>
+          <w:lang w:val="nl-NL"/>
+        </w:rPr>
+        <w:t>: Dit zijn punten die op de kaart van Google Maps worden getoond.</w:t>
+      </w:r>
+    </w:p>
+    <w:p>
+      <w:pPr>
+        <w:rPr>
+          <w:rFonts w:ascii="Arial" w:hAnsi="Arial" w:cs="Arial"/>
+          <w:lang w:val="nl-NL"/>
+        </w:rPr>
+      </w:pPr>
+      <w:r>
+        <w:rPr>
+          <w:rFonts w:ascii="Arial" w:hAnsi="Arial" w:cs="Arial"/>
+          <w:b/>
+          <w:lang w:val="nl-NL"/>
+        </w:rPr>
+        <w:t>App Store</w:t>
+      </w:r>
+      <w:r>
+        <w:rPr>
+          <w:rFonts w:ascii="Arial" w:hAnsi="Arial" w:cs="Arial"/>
+          <w:lang w:val="nl-NL"/>
+        </w:rPr>
+        <w:t>: Een App Store is een online softwarewinkel van Apple waar software gekocht kan worden. De software, ook wel apps genoemd, omvat programma`s voor de iPhone en iPad.</w:t>
+      </w:r>
+    </w:p>
+    <w:p>
+      <w:pPr>
+        <w:rPr>
+          <w:rFonts w:ascii="Arial" w:hAnsi="Arial" w:cs="Arial"/>
+          <w:lang w:val="nl-NL"/>
+        </w:rPr>
+      </w:pPr>
+      <w:r>
+        <w:rPr>
+          <w:rFonts w:ascii="Arial" w:hAnsi="Arial" w:cs="Arial"/>
+          <w:b/>
+          <w:lang w:val="nl-NL"/>
+        </w:rPr>
+        <w:t>Apps</w:t>
+      </w:r>
+      <w:r>
+        <w:rPr>
+          <w:rFonts w:ascii="Arial" w:hAnsi="Arial" w:cs="Arial"/>
+          <w:lang w:val="nl-NL"/>
+        </w:rPr>
+        <w:t>: A</w:t>
+      </w:r>
+      <w:r>
+        <w:rPr>
+          <w:rFonts w:ascii="Arial" w:hAnsi="Arial" w:cs="Arial"/>
+          <w:lang w:val="nl-NL"/>
+        </w:rPr>
+        <w:t>fkorting voor applicaties, waarmee een toepassingsprogramma wordt bedoelt wat in deze context op een mobiele telefoon wordt gebruikt.</w:t>
+      </w:r>
+    </w:p>
+    <w:p>
+      <w:pPr>
+        <w:rPr>
+          <w:rFonts w:ascii="Arial" w:hAnsi="Arial" w:cs="Arial"/>
+          <w:lang w:val="nl-NL"/>
+        </w:rPr>
+      </w:pPr>
+      <w:r>
+        <w:rPr>
+          <w:rFonts w:ascii="Arial" w:hAnsi="Arial" w:cs="Arial"/>
+          <w:b/>
+          <w:lang w:val="nl-NL"/>
+        </w:rPr>
+        <w:t>Cached</w:t>
+      </w:r>
+      <w:r>
+        <w:rPr>
+          <w:rFonts w:ascii="Arial" w:hAnsi="Arial" w:cs="Arial"/>
+          <w:lang w:val="nl-NL"/>
+        </w:rPr>
+        <w:t>: Geheugen van de telefoon dat gereserveerd is voor eerder geladen Apps. De inhoud van deze Apps worden door de telefoon onthouden om ze sneller te laten verschijnen op het moment dat de gebruiker ze opnieuw opvraagt.</w:t>
+      </w:r>
+    </w:p>
+    <w:p>
+      <w:pPr>
+        <w:rPr>
+          <w:rFonts w:ascii="Arial" w:hAnsi="Arial" w:cs="Arial"/>
+          <w:lang w:val="nl-NL"/>
+        </w:rPr>
+      </w:pPr>
+      <w:r>
+        <w:rPr>
+          <w:rFonts w:ascii="Arial" w:hAnsi="Arial" w:cs="Arial"/>
+          <w:b/>
+          <w:lang w:val="nl-NL"/>
+        </w:rPr>
+        <w:t>Cross Platform</w:t>
+      </w:r>
+      <w:r>
+        <w:rPr>
+          <w:rFonts w:ascii="Arial" w:hAnsi="Arial" w:cs="Arial"/>
+          <w:lang w:val="nl-NL"/>
+        </w:rPr>
+        <w:t>: Een (software)programma dat gebruikt kan worden op meerdere computertypes.</w:t>
+      </w:r>
+    </w:p>
+    <w:p>
+      <w:pPr>
+        <w:rPr>
+          <w:rFonts w:ascii="Arial" w:hAnsi="Arial" w:cs="Arial"/>
+          <w:lang w:val="nl-NL"/>
+        </w:rPr>
+      </w:pPr>
+      <w:r>
+        <w:rPr>
+          <w:rFonts w:ascii="Arial" w:hAnsi="Arial" w:cs="Arial"/>
+          <w:b/>
+          <w:lang w:val="nl-NL"/>
+        </w:rPr>
+        <w:t>Functie</w:t>
+      </w:r>
+      <w:r>
+        <w:rPr>
+          <w:rFonts w:ascii="Arial" w:hAnsi="Arial" w:cs="Arial"/>
+          <w:lang w:val="nl-NL"/>
+        </w:rPr>
+        <w:t>: Een onderdeel van een programma dat losstaat van de rest van het programma. Een functie kan worden opgeroepen vanuit het programma. Functies vervullen meestal een specifieke taak. Je kunt ze zien als hele kleine programma's of scripts.</w:t>
+      </w:r>
+    </w:p>
+    <w:p>
+      <w:pPr>
+        <w:rPr>
+          <w:rFonts w:ascii="Arial" w:hAnsi="Arial" w:cs="Arial"/>
+          <w:lang w:val="nl-NL"/>
+        </w:rPr>
+      </w:pPr>
+      <w:r>
+        <w:rPr>
+          <w:rFonts w:ascii="Arial" w:hAnsi="Arial" w:cs="Arial"/>
+          <w:b/>
+          <w:lang w:val="nl-NL"/>
+        </w:rPr>
+        <w:t>Google Maps:</w:t>
+      </w:r>
+      <w:r>
+        <w:rPr>
+          <w:rFonts w:ascii="Arial" w:hAnsi="Arial" w:cs="Arial"/>
+          <w:lang w:val="nl-NL"/>
+        </w:rPr>
+        <w:t xml:space="preserve"> Een applicatie waarin gezocht kan worden naar locaties over de hele wereld.</w:t>
+      </w:r>
+    </w:p>
+    <w:p>
+      <w:pPr>
+        <w:rPr>
+          <w:rFonts w:ascii="Arial" w:hAnsi="Arial" w:cs="Arial"/>
+          <w:lang w:val="nl-NL"/>
+        </w:rPr>
+      </w:pPr>
+      <w:r>
+        <w:rPr>
+          <w:rFonts w:ascii="Arial" w:hAnsi="Arial" w:cs="Arial"/>
+          <w:b/>
+          <w:lang w:val="nl-NL"/>
+        </w:rPr>
+        <w:t>GPS</w:t>
+      </w:r>
+      <w:r>
+        <w:rPr>
+          <w:rFonts w:ascii="Arial" w:hAnsi="Arial" w:cs="Arial"/>
+          <w:lang w:val="nl-NL"/>
+        </w:rPr>
+        <w:t>: Global Positioning System, systeem waarbij met behulp van satellieten exact de positie wordt bepaald waar men zich bevindt (o.a. gebruikt op schepen en in auto`s).</w:t>
+      </w:r>
+    </w:p>
+    <w:p>
+      <w:pPr>
+        <w:rPr>
+          <w:rFonts w:ascii="Arial" w:hAnsi="Arial" w:cs="Arial"/>
+          <w:lang w:val="nl-NL"/>
+        </w:rPr>
+      </w:pPr>
+      <w:r>
+        <w:rPr>
+          <w:rFonts w:ascii="Arial" w:hAnsi="Arial" w:cs="Arial"/>
+          <w:b/>
+          <w:lang w:val="nl-NL"/>
+        </w:rPr>
+        <w:t>Inzoomen:</w:t>
+      </w:r>
+      <w:r>
+        <w:rPr>
+          <w:lang w:val="nl-NL"/>
+        </w:rPr>
+        <w:t xml:space="preserve"> </w:t>
+      </w:r>
+      <w:r>
+        <w:rPr>
+          <w:rFonts w:ascii="Arial" w:hAnsi="Arial" w:cs="Arial"/>
+          <w:lang w:val="nl-NL"/>
+        </w:rPr>
+        <w:t>Vergroten van een deel van een beeld op het beeldscherm.</w:t>
+      </w:r>
+    </w:p>
+    <w:p>
+      <w:pPr>
+        <w:rPr>
+          <w:rFonts w:ascii="Arial" w:hAnsi="Arial" w:cs="Arial"/>
+          <w:lang w:val="nl-NL"/>
+        </w:rPr>
+      </w:pPr>
+      <w:r>
+        <w:rPr>
+          <w:rFonts w:ascii="Arial" w:hAnsi="Arial" w:cs="Arial"/>
+          <w:b/>
           <w:lang w:val="nl-NL"/>
         </w:rPr>
         <w:t>iOS</w:t>
@@ -11670,203 +12694,419 @@
           <w:rFonts w:ascii="Arial" w:hAnsi="Arial" w:cs="Arial"/>
           <w:lang w:val="nl-NL"/>
         </w:rPr>
-        <w:t xml:space="preserve"> en </w:t>
-      </w:r>
-      <w:r>
-        <w:rPr>
-          <w:rFonts w:ascii="Arial" w:hAnsi="Arial" w:cs="Arial"/>
-          <w:i/>
-          <w:lang w:val="nl-NL"/>
-        </w:rPr>
-        <w:t>Android</w:t>
-      </w:r>
-      <w:r>
-        <w:rPr>
-          <w:rFonts w:ascii="Arial" w:hAnsi="Arial" w:cs="Arial"/>
-          <w:lang w:val="nl-NL"/>
-        </w:rPr>
-        <w:t xml:space="preserve"> zijn:</w:t>
-      </w:r>
-    </w:p>
-    <w:p>
-      <w:pPr>
-        <w:pStyle w:val="ListParagraph"/>
-        <w:numPr>
-          <w:ilvl w:val="0"/>
-          <w:numId w:val="16"/>
-        </w:numPr>
-        <w:rPr>
-          <w:rFonts w:ascii="Arial" w:hAnsi="Arial" w:cs="Arial"/>
-          <w:lang w:val="nl-NL"/>
-        </w:rPr>
-      </w:pPr>
-      <w:r>
-        <w:rPr>
-          <w:rFonts w:ascii="Arial" w:hAnsi="Arial" w:cs="Arial"/>
-          <w:i/>
-          <w:lang w:val="nl-NL"/>
-        </w:rPr>
-        <w:t>iOS</w:t>
-      </w:r>
-      <w:r>
-        <w:rPr>
-          <w:rFonts w:ascii="Arial" w:hAnsi="Arial" w:cs="Arial"/>
-          <w:lang w:val="nl-NL"/>
-        </w:rPr>
-        <w:t xml:space="preserve"> heeft maar één type telefoon en </w:t>
-      </w:r>
-      <w:r>
-        <w:rPr>
-          <w:rFonts w:ascii="Arial" w:hAnsi="Arial" w:cs="Arial"/>
-          <w:i/>
-          <w:lang w:val="nl-NL"/>
-        </w:rPr>
-        <w:t>tablet</w:t>
-      </w:r>
-      <w:r>
-        <w:rPr>
-          <w:rFonts w:ascii="Arial" w:hAnsi="Arial" w:cs="Arial"/>
-          <w:lang w:val="nl-NL"/>
-        </w:rPr>
-        <w:t xml:space="preserve"> van hetzelfde merk. </w:t>
-      </w:r>
-      <w:r>
-        <w:rPr>
-          <w:rFonts w:ascii="Arial" w:hAnsi="Arial" w:cs="Arial"/>
-          <w:i/>
-          <w:lang w:val="nl-NL"/>
-        </w:rPr>
-        <w:t>Android</w:t>
-      </w:r>
-      <w:r>
-        <w:rPr>
-          <w:rFonts w:ascii="Arial" w:hAnsi="Arial" w:cs="Arial"/>
-          <w:lang w:val="nl-NL"/>
-        </w:rPr>
-        <w:t xml:space="preserve"> heeft daarentegen meerdere types telefoons en </w:t>
-      </w:r>
-      <w:r>
-        <w:rPr>
-          <w:rFonts w:ascii="Arial" w:hAnsi="Arial" w:cs="Arial"/>
-          <w:i/>
-          <w:lang w:val="nl-NL"/>
-        </w:rPr>
-        <w:t>tablets</w:t>
-      </w:r>
-      <w:r>
-        <w:rPr>
-          <w:rFonts w:ascii="Arial" w:hAnsi="Arial" w:cs="Arial"/>
-          <w:lang w:val="nl-NL"/>
-        </w:rPr>
-        <w:t xml:space="preserve"> van verschillende merken.</w:t>
-      </w:r>
-    </w:p>
-    <w:p>
-      <w:pPr>
-        <w:pStyle w:val="ListParagraph"/>
-        <w:numPr>
-          <w:ilvl w:val="0"/>
-          <w:numId w:val="16"/>
-        </w:numPr>
-        <w:rPr>
-          <w:rFonts w:ascii="Arial" w:hAnsi="Arial" w:cs="Arial"/>
-          <w:lang w:val="nl-NL"/>
-        </w:rPr>
-      </w:pPr>
-      <w:r>
-        <w:rPr>
-          <w:rFonts w:ascii="Arial" w:hAnsi="Arial" w:cs="Arial"/>
-          <w:i/>
-          <w:lang w:val="nl-NL"/>
-        </w:rPr>
-        <w:t>iOS</w:t>
-      </w:r>
-      <w:r>
-        <w:rPr>
-          <w:rFonts w:ascii="Arial" w:hAnsi="Arial" w:cs="Arial"/>
-          <w:lang w:val="nl-NL"/>
-        </w:rPr>
-        <w:t xml:space="preserve"> heeft niet de mogelijkheid, in tegenstelling tot </w:t>
-      </w:r>
-      <w:r>
-        <w:rPr>
-          <w:rFonts w:ascii="Arial" w:hAnsi="Arial" w:cs="Arial"/>
-          <w:i/>
-          <w:lang w:val="nl-NL"/>
-        </w:rPr>
-        <w:t>Android</w:t>
-      </w:r>
-      <w:r>
-        <w:rPr>
-          <w:rFonts w:ascii="Arial" w:hAnsi="Arial" w:cs="Arial"/>
-          <w:lang w:val="nl-NL"/>
-        </w:rPr>
-        <w:t>, om de telefoon helemaal te personaliseren.</w:t>
-      </w:r>
-    </w:p>
-    <w:p>
-      <w:pPr>
-        <w:rPr>
-          <w:rFonts w:ascii="Arial" w:hAnsi="Arial" w:cs="Arial"/>
-          <w:lang w:val="nl-NL"/>
-        </w:rPr>
-      </w:pPr>
-    </w:p>
-    <w:p>
-      <w:pPr>
-        <w:rPr>
-          <w:rFonts w:ascii="Arial" w:hAnsi="Arial" w:cs="Arial"/>
-          <w:lang w:val="nl-NL"/>
-        </w:rPr>
-      </w:pPr>
-      <w:r>
-        <w:rPr>
-          <w:rFonts w:ascii="Arial" w:hAnsi="Arial" w:cs="Arial"/>
-          <w:lang w:val="nl-NL"/>
-        </w:rPr>
-        <w:t>De applicatie wordt goed werkend op beide platformen, door een goede ontwikkelomgeving te kiezen, wa</w:t>
-      </w:r>
-      <w:r>
-        <w:rPr>
-          <w:rFonts w:ascii="Arial" w:hAnsi="Arial" w:cs="Arial"/>
-          <w:lang w:val="nl-NL"/>
-        </w:rPr>
-        <w:t>arin er gemakkelijk onderscheid</w:t>
-      </w:r>
-      <w:r>
-        <w:rPr>
-          <w:rFonts w:ascii="Arial" w:hAnsi="Arial" w:cs="Arial"/>
-          <w:lang w:val="nl-NL"/>
-        </w:rPr>
-        <w:t xml:space="preserve"> kan worden gemaakt tussen iOS en Android.</w:t>
-      </w:r>
-    </w:p>
-    <w:p>
-      <w:pPr>
-        <w:rPr>
-          <w:rFonts w:ascii="Arial" w:hAnsi="Arial" w:cs="Arial"/>
-          <w:lang w:val="nl-NL"/>
-        </w:rPr>
-      </w:pPr>
-    </w:p>
-    <w:p>
-      <w:pPr>
-        <w:rPr>
-          <w:rFonts w:ascii="Arial" w:hAnsi="Arial" w:cs="Arial"/>
-          <w:lang w:val="nl-NL"/>
-        </w:rPr>
-      </w:pPr>
-      <w:r>
-        <w:rPr>
-          <w:rFonts w:ascii="Arial" w:hAnsi="Arial" w:cs="Arial"/>
-          <w:lang w:val="nl-NL"/>
-        </w:rPr>
-        <w:t xml:space="preserve">De ontwikkelomgeving die gekozen is: </w:t>
-      </w:r>
-      <w:r>
-        <w:rPr>
-          <w:rFonts w:ascii="Arial" w:hAnsi="Arial" w:cs="Arial"/>
-          <w:i/>
+        <w:t>:</w:t>
+      </w:r>
+      <w:r>
+        <w:rPr>
+          <w:rFonts w:ascii="Arial" w:hAnsi="Arial" w:cs="Arial"/>
+          <w:b/>
+          <w:lang w:val="nl-NL"/>
+        </w:rPr>
+        <w:t xml:space="preserve"> </w:t>
+      </w:r>
+      <w:r>
+        <w:rPr>
+          <w:rFonts w:ascii="Arial" w:hAnsi="Arial" w:cs="Arial"/>
+          <w:lang w:val="nl-NL"/>
+        </w:rPr>
+        <w:t>Een besturingssysteem voor mobiele telefoons gemaakt door Apple.</w:t>
+      </w:r>
+    </w:p>
+    <w:p>
+      <w:pPr>
+        <w:rPr>
+          <w:rFonts w:ascii="Arial" w:hAnsi="Arial" w:cs="Arial"/>
+          <w:lang w:val="nl-NL"/>
+        </w:rPr>
+      </w:pPr>
+      <w:r>
+        <w:rPr>
+          <w:rFonts w:ascii="Arial" w:hAnsi="Arial" w:cs="Arial"/>
+          <w:b/>
+          <w:lang w:val="nl-NL"/>
+        </w:rPr>
+        <w:t>iPad</w:t>
+      </w:r>
+      <w:r>
+        <w:rPr>
+          <w:rFonts w:ascii="Arial" w:hAnsi="Arial" w:cs="Arial"/>
+          <w:lang w:val="nl-NL"/>
+        </w:rPr>
+        <w:t>:</w:t>
+      </w:r>
+      <w:r>
+        <w:rPr>
+          <w:lang w:val="nl-NL"/>
+        </w:rPr>
+        <w:t xml:space="preserve"> </w:t>
+      </w:r>
+      <w:r>
+        <w:rPr>
+          <w:rFonts w:ascii="Arial" w:hAnsi="Arial" w:cs="Arial"/>
+          <w:lang w:val="nl-NL"/>
+        </w:rPr>
+        <w:t>De iPad is een tablet-pc van het Amerikaanse elektronicabedrijf Apple. Net zoals de iPhone en de iPod Touch bevat de iPad een multi-touchscherm, waardoor deze met de vingers is te bedienen.</w:t>
+      </w:r>
+    </w:p>
+    <w:p>
+      <w:pPr>
+        <w:rPr>
+          <w:rFonts w:ascii="Arial" w:hAnsi="Arial" w:cs="Arial"/>
+          <w:lang w:val="nl-NL"/>
+        </w:rPr>
+      </w:pPr>
+      <w:r>
+        <w:rPr>
+          <w:rFonts w:ascii="Arial" w:hAnsi="Arial" w:cs="Arial"/>
+          <w:b/>
+          <w:lang w:val="nl-NL"/>
+        </w:rPr>
+        <w:t>iPhone</w:t>
+      </w:r>
+      <w:r>
+        <w:rPr>
+          <w:rFonts w:ascii="Arial" w:hAnsi="Arial" w:cs="Arial"/>
+          <w:lang w:val="nl-NL"/>
+        </w:rPr>
+        <w:t>: Dit apparaat was met de HTC Touch een van de eerste smartphones met een on-screen-toetsenbord. Het heeft geen mechanische toetsen om telefoonnummers of sms-berichten in te tikken. De iPhone gebruikt iOS, een aangepaste versie van Mac OS X (het besturingssysteem van Apple).</w:t>
+      </w:r>
+    </w:p>
+    <w:p>
+      <w:pPr>
+        <w:rPr>
+          <w:rFonts w:ascii="Arial" w:hAnsi="Arial" w:cs="Arial"/>
+          <w:lang w:val="nl-NL"/>
+        </w:rPr>
+      </w:pPr>
+      <w:r>
+        <w:rPr>
+          <w:rFonts w:ascii="Arial" w:hAnsi="Arial" w:cs="Arial"/>
+          <w:b/>
+          <w:lang w:val="nl-NL"/>
+        </w:rPr>
+        <w:t>iPod Touch</w:t>
+      </w:r>
+      <w:r>
+        <w:rPr>
+          <w:rFonts w:ascii="Arial" w:hAnsi="Arial" w:cs="Arial"/>
+          <w:lang w:val="nl-NL"/>
+        </w:rPr>
+        <w:t xml:space="preserve">: </w:t>
+      </w:r>
+      <w:r>
+        <w:rPr>
+          <w:rFonts w:ascii="Arial" w:hAnsi="Arial" w:cs="Arial"/>
+          <w:lang w:val="nl-NL"/>
+        </w:rPr>
+        <w:t>een draagbare mediaspeler uit de iPod serie van Apple, voorzien van een multitouchscherm.</w:t>
+      </w:r>
+    </w:p>
+    <w:p>
+      <w:pPr>
+        <w:rPr>
+          <w:rFonts w:ascii="Arial" w:hAnsi="Arial" w:cs="Arial"/>
+          <w:b/>
+          <w:lang w:val="nl-NL"/>
+        </w:rPr>
+      </w:pPr>
+      <w:r>
+        <w:rPr>
+          <w:rFonts w:ascii="Arial" w:hAnsi="Arial" w:cs="Arial"/>
+          <w:b/>
+          <w:lang w:val="nl-NL"/>
+        </w:rPr>
+        <w:t xml:space="preserve">JavaScript: </w:t>
+      </w:r>
+      <w:r>
+        <w:rPr>
+          <w:rFonts w:ascii="Arial" w:hAnsi="Arial" w:cs="Arial"/>
+          <w:lang w:val="nl-NL"/>
+        </w:rPr>
+        <w:t>Een objectgeoriënteerde programmeertaal die veel gebruikt wordt om internetpagina`s interactief te maken en webapplicaties te ontwikkelen.</w:t>
+      </w:r>
+    </w:p>
+    <w:p>
+      <w:pPr>
+        <w:rPr>
+          <w:rFonts w:ascii="Arial" w:hAnsi="Arial" w:cs="Arial"/>
+          <w:lang w:val="nl-NL"/>
+        </w:rPr>
+      </w:pPr>
+      <w:r>
+        <w:rPr>
+          <w:rFonts w:ascii="Arial" w:hAnsi="Arial" w:cs="Arial"/>
+          <w:b/>
+          <w:lang w:val="nl-NL"/>
+        </w:rPr>
+        <w:t>Main-App</w:t>
+      </w:r>
+      <w:r>
+        <w:rPr>
+          <w:rFonts w:ascii="Arial" w:hAnsi="Arial" w:cs="Arial"/>
+          <w:lang w:val="nl-NL"/>
+        </w:rPr>
+        <w:t>: D</w:t>
+      </w:r>
+      <w:r>
+        <w:rPr>
+          <w:rFonts w:ascii="Arial" w:hAnsi="Arial" w:cs="Arial"/>
+          <w:lang w:val="nl-NL"/>
+        </w:rPr>
+        <w:t>e applicatie die dient als raamwerk voor alle drie de apps.</w:t>
+      </w:r>
+    </w:p>
+    <w:p>
+      <w:pPr>
+        <w:rPr>
+          <w:rFonts w:ascii="Arial" w:hAnsi="Arial" w:cs="Arial"/>
+          <w:lang w:val="nl-NL"/>
+        </w:rPr>
+      </w:pPr>
+      <w:r>
+        <w:rPr>
+          <w:rFonts w:ascii="Arial" w:hAnsi="Arial" w:cs="Arial"/>
+          <w:b/>
+          <w:lang w:val="nl-NL"/>
+        </w:rPr>
+        <w:t>Mockup:</w:t>
+      </w:r>
+      <w:r>
+        <w:rPr>
+          <w:rFonts w:ascii="Arial" w:hAnsi="Arial" w:cs="Arial"/>
+          <w:lang w:val="nl-NL"/>
+        </w:rPr>
+        <w:t xml:space="preserve"> Een tekening/afbeelding op schaal van, in dit geval, een App voor op een mobiele telefoon of tablet.</w:t>
+      </w:r>
+      <w:r>
+        <w:rPr>
+          <w:rFonts w:ascii="Arial" w:hAnsi="Arial" w:cs="Arial"/>
+          <w:lang w:val="nl-NL"/>
+        </w:rPr>
+        <w:t xml:space="preserve"> Gemaakt met het programma: Balsamiq Mockups.</w:t>
+      </w:r>
+    </w:p>
+    <w:p>
+      <w:pPr>
+        <w:rPr>
+          <w:rFonts w:ascii="Arial" w:hAnsi="Arial" w:cs="Arial"/>
+          <w:lang w:val="nl-NL"/>
+        </w:rPr>
+      </w:pPr>
+      <w:r>
+        <w:rPr>
+          <w:rFonts w:ascii="Arial" w:hAnsi="Arial" w:cs="Arial"/>
+          <w:b/>
+          <w:lang w:val="nl-NL"/>
+        </w:rPr>
+        <w:t>Native App</w:t>
+      </w:r>
+      <w:r>
+        <w:rPr>
+          <w:rFonts w:ascii="Arial" w:hAnsi="Arial" w:cs="Arial"/>
+          <w:lang w:val="nl-NL"/>
+        </w:rPr>
+        <w:t>: Een programma dat specifiek ontwikkeld en geïmplementeerd is voor het gegeven model, microprocessor of besturingssysteem.</w:t>
+      </w:r>
+    </w:p>
+    <w:p>
+      <w:pPr>
+        <w:rPr>
+          <w:rFonts w:ascii="Arial" w:hAnsi="Arial" w:cs="Arial"/>
+          <w:b/>
+          <w:lang w:val="nl-NL"/>
+        </w:rPr>
+      </w:pPr>
+      <w:r>
+        <w:rPr>
+          <w:rFonts w:ascii="Arial" w:hAnsi="Arial" w:cs="Arial"/>
+          <w:b/>
+          <w:lang w:val="nl-NL"/>
+        </w:rPr>
+        <w:t>Offline</w:t>
+      </w:r>
+      <w:r>
+        <w:rPr>
+          <w:rFonts w:ascii="Arial" w:hAnsi="Arial" w:cs="Arial"/>
+          <w:lang w:val="nl-NL"/>
+        </w:rPr>
+        <w:t>: Wordt gebruikt als iemand niet is verbonden met het Internet.</w:t>
+      </w:r>
+    </w:p>
+    <w:p>
+      <w:pPr>
+        <w:rPr>
+          <w:rFonts w:ascii="Arial" w:hAnsi="Arial" w:cs="Arial"/>
+          <w:lang w:val="nl-NL"/>
+        </w:rPr>
+      </w:pPr>
+      <w:r>
+        <w:rPr>
+          <w:rFonts w:ascii="Arial" w:hAnsi="Arial" w:cs="Arial"/>
+          <w:b/>
+          <w:lang w:val="nl-NL"/>
+        </w:rPr>
+        <w:t>Online</w:t>
+      </w:r>
+      <w:r>
+        <w:rPr>
+          <w:rFonts w:ascii="Arial" w:hAnsi="Arial" w:cs="Arial"/>
+          <w:lang w:val="nl-NL"/>
+        </w:rPr>
+        <w:t>: Wordt gebruikt als iemand is verbonden met het Internet.</w:t>
+      </w:r>
+    </w:p>
+    <w:p>
+      <w:pPr>
+        <w:rPr>
+          <w:rFonts w:ascii="Arial" w:hAnsi="Arial" w:cs="Arial"/>
+          <w:lang w:val="nl-NL"/>
+        </w:rPr>
+      </w:pPr>
+      <w:r>
+        <w:rPr>
+          <w:rFonts w:ascii="Arial" w:hAnsi="Arial" w:cs="Arial"/>
+          <w:b/>
+          <w:lang w:val="nl-NL"/>
+        </w:rPr>
+        <w:t>POI’s</w:t>
+      </w:r>
+      <w:r>
+        <w:rPr>
+          <w:rFonts w:ascii="Arial" w:hAnsi="Arial" w:cs="Arial"/>
+          <w:lang w:val="nl-NL"/>
+        </w:rPr>
+        <w:t>:</w:t>
+      </w:r>
+      <w:r>
+        <w:rPr>
+          <w:rFonts w:ascii="Arial" w:hAnsi="Arial" w:cs="Arial"/>
+          <w:b/>
+          <w:lang w:val="nl-NL"/>
+        </w:rPr>
+        <w:t xml:space="preserve"> </w:t>
+      </w:r>
+      <w:r>
+        <w:rPr>
+          <w:rFonts w:ascii="Arial" w:hAnsi="Arial" w:cs="Arial"/>
+          <w:lang w:val="nl-NL"/>
+        </w:rPr>
+        <w:t>Points of Interest, Interessante locaties die door het navigatiesysteem worden weergegeven zoals musea, tankstations, hotels, bezienswaardigheden, enzovoort.</w:t>
+      </w:r>
+    </w:p>
+    <w:p>
+      <w:pPr>
+        <w:rPr>
+          <w:rFonts w:ascii="Arial" w:hAnsi="Arial" w:cs="Arial"/>
+          <w:lang w:val="nl-NL"/>
+        </w:rPr>
+      </w:pPr>
+      <w:r>
+        <w:rPr>
+          <w:rFonts w:ascii="Arial" w:hAnsi="Arial" w:cs="Arial"/>
+          <w:b/>
+          <w:lang w:val="nl-NL"/>
+        </w:rPr>
+        <w:t>Programmeren</w:t>
+      </w:r>
+      <w:r>
+        <w:rPr>
+          <w:rFonts w:ascii="Arial" w:hAnsi="Arial" w:cs="Arial"/>
+          <w:lang w:val="nl-NL"/>
+        </w:rPr>
+        <w:t xml:space="preserve">: </w:t>
+      </w:r>
+      <w:r>
+        <w:rPr>
+          <w:rFonts w:ascii="Arial" w:hAnsi="Arial" w:cs="Arial"/>
+          <w:lang w:val="nl-NL"/>
+        </w:rPr>
+        <w:t>O</w:t>
+      </w:r>
+      <w:r>
+        <w:rPr>
+          <w:rFonts w:ascii="Arial" w:hAnsi="Arial" w:cs="Arial"/>
+          <w:lang w:val="nl-NL"/>
+        </w:rPr>
+        <w:t>ntwerpen, schrijven en testen van programma`s.</w:t>
+      </w:r>
+    </w:p>
+    <w:p>
+      <w:pPr>
+        <w:rPr>
+          <w:rFonts w:ascii="Arial" w:hAnsi="Arial" w:cs="Arial"/>
+          <w:lang w:val="nl-NL"/>
+        </w:rPr>
+      </w:pPr>
+      <w:r>
+        <w:rPr>
+          <w:rFonts w:ascii="Arial" w:hAnsi="Arial" w:cs="Arial"/>
+          <w:b/>
+          <w:lang w:val="nl-NL"/>
+        </w:rPr>
+        <w:t>Smartphone</w:t>
+      </w:r>
+      <w:r>
+        <w:rPr>
+          <w:rFonts w:ascii="Arial" w:hAnsi="Arial" w:cs="Arial"/>
+          <w:lang w:val="nl-NL"/>
+        </w:rPr>
+        <w:t>: Een smartphone is een mobiele telefoon die uitgebreidere computermogelijkheden biedt. Een smartphone kan ook beschouwd worden als een handcomputer of pda die tegelijk ook een telefoon is.</w:t>
+      </w:r>
+    </w:p>
+    <w:p>
+      <w:pPr>
+        <w:rPr>
+          <w:rFonts w:ascii="Arial" w:hAnsi="Arial" w:cs="Arial"/>
+          <w:lang w:val="nl-NL"/>
+        </w:rPr>
+      </w:pPr>
+      <w:r>
+        <w:rPr>
+          <w:rFonts w:ascii="Arial" w:hAnsi="Arial" w:cs="Arial"/>
+          <w:b/>
+          <w:lang w:val="nl-NL"/>
+        </w:rPr>
+        <w:t>Tablet</w:t>
+      </w:r>
+      <w:r>
+        <w:rPr>
+          <w:rFonts w:ascii="Arial" w:hAnsi="Arial" w:cs="Arial"/>
+          <w:lang w:val="nl-NL"/>
+        </w:rPr>
+        <w:t>:</w:t>
+      </w:r>
+      <w:r>
+        <w:rPr>
+          <w:lang w:val="nl-NL"/>
+        </w:rPr>
+        <w:t xml:space="preserve"> </w:t>
+      </w:r>
+      <w:r>
+        <w:rPr>
+          <w:rFonts w:ascii="Arial" w:hAnsi="Arial" w:cs="Arial"/>
+          <w:lang w:val="nl-NL"/>
+        </w:rPr>
+        <w:t>Computer die geen toetsenbord of muis heeft, maar e</w:t>
+      </w:r>
+      <w:r>
+        <w:rPr>
+          <w:rFonts w:ascii="Arial" w:hAnsi="Arial" w:cs="Arial"/>
+          <w:lang w:val="nl-NL"/>
+        </w:rPr>
+        <w:t>nkel werkt met een touchscreen.</w:t>
+      </w:r>
+    </w:p>
+    <w:p>
+      <w:pPr>
+        <w:rPr>
+          <w:rFonts w:ascii="Arial" w:hAnsi="Arial" w:cs="Arial"/>
+          <w:lang w:val="nl-NL"/>
+        </w:rPr>
+      </w:pPr>
+      <w:r>
+        <w:rPr>
+          <w:rFonts w:ascii="Arial" w:hAnsi="Arial" w:cs="Arial"/>
+          <w:b/>
           <w:lang w:val="nl-NL"/>
         </w:rPr>
         <w:t>Titanium Studio</w:t>
@@ -11876,384 +13116,89 @@
           <w:rFonts w:ascii="Arial" w:hAnsi="Arial" w:cs="Arial"/>
           <w:lang w:val="nl-NL"/>
         </w:rPr>
-        <w:t xml:space="preserve">. Het grootste voordeel hiervan is, dat je snel en cross </w:t>
-      </w:r>
-      <w:r>
-        <w:rPr>
-          <w:rFonts w:ascii="Arial" w:hAnsi="Arial" w:cs="Arial"/>
-          <w:i/>
-          <w:lang w:val="nl-NL"/>
-        </w:rPr>
-        <w:t>platform</w:t>
-      </w:r>
-      <w:r>
-        <w:rPr>
-          <w:rFonts w:ascii="Arial" w:hAnsi="Arial" w:cs="Arial"/>
-          <w:lang w:val="nl-NL"/>
-        </w:rPr>
-        <w:t xml:space="preserve">, </w:t>
-      </w:r>
-      <w:r>
-        <w:rPr>
-          <w:rFonts w:ascii="Arial" w:hAnsi="Arial" w:cs="Arial"/>
-          <w:i/>
-          <w:lang w:val="nl-NL"/>
-        </w:rPr>
-        <w:t>native</w:t>
-      </w:r>
-      <w:r>
-        <w:rPr>
-          <w:rFonts w:ascii="Arial" w:hAnsi="Arial" w:cs="Arial"/>
-          <w:lang w:val="nl-NL"/>
-        </w:rPr>
-        <w:t xml:space="preserve"> </w:t>
-      </w:r>
-      <w:r>
-        <w:rPr>
-          <w:rFonts w:ascii="Arial" w:hAnsi="Arial" w:cs="Arial"/>
-          <w:i/>
-          <w:lang w:val="nl-NL"/>
-        </w:rPr>
-        <w:t>Apps</w:t>
-      </w:r>
-      <w:r>
-        <w:rPr>
-          <w:rFonts w:ascii="Arial" w:hAnsi="Arial" w:cs="Arial"/>
-          <w:lang w:val="nl-NL"/>
-        </w:rPr>
-        <w:t xml:space="preserve"> kunt ontwikkelen, met een populaire </w:t>
-      </w:r>
-      <w:r>
-        <w:rPr>
-          <w:rFonts w:ascii="Arial" w:hAnsi="Arial" w:cs="Arial"/>
-          <w:lang w:val="nl-NL"/>
-        </w:rPr>
-        <w:t>programmeertaal</w:t>
-      </w:r>
-      <w:r>
-        <w:rPr>
-          <w:rFonts w:ascii="Arial" w:hAnsi="Arial" w:cs="Arial"/>
-          <w:lang w:val="nl-NL"/>
-        </w:rPr>
-        <w:t xml:space="preserve">, genaamd </w:t>
-      </w:r>
-      <w:r>
-        <w:rPr>
-          <w:rFonts w:ascii="Arial" w:hAnsi="Arial" w:cs="Arial"/>
-          <w:i/>
-          <w:lang w:val="nl-NL"/>
-        </w:rPr>
-        <w:t>JavaScript</w:t>
-      </w:r>
-      <w:r>
-        <w:rPr>
-          <w:rFonts w:ascii="Arial" w:hAnsi="Arial" w:cs="Arial"/>
-          <w:lang w:val="nl-NL"/>
-        </w:rPr>
-        <w:t>.</w:t>
-      </w:r>
-    </w:p>
-    <w:p>
-      <w:pPr>
-        <w:rPr>
-          <w:rFonts w:ascii="Arial" w:hAnsi="Arial" w:cs="Arial"/>
-          <w:lang w:val="nl-NL"/>
-        </w:rPr>
-      </w:pPr>
-    </w:p>
-    <w:p>
-      <w:pPr>
-        <w:rPr>
-          <w:rFonts w:ascii="Arial" w:hAnsi="Arial" w:cs="Arial"/>
-          <w:lang w:val="nl-NL"/>
-        </w:rPr>
-      </w:pPr>
-      <w:r>
-        <w:rPr>
-          <w:rFonts w:ascii="Arial" w:hAnsi="Arial" w:cs="Arial"/>
-          <w:lang w:val="nl-NL"/>
-        </w:rPr>
-        <w:t xml:space="preserve">Om de punten op de kaart te krijgen, zijn er de standaard ingebouwde </w:t>
-      </w:r>
-      <w:r>
-        <w:rPr>
-          <w:rFonts w:ascii="Arial" w:hAnsi="Arial" w:cs="Arial"/>
-          <w:i/>
-          <w:lang w:val="nl-NL"/>
-        </w:rPr>
-        <w:t>annotations</w:t>
-      </w:r>
-      <w:r>
-        <w:rPr>
-          <w:rFonts w:ascii="Arial" w:hAnsi="Arial" w:cs="Arial"/>
-          <w:lang w:val="nl-NL"/>
-        </w:rPr>
-        <w:t xml:space="preserve"> van </w:t>
-      </w:r>
-      <w:r>
-        <w:rPr>
-          <w:rFonts w:ascii="Arial" w:hAnsi="Arial" w:cs="Arial"/>
-          <w:i/>
-          <w:lang w:val="nl-NL"/>
-        </w:rPr>
-        <w:t>Google Maps</w:t>
-      </w:r>
-      <w:r>
-        <w:rPr>
-          <w:rFonts w:ascii="Arial" w:hAnsi="Arial" w:cs="Arial"/>
-          <w:lang w:val="nl-NL"/>
-        </w:rPr>
-        <w:t xml:space="preserve">. </w:t>
-      </w:r>
-    </w:p>
-    <w:p>
-      <w:pPr>
-        <w:rPr>
-          <w:rFonts w:ascii="Arial" w:hAnsi="Arial" w:cs="Arial"/>
-          <w:lang w:val="nl-NL"/>
-        </w:rPr>
-      </w:pPr>
-      <w:r>
-        <w:rPr>
-          <w:rFonts w:ascii="Arial" w:hAnsi="Arial" w:cs="Arial"/>
-          <w:lang w:val="nl-NL"/>
-        </w:rPr>
-        <w:t>Om ze overzichtelijk op e</w:t>
-      </w:r>
-      <w:r>
-        <w:rPr>
-          <w:rFonts w:ascii="Arial" w:hAnsi="Arial" w:cs="Arial"/>
-          <w:lang w:val="nl-NL"/>
-        </w:rPr>
-        <w:t xml:space="preserve">en scherm te laten zien is er de mogelijkheid om </w:t>
-      </w:r>
-      <w:r>
-        <w:rPr>
-          <w:rFonts w:ascii="Arial" w:hAnsi="Arial" w:cs="Arial"/>
-          <w:lang w:val="nl-NL"/>
-        </w:rPr>
-        <w:t xml:space="preserve">zodra je </w:t>
-      </w:r>
-      <w:r>
-        <w:rPr>
-          <w:rFonts w:ascii="Arial" w:hAnsi="Arial" w:cs="Arial"/>
-          <w:i/>
-          <w:lang w:val="nl-NL"/>
-        </w:rPr>
-        <w:t>uitzoomt</w:t>
-      </w:r>
-      <w:r>
-        <w:rPr>
-          <w:rFonts w:ascii="Arial" w:hAnsi="Arial" w:cs="Arial"/>
-          <w:lang w:val="nl-NL"/>
-        </w:rPr>
-        <w:t xml:space="preserve"> op een kaart </w:t>
-      </w:r>
-      <w:r>
-        <w:rPr>
-          <w:rFonts w:ascii="Arial" w:hAnsi="Arial" w:cs="Arial"/>
-          <w:lang w:val="nl-NL"/>
-        </w:rPr>
-        <w:t xml:space="preserve">de </w:t>
-      </w:r>
-      <w:r>
-        <w:rPr>
-          <w:rFonts w:ascii="Arial" w:hAnsi="Arial" w:cs="Arial"/>
-          <w:i/>
-          <w:lang w:val="nl-NL"/>
-        </w:rPr>
-        <w:t>annotations</w:t>
-      </w:r>
-      <w:r>
-        <w:rPr>
-          <w:rFonts w:ascii="Arial" w:hAnsi="Arial" w:cs="Arial"/>
-          <w:lang w:val="nl-NL"/>
-        </w:rPr>
-        <w:t xml:space="preserve"> te groeperen in hoeveelheden. </w:t>
-      </w:r>
-    </w:p>
-    <w:p>
-      <w:pPr>
-        <w:rPr>
-          <w:rFonts w:ascii="Arial" w:hAnsi="Arial" w:cs="Arial"/>
-          <w:lang w:val="nl-NL"/>
-        </w:rPr>
-      </w:pPr>
-    </w:p>
-    <w:p>
-      <w:pPr>
-        <w:rPr>
-          <w:lang w:val="nl-NL"/>
-        </w:rPr>
-      </w:pPr>
-      <w:r>
-        <w:rPr>
-          <w:rFonts w:ascii="Arial" w:hAnsi="Arial" w:cs="Arial"/>
-          <w:lang w:val="nl-NL"/>
-        </w:rPr>
-        <w:t xml:space="preserve">De huidige positie wordt bepaald door middel van </w:t>
-      </w:r>
-      <w:r>
-        <w:rPr>
-          <w:rFonts w:ascii="Arial" w:hAnsi="Arial" w:cs="Arial"/>
-          <w:i/>
-          <w:lang w:val="nl-NL"/>
-        </w:rPr>
-        <w:t>GPS</w:t>
-      </w:r>
-      <w:r>
-        <w:rPr>
-          <w:rFonts w:ascii="Arial" w:hAnsi="Arial" w:cs="Arial"/>
-          <w:lang w:val="nl-NL"/>
-        </w:rPr>
-        <w:t xml:space="preserve">, hiermee wordt via </w:t>
-      </w:r>
-      <w:r>
-        <w:rPr>
-          <w:rFonts w:ascii="Arial" w:hAnsi="Arial" w:cs="Arial"/>
-          <w:lang w:val="nl-NL"/>
-        </w:rPr>
-        <w:t>satellieten</w:t>
-      </w:r>
-      <w:r>
-        <w:rPr>
-          <w:rFonts w:ascii="Arial" w:hAnsi="Arial" w:cs="Arial"/>
-          <w:lang w:val="nl-NL"/>
-        </w:rPr>
-        <w:t xml:space="preserve"> de huidige positie bepaald. Om hierna een </w:t>
-      </w:r>
-      <w:r>
-        <w:rPr>
-          <w:rFonts w:ascii="Arial" w:hAnsi="Arial" w:cs="Arial"/>
-          <w:i/>
-          <w:lang w:val="nl-NL"/>
-        </w:rPr>
-        <w:t>trail</w:t>
-      </w:r>
-      <w:r>
-        <w:rPr>
-          <w:rFonts w:ascii="Arial" w:hAnsi="Arial" w:cs="Arial"/>
-          <w:lang w:val="nl-NL"/>
-        </w:rPr>
-        <w:t xml:space="preserve"> op de kaart te tonen is niet lastig. De huidige positie wordt onthouden en zodra deze zich verplaatst wordt er een stip op de kaart getoond die de </w:t>
-      </w:r>
-      <w:r>
-        <w:rPr>
-          <w:rFonts w:ascii="Arial" w:hAnsi="Arial" w:cs="Arial"/>
-          <w:i/>
-          <w:lang w:val="nl-NL"/>
-        </w:rPr>
-        <w:t>trail</w:t>
-      </w:r>
-      <w:r>
-        <w:rPr>
-          <w:rFonts w:ascii="Arial" w:hAnsi="Arial" w:cs="Arial"/>
-          <w:lang w:val="nl-NL"/>
-        </w:rPr>
-        <w:t xml:space="preserve"> vormt </w:t>
-      </w:r>
-    </w:p>
-    <w:p>
-      <w:pPr>
-        <w:rPr>
-          <w:rFonts w:ascii="Arial" w:hAnsi="Arial" w:cs="Arial"/>
-          <w:lang w:val="nl-NL"/>
-        </w:rPr>
-      </w:pPr>
-    </w:p>
-    <w:p>
-      <w:pPr>
-        <w:rPr>
-          <w:rFonts w:ascii="Arial" w:hAnsi="Arial" w:cs="Arial"/>
-          <w:lang w:val="nl-NL"/>
-        </w:rPr>
-      </w:pPr>
-      <w:r>
-        <w:rPr>
-          <w:rFonts w:ascii="Arial" w:hAnsi="Arial" w:cs="Arial"/>
-          <w:lang w:val="nl-NL"/>
-        </w:rPr>
-        <w:t xml:space="preserve">De straal die het beste kan worden gebruikt voor het tonen van de kaart, zodra de gebruiker de </w:t>
-      </w:r>
-      <w:r>
-        <w:rPr>
-          <w:rFonts w:ascii="Arial" w:hAnsi="Arial" w:cs="Arial"/>
-          <w:i/>
-          <w:lang w:val="nl-NL"/>
-        </w:rPr>
-        <w:t>App</w:t>
-      </w:r>
-      <w:r>
-        <w:rPr>
-          <w:rFonts w:ascii="Arial" w:hAnsi="Arial" w:cs="Arial"/>
-          <w:lang w:val="nl-NL"/>
-        </w:rPr>
-        <w:t xml:space="preserve"> opent is</w:t>
-      </w:r>
-      <w:r>
-        <w:rPr>
-          <w:rFonts w:ascii="Arial" w:hAnsi="Arial" w:cs="Arial"/>
-          <w:lang w:val="nl-NL"/>
-        </w:rPr>
-        <w:t xml:space="preserve"> de gehele regio waar het om gaat, mits er geen GPS verbinding is.</w:t>
-      </w:r>
-    </w:p>
-    <w:p>
-      <w:pPr>
-        <w:rPr>
-          <w:rFonts w:ascii="Arial" w:hAnsi="Arial" w:cs="Arial"/>
-          <w:lang w:val="nl-NL"/>
-        </w:rPr>
-      </w:pPr>
-    </w:p>
-    <w:p>
-      <w:pPr>
-        <w:rPr>
-          <w:rFonts w:ascii="Arial" w:hAnsi="Arial" w:cs="Arial"/>
-          <w:lang w:val="nl-NL"/>
-        </w:rPr>
-      </w:pPr>
-      <w:r>
-        <w:rPr>
-          <w:rFonts w:ascii="Arial" w:hAnsi="Arial" w:cs="Arial"/>
-          <w:lang w:val="nl-NL"/>
-        </w:rPr>
-        <w:t xml:space="preserve">De beste manier om een kaart in de </w:t>
-      </w:r>
-      <w:r>
-        <w:rPr>
-          <w:rFonts w:ascii="Arial" w:hAnsi="Arial" w:cs="Arial"/>
-          <w:i/>
-          <w:lang w:val="nl-NL"/>
-        </w:rPr>
-        <w:t>App</w:t>
-      </w:r>
-      <w:r>
-        <w:rPr>
-          <w:rFonts w:ascii="Arial" w:hAnsi="Arial" w:cs="Arial"/>
-          <w:lang w:val="nl-NL"/>
-        </w:rPr>
-        <w:t xml:space="preserve"> te krijgen is via </w:t>
-      </w:r>
-      <w:r>
-        <w:rPr>
-          <w:rFonts w:ascii="Arial" w:hAnsi="Arial" w:cs="Arial"/>
-          <w:i/>
-          <w:lang w:val="nl-NL"/>
-        </w:rPr>
-        <w:t>Google Maps</w:t>
-      </w:r>
-      <w:r>
-        <w:rPr>
-          <w:rFonts w:ascii="Arial" w:hAnsi="Arial" w:cs="Arial"/>
-          <w:lang w:val="nl-NL"/>
-        </w:rPr>
-        <w:t xml:space="preserve">. Deze kaart is online te gebruiken door middel van mobiel internet, </w:t>
-      </w:r>
-      <w:r>
-        <w:rPr>
-          <w:rFonts w:ascii="Arial" w:hAnsi="Arial" w:cs="Arial"/>
-          <w:i/>
+        <w:t>: Een softwareontwikkelomgeving van Appcelerator, waarmee apps kunnen worden ontwikkeld voor de smartphone, tablet, desktop en het web.</w:t>
+      </w:r>
+    </w:p>
+    <w:p>
+      <w:pPr>
+        <w:rPr>
+          <w:rFonts w:ascii="Arial" w:hAnsi="Arial" w:cs="Arial"/>
+          <w:lang w:val="nl-NL"/>
+        </w:rPr>
+      </w:pPr>
+      <w:r>
+        <w:rPr>
+          <w:rFonts w:ascii="Arial" w:hAnsi="Arial" w:cs="Arial"/>
+          <w:b/>
+          <w:lang w:val="nl-NL"/>
+        </w:rPr>
+        <w:t>Trail:</w:t>
+      </w:r>
+      <w:r>
+        <w:rPr>
+          <w:rFonts w:ascii="Arial" w:hAnsi="Arial" w:cs="Arial"/>
+          <w:lang w:val="nl-NL"/>
+        </w:rPr>
+        <w:t xml:space="preserve"> Een spoor van je huidig afgelegde route, zodat je altijd weet in welke richting je aan het varen bent.</w:t>
+      </w:r>
+    </w:p>
+    <w:p>
+      <w:pPr>
+        <w:rPr>
+          <w:rFonts w:ascii="Arial" w:hAnsi="Arial" w:cs="Arial"/>
+          <w:lang w:val="nl-NL"/>
+        </w:rPr>
+      </w:pPr>
+      <w:r>
+        <w:rPr>
+          <w:rFonts w:ascii="Arial" w:hAnsi="Arial" w:cs="Arial"/>
+          <w:b/>
+          <w:lang w:val="nl-NL"/>
+        </w:rPr>
+        <w:t>Uitzoomen</w:t>
+      </w:r>
+      <w:r>
+        <w:rPr>
+          <w:rFonts w:ascii="Arial" w:hAnsi="Arial" w:cs="Arial"/>
+          <w:lang w:val="nl-NL"/>
+        </w:rPr>
+        <w:t>: Verkleinen van een deel van een beeld op het beeldscherm.</w:t>
+      </w:r>
+    </w:p>
+    <w:p>
+      <w:pPr>
+        <w:rPr>
+          <w:rFonts w:ascii="Arial" w:hAnsi="Arial" w:cs="Arial"/>
+          <w:lang w:val="nl-NL"/>
+        </w:rPr>
+      </w:pPr>
+      <w:r>
+        <w:rPr>
+          <w:rFonts w:ascii="Arial" w:hAnsi="Arial" w:cs="Arial"/>
+          <w:b/>
+          <w:lang w:val="nl-NL"/>
+        </w:rPr>
+        <w:t>Widgets</w:t>
+      </w:r>
+      <w:r>
+        <w:rPr>
+          <w:rFonts w:ascii="Arial" w:hAnsi="Arial" w:cs="Arial"/>
+          <w:lang w:val="nl-NL"/>
+        </w:rPr>
+        <w:t>: Een klein programmaatje dat als een soort van gadget werkt.</w:t>
+      </w:r>
+    </w:p>
+    <w:p>
+      <w:pPr>
+        <w:rPr>
+          <w:rFonts w:ascii="Arial" w:hAnsi="Arial" w:cs="Arial"/>
+          <w:lang w:val="nl-NL"/>
+        </w:rPr>
+      </w:pPr>
+      <w:r>
+        <w:rPr>
+          <w:rFonts w:ascii="Arial" w:hAnsi="Arial" w:cs="Arial"/>
+          <w:b/>
           <w:lang w:val="nl-NL"/>
         </w:rPr>
         <w:t>WiFi</w:t>
@@ -12263,963 +13208,25 @@
           <w:rFonts w:ascii="Arial" w:hAnsi="Arial" w:cs="Arial"/>
           <w:lang w:val="nl-NL"/>
         </w:rPr>
-        <w:t xml:space="preserve"> en </w:t>
-      </w:r>
-      <w:r>
-        <w:rPr>
-          <w:rFonts w:ascii="Arial" w:hAnsi="Arial" w:cs="Arial"/>
-          <w:i/>
-          <w:lang w:val="nl-NL"/>
-        </w:rPr>
-        <w:t>GPS</w:t>
-      </w:r>
-      <w:r>
-        <w:rPr>
-          <w:rFonts w:ascii="Arial" w:hAnsi="Arial" w:cs="Arial"/>
-          <w:lang w:val="nl-NL"/>
-        </w:rPr>
-        <w:t xml:space="preserve">. Ook is deze kaart offline te gebruiken, want hij </w:t>
-      </w:r>
-      <w:r>
-        <w:rPr>
-          <w:rFonts w:ascii="Arial" w:hAnsi="Arial" w:cs="Arial"/>
-          <w:i/>
-          <w:lang w:val="nl-NL"/>
-        </w:rPr>
-        <w:t>cached</w:t>
-      </w:r>
-      <w:r>
-        <w:rPr>
-          <w:rFonts w:ascii="Arial" w:hAnsi="Arial" w:cs="Arial"/>
-          <w:lang w:val="nl-NL"/>
-        </w:rPr>
-        <w:t xml:space="preserve"> het gedeelte van de kaart waar de gebruiker op dat moment naar kijkt.</w:t>
-      </w:r>
-    </w:p>
-    <w:p>
-      <w:pPr>
-        <w:rPr>
-          <w:rFonts w:ascii="Arial" w:hAnsi="Arial" w:cs="Arial"/>
-          <w:lang w:val="nl-NL"/>
-        </w:rPr>
-      </w:pPr>
-    </w:p>
-    <w:p>
-      <w:pPr>
-        <w:pStyle w:val="Heading1"/>
-        <w:rPr>
+        <w:t>: Techniek waarmee een computernetwerk draadloos met behulp van een radiozender en radio-ontvanger kan worden gebouwd. Er zijn geen kabels nodig in dit netwerk, maar slechts een insteekkaart in een computer.</w:t>
+      </w:r>
+    </w:p>
+    <w:p>
+      <w:pPr>
+        <w:rPr>
+          <w:rFonts w:ascii="Arial" w:hAnsi="Arial" w:cs="Arial"/>
+          <w:lang w:val="nl-NL"/>
+        </w:rPr>
+      </w:pPr>
+    </w:p>
+    <w:p>
+      <w:pPr>
+        <w:rPr>
+          <w:rFonts w:ascii="Arial" w:hAnsi="Arial" w:cs="Arial"/>
           <w:lang w:val="nl-NL"/>
         </w:rPr>
         <w:sectPr>
           <w:headerReference w:type="default" r:id="rId38"/>
-          <w:pgSz w:w="11900" w:h="16840"/>
-          <w:pgMar w:top="1440" w:right="1440" w:bottom="1440" w:left="1440" w:header="708" w:footer="708" w:gutter="0"/>
-          <w:cols w:space="708"/>
-          <w:docGrid w:linePitch="360"/>
-        </w:sectPr>
-      </w:pPr>
-      <w:bookmarkStart w:id="28" w:name="_Toc199392586"/>
-    </w:p>
-    <w:p>
-      <w:pPr>
-        <w:pStyle w:val="Heading1"/>
-        <w:rPr>
-          <w:lang w:val="nl-NL"/>
-        </w:rPr>
-      </w:pPr>
-      <w:bookmarkStart w:id="29" w:name="_Toc199477788"/>
-      <w:r>
-        <w:rPr>
-          <w:lang w:val="nl-NL"/>
-        </w:rPr>
-        <w:t>V</w:t>
-      </w:r>
-      <w:r>
-        <w:rPr>
-          <w:lang w:val="nl-NL"/>
-        </w:rPr>
-        <w:t>erklarende Lijst</w:t>
-      </w:r>
-      <w:bookmarkEnd w:id="28"/>
-      <w:bookmarkEnd w:id="29"/>
-    </w:p>
-    <w:p>
-      <w:pPr>
-        <w:rPr>
-          <w:rFonts w:ascii="Arial" w:hAnsi="Arial" w:cs="Arial"/>
-          <w:i/>
-          <w:lang w:val="nl-NL"/>
-        </w:rPr>
-      </w:pPr>
-      <w:r>
-        <w:rPr>
-          <w:rFonts w:ascii="Arial" w:hAnsi="Arial" w:cs="Arial"/>
-          <w:i/>
-          <w:lang w:val="nl-NL"/>
-        </w:rPr>
-        <w:t xml:space="preserve">Alle moeilijke woorden in de tekst, deze zijn meestal </w:t>
-      </w:r>
-      <w:r>
-        <w:rPr>
-          <w:rFonts w:ascii="Arial" w:hAnsi="Arial" w:cs="Arial"/>
-          <w:i/>
-          <w:lang w:val="nl-NL"/>
-        </w:rPr>
-        <w:t>cursief</w:t>
-      </w:r>
-      <w:r>
-        <w:rPr>
-          <w:rFonts w:ascii="Arial" w:hAnsi="Arial" w:cs="Arial"/>
-          <w:i/>
-          <w:lang w:val="nl-NL"/>
-        </w:rPr>
-        <w:t>, zijn hier alfabetisch geordend met een verhelderende uitleg erbij.</w:t>
-      </w:r>
-    </w:p>
-    <w:p>
-      <w:pPr>
-        <w:rPr>
-          <w:rFonts w:ascii="Arial" w:hAnsi="Arial" w:cs="Arial"/>
-          <w:b/>
-          <w:lang w:val="nl-NL"/>
-        </w:rPr>
-      </w:pPr>
-    </w:p>
-    <w:p>
-      <w:pPr>
-        <w:rPr>
-          <w:rFonts w:ascii="Arial" w:hAnsi="Arial" w:cs="Arial"/>
-          <w:lang w:val="nl-NL"/>
-        </w:rPr>
-      </w:pPr>
-      <w:r>
-        <w:rPr>
-          <w:rFonts w:ascii="Arial" w:hAnsi="Arial" w:cs="Arial"/>
-          <w:b/>
-          <w:lang w:val="nl-NL"/>
-        </w:rPr>
-        <w:t>Android</w:t>
-      </w:r>
-      <w:r>
-        <w:rPr>
-          <w:rFonts w:ascii="Arial" w:hAnsi="Arial" w:cs="Arial"/>
-          <w:lang w:val="nl-NL"/>
-        </w:rPr>
-        <w:t>:</w:t>
-      </w:r>
-      <w:r>
-        <w:rPr>
-          <w:rFonts w:ascii="Arial" w:hAnsi="Arial" w:cs="Arial"/>
-          <w:b/>
-          <w:i/>
-          <w:lang w:val="nl-NL"/>
-        </w:rPr>
-        <w:t xml:space="preserve"> </w:t>
-      </w:r>
-      <w:r>
-        <w:rPr>
-          <w:rFonts w:ascii="Arial" w:hAnsi="Arial" w:cs="Arial"/>
-          <w:lang w:val="nl-NL"/>
-        </w:rPr>
-        <w:t>Een besturingssysteem voor mobiele telefoons gemaakt door Google.</w:t>
-      </w:r>
-    </w:p>
-    <w:p>
-      <w:pPr>
-        <w:rPr>
-          <w:rFonts w:ascii="Arial" w:hAnsi="Arial" w:cs="Arial"/>
-          <w:lang w:val="nl-NL"/>
-        </w:rPr>
-      </w:pPr>
-      <w:r>
-        <w:rPr>
-          <w:rFonts w:ascii="Arial" w:hAnsi="Arial" w:cs="Arial"/>
-          <w:b/>
-          <w:lang w:val="nl-NL"/>
-        </w:rPr>
-        <w:t>Android Play Store</w:t>
-      </w:r>
-      <w:r>
-        <w:rPr>
-          <w:rFonts w:ascii="Arial" w:hAnsi="Arial" w:cs="Arial"/>
-          <w:lang w:val="nl-NL"/>
-        </w:rPr>
-        <w:t>: Een online softwarewinkel van Google waar software gekocht kan worden. De software, ook wel apps genoemd, omvat programma’s voor de Android smartphone en tablet.</w:t>
-      </w:r>
-    </w:p>
-    <w:p>
-      <w:pPr>
-        <w:rPr>
-          <w:rFonts w:ascii="Arial" w:hAnsi="Arial" w:cs="Arial"/>
-          <w:lang w:val="nl-NL"/>
-        </w:rPr>
-      </w:pPr>
-      <w:r>
-        <w:rPr>
-          <w:rFonts w:ascii="Arial" w:hAnsi="Arial" w:cs="Arial"/>
-          <w:b/>
-          <w:lang w:val="nl-NL"/>
-        </w:rPr>
-        <w:t>Annotations</w:t>
-      </w:r>
-      <w:r>
-        <w:rPr>
-          <w:rFonts w:ascii="Arial" w:hAnsi="Arial" w:cs="Arial"/>
-          <w:lang w:val="nl-NL"/>
-        </w:rPr>
-        <w:t>: Dit zijn punten die op de kaart van Google Maps worden getoond.</w:t>
-      </w:r>
-    </w:p>
-    <w:p>
-      <w:pPr>
-        <w:rPr>
-          <w:rFonts w:ascii="Arial" w:hAnsi="Arial" w:cs="Arial"/>
-          <w:lang w:val="nl-NL"/>
-        </w:rPr>
-      </w:pPr>
-      <w:r>
-        <w:rPr>
-          <w:rFonts w:ascii="Arial" w:hAnsi="Arial" w:cs="Arial"/>
-          <w:b/>
-          <w:lang w:val="nl-NL"/>
-        </w:rPr>
-        <w:t>App Store</w:t>
-      </w:r>
-      <w:r>
-        <w:rPr>
-          <w:rFonts w:ascii="Arial" w:hAnsi="Arial" w:cs="Arial"/>
-          <w:lang w:val="nl-NL"/>
-        </w:rPr>
-        <w:t>: Een App Store is een online softwarewinkel van Apple waar software gekocht kan worden. De software, ook wel apps genoemd, omvat programma`s voor de iPhone en iPad.</w:t>
-      </w:r>
-    </w:p>
-    <w:p>
-      <w:pPr>
-        <w:rPr>
-          <w:rFonts w:ascii="Arial" w:hAnsi="Arial" w:cs="Arial"/>
-          <w:lang w:val="nl-NL"/>
-        </w:rPr>
-      </w:pPr>
-      <w:r>
-        <w:rPr>
-          <w:rFonts w:ascii="Arial" w:hAnsi="Arial" w:cs="Arial"/>
-          <w:b/>
-          <w:lang w:val="nl-NL"/>
-        </w:rPr>
-        <w:t>Apps</w:t>
-      </w:r>
-      <w:r>
-        <w:rPr>
-          <w:rFonts w:ascii="Arial" w:hAnsi="Arial" w:cs="Arial"/>
-          <w:lang w:val="nl-NL"/>
-        </w:rPr>
-        <w:t>: A</w:t>
-      </w:r>
-      <w:r>
-        <w:rPr>
-          <w:rFonts w:ascii="Arial" w:hAnsi="Arial" w:cs="Arial"/>
-          <w:lang w:val="nl-NL"/>
-        </w:rPr>
-        <w:t>fkorting voor applicaties, waarmee een toepassingsprogramma wordt bedoelt wat in deze context op een mobiele telefoon wordt gebruikt.</w:t>
-      </w:r>
-    </w:p>
-    <w:p>
-      <w:pPr>
-        <w:rPr>
-          <w:rFonts w:ascii="Arial" w:hAnsi="Arial" w:cs="Arial"/>
-          <w:lang w:val="nl-NL"/>
-        </w:rPr>
-      </w:pPr>
-      <w:r>
-        <w:rPr>
-          <w:rFonts w:ascii="Arial" w:hAnsi="Arial" w:cs="Arial"/>
-          <w:b/>
-          <w:lang w:val="nl-NL"/>
-        </w:rPr>
-        <w:t>Cached</w:t>
-      </w:r>
-      <w:r>
-        <w:rPr>
-          <w:rFonts w:ascii="Arial" w:hAnsi="Arial" w:cs="Arial"/>
-          <w:lang w:val="nl-NL"/>
-        </w:rPr>
-        <w:t>: Geheugen van de telefoon dat gereserveerd is voor eerder geladen Apps. De inhoud van deze Apps worden door de telefoon onthouden om ze sneller te laten verschijnen op het moment dat de gebruiker ze opnieuw opvraagt.</w:t>
-      </w:r>
-    </w:p>
-    <w:p>
-      <w:pPr>
-        <w:rPr>
-          <w:rFonts w:ascii="Arial" w:hAnsi="Arial" w:cs="Arial"/>
-          <w:lang w:val="nl-NL"/>
-        </w:rPr>
-      </w:pPr>
-      <w:r>
-        <w:rPr>
-          <w:rFonts w:ascii="Arial" w:hAnsi="Arial" w:cs="Arial"/>
-          <w:b/>
-          <w:lang w:val="nl-NL"/>
-        </w:rPr>
-        <w:t>Cross Platform</w:t>
-      </w:r>
-      <w:r>
-        <w:rPr>
-          <w:rFonts w:ascii="Arial" w:hAnsi="Arial" w:cs="Arial"/>
-          <w:lang w:val="nl-NL"/>
-        </w:rPr>
-        <w:t>: Een (software)programma dat gebruikt kan worden op meerdere computertypes.</w:t>
-      </w:r>
-    </w:p>
-    <w:p>
-      <w:pPr>
-        <w:rPr>
-          <w:rFonts w:ascii="Arial" w:hAnsi="Arial" w:cs="Arial"/>
-          <w:lang w:val="nl-NL"/>
-        </w:rPr>
-      </w:pPr>
-      <w:r>
-        <w:rPr>
-          <w:rFonts w:ascii="Arial" w:hAnsi="Arial" w:cs="Arial"/>
-          <w:b/>
-          <w:lang w:val="nl-NL"/>
-        </w:rPr>
-        <w:t>Functie</w:t>
-      </w:r>
-      <w:r>
-        <w:rPr>
-          <w:rFonts w:ascii="Arial" w:hAnsi="Arial" w:cs="Arial"/>
-          <w:lang w:val="nl-NL"/>
-        </w:rPr>
-        <w:t>: Een onderdeel van een programma dat losstaat van de rest van het programma. Een functie kan worden opgeroepen vanuit het programma. Functies vervullen meestal een specifieke taak. Je kunt ze zien als hele kleine programma's of scripts.</w:t>
-      </w:r>
-    </w:p>
-    <w:p>
-      <w:pPr>
-        <w:rPr>
-          <w:rFonts w:ascii="Arial" w:hAnsi="Arial" w:cs="Arial"/>
-          <w:lang w:val="nl-NL"/>
-        </w:rPr>
-      </w:pPr>
-      <w:r>
-        <w:rPr>
-          <w:rFonts w:ascii="Arial" w:hAnsi="Arial" w:cs="Arial"/>
-          <w:b/>
-          <w:lang w:val="nl-NL"/>
-        </w:rPr>
-        <w:t>Google Maps:</w:t>
-      </w:r>
-      <w:r>
-        <w:rPr>
-          <w:rFonts w:ascii="Arial" w:hAnsi="Arial" w:cs="Arial"/>
-          <w:lang w:val="nl-NL"/>
-        </w:rPr>
-        <w:t xml:space="preserve"> Een applicatie waarin gezocht kan worden naar locaties over de hele wereld.</w:t>
-      </w:r>
-    </w:p>
-    <w:p>
-      <w:pPr>
-        <w:rPr>
-          <w:rFonts w:ascii="Arial" w:hAnsi="Arial" w:cs="Arial"/>
-          <w:lang w:val="nl-NL"/>
-        </w:rPr>
-      </w:pPr>
-      <w:r>
-        <w:rPr>
-          <w:rFonts w:ascii="Arial" w:hAnsi="Arial" w:cs="Arial"/>
-          <w:b/>
-          <w:lang w:val="nl-NL"/>
-        </w:rPr>
-        <w:t>GPS</w:t>
-      </w:r>
-      <w:r>
-        <w:rPr>
-          <w:rFonts w:ascii="Arial" w:hAnsi="Arial" w:cs="Arial"/>
-          <w:lang w:val="nl-NL"/>
-        </w:rPr>
-        <w:t>: Global Positioning System, systeem waarbij met behulp van satellieten exact de positie wordt bepaald waar men zich bevindt (o.a. gebruikt op schepen en in auto`s).</w:t>
-      </w:r>
-    </w:p>
-    <w:p>
-      <w:pPr>
-        <w:rPr>
-          <w:rFonts w:ascii="Arial" w:hAnsi="Arial" w:cs="Arial"/>
-          <w:lang w:val="nl-NL"/>
-        </w:rPr>
-      </w:pPr>
-      <w:r>
-        <w:rPr>
-          <w:rFonts w:ascii="Arial" w:hAnsi="Arial" w:cs="Arial"/>
-          <w:b/>
-          <w:lang w:val="nl-NL"/>
-        </w:rPr>
-        <w:t>Inzoomen:</w:t>
-      </w:r>
-      <w:r>
-        <w:rPr>
-          <w:lang w:val="nl-NL"/>
-        </w:rPr>
-        <w:t xml:space="preserve"> </w:t>
-      </w:r>
-      <w:r>
-        <w:rPr>
-          <w:rFonts w:ascii="Arial" w:hAnsi="Arial" w:cs="Arial"/>
-          <w:lang w:val="nl-NL"/>
-        </w:rPr>
-        <w:t>Vergroten van een deel van een beeld op het beeldscherm.</w:t>
-      </w:r>
-    </w:p>
-    <w:p>
-      <w:pPr>
-        <w:rPr>
-          <w:rFonts w:ascii="Arial" w:hAnsi="Arial" w:cs="Arial"/>
-          <w:lang w:val="nl-NL"/>
-        </w:rPr>
-      </w:pPr>
-      <w:r>
-        <w:rPr>
-          <w:rFonts w:ascii="Arial" w:hAnsi="Arial" w:cs="Arial"/>
-          <w:b/>
-          <w:lang w:val="nl-NL"/>
-        </w:rPr>
-        <w:t>iOS</w:t>
-      </w:r>
-      <w:r>
-        <w:rPr>
-          <w:rFonts w:ascii="Arial" w:hAnsi="Arial" w:cs="Arial"/>
-          <w:lang w:val="nl-NL"/>
-        </w:rPr>
-        <w:t>:</w:t>
-      </w:r>
-      <w:r>
-        <w:rPr>
-          <w:rFonts w:ascii="Arial" w:hAnsi="Arial" w:cs="Arial"/>
-          <w:b/>
-          <w:lang w:val="nl-NL"/>
-        </w:rPr>
-        <w:t xml:space="preserve"> </w:t>
-      </w:r>
-      <w:r>
-        <w:rPr>
-          <w:rFonts w:ascii="Arial" w:hAnsi="Arial" w:cs="Arial"/>
-          <w:lang w:val="nl-NL"/>
-        </w:rPr>
-        <w:t>Een besturingssysteem voor mobiele telefoons gemaakt door Apple.</w:t>
-      </w:r>
-    </w:p>
-    <w:p>
-      <w:pPr>
-        <w:rPr>
-          <w:rFonts w:ascii="Arial" w:hAnsi="Arial" w:cs="Arial"/>
-          <w:lang w:val="nl-NL"/>
-        </w:rPr>
-      </w:pPr>
-      <w:r>
-        <w:rPr>
-          <w:rFonts w:ascii="Arial" w:hAnsi="Arial" w:cs="Arial"/>
-          <w:b/>
-          <w:lang w:val="nl-NL"/>
-        </w:rPr>
-        <w:t>iPad</w:t>
-      </w:r>
-      <w:r>
-        <w:rPr>
-          <w:rFonts w:ascii="Arial" w:hAnsi="Arial" w:cs="Arial"/>
-          <w:lang w:val="nl-NL"/>
-        </w:rPr>
-        <w:t>:</w:t>
-      </w:r>
-      <w:r>
-        <w:rPr>
-          <w:lang w:val="nl-NL"/>
-        </w:rPr>
-        <w:t xml:space="preserve"> </w:t>
-      </w:r>
-      <w:r>
-        <w:rPr>
-          <w:rFonts w:ascii="Arial" w:hAnsi="Arial" w:cs="Arial"/>
-          <w:lang w:val="nl-NL"/>
-        </w:rPr>
-        <w:t>De iPad is een tablet-pc van het Amerikaanse elektronicabedrijf Apple. Net zoals de iPhone en de iPod Touch bevat de iPad een multi-touchscherm, waardoor deze met de vingers is te bedienen.</w:t>
-      </w:r>
-    </w:p>
-    <w:p>
-      <w:pPr>
-        <w:rPr>
-          <w:rFonts w:ascii="Arial" w:hAnsi="Arial" w:cs="Arial"/>
-          <w:lang w:val="nl-NL"/>
-        </w:rPr>
-      </w:pPr>
-      <w:r>
-        <w:rPr>
-          <w:rFonts w:ascii="Arial" w:hAnsi="Arial" w:cs="Arial"/>
-          <w:b/>
-          <w:lang w:val="nl-NL"/>
-        </w:rPr>
-        <w:t>iPhone</w:t>
-      </w:r>
-      <w:r>
-        <w:rPr>
-          <w:rFonts w:ascii="Arial" w:hAnsi="Arial" w:cs="Arial"/>
-          <w:lang w:val="nl-NL"/>
-        </w:rPr>
-        <w:t>: Dit apparaat was met de HTC Touch een van de eerste smartphones met een on-screen-toetsenbord. Het heeft geen mechanische toetsen om telefoonnummers of sms-berichten in te tikken. De iPhone gebruikt iOS, een aangepaste versie van Mac OS X (het besturingssysteem van Apple).</w:t>
-      </w:r>
-    </w:p>
-    <w:p>
-      <w:pPr>
-        <w:rPr>
-          <w:rFonts w:ascii="Arial" w:hAnsi="Arial" w:cs="Arial"/>
-          <w:lang w:val="nl-NL"/>
-        </w:rPr>
-      </w:pPr>
-      <w:r>
-        <w:rPr>
-          <w:rFonts w:ascii="Arial" w:hAnsi="Arial" w:cs="Arial"/>
-          <w:b/>
-          <w:lang w:val="nl-NL"/>
-        </w:rPr>
-        <w:t>iPod Touch</w:t>
-      </w:r>
-      <w:r>
-        <w:rPr>
-          <w:rFonts w:ascii="Arial" w:hAnsi="Arial" w:cs="Arial"/>
-          <w:lang w:val="nl-NL"/>
-        </w:rPr>
-        <w:t xml:space="preserve">: </w:t>
-      </w:r>
-      <w:r>
-        <w:rPr>
-          <w:rFonts w:ascii="Arial" w:hAnsi="Arial" w:cs="Arial"/>
-          <w:lang w:val="nl-NL"/>
-        </w:rPr>
-        <w:t>een draagbare mediaspeler uit de iPod serie van Apple, voorzien van een multitouchscherm.</w:t>
-      </w:r>
-    </w:p>
-    <w:p>
-      <w:pPr>
-        <w:rPr>
-          <w:rFonts w:ascii="Arial" w:hAnsi="Arial" w:cs="Arial"/>
-          <w:b/>
-          <w:lang w:val="nl-NL"/>
-        </w:rPr>
-      </w:pPr>
-      <w:r>
-        <w:rPr>
-          <w:rFonts w:ascii="Arial" w:hAnsi="Arial" w:cs="Arial"/>
-          <w:b/>
-          <w:lang w:val="nl-NL"/>
-        </w:rPr>
-        <w:t xml:space="preserve">JavaScript: </w:t>
-      </w:r>
-      <w:r>
-        <w:rPr>
-          <w:rFonts w:ascii="Arial" w:hAnsi="Arial" w:cs="Arial"/>
-          <w:lang w:val="nl-NL"/>
-        </w:rPr>
-        <w:t>Een objectgeoriënteerde programmeertaal die veel gebruikt wordt om internetpagina`s interactief te maken en webapplicaties te ontwikkelen.</w:t>
-      </w:r>
-    </w:p>
-    <w:p>
-      <w:pPr>
-        <w:rPr>
-          <w:rFonts w:ascii="Arial" w:hAnsi="Arial" w:cs="Arial"/>
-          <w:lang w:val="nl-NL"/>
-        </w:rPr>
-      </w:pPr>
-      <w:r>
-        <w:rPr>
-          <w:rFonts w:ascii="Arial" w:hAnsi="Arial" w:cs="Arial"/>
-          <w:b/>
-          <w:lang w:val="nl-NL"/>
-        </w:rPr>
-        <w:t>Main-App</w:t>
-      </w:r>
-      <w:r>
-        <w:rPr>
-          <w:rFonts w:ascii="Arial" w:hAnsi="Arial" w:cs="Arial"/>
-          <w:lang w:val="nl-NL"/>
-        </w:rPr>
-        <w:t>: D</w:t>
-      </w:r>
-      <w:r>
-        <w:rPr>
-          <w:rFonts w:ascii="Arial" w:hAnsi="Arial" w:cs="Arial"/>
-          <w:lang w:val="nl-NL"/>
-        </w:rPr>
-        <w:t>e applicatie die dient als raamwerk voor alle drie de apps.</w:t>
-      </w:r>
-    </w:p>
-    <w:p>
-      <w:pPr>
-        <w:rPr>
-          <w:rFonts w:ascii="Arial" w:hAnsi="Arial" w:cs="Arial"/>
-          <w:lang w:val="nl-NL"/>
-        </w:rPr>
-      </w:pPr>
-      <w:r>
-        <w:rPr>
-          <w:rFonts w:ascii="Arial" w:hAnsi="Arial" w:cs="Arial"/>
-          <w:b/>
-          <w:lang w:val="nl-NL"/>
-        </w:rPr>
-        <w:t>Mockup:</w:t>
-      </w:r>
-      <w:r>
-        <w:rPr>
-          <w:rFonts w:ascii="Arial" w:hAnsi="Arial" w:cs="Arial"/>
-          <w:lang w:val="nl-NL"/>
-        </w:rPr>
-        <w:t xml:space="preserve"> Een tekening/afbeelding op schaal van, in dit geval, een App voor op een mobiele telefoon of tablet.</w:t>
-      </w:r>
-      <w:r>
-        <w:rPr>
-          <w:rFonts w:ascii="Arial" w:hAnsi="Arial" w:cs="Arial"/>
-          <w:lang w:val="nl-NL"/>
-        </w:rPr>
-        <w:t xml:space="preserve"> Gemaakt met het programma: Balsamiq Mockups.</w:t>
-      </w:r>
-    </w:p>
-    <w:p>
-      <w:pPr>
-        <w:rPr>
-          <w:rFonts w:ascii="Arial" w:hAnsi="Arial" w:cs="Arial"/>
-          <w:lang w:val="nl-NL"/>
-        </w:rPr>
-      </w:pPr>
-      <w:r>
-        <w:rPr>
-          <w:rFonts w:ascii="Arial" w:hAnsi="Arial" w:cs="Arial"/>
-          <w:b/>
-          <w:lang w:val="nl-NL"/>
-        </w:rPr>
-        <w:t>Native App</w:t>
-      </w:r>
-      <w:r>
-        <w:rPr>
-          <w:rFonts w:ascii="Arial" w:hAnsi="Arial" w:cs="Arial"/>
-          <w:lang w:val="nl-NL"/>
-        </w:rPr>
-        <w:t>: Een programma dat specifiek ontwikkeld en geïmplementeerd is voor het gegeven model, microprocessor of besturingssysteem.</w:t>
-      </w:r>
-    </w:p>
-    <w:p>
-      <w:pPr>
-        <w:rPr>
-          <w:rFonts w:ascii="Arial" w:hAnsi="Arial" w:cs="Arial"/>
-          <w:b/>
-          <w:lang w:val="nl-NL"/>
-        </w:rPr>
-      </w:pPr>
-      <w:r>
-        <w:rPr>
-          <w:rFonts w:ascii="Arial" w:hAnsi="Arial" w:cs="Arial"/>
-          <w:b/>
-          <w:lang w:val="nl-NL"/>
-        </w:rPr>
-        <w:t>Offline</w:t>
-      </w:r>
-      <w:r>
-        <w:rPr>
-          <w:rFonts w:ascii="Arial" w:hAnsi="Arial" w:cs="Arial"/>
-          <w:lang w:val="nl-NL"/>
-        </w:rPr>
-        <w:t>: Wordt gebruikt als iemand niet is verbonden met het Internet.</w:t>
-      </w:r>
-    </w:p>
-    <w:p>
-      <w:pPr>
-        <w:rPr>
-          <w:rFonts w:ascii="Arial" w:hAnsi="Arial" w:cs="Arial"/>
-          <w:lang w:val="nl-NL"/>
-        </w:rPr>
-      </w:pPr>
-      <w:r>
-        <w:rPr>
-          <w:rFonts w:ascii="Arial" w:hAnsi="Arial" w:cs="Arial"/>
-          <w:b/>
-          <w:lang w:val="nl-NL"/>
-        </w:rPr>
-        <w:t>Online</w:t>
-      </w:r>
-      <w:r>
-        <w:rPr>
-          <w:rFonts w:ascii="Arial" w:hAnsi="Arial" w:cs="Arial"/>
-          <w:lang w:val="nl-NL"/>
-        </w:rPr>
-        <w:t>: Wordt gebruikt als iemand is verbonden met het Internet.</w:t>
-      </w:r>
-    </w:p>
-    <w:p>
-      <w:pPr>
-        <w:rPr>
-          <w:rFonts w:ascii="Arial" w:hAnsi="Arial" w:cs="Arial"/>
-          <w:lang w:val="nl-NL"/>
-        </w:rPr>
-      </w:pPr>
-      <w:r>
-        <w:rPr>
-          <w:rFonts w:ascii="Arial" w:hAnsi="Arial" w:cs="Arial"/>
-          <w:b/>
-          <w:lang w:val="nl-NL"/>
-        </w:rPr>
-        <w:t>POI’s</w:t>
-      </w:r>
-      <w:r>
-        <w:rPr>
-          <w:rFonts w:ascii="Arial" w:hAnsi="Arial" w:cs="Arial"/>
-          <w:lang w:val="nl-NL"/>
-        </w:rPr>
-        <w:t>:</w:t>
-      </w:r>
-      <w:r>
-        <w:rPr>
-          <w:rFonts w:ascii="Arial" w:hAnsi="Arial" w:cs="Arial"/>
-          <w:b/>
-          <w:lang w:val="nl-NL"/>
-        </w:rPr>
-        <w:t xml:space="preserve"> </w:t>
-      </w:r>
-      <w:r>
-        <w:rPr>
-          <w:rFonts w:ascii="Arial" w:hAnsi="Arial" w:cs="Arial"/>
-          <w:lang w:val="nl-NL"/>
-        </w:rPr>
-        <w:t>Points of Interest, Interessante locaties die door het navigatiesysteem worden weergegeven zoals musea, tankstations, hotels, bezienswaardigheden, enzovoort.</w:t>
-      </w:r>
-    </w:p>
-    <w:p>
-      <w:pPr>
-        <w:rPr>
-          <w:rFonts w:ascii="Arial" w:hAnsi="Arial" w:cs="Arial"/>
-          <w:lang w:val="nl-NL"/>
-        </w:rPr>
-      </w:pPr>
-      <w:r>
-        <w:rPr>
-          <w:rFonts w:ascii="Arial" w:hAnsi="Arial" w:cs="Arial"/>
-          <w:b/>
-          <w:lang w:val="nl-NL"/>
-        </w:rPr>
-        <w:t>Programmeren</w:t>
-      </w:r>
-      <w:r>
-        <w:rPr>
-          <w:rFonts w:ascii="Arial" w:hAnsi="Arial" w:cs="Arial"/>
-          <w:lang w:val="nl-NL"/>
-        </w:rPr>
-        <w:t xml:space="preserve">: </w:t>
-      </w:r>
-      <w:r>
-        <w:rPr>
-          <w:rFonts w:ascii="Arial" w:hAnsi="Arial" w:cs="Arial"/>
-          <w:lang w:val="nl-NL"/>
-        </w:rPr>
-        <w:t>O</w:t>
-      </w:r>
-      <w:r>
-        <w:rPr>
-          <w:rFonts w:ascii="Arial" w:hAnsi="Arial" w:cs="Arial"/>
-          <w:lang w:val="nl-NL"/>
-        </w:rPr>
-        <w:t>ntwerpen, schrijven en testen van programma`s.</w:t>
-      </w:r>
-    </w:p>
-    <w:p>
-      <w:pPr>
-        <w:rPr>
-          <w:rFonts w:ascii="Arial" w:hAnsi="Arial" w:cs="Arial"/>
-          <w:lang w:val="nl-NL"/>
-        </w:rPr>
-      </w:pPr>
-      <w:r>
-        <w:rPr>
-          <w:rFonts w:ascii="Arial" w:hAnsi="Arial" w:cs="Arial"/>
-          <w:b/>
-          <w:lang w:val="nl-NL"/>
-        </w:rPr>
-        <w:t>Smartphone</w:t>
-      </w:r>
-      <w:r>
-        <w:rPr>
-          <w:rFonts w:ascii="Arial" w:hAnsi="Arial" w:cs="Arial"/>
-          <w:lang w:val="nl-NL"/>
-        </w:rPr>
-        <w:t>: Een smartphone is een mobiele telefoon die uitgebreidere computermogelijkheden biedt. Een smartphone kan ook beschouwd worden als een handcomputer of pda die tegelijk ook een telefoon is.</w:t>
-      </w:r>
-    </w:p>
-    <w:p>
-      <w:pPr>
-        <w:rPr>
-          <w:rFonts w:ascii="Arial" w:hAnsi="Arial" w:cs="Arial"/>
-          <w:lang w:val="nl-NL"/>
-        </w:rPr>
-      </w:pPr>
-      <w:r>
-        <w:rPr>
-          <w:rFonts w:ascii="Arial" w:hAnsi="Arial" w:cs="Arial"/>
-          <w:b/>
-          <w:lang w:val="nl-NL"/>
-        </w:rPr>
-        <w:t>Tablet</w:t>
-      </w:r>
-      <w:r>
-        <w:rPr>
-          <w:rFonts w:ascii="Arial" w:hAnsi="Arial" w:cs="Arial"/>
-          <w:lang w:val="nl-NL"/>
-        </w:rPr>
-        <w:t>:</w:t>
-      </w:r>
-      <w:r>
-        <w:rPr>
-          <w:lang w:val="nl-NL"/>
-        </w:rPr>
-        <w:t xml:space="preserve"> </w:t>
-      </w:r>
-      <w:r>
-        <w:rPr>
-          <w:rFonts w:ascii="Arial" w:hAnsi="Arial" w:cs="Arial"/>
-          <w:lang w:val="nl-NL"/>
-        </w:rPr>
-        <w:t>Computer die geen toetsenbord of muis heeft, maar e</w:t>
-      </w:r>
-      <w:r>
-        <w:rPr>
-          <w:rFonts w:ascii="Arial" w:hAnsi="Arial" w:cs="Arial"/>
-          <w:lang w:val="nl-NL"/>
-        </w:rPr>
-        <w:t>nkel werkt met een touchscreen.</w:t>
-      </w:r>
-    </w:p>
-    <w:p>
-      <w:pPr>
-        <w:rPr>
-          <w:rFonts w:ascii="Arial" w:hAnsi="Arial" w:cs="Arial"/>
-          <w:lang w:val="nl-NL"/>
-        </w:rPr>
-      </w:pPr>
-      <w:r>
-        <w:rPr>
-          <w:rFonts w:ascii="Arial" w:hAnsi="Arial" w:cs="Arial"/>
-          <w:b/>
-          <w:lang w:val="nl-NL"/>
-        </w:rPr>
-        <w:t>Titanium Studio</w:t>
-      </w:r>
-      <w:r>
-        <w:rPr>
-          <w:rFonts w:ascii="Arial" w:hAnsi="Arial" w:cs="Arial"/>
-          <w:lang w:val="nl-NL"/>
-        </w:rPr>
-        <w:t>: Een softwareontwikkelomgeving van Appcelerator, waarmee apps kunnen worden ontwikkeld voor de smartphone, tablet, desktop en het web.</w:t>
-      </w:r>
-    </w:p>
-    <w:p>
-      <w:pPr>
-        <w:rPr>
-          <w:rFonts w:ascii="Arial" w:hAnsi="Arial" w:cs="Arial"/>
-          <w:lang w:val="nl-NL"/>
-        </w:rPr>
-      </w:pPr>
-      <w:r>
-        <w:rPr>
-          <w:rFonts w:ascii="Arial" w:hAnsi="Arial" w:cs="Arial"/>
-          <w:b/>
-          <w:lang w:val="nl-NL"/>
-        </w:rPr>
-        <w:t>Trail:</w:t>
-      </w:r>
-      <w:r>
-        <w:rPr>
-          <w:rFonts w:ascii="Arial" w:hAnsi="Arial" w:cs="Arial"/>
-          <w:lang w:val="nl-NL"/>
-        </w:rPr>
-        <w:t xml:space="preserve"> Een spoor van je huidig afgelegde route, zodat je altijd weet in welke richting je aan het varen bent.</w:t>
-      </w:r>
-    </w:p>
-    <w:p>
-      <w:pPr>
-        <w:rPr>
-          <w:rFonts w:ascii="Arial" w:hAnsi="Arial" w:cs="Arial"/>
-          <w:lang w:val="nl-NL"/>
-        </w:rPr>
-      </w:pPr>
-      <w:r>
-        <w:rPr>
-          <w:rFonts w:ascii="Arial" w:hAnsi="Arial" w:cs="Arial"/>
-          <w:b/>
-          <w:lang w:val="nl-NL"/>
-        </w:rPr>
-        <w:t>Uitzoomen</w:t>
-      </w:r>
-      <w:r>
-        <w:rPr>
-          <w:rFonts w:ascii="Arial" w:hAnsi="Arial" w:cs="Arial"/>
-          <w:lang w:val="nl-NL"/>
-        </w:rPr>
-        <w:t>: Verkleinen van een deel van een beeld op het beeldscherm.</w:t>
-      </w:r>
-    </w:p>
-    <w:p>
-      <w:pPr>
-        <w:rPr>
-          <w:rFonts w:ascii="Arial" w:hAnsi="Arial" w:cs="Arial"/>
-          <w:lang w:val="nl-NL"/>
-        </w:rPr>
-      </w:pPr>
-      <w:r>
-        <w:rPr>
-          <w:rFonts w:ascii="Arial" w:hAnsi="Arial" w:cs="Arial"/>
-          <w:b/>
-          <w:lang w:val="nl-NL"/>
-        </w:rPr>
-        <w:t>Widgets</w:t>
-      </w:r>
-      <w:r>
-        <w:rPr>
-          <w:rFonts w:ascii="Arial" w:hAnsi="Arial" w:cs="Arial"/>
-          <w:lang w:val="nl-NL"/>
-        </w:rPr>
-        <w:t>: Een klein programmaatje dat als een soort van gadget werkt.</w:t>
-      </w:r>
-    </w:p>
-    <w:p>
-      <w:pPr>
-        <w:rPr>
-          <w:rFonts w:ascii="Arial" w:hAnsi="Arial" w:cs="Arial"/>
-          <w:lang w:val="nl-NL"/>
-        </w:rPr>
-      </w:pPr>
-      <w:r>
-        <w:rPr>
-          <w:rFonts w:ascii="Arial" w:hAnsi="Arial" w:cs="Arial"/>
-          <w:b/>
-          <w:lang w:val="nl-NL"/>
-        </w:rPr>
-        <w:t>WiFi</w:t>
-      </w:r>
-      <w:r>
-        <w:rPr>
-          <w:rFonts w:ascii="Arial" w:hAnsi="Arial" w:cs="Arial"/>
-          <w:lang w:val="nl-NL"/>
-        </w:rPr>
-        <w:t>: Techniek waarmee een computernetwerk draadloos met behulp van een radiozender en radio-ontvanger kan worden gebouwd. Er zijn geen kabels nodig in dit netwerk, maar slechts een insteekkaart in een computer.</w:t>
-      </w:r>
-    </w:p>
-    <w:p>
-      <w:pPr>
-        <w:rPr>
-          <w:rFonts w:ascii="Arial" w:hAnsi="Arial" w:cs="Arial"/>
-          <w:lang w:val="nl-NL"/>
-        </w:rPr>
-      </w:pPr>
-    </w:p>
-    <w:p>
-      <w:pPr>
-        <w:rPr>
-          <w:rFonts w:ascii="Arial" w:hAnsi="Arial" w:cs="Arial"/>
-          <w:lang w:val="nl-NL"/>
-        </w:rPr>
-        <w:sectPr>
-          <w:headerReference w:type="default" r:id="rId39"/>
           <w:type w:val="continuous"/>
           <w:pgSz w:w="11900" w:h="16840"/>
           <w:pgMar w:top="1440" w:right="1440" w:bottom="1440" w:left="1440" w:header="708" w:footer="708" w:gutter="0"/>
@@ -14243,7 +14250,7 @@
           <w:lang w:val="nl-NL"/>
         </w:rPr>
         <w:sectPr>
-          <w:headerReference w:type="default" r:id="rId40"/>
+          <w:headerReference w:type="default" r:id="rId39"/>
           <w:pgSz w:w="11900" w:h="16840"/>
           <w:pgMar w:top="1440" w:right="1440" w:bottom="1440" w:left="1440" w:header="708" w:footer="708" w:gutter="0"/>
           <w:cols w:space="708"/>
@@ -14306,7 +14313,7 @@
           <w:lang w:val="nl-NL"/>
         </w:rPr>
       </w:pPr>
-      <w:hyperlink r:id="rId41" w:history="1">
+      <w:hyperlink r:id="rId40" w:history="1">
         <w:r>
           <w:rPr>
             <w:rStyle w:val="Hyperlink"/>
@@ -14339,7 +14346,7 @@
           <w:lang w:val="nl-NL"/>
         </w:rPr>
       </w:pPr>
-      <w:hyperlink r:id="rId42" w:history="1">
+      <w:hyperlink r:id="rId41" w:history="1">
         <w:r>
           <w:rPr>
             <w:rStyle w:val="Hyperlink"/>
@@ -14372,7 +14379,7 @@
           <w:lang w:val="nl-NL"/>
         </w:rPr>
       </w:pPr>
-      <w:hyperlink r:id="rId43" w:history="1">
+      <w:hyperlink r:id="rId42" w:history="1">
         <w:r>
           <w:rPr>
             <w:rStyle w:val="Hyperlink"/>
@@ -14405,7 +14412,7 @@
           <w:lang w:val="nl-NL"/>
         </w:rPr>
       </w:pPr>
-      <w:hyperlink r:id="rId44" w:history="1">
+      <w:hyperlink r:id="rId43" w:history="1">
         <w:r>
           <w:rPr>
             <w:rStyle w:val="Hyperlink"/>
@@ -14438,7 +14445,7 @@
           <w:lang w:val="nl-NL"/>
         </w:rPr>
       </w:pPr>
-      <w:hyperlink r:id="rId45" w:history="1">
+      <w:hyperlink r:id="rId44" w:history="1">
         <w:r>
           <w:rPr>
             <w:rStyle w:val="Hyperlink"/>
@@ -14471,7 +14478,7 @@
           <w:lang w:val="nl-NL"/>
         </w:rPr>
       </w:pPr>
-      <w:hyperlink r:id="rId46" w:history="1">
+      <w:hyperlink r:id="rId45" w:history="1">
         <w:r>
           <w:rPr>
             <w:rStyle w:val="Hyperlink"/>
@@ -14504,7 +14511,7 @@
           <w:lang w:val="nl-NL"/>
         </w:rPr>
       </w:pPr>
-      <w:hyperlink r:id="rId47" w:history="1">
+      <w:hyperlink r:id="rId46" w:history="1">
         <w:r>
           <w:rPr>
             <w:rStyle w:val="Hyperlink"/>
@@ -14537,7 +14544,7 @@
           <w:lang w:val="nl-NL"/>
         </w:rPr>
       </w:pPr>
-      <w:hyperlink r:id="rId48" w:history="1">
+      <w:hyperlink r:id="rId47" w:history="1">
         <w:r>
           <w:rPr>
             <w:rStyle w:val="Hyperlink"/>
@@ -14580,7 +14587,7 @@
       </w:pPr>
     </w:p>
     <w:sectPr>
-      <w:headerReference w:type="default" r:id="rId49"/>
+      <w:headerReference w:type="default" r:id="rId48"/>
       <w:type w:val="continuous"/>
       <w:pgSz w:w="11900" w:h="16840"/>
       <w:pgMar w:top="1440" w:right="1440" w:bottom="1440" w:left="1440" w:header="708" w:footer="708" w:gutter="0"/>
@@ -14692,7 +14699,7 @@
         <w:rStyle w:val="PageNumber"/>
         <w:noProof/>
       </w:rPr>
-      <w:t>17</w:t>
+      <w:t>19</w:t>
     </w:r>
     <w:r>
       <w:rPr>
@@ -17909,6 +17916,7 @@
   </w:style>
   <w:style w:type="character" w:default="1" w:styleId="DefaultParagraphFont">
     <w:name w:val="Default Paragraph Font"/>
+    <w:semiHidden/>
     <w:unhideWhenUsed/>
   </w:style>
   <w:style w:type="table" w:default="1" w:styleId="TableNormal">

--- a/Rapport/Het Rapport.docx
+++ b/Rapport/Het Rapport.docx
@@ -77,7 +77,7 @@
         <w:rPr>
           <w:noProof/>
           <w:sz w:val="52"/>
-          <w:lang w:val="en-US" w:eastAsia="en-US"/>
+          <w:lang w:val="nl-NL" w:eastAsia="en-US"/>
         </w:rPr>
         <w:drawing>
           <wp:anchor distT="0" distB="0" distL="114300" distR="114300" simplePos="0" relativeHeight="251658240" behindDoc="1" locked="0" layoutInCell="1" allowOverlap="1">
@@ -369,7 +369,7 @@
         <w:rPr>
           <w:rFonts w:ascii="Arial" w:hAnsi="Arial" w:cs="Arial"/>
           <w:noProof/>
-          <w:lang w:val="en-US" w:eastAsia="en-US"/>
+          <w:lang w:val="nl-NL" w:eastAsia="en-US"/>
         </w:rPr>
         <w:drawing>
           <wp:anchor distT="0" distB="0" distL="114300" distR="114300" simplePos="0" relativeHeight="251666432" behindDoc="1" locked="0" layoutInCell="1" allowOverlap="1">
@@ -400,7 +400,7 @@
                     <a:blip r:embed="rId9">
                       <a:extLst>
                         <a:ext uri="{28A0092B-C50C-407E-A947-70E740481C1C}">
-                          <a14:useLocalDpi xmlns="" xmlns:wpc="http://schemas.microsoft.com/office/word/2010/wordprocessingCanvas" xmlns:mo="http://schemas.microsoft.com/office/mac/office/2008/main" xmlns:mc="http://schemas.openxmlformats.org/markup-compatibility/2006" xmlns:mv="urn:schemas-microsoft-com:mac:vml" xmlns:o="urn:schemas-microsoft-com:office:office" xmlns:r="http://schemas.openxmlformats.org/officeDocument/2006/relationships" xmlns:m="http://schemas.openxmlformats.org/officeDocument/2006/math" xmlns:v="urn:schemas-microsoft-com:vml" xmlns:wp14="http://schemas.microsoft.com/office/word/2010/wordprocessingDrawing" xmlns:wp="http://schemas.openxmlformats.org/drawingml/2006/wordprocessingDrawing" xmlns:w10="urn:schemas-microsoft-com:office:word" xmlns:w="http://schemas.openxmlformats.org/wordprocessingml/2006/main" xmlns:w14="http://schemas.microsoft.com/office/word/2010/wordml" xmlns:wpg="http://schemas.microsoft.com/office/word/2010/wordprocessingGroup" xmlns:wpi="http://schemas.microsoft.com/office/word/2010/wordprocessingInk" xmlns:wne="http://schemas.microsoft.com/office/word/2006/wordml" xmlns:wps="http://schemas.microsoft.com/office/word/2010/wordprocessingShape" xmlns:a="http://schemas.openxmlformats.org/drawingml/2006/main" xmlns:pic="http://schemas.openxmlformats.org/drawingml/2006/picture" xmlns:a14="http://schemas.microsoft.com/office/drawing/2010/main" xmlns:ve="http://schemas.openxmlformats.org/markup-compatibility/2006" val="0"/>
+                          <a14:useLocalDpi xmlns:ve="http://schemas.openxmlformats.org/markup-compatibility/2006" xmlns:a14="http://schemas.microsoft.com/office/drawing/2010/main" xmlns:pic="http://schemas.openxmlformats.org/drawingml/2006/picture" xmlns:a="http://schemas.openxmlformats.org/drawingml/2006/main" xmlns:wps="http://schemas.microsoft.com/office/word/2010/wordprocessingShape" xmlns:wne="http://schemas.microsoft.com/office/word/2006/wordml" xmlns:wpi="http://schemas.microsoft.com/office/word/2010/wordprocessingInk" xmlns:wpg="http://schemas.microsoft.com/office/word/2010/wordprocessingGroup" xmlns:w14="http://schemas.microsoft.com/office/word/2010/wordml" xmlns:w="http://schemas.openxmlformats.org/wordprocessingml/2006/main" xmlns:w10="urn:schemas-microsoft-com:office:word" xmlns:wp="http://schemas.openxmlformats.org/drawingml/2006/wordprocessingDrawing" xmlns:wp14="http://schemas.microsoft.com/office/word/2010/wordprocessingDrawing" xmlns:v="urn:schemas-microsoft-com:vml" xmlns:m="http://schemas.openxmlformats.org/officeDocument/2006/math" xmlns:r="http://schemas.openxmlformats.org/officeDocument/2006/relationships" xmlns:o="urn:schemas-microsoft-com:office:office" xmlns:mv="urn:schemas-microsoft-com:mac:vml" xmlns:mc="http://schemas.openxmlformats.org/markup-compatibility/2006" xmlns:mo="http://schemas.microsoft.com/office/mac/office/2008/main" xmlns:wpc="http://schemas.microsoft.com/office/word/2010/wordprocessingCanvas" xmlns="" val="0"/>
                         </a:ext>
                       </a:extLst>
                     </a:blip>
@@ -536,8 +536,9 @@
       <w:r>
         <w:rPr>
           <w:b/>
+          <w:noProof/>
           <w:sz w:val="36"/>
-          <w:lang w:val="nl-NL"/>
+          <w:lang w:val="nl-NL" w:eastAsia="en-US"/>
         </w:rPr>
         <w:drawing>
           <wp:anchor distT="0" distB="0" distL="114300" distR="114300" simplePos="0" relativeHeight="251699200" behindDoc="1" locked="0" layoutInCell="1" allowOverlap="1">
@@ -2166,6 +2167,14 @@
         <w:p>
           <w:pPr>
             <w:rPr>
+              <w:b/>
+              <w:lang w:val="nl-NL"/>
+            </w:rPr>
+          </w:pPr>
+        </w:p>
+        <w:p>
+          <w:pPr>
+            <w:rPr>
               <w:lang w:val="nl-NL"/>
             </w:rPr>
           </w:pPr>
@@ -4318,14 +4327,7 @@
           <w:rFonts w:ascii="Arial" w:hAnsi="Arial" w:cs="Arial"/>
           <w:lang w:val="nl-NL"/>
         </w:rPr>
-        <w:t xml:space="preserve"> </w:t>
-      </w:r>
-      <w:r>
-        <w:rPr>
-          <w:rFonts w:ascii="Arial" w:hAnsi="Arial" w:cs="Arial"/>
-          <w:lang w:val="nl-NL"/>
-        </w:rPr>
-        <w:t>kunnen worden</w:t>
+        <w:t xml:space="preserve"> kunnen worden</w:t>
       </w:r>
       <w:r>
         <w:rPr>
@@ -6396,9 +6398,15 @@
         <w:t xml:space="preserve">eft geen mogelijkheid om zelf je hele telefoon of tablet te personaliseren. Het zijn vooraf ingestelde instellingen die je zelf, tot op een zekere hoogte, kunt </w:t>
       </w:r>
       <w:r>
+        <w:rPr>
+          <w:lang w:val="nl-NL"/>
+        </w:rPr>
         <w:t>wij</w:t>
       </w:r>
       <w:r>
+        <w:rPr>
+          <w:lang w:val="nl-NL"/>
+        </w:rPr>
         <w:t>zigen</w:t>
       </w:r>
       <w:r>
@@ -6970,15 +6978,7 @@
           <w:i/>
           <w:lang w:val="nl-NL"/>
         </w:rPr>
-        <w:t>cache</w:t>
-      </w:r>
-      <w:r>
-        <w:rPr>
-          <w:rFonts w:ascii="Arial" w:hAnsi="Arial" w:cs="Arial"/>
-          <w:i/>
-          <w:lang w:val="nl-NL"/>
-        </w:rPr>
-        <w:t>d</w:t>
+        <w:t>cached</w:t>
       </w:r>
       <w:r>
         <w:rPr>
@@ -7026,7 +7026,7 @@
         <w:rPr>
           <w:rFonts w:ascii="Helvetica" w:hAnsi="Helvetica" w:cs="Helvetica"/>
           <w:noProof/>
-          <w:lang w:val="en-US" w:eastAsia="en-US"/>
+          <w:lang w:val="nl-NL" w:eastAsia="en-US"/>
         </w:rPr>
         <w:drawing>
           <wp:anchor distT="0" distB="0" distL="114300" distR="114300" simplePos="0" relativeHeight="251693056" behindDoc="0" locked="0" layoutInCell="1" allowOverlap="1">
@@ -7057,7 +7057,7 @@
                     <a:blip r:embed="rId22">
                       <a:extLst>
                         <a:ext uri="{28A0092B-C50C-407E-A947-70E740481C1C}">
-                          <a14:useLocalDpi xmlns="" xmlns:wpc="http://schemas.microsoft.com/office/word/2010/wordprocessingCanvas" xmlns:mo="http://schemas.microsoft.com/office/mac/office/2008/main" xmlns:mc="http://schemas.openxmlformats.org/markup-compatibility/2006" xmlns:mv="urn:schemas-microsoft-com:mac:vml" xmlns:o="urn:schemas-microsoft-com:office:office" xmlns:r="http://schemas.openxmlformats.org/officeDocument/2006/relationships" xmlns:m="http://schemas.openxmlformats.org/officeDocument/2006/math" xmlns:v="urn:schemas-microsoft-com:vml" xmlns:wp14="http://schemas.microsoft.com/office/word/2010/wordprocessingDrawing" xmlns:wp="http://schemas.openxmlformats.org/drawingml/2006/wordprocessingDrawing" xmlns:w10="urn:schemas-microsoft-com:office:word" xmlns:w="http://schemas.openxmlformats.org/wordprocessingml/2006/main" xmlns:w14="http://schemas.microsoft.com/office/word/2010/wordml" xmlns:wpg="http://schemas.microsoft.com/office/word/2010/wordprocessingGroup" xmlns:wpi="http://schemas.microsoft.com/office/word/2010/wordprocessingInk" xmlns:wne="http://schemas.microsoft.com/office/word/2006/wordml" xmlns:wps="http://schemas.microsoft.com/office/word/2010/wordprocessingShape" xmlns:a="http://schemas.openxmlformats.org/drawingml/2006/main" xmlns:pic="http://schemas.openxmlformats.org/drawingml/2006/picture" xmlns:a14="http://schemas.microsoft.com/office/drawing/2010/main" xmlns:ve="http://schemas.openxmlformats.org/markup-compatibility/2006" val="0"/>
+                          <a14:useLocalDpi xmlns:ve="http://schemas.openxmlformats.org/markup-compatibility/2006" xmlns:a14="http://schemas.microsoft.com/office/drawing/2010/main" xmlns:pic="http://schemas.openxmlformats.org/drawingml/2006/picture" xmlns:a="http://schemas.openxmlformats.org/drawingml/2006/main" xmlns:wps="http://schemas.microsoft.com/office/word/2010/wordprocessingShape" xmlns:wne="http://schemas.microsoft.com/office/word/2006/wordml" xmlns:wpi="http://schemas.microsoft.com/office/word/2010/wordprocessingInk" xmlns:wpg="http://schemas.microsoft.com/office/word/2010/wordprocessingGroup" xmlns:w14="http://schemas.microsoft.com/office/word/2010/wordml" xmlns:w="http://schemas.openxmlformats.org/wordprocessingml/2006/main" xmlns:w10="urn:schemas-microsoft-com:office:word" xmlns:wp="http://schemas.openxmlformats.org/drawingml/2006/wordprocessingDrawing" xmlns:wp14="http://schemas.microsoft.com/office/word/2010/wordprocessingDrawing" xmlns:v="urn:schemas-microsoft-com:vml" xmlns:m="http://schemas.openxmlformats.org/officeDocument/2006/math" xmlns:r="http://schemas.openxmlformats.org/officeDocument/2006/relationships" xmlns:o="urn:schemas-microsoft-com:office:office" xmlns:mv="urn:schemas-microsoft-com:mac:vml" xmlns:mc="http://schemas.openxmlformats.org/markup-compatibility/2006" xmlns:mo="http://schemas.microsoft.com/office/mac/office/2008/main" xmlns:wpc="http://schemas.microsoft.com/office/word/2010/wordprocessingCanvas" xmlns="" val="0"/>
                         </a:ext>
                       </a:extLst>
                     </a:blip>
@@ -7506,7 +7506,7 @@
       <w:r>
         <w:rPr>
           <w:noProof/>
-          <w:lang w:val="en-US" w:eastAsia="en-US"/>
+          <w:lang w:val="nl-NL" w:eastAsia="en-US"/>
         </w:rPr>
         <w:drawing>
           <wp:anchor distT="0" distB="0" distL="114300" distR="114300" simplePos="0" relativeHeight="251680768" behindDoc="0" locked="0" layoutInCell="1" allowOverlap="1">
@@ -7910,7 +7910,7 @@
         <w:rPr>
           <w:rFonts w:ascii="Helvetica" w:hAnsi="Helvetica" w:cs="Helvetica"/>
           <w:noProof/>
-          <w:lang w:val="en-US" w:eastAsia="en-US"/>
+          <w:lang w:val="nl-NL" w:eastAsia="en-US"/>
         </w:rPr>
         <w:drawing>
           <wp:anchor distT="0" distB="0" distL="114300" distR="114300" simplePos="0" relativeHeight="251681792" behindDoc="0" locked="0" layoutInCell="1" allowOverlap="1">
@@ -7941,7 +7941,7 @@
                     <a:blip r:embed="rId27">
                       <a:extLst>
                         <a:ext uri="{28A0092B-C50C-407E-A947-70E740481C1C}">
-                          <a14:useLocalDpi xmlns="" xmlns:wpc="http://schemas.microsoft.com/office/word/2010/wordprocessingCanvas" xmlns:mo="http://schemas.microsoft.com/office/mac/office/2008/main" xmlns:mc="http://schemas.openxmlformats.org/markup-compatibility/2006" xmlns:mv="urn:schemas-microsoft-com:mac:vml" xmlns:o="urn:schemas-microsoft-com:office:office" xmlns:r="http://schemas.openxmlformats.org/officeDocument/2006/relationships" xmlns:m="http://schemas.openxmlformats.org/officeDocument/2006/math" xmlns:v="urn:schemas-microsoft-com:vml" xmlns:wp14="http://schemas.microsoft.com/office/word/2010/wordprocessingDrawing" xmlns:wp="http://schemas.openxmlformats.org/drawingml/2006/wordprocessingDrawing" xmlns:w10="urn:schemas-microsoft-com:office:word" xmlns:w="http://schemas.openxmlformats.org/wordprocessingml/2006/main" xmlns:w14="http://schemas.microsoft.com/office/word/2010/wordml" xmlns:wpg="http://schemas.microsoft.com/office/word/2010/wordprocessingGroup" xmlns:wpi="http://schemas.microsoft.com/office/word/2010/wordprocessingInk" xmlns:wne="http://schemas.microsoft.com/office/word/2006/wordml" xmlns:wps="http://schemas.microsoft.com/office/word/2010/wordprocessingShape" xmlns:a="http://schemas.openxmlformats.org/drawingml/2006/main" xmlns:pic="http://schemas.openxmlformats.org/drawingml/2006/picture" xmlns:a14="http://schemas.microsoft.com/office/drawing/2010/main" xmlns:ve="http://schemas.openxmlformats.org/markup-compatibility/2006" val="0"/>
+                          <a14:useLocalDpi xmlns:ve="http://schemas.openxmlformats.org/markup-compatibility/2006" xmlns:a14="http://schemas.microsoft.com/office/drawing/2010/main" xmlns:pic="http://schemas.openxmlformats.org/drawingml/2006/picture" xmlns:a="http://schemas.openxmlformats.org/drawingml/2006/main" xmlns:wps="http://schemas.microsoft.com/office/word/2010/wordprocessingShape" xmlns:wne="http://schemas.microsoft.com/office/word/2006/wordml" xmlns:wpi="http://schemas.microsoft.com/office/word/2010/wordprocessingInk" xmlns:wpg="http://schemas.microsoft.com/office/word/2010/wordprocessingGroup" xmlns:w14="http://schemas.microsoft.com/office/word/2010/wordml" xmlns:w="http://schemas.openxmlformats.org/wordprocessingml/2006/main" xmlns:w10="urn:schemas-microsoft-com:office:word" xmlns:wp="http://schemas.openxmlformats.org/drawingml/2006/wordprocessingDrawing" xmlns:wp14="http://schemas.microsoft.com/office/word/2010/wordprocessingDrawing" xmlns:v="urn:schemas-microsoft-com:vml" xmlns:m="http://schemas.openxmlformats.org/officeDocument/2006/math" xmlns:r="http://schemas.openxmlformats.org/officeDocument/2006/relationships" xmlns:o="urn:schemas-microsoft-com:office:office" xmlns:mv="urn:schemas-microsoft-com:mac:vml" xmlns:mc="http://schemas.openxmlformats.org/markup-compatibility/2006" xmlns:mo="http://schemas.microsoft.com/office/mac/office/2008/main" xmlns:wpc="http://schemas.microsoft.com/office/word/2010/wordprocessingCanvas" xmlns="" val="0"/>
                         </a:ext>
                       </a:extLst>
                     </a:blip>
@@ -7962,7 +7962,7 @@
                     </a:ln>
                     <a:extLst>
                       <a:ext uri="{53640926-AAD7-44d8-BBD7-CCE9431645EC}">
-                        <a14:shadowObscured xmlns="" xmlns:wpc="http://schemas.microsoft.com/office/word/2010/wordprocessingCanvas" xmlns:mo="http://schemas.microsoft.com/office/mac/office/2008/main" xmlns:mc="http://schemas.openxmlformats.org/markup-compatibility/2006" xmlns:mv="urn:schemas-microsoft-com:mac:vml" xmlns:o="urn:schemas-microsoft-com:office:office" xmlns:r="http://schemas.openxmlformats.org/officeDocument/2006/relationships" xmlns:m="http://schemas.openxmlformats.org/officeDocument/2006/math" xmlns:v="urn:schemas-microsoft-com:vml" xmlns:wp14="http://schemas.microsoft.com/office/word/2010/wordprocessingDrawing" xmlns:wp="http://schemas.openxmlformats.org/drawingml/2006/wordprocessingDrawing" xmlns:w10="urn:schemas-microsoft-com:office:word" xmlns:w="http://schemas.openxmlformats.org/wordprocessingml/2006/main" xmlns:w14="http://schemas.microsoft.com/office/word/2010/wordml" xmlns:wpg="http://schemas.microsoft.com/office/word/2010/wordprocessingGroup" xmlns:wpi="http://schemas.microsoft.com/office/word/2010/wordprocessingInk" xmlns:wne="http://schemas.microsoft.com/office/word/2006/wordml" xmlns:wps="http://schemas.microsoft.com/office/word/2010/wordprocessingShape" xmlns:a="http://schemas.openxmlformats.org/drawingml/2006/main" xmlns:pic="http://schemas.openxmlformats.org/drawingml/2006/picture" xmlns:a14="http://schemas.microsoft.com/office/drawing/2010/main" xmlns:ve="http://schemas.openxmlformats.org/markup-compatibility/2006"/>
+                        <a14:shadowObscured xmlns:ve="http://schemas.openxmlformats.org/markup-compatibility/2006" xmlns:a14="http://schemas.microsoft.com/office/drawing/2010/main" xmlns:pic="http://schemas.openxmlformats.org/drawingml/2006/picture" xmlns:a="http://schemas.openxmlformats.org/drawingml/2006/main" xmlns:wps="http://schemas.microsoft.com/office/word/2010/wordprocessingShape" xmlns:wne="http://schemas.microsoft.com/office/word/2006/wordml" xmlns:wpi="http://schemas.microsoft.com/office/word/2010/wordprocessingInk" xmlns:wpg="http://schemas.microsoft.com/office/word/2010/wordprocessingGroup" xmlns:w14="http://schemas.microsoft.com/office/word/2010/wordml" xmlns:w="http://schemas.openxmlformats.org/wordprocessingml/2006/main" xmlns:w10="urn:schemas-microsoft-com:office:word" xmlns:wp="http://schemas.openxmlformats.org/drawingml/2006/wordprocessingDrawing" xmlns:wp14="http://schemas.microsoft.com/office/word/2010/wordprocessingDrawing" xmlns:v="urn:schemas-microsoft-com:vml" xmlns:m="http://schemas.openxmlformats.org/officeDocument/2006/math" xmlns:r="http://schemas.openxmlformats.org/officeDocument/2006/relationships" xmlns:o="urn:schemas-microsoft-com:office:office" xmlns:mv="urn:schemas-microsoft-com:mac:vml" xmlns:mc="http://schemas.openxmlformats.org/markup-compatibility/2006" xmlns:mo="http://schemas.microsoft.com/office/mac/office/2008/main" xmlns:wpc="http://schemas.microsoft.com/office/word/2010/wordprocessingCanvas" xmlns=""/>
                       </a:ext>
                     </a:extLst>
                   </pic:spPr>
@@ -7976,7 +7976,7 @@
         <w:rPr>
           <w:rFonts w:ascii="Helvetica" w:hAnsi="Helvetica" w:cs="Helvetica"/>
           <w:noProof/>
-          <w:lang w:val="en-US" w:eastAsia="en-US"/>
+          <w:lang w:val="nl-NL" w:eastAsia="en-US"/>
         </w:rPr>
         <w:drawing>
           <wp:anchor distT="0" distB="0" distL="114300" distR="114300" simplePos="0" relativeHeight="251682816" behindDoc="1" locked="0" layoutInCell="1" allowOverlap="1">
@@ -8007,7 +8007,7 @@
                     <a:blip r:embed="rId28">
                       <a:extLst>
                         <a:ext uri="{28A0092B-C50C-407E-A947-70E740481C1C}">
-                          <a14:useLocalDpi xmlns="" xmlns:wpc="http://schemas.microsoft.com/office/word/2010/wordprocessingCanvas" xmlns:mo="http://schemas.microsoft.com/office/mac/office/2008/main" xmlns:mc="http://schemas.openxmlformats.org/markup-compatibility/2006" xmlns:mv="urn:schemas-microsoft-com:mac:vml" xmlns:o="urn:schemas-microsoft-com:office:office" xmlns:r="http://schemas.openxmlformats.org/officeDocument/2006/relationships" xmlns:m="http://schemas.openxmlformats.org/officeDocument/2006/math" xmlns:v="urn:schemas-microsoft-com:vml" xmlns:wp14="http://schemas.microsoft.com/office/word/2010/wordprocessingDrawing" xmlns:wp="http://schemas.openxmlformats.org/drawingml/2006/wordprocessingDrawing" xmlns:w10="urn:schemas-microsoft-com:office:word" xmlns:w="http://schemas.openxmlformats.org/wordprocessingml/2006/main" xmlns:w14="http://schemas.microsoft.com/office/word/2010/wordml" xmlns:wpg="http://schemas.microsoft.com/office/word/2010/wordprocessingGroup" xmlns:wpi="http://schemas.microsoft.com/office/word/2010/wordprocessingInk" xmlns:wne="http://schemas.microsoft.com/office/word/2006/wordml" xmlns:wps="http://schemas.microsoft.com/office/word/2010/wordprocessingShape" xmlns:a="http://schemas.openxmlformats.org/drawingml/2006/main" xmlns:pic="http://schemas.openxmlformats.org/drawingml/2006/picture" xmlns:a14="http://schemas.microsoft.com/office/drawing/2010/main" xmlns:ve="http://schemas.openxmlformats.org/markup-compatibility/2006" val="0"/>
+                          <a14:useLocalDpi xmlns:ve="http://schemas.openxmlformats.org/markup-compatibility/2006" xmlns:a14="http://schemas.microsoft.com/office/drawing/2010/main" xmlns:pic="http://schemas.openxmlformats.org/drawingml/2006/picture" xmlns:a="http://schemas.openxmlformats.org/drawingml/2006/main" xmlns:wps="http://schemas.microsoft.com/office/word/2010/wordprocessingShape" xmlns:wne="http://schemas.microsoft.com/office/word/2006/wordml" xmlns:wpi="http://schemas.microsoft.com/office/word/2010/wordprocessingInk" xmlns:wpg="http://schemas.microsoft.com/office/word/2010/wordprocessingGroup" xmlns:w14="http://schemas.microsoft.com/office/word/2010/wordml" xmlns:w="http://schemas.openxmlformats.org/wordprocessingml/2006/main" xmlns:w10="urn:schemas-microsoft-com:office:word" xmlns:wp="http://schemas.openxmlformats.org/drawingml/2006/wordprocessingDrawing" xmlns:wp14="http://schemas.microsoft.com/office/word/2010/wordprocessingDrawing" xmlns:v="urn:schemas-microsoft-com:vml" xmlns:m="http://schemas.openxmlformats.org/officeDocument/2006/math" xmlns:r="http://schemas.openxmlformats.org/officeDocument/2006/relationships" xmlns:o="urn:schemas-microsoft-com:office:office" xmlns:mv="urn:schemas-microsoft-com:mac:vml" xmlns:mc="http://schemas.openxmlformats.org/markup-compatibility/2006" xmlns:mo="http://schemas.microsoft.com/office/mac/office/2008/main" xmlns:wpc="http://schemas.microsoft.com/office/word/2010/wordprocessingCanvas" xmlns="" val="0"/>
                         </a:ext>
                       </a:extLst>
                     </a:blip>
@@ -8028,7 +8028,7 @@
                     </a:ln>
                     <a:extLst>
                       <a:ext uri="{53640926-AAD7-44d8-BBD7-CCE9431645EC}">
-                        <a14:shadowObscured xmlns="" xmlns:wpc="http://schemas.microsoft.com/office/word/2010/wordprocessingCanvas" xmlns:mo="http://schemas.microsoft.com/office/mac/office/2008/main" xmlns:mc="http://schemas.openxmlformats.org/markup-compatibility/2006" xmlns:mv="urn:schemas-microsoft-com:mac:vml" xmlns:o="urn:schemas-microsoft-com:office:office" xmlns:r="http://schemas.openxmlformats.org/officeDocument/2006/relationships" xmlns:m="http://schemas.openxmlformats.org/officeDocument/2006/math" xmlns:v="urn:schemas-microsoft-com:vml" xmlns:wp14="http://schemas.microsoft.com/office/word/2010/wordprocessingDrawing" xmlns:wp="http://schemas.openxmlformats.org/drawingml/2006/wordprocessingDrawing" xmlns:w10="urn:schemas-microsoft-com:office:word" xmlns:w="http://schemas.openxmlformats.org/wordprocessingml/2006/main" xmlns:w14="http://schemas.microsoft.com/office/word/2010/wordml" xmlns:wpg="http://schemas.microsoft.com/office/word/2010/wordprocessingGroup" xmlns:wpi="http://schemas.microsoft.com/office/word/2010/wordprocessingInk" xmlns:wne="http://schemas.microsoft.com/office/word/2006/wordml" xmlns:wps="http://schemas.microsoft.com/office/word/2010/wordprocessingShape" xmlns:a="http://schemas.openxmlformats.org/drawingml/2006/main" xmlns:pic="http://schemas.openxmlformats.org/drawingml/2006/picture" xmlns:a14="http://schemas.microsoft.com/office/drawing/2010/main" xmlns:ve="http://schemas.openxmlformats.org/markup-compatibility/2006"/>
+                        <a14:shadowObscured xmlns:ve="http://schemas.openxmlformats.org/markup-compatibility/2006" xmlns:a14="http://schemas.microsoft.com/office/drawing/2010/main" xmlns:pic="http://schemas.openxmlformats.org/drawingml/2006/picture" xmlns:a="http://schemas.openxmlformats.org/drawingml/2006/main" xmlns:wps="http://schemas.microsoft.com/office/word/2010/wordprocessingShape" xmlns:wne="http://schemas.microsoft.com/office/word/2006/wordml" xmlns:wpi="http://schemas.microsoft.com/office/word/2010/wordprocessingInk" xmlns:wpg="http://schemas.microsoft.com/office/word/2010/wordprocessingGroup" xmlns:w14="http://schemas.microsoft.com/office/word/2010/wordml" xmlns:w="http://schemas.openxmlformats.org/wordprocessingml/2006/main" xmlns:w10="urn:schemas-microsoft-com:office:word" xmlns:wp="http://schemas.openxmlformats.org/drawingml/2006/wordprocessingDrawing" xmlns:wp14="http://schemas.microsoft.com/office/word/2010/wordprocessingDrawing" xmlns:v="urn:schemas-microsoft-com:vml" xmlns:m="http://schemas.openxmlformats.org/officeDocument/2006/math" xmlns:r="http://schemas.openxmlformats.org/officeDocument/2006/relationships" xmlns:o="urn:schemas-microsoft-com:office:office" xmlns:mv="urn:schemas-microsoft-com:mac:vml" xmlns:mc="http://schemas.openxmlformats.org/markup-compatibility/2006" xmlns:mo="http://schemas.microsoft.com/office/mac/office/2008/main" xmlns:wpc="http://schemas.microsoft.com/office/word/2010/wordprocessingCanvas" xmlns=""/>
                       </a:ext>
                     </a:extLst>
                   </pic:spPr>
@@ -8851,8 +8851,13 @@
                       <w:lang w:val="en-US"/>
                     </w:rPr>
                   </w:pPr>
+                  <w:proofErr w:type="gramStart"/>
                   <w:r>
-                    <w:t xml:space="preserve">figuur </w:t>
+                    <w:t>figuur</w:t>
+                  </w:r>
+                  <w:proofErr w:type="gramEnd"/>
+                  <w:r>
+                    <w:t xml:space="preserve"> </w:t>
                   </w:r>
                   <w:fldSimple w:instr=" SEQ figuur \* ARABIC ">
                     <w:r>
@@ -8884,7 +8889,7 @@
         <w:rPr>
           <w:rFonts w:ascii="Arial" w:hAnsi="Arial" w:cs="Arial"/>
           <w:noProof/>
-          <w:lang w:val="en-US" w:eastAsia="en-US"/>
+          <w:lang w:val="nl-NL" w:eastAsia="en-US"/>
         </w:rPr>
         <w:drawing>
           <wp:anchor distT="0" distB="0" distL="114300" distR="114300" simplePos="0" relativeHeight="251672576" behindDoc="1" locked="0" layoutInCell="1" allowOverlap="1">
@@ -8915,7 +8920,7 @@
                     <a:blip r:embed="rId29">
                       <a:extLst>
                         <a:ext uri="{28A0092B-C50C-407E-A947-70E740481C1C}">
-                          <a14:useLocalDpi xmlns="" xmlns:wpc="http://schemas.microsoft.com/office/word/2010/wordprocessingCanvas" xmlns:mo="http://schemas.microsoft.com/office/mac/office/2008/main" xmlns:mc="http://schemas.openxmlformats.org/markup-compatibility/2006" xmlns:mv="urn:schemas-microsoft-com:mac:vml" xmlns:o="urn:schemas-microsoft-com:office:office" xmlns:r="http://schemas.openxmlformats.org/officeDocument/2006/relationships" xmlns:m="http://schemas.openxmlformats.org/officeDocument/2006/math" xmlns:v="urn:schemas-microsoft-com:vml" xmlns:wp14="http://schemas.microsoft.com/office/word/2010/wordprocessingDrawing" xmlns:wp="http://schemas.openxmlformats.org/drawingml/2006/wordprocessingDrawing" xmlns:w10="urn:schemas-microsoft-com:office:word" xmlns:w="http://schemas.openxmlformats.org/wordprocessingml/2006/main" xmlns:w14="http://schemas.microsoft.com/office/word/2010/wordml" xmlns:wpg="http://schemas.microsoft.com/office/word/2010/wordprocessingGroup" xmlns:wpi="http://schemas.microsoft.com/office/word/2010/wordprocessingInk" xmlns:wne="http://schemas.microsoft.com/office/word/2006/wordml" xmlns:wps="http://schemas.microsoft.com/office/word/2010/wordprocessingShape" xmlns:a="http://schemas.openxmlformats.org/drawingml/2006/main" xmlns:pic="http://schemas.openxmlformats.org/drawingml/2006/picture" xmlns:a14="http://schemas.microsoft.com/office/drawing/2010/main" xmlns:ve="http://schemas.openxmlformats.org/markup-compatibility/2006" val="0"/>
+                          <a14:useLocalDpi xmlns:ve="http://schemas.openxmlformats.org/markup-compatibility/2006" xmlns:a14="http://schemas.microsoft.com/office/drawing/2010/main" xmlns:pic="http://schemas.openxmlformats.org/drawingml/2006/picture" xmlns:a="http://schemas.openxmlformats.org/drawingml/2006/main" xmlns:wps="http://schemas.microsoft.com/office/word/2010/wordprocessingShape" xmlns:wne="http://schemas.microsoft.com/office/word/2006/wordml" xmlns:wpi="http://schemas.microsoft.com/office/word/2010/wordprocessingInk" xmlns:wpg="http://schemas.microsoft.com/office/word/2010/wordprocessingGroup" xmlns:w14="http://schemas.microsoft.com/office/word/2010/wordml" xmlns:w="http://schemas.openxmlformats.org/wordprocessingml/2006/main" xmlns:w10="urn:schemas-microsoft-com:office:word" xmlns:wp="http://schemas.openxmlformats.org/drawingml/2006/wordprocessingDrawing" xmlns:wp14="http://schemas.microsoft.com/office/word/2010/wordprocessingDrawing" xmlns:v="urn:schemas-microsoft-com:vml" xmlns:m="http://schemas.openxmlformats.org/officeDocument/2006/math" xmlns:r="http://schemas.openxmlformats.org/officeDocument/2006/relationships" xmlns:o="urn:schemas-microsoft-com:office:office" xmlns:mv="urn:schemas-microsoft-com:mac:vml" xmlns:mc="http://schemas.openxmlformats.org/markup-compatibility/2006" xmlns:mo="http://schemas.microsoft.com/office/mac/office/2008/main" xmlns:wpc="http://schemas.microsoft.com/office/word/2010/wordprocessingCanvas" xmlns="" val="0"/>
                         </a:ext>
                       </a:extLst>
                     </a:blip>
@@ -9630,8 +9635,13 @@
                       <w:lang w:val="en-US"/>
                     </w:rPr>
                   </w:pPr>
+                  <w:proofErr w:type="gramStart"/>
                   <w:r>
-                    <w:t xml:space="preserve">figuur </w:t>
+                    <w:t>figuur</w:t>
+                  </w:r>
+                  <w:proofErr w:type="gramEnd"/>
+                  <w:r>
+                    <w:t xml:space="preserve"> </w:t>
                   </w:r>
                   <w:fldSimple w:instr=" SEQ figuur \* ARABIC ">
                     <w:r>
@@ -9661,7 +9671,7 @@
       <w:r>
         <w:rPr>
           <w:noProof/>
-          <w:lang w:val="en-US" w:eastAsia="en-US"/>
+          <w:lang w:val="nl-NL" w:eastAsia="en-US"/>
         </w:rPr>
         <w:drawing>
           <wp:anchor distT="0" distB="0" distL="114300" distR="114300" simplePos="0" relativeHeight="251673600" behindDoc="1" locked="0" layoutInCell="1" allowOverlap="1">
@@ -9692,7 +9702,7 @@
                     <a:blip r:embed="rId30">
                       <a:extLst>
                         <a:ext uri="{28A0092B-C50C-407E-A947-70E740481C1C}">
-                          <a14:useLocalDpi xmlns="" xmlns:wpc="http://schemas.microsoft.com/office/word/2010/wordprocessingCanvas" xmlns:mo="http://schemas.microsoft.com/office/mac/office/2008/main" xmlns:mc="http://schemas.openxmlformats.org/markup-compatibility/2006" xmlns:mv="urn:schemas-microsoft-com:mac:vml" xmlns:o="urn:schemas-microsoft-com:office:office" xmlns:r="http://schemas.openxmlformats.org/officeDocument/2006/relationships" xmlns:m="http://schemas.openxmlformats.org/officeDocument/2006/math" xmlns:v="urn:schemas-microsoft-com:vml" xmlns:wp14="http://schemas.microsoft.com/office/word/2010/wordprocessingDrawing" xmlns:wp="http://schemas.openxmlformats.org/drawingml/2006/wordprocessingDrawing" xmlns:w10="urn:schemas-microsoft-com:office:word" xmlns:w="http://schemas.openxmlformats.org/wordprocessingml/2006/main" xmlns:w14="http://schemas.microsoft.com/office/word/2010/wordml" xmlns:wpg="http://schemas.microsoft.com/office/word/2010/wordprocessingGroup" xmlns:wpi="http://schemas.microsoft.com/office/word/2010/wordprocessingInk" xmlns:wne="http://schemas.microsoft.com/office/word/2006/wordml" xmlns:wps="http://schemas.microsoft.com/office/word/2010/wordprocessingShape" xmlns:a="http://schemas.openxmlformats.org/drawingml/2006/main" xmlns:pic="http://schemas.openxmlformats.org/drawingml/2006/picture" xmlns:a14="http://schemas.microsoft.com/office/drawing/2010/main" xmlns:ve="http://schemas.openxmlformats.org/markup-compatibility/2006" val="0"/>
+                          <a14:useLocalDpi xmlns:ve="http://schemas.openxmlformats.org/markup-compatibility/2006" xmlns:a14="http://schemas.microsoft.com/office/drawing/2010/main" xmlns:pic="http://schemas.openxmlformats.org/drawingml/2006/picture" xmlns:a="http://schemas.openxmlformats.org/drawingml/2006/main" xmlns:wps="http://schemas.microsoft.com/office/word/2010/wordprocessingShape" xmlns:wne="http://schemas.microsoft.com/office/word/2006/wordml" xmlns:wpi="http://schemas.microsoft.com/office/word/2010/wordprocessingInk" xmlns:wpg="http://schemas.microsoft.com/office/word/2010/wordprocessingGroup" xmlns:w14="http://schemas.microsoft.com/office/word/2010/wordml" xmlns:w="http://schemas.openxmlformats.org/wordprocessingml/2006/main" xmlns:w10="urn:schemas-microsoft-com:office:word" xmlns:wp="http://schemas.openxmlformats.org/drawingml/2006/wordprocessingDrawing" xmlns:wp14="http://schemas.microsoft.com/office/word/2010/wordprocessingDrawing" xmlns:v="urn:schemas-microsoft-com:vml" xmlns:m="http://schemas.openxmlformats.org/officeDocument/2006/math" xmlns:r="http://schemas.openxmlformats.org/officeDocument/2006/relationships" xmlns:o="urn:schemas-microsoft-com:office:office" xmlns:mv="urn:schemas-microsoft-com:mac:vml" xmlns:mc="http://schemas.openxmlformats.org/markup-compatibility/2006" xmlns:mo="http://schemas.microsoft.com/office/mac/office/2008/main" xmlns:wpc="http://schemas.microsoft.com/office/word/2010/wordprocessingCanvas" xmlns="" val="0"/>
                         </a:ext>
                       </a:extLst>
                     </a:blip>
@@ -9786,8 +9796,13 @@
                       <w:lang w:val="en-US"/>
                     </w:rPr>
                   </w:pPr>
+                  <w:proofErr w:type="gramStart"/>
                   <w:r>
-                    <w:t xml:space="preserve">figuur </w:t>
+                    <w:t>figuur</w:t>
+                  </w:r>
+                  <w:proofErr w:type="gramEnd"/>
+                  <w:r>
+                    <w:t xml:space="preserve"> </w:t>
                   </w:r>
                   <w:fldSimple w:instr=" SEQ figuur \* ARABIC ">
                     <w:r>
@@ -9818,7 +9833,7 @@
       <w:r>
         <w:rPr>
           <w:noProof/>
-          <w:lang w:val="en-US" w:eastAsia="en-US"/>
+          <w:lang w:val="nl-NL" w:eastAsia="en-US"/>
         </w:rPr>
         <w:drawing>
           <wp:anchor distT="0" distB="0" distL="114300" distR="114300" simplePos="0" relativeHeight="251676672" behindDoc="1" locked="0" layoutInCell="1" allowOverlap="1">
@@ -9849,7 +9864,7 @@
                     <a:blip r:embed="rId31">
                       <a:extLst>
                         <a:ext uri="{28A0092B-C50C-407E-A947-70E740481C1C}">
-                          <a14:useLocalDpi xmlns="" xmlns:wpc="http://schemas.microsoft.com/office/word/2010/wordprocessingCanvas" xmlns:mo="http://schemas.microsoft.com/office/mac/office/2008/main" xmlns:mc="http://schemas.openxmlformats.org/markup-compatibility/2006" xmlns:mv="urn:schemas-microsoft-com:mac:vml" xmlns:o="urn:schemas-microsoft-com:office:office" xmlns:r="http://schemas.openxmlformats.org/officeDocument/2006/relationships" xmlns:m="http://schemas.openxmlformats.org/officeDocument/2006/math" xmlns:v="urn:schemas-microsoft-com:vml" xmlns:wp14="http://schemas.microsoft.com/office/word/2010/wordprocessingDrawing" xmlns:wp="http://schemas.openxmlformats.org/drawingml/2006/wordprocessingDrawing" xmlns:w10="urn:schemas-microsoft-com:office:word" xmlns:w="http://schemas.openxmlformats.org/wordprocessingml/2006/main" xmlns:w14="http://schemas.microsoft.com/office/word/2010/wordml" xmlns:wpg="http://schemas.microsoft.com/office/word/2010/wordprocessingGroup" xmlns:wpi="http://schemas.microsoft.com/office/word/2010/wordprocessingInk" xmlns:wne="http://schemas.microsoft.com/office/word/2006/wordml" xmlns:wps="http://schemas.microsoft.com/office/word/2010/wordprocessingShape" xmlns:a="http://schemas.openxmlformats.org/drawingml/2006/main" xmlns:pic="http://schemas.openxmlformats.org/drawingml/2006/picture" xmlns:a14="http://schemas.microsoft.com/office/drawing/2010/main" xmlns:ve="http://schemas.openxmlformats.org/markup-compatibility/2006" val="0"/>
+                          <a14:useLocalDpi xmlns:ve="http://schemas.openxmlformats.org/markup-compatibility/2006" xmlns:a14="http://schemas.microsoft.com/office/drawing/2010/main" xmlns:pic="http://schemas.openxmlformats.org/drawingml/2006/picture" xmlns:a="http://schemas.openxmlformats.org/drawingml/2006/main" xmlns:wps="http://schemas.microsoft.com/office/word/2010/wordprocessingShape" xmlns:wne="http://schemas.microsoft.com/office/word/2006/wordml" xmlns:wpi="http://schemas.microsoft.com/office/word/2010/wordprocessingInk" xmlns:wpg="http://schemas.microsoft.com/office/word/2010/wordprocessingGroup" xmlns:w14="http://schemas.microsoft.com/office/word/2010/wordml" xmlns:w="http://schemas.openxmlformats.org/wordprocessingml/2006/main" xmlns:w10="urn:schemas-microsoft-com:office:word" xmlns:wp="http://schemas.openxmlformats.org/drawingml/2006/wordprocessingDrawing" xmlns:wp14="http://schemas.microsoft.com/office/word/2010/wordprocessingDrawing" xmlns:v="urn:schemas-microsoft-com:vml" xmlns:m="http://schemas.openxmlformats.org/officeDocument/2006/math" xmlns:r="http://schemas.openxmlformats.org/officeDocument/2006/relationships" xmlns:o="urn:schemas-microsoft-com:office:office" xmlns:mv="urn:schemas-microsoft-com:mac:vml" xmlns:mc="http://schemas.openxmlformats.org/markup-compatibility/2006" xmlns:mo="http://schemas.microsoft.com/office/mac/office/2008/main" xmlns:wpc="http://schemas.microsoft.com/office/word/2010/wordprocessingCanvas" xmlns="" val="0"/>
                         </a:ext>
                       </a:extLst>
                     </a:blip>
@@ -10230,7 +10245,7 @@
         <w:rPr>
           <w:rFonts w:ascii="Arial" w:hAnsi="Arial" w:cs="Arial"/>
           <w:noProof/>
-          <w:lang w:val="en-US" w:eastAsia="en-US"/>
+          <w:lang w:val="nl-NL" w:eastAsia="en-US"/>
         </w:rPr>
         <w:drawing>
           <wp:anchor distT="0" distB="0" distL="114300" distR="114300" simplePos="0" relativeHeight="251695104" behindDoc="1" locked="0" layoutInCell="1" allowOverlap="1">
@@ -10261,7 +10276,7 @@
                     <a:blip r:embed="rId33">
                       <a:extLst>
                         <a:ext uri="{28A0092B-C50C-407E-A947-70E740481C1C}">
-                          <a14:useLocalDpi xmlns="" xmlns:wpc="http://schemas.microsoft.com/office/word/2010/wordprocessingCanvas" xmlns:mo="http://schemas.microsoft.com/office/mac/office/2008/main" xmlns:mc="http://schemas.openxmlformats.org/markup-compatibility/2006" xmlns:mv="urn:schemas-microsoft-com:mac:vml" xmlns:o="urn:schemas-microsoft-com:office:office" xmlns:r="http://schemas.openxmlformats.org/officeDocument/2006/relationships" xmlns:m="http://schemas.openxmlformats.org/officeDocument/2006/math" xmlns:v="urn:schemas-microsoft-com:vml" xmlns:wp14="http://schemas.microsoft.com/office/word/2010/wordprocessingDrawing" xmlns:wp="http://schemas.openxmlformats.org/drawingml/2006/wordprocessingDrawing" xmlns:w10="urn:schemas-microsoft-com:office:word" xmlns:w="http://schemas.openxmlformats.org/wordprocessingml/2006/main" xmlns:w14="http://schemas.microsoft.com/office/word/2010/wordml" xmlns:wpg="http://schemas.microsoft.com/office/word/2010/wordprocessingGroup" xmlns:wpi="http://schemas.microsoft.com/office/word/2010/wordprocessingInk" xmlns:wne="http://schemas.microsoft.com/office/word/2006/wordml" xmlns:wps="http://schemas.microsoft.com/office/word/2010/wordprocessingShape" xmlns:a="http://schemas.openxmlformats.org/drawingml/2006/main" xmlns:pic="http://schemas.openxmlformats.org/drawingml/2006/picture" xmlns:a14="http://schemas.microsoft.com/office/drawing/2010/main" xmlns:ve="http://schemas.openxmlformats.org/markup-compatibility/2006" val="0"/>
+                          <a14:useLocalDpi xmlns:ve="http://schemas.openxmlformats.org/markup-compatibility/2006" xmlns:a14="http://schemas.microsoft.com/office/drawing/2010/main" xmlns:pic="http://schemas.openxmlformats.org/drawingml/2006/picture" xmlns:a="http://schemas.openxmlformats.org/drawingml/2006/main" xmlns:wps="http://schemas.microsoft.com/office/word/2010/wordprocessingShape" xmlns:wne="http://schemas.microsoft.com/office/word/2006/wordml" xmlns:wpi="http://schemas.microsoft.com/office/word/2010/wordprocessingInk" xmlns:wpg="http://schemas.microsoft.com/office/word/2010/wordprocessingGroup" xmlns:w14="http://schemas.microsoft.com/office/word/2010/wordml" xmlns:w="http://schemas.openxmlformats.org/wordprocessingml/2006/main" xmlns:w10="urn:schemas-microsoft-com:office:word" xmlns:wp="http://schemas.openxmlformats.org/drawingml/2006/wordprocessingDrawing" xmlns:wp14="http://schemas.microsoft.com/office/word/2010/wordprocessingDrawing" xmlns:v="urn:schemas-microsoft-com:vml" xmlns:m="http://schemas.openxmlformats.org/officeDocument/2006/math" xmlns:r="http://schemas.openxmlformats.org/officeDocument/2006/relationships" xmlns:o="urn:schemas-microsoft-com:office:office" xmlns:mv="urn:schemas-microsoft-com:mac:vml" xmlns:mc="http://schemas.openxmlformats.org/markup-compatibility/2006" xmlns:mo="http://schemas.microsoft.com/office/mac/office/2008/main" xmlns:wpc="http://schemas.microsoft.com/office/word/2010/wordprocessingCanvas" xmlns="" val="0"/>
                         </a:ext>
                       </a:extLst>
                     </a:blip>
@@ -10373,7 +10388,7 @@
         <w:rPr>
           <w:rFonts w:ascii="Arial" w:hAnsi="Arial" w:cs="Arial"/>
           <w:noProof/>
-          <w:lang w:val="en-US" w:eastAsia="en-US"/>
+          <w:lang w:val="nl-NL" w:eastAsia="en-US"/>
         </w:rPr>
         <w:drawing>
           <wp:anchor distT="0" distB="0" distL="114300" distR="114300" simplePos="0" relativeHeight="251697152" behindDoc="1" locked="0" layoutInCell="1" allowOverlap="1">
@@ -10404,7 +10419,7 @@
                     <a:blip r:embed="rId33">
                       <a:extLst>
                         <a:ext uri="{28A0092B-C50C-407E-A947-70E740481C1C}">
-                          <a14:useLocalDpi xmlns="" xmlns:wpc="http://schemas.microsoft.com/office/word/2010/wordprocessingCanvas" xmlns:mo="http://schemas.microsoft.com/office/mac/office/2008/main" xmlns:mc="http://schemas.openxmlformats.org/markup-compatibility/2006" xmlns:mv="urn:schemas-microsoft-com:mac:vml" xmlns:o="urn:schemas-microsoft-com:office:office" xmlns:r="http://schemas.openxmlformats.org/officeDocument/2006/relationships" xmlns:m="http://schemas.openxmlformats.org/officeDocument/2006/math" xmlns:v="urn:schemas-microsoft-com:vml" xmlns:wp14="http://schemas.microsoft.com/office/word/2010/wordprocessingDrawing" xmlns:wp="http://schemas.openxmlformats.org/drawingml/2006/wordprocessingDrawing" xmlns:w10="urn:schemas-microsoft-com:office:word" xmlns:w="http://schemas.openxmlformats.org/wordprocessingml/2006/main" xmlns:w14="http://schemas.microsoft.com/office/word/2010/wordml" xmlns:wpg="http://schemas.microsoft.com/office/word/2010/wordprocessingGroup" xmlns:wpi="http://schemas.microsoft.com/office/word/2010/wordprocessingInk" xmlns:wne="http://schemas.microsoft.com/office/word/2006/wordml" xmlns:wps="http://schemas.microsoft.com/office/word/2010/wordprocessingShape" xmlns:a="http://schemas.openxmlformats.org/drawingml/2006/main" xmlns:pic="http://schemas.openxmlformats.org/drawingml/2006/picture" xmlns:a14="http://schemas.microsoft.com/office/drawing/2010/main" xmlns:ve="http://schemas.openxmlformats.org/markup-compatibility/2006" val="0"/>
+                          <a14:useLocalDpi xmlns:ve="http://schemas.openxmlformats.org/markup-compatibility/2006" xmlns:a14="http://schemas.microsoft.com/office/drawing/2010/main" xmlns:pic="http://schemas.openxmlformats.org/drawingml/2006/picture" xmlns:a="http://schemas.openxmlformats.org/drawingml/2006/main" xmlns:wps="http://schemas.microsoft.com/office/word/2010/wordprocessingShape" xmlns:wne="http://schemas.microsoft.com/office/word/2006/wordml" xmlns:wpi="http://schemas.microsoft.com/office/word/2010/wordprocessingInk" xmlns:wpg="http://schemas.microsoft.com/office/word/2010/wordprocessingGroup" xmlns:w14="http://schemas.microsoft.com/office/word/2010/wordml" xmlns:w="http://schemas.openxmlformats.org/wordprocessingml/2006/main" xmlns:w10="urn:schemas-microsoft-com:office:word" xmlns:wp="http://schemas.openxmlformats.org/drawingml/2006/wordprocessingDrawing" xmlns:wp14="http://schemas.microsoft.com/office/word/2010/wordprocessingDrawing" xmlns:v="urn:schemas-microsoft-com:vml" xmlns:m="http://schemas.openxmlformats.org/officeDocument/2006/math" xmlns:r="http://schemas.openxmlformats.org/officeDocument/2006/relationships" xmlns:o="urn:schemas-microsoft-com:office:office" xmlns:mv="urn:schemas-microsoft-com:mac:vml" xmlns:mc="http://schemas.openxmlformats.org/markup-compatibility/2006" xmlns:mo="http://schemas.microsoft.com/office/mac/office/2008/main" xmlns:wpc="http://schemas.microsoft.com/office/word/2010/wordprocessingCanvas" xmlns="" val="0"/>
                         </a:ext>
                       </a:extLst>
                     </a:blip>
@@ -10660,23 +10675,7 @@
           <w:sz w:val="22"/>
           <w:lang w:val="nl-NL"/>
         </w:rPr>
-        <w:t xml:space="preserve">(meer informatie </w:t>
-      </w:r>
-      <w:r>
-        <w:rPr>
-          <w:rFonts w:ascii="Arial" w:hAnsi="Arial" w:cs="Arial"/>
-          <w:sz w:val="22"/>
-          <w:lang w:val="nl-NL"/>
-        </w:rPr>
-        <w:t>beschreven bij de 'main-App'</w:t>
-      </w:r>
-      <w:r>
-        <w:rPr>
-          <w:rFonts w:ascii="Arial" w:hAnsi="Arial" w:cs="Arial"/>
-          <w:sz w:val="22"/>
-          <w:lang w:val="nl-NL"/>
-        </w:rPr>
-        <w:t>).</w:t>
+        <w:t>(meer informatie beschreven bij de 'main-App').</w:t>
       </w:r>
     </w:p>
     <w:p>
@@ -10860,7 +10859,7 @@
         <w:rPr>
           <w:rFonts w:ascii="Arial" w:hAnsi="Arial" w:cs="Arial"/>
           <w:noProof/>
-          <w:lang w:val="en-US" w:eastAsia="en-US"/>
+          <w:lang w:val="nl-NL" w:eastAsia="en-US"/>
         </w:rPr>
         <w:drawing>
           <wp:anchor distT="0" distB="0" distL="114300" distR="114300" simplePos="0" relativeHeight="251684864" behindDoc="1" locked="0" layoutInCell="1" allowOverlap="1">
@@ -10891,7 +10890,7 @@
                     <a:blip r:embed="rId35">
                       <a:extLst>
                         <a:ext uri="{28A0092B-C50C-407E-A947-70E740481C1C}">
-                          <a14:useLocalDpi xmlns="" xmlns:wpc="http://schemas.microsoft.com/office/word/2010/wordprocessingCanvas" xmlns:mo="http://schemas.microsoft.com/office/mac/office/2008/main" xmlns:mc="http://schemas.openxmlformats.org/markup-compatibility/2006" xmlns:mv="urn:schemas-microsoft-com:mac:vml" xmlns:o="urn:schemas-microsoft-com:office:office" xmlns:r="http://schemas.openxmlformats.org/officeDocument/2006/relationships" xmlns:m="http://schemas.openxmlformats.org/officeDocument/2006/math" xmlns:v="urn:schemas-microsoft-com:vml" xmlns:wp14="http://schemas.microsoft.com/office/word/2010/wordprocessingDrawing" xmlns:wp="http://schemas.openxmlformats.org/drawingml/2006/wordprocessingDrawing" xmlns:w10="urn:schemas-microsoft-com:office:word" xmlns:w="http://schemas.openxmlformats.org/wordprocessingml/2006/main" xmlns:w14="http://schemas.microsoft.com/office/word/2010/wordml" xmlns:wpg="http://schemas.microsoft.com/office/word/2010/wordprocessingGroup" xmlns:wpi="http://schemas.microsoft.com/office/word/2010/wordprocessingInk" xmlns:wne="http://schemas.microsoft.com/office/word/2006/wordml" xmlns:wps="http://schemas.microsoft.com/office/word/2010/wordprocessingShape" xmlns:a="http://schemas.openxmlformats.org/drawingml/2006/main" xmlns:pic="http://schemas.openxmlformats.org/drawingml/2006/picture" xmlns:a14="http://schemas.microsoft.com/office/drawing/2010/main" xmlns:ve="http://schemas.openxmlformats.org/markup-compatibility/2006" val="0"/>
+                          <a14:useLocalDpi xmlns:ve="http://schemas.openxmlformats.org/markup-compatibility/2006" xmlns:a14="http://schemas.microsoft.com/office/drawing/2010/main" xmlns:pic="http://schemas.openxmlformats.org/drawingml/2006/picture" xmlns:a="http://schemas.openxmlformats.org/drawingml/2006/main" xmlns:wps="http://schemas.microsoft.com/office/word/2010/wordprocessingShape" xmlns:wne="http://schemas.microsoft.com/office/word/2006/wordml" xmlns:wpi="http://schemas.microsoft.com/office/word/2010/wordprocessingInk" xmlns:wpg="http://schemas.microsoft.com/office/word/2010/wordprocessingGroup" xmlns:w14="http://schemas.microsoft.com/office/word/2010/wordml" xmlns:w="http://schemas.openxmlformats.org/wordprocessingml/2006/main" xmlns:w10="urn:schemas-microsoft-com:office:word" xmlns:wp="http://schemas.openxmlformats.org/drawingml/2006/wordprocessingDrawing" xmlns:wp14="http://schemas.microsoft.com/office/word/2010/wordprocessingDrawing" xmlns:v="urn:schemas-microsoft-com:vml" xmlns:m="http://schemas.openxmlformats.org/officeDocument/2006/math" xmlns:r="http://schemas.openxmlformats.org/officeDocument/2006/relationships" xmlns:o="urn:schemas-microsoft-com:office:office" xmlns:mv="urn:schemas-microsoft-com:mac:vml" xmlns:mc="http://schemas.openxmlformats.org/markup-compatibility/2006" xmlns:mo="http://schemas.microsoft.com/office/mac/office/2008/main" xmlns:wpc="http://schemas.microsoft.com/office/word/2010/wordprocessingCanvas" xmlns="" val="0"/>
                         </a:ext>
                       </a:extLst>
                     </a:blip>
@@ -10923,7 +10922,7 @@
         <w:rPr>
           <w:rFonts w:ascii="Arial" w:hAnsi="Arial" w:cs="Arial"/>
           <w:noProof/>
-          <w:lang w:val="en-US" w:eastAsia="en-US"/>
+          <w:lang w:val="nl-NL" w:eastAsia="en-US"/>
         </w:rPr>
         <w:drawing>
           <wp:anchor distT="0" distB="0" distL="114300" distR="114300" simplePos="0" relativeHeight="251683840" behindDoc="1" locked="0" layoutInCell="1" allowOverlap="1">
@@ -10954,7 +10953,7 @@
                     <a:blip r:embed="rId33">
                       <a:extLst>
                         <a:ext uri="{28A0092B-C50C-407E-A947-70E740481C1C}">
-                          <a14:useLocalDpi xmlns="" xmlns:wpc="http://schemas.microsoft.com/office/word/2010/wordprocessingCanvas" xmlns:mo="http://schemas.microsoft.com/office/mac/office/2008/main" xmlns:mc="http://schemas.openxmlformats.org/markup-compatibility/2006" xmlns:mv="urn:schemas-microsoft-com:mac:vml" xmlns:o="urn:schemas-microsoft-com:office:office" xmlns:r="http://schemas.openxmlformats.org/officeDocument/2006/relationships" xmlns:m="http://schemas.openxmlformats.org/officeDocument/2006/math" xmlns:v="urn:schemas-microsoft-com:vml" xmlns:wp14="http://schemas.microsoft.com/office/word/2010/wordprocessingDrawing" xmlns:wp="http://schemas.openxmlformats.org/drawingml/2006/wordprocessingDrawing" xmlns:w10="urn:schemas-microsoft-com:office:word" xmlns:w="http://schemas.openxmlformats.org/wordprocessingml/2006/main" xmlns:w14="http://schemas.microsoft.com/office/word/2010/wordml" xmlns:wpg="http://schemas.microsoft.com/office/word/2010/wordprocessingGroup" xmlns:wpi="http://schemas.microsoft.com/office/word/2010/wordprocessingInk" xmlns:wne="http://schemas.microsoft.com/office/word/2006/wordml" xmlns:wps="http://schemas.microsoft.com/office/word/2010/wordprocessingShape" xmlns:a="http://schemas.openxmlformats.org/drawingml/2006/main" xmlns:pic="http://schemas.openxmlformats.org/drawingml/2006/picture" xmlns:a14="http://schemas.microsoft.com/office/drawing/2010/main" xmlns:ve="http://schemas.openxmlformats.org/markup-compatibility/2006" val="0"/>
+                          <a14:useLocalDpi xmlns:ve="http://schemas.openxmlformats.org/markup-compatibility/2006" xmlns:a14="http://schemas.microsoft.com/office/drawing/2010/main" xmlns:pic="http://schemas.openxmlformats.org/drawingml/2006/picture" xmlns:a="http://schemas.openxmlformats.org/drawingml/2006/main" xmlns:wps="http://schemas.microsoft.com/office/word/2010/wordprocessingShape" xmlns:wne="http://schemas.microsoft.com/office/word/2006/wordml" xmlns:wpi="http://schemas.microsoft.com/office/word/2010/wordprocessingInk" xmlns:wpg="http://schemas.microsoft.com/office/word/2010/wordprocessingGroup" xmlns:w14="http://schemas.microsoft.com/office/word/2010/wordml" xmlns:w="http://schemas.openxmlformats.org/wordprocessingml/2006/main" xmlns:w10="urn:schemas-microsoft-com:office:word" xmlns:wp="http://schemas.openxmlformats.org/drawingml/2006/wordprocessingDrawing" xmlns:wp14="http://schemas.microsoft.com/office/word/2010/wordprocessingDrawing" xmlns:v="urn:schemas-microsoft-com:vml" xmlns:m="http://schemas.openxmlformats.org/officeDocument/2006/math" xmlns:r="http://schemas.openxmlformats.org/officeDocument/2006/relationships" xmlns:o="urn:schemas-microsoft-com:office:office" xmlns:mv="urn:schemas-microsoft-com:mac:vml" xmlns:mc="http://schemas.openxmlformats.org/markup-compatibility/2006" xmlns:mo="http://schemas.microsoft.com/office/mac/office/2008/main" xmlns:wpc="http://schemas.microsoft.com/office/word/2010/wordprocessingCanvas" xmlns="" val="0"/>
                         </a:ext>
                       </a:extLst>
                     </a:blip>
@@ -11282,23 +11281,7 @@
           <w:sz w:val="22"/>
           <w:lang w:val="nl-NL"/>
         </w:rPr>
-        <w:t xml:space="preserve">(meer informatie </w:t>
-      </w:r>
-      <w:r>
-        <w:rPr>
-          <w:rFonts w:ascii="Arial" w:hAnsi="Arial" w:cs="Arial"/>
-          <w:sz w:val="22"/>
-          <w:lang w:val="nl-NL"/>
-        </w:rPr>
-        <w:t>beschreven bij de 'main-App'</w:t>
-      </w:r>
-      <w:r>
-        <w:rPr>
-          <w:rFonts w:ascii="Arial" w:hAnsi="Arial" w:cs="Arial"/>
-          <w:sz w:val="22"/>
-          <w:lang w:val="nl-NL"/>
-        </w:rPr>
-        <w:t>).</w:t>
+        <w:t>(meer informatie beschreven bij de 'main-App').</w:t>
       </w:r>
     </w:p>
     <w:p>
@@ -12195,14 +12178,7 @@
           <w:rFonts w:ascii="Arial" w:hAnsi="Arial" w:cs="Arial"/>
           <w:lang w:val="nl-NL"/>
         </w:rPr>
-        <w:t xml:space="preserve"> opent is</w:t>
-      </w:r>
-      <w:r>
-        <w:rPr>
-          <w:rFonts w:ascii="Arial" w:hAnsi="Arial" w:cs="Arial"/>
-          <w:lang w:val="nl-NL"/>
-        </w:rPr>
-        <w:t xml:space="preserve"> de gehele regio waar het om gaat, mits er geen GPS verbinding is.</w:t>
+        <w:t xml:space="preserve"> opent is de gehele regio waar het om gaat, mits er geen GPS verbinding is.</w:t>
       </w:r>
     </w:p>
     <w:p>
@@ -12335,6 +12311,365 @@
         </w:rPr>
       </w:pPr>
       <w:bookmarkStart w:id="29" w:name="_Toc199477788"/>
+      <w:r>
+        <w:rPr>
+          <w:lang w:val="nl-NL"/>
+        </w:rPr>
+        <w:t xml:space="preserve">6 </w:t>
+      </w:r>
+      <w:r>
+        <w:rPr>
+          <w:lang w:val="nl-NL"/>
+        </w:rPr>
+        <w:tab/>
+        <w:t>Aanbevelingen</w:t>
+      </w:r>
+    </w:p>
+    <w:p>
+      <w:pPr>
+        <w:pStyle w:val="Heading3"/>
+        <w:rPr>
+          <w:lang w:val="nl-NL"/>
+        </w:rPr>
+      </w:pPr>
+      <w:r>
+        <w:rPr>
+          <w:lang w:val="nl-NL"/>
+        </w:rPr>
+        <w:t>6.1.1</w:t>
+      </w:r>
+      <w:r>
+        <w:rPr>
+          <w:lang w:val="nl-NL"/>
+        </w:rPr>
+        <w:tab/>
+        <w:t>Design icon app</w:t>
+      </w:r>
+    </w:p>
+    <w:p>
+      <w:pPr>
+        <w:rPr>
+          <w:lang w:val="nl-NL"/>
+        </w:rPr>
+      </w:pPr>
+    </w:p>
+    <w:p>
+      <w:pPr>
+        <w:rPr>
+          <w:lang w:val="nl-NL"/>
+        </w:rPr>
+      </w:pPr>
+      <w:r>
+        <w:rPr>
+          <w:lang w:val="nl-NL"/>
+        </w:rPr>
+        <w:t xml:space="preserve">De </w:t>
+      </w:r>
+      <w:r>
+        <w:rPr>
+          <w:lang w:val="nl-NL"/>
+        </w:rPr>
+        <w:t>Apple appstore wil 10 verschillende appicon groottes krijgen. Het is veel werk om deze allemaal op de juiste schaal op te slaan. Hiervoor is een template te vinden waardoor je maar 1 design/maa</w:t>
+      </w:r>
+      <w:r>
+        <w:rPr>
+          <w:lang w:val="nl-NL"/>
+        </w:rPr>
+        <w:t>t hoeft te maken en de rest doet</w:t>
+      </w:r>
+      <w:r>
+        <w:rPr>
+          <w:lang w:val="nl-NL"/>
+        </w:rPr>
+        <w:t xml:space="preserve"> de pho</w:t>
+      </w:r>
+      <w:r>
+        <w:rPr>
+          <w:lang w:val="nl-NL"/>
+        </w:rPr>
+        <w:t>toshop actions</w:t>
+      </w:r>
+      <w:r>
+        <w:rPr>
+          <w:lang w:val="nl-NL"/>
+        </w:rPr>
+        <w:t>.</w:t>
+      </w:r>
+      <w:r>
+        <w:rPr>
+          <w:lang w:val="nl-NL"/>
+        </w:rPr>
+        <w:t xml:space="preserve"> Deze zorgt dat alles in de juiste naamgeving en in de juiste maten opgeslagen wordt.</w:t>
+      </w:r>
+      <w:r>
+        <w:rPr>
+          <w:lang w:val="nl-NL"/>
+        </w:rPr>
+        <w:t xml:space="preserve"> Dit template is te vinden en te downloaden op 'http://appicontemplate.com/'.</w:t>
+      </w:r>
+      <w:r>
+        <w:rPr>
+          <w:lang w:val="nl-NL"/>
+        </w:rPr>
+        <w:t xml:space="preserve"> Het is aan te raden om deze te gebruiken aangezien dit een hoop werk scheelt.</w:t>
+      </w:r>
+    </w:p>
+    <w:p>
+      <w:pPr>
+        <w:rPr>
+          <w:lang w:val="nl-NL"/>
+        </w:rPr>
+      </w:pPr>
+    </w:p>
+    <w:p>
+      <w:pPr>
+        <w:pStyle w:val="Heading3"/>
+        <w:rPr>
+          <w:lang w:val="nl-NL"/>
+        </w:rPr>
+      </w:pPr>
+      <w:r>
+        <w:rPr>
+          <w:lang w:val="nl-NL"/>
+        </w:rPr>
+        <w:t>6.1.2</w:t>
+      </w:r>
+      <w:r>
+        <w:rPr>
+          <w:lang w:val="nl-NL"/>
+        </w:rPr>
+        <w:tab/>
+        <w:t>Design icons in app</w:t>
+      </w:r>
+    </w:p>
+    <w:p>
+      <w:pPr>
+        <w:rPr>
+          <w:lang w:val="nl-NL"/>
+        </w:rPr>
+      </w:pPr>
+    </w:p>
+    <w:p>
+      <w:pPr>
+        <w:rPr>
+          <w:lang w:val="nl-NL"/>
+        </w:rPr>
+      </w:pPr>
+      <w:r>
+        <w:rPr>
+          <w:lang w:val="nl-NL"/>
+        </w:rPr>
+        <w:t>Alle plaatjes binnen de app moeten ook op ware s</w:t>
+      </w:r>
+      <w:r>
+        <w:rPr>
+          <w:lang w:val="nl-NL"/>
+        </w:rPr>
+        <w:t>chaal gemaakt worden, wanneer</w:t>
+      </w:r>
+      <w:r>
+        <w:rPr>
+          <w:lang w:val="nl-NL"/>
+        </w:rPr>
+        <w:t xml:space="preserve"> dit te klein</w:t>
+      </w:r>
+      <w:r>
+        <w:rPr>
+          <w:lang w:val="nl-NL"/>
+        </w:rPr>
+        <w:t xml:space="preserve"> wordt</w:t>
+      </w:r>
+      <w:r>
+        <w:rPr>
+          <w:lang w:val="nl-NL"/>
+        </w:rPr>
+        <w:t xml:space="preserve"> </w:t>
+      </w:r>
+      <w:r>
+        <w:rPr>
+          <w:lang w:val="nl-NL"/>
+        </w:rPr>
+        <w:t>ge</w:t>
+      </w:r>
+      <w:r>
+        <w:rPr>
+          <w:lang w:val="nl-NL"/>
+        </w:rPr>
+        <w:t>maakt moet het programma dit vergroten. Wanneer dit moet gebeuren worden de plaatjes altijd pixelig. Andersom is dit vaak niet zo, maar bij Titanium studio SDK's wel. Wanneer een afbeelding kleiner afgebeeld moet worden dan hij werkelijk is wordt deze ook pixelig.</w:t>
+      </w:r>
+      <w:r>
+        <w:rPr>
+          <w:lang w:val="nl-NL"/>
+        </w:rPr>
+        <w:t xml:space="preserve"> Daarom is het op schaal maken van een plaatje aan te raden om de beste kwaliteit te krijgen.</w:t>
+      </w:r>
+    </w:p>
+    <w:p>
+      <w:pPr>
+        <w:rPr>
+          <w:lang w:val="nl-NL"/>
+        </w:rPr>
+      </w:pPr>
+    </w:p>
+    <w:p>
+      <w:pPr>
+        <w:pStyle w:val="Heading1"/>
+        <w:rPr>
+          <w:lang w:val="nl-NL"/>
+        </w:rPr>
+      </w:pPr>
+    </w:p>
+    <w:p>
+      <w:pPr>
+        <w:pStyle w:val="Heading1"/>
+        <w:rPr>
+          <w:lang w:val="nl-NL"/>
+        </w:rPr>
+      </w:pPr>
+    </w:p>
+    <w:p>
+      <w:pPr>
+        <w:pStyle w:val="Heading1"/>
+        <w:rPr>
+          <w:lang w:val="nl-NL"/>
+        </w:rPr>
+      </w:pPr>
+    </w:p>
+    <w:p>
+      <w:pPr>
+        <w:pStyle w:val="Heading1"/>
+        <w:rPr>
+          <w:lang w:val="nl-NL"/>
+        </w:rPr>
+      </w:pPr>
+    </w:p>
+    <w:p>
+      <w:pPr>
+        <w:pStyle w:val="Heading1"/>
+        <w:rPr>
+          <w:lang w:val="nl-NL"/>
+        </w:rPr>
+      </w:pPr>
+    </w:p>
+    <w:p>
+      <w:pPr>
+        <w:pStyle w:val="Heading1"/>
+        <w:rPr>
+          <w:lang w:val="nl-NL"/>
+        </w:rPr>
+      </w:pPr>
+    </w:p>
+    <w:p>
+      <w:pPr>
+        <w:pStyle w:val="Heading1"/>
+        <w:rPr>
+          <w:lang w:val="nl-NL"/>
+        </w:rPr>
+      </w:pPr>
+    </w:p>
+    <w:p>
+      <w:pPr>
+        <w:pStyle w:val="Heading1"/>
+        <w:rPr>
+          <w:lang w:val="nl-NL"/>
+        </w:rPr>
+      </w:pPr>
+    </w:p>
+    <w:p>
+      <w:pPr>
+        <w:pStyle w:val="Heading1"/>
+        <w:rPr>
+          <w:lang w:val="nl-NL"/>
+        </w:rPr>
+      </w:pPr>
+    </w:p>
+    <w:p>
+      <w:pPr>
+        <w:pStyle w:val="Heading1"/>
+        <w:rPr>
+          <w:lang w:val="nl-NL"/>
+        </w:rPr>
+      </w:pPr>
+    </w:p>
+    <w:p>
+      <w:pPr>
+        <w:pStyle w:val="Heading1"/>
+        <w:rPr>
+          <w:lang w:val="nl-NL"/>
+        </w:rPr>
+      </w:pPr>
+    </w:p>
+    <w:p>
+      <w:pPr>
+        <w:pStyle w:val="Heading1"/>
+        <w:rPr>
+          <w:lang w:val="nl-NL"/>
+        </w:rPr>
+      </w:pPr>
+    </w:p>
+    <w:p>
+      <w:pPr>
+        <w:pStyle w:val="Heading1"/>
+        <w:rPr>
+          <w:lang w:val="nl-NL"/>
+        </w:rPr>
+      </w:pPr>
+    </w:p>
+    <w:p>
+      <w:pPr>
+        <w:pStyle w:val="Heading1"/>
+        <w:rPr>
+          <w:lang w:val="nl-NL"/>
+        </w:rPr>
+      </w:pPr>
+    </w:p>
+    <w:p>
+      <w:pPr>
+        <w:pStyle w:val="Heading1"/>
+        <w:rPr>
+          <w:lang w:val="nl-NL"/>
+        </w:rPr>
+      </w:pPr>
+    </w:p>
+    <w:p>
+      <w:pPr>
+        <w:pStyle w:val="Heading1"/>
+        <w:rPr>
+          <w:lang w:val="nl-NL"/>
+        </w:rPr>
+      </w:pPr>
+    </w:p>
+    <w:p>
+      <w:pPr>
+        <w:pStyle w:val="Heading1"/>
+        <w:rPr>
+          <w:lang w:val="nl-NL"/>
+        </w:rPr>
+      </w:pPr>
+    </w:p>
+    <w:p>
+      <w:pPr>
+        <w:pStyle w:val="Heading1"/>
+        <w:rPr>
+          <w:lang w:val="nl-NL"/>
+        </w:rPr>
+      </w:pPr>
+    </w:p>
+    <w:p>
+      <w:pPr>
+        <w:pStyle w:val="Heading1"/>
+        <w:rPr>
+          <w:lang w:val="nl-NL"/>
+        </w:rPr>
+      </w:pPr>
+    </w:p>
+    <w:p>
+      <w:pPr>
+        <w:pStyle w:val="Heading1"/>
+        <w:rPr>
+          <w:lang w:val="nl-NL"/>
+        </w:rPr>
+      </w:pPr>
       <w:r>
         <w:rPr>
           <w:lang w:val="nl-NL"/>
@@ -14699,7 +15034,7 @@
         <w:rStyle w:val="PageNumber"/>
         <w:noProof/>
       </w:rPr>
-      <w:t>19</w:t>
+      <w:t>5</w:t>
     </w:r>
     <w:r>
       <w:rPr>
@@ -18278,6 +18613,29 @@
     <w:rPr>
       <w:color w:val="800080" w:themeColor="followedHyperlink"/>
       <w:u w:val="single"/>
+    </w:rPr>
+  </w:style>
+  <w:style w:type="paragraph" w:styleId="DocumentMap">
+    <w:name w:val="Document Map"/>
+    <w:basedOn w:val="Normal"/>
+    <w:link w:val="DocumentMapChar"/>
+    <w:uiPriority w:val="99"/>
+    <w:semiHidden/>
+    <w:unhideWhenUsed/>
+    <w:rsid w:val="007D2914"/>
+    <w:rPr>
+      <w:rFonts w:ascii="Lucida Grande" w:hAnsi="Lucida Grande" w:cs="Lucida Grande"/>
+    </w:rPr>
+  </w:style>
+  <w:style w:type="character" w:customStyle="1" w:styleId="DocumentMapChar">
+    <w:name w:val="Document Map Char"/>
+    <w:basedOn w:val="DefaultParagraphFont"/>
+    <w:link w:val="DocumentMap"/>
+    <w:uiPriority w:val="99"/>
+    <w:semiHidden/>
+    <w:rsid w:val="007D2914"/>
+    <w:rPr>
+      <w:rFonts w:ascii="Lucida Grande" w:hAnsi="Lucida Grande" w:cs="Lucida Grande"/>
     </w:rPr>
   </w:style>
 </w:styles>
@@ -19203,7 +19561,7 @@
 </file>
 
 <file path=customXml/itemProps1.xml><?xml version="1.0" encoding="utf-8"?>
-<ds:datastoreItem xmlns:ds="http://schemas.openxmlformats.org/officeDocument/2006/customXml" ds:itemID="{FFD7B90F-08BC-C54E-8973-F14FECA0150D}">
+<ds:datastoreItem xmlns:ds="http://schemas.openxmlformats.org/officeDocument/2006/customXml" ds:itemID="{E3DD49E8-B1A0-6A44-BFA0-2BA648091949}">
   <ds:schemaRefs>
     <ds:schemaRef ds:uri="http://schemas.openxmlformats.org/officeDocument/2006/bibliography"/>
   </ds:schemaRefs>

--- a/Rapport/Het Rapport.docx
+++ b/Rapport/Het Rapport.docx
@@ -1,6 +1,6 @@
 
 <file path=word/document.xml><?xml version="1.0" encoding="utf-8"?>
-<w:document xmlns:mv="urn:schemas-microsoft-com:mac:vml" xmlns:mo="http://schemas.microsoft.com/office/mac/office/2008/main" xmlns:ve="http://schemas.openxmlformats.org/markup-compatibility/2006" xmlns:o="urn:schemas-microsoft-com:office:office" xmlns:r="http://schemas.openxmlformats.org/officeDocument/2006/relationships" xmlns:m="http://schemas.openxmlformats.org/officeDocument/2006/math" xmlns:v="urn:schemas-microsoft-com:vml" xmlns:w10="urn:schemas-microsoft-com:office:word" xmlns:w="http://schemas.openxmlformats.org/wordprocessingml/2006/main" xmlns:wne="http://schemas.microsoft.com/office/word/2006/wordml" xmlns:wp="http://schemas.openxmlformats.org/drawingml/2006/wordprocessingDrawing" ve:Ignorable="mv" ve:PreserveAttributes="mv:*">
+<w:document xmlns:wpc="http://schemas.microsoft.com/office/word/2010/wordprocessingCanvas" xmlns:mo="http://schemas.microsoft.com/office/mac/office/2008/main" xmlns:mc="http://schemas.openxmlformats.org/markup-compatibility/2006" xmlns:mv="urn:schemas-microsoft-com:mac:vml" xmlns:o="urn:schemas-microsoft-com:office:office" xmlns:r="http://schemas.openxmlformats.org/officeDocument/2006/relationships" xmlns:m="http://schemas.openxmlformats.org/officeDocument/2006/math" xmlns:v="urn:schemas-microsoft-com:vml" xmlns:wp14="http://schemas.microsoft.com/office/word/2010/wordprocessingDrawing" xmlns:wp="http://schemas.openxmlformats.org/drawingml/2006/wordprocessingDrawing" xmlns:w10="urn:schemas-microsoft-com:office:word" xmlns:w="http://schemas.openxmlformats.org/wordprocessingml/2006/main" xmlns:w14="http://schemas.microsoft.com/office/word/2010/wordml" xmlns:wpg="http://schemas.microsoft.com/office/word/2010/wordprocessingGroup" xmlns:wpi="http://schemas.microsoft.com/office/word/2010/wordprocessingInk" xmlns:wne="http://schemas.microsoft.com/office/word/2006/wordml" xmlns:wps="http://schemas.microsoft.com/office/word/2010/wordprocessingShape" mc:Ignorable="w14 wp14 mv">
   <w:body>
     <w:p>
       <w:pPr>
@@ -77,10 +77,10 @@
         <w:rPr>
           <w:noProof/>
           <w:sz w:val="52"/>
-          <w:lang w:val="en-US" w:eastAsia="en-US"/>
+          <w:lang w:val="en-US"/>
         </w:rPr>
         <w:drawing>
-          <wp:anchor distT="0" distB="0" distL="114300" distR="114300" simplePos="0" relativeHeight="251658240" behindDoc="1" locked="0" layoutInCell="1" allowOverlap="1">
+          <wp:anchor distT="0" distB="0" distL="114300" distR="114300" simplePos="0" relativeHeight="251658240" behindDoc="1" locked="0" layoutInCell="1" allowOverlap="1" wp14:anchorId="1FD71508" wp14:editId="194EA7C1">
             <wp:simplePos x="0" y="0"/>
             <wp:positionH relativeFrom="margin">
               <wp:posOffset>685800</wp:posOffset>
@@ -105,7 +105,7 @@
                     </pic:cNvPicPr>
                   </pic:nvPicPr>
                   <pic:blipFill>
-                    <a:blip r:embed="rId8"/>
+                    <a:blip r:embed="rId9"/>
                     <a:stretch>
                       <a:fillRect/>
                     </a:stretch>
@@ -369,10 +369,10 @@
         <w:rPr>
           <w:rFonts w:ascii="Arial" w:hAnsi="Arial" w:cs="Arial"/>
           <w:noProof/>
-          <w:lang w:val="en-US" w:eastAsia="en-US"/>
+          <w:lang w:val="en-US"/>
         </w:rPr>
         <w:drawing>
-          <wp:anchor distT="0" distB="0" distL="114300" distR="114300" simplePos="0" relativeHeight="251666432" behindDoc="1" locked="0" layoutInCell="1" allowOverlap="1">
+          <wp:anchor distT="0" distB="0" distL="114300" distR="114300" simplePos="0" relativeHeight="251666432" behindDoc="1" locked="0" layoutInCell="1" allowOverlap="1" wp14:anchorId="79865467" wp14:editId="3160E396">
             <wp:simplePos x="0" y="0"/>
             <wp:positionH relativeFrom="column">
               <wp:posOffset>4914900</wp:posOffset>
@@ -397,10 +397,10 @@
                     </pic:cNvPicPr>
                   </pic:nvPicPr>
                   <pic:blipFill>
-                    <a:blip r:embed="rId9">
+                    <a:blip r:embed="rId10">
                       <a:extLst>
                         <a:ext uri="{28A0092B-C50C-407E-A947-70E740481C1C}">
-                          <a14:useLocalDpi xmlns:a14="http://schemas.microsoft.com/office/drawing/2010/main" xmlns:pic="http://schemas.openxmlformats.org/drawingml/2006/picture" xmlns:a="http://schemas.openxmlformats.org/drawingml/2006/main" xmlns:wps="http://schemas.microsoft.com/office/word/2010/wordprocessingShape" xmlns:wne="http://schemas.microsoft.com/office/word/2006/wordml" xmlns:wpi="http://schemas.microsoft.com/office/word/2010/wordprocessingInk" xmlns:wpg="http://schemas.microsoft.com/office/word/2010/wordprocessingGroup" xmlns:w14="http://schemas.microsoft.com/office/word/2010/wordml" xmlns:w="http://schemas.openxmlformats.org/wordprocessingml/2006/main" xmlns:w10="urn:schemas-microsoft-com:office:word" xmlns:wp="http://schemas.openxmlformats.org/drawingml/2006/wordprocessingDrawing" xmlns:wp14="http://schemas.microsoft.com/office/word/2010/wordprocessingDrawing" xmlns:v="urn:schemas-microsoft-com:vml" xmlns:m="http://schemas.openxmlformats.org/officeDocument/2006/math" xmlns:r="http://schemas.openxmlformats.org/officeDocument/2006/relationships" xmlns:o="urn:schemas-microsoft-com:office:office" xmlns:mc="http://schemas.openxmlformats.org/markup-compatibility/2006" xmlns:wpc="http://schemas.microsoft.com/office/word/2010/wordprocessingCanvas" xmlns="" val="0"/>
+                          <a14:useLocalDpi xmlns:a14="http://schemas.microsoft.com/office/drawing/2010/main" val="0"/>
                         </a:ext>
                       </a:extLst>
                     </a:blip>
@@ -468,6 +468,7 @@
           <w:szCs w:val="80"/>
           <w:lang w:val="nl-NL"/>
         </w:rPr>
+        <w:lastRenderedPageBreak/>
         <w:t>Varen met je telefoon</w:t>
       </w:r>
     </w:p>
@@ -528,10 +529,10 @@
         <w:rPr>
           <w:noProof/>
           <w:sz w:val="36"/>
-          <w:lang w:val="en-US" w:eastAsia="en-US"/>
+          <w:lang w:val="en-US"/>
         </w:rPr>
         <w:drawing>
-          <wp:anchor distT="0" distB="0" distL="114300" distR="114300" simplePos="0" relativeHeight="251699200" behindDoc="1" locked="0" layoutInCell="1" allowOverlap="1">
+          <wp:anchor distT="0" distB="0" distL="114300" distR="114300" simplePos="0" relativeHeight="251699200" behindDoc="1" locked="0" layoutInCell="1" allowOverlap="1" wp14:anchorId="6D07C82F" wp14:editId="5E9792FB">
             <wp:simplePos x="0" y="0"/>
             <wp:positionH relativeFrom="margin">
               <wp:posOffset>838200</wp:posOffset>
@@ -556,7 +557,7 @@
                     </pic:cNvPicPr>
                   </pic:nvPicPr>
                   <pic:blipFill>
-                    <a:blip r:embed="rId8"/>
+                    <a:blip r:embed="rId9"/>
                     <a:stretch>
                       <a:fillRect/>
                     </a:stretch>
@@ -741,7 +742,7 @@
         <w:rPr>
           <w:lang w:val="nl-NL"/>
         </w:rPr>
-        <w:pict>
+        <w:pict w14:anchorId="77EE9433">
           <v:shapetype id="_x0000_t202" coordsize="21600,21600" o:spt="202" path="m0,0l0,21600,21600,21600,21600,0xe">
             <v:stroke joinstyle="miter"/>
             <v:path gradientshapeok="t" o:connecttype="rect"/>
@@ -851,7 +852,7 @@
                 </w:p>
                 <w:p>
                   <w:pPr>
-                    <w:pStyle w:val="ListParagraph"/>
+                    <w:pStyle w:val="Lijstalinea"/>
                     <w:numPr>
                       <w:ilvl w:val="0"/>
                       <w:numId w:val="2"/>
@@ -876,7 +877,7 @@
                 </w:p>
                 <w:p>
                   <w:pPr>
-                    <w:pStyle w:val="ListParagraph"/>
+                    <w:pStyle w:val="Lijstalinea"/>
                     <w:numPr>
                       <w:ilvl w:val="0"/>
                       <w:numId w:val="2"/>
@@ -1057,7 +1058,7 @@
       <w:sdtContent>
         <w:p>
           <w:pPr>
-            <w:pStyle w:val="TOCHeading"/>
+            <w:pStyle w:val="Kopvaninhoudsopgave"/>
             <w:rPr>
               <w:sz w:val="32"/>
               <w:lang w:val="nl-NL"/>
@@ -1073,7 +1074,7 @@
         </w:p>
         <w:p>
           <w:pPr>
-            <w:pStyle w:val="TOC1"/>
+            <w:pStyle w:val="Inhopg1"/>
             <w:tabs>
               <w:tab w:val="right" w:leader="dot" w:pos="9056"/>
             </w:tabs>
@@ -1085,7 +1086,7 @@
         </w:p>
         <w:p>
           <w:pPr>
-            <w:pStyle w:val="TOC1"/>
+            <w:pStyle w:val="Inhopg1"/>
             <w:tabs>
               <w:tab w:val="right" w:leader="dot" w:pos="9010"/>
             </w:tabs>
@@ -1153,6 +1154,7 @@
             <w:r>
               <w:rPr>
                 <w:noProof/>
+                <w:webHidden/>
               </w:rPr>
             </w:r>
             <w:r>
@@ -1180,7 +1182,7 @@
         </w:p>
         <w:p>
           <w:pPr>
-            <w:pStyle w:val="TOC1"/>
+            <w:pStyle w:val="Inhopg1"/>
             <w:tabs>
               <w:tab w:val="left" w:pos="480"/>
               <w:tab w:val="right" w:leader="dot" w:pos="9010"/>
@@ -1192,7 +1194,7 @@
         </w:p>
         <w:p>
           <w:pPr>
-            <w:pStyle w:val="TOC1"/>
+            <w:pStyle w:val="Inhopg1"/>
             <w:tabs>
               <w:tab w:val="left" w:pos="480"/>
               <w:tab w:val="right" w:leader="dot" w:pos="9010"/>
@@ -1256,6 +1258,7 @@
             <w:r>
               <w:rPr>
                 <w:noProof/>
+                <w:webHidden/>
               </w:rPr>
             </w:r>
             <w:r>
@@ -1283,7 +1286,7 @@
         </w:p>
         <w:p>
           <w:pPr>
-            <w:pStyle w:val="TOC1"/>
+            <w:pStyle w:val="Inhopg1"/>
             <w:tabs>
               <w:tab w:val="left" w:pos="480"/>
               <w:tab w:val="right" w:leader="dot" w:pos="9010"/>
@@ -1347,6 +1350,7 @@
             <w:r>
               <w:rPr>
                 <w:noProof/>
+                <w:webHidden/>
               </w:rPr>
             </w:r>
             <w:r>
@@ -1374,7 +1378,7 @@
         </w:p>
         <w:p>
           <w:pPr>
-            <w:pStyle w:val="TOC2"/>
+            <w:pStyle w:val="Inhopg2"/>
             <w:tabs>
               <w:tab w:val="left" w:pos="960"/>
               <w:tab w:val="right" w:leader="dot" w:pos="9010"/>
@@ -1434,6 +1438,7 @@
             <w:r>
               <w:rPr>
                 <w:noProof/>
+                <w:webHidden/>
               </w:rPr>
             </w:r>
             <w:r>
@@ -1461,7 +1466,7 @@
         </w:p>
         <w:p>
           <w:pPr>
-            <w:pStyle w:val="TOC2"/>
+            <w:pStyle w:val="Inhopg2"/>
             <w:tabs>
               <w:tab w:val="left" w:pos="960"/>
               <w:tab w:val="right" w:leader="dot" w:pos="9010"/>
@@ -1521,6 +1526,7 @@
             <w:r>
               <w:rPr>
                 <w:noProof/>
+                <w:webHidden/>
               </w:rPr>
             </w:r>
             <w:r>
@@ -1548,7 +1554,7 @@
         </w:p>
         <w:p>
           <w:pPr>
-            <w:pStyle w:val="TOC2"/>
+            <w:pStyle w:val="Inhopg2"/>
             <w:tabs>
               <w:tab w:val="left" w:pos="960"/>
               <w:tab w:val="right" w:leader="dot" w:pos="9010"/>
@@ -1608,6 +1614,7 @@
             <w:r>
               <w:rPr>
                 <w:noProof/>
+                <w:webHidden/>
               </w:rPr>
             </w:r>
             <w:r>
@@ -1635,7 +1642,7 @@
         </w:p>
         <w:p>
           <w:pPr>
-            <w:pStyle w:val="TOC1"/>
+            <w:pStyle w:val="Inhopg1"/>
             <w:tabs>
               <w:tab w:val="left" w:pos="480"/>
               <w:tab w:val="right" w:leader="dot" w:pos="9010"/>
@@ -1699,6 +1706,7 @@
             <w:r>
               <w:rPr>
                 <w:noProof/>
+                <w:webHidden/>
               </w:rPr>
             </w:r>
             <w:r>
@@ -1726,7 +1734,7 @@
         </w:p>
         <w:p>
           <w:pPr>
-            <w:pStyle w:val="TOC1"/>
+            <w:pStyle w:val="Inhopg1"/>
             <w:tabs>
               <w:tab w:val="left" w:pos="480"/>
               <w:tab w:val="right" w:leader="dot" w:pos="9010"/>
@@ -1790,6 +1798,7 @@
             <w:r>
               <w:rPr>
                 <w:noProof/>
+                <w:webHidden/>
               </w:rPr>
             </w:r>
             <w:r>
@@ -1817,7 +1826,7 @@
         </w:p>
         <w:p>
           <w:pPr>
-            <w:pStyle w:val="TOC2"/>
+            <w:pStyle w:val="Inhopg2"/>
             <w:tabs>
               <w:tab w:val="left" w:pos="960"/>
               <w:tab w:val="right" w:leader="dot" w:pos="9010"/>
@@ -1877,6 +1886,7 @@
             <w:r>
               <w:rPr>
                 <w:noProof/>
+                <w:webHidden/>
               </w:rPr>
             </w:r>
             <w:r>
@@ -1904,7 +1914,7 @@
         </w:p>
         <w:p>
           <w:pPr>
-            <w:pStyle w:val="TOC2"/>
+            <w:pStyle w:val="Inhopg2"/>
             <w:tabs>
               <w:tab w:val="left" w:pos="960"/>
               <w:tab w:val="right" w:leader="dot" w:pos="9010"/>
@@ -1964,6 +1974,7 @@
             <w:r>
               <w:rPr>
                 <w:noProof/>
+                <w:webHidden/>
               </w:rPr>
             </w:r>
             <w:r>
@@ -1991,7 +2002,7 @@
         </w:p>
         <w:p>
           <w:pPr>
-            <w:pStyle w:val="TOC3"/>
+            <w:pStyle w:val="Inhopg3"/>
             <w:tabs>
               <w:tab w:val="left" w:pos="1200"/>
               <w:tab w:val="right" w:leader="dot" w:pos="9010"/>
@@ -2049,6 +2060,7 @@
             <w:r>
               <w:rPr>
                 <w:noProof/>
+                <w:webHidden/>
               </w:rPr>
             </w:r>
             <w:r>
@@ -2076,7 +2088,7 @@
         </w:p>
         <w:p>
           <w:pPr>
-            <w:pStyle w:val="TOC3"/>
+            <w:pStyle w:val="Inhopg3"/>
             <w:tabs>
               <w:tab w:val="left" w:pos="1200"/>
               <w:tab w:val="right" w:leader="dot" w:pos="9010"/>
@@ -2134,6 +2146,7 @@
             <w:r>
               <w:rPr>
                 <w:noProof/>
+                <w:webHidden/>
               </w:rPr>
             </w:r>
             <w:r>
@@ -2161,7 +2174,7 @@
         </w:p>
         <w:p>
           <w:pPr>
-            <w:pStyle w:val="TOC3"/>
+            <w:pStyle w:val="Inhopg3"/>
             <w:tabs>
               <w:tab w:val="right" w:leader="dot" w:pos="9010"/>
             </w:tabs>
@@ -2195,6 +2208,7 @@
             <w:r>
               <w:rPr>
                 <w:noProof/>
+                <w:webHidden/>
               </w:rPr>
             </w:r>
             <w:r>
@@ -2222,7 +2236,7 @@
         </w:p>
         <w:p>
           <w:pPr>
-            <w:pStyle w:val="TOC3"/>
+            <w:pStyle w:val="Inhopg3"/>
             <w:tabs>
               <w:tab w:val="left" w:pos="1200"/>
               <w:tab w:val="right" w:leader="dot" w:pos="9010"/>
@@ -2280,6 +2294,7 @@
             <w:r>
               <w:rPr>
                 <w:noProof/>
+                <w:webHidden/>
               </w:rPr>
             </w:r>
             <w:r>
@@ -2307,7 +2322,7 @@
         </w:p>
         <w:p>
           <w:pPr>
-            <w:pStyle w:val="TOC3"/>
+            <w:pStyle w:val="Inhopg3"/>
             <w:tabs>
               <w:tab w:val="left" w:pos="1200"/>
               <w:tab w:val="right" w:leader="dot" w:pos="9010"/>
@@ -2365,6 +2380,7 @@
             <w:r>
               <w:rPr>
                 <w:noProof/>
+                <w:webHidden/>
               </w:rPr>
             </w:r>
             <w:r>
@@ -2392,7 +2408,7 @@
         </w:p>
         <w:p>
           <w:pPr>
-            <w:pStyle w:val="TOC1"/>
+            <w:pStyle w:val="Inhopg1"/>
             <w:tabs>
               <w:tab w:val="left" w:pos="480"/>
               <w:tab w:val="right" w:leader="dot" w:pos="9010"/>
@@ -2456,6 +2472,7 @@
             <w:r>
               <w:rPr>
                 <w:noProof/>
+                <w:webHidden/>
               </w:rPr>
             </w:r>
             <w:r>
@@ -2483,7 +2500,7 @@
         </w:p>
         <w:p>
           <w:pPr>
-            <w:pStyle w:val="TOC1"/>
+            <w:pStyle w:val="Inhopg1"/>
             <w:tabs>
               <w:tab w:val="left" w:pos="480"/>
               <w:tab w:val="right" w:leader="dot" w:pos="9010"/>
@@ -2547,13 +2564,14 @@
             <w:r>
               <w:rPr>
                 <w:noProof/>
-              </w:rPr>
-            </w:r>
-            <w:r>
-              <w:rPr>
-                <w:noProof/>
                 <w:webHidden/>
               </w:rPr>
+            </w:r>
+            <w:r>
+              <w:rPr>
+                <w:noProof/>
+                <w:webHidden/>
+              </w:rPr>
               <w:fldChar w:fldCharType="separate"/>
             </w:r>
             <w:r>
@@ -2571,12 +2589,10 @@
               <w:fldChar w:fldCharType="end"/>
             </w:r>
           </w:hyperlink>
-          <w:bookmarkStart w:id="0" w:name="_GoBack"/>
-          <w:bookmarkEnd w:id="0"/>
         </w:p>
         <w:p>
           <w:pPr>
-            <w:pStyle w:val="TOC1"/>
+            <w:pStyle w:val="Inhopg1"/>
             <w:tabs>
               <w:tab w:val="left" w:pos="480"/>
               <w:tab w:val="right" w:leader="dot" w:pos="9010"/>
@@ -2640,6 +2656,7 @@
             <w:r>
               <w:rPr>
                 <w:noProof/>
+                <w:webHidden/>
               </w:rPr>
             </w:r>
             <w:r>
@@ -2667,7 +2684,7 @@
         </w:p>
         <w:p>
           <w:pPr>
-            <w:pStyle w:val="TOC3"/>
+            <w:pStyle w:val="Inhopg3"/>
             <w:tabs>
               <w:tab w:val="left" w:pos="1200"/>
               <w:tab w:val="right" w:leader="dot" w:pos="9010"/>
@@ -2725,6 +2742,7 @@
             <w:r>
               <w:rPr>
                 <w:noProof/>
+                <w:webHidden/>
               </w:rPr>
             </w:r>
             <w:r>
@@ -2752,7 +2770,7 @@
         </w:p>
         <w:p>
           <w:pPr>
-            <w:pStyle w:val="TOC3"/>
+            <w:pStyle w:val="Inhopg3"/>
             <w:tabs>
               <w:tab w:val="left" w:pos="1200"/>
               <w:tab w:val="right" w:leader="dot" w:pos="9010"/>
@@ -2810,6 +2828,7 @@
             <w:r>
               <w:rPr>
                 <w:noProof/>
+                <w:webHidden/>
               </w:rPr>
             </w:r>
             <w:r>
@@ -2837,7 +2856,7 @@
         </w:p>
         <w:p>
           <w:pPr>
-            <w:pStyle w:val="TOC1"/>
+            <w:pStyle w:val="Inhopg1"/>
             <w:tabs>
               <w:tab w:val="right" w:leader="dot" w:pos="9010"/>
             </w:tabs>
@@ -2851,7 +2870,7 @@
         </w:p>
         <w:p>
           <w:pPr>
-            <w:pStyle w:val="TOC1"/>
+            <w:pStyle w:val="Inhopg1"/>
             <w:tabs>
               <w:tab w:val="right" w:leader="dot" w:pos="9010"/>
             </w:tabs>
@@ -2896,6 +2915,7 @@
             <w:r>
               <w:rPr>
                 <w:noProof/>
+                <w:webHidden/>
               </w:rPr>
             </w:r>
             <w:r>
@@ -2923,7 +2943,7 @@
         </w:p>
         <w:p>
           <w:pPr>
-            <w:pStyle w:val="TOC1"/>
+            <w:pStyle w:val="Inhopg1"/>
             <w:tabs>
               <w:tab w:val="right" w:leader="dot" w:pos="9010"/>
             </w:tabs>
@@ -2934,7 +2954,7 @@
         </w:p>
         <w:p>
           <w:pPr>
-            <w:pStyle w:val="TOC1"/>
+            <w:pStyle w:val="Inhopg1"/>
             <w:tabs>
               <w:tab w:val="right" w:leader="dot" w:pos="9010"/>
             </w:tabs>
@@ -2979,6 +2999,7 @@
             <w:r>
               <w:rPr>
                 <w:noProof/>
+                <w:webHidden/>
               </w:rPr>
             </w:r>
             <w:r>
@@ -3006,7 +3027,7 @@
         </w:p>
         <w:p>
           <w:pPr>
-            <w:pStyle w:val="TOC2"/>
+            <w:pStyle w:val="Inhopg2"/>
             <w:tabs>
               <w:tab w:val="left" w:pos="720"/>
               <w:tab w:val="right" w:leader="dot" w:pos="9010"/>
@@ -3066,6 +3087,7 @@
             <w:r>
               <w:rPr>
                 <w:noProof/>
+                <w:webHidden/>
               </w:rPr>
             </w:r>
             <w:r>
@@ -3093,7 +3115,7 @@
         </w:p>
         <w:p>
           <w:pPr>
-            <w:pStyle w:val="TOC1"/>
+            <w:pStyle w:val="Inhopg1"/>
             <w:tabs>
               <w:tab w:val="right" w:leader="dot" w:pos="9010"/>
             </w:tabs>
@@ -3106,7 +3128,7 @@
         </w:p>
         <w:p>
           <w:pPr>
-            <w:pStyle w:val="TOC1"/>
+            <w:pStyle w:val="Inhopg1"/>
             <w:tabs>
               <w:tab w:val="right" w:leader="dot" w:pos="9010"/>
             </w:tabs>
@@ -3151,6 +3173,7 @@
             <w:r>
               <w:rPr>
                 <w:noProof/>
+                <w:webHidden/>
               </w:rPr>
             </w:r>
             <w:r>
@@ -3225,8 +3248,8 @@
           <w:lang w:val="nl-NL"/>
         </w:rPr>
         <w:sectPr>
-          <w:headerReference w:type="default" r:id="rId10"/>
-          <w:footerReference w:type="even" r:id="rId11"/>
+          <w:headerReference w:type="default" r:id="rId11"/>
+          <w:footerReference w:type="even" r:id="rId12"/>
           <w:pgSz w:w="11900" w:h="16840"/>
           <w:pgMar w:top="1440" w:right="1440" w:bottom="1440" w:left="1440" w:header="708" w:footer="708" w:gutter="0"/>
           <w:cols w:space="708"/>
@@ -3243,31 +3266,33 @@
     </w:p>
     <w:p>
       <w:pPr>
-        <w:pStyle w:val="Heading1"/>
-        <w:rPr>
-          <w:lang w:val="nl-NL"/>
-        </w:rPr>
-      </w:pPr>
-      <w:bookmarkStart w:id="1" w:name="_Toc199223584"/>
-      <w:bookmarkStart w:id="2" w:name="_Toc199223803"/>
-      <w:bookmarkStart w:id="3" w:name="_Toc199229317"/>
-      <w:bookmarkStart w:id="4" w:name="_Toc199302213"/>
-      <w:bookmarkStart w:id="5" w:name="_Toc199315661"/>
-      <w:bookmarkStart w:id="6" w:name="_Toc199315721"/>
-      <w:bookmarkStart w:id="7" w:name="_Toc199315806"/>
-      <w:bookmarkStart w:id="8" w:name="_Toc199384126"/>
-      <w:bookmarkStart w:id="9" w:name="_Toc199392571"/>
-      <w:bookmarkStart w:id="10" w:name="_Toc199398100"/>
-      <w:bookmarkStart w:id="11" w:name="_Toc199400199"/>
-      <w:bookmarkStart w:id="12" w:name="_Toc199475056"/>
-      <w:bookmarkStart w:id="13" w:name="_Toc199477773"/>
-      <w:bookmarkStart w:id="14" w:name="_Toc326833269"/>
-      <w:r>
-        <w:rPr>
-          <w:lang w:val="nl-NL"/>
-        </w:rPr>
+        <w:pStyle w:val="Kop1"/>
+        <w:rPr>
+          <w:lang w:val="nl-NL"/>
+        </w:rPr>
+      </w:pPr>
+      <w:bookmarkStart w:id="0" w:name="_Toc199223584"/>
+      <w:bookmarkStart w:id="1" w:name="_Toc199223803"/>
+      <w:bookmarkStart w:id="2" w:name="_Toc199229317"/>
+      <w:bookmarkStart w:id="3" w:name="_Toc199302213"/>
+      <w:bookmarkStart w:id="4" w:name="_Toc199315661"/>
+      <w:bookmarkStart w:id="5" w:name="_Toc199315721"/>
+      <w:bookmarkStart w:id="6" w:name="_Toc199315806"/>
+      <w:bookmarkStart w:id="7" w:name="_Toc199384126"/>
+      <w:bookmarkStart w:id="8" w:name="_Toc199392571"/>
+      <w:bookmarkStart w:id="9" w:name="_Toc199398100"/>
+      <w:bookmarkStart w:id="10" w:name="_Toc199400199"/>
+      <w:bookmarkStart w:id="11" w:name="_Toc199475056"/>
+      <w:bookmarkStart w:id="12" w:name="_Toc199477773"/>
+      <w:bookmarkStart w:id="13" w:name="_Toc326833269"/>
+      <w:r>
+        <w:rPr>
+          <w:lang w:val="nl-NL"/>
+        </w:rPr>
+        <w:lastRenderedPageBreak/>
         <w:t>Samenvatting</w:t>
       </w:r>
+      <w:bookmarkEnd w:id="0"/>
       <w:bookmarkEnd w:id="1"/>
       <w:bookmarkEnd w:id="2"/>
       <w:bookmarkEnd w:id="3"/>
@@ -3281,7 +3306,6 @@
       <w:bookmarkEnd w:id="11"/>
       <w:bookmarkEnd w:id="12"/>
       <w:bookmarkEnd w:id="13"/>
-      <w:bookmarkEnd w:id="14"/>
     </w:p>
     <w:p>
       <w:pPr>
@@ -3696,7 +3720,7 @@
     </w:p>
     <w:p>
       <w:pPr>
-        <w:pStyle w:val="ListParagraph"/>
+        <w:pStyle w:val="Lijstalinea"/>
         <w:numPr>
           <w:ilvl w:val="0"/>
           <w:numId w:val="26"/>
@@ -3724,7 +3748,7 @@
     </w:p>
     <w:p>
       <w:pPr>
-        <w:pStyle w:val="ListParagraph"/>
+        <w:pStyle w:val="Lijstalinea"/>
         <w:numPr>
           <w:ilvl w:val="0"/>
           <w:numId w:val="26"/>
@@ -3769,7 +3793,7 @@
     </w:p>
     <w:p>
       <w:pPr>
-        <w:pStyle w:val="ListParagraph"/>
+        <w:pStyle w:val="Lijstalinea"/>
         <w:numPr>
           <w:ilvl w:val="0"/>
           <w:numId w:val="26"/>
@@ -3829,8 +3853,8 @@
           <w:lang w:val="nl-NL"/>
         </w:rPr>
         <w:sectPr>
-          <w:headerReference w:type="default" r:id="rId12"/>
-          <w:footerReference w:type="default" r:id="rId13"/>
+          <w:headerReference w:type="default" r:id="rId13"/>
+          <w:footerReference w:type="default" r:id="rId14"/>
           <w:pgSz w:w="11900" w:h="16840"/>
           <w:pgMar w:top="1440" w:right="1440" w:bottom="1440" w:left="1440" w:header="708" w:footer="708" w:gutter="0"/>
           <w:cols w:space="708"/>
@@ -3840,16 +3864,17 @@
     </w:p>
     <w:p>
       <w:pPr>
-        <w:pStyle w:val="Heading1"/>
-        <w:rPr>
-          <w:lang w:val="nl-NL"/>
-        </w:rPr>
-      </w:pPr>
-      <w:bookmarkStart w:id="15" w:name="_Toc326833270"/>
-      <w:r>
-        <w:rPr>
-          <w:lang w:val="nl-NL"/>
-        </w:rPr>
+        <w:pStyle w:val="Kop1"/>
+        <w:rPr>
+          <w:lang w:val="nl-NL"/>
+        </w:rPr>
+      </w:pPr>
+      <w:bookmarkStart w:id="14" w:name="_Toc326833270"/>
+      <w:r>
+        <w:rPr>
+          <w:lang w:val="nl-NL"/>
+        </w:rPr>
+        <w:lastRenderedPageBreak/>
         <w:t>1</w:t>
       </w:r>
       <w:r>
@@ -3864,7 +3889,7 @@
         </w:rPr>
         <w:t>Inleiding</w:t>
       </w:r>
-      <w:bookmarkEnd w:id="15"/>
+      <w:bookmarkEnd w:id="14"/>
     </w:p>
     <w:p>
       <w:pPr>
@@ -4093,7 +4118,7 @@
     </w:p>
     <w:p>
       <w:pPr>
-        <w:pStyle w:val="ListParagraph"/>
+        <w:pStyle w:val="Lijstalinea"/>
         <w:numPr>
           <w:ilvl w:val="0"/>
           <w:numId w:val="9"/>
@@ -4113,7 +4138,7 @@
     </w:p>
     <w:p>
       <w:pPr>
-        <w:pStyle w:val="ListParagraph"/>
+        <w:pStyle w:val="Lijstalinea"/>
         <w:numPr>
           <w:ilvl w:val="0"/>
           <w:numId w:val="9"/>
@@ -4133,7 +4158,7 @@
     </w:p>
     <w:p>
       <w:pPr>
-        <w:pStyle w:val="ListParagraph"/>
+        <w:pStyle w:val="Lijstalinea"/>
         <w:numPr>
           <w:ilvl w:val="0"/>
           <w:numId w:val="9"/>
@@ -4153,7 +4178,7 @@
     </w:p>
     <w:p>
       <w:pPr>
-        <w:pStyle w:val="ListParagraph"/>
+        <w:pStyle w:val="Lijstalinea"/>
         <w:numPr>
           <w:ilvl w:val="0"/>
           <w:numId w:val="9"/>
@@ -4233,7 +4258,7 @@
     </w:p>
     <w:p>
       <w:pPr>
-        <w:pStyle w:val="ListParagraph"/>
+        <w:pStyle w:val="Lijstalinea"/>
         <w:numPr>
           <w:ilvl w:val="0"/>
           <w:numId w:val="9"/>
@@ -4283,7 +4308,7 @@
     </w:p>
     <w:p>
       <w:pPr>
-        <w:pStyle w:val="ListParagraph"/>
+        <w:pStyle w:val="Lijstalinea"/>
         <w:numPr>
           <w:ilvl w:val="0"/>
           <w:numId w:val="9"/>
@@ -4318,7 +4343,7 @@
     </w:p>
     <w:p>
       <w:pPr>
-        <w:pStyle w:val="ListParagraph"/>
+        <w:pStyle w:val="Lijstalinea"/>
         <w:numPr>
           <w:ilvl w:val="0"/>
           <w:numId w:val="9"/>
@@ -4338,7 +4363,7 @@
     </w:p>
     <w:p>
       <w:pPr>
-        <w:pStyle w:val="ListParagraph"/>
+        <w:pStyle w:val="Lijstalinea"/>
         <w:numPr>
           <w:ilvl w:val="0"/>
           <w:numId w:val="9"/>
@@ -4358,7 +4383,7 @@
     </w:p>
     <w:p>
       <w:pPr>
-        <w:pStyle w:val="ListParagraph"/>
+        <w:pStyle w:val="Lijstalinea"/>
         <w:numPr>
           <w:ilvl w:val="0"/>
           <w:numId w:val="9"/>
@@ -4378,7 +4403,7 @@
     </w:p>
     <w:p>
       <w:pPr>
-        <w:pStyle w:val="ListParagraph"/>
+        <w:pStyle w:val="Lijstalinea"/>
         <w:numPr>
           <w:ilvl w:val="0"/>
           <w:numId w:val="9"/>
@@ -4398,7 +4423,7 @@
     </w:p>
     <w:p>
       <w:pPr>
-        <w:pStyle w:val="ListParagraph"/>
+        <w:pStyle w:val="Lijstalinea"/>
         <w:numPr>
           <w:ilvl w:val="0"/>
           <w:numId w:val="9"/>
@@ -4448,7 +4473,7 @@
     </w:p>
     <w:p>
       <w:pPr>
-        <w:pStyle w:val="ListParagraph"/>
+        <w:pStyle w:val="Lijstalinea"/>
         <w:numPr>
           <w:ilvl w:val="0"/>
           <w:numId w:val="9"/>
@@ -4468,7 +4493,7 @@
     </w:p>
     <w:p>
       <w:pPr>
-        <w:pStyle w:val="ListParagraph"/>
+        <w:pStyle w:val="Lijstalinea"/>
         <w:numPr>
           <w:ilvl w:val="0"/>
           <w:numId w:val="9"/>
@@ -4503,7 +4528,7 @@
     </w:p>
     <w:p>
       <w:pPr>
-        <w:pStyle w:val="ListParagraph"/>
+        <w:pStyle w:val="Lijstalinea"/>
         <w:numPr>
           <w:ilvl w:val="0"/>
           <w:numId w:val="9"/>
@@ -4553,7 +4578,7 @@
     </w:p>
     <w:p>
       <w:pPr>
-        <w:pStyle w:val="ListParagraph"/>
+        <w:pStyle w:val="Lijstalinea"/>
         <w:numPr>
           <w:ilvl w:val="0"/>
           <w:numId w:val="9"/>
@@ -4573,7 +4598,7 @@
     </w:p>
     <w:p>
       <w:pPr>
-        <w:pStyle w:val="ListParagraph"/>
+        <w:pStyle w:val="Lijstalinea"/>
         <w:numPr>
           <w:ilvl w:val="0"/>
           <w:numId w:val="9"/>
@@ -4705,7 +4730,7 @@
     </w:p>
     <w:p>
       <w:pPr>
-        <w:pStyle w:val="ListParagraph"/>
+        <w:pStyle w:val="Lijstalinea"/>
         <w:numPr>
           <w:ilvl w:val="0"/>
           <w:numId w:val="11"/>
@@ -4725,7 +4750,7 @@
     </w:p>
     <w:p>
       <w:pPr>
-        <w:pStyle w:val="ListParagraph"/>
+        <w:pStyle w:val="Lijstalinea"/>
         <w:numPr>
           <w:ilvl w:val="0"/>
           <w:numId w:val="11"/>
@@ -4745,7 +4770,7 @@
     </w:p>
     <w:p>
       <w:pPr>
-        <w:pStyle w:val="ListParagraph"/>
+        <w:pStyle w:val="Lijstalinea"/>
         <w:numPr>
           <w:ilvl w:val="0"/>
           <w:numId w:val="15"/>
@@ -4765,7 +4790,7 @@
     </w:p>
     <w:p>
       <w:pPr>
-        <w:pStyle w:val="ListParagraph"/>
+        <w:pStyle w:val="Lijstalinea"/>
         <w:numPr>
           <w:ilvl w:val="0"/>
           <w:numId w:val="17"/>
@@ -4793,7 +4818,7 @@
     </w:p>
     <w:p>
       <w:pPr>
-        <w:pStyle w:val="ListParagraph"/>
+        <w:pStyle w:val="Lijstalinea"/>
         <w:numPr>
           <w:ilvl w:val="0"/>
           <w:numId w:val="11"/>
@@ -4813,7 +4838,7 @@
     </w:p>
     <w:p>
       <w:pPr>
-        <w:pStyle w:val="ListParagraph"/>
+        <w:pStyle w:val="Lijstalinea"/>
         <w:numPr>
           <w:ilvl w:val="0"/>
           <w:numId w:val="13"/>
@@ -4863,7 +4888,7 @@
     </w:p>
     <w:p>
       <w:pPr>
-        <w:pStyle w:val="ListParagraph"/>
+        <w:pStyle w:val="Lijstalinea"/>
         <w:numPr>
           <w:ilvl w:val="0"/>
           <w:numId w:val="13"/>
@@ -4897,7 +4922,7 @@
     </w:p>
     <w:p>
       <w:pPr>
-        <w:pStyle w:val="ListParagraph"/>
+        <w:pStyle w:val="Lijstalinea"/>
         <w:numPr>
           <w:ilvl w:val="0"/>
           <w:numId w:val="13"/>
@@ -4917,7 +4942,7 @@
     </w:p>
     <w:p>
       <w:pPr>
-        <w:pStyle w:val="ListParagraph"/>
+        <w:pStyle w:val="Lijstalinea"/>
         <w:numPr>
           <w:ilvl w:val="0"/>
           <w:numId w:val="14"/>
@@ -4952,7 +4977,7 @@
     </w:p>
     <w:p>
       <w:pPr>
-        <w:pStyle w:val="ListParagraph"/>
+        <w:pStyle w:val="Lijstalinea"/>
         <w:numPr>
           <w:ilvl w:val="0"/>
           <w:numId w:val="15"/>
@@ -5424,8 +5449,8 @@
           <w:lang w:val="nl-NL"/>
         </w:rPr>
         <w:sectPr>
-          <w:headerReference w:type="default" r:id="rId14"/>
-          <w:footerReference w:type="default" r:id="rId15"/>
+          <w:headerReference w:type="default" r:id="rId15"/>
+          <w:footerReference w:type="default" r:id="rId16"/>
           <w:pgSz w:w="11900" w:h="16840"/>
           <w:pgMar w:top="1440" w:right="1440" w:bottom="1440" w:left="1440" w:header="708" w:footer="708" w:gutter="0"/>
           <w:cols w:space="708"/>
@@ -5435,7 +5460,7 @@
     </w:p>
     <w:p>
       <w:pPr>
-        <w:pStyle w:val="Heading1"/>
+        <w:pStyle w:val="Kop1"/>
         <w:rPr>
           <w:lang w:val="nl-NL"/>
         </w:rPr>
@@ -5450,54 +5475,55 @@
     </w:p>
     <w:p>
       <w:pPr>
-        <w:pStyle w:val="Heading1"/>
-        <w:rPr>
-          <w:lang w:val="nl-NL"/>
-        </w:rPr>
-      </w:pPr>
-    </w:p>
-    <w:p>
-      <w:pPr>
-        <w:pStyle w:val="Heading1"/>
-        <w:rPr>
-          <w:lang w:val="nl-NL"/>
-        </w:rPr>
-      </w:pPr>
-    </w:p>
-    <w:p>
-      <w:pPr>
-        <w:pStyle w:val="Heading1"/>
-        <w:rPr>
-          <w:lang w:val="nl-NL"/>
-        </w:rPr>
-      </w:pPr>
-    </w:p>
-    <w:p>
-      <w:pPr>
-        <w:rPr>
-          <w:lang w:val="nl-NL"/>
-        </w:rPr>
-      </w:pPr>
-    </w:p>
-    <w:p>
-      <w:pPr>
-        <w:rPr>
-          <w:lang w:val="nl-NL"/>
-        </w:rPr>
-      </w:pPr>
-    </w:p>
-    <w:p>
-      <w:pPr>
-        <w:pStyle w:val="Heading1"/>
-        <w:rPr>
-          <w:lang w:val="nl-NL"/>
-        </w:rPr>
-      </w:pPr>
-      <w:bookmarkStart w:id="16" w:name="_Toc326833271"/>
-      <w:r>
-        <w:rPr>
-          <w:lang w:val="nl-NL"/>
-        </w:rPr>
+        <w:pStyle w:val="Kop1"/>
+        <w:rPr>
+          <w:lang w:val="nl-NL"/>
+        </w:rPr>
+      </w:pPr>
+    </w:p>
+    <w:p>
+      <w:pPr>
+        <w:pStyle w:val="Kop1"/>
+        <w:rPr>
+          <w:lang w:val="nl-NL"/>
+        </w:rPr>
+      </w:pPr>
+    </w:p>
+    <w:p>
+      <w:pPr>
+        <w:pStyle w:val="Kop1"/>
+        <w:rPr>
+          <w:lang w:val="nl-NL"/>
+        </w:rPr>
+      </w:pPr>
+    </w:p>
+    <w:p>
+      <w:pPr>
+        <w:rPr>
+          <w:lang w:val="nl-NL"/>
+        </w:rPr>
+      </w:pPr>
+    </w:p>
+    <w:p>
+      <w:pPr>
+        <w:rPr>
+          <w:lang w:val="nl-NL"/>
+        </w:rPr>
+      </w:pPr>
+    </w:p>
+    <w:p>
+      <w:pPr>
+        <w:pStyle w:val="Kop1"/>
+        <w:rPr>
+          <w:lang w:val="nl-NL"/>
+        </w:rPr>
+      </w:pPr>
+      <w:bookmarkStart w:id="15" w:name="_Toc326833271"/>
+      <w:r>
+        <w:rPr>
+          <w:lang w:val="nl-NL"/>
+        </w:rPr>
+        <w:lastRenderedPageBreak/>
         <w:t>2</w:t>
       </w:r>
       <w:r>
@@ -5512,61 +5538,633 @@
         </w:rPr>
         <w:t>Probleem</w:t>
       </w:r>
+      <w:bookmarkEnd w:id="15"/>
+    </w:p>
+    <w:p>
+      <w:pPr>
+        <w:rPr>
+          <w:rFonts w:ascii="Arial" w:hAnsi="Arial" w:cs="Arial"/>
+          <w:lang w:val="nl-NL"/>
+        </w:rPr>
+      </w:pPr>
+      <w:r>
+        <w:rPr>
+          <w:rFonts w:ascii="Arial" w:hAnsi="Arial" w:cs="Arial"/>
+          <w:i/>
+          <w:lang w:val="nl-NL"/>
+        </w:rPr>
+        <w:t>In dit hoofdstuk wordt beschreven wat h</w:t>
+      </w:r>
+      <w:r>
+        <w:rPr>
+          <w:rFonts w:ascii="Arial" w:hAnsi="Arial" w:cs="Arial"/>
+          <w:i/>
+          <w:lang w:val="nl-NL"/>
+        </w:rPr>
+        <w:t>et probleem precies is, waarom dit probleem bestaat en voor wie dit probleem geldt.</w:t>
+      </w:r>
+    </w:p>
+    <w:p>
+      <w:pPr>
+        <w:rPr>
+          <w:rFonts w:ascii="Arial" w:hAnsi="Arial" w:cs="Arial"/>
+          <w:lang w:val="nl-NL"/>
+        </w:rPr>
+      </w:pPr>
+    </w:p>
+    <w:p>
+      <w:pPr>
+        <w:rPr>
+          <w:rFonts w:ascii="Arial" w:hAnsi="Arial" w:cs="Arial"/>
+          <w:lang w:val="nl-NL"/>
+        </w:rPr>
+      </w:pPr>
+    </w:p>
+    <w:p>
+      <w:pPr>
+        <w:rPr>
+          <w:rFonts w:ascii="Arial" w:hAnsi="Arial" w:cs="Arial"/>
+          <w:lang w:val="nl-NL"/>
+        </w:rPr>
+      </w:pPr>
+      <w:r>
+        <w:rPr>
+          <w:rFonts w:ascii="Arial" w:hAnsi="Arial" w:cs="Arial"/>
+          <w:lang w:val="nl-NL"/>
+        </w:rPr>
+        <w:t xml:space="preserve">Voor het P4P project op de NHL Hogeschool is het de bedoeling om 3 </w:t>
+      </w:r>
+      <w:r>
+        <w:rPr>
+          <w:rFonts w:ascii="Arial" w:hAnsi="Arial" w:cs="Arial"/>
+          <w:i/>
+          <w:lang w:val="nl-NL"/>
+        </w:rPr>
+        <w:t>Apps</w:t>
+      </w:r>
+      <w:r>
+        <w:rPr>
+          <w:rFonts w:ascii="Arial" w:hAnsi="Arial" w:cs="Arial"/>
+          <w:lang w:val="nl-NL"/>
+        </w:rPr>
+        <w:t xml:space="preserve"> te maken di</w:t>
+      </w:r>
+      <w:r>
+        <w:rPr>
+          <w:rFonts w:ascii="Arial" w:hAnsi="Arial" w:cs="Arial"/>
+          <w:lang w:val="nl-NL"/>
+        </w:rPr>
+        <w:t>e elk iets te maken hebben met de wateren in Friesland</w:t>
+      </w:r>
+      <w:r>
+        <w:rPr>
+          <w:rFonts w:ascii="Arial" w:hAnsi="Arial" w:cs="Arial"/>
+          <w:lang w:val="nl-NL"/>
+        </w:rPr>
+        <w:t>. De één geeft de bruggen e</w:t>
+      </w:r>
+      <w:r>
+        <w:rPr>
+          <w:rFonts w:ascii="Arial" w:hAnsi="Arial" w:cs="Arial"/>
+          <w:lang w:val="nl-NL"/>
+        </w:rPr>
+        <w:t>n aanlegplaatsen in Friesland, d</w:t>
+      </w:r>
+      <w:r>
+        <w:rPr>
+          <w:rFonts w:ascii="Arial" w:hAnsi="Arial" w:cs="Arial"/>
+          <w:lang w:val="nl-NL"/>
+        </w:rPr>
+        <w:t xml:space="preserve">e ander geeft de bezienswaardigheden in Leeuwarden langs het water en de derde geeft de </w:t>
+      </w:r>
+      <w:r>
+        <w:rPr>
+          <w:rFonts w:ascii="Arial" w:hAnsi="Arial" w:cs="Arial"/>
+          <w:lang w:val="nl-NL"/>
+        </w:rPr>
+        <w:t>visstekken</w:t>
+      </w:r>
+      <w:r>
+        <w:rPr>
+          <w:rFonts w:ascii="Arial" w:hAnsi="Arial" w:cs="Arial"/>
+          <w:lang w:val="nl-NL"/>
+        </w:rPr>
+        <w:t xml:space="preserve"> in Friesland weer.</w:t>
+      </w:r>
+    </w:p>
+    <w:p>
+      <w:pPr>
+        <w:rPr>
+          <w:rFonts w:ascii="Arial" w:hAnsi="Arial" w:cs="Arial"/>
+          <w:lang w:val="nl-NL"/>
+        </w:rPr>
+      </w:pPr>
+    </w:p>
+    <w:p>
+      <w:pPr>
+        <w:rPr>
+          <w:rFonts w:ascii="Arial" w:hAnsi="Arial" w:cs="Arial"/>
+          <w:lang w:val="nl-NL"/>
+        </w:rPr>
+      </w:pPr>
+    </w:p>
+    <w:p>
+      <w:pPr>
+        <w:pStyle w:val="Kop2"/>
+        <w:rPr>
+          <w:lang w:val="nl-NL"/>
+        </w:rPr>
+      </w:pPr>
+      <w:bookmarkStart w:id="16" w:name="_Toc326833272"/>
+      <w:r>
+        <w:rPr>
+          <w:lang w:val="nl-NL"/>
+        </w:rPr>
+        <w:t>2.1</w:t>
+      </w:r>
+      <w:r>
+        <w:rPr>
+          <w:lang w:val="nl-NL"/>
+        </w:rPr>
+        <w:tab/>
+      </w:r>
+      <w:r>
+        <w:rPr>
+          <w:lang w:val="nl-NL"/>
+        </w:rPr>
+        <w:t>Wat is het probleem?</w:t>
+      </w:r>
       <w:bookmarkEnd w:id="16"/>
-    </w:p>
-    <w:p>
-      <w:pPr>
-        <w:rPr>
-          <w:rFonts w:ascii="Arial" w:hAnsi="Arial" w:cs="Arial"/>
-          <w:lang w:val="nl-NL"/>
-        </w:rPr>
-      </w:pPr>
-      <w:r>
-        <w:rPr>
-          <w:rFonts w:ascii="Arial" w:hAnsi="Arial" w:cs="Arial"/>
-          <w:i/>
-          <w:lang w:val="nl-NL"/>
-        </w:rPr>
-        <w:t>In dit hoofdstuk wordt beschreven wat h</w:t>
-      </w:r>
-      <w:r>
-        <w:rPr>
-          <w:rFonts w:ascii="Arial" w:hAnsi="Arial" w:cs="Arial"/>
-          <w:i/>
-          <w:lang w:val="nl-NL"/>
-        </w:rPr>
-        <w:t>et probleem precies is, waarom dit probleem bestaat en voor wie dit probleem geldt.</w:t>
-      </w:r>
-    </w:p>
-    <w:p>
-      <w:pPr>
-        <w:rPr>
-          <w:rFonts w:ascii="Arial" w:hAnsi="Arial" w:cs="Arial"/>
-          <w:lang w:val="nl-NL"/>
-        </w:rPr>
-      </w:pPr>
-    </w:p>
-    <w:p>
-      <w:pPr>
-        <w:rPr>
-          <w:rFonts w:ascii="Arial" w:hAnsi="Arial" w:cs="Arial"/>
-          <w:lang w:val="nl-NL"/>
-        </w:rPr>
-      </w:pPr>
-    </w:p>
-    <w:p>
-      <w:pPr>
-        <w:rPr>
-          <w:rFonts w:ascii="Arial" w:hAnsi="Arial" w:cs="Arial"/>
-          <w:lang w:val="nl-NL"/>
-        </w:rPr>
-      </w:pPr>
-      <w:r>
-        <w:rPr>
-          <w:rFonts w:ascii="Arial" w:hAnsi="Arial" w:cs="Arial"/>
-          <w:lang w:val="nl-NL"/>
-        </w:rPr>
-        <w:t xml:space="preserve">Voor het P4P project op de NHL Hogeschool is het de bedoeling om 3 </w:t>
+      <w:r>
+        <w:rPr>
+          <w:lang w:val="nl-NL"/>
+        </w:rPr>
+        <w:t xml:space="preserve"> </w:t>
+      </w:r>
+    </w:p>
+    <w:p>
+      <w:pPr>
+        <w:rPr>
+          <w:rFonts w:ascii="Arial" w:hAnsi="Arial" w:cs="Arial"/>
+          <w:i/>
+          <w:lang w:val="nl-NL"/>
+        </w:rPr>
+      </w:pPr>
+      <w:r>
+        <w:rPr>
+          <w:rFonts w:ascii="Arial" w:hAnsi="Arial" w:cs="Arial"/>
+          <w:i/>
+          <w:lang w:val="nl-NL"/>
+        </w:rPr>
+        <w:t>In dit subhoofdstuk wordt beschreven wat het probleem precies is.</w:t>
+      </w:r>
+    </w:p>
+    <w:p>
+      <w:pPr>
+        <w:rPr>
+          <w:rFonts w:ascii="Arial" w:hAnsi="Arial" w:cs="Arial"/>
+          <w:i/>
+          <w:lang w:val="nl-NL"/>
+        </w:rPr>
+      </w:pPr>
+    </w:p>
+    <w:p>
+      <w:pPr>
+        <w:rPr>
+          <w:rFonts w:ascii="Arial" w:hAnsi="Arial" w:cs="Arial"/>
+          <w:i/>
+          <w:lang w:val="nl-NL"/>
+        </w:rPr>
+      </w:pPr>
+    </w:p>
+    <w:p>
+      <w:pPr>
+        <w:rPr>
+          <w:rFonts w:ascii="Arial" w:hAnsi="Arial" w:cs="Arial"/>
+          <w:lang w:val="nl-NL"/>
+        </w:rPr>
+      </w:pPr>
+      <w:r>
+        <w:rPr>
+          <w:rFonts w:ascii="Arial" w:hAnsi="Arial" w:cs="Arial"/>
+          <w:lang w:val="nl-NL"/>
+        </w:rPr>
+        <w:t>Het probleem is dat watersporters niet genoeg informatie hebben op het water. Wanneer er op het water wordt gevaren, is er de behoefte om te weten wat voor brug</w:t>
+      </w:r>
+      <w:r>
+        <w:rPr>
+          <w:rFonts w:ascii="Arial" w:hAnsi="Arial" w:cs="Arial"/>
+          <w:lang w:val="nl-NL"/>
+        </w:rPr>
+        <w:t>gen er op de route liggen en of</w:t>
+      </w:r>
+      <w:r>
+        <w:rPr>
+          <w:rFonts w:ascii="Arial" w:hAnsi="Arial" w:cs="Arial"/>
+          <w:lang w:val="nl-NL"/>
+        </w:rPr>
+        <w:t xml:space="preserve"> er onderdoor gevaren kan worden. Ook is er de behoefte om te weten waar aanlegplaatsen zich bevinden, zodat </w:t>
+      </w:r>
+      <w:r>
+        <w:rPr>
+          <w:rFonts w:ascii="Arial" w:hAnsi="Arial" w:cs="Arial"/>
+          <w:lang w:val="nl-NL"/>
+        </w:rPr>
+        <w:t>men snel en gemakkelijk ergens aan kan leggen.</w:t>
+      </w:r>
+    </w:p>
+    <w:p>
+      <w:pPr>
+        <w:rPr>
+          <w:rFonts w:ascii="Arial" w:hAnsi="Arial" w:cs="Arial"/>
+          <w:lang w:val="nl-NL"/>
+        </w:rPr>
+      </w:pPr>
+    </w:p>
+    <w:p>
+      <w:pPr>
+        <w:rPr>
+          <w:rFonts w:ascii="Arial" w:hAnsi="Arial" w:cs="Arial"/>
+          <w:lang w:val="nl-NL"/>
+        </w:rPr>
+      </w:pPr>
+      <w:r>
+        <w:rPr>
+          <w:rFonts w:ascii="Arial" w:hAnsi="Arial" w:cs="Arial"/>
+          <w:lang w:val="nl-NL"/>
+        </w:rPr>
+        <w:t>Naast de voorgenoemde problemen is er ook in Leeuwarden een</w:t>
+      </w:r>
+      <w:r>
+        <w:rPr>
+          <w:rFonts w:ascii="Arial" w:hAnsi="Arial" w:cs="Arial"/>
+          <w:lang w:val="nl-NL"/>
+        </w:rPr>
+        <w:t xml:space="preserve"> probleem wanneer men op het water zit. Er is nu nog niks om te kijken waar er zich </w:t>
+      </w:r>
+      <w:r>
+        <w:rPr>
+          <w:rFonts w:ascii="Arial" w:hAnsi="Arial" w:cs="Arial"/>
+          <w:i/>
+          <w:lang w:val="nl-NL"/>
+        </w:rPr>
+        <w:t xml:space="preserve">POI’s, </w:t>
+      </w:r>
+      <w:r>
+        <w:rPr>
+          <w:rFonts w:ascii="Arial" w:hAnsi="Arial" w:cs="Arial"/>
+          <w:lang w:val="nl-NL"/>
+        </w:rPr>
+        <w:t>bruggen of aanlegplaatsen</w:t>
+      </w:r>
+      <w:r>
+        <w:rPr>
+          <w:rFonts w:ascii="Arial" w:hAnsi="Arial" w:cs="Arial"/>
+          <w:lang w:val="nl-NL"/>
+        </w:rPr>
+        <w:t xml:space="preserve"> bevinden. Als een onbekende</w:t>
+      </w:r>
+      <w:r>
+        <w:rPr>
+          <w:rFonts w:ascii="Arial" w:hAnsi="Arial" w:cs="Arial"/>
+          <w:lang w:val="nl-NL"/>
+        </w:rPr>
+        <w:t xml:space="preserve"> in Leeuwarden komt met de boot</w:t>
+      </w:r>
+      <w:r>
+        <w:rPr>
+          <w:rFonts w:ascii="Arial" w:hAnsi="Arial" w:cs="Arial"/>
+          <w:lang w:val="nl-NL"/>
+        </w:rPr>
+        <w:t>,</w:t>
+      </w:r>
+      <w:r>
+        <w:rPr>
+          <w:rFonts w:ascii="Arial" w:hAnsi="Arial" w:cs="Arial"/>
+          <w:lang w:val="nl-NL"/>
+        </w:rPr>
+        <w:t xml:space="preserve"> wil die graag weten of er zich bruggen op de route begeven waar de boot niet onderdoor kan, of er aanlegplaatsen in de buurt liggen en of er leuke plekjes zijn waar er wat gegeten of gedronken kan worden.</w:t>
+      </w:r>
+    </w:p>
+    <w:p>
+      <w:pPr>
+        <w:rPr>
+          <w:rFonts w:ascii="Arial" w:hAnsi="Arial" w:cs="Arial"/>
+          <w:lang w:val="nl-NL"/>
+        </w:rPr>
+      </w:pPr>
+    </w:p>
+    <w:p>
+      <w:pPr>
+        <w:rPr>
+          <w:rFonts w:ascii="Arial" w:hAnsi="Arial" w:cs="Arial"/>
+          <w:lang w:val="nl-NL"/>
+        </w:rPr>
+      </w:pPr>
+      <w:r>
+        <w:rPr>
+          <w:rFonts w:ascii="Arial" w:hAnsi="Arial" w:cs="Arial"/>
+          <w:lang w:val="nl-NL"/>
+        </w:rPr>
+        <w:t>Ten slotte is er nog een probleem voor vissers</w:t>
+      </w:r>
+      <w:r>
+        <w:rPr>
+          <w:rFonts w:ascii="Arial" w:hAnsi="Arial" w:cs="Arial"/>
+          <w:lang w:val="nl-NL"/>
+        </w:rPr>
+        <w:t xml:space="preserve"> di</w:t>
+      </w:r>
+      <w:r>
+        <w:rPr>
+          <w:rFonts w:ascii="Arial" w:hAnsi="Arial" w:cs="Arial"/>
+          <w:lang w:val="nl-NL"/>
+        </w:rPr>
+        <w:t>e niet goed weten waar</w:t>
+      </w:r>
+      <w:r>
+        <w:rPr>
+          <w:rFonts w:ascii="Arial" w:hAnsi="Arial" w:cs="Arial"/>
+          <w:lang w:val="nl-NL"/>
+        </w:rPr>
+        <w:t xml:space="preserve"> visstekken zich bevinden</w:t>
+      </w:r>
+      <w:r>
+        <w:rPr>
+          <w:rFonts w:ascii="Arial" w:hAnsi="Arial" w:cs="Arial"/>
+          <w:lang w:val="nl-NL"/>
+        </w:rPr>
+        <w:t xml:space="preserve">. </w:t>
+      </w:r>
+      <w:r>
+        <w:rPr>
+          <w:rFonts w:ascii="Arial" w:hAnsi="Arial" w:cs="Arial"/>
+          <w:lang w:val="nl-NL"/>
+        </w:rPr>
+        <w:t xml:space="preserve"> </w:t>
+      </w:r>
+      <w:r>
+        <w:rPr>
+          <w:rFonts w:ascii="Arial" w:hAnsi="Arial" w:cs="Arial"/>
+          <w:lang w:val="nl-NL"/>
+        </w:rPr>
+        <w:t>Vissers hebben behoefte aan</w:t>
+      </w:r>
+      <w:r>
+        <w:rPr>
+          <w:rFonts w:ascii="Arial" w:hAnsi="Arial" w:cs="Arial"/>
+          <w:lang w:val="nl-NL"/>
+        </w:rPr>
+        <w:t xml:space="preserve"> een overzicht van visstekken in de buurt, </w:t>
+      </w:r>
+      <w:r>
+        <w:rPr>
+          <w:rFonts w:ascii="Arial" w:hAnsi="Arial" w:cs="Arial"/>
+          <w:lang w:val="nl-NL"/>
+        </w:rPr>
+        <w:t>maar deze worden digitaal nog ni</w:t>
+      </w:r>
+      <w:r>
+        <w:rPr>
+          <w:rFonts w:ascii="Arial" w:hAnsi="Arial" w:cs="Arial"/>
+          <w:lang w:val="nl-NL"/>
+        </w:rPr>
+        <w:t>et goed weergegeven, hierdoor weten</w:t>
+      </w:r>
+      <w:r>
+        <w:rPr>
+          <w:rFonts w:ascii="Arial" w:hAnsi="Arial" w:cs="Arial"/>
+          <w:lang w:val="nl-NL"/>
+        </w:rPr>
+        <w:t xml:space="preserve"> vissers vaak niet waar </w:t>
+      </w:r>
+      <w:r>
+        <w:rPr>
+          <w:rFonts w:ascii="Arial" w:hAnsi="Arial" w:cs="Arial"/>
+          <w:lang w:val="nl-NL"/>
+        </w:rPr>
+        <w:t>goede visstekken</w:t>
+      </w:r>
+      <w:r>
+        <w:rPr>
+          <w:rFonts w:ascii="Arial" w:hAnsi="Arial" w:cs="Arial"/>
+          <w:lang w:val="nl-NL"/>
+        </w:rPr>
+        <w:t xml:space="preserve"> zich</w:t>
+      </w:r>
+      <w:r>
+        <w:rPr>
+          <w:rFonts w:ascii="Arial" w:hAnsi="Arial" w:cs="Arial"/>
+          <w:lang w:val="nl-NL"/>
+        </w:rPr>
+        <w:t xml:space="preserve"> bevinden.</w:t>
+      </w:r>
+    </w:p>
+    <w:p>
+      <w:pPr>
+        <w:rPr>
+          <w:rFonts w:ascii="Arial" w:hAnsi="Arial" w:cs="Arial"/>
+          <w:lang w:val="nl-NL"/>
+        </w:rPr>
+      </w:pPr>
+    </w:p>
+    <w:p>
+      <w:pPr>
+        <w:rPr>
+          <w:rFonts w:ascii="Arial" w:hAnsi="Arial" w:cs="Arial"/>
+          <w:i/>
+          <w:lang w:val="nl-NL"/>
+        </w:rPr>
+      </w:pPr>
+    </w:p>
+    <w:p>
+      <w:pPr>
+        <w:pStyle w:val="Kop2"/>
+        <w:rPr>
+          <w:lang w:val="nl-NL"/>
+        </w:rPr>
+      </w:pPr>
+      <w:bookmarkStart w:id="17" w:name="_Toc326833273"/>
+      <w:r>
+        <w:rPr>
+          <w:lang w:val="nl-NL"/>
+        </w:rPr>
+        <w:t>2.2</w:t>
+      </w:r>
+      <w:r>
+        <w:rPr>
+          <w:lang w:val="nl-NL"/>
+        </w:rPr>
+        <w:tab/>
+      </w:r>
+      <w:r>
+        <w:rPr>
+          <w:lang w:val="nl-NL"/>
+        </w:rPr>
+        <w:t>Waarom is het een probleem?</w:t>
+      </w:r>
+      <w:bookmarkEnd w:id="17"/>
+      <w:r>
+        <w:rPr>
+          <w:lang w:val="nl-NL"/>
+        </w:rPr>
+        <w:t xml:space="preserve"> </w:t>
+      </w:r>
+    </w:p>
+    <w:p>
+      <w:pPr>
+        <w:rPr>
+          <w:rFonts w:ascii="Arial" w:hAnsi="Arial" w:cs="Arial"/>
+          <w:i/>
+          <w:lang w:val="nl-NL"/>
+        </w:rPr>
+      </w:pPr>
+      <w:r>
+        <w:rPr>
+          <w:rFonts w:ascii="Arial" w:hAnsi="Arial" w:cs="Arial"/>
+          <w:i/>
+          <w:lang w:val="nl-NL"/>
+        </w:rPr>
+        <w:t>In dit subhoofdst</w:t>
+      </w:r>
+      <w:r>
+        <w:rPr>
+          <w:rFonts w:ascii="Arial" w:hAnsi="Arial" w:cs="Arial"/>
+          <w:i/>
+          <w:lang w:val="nl-NL"/>
+        </w:rPr>
+        <w:t>uk wordt beschreven waarom het probleem bestaat en wat de oorzaken en gevolgen zijn.</w:t>
+      </w:r>
+    </w:p>
+    <w:p>
+      <w:pPr>
+        <w:rPr>
+          <w:rFonts w:ascii="Arial" w:hAnsi="Arial" w:cs="Arial"/>
+          <w:lang w:val="nl-NL"/>
+        </w:rPr>
+      </w:pPr>
+    </w:p>
+    <w:p>
+      <w:pPr>
+        <w:rPr>
+          <w:rFonts w:ascii="Arial" w:hAnsi="Arial" w:cs="Arial"/>
+          <w:lang w:val="nl-NL"/>
+        </w:rPr>
+      </w:pPr>
+    </w:p>
+    <w:p>
+      <w:pPr>
+        <w:rPr>
+          <w:rFonts w:ascii="Arial" w:hAnsi="Arial" w:cs="Arial"/>
+          <w:lang w:val="nl-NL"/>
+        </w:rPr>
+      </w:pPr>
+      <w:r>
+        <w:rPr>
+          <w:rFonts w:ascii="Arial" w:hAnsi="Arial" w:cs="Arial"/>
+          <w:lang w:val="nl-NL"/>
+        </w:rPr>
+        <w:t xml:space="preserve">Er is nog geen goedkope en handige app </w:t>
+      </w:r>
+      <w:r>
+        <w:rPr>
+          <w:rFonts w:ascii="Arial" w:hAnsi="Arial" w:cs="Arial"/>
+          <w:lang w:val="nl-NL"/>
+        </w:rPr>
+        <w:t>beschikbaar voor de mobiele telefoon om deze problemen op te lossen. Zowel i</w:t>
+      </w:r>
+      <w:r>
+        <w:rPr>
+          <w:rFonts w:ascii="Arial" w:hAnsi="Arial" w:cs="Arial"/>
+          <w:lang w:val="nl-NL"/>
+        </w:rPr>
+        <w:t xml:space="preserve">n de </w:t>
+      </w:r>
+      <w:r>
+        <w:rPr>
+          <w:rFonts w:ascii="Arial" w:hAnsi="Arial" w:cs="Arial"/>
+          <w:i/>
+          <w:lang w:val="nl-NL"/>
+        </w:rPr>
+        <w:t xml:space="preserve">App Store </w:t>
+      </w:r>
+      <w:r>
+        <w:rPr>
+          <w:rFonts w:ascii="Arial" w:hAnsi="Arial" w:cs="Arial"/>
+          <w:lang w:val="nl-NL"/>
+        </w:rPr>
+        <w:t xml:space="preserve">als in </w:t>
+      </w:r>
+      <w:r>
+        <w:rPr>
+          <w:rFonts w:ascii="Arial" w:hAnsi="Arial" w:cs="Arial"/>
+          <w:lang w:val="nl-NL"/>
+        </w:rPr>
+        <w:t xml:space="preserve">de </w:t>
+      </w:r>
+      <w:r>
+        <w:rPr>
+          <w:rFonts w:ascii="Arial" w:hAnsi="Arial" w:cs="Arial"/>
+          <w:i/>
+          <w:lang w:val="nl-NL"/>
+        </w:rPr>
+        <w:t>Android Play Store</w:t>
+      </w:r>
+      <w:r>
+        <w:rPr>
+          <w:rFonts w:ascii="Arial" w:hAnsi="Arial" w:cs="Arial"/>
+          <w:lang w:val="nl-NL"/>
+        </w:rPr>
+        <w:t xml:space="preserve"> zijn er nog geen programma</w:t>
+      </w:r>
+      <w:r>
+        <w:rPr>
+          <w:rFonts w:ascii="Arial" w:hAnsi="Arial" w:cs="Arial"/>
+          <w:lang w:val="nl-NL"/>
+        </w:rPr>
+        <w:t xml:space="preserve">’s voor de mobiele telefoon die al </w:t>
+      </w:r>
+      <w:r>
+        <w:rPr>
+          <w:rFonts w:ascii="Arial" w:hAnsi="Arial" w:cs="Arial"/>
+          <w:lang w:val="nl-NL"/>
+        </w:rPr>
+        <w:t xml:space="preserve">deze </w:t>
+      </w:r>
+      <w:r>
+        <w:rPr>
+          <w:rFonts w:ascii="Arial" w:hAnsi="Arial" w:cs="Arial"/>
+          <w:lang w:val="nl-NL"/>
+        </w:rPr>
+        <w:t xml:space="preserve">specifieke </w:t>
+      </w:r>
+      <w:r>
+        <w:rPr>
+          <w:rFonts w:ascii="Arial" w:hAnsi="Arial" w:cs="Arial"/>
+          <w:lang w:val="nl-NL"/>
+        </w:rPr>
+        <w:t>problemen verhelpen.</w:t>
+      </w:r>
+      <w:r>
+        <w:rPr>
+          <w:rFonts w:ascii="Arial" w:hAnsi="Arial" w:cs="Arial"/>
+          <w:lang w:val="nl-NL"/>
+        </w:rPr>
+        <w:t xml:space="preserve"> Dit </w:t>
+      </w:r>
+      <w:r>
+        <w:rPr>
+          <w:rFonts w:ascii="Arial" w:hAnsi="Arial" w:cs="Arial"/>
+          <w:lang w:val="nl-NL"/>
+        </w:rPr>
+        <w:t>zal waarschijnlijk komen door</w:t>
+      </w:r>
+      <w:r>
+        <w:rPr>
+          <w:rFonts w:ascii="Arial" w:hAnsi="Arial" w:cs="Arial"/>
+          <w:lang w:val="nl-NL"/>
+        </w:rPr>
+        <w:t xml:space="preserve">dat er nog weinig mensen in Friesland zijn die zulke </w:t>
       </w:r>
       <w:r>
         <w:rPr>
@@ -5581,578 +6179,6 @@
           <w:rFonts w:ascii="Arial" w:hAnsi="Arial" w:cs="Arial"/>
           <w:lang w:val="nl-NL"/>
         </w:rPr>
-        <w:t xml:space="preserve"> te maken di</w:t>
-      </w:r>
-      <w:r>
-        <w:rPr>
-          <w:rFonts w:ascii="Arial" w:hAnsi="Arial" w:cs="Arial"/>
-          <w:lang w:val="nl-NL"/>
-        </w:rPr>
-        <w:t>e elk iets te maken hebben met de wateren in Friesland</w:t>
-      </w:r>
-      <w:r>
-        <w:rPr>
-          <w:rFonts w:ascii="Arial" w:hAnsi="Arial" w:cs="Arial"/>
-          <w:lang w:val="nl-NL"/>
-        </w:rPr>
-        <w:t>. De één geeft de bruggen e</w:t>
-      </w:r>
-      <w:r>
-        <w:rPr>
-          <w:rFonts w:ascii="Arial" w:hAnsi="Arial" w:cs="Arial"/>
-          <w:lang w:val="nl-NL"/>
-        </w:rPr>
-        <w:t>n aanlegplaatsen in Friesland, d</w:t>
-      </w:r>
-      <w:r>
-        <w:rPr>
-          <w:rFonts w:ascii="Arial" w:hAnsi="Arial" w:cs="Arial"/>
-          <w:lang w:val="nl-NL"/>
-        </w:rPr>
-        <w:t xml:space="preserve">e ander geeft de bezienswaardigheden in Leeuwarden langs het water en de derde geeft de </w:t>
-      </w:r>
-      <w:r>
-        <w:rPr>
-          <w:rFonts w:ascii="Arial" w:hAnsi="Arial" w:cs="Arial"/>
-          <w:lang w:val="nl-NL"/>
-        </w:rPr>
-        <w:t>visstekken</w:t>
-      </w:r>
-      <w:r>
-        <w:rPr>
-          <w:rFonts w:ascii="Arial" w:hAnsi="Arial" w:cs="Arial"/>
-          <w:lang w:val="nl-NL"/>
-        </w:rPr>
-        <w:t xml:space="preserve"> in Friesland weer.</w:t>
-      </w:r>
-    </w:p>
-    <w:p>
-      <w:pPr>
-        <w:rPr>
-          <w:rFonts w:ascii="Arial" w:hAnsi="Arial" w:cs="Arial"/>
-          <w:lang w:val="nl-NL"/>
-        </w:rPr>
-      </w:pPr>
-    </w:p>
-    <w:p>
-      <w:pPr>
-        <w:rPr>
-          <w:rFonts w:ascii="Arial" w:hAnsi="Arial" w:cs="Arial"/>
-          <w:lang w:val="nl-NL"/>
-        </w:rPr>
-      </w:pPr>
-    </w:p>
-    <w:p>
-      <w:pPr>
-        <w:pStyle w:val="Heading2"/>
-        <w:rPr>
-          <w:lang w:val="nl-NL"/>
-        </w:rPr>
-      </w:pPr>
-      <w:bookmarkStart w:id="17" w:name="_Toc326833272"/>
-      <w:r>
-        <w:rPr>
-          <w:lang w:val="nl-NL"/>
-        </w:rPr>
-        <w:t>2.1</w:t>
-      </w:r>
-      <w:r>
-        <w:rPr>
-          <w:lang w:val="nl-NL"/>
-        </w:rPr>
-        <w:tab/>
-      </w:r>
-      <w:r>
-        <w:rPr>
-          <w:lang w:val="nl-NL"/>
-        </w:rPr>
-        <w:t>Wat is het probleem?</w:t>
-      </w:r>
-      <w:bookmarkEnd w:id="17"/>
-      <w:r>
-        <w:rPr>
-          <w:lang w:val="nl-NL"/>
-        </w:rPr>
-        <w:t xml:space="preserve"> </w:t>
-      </w:r>
-    </w:p>
-    <w:p>
-      <w:pPr>
-        <w:rPr>
-          <w:rFonts w:ascii="Arial" w:hAnsi="Arial" w:cs="Arial"/>
-          <w:i/>
-          <w:lang w:val="nl-NL"/>
-        </w:rPr>
-      </w:pPr>
-      <w:r>
-        <w:rPr>
-          <w:rFonts w:ascii="Arial" w:hAnsi="Arial" w:cs="Arial"/>
-          <w:i/>
-          <w:lang w:val="nl-NL"/>
-        </w:rPr>
-        <w:t>In dit subhoofdstuk wordt beschreven wat het probleem precies is.</w:t>
-      </w:r>
-    </w:p>
-    <w:p>
-      <w:pPr>
-        <w:rPr>
-          <w:rFonts w:ascii="Arial" w:hAnsi="Arial" w:cs="Arial"/>
-          <w:i/>
-          <w:lang w:val="nl-NL"/>
-        </w:rPr>
-      </w:pPr>
-    </w:p>
-    <w:p>
-      <w:pPr>
-        <w:rPr>
-          <w:rFonts w:ascii="Arial" w:hAnsi="Arial" w:cs="Arial"/>
-          <w:i/>
-          <w:lang w:val="nl-NL"/>
-        </w:rPr>
-      </w:pPr>
-    </w:p>
-    <w:p>
-      <w:pPr>
-        <w:rPr>
-          <w:rFonts w:ascii="Arial" w:hAnsi="Arial" w:cs="Arial"/>
-          <w:lang w:val="nl-NL"/>
-        </w:rPr>
-      </w:pPr>
-      <w:r>
-        <w:rPr>
-          <w:rFonts w:ascii="Arial" w:hAnsi="Arial" w:cs="Arial"/>
-          <w:lang w:val="nl-NL"/>
-        </w:rPr>
-        <w:t>Het probleem is dat watersporters niet genoeg informatie hebben op het water. Wanneer er op het water wordt gevaren, is er de behoefte om te weten wat voor brug</w:t>
-      </w:r>
-      <w:r>
-        <w:rPr>
-          <w:rFonts w:ascii="Arial" w:hAnsi="Arial" w:cs="Arial"/>
-          <w:lang w:val="nl-NL"/>
-        </w:rPr>
-        <w:t>gen er op de route liggen en of</w:t>
-      </w:r>
-      <w:r>
-        <w:rPr>
-          <w:rFonts w:ascii="Arial" w:hAnsi="Arial" w:cs="Arial"/>
-          <w:lang w:val="nl-NL"/>
-        </w:rPr>
-        <w:t xml:space="preserve"> er onderdoor gevaren kan worden. Ook is er de behoefte om te weten waar aanlegplaatsen zich bevinden, zodat </w:t>
-      </w:r>
-      <w:r>
-        <w:rPr>
-          <w:rFonts w:ascii="Arial" w:hAnsi="Arial" w:cs="Arial"/>
-          <w:lang w:val="nl-NL"/>
-        </w:rPr>
-        <w:t>men snel en gemakkelijk ergens aan kan leggen.</w:t>
-      </w:r>
-    </w:p>
-    <w:p>
-      <w:pPr>
-        <w:rPr>
-          <w:rFonts w:ascii="Arial" w:hAnsi="Arial" w:cs="Arial"/>
-          <w:lang w:val="nl-NL"/>
-        </w:rPr>
-      </w:pPr>
-    </w:p>
-    <w:p>
-      <w:pPr>
-        <w:rPr>
-          <w:rFonts w:ascii="Arial" w:hAnsi="Arial" w:cs="Arial"/>
-          <w:lang w:val="nl-NL"/>
-        </w:rPr>
-      </w:pPr>
-      <w:r>
-        <w:rPr>
-          <w:rFonts w:ascii="Arial" w:hAnsi="Arial" w:cs="Arial"/>
-          <w:lang w:val="nl-NL"/>
-        </w:rPr>
-        <w:t>Naast de voorgenoemde problemen is er ook in Leeuwarden een</w:t>
-      </w:r>
-      <w:r>
-        <w:rPr>
-          <w:rFonts w:ascii="Arial" w:hAnsi="Arial" w:cs="Arial"/>
-          <w:lang w:val="nl-NL"/>
-        </w:rPr>
-        <w:t xml:space="preserve"> probleem wanneer men op het water zit. Er is nu nog niks om te kijken waar er zich </w:t>
-      </w:r>
-      <w:r>
-        <w:rPr>
-          <w:rFonts w:ascii="Arial" w:hAnsi="Arial" w:cs="Arial"/>
-          <w:i/>
-          <w:lang w:val="nl-NL"/>
-        </w:rPr>
-        <w:t xml:space="preserve">POI’s, </w:t>
-      </w:r>
-      <w:r>
-        <w:rPr>
-          <w:rFonts w:ascii="Arial" w:hAnsi="Arial" w:cs="Arial"/>
-          <w:lang w:val="nl-NL"/>
-        </w:rPr>
-        <w:t>bruggen of aanlegplaatsen</w:t>
-      </w:r>
-      <w:r>
-        <w:rPr>
-          <w:rFonts w:ascii="Arial" w:hAnsi="Arial" w:cs="Arial"/>
-          <w:lang w:val="nl-NL"/>
-        </w:rPr>
-        <w:t xml:space="preserve"> bevinden. Als een onbekende</w:t>
-      </w:r>
-      <w:r>
-        <w:rPr>
-          <w:rFonts w:ascii="Arial" w:hAnsi="Arial" w:cs="Arial"/>
-          <w:lang w:val="nl-NL"/>
-        </w:rPr>
-        <w:t xml:space="preserve"> in Leeuwarden komt met de boot</w:t>
-      </w:r>
-      <w:r>
-        <w:rPr>
-          <w:rFonts w:ascii="Arial" w:hAnsi="Arial" w:cs="Arial"/>
-          <w:lang w:val="nl-NL"/>
-        </w:rPr>
-        <w:t>,</w:t>
-      </w:r>
-      <w:r>
-        <w:rPr>
-          <w:rFonts w:ascii="Arial" w:hAnsi="Arial" w:cs="Arial"/>
-          <w:lang w:val="nl-NL"/>
-        </w:rPr>
-        <w:t xml:space="preserve"> wil die graag weten of er zich bruggen op de route begeven waar de boot niet onderdoor kan, of er aanlegplaatsen in de buurt liggen en of er leuke plekjes zijn waar er wat gegeten of gedronken kan worden.</w:t>
-      </w:r>
-    </w:p>
-    <w:p>
-      <w:pPr>
-        <w:rPr>
-          <w:rFonts w:ascii="Arial" w:hAnsi="Arial" w:cs="Arial"/>
-          <w:lang w:val="nl-NL"/>
-        </w:rPr>
-      </w:pPr>
-    </w:p>
-    <w:p>
-      <w:pPr>
-        <w:rPr>
-          <w:rFonts w:ascii="Arial" w:hAnsi="Arial" w:cs="Arial"/>
-          <w:lang w:val="nl-NL"/>
-        </w:rPr>
-      </w:pPr>
-      <w:r>
-        <w:rPr>
-          <w:rFonts w:ascii="Arial" w:hAnsi="Arial" w:cs="Arial"/>
-          <w:lang w:val="nl-NL"/>
-        </w:rPr>
-        <w:t>Ten slotte is er nog een probleem voor vissers</w:t>
-      </w:r>
-      <w:r>
-        <w:rPr>
-          <w:rFonts w:ascii="Arial" w:hAnsi="Arial" w:cs="Arial"/>
-          <w:lang w:val="nl-NL"/>
-        </w:rPr>
-        <w:t xml:space="preserve"> di</w:t>
-      </w:r>
-      <w:r>
-        <w:rPr>
-          <w:rFonts w:ascii="Arial" w:hAnsi="Arial" w:cs="Arial"/>
-          <w:lang w:val="nl-NL"/>
-        </w:rPr>
-        <w:t>e niet goed weten waar</w:t>
-      </w:r>
-      <w:r>
-        <w:rPr>
-          <w:rFonts w:ascii="Arial" w:hAnsi="Arial" w:cs="Arial"/>
-          <w:lang w:val="nl-NL"/>
-        </w:rPr>
-        <w:t xml:space="preserve"> visstekken zich bevinden</w:t>
-      </w:r>
-      <w:r>
-        <w:rPr>
-          <w:rFonts w:ascii="Arial" w:hAnsi="Arial" w:cs="Arial"/>
-          <w:lang w:val="nl-NL"/>
-        </w:rPr>
-        <w:t xml:space="preserve">. </w:t>
-      </w:r>
-      <w:r>
-        <w:rPr>
-          <w:rFonts w:ascii="Arial" w:hAnsi="Arial" w:cs="Arial"/>
-          <w:lang w:val="nl-NL"/>
-        </w:rPr>
-        <w:t xml:space="preserve"> </w:t>
-      </w:r>
-      <w:r>
-        <w:rPr>
-          <w:rFonts w:ascii="Arial" w:hAnsi="Arial" w:cs="Arial"/>
-          <w:lang w:val="nl-NL"/>
-        </w:rPr>
-        <w:t>Vissers hebben behoefte aan</w:t>
-      </w:r>
-      <w:r>
-        <w:rPr>
-          <w:rFonts w:ascii="Arial" w:hAnsi="Arial" w:cs="Arial"/>
-          <w:lang w:val="nl-NL"/>
-        </w:rPr>
-        <w:t xml:space="preserve"> een overzicht van visstekken in de buurt, </w:t>
-      </w:r>
-      <w:r>
-        <w:rPr>
-          <w:rFonts w:ascii="Arial" w:hAnsi="Arial" w:cs="Arial"/>
-          <w:lang w:val="nl-NL"/>
-        </w:rPr>
-        <w:t>maar deze worden digitaal nog ni</w:t>
-      </w:r>
-      <w:r>
-        <w:rPr>
-          <w:rFonts w:ascii="Arial" w:hAnsi="Arial" w:cs="Arial"/>
-          <w:lang w:val="nl-NL"/>
-        </w:rPr>
-        <w:t>et goed weergegeven, hierdoor weten</w:t>
-      </w:r>
-      <w:r>
-        <w:rPr>
-          <w:rFonts w:ascii="Arial" w:hAnsi="Arial" w:cs="Arial"/>
-          <w:lang w:val="nl-NL"/>
-        </w:rPr>
-        <w:t xml:space="preserve"> vissers vaak niet waar </w:t>
-      </w:r>
-      <w:r>
-        <w:rPr>
-          <w:rFonts w:ascii="Arial" w:hAnsi="Arial" w:cs="Arial"/>
-          <w:lang w:val="nl-NL"/>
-        </w:rPr>
-        <w:t>goede visstekken</w:t>
-      </w:r>
-      <w:r>
-        <w:rPr>
-          <w:rFonts w:ascii="Arial" w:hAnsi="Arial" w:cs="Arial"/>
-          <w:lang w:val="nl-NL"/>
-        </w:rPr>
-        <w:t xml:space="preserve"> zich</w:t>
-      </w:r>
-      <w:r>
-        <w:rPr>
-          <w:rFonts w:ascii="Arial" w:hAnsi="Arial" w:cs="Arial"/>
-          <w:lang w:val="nl-NL"/>
-        </w:rPr>
-        <w:t xml:space="preserve"> bevinden.</w:t>
-      </w:r>
-    </w:p>
-    <w:p>
-      <w:pPr>
-        <w:rPr>
-          <w:rFonts w:ascii="Arial" w:hAnsi="Arial" w:cs="Arial"/>
-          <w:lang w:val="nl-NL"/>
-        </w:rPr>
-      </w:pPr>
-    </w:p>
-    <w:p>
-      <w:pPr>
-        <w:rPr>
-          <w:rFonts w:ascii="Arial" w:hAnsi="Arial" w:cs="Arial"/>
-          <w:i/>
-          <w:lang w:val="nl-NL"/>
-        </w:rPr>
-      </w:pPr>
-    </w:p>
-    <w:p>
-      <w:pPr>
-        <w:pStyle w:val="Heading2"/>
-        <w:rPr>
-          <w:lang w:val="nl-NL"/>
-        </w:rPr>
-      </w:pPr>
-      <w:bookmarkStart w:id="18" w:name="_Toc326833273"/>
-      <w:r>
-        <w:rPr>
-          <w:lang w:val="nl-NL"/>
-        </w:rPr>
-        <w:t>2.2</w:t>
-      </w:r>
-      <w:r>
-        <w:rPr>
-          <w:lang w:val="nl-NL"/>
-        </w:rPr>
-        <w:tab/>
-      </w:r>
-      <w:r>
-        <w:rPr>
-          <w:lang w:val="nl-NL"/>
-        </w:rPr>
-        <w:t>Waarom is het een probleem?</w:t>
-      </w:r>
-      <w:bookmarkEnd w:id="18"/>
-      <w:r>
-        <w:rPr>
-          <w:lang w:val="nl-NL"/>
-        </w:rPr>
-        <w:t xml:space="preserve"> </w:t>
-      </w:r>
-    </w:p>
-    <w:p>
-      <w:pPr>
-        <w:rPr>
-          <w:rFonts w:ascii="Arial" w:hAnsi="Arial" w:cs="Arial"/>
-          <w:i/>
-          <w:lang w:val="nl-NL"/>
-        </w:rPr>
-      </w:pPr>
-      <w:r>
-        <w:rPr>
-          <w:rFonts w:ascii="Arial" w:hAnsi="Arial" w:cs="Arial"/>
-          <w:i/>
-          <w:lang w:val="nl-NL"/>
-        </w:rPr>
-        <w:t>In dit subhoofdst</w:t>
-      </w:r>
-      <w:r>
-        <w:rPr>
-          <w:rFonts w:ascii="Arial" w:hAnsi="Arial" w:cs="Arial"/>
-          <w:i/>
-          <w:lang w:val="nl-NL"/>
-        </w:rPr>
-        <w:t>uk wordt beschreven waarom het probleem bestaat en wat de oorzaken en gevolgen zijn.</w:t>
-      </w:r>
-    </w:p>
-    <w:p>
-      <w:pPr>
-        <w:rPr>
-          <w:rFonts w:ascii="Arial" w:hAnsi="Arial" w:cs="Arial"/>
-          <w:lang w:val="nl-NL"/>
-        </w:rPr>
-      </w:pPr>
-    </w:p>
-    <w:p>
-      <w:pPr>
-        <w:rPr>
-          <w:rFonts w:ascii="Arial" w:hAnsi="Arial" w:cs="Arial"/>
-          <w:lang w:val="nl-NL"/>
-        </w:rPr>
-      </w:pPr>
-    </w:p>
-    <w:p>
-      <w:pPr>
-        <w:rPr>
-          <w:rFonts w:ascii="Arial" w:hAnsi="Arial" w:cs="Arial"/>
-          <w:lang w:val="nl-NL"/>
-        </w:rPr>
-      </w:pPr>
-      <w:r>
-        <w:rPr>
-          <w:rFonts w:ascii="Arial" w:hAnsi="Arial" w:cs="Arial"/>
-          <w:lang w:val="nl-NL"/>
-        </w:rPr>
-        <w:t xml:space="preserve">Er is nog geen goedkope en handige app </w:t>
-      </w:r>
-      <w:r>
-        <w:rPr>
-          <w:rFonts w:ascii="Arial" w:hAnsi="Arial" w:cs="Arial"/>
-          <w:lang w:val="nl-NL"/>
-        </w:rPr>
-        <w:t>beschikbaar voor de mobiele telefoon om deze problemen op te lossen. Zowel i</w:t>
-      </w:r>
-      <w:r>
-        <w:rPr>
-          <w:rFonts w:ascii="Arial" w:hAnsi="Arial" w:cs="Arial"/>
-          <w:lang w:val="nl-NL"/>
-        </w:rPr>
-        <w:t xml:space="preserve">n de </w:t>
-      </w:r>
-      <w:r>
-        <w:rPr>
-          <w:rFonts w:ascii="Arial" w:hAnsi="Arial" w:cs="Arial"/>
-          <w:i/>
-          <w:lang w:val="nl-NL"/>
-        </w:rPr>
-        <w:t xml:space="preserve">App Store </w:t>
-      </w:r>
-      <w:r>
-        <w:rPr>
-          <w:rFonts w:ascii="Arial" w:hAnsi="Arial" w:cs="Arial"/>
-          <w:lang w:val="nl-NL"/>
-        </w:rPr>
-        <w:t xml:space="preserve">als in </w:t>
-      </w:r>
-      <w:r>
-        <w:rPr>
-          <w:rFonts w:ascii="Arial" w:hAnsi="Arial" w:cs="Arial"/>
-          <w:lang w:val="nl-NL"/>
-        </w:rPr>
-        <w:t xml:space="preserve">de </w:t>
-      </w:r>
-      <w:r>
-        <w:rPr>
-          <w:rFonts w:ascii="Arial" w:hAnsi="Arial" w:cs="Arial"/>
-          <w:i/>
-          <w:lang w:val="nl-NL"/>
-        </w:rPr>
-        <w:t>Android Play Store</w:t>
-      </w:r>
-      <w:r>
-        <w:rPr>
-          <w:rFonts w:ascii="Arial" w:hAnsi="Arial" w:cs="Arial"/>
-          <w:lang w:val="nl-NL"/>
-        </w:rPr>
-        <w:t xml:space="preserve"> zijn er nog geen programma</w:t>
-      </w:r>
-      <w:r>
-        <w:rPr>
-          <w:rFonts w:ascii="Arial" w:hAnsi="Arial" w:cs="Arial"/>
-          <w:lang w:val="nl-NL"/>
-        </w:rPr>
-        <w:t xml:space="preserve">’s voor de mobiele telefoon die al </w:t>
-      </w:r>
-      <w:r>
-        <w:rPr>
-          <w:rFonts w:ascii="Arial" w:hAnsi="Arial" w:cs="Arial"/>
-          <w:lang w:val="nl-NL"/>
-        </w:rPr>
-        <w:t xml:space="preserve">deze </w:t>
-      </w:r>
-      <w:r>
-        <w:rPr>
-          <w:rFonts w:ascii="Arial" w:hAnsi="Arial" w:cs="Arial"/>
-          <w:lang w:val="nl-NL"/>
-        </w:rPr>
-        <w:t xml:space="preserve">specifieke </w:t>
-      </w:r>
-      <w:r>
-        <w:rPr>
-          <w:rFonts w:ascii="Arial" w:hAnsi="Arial" w:cs="Arial"/>
-          <w:lang w:val="nl-NL"/>
-        </w:rPr>
-        <w:t>problemen verhelpen.</w:t>
-      </w:r>
-      <w:r>
-        <w:rPr>
-          <w:rFonts w:ascii="Arial" w:hAnsi="Arial" w:cs="Arial"/>
-          <w:lang w:val="nl-NL"/>
-        </w:rPr>
-        <w:t xml:space="preserve"> Dit </w:t>
-      </w:r>
-      <w:r>
-        <w:rPr>
-          <w:rFonts w:ascii="Arial" w:hAnsi="Arial" w:cs="Arial"/>
-          <w:lang w:val="nl-NL"/>
-        </w:rPr>
-        <w:t>zal waarschijnlijk komen door</w:t>
-      </w:r>
-      <w:r>
-        <w:rPr>
-          <w:rFonts w:ascii="Arial" w:hAnsi="Arial" w:cs="Arial"/>
-          <w:lang w:val="nl-NL"/>
-        </w:rPr>
-        <w:t xml:space="preserve">dat er nog weinig mensen in Friesland zijn die zulke </w:t>
-      </w:r>
-      <w:r>
-        <w:rPr>
-          <w:rFonts w:ascii="Arial" w:hAnsi="Arial" w:cs="Arial"/>
-          <w:i/>
-          <w:lang w:val="nl-NL"/>
-        </w:rPr>
-        <w:t>Apps</w:t>
-      </w:r>
-      <w:r>
-        <w:rPr>
-          <w:rFonts w:ascii="Arial" w:hAnsi="Arial" w:cs="Arial"/>
-          <w:lang w:val="nl-NL"/>
-        </w:rPr>
         <w:t xml:space="preserve"> ontwikkelen. </w:t>
       </w:r>
     </w:p>
@@ -6177,7 +6203,7 @@
           <w:lang w:val="nl-NL"/>
         </w:rPr>
         <w:sectPr>
-          <w:headerReference w:type="default" r:id="rId16"/>
+          <w:headerReference w:type="default" r:id="rId17"/>
           <w:type w:val="continuous"/>
           <w:pgSz w:w="11900" w:h="16840"/>
           <w:pgMar w:top="1440" w:right="1440" w:bottom="1440" w:left="1440" w:header="708" w:footer="708" w:gutter="0"/>
@@ -6188,16 +6214,17 @@
     </w:p>
     <w:p>
       <w:pPr>
-        <w:pStyle w:val="Heading2"/>
-        <w:rPr>
-          <w:lang w:val="nl-NL"/>
-        </w:rPr>
-      </w:pPr>
-      <w:bookmarkStart w:id="19" w:name="_Toc326833274"/>
-      <w:r>
-        <w:rPr>
-          <w:lang w:val="nl-NL"/>
-        </w:rPr>
+        <w:pStyle w:val="Kop2"/>
+        <w:rPr>
+          <w:lang w:val="nl-NL"/>
+        </w:rPr>
+      </w:pPr>
+      <w:bookmarkStart w:id="18" w:name="_Toc326833274"/>
+      <w:r>
+        <w:rPr>
+          <w:lang w:val="nl-NL"/>
+        </w:rPr>
+        <w:lastRenderedPageBreak/>
         <w:t>2.3</w:t>
       </w:r>
       <w:r>
@@ -6207,7 +6234,7 @@
         <w:tab/>
         <w:t>Voor wie is het een probleem?</w:t>
       </w:r>
-      <w:bookmarkEnd w:id="19"/>
+      <w:bookmarkEnd w:id="18"/>
     </w:p>
     <w:p>
       <w:pPr>
@@ -6339,16 +6366,17 @@
     </w:p>
     <w:p>
       <w:pPr>
-        <w:pStyle w:val="Heading1"/>
-        <w:rPr>
-          <w:lang w:val="nl-NL"/>
-        </w:rPr>
-      </w:pPr>
-      <w:bookmarkStart w:id="20" w:name="_Toc326833275"/>
-      <w:r>
-        <w:rPr>
-          <w:lang w:val="nl-NL"/>
-        </w:rPr>
+        <w:pStyle w:val="Kop1"/>
+        <w:rPr>
+          <w:lang w:val="nl-NL"/>
+        </w:rPr>
+      </w:pPr>
+      <w:bookmarkStart w:id="19" w:name="_Toc326833275"/>
+      <w:r>
+        <w:rPr>
+          <w:lang w:val="nl-NL"/>
+        </w:rPr>
+        <w:lastRenderedPageBreak/>
         <w:t>3</w:t>
       </w:r>
       <w:r>
@@ -6358,7 +6386,7 @@
         <w:tab/>
         <w:t>Het onderzoek</w:t>
       </w:r>
-      <w:bookmarkEnd w:id="20"/>
+      <w:bookmarkEnd w:id="19"/>
     </w:p>
     <w:p>
       <w:pPr>
@@ -6470,7 +6498,7 @@
         </w:rPr>
         <w:t>(</w:t>
       </w:r>
-      <w:hyperlink r:id="rId17" w:history="1">
+      <w:hyperlink r:id="rId18" w:history="1">
         <w:r>
           <w:rPr>
             <w:rStyle w:val="Hyperlink"/>
@@ -6514,7 +6542,7 @@
         <w:tab/>
         <w:t xml:space="preserve">        (</w:t>
       </w:r>
-      <w:hyperlink r:id="rId18" w:history="1">
+      <w:hyperlink r:id="rId19" w:history="1">
         <w:r>
           <w:rPr>
             <w:rStyle w:val="Hyperlink"/>
@@ -6536,7 +6564,7 @@
     </w:p>
     <w:p>
       <w:pPr>
-        <w:pStyle w:val="ListParagraph"/>
+        <w:pStyle w:val="Lijstalinea"/>
         <w:numPr>
           <w:ilvl w:val="0"/>
           <w:numId w:val="18"/>
@@ -6588,7 +6616,7 @@
     </w:p>
     <w:p>
       <w:pPr>
-        <w:pStyle w:val="ListParagraph"/>
+        <w:pStyle w:val="Lijstalinea"/>
         <w:numPr>
           <w:ilvl w:val="0"/>
           <w:numId w:val="18"/>
@@ -6631,7 +6659,7 @@
     </w:p>
     <w:p>
       <w:pPr>
-        <w:pStyle w:val="ListParagraph"/>
+        <w:pStyle w:val="Lijstalinea"/>
         <w:numPr>
           <w:ilvl w:val="0"/>
           <w:numId w:val="18"/>
@@ -6674,7 +6702,7 @@
     </w:p>
     <w:p>
       <w:pPr>
-        <w:pStyle w:val="ListParagraph"/>
+        <w:pStyle w:val="Lijstalinea"/>
         <w:numPr>
           <w:ilvl w:val="0"/>
           <w:numId w:val="18"/>
@@ -6717,7 +6745,7 @@
     </w:p>
     <w:p>
       <w:pPr>
-        <w:pStyle w:val="ListParagraph"/>
+        <w:pStyle w:val="Lijstalinea"/>
         <w:numPr>
           <w:ilvl w:val="0"/>
           <w:numId w:val="18"/>
@@ -6781,7 +6809,7 @@
     </w:p>
     <w:p>
       <w:pPr>
-        <w:pStyle w:val="ListParagraph"/>
+        <w:pStyle w:val="Lijstalinea"/>
         <w:numPr>
           <w:ilvl w:val="0"/>
           <w:numId w:val="18"/>
@@ -6809,7 +6837,7 @@
     </w:p>
     <w:p>
       <w:pPr>
-        <w:pStyle w:val="ListParagraph"/>
+        <w:pStyle w:val="Lijstalinea"/>
         <w:numPr>
           <w:ilvl w:val="0"/>
           <w:numId w:val="18"/>
@@ -6859,7 +6887,7 @@
     </w:p>
     <w:p>
       <w:pPr>
-        <w:pStyle w:val="ListParagraph"/>
+        <w:pStyle w:val="Lijstalinea"/>
         <w:numPr>
           <w:ilvl w:val="0"/>
           <w:numId w:val="18"/>
@@ -6973,7 +7001,7 @@
         </w:rPr>
         <w:t xml:space="preserve"> (</w:t>
       </w:r>
-      <w:hyperlink r:id="rId19" w:history="1">
+      <w:hyperlink r:id="rId20" w:history="1">
         <w:r>
           <w:rPr>
             <w:rStyle w:val="Hyperlink"/>
@@ -7017,7 +7045,7 @@
     </w:p>
     <w:p>
       <w:pPr>
-        <w:pStyle w:val="ListParagraph"/>
+        <w:pStyle w:val="Lijstalinea"/>
         <w:numPr>
           <w:ilvl w:val="0"/>
           <w:numId w:val="21"/>
@@ -7147,7 +7175,7 @@
     </w:p>
     <w:p>
       <w:pPr>
-        <w:pStyle w:val="ListParagraph"/>
+        <w:pStyle w:val="Lijstalinea"/>
         <w:numPr>
           <w:ilvl w:val="0"/>
           <w:numId w:val="21"/>
@@ -7193,7 +7221,7 @@
     </w:p>
     <w:p>
       <w:pPr>
-        <w:pStyle w:val="ListParagraph"/>
+        <w:pStyle w:val="Lijstalinea"/>
         <w:numPr>
           <w:ilvl w:val="0"/>
           <w:numId w:val="21"/>
@@ -7244,7 +7272,7 @@
     </w:p>
     <w:p>
       <w:pPr>
-        <w:pStyle w:val="ListParagraph"/>
+        <w:pStyle w:val="Lijstalinea"/>
         <w:numPr>
           <w:ilvl w:val="0"/>
           <w:numId w:val="22"/>
@@ -7278,7 +7306,7 @@
     </w:p>
     <w:p>
       <w:pPr>
-        <w:pStyle w:val="ListParagraph"/>
+        <w:pStyle w:val="Lijstalinea"/>
         <w:numPr>
           <w:ilvl w:val="0"/>
           <w:numId w:val="22"/>
@@ -7298,7 +7326,7 @@
     </w:p>
     <w:p>
       <w:pPr>
-        <w:pStyle w:val="ListParagraph"/>
+        <w:pStyle w:val="Lijstalinea"/>
         <w:numPr>
           <w:ilvl w:val="0"/>
           <w:numId w:val="22"/>
@@ -7367,6 +7395,7 @@
           <w:rFonts w:ascii="Arial" w:hAnsi="Arial" w:cs="Arial"/>
           <w:lang w:val="nl-NL"/>
         </w:rPr>
+        <w:lastRenderedPageBreak/>
         <w:t xml:space="preserve">De </w:t>
       </w:r>
       <w:r>
@@ -7575,7 +7604,7 @@
         </w:rPr>
         <w:t>(</w:t>
       </w:r>
-      <w:hyperlink r:id="rId20" w:history="1">
+      <w:hyperlink r:id="rId21" w:history="1">
         <w:r>
           <w:rPr>
             <w:rStyle w:val="Hyperlink"/>
@@ -7615,13 +7644,13 @@
         <w:rPr>
           <w:lang w:val="nl-NL"/>
         </w:rPr>
-        <w:pict>
+        <w:pict w14:anchorId="16B873BF">
           <v:shape id="Tekstvak 21" o:spid="_x0000_s1027" type="#_x0000_t202" style="position:absolute;margin-left:297pt;margin-top:42pt;width:165.75pt;height:12.8pt;z-index:251692032;visibility:visible;mso-wrap-style:square;mso-height-percent:0;mso-wrap-distance-left:9pt;mso-wrap-distance-top:0;mso-wrap-distance-right:9pt;mso-wrap-distance-bottom:0;mso-position-horizontal:absolute;mso-position-horizontal-relative:text;mso-position-vertical:absolute;mso-position-vertical-relative:text;mso-height-percent:0;mso-height-relative:margin;v-text-anchor:top" o:gfxdata="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" stroked="f">
             <v:textbox inset="0,0,0,0">
               <w:txbxContent>
                 <w:p>
                   <w:pPr>
-                    <w:pStyle w:val="Caption"/>
+                    <w:pStyle w:val="Bijschrift"/>
                     <w:rPr>
                       <w:rFonts w:ascii="Helvetica" w:hAnsi="Helvetica" w:cs="Helvetica"/>
                       <w:noProof/>
@@ -7631,27 +7660,14 @@
                   <w:r>
                     <w:t xml:space="preserve">Afbeelding </w:t>
                   </w:r>
-                  <w:r>
-                    <w:fldChar w:fldCharType="begin"/>
-                  </w:r>
-                  <w:r>
-                    <w:instrText xml:space="preserve"> SEQ Afbeelding \* ARABIC </w:instrText>
-                  </w:r>
-                  <w:r>
-                    <w:fldChar w:fldCharType="separate"/>
-                  </w:r>
-                  <w:r>
-                    <w:rPr>
-                      <w:noProof/>
-                    </w:rPr>
-                    <w:t>1</w:t>
-                  </w:r>
-                  <w:r>
-                    <w:rPr>
-                      <w:noProof/>
-                    </w:rPr>
-                    <w:fldChar w:fldCharType="end"/>
-                  </w:r>
+                  <w:fldSimple w:instr=" SEQ Afbeelding \* ARABIC ">
+                    <w:r>
+                      <w:rPr>
+                        <w:noProof/>
+                      </w:rPr>
+                      <w:t>1</w:t>
+                    </w:r>
+                  </w:fldSimple>
                   <w:r>
                     <w:t>: Google Maps</w:t>
                   </w:r>
@@ -7782,7 +7798,7 @@
         </w:rPr>
         <w:t>(</w:t>
       </w:r>
-      <w:hyperlink r:id="rId21" w:history="1">
+      <w:hyperlink r:id="rId22" w:history="1">
         <w:r>
           <w:rPr>
             <w:rStyle w:val="Hyperlink"/>
@@ -7813,10 +7829,10 @@
         <w:rPr>
           <w:rFonts w:ascii="Helvetica" w:hAnsi="Helvetica" w:cs="Helvetica"/>
           <w:noProof/>
-          <w:lang w:val="en-US" w:eastAsia="en-US"/>
+          <w:lang w:val="en-US"/>
         </w:rPr>
         <w:drawing>
-          <wp:anchor distT="0" distB="0" distL="114300" distR="114300" simplePos="0" relativeHeight="251693056" behindDoc="0" locked="0" layoutInCell="1" allowOverlap="1">
+          <wp:anchor distT="0" distB="0" distL="114300" distR="114300" simplePos="0" relativeHeight="251693056" behindDoc="0" locked="0" layoutInCell="1" allowOverlap="1" wp14:anchorId="3D3D2CBF" wp14:editId="6EEA645D">
             <wp:simplePos x="0" y="0"/>
             <wp:positionH relativeFrom="column">
               <wp:posOffset>3771265</wp:posOffset>
@@ -7841,10 +7857,10 @@
                     </pic:cNvPicPr>
                   </pic:nvPicPr>
                   <pic:blipFill>
-                    <a:blip r:embed="rId22" cstate="print">
+                    <a:blip r:embed="rId23" cstate="print">
                       <a:extLst>
                         <a:ext uri="{28A0092B-C50C-407E-A947-70E740481C1C}">
-                          <a14:useLocalDpi xmlns:a14="http://schemas.microsoft.com/office/drawing/2010/main" xmlns:pic="http://schemas.openxmlformats.org/drawingml/2006/picture" xmlns:a="http://schemas.openxmlformats.org/drawingml/2006/main" xmlns:wps="http://schemas.microsoft.com/office/word/2010/wordprocessingShape" xmlns:wne="http://schemas.microsoft.com/office/word/2006/wordml" xmlns:wpi="http://schemas.microsoft.com/office/word/2010/wordprocessingInk" xmlns:wpg="http://schemas.microsoft.com/office/word/2010/wordprocessingGroup" xmlns:w14="http://schemas.microsoft.com/office/word/2010/wordml" xmlns:w="http://schemas.openxmlformats.org/wordprocessingml/2006/main" xmlns:w10="urn:schemas-microsoft-com:office:word" xmlns:wp="http://schemas.openxmlformats.org/drawingml/2006/wordprocessingDrawing" xmlns:wp14="http://schemas.microsoft.com/office/word/2010/wordprocessingDrawing" xmlns:v="urn:schemas-microsoft-com:vml" xmlns:m="http://schemas.openxmlformats.org/officeDocument/2006/math" xmlns:r="http://schemas.openxmlformats.org/officeDocument/2006/relationships" xmlns:o="urn:schemas-microsoft-com:office:office" xmlns:mc="http://schemas.openxmlformats.org/markup-compatibility/2006" xmlns:wpc="http://schemas.microsoft.com/office/word/2010/wordprocessingCanvas" xmlns="" val="0"/>
+                          <a14:useLocalDpi xmlns:a14="http://schemas.microsoft.com/office/drawing/2010/main" val="0"/>
                         </a:ext>
                       </a:extLst>
                     </a:blip>
@@ -7979,7 +7995,7 @@
         </w:rPr>
         <w:t>(</w:t>
       </w:r>
-      <w:hyperlink r:id="rId23" w:history="1">
+      <w:hyperlink r:id="rId24" w:history="1">
         <w:r>
           <w:rPr>
             <w:rStyle w:val="Hyperlink"/>
@@ -8100,7 +8116,7 @@
         </w:rPr>
         <w:t>(</w:t>
       </w:r>
-      <w:hyperlink r:id="rId24" w:history="1">
+      <w:hyperlink r:id="rId25" w:history="1">
         <w:r>
           <w:rPr>
             <w:rStyle w:val="Hyperlink"/>
@@ -8203,7 +8219,7 @@
           <w:lang w:val="nl-NL"/>
         </w:rPr>
         <w:sectPr>
-          <w:headerReference w:type="default" r:id="rId25"/>
+          <w:headerReference w:type="default" r:id="rId26"/>
           <w:pgSz w:w="11900" w:h="16840"/>
           <w:pgMar w:top="1440" w:right="1440" w:bottom="1440" w:left="1440" w:header="708" w:footer="708" w:gutter="0"/>
           <w:cols w:space="708"/>
@@ -8213,16 +8229,17 @@
     </w:p>
     <w:p>
       <w:pPr>
-        <w:pStyle w:val="Heading1"/>
-        <w:rPr>
-          <w:lang w:val="nl-NL"/>
-        </w:rPr>
-      </w:pPr>
-      <w:bookmarkStart w:id="21" w:name="_Toc326833276"/>
-      <w:r>
-        <w:rPr>
-          <w:lang w:val="nl-NL"/>
-        </w:rPr>
+        <w:pStyle w:val="Kop1"/>
+        <w:rPr>
+          <w:lang w:val="nl-NL"/>
+        </w:rPr>
+      </w:pPr>
+      <w:bookmarkStart w:id="20" w:name="_Toc326833276"/>
+      <w:r>
+        <w:rPr>
+          <w:lang w:val="nl-NL"/>
+        </w:rPr>
+        <w:lastRenderedPageBreak/>
         <w:t>4</w:t>
       </w:r>
       <w:r>
@@ -8232,7 +8249,7 @@
         <w:tab/>
         <w:t>Oplossing</w:t>
       </w:r>
-      <w:bookmarkEnd w:id="21"/>
+      <w:bookmarkEnd w:id="20"/>
     </w:p>
     <w:p>
       <w:pPr>
@@ -8293,10 +8310,10 @@
       <w:r>
         <w:rPr>
           <w:noProof/>
-          <w:lang w:val="en-US" w:eastAsia="en-US"/>
+          <w:lang w:val="en-US"/>
         </w:rPr>
         <w:drawing>
-          <wp:anchor distT="0" distB="0" distL="114300" distR="114300" simplePos="0" relativeHeight="251680768" behindDoc="0" locked="0" layoutInCell="1" allowOverlap="1">
+          <wp:anchor distT="0" distB="0" distL="114300" distR="114300" simplePos="0" relativeHeight="251680768" behindDoc="0" locked="0" layoutInCell="1" allowOverlap="1" wp14:anchorId="311940D7" wp14:editId="30D95817">
             <wp:simplePos x="0" y="0"/>
             <wp:positionH relativeFrom="margin">
               <wp:posOffset>5257800</wp:posOffset>
@@ -8321,7 +8338,7 @@
                     </pic:cNvPicPr>
                   </pic:nvPicPr>
                   <pic:blipFill>
-                    <a:blip r:embed="rId26"/>
+                    <a:blip r:embed="rId27"/>
                     <a:stretch>
                       <a:fillRect/>
                     </a:stretch>
@@ -8361,13 +8378,13 @@
         <w:rPr>
           <w:lang w:val="nl-NL"/>
         </w:rPr>
-        <w:pict>
+        <w:pict w14:anchorId="1D1537FC">
           <v:shape id="Tekstvak 18" o:spid="_x0000_s1028" type="#_x0000_t202" style="position:absolute;margin-left:387pt;margin-top:6.25pt;width:90pt;height:15.85pt;z-index:-251629568;visibility:visible;mso-wrap-style:square;mso-width-percent:0;mso-wrap-distance-left:9pt;mso-wrap-distance-top:0;mso-wrap-distance-right:9pt;mso-wrap-distance-bottom:0;mso-position-horizontal:absolute;mso-position-horizontal-relative:text;mso-position-vertical:absolute;mso-position-vertical-relative:text;mso-width-percent:0;mso-width-relative:margin;v-text-anchor:top" o:gfxdata="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" stroked="f">
             <v:textbox style="mso-fit-shape-to-text:t" inset="0,0,0,0">
               <w:txbxContent>
                 <w:p>
                   <w:pPr>
-                    <w:pStyle w:val="Caption"/>
+                    <w:pStyle w:val="Bijschrift"/>
                     <w:rPr>
                       <w:noProof/>
                       <w:sz w:val="36"/>
@@ -8457,12 +8474,12 @@
     </w:p>
     <w:p>
       <w:pPr>
-        <w:pStyle w:val="Heading2"/>
-        <w:rPr>
-          <w:lang w:val="nl-NL"/>
-        </w:rPr>
-      </w:pPr>
-      <w:bookmarkStart w:id="22" w:name="_Toc326833277"/>
+        <w:pStyle w:val="Kop2"/>
+        <w:rPr>
+          <w:lang w:val="nl-NL"/>
+        </w:rPr>
+      </w:pPr>
+      <w:bookmarkStart w:id="21" w:name="_Toc326833277"/>
       <w:r>
         <w:rPr>
           <w:lang w:val="nl-NL"/>
@@ -8487,7 +8504,7 @@
         </w:rPr>
         <w:t>Wat is de oplossing?</w:t>
       </w:r>
-      <w:bookmarkEnd w:id="22"/>
+      <w:bookmarkEnd w:id="21"/>
     </w:p>
     <w:p>
       <w:pPr>
@@ -8598,7 +8615,7 @@
     </w:p>
     <w:p>
       <w:pPr>
-        <w:pStyle w:val="ListParagraph"/>
+        <w:pStyle w:val="Lijstalinea"/>
         <w:numPr>
           <w:ilvl w:val="0"/>
           <w:numId w:val="26"/>
@@ -8627,7 +8644,7 @@
     </w:p>
     <w:p>
       <w:pPr>
-        <w:pStyle w:val="ListParagraph"/>
+        <w:pStyle w:val="Lijstalinea"/>
         <w:numPr>
           <w:ilvl w:val="0"/>
           <w:numId w:val="26"/>
@@ -8672,7 +8689,7 @@
     </w:p>
     <w:p>
       <w:pPr>
-        <w:pStyle w:val="ListParagraph"/>
+        <w:pStyle w:val="Lijstalinea"/>
         <w:numPr>
           <w:ilvl w:val="0"/>
           <w:numId w:val="26"/>
@@ -8686,10 +8703,10 @@
         <w:rPr>
           <w:rFonts w:ascii="Helvetica" w:hAnsi="Helvetica" w:cs="Helvetica"/>
           <w:noProof/>
-          <w:lang w:val="en-US" w:eastAsia="en-US"/>
+          <w:lang w:val="en-US"/>
         </w:rPr>
         <w:drawing>
-          <wp:anchor distT="0" distB="0" distL="114300" distR="114300" simplePos="0" relativeHeight="251681792" behindDoc="0" locked="0" layoutInCell="1" allowOverlap="1">
+          <wp:anchor distT="0" distB="0" distL="114300" distR="114300" simplePos="0" relativeHeight="251681792" behindDoc="0" locked="0" layoutInCell="1" allowOverlap="1" wp14:anchorId="521178EA" wp14:editId="035895F5">
             <wp:simplePos x="0" y="0"/>
             <wp:positionH relativeFrom="column">
               <wp:posOffset>5310505</wp:posOffset>
@@ -8714,10 +8731,10 @@
                     </pic:cNvPicPr>
                   </pic:nvPicPr>
                   <pic:blipFill rotWithShape="1">
-                    <a:blip r:embed="rId27" cstate="print">
+                    <a:blip r:embed="rId28" cstate="print">
                       <a:extLst>
                         <a:ext uri="{28A0092B-C50C-407E-A947-70E740481C1C}">
-                          <a14:useLocalDpi xmlns:a14="http://schemas.microsoft.com/office/drawing/2010/main" xmlns:pic="http://schemas.openxmlformats.org/drawingml/2006/picture" xmlns:a="http://schemas.openxmlformats.org/drawingml/2006/main" xmlns:wps="http://schemas.microsoft.com/office/word/2010/wordprocessingShape" xmlns:wne="http://schemas.microsoft.com/office/word/2006/wordml" xmlns:wpi="http://schemas.microsoft.com/office/word/2010/wordprocessingInk" xmlns:wpg="http://schemas.microsoft.com/office/word/2010/wordprocessingGroup" xmlns:w14="http://schemas.microsoft.com/office/word/2010/wordml" xmlns:w="http://schemas.openxmlformats.org/wordprocessingml/2006/main" xmlns:w10="urn:schemas-microsoft-com:office:word" xmlns:wp="http://schemas.openxmlformats.org/drawingml/2006/wordprocessingDrawing" xmlns:wp14="http://schemas.microsoft.com/office/word/2010/wordprocessingDrawing" xmlns:v="urn:schemas-microsoft-com:vml" xmlns:m="http://schemas.openxmlformats.org/officeDocument/2006/math" xmlns:r="http://schemas.openxmlformats.org/officeDocument/2006/relationships" xmlns:o="urn:schemas-microsoft-com:office:office" xmlns:mc="http://schemas.openxmlformats.org/markup-compatibility/2006" xmlns:wpc="http://schemas.microsoft.com/office/word/2010/wordprocessingCanvas" xmlns="" val="0"/>
+                          <a14:useLocalDpi xmlns:a14="http://schemas.microsoft.com/office/drawing/2010/main" val="0"/>
                         </a:ext>
                       </a:extLst>
                     </a:blip>
@@ -8737,8 +8754,8 @@
                       <a:noFill/>
                     </a:ln>
                     <a:extLst>
-                      <a:ext uri="{53640926-AAD7-44D8-BBD7-CCE9431645EC}">
-                        <a14:shadowObscured xmlns:a14="http://schemas.microsoft.com/office/drawing/2010/main" xmlns:pic="http://schemas.openxmlformats.org/drawingml/2006/picture" xmlns:a="http://schemas.openxmlformats.org/drawingml/2006/main" xmlns:wps="http://schemas.microsoft.com/office/word/2010/wordprocessingShape" xmlns:wne="http://schemas.microsoft.com/office/word/2006/wordml" xmlns:wpi="http://schemas.microsoft.com/office/word/2010/wordprocessingInk" xmlns:wpg="http://schemas.microsoft.com/office/word/2010/wordprocessingGroup" xmlns:w14="http://schemas.microsoft.com/office/word/2010/wordml" xmlns:w="http://schemas.openxmlformats.org/wordprocessingml/2006/main" xmlns:w10="urn:schemas-microsoft-com:office:word" xmlns:wp="http://schemas.openxmlformats.org/drawingml/2006/wordprocessingDrawing" xmlns:wp14="http://schemas.microsoft.com/office/word/2010/wordprocessingDrawing" xmlns:v="urn:schemas-microsoft-com:vml" xmlns:m="http://schemas.openxmlformats.org/officeDocument/2006/math" xmlns:r="http://schemas.openxmlformats.org/officeDocument/2006/relationships" xmlns:o="urn:schemas-microsoft-com:office:office" xmlns:mc="http://schemas.openxmlformats.org/markup-compatibility/2006" xmlns:wpc="http://schemas.microsoft.com/office/word/2010/wordprocessingCanvas" xmlns=""/>
+                      <a:ext uri="{53640926-AAD7-44d8-BBD7-CCE9431645EC}">
+                        <a14:shadowObscured xmlns:a14="http://schemas.microsoft.com/office/drawing/2010/main"/>
                       </a:ext>
                     </a:extLst>
                   </pic:spPr>
@@ -8752,10 +8769,10 @@
         <w:rPr>
           <w:rFonts w:ascii="Helvetica" w:hAnsi="Helvetica" w:cs="Helvetica"/>
           <w:noProof/>
-          <w:lang w:val="en-US" w:eastAsia="en-US"/>
+          <w:lang w:val="en-US"/>
         </w:rPr>
         <w:drawing>
-          <wp:anchor distT="0" distB="0" distL="114300" distR="114300" simplePos="0" relativeHeight="251682816" behindDoc="1" locked="0" layoutInCell="1" allowOverlap="1">
+          <wp:anchor distT="0" distB="0" distL="114300" distR="114300" simplePos="0" relativeHeight="251682816" behindDoc="1" locked="0" layoutInCell="1" allowOverlap="1" wp14:anchorId="787D8F86" wp14:editId="03F7F860">
             <wp:simplePos x="0" y="0"/>
             <wp:positionH relativeFrom="column">
               <wp:posOffset>4751705</wp:posOffset>
@@ -8780,10 +8797,10 @@
                     </pic:cNvPicPr>
                   </pic:nvPicPr>
                   <pic:blipFill rotWithShape="1">
-                    <a:blip r:embed="rId28" cstate="print">
+                    <a:blip r:embed="rId29" cstate="print">
                       <a:extLst>
                         <a:ext uri="{28A0092B-C50C-407E-A947-70E740481C1C}">
-                          <a14:useLocalDpi xmlns:a14="http://schemas.microsoft.com/office/drawing/2010/main" xmlns:pic="http://schemas.openxmlformats.org/drawingml/2006/picture" xmlns:a="http://schemas.openxmlformats.org/drawingml/2006/main" xmlns:wps="http://schemas.microsoft.com/office/word/2010/wordprocessingShape" xmlns:wne="http://schemas.microsoft.com/office/word/2006/wordml" xmlns:wpi="http://schemas.microsoft.com/office/word/2010/wordprocessingInk" xmlns:wpg="http://schemas.microsoft.com/office/word/2010/wordprocessingGroup" xmlns:w14="http://schemas.microsoft.com/office/word/2010/wordml" xmlns:w="http://schemas.openxmlformats.org/wordprocessingml/2006/main" xmlns:w10="urn:schemas-microsoft-com:office:word" xmlns:wp="http://schemas.openxmlformats.org/drawingml/2006/wordprocessingDrawing" xmlns:wp14="http://schemas.microsoft.com/office/word/2010/wordprocessingDrawing" xmlns:v="urn:schemas-microsoft-com:vml" xmlns:m="http://schemas.openxmlformats.org/officeDocument/2006/math" xmlns:r="http://schemas.openxmlformats.org/officeDocument/2006/relationships" xmlns:o="urn:schemas-microsoft-com:office:office" xmlns:mc="http://schemas.openxmlformats.org/markup-compatibility/2006" xmlns:wpc="http://schemas.microsoft.com/office/word/2010/wordprocessingCanvas" xmlns="" val="0"/>
+                          <a14:useLocalDpi xmlns:a14="http://schemas.microsoft.com/office/drawing/2010/main" val="0"/>
                         </a:ext>
                       </a:extLst>
                     </a:blip>
@@ -8803,8 +8820,8 @@
                       <a:noFill/>
                     </a:ln>
                     <a:extLst>
-                      <a:ext uri="{53640926-AAD7-44D8-BBD7-CCE9431645EC}">
-                        <a14:shadowObscured xmlns:a14="http://schemas.microsoft.com/office/drawing/2010/main" xmlns:pic="http://schemas.openxmlformats.org/drawingml/2006/picture" xmlns:a="http://schemas.openxmlformats.org/drawingml/2006/main" xmlns:wps="http://schemas.microsoft.com/office/word/2010/wordprocessingShape" xmlns:wne="http://schemas.microsoft.com/office/word/2006/wordml" xmlns:wpi="http://schemas.microsoft.com/office/word/2010/wordprocessingInk" xmlns:wpg="http://schemas.microsoft.com/office/word/2010/wordprocessingGroup" xmlns:w14="http://schemas.microsoft.com/office/word/2010/wordml" xmlns:w="http://schemas.openxmlformats.org/wordprocessingml/2006/main" xmlns:w10="urn:schemas-microsoft-com:office:word" xmlns:wp="http://schemas.openxmlformats.org/drawingml/2006/wordprocessingDrawing" xmlns:wp14="http://schemas.microsoft.com/office/word/2010/wordprocessingDrawing" xmlns:v="urn:schemas-microsoft-com:vml" xmlns:m="http://schemas.openxmlformats.org/officeDocument/2006/math" xmlns:r="http://schemas.openxmlformats.org/officeDocument/2006/relationships" xmlns:o="urn:schemas-microsoft-com:office:office" xmlns:mc="http://schemas.openxmlformats.org/markup-compatibility/2006" xmlns:wpc="http://schemas.microsoft.com/office/word/2010/wordprocessingCanvas" xmlns=""/>
+                      <a:ext uri="{53640926-AAD7-44d8-BBD7-CCE9431645EC}">
+                        <a14:shadowObscured xmlns:a14="http://schemas.microsoft.com/office/drawing/2010/main"/>
                       </a:ext>
                     </a:extLst>
                   </pic:spPr>
@@ -8818,13 +8835,13 @@
         <w:rPr>
           <w:lang w:val="nl-NL"/>
         </w:rPr>
-        <w:pict>
+        <w:pict w14:anchorId="5B00358B">
           <v:shape id="Tekstvak 19" o:spid="_x0000_s1029" type="#_x0000_t202" style="position:absolute;left:0;text-align:left;margin-left:5in;margin-top:24.25pt;width:129.9pt;height:10.25pt;z-index:251688960;visibility:visible;mso-wrap-style:square;mso-wrap-edited:f;mso-width-percent:0;mso-height-percent:0;mso-wrap-distance-left:9pt;mso-wrap-distance-top:0;mso-wrap-distance-right:9pt;mso-wrap-distance-bottom:0;mso-position-horizontal:absolute;mso-position-horizontal-relative:text;mso-position-vertical:absolute;mso-position-vertical-relative:text;mso-width-percent:0;mso-height-percent:0;mso-width-relative:margin;mso-height-relative:margin;v-text-anchor:top" wrapcoords="-124 0 -124 18514 21600 18514 21600 0 -124 0" o:gfxdata="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" stroked="f">
             <v:textbox inset="0,0,0,0">
               <w:txbxContent>
                 <w:p>
                   <w:pPr>
-                    <w:pStyle w:val="Caption"/>
+                    <w:pStyle w:val="Bijschrift"/>
                     <w:rPr>
                       <w:rFonts w:ascii="Helvetica" w:hAnsi="Helvetica" w:cs="Helvetica"/>
                       <w:noProof/>
@@ -8941,7 +8958,7 @@
     </w:p>
     <w:p>
       <w:pPr>
-        <w:pStyle w:val="ListParagraph"/>
+        <w:pStyle w:val="Lijstalinea"/>
         <w:numPr>
           <w:ilvl w:val="0"/>
           <w:numId w:val="8"/>
@@ -8963,7 +8980,7 @@
     </w:p>
     <w:p>
       <w:pPr>
-        <w:pStyle w:val="ListParagraph"/>
+        <w:pStyle w:val="Lijstalinea"/>
         <w:numPr>
           <w:ilvl w:val="0"/>
           <w:numId w:val="8"/>
@@ -9147,12 +9164,12 @@
     </w:p>
     <w:p>
       <w:pPr>
-        <w:pStyle w:val="Heading2"/>
-        <w:rPr>
-          <w:lang w:val="nl-NL"/>
-        </w:rPr>
-      </w:pPr>
-      <w:bookmarkStart w:id="23" w:name="_Toc326833278"/>
+        <w:pStyle w:val="Kop2"/>
+        <w:rPr>
+          <w:lang w:val="nl-NL"/>
+        </w:rPr>
+      </w:pPr>
+      <w:bookmarkStart w:id="22" w:name="_Toc326833278"/>
       <w:r>
         <w:rPr>
           <w:lang w:val="nl-NL"/>
@@ -9177,7 +9194,7 @@
         </w:rPr>
         <w:t>Hoe en waarmee wordt de oplossing uitgevoerd?</w:t>
       </w:r>
-      <w:bookmarkEnd w:id="23"/>
+      <w:bookmarkEnd w:id="22"/>
     </w:p>
     <w:p>
       <w:pPr>
@@ -9349,6 +9366,7 @@
           <w:rFonts w:ascii="Arial" w:hAnsi="Arial" w:cs="Arial"/>
           <w:lang w:val="nl-NL"/>
         </w:rPr>
+        <w:lastRenderedPageBreak/>
         <w:t xml:space="preserve">De drie </w:t>
       </w:r>
       <w:r>
@@ -9473,12 +9491,12 @@
     </w:p>
     <w:p>
       <w:pPr>
-        <w:pStyle w:val="Heading3"/>
-        <w:rPr>
-          <w:lang w:val="nl-NL"/>
-        </w:rPr>
-      </w:pPr>
-      <w:bookmarkStart w:id="24" w:name="_Toc326833279"/>
+        <w:pStyle w:val="Kop3"/>
+        <w:rPr>
+          <w:lang w:val="nl-NL"/>
+        </w:rPr>
+      </w:pPr>
+      <w:bookmarkStart w:id="23" w:name="_Toc326833279"/>
       <w:r>
         <w:rPr>
           <w:lang w:val="nl-NL"/>
@@ -9498,7 +9516,7 @@
         <w:tab/>
         <w:t>De ‘Main-App’</w:t>
       </w:r>
-      <w:bookmarkEnd w:id="24"/>
+      <w:bookmarkEnd w:id="23"/>
     </w:p>
     <w:p>
       <w:pPr>
@@ -9542,7 +9560,36 @@
           <w:rFonts w:ascii="Arial" w:hAnsi="Arial" w:cs="Arial"/>
           <w:lang w:val="nl-NL"/>
         </w:rPr>
-        <w:t>Hieronder is de</w:t>
+        <w:t xml:space="preserve">Hieronder </w:t>
+      </w:r>
+      <w:r>
+        <w:rPr>
+          <w:rFonts w:ascii="Arial" w:hAnsi="Arial" w:cs="Arial"/>
+          <w:lang w:val="nl-NL"/>
+        </w:rPr>
+        <w:t xml:space="preserve">zijn de afbeeldingen </w:t>
+      </w:r>
+      <w:r>
+        <w:rPr>
+          <w:rFonts w:ascii="Arial" w:hAnsi="Arial" w:cs="Arial"/>
+          <w:lang w:val="nl-NL"/>
+        </w:rPr>
+        <w:t>van de ‘</w:t>
+      </w:r>
+      <w:r>
+        <w:rPr>
+          <w:rFonts w:ascii="Arial" w:hAnsi="Arial" w:cs="Arial"/>
+          <w:i/>
+          <w:lang w:val="nl-NL"/>
+        </w:rPr>
+        <w:t>Main-App</w:t>
+      </w:r>
+      <w:r>
+        <w:rPr>
+          <w:rFonts w:ascii="Arial" w:hAnsi="Arial" w:cs="Arial"/>
+          <w:lang w:val="nl-NL"/>
+        </w:rPr>
+        <w:t>’</w:t>
       </w:r>
       <w:r>
         <w:rPr>
@@ -9554,43 +9601,6 @@
       <w:r>
         <w:rPr>
           <w:rFonts w:ascii="Arial" w:hAnsi="Arial" w:cs="Arial"/>
-          <w:i/>
-          <w:lang w:val="nl-NL"/>
-        </w:rPr>
-        <w:t>Mockup</w:t>
-      </w:r>
-      <w:r>
-        <w:rPr>
-          <w:rFonts w:ascii="Arial" w:hAnsi="Arial" w:cs="Arial"/>
-          <w:lang w:val="nl-NL"/>
-        </w:rPr>
-        <w:t xml:space="preserve"> van de ‘</w:t>
-      </w:r>
-      <w:r>
-        <w:rPr>
-          <w:rFonts w:ascii="Arial" w:hAnsi="Arial" w:cs="Arial"/>
-          <w:i/>
-          <w:lang w:val="nl-NL"/>
-        </w:rPr>
-        <w:t>Main-App</w:t>
-      </w:r>
-      <w:r>
-        <w:rPr>
-          <w:rFonts w:ascii="Arial" w:hAnsi="Arial" w:cs="Arial"/>
-          <w:lang w:val="nl-NL"/>
-        </w:rPr>
-        <w:t>’</w:t>
-      </w:r>
-      <w:r>
-        <w:rPr>
-          <w:rFonts w:ascii="Arial" w:hAnsi="Arial" w:cs="Arial"/>
-          <w:lang w:val="nl-NL"/>
-        </w:rPr>
-        <w:t xml:space="preserve"> </w:t>
-      </w:r>
-      <w:r>
-        <w:rPr>
-          <w:rFonts w:ascii="Arial" w:hAnsi="Arial" w:cs="Arial"/>
           <w:lang w:val="nl-NL"/>
         </w:rPr>
         <w:t>te zien</w:t>
@@ -9614,13 +9624,13 @@
         <w:rPr>
           <w:lang w:val="nl-NL"/>
         </w:rPr>
-        <w:pict>
-          <v:shape id="Tekstvak 8" o:spid="_x0000_s1030" type="#_x0000_t202" style="position:absolute;margin-left:90pt;margin-top:5.1pt;width:279pt;height:18pt;z-index:-251659265;visibility:visible;mso-wrap-style:square;mso-wrap-edited:f;mso-height-percent:0;mso-wrap-distance-left:9pt;mso-wrap-distance-top:0;mso-wrap-distance-right:9pt;mso-wrap-distance-bottom:0;mso-position-horizontal:absolute;mso-position-horizontal-relative:text;mso-position-vertical:absolute;mso-position-vertical-relative:text;mso-height-percent:0;mso-height-relative:margin;v-text-anchor:top" wrapcoords="-58 0 -58 19800 21600 19800 21600 0 -58 0" o:gfxdata="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" stroked="f">
+        <w:pict w14:anchorId="3212F7F4">
+          <v:shape id="Tekstvak 8" o:spid="_x0000_s1030" type="#_x0000_t202" style="position:absolute;margin-left:90pt;margin-top:4.2pt;width:279pt;height:18pt;z-index:-251659265;visibility:visible;mso-wrap-style:square;mso-wrap-edited:f;mso-height-percent:0;mso-wrap-distance-left:9pt;mso-wrap-distance-top:0;mso-wrap-distance-right:9pt;mso-wrap-distance-bottom:0;mso-position-horizontal-relative:text;mso-position-vertical-relative:text;mso-height-percent:0;mso-height-relative:margin;v-text-anchor:top" wrapcoords="-58 0 -58 19800 21600 19800 21600 0 -58 0" o:gfxdata="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" stroked="f">
             <v:textbox inset="0,0,0,0">
               <w:txbxContent>
                 <w:p>
                   <w:pPr>
-                    <w:pStyle w:val="Caption"/>
+                    <w:pStyle w:val="Bijschrift"/>
                     <w:rPr>
                       <w:rFonts w:ascii="Arial" w:hAnsi="Arial" w:cs="Arial"/>
                       <w:noProof/>
@@ -9630,29 +9640,16 @@
                   <w:r>
                     <w:t xml:space="preserve">figuur </w:t>
                   </w:r>
+                  <w:fldSimple w:instr=" SEQ figuur \* ARABIC ">
+                    <w:r>
+                      <w:rPr>
+                        <w:noProof/>
+                      </w:rPr>
+                      <w:t>1</w:t>
+                    </w:r>
+                  </w:fldSimple>
                   <w:r>
-                    <w:fldChar w:fldCharType="begin"/>
-                  </w:r>
-                  <w:r>
-                    <w:instrText xml:space="preserve"> SEQ figuur \* ARABIC </w:instrText>
-                  </w:r>
-                  <w:r>
-                    <w:fldChar w:fldCharType="separate"/>
-                  </w:r>
-                  <w:r>
-                    <w:rPr>
-                      <w:noProof/>
-                    </w:rPr>
-                    <w:t>1</w:t>
-                  </w:r>
-                  <w:r>
-                    <w:rPr>
-                      <w:noProof/>
-                    </w:rPr>
-                    <w:fldChar w:fldCharType="end"/>
-                  </w:r>
-                  <w:r>
-                    <w:t xml:space="preserve">: Mockup van 'Main-App' </w:t>
+                    <w:t xml:space="preserve">: afbeeldingen van de 'Main-App' </w:t>
                   </w:r>
                 </w:p>
               </w:txbxContent>
@@ -9666,6 +9663,99 @@
       <w:pPr>
         <w:rPr>
           <w:rFonts w:ascii="Arial" w:hAnsi="Arial" w:cs="Arial"/>
+          <w:sz w:val="22"/>
+          <w:lang w:val="nl-NL"/>
+        </w:rPr>
+      </w:pPr>
+      <w:r>
+        <w:rPr>
+          <w:rFonts w:ascii="Arial" w:hAnsi="Arial" w:cs="Arial"/>
+          <w:sz w:val="22"/>
+          <w:lang w:val="nl-NL"/>
+        </w:rPr>
+        <w:t xml:space="preserve">    </w:t>
+      </w:r>
+    </w:p>
+    <w:p>
+      <w:pPr>
+        <w:tabs>
+          <w:tab w:val="left" w:pos="2635"/>
+          <w:tab w:val="left" w:pos="2832"/>
+          <w:tab w:val="left" w:pos="3540"/>
+          <w:tab w:val="left" w:pos="5099"/>
+          <w:tab w:val="left" w:pos="5664"/>
+          <w:tab w:val="left" w:pos="7499"/>
+        </w:tabs>
+        <w:rPr>
+          <w:rFonts w:ascii="Arial" w:hAnsi="Arial" w:cs="Arial"/>
+          <w:b/>
+          <w:sz w:val="20"/>
+          <w:lang w:val="nl-NL"/>
+        </w:rPr>
+      </w:pPr>
+      <w:r>
+        <w:rPr>
+          <w:rFonts w:ascii="Arial" w:hAnsi="Arial" w:cs="Arial"/>
+          <w:sz w:val="22"/>
+          <w:lang w:val="nl-NL"/>
+        </w:rPr>
+        <w:t xml:space="preserve">       </w:t>
+      </w:r>
+      <w:r>
+        <w:rPr>
+          <w:rFonts w:ascii="Arial" w:hAnsi="Arial" w:cs="Arial"/>
+          <w:b/>
+          <w:sz w:val="20"/>
+          <w:lang w:val="nl-NL"/>
+        </w:rPr>
+        <w:t xml:space="preserve">Beginpagina     </w:t>
+      </w:r>
+      <w:r>
+        <w:rPr>
+          <w:rFonts w:ascii="Arial" w:hAnsi="Arial" w:cs="Arial"/>
+          <w:b/>
+          <w:sz w:val="20"/>
+          <w:lang w:val="nl-NL"/>
+        </w:rPr>
+        <w:tab/>
+        <w:t xml:space="preserve">  Detailscherm</w:t>
+      </w:r>
+      <w:r>
+        <w:rPr>
+          <w:rFonts w:ascii="Arial" w:hAnsi="Arial" w:cs="Arial"/>
+          <w:b/>
+          <w:sz w:val="20"/>
+          <w:lang w:val="nl-NL"/>
+        </w:rPr>
+        <w:tab/>
+        <w:t xml:space="preserve">     Lijst</w:t>
+      </w:r>
+      <w:r>
+        <w:rPr>
+          <w:rFonts w:ascii="Arial" w:hAnsi="Arial" w:cs="Arial"/>
+          <w:b/>
+          <w:sz w:val="20"/>
+          <w:lang w:val="nl-NL"/>
+        </w:rPr>
+        <w:tab/>
+        <w:t>Instellingen</w:t>
+      </w:r>
+    </w:p>
+    <w:p>
+      <w:pPr>
+        <w:tabs>
+          <w:tab w:val="left" w:pos="491"/>
+          <w:tab w:val="left" w:pos="2763"/>
+          <w:tab w:val="left" w:pos="2832"/>
+          <w:tab w:val="left" w:pos="3540"/>
+          <w:tab w:val="left" w:pos="4248"/>
+          <w:tab w:val="left" w:pos="5173"/>
+          <w:tab w:val="left" w:pos="5664"/>
+          <w:tab w:val="left" w:pos="6372"/>
+          <w:tab w:val="left" w:pos="7691"/>
+        </w:tabs>
+        <w:rPr>
+          <w:rFonts w:ascii="Arial" w:hAnsi="Arial" w:cs="Arial"/>
           <w:lang w:val="nl-NL"/>
         </w:rPr>
       </w:pPr>
@@ -9673,21 +9763,21 @@
         <w:rPr>
           <w:rFonts w:ascii="Arial" w:hAnsi="Arial" w:cs="Arial"/>
           <w:noProof/>
-          <w:lang w:val="en-US" w:eastAsia="en-US"/>
+          <w:lang w:val="en-US"/>
         </w:rPr>
         <w:drawing>
-          <wp:anchor distT="0" distB="0" distL="114300" distR="114300" simplePos="0" relativeHeight="251672576" behindDoc="1" locked="0" layoutInCell="1" allowOverlap="1">
+          <wp:anchor distT="0" distB="0" distL="114300" distR="114300" simplePos="0" relativeHeight="251703296" behindDoc="1" locked="0" layoutInCell="1" allowOverlap="1" wp14:anchorId="1CBF190B" wp14:editId="6A3086D2">
             <wp:simplePos x="0" y="0"/>
-            <wp:positionH relativeFrom="margin">
-              <wp:posOffset>1143000</wp:posOffset>
+            <wp:positionH relativeFrom="column">
+              <wp:posOffset>4457700</wp:posOffset>
             </wp:positionH>
             <wp:positionV relativeFrom="paragraph">
-              <wp:posOffset>160020</wp:posOffset>
+              <wp:posOffset>28575</wp:posOffset>
             </wp:positionV>
-            <wp:extent cx="3543300" cy="1591945"/>
-            <wp:effectExtent l="0" t="0" r="12700" b="8255"/>
+            <wp:extent cx="1324610" cy="1906905"/>
+            <wp:effectExtent l="25400" t="25400" r="0" b="0"/>
             <wp:wrapNone/>
-            <wp:docPr id="4" name="Afbeelding 4" descr="Macintosh HD:Users:eddiesprietsma:Documents:P4P project BrugApp:Docs:Mockups:Standaard.png"/>
+            <wp:docPr id="12" name="Afbeelding 12" descr="Macintosh HD:Users:eddiesprietsma:Desktop:iOS-simulatorschermafbeelding 11 jun. 2012 09.01.36.png"/>
             <wp:cNvGraphicFramePr>
               <a:graphicFrameLocks xmlns:a="http://schemas.openxmlformats.org/drawingml/2006/main" noChangeAspect="1"/>
             </wp:cNvGraphicFramePr>
@@ -9695,51 +9785,283 @@
               <a:graphicData uri="http://schemas.openxmlformats.org/drawingml/2006/picture">
                 <pic:pic xmlns:pic="http://schemas.openxmlformats.org/drawingml/2006/picture">
                   <pic:nvPicPr>
-                    <pic:cNvPr id="0" name="Picture 3" descr="Macintosh HD:Users:eddiesprietsma:Documents:P4P project BrugApp:Docs:Mockups:Standaard.png"/>
+                    <pic:cNvPr id="1" name="Picture 4" descr="Macintosh HD:Users:eddiesprietsma:Desktop:iOS-simulatorschermafbeelding 11 jun. 2012 09.01.36.png"/>
                     <pic:cNvPicPr>
                       <a:picLocks noChangeAspect="1" noChangeArrowheads="1"/>
                     </pic:cNvPicPr>
                   </pic:nvPicPr>
-                  <pic:blipFill>
-                    <a:blip r:embed="rId29" cstate="print">
+                  <pic:blipFill rotWithShape="1">
+                    <a:blip r:embed="rId30">
                       <a:extLst>
                         <a:ext uri="{28A0092B-C50C-407E-A947-70E740481C1C}">
-                          <a14:useLocalDpi xmlns:a14="http://schemas.microsoft.com/office/drawing/2010/main" xmlns:pic="http://schemas.openxmlformats.org/drawingml/2006/picture" xmlns:a="http://schemas.openxmlformats.org/drawingml/2006/main" xmlns:wps="http://schemas.microsoft.com/office/word/2010/wordprocessingShape" xmlns:wne="http://schemas.microsoft.com/office/word/2006/wordml" xmlns:wpi="http://schemas.microsoft.com/office/word/2010/wordprocessingInk" xmlns:wpg="http://schemas.microsoft.com/office/word/2010/wordprocessingGroup" xmlns:w14="http://schemas.microsoft.com/office/word/2010/wordml" xmlns:w="http://schemas.openxmlformats.org/wordprocessingml/2006/main" xmlns:w10="urn:schemas-microsoft-com:office:word" xmlns:wp="http://schemas.openxmlformats.org/drawingml/2006/wordprocessingDrawing" xmlns:wp14="http://schemas.microsoft.com/office/word/2010/wordprocessingDrawing" xmlns:v="urn:schemas-microsoft-com:vml" xmlns:m="http://schemas.openxmlformats.org/officeDocument/2006/math" xmlns:r="http://schemas.openxmlformats.org/officeDocument/2006/relationships" xmlns:o="urn:schemas-microsoft-com:office:office" xmlns:mc="http://schemas.openxmlformats.org/markup-compatibility/2006" xmlns:wpc="http://schemas.microsoft.com/office/word/2010/wordprocessingCanvas" xmlns="" val="0"/>
+                          <a14:useLocalDpi xmlns:a14="http://schemas.microsoft.com/office/drawing/2010/main" val="0"/>
                         </a:ext>
                       </a:extLst>
                     </a:blip>
-                    <a:srcRect/>
-                    <a:stretch>
-                      <a:fillRect/>
-                    </a:stretch>
+                    <a:srcRect t="4126" b="-1"/>
+                    <a:stretch/>
                   </pic:blipFill>
                   <pic:spPr bwMode="auto">
                     <a:xfrm>
                       <a:off x="0" y="0"/>
-                      <a:ext cx="3543300" cy="1591945"/>
+                      <a:ext cx="1324610" cy="1906905"/>
                     </a:xfrm>
                     <a:prstGeom prst="rect">
                       <a:avLst/>
                     </a:prstGeom>
                     <a:noFill/>
-                    <a:ln>
-                      <a:noFill/>
+                    <a:ln w="3175" cmpd="sng">
+                      <a:solidFill>
+                        <a:schemeClr val="tx1"/>
+                      </a:solidFill>
                     </a:ln>
+                    <a:extLst>
+                      <a:ext uri="{53640926-AAD7-44d8-BBD7-CCE9431645EC}">
+                        <a14:shadowObscured xmlns:a14="http://schemas.microsoft.com/office/drawing/2010/main"/>
+                      </a:ext>
+                    </a:extLst>
                   </pic:spPr>
                 </pic:pic>
               </a:graphicData>
             </a:graphic>
+            <wp14:sizeRelH relativeFrom="page">
+              <wp14:pctWidth>0</wp14:pctWidth>
+            </wp14:sizeRelH>
+            <wp14:sizeRelV relativeFrom="page">
+              <wp14:pctHeight>0</wp14:pctHeight>
+            </wp14:sizeRelV>
           </wp:anchor>
         </w:drawing>
       </w:r>
-    </w:p>
-    <w:p>
-      <w:pPr>
-        <w:rPr>
-          <w:rFonts w:ascii="Arial" w:hAnsi="Arial" w:cs="Arial"/>
-          <w:lang w:val="nl-NL"/>
-        </w:rPr>
-      </w:pPr>
+      <w:r>
+        <w:rPr>
+          <w:rFonts w:ascii="Arial" w:hAnsi="Arial" w:cs="Arial"/>
+          <w:noProof/>
+          <w:lang w:val="en-US"/>
+        </w:rPr>
+        <w:drawing>
+          <wp:anchor distT="0" distB="0" distL="114300" distR="114300" simplePos="0" relativeHeight="251702272" behindDoc="1" locked="0" layoutInCell="1" allowOverlap="1" wp14:anchorId="62B11F99" wp14:editId="40160D58">
+            <wp:simplePos x="0" y="0"/>
+            <wp:positionH relativeFrom="column">
+              <wp:posOffset>2971800</wp:posOffset>
+            </wp:positionH>
+            <wp:positionV relativeFrom="paragraph">
+              <wp:posOffset>28575</wp:posOffset>
+            </wp:positionV>
+            <wp:extent cx="1323975" cy="1906270"/>
+            <wp:effectExtent l="25400" t="25400" r="0" b="0"/>
+            <wp:wrapNone/>
+            <wp:docPr id="10" name="Afbeelding 10" descr="Macintosh HD:Users:eddiesprietsma:Desktop:iOS-simulatorschermafbeelding 11 jun. 2012 09.00.17.png"/>
+            <wp:cNvGraphicFramePr>
+              <a:graphicFrameLocks xmlns:a="http://schemas.openxmlformats.org/drawingml/2006/main" noChangeAspect="1"/>
+            </wp:cNvGraphicFramePr>
+            <a:graphic xmlns:a="http://schemas.openxmlformats.org/drawingml/2006/main">
+              <a:graphicData uri="http://schemas.openxmlformats.org/drawingml/2006/picture">
+                <pic:pic xmlns:pic="http://schemas.openxmlformats.org/drawingml/2006/picture">
+                  <pic:nvPicPr>
+                    <pic:cNvPr id="0" name="Picture 3" descr="Macintosh HD:Users:eddiesprietsma:Desktop:iOS-simulatorschermafbeelding 11 jun. 2012 09.00.17.png"/>
+                    <pic:cNvPicPr>
+                      <a:picLocks noChangeAspect="1" noChangeArrowheads="1"/>
+                    </pic:cNvPicPr>
+                  </pic:nvPicPr>
+                  <pic:blipFill rotWithShape="1">
+                    <a:blip r:embed="rId31">
+                      <a:extLst>
+                        <a:ext uri="{28A0092B-C50C-407E-A947-70E740481C1C}">
+                          <a14:useLocalDpi xmlns:a14="http://schemas.microsoft.com/office/drawing/2010/main" val="0"/>
+                        </a:ext>
+                      </a:extLst>
+                    </a:blip>
+                    <a:srcRect t="4083"/>
+                    <a:stretch/>
+                  </pic:blipFill>
+                  <pic:spPr bwMode="auto">
+                    <a:xfrm>
+                      <a:off x="0" y="0"/>
+                      <a:ext cx="1323975" cy="1906270"/>
+                    </a:xfrm>
+                    <a:prstGeom prst="rect">
+                      <a:avLst/>
+                    </a:prstGeom>
+                    <a:noFill/>
+                    <a:ln w="3175" cmpd="sng">
+                      <a:solidFill>
+                        <a:schemeClr val="tx1"/>
+                      </a:solidFill>
+                    </a:ln>
+                    <a:extLst>
+                      <a:ext uri="{53640926-AAD7-44d8-BBD7-CCE9431645EC}">
+                        <a14:shadowObscured xmlns:a14="http://schemas.microsoft.com/office/drawing/2010/main"/>
+                      </a:ext>
+                    </a:extLst>
+                  </pic:spPr>
+                </pic:pic>
+              </a:graphicData>
+            </a:graphic>
+            <wp14:sizeRelH relativeFrom="page">
+              <wp14:pctWidth>0</wp14:pctWidth>
+            </wp14:sizeRelH>
+            <wp14:sizeRelV relativeFrom="page">
+              <wp14:pctHeight>0</wp14:pctHeight>
+            </wp14:sizeRelV>
+          </wp:anchor>
+        </w:drawing>
+      </w:r>
+      <w:r>
+        <w:rPr>
+          <w:rFonts w:ascii="Arial" w:hAnsi="Arial" w:cs="Arial"/>
+          <w:noProof/>
+          <w:lang w:val="en-US"/>
+        </w:rPr>
+        <w:drawing>
+          <wp:anchor distT="0" distB="0" distL="114300" distR="114300" simplePos="0" relativeHeight="251700224" behindDoc="1" locked="0" layoutInCell="1" allowOverlap="1" wp14:anchorId="290ABDDD" wp14:editId="1C229969">
+            <wp:simplePos x="0" y="0"/>
+            <wp:positionH relativeFrom="column">
+              <wp:posOffset>1485900</wp:posOffset>
+            </wp:positionH>
+            <wp:positionV relativeFrom="paragraph">
+              <wp:posOffset>28575</wp:posOffset>
+            </wp:positionV>
+            <wp:extent cx="1329690" cy="1906905"/>
+            <wp:effectExtent l="25400" t="25400" r="0" b="0"/>
+            <wp:wrapNone/>
+            <wp:docPr id="6" name="Afbeelding 6" descr="Macintosh HD:Users:eddiesprietsma:Desktop:iOS-simulatorschermafbeelding 11 jun. 2012 09.01.19.png"/>
+            <wp:cNvGraphicFramePr>
+              <a:graphicFrameLocks xmlns:a="http://schemas.openxmlformats.org/drawingml/2006/main" noChangeAspect="1"/>
+            </wp:cNvGraphicFramePr>
+            <a:graphic xmlns:a="http://schemas.openxmlformats.org/drawingml/2006/main">
+              <a:graphicData uri="http://schemas.openxmlformats.org/drawingml/2006/picture">
+                <pic:pic xmlns:pic="http://schemas.openxmlformats.org/drawingml/2006/picture">
+                  <pic:nvPicPr>
+                    <pic:cNvPr id="0" name="Picture 1" descr="Macintosh HD:Users:eddiesprietsma:Desktop:iOS-simulatorschermafbeelding 11 jun. 2012 09.01.19.png"/>
+                    <pic:cNvPicPr>
+                      <a:picLocks noChangeAspect="1" noChangeArrowheads="1"/>
+                    </pic:cNvPicPr>
+                  </pic:nvPicPr>
+                  <pic:blipFill rotWithShape="1">
+                    <a:blip r:embed="rId32">
+                      <a:extLst>
+                        <a:ext uri="{28A0092B-C50C-407E-A947-70E740481C1C}">
+                          <a14:useLocalDpi xmlns:a14="http://schemas.microsoft.com/office/drawing/2010/main" val="0"/>
+                        </a:ext>
+                      </a:extLst>
+                    </a:blip>
+                    <a:srcRect t="4403"/>
+                    <a:stretch/>
+                  </pic:blipFill>
+                  <pic:spPr bwMode="auto">
+                    <a:xfrm>
+                      <a:off x="0" y="0"/>
+                      <a:ext cx="1329690" cy="1906905"/>
+                    </a:xfrm>
+                    <a:prstGeom prst="rect">
+                      <a:avLst/>
+                    </a:prstGeom>
+                    <a:noFill/>
+                    <a:ln w="3175" cmpd="sng">
+                      <a:solidFill>
+                        <a:schemeClr val="tx1"/>
+                      </a:solidFill>
+                    </a:ln>
+                    <a:extLst>
+                      <a:ext uri="{53640926-AAD7-44d8-BBD7-CCE9431645EC}">
+                        <a14:shadowObscured xmlns:a14="http://schemas.microsoft.com/office/drawing/2010/main"/>
+                      </a:ext>
+                    </a:extLst>
+                  </pic:spPr>
+                </pic:pic>
+              </a:graphicData>
+            </a:graphic>
+            <wp14:sizeRelH relativeFrom="page">
+              <wp14:pctWidth>0</wp14:pctWidth>
+            </wp14:sizeRelH>
+            <wp14:sizeRelV relativeFrom="page">
+              <wp14:pctHeight>0</wp14:pctHeight>
+            </wp14:sizeRelV>
+          </wp:anchor>
+        </w:drawing>
+      </w:r>
+      <w:r>
+        <w:rPr>
+          <w:rFonts w:ascii="Arial" w:hAnsi="Arial" w:cs="Arial"/>
+          <w:noProof/>
+          <w:lang w:val="en-US"/>
+        </w:rPr>
+        <w:drawing>
+          <wp:anchor distT="0" distB="0" distL="114300" distR="114300" simplePos="0" relativeHeight="251701248" behindDoc="1" locked="0" layoutInCell="1" allowOverlap="1" wp14:anchorId="7664079D" wp14:editId="76851442">
+            <wp:simplePos x="0" y="0"/>
+            <wp:positionH relativeFrom="column">
+              <wp:posOffset>0</wp:posOffset>
+            </wp:positionH>
+            <wp:positionV relativeFrom="paragraph">
+              <wp:posOffset>28575</wp:posOffset>
+            </wp:positionV>
+            <wp:extent cx="1319530" cy="1906905"/>
+            <wp:effectExtent l="25400" t="25400" r="1270" b="0"/>
+            <wp:wrapNone/>
+            <wp:docPr id="8" name="Afbeelding 8" descr="Macintosh HD:Users:eddiesprietsma:Desktop:iOS-simulatorschermafbeelding 11 jun. 2012 08.59.45.png"/>
+            <wp:cNvGraphicFramePr>
+              <a:graphicFrameLocks xmlns:a="http://schemas.openxmlformats.org/drawingml/2006/main" noChangeAspect="1"/>
+            </wp:cNvGraphicFramePr>
+            <a:graphic xmlns:a="http://schemas.openxmlformats.org/drawingml/2006/main">
+              <a:graphicData uri="http://schemas.openxmlformats.org/drawingml/2006/picture">
+                <pic:pic xmlns:pic="http://schemas.openxmlformats.org/drawingml/2006/picture">
+                  <pic:nvPicPr>
+                    <pic:cNvPr id="0" name="Picture 2" descr="Macintosh HD:Users:eddiesprietsma:Desktop:iOS-simulatorschermafbeelding 11 jun. 2012 08.59.45.png"/>
+                    <pic:cNvPicPr>
+                      <a:picLocks noChangeAspect="1" noChangeArrowheads="1"/>
+                    </pic:cNvPicPr>
+                  </pic:nvPicPr>
+                  <pic:blipFill rotWithShape="1">
+                    <a:blip r:embed="rId33">
+                      <a:extLst>
+                        <a:ext uri="{28A0092B-C50C-407E-A947-70E740481C1C}">
+                          <a14:useLocalDpi xmlns:a14="http://schemas.microsoft.com/office/drawing/2010/main" val="0"/>
+                        </a:ext>
+                      </a:extLst>
+                    </a:blip>
+                    <a:srcRect t="3709"/>
+                    <a:stretch/>
+                  </pic:blipFill>
+                  <pic:spPr bwMode="auto">
+                    <a:xfrm>
+                      <a:off x="0" y="0"/>
+                      <a:ext cx="1319530" cy="1906905"/>
+                    </a:xfrm>
+                    <a:prstGeom prst="rect">
+                      <a:avLst/>
+                    </a:prstGeom>
+                    <a:noFill/>
+                    <a:ln w="3175" cmpd="sng">
+                      <a:solidFill>
+                        <a:schemeClr val="tx1"/>
+                      </a:solidFill>
+                    </a:ln>
+                    <a:extLst>
+                      <a:ext uri="{53640926-AAD7-44d8-BBD7-CCE9431645EC}">
+                        <a14:shadowObscured xmlns:a14="http://schemas.microsoft.com/office/drawing/2010/main"/>
+                      </a:ext>
+                    </a:extLst>
+                  </pic:spPr>
+                </pic:pic>
+              </a:graphicData>
+            </a:graphic>
+            <wp14:sizeRelH relativeFrom="page">
+              <wp14:pctWidth>0</wp14:pctWidth>
+            </wp14:sizeRelH>
+            <wp14:sizeRelV relativeFrom="page">
+              <wp14:pctHeight>0</wp14:pctHeight>
+            </wp14:sizeRelV>
+          </wp:anchor>
+        </w:drawing>
+      </w:r>
+      <w:r>
+        <w:rPr>
+          <w:rFonts w:ascii="Arial" w:hAnsi="Arial" w:cs="Arial"/>
+          <w:lang w:val="nl-NL"/>
+        </w:rPr>
+        <w:t xml:space="preserve"> </w:t>
+      </w:r>
     </w:p>
     <w:p>
       <w:pPr>
@@ -10254,39 +10576,17 @@
     </w:p>
     <w:p>
       <w:pPr>
-        <w:rPr>
-          <w:rFonts w:ascii="Arial" w:hAnsi="Arial" w:cs="Arial"/>
-          <w:lang w:val="nl-NL"/>
-        </w:rPr>
-      </w:pPr>
-    </w:p>
-    <w:p>
-      <w:pPr>
-        <w:rPr>
-          <w:rFonts w:ascii="Arial" w:hAnsi="Arial" w:cs="Arial"/>
-          <w:lang w:val="nl-NL"/>
-        </w:rPr>
-      </w:pPr>
-      <w:r>
-        <w:rPr>
-          <w:rFonts w:ascii="Arial" w:hAnsi="Arial" w:cs="Arial"/>
-          <w:lang w:val="nl-NL"/>
-        </w:rPr>
-        <w:t xml:space="preserve"> </w:t>
-      </w:r>
-    </w:p>
-    <w:p>
-      <w:pPr>
-        <w:pStyle w:val="Heading3"/>
-        <w:rPr>
-          <w:lang w:val="nl-NL"/>
-        </w:rPr>
-      </w:pPr>
-      <w:bookmarkStart w:id="25" w:name="_Toc326833280"/>
-      <w:r>
-        <w:rPr>
-          <w:lang w:val="nl-NL"/>
-        </w:rPr>
+        <w:pStyle w:val="Kop3"/>
+        <w:rPr>
+          <w:lang w:val="nl-NL"/>
+        </w:rPr>
+      </w:pPr>
+      <w:bookmarkStart w:id="24" w:name="_Toc326833280"/>
+      <w:r>
+        <w:rPr>
+          <w:lang w:val="nl-NL"/>
+        </w:rPr>
+        <w:lastRenderedPageBreak/>
         <w:t>4</w:t>
       </w:r>
       <w:r>
@@ -10302,7 +10602,7 @@
         <w:tab/>
         <w:t>Bruggen en Aanlegplaatsen App</w:t>
       </w:r>
-      <w:bookmarkEnd w:id="25"/>
+      <w:bookmarkEnd w:id="24"/>
     </w:p>
     <w:p>
       <w:pPr>
@@ -10349,112 +10649,58 @@
           <w:rFonts w:ascii="Arial" w:hAnsi="Arial" w:cs="Arial"/>
           <w:lang w:val="nl-NL"/>
         </w:rPr>
-        <w:t xml:space="preserve">Hieronder is er een </w:t>
-      </w:r>
-      <w:r>
-        <w:rPr>
-          <w:rFonts w:ascii="Arial" w:hAnsi="Arial" w:cs="Arial"/>
-          <w:i/>
-          <w:lang w:val="nl-NL"/>
-        </w:rPr>
-        <w:t>Mockup</w:t>
-      </w:r>
-      <w:r>
-        <w:rPr>
-          <w:rFonts w:ascii="Arial" w:hAnsi="Arial" w:cs="Arial"/>
-          <w:lang w:val="nl-NL"/>
-        </w:rPr>
-        <w:t xml:space="preserve"> van de Bruggen en Aanlegplaatsen App te zien voor </w:t>
-      </w:r>
-      <w:r>
-        <w:rPr>
-          <w:rFonts w:ascii="Arial" w:hAnsi="Arial" w:cs="Arial"/>
-          <w:i/>
-          <w:lang w:val="nl-NL"/>
-        </w:rPr>
-        <w:t>iPhone</w:t>
-      </w:r>
-      <w:r>
-        <w:rPr>
-          <w:rFonts w:ascii="Arial" w:hAnsi="Arial" w:cs="Arial"/>
-          <w:lang w:val="nl-NL"/>
-        </w:rPr>
-        <w:t xml:space="preserve"> en daaronder één voor de </w:t>
-      </w:r>
-      <w:r>
-        <w:rPr>
-          <w:rFonts w:ascii="Arial" w:hAnsi="Arial" w:cs="Arial"/>
-          <w:i/>
-          <w:lang w:val="nl-NL"/>
-        </w:rPr>
-        <w:t>Android</w:t>
-      </w:r>
-      <w:r>
-        <w:rPr>
-          <w:rFonts w:ascii="Arial" w:hAnsi="Arial" w:cs="Arial"/>
-          <w:lang w:val="nl-NL"/>
-        </w:rPr>
-        <w:t>.</w:t>
-      </w:r>
-    </w:p>
-    <w:p>
-      <w:pPr>
-        <w:rPr>
-          <w:lang w:val="nl-NL"/>
-        </w:rPr>
-      </w:pPr>
-      <w:r>
-        <w:rPr>
-          <w:lang w:val="nl-NL"/>
-        </w:rPr>
-        <w:pict>
-          <v:shape id="Tekstvak 10" o:spid="_x0000_s1031" type="#_x0000_t202" style="position:absolute;margin-left:81pt;margin-top:6.35pt;width:279pt;height:18pt;z-index:251675648;visibility:visible;mso-wrap-style:square;mso-wrap-edited:f;mso-height-percent:0;mso-wrap-distance-left:9pt;mso-wrap-distance-top:0;mso-wrap-distance-right:9pt;mso-wrap-distance-bottom:0;mso-position-horizontal:absolute;mso-position-horizontal-relative:text;mso-position-vertical:absolute;mso-position-vertical-relative:text;mso-height-percent:0;mso-height-relative:margin;v-text-anchor:top" wrapcoords="-58 0 -58 19800 21600 19800 21600 0 -58 0" o:gfxdata="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" stroked="f">
+        <w:t xml:space="preserve">Hieronder </w:t>
+      </w:r>
+      <w:r>
+        <w:rPr>
+          <w:rFonts w:ascii="Arial" w:hAnsi="Arial" w:cs="Arial"/>
+          <w:lang w:val="nl-NL"/>
+        </w:rPr>
+        <w:t xml:space="preserve">zijn de afbeeldingen </w:t>
+      </w:r>
+      <w:r>
+        <w:rPr>
+          <w:rFonts w:ascii="Arial" w:hAnsi="Arial" w:cs="Arial"/>
+          <w:lang w:val="nl-NL"/>
+        </w:rPr>
+        <w:t>van de Bruggen en Aanlegplaatsen App te zien</w:t>
+      </w:r>
+      <w:r>
+        <w:rPr>
+          <w:rFonts w:ascii="Arial" w:hAnsi="Arial" w:cs="Arial"/>
+          <w:lang w:val="nl-NL"/>
+        </w:rPr>
+        <w:t>:</w:t>
+      </w:r>
+    </w:p>
+    <w:p>
+      <w:pPr>
+        <w:rPr>
+          <w:lang w:val="nl-NL"/>
+        </w:rPr>
+      </w:pPr>
+      <w:r>
+        <w:rPr>
+          <w:rFonts w:ascii="Arial" w:hAnsi="Arial" w:cs="Arial"/>
+          <w:noProof/>
+          <w:sz w:val="22"/>
+          <w:lang w:val="en-US"/>
+        </w:rPr>
+        <w:pict w14:anchorId="6A671C7D">
+          <v:shape id="_x0000_s1036" type="#_x0000_t202" style="position:absolute;margin-left:82.2pt;margin-top:6.35pt;width:279pt;height:18pt;z-index:-251607040;visibility:visible;mso-wrap-style:square;mso-wrap-edited:f;mso-height-percent:0;mso-wrap-distance-left:9pt;mso-wrap-distance-top:0;mso-wrap-distance-right:9pt;mso-wrap-distance-bottom:0;mso-position-horizontal-relative:text;mso-position-vertical-relative:text;mso-height-percent:0;mso-height-relative:margin;v-text-anchor:top" wrapcoords="-58 0 -58 19800 21600 19800 21600 0 -58 0" o:gfxdata="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" stroked="f">
             <v:textbox inset="0,0,0,0">
               <w:txbxContent>
                 <w:p>
                   <w:pPr>
-                    <w:pStyle w:val="Caption"/>
+                    <w:pStyle w:val="Bijschrift"/>
                     <w:rPr>
+                      <w:rFonts w:ascii="Arial" w:hAnsi="Arial" w:cs="Arial"/>
                       <w:noProof/>
-                      <w:lang w:val="nl-NL"/>
+                      <w:lang w:val="en-US"/>
                     </w:rPr>
                   </w:pPr>
                   <w:r>
-                    <w:rPr>
-                      <w:lang w:val="nl-NL"/>
-                    </w:rPr>
-                    <w:t xml:space="preserve">figuur </w:t>
-                  </w:r>
-                  <w:r>
-                    <w:fldChar w:fldCharType="begin"/>
-                  </w:r>
-                  <w:r>
-                    <w:rPr>
-                      <w:lang w:val="nl-NL"/>
-                    </w:rPr>
-                    <w:instrText xml:space="preserve"> SEQ figuur \* ARABIC </w:instrText>
-                  </w:r>
-                  <w:r>
-                    <w:fldChar w:fldCharType="separate"/>
-                  </w:r>
-                  <w:r>
-                    <w:rPr>
-                      <w:noProof/>
-                      <w:lang w:val="nl-NL"/>
-                    </w:rPr>
-                    <w:t>2</w:t>
-                  </w:r>
-                  <w:r>
-                    <w:rPr>
-                      <w:noProof/>
-                    </w:rPr>
-                    <w:fldChar w:fldCharType="end"/>
-                  </w:r>
-                  <w:r>
-                    <w:rPr>
-                      <w:lang w:val="nl-NL"/>
-                    </w:rPr>
-                    <w:t>: Mockup van Bruggen en Aanlegplaatsen App op de iPhone</w:t>
+                    <w:t xml:space="preserve">figuur 2: afbeeldingen van de 'Bruggen en Aanlegplaatsen App' </w:t>
                   </w:r>
                 </w:p>
               </w:txbxContent>
@@ -10467,27 +10713,114 @@
     <w:p>
       <w:pPr>
         <w:rPr>
-          <w:lang w:val="nl-NL"/>
-        </w:rPr>
-      </w:pPr>
-      <w:r>
-        <w:rPr>
+          <w:rFonts w:ascii="Arial" w:hAnsi="Arial" w:cs="Arial"/>
+          <w:sz w:val="22"/>
+          <w:lang w:val="nl-NL"/>
+        </w:rPr>
+      </w:pPr>
+    </w:p>
+    <w:p>
+      <w:pPr>
+        <w:tabs>
+          <w:tab w:val="left" w:pos="2635"/>
+          <w:tab w:val="left" w:pos="2832"/>
+          <w:tab w:val="left" w:pos="3540"/>
+          <w:tab w:val="left" w:pos="5099"/>
+          <w:tab w:val="left" w:pos="5664"/>
+          <w:tab w:val="left" w:pos="7499"/>
+        </w:tabs>
+        <w:rPr>
+          <w:rFonts w:ascii="Arial" w:hAnsi="Arial" w:cs="Arial"/>
+          <w:b/>
+          <w:sz w:val="20"/>
+          <w:lang w:val="nl-NL"/>
+        </w:rPr>
+      </w:pPr>
+      <w:r>
+        <w:rPr>
+          <w:rFonts w:ascii="Arial" w:hAnsi="Arial" w:cs="Arial"/>
+          <w:sz w:val="22"/>
+          <w:lang w:val="nl-NL"/>
+        </w:rPr>
+        <w:t xml:space="preserve">       </w:t>
+      </w:r>
+      <w:r>
+        <w:rPr>
+          <w:rFonts w:ascii="Arial" w:hAnsi="Arial" w:cs="Arial"/>
+          <w:b/>
+          <w:sz w:val="20"/>
+          <w:lang w:val="nl-NL"/>
+        </w:rPr>
+        <w:t xml:space="preserve">Beginpagina     </w:t>
+      </w:r>
+      <w:r>
+        <w:rPr>
+          <w:rFonts w:ascii="Arial" w:hAnsi="Arial" w:cs="Arial"/>
+          <w:b/>
+          <w:sz w:val="20"/>
+          <w:lang w:val="nl-NL"/>
+        </w:rPr>
+        <w:tab/>
+        <w:t xml:space="preserve">  Detailscherm</w:t>
+      </w:r>
+      <w:r>
+        <w:rPr>
+          <w:rFonts w:ascii="Arial" w:hAnsi="Arial" w:cs="Arial"/>
+          <w:b/>
+          <w:sz w:val="20"/>
+          <w:lang w:val="nl-NL"/>
+        </w:rPr>
+        <w:tab/>
+        <w:t xml:space="preserve">     Lijst</w:t>
+      </w:r>
+      <w:r>
+        <w:rPr>
+          <w:rFonts w:ascii="Arial" w:hAnsi="Arial" w:cs="Arial"/>
+          <w:b/>
+          <w:sz w:val="20"/>
+          <w:lang w:val="nl-NL"/>
+        </w:rPr>
+        <w:tab/>
+        <w:t>Instellingen</w:t>
+      </w:r>
+    </w:p>
+    <w:p>
+      <w:pPr>
+        <w:tabs>
+          <w:tab w:val="left" w:pos="491"/>
+          <w:tab w:val="left" w:pos="2763"/>
+          <w:tab w:val="left" w:pos="2832"/>
+          <w:tab w:val="left" w:pos="3540"/>
+          <w:tab w:val="left" w:pos="4248"/>
+          <w:tab w:val="left" w:pos="5173"/>
+          <w:tab w:val="left" w:pos="5664"/>
+          <w:tab w:val="left" w:pos="6372"/>
+          <w:tab w:val="left" w:pos="7691"/>
+        </w:tabs>
+        <w:rPr>
+          <w:rFonts w:ascii="Arial" w:hAnsi="Arial" w:cs="Arial"/>
+          <w:lang w:val="nl-NL"/>
+        </w:rPr>
+      </w:pPr>
+      <w:r>
+        <w:rPr>
+          <w:rFonts w:ascii="Arial" w:hAnsi="Arial" w:cs="Arial"/>
           <w:noProof/>
-          <w:lang w:val="en-US" w:eastAsia="en-US"/>
+          <w:lang w:val="en-US"/>
         </w:rPr>
         <w:drawing>
-          <wp:anchor distT="0" distB="0" distL="114300" distR="114300" simplePos="0" relativeHeight="251673600" behindDoc="1" locked="0" layoutInCell="1" allowOverlap="1">
+          <wp:anchor distT="0" distB="0" distL="114300" distR="114300" simplePos="0" relativeHeight="251708416" behindDoc="1" locked="0" layoutInCell="1" allowOverlap="1" wp14:anchorId="10BCD2A3" wp14:editId="36E967EB">
             <wp:simplePos x="0" y="0"/>
             <wp:positionH relativeFrom="column">
-              <wp:posOffset>1028700</wp:posOffset>
+              <wp:posOffset>4457700</wp:posOffset>
             </wp:positionH>
             <wp:positionV relativeFrom="paragraph">
-              <wp:posOffset>130810</wp:posOffset>
+              <wp:posOffset>28575</wp:posOffset>
             </wp:positionV>
-            <wp:extent cx="3543300" cy="1473835"/>
-            <wp:effectExtent l="0" t="0" r="12700" b="0"/>
+            <wp:extent cx="1324610" cy="1906905"/>
+            <wp:effectExtent l="25400" t="25400" r="0" b="0"/>
             <wp:wrapNone/>
-            <wp:docPr id="9" name="Afbeelding 9" descr="Macintosh HD:Users:eddiesprietsma:Documents:P4P project BrugApp:Docs:Mockups:Iphone Bruggen.png"/>
+            <wp:docPr id="18" name="Afbeelding 18" descr="Macintosh HD:Users:eddiesprietsma:Desktop:iOS-simulatorschermafbeelding 11 jun. 2012 09.01.36.png"/>
             <wp:cNvGraphicFramePr>
               <a:graphicFrameLocks xmlns:a="http://schemas.openxmlformats.org/drawingml/2006/main" noChangeAspect="1"/>
             </wp:cNvGraphicFramePr>
@@ -10495,146 +10828,666 @@
               <a:graphicData uri="http://schemas.openxmlformats.org/drawingml/2006/picture">
                 <pic:pic xmlns:pic="http://schemas.openxmlformats.org/drawingml/2006/picture">
                   <pic:nvPicPr>
-                    <pic:cNvPr id="0" name="Picture 4" descr="Macintosh HD:Users:eddiesprietsma:Documents:P4P project BrugApp:Docs:Mockups:Iphone Bruggen.png"/>
+                    <pic:cNvPr id="1" name="Picture 4" descr="Macintosh HD:Users:eddiesprietsma:Desktop:iOS-simulatorschermafbeelding 11 jun. 2012 09.01.36.png"/>
                     <pic:cNvPicPr>
                       <a:picLocks noChangeAspect="1" noChangeArrowheads="1"/>
                     </pic:cNvPicPr>
                   </pic:nvPicPr>
-                  <pic:blipFill>
-                    <a:blip r:embed="rId30" cstate="print">
+                  <pic:blipFill rotWithShape="1">
+                    <a:blip r:embed="rId30">
                       <a:extLst>
                         <a:ext uri="{28A0092B-C50C-407E-A947-70E740481C1C}">
-                          <a14:useLocalDpi xmlns:a14="http://schemas.microsoft.com/office/drawing/2010/main" xmlns:pic="http://schemas.openxmlformats.org/drawingml/2006/picture" xmlns:a="http://schemas.openxmlformats.org/drawingml/2006/main" xmlns:wps="http://schemas.microsoft.com/office/word/2010/wordprocessingShape" xmlns:wne="http://schemas.microsoft.com/office/word/2006/wordml" xmlns:wpi="http://schemas.microsoft.com/office/word/2010/wordprocessingInk" xmlns:wpg="http://schemas.microsoft.com/office/word/2010/wordprocessingGroup" xmlns:w14="http://schemas.microsoft.com/office/word/2010/wordml" xmlns:w="http://schemas.openxmlformats.org/wordprocessingml/2006/main" xmlns:w10="urn:schemas-microsoft-com:office:word" xmlns:wp="http://schemas.openxmlformats.org/drawingml/2006/wordprocessingDrawing" xmlns:wp14="http://schemas.microsoft.com/office/word/2010/wordprocessingDrawing" xmlns:v="urn:schemas-microsoft-com:vml" xmlns:m="http://schemas.openxmlformats.org/officeDocument/2006/math" xmlns:r="http://schemas.openxmlformats.org/officeDocument/2006/relationships" xmlns:o="urn:schemas-microsoft-com:office:office" xmlns:mc="http://schemas.openxmlformats.org/markup-compatibility/2006" xmlns:wpc="http://schemas.microsoft.com/office/word/2010/wordprocessingCanvas" xmlns="" val="0"/>
+                          <a14:useLocalDpi xmlns:a14="http://schemas.microsoft.com/office/drawing/2010/main" val="0"/>
                         </a:ext>
                       </a:extLst>
                     </a:blip>
-                    <a:srcRect/>
-                    <a:stretch>
-                      <a:fillRect/>
-                    </a:stretch>
+                    <a:srcRect t="4126" b="-1"/>
+                    <a:stretch/>
                   </pic:blipFill>
                   <pic:spPr bwMode="auto">
                     <a:xfrm>
                       <a:off x="0" y="0"/>
-                      <a:ext cx="3543300" cy="1473835"/>
+                      <a:ext cx="1324610" cy="1906905"/>
                     </a:xfrm>
                     <a:prstGeom prst="rect">
                       <a:avLst/>
                     </a:prstGeom>
                     <a:noFill/>
-                    <a:ln>
-                      <a:noFill/>
+                    <a:ln w="3175" cmpd="sng">
+                      <a:solidFill>
+                        <a:schemeClr val="tx1"/>
+                      </a:solidFill>
                     </a:ln>
+                    <a:extLst>
+                      <a:ext uri="{53640926-AAD7-44d8-BBD7-CCE9431645EC}">
+                        <a14:shadowObscured xmlns:a14="http://schemas.microsoft.com/office/drawing/2010/main"/>
+                      </a:ext>
+                    </a:extLst>
                   </pic:spPr>
                 </pic:pic>
               </a:graphicData>
             </a:graphic>
+            <wp14:sizeRelH relativeFrom="page">
+              <wp14:pctWidth>0</wp14:pctWidth>
+            </wp14:sizeRelH>
+            <wp14:sizeRelV relativeFrom="page">
+              <wp14:pctHeight>0</wp14:pctHeight>
+            </wp14:sizeRelV>
           </wp:anchor>
         </w:drawing>
       </w:r>
-    </w:p>
-    <w:p>
-      <w:pPr>
-        <w:rPr>
-          <w:lang w:val="nl-NL"/>
-        </w:rPr>
-      </w:pPr>
-    </w:p>
-    <w:p>
-      <w:pPr>
-        <w:rPr>
-          <w:lang w:val="nl-NL"/>
-        </w:rPr>
-      </w:pPr>
-    </w:p>
-    <w:p>
-      <w:pPr>
-        <w:rPr>
-          <w:lang w:val="nl-NL"/>
-        </w:rPr>
-      </w:pPr>
-    </w:p>
-    <w:p>
-      <w:pPr>
-        <w:rPr>
-          <w:lang w:val="nl-NL"/>
-        </w:rPr>
-      </w:pPr>
-    </w:p>
-    <w:p>
-      <w:pPr>
-        <w:rPr>
-          <w:lang w:val="nl-NL"/>
-        </w:rPr>
-      </w:pPr>
-    </w:p>
-    <w:p>
-      <w:pPr>
-        <w:rPr>
-          <w:lang w:val="nl-NL"/>
-        </w:rPr>
-      </w:pPr>
-    </w:p>
-    <w:p>
-      <w:pPr>
-        <w:pStyle w:val="Heading3"/>
-        <w:rPr>
-          <w:lang w:val="nl-NL"/>
-        </w:rPr>
-      </w:pPr>
-      <w:bookmarkStart w:id="26" w:name="_Toc326833281"/>
-      <w:r>
-        <w:rPr>
-          <w:lang w:val="nl-NL"/>
-        </w:rPr>
-        <w:pict>
-          <v:shape id="Tekstvak 12" o:spid="_x0000_s1032" type="#_x0000_t202" style="position:absolute;margin-left:81pt;margin-top:37.8pt;width:315pt;height:18pt;z-index:251678720;visibility:visible;mso-wrap-style:square;mso-wrap-edited:f;mso-width-percent:0;mso-height-percent:0;mso-wrap-distance-left:9pt;mso-wrap-distance-top:0;mso-wrap-distance-right:9pt;mso-wrap-distance-bottom:0;mso-position-horizontal:absolute;mso-position-horizontal-relative:text;mso-position-vertical:absolute;mso-position-vertical-relative:text;mso-width-percent:0;mso-height-percent:0;mso-width-relative:margin;mso-height-relative:margin;v-text-anchor:top" wrapcoords="-51 0 -51 19800 21600 19800 21600 0 -51 0" o:gfxdata="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" stroked="f">
+      <w:r>
+        <w:rPr>
+          <w:rFonts w:ascii="Arial" w:hAnsi="Arial" w:cs="Arial"/>
+          <w:noProof/>
+          <w:lang w:val="en-US"/>
+        </w:rPr>
+        <w:drawing>
+          <wp:anchor distT="0" distB="0" distL="114300" distR="114300" simplePos="0" relativeHeight="251707392" behindDoc="1" locked="0" layoutInCell="1" allowOverlap="1" wp14:anchorId="33447EC2" wp14:editId="65BFB0E4">
+            <wp:simplePos x="0" y="0"/>
+            <wp:positionH relativeFrom="column">
+              <wp:posOffset>2971800</wp:posOffset>
+            </wp:positionH>
+            <wp:positionV relativeFrom="paragraph">
+              <wp:posOffset>28575</wp:posOffset>
+            </wp:positionV>
+            <wp:extent cx="1323975" cy="1906270"/>
+            <wp:effectExtent l="25400" t="25400" r="0" b="0"/>
+            <wp:wrapNone/>
+            <wp:docPr id="19" name="Afbeelding 19" descr="Macintosh HD:Users:eddiesprietsma:Desktop:iOS-simulatorschermafbeelding 11 jun. 2012 09.00.17.png"/>
+            <wp:cNvGraphicFramePr>
+              <a:graphicFrameLocks xmlns:a="http://schemas.openxmlformats.org/drawingml/2006/main" noChangeAspect="1"/>
+            </wp:cNvGraphicFramePr>
+            <a:graphic xmlns:a="http://schemas.openxmlformats.org/drawingml/2006/main">
+              <a:graphicData uri="http://schemas.openxmlformats.org/drawingml/2006/picture">
+                <pic:pic xmlns:pic="http://schemas.openxmlformats.org/drawingml/2006/picture">
+                  <pic:nvPicPr>
+                    <pic:cNvPr id="0" name="Picture 3" descr="Macintosh HD:Users:eddiesprietsma:Desktop:iOS-simulatorschermafbeelding 11 jun. 2012 09.00.17.png"/>
+                    <pic:cNvPicPr>
+                      <a:picLocks noChangeAspect="1" noChangeArrowheads="1"/>
+                    </pic:cNvPicPr>
+                  </pic:nvPicPr>
+                  <pic:blipFill rotWithShape="1">
+                    <a:blip r:embed="rId31">
+                      <a:extLst>
+                        <a:ext uri="{28A0092B-C50C-407E-A947-70E740481C1C}">
+                          <a14:useLocalDpi xmlns:a14="http://schemas.microsoft.com/office/drawing/2010/main" val="0"/>
+                        </a:ext>
+                      </a:extLst>
+                    </a:blip>
+                    <a:srcRect t="4083"/>
+                    <a:stretch/>
+                  </pic:blipFill>
+                  <pic:spPr bwMode="auto">
+                    <a:xfrm>
+                      <a:off x="0" y="0"/>
+                      <a:ext cx="1323975" cy="1906270"/>
+                    </a:xfrm>
+                    <a:prstGeom prst="rect">
+                      <a:avLst/>
+                    </a:prstGeom>
+                    <a:noFill/>
+                    <a:ln w="3175" cmpd="sng">
+                      <a:solidFill>
+                        <a:schemeClr val="tx1"/>
+                      </a:solidFill>
+                    </a:ln>
+                    <a:extLst>
+                      <a:ext uri="{53640926-AAD7-44d8-BBD7-CCE9431645EC}">
+                        <a14:shadowObscured xmlns:a14="http://schemas.microsoft.com/office/drawing/2010/main"/>
+                      </a:ext>
+                    </a:extLst>
+                  </pic:spPr>
+                </pic:pic>
+              </a:graphicData>
+            </a:graphic>
+            <wp14:sizeRelH relativeFrom="page">
+              <wp14:pctWidth>0</wp14:pctWidth>
+            </wp14:sizeRelH>
+            <wp14:sizeRelV relativeFrom="page">
+              <wp14:pctHeight>0</wp14:pctHeight>
+            </wp14:sizeRelV>
+          </wp:anchor>
+        </w:drawing>
+      </w:r>
+      <w:r>
+        <w:rPr>
+          <w:rFonts w:ascii="Arial" w:hAnsi="Arial" w:cs="Arial"/>
+          <w:noProof/>
+          <w:lang w:val="en-US"/>
+        </w:rPr>
+        <w:drawing>
+          <wp:anchor distT="0" distB="0" distL="114300" distR="114300" simplePos="0" relativeHeight="251705344" behindDoc="1" locked="0" layoutInCell="1" allowOverlap="1" wp14:anchorId="05F2018F" wp14:editId="30327F8D">
+            <wp:simplePos x="0" y="0"/>
+            <wp:positionH relativeFrom="column">
+              <wp:posOffset>1485900</wp:posOffset>
+            </wp:positionH>
+            <wp:positionV relativeFrom="paragraph">
+              <wp:posOffset>28575</wp:posOffset>
+            </wp:positionV>
+            <wp:extent cx="1329690" cy="1906905"/>
+            <wp:effectExtent l="25400" t="25400" r="0" b="0"/>
+            <wp:wrapNone/>
+            <wp:docPr id="20" name="Afbeelding 20" descr="Macintosh HD:Users:eddiesprietsma:Desktop:iOS-simulatorschermafbeelding 11 jun. 2012 09.01.19.png"/>
+            <wp:cNvGraphicFramePr>
+              <a:graphicFrameLocks xmlns:a="http://schemas.openxmlformats.org/drawingml/2006/main" noChangeAspect="1"/>
+            </wp:cNvGraphicFramePr>
+            <a:graphic xmlns:a="http://schemas.openxmlformats.org/drawingml/2006/main">
+              <a:graphicData uri="http://schemas.openxmlformats.org/drawingml/2006/picture">
+                <pic:pic xmlns:pic="http://schemas.openxmlformats.org/drawingml/2006/picture">
+                  <pic:nvPicPr>
+                    <pic:cNvPr id="0" name="Picture 1" descr="Macintosh HD:Users:eddiesprietsma:Desktop:iOS-simulatorschermafbeelding 11 jun. 2012 09.01.19.png"/>
+                    <pic:cNvPicPr>
+                      <a:picLocks noChangeAspect="1" noChangeArrowheads="1"/>
+                    </pic:cNvPicPr>
+                  </pic:nvPicPr>
+                  <pic:blipFill rotWithShape="1">
+                    <a:blip r:embed="rId32">
+                      <a:extLst>
+                        <a:ext uri="{28A0092B-C50C-407E-A947-70E740481C1C}">
+                          <a14:useLocalDpi xmlns:a14="http://schemas.microsoft.com/office/drawing/2010/main" val="0"/>
+                        </a:ext>
+                      </a:extLst>
+                    </a:blip>
+                    <a:srcRect t="4403"/>
+                    <a:stretch/>
+                  </pic:blipFill>
+                  <pic:spPr bwMode="auto">
+                    <a:xfrm>
+                      <a:off x="0" y="0"/>
+                      <a:ext cx="1329690" cy="1906905"/>
+                    </a:xfrm>
+                    <a:prstGeom prst="rect">
+                      <a:avLst/>
+                    </a:prstGeom>
+                    <a:noFill/>
+                    <a:ln w="3175" cmpd="sng">
+                      <a:solidFill>
+                        <a:schemeClr val="tx1"/>
+                      </a:solidFill>
+                    </a:ln>
+                    <a:extLst>
+                      <a:ext uri="{53640926-AAD7-44d8-BBD7-CCE9431645EC}">
+                        <a14:shadowObscured xmlns:a14="http://schemas.microsoft.com/office/drawing/2010/main"/>
+                      </a:ext>
+                    </a:extLst>
+                  </pic:spPr>
+                </pic:pic>
+              </a:graphicData>
+            </a:graphic>
+            <wp14:sizeRelH relativeFrom="page">
+              <wp14:pctWidth>0</wp14:pctWidth>
+            </wp14:sizeRelH>
+            <wp14:sizeRelV relativeFrom="page">
+              <wp14:pctHeight>0</wp14:pctHeight>
+            </wp14:sizeRelV>
+          </wp:anchor>
+        </w:drawing>
+      </w:r>
+      <w:r>
+        <w:rPr>
+          <w:rFonts w:ascii="Arial" w:hAnsi="Arial" w:cs="Arial"/>
+          <w:noProof/>
+          <w:lang w:val="en-US"/>
+        </w:rPr>
+        <w:drawing>
+          <wp:anchor distT="0" distB="0" distL="114300" distR="114300" simplePos="0" relativeHeight="251706368" behindDoc="1" locked="0" layoutInCell="1" allowOverlap="1" wp14:anchorId="1C540B55" wp14:editId="5F437DD0">
+            <wp:simplePos x="0" y="0"/>
+            <wp:positionH relativeFrom="column">
+              <wp:posOffset>0</wp:posOffset>
+            </wp:positionH>
+            <wp:positionV relativeFrom="paragraph">
+              <wp:posOffset>28575</wp:posOffset>
+            </wp:positionV>
+            <wp:extent cx="1319530" cy="1906905"/>
+            <wp:effectExtent l="25400" t="25400" r="1270" b="0"/>
+            <wp:wrapNone/>
+            <wp:docPr id="21" name="Afbeelding 21" descr="Macintosh HD:Users:eddiesprietsma:Desktop:iOS-simulatorschermafbeelding 11 jun. 2012 08.59.45.png"/>
+            <wp:cNvGraphicFramePr>
+              <a:graphicFrameLocks xmlns:a="http://schemas.openxmlformats.org/drawingml/2006/main" noChangeAspect="1"/>
+            </wp:cNvGraphicFramePr>
+            <a:graphic xmlns:a="http://schemas.openxmlformats.org/drawingml/2006/main">
+              <a:graphicData uri="http://schemas.openxmlformats.org/drawingml/2006/picture">
+                <pic:pic xmlns:pic="http://schemas.openxmlformats.org/drawingml/2006/picture">
+                  <pic:nvPicPr>
+                    <pic:cNvPr id="0" name="Picture 2" descr="Macintosh HD:Users:eddiesprietsma:Desktop:iOS-simulatorschermafbeelding 11 jun. 2012 08.59.45.png"/>
+                    <pic:cNvPicPr>
+                      <a:picLocks noChangeAspect="1" noChangeArrowheads="1"/>
+                    </pic:cNvPicPr>
+                  </pic:nvPicPr>
+                  <pic:blipFill rotWithShape="1">
+                    <a:blip r:embed="rId33">
+                      <a:extLst>
+                        <a:ext uri="{28A0092B-C50C-407E-A947-70E740481C1C}">
+                          <a14:useLocalDpi xmlns:a14="http://schemas.microsoft.com/office/drawing/2010/main" val="0"/>
+                        </a:ext>
+                      </a:extLst>
+                    </a:blip>
+                    <a:srcRect t="3709"/>
+                    <a:stretch/>
+                  </pic:blipFill>
+                  <pic:spPr bwMode="auto">
+                    <a:xfrm>
+                      <a:off x="0" y="0"/>
+                      <a:ext cx="1319530" cy="1906905"/>
+                    </a:xfrm>
+                    <a:prstGeom prst="rect">
+                      <a:avLst/>
+                    </a:prstGeom>
+                    <a:noFill/>
+                    <a:ln w="3175" cmpd="sng">
+                      <a:solidFill>
+                        <a:schemeClr val="tx1"/>
+                      </a:solidFill>
+                    </a:ln>
+                    <a:extLst>
+                      <a:ext uri="{53640926-AAD7-44d8-BBD7-CCE9431645EC}">
+                        <a14:shadowObscured xmlns:a14="http://schemas.microsoft.com/office/drawing/2010/main"/>
+                      </a:ext>
+                    </a:extLst>
+                  </pic:spPr>
+                </pic:pic>
+              </a:graphicData>
+            </a:graphic>
+            <wp14:sizeRelH relativeFrom="page">
+              <wp14:pctWidth>0</wp14:pctWidth>
+            </wp14:sizeRelH>
+            <wp14:sizeRelV relativeFrom="page">
+              <wp14:pctHeight>0</wp14:pctHeight>
+            </wp14:sizeRelV>
+          </wp:anchor>
+        </w:drawing>
+      </w:r>
+      <w:r>
+        <w:rPr>
+          <w:rFonts w:ascii="Arial" w:hAnsi="Arial" w:cs="Arial"/>
+          <w:lang w:val="nl-NL"/>
+        </w:rPr>
+        <w:t xml:space="preserve"> </w:t>
+      </w:r>
+    </w:p>
+    <w:p>
+      <w:pPr>
+        <w:rPr>
+          <w:rFonts w:ascii="Arial" w:hAnsi="Arial" w:cs="Arial"/>
+          <w:lang w:val="nl-NL"/>
+        </w:rPr>
+      </w:pPr>
+    </w:p>
+    <w:p>
+      <w:pPr>
+        <w:rPr>
+          <w:rFonts w:ascii="Arial" w:hAnsi="Arial" w:cs="Arial"/>
+          <w:lang w:val="nl-NL"/>
+        </w:rPr>
+      </w:pPr>
+    </w:p>
+    <w:p>
+      <w:pPr>
+        <w:rPr>
+          <w:rFonts w:ascii="Arial" w:hAnsi="Arial" w:cs="Arial"/>
+          <w:lang w:val="nl-NL"/>
+        </w:rPr>
+      </w:pPr>
+    </w:p>
+    <w:p>
+      <w:pPr>
+        <w:rPr>
+          <w:lang w:val="nl-NL"/>
+        </w:rPr>
+      </w:pPr>
+    </w:p>
+    <w:p>
+      <w:pPr>
+        <w:rPr>
+          <w:lang w:val="nl-NL"/>
+        </w:rPr>
+      </w:pPr>
+    </w:p>
+    <w:p>
+      <w:pPr>
+        <w:rPr>
+          <w:lang w:val="nl-NL"/>
+        </w:rPr>
+      </w:pPr>
+    </w:p>
+    <w:p>
+      <w:pPr>
+        <w:rPr>
+          <w:lang w:val="nl-NL"/>
+        </w:rPr>
+      </w:pPr>
+    </w:p>
+    <w:p>
+      <w:pPr>
+        <w:rPr>
+          <w:lang w:val="nl-NL"/>
+        </w:rPr>
+      </w:pPr>
+    </w:p>
+    <w:p>
+      <w:pPr>
+        <w:rPr>
+          <w:lang w:val="nl-NL"/>
+        </w:rPr>
+      </w:pPr>
+    </w:p>
+    <w:p>
+      <w:pPr>
+        <w:rPr>
+          <w:lang w:val="nl-NL"/>
+        </w:rPr>
+      </w:pPr>
+    </w:p>
+    <w:p>
+      <w:pPr>
+        <w:pStyle w:val="Kop3"/>
+        <w:rPr>
+          <w:lang w:val="nl-NL"/>
+        </w:rPr>
+      </w:pPr>
+    </w:p>
+    <w:p>
+      <w:pPr>
+        <w:rPr>
+          <w:rFonts w:ascii="Arial" w:hAnsi="Arial" w:cs="Arial"/>
+          <w:lang w:val="nl-NL"/>
+        </w:rPr>
+      </w:pPr>
+      <w:r>
+        <w:rPr>
+          <w:rFonts w:ascii="Arial" w:hAnsi="Arial" w:cs="Arial"/>
+          <w:lang w:val="nl-NL"/>
+        </w:rPr>
+        <w:t xml:space="preserve">Op de beginpagina is een kaart te zien met daarop de huidige positie en de </w:t>
+      </w:r>
+      <w:r>
+        <w:rPr>
+          <w:rFonts w:ascii="Arial" w:hAnsi="Arial" w:cs="Arial"/>
+          <w:i/>
+          <w:lang w:val="nl-NL"/>
+        </w:rPr>
+        <w:t>annotations</w:t>
+      </w:r>
+      <w:r>
+        <w:rPr>
+          <w:rFonts w:ascii="Arial" w:hAnsi="Arial" w:cs="Arial"/>
+          <w:lang w:val="nl-NL"/>
+        </w:rPr>
+        <w:t xml:space="preserve"> van de bruggen en aanlegplaatsen</w:t>
+      </w:r>
+      <w:r>
+        <w:rPr>
+          <w:rFonts w:ascii="Arial" w:hAnsi="Arial" w:cs="Arial"/>
+          <w:lang w:val="nl-NL"/>
+        </w:rPr>
+        <w:t xml:space="preserve"> in Friesland</w:t>
+      </w:r>
+      <w:r>
+        <w:rPr>
+          <w:rFonts w:ascii="Arial" w:hAnsi="Arial" w:cs="Arial"/>
+          <w:lang w:val="nl-NL"/>
+        </w:rPr>
+        <w:t xml:space="preserve">. </w:t>
+      </w:r>
+      <w:r>
+        <w:rPr>
+          <w:rFonts w:ascii="Arial" w:hAnsi="Arial" w:cs="Arial"/>
+          <w:lang w:val="nl-NL"/>
+        </w:rPr>
+        <w:t xml:space="preserve">Zodra hier op geklikt wordt krijg je een schermpje waarop de naam, hoogte en breedte van de brug staat </w:t>
+      </w:r>
+      <w:r>
+        <w:rPr>
+          <w:rFonts w:ascii="Arial" w:hAnsi="Arial" w:cs="Arial"/>
+          <w:lang w:val="nl-NL"/>
+        </w:rPr>
+        <w:t xml:space="preserve">of de naam van de aanlegplaats. </w:t>
+      </w:r>
+      <w:r>
+        <w:rPr>
+          <w:rFonts w:ascii="Arial" w:hAnsi="Arial" w:cs="Arial"/>
+          <w:lang w:val="nl-NL"/>
+        </w:rPr>
+        <w:t>Met de tabbalk kun je navigeren tussen de verschillende pagina’s.</w:t>
+      </w:r>
+      <w:r>
+        <w:rPr>
+          <w:rFonts w:ascii="Arial" w:hAnsi="Arial" w:cs="Arial"/>
+          <w:lang w:val="nl-NL"/>
+        </w:rPr>
+        <w:t xml:space="preserve"> </w:t>
+      </w:r>
+    </w:p>
+    <w:p>
+      <w:pPr>
+        <w:pStyle w:val="Kop3"/>
+        <w:spacing w:before="0"/>
+        <w:rPr>
+          <w:lang w:val="nl-NL"/>
+        </w:rPr>
+      </w:pPr>
+    </w:p>
+    <w:p>
+      <w:pPr>
+        <w:rPr>
+          <w:rFonts w:ascii="Arial" w:hAnsi="Arial" w:cs="Arial"/>
+          <w:lang w:val="nl-NL"/>
+        </w:rPr>
+      </w:pPr>
+      <w:r>
+        <w:rPr>
+          <w:rFonts w:ascii="Arial" w:hAnsi="Arial" w:cs="Arial"/>
+          <w:lang w:val="nl-NL"/>
+        </w:rPr>
+        <w:t>Op de twee</w:t>
+      </w:r>
+      <w:r>
+        <w:rPr>
+          <w:rFonts w:ascii="Arial" w:hAnsi="Arial" w:cs="Arial"/>
+          <w:lang w:val="nl-NL"/>
+        </w:rPr>
+        <w:t>de</w:t>
+      </w:r>
+      <w:r>
+        <w:rPr>
+          <w:rFonts w:ascii="Arial" w:hAnsi="Arial" w:cs="Arial"/>
+          <w:lang w:val="nl-NL"/>
+        </w:rPr>
+        <w:t xml:space="preserve"> pagina krijg je een lijst met alle br</w:t>
+      </w:r>
+      <w:r>
+        <w:rPr>
+          <w:rFonts w:ascii="Arial" w:hAnsi="Arial" w:cs="Arial"/>
+          <w:lang w:val="nl-NL"/>
+        </w:rPr>
+        <w:t>uggen en aanlegplaatsen in Friesland te zien, geordend op afstand. Wanneer er op een brug of aanlegplaats wordt geklikt wordt er een nieuwe pagina geopend, waarin alle gegevens van de desbetreffende brug of aanlegplaats staat.</w:t>
+      </w:r>
+      <w:r>
+        <w:rPr>
+          <w:rFonts w:ascii="Arial" w:hAnsi="Arial" w:cs="Arial"/>
+          <w:lang w:val="nl-NL"/>
+        </w:rPr>
+        <w:t xml:space="preserve"> Met de zoekbalk op deze pagina kan je de lijst met objecten doorzoeken.</w:t>
+      </w:r>
+    </w:p>
+    <w:p>
+      <w:pPr>
+        <w:rPr>
+          <w:rFonts w:ascii="Arial" w:hAnsi="Arial" w:cs="Arial"/>
+          <w:lang w:val="nl-NL"/>
+        </w:rPr>
+      </w:pPr>
+    </w:p>
+    <w:p>
+      <w:pPr>
+        <w:rPr>
+          <w:rFonts w:ascii="Arial" w:hAnsi="Arial" w:cs="Arial"/>
+          <w:sz w:val="22"/>
+          <w:lang w:val="nl-NL"/>
+        </w:rPr>
+        <w:sectPr>
+          <w:headerReference w:type="default" r:id="rId34"/>
+          <w:pgSz w:w="11900" w:h="16840"/>
+          <w:pgMar w:top="1440" w:right="1440" w:bottom="1440" w:left="1440" w:header="708" w:footer="708" w:gutter="0"/>
+          <w:cols w:space="708"/>
+          <w:docGrid w:linePitch="360"/>
+        </w:sectPr>
+      </w:pPr>
+      <w:r>
+        <w:rPr>
+          <w:rFonts w:ascii="Arial" w:hAnsi="Arial" w:cs="Arial"/>
+          <w:lang w:val="nl-NL"/>
+        </w:rPr>
+        <w:t xml:space="preserve">Op de laatste pagina staan de instellingen </w:t>
+      </w:r>
+      <w:r>
+        <w:rPr>
+          <w:rFonts w:ascii="Arial" w:hAnsi="Arial" w:cs="Arial"/>
+          <w:sz w:val="22"/>
+          <w:lang w:val="nl-NL"/>
+        </w:rPr>
+        <w:t xml:space="preserve">(meer informatie </w:t>
+      </w:r>
+      <w:r>
+        <w:rPr>
+          <w:rFonts w:ascii="Arial" w:hAnsi="Arial" w:cs="Arial"/>
+          <w:sz w:val="22"/>
+          <w:lang w:val="nl-NL"/>
+        </w:rPr>
+        <w:t>beschreven bij de 'main-App'</w:t>
+      </w:r>
+      <w:r>
+        <w:rPr>
+          <w:rFonts w:ascii="Arial" w:hAnsi="Arial" w:cs="Arial"/>
+          <w:sz w:val="22"/>
+          <w:lang w:val="nl-NL"/>
+        </w:rPr>
+        <w:t>).</w:t>
+      </w:r>
+    </w:p>
+    <w:p>
+      <w:pPr>
+        <w:pStyle w:val="Kop3"/>
+        <w:rPr>
+          <w:lang w:val="nl-NL"/>
+        </w:rPr>
+      </w:pPr>
+      <w:bookmarkStart w:id="25" w:name="_Toc326833283"/>
+      <w:r>
+        <w:rPr>
+          <w:lang w:val="nl-NL"/>
+        </w:rPr>
+        <w:lastRenderedPageBreak/>
+        <w:t>4</w:t>
+      </w:r>
+      <w:r>
+        <w:rPr>
+          <w:lang w:val="nl-NL"/>
+        </w:rPr>
+        <w:t>.2.3</w:t>
+      </w:r>
+      <w:r>
+        <w:rPr>
+          <w:lang w:val="nl-NL"/>
+        </w:rPr>
+        <w:tab/>
+        <w:t>Bezienswaardigheden Leeuwarden App</w:t>
+      </w:r>
+      <w:bookmarkEnd w:id="25"/>
+    </w:p>
+    <w:p>
+      <w:pPr>
+        <w:rPr>
+          <w:rFonts w:ascii="Arial" w:hAnsi="Arial" w:cs="Arial"/>
+          <w:i/>
+          <w:lang w:val="nl-NL"/>
+        </w:rPr>
+      </w:pPr>
+      <w:r>
+        <w:rPr>
+          <w:rFonts w:ascii="Arial" w:hAnsi="Arial" w:cs="Arial"/>
+          <w:i/>
+          <w:lang w:val="nl-NL"/>
+        </w:rPr>
+        <w:t>In dit hoofdstuk wordt de vorm en werking van de Bezienswaardigheden Leeuwarden App beschreven.</w:t>
+      </w:r>
+    </w:p>
+    <w:p>
+      <w:pPr>
+        <w:rPr>
+          <w:rFonts w:ascii="Arial" w:hAnsi="Arial" w:cs="Arial"/>
+          <w:lang w:val="nl-NL"/>
+        </w:rPr>
+      </w:pPr>
+    </w:p>
+    <w:p>
+      <w:pPr>
+        <w:rPr>
+          <w:rFonts w:ascii="Arial" w:hAnsi="Arial" w:cs="Arial"/>
+          <w:lang w:val="nl-NL"/>
+        </w:rPr>
+      </w:pPr>
+    </w:p>
+    <w:p>
+      <w:pPr>
+        <w:rPr>
+          <w:rFonts w:ascii="Arial" w:hAnsi="Arial" w:cs="Arial"/>
+          <w:lang w:val="nl-NL"/>
+        </w:rPr>
+      </w:pPr>
+      <w:r>
+        <w:rPr>
+          <w:rFonts w:ascii="Arial" w:hAnsi="Arial" w:cs="Arial"/>
+          <w:lang w:val="nl-NL"/>
+        </w:rPr>
+        <w:t xml:space="preserve">Hieronder </w:t>
+      </w:r>
+      <w:r>
+        <w:rPr>
+          <w:rFonts w:ascii="Arial" w:hAnsi="Arial" w:cs="Arial"/>
+          <w:lang w:val="nl-NL"/>
+        </w:rPr>
+        <w:t>zijn de afbeeldingen</w:t>
+      </w:r>
+      <w:r>
+        <w:rPr>
+          <w:rFonts w:ascii="Arial" w:hAnsi="Arial" w:cs="Arial"/>
+          <w:lang w:val="nl-NL"/>
+        </w:rPr>
+        <w:t xml:space="preserve"> van de Bezienswaardigheden Leeuwarden App te zien</w:t>
+      </w:r>
+      <w:r>
+        <w:rPr>
+          <w:rFonts w:ascii="Arial" w:hAnsi="Arial" w:cs="Arial"/>
+          <w:lang w:val="nl-NL"/>
+        </w:rPr>
+        <w:t>:</w:t>
+      </w:r>
+    </w:p>
+    <w:p>
+      <w:pPr>
+        <w:rPr>
+          <w:rFonts w:ascii="Arial" w:hAnsi="Arial" w:cs="Arial"/>
+          <w:lang w:val="nl-NL"/>
+        </w:rPr>
+      </w:pPr>
+      <w:r>
+        <w:rPr>
+          <w:rFonts w:ascii="Arial" w:hAnsi="Arial" w:cs="Arial"/>
+          <w:noProof/>
+          <w:lang w:val="en-US"/>
+        </w:rPr>
+        <w:pict w14:anchorId="3B3E8EC5">
+          <v:shape id="_x0000_s1037" type="#_x0000_t202" style="position:absolute;margin-left:90pt;margin-top:.55pt;width:297pt;height:18pt;z-index:-251601920;visibility:visible;mso-wrap-edited:f;mso-height-percent:0;mso-wrap-distance-left:9pt;mso-wrap-distance-top:0;mso-wrap-distance-right:9pt;mso-wrap-distance-bottom:0;mso-position-horizontal-relative:text;mso-position-vertical-relative:text;mso-height-percent:0;mso-height-relative:margin;v-text-anchor:top" wrapcoords="-58 0 -58 19800 21600 19800 21600 0 -58 0" o:gfxdata="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" stroked="f">
             <v:textbox inset="0,0,0,0">
               <w:txbxContent>
                 <w:p>
                   <w:pPr>
-                    <w:pStyle w:val="Caption"/>
-                    <w:rPr>
-                      <w:noProof/>
-                      <w:lang w:val="nl-NL"/>
-                    </w:rPr>
+                    <w:pStyle w:val="Bijschrift"/>
                   </w:pPr>
                   <w:r>
-                    <w:rPr>
-                      <w:lang w:val="nl-NL"/>
-                    </w:rPr>
-                    <w:t xml:space="preserve">figuur </w:t>
-                  </w:r>
-                  <w:r>
-                    <w:fldChar w:fldCharType="begin"/>
-                  </w:r>
-                  <w:r>
-                    <w:rPr>
-                      <w:lang w:val="nl-NL"/>
-                    </w:rPr>
-                    <w:instrText xml:space="preserve"> SEQ figuur \* ARABIC </w:instrText>
-                  </w:r>
-                  <w:r>
-                    <w:fldChar w:fldCharType="separate"/>
-                  </w:r>
-                  <w:r>
-                    <w:rPr>
-                      <w:noProof/>
-                      <w:lang w:val="nl-NL"/>
-                    </w:rPr>
-                    <w:t>3</w:t>
-                  </w:r>
-                  <w:r>
-                    <w:rPr>
-                      <w:noProof/>
-                    </w:rPr>
-                    <w:fldChar w:fldCharType="end"/>
-                  </w:r>
-                  <w:r>
-                    <w:rPr>
-                      <w:lang w:val="nl-NL"/>
-                    </w:rPr>
-                    <w:t>: Mockup van Bezienswaardigheden Leeuwarden App op de Android</w:t>
+                    <w:t xml:space="preserve">figuur 3: afbeeldingen van de 'Bezienswaardigheden Leeuwarden App' </w:t>
                   </w:r>
                 </w:p>
               </w:txbxContent>
@@ -10643,34 +11496,139 @@
           </v:shape>
         </w:pict>
       </w:r>
-      <w:bookmarkEnd w:id="26"/>
-    </w:p>
-    <w:p>
-      <w:pPr>
-        <w:pStyle w:val="Heading3"/>
-        <w:rPr>
-          <w:lang w:val="nl-NL"/>
-        </w:rPr>
-      </w:pPr>
-      <w:bookmarkStart w:id="27" w:name="_Toc326833282"/>
-      <w:r>
-        <w:rPr>
+    </w:p>
+    <w:p>
+      <w:pPr>
+        <w:rPr>
+          <w:rFonts w:ascii="Arial" w:hAnsi="Arial" w:cs="Arial"/>
+          <w:lang w:val="nl-NL"/>
+        </w:rPr>
+      </w:pPr>
+    </w:p>
+    <w:p>
+      <w:pPr>
+        <w:rPr>
+          <w:rFonts w:ascii="Arial" w:hAnsi="Arial" w:cs="Arial"/>
+          <w:lang w:val="nl-NL"/>
+        </w:rPr>
+      </w:pPr>
+    </w:p>
+    <w:p>
+      <w:pPr>
+        <w:rPr>
+          <w:rFonts w:ascii="Arial" w:hAnsi="Arial" w:cs="Arial"/>
+          <w:lang w:val="nl-NL"/>
+        </w:rPr>
+      </w:pPr>
+      <w:r>
+        <w:rPr>
+          <w:rFonts w:ascii="Arial" w:hAnsi="Arial" w:cs="Arial"/>
+          <w:b/>
+          <w:sz w:val="20"/>
+          <w:lang w:val="nl-NL"/>
+        </w:rPr>
+        <w:t xml:space="preserve">Beginpagina     </w:t>
+      </w:r>
+      <w:r>
+        <w:rPr>
+          <w:rFonts w:ascii="Arial" w:hAnsi="Arial" w:cs="Arial"/>
+          <w:b/>
+          <w:sz w:val="20"/>
+          <w:lang w:val="nl-NL"/>
+        </w:rPr>
+        <w:tab/>
+        <w:t xml:space="preserve">  </w:t>
+      </w:r>
+      <w:r>
+        <w:rPr>
+          <w:rFonts w:ascii="Arial" w:hAnsi="Arial" w:cs="Arial"/>
+          <w:b/>
+          <w:sz w:val="20"/>
+          <w:lang w:val="nl-NL"/>
+        </w:rPr>
+        <w:t xml:space="preserve">             Lijst</w:t>
+      </w:r>
+      <w:r>
+        <w:rPr>
+          <w:rFonts w:ascii="Arial" w:hAnsi="Arial" w:cs="Arial"/>
+          <w:b/>
+          <w:sz w:val="20"/>
+          <w:lang w:val="nl-NL"/>
+        </w:rPr>
+        <w:tab/>
+        <w:t xml:space="preserve">     </w:t>
+      </w:r>
+      <w:r>
+        <w:rPr>
+          <w:rFonts w:ascii="Arial" w:hAnsi="Arial" w:cs="Arial"/>
+          <w:b/>
+          <w:sz w:val="20"/>
+          <w:lang w:val="nl-NL"/>
+        </w:rPr>
+        <w:t xml:space="preserve">                        Detailscherm</w:t>
+      </w:r>
+      <w:r>
+        <w:rPr>
+          <w:rFonts w:ascii="Arial" w:hAnsi="Arial" w:cs="Arial"/>
+          <w:b/>
+          <w:sz w:val="20"/>
+          <w:lang w:val="nl-NL"/>
+        </w:rPr>
+        <w:tab/>
+      </w:r>
+      <w:r>
+        <w:rPr>
+          <w:rFonts w:ascii="Arial" w:hAnsi="Arial" w:cs="Arial"/>
+          <w:b/>
+          <w:sz w:val="20"/>
+          <w:lang w:val="nl-NL"/>
+        </w:rPr>
+        <w:t xml:space="preserve">             </w:t>
+      </w:r>
+      <w:r>
+        <w:rPr>
+          <w:rFonts w:ascii="Arial" w:hAnsi="Arial" w:cs="Arial"/>
+          <w:b/>
+          <w:sz w:val="20"/>
+          <w:lang w:val="nl-NL"/>
+        </w:rPr>
+        <w:t>Instellingen</w:t>
+      </w:r>
+      <w:r>
+        <w:rPr>
+          <w:rFonts w:ascii="Arial" w:hAnsi="Arial" w:cs="Arial"/>
           <w:noProof/>
-          <w:lang w:val="en-US" w:eastAsia="en-US"/>
+          <w:lang w:val="en-US"/>
+        </w:rPr>
+        <w:t xml:space="preserve"> </w:t>
+      </w:r>
+    </w:p>
+    <w:p>
+      <w:pPr>
+        <w:rPr>
+          <w:rFonts w:ascii="Arial" w:hAnsi="Arial" w:cs="Arial"/>
+          <w:lang w:val="nl-NL"/>
+        </w:rPr>
+      </w:pPr>
+      <w:r>
+        <w:rPr>
+          <w:rFonts w:ascii="Arial" w:hAnsi="Arial" w:cs="Arial"/>
+          <w:noProof/>
+          <w:lang w:val="en-US"/>
         </w:rPr>
         <w:drawing>
-          <wp:anchor distT="0" distB="0" distL="114300" distR="114300" simplePos="0" relativeHeight="251676672" behindDoc="1" locked="0" layoutInCell="1" allowOverlap="1">
+          <wp:anchor distT="0" distB="0" distL="114300" distR="114300" simplePos="0" relativeHeight="251713536" behindDoc="1" locked="0" layoutInCell="1" allowOverlap="1" wp14:anchorId="69F7FF38" wp14:editId="6A06F782">
             <wp:simplePos x="0" y="0"/>
             <wp:positionH relativeFrom="column">
-              <wp:posOffset>1028700</wp:posOffset>
+              <wp:posOffset>4572000</wp:posOffset>
             </wp:positionH>
             <wp:positionV relativeFrom="paragraph">
-              <wp:posOffset>228600</wp:posOffset>
+              <wp:posOffset>20955</wp:posOffset>
             </wp:positionV>
-            <wp:extent cx="3543300" cy="1473835"/>
-            <wp:effectExtent l="0" t="0" r="12700" b="0"/>
+            <wp:extent cx="1429385" cy="2051685"/>
+            <wp:effectExtent l="25400" t="25400" r="0" b="5715"/>
             <wp:wrapNone/>
-            <wp:docPr id="11" name="Afbeelding 11" descr="Macintosh HD:Users:eddiesprietsma:Documents:P4P project BrugApp:Docs:Mockups:Android Bruggen.png"/>
+            <wp:docPr id="26" name="Afbeelding 26" descr="Macintosh HD:Users:eddiesprietsma:Desktop:iOS-simulatorschermafbeelding 11 jun. 2012 09.28.17.png"/>
             <wp:cNvGraphicFramePr>
               <a:graphicFrameLocks xmlns:a="http://schemas.openxmlformats.org/drawingml/2006/main" noChangeAspect="1"/>
             </wp:cNvGraphicFramePr>
@@ -10678,412 +11636,73 @@
               <a:graphicData uri="http://schemas.openxmlformats.org/drawingml/2006/picture">
                 <pic:pic xmlns:pic="http://schemas.openxmlformats.org/drawingml/2006/picture">
                   <pic:nvPicPr>
-                    <pic:cNvPr id="0" name="Picture 5" descr="Macintosh HD:Users:eddiesprietsma:Documents:P4P project BrugApp:Docs:Mockups:Android Bruggen.png"/>
+                    <pic:cNvPr id="0" name="Picture 8" descr="Macintosh HD:Users:eddiesprietsma:Desktop:iOS-simulatorschermafbeelding 11 jun. 2012 09.28.17.png"/>
                     <pic:cNvPicPr>
                       <a:picLocks noChangeAspect="1" noChangeArrowheads="1"/>
                     </pic:cNvPicPr>
                   </pic:nvPicPr>
-                  <pic:blipFill>
-                    <a:blip r:embed="rId31" cstate="print">
+                  <pic:blipFill rotWithShape="1">
+                    <a:blip r:embed="rId35">
                       <a:extLst>
                         <a:ext uri="{28A0092B-C50C-407E-A947-70E740481C1C}">
-                          <a14:useLocalDpi xmlns:a14="http://schemas.microsoft.com/office/drawing/2010/main" xmlns:pic="http://schemas.openxmlformats.org/drawingml/2006/picture" xmlns:a="http://schemas.openxmlformats.org/drawingml/2006/main" xmlns:wps="http://schemas.microsoft.com/office/word/2010/wordprocessingShape" xmlns:wne="http://schemas.microsoft.com/office/word/2006/wordml" xmlns:wpi="http://schemas.microsoft.com/office/word/2010/wordprocessingInk" xmlns:wpg="http://schemas.microsoft.com/office/word/2010/wordprocessingGroup" xmlns:w14="http://schemas.microsoft.com/office/word/2010/wordml" xmlns:w="http://schemas.openxmlformats.org/wordprocessingml/2006/main" xmlns:w10="urn:schemas-microsoft-com:office:word" xmlns:wp="http://schemas.openxmlformats.org/drawingml/2006/wordprocessingDrawing" xmlns:wp14="http://schemas.microsoft.com/office/word/2010/wordprocessingDrawing" xmlns:v="urn:schemas-microsoft-com:vml" xmlns:m="http://schemas.openxmlformats.org/officeDocument/2006/math" xmlns:r="http://schemas.openxmlformats.org/officeDocument/2006/relationships" xmlns:o="urn:schemas-microsoft-com:office:office" xmlns:mc="http://schemas.openxmlformats.org/markup-compatibility/2006" xmlns:wpc="http://schemas.microsoft.com/office/word/2010/wordprocessingCanvas" xmlns="" val="0"/>
+                          <a14:useLocalDpi xmlns:a14="http://schemas.microsoft.com/office/drawing/2010/main" val="0"/>
                         </a:ext>
                       </a:extLst>
                     </a:blip>
-                    <a:srcRect/>
-                    <a:stretch>
-                      <a:fillRect/>
-                    </a:stretch>
+                    <a:srcRect t="4333"/>
+                    <a:stretch/>
                   </pic:blipFill>
                   <pic:spPr bwMode="auto">
                     <a:xfrm>
                       <a:off x="0" y="0"/>
-                      <a:ext cx="3543300" cy="1473835"/>
+                      <a:ext cx="1429385" cy="2051685"/>
                     </a:xfrm>
                     <a:prstGeom prst="rect">
                       <a:avLst/>
                     </a:prstGeom>
                     <a:noFill/>
-                    <a:ln>
-                      <a:noFill/>
+                    <a:ln w="3175" cmpd="sng">
+                      <a:solidFill>
+                        <a:schemeClr val="tx1"/>
+                      </a:solidFill>
                     </a:ln>
+                    <a:extLst>
+                      <a:ext uri="{53640926-AAD7-44d8-BBD7-CCE9431645EC}">
+                        <a14:shadowObscured xmlns:a14="http://schemas.microsoft.com/office/drawing/2010/main"/>
+                      </a:ext>
+                    </a:extLst>
                   </pic:spPr>
                 </pic:pic>
               </a:graphicData>
             </a:graphic>
+            <wp14:sizeRelH relativeFrom="page">
+              <wp14:pctWidth>0</wp14:pctWidth>
+            </wp14:sizeRelH>
+            <wp14:sizeRelV relativeFrom="page">
+              <wp14:pctHeight>0</wp14:pctHeight>
+            </wp14:sizeRelV>
           </wp:anchor>
         </w:drawing>
       </w:r>
-      <w:bookmarkEnd w:id="27"/>
-    </w:p>
-    <w:p>
-      <w:pPr>
-        <w:pStyle w:val="Heading3"/>
-        <w:rPr>
-          <w:lang w:val="nl-NL"/>
-        </w:rPr>
-      </w:pPr>
-    </w:p>
-    <w:p>
-      <w:pPr>
-        <w:pStyle w:val="Heading3"/>
-        <w:rPr>
-          <w:lang w:val="nl-NL"/>
-        </w:rPr>
-      </w:pPr>
-    </w:p>
-    <w:p>
-      <w:pPr>
-        <w:pStyle w:val="Heading3"/>
-        <w:rPr>
-          <w:lang w:val="nl-NL"/>
-        </w:rPr>
-      </w:pPr>
-    </w:p>
-    <w:p>
-      <w:pPr>
-        <w:pStyle w:val="Heading3"/>
-        <w:rPr>
-          <w:lang w:val="nl-NL"/>
-        </w:rPr>
-      </w:pPr>
-    </w:p>
-    <w:p>
-      <w:pPr>
-        <w:rPr>
-          <w:rFonts w:ascii="Arial" w:hAnsi="Arial" w:cs="Arial"/>
-          <w:lang w:val="nl-NL"/>
-        </w:rPr>
-      </w:pPr>
-      <w:r>
-        <w:rPr>
-          <w:rFonts w:ascii="Arial" w:hAnsi="Arial" w:cs="Arial"/>
-          <w:lang w:val="nl-NL"/>
-        </w:rPr>
-        <w:t xml:space="preserve">Op de beginpagina is een kaart te zien met daarop de huidige positie en de </w:t>
-      </w:r>
-      <w:r>
-        <w:rPr>
-          <w:rFonts w:ascii="Arial" w:hAnsi="Arial" w:cs="Arial"/>
-          <w:i/>
-          <w:lang w:val="nl-NL"/>
-        </w:rPr>
-        <w:t>annotations</w:t>
-      </w:r>
-      <w:r>
-        <w:rPr>
-          <w:rFonts w:ascii="Arial" w:hAnsi="Arial" w:cs="Arial"/>
-          <w:lang w:val="nl-NL"/>
-        </w:rPr>
-        <w:t xml:space="preserve"> van de bruggen en aanlegplaatsen</w:t>
-      </w:r>
-      <w:r>
-        <w:rPr>
-          <w:rFonts w:ascii="Arial" w:hAnsi="Arial" w:cs="Arial"/>
-          <w:lang w:val="nl-NL"/>
-        </w:rPr>
-        <w:t xml:space="preserve"> in Friesland</w:t>
-      </w:r>
-      <w:r>
-        <w:rPr>
-          <w:rFonts w:ascii="Arial" w:hAnsi="Arial" w:cs="Arial"/>
-          <w:lang w:val="nl-NL"/>
-        </w:rPr>
-        <w:t xml:space="preserve">. </w:t>
-      </w:r>
-      <w:r>
-        <w:rPr>
-          <w:rFonts w:ascii="Arial" w:hAnsi="Arial" w:cs="Arial"/>
-          <w:lang w:val="nl-NL"/>
-        </w:rPr>
-        <w:t xml:space="preserve">Zodra hier op geklikt wordt krijg je een schermpje waarop de naam, hoogte en breedte van de brug staat </w:t>
-      </w:r>
-      <w:r>
-        <w:rPr>
-          <w:rFonts w:ascii="Arial" w:hAnsi="Arial" w:cs="Arial"/>
-          <w:lang w:val="nl-NL"/>
-        </w:rPr>
-        <w:t xml:space="preserve">of de naam van de aanlegplaats. </w:t>
-      </w:r>
-      <w:r>
-        <w:rPr>
-          <w:rFonts w:ascii="Arial" w:hAnsi="Arial" w:cs="Arial"/>
-          <w:lang w:val="nl-NL"/>
-        </w:rPr>
-        <w:t>Met de tabbalk kun je navigeren tussen de verschillende pagina’s.</w:t>
-      </w:r>
-      <w:r>
-        <w:rPr>
-          <w:rFonts w:ascii="Arial" w:hAnsi="Arial" w:cs="Arial"/>
-          <w:lang w:val="nl-NL"/>
-        </w:rPr>
-        <w:t xml:space="preserve"> </w:t>
-      </w:r>
-    </w:p>
-    <w:p>
-      <w:pPr>
-        <w:pStyle w:val="Heading3"/>
-        <w:spacing w:before="0"/>
-        <w:rPr>
-          <w:lang w:val="nl-NL"/>
-        </w:rPr>
-      </w:pPr>
-    </w:p>
-    <w:p>
-      <w:pPr>
-        <w:rPr>
-          <w:rFonts w:ascii="Arial" w:hAnsi="Arial" w:cs="Arial"/>
-          <w:lang w:val="nl-NL"/>
-        </w:rPr>
-      </w:pPr>
-      <w:r>
-        <w:rPr>
-          <w:rFonts w:ascii="Arial" w:hAnsi="Arial" w:cs="Arial"/>
-          <w:lang w:val="nl-NL"/>
-        </w:rPr>
-        <w:t>Op de twee</w:t>
-      </w:r>
-      <w:r>
-        <w:rPr>
-          <w:rFonts w:ascii="Arial" w:hAnsi="Arial" w:cs="Arial"/>
-          <w:lang w:val="nl-NL"/>
-        </w:rPr>
-        <w:t>de</w:t>
-      </w:r>
-      <w:r>
-        <w:rPr>
-          <w:rFonts w:ascii="Arial" w:hAnsi="Arial" w:cs="Arial"/>
-          <w:lang w:val="nl-NL"/>
-        </w:rPr>
-        <w:t xml:space="preserve"> pagina krijg je een lijst met alle br</w:t>
-      </w:r>
-      <w:r>
-        <w:rPr>
-          <w:rFonts w:ascii="Arial" w:hAnsi="Arial" w:cs="Arial"/>
-          <w:lang w:val="nl-NL"/>
-        </w:rPr>
-        <w:t>uggen en aanlegplaatsen in Friesland te zien, geordend op afstand. Wanneer er op een brug of aanlegplaats wordt geklikt wordt er een nieuwe pagina geopend, waarin alle gegevens van de desbetreffende brug of aanlegplaats staat.</w:t>
-      </w:r>
-      <w:r>
-        <w:rPr>
-          <w:rFonts w:ascii="Arial" w:hAnsi="Arial" w:cs="Arial"/>
-          <w:lang w:val="nl-NL"/>
-        </w:rPr>
-        <w:t xml:space="preserve"> Met de zoekbalk op deze pagina kan je de lijst met objecten doorzoeken.</w:t>
-      </w:r>
-    </w:p>
-    <w:p>
-      <w:pPr>
-        <w:rPr>
-          <w:rFonts w:ascii="Arial" w:hAnsi="Arial" w:cs="Arial"/>
-          <w:lang w:val="nl-NL"/>
-        </w:rPr>
-      </w:pPr>
-    </w:p>
-    <w:p>
-      <w:pPr>
-        <w:rPr>
-          <w:rFonts w:ascii="Arial" w:hAnsi="Arial" w:cs="Arial"/>
-          <w:sz w:val="22"/>
-          <w:lang w:val="nl-NL"/>
-        </w:rPr>
-        <w:sectPr>
-          <w:headerReference w:type="default" r:id="rId32"/>
-          <w:pgSz w:w="11900" w:h="16840"/>
-          <w:pgMar w:top="1440" w:right="1440" w:bottom="1440" w:left="1440" w:header="708" w:footer="708" w:gutter="0"/>
-          <w:cols w:space="708"/>
-          <w:docGrid w:linePitch="360"/>
-        </w:sectPr>
-      </w:pPr>
-      <w:r>
-        <w:rPr>
-          <w:rFonts w:ascii="Arial" w:hAnsi="Arial" w:cs="Arial"/>
-          <w:lang w:val="nl-NL"/>
-        </w:rPr>
-        <w:t xml:space="preserve">Op de laatste pagina staan de instellingen </w:t>
-      </w:r>
-      <w:r>
-        <w:rPr>
-          <w:rFonts w:ascii="Arial" w:hAnsi="Arial" w:cs="Arial"/>
-          <w:sz w:val="22"/>
-          <w:lang w:val="nl-NL"/>
-        </w:rPr>
-        <w:t xml:space="preserve">(meer informatie </w:t>
-      </w:r>
-      <w:r>
-        <w:rPr>
-          <w:rFonts w:ascii="Arial" w:hAnsi="Arial" w:cs="Arial"/>
-          <w:sz w:val="22"/>
-          <w:lang w:val="nl-NL"/>
-        </w:rPr>
-        <w:t>beschreven bij de 'main-App'</w:t>
-      </w:r>
-      <w:r>
-        <w:rPr>
-          <w:rFonts w:ascii="Arial" w:hAnsi="Arial" w:cs="Arial"/>
-          <w:sz w:val="22"/>
-          <w:lang w:val="nl-NL"/>
-        </w:rPr>
-        <w:t>).</w:t>
-      </w:r>
-    </w:p>
-    <w:p>
-      <w:pPr>
-        <w:pStyle w:val="Heading3"/>
-        <w:rPr>
-          <w:lang w:val="nl-NL"/>
-        </w:rPr>
-      </w:pPr>
-      <w:bookmarkStart w:id="28" w:name="_Toc326833283"/>
-      <w:r>
-        <w:rPr>
-          <w:lang w:val="nl-NL"/>
-        </w:rPr>
-        <w:t>4</w:t>
-      </w:r>
-      <w:r>
-        <w:rPr>
-          <w:lang w:val="nl-NL"/>
-        </w:rPr>
-        <w:t>.2.3</w:t>
-      </w:r>
-      <w:r>
-        <w:rPr>
-          <w:lang w:val="nl-NL"/>
-        </w:rPr>
-        <w:tab/>
-        <w:t>Bezienswaardigheden Leeuwarden App</w:t>
-      </w:r>
-      <w:bookmarkEnd w:id="28"/>
-    </w:p>
-    <w:p>
-      <w:pPr>
-        <w:rPr>
-          <w:rFonts w:ascii="Arial" w:hAnsi="Arial" w:cs="Arial"/>
-          <w:i/>
-          <w:lang w:val="nl-NL"/>
-        </w:rPr>
-      </w:pPr>
-      <w:r>
-        <w:rPr>
-          <w:rFonts w:ascii="Arial" w:hAnsi="Arial" w:cs="Arial"/>
-          <w:i/>
-          <w:lang w:val="nl-NL"/>
-        </w:rPr>
-        <w:t>In dit hoofdstuk wordt de vorm en werking van de Bezienswaardigheden Leeuwarden App beschreven.</w:t>
-      </w:r>
-    </w:p>
-    <w:p>
-      <w:pPr>
-        <w:rPr>
-          <w:rFonts w:ascii="Arial" w:hAnsi="Arial" w:cs="Arial"/>
-          <w:lang w:val="nl-NL"/>
-        </w:rPr>
-      </w:pPr>
-    </w:p>
-    <w:p>
-      <w:pPr>
-        <w:rPr>
-          <w:rFonts w:ascii="Arial" w:hAnsi="Arial" w:cs="Arial"/>
-          <w:lang w:val="nl-NL"/>
-        </w:rPr>
-      </w:pPr>
-    </w:p>
-    <w:p>
-      <w:pPr>
-        <w:rPr>
-          <w:rFonts w:ascii="Arial" w:hAnsi="Arial" w:cs="Arial"/>
-          <w:lang w:val="nl-NL"/>
-        </w:rPr>
-      </w:pPr>
-      <w:r>
-        <w:rPr>
-          <w:rFonts w:ascii="Arial" w:hAnsi="Arial" w:cs="Arial"/>
-          <w:lang w:val="nl-NL"/>
-        </w:rPr>
-        <w:t xml:space="preserve">Hieronder is er een </w:t>
-      </w:r>
-      <w:r>
-        <w:rPr>
-          <w:rFonts w:ascii="Arial" w:hAnsi="Arial" w:cs="Arial"/>
-          <w:i/>
-          <w:lang w:val="nl-NL"/>
-        </w:rPr>
-        <w:t>Mockup</w:t>
-      </w:r>
-      <w:r>
-        <w:rPr>
-          <w:rFonts w:ascii="Arial" w:hAnsi="Arial" w:cs="Arial"/>
-          <w:lang w:val="nl-NL"/>
-        </w:rPr>
-        <w:t xml:space="preserve"> van de Bezienswaardigheden Leeuwarden App te zien voor </w:t>
-      </w:r>
-      <w:r>
-        <w:rPr>
-          <w:rFonts w:ascii="Arial" w:hAnsi="Arial" w:cs="Arial"/>
-          <w:i/>
-          <w:lang w:val="nl-NL"/>
-        </w:rPr>
-        <w:t>iPhone</w:t>
-      </w:r>
-      <w:r>
-        <w:rPr>
-          <w:rFonts w:ascii="Arial" w:hAnsi="Arial" w:cs="Arial"/>
-          <w:lang w:val="nl-NL"/>
-        </w:rPr>
-        <w:t xml:space="preserve"> en daaronder één voor de </w:t>
-      </w:r>
-      <w:r>
-        <w:rPr>
-          <w:rFonts w:ascii="Arial" w:hAnsi="Arial" w:cs="Arial"/>
-          <w:i/>
-          <w:lang w:val="nl-NL"/>
-        </w:rPr>
-        <w:t>Android</w:t>
-      </w:r>
-      <w:r>
-        <w:rPr>
-          <w:rFonts w:ascii="Arial" w:hAnsi="Arial" w:cs="Arial"/>
-          <w:lang w:val="nl-NL"/>
-        </w:rPr>
-        <w:t>.</w:t>
-      </w:r>
-    </w:p>
-    <w:p>
-      <w:pPr>
-        <w:rPr>
-          <w:rFonts w:ascii="Arial" w:hAnsi="Arial" w:cs="Arial"/>
-          <w:lang w:val="nl-NL"/>
-        </w:rPr>
-      </w:pPr>
-    </w:p>
-    <w:p>
-      <w:pPr>
-        <w:rPr>
-          <w:rFonts w:ascii="Arial" w:hAnsi="Arial" w:cs="Arial"/>
-          <w:lang w:val="nl-NL"/>
-        </w:rPr>
-      </w:pPr>
       <w:r>
         <w:rPr>
           <w:rFonts w:ascii="Arial" w:hAnsi="Arial" w:cs="Arial"/>
           <w:noProof/>
-          <w:lang w:val="en-US" w:eastAsia="en-US"/>
+          <w:lang w:val="en-US"/>
         </w:rPr>
         <w:drawing>
-          <wp:anchor distT="0" distB="0" distL="114300" distR="114300" simplePos="0" relativeHeight="251695104" behindDoc="1" locked="0" layoutInCell="1" allowOverlap="1">
+          <wp:anchor distT="0" distB="0" distL="114300" distR="114300" simplePos="0" relativeHeight="251712512" behindDoc="1" locked="0" layoutInCell="1" allowOverlap="1" wp14:anchorId="28523335" wp14:editId="74835131">
             <wp:simplePos x="0" y="0"/>
             <wp:positionH relativeFrom="column">
-              <wp:posOffset>1257300</wp:posOffset>
+              <wp:posOffset>2971800</wp:posOffset>
             </wp:positionH>
             <wp:positionV relativeFrom="paragraph">
-              <wp:posOffset>60325</wp:posOffset>
+              <wp:posOffset>20955</wp:posOffset>
             </wp:positionV>
-            <wp:extent cx="3543300" cy="1606550"/>
-            <wp:effectExtent l="0" t="0" r="12700" b="0"/>
+            <wp:extent cx="1429385" cy="2051685"/>
+            <wp:effectExtent l="25400" t="25400" r="0" b="5715"/>
             <wp:wrapNone/>
-            <wp:docPr id="2" name="Afbeelding 2" descr="Macintosh HD:Users:eddiesprietsma:Documents:P4P project BrugApp:Docs:Mockups:Iphone Hellingen.png"/>
+            <wp:docPr id="25" name="Afbeelding 25" descr="Macintosh HD:Users:eddiesprietsma:Desktop:iOS-simulatorschermafbeelding 11 jun. 2012 10.16.43.png"/>
             <wp:cNvGraphicFramePr>
               <a:graphicFrameLocks xmlns:a="http://schemas.openxmlformats.org/drawingml/2006/main" noChangeAspect="1"/>
             </wp:cNvGraphicFramePr>
@@ -11091,142 +11710,73 @@
               <a:graphicData uri="http://schemas.openxmlformats.org/drawingml/2006/picture">
                 <pic:pic xmlns:pic="http://schemas.openxmlformats.org/drawingml/2006/picture">
                   <pic:nvPicPr>
-                    <pic:cNvPr id="0" name="Picture 10" descr="Macintosh HD:Users:eddiesprietsma:Documents:P4P project BrugApp:Docs:Mockups:Iphone Hellingen.png"/>
+                    <pic:cNvPr id="0" name="Picture 7" descr="Macintosh HD:Users:eddiesprietsma:Desktop:iOS-simulatorschermafbeelding 11 jun. 2012 10.16.43.png"/>
                     <pic:cNvPicPr>
                       <a:picLocks noChangeAspect="1" noChangeArrowheads="1"/>
                     </pic:cNvPicPr>
                   </pic:nvPicPr>
-                  <pic:blipFill>
-                    <a:blip r:embed="rId33" cstate="print">
+                  <pic:blipFill rotWithShape="1">
+                    <a:blip r:embed="rId36">
                       <a:extLst>
                         <a:ext uri="{28A0092B-C50C-407E-A947-70E740481C1C}">
-                          <a14:useLocalDpi xmlns:a14="http://schemas.microsoft.com/office/drawing/2010/main" xmlns:pic="http://schemas.openxmlformats.org/drawingml/2006/picture" xmlns:a="http://schemas.openxmlformats.org/drawingml/2006/main" xmlns:wps="http://schemas.microsoft.com/office/word/2010/wordprocessingShape" xmlns:wne="http://schemas.microsoft.com/office/word/2006/wordml" xmlns:wpi="http://schemas.microsoft.com/office/word/2010/wordprocessingInk" xmlns:wpg="http://schemas.microsoft.com/office/word/2010/wordprocessingGroup" xmlns:w14="http://schemas.microsoft.com/office/word/2010/wordml" xmlns:w="http://schemas.openxmlformats.org/wordprocessingml/2006/main" xmlns:w10="urn:schemas-microsoft-com:office:word" xmlns:wp="http://schemas.openxmlformats.org/drawingml/2006/wordprocessingDrawing" xmlns:wp14="http://schemas.microsoft.com/office/word/2010/wordprocessingDrawing" xmlns:v="urn:schemas-microsoft-com:vml" xmlns:m="http://schemas.openxmlformats.org/officeDocument/2006/math" xmlns:r="http://schemas.openxmlformats.org/officeDocument/2006/relationships" xmlns:o="urn:schemas-microsoft-com:office:office" xmlns:mc="http://schemas.openxmlformats.org/markup-compatibility/2006" xmlns:wpc="http://schemas.microsoft.com/office/word/2010/wordprocessingCanvas" xmlns="" val="0"/>
+                          <a14:useLocalDpi xmlns:a14="http://schemas.microsoft.com/office/drawing/2010/main" val="0"/>
                         </a:ext>
                       </a:extLst>
                     </a:blip>
-                    <a:srcRect/>
-                    <a:stretch>
-                      <a:fillRect/>
-                    </a:stretch>
+                    <a:srcRect t="4334"/>
+                    <a:stretch/>
                   </pic:blipFill>
                   <pic:spPr bwMode="auto">
                     <a:xfrm>
                       <a:off x="0" y="0"/>
-                      <a:ext cx="3543300" cy="1606550"/>
+                      <a:ext cx="1429385" cy="2051685"/>
                     </a:xfrm>
                     <a:prstGeom prst="rect">
                       <a:avLst/>
                     </a:prstGeom>
                     <a:noFill/>
-                    <a:ln>
-                      <a:noFill/>
+                    <a:ln w="3175" cmpd="sng">
+                      <a:solidFill>
+                        <a:schemeClr val="tx1"/>
+                      </a:solidFill>
                     </a:ln>
+                    <a:extLst>
+                      <a:ext uri="{53640926-AAD7-44d8-BBD7-CCE9431645EC}">
+                        <a14:shadowObscured xmlns:a14="http://schemas.microsoft.com/office/drawing/2010/main"/>
+                      </a:ext>
+                    </a:extLst>
                   </pic:spPr>
                 </pic:pic>
               </a:graphicData>
             </a:graphic>
+            <wp14:sizeRelH relativeFrom="page">
+              <wp14:pctWidth>0</wp14:pctWidth>
+            </wp14:sizeRelH>
+            <wp14:sizeRelV relativeFrom="page">
+              <wp14:pctHeight>0</wp14:pctHeight>
+            </wp14:sizeRelV>
           </wp:anchor>
         </w:drawing>
       </w:r>
-    </w:p>
-    <w:p>
-      <w:pPr>
-        <w:rPr>
-          <w:rFonts w:ascii="Arial" w:hAnsi="Arial" w:cs="Arial"/>
-          <w:lang w:val="nl-NL"/>
-        </w:rPr>
-      </w:pPr>
-    </w:p>
-    <w:p>
-      <w:pPr>
-        <w:rPr>
-          <w:rFonts w:ascii="Arial" w:hAnsi="Arial" w:cs="Arial"/>
-          <w:lang w:val="nl-NL"/>
-        </w:rPr>
-      </w:pPr>
-    </w:p>
-    <w:p>
-      <w:pPr>
-        <w:rPr>
-          <w:rFonts w:ascii="Arial" w:hAnsi="Arial" w:cs="Arial"/>
-          <w:lang w:val="nl-NL"/>
-        </w:rPr>
-      </w:pPr>
-    </w:p>
-    <w:p>
-      <w:pPr>
-        <w:rPr>
-          <w:rFonts w:ascii="Arial" w:hAnsi="Arial" w:cs="Arial"/>
-          <w:lang w:val="nl-NL"/>
-        </w:rPr>
-      </w:pPr>
-    </w:p>
-    <w:p>
-      <w:pPr>
-        <w:rPr>
-          <w:rFonts w:ascii="Arial" w:hAnsi="Arial" w:cs="Arial"/>
-          <w:lang w:val="nl-NL"/>
-        </w:rPr>
-      </w:pPr>
-    </w:p>
-    <w:p>
-      <w:pPr>
-        <w:rPr>
-          <w:rFonts w:ascii="Arial" w:hAnsi="Arial" w:cs="Arial"/>
-          <w:lang w:val="nl-NL"/>
-        </w:rPr>
-      </w:pPr>
-    </w:p>
-    <w:p>
-      <w:pPr>
-        <w:rPr>
-          <w:rFonts w:ascii="Arial" w:hAnsi="Arial" w:cs="Arial"/>
-          <w:lang w:val="nl-NL"/>
-        </w:rPr>
-      </w:pPr>
-    </w:p>
-    <w:p>
-      <w:pPr>
-        <w:rPr>
-          <w:rFonts w:ascii="Arial" w:hAnsi="Arial" w:cs="Arial"/>
-          <w:lang w:val="nl-NL"/>
-        </w:rPr>
-      </w:pPr>
-    </w:p>
-    <w:p>
-      <w:pPr>
-        <w:rPr>
-          <w:rFonts w:ascii="Arial" w:hAnsi="Arial" w:cs="Arial"/>
-          <w:lang w:val="nl-NL"/>
-        </w:rPr>
-      </w:pPr>
-    </w:p>
-    <w:p>
-      <w:pPr>
-        <w:rPr>
-          <w:rFonts w:ascii="Arial" w:hAnsi="Arial" w:cs="Arial"/>
-          <w:lang w:val="nl-NL"/>
-        </w:rPr>
-      </w:pPr>
       <w:r>
         <w:rPr>
           <w:rFonts w:ascii="Arial" w:hAnsi="Arial" w:cs="Arial"/>
           <w:noProof/>
-          <w:lang w:val="en-US" w:eastAsia="en-US"/>
+          <w:lang w:val="en-US"/>
         </w:rPr>
         <w:drawing>
-          <wp:anchor distT="0" distB="0" distL="114300" distR="114300" simplePos="0" relativeHeight="251697152" behindDoc="1" locked="0" layoutInCell="1" allowOverlap="1">
+          <wp:anchor distT="0" distB="0" distL="114300" distR="114300" simplePos="0" relativeHeight="251711488" behindDoc="1" locked="0" layoutInCell="1" allowOverlap="1" wp14:anchorId="6CCEB5F1" wp14:editId="5126C32E">
             <wp:simplePos x="0" y="0"/>
             <wp:positionH relativeFrom="column">
-              <wp:posOffset>1257300</wp:posOffset>
+              <wp:posOffset>1371600</wp:posOffset>
             </wp:positionH>
             <wp:positionV relativeFrom="paragraph">
-              <wp:posOffset>136525</wp:posOffset>
+              <wp:posOffset>20955</wp:posOffset>
             </wp:positionV>
-            <wp:extent cx="3543300" cy="1606550"/>
-            <wp:effectExtent l="0" t="0" r="12700" b="0"/>
+            <wp:extent cx="1428115" cy="2051685"/>
+            <wp:effectExtent l="25400" t="25400" r="0" b="5715"/>
             <wp:wrapNone/>
-            <wp:docPr id="7" name="Afbeelding 7" descr="Macintosh HD:Users:eddiesprietsma:Documents:P4P project BrugApp:Docs:Mockups:Iphone Hellingen.png"/>
+            <wp:docPr id="24" name="Afbeelding 24" descr="Macintosh HD:Users:eddiesprietsma:Desktop:iOS-simulatorschermafbeelding 11 jun. 2012 09.28.03.png"/>
             <wp:cNvGraphicFramePr>
               <a:graphicFrameLocks xmlns:a="http://schemas.openxmlformats.org/drawingml/2006/main" noChangeAspect="1"/>
             </wp:cNvGraphicFramePr>
@@ -11234,470 +11784,73 @@
               <a:graphicData uri="http://schemas.openxmlformats.org/drawingml/2006/picture">
                 <pic:pic xmlns:pic="http://schemas.openxmlformats.org/drawingml/2006/picture">
                   <pic:nvPicPr>
-                    <pic:cNvPr id="0" name="Picture 10" descr="Macintosh HD:Users:eddiesprietsma:Documents:P4P project BrugApp:Docs:Mockups:Iphone Hellingen.png"/>
+                    <pic:cNvPr id="0" name="Picture 6" descr="Macintosh HD:Users:eddiesprietsma:Desktop:iOS-simulatorschermafbeelding 11 jun. 2012 09.28.03.png"/>
                     <pic:cNvPicPr>
                       <a:picLocks noChangeAspect="1" noChangeArrowheads="1"/>
                     </pic:cNvPicPr>
                   </pic:nvPicPr>
-                  <pic:blipFill>
-                    <a:blip r:embed="rId33" cstate="print">
+                  <pic:blipFill rotWithShape="1">
+                    <a:blip r:embed="rId37">
                       <a:extLst>
                         <a:ext uri="{28A0092B-C50C-407E-A947-70E740481C1C}">
-                          <a14:useLocalDpi xmlns:a14="http://schemas.microsoft.com/office/drawing/2010/main" xmlns:pic="http://schemas.openxmlformats.org/drawingml/2006/picture" xmlns:a="http://schemas.openxmlformats.org/drawingml/2006/main" xmlns:wps="http://schemas.microsoft.com/office/word/2010/wordprocessingShape" xmlns:wne="http://schemas.microsoft.com/office/word/2006/wordml" xmlns:wpi="http://schemas.microsoft.com/office/word/2010/wordprocessingInk" xmlns:wpg="http://schemas.microsoft.com/office/word/2010/wordprocessingGroup" xmlns:w14="http://schemas.microsoft.com/office/word/2010/wordml" xmlns:w="http://schemas.openxmlformats.org/wordprocessingml/2006/main" xmlns:w10="urn:schemas-microsoft-com:office:word" xmlns:wp="http://schemas.openxmlformats.org/drawingml/2006/wordprocessingDrawing" xmlns:wp14="http://schemas.microsoft.com/office/word/2010/wordprocessingDrawing" xmlns:v="urn:schemas-microsoft-com:vml" xmlns:m="http://schemas.openxmlformats.org/officeDocument/2006/math" xmlns:r="http://schemas.openxmlformats.org/officeDocument/2006/relationships" xmlns:o="urn:schemas-microsoft-com:office:office" xmlns:mc="http://schemas.openxmlformats.org/markup-compatibility/2006" xmlns:wpc="http://schemas.microsoft.com/office/word/2010/wordprocessingCanvas" xmlns="" val="0"/>
+                          <a14:useLocalDpi xmlns:a14="http://schemas.microsoft.com/office/drawing/2010/main" val="0"/>
                         </a:ext>
                       </a:extLst>
                     </a:blip>
-                    <a:srcRect/>
-                    <a:stretch>
-                      <a:fillRect/>
-                    </a:stretch>
+                    <a:srcRect t="4222"/>
+                    <a:stretch/>
                   </pic:blipFill>
                   <pic:spPr bwMode="auto">
                     <a:xfrm>
                       <a:off x="0" y="0"/>
-                      <a:ext cx="3543300" cy="1606550"/>
+                      <a:ext cx="1428115" cy="2051685"/>
                     </a:xfrm>
                     <a:prstGeom prst="rect">
                       <a:avLst/>
                     </a:prstGeom>
                     <a:noFill/>
-                    <a:ln>
-                      <a:noFill/>
+                    <a:ln w="3175" cmpd="sng">
+                      <a:solidFill>
+                        <a:schemeClr val="tx1"/>
+                      </a:solidFill>
                     </a:ln>
+                    <a:extLst>
+                      <a:ext uri="{53640926-AAD7-44d8-BBD7-CCE9431645EC}">
+                        <a14:shadowObscured xmlns:a14="http://schemas.microsoft.com/office/drawing/2010/main"/>
+                      </a:ext>
+                    </a:extLst>
                   </pic:spPr>
                 </pic:pic>
               </a:graphicData>
             </a:graphic>
+            <wp14:sizeRelH relativeFrom="page">
+              <wp14:pctWidth>0</wp14:pctWidth>
+            </wp14:sizeRelH>
+            <wp14:sizeRelV relativeFrom="page">
+              <wp14:pctHeight>0</wp14:pctHeight>
+            </wp14:sizeRelV>
           </wp:anchor>
         </w:drawing>
       </w:r>
-    </w:p>
-    <w:p>
-      <w:pPr>
-        <w:rPr>
-          <w:rFonts w:ascii="Arial" w:hAnsi="Arial" w:cs="Arial"/>
-          <w:lang w:val="nl-NL"/>
-        </w:rPr>
-      </w:pPr>
-    </w:p>
-    <w:p>
-      <w:pPr>
-        <w:rPr>
-          <w:rFonts w:ascii="Arial" w:hAnsi="Arial" w:cs="Arial"/>
-          <w:lang w:val="nl-NL"/>
-        </w:rPr>
-      </w:pPr>
-    </w:p>
-    <w:p>
-      <w:pPr>
-        <w:rPr>
-          <w:rFonts w:ascii="Arial" w:hAnsi="Arial" w:cs="Arial"/>
-          <w:lang w:val="nl-NL"/>
-        </w:rPr>
-      </w:pPr>
-    </w:p>
-    <w:p>
-      <w:pPr>
-        <w:rPr>
-          <w:rFonts w:ascii="Arial" w:hAnsi="Arial" w:cs="Arial"/>
-          <w:lang w:val="nl-NL"/>
-        </w:rPr>
-      </w:pPr>
-    </w:p>
-    <w:p>
-      <w:pPr>
-        <w:rPr>
-          <w:rFonts w:ascii="Arial" w:hAnsi="Arial" w:cs="Arial"/>
-          <w:lang w:val="nl-NL"/>
-        </w:rPr>
-      </w:pPr>
-    </w:p>
-    <w:p>
-      <w:pPr>
-        <w:rPr>
-          <w:rFonts w:ascii="Arial" w:hAnsi="Arial" w:cs="Arial"/>
-          <w:lang w:val="nl-NL"/>
-        </w:rPr>
-      </w:pPr>
-    </w:p>
-    <w:p>
-      <w:pPr>
-        <w:rPr>
-          <w:rFonts w:ascii="Arial" w:hAnsi="Arial" w:cs="Arial"/>
-          <w:lang w:val="nl-NL"/>
-        </w:rPr>
-      </w:pPr>
-    </w:p>
-    <w:p>
-      <w:pPr>
-        <w:rPr>
-          <w:rFonts w:ascii="Arial" w:hAnsi="Arial" w:cs="Arial"/>
-          <w:lang w:val="nl-NL"/>
-        </w:rPr>
-      </w:pPr>
-    </w:p>
-    <w:p>
-      <w:pPr>
-        <w:rPr>
-          <w:rFonts w:ascii="Arial" w:hAnsi="Arial" w:cs="Arial"/>
-          <w:lang w:val="nl-NL"/>
-        </w:rPr>
-      </w:pPr>
-    </w:p>
-    <w:p>
-      <w:pPr>
-        <w:rPr>
-          <w:rFonts w:ascii="Arial" w:hAnsi="Arial" w:cs="Arial"/>
-          <w:lang w:val="nl-NL"/>
-        </w:rPr>
-      </w:pPr>
-    </w:p>
-    <w:p>
-      <w:pPr>
-        <w:rPr>
-          <w:rFonts w:ascii="Arial" w:hAnsi="Arial" w:cs="Arial"/>
-          <w:lang w:val="nl-NL"/>
-        </w:rPr>
-      </w:pPr>
-      <w:r>
-        <w:rPr>
-          <w:rFonts w:ascii="Arial" w:hAnsi="Arial" w:cs="Arial"/>
-          <w:lang w:val="nl-NL"/>
-        </w:rPr>
-        <w:t xml:space="preserve">Op de beginpagina is een kaart te zien met daarop de huidige positie en de annotations van de bruggen, aanlegplaatsen en </w:t>
-      </w:r>
-      <w:r>
-        <w:rPr>
-          <w:rFonts w:ascii="Arial" w:hAnsi="Arial" w:cs="Arial"/>
-          <w:i/>
-          <w:lang w:val="nl-NL"/>
-        </w:rPr>
-        <w:t xml:space="preserve">POI’s </w:t>
-      </w:r>
-      <w:r>
-        <w:rPr>
-          <w:rFonts w:ascii="Arial" w:hAnsi="Arial" w:cs="Arial"/>
-          <w:lang w:val="nl-NL"/>
-        </w:rPr>
-        <w:t xml:space="preserve">in Leeuwarden. Zodra hier op geklikt wordt, krijg je een schermpje met informatie over de desbetreffende </w:t>
-      </w:r>
-      <w:r>
-        <w:rPr>
-          <w:rFonts w:ascii="Arial" w:hAnsi="Arial" w:cs="Arial"/>
-          <w:i/>
-          <w:lang w:val="nl-NL"/>
-        </w:rPr>
-        <w:t>annotation</w:t>
-      </w:r>
-      <w:r>
-        <w:rPr>
-          <w:rFonts w:ascii="Arial" w:hAnsi="Arial" w:cs="Arial"/>
-          <w:lang w:val="nl-NL"/>
-        </w:rPr>
-        <w:t>.</w:t>
-      </w:r>
-      <w:r>
-        <w:rPr>
-          <w:rFonts w:ascii="Arial" w:hAnsi="Arial" w:cs="Arial"/>
-          <w:lang w:val="nl-NL"/>
-        </w:rPr>
-        <w:t xml:space="preserve"> </w:t>
-      </w:r>
-      <w:r>
-        <w:rPr>
-          <w:rFonts w:ascii="Arial" w:hAnsi="Arial" w:cs="Arial"/>
-          <w:lang w:val="nl-NL"/>
-        </w:rPr>
-        <w:t>Met de tabbalk kun je navigeren tussen de verschillende pagina’s.</w:t>
-      </w:r>
-    </w:p>
-    <w:p>
-      <w:pPr>
-        <w:rPr>
-          <w:rFonts w:ascii="Arial" w:hAnsi="Arial" w:cs="Arial"/>
-          <w:lang w:val="nl-NL"/>
-        </w:rPr>
-      </w:pPr>
-    </w:p>
-    <w:p>
-      <w:pPr>
-        <w:rPr>
-          <w:rFonts w:ascii="Arial" w:hAnsi="Arial" w:cs="Arial"/>
-          <w:lang w:val="nl-NL"/>
-        </w:rPr>
-      </w:pPr>
-      <w:r>
-        <w:rPr>
-          <w:rFonts w:ascii="Arial" w:hAnsi="Arial" w:cs="Arial"/>
-          <w:lang w:val="nl-NL"/>
-        </w:rPr>
-        <w:t xml:space="preserve">Op de tweede pagina staat een lijst waarin de bruggen, aanlegplaatsen en </w:t>
-      </w:r>
-      <w:r>
-        <w:rPr>
-          <w:rFonts w:ascii="Arial" w:hAnsi="Arial" w:cs="Arial"/>
-          <w:i/>
-          <w:lang w:val="nl-NL"/>
-        </w:rPr>
-        <w:t>POI’s</w:t>
-      </w:r>
-      <w:r>
-        <w:rPr>
-          <w:rFonts w:ascii="Arial" w:hAnsi="Arial" w:cs="Arial"/>
-          <w:lang w:val="nl-NL"/>
-        </w:rPr>
-        <w:t xml:space="preserve"> staan, geordend op afstand. Wanneer er op één van de genoemde objecten wordt geklikt, wordt er een nieuwe pagina geopend, waarin alle gegevens staan van het desbetreffende object.</w:t>
-      </w:r>
-      <w:r>
-        <w:rPr>
-          <w:rFonts w:ascii="Arial" w:hAnsi="Arial" w:cs="Arial"/>
-          <w:lang w:val="nl-NL"/>
-        </w:rPr>
-        <w:t xml:space="preserve"> Met de zoekbalk op deze pagina kan je de lijst met objecten doorzoeken.</w:t>
-      </w:r>
-    </w:p>
-    <w:p>
-      <w:pPr>
-        <w:rPr>
-          <w:rFonts w:ascii="Arial" w:hAnsi="Arial" w:cs="Arial"/>
-          <w:lang w:val="nl-NL"/>
-        </w:rPr>
-      </w:pPr>
-    </w:p>
-    <w:p>
-      <w:pPr>
-        <w:rPr>
-          <w:rFonts w:ascii="Arial" w:hAnsi="Arial" w:cs="Arial"/>
-          <w:sz w:val="22"/>
-          <w:lang w:val="nl-NL"/>
-        </w:rPr>
-        <w:sectPr>
-          <w:headerReference w:type="default" r:id="rId34"/>
-          <w:pgSz w:w="11900" w:h="16840"/>
-          <w:pgMar w:top="1440" w:right="1440" w:bottom="1440" w:left="1440" w:header="708" w:footer="708" w:gutter="0"/>
-          <w:cols w:space="708"/>
-          <w:docGrid w:linePitch="360"/>
-        </w:sectPr>
-      </w:pPr>
-      <w:r>
-        <w:rPr>
-          <w:rFonts w:ascii="Arial" w:hAnsi="Arial" w:cs="Arial"/>
-          <w:lang w:val="nl-NL"/>
-        </w:rPr>
-        <w:t>Op de laatste pagina staan de instellingen</w:t>
-      </w:r>
-      <w:r>
-        <w:rPr>
-          <w:rFonts w:ascii="Arial" w:hAnsi="Arial" w:cs="Arial"/>
-          <w:lang w:val="nl-NL"/>
-        </w:rPr>
-        <w:t xml:space="preserve"> </w:t>
-      </w:r>
-      <w:r>
-        <w:rPr>
-          <w:rFonts w:ascii="Arial" w:hAnsi="Arial" w:cs="Arial"/>
-          <w:sz w:val="22"/>
-          <w:lang w:val="nl-NL"/>
-        </w:rPr>
-        <w:t>(meer informatie beschreven bij de 'main-App').</w:t>
-      </w:r>
-    </w:p>
-    <w:p>
-      <w:pPr>
-        <w:pStyle w:val="Heading3"/>
-        <w:rPr>
-          <w:lang w:val="nl-NL"/>
-        </w:rPr>
-      </w:pPr>
-      <w:bookmarkStart w:id="29" w:name="_Toc326833284"/>
-      <w:r>
-        <w:rPr>
-          <w:lang w:val="nl-NL"/>
-        </w:rPr>
-        <w:t>4</w:t>
-      </w:r>
-      <w:r>
-        <w:rPr>
-          <w:lang w:val="nl-NL"/>
-        </w:rPr>
-        <w:t>.2.4</w:t>
-      </w:r>
-      <w:r>
-        <w:rPr>
-          <w:lang w:val="nl-NL"/>
-        </w:rPr>
-        <w:tab/>
-      </w:r>
-      <w:r>
-        <w:rPr>
-          <w:lang w:val="nl-NL"/>
-        </w:rPr>
-        <w:t>Visstekken</w:t>
-      </w:r>
-      <w:r>
-        <w:rPr>
-          <w:lang w:val="nl-NL"/>
-        </w:rPr>
-        <w:t xml:space="preserve"> App</w:t>
-      </w:r>
-      <w:bookmarkEnd w:id="29"/>
-    </w:p>
-    <w:p>
-      <w:pPr>
-        <w:rPr>
-          <w:rFonts w:ascii="Arial" w:hAnsi="Arial" w:cs="Arial"/>
-          <w:lang w:val="nl-NL"/>
-        </w:rPr>
-      </w:pPr>
-      <w:r>
-        <w:rPr>
-          <w:rFonts w:ascii="Arial" w:hAnsi="Arial" w:cs="Arial"/>
-          <w:i/>
-          <w:lang w:val="nl-NL"/>
-        </w:rPr>
-        <w:t xml:space="preserve">In dit hoofdstuk wordt de vorm en werking van de </w:t>
-      </w:r>
-      <w:r>
-        <w:rPr>
-          <w:rFonts w:ascii="Arial" w:hAnsi="Arial" w:cs="Arial"/>
-          <w:i/>
-          <w:lang w:val="nl-NL"/>
-        </w:rPr>
-        <w:t>Visstekken</w:t>
-      </w:r>
-      <w:r>
-        <w:rPr>
-          <w:rFonts w:ascii="Arial" w:hAnsi="Arial" w:cs="Arial"/>
-          <w:i/>
-          <w:lang w:val="nl-NL"/>
-        </w:rPr>
-        <w:t xml:space="preserve"> App beschreven.</w:t>
-      </w:r>
-    </w:p>
-    <w:p>
-      <w:pPr>
-        <w:rPr>
-          <w:rFonts w:ascii="Arial" w:hAnsi="Arial" w:cs="Arial"/>
-          <w:lang w:val="nl-NL"/>
-        </w:rPr>
-      </w:pPr>
-    </w:p>
-    <w:p>
-      <w:pPr>
-        <w:rPr>
-          <w:rFonts w:ascii="Arial" w:hAnsi="Arial" w:cs="Arial"/>
-          <w:lang w:val="nl-NL"/>
-        </w:rPr>
-      </w:pPr>
-    </w:p>
-    <w:p>
-      <w:pPr>
-        <w:rPr>
-          <w:rFonts w:ascii="Arial" w:hAnsi="Arial" w:cs="Arial"/>
-          <w:lang w:val="nl-NL"/>
-        </w:rPr>
-      </w:pPr>
-      <w:r>
-        <w:rPr>
-          <w:rFonts w:ascii="Arial" w:hAnsi="Arial" w:cs="Arial"/>
-          <w:lang w:val="nl-NL"/>
-        </w:rPr>
-        <w:t xml:space="preserve">Hieronder is er een </w:t>
-      </w:r>
-      <w:r>
-        <w:rPr>
-          <w:rFonts w:ascii="Arial" w:hAnsi="Arial" w:cs="Arial"/>
-          <w:i/>
-          <w:lang w:val="nl-NL"/>
-        </w:rPr>
-        <w:t>Mockup</w:t>
-      </w:r>
-      <w:r>
-        <w:rPr>
-          <w:rFonts w:ascii="Arial" w:hAnsi="Arial" w:cs="Arial"/>
-          <w:lang w:val="nl-NL"/>
-        </w:rPr>
-        <w:t xml:space="preserve"> van de </w:t>
-      </w:r>
-      <w:r>
-        <w:rPr>
-          <w:rFonts w:ascii="Arial" w:hAnsi="Arial" w:cs="Arial"/>
-          <w:lang w:val="nl-NL"/>
-        </w:rPr>
-        <w:t>Visstekken</w:t>
-      </w:r>
-      <w:r>
-        <w:rPr>
-          <w:rFonts w:ascii="Arial" w:hAnsi="Arial" w:cs="Arial"/>
-          <w:lang w:val="nl-NL"/>
-        </w:rPr>
-        <w:t xml:space="preserve"> App te zien voor </w:t>
-      </w:r>
-      <w:r>
-        <w:rPr>
-          <w:rFonts w:ascii="Arial" w:hAnsi="Arial" w:cs="Arial"/>
-          <w:i/>
-          <w:lang w:val="nl-NL"/>
-        </w:rPr>
-        <w:t>iPhone</w:t>
-      </w:r>
-      <w:r>
-        <w:rPr>
-          <w:rFonts w:ascii="Arial" w:hAnsi="Arial" w:cs="Arial"/>
-          <w:lang w:val="nl-NL"/>
-        </w:rPr>
-        <w:t xml:space="preserve"> en daaronder één voor de </w:t>
-      </w:r>
-      <w:r>
-        <w:rPr>
-          <w:rFonts w:ascii="Arial" w:hAnsi="Arial" w:cs="Arial"/>
-          <w:i/>
-          <w:lang w:val="nl-NL"/>
-        </w:rPr>
-        <w:t>Android</w:t>
-      </w:r>
-      <w:r>
-        <w:rPr>
-          <w:rFonts w:ascii="Arial" w:hAnsi="Arial" w:cs="Arial"/>
-          <w:lang w:val="nl-NL"/>
-        </w:rPr>
-        <w:t>.</w:t>
-      </w:r>
-    </w:p>
-    <w:p>
-      <w:pPr>
-        <w:rPr>
-          <w:rFonts w:ascii="Arial" w:hAnsi="Arial" w:cs="Arial"/>
-          <w:lang w:val="nl-NL"/>
-        </w:rPr>
-      </w:pPr>
-    </w:p>
-    <w:p>
-      <w:pPr>
-        <w:rPr>
-          <w:rFonts w:ascii="Arial" w:hAnsi="Arial" w:cs="Arial"/>
-          <w:lang w:val="nl-NL"/>
-        </w:rPr>
-      </w:pPr>
       <w:r>
         <w:rPr>
           <w:rFonts w:ascii="Arial" w:hAnsi="Arial" w:cs="Arial"/>
           <w:noProof/>
-          <w:lang w:val="en-US" w:eastAsia="en-US"/>
+          <w:lang w:val="en-US"/>
         </w:rPr>
         <w:drawing>
-          <wp:anchor distT="0" distB="0" distL="114300" distR="114300" simplePos="0" relativeHeight="251684864" behindDoc="1" locked="0" layoutInCell="1" allowOverlap="1">
+          <wp:anchor distT="0" distB="0" distL="114300" distR="114300" simplePos="0" relativeHeight="251710464" behindDoc="1" locked="0" layoutInCell="1" allowOverlap="1" wp14:anchorId="571A9373" wp14:editId="31979784">
             <wp:simplePos x="0" y="0"/>
             <wp:positionH relativeFrom="column">
-              <wp:posOffset>1028700</wp:posOffset>
+              <wp:posOffset>-228600</wp:posOffset>
             </wp:positionH>
             <wp:positionV relativeFrom="paragraph">
-              <wp:posOffset>2011045</wp:posOffset>
+              <wp:posOffset>20955</wp:posOffset>
             </wp:positionV>
-            <wp:extent cx="3543300" cy="1592777"/>
-            <wp:effectExtent l="0" t="0" r="0" b="7620"/>
+            <wp:extent cx="1424940" cy="2051685"/>
+            <wp:effectExtent l="25400" t="25400" r="0" b="5715"/>
             <wp:wrapNone/>
-            <wp:docPr id="17" name="Afbeelding 17" descr="Macintosh HD:Users:eddiesprietsma:Documents:P4P project BrugApp:Docs:Mockups:Android Hellingen.png"/>
+            <wp:docPr id="23" name="Afbeelding 23" descr="Macintosh HD:Users:eddiesprietsma:Desktop:iOS-simulatorschermafbeelding 11 jun. 2012 09.27.46.png"/>
             <wp:cNvGraphicFramePr>
               <a:graphicFrameLocks xmlns:a="http://schemas.openxmlformats.org/drawingml/2006/main" noChangeAspect="1"/>
             </wp:cNvGraphicFramePr>
@@ -11705,62 +11858,622 @@
               <a:graphicData uri="http://schemas.openxmlformats.org/drawingml/2006/picture">
                 <pic:pic xmlns:pic="http://schemas.openxmlformats.org/drawingml/2006/picture">
                   <pic:nvPicPr>
-                    <pic:cNvPr id="0" name="Picture 11" descr="Macintosh HD:Users:eddiesprietsma:Documents:P4P project BrugApp:Docs:Mockups:Android Hellingen.png"/>
+                    <pic:cNvPr id="0" name="Picture 5" descr="Macintosh HD:Users:eddiesprietsma:Desktop:iOS-simulatorschermafbeelding 11 jun. 2012 09.27.46.png"/>
                     <pic:cNvPicPr>
                       <a:picLocks noChangeAspect="1" noChangeArrowheads="1"/>
                     </pic:cNvPicPr>
                   </pic:nvPicPr>
-                  <pic:blipFill>
-                    <a:blip r:embed="rId35" cstate="print">
+                  <pic:blipFill rotWithShape="1">
+                    <a:blip r:embed="rId38">
                       <a:extLst>
                         <a:ext uri="{28A0092B-C50C-407E-A947-70E740481C1C}">
-                          <a14:useLocalDpi xmlns:a14="http://schemas.microsoft.com/office/drawing/2010/main" xmlns:pic="http://schemas.openxmlformats.org/drawingml/2006/picture" xmlns:a="http://schemas.openxmlformats.org/drawingml/2006/main" xmlns:wps="http://schemas.microsoft.com/office/word/2010/wordprocessingShape" xmlns:wne="http://schemas.microsoft.com/office/word/2006/wordml" xmlns:wpi="http://schemas.microsoft.com/office/word/2010/wordprocessingInk" xmlns:wpg="http://schemas.microsoft.com/office/word/2010/wordprocessingGroup" xmlns:w14="http://schemas.microsoft.com/office/word/2010/wordml" xmlns:w="http://schemas.openxmlformats.org/wordprocessingml/2006/main" xmlns:w10="urn:schemas-microsoft-com:office:word" xmlns:wp="http://schemas.openxmlformats.org/drawingml/2006/wordprocessingDrawing" xmlns:wp14="http://schemas.microsoft.com/office/word/2010/wordprocessingDrawing" xmlns:v="urn:schemas-microsoft-com:vml" xmlns:m="http://schemas.openxmlformats.org/officeDocument/2006/math" xmlns:r="http://schemas.openxmlformats.org/officeDocument/2006/relationships" xmlns:o="urn:schemas-microsoft-com:office:office" xmlns:mc="http://schemas.openxmlformats.org/markup-compatibility/2006" xmlns:wpc="http://schemas.microsoft.com/office/word/2010/wordprocessingCanvas" xmlns="" val="0"/>
+                          <a14:useLocalDpi xmlns:a14="http://schemas.microsoft.com/office/drawing/2010/main" val="0"/>
                         </a:ext>
                       </a:extLst>
                     </a:blip>
-                    <a:srcRect/>
-                    <a:stretch>
-                      <a:fillRect/>
-                    </a:stretch>
+                    <a:srcRect t="4000"/>
+                    <a:stretch/>
                   </pic:blipFill>
                   <pic:spPr bwMode="auto">
                     <a:xfrm>
                       <a:off x="0" y="0"/>
-                      <a:ext cx="3543300" cy="1592777"/>
+                      <a:ext cx="1424940" cy="2051685"/>
                     </a:xfrm>
                     <a:prstGeom prst="rect">
                       <a:avLst/>
                     </a:prstGeom>
                     <a:noFill/>
-                    <a:ln>
-                      <a:noFill/>
+                    <a:ln w="3175" cmpd="sng">
+                      <a:solidFill>
+                        <a:schemeClr val="tx1"/>
+                      </a:solidFill>
                     </a:ln>
+                    <a:extLst>
+                      <a:ext uri="{53640926-AAD7-44d8-BBD7-CCE9431645EC}">
+                        <a14:shadowObscured xmlns:a14="http://schemas.microsoft.com/office/drawing/2010/main"/>
+                      </a:ext>
+                    </a:extLst>
                   </pic:spPr>
                 </pic:pic>
               </a:graphicData>
             </a:graphic>
+            <wp14:sizeRelH relativeFrom="page">
+              <wp14:pctWidth>0</wp14:pctWidth>
+            </wp14:sizeRelH>
+            <wp14:sizeRelV relativeFrom="page">
+              <wp14:pctHeight>0</wp14:pctHeight>
+            </wp14:sizeRelV>
           </wp:anchor>
         </w:drawing>
       </w:r>
+    </w:p>
+    <w:p>
+      <w:pPr>
+        <w:rPr>
+          <w:rFonts w:ascii="Arial" w:hAnsi="Arial" w:cs="Arial"/>
+          <w:lang w:val="nl-NL"/>
+        </w:rPr>
+      </w:pPr>
+    </w:p>
+    <w:p>
+      <w:pPr>
+        <w:rPr>
+          <w:rFonts w:ascii="Arial" w:hAnsi="Arial" w:cs="Arial"/>
+          <w:lang w:val="nl-NL"/>
+        </w:rPr>
+      </w:pPr>
+    </w:p>
+    <w:p>
+      <w:pPr>
+        <w:rPr>
+          <w:rFonts w:ascii="Arial" w:hAnsi="Arial" w:cs="Arial"/>
+          <w:lang w:val="nl-NL"/>
+        </w:rPr>
+      </w:pPr>
+    </w:p>
+    <w:p>
+      <w:pPr>
+        <w:rPr>
+          <w:rFonts w:ascii="Arial" w:hAnsi="Arial" w:cs="Arial"/>
+          <w:lang w:val="nl-NL"/>
+        </w:rPr>
+      </w:pPr>
+    </w:p>
+    <w:p>
+      <w:pPr>
+        <w:rPr>
+          <w:rFonts w:ascii="Arial" w:hAnsi="Arial" w:cs="Arial"/>
+          <w:lang w:val="nl-NL"/>
+        </w:rPr>
+      </w:pPr>
+    </w:p>
+    <w:p>
+      <w:pPr>
+        <w:rPr>
+          <w:rFonts w:ascii="Arial" w:hAnsi="Arial" w:cs="Arial"/>
+          <w:lang w:val="nl-NL"/>
+        </w:rPr>
+      </w:pPr>
+    </w:p>
+    <w:p>
+      <w:pPr>
+        <w:rPr>
+          <w:rFonts w:ascii="Arial" w:hAnsi="Arial" w:cs="Arial"/>
+          <w:lang w:val="nl-NL"/>
+        </w:rPr>
+      </w:pPr>
+    </w:p>
+    <w:p>
+      <w:pPr>
+        <w:rPr>
+          <w:rFonts w:ascii="Arial" w:hAnsi="Arial" w:cs="Arial"/>
+          <w:lang w:val="nl-NL"/>
+        </w:rPr>
+      </w:pPr>
+    </w:p>
+    <w:p>
+      <w:pPr>
+        <w:rPr>
+          <w:rFonts w:ascii="Arial" w:hAnsi="Arial" w:cs="Arial"/>
+          <w:lang w:val="nl-NL"/>
+        </w:rPr>
+      </w:pPr>
+    </w:p>
+    <w:p>
+      <w:pPr>
+        <w:rPr>
+          <w:rFonts w:ascii="Arial" w:hAnsi="Arial" w:cs="Arial"/>
+          <w:lang w:val="nl-NL"/>
+        </w:rPr>
+      </w:pPr>
+    </w:p>
+    <w:p>
+      <w:pPr>
+        <w:rPr>
+          <w:rFonts w:ascii="Arial" w:hAnsi="Arial" w:cs="Arial"/>
+          <w:lang w:val="nl-NL"/>
+        </w:rPr>
+      </w:pPr>
+    </w:p>
+    <w:p>
+      <w:pPr>
+        <w:rPr>
+          <w:rFonts w:ascii="Arial" w:hAnsi="Arial" w:cs="Arial"/>
+          <w:lang w:val="nl-NL"/>
+        </w:rPr>
+      </w:pPr>
+    </w:p>
+    <w:p>
+      <w:pPr>
+        <w:rPr>
+          <w:rFonts w:ascii="Arial" w:hAnsi="Arial" w:cs="Arial"/>
+          <w:lang w:val="nl-NL"/>
+        </w:rPr>
+      </w:pPr>
+    </w:p>
+    <w:p>
+      <w:pPr>
+        <w:rPr>
+          <w:rFonts w:ascii="Arial" w:hAnsi="Arial" w:cs="Arial"/>
+          <w:lang w:val="nl-NL"/>
+        </w:rPr>
+      </w:pPr>
+      <w:r>
+        <w:rPr>
+          <w:rFonts w:ascii="Arial" w:hAnsi="Arial" w:cs="Arial"/>
+          <w:lang w:val="nl-NL"/>
+        </w:rPr>
+        <w:t xml:space="preserve">Op de beginpagina is een kaart te zien met daarop de huidige positie en de annotations van de bruggen, aanlegplaatsen en </w:t>
+      </w:r>
+      <w:r>
+        <w:rPr>
+          <w:rFonts w:ascii="Arial" w:hAnsi="Arial" w:cs="Arial"/>
+          <w:i/>
+          <w:lang w:val="nl-NL"/>
+        </w:rPr>
+        <w:t xml:space="preserve">POI’s </w:t>
+      </w:r>
+      <w:r>
+        <w:rPr>
+          <w:rFonts w:ascii="Arial" w:hAnsi="Arial" w:cs="Arial"/>
+          <w:lang w:val="nl-NL"/>
+        </w:rPr>
+        <w:t xml:space="preserve">in Leeuwarden. Zodra hier op geklikt wordt, krijg je een schermpje met informatie over de desbetreffende </w:t>
+      </w:r>
+      <w:r>
+        <w:rPr>
+          <w:rFonts w:ascii="Arial" w:hAnsi="Arial" w:cs="Arial"/>
+          <w:i/>
+          <w:lang w:val="nl-NL"/>
+        </w:rPr>
+        <w:t>annotation</w:t>
+      </w:r>
+      <w:r>
+        <w:rPr>
+          <w:rFonts w:ascii="Arial" w:hAnsi="Arial" w:cs="Arial"/>
+          <w:lang w:val="nl-NL"/>
+        </w:rPr>
+        <w:t>.</w:t>
+      </w:r>
+      <w:r>
+        <w:rPr>
+          <w:rFonts w:ascii="Arial" w:hAnsi="Arial" w:cs="Arial"/>
+          <w:lang w:val="nl-NL"/>
+        </w:rPr>
+        <w:t xml:space="preserve"> </w:t>
+      </w:r>
+      <w:r>
+        <w:rPr>
+          <w:rFonts w:ascii="Arial" w:hAnsi="Arial" w:cs="Arial"/>
+          <w:lang w:val="nl-NL"/>
+        </w:rPr>
+        <w:t>Met de tabbalk kun je navigeren tussen de verschillende pagina’s.</w:t>
+      </w:r>
+    </w:p>
+    <w:p>
+      <w:pPr>
+        <w:rPr>
+          <w:rFonts w:ascii="Arial" w:hAnsi="Arial" w:cs="Arial"/>
+          <w:lang w:val="nl-NL"/>
+        </w:rPr>
+      </w:pPr>
+    </w:p>
+    <w:p>
+      <w:pPr>
+        <w:rPr>
+          <w:rFonts w:ascii="Arial" w:hAnsi="Arial" w:cs="Arial"/>
+          <w:lang w:val="nl-NL"/>
+        </w:rPr>
+      </w:pPr>
+      <w:r>
+        <w:rPr>
+          <w:rFonts w:ascii="Arial" w:hAnsi="Arial" w:cs="Arial"/>
+          <w:lang w:val="nl-NL"/>
+        </w:rPr>
+        <w:t xml:space="preserve">Op de tweede pagina staat een lijst waarin de bruggen, aanlegplaatsen en </w:t>
+      </w:r>
+      <w:r>
+        <w:rPr>
+          <w:rFonts w:ascii="Arial" w:hAnsi="Arial" w:cs="Arial"/>
+          <w:i/>
+          <w:lang w:val="nl-NL"/>
+        </w:rPr>
+        <w:t>POI’s</w:t>
+      </w:r>
+      <w:r>
+        <w:rPr>
+          <w:rFonts w:ascii="Arial" w:hAnsi="Arial" w:cs="Arial"/>
+          <w:lang w:val="nl-NL"/>
+        </w:rPr>
+        <w:t xml:space="preserve"> staan, geordend op afstand. Wanneer er op één van de genoemde objecten wordt geklikt, wordt er een nieuwe pagina geopend, waarin alle gegevens staan van het desbetreffende object.</w:t>
+      </w:r>
+      <w:r>
+        <w:rPr>
+          <w:rFonts w:ascii="Arial" w:hAnsi="Arial" w:cs="Arial"/>
+          <w:lang w:val="nl-NL"/>
+        </w:rPr>
+        <w:t xml:space="preserve"> Met de zoekbalk op deze pagina kan je de lijst met objecten doorzoeken.</w:t>
+      </w:r>
+    </w:p>
+    <w:p>
+      <w:pPr>
+        <w:rPr>
+          <w:rFonts w:ascii="Arial" w:hAnsi="Arial" w:cs="Arial"/>
+          <w:lang w:val="nl-NL"/>
+        </w:rPr>
+      </w:pPr>
+    </w:p>
+    <w:p>
+      <w:pPr>
+        <w:rPr>
+          <w:rFonts w:ascii="Arial" w:hAnsi="Arial" w:cs="Arial"/>
+          <w:sz w:val="22"/>
+          <w:lang w:val="nl-NL"/>
+        </w:rPr>
+        <w:sectPr>
+          <w:headerReference w:type="default" r:id="rId39"/>
+          <w:pgSz w:w="11900" w:h="16840"/>
+          <w:pgMar w:top="1440" w:right="1440" w:bottom="1440" w:left="1440" w:header="708" w:footer="708" w:gutter="0"/>
+          <w:cols w:space="708"/>
+          <w:docGrid w:linePitch="360"/>
+        </w:sectPr>
+      </w:pPr>
+      <w:r>
+        <w:rPr>
+          <w:rFonts w:ascii="Arial" w:hAnsi="Arial" w:cs="Arial"/>
+          <w:lang w:val="nl-NL"/>
+        </w:rPr>
+        <w:t>Op de laatste pagina staan de instellingen</w:t>
+      </w:r>
+      <w:r>
+        <w:rPr>
+          <w:rFonts w:ascii="Arial" w:hAnsi="Arial" w:cs="Arial"/>
+          <w:lang w:val="nl-NL"/>
+        </w:rPr>
+        <w:t xml:space="preserve"> </w:t>
+      </w:r>
+      <w:r>
+        <w:rPr>
+          <w:rFonts w:ascii="Arial" w:hAnsi="Arial" w:cs="Arial"/>
+          <w:sz w:val="22"/>
+          <w:lang w:val="nl-NL"/>
+        </w:rPr>
+        <w:t>(meer informatie beschreven bij de 'main-App').</w:t>
+      </w:r>
+    </w:p>
+    <w:p>
+      <w:pPr>
+        <w:pStyle w:val="Kop3"/>
+        <w:rPr>
+          <w:lang w:val="nl-NL"/>
+        </w:rPr>
+      </w:pPr>
+      <w:bookmarkStart w:id="26" w:name="_Toc326833284"/>
+      <w:r>
+        <w:rPr>
+          <w:lang w:val="nl-NL"/>
+        </w:rPr>
+        <w:lastRenderedPageBreak/>
+        <w:t>4</w:t>
+      </w:r>
+      <w:r>
+        <w:rPr>
+          <w:lang w:val="nl-NL"/>
+        </w:rPr>
+        <w:t>.2.4</w:t>
+      </w:r>
+      <w:r>
+        <w:rPr>
+          <w:lang w:val="nl-NL"/>
+        </w:rPr>
+        <w:tab/>
+      </w:r>
+      <w:r>
+        <w:rPr>
+          <w:lang w:val="nl-NL"/>
+        </w:rPr>
+        <w:t>Visstekken</w:t>
+      </w:r>
+      <w:r>
+        <w:rPr>
+          <w:lang w:val="nl-NL"/>
+        </w:rPr>
+        <w:t xml:space="preserve"> App</w:t>
+      </w:r>
+      <w:bookmarkEnd w:id="26"/>
+    </w:p>
+    <w:p>
+      <w:pPr>
+        <w:rPr>
+          <w:rFonts w:ascii="Arial" w:hAnsi="Arial" w:cs="Arial"/>
+          <w:lang w:val="nl-NL"/>
+        </w:rPr>
+      </w:pPr>
+      <w:r>
+        <w:rPr>
+          <w:rFonts w:ascii="Arial" w:hAnsi="Arial" w:cs="Arial"/>
+          <w:i/>
+          <w:lang w:val="nl-NL"/>
+        </w:rPr>
+        <w:t xml:space="preserve">In dit hoofdstuk wordt de vorm en werking van de </w:t>
+      </w:r>
+      <w:r>
+        <w:rPr>
+          <w:rFonts w:ascii="Arial" w:hAnsi="Arial" w:cs="Arial"/>
+          <w:i/>
+          <w:lang w:val="nl-NL"/>
+        </w:rPr>
+        <w:t>Visstekken</w:t>
+      </w:r>
+      <w:r>
+        <w:rPr>
+          <w:rFonts w:ascii="Arial" w:hAnsi="Arial" w:cs="Arial"/>
+          <w:i/>
+          <w:lang w:val="nl-NL"/>
+        </w:rPr>
+        <w:t xml:space="preserve"> App beschreven.</w:t>
+      </w:r>
+    </w:p>
+    <w:p>
+      <w:pPr>
+        <w:rPr>
+          <w:rFonts w:ascii="Arial" w:hAnsi="Arial" w:cs="Arial"/>
+          <w:lang w:val="nl-NL"/>
+        </w:rPr>
+      </w:pPr>
+    </w:p>
+    <w:p>
+      <w:pPr>
+        <w:rPr>
+          <w:rFonts w:ascii="Arial" w:hAnsi="Arial" w:cs="Arial"/>
+          <w:lang w:val="nl-NL"/>
+        </w:rPr>
+      </w:pPr>
+    </w:p>
+    <w:p>
+      <w:pPr>
+        <w:rPr>
+          <w:rFonts w:ascii="Arial" w:hAnsi="Arial" w:cs="Arial"/>
+          <w:lang w:val="nl-NL"/>
+        </w:rPr>
+      </w:pPr>
+      <w:r>
+        <w:rPr>
+          <w:rFonts w:ascii="Arial" w:hAnsi="Arial" w:cs="Arial"/>
+          <w:lang w:val="nl-NL"/>
+        </w:rPr>
+        <w:t xml:space="preserve">Hieronder </w:t>
+      </w:r>
+      <w:r>
+        <w:rPr>
+          <w:rFonts w:ascii="Arial" w:hAnsi="Arial" w:cs="Arial"/>
+          <w:lang w:val="nl-NL"/>
+        </w:rPr>
+        <w:t xml:space="preserve">zijn de afbeeldingen </w:t>
+      </w:r>
+      <w:r>
+        <w:rPr>
+          <w:rFonts w:ascii="Arial" w:hAnsi="Arial" w:cs="Arial"/>
+          <w:lang w:val="nl-NL"/>
+        </w:rPr>
+        <w:t xml:space="preserve">van de </w:t>
+      </w:r>
+      <w:r>
+        <w:rPr>
+          <w:rFonts w:ascii="Arial" w:hAnsi="Arial" w:cs="Arial"/>
+          <w:lang w:val="nl-NL"/>
+        </w:rPr>
+        <w:t>Visstekken</w:t>
+      </w:r>
+      <w:r>
+        <w:rPr>
+          <w:rFonts w:ascii="Arial" w:hAnsi="Arial" w:cs="Arial"/>
+          <w:lang w:val="nl-NL"/>
+        </w:rPr>
+        <w:t xml:space="preserve"> App te zien</w:t>
+      </w:r>
+      <w:r>
+        <w:rPr>
+          <w:rFonts w:ascii="Arial" w:hAnsi="Arial" w:cs="Arial"/>
+          <w:lang w:val="nl-NL"/>
+        </w:rPr>
+        <w:t>:</w:t>
+      </w:r>
+    </w:p>
+    <w:p>
+      <w:pPr>
+        <w:rPr>
+          <w:rFonts w:ascii="Arial" w:hAnsi="Arial" w:cs="Arial"/>
+          <w:lang w:val="nl-NL"/>
+        </w:rPr>
+      </w:pPr>
       <w:r>
         <w:rPr>
           <w:rFonts w:ascii="Arial" w:hAnsi="Arial" w:cs="Arial"/>
           <w:noProof/>
-          <w:lang w:val="en-US" w:eastAsia="en-US"/>
+          <w:lang w:val="en-US"/>
+        </w:rPr>
+        <w:pict w14:anchorId="1F9C7CA5">
+          <v:shape id="_x0000_s1038" type="#_x0000_t202" style="position:absolute;margin-left:126pt;margin-top:10.15pt;width:297pt;height:18pt;z-index:-251596800;visibility:visible;mso-wrap-edited:f;mso-height-percent:0;mso-wrap-distance-left:9pt;mso-wrap-distance-top:0;mso-wrap-distance-right:9pt;mso-wrap-distance-bottom:0;mso-position-horizontal-relative:text;mso-position-vertical-relative:text;mso-height-percent:0;mso-height-relative:margin;v-text-anchor:top" wrapcoords="-58 0 -58 19800 21600 19800 21600 0 -58 0" o:gfxdata="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" stroked="f">
+            <v:textbox inset="0,0,0,0">
+              <w:txbxContent>
+                <w:p>
+                  <w:pPr>
+                    <w:pStyle w:val="Bijschrift"/>
+                  </w:pPr>
+                  <w:r>
+                    <w:t xml:space="preserve">figuur 4: afbeeldingen van de 'Visstekken App' </w:t>
+                  </w:r>
+                </w:p>
+              </w:txbxContent>
+            </v:textbox>
+            <w10:wrap type="through"/>
+          </v:shape>
+        </w:pict>
+      </w:r>
+    </w:p>
+    <w:p>
+      <w:pPr>
+        <w:rPr>
+          <w:rFonts w:ascii="Arial" w:hAnsi="Arial" w:cs="Arial"/>
+          <w:lang w:val="nl-NL"/>
+        </w:rPr>
+      </w:pPr>
+    </w:p>
+    <w:p>
+      <w:pPr>
+        <w:rPr>
+          <w:rFonts w:ascii="Arial" w:hAnsi="Arial" w:cs="Arial"/>
+          <w:lang w:val="nl-NL"/>
+        </w:rPr>
+      </w:pPr>
+      <w:bookmarkStart w:id="27" w:name="_GoBack"/>
+      <w:bookmarkEnd w:id="27"/>
+    </w:p>
+    <w:p>
+      <w:pPr>
+        <w:rPr>
+          <w:rFonts w:ascii="Arial" w:hAnsi="Arial" w:cs="Arial"/>
+          <w:lang w:val="nl-NL"/>
+        </w:rPr>
+      </w:pPr>
+    </w:p>
+    <w:p>
+      <w:pPr>
+        <w:rPr>
+          <w:rFonts w:ascii="Arial" w:hAnsi="Arial" w:cs="Arial"/>
+          <w:lang w:val="nl-NL"/>
+        </w:rPr>
+      </w:pPr>
+      <w:r>
+        <w:rPr>
+          <w:rFonts w:ascii="Arial" w:hAnsi="Arial" w:cs="Arial"/>
+          <w:b/>
+          <w:sz w:val="20"/>
+          <w:lang w:val="nl-NL"/>
+        </w:rPr>
+        <w:t xml:space="preserve">Beginpagina     </w:t>
+      </w:r>
+      <w:r>
+        <w:rPr>
+          <w:rFonts w:ascii="Arial" w:hAnsi="Arial" w:cs="Arial"/>
+          <w:b/>
+          <w:sz w:val="20"/>
+          <w:lang w:val="nl-NL"/>
+        </w:rPr>
+        <w:tab/>
+        <w:t xml:space="preserve">  </w:t>
+      </w:r>
+      <w:r>
+        <w:rPr>
+          <w:rFonts w:ascii="Arial" w:hAnsi="Arial" w:cs="Arial"/>
+          <w:b/>
+          <w:sz w:val="20"/>
+          <w:lang w:val="nl-NL"/>
+        </w:rPr>
+        <w:t xml:space="preserve">             Lijst</w:t>
+      </w:r>
+      <w:r>
+        <w:rPr>
+          <w:rFonts w:ascii="Arial" w:hAnsi="Arial" w:cs="Arial"/>
+          <w:b/>
+          <w:sz w:val="20"/>
+          <w:lang w:val="nl-NL"/>
+        </w:rPr>
+        <w:tab/>
+        <w:t xml:space="preserve">     </w:t>
+      </w:r>
+      <w:r>
+        <w:rPr>
+          <w:rFonts w:ascii="Arial" w:hAnsi="Arial" w:cs="Arial"/>
+          <w:b/>
+          <w:sz w:val="20"/>
+          <w:lang w:val="nl-NL"/>
+        </w:rPr>
+        <w:t xml:space="preserve">                        Detailscherm</w:t>
+      </w:r>
+      <w:r>
+        <w:rPr>
+          <w:rFonts w:ascii="Arial" w:hAnsi="Arial" w:cs="Arial"/>
+          <w:b/>
+          <w:sz w:val="20"/>
+          <w:lang w:val="nl-NL"/>
+        </w:rPr>
+        <w:tab/>
+      </w:r>
+      <w:r>
+        <w:rPr>
+          <w:rFonts w:ascii="Arial" w:hAnsi="Arial" w:cs="Arial"/>
+          <w:b/>
+          <w:sz w:val="20"/>
+          <w:lang w:val="nl-NL"/>
+        </w:rPr>
+        <w:t xml:space="preserve">             </w:t>
+      </w:r>
+      <w:r>
+        <w:rPr>
+          <w:rFonts w:ascii="Arial" w:hAnsi="Arial" w:cs="Arial"/>
+          <w:b/>
+          <w:sz w:val="20"/>
+          <w:lang w:val="nl-NL"/>
+        </w:rPr>
+        <w:t>Instellingen</w:t>
+      </w:r>
+      <w:r>
+        <w:rPr>
+          <w:rFonts w:ascii="Arial" w:hAnsi="Arial" w:cs="Arial"/>
+          <w:noProof/>
+          <w:lang w:val="en-US"/>
+        </w:rPr>
+        <w:t xml:space="preserve"> </w:t>
+      </w:r>
+    </w:p>
+    <w:p>
+      <w:pPr>
+        <w:rPr>
+          <w:rFonts w:ascii="Arial" w:hAnsi="Arial" w:cs="Arial"/>
+          <w:lang w:val="nl-NL"/>
+        </w:rPr>
+      </w:pPr>
+      <w:r>
+        <w:rPr>
+          <w:rFonts w:ascii="Arial" w:hAnsi="Arial" w:cs="Arial"/>
+          <w:noProof/>
+          <w:lang w:val="en-US"/>
         </w:rPr>
         <w:drawing>
-          <wp:anchor distT="0" distB="0" distL="114300" distR="114300" simplePos="0" relativeHeight="251683840" behindDoc="1" locked="0" layoutInCell="1" allowOverlap="1">
+          <wp:anchor distT="0" distB="0" distL="114300" distR="114300" simplePos="0" relativeHeight="251715584" behindDoc="1" locked="0" layoutInCell="1" allowOverlap="1" wp14:anchorId="516689AD" wp14:editId="65BC937A">
             <wp:simplePos x="0" y="0"/>
             <wp:positionH relativeFrom="column">
-              <wp:posOffset>1028700</wp:posOffset>
+              <wp:posOffset>1371600</wp:posOffset>
             </wp:positionH>
             <wp:positionV relativeFrom="paragraph">
-              <wp:posOffset>182245</wp:posOffset>
+              <wp:posOffset>52705</wp:posOffset>
             </wp:positionV>
-            <wp:extent cx="3543300" cy="1606914"/>
-            <wp:effectExtent l="0" t="0" r="0" b="0"/>
-            <wp:wrapNone/>
-            <wp:docPr id="16" name="Afbeelding 16" descr="Macintosh HD:Users:eddiesprietsma:Documents:P4P project BrugApp:Docs:Mockups:Iphone Hellingen.png"/>
+            <wp:extent cx="1428115" cy="2051685"/>
+            <wp:effectExtent l="25400" t="25400" r="0" b="5715"/>
+            <wp:wrapSquare wrapText="bothSides"/>
+            <wp:docPr id="28" name="Afbeelding 28" descr="Macintosh HD:Users:eddiesprietsma:Desktop:iOS-simulatorschermafbeelding 11 jun. 2012 10.25.58.png"/>
             <wp:cNvGraphicFramePr>
               <a:graphicFrameLocks xmlns:a="http://schemas.openxmlformats.org/drawingml/2006/main" noChangeAspect="1"/>
             </wp:cNvGraphicFramePr>
@@ -11768,75 +12481,276 @@
               <a:graphicData uri="http://schemas.openxmlformats.org/drawingml/2006/picture">
                 <pic:pic xmlns:pic="http://schemas.openxmlformats.org/drawingml/2006/picture">
                   <pic:nvPicPr>
-                    <pic:cNvPr id="0" name="Picture 10" descr="Macintosh HD:Users:eddiesprietsma:Documents:P4P project BrugApp:Docs:Mockups:Iphone Hellingen.png"/>
+                    <pic:cNvPr id="0" name="Picture 10" descr="Macintosh HD:Users:eddiesprietsma:Desktop:iOS-simulatorschermafbeelding 11 jun. 2012 10.25.58.png"/>
                     <pic:cNvPicPr>
                       <a:picLocks noChangeAspect="1" noChangeArrowheads="1"/>
                     </pic:cNvPicPr>
                   </pic:nvPicPr>
-                  <pic:blipFill>
-                    <a:blip r:embed="rId33" cstate="print">
+                  <pic:blipFill rotWithShape="1">
+                    <a:blip r:embed="rId40">
                       <a:extLst>
                         <a:ext uri="{28A0092B-C50C-407E-A947-70E740481C1C}">
-                          <a14:useLocalDpi xmlns:a14="http://schemas.microsoft.com/office/drawing/2010/main" xmlns:pic="http://schemas.openxmlformats.org/drawingml/2006/picture" xmlns:a="http://schemas.openxmlformats.org/drawingml/2006/main" xmlns:wps="http://schemas.microsoft.com/office/word/2010/wordprocessingShape" xmlns:wne="http://schemas.microsoft.com/office/word/2006/wordml" xmlns:wpi="http://schemas.microsoft.com/office/word/2010/wordprocessingInk" xmlns:wpg="http://schemas.microsoft.com/office/word/2010/wordprocessingGroup" xmlns:w14="http://schemas.microsoft.com/office/word/2010/wordml" xmlns:w="http://schemas.openxmlformats.org/wordprocessingml/2006/main" xmlns:w10="urn:schemas-microsoft-com:office:word" xmlns:wp="http://schemas.openxmlformats.org/drawingml/2006/wordprocessingDrawing" xmlns:wp14="http://schemas.microsoft.com/office/word/2010/wordprocessingDrawing" xmlns:v="urn:schemas-microsoft-com:vml" xmlns:m="http://schemas.openxmlformats.org/officeDocument/2006/math" xmlns:r="http://schemas.openxmlformats.org/officeDocument/2006/relationships" xmlns:o="urn:schemas-microsoft-com:office:office" xmlns:mc="http://schemas.openxmlformats.org/markup-compatibility/2006" xmlns:wpc="http://schemas.microsoft.com/office/word/2010/wordprocessingCanvas" xmlns="" val="0"/>
+                          <a14:useLocalDpi xmlns:a14="http://schemas.microsoft.com/office/drawing/2010/main" val="0"/>
                         </a:ext>
                       </a:extLst>
                     </a:blip>
-                    <a:srcRect/>
-                    <a:stretch>
-                      <a:fillRect/>
-                    </a:stretch>
+                    <a:srcRect t="4222"/>
+                    <a:stretch/>
                   </pic:blipFill>
                   <pic:spPr bwMode="auto">
                     <a:xfrm>
                       <a:off x="0" y="0"/>
-                      <a:ext cx="3543300" cy="1606914"/>
+                      <a:ext cx="1428115" cy="2051685"/>
                     </a:xfrm>
                     <a:prstGeom prst="rect">
                       <a:avLst/>
                     </a:prstGeom>
                     <a:noFill/>
-                    <a:ln>
-                      <a:noFill/>
+                    <a:ln w="3175" cmpd="sng">
+                      <a:solidFill>
+                        <a:schemeClr val="tx1"/>
+                      </a:solidFill>
                     </a:ln>
+                    <a:extLst>
+                      <a:ext uri="{53640926-AAD7-44d8-BBD7-CCE9431645EC}">
+                        <a14:shadowObscured xmlns:a14="http://schemas.microsoft.com/office/drawing/2010/main"/>
+                      </a:ext>
+                    </a:extLst>
                   </pic:spPr>
                 </pic:pic>
               </a:graphicData>
             </a:graphic>
+            <wp14:sizeRelH relativeFrom="page">
+              <wp14:pctWidth>0</wp14:pctWidth>
+            </wp14:sizeRelH>
+            <wp14:sizeRelV relativeFrom="page">
+              <wp14:pctHeight>0</wp14:pctHeight>
+            </wp14:sizeRelV>
           </wp:anchor>
         </w:drawing>
       </w:r>
-    </w:p>
-    <w:p>
-      <w:pPr>
-        <w:rPr>
-          <w:rFonts w:ascii="Arial" w:hAnsi="Arial" w:cs="Arial"/>
-          <w:lang w:val="nl-NL"/>
-        </w:rPr>
-      </w:pPr>
-    </w:p>
-    <w:p>
-      <w:pPr>
-        <w:rPr>
-          <w:rFonts w:ascii="Arial" w:hAnsi="Arial" w:cs="Arial"/>
-          <w:lang w:val="nl-NL"/>
-        </w:rPr>
-      </w:pPr>
-    </w:p>
-    <w:p>
-      <w:pPr>
-        <w:rPr>
-          <w:rFonts w:ascii="Arial" w:hAnsi="Arial" w:cs="Arial"/>
-          <w:lang w:val="nl-NL"/>
-        </w:rPr>
-      </w:pPr>
-    </w:p>
-    <w:p>
-      <w:pPr>
-        <w:rPr>
-          <w:rFonts w:ascii="Arial" w:hAnsi="Arial" w:cs="Arial"/>
-          <w:lang w:val="nl-NL"/>
-        </w:rPr>
-      </w:pPr>
+      <w:r>
+        <w:rPr>
+          <w:rFonts w:ascii="Arial" w:hAnsi="Arial" w:cs="Arial"/>
+          <w:noProof/>
+          <w:lang w:val="en-US"/>
+        </w:rPr>
+        <w:drawing>
+          <wp:anchor distT="0" distB="0" distL="114300" distR="114300" simplePos="0" relativeHeight="251716608" behindDoc="1" locked="0" layoutInCell="1" allowOverlap="1" wp14:anchorId="0E72A32A" wp14:editId="5EEA2EB0">
+            <wp:simplePos x="0" y="0"/>
+            <wp:positionH relativeFrom="column">
+              <wp:posOffset>-228600</wp:posOffset>
+            </wp:positionH>
+            <wp:positionV relativeFrom="paragraph">
+              <wp:posOffset>52705</wp:posOffset>
+            </wp:positionV>
+            <wp:extent cx="1428115" cy="2051685"/>
+            <wp:effectExtent l="25400" t="25400" r="0" b="5715"/>
+            <wp:wrapNone/>
+            <wp:docPr id="27" name="Afbeelding 27" descr="Macintosh HD:Users:eddiesprietsma:Desktop:iOS-simulatorschermafbeelding 11 jun. 2012 10.25.41.png"/>
+            <wp:cNvGraphicFramePr>
+              <a:graphicFrameLocks xmlns:a="http://schemas.openxmlformats.org/drawingml/2006/main" noChangeAspect="1"/>
+            </wp:cNvGraphicFramePr>
+            <a:graphic xmlns:a="http://schemas.openxmlformats.org/drawingml/2006/main">
+              <a:graphicData uri="http://schemas.openxmlformats.org/drawingml/2006/picture">
+                <pic:pic xmlns:pic="http://schemas.openxmlformats.org/drawingml/2006/picture">
+                  <pic:nvPicPr>
+                    <pic:cNvPr id="0" name="Picture 9" descr="Macintosh HD:Users:eddiesprietsma:Desktop:iOS-simulatorschermafbeelding 11 jun. 2012 10.25.41.png"/>
+                    <pic:cNvPicPr>
+                      <a:picLocks noChangeAspect="1" noChangeArrowheads="1"/>
+                    </pic:cNvPicPr>
+                  </pic:nvPicPr>
+                  <pic:blipFill rotWithShape="1">
+                    <a:blip r:embed="rId41">
+                      <a:extLst>
+                        <a:ext uri="{28A0092B-C50C-407E-A947-70E740481C1C}">
+                          <a14:useLocalDpi xmlns:a14="http://schemas.microsoft.com/office/drawing/2010/main" val="0"/>
+                        </a:ext>
+                      </a:extLst>
+                    </a:blip>
+                    <a:srcRect t="4222"/>
+                    <a:stretch/>
+                  </pic:blipFill>
+                  <pic:spPr bwMode="auto">
+                    <a:xfrm>
+                      <a:off x="0" y="0"/>
+                      <a:ext cx="1428115" cy="2051685"/>
+                    </a:xfrm>
+                    <a:prstGeom prst="rect">
+                      <a:avLst/>
+                    </a:prstGeom>
+                    <a:noFill/>
+                    <a:ln w="3175" cmpd="sng">
+                      <a:solidFill>
+                        <a:schemeClr val="tx1"/>
+                      </a:solidFill>
+                    </a:ln>
+                    <a:extLst>
+                      <a:ext uri="{53640926-AAD7-44d8-BBD7-CCE9431645EC}">
+                        <a14:shadowObscured xmlns:a14="http://schemas.microsoft.com/office/drawing/2010/main"/>
+                      </a:ext>
+                    </a:extLst>
+                  </pic:spPr>
+                </pic:pic>
+              </a:graphicData>
+            </a:graphic>
+            <wp14:sizeRelH relativeFrom="page">
+              <wp14:pctWidth>0</wp14:pctWidth>
+            </wp14:sizeRelH>
+            <wp14:sizeRelV relativeFrom="page">
+              <wp14:pctHeight>0</wp14:pctHeight>
+            </wp14:sizeRelV>
+          </wp:anchor>
+        </w:drawing>
+      </w:r>
+      <w:r>
+        <w:rPr>
+          <w:rFonts w:ascii="Arial" w:hAnsi="Arial" w:cs="Arial"/>
+          <w:noProof/>
+          <w:lang w:val="en-US"/>
+        </w:rPr>
+        <w:drawing>
+          <wp:anchor distT="0" distB="0" distL="114300" distR="114300" simplePos="0" relativeHeight="251718656" behindDoc="1" locked="0" layoutInCell="1" allowOverlap="1" wp14:anchorId="590E0B20" wp14:editId="0ACDA7C4">
+            <wp:simplePos x="0" y="0"/>
+            <wp:positionH relativeFrom="column">
+              <wp:posOffset>4572000</wp:posOffset>
+            </wp:positionH>
+            <wp:positionV relativeFrom="paragraph">
+              <wp:posOffset>52705</wp:posOffset>
+            </wp:positionV>
+            <wp:extent cx="1426845" cy="2051685"/>
+            <wp:effectExtent l="25400" t="25400" r="0" b="5715"/>
+            <wp:wrapNone/>
+            <wp:docPr id="30" name="Afbeelding 30" descr="Macintosh HD:Users:eddiesprietsma:Desktop:iOS-simulatorschermafbeelding 11 jun. 2012 10.26.20.png"/>
+            <wp:cNvGraphicFramePr>
+              <a:graphicFrameLocks xmlns:a="http://schemas.openxmlformats.org/drawingml/2006/main" noChangeAspect="1"/>
+            </wp:cNvGraphicFramePr>
+            <a:graphic xmlns:a="http://schemas.openxmlformats.org/drawingml/2006/main">
+              <a:graphicData uri="http://schemas.openxmlformats.org/drawingml/2006/picture">
+                <pic:pic xmlns:pic="http://schemas.openxmlformats.org/drawingml/2006/picture">
+                  <pic:nvPicPr>
+                    <pic:cNvPr id="0" name="Picture 12" descr="Macintosh HD:Users:eddiesprietsma:Desktop:iOS-simulatorschermafbeelding 11 jun. 2012 10.26.20.png"/>
+                    <pic:cNvPicPr>
+                      <a:picLocks noChangeAspect="1" noChangeArrowheads="1"/>
+                    </pic:cNvPicPr>
+                  </pic:nvPicPr>
+                  <pic:blipFill rotWithShape="1">
+                    <a:blip r:embed="rId42">
+                      <a:extLst>
+                        <a:ext uri="{28A0092B-C50C-407E-A947-70E740481C1C}">
+                          <a14:useLocalDpi xmlns:a14="http://schemas.microsoft.com/office/drawing/2010/main" val="0"/>
+                        </a:ext>
+                      </a:extLst>
+                    </a:blip>
+                    <a:srcRect t="4170"/>
+                    <a:stretch/>
+                  </pic:blipFill>
+                  <pic:spPr bwMode="auto">
+                    <a:xfrm>
+                      <a:off x="0" y="0"/>
+                      <a:ext cx="1426845" cy="2051685"/>
+                    </a:xfrm>
+                    <a:prstGeom prst="rect">
+                      <a:avLst/>
+                    </a:prstGeom>
+                    <a:noFill/>
+                    <a:ln w="3175" cmpd="sng">
+                      <a:solidFill>
+                        <a:schemeClr val="tx1"/>
+                      </a:solidFill>
+                    </a:ln>
+                    <a:extLst>
+                      <a:ext uri="{53640926-AAD7-44d8-BBD7-CCE9431645EC}">
+                        <a14:shadowObscured xmlns:a14="http://schemas.microsoft.com/office/drawing/2010/main"/>
+                      </a:ext>
+                    </a:extLst>
+                  </pic:spPr>
+                </pic:pic>
+              </a:graphicData>
+            </a:graphic>
+            <wp14:sizeRelH relativeFrom="page">
+              <wp14:pctWidth>0</wp14:pctWidth>
+            </wp14:sizeRelH>
+            <wp14:sizeRelV relativeFrom="page">
+              <wp14:pctHeight>0</wp14:pctHeight>
+            </wp14:sizeRelV>
+          </wp:anchor>
+        </w:drawing>
+      </w:r>
+      <w:r>
+        <w:rPr>
+          <w:rFonts w:ascii="Arial" w:hAnsi="Arial" w:cs="Arial"/>
+          <w:noProof/>
+          <w:lang w:val="en-US"/>
+        </w:rPr>
+        <w:drawing>
+          <wp:anchor distT="0" distB="0" distL="114300" distR="114300" simplePos="0" relativeHeight="251717632" behindDoc="1" locked="0" layoutInCell="1" allowOverlap="1" wp14:anchorId="0EA9B537" wp14:editId="1F99BC80">
+            <wp:simplePos x="0" y="0"/>
+            <wp:positionH relativeFrom="column">
+              <wp:posOffset>2971800</wp:posOffset>
+            </wp:positionH>
+            <wp:positionV relativeFrom="paragraph">
+              <wp:posOffset>52705</wp:posOffset>
+            </wp:positionV>
+            <wp:extent cx="1430020" cy="2051685"/>
+            <wp:effectExtent l="25400" t="25400" r="0" b="5715"/>
+            <wp:wrapNone/>
+            <wp:docPr id="29" name="Afbeelding 29" descr="Macintosh HD:Users:eddiesprietsma:Desktop:iOS-simulatorschermafbeelding 11 jun. 2012 10.26.18.png"/>
+            <wp:cNvGraphicFramePr>
+              <a:graphicFrameLocks xmlns:a="http://schemas.openxmlformats.org/drawingml/2006/main" noChangeAspect="1"/>
+            </wp:cNvGraphicFramePr>
+            <a:graphic xmlns:a="http://schemas.openxmlformats.org/drawingml/2006/main">
+              <a:graphicData uri="http://schemas.openxmlformats.org/drawingml/2006/picture">
+                <pic:pic xmlns:pic="http://schemas.openxmlformats.org/drawingml/2006/picture">
+                  <pic:nvPicPr>
+                    <pic:cNvPr id="0" name="Picture 11" descr="Macintosh HD:Users:eddiesprietsma:Desktop:iOS-simulatorschermafbeelding 11 jun. 2012 10.26.18.png"/>
+                    <pic:cNvPicPr>
+                      <a:picLocks noChangeAspect="1" noChangeArrowheads="1"/>
+                    </pic:cNvPicPr>
+                  </pic:nvPicPr>
+                  <pic:blipFill rotWithShape="1">
+                    <a:blip r:embed="rId43">
+                      <a:extLst>
+                        <a:ext uri="{28A0092B-C50C-407E-A947-70E740481C1C}">
+                          <a14:useLocalDpi xmlns:a14="http://schemas.microsoft.com/office/drawing/2010/main" val="0"/>
+                        </a:ext>
+                      </a:extLst>
+                    </a:blip>
+                    <a:srcRect t="4304"/>
+                    <a:stretch/>
+                  </pic:blipFill>
+                  <pic:spPr bwMode="auto">
+                    <a:xfrm>
+                      <a:off x="0" y="0"/>
+                      <a:ext cx="1430020" cy="2051685"/>
+                    </a:xfrm>
+                    <a:prstGeom prst="rect">
+                      <a:avLst/>
+                    </a:prstGeom>
+                    <a:noFill/>
+                    <a:ln w="3175" cmpd="sng">
+                      <a:solidFill>
+                        <a:schemeClr val="tx1"/>
+                      </a:solidFill>
+                    </a:ln>
+                    <a:extLst>
+                      <a:ext uri="{53640926-AAD7-44d8-BBD7-CCE9431645EC}">
+                        <a14:shadowObscured xmlns:a14="http://schemas.microsoft.com/office/drawing/2010/main"/>
+                      </a:ext>
+                    </a:extLst>
+                  </pic:spPr>
+                </pic:pic>
+              </a:graphicData>
+            </a:graphic>
+            <wp14:sizeRelH relativeFrom="page">
+              <wp14:pctWidth>0</wp14:pctWidth>
+            </wp14:sizeRelH>
+            <wp14:sizeRelV relativeFrom="page">
+              <wp14:pctHeight>0</wp14:pctHeight>
+            </wp14:sizeRelV>
+          </wp:anchor>
+        </w:drawing>
+      </w:r>
     </w:p>
     <w:p>
       <w:pPr>
@@ -12109,7 +13023,7 @@
           <w:lang w:val="nl-NL"/>
         </w:rPr>
         <w:sectPr>
-          <w:headerReference w:type="default" r:id="rId36"/>
+          <w:headerReference w:type="default" r:id="rId44"/>
           <w:pgSz w:w="11900" w:h="16840"/>
           <w:pgMar w:top="1440" w:right="1440" w:bottom="1440" w:left="1440" w:header="708" w:footer="708" w:gutter="0"/>
           <w:cols w:space="708"/>
@@ -12131,21 +13045,23 @@
           <w:sz w:val="22"/>
           <w:lang w:val="nl-NL"/>
         </w:rPr>
+        <w:lastRenderedPageBreak/>
         <w:br w:type="page"/>
       </w:r>
     </w:p>
     <w:p>
       <w:pPr>
-        <w:pStyle w:val="Heading1"/>
-        <w:rPr>
-          <w:lang w:val="nl-NL"/>
-        </w:rPr>
-      </w:pPr>
-      <w:bookmarkStart w:id="30" w:name="_Toc326833285"/>
-      <w:r>
-        <w:rPr>
-          <w:lang w:val="nl-NL"/>
-        </w:rPr>
+        <w:pStyle w:val="Kop1"/>
+        <w:rPr>
+          <w:lang w:val="nl-NL"/>
+        </w:rPr>
+      </w:pPr>
+      <w:bookmarkStart w:id="28" w:name="_Toc326833285"/>
+      <w:r>
+        <w:rPr>
+          <w:lang w:val="nl-NL"/>
+        </w:rPr>
+        <w:lastRenderedPageBreak/>
         <w:t>5</w:t>
       </w:r>
       <w:r>
@@ -12155,7 +13071,7 @@
         <w:tab/>
         <w:t>Samenwerking</w:t>
       </w:r>
-      <w:bookmarkEnd w:id="30"/>
+      <w:bookmarkEnd w:id="28"/>
     </w:p>
     <w:p>
       <w:pPr>
@@ -12228,7 +13144,7 @@
           <w:lang w:val="nl-NL"/>
         </w:rPr>
         <w:sectPr>
-          <w:headerReference w:type="default" r:id="rId37"/>
+          <w:headerReference w:type="default" r:id="rId45"/>
           <w:type w:val="continuous"/>
           <w:pgSz w:w="11900" w:h="16840"/>
           <w:pgMar w:top="1440" w:right="1440" w:bottom="1440" w:left="1440" w:header="708" w:footer="708" w:gutter="0"/>
@@ -12239,16 +13155,17 @@
     </w:p>
     <w:p>
       <w:pPr>
-        <w:pStyle w:val="Heading1"/>
-        <w:rPr>
-          <w:lang w:val="nl-NL"/>
-        </w:rPr>
-      </w:pPr>
-      <w:bookmarkStart w:id="31" w:name="_Toc326833286"/>
-      <w:r>
-        <w:rPr>
-          <w:lang w:val="nl-NL"/>
-        </w:rPr>
+        <w:pStyle w:val="Kop1"/>
+        <w:rPr>
+          <w:lang w:val="nl-NL"/>
+        </w:rPr>
+      </w:pPr>
+      <w:bookmarkStart w:id="29" w:name="_Toc326833286"/>
+      <w:r>
+        <w:rPr>
+          <w:lang w:val="nl-NL"/>
+        </w:rPr>
+        <w:lastRenderedPageBreak/>
         <w:t>6</w:t>
       </w:r>
       <w:r>
@@ -12258,7 +13175,7 @@
         <w:tab/>
         <w:t>Conclusies</w:t>
       </w:r>
-      <w:bookmarkEnd w:id="31"/>
+      <w:bookmarkEnd w:id="29"/>
     </w:p>
     <w:p>
       <w:pPr>
@@ -12325,7 +13242,7 @@
     </w:p>
     <w:p>
       <w:pPr>
-        <w:pStyle w:val="ListParagraph"/>
+        <w:pStyle w:val="Lijstalinea"/>
         <w:numPr>
           <w:ilvl w:val="0"/>
           <w:numId w:val="25"/>
@@ -12360,7 +13277,7 @@
     </w:p>
     <w:p>
       <w:pPr>
-        <w:pStyle w:val="ListParagraph"/>
+        <w:pStyle w:val="Lijstalinea"/>
         <w:numPr>
           <w:ilvl w:val="0"/>
           <w:numId w:val="25"/>
@@ -12387,7 +13304,7 @@
     </w:p>
     <w:p>
       <w:pPr>
-        <w:pStyle w:val="ListParagraph"/>
+        <w:pStyle w:val="Lijstalinea"/>
         <w:numPr>
           <w:ilvl w:val="0"/>
           <w:numId w:val="25"/>
@@ -12422,7 +13339,7 @@
     </w:p>
     <w:p>
       <w:pPr>
-        <w:pStyle w:val="ListParagraph"/>
+        <w:pStyle w:val="Lijstalinea"/>
         <w:numPr>
           <w:ilvl w:val="0"/>
           <w:numId w:val="25"/>
@@ -12471,7 +13388,7 @@
     </w:p>
     <w:p>
       <w:pPr>
-        <w:pStyle w:val="ListParagraph"/>
+        <w:pStyle w:val="Lijstalinea"/>
         <w:numPr>
           <w:ilvl w:val="0"/>
           <w:numId w:val="25"/>
@@ -12505,7 +13422,7 @@
     </w:p>
     <w:p>
       <w:pPr>
-        <w:pStyle w:val="ListParagraph"/>
+        <w:pStyle w:val="Lijstalinea"/>
         <w:numPr>
           <w:ilvl w:val="0"/>
           <w:numId w:val="25"/>
@@ -12525,7 +13442,7 @@
     </w:p>
     <w:p>
       <w:pPr>
-        <w:pStyle w:val="ListParagraph"/>
+        <w:pStyle w:val="Lijstalinea"/>
         <w:numPr>
           <w:ilvl w:val="0"/>
           <w:numId w:val="25"/>
@@ -12560,7 +13477,7 @@
     </w:p>
     <w:p>
       <w:pPr>
-        <w:pStyle w:val="ListParagraph"/>
+        <w:pStyle w:val="Lijstalinea"/>
         <w:numPr>
           <w:ilvl w:val="0"/>
           <w:numId w:val="25"/>
@@ -12633,7 +13550,7 @@
     </w:p>
     <w:p>
       <w:pPr>
-        <w:pStyle w:val="ListParagraph"/>
+        <w:pStyle w:val="Lijstalinea"/>
         <w:numPr>
           <w:ilvl w:val="0"/>
           <w:numId w:val="16"/>
@@ -12706,7 +13623,7 @@
     </w:p>
     <w:p>
       <w:pPr>
-        <w:pStyle w:val="ListParagraph"/>
+        <w:pStyle w:val="Lijstalinea"/>
         <w:numPr>
           <w:ilvl w:val="0"/>
           <w:numId w:val="16"/>
@@ -13242,28 +14159,28 @@
     </w:p>
     <w:p>
       <w:pPr>
-        <w:pStyle w:val="Heading1"/>
+        <w:pStyle w:val="Kop1"/>
         <w:rPr>
           <w:lang w:val="nl-NL"/>
         </w:rPr>
         <w:sectPr>
-          <w:headerReference w:type="default" r:id="rId38"/>
+          <w:headerReference w:type="default" r:id="rId46"/>
           <w:pgSz w:w="11900" w:h="16840"/>
           <w:pgMar w:top="1440" w:right="1440" w:bottom="1440" w:left="1440" w:header="708" w:footer="708" w:gutter="0"/>
           <w:cols w:space="708"/>
           <w:docGrid w:linePitch="360"/>
         </w:sectPr>
       </w:pPr>
-      <w:bookmarkStart w:id="32" w:name="_Toc199392586"/>
-    </w:p>
-    <w:p>
-      <w:pPr>
-        <w:pStyle w:val="Heading1"/>
+      <w:bookmarkStart w:id="30" w:name="_Toc199392586"/>
+    </w:p>
+    <w:p>
+      <w:pPr>
+        <w:pStyle w:val="Kop1"/>
         <w:rPr>
           <w:lang w:val="nl-NL"/>
         </w:rPr>
         <w:sectPr>
-          <w:headerReference w:type="default" r:id="rId39"/>
+          <w:headerReference w:type="default" r:id="rId47"/>
           <w:type w:val="continuous"/>
           <w:pgSz w:w="11900" w:h="16840"/>
           <w:pgMar w:top="1440" w:right="1440" w:bottom="1440" w:left="1440" w:header="708" w:footer="708" w:gutter="0"/>
@@ -13274,16 +14191,17 @@
     </w:p>
     <w:p>
       <w:pPr>
-        <w:pStyle w:val="Heading1"/>
-        <w:rPr>
-          <w:lang w:val="nl-NL"/>
-        </w:rPr>
-      </w:pPr>
-      <w:bookmarkStart w:id="33" w:name="_Toc326833287"/>
-      <w:r>
-        <w:rPr>
-          <w:lang w:val="nl-NL"/>
-        </w:rPr>
+        <w:pStyle w:val="Kop1"/>
+        <w:rPr>
+          <w:lang w:val="nl-NL"/>
+        </w:rPr>
+      </w:pPr>
+      <w:bookmarkStart w:id="31" w:name="_Toc326833287"/>
+      <w:r>
+        <w:rPr>
+          <w:lang w:val="nl-NL"/>
+        </w:rPr>
+        <w:lastRenderedPageBreak/>
         <w:t>7</w:t>
       </w:r>
       <w:r>
@@ -13299,7 +14217,7 @@
         <w:tab/>
         <w:t>Aanbevelingen</w:t>
       </w:r>
-      <w:bookmarkEnd w:id="33"/>
+      <w:bookmarkEnd w:id="31"/>
     </w:p>
     <w:p>
       <w:pPr>
@@ -13318,12 +14236,12 @@
     </w:p>
     <w:p>
       <w:pPr>
-        <w:pStyle w:val="Heading3"/>
-        <w:rPr>
-          <w:lang w:val="nl-NL"/>
-        </w:rPr>
-      </w:pPr>
-      <w:bookmarkStart w:id="34" w:name="_Toc326833288"/>
+        <w:pStyle w:val="Kop3"/>
+        <w:rPr>
+          <w:lang w:val="nl-NL"/>
+        </w:rPr>
+      </w:pPr>
+      <w:bookmarkStart w:id="32" w:name="_Toc326833288"/>
       <w:r>
         <w:rPr>
           <w:lang w:val="nl-NL"/>
@@ -13343,7 +14261,7 @@
         <w:tab/>
         <w:t>Design icon app</w:t>
       </w:r>
-      <w:bookmarkEnd w:id="34"/>
+      <w:bookmarkEnd w:id="32"/>
     </w:p>
     <w:p>
       <w:pPr>
@@ -13450,12 +14368,12 @@
     </w:p>
     <w:p>
       <w:pPr>
-        <w:pStyle w:val="Heading3"/>
-        <w:rPr>
-          <w:lang w:val="nl-NL"/>
-        </w:rPr>
-      </w:pPr>
-      <w:bookmarkStart w:id="35" w:name="_Toc326833289"/>
+        <w:pStyle w:val="Kop3"/>
+        <w:rPr>
+          <w:lang w:val="nl-NL"/>
+        </w:rPr>
+      </w:pPr>
+      <w:bookmarkStart w:id="33" w:name="_Toc326833289"/>
       <w:r>
         <w:rPr>
           <w:lang w:val="nl-NL"/>
@@ -13475,7 +14393,7 @@
         <w:tab/>
         <w:t>Design icons in app</w:t>
       </w:r>
-      <w:bookmarkEnd w:id="35"/>
+      <w:bookmarkEnd w:id="33"/>
     </w:p>
     <w:p>
       <w:pPr>
@@ -13568,7 +14486,7 @@
           <w:lang w:val="nl-NL"/>
         </w:rPr>
         <w:sectPr>
-          <w:headerReference w:type="default" r:id="rId40"/>
+          <w:headerReference w:type="default" r:id="rId48"/>
           <w:type w:val="continuous"/>
           <w:pgSz w:w="11900" w:h="16840"/>
           <w:pgMar w:top="1440" w:right="1440" w:bottom="1440" w:left="1440" w:header="708" w:footer="708" w:gutter="0"/>
@@ -13593,21 +14511,23 @@
         <w:rPr>
           <w:lang w:val="nl-NL"/>
         </w:rPr>
+        <w:lastRenderedPageBreak/>
         <w:br w:type="page"/>
       </w:r>
     </w:p>
     <w:p>
       <w:pPr>
-        <w:pStyle w:val="Heading1"/>
-        <w:rPr>
-          <w:lang w:val="nl-NL"/>
-        </w:rPr>
-      </w:pPr>
-      <w:bookmarkStart w:id="36" w:name="_Toc326833290"/>
-      <w:r>
-        <w:rPr>
-          <w:lang w:val="nl-NL"/>
-        </w:rPr>
+        <w:pStyle w:val="Kop1"/>
+        <w:rPr>
+          <w:lang w:val="nl-NL"/>
+        </w:rPr>
+      </w:pPr>
+      <w:bookmarkStart w:id="34" w:name="_Toc326833290"/>
+      <w:r>
+        <w:rPr>
+          <w:lang w:val="nl-NL"/>
+        </w:rPr>
+        <w:lastRenderedPageBreak/>
         <w:t>V</w:t>
       </w:r>
       <w:r>
@@ -13616,8 +14536,8 @@
         </w:rPr>
         <w:t>erklarende Lijst</w:t>
       </w:r>
-      <w:bookmarkEnd w:id="32"/>
-      <w:bookmarkEnd w:id="36"/>
+      <w:bookmarkEnd w:id="30"/>
+      <w:bookmarkEnd w:id="34"/>
     </w:p>
     <w:p>
       <w:pPr>
@@ -14275,6 +15195,7 @@
           <w:b/>
           <w:lang w:val="nl-NL"/>
         </w:rPr>
+        <w:lastRenderedPageBreak/>
         <w:t>Programmeren</w:t>
       </w:r>
       <w:r>
@@ -14495,7 +15416,7 @@
           <w:lang w:val="nl-NL"/>
         </w:rPr>
         <w:sectPr>
-          <w:headerReference w:type="default" r:id="rId41"/>
+          <w:headerReference w:type="default" r:id="rId49"/>
           <w:type w:val="continuous"/>
           <w:pgSz w:w="11900" w:h="16840"/>
           <w:pgMar w:top="1440" w:right="1440" w:bottom="1440" w:left="1440" w:header="708" w:footer="708" w:gutter="0"/>
@@ -14506,44 +15427,45 @@
     </w:p>
     <w:p>
       <w:pPr>
-        <w:pStyle w:val="Heading1"/>
-        <w:rPr>
-          <w:lang w:val="nl-NL"/>
-        </w:rPr>
-      </w:pPr>
-      <w:bookmarkStart w:id="37" w:name="_Toc199398116"/>
-      <w:bookmarkStart w:id="38" w:name="_Toc199400215"/>
-      <w:bookmarkStart w:id="39" w:name="_Toc199475072"/>
-      <w:bookmarkStart w:id="40" w:name="_Toc199477789"/>
-      <w:bookmarkStart w:id="41" w:name="_Toc326833291"/>
-      <w:r>
-        <w:rPr>
-          <w:lang w:val="nl-NL"/>
-        </w:rPr>
+        <w:pStyle w:val="Kop1"/>
+        <w:rPr>
+          <w:lang w:val="nl-NL"/>
+        </w:rPr>
+      </w:pPr>
+      <w:bookmarkStart w:id="35" w:name="_Toc199398116"/>
+      <w:bookmarkStart w:id="36" w:name="_Toc199400215"/>
+      <w:bookmarkStart w:id="37" w:name="_Toc199475072"/>
+      <w:bookmarkStart w:id="38" w:name="_Toc199477789"/>
+      <w:bookmarkStart w:id="39" w:name="_Toc326833291"/>
+      <w:r>
+        <w:rPr>
+          <w:lang w:val="nl-NL"/>
+        </w:rPr>
+        <w:lastRenderedPageBreak/>
         <w:t>Bijlagen</w:t>
       </w:r>
+      <w:bookmarkEnd w:id="35"/>
+      <w:bookmarkEnd w:id="36"/>
       <w:bookmarkEnd w:id="37"/>
       <w:bookmarkEnd w:id="38"/>
       <w:bookmarkEnd w:id="39"/>
-      <w:bookmarkEnd w:id="40"/>
-      <w:bookmarkEnd w:id="41"/>
-    </w:p>
-    <w:p>
-      <w:pPr>
-        <w:rPr>
-          <w:lang w:val="nl-NL"/>
-        </w:rPr>
-      </w:pPr>
-    </w:p>
-    <w:p>
-      <w:pPr>
-        <w:pStyle w:val="Heading2"/>
+    </w:p>
+    <w:p>
+      <w:pPr>
+        <w:rPr>
+          <w:lang w:val="nl-NL"/>
+        </w:rPr>
+      </w:pPr>
+    </w:p>
+    <w:p>
+      <w:pPr>
+        <w:pStyle w:val="Kop2"/>
         <w:spacing w:before="0"/>
         <w:rPr>
           <w:lang w:val="nl-NL"/>
         </w:rPr>
       </w:pPr>
-      <w:bookmarkStart w:id="42" w:name="_Toc326833292"/>
+      <w:bookmarkStart w:id="40" w:name="_Toc326833292"/>
       <w:r>
         <w:rPr>
           <w:lang w:val="nl-NL"/>
@@ -14557,7 +15479,7 @@
         <w:tab/>
         <w:t>Keuze ontwikkelplatform voor water apps</w:t>
       </w:r>
-      <w:bookmarkEnd w:id="42"/>
+      <w:bookmarkEnd w:id="40"/>
     </w:p>
     <w:p>
       <w:pPr>
@@ -14592,7 +15514,7 @@
     </w:p>
     <w:p>
       <w:pPr>
-        <w:pStyle w:val="ListParagraph"/>
+        <w:pStyle w:val="Lijstalinea"/>
         <w:numPr>
           <w:ilvl w:val="0"/>
           <w:numId w:val="16"/>
@@ -14612,7 +15534,7 @@
     </w:p>
     <w:p>
       <w:pPr>
-        <w:pStyle w:val="ListParagraph"/>
+        <w:pStyle w:val="Lijstalinea"/>
         <w:numPr>
           <w:ilvl w:val="0"/>
           <w:numId w:val="16"/>
@@ -14632,7 +15554,7 @@
     </w:p>
     <w:p>
       <w:pPr>
-        <w:pStyle w:val="ListParagraph"/>
+        <w:pStyle w:val="Lijstalinea"/>
         <w:numPr>
           <w:ilvl w:val="0"/>
           <w:numId w:val="16"/>
@@ -14652,7 +15574,7 @@
     </w:p>
     <w:p>
       <w:pPr>
-        <w:pStyle w:val="ListParagraph"/>
+        <w:pStyle w:val="Lijstalinea"/>
         <w:numPr>
           <w:ilvl w:val="0"/>
           <w:numId w:val="16"/>
@@ -14703,7 +15625,7 @@
     </w:p>
     <w:p>
       <w:pPr>
-        <w:pStyle w:val="ListParagraph"/>
+        <w:pStyle w:val="Lijstalinea"/>
         <w:numPr>
           <w:ilvl w:val="0"/>
           <w:numId w:val="23"/>
@@ -14723,7 +15645,7 @@
     </w:p>
     <w:p>
       <w:pPr>
-        <w:pStyle w:val="ListParagraph"/>
+        <w:pStyle w:val="Lijstalinea"/>
         <w:numPr>
           <w:ilvl w:val="0"/>
           <w:numId w:val="23"/>
@@ -14743,7 +15665,7 @@
     </w:p>
     <w:p>
       <w:pPr>
-        <w:pStyle w:val="ListParagraph"/>
+        <w:pStyle w:val="Lijstalinea"/>
         <w:numPr>
           <w:ilvl w:val="0"/>
           <w:numId w:val="23"/>
@@ -14763,7 +15685,7 @@
     </w:p>
     <w:p>
       <w:pPr>
-        <w:pStyle w:val="ListParagraph"/>
+        <w:pStyle w:val="Lijstalinea"/>
         <w:numPr>
           <w:ilvl w:val="0"/>
           <w:numId w:val="23"/>
@@ -14918,20 +15840,28 @@
           <w:rFonts w:ascii="Arial" w:hAnsi="Arial" w:cs="Arial"/>
           <w:lang w:val="nl-NL"/>
         </w:rPr>
-        <w:t>Een nadeel van Appcelerator is het eigen ontwikkelomgeving (Titanium Studio), de installatie hiervan is niet echt vanzelfsprekend en ook documentatie voor de installatie ontbreekt grotendeels. Alleen op OS X werkte Titanium Studio gelijk na de intallatie. Bij de installatie met Windows kon het programma zelf niet de Java JDK vinden en moesten er een aantal onderliggende omgevings variabelen aangepast worden zodat het programma wel het Java JDK kon vinden. De installatie op Linux was ook niet makkelijk, je krijgt een gecomprimeerd bestandje met de Studio voorgeinstalleerd, als je deze opstart kreeg je een aantal fout meldingen van missende libraries en bestanden. Uiteindelijk moest er eerst nog het volgende geinstalleerd worden om het programma werkend te krijgen in Linux:</w:t>
-      </w:r>
-    </w:p>
-    <w:p>
-      <w:pPr>
-        <w:rPr>
-          <w:rFonts w:ascii="Arial" w:hAnsi="Arial" w:cs="Arial"/>
-          <w:lang w:val="nl-NL"/>
-        </w:rPr>
-      </w:pPr>
-    </w:p>
-    <w:p>
-      <w:pPr>
-        <w:pStyle w:val="ListParagraph"/>
+        <w:t xml:space="preserve">Een nadeel van Appcelerator is het eigen ontwikkelomgeving (Titanium Studio), de installatie hiervan is niet echt vanzelfsprekend en ook documentatie voor de installatie ontbreekt grotendeels. Alleen op OS X werkte Titanium Studio gelijk na de intallatie. Bij de installatie met Windows kon het programma zelf niet de Java JDK vinden en moesten er een aantal onderliggende omgevings variabelen aangepast worden zodat het programma wel het Java JDK kon vinden. De installatie op Linux was ook niet makkelijk, je krijgt een gecomprimeerd bestandje met de Studio </w:t>
+      </w:r>
+      <w:r>
+        <w:rPr>
+          <w:rFonts w:ascii="Arial" w:hAnsi="Arial" w:cs="Arial"/>
+          <w:lang w:val="nl-NL"/>
+        </w:rPr>
+        <w:lastRenderedPageBreak/>
+        <w:t>voorgeinstalleerd, als je deze opstart kreeg je een aantal fout meldingen van missende libraries en bestanden. Uiteindelijk moest er eerst nog het volgende geinstalleerd worden om het programma werkend te krijgen in Linux:</w:t>
+      </w:r>
+    </w:p>
+    <w:p>
+      <w:pPr>
+        <w:rPr>
+          <w:rFonts w:ascii="Arial" w:hAnsi="Arial" w:cs="Arial"/>
+          <w:lang w:val="nl-NL"/>
+        </w:rPr>
+      </w:pPr>
+    </w:p>
+    <w:p>
+      <w:pPr>
+        <w:pStyle w:val="Lijstalinea"/>
         <w:numPr>
           <w:ilvl w:val="0"/>
           <w:numId w:val="24"/>
@@ -14951,7 +15881,7 @@
     </w:p>
     <w:p>
       <w:pPr>
-        <w:pStyle w:val="ListParagraph"/>
+        <w:pStyle w:val="Lijstalinea"/>
         <w:numPr>
           <w:ilvl w:val="0"/>
           <w:numId w:val="24"/>
@@ -14971,7 +15901,7 @@
     </w:p>
     <w:p>
       <w:pPr>
-        <w:pStyle w:val="ListParagraph"/>
+        <w:pStyle w:val="Lijstalinea"/>
         <w:numPr>
           <w:ilvl w:val="0"/>
           <w:numId w:val="24"/>
@@ -15204,6 +16134,7 @@
           <w:rFonts w:ascii="Arial" w:hAnsi="Arial" w:cs="Arial"/>
           <w:lang w:val="nl-NL"/>
         </w:rPr>
+        <w:lastRenderedPageBreak/>
         <w:t>Omdat het met HTML, CSS en JavaScript werkt, zijn er ook geen native user interface elementen beschikbaar, deze zouden we dan dus zelf moeten ontwikkelen, of een 3rd party library, zoals jQuery Mobile, daarvoor gebruiken.</w:t>
       </w:r>
     </w:p>
@@ -15516,12 +16447,12 @@
     </w:p>
     <w:p>
       <w:pPr>
-        <w:pStyle w:val="Heading1"/>
+        <w:pStyle w:val="Kop1"/>
         <w:rPr>
           <w:lang w:val="nl-NL"/>
         </w:rPr>
         <w:sectPr>
-          <w:headerReference w:type="default" r:id="rId42"/>
+          <w:headerReference w:type="default" r:id="rId50"/>
           <w:pgSz w:w="11900" w:h="16840"/>
           <w:pgMar w:top="1440" w:right="1440" w:bottom="1440" w:left="1440" w:header="708" w:footer="708" w:gutter="0"/>
           <w:cols w:space="708"/>
@@ -15531,19 +16462,20 @@
     </w:p>
     <w:p>
       <w:pPr>
-        <w:pStyle w:val="Heading1"/>
-        <w:rPr>
-          <w:lang w:val="nl-NL"/>
-        </w:rPr>
-      </w:pPr>
-      <w:bookmarkStart w:id="43" w:name="_Toc326833293"/>
-      <w:r>
-        <w:rPr>
-          <w:lang w:val="nl-NL"/>
-        </w:rPr>
+        <w:pStyle w:val="Kop1"/>
+        <w:rPr>
+          <w:lang w:val="nl-NL"/>
+        </w:rPr>
+      </w:pPr>
+      <w:bookmarkStart w:id="41" w:name="_Toc326833293"/>
+      <w:r>
+        <w:rPr>
+          <w:lang w:val="nl-NL"/>
+        </w:rPr>
+        <w:lastRenderedPageBreak/>
         <w:t>Bronnenlijst</w:t>
       </w:r>
-      <w:bookmarkEnd w:id="43"/>
+      <w:bookmarkEnd w:id="41"/>
     </w:p>
     <w:p>
       <w:pPr>
@@ -15584,7 +16516,7 @@
           <w:lang w:val="nl-NL"/>
         </w:rPr>
       </w:pPr>
-      <w:hyperlink r:id="rId43" w:history="1">
+      <w:hyperlink r:id="rId51" w:history="1">
         <w:r>
           <w:rPr>
             <w:rStyle w:val="Hyperlink"/>
@@ -15617,7 +16549,7 @@
           <w:lang w:val="nl-NL"/>
         </w:rPr>
       </w:pPr>
-      <w:hyperlink r:id="rId44" w:history="1">
+      <w:hyperlink r:id="rId52" w:history="1">
         <w:r>
           <w:rPr>
             <w:rStyle w:val="Hyperlink"/>
@@ -15650,7 +16582,7 @@
           <w:lang w:val="nl-NL"/>
         </w:rPr>
       </w:pPr>
-      <w:hyperlink r:id="rId45" w:history="1">
+      <w:hyperlink r:id="rId53" w:history="1">
         <w:r>
           <w:rPr>
             <w:rStyle w:val="Hyperlink"/>
@@ -15683,7 +16615,7 @@
           <w:lang w:val="nl-NL"/>
         </w:rPr>
       </w:pPr>
-      <w:hyperlink r:id="rId46" w:history="1">
+      <w:hyperlink r:id="rId54" w:history="1">
         <w:r>
           <w:rPr>
             <w:rStyle w:val="Hyperlink"/>
@@ -15716,7 +16648,7 @@
           <w:lang w:val="nl-NL"/>
         </w:rPr>
       </w:pPr>
-      <w:hyperlink r:id="rId47" w:history="1">
+      <w:hyperlink r:id="rId55" w:history="1">
         <w:r>
           <w:rPr>
             <w:rStyle w:val="Hyperlink"/>
@@ -15749,7 +16681,7 @@
           <w:lang w:val="nl-NL"/>
         </w:rPr>
       </w:pPr>
-      <w:hyperlink r:id="rId48" w:history="1">
+      <w:hyperlink r:id="rId56" w:history="1">
         <w:r>
           <w:rPr>
             <w:rStyle w:val="Hyperlink"/>
@@ -15782,7 +16714,7 @@
           <w:lang w:val="nl-NL"/>
         </w:rPr>
       </w:pPr>
-      <w:hyperlink r:id="rId49" w:history="1">
+      <w:hyperlink r:id="rId57" w:history="1">
         <w:r>
           <w:rPr>
             <w:rStyle w:val="Hyperlink"/>
@@ -15815,7 +16747,7 @@
           <w:lang w:val="nl-NL"/>
         </w:rPr>
       </w:pPr>
-      <w:hyperlink r:id="rId50" w:history="1">
+      <w:hyperlink r:id="rId58" w:history="1">
         <w:r>
           <w:rPr>
             <w:rStyle w:val="Hyperlink"/>
@@ -15858,7 +16790,7 @@
       </w:pPr>
     </w:p>
     <w:sectPr>
-      <w:headerReference w:type="default" r:id="rId51"/>
+      <w:headerReference w:type="default" r:id="rId59"/>
       <w:type w:val="continuous"/>
       <w:pgSz w:w="11900" w:h="16840"/>
       <w:pgMar w:top="1440" w:right="1440" w:bottom="1440" w:left="1440" w:header="708" w:footer="708" w:gutter="0"/>
@@ -15870,15 +16802,15 @@
 </file>
 
 <file path=word/endnotes.xml><?xml version="1.0" encoding="utf-8"?>
-<w:endnotes xmlns:mv="urn:schemas-microsoft-com:mac:vml" xmlns:mo="http://schemas.microsoft.com/office/mac/office/2008/main" xmlns:ve="http://schemas.openxmlformats.org/markup-compatibility/2006" xmlns:o="urn:schemas-microsoft-com:office:office" xmlns:r="http://schemas.openxmlformats.org/officeDocument/2006/relationships" xmlns:m="http://schemas.openxmlformats.org/officeDocument/2006/math" xmlns:v="urn:schemas-microsoft-com:vml" xmlns:w10="urn:schemas-microsoft-com:office:word" xmlns:w="http://schemas.openxmlformats.org/wordprocessingml/2006/main" xmlns:wne="http://schemas.microsoft.com/office/word/2006/wordml" xmlns:wp="http://schemas.openxmlformats.org/drawingml/2006/wordprocessingDrawing">
-  <w:endnote w:type="separator" w:id="0">
+<w:endnotes xmlns:wpc="http://schemas.microsoft.com/office/word/2010/wordprocessingCanvas" xmlns:mo="http://schemas.microsoft.com/office/mac/office/2008/main" xmlns:mc="http://schemas.openxmlformats.org/markup-compatibility/2006" xmlns:mv="urn:schemas-microsoft-com:mac:vml" xmlns:o="urn:schemas-microsoft-com:office:office" xmlns:r="http://schemas.openxmlformats.org/officeDocument/2006/relationships" xmlns:m="http://schemas.openxmlformats.org/officeDocument/2006/math" xmlns:v="urn:schemas-microsoft-com:vml" xmlns:wp14="http://schemas.microsoft.com/office/word/2010/wordprocessingDrawing" xmlns:wp="http://schemas.openxmlformats.org/drawingml/2006/wordprocessingDrawing" xmlns:w10="urn:schemas-microsoft-com:office:word" xmlns:w="http://schemas.openxmlformats.org/wordprocessingml/2006/main" xmlns:w14="http://schemas.microsoft.com/office/word/2010/wordml" xmlns:wpg="http://schemas.microsoft.com/office/word/2010/wordprocessingGroup" xmlns:wpi="http://schemas.microsoft.com/office/word/2010/wordprocessingInk" xmlns:wne="http://schemas.microsoft.com/office/word/2006/wordml" xmlns:wps="http://schemas.microsoft.com/office/word/2010/wordprocessingShape" mc:Ignorable="w14 wp14 mv">
+  <w:endnote w:type="separator" w:id="-1">
     <w:p>
       <w:r>
         <w:separator/>
       </w:r>
     </w:p>
   </w:endnote>
-  <w:endnote w:type="continuationSeparator" w:id="1">
+  <w:endnote w:type="continuationSeparator" w:id="0">
     <w:p>
       <w:r>
         <w:continuationSeparator/>
@@ -15889,37 +16821,37 @@
 </file>
 
 <file path=word/footer1.xml><?xml version="1.0" encoding="utf-8"?>
-<w:ftr xmlns:mv="urn:schemas-microsoft-com:mac:vml" xmlns:mo="http://schemas.microsoft.com/office/mac/office/2008/main" xmlns:ve="http://schemas.openxmlformats.org/markup-compatibility/2006" xmlns:o="urn:schemas-microsoft-com:office:office" xmlns:r="http://schemas.openxmlformats.org/officeDocument/2006/relationships" xmlns:m="http://schemas.openxmlformats.org/officeDocument/2006/math" xmlns:v="urn:schemas-microsoft-com:vml" xmlns:w10="urn:schemas-microsoft-com:office:word" xmlns:w="http://schemas.openxmlformats.org/wordprocessingml/2006/main" xmlns:wne="http://schemas.microsoft.com/office/word/2006/wordml" xmlns:wp="http://schemas.openxmlformats.org/drawingml/2006/wordprocessingDrawing">
+<w:ftr xmlns:wpc="http://schemas.microsoft.com/office/word/2010/wordprocessingCanvas" xmlns:mo="http://schemas.microsoft.com/office/mac/office/2008/main" xmlns:mc="http://schemas.openxmlformats.org/markup-compatibility/2006" xmlns:mv="urn:schemas-microsoft-com:mac:vml" xmlns:o="urn:schemas-microsoft-com:office:office" xmlns:r="http://schemas.openxmlformats.org/officeDocument/2006/relationships" xmlns:m="http://schemas.openxmlformats.org/officeDocument/2006/math" xmlns:v="urn:schemas-microsoft-com:vml" xmlns:wp14="http://schemas.microsoft.com/office/word/2010/wordprocessingDrawing" xmlns:wp="http://schemas.openxmlformats.org/drawingml/2006/wordprocessingDrawing" xmlns:w10="urn:schemas-microsoft-com:office:word" xmlns:w="http://schemas.openxmlformats.org/wordprocessingml/2006/main" xmlns:w14="http://schemas.microsoft.com/office/word/2010/wordml" xmlns:wpg="http://schemas.microsoft.com/office/word/2010/wordprocessingGroup" xmlns:wpi="http://schemas.microsoft.com/office/word/2010/wordprocessingInk" xmlns:wne="http://schemas.microsoft.com/office/word/2006/wordml" xmlns:wps="http://schemas.microsoft.com/office/word/2010/wordprocessingShape" mc:Ignorable="w14 wp14">
   <w:p>
     <w:pPr>
-      <w:pStyle w:val="Footer"/>
+      <w:pStyle w:val="Voettekst"/>
       <w:framePr w:wrap="around" w:vAnchor="text" w:hAnchor="margin" w:xAlign="right" w:y="1"/>
       <w:rPr>
-        <w:rStyle w:val="PageNumber"/>
+        <w:rStyle w:val="Paginanummer"/>
       </w:rPr>
     </w:pPr>
     <w:r>
       <w:rPr>
-        <w:rStyle w:val="PageNumber"/>
+        <w:rStyle w:val="Paginanummer"/>
       </w:rPr>
       <w:fldChar w:fldCharType="begin"/>
     </w:r>
     <w:r>
       <w:rPr>
-        <w:rStyle w:val="PageNumber"/>
+        <w:rStyle w:val="Paginanummer"/>
       </w:rPr>
       <w:instrText xml:space="preserve">PAGE  </w:instrText>
     </w:r>
     <w:r>
       <w:rPr>
-        <w:rStyle w:val="PageNumber"/>
+        <w:rStyle w:val="Paginanummer"/>
       </w:rPr>
       <w:fldChar w:fldCharType="end"/>
     </w:r>
   </w:p>
   <w:p>
     <w:pPr>
-      <w:pStyle w:val="Footer"/>
+      <w:pStyle w:val="Voettekst"/>
       <w:ind w:right="360"/>
     </w:pPr>
   </w:p>
@@ -15927,10 +16859,10 @@
 </file>
 
 <file path=word/footer2.xml><?xml version="1.0" encoding="utf-8"?>
-<w:ftr xmlns:mv="urn:schemas-microsoft-com:mac:vml" xmlns:mo="http://schemas.microsoft.com/office/mac/office/2008/main" xmlns:ve="http://schemas.openxmlformats.org/markup-compatibility/2006" xmlns:o="urn:schemas-microsoft-com:office:office" xmlns:r="http://schemas.openxmlformats.org/officeDocument/2006/relationships" xmlns:m="http://schemas.openxmlformats.org/officeDocument/2006/math" xmlns:v="urn:schemas-microsoft-com:vml" xmlns:w10="urn:schemas-microsoft-com:office:word" xmlns:w="http://schemas.openxmlformats.org/wordprocessingml/2006/main" xmlns:wne="http://schemas.microsoft.com/office/word/2006/wordml" xmlns:wp="http://schemas.openxmlformats.org/drawingml/2006/wordprocessingDrawing">
+<w:ftr xmlns:wpc="http://schemas.microsoft.com/office/word/2010/wordprocessingCanvas" xmlns:mo="http://schemas.microsoft.com/office/mac/office/2008/main" xmlns:mc="http://schemas.openxmlformats.org/markup-compatibility/2006" xmlns:mv="urn:schemas-microsoft-com:mac:vml" xmlns:o="urn:schemas-microsoft-com:office:office" xmlns:r="http://schemas.openxmlformats.org/officeDocument/2006/relationships" xmlns:m="http://schemas.openxmlformats.org/officeDocument/2006/math" xmlns:v="urn:schemas-microsoft-com:vml" xmlns:wp14="http://schemas.microsoft.com/office/word/2010/wordprocessingDrawing" xmlns:wp="http://schemas.openxmlformats.org/drawingml/2006/wordprocessingDrawing" xmlns:w10="urn:schemas-microsoft-com:office:word" xmlns:w="http://schemas.openxmlformats.org/wordprocessingml/2006/main" xmlns:w14="http://schemas.microsoft.com/office/word/2010/wordml" xmlns:wpg="http://schemas.microsoft.com/office/word/2010/wordprocessingGroup" xmlns:wpi="http://schemas.microsoft.com/office/word/2010/wordprocessingInk" xmlns:wne="http://schemas.microsoft.com/office/word/2006/wordml" xmlns:wps="http://schemas.microsoft.com/office/word/2010/wordprocessingShape" mc:Ignorable="w14 wp14">
   <w:p>
     <w:pPr>
-      <w:pStyle w:val="Footer"/>
+      <w:pStyle w:val="Voettekst"/>
       <w:ind w:right="360"/>
     </w:pPr>
   </w:p>
@@ -15938,50 +16870,50 @@
 </file>
 
 <file path=word/footer3.xml><?xml version="1.0" encoding="utf-8"?>
-<w:ftr xmlns:mv="urn:schemas-microsoft-com:mac:vml" xmlns:mo="http://schemas.microsoft.com/office/mac/office/2008/main" xmlns:ve="http://schemas.openxmlformats.org/markup-compatibility/2006" xmlns:o="urn:schemas-microsoft-com:office:office" xmlns:r="http://schemas.openxmlformats.org/officeDocument/2006/relationships" xmlns:m="http://schemas.openxmlformats.org/officeDocument/2006/math" xmlns:v="urn:schemas-microsoft-com:vml" xmlns:w10="urn:schemas-microsoft-com:office:word" xmlns:w="http://schemas.openxmlformats.org/wordprocessingml/2006/main" xmlns:wne="http://schemas.microsoft.com/office/word/2006/wordml" xmlns:wp="http://schemas.openxmlformats.org/drawingml/2006/wordprocessingDrawing">
+<w:ftr xmlns:wpc="http://schemas.microsoft.com/office/word/2010/wordprocessingCanvas" xmlns:mo="http://schemas.microsoft.com/office/mac/office/2008/main" xmlns:mc="http://schemas.openxmlformats.org/markup-compatibility/2006" xmlns:mv="urn:schemas-microsoft-com:mac:vml" xmlns:o="urn:schemas-microsoft-com:office:office" xmlns:r="http://schemas.openxmlformats.org/officeDocument/2006/relationships" xmlns:m="http://schemas.openxmlformats.org/officeDocument/2006/math" xmlns:v="urn:schemas-microsoft-com:vml" xmlns:wp14="http://schemas.microsoft.com/office/word/2010/wordprocessingDrawing" xmlns:wp="http://schemas.openxmlformats.org/drawingml/2006/wordprocessingDrawing" xmlns:w10="urn:schemas-microsoft-com:office:word" xmlns:w="http://schemas.openxmlformats.org/wordprocessingml/2006/main" xmlns:w14="http://schemas.microsoft.com/office/word/2010/wordml" xmlns:wpg="http://schemas.microsoft.com/office/word/2010/wordprocessingGroup" xmlns:wpi="http://schemas.microsoft.com/office/word/2010/wordprocessingInk" xmlns:wne="http://schemas.microsoft.com/office/word/2006/wordml" xmlns:wps="http://schemas.microsoft.com/office/word/2010/wordprocessingShape" mc:Ignorable="w14 wp14">
   <w:p>
     <w:pPr>
-      <w:pStyle w:val="Footer"/>
+      <w:pStyle w:val="Voettekst"/>
       <w:framePr w:wrap="around" w:vAnchor="text" w:hAnchor="margin" w:xAlign="right" w:y="1"/>
       <w:rPr>
-        <w:rStyle w:val="PageNumber"/>
+        <w:rStyle w:val="Paginanummer"/>
       </w:rPr>
     </w:pPr>
     <w:r>
       <w:rPr>
-        <w:rStyle w:val="PageNumber"/>
+        <w:rStyle w:val="Paginanummer"/>
       </w:rPr>
       <w:fldChar w:fldCharType="begin"/>
     </w:r>
     <w:r>
       <w:rPr>
-        <w:rStyle w:val="PageNumber"/>
+        <w:rStyle w:val="Paginanummer"/>
       </w:rPr>
       <w:instrText xml:space="preserve">PAGE  </w:instrText>
     </w:r>
     <w:r>
       <w:rPr>
-        <w:rStyle w:val="PageNumber"/>
+        <w:rStyle w:val="Paginanummer"/>
       </w:rPr>
       <w:fldChar w:fldCharType="separate"/>
     </w:r>
     <w:r>
       <w:rPr>
-        <w:rStyle w:val="PageNumber"/>
+        <w:rStyle w:val="Paginanummer"/>
         <w:noProof/>
       </w:rPr>
-      <w:t>24</w:t>
+      <w:t>16</w:t>
     </w:r>
     <w:r>
       <w:rPr>
-        <w:rStyle w:val="PageNumber"/>
+        <w:rStyle w:val="Paginanummer"/>
       </w:rPr>
       <w:fldChar w:fldCharType="end"/>
     </w:r>
   </w:p>
   <w:p>
     <w:pPr>
-      <w:pStyle w:val="Footer"/>
+      <w:pStyle w:val="Voettekst"/>
       <w:ind w:right="360"/>
     </w:pPr>
   </w:p>
@@ -15989,15 +16921,15 @@
 </file>
 
 <file path=word/footnotes.xml><?xml version="1.0" encoding="utf-8"?>
-<w:footnotes xmlns:mv="urn:schemas-microsoft-com:mac:vml" xmlns:mo="http://schemas.microsoft.com/office/mac/office/2008/main" xmlns:ve="http://schemas.openxmlformats.org/markup-compatibility/2006" xmlns:o="urn:schemas-microsoft-com:office:office" xmlns:r="http://schemas.openxmlformats.org/officeDocument/2006/relationships" xmlns:m="http://schemas.openxmlformats.org/officeDocument/2006/math" xmlns:v="urn:schemas-microsoft-com:vml" xmlns:w10="urn:schemas-microsoft-com:office:word" xmlns:w="http://schemas.openxmlformats.org/wordprocessingml/2006/main" xmlns:wne="http://schemas.microsoft.com/office/word/2006/wordml" xmlns:wp="http://schemas.openxmlformats.org/drawingml/2006/wordprocessingDrawing">
-  <w:footnote w:type="separator" w:id="0">
+<w:footnotes xmlns:wpc="http://schemas.microsoft.com/office/word/2010/wordprocessingCanvas" xmlns:mo="http://schemas.microsoft.com/office/mac/office/2008/main" xmlns:mc="http://schemas.openxmlformats.org/markup-compatibility/2006" xmlns:mv="urn:schemas-microsoft-com:mac:vml" xmlns:o="urn:schemas-microsoft-com:office:office" xmlns:r="http://schemas.openxmlformats.org/officeDocument/2006/relationships" xmlns:m="http://schemas.openxmlformats.org/officeDocument/2006/math" xmlns:v="urn:schemas-microsoft-com:vml" xmlns:wp14="http://schemas.microsoft.com/office/word/2010/wordprocessingDrawing" xmlns:wp="http://schemas.openxmlformats.org/drawingml/2006/wordprocessingDrawing" xmlns:w10="urn:schemas-microsoft-com:office:word" xmlns:w="http://schemas.openxmlformats.org/wordprocessingml/2006/main" xmlns:w14="http://schemas.microsoft.com/office/word/2010/wordml" xmlns:wpg="http://schemas.microsoft.com/office/word/2010/wordprocessingGroup" xmlns:wpi="http://schemas.microsoft.com/office/word/2010/wordprocessingInk" xmlns:wne="http://schemas.microsoft.com/office/word/2006/wordml" xmlns:wps="http://schemas.microsoft.com/office/word/2010/wordprocessingShape" mc:Ignorable="w14 wp14 mv">
+  <w:footnote w:type="separator" w:id="-1">
     <w:p>
       <w:r>
         <w:separator/>
       </w:r>
     </w:p>
   </w:footnote>
-  <w:footnote w:type="continuationSeparator" w:id="1">
+  <w:footnote w:type="continuationSeparator" w:id="0">
     <w:p>
       <w:r>
         <w:continuationSeparator/>
@@ -16008,10 +16940,10 @@
 </file>
 
 <file path=word/header1.xml><?xml version="1.0" encoding="utf-8"?>
-<w:hdr xmlns:mv="urn:schemas-microsoft-com:mac:vml" xmlns:mo="http://schemas.microsoft.com/office/mac/office/2008/main" xmlns:ve="http://schemas.openxmlformats.org/markup-compatibility/2006" xmlns:o="urn:schemas-microsoft-com:office:office" xmlns:r="http://schemas.openxmlformats.org/officeDocument/2006/relationships" xmlns:m="http://schemas.openxmlformats.org/officeDocument/2006/math" xmlns:v="urn:schemas-microsoft-com:vml" xmlns:w10="urn:schemas-microsoft-com:office:word" xmlns:w="http://schemas.openxmlformats.org/wordprocessingml/2006/main" xmlns:wne="http://schemas.microsoft.com/office/word/2006/wordml" xmlns:wp="http://schemas.openxmlformats.org/drawingml/2006/wordprocessingDrawing">
+<w:hdr xmlns:wpc="http://schemas.microsoft.com/office/word/2010/wordprocessingCanvas" xmlns:mo="http://schemas.microsoft.com/office/mac/office/2008/main" xmlns:mc="http://schemas.openxmlformats.org/markup-compatibility/2006" xmlns:mv="urn:schemas-microsoft-com:mac:vml" xmlns:o="urn:schemas-microsoft-com:office:office" xmlns:r="http://schemas.openxmlformats.org/officeDocument/2006/relationships" xmlns:m="http://schemas.openxmlformats.org/officeDocument/2006/math" xmlns:v="urn:schemas-microsoft-com:vml" xmlns:wp14="http://schemas.microsoft.com/office/word/2010/wordprocessingDrawing" xmlns:wp="http://schemas.openxmlformats.org/drawingml/2006/wordprocessingDrawing" xmlns:w10="urn:schemas-microsoft-com:office:word" xmlns:w="http://schemas.openxmlformats.org/wordprocessingml/2006/main" xmlns:w14="http://schemas.microsoft.com/office/word/2010/wordml" xmlns:wpg="http://schemas.microsoft.com/office/word/2010/wordprocessingGroup" xmlns:wpi="http://schemas.microsoft.com/office/word/2010/wordprocessingInk" xmlns:wne="http://schemas.microsoft.com/office/word/2006/wordml" xmlns:wps="http://schemas.microsoft.com/office/word/2010/wordprocessingShape" mc:Ignorable="w14 wp14">
   <w:p>
     <w:pPr>
-      <w:pStyle w:val="Header"/>
+      <w:pStyle w:val="Koptekst"/>
       <w:jc w:val="center"/>
       <w:rPr>
         <w:sz w:val="22"/>
@@ -16022,10 +16954,10 @@
 </file>
 
 <file path=word/header10.xml><?xml version="1.0" encoding="utf-8"?>
-<w:hdr xmlns:mv="urn:schemas-microsoft-com:mac:vml" xmlns:mo="http://schemas.microsoft.com/office/mac/office/2008/main" xmlns:ve="http://schemas.openxmlformats.org/markup-compatibility/2006" xmlns:o="urn:schemas-microsoft-com:office:office" xmlns:r="http://schemas.openxmlformats.org/officeDocument/2006/relationships" xmlns:m="http://schemas.openxmlformats.org/officeDocument/2006/math" xmlns:v="urn:schemas-microsoft-com:vml" xmlns:w10="urn:schemas-microsoft-com:office:word" xmlns:w="http://schemas.openxmlformats.org/wordprocessingml/2006/main" xmlns:wne="http://schemas.microsoft.com/office/word/2006/wordml" xmlns:wp="http://schemas.openxmlformats.org/drawingml/2006/wordprocessingDrawing">
+<w:hdr xmlns:wpc="http://schemas.microsoft.com/office/word/2010/wordprocessingCanvas" xmlns:mo="http://schemas.microsoft.com/office/mac/office/2008/main" xmlns:mc="http://schemas.openxmlformats.org/markup-compatibility/2006" xmlns:mv="urn:schemas-microsoft-com:mac:vml" xmlns:o="urn:schemas-microsoft-com:office:office" xmlns:r="http://schemas.openxmlformats.org/officeDocument/2006/relationships" xmlns:m="http://schemas.openxmlformats.org/officeDocument/2006/math" xmlns:v="urn:schemas-microsoft-com:vml" xmlns:wp14="http://schemas.microsoft.com/office/word/2010/wordprocessingDrawing" xmlns:wp="http://schemas.openxmlformats.org/drawingml/2006/wordprocessingDrawing" xmlns:w10="urn:schemas-microsoft-com:office:word" xmlns:w="http://schemas.openxmlformats.org/wordprocessingml/2006/main" xmlns:w14="http://schemas.microsoft.com/office/word/2010/wordml" xmlns:wpg="http://schemas.microsoft.com/office/word/2010/wordprocessingGroup" xmlns:wpi="http://schemas.microsoft.com/office/word/2010/wordprocessingInk" xmlns:wne="http://schemas.microsoft.com/office/word/2006/wordml" xmlns:wps="http://schemas.microsoft.com/office/word/2010/wordprocessingShape" mc:Ignorable="w14 wp14">
   <w:p>
     <w:pPr>
-      <w:pStyle w:val="Header"/>
+      <w:pStyle w:val="Koptekst"/>
       <w:jc w:val="center"/>
       <w:rPr>
         <w:sz w:val="20"/>
@@ -16040,7 +16972,7 @@
   </w:p>
   <w:p>
     <w:pPr>
-      <w:pStyle w:val="Header"/>
+      <w:pStyle w:val="Koptekst"/>
       <w:jc w:val="center"/>
       <w:rPr>
         <w:sz w:val="20"/>
@@ -16051,10 +16983,10 @@
 </file>
 
 <file path=word/header11.xml><?xml version="1.0" encoding="utf-8"?>
-<w:hdr xmlns:mv="urn:schemas-microsoft-com:mac:vml" xmlns:mo="http://schemas.microsoft.com/office/mac/office/2008/main" xmlns:ve="http://schemas.openxmlformats.org/markup-compatibility/2006" xmlns:o="urn:schemas-microsoft-com:office:office" xmlns:r="http://schemas.openxmlformats.org/officeDocument/2006/relationships" xmlns:m="http://schemas.openxmlformats.org/officeDocument/2006/math" xmlns:v="urn:schemas-microsoft-com:vml" xmlns:w10="urn:schemas-microsoft-com:office:word" xmlns:w="http://schemas.openxmlformats.org/wordprocessingml/2006/main" xmlns:wne="http://schemas.microsoft.com/office/word/2006/wordml" xmlns:wp="http://schemas.openxmlformats.org/drawingml/2006/wordprocessingDrawing">
+<w:hdr xmlns:wpc="http://schemas.microsoft.com/office/word/2010/wordprocessingCanvas" xmlns:mo="http://schemas.microsoft.com/office/mac/office/2008/main" xmlns:mc="http://schemas.openxmlformats.org/markup-compatibility/2006" xmlns:mv="urn:schemas-microsoft-com:mac:vml" xmlns:o="urn:schemas-microsoft-com:office:office" xmlns:r="http://schemas.openxmlformats.org/officeDocument/2006/relationships" xmlns:m="http://schemas.openxmlformats.org/officeDocument/2006/math" xmlns:v="urn:schemas-microsoft-com:vml" xmlns:wp14="http://schemas.microsoft.com/office/word/2010/wordprocessingDrawing" xmlns:wp="http://schemas.openxmlformats.org/drawingml/2006/wordprocessingDrawing" xmlns:w10="urn:schemas-microsoft-com:office:word" xmlns:w="http://schemas.openxmlformats.org/wordprocessingml/2006/main" xmlns:w14="http://schemas.microsoft.com/office/word/2010/wordml" xmlns:wpg="http://schemas.microsoft.com/office/word/2010/wordprocessingGroup" xmlns:wpi="http://schemas.microsoft.com/office/word/2010/wordprocessingInk" xmlns:wne="http://schemas.microsoft.com/office/word/2006/wordml" xmlns:wps="http://schemas.microsoft.com/office/word/2010/wordprocessingShape" mc:Ignorable="w14 wp14">
   <w:p>
     <w:pPr>
-      <w:pStyle w:val="Header"/>
+      <w:pStyle w:val="Koptekst"/>
       <w:jc w:val="center"/>
       <w:rPr>
         <w:sz w:val="20"/>
@@ -16069,7 +17001,7 @@
   </w:p>
   <w:p>
     <w:pPr>
-      <w:pStyle w:val="Header"/>
+      <w:pStyle w:val="Koptekst"/>
       <w:jc w:val="center"/>
       <w:rPr>
         <w:sz w:val="20"/>
@@ -16080,10 +17012,10 @@
 </file>
 
 <file path=word/header12.xml><?xml version="1.0" encoding="utf-8"?>
-<w:hdr xmlns:mv="urn:schemas-microsoft-com:mac:vml" xmlns:mo="http://schemas.microsoft.com/office/mac/office/2008/main" xmlns:ve="http://schemas.openxmlformats.org/markup-compatibility/2006" xmlns:o="urn:schemas-microsoft-com:office:office" xmlns:r="http://schemas.openxmlformats.org/officeDocument/2006/relationships" xmlns:m="http://schemas.openxmlformats.org/officeDocument/2006/math" xmlns:v="urn:schemas-microsoft-com:vml" xmlns:w10="urn:schemas-microsoft-com:office:word" xmlns:w="http://schemas.openxmlformats.org/wordprocessingml/2006/main" xmlns:wne="http://schemas.microsoft.com/office/word/2006/wordml" xmlns:wp="http://schemas.openxmlformats.org/drawingml/2006/wordprocessingDrawing">
+<w:hdr xmlns:wpc="http://schemas.microsoft.com/office/word/2010/wordprocessingCanvas" xmlns:mo="http://schemas.microsoft.com/office/mac/office/2008/main" xmlns:mc="http://schemas.openxmlformats.org/markup-compatibility/2006" xmlns:mv="urn:schemas-microsoft-com:mac:vml" xmlns:o="urn:schemas-microsoft-com:office:office" xmlns:r="http://schemas.openxmlformats.org/officeDocument/2006/relationships" xmlns:m="http://schemas.openxmlformats.org/officeDocument/2006/math" xmlns:v="urn:schemas-microsoft-com:vml" xmlns:wp14="http://schemas.microsoft.com/office/word/2010/wordprocessingDrawing" xmlns:wp="http://schemas.openxmlformats.org/drawingml/2006/wordprocessingDrawing" xmlns:w10="urn:schemas-microsoft-com:office:word" xmlns:w="http://schemas.openxmlformats.org/wordprocessingml/2006/main" xmlns:w14="http://schemas.microsoft.com/office/word/2010/wordml" xmlns:wpg="http://schemas.microsoft.com/office/word/2010/wordprocessingGroup" xmlns:wpi="http://schemas.microsoft.com/office/word/2010/wordprocessingInk" xmlns:wne="http://schemas.microsoft.com/office/word/2006/wordml" xmlns:wps="http://schemas.microsoft.com/office/word/2010/wordprocessingShape" mc:Ignorable="w14 wp14">
   <w:p>
     <w:pPr>
-      <w:pStyle w:val="Header"/>
+      <w:pStyle w:val="Koptekst"/>
       <w:tabs>
         <w:tab w:val="center" w:pos="4510"/>
         <w:tab w:val="left" w:pos="5820"/>
@@ -16102,7 +17034,7 @@
   </w:p>
   <w:p>
     <w:pPr>
-      <w:pStyle w:val="Header"/>
+      <w:pStyle w:val="Koptekst"/>
       <w:jc w:val="center"/>
       <w:rPr>
         <w:sz w:val="20"/>
@@ -16113,10 +17045,10 @@
 </file>
 
 <file path=word/header13.xml><?xml version="1.0" encoding="utf-8"?>
-<w:hdr xmlns:mv="urn:schemas-microsoft-com:mac:vml" xmlns:mo="http://schemas.microsoft.com/office/mac/office/2008/main" xmlns:ve="http://schemas.openxmlformats.org/markup-compatibility/2006" xmlns:o="urn:schemas-microsoft-com:office:office" xmlns:r="http://schemas.openxmlformats.org/officeDocument/2006/relationships" xmlns:m="http://schemas.openxmlformats.org/officeDocument/2006/math" xmlns:v="urn:schemas-microsoft-com:vml" xmlns:w10="urn:schemas-microsoft-com:office:word" xmlns:w="http://schemas.openxmlformats.org/wordprocessingml/2006/main" xmlns:wne="http://schemas.microsoft.com/office/word/2006/wordml" xmlns:wp="http://schemas.openxmlformats.org/drawingml/2006/wordprocessingDrawing">
+<w:hdr xmlns:wpc="http://schemas.microsoft.com/office/word/2010/wordprocessingCanvas" xmlns:mo="http://schemas.microsoft.com/office/mac/office/2008/main" xmlns:mc="http://schemas.openxmlformats.org/markup-compatibility/2006" xmlns:mv="urn:schemas-microsoft-com:mac:vml" xmlns:o="urn:schemas-microsoft-com:office:office" xmlns:r="http://schemas.openxmlformats.org/officeDocument/2006/relationships" xmlns:m="http://schemas.openxmlformats.org/officeDocument/2006/math" xmlns:v="urn:schemas-microsoft-com:vml" xmlns:wp14="http://schemas.microsoft.com/office/word/2010/wordprocessingDrawing" xmlns:wp="http://schemas.openxmlformats.org/drawingml/2006/wordprocessingDrawing" xmlns:w10="urn:schemas-microsoft-com:office:word" xmlns:w="http://schemas.openxmlformats.org/wordprocessingml/2006/main" xmlns:w14="http://schemas.microsoft.com/office/word/2010/wordml" xmlns:wpg="http://schemas.microsoft.com/office/word/2010/wordprocessingGroup" xmlns:wpi="http://schemas.microsoft.com/office/word/2010/wordprocessingInk" xmlns:wne="http://schemas.microsoft.com/office/word/2006/wordml" xmlns:wps="http://schemas.microsoft.com/office/word/2010/wordprocessingShape" mc:Ignorable="w14 wp14">
   <w:p>
     <w:pPr>
-      <w:pStyle w:val="Header"/>
+      <w:pStyle w:val="Koptekst"/>
       <w:tabs>
         <w:tab w:val="center" w:pos="4510"/>
         <w:tab w:val="left" w:pos="5820"/>
@@ -16141,7 +17073,7 @@
   </w:p>
   <w:p>
     <w:pPr>
-      <w:pStyle w:val="Header"/>
+      <w:pStyle w:val="Koptekst"/>
       <w:jc w:val="center"/>
       <w:rPr>
         <w:sz w:val="20"/>
@@ -16152,10 +17084,10 @@
 </file>
 
 <file path=word/header14.xml><?xml version="1.0" encoding="utf-8"?>
-<w:hdr xmlns:mv="urn:schemas-microsoft-com:mac:vml" xmlns:mo="http://schemas.microsoft.com/office/mac/office/2008/main" xmlns:ve="http://schemas.openxmlformats.org/markup-compatibility/2006" xmlns:o="urn:schemas-microsoft-com:office:office" xmlns:r="http://schemas.openxmlformats.org/officeDocument/2006/relationships" xmlns:m="http://schemas.openxmlformats.org/officeDocument/2006/math" xmlns:v="urn:schemas-microsoft-com:vml" xmlns:w10="urn:schemas-microsoft-com:office:word" xmlns:w="http://schemas.openxmlformats.org/wordprocessingml/2006/main" xmlns:wne="http://schemas.microsoft.com/office/word/2006/wordml" xmlns:wp="http://schemas.openxmlformats.org/drawingml/2006/wordprocessingDrawing">
+<w:hdr xmlns:wpc="http://schemas.microsoft.com/office/word/2010/wordprocessingCanvas" xmlns:mo="http://schemas.microsoft.com/office/mac/office/2008/main" xmlns:mc="http://schemas.openxmlformats.org/markup-compatibility/2006" xmlns:mv="urn:schemas-microsoft-com:mac:vml" xmlns:o="urn:schemas-microsoft-com:office:office" xmlns:r="http://schemas.openxmlformats.org/officeDocument/2006/relationships" xmlns:m="http://schemas.openxmlformats.org/officeDocument/2006/math" xmlns:v="urn:schemas-microsoft-com:vml" xmlns:wp14="http://schemas.microsoft.com/office/word/2010/wordprocessingDrawing" xmlns:wp="http://schemas.openxmlformats.org/drawingml/2006/wordprocessingDrawing" xmlns:w10="urn:schemas-microsoft-com:office:word" xmlns:w="http://schemas.openxmlformats.org/wordprocessingml/2006/main" xmlns:w14="http://schemas.microsoft.com/office/word/2010/wordml" xmlns:wpg="http://schemas.microsoft.com/office/word/2010/wordprocessingGroup" xmlns:wpi="http://schemas.microsoft.com/office/word/2010/wordprocessingInk" xmlns:wne="http://schemas.microsoft.com/office/word/2006/wordml" xmlns:wps="http://schemas.microsoft.com/office/word/2010/wordprocessingShape" mc:Ignorable="w14 wp14">
   <w:p>
     <w:pPr>
-      <w:pStyle w:val="Header"/>
+      <w:pStyle w:val="Koptekst"/>
       <w:jc w:val="center"/>
       <w:rPr>
         <w:sz w:val="20"/>
@@ -16172,10 +17104,10 @@
 </file>
 
 <file path=word/header15.xml><?xml version="1.0" encoding="utf-8"?>
-<w:hdr xmlns:mv="urn:schemas-microsoft-com:mac:vml" xmlns:mo="http://schemas.microsoft.com/office/mac/office/2008/main" xmlns:ve="http://schemas.openxmlformats.org/markup-compatibility/2006" xmlns:o="urn:schemas-microsoft-com:office:office" xmlns:r="http://schemas.openxmlformats.org/officeDocument/2006/relationships" xmlns:m="http://schemas.openxmlformats.org/officeDocument/2006/math" xmlns:v="urn:schemas-microsoft-com:vml" xmlns:w10="urn:schemas-microsoft-com:office:word" xmlns:w="http://schemas.openxmlformats.org/wordprocessingml/2006/main" xmlns:wne="http://schemas.microsoft.com/office/word/2006/wordml" xmlns:wp="http://schemas.openxmlformats.org/drawingml/2006/wordprocessingDrawing">
+<w:hdr xmlns:wpc="http://schemas.microsoft.com/office/word/2010/wordprocessingCanvas" xmlns:mo="http://schemas.microsoft.com/office/mac/office/2008/main" xmlns:mc="http://schemas.openxmlformats.org/markup-compatibility/2006" xmlns:mv="urn:schemas-microsoft-com:mac:vml" xmlns:o="urn:schemas-microsoft-com:office:office" xmlns:r="http://schemas.openxmlformats.org/officeDocument/2006/relationships" xmlns:m="http://schemas.openxmlformats.org/officeDocument/2006/math" xmlns:v="urn:schemas-microsoft-com:vml" xmlns:wp14="http://schemas.microsoft.com/office/word/2010/wordprocessingDrawing" xmlns:wp="http://schemas.openxmlformats.org/drawingml/2006/wordprocessingDrawing" xmlns:w10="urn:schemas-microsoft-com:office:word" xmlns:w="http://schemas.openxmlformats.org/wordprocessingml/2006/main" xmlns:w14="http://schemas.microsoft.com/office/word/2010/wordml" xmlns:wpg="http://schemas.microsoft.com/office/word/2010/wordprocessingGroup" xmlns:wpi="http://schemas.microsoft.com/office/word/2010/wordprocessingInk" xmlns:wne="http://schemas.microsoft.com/office/word/2006/wordml" xmlns:wps="http://schemas.microsoft.com/office/word/2010/wordprocessingShape" mc:Ignorable="w14 wp14">
   <w:p>
     <w:pPr>
-      <w:pStyle w:val="Header"/>
+      <w:pStyle w:val="Koptekst"/>
       <w:jc w:val="center"/>
       <w:rPr>
         <w:sz w:val="20"/>
@@ -16192,10 +17124,10 @@
 </file>
 
 <file path=word/header2.xml><?xml version="1.0" encoding="utf-8"?>
-<w:hdr xmlns:mv="urn:schemas-microsoft-com:mac:vml" xmlns:mo="http://schemas.microsoft.com/office/mac/office/2008/main" xmlns:ve="http://schemas.openxmlformats.org/markup-compatibility/2006" xmlns:o="urn:schemas-microsoft-com:office:office" xmlns:r="http://schemas.openxmlformats.org/officeDocument/2006/relationships" xmlns:m="http://schemas.openxmlformats.org/officeDocument/2006/math" xmlns:v="urn:schemas-microsoft-com:vml" xmlns:w10="urn:schemas-microsoft-com:office:word" xmlns:w="http://schemas.openxmlformats.org/wordprocessingml/2006/main" xmlns:wne="http://schemas.microsoft.com/office/word/2006/wordml" xmlns:wp="http://schemas.openxmlformats.org/drawingml/2006/wordprocessingDrawing">
+<w:hdr xmlns:wpc="http://schemas.microsoft.com/office/word/2010/wordprocessingCanvas" xmlns:mo="http://schemas.microsoft.com/office/mac/office/2008/main" xmlns:mc="http://schemas.openxmlformats.org/markup-compatibility/2006" xmlns:mv="urn:schemas-microsoft-com:mac:vml" xmlns:o="urn:schemas-microsoft-com:office:office" xmlns:r="http://schemas.openxmlformats.org/officeDocument/2006/relationships" xmlns:m="http://schemas.openxmlformats.org/officeDocument/2006/math" xmlns:v="urn:schemas-microsoft-com:vml" xmlns:wp14="http://schemas.microsoft.com/office/word/2010/wordprocessingDrawing" xmlns:wp="http://schemas.openxmlformats.org/drawingml/2006/wordprocessingDrawing" xmlns:w10="urn:schemas-microsoft-com:office:word" xmlns:w="http://schemas.openxmlformats.org/wordprocessingml/2006/main" xmlns:w14="http://schemas.microsoft.com/office/word/2010/wordml" xmlns:wpg="http://schemas.microsoft.com/office/word/2010/wordprocessingGroup" xmlns:wpi="http://schemas.microsoft.com/office/word/2010/wordprocessingInk" xmlns:wne="http://schemas.microsoft.com/office/word/2006/wordml" xmlns:wps="http://schemas.microsoft.com/office/word/2010/wordprocessingShape" mc:Ignorable="w14 wp14">
   <w:p>
     <w:pPr>
-      <w:pStyle w:val="Header"/>
+      <w:pStyle w:val="Koptekst"/>
       <w:jc w:val="center"/>
       <w:rPr>
         <w:sz w:val="22"/>
@@ -16212,10 +17144,10 @@
 </file>
 
 <file path=word/header3.xml><?xml version="1.0" encoding="utf-8"?>
-<w:hdr xmlns:mv="urn:schemas-microsoft-com:mac:vml" xmlns:mo="http://schemas.microsoft.com/office/mac/office/2008/main" xmlns:ve="http://schemas.openxmlformats.org/markup-compatibility/2006" xmlns:o="urn:schemas-microsoft-com:office:office" xmlns:r="http://schemas.openxmlformats.org/officeDocument/2006/relationships" xmlns:m="http://schemas.openxmlformats.org/officeDocument/2006/math" xmlns:v="urn:schemas-microsoft-com:vml" xmlns:w10="urn:schemas-microsoft-com:office:word" xmlns:w="http://schemas.openxmlformats.org/wordprocessingml/2006/main" xmlns:wne="http://schemas.microsoft.com/office/word/2006/wordml" xmlns:wp="http://schemas.openxmlformats.org/drawingml/2006/wordprocessingDrawing">
+<w:hdr xmlns:wpc="http://schemas.microsoft.com/office/word/2010/wordprocessingCanvas" xmlns:mo="http://schemas.microsoft.com/office/mac/office/2008/main" xmlns:mc="http://schemas.openxmlformats.org/markup-compatibility/2006" xmlns:mv="urn:schemas-microsoft-com:mac:vml" xmlns:o="urn:schemas-microsoft-com:office:office" xmlns:r="http://schemas.openxmlformats.org/officeDocument/2006/relationships" xmlns:m="http://schemas.openxmlformats.org/officeDocument/2006/math" xmlns:v="urn:schemas-microsoft-com:vml" xmlns:wp14="http://schemas.microsoft.com/office/word/2010/wordprocessingDrawing" xmlns:wp="http://schemas.openxmlformats.org/drawingml/2006/wordprocessingDrawing" xmlns:w10="urn:schemas-microsoft-com:office:word" xmlns:w="http://schemas.openxmlformats.org/wordprocessingml/2006/main" xmlns:w14="http://schemas.microsoft.com/office/word/2010/wordml" xmlns:wpg="http://schemas.microsoft.com/office/word/2010/wordprocessingGroup" xmlns:wpi="http://schemas.microsoft.com/office/word/2010/wordprocessingInk" xmlns:wne="http://schemas.microsoft.com/office/word/2006/wordml" xmlns:wps="http://schemas.microsoft.com/office/word/2010/wordprocessingShape" mc:Ignorable="w14 wp14">
   <w:p>
     <w:pPr>
-      <w:pStyle w:val="Header"/>
+      <w:pStyle w:val="Koptekst"/>
       <w:jc w:val="center"/>
       <w:rPr>
         <w:sz w:val="20"/>
@@ -16232,10 +17164,10 @@
 </file>
 
 <file path=word/header4.xml><?xml version="1.0" encoding="utf-8"?>
-<w:hdr xmlns:mv="urn:schemas-microsoft-com:mac:vml" xmlns:mo="http://schemas.microsoft.com/office/mac/office/2008/main" xmlns:ve="http://schemas.openxmlformats.org/markup-compatibility/2006" xmlns:o="urn:schemas-microsoft-com:office:office" xmlns:r="http://schemas.openxmlformats.org/officeDocument/2006/relationships" xmlns:m="http://schemas.openxmlformats.org/officeDocument/2006/math" xmlns:v="urn:schemas-microsoft-com:vml" xmlns:w10="urn:schemas-microsoft-com:office:word" xmlns:w="http://schemas.openxmlformats.org/wordprocessingml/2006/main" xmlns:wne="http://schemas.microsoft.com/office/word/2006/wordml" xmlns:wp="http://schemas.openxmlformats.org/drawingml/2006/wordprocessingDrawing">
+<w:hdr xmlns:wpc="http://schemas.microsoft.com/office/word/2010/wordprocessingCanvas" xmlns:mo="http://schemas.microsoft.com/office/mac/office/2008/main" xmlns:mc="http://schemas.openxmlformats.org/markup-compatibility/2006" xmlns:mv="urn:schemas-microsoft-com:mac:vml" xmlns:o="urn:schemas-microsoft-com:office:office" xmlns:r="http://schemas.openxmlformats.org/officeDocument/2006/relationships" xmlns:m="http://schemas.openxmlformats.org/officeDocument/2006/math" xmlns:v="urn:schemas-microsoft-com:vml" xmlns:wp14="http://schemas.microsoft.com/office/word/2010/wordprocessingDrawing" xmlns:wp="http://schemas.openxmlformats.org/drawingml/2006/wordprocessingDrawing" xmlns:w10="urn:schemas-microsoft-com:office:word" xmlns:w="http://schemas.openxmlformats.org/wordprocessingml/2006/main" xmlns:w14="http://schemas.microsoft.com/office/word/2010/wordml" xmlns:wpg="http://schemas.microsoft.com/office/word/2010/wordprocessingGroup" xmlns:wpi="http://schemas.microsoft.com/office/word/2010/wordprocessingInk" xmlns:wne="http://schemas.microsoft.com/office/word/2006/wordml" xmlns:wps="http://schemas.microsoft.com/office/word/2010/wordprocessingShape" mc:Ignorable="w14 wp14">
   <w:p>
     <w:pPr>
-      <w:pStyle w:val="Header"/>
+      <w:pStyle w:val="Koptekst"/>
       <w:jc w:val="center"/>
       <w:rPr>
         <w:sz w:val="20"/>
@@ -16252,10 +17184,10 @@
 </file>
 
 <file path=word/header5.xml><?xml version="1.0" encoding="utf-8"?>
-<w:hdr xmlns:mv="urn:schemas-microsoft-com:mac:vml" xmlns:mo="http://schemas.microsoft.com/office/mac/office/2008/main" xmlns:ve="http://schemas.openxmlformats.org/markup-compatibility/2006" xmlns:o="urn:schemas-microsoft-com:office:office" xmlns:r="http://schemas.openxmlformats.org/officeDocument/2006/relationships" xmlns:m="http://schemas.openxmlformats.org/officeDocument/2006/math" xmlns:v="urn:schemas-microsoft-com:vml" xmlns:w10="urn:schemas-microsoft-com:office:word" xmlns:w="http://schemas.openxmlformats.org/wordprocessingml/2006/main" xmlns:wne="http://schemas.microsoft.com/office/word/2006/wordml" xmlns:wp="http://schemas.openxmlformats.org/drawingml/2006/wordprocessingDrawing">
+<w:hdr xmlns:wpc="http://schemas.microsoft.com/office/word/2010/wordprocessingCanvas" xmlns:mo="http://schemas.microsoft.com/office/mac/office/2008/main" xmlns:mc="http://schemas.openxmlformats.org/markup-compatibility/2006" xmlns:mv="urn:schemas-microsoft-com:mac:vml" xmlns:o="urn:schemas-microsoft-com:office:office" xmlns:r="http://schemas.openxmlformats.org/officeDocument/2006/relationships" xmlns:m="http://schemas.openxmlformats.org/officeDocument/2006/math" xmlns:v="urn:schemas-microsoft-com:vml" xmlns:wp14="http://schemas.microsoft.com/office/word/2010/wordprocessingDrawing" xmlns:wp="http://schemas.openxmlformats.org/drawingml/2006/wordprocessingDrawing" xmlns:w10="urn:schemas-microsoft-com:office:word" xmlns:w="http://schemas.openxmlformats.org/wordprocessingml/2006/main" xmlns:w14="http://schemas.microsoft.com/office/word/2010/wordml" xmlns:wpg="http://schemas.microsoft.com/office/word/2010/wordprocessingGroup" xmlns:wpi="http://schemas.microsoft.com/office/word/2010/wordprocessingInk" xmlns:wne="http://schemas.microsoft.com/office/word/2006/wordml" xmlns:wps="http://schemas.microsoft.com/office/word/2010/wordprocessingShape" mc:Ignorable="w14 wp14">
   <w:p>
     <w:pPr>
-      <w:pStyle w:val="Header"/>
+      <w:pStyle w:val="Koptekst"/>
       <w:jc w:val="center"/>
       <w:rPr>
         <w:sz w:val="20"/>
@@ -16272,10 +17204,10 @@
 </file>
 
 <file path=word/header6.xml><?xml version="1.0" encoding="utf-8"?>
-<w:hdr xmlns:mv="urn:schemas-microsoft-com:mac:vml" xmlns:mo="http://schemas.microsoft.com/office/mac/office/2008/main" xmlns:ve="http://schemas.openxmlformats.org/markup-compatibility/2006" xmlns:o="urn:schemas-microsoft-com:office:office" xmlns:r="http://schemas.openxmlformats.org/officeDocument/2006/relationships" xmlns:m="http://schemas.openxmlformats.org/officeDocument/2006/math" xmlns:v="urn:schemas-microsoft-com:vml" xmlns:w10="urn:schemas-microsoft-com:office:word" xmlns:w="http://schemas.openxmlformats.org/wordprocessingml/2006/main" xmlns:wne="http://schemas.microsoft.com/office/word/2006/wordml" xmlns:wp="http://schemas.openxmlformats.org/drawingml/2006/wordprocessingDrawing">
+<w:hdr xmlns:wpc="http://schemas.microsoft.com/office/word/2010/wordprocessingCanvas" xmlns:mo="http://schemas.microsoft.com/office/mac/office/2008/main" xmlns:mc="http://schemas.openxmlformats.org/markup-compatibility/2006" xmlns:mv="urn:schemas-microsoft-com:mac:vml" xmlns:o="urn:schemas-microsoft-com:office:office" xmlns:r="http://schemas.openxmlformats.org/officeDocument/2006/relationships" xmlns:m="http://schemas.openxmlformats.org/officeDocument/2006/math" xmlns:v="urn:schemas-microsoft-com:vml" xmlns:wp14="http://schemas.microsoft.com/office/word/2010/wordprocessingDrawing" xmlns:wp="http://schemas.openxmlformats.org/drawingml/2006/wordprocessingDrawing" xmlns:w10="urn:schemas-microsoft-com:office:word" xmlns:w="http://schemas.openxmlformats.org/wordprocessingml/2006/main" xmlns:w14="http://schemas.microsoft.com/office/word/2010/wordml" xmlns:wpg="http://schemas.microsoft.com/office/word/2010/wordprocessingGroup" xmlns:wpi="http://schemas.microsoft.com/office/word/2010/wordprocessingInk" xmlns:wne="http://schemas.microsoft.com/office/word/2006/wordml" xmlns:wps="http://schemas.microsoft.com/office/word/2010/wordprocessingShape" mc:Ignorable="w14 wp14">
   <w:p>
     <w:pPr>
-      <w:pStyle w:val="Header"/>
+      <w:pStyle w:val="Koptekst"/>
       <w:jc w:val="center"/>
       <w:rPr>
         <w:sz w:val="20"/>
@@ -16292,10 +17224,10 @@
 </file>
 
 <file path=word/header7.xml><?xml version="1.0" encoding="utf-8"?>
-<w:hdr xmlns:mv="urn:schemas-microsoft-com:mac:vml" xmlns:mo="http://schemas.microsoft.com/office/mac/office/2008/main" xmlns:ve="http://schemas.openxmlformats.org/markup-compatibility/2006" xmlns:o="urn:schemas-microsoft-com:office:office" xmlns:r="http://schemas.openxmlformats.org/officeDocument/2006/relationships" xmlns:m="http://schemas.openxmlformats.org/officeDocument/2006/math" xmlns:v="urn:schemas-microsoft-com:vml" xmlns:w10="urn:schemas-microsoft-com:office:word" xmlns:w="http://schemas.openxmlformats.org/wordprocessingml/2006/main" xmlns:wne="http://schemas.microsoft.com/office/word/2006/wordml" xmlns:wp="http://schemas.openxmlformats.org/drawingml/2006/wordprocessingDrawing">
+<w:hdr xmlns:wpc="http://schemas.microsoft.com/office/word/2010/wordprocessingCanvas" xmlns:mo="http://schemas.microsoft.com/office/mac/office/2008/main" xmlns:mc="http://schemas.openxmlformats.org/markup-compatibility/2006" xmlns:mv="urn:schemas-microsoft-com:mac:vml" xmlns:o="urn:schemas-microsoft-com:office:office" xmlns:r="http://schemas.openxmlformats.org/officeDocument/2006/relationships" xmlns:m="http://schemas.openxmlformats.org/officeDocument/2006/math" xmlns:v="urn:schemas-microsoft-com:vml" xmlns:wp14="http://schemas.microsoft.com/office/word/2010/wordprocessingDrawing" xmlns:wp="http://schemas.openxmlformats.org/drawingml/2006/wordprocessingDrawing" xmlns:w10="urn:schemas-microsoft-com:office:word" xmlns:w="http://schemas.openxmlformats.org/wordprocessingml/2006/main" xmlns:w14="http://schemas.microsoft.com/office/word/2010/wordml" xmlns:wpg="http://schemas.microsoft.com/office/word/2010/wordprocessingGroup" xmlns:wpi="http://schemas.microsoft.com/office/word/2010/wordprocessingInk" xmlns:wne="http://schemas.microsoft.com/office/word/2006/wordml" xmlns:wps="http://schemas.microsoft.com/office/word/2010/wordprocessingShape" mc:Ignorable="w14 wp14">
   <w:p>
     <w:pPr>
-      <w:pStyle w:val="Header"/>
+      <w:pStyle w:val="Koptekst"/>
       <w:jc w:val="center"/>
       <w:rPr>
         <w:sz w:val="20"/>
@@ -16312,10 +17244,10 @@
 </file>
 
 <file path=word/header8.xml><?xml version="1.0" encoding="utf-8"?>
-<w:hdr xmlns:mv="urn:schemas-microsoft-com:mac:vml" xmlns:mo="http://schemas.microsoft.com/office/mac/office/2008/main" xmlns:ve="http://schemas.openxmlformats.org/markup-compatibility/2006" xmlns:o="urn:schemas-microsoft-com:office:office" xmlns:r="http://schemas.openxmlformats.org/officeDocument/2006/relationships" xmlns:m="http://schemas.openxmlformats.org/officeDocument/2006/math" xmlns:v="urn:schemas-microsoft-com:vml" xmlns:w10="urn:schemas-microsoft-com:office:word" xmlns:w="http://schemas.openxmlformats.org/wordprocessingml/2006/main" xmlns:wne="http://schemas.microsoft.com/office/word/2006/wordml" xmlns:wp="http://schemas.openxmlformats.org/drawingml/2006/wordprocessingDrawing">
+<w:hdr xmlns:wpc="http://schemas.microsoft.com/office/word/2010/wordprocessingCanvas" xmlns:mo="http://schemas.microsoft.com/office/mac/office/2008/main" xmlns:mc="http://schemas.openxmlformats.org/markup-compatibility/2006" xmlns:mv="urn:schemas-microsoft-com:mac:vml" xmlns:o="urn:schemas-microsoft-com:office:office" xmlns:r="http://schemas.openxmlformats.org/officeDocument/2006/relationships" xmlns:m="http://schemas.openxmlformats.org/officeDocument/2006/math" xmlns:v="urn:schemas-microsoft-com:vml" xmlns:wp14="http://schemas.microsoft.com/office/word/2010/wordprocessingDrawing" xmlns:wp="http://schemas.openxmlformats.org/drawingml/2006/wordprocessingDrawing" xmlns:w10="urn:schemas-microsoft-com:office:word" xmlns:w="http://schemas.openxmlformats.org/wordprocessingml/2006/main" xmlns:w14="http://schemas.microsoft.com/office/word/2010/wordml" xmlns:wpg="http://schemas.microsoft.com/office/word/2010/wordprocessingGroup" xmlns:wpi="http://schemas.microsoft.com/office/word/2010/wordprocessingInk" xmlns:wne="http://schemas.microsoft.com/office/word/2006/wordml" xmlns:wps="http://schemas.microsoft.com/office/word/2010/wordprocessingShape" mc:Ignorable="w14 wp14">
   <w:p>
     <w:pPr>
-      <w:pStyle w:val="Header"/>
+      <w:pStyle w:val="Koptekst"/>
       <w:jc w:val="center"/>
       <w:rPr>
         <w:sz w:val="20"/>
@@ -16332,10 +17264,10 @@
 </file>
 
 <file path=word/header9.xml><?xml version="1.0" encoding="utf-8"?>
-<w:hdr xmlns:mv="urn:schemas-microsoft-com:mac:vml" xmlns:mo="http://schemas.microsoft.com/office/mac/office/2008/main" xmlns:ve="http://schemas.openxmlformats.org/markup-compatibility/2006" xmlns:o="urn:schemas-microsoft-com:office:office" xmlns:r="http://schemas.openxmlformats.org/officeDocument/2006/relationships" xmlns:m="http://schemas.openxmlformats.org/officeDocument/2006/math" xmlns:v="urn:schemas-microsoft-com:vml" xmlns:w10="urn:schemas-microsoft-com:office:word" xmlns:w="http://schemas.openxmlformats.org/wordprocessingml/2006/main" xmlns:wne="http://schemas.microsoft.com/office/word/2006/wordml" xmlns:wp="http://schemas.openxmlformats.org/drawingml/2006/wordprocessingDrawing">
+<w:hdr xmlns:wpc="http://schemas.microsoft.com/office/word/2010/wordprocessingCanvas" xmlns:mo="http://schemas.microsoft.com/office/mac/office/2008/main" xmlns:mc="http://schemas.openxmlformats.org/markup-compatibility/2006" xmlns:mv="urn:schemas-microsoft-com:mac:vml" xmlns:o="urn:schemas-microsoft-com:office:office" xmlns:r="http://schemas.openxmlformats.org/officeDocument/2006/relationships" xmlns:m="http://schemas.openxmlformats.org/officeDocument/2006/math" xmlns:v="urn:schemas-microsoft-com:vml" xmlns:wp14="http://schemas.microsoft.com/office/word/2010/wordprocessingDrawing" xmlns:wp="http://schemas.openxmlformats.org/drawingml/2006/wordprocessingDrawing" xmlns:w10="urn:schemas-microsoft-com:office:word" xmlns:w="http://schemas.openxmlformats.org/wordprocessingml/2006/main" xmlns:w14="http://schemas.microsoft.com/office/word/2010/wordml" xmlns:wpg="http://schemas.microsoft.com/office/word/2010/wordprocessingGroup" xmlns:wpi="http://schemas.microsoft.com/office/word/2010/wordprocessingInk" xmlns:wne="http://schemas.microsoft.com/office/word/2006/wordml" xmlns:wps="http://schemas.microsoft.com/office/word/2010/wordprocessingShape" mc:Ignorable="w14 wp14">
   <w:p>
     <w:pPr>
-      <w:pStyle w:val="Header"/>
+      <w:pStyle w:val="Koptekst"/>
       <w:jc w:val="center"/>
       <w:rPr>
         <w:sz w:val="20"/>
@@ -16352,7 +17284,7 @@
   </w:p>
   <w:p>
     <w:pPr>
-      <w:pStyle w:val="Header"/>
+      <w:pStyle w:val="Koptekst"/>
       <w:rPr>
         <w:sz w:val="20"/>
         <w:lang w:val="nl-NL"/>
@@ -16363,7 +17295,7 @@
 </file>
 
 <file path=word/numbering.xml><?xml version="1.0" encoding="utf-8"?>
-<w:numbering xmlns:mv="urn:schemas-microsoft-com:mac:vml" xmlns:mo="http://schemas.microsoft.com/office/mac/office/2008/main" xmlns:ve="http://schemas.openxmlformats.org/markup-compatibility/2006" xmlns:o="urn:schemas-microsoft-com:office:office" xmlns:r="http://schemas.openxmlformats.org/officeDocument/2006/relationships" xmlns:m="http://schemas.openxmlformats.org/officeDocument/2006/math" xmlns:v="urn:schemas-microsoft-com:vml" xmlns:w10="urn:schemas-microsoft-com:office:word" xmlns:w="http://schemas.openxmlformats.org/wordprocessingml/2006/main" xmlns:wne="http://schemas.microsoft.com/office/word/2006/wordml" xmlns:wp="http://schemas.openxmlformats.org/drawingml/2006/wordprocessingDrawing">
+<w:numbering xmlns:wpc="http://schemas.microsoft.com/office/word/2010/wordprocessingCanvas" xmlns:mo="http://schemas.microsoft.com/office/mac/office/2008/main" xmlns:mc="http://schemas.openxmlformats.org/markup-compatibility/2006" xmlns:mv="urn:schemas-microsoft-com:mac:vml" xmlns:o="urn:schemas-microsoft-com:office:office" xmlns:r="http://schemas.openxmlformats.org/officeDocument/2006/relationships" xmlns:m="http://schemas.openxmlformats.org/officeDocument/2006/math" xmlns:v="urn:schemas-microsoft-com:vml" xmlns:wp14="http://schemas.microsoft.com/office/word/2010/wordprocessingDrawing" xmlns:wp="http://schemas.openxmlformats.org/drawingml/2006/wordprocessingDrawing" xmlns:w10="urn:schemas-microsoft-com:office:word" xmlns:w="http://schemas.openxmlformats.org/wordprocessingml/2006/main" xmlns:w14="http://schemas.microsoft.com/office/word/2010/wordml" xmlns:wpg="http://schemas.microsoft.com/office/word/2010/wordprocessingGroup" xmlns:wpi="http://schemas.microsoft.com/office/word/2010/wordprocessingInk" xmlns:wne="http://schemas.microsoft.com/office/word/2006/wordml" xmlns:wps="http://schemas.microsoft.com/office/word/2010/wordprocessingShape" mc:Ignorable="w14 wp14 mv">
   <w:abstractNum w:abstractNumId="0">
     <w:nsid w:val="01345975"/>
     <w:multiLevelType w:val="multilevel"/>
@@ -19064,7 +19996,7 @@
 </file>
 
 <file path=word/styles.xml><?xml version="1.0" encoding="utf-8"?>
-<w:styles xmlns:r="http://schemas.openxmlformats.org/officeDocument/2006/relationships" xmlns:w="http://schemas.openxmlformats.org/wordprocessingml/2006/main">
+<w:styles xmlns:mc="http://schemas.openxmlformats.org/markup-compatibility/2006" xmlns:r="http://schemas.openxmlformats.org/officeDocument/2006/relationships" xmlns:w="http://schemas.openxmlformats.org/wordprocessingml/2006/main" xmlns:w14="http://schemas.microsoft.com/office/word/2010/wordml" mc:Ignorable="w14">
   <w:docDefaults>
     <w:rPrDefault>
       <w:rPr>
@@ -19215,16 +20147,16 @@
     <w:lsdException w:name="Bibliography" w:uiPriority="37"/>
     <w:lsdException w:name="TOC Heading" w:uiPriority="39" w:qFormat="1"/>
   </w:latentStyles>
-  <w:style w:type="paragraph" w:default="1" w:styleId="Normal">
+  <w:style w:type="paragraph" w:default="1" w:styleId="Normaal">
     <w:name w:val="Normal"/>
     <w:qFormat/>
     <w:rsid w:val="002A52E0"/>
   </w:style>
-  <w:style w:type="paragraph" w:styleId="Heading1">
+  <w:style w:type="paragraph" w:styleId="Kop1">
     <w:name w:val="heading 1"/>
-    <w:basedOn w:val="Normal"/>
-    <w:next w:val="Normal"/>
-    <w:link w:val="Heading1Char"/>
+    <w:basedOn w:val="Normaal"/>
+    <w:next w:val="Normaal"/>
+    <w:link w:val="Kop1Teken"/>
     <w:uiPriority w:val="9"/>
     <w:qFormat/>
     <w:rsid w:val="00DA5FCF"/>
@@ -19242,11 +20174,11 @@
       <w:szCs w:val="32"/>
     </w:rPr>
   </w:style>
-  <w:style w:type="paragraph" w:styleId="Heading2">
+  <w:style w:type="paragraph" w:styleId="Kop2">
     <w:name w:val="heading 2"/>
-    <w:basedOn w:val="Normal"/>
-    <w:next w:val="Normal"/>
-    <w:link w:val="Heading2Char"/>
+    <w:basedOn w:val="Normaal"/>
+    <w:next w:val="Normaal"/>
+    <w:link w:val="Kop2Teken"/>
     <w:uiPriority w:val="9"/>
     <w:unhideWhenUsed/>
     <w:qFormat/>
@@ -19266,11 +20198,11 @@
       <w:szCs w:val="26"/>
     </w:rPr>
   </w:style>
-  <w:style w:type="paragraph" w:styleId="Heading3">
+  <w:style w:type="paragraph" w:styleId="Kop3">
     <w:name w:val="heading 3"/>
-    <w:basedOn w:val="Normal"/>
-    <w:next w:val="Normal"/>
-    <w:link w:val="Heading3Char"/>
+    <w:basedOn w:val="Normaal"/>
+    <w:next w:val="Normaal"/>
+    <w:link w:val="Kop3Teken"/>
     <w:uiPriority w:val="9"/>
     <w:unhideWhenUsed/>
     <w:qFormat/>
@@ -19288,16 +20220,17 @@
       <w:color w:val="4F81BD" w:themeColor="accent1"/>
     </w:rPr>
   </w:style>
-  <w:style w:type="character" w:default="1" w:styleId="DefaultParagraphFont">
+  <w:style w:type="character" w:default="1" w:styleId="Standaardalinea-lettertype">
     <w:name w:val="Default Paragraph Font"/>
+    <w:uiPriority w:val="1"/>
     <w:semiHidden/>
     <w:unhideWhenUsed/>
   </w:style>
-  <w:style w:type="table" w:default="1" w:styleId="TableNormal">
+  <w:style w:type="table" w:default="1" w:styleId="Standaardtabel">
     <w:name w:val="Normal Table"/>
+    <w:uiPriority w:val="99"/>
     <w:semiHidden/>
     <w:unhideWhenUsed/>
-    <w:qFormat/>
     <w:tblPr>
       <w:tblInd w:w="0" w:type="dxa"/>
       <w:tblCellMar>
@@ -19308,14 +20241,15 @@
       </w:tblCellMar>
     </w:tblPr>
   </w:style>
-  <w:style w:type="numbering" w:default="1" w:styleId="NoList">
+  <w:style w:type="numbering" w:default="1" w:styleId="Geenlijst">
     <w:name w:val="No List"/>
+    <w:uiPriority w:val="99"/>
     <w:semiHidden/>
     <w:unhideWhenUsed/>
   </w:style>
-  <w:style w:type="paragraph" w:styleId="ListParagraph">
+  <w:style w:type="paragraph" w:styleId="Lijstalinea">
     <w:name w:val="List Paragraph"/>
-    <w:basedOn w:val="Normal"/>
+    <w:basedOn w:val="Normaal"/>
     <w:uiPriority w:val="34"/>
     <w:qFormat/>
     <w:rsid w:val="00565293"/>
@@ -19324,10 +20258,10 @@
       <w:contextualSpacing/>
     </w:pPr>
   </w:style>
-  <w:style w:type="paragraph" w:styleId="BalloonText">
+  <w:style w:type="paragraph" w:styleId="Ballontekst">
     <w:name w:val="Balloon Text"/>
-    <w:basedOn w:val="Normal"/>
-    <w:link w:val="BalloonTextChar"/>
+    <w:basedOn w:val="Normaal"/>
+    <w:link w:val="BallontekstTeken"/>
     <w:uiPriority w:val="99"/>
     <w:semiHidden/>
     <w:unhideWhenUsed/>
@@ -19338,10 +20272,10 @@
       <w:szCs w:val="18"/>
     </w:rPr>
   </w:style>
-  <w:style w:type="character" w:customStyle="1" w:styleId="BalloonTextChar">
-    <w:name w:val="Balloon Text Char"/>
-    <w:basedOn w:val="DefaultParagraphFont"/>
-    <w:link w:val="BalloonText"/>
+  <w:style w:type="character" w:customStyle="1" w:styleId="BallontekstTeken">
+    <w:name w:val="Ballontekst Teken"/>
+    <w:basedOn w:val="Standaardalinea-lettertype"/>
+    <w:link w:val="Ballontekst"/>
     <w:uiPriority w:val="99"/>
     <w:semiHidden/>
     <w:rsid w:val="00565293"/>
@@ -19351,10 +20285,10 @@
       <w:szCs w:val="18"/>
     </w:rPr>
   </w:style>
-  <w:style w:type="paragraph" w:styleId="Header">
+  <w:style w:type="paragraph" w:styleId="Koptekst">
     <w:name w:val="header"/>
-    <w:basedOn w:val="Normal"/>
-    <w:link w:val="HeaderChar"/>
+    <w:basedOn w:val="Normaal"/>
+    <w:link w:val="KoptekstTeken"/>
     <w:uiPriority w:val="99"/>
     <w:unhideWhenUsed/>
     <w:rsid w:val="00B54883"/>
@@ -19365,17 +20299,17 @@
       </w:tabs>
     </w:pPr>
   </w:style>
-  <w:style w:type="character" w:customStyle="1" w:styleId="HeaderChar">
-    <w:name w:val="Header Char"/>
-    <w:basedOn w:val="DefaultParagraphFont"/>
-    <w:link w:val="Header"/>
+  <w:style w:type="character" w:customStyle="1" w:styleId="KoptekstTeken">
+    <w:name w:val="Koptekst Teken"/>
+    <w:basedOn w:val="Standaardalinea-lettertype"/>
+    <w:link w:val="Koptekst"/>
     <w:uiPriority w:val="99"/>
     <w:rsid w:val="00B54883"/>
   </w:style>
-  <w:style w:type="paragraph" w:styleId="Footer">
+  <w:style w:type="paragraph" w:styleId="Voettekst">
     <w:name w:val="footer"/>
-    <w:basedOn w:val="Normal"/>
-    <w:link w:val="FooterChar"/>
+    <w:basedOn w:val="Normaal"/>
+    <w:link w:val="VoettekstTeken"/>
     <w:uiPriority w:val="99"/>
     <w:unhideWhenUsed/>
     <w:rsid w:val="00B54883"/>
@@ -19386,17 +20320,17 @@
       </w:tabs>
     </w:pPr>
   </w:style>
-  <w:style w:type="character" w:customStyle="1" w:styleId="FooterChar">
-    <w:name w:val="Footer Char"/>
-    <w:basedOn w:val="DefaultParagraphFont"/>
-    <w:link w:val="Footer"/>
+  <w:style w:type="character" w:customStyle="1" w:styleId="VoettekstTeken">
+    <w:name w:val="Voettekst Teken"/>
+    <w:basedOn w:val="Standaardalinea-lettertype"/>
+    <w:link w:val="Voettekst"/>
     <w:uiPriority w:val="99"/>
     <w:rsid w:val="00B54883"/>
   </w:style>
-  <w:style w:type="character" w:customStyle="1" w:styleId="Heading1Char">
-    <w:name w:val="Heading 1 Char"/>
-    <w:basedOn w:val="DefaultParagraphFont"/>
-    <w:link w:val="Heading1"/>
+  <w:style w:type="character" w:customStyle="1" w:styleId="Kop1Teken">
+    <w:name w:val="Kop 1 Teken"/>
+    <w:basedOn w:val="Standaardalinea-lettertype"/>
+    <w:link w:val="Kop1"/>
     <w:uiPriority w:val="9"/>
     <w:rsid w:val="00DA5FCF"/>
     <w:rPr>
@@ -19408,10 +20342,10 @@
       <w:szCs w:val="32"/>
     </w:rPr>
   </w:style>
-  <w:style w:type="paragraph" w:styleId="TOCHeading">
+  <w:style w:type="paragraph" w:styleId="Kopvaninhoudsopgave">
     <w:name w:val="TOC Heading"/>
-    <w:basedOn w:val="Heading1"/>
-    <w:next w:val="Normal"/>
+    <w:basedOn w:val="Kop1"/>
+    <w:next w:val="Normaal"/>
     <w:uiPriority w:val="39"/>
     <w:unhideWhenUsed/>
     <w:qFormat/>
@@ -19426,10 +20360,10 @@
       <w:szCs w:val="28"/>
     </w:rPr>
   </w:style>
-  <w:style w:type="paragraph" w:styleId="TOC1">
+  <w:style w:type="paragraph" w:styleId="Inhopg1">
     <w:name w:val="toc 1"/>
-    <w:basedOn w:val="Normal"/>
-    <w:next w:val="Normal"/>
+    <w:basedOn w:val="Normaal"/>
+    <w:next w:val="Normaal"/>
     <w:autoRedefine/>
     <w:uiPriority w:val="39"/>
     <w:unhideWhenUsed/>
@@ -19441,10 +20375,10 @@
       <w:b/>
     </w:rPr>
   </w:style>
-  <w:style w:type="paragraph" w:styleId="TOC2">
+  <w:style w:type="paragraph" w:styleId="Inhopg2">
     <w:name w:val="toc 2"/>
-    <w:basedOn w:val="Normal"/>
-    <w:next w:val="Normal"/>
+    <w:basedOn w:val="Normaal"/>
+    <w:next w:val="Normaal"/>
     <w:autoRedefine/>
     <w:uiPriority w:val="39"/>
     <w:unhideWhenUsed/>
@@ -19458,10 +20392,10 @@
       <w:szCs w:val="22"/>
     </w:rPr>
   </w:style>
-  <w:style w:type="paragraph" w:styleId="TOC3">
+  <w:style w:type="paragraph" w:styleId="Inhopg3">
     <w:name w:val="toc 3"/>
-    <w:basedOn w:val="Normal"/>
-    <w:next w:val="Normal"/>
+    <w:basedOn w:val="Normaal"/>
+    <w:next w:val="Normaal"/>
     <w:autoRedefine/>
     <w:uiPriority w:val="39"/>
     <w:unhideWhenUsed/>
@@ -19474,10 +20408,10 @@
       <w:szCs w:val="22"/>
     </w:rPr>
   </w:style>
-  <w:style w:type="paragraph" w:styleId="TOC4">
+  <w:style w:type="paragraph" w:styleId="Inhopg4">
     <w:name w:val="toc 4"/>
-    <w:basedOn w:val="Normal"/>
-    <w:next w:val="Normal"/>
+    <w:basedOn w:val="Normaal"/>
+    <w:next w:val="Normaal"/>
     <w:autoRedefine/>
     <w:uiPriority w:val="39"/>
     <w:semiHidden/>
@@ -19491,10 +20425,10 @@
       <w:szCs w:val="20"/>
     </w:rPr>
   </w:style>
-  <w:style w:type="paragraph" w:styleId="TOC5">
+  <w:style w:type="paragraph" w:styleId="Inhopg5">
     <w:name w:val="toc 5"/>
-    <w:basedOn w:val="Normal"/>
-    <w:next w:val="Normal"/>
+    <w:basedOn w:val="Normaal"/>
+    <w:next w:val="Normaal"/>
     <w:autoRedefine/>
     <w:uiPriority w:val="39"/>
     <w:semiHidden/>
@@ -19508,10 +20442,10 @@
       <w:szCs w:val="20"/>
     </w:rPr>
   </w:style>
-  <w:style w:type="paragraph" w:styleId="TOC6">
+  <w:style w:type="paragraph" w:styleId="Inhopg6">
     <w:name w:val="toc 6"/>
-    <w:basedOn w:val="Normal"/>
-    <w:next w:val="Normal"/>
+    <w:basedOn w:val="Normaal"/>
+    <w:next w:val="Normaal"/>
     <w:autoRedefine/>
     <w:uiPriority w:val="39"/>
     <w:semiHidden/>
@@ -19525,10 +20459,10 @@
       <w:szCs w:val="20"/>
     </w:rPr>
   </w:style>
-  <w:style w:type="paragraph" w:styleId="TOC7">
+  <w:style w:type="paragraph" w:styleId="Inhopg7">
     <w:name w:val="toc 7"/>
-    <w:basedOn w:val="Normal"/>
-    <w:next w:val="Normal"/>
+    <w:basedOn w:val="Normaal"/>
+    <w:next w:val="Normaal"/>
     <w:autoRedefine/>
     <w:uiPriority w:val="39"/>
     <w:semiHidden/>
@@ -19542,10 +20476,10 @@
       <w:szCs w:val="20"/>
     </w:rPr>
   </w:style>
-  <w:style w:type="paragraph" w:styleId="TOC8">
+  <w:style w:type="paragraph" w:styleId="Inhopg8">
     <w:name w:val="toc 8"/>
-    <w:basedOn w:val="Normal"/>
-    <w:next w:val="Normal"/>
+    <w:basedOn w:val="Normaal"/>
+    <w:next w:val="Normaal"/>
     <w:autoRedefine/>
     <w:uiPriority w:val="39"/>
     <w:semiHidden/>
@@ -19559,10 +20493,10 @@
       <w:szCs w:val="20"/>
     </w:rPr>
   </w:style>
-  <w:style w:type="paragraph" w:styleId="TOC9">
+  <w:style w:type="paragraph" w:styleId="Inhopg9">
     <w:name w:val="toc 9"/>
-    <w:basedOn w:val="Normal"/>
-    <w:next w:val="Normal"/>
+    <w:basedOn w:val="Normaal"/>
+    <w:next w:val="Normaal"/>
     <w:autoRedefine/>
     <w:uiPriority w:val="39"/>
     <w:semiHidden/>
@@ -19576,18 +20510,18 @@
       <w:szCs w:val="20"/>
     </w:rPr>
   </w:style>
-  <w:style w:type="character" w:styleId="PageNumber">
+  <w:style w:type="character" w:styleId="Paginanummer">
     <w:name w:val="page number"/>
-    <w:basedOn w:val="DefaultParagraphFont"/>
+    <w:basedOn w:val="Standaardalinea-lettertype"/>
     <w:uiPriority w:val="99"/>
     <w:semiHidden/>
     <w:unhideWhenUsed/>
     <w:rsid w:val="00B26E7C"/>
   </w:style>
-  <w:style w:type="character" w:customStyle="1" w:styleId="Heading2Char">
-    <w:name w:val="Heading 2 Char"/>
-    <w:basedOn w:val="DefaultParagraphFont"/>
-    <w:link w:val="Heading2"/>
+  <w:style w:type="character" w:customStyle="1" w:styleId="Kop2Teken">
+    <w:name w:val="Kop 2 Teken"/>
+    <w:basedOn w:val="Standaardalinea-lettertype"/>
+    <w:link w:val="Kop2"/>
     <w:uiPriority w:val="9"/>
     <w:rsid w:val="00BB68EE"/>
     <w:rPr>
@@ -19599,10 +20533,10 @@
       <w:szCs w:val="26"/>
     </w:rPr>
   </w:style>
-  <w:style w:type="paragraph" w:styleId="Caption">
+  <w:style w:type="paragraph" w:styleId="Bijschrift">
     <w:name w:val="caption"/>
-    <w:basedOn w:val="Normal"/>
-    <w:next w:val="Normal"/>
+    <w:basedOn w:val="Normaal"/>
+    <w:next w:val="Normaal"/>
     <w:uiPriority w:val="35"/>
     <w:unhideWhenUsed/>
     <w:qFormat/>
@@ -19618,10 +20552,10 @@
       <w:szCs w:val="18"/>
     </w:rPr>
   </w:style>
-  <w:style w:type="character" w:customStyle="1" w:styleId="Heading3Char">
-    <w:name w:val="Heading 3 Char"/>
-    <w:basedOn w:val="DefaultParagraphFont"/>
-    <w:link w:val="Heading3"/>
+  <w:style w:type="character" w:customStyle="1" w:styleId="Kop3Teken">
+    <w:name w:val="Kop 3 Teken"/>
+    <w:basedOn w:val="Standaardalinea-lettertype"/>
+    <w:link w:val="Kop3"/>
     <w:uiPriority w:val="9"/>
     <w:rsid w:val="003D5DEB"/>
     <w:rPr>
@@ -19633,7 +20567,7 @@
   </w:style>
   <w:style w:type="character" w:styleId="Hyperlink">
     <w:name w:val="Hyperlink"/>
-    <w:basedOn w:val="DefaultParagraphFont"/>
+    <w:basedOn w:val="Standaardalinea-lettertype"/>
     <w:uiPriority w:val="99"/>
     <w:unhideWhenUsed/>
     <w:rsid w:val="00A319BE"/>
@@ -19642,9 +20576,9 @@
       <w:u w:val="single"/>
     </w:rPr>
   </w:style>
-  <w:style w:type="character" w:styleId="FollowedHyperlink">
+  <w:style w:type="character" w:styleId="GevolgdeHyperlink">
     <w:name w:val="FollowedHyperlink"/>
-    <w:basedOn w:val="DefaultParagraphFont"/>
+    <w:basedOn w:val="Standaardalinea-lettertype"/>
     <w:uiPriority w:val="99"/>
     <w:semiHidden/>
     <w:unhideWhenUsed/>
@@ -19654,10 +20588,10 @@
       <w:u w:val="single"/>
     </w:rPr>
   </w:style>
-  <w:style w:type="paragraph" w:styleId="DocumentMap">
+  <w:style w:type="paragraph" w:styleId="Documentstructuur">
     <w:name w:val="Document Map"/>
-    <w:basedOn w:val="Normal"/>
-    <w:link w:val="DocumentMapChar"/>
+    <w:basedOn w:val="Normaal"/>
+    <w:link w:val="DocumentstructuurTeken"/>
     <w:uiPriority w:val="99"/>
     <w:semiHidden/>
     <w:unhideWhenUsed/>
@@ -19666,10 +20600,10 @@
       <w:rFonts w:ascii="Lucida Grande" w:hAnsi="Lucida Grande" w:cs="Lucida Grande"/>
     </w:rPr>
   </w:style>
-  <w:style w:type="character" w:customStyle="1" w:styleId="DocumentMapChar">
-    <w:name w:val="Document Map Char"/>
-    <w:basedOn w:val="DefaultParagraphFont"/>
-    <w:link w:val="DocumentMap"/>
+  <w:style w:type="character" w:customStyle="1" w:styleId="DocumentstructuurTeken">
+    <w:name w:val="Documentstructuur Teken"/>
+    <w:basedOn w:val="Standaardalinea-lettertype"/>
+    <w:link w:val="Documentstructuur"/>
     <w:uiPriority w:val="99"/>
     <w:semiHidden/>
     <w:rsid w:val="007D2914"/>
@@ -19681,7 +20615,7 @@
 </file>
 
 <file path=word/stylesWithEffects.xml><?xml version="1.0" encoding="utf-8"?>
-<w:styles xmlns:wpc="http://schemas.microsoft.com/office/word/2010/wordprocessingCanvas" xmlns:mc="http://schemas.openxmlformats.org/markup-compatibility/2006" xmlns:o="urn:schemas-microsoft-com:office:office" xmlns:r="http://schemas.openxmlformats.org/officeDocument/2006/relationships" xmlns:m="http://schemas.openxmlformats.org/officeDocument/2006/math" xmlns:v="urn:schemas-microsoft-com:vml" xmlns:wp14="http://schemas.microsoft.com/office/word/2010/wordprocessingDrawing" xmlns:wp="http://schemas.openxmlformats.org/drawingml/2006/wordprocessingDrawing" xmlns:w10="urn:schemas-microsoft-com:office:word" xmlns:w="http://schemas.openxmlformats.org/wordprocessingml/2006/main" xmlns:w14="http://schemas.microsoft.com/office/word/2010/wordml" xmlns:wpg="http://schemas.microsoft.com/office/word/2010/wordprocessingGroup" xmlns:wpi="http://schemas.microsoft.com/office/word/2010/wordprocessingInk" xmlns:wne="http://schemas.microsoft.com/office/word/2006/wordml" xmlns:wps="http://schemas.microsoft.com/office/word/2010/wordprocessingShape" mc:Ignorable="w14 wp14">
+<w:styles xmlns:wpc="http://schemas.microsoft.com/office/word/2010/wordprocessingCanvas" xmlns:mo="http://schemas.microsoft.com/office/mac/office/2008/main" xmlns:mc="http://schemas.openxmlformats.org/markup-compatibility/2006" xmlns:mv="urn:schemas-microsoft-com:mac:vml" xmlns:o="urn:schemas-microsoft-com:office:office" xmlns:r="http://schemas.openxmlformats.org/officeDocument/2006/relationships" xmlns:m="http://schemas.openxmlformats.org/officeDocument/2006/math" xmlns:v="urn:schemas-microsoft-com:vml" xmlns:wp14="http://schemas.microsoft.com/office/word/2010/wordprocessingDrawing" xmlns:wp="http://schemas.openxmlformats.org/drawingml/2006/wordprocessingDrawing" xmlns:w10="urn:schemas-microsoft-com:office:word" xmlns:w="http://schemas.openxmlformats.org/wordprocessingml/2006/main" xmlns:w14="http://schemas.microsoft.com/office/word/2010/wordml" xmlns:wpg="http://schemas.microsoft.com/office/word/2010/wordprocessingGroup" xmlns:wpi="http://schemas.microsoft.com/office/word/2010/wordprocessingInk" xmlns:wne="http://schemas.microsoft.com/office/word/2006/wordml" xmlns:wps="http://schemas.microsoft.com/office/word/2010/wordprocessingShape" mc:Ignorable="w14 wp14 mv">
   <w:docDefaults>
     <w:rPrDefault>
       <w:rPr>
@@ -19693,7 +20627,7 @@
     </w:rPrDefault>
     <w:pPrDefault/>
   </w:docDefaults>
-  <w:latentStyles w:defLockedState="0" w:defUIPriority="99" w:defSemiHidden="1" w:defUnhideWhenUsed="1" w:defQFormat="0" w:count="267">
+  <w:latentStyles w:defLockedState="0" w:defUIPriority="99" w:defSemiHidden="1" w:defUnhideWhenUsed="1" w:defQFormat="0" w:count="276">
     <w:lsdException w:name="Normal" w:semiHidden="0" w:uiPriority="0" w:unhideWhenUsed="0" w:qFormat="1"/>
     <w:lsdException w:name="heading 1" w:semiHidden="0" w:uiPriority="9" w:unhideWhenUsed="0" w:qFormat="1"/>
     <w:lsdException w:name="heading 2" w:uiPriority="9" w:qFormat="1"/>
@@ -19832,15 +20766,15 @@
     <w:lsdException w:name="Bibliography" w:uiPriority="37"/>
     <w:lsdException w:name="TOC Heading" w:uiPriority="39" w:qFormat="1"/>
   </w:latentStyles>
-  <w:style w:type="paragraph" w:default="1" w:styleId="Standaard">
+  <w:style w:type="paragraph" w:default="1" w:styleId="Normaal">
     <w:name w:val="Normal"/>
     <w:qFormat/>
   </w:style>
   <w:style w:type="paragraph" w:styleId="Kop1">
     <w:name w:val="heading 1"/>
-    <w:basedOn w:val="Standaard"/>
-    <w:next w:val="Standaard"/>
-    <w:link w:val="Kop1Char"/>
+    <w:basedOn w:val="Normaal"/>
+    <w:next w:val="Normaal"/>
+    <w:link w:val="Kop1Teken"/>
     <w:uiPriority w:val="9"/>
     <w:qFormat/>
     <w:rsid w:val="00DA5FCF"/>
@@ -19860,9 +20794,9 @@
   </w:style>
   <w:style w:type="paragraph" w:styleId="Kop2">
     <w:name w:val="heading 2"/>
-    <w:basedOn w:val="Standaard"/>
-    <w:next w:val="Standaard"/>
-    <w:link w:val="Kop2Char"/>
+    <w:basedOn w:val="Normaal"/>
+    <w:next w:val="Normaal"/>
+    <w:link w:val="Kop2Teken"/>
     <w:uiPriority w:val="9"/>
     <w:unhideWhenUsed/>
     <w:qFormat/>
@@ -19884,9 +20818,9 @@
   </w:style>
   <w:style w:type="paragraph" w:styleId="Kop3">
     <w:name w:val="heading 3"/>
-    <w:basedOn w:val="Standaard"/>
-    <w:next w:val="Standaard"/>
-    <w:link w:val="Kop3Char"/>
+    <w:basedOn w:val="Normaal"/>
+    <w:next w:val="Normaal"/>
+    <w:link w:val="Kop3Teken"/>
     <w:uiPriority w:val="9"/>
     <w:unhideWhenUsed/>
     <w:qFormat/>
@@ -19933,7 +20867,7 @@
   </w:style>
   <w:style w:type="paragraph" w:styleId="Lijstalinea">
     <w:name w:val="List Paragraph"/>
-    <w:basedOn w:val="Standaard"/>
+    <w:basedOn w:val="Normaal"/>
     <w:uiPriority w:val="34"/>
     <w:qFormat/>
     <w:rsid w:val="00565293"/>
@@ -19944,8 +20878,8 @@
   </w:style>
   <w:style w:type="paragraph" w:styleId="Ballontekst">
     <w:name w:val="Balloon Text"/>
-    <w:basedOn w:val="Standaard"/>
-    <w:link w:val="BallontekstChar"/>
+    <w:basedOn w:val="Normaal"/>
+    <w:link w:val="BallontekstTeken"/>
     <w:uiPriority w:val="99"/>
     <w:semiHidden/>
     <w:unhideWhenUsed/>
@@ -19956,7 +20890,7 @@
       <w:szCs w:val="18"/>
     </w:rPr>
   </w:style>
-  <w:style w:type="character" w:customStyle="1" w:styleId="BallontekstChar">
+  <w:style w:type="character" w:customStyle="1" w:styleId="BallontekstTeken">
     <w:name w:val="Ballontekst Teken"/>
     <w:basedOn w:val="Standaardalinea-lettertype"/>
     <w:link w:val="Ballontekst"/>
@@ -19971,8 +20905,8 @@
   </w:style>
   <w:style w:type="paragraph" w:styleId="Koptekst">
     <w:name w:val="header"/>
-    <w:basedOn w:val="Standaard"/>
-    <w:link w:val="KoptekstChar"/>
+    <w:basedOn w:val="Normaal"/>
+    <w:link w:val="KoptekstTeken"/>
     <w:uiPriority w:val="99"/>
     <w:unhideWhenUsed/>
     <w:rsid w:val="00B54883"/>
@@ -19983,7 +20917,7 @@
       </w:tabs>
     </w:pPr>
   </w:style>
-  <w:style w:type="character" w:customStyle="1" w:styleId="KoptekstChar">
+  <w:style w:type="character" w:customStyle="1" w:styleId="KoptekstTeken">
     <w:name w:val="Koptekst Teken"/>
     <w:basedOn w:val="Standaardalinea-lettertype"/>
     <w:link w:val="Koptekst"/>
@@ -19992,8 +20926,8 @@
   </w:style>
   <w:style w:type="paragraph" w:styleId="Voettekst">
     <w:name w:val="footer"/>
-    <w:basedOn w:val="Standaard"/>
-    <w:link w:val="VoettekstChar"/>
+    <w:basedOn w:val="Normaal"/>
+    <w:link w:val="VoettekstTeken"/>
     <w:uiPriority w:val="99"/>
     <w:unhideWhenUsed/>
     <w:rsid w:val="00B54883"/>
@@ -20004,14 +20938,14 @@
       </w:tabs>
     </w:pPr>
   </w:style>
-  <w:style w:type="character" w:customStyle="1" w:styleId="VoettekstChar">
+  <w:style w:type="character" w:customStyle="1" w:styleId="VoettekstTeken">
     <w:name w:val="Voettekst Teken"/>
     <w:basedOn w:val="Standaardalinea-lettertype"/>
     <w:link w:val="Voettekst"/>
     <w:uiPriority w:val="99"/>
     <w:rsid w:val="00B54883"/>
   </w:style>
-  <w:style w:type="character" w:customStyle="1" w:styleId="Kop1Char">
+  <w:style w:type="character" w:customStyle="1" w:styleId="Kop1Teken">
     <w:name w:val="Kop 1 Teken"/>
     <w:basedOn w:val="Standaardalinea-lettertype"/>
     <w:link w:val="Kop1"/>
@@ -20029,7 +20963,7 @@
   <w:style w:type="paragraph" w:styleId="Kopvaninhoudsopgave">
     <w:name w:val="TOC Heading"/>
     <w:basedOn w:val="Kop1"/>
-    <w:next w:val="Standaard"/>
+    <w:next w:val="Normaal"/>
     <w:uiPriority w:val="39"/>
     <w:unhideWhenUsed/>
     <w:qFormat/>
@@ -20046,8 +20980,8 @@
   </w:style>
   <w:style w:type="paragraph" w:styleId="Inhopg1">
     <w:name w:val="toc 1"/>
-    <w:basedOn w:val="Standaard"/>
-    <w:next w:val="Standaard"/>
+    <w:basedOn w:val="Normaal"/>
+    <w:next w:val="Normaal"/>
     <w:autoRedefine/>
     <w:uiPriority w:val="39"/>
     <w:unhideWhenUsed/>
@@ -20061,8 +20995,8 @@
   </w:style>
   <w:style w:type="paragraph" w:styleId="Inhopg2">
     <w:name w:val="toc 2"/>
-    <w:basedOn w:val="Standaard"/>
-    <w:next w:val="Standaard"/>
+    <w:basedOn w:val="Normaal"/>
+    <w:next w:val="Normaal"/>
     <w:autoRedefine/>
     <w:uiPriority w:val="39"/>
     <w:unhideWhenUsed/>
@@ -20078,8 +21012,8 @@
   </w:style>
   <w:style w:type="paragraph" w:styleId="Inhopg3">
     <w:name w:val="toc 3"/>
-    <w:basedOn w:val="Standaard"/>
-    <w:next w:val="Standaard"/>
+    <w:basedOn w:val="Normaal"/>
+    <w:next w:val="Normaal"/>
     <w:autoRedefine/>
     <w:uiPriority w:val="39"/>
     <w:unhideWhenUsed/>
@@ -20094,8 +21028,8 @@
   </w:style>
   <w:style w:type="paragraph" w:styleId="Inhopg4">
     <w:name w:val="toc 4"/>
-    <w:basedOn w:val="Standaard"/>
-    <w:next w:val="Standaard"/>
+    <w:basedOn w:val="Normaal"/>
+    <w:next w:val="Normaal"/>
     <w:autoRedefine/>
     <w:uiPriority w:val="39"/>
     <w:semiHidden/>
@@ -20111,8 +21045,8 @@
   </w:style>
   <w:style w:type="paragraph" w:styleId="Inhopg5">
     <w:name w:val="toc 5"/>
-    <w:basedOn w:val="Standaard"/>
-    <w:next w:val="Standaard"/>
+    <w:basedOn w:val="Normaal"/>
+    <w:next w:val="Normaal"/>
     <w:autoRedefine/>
     <w:uiPriority w:val="39"/>
     <w:semiHidden/>
@@ -20128,8 +21062,8 @@
   </w:style>
   <w:style w:type="paragraph" w:styleId="Inhopg6">
     <w:name w:val="toc 6"/>
-    <w:basedOn w:val="Standaard"/>
-    <w:next w:val="Standaard"/>
+    <w:basedOn w:val="Normaal"/>
+    <w:next w:val="Normaal"/>
     <w:autoRedefine/>
     <w:uiPriority w:val="39"/>
     <w:semiHidden/>
@@ -20145,8 +21079,8 @@
   </w:style>
   <w:style w:type="paragraph" w:styleId="Inhopg7">
     <w:name w:val="toc 7"/>
-    <w:basedOn w:val="Standaard"/>
-    <w:next w:val="Standaard"/>
+    <w:basedOn w:val="Normaal"/>
+    <w:next w:val="Normaal"/>
     <w:autoRedefine/>
     <w:uiPriority w:val="39"/>
     <w:semiHidden/>
@@ -20162,8 +21096,8 @@
   </w:style>
   <w:style w:type="paragraph" w:styleId="Inhopg8">
     <w:name w:val="toc 8"/>
-    <w:basedOn w:val="Standaard"/>
-    <w:next w:val="Standaard"/>
+    <w:basedOn w:val="Normaal"/>
+    <w:next w:val="Normaal"/>
     <w:autoRedefine/>
     <w:uiPriority w:val="39"/>
     <w:semiHidden/>
@@ -20179,8 +21113,8 @@
   </w:style>
   <w:style w:type="paragraph" w:styleId="Inhopg9">
     <w:name w:val="toc 9"/>
-    <w:basedOn w:val="Standaard"/>
-    <w:next w:val="Standaard"/>
+    <w:basedOn w:val="Normaal"/>
+    <w:next w:val="Normaal"/>
     <w:autoRedefine/>
     <w:uiPriority w:val="39"/>
     <w:semiHidden/>
@@ -20202,7 +21136,7 @@
     <w:unhideWhenUsed/>
     <w:rsid w:val="00B26E7C"/>
   </w:style>
-  <w:style w:type="character" w:customStyle="1" w:styleId="Kop2Char">
+  <w:style w:type="character" w:customStyle="1" w:styleId="Kop2Teken">
     <w:name w:val="Kop 2 Teken"/>
     <w:basedOn w:val="Standaardalinea-lettertype"/>
     <w:link w:val="Kop2"/>
@@ -20219,8 +21153,8 @@
   </w:style>
   <w:style w:type="paragraph" w:styleId="Bijschrift">
     <w:name w:val="caption"/>
-    <w:basedOn w:val="Standaard"/>
-    <w:next w:val="Standaard"/>
+    <w:basedOn w:val="Normaal"/>
+    <w:next w:val="Normaal"/>
     <w:uiPriority w:val="35"/>
     <w:unhideWhenUsed/>
     <w:qFormat/>
@@ -20236,7 +21170,7 @@
       <w:szCs w:val="18"/>
     </w:rPr>
   </w:style>
-  <w:style w:type="character" w:customStyle="1" w:styleId="Kop3Char">
+  <w:style w:type="character" w:customStyle="1" w:styleId="Kop3Teken">
     <w:name w:val="Kop 3 Teken"/>
     <w:basedOn w:val="Standaardalinea-lettertype"/>
     <w:link w:val="Kop3"/>
@@ -20600,7 +21534,7 @@
 </file>
 
 <file path=customXml/itemProps1.xml><?xml version="1.0" encoding="utf-8"?>
-<ds:datastoreItem xmlns:ds="http://schemas.openxmlformats.org/officeDocument/2006/customXml" ds:itemID="{50E8BB20-9560-4FE2-A972-12E04F8BBFCF}">
+<ds:datastoreItem xmlns:ds="http://schemas.openxmlformats.org/officeDocument/2006/customXml" ds:itemID="{88A408E6-C4A0-0445-AC3F-34A343B61068}">
   <ds:schemaRefs>
     <ds:schemaRef ds:uri="http://schemas.openxmlformats.org/officeDocument/2006/bibliography"/>
   </ds:schemaRefs>

--- a/Rapport/Het Rapport.docx
+++ b/Rapport/Het Rapport.docx
@@ -10329,15 +10329,108 @@
           <w:rFonts w:ascii="Arial" w:hAnsi="Arial" w:cs="Arial"/>
           <w:lang w:val="nl-NL"/>
         </w:rPr>
-        <w:t xml:space="preserve"> Als er in de lijst op een object wordt geklikt gaat er een nieuw venster open met daarin alle gegevens over het aangeklikte object. </w:t>
-      </w:r>
-      <w:r>
-        <w:rPr>
-          <w:rFonts w:ascii="Arial" w:hAnsi="Arial" w:cs="Arial"/>
-          <w:lang w:val="nl-NL"/>
-        </w:rPr>
-        <w:t>Met de zoekbalk op deze pagina kan je de lijst met objecten doorzoeken.</w:t>
-      </w:r>
+        <w:t>.</w:t>
+      </w:r>
+      <w:r>
+        <w:rPr>
+          <w:rFonts w:ascii="Arial" w:hAnsi="Arial" w:cs="Arial"/>
+          <w:lang w:val="nl-NL"/>
+        </w:rPr>
+        <w:t xml:space="preserve"> Als er in de lijst op</w:t>
+      </w:r>
+      <w:r>
+        <w:rPr>
+          <w:rFonts w:ascii="Arial" w:hAnsi="Arial" w:cs="Arial"/>
+          <w:lang w:val="nl-NL"/>
+        </w:rPr>
+        <w:t xml:space="preserve"> een object wordt geklikt wordt het detailscherm</w:t>
+      </w:r>
+      <w:r>
+        <w:rPr>
+          <w:rFonts w:ascii="Arial" w:hAnsi="Arial" w:cs="Arial"/>
+          <w:lang w:val="nl-NL"/>
+        </w:rPr>
+        <w:t xml:space="preserve"> </w:t>
+      </w:r>
+      <w:r>
+        <w:rPr>
+          <w:rFonts w:ascii="Arial" w:hAnsi="Arial" w:cs="Arial"/>
+          <w:lang w:val="nl-NL"/>
+        </w:rPr>
+        <w:t>ge</w:t>
+      </w:r>
+      <w:r>
+        <w:rPr>
+          <w:rFonts w:ascii="Arial" w:hAnsi="Arial" w:cs="Arial"/>
+          <w:lang w:val="nl-NL"/>
+        </w:rPr>
+        <w:t>open</w:t>
+      </w:r>
+      <w:r>
+        <w:rPr>
+          <w:rFonts w:ascii="Arial" w:hAnsi="Arial" w:cs="Arial"/>
+          <w:lang w:val="nl-NL"/>
+        </w:rPr>
+        <w:t>d,</w:t>
+      </w:r>
+      <w:r>
+        <w:rPr>
+          <w:rFonts w:ascii="Arial" w:hAnsi="Arial" w:cs="Arial"/>
+          <w:lang w:val="nl-NL"/>
+        </w:rPr>
+        <w:t xml:space="preserve"> met daarin alle gegevens over het aangeklikte object</w:t>
+      </w:r>
+      <w:r>
+        <w:rPr>
+          <w:rFonts w:ascii="Arial" w:hAnsi="Arial" w:cs="Arial"/>
+          <w:lang w:val="nl-NL"/>
+        </w:rPr>
+        <w:t>, waaronder de hoogte en breedte en een afbeelding van het object. Verder is er nog de ‘Toon op kaart’ knop waarmee het huidige object op de kaart wordt getoond</w:t>
+      </w:r>
+      <w:r>
+        <w:rPr>
+          <w:rFonts w:ascii="Arial" w:hAnsi="Arial" w:cs="Arial"/>
+          <w:lang w:val="nl-NL"/>
+        </w:rPr>
+        <w:t xml:space="preserve">. </w:t>
+      </w:r>
+      <w:r>
+        <w:rPr>
+          <w:rFonts w:ascii="Arial" w:hAnsi="Arial" w:cs="Arial"/>
+          <w:lang w:val="nl-NL"/>
+        </w:rPr>
+        <w:t>Met de</w:t>
+      </w:r>
+      <w:r>
+        <w:rPr>
+          <w:rFonts w:ascii="Arial" w:hAnsi="Arial" w:cs="Arial"/>
+          <w:lang w:val="nl-NL"/>
+        </w:rPr>
+        <w:t xml:space="preserve"> zoekbalk op deze pagina kan </w:t>
+      </w:r>
+      <w:r>
+        <w:rPr>
+          <w:rFonts w:ascii="Arial" w:hAnsi="Arial" w:cs="Arial"/>
+          <w:lang w:val="nl-NL"/>
+        </w:rPr>
+        <w:t xml:space="preserve">de lijst met objecten </w:t>
+      </w:r>
+      <w:r>
+        <w:rPr>
+          <w:rFonts w:ascii="Arial" w:hAnsi="Arial" w:cs="Arial"/>
+          <w:lang w:val="nl-NL"/>
+        </w:rPr>
+        <w:t>worden doorzocht</w:t>
+      </w:r>
+      <w:r>
+        <w:rPr>
+          <w:rFonts w:ascii="Arial" w:hAnsi="Arial" w:cs="Arial"/>
+          <w:lang w:val="nl-NL"/>
+        </w:rPr>
+        <w:t>.</w:t>
+      </w:r>
+      <w:bookmarkStart w:id="24" w:name="_GoBack"/>
+      <w:bookmarkEnd w:id="24"/>
     </w:p>
     <w:p>
       <w:pPr>
@@ -10581,12 +10674,11 @@
           <w:lang w:val="nl-NL"/>
         </w:rPr>
       </w:pPr>
-      <w:bookmarkStart w:id="24" w:name="_Toc326833280"/>
-      <w:r>
-        <w:rPr>
-          <w:lang w:val="nl-NL"/>
-        </w:rPr>
-        <w:lastRenderedPageBreak/>
+      <w:bookmarkStart w:id="25" w:name="_Toc326833280"/>
+      <w:r>
+        <w:rPr>
+          <w:lang w:val="nl-NL"/>
+        </w:rPr>
         <w:t>4</w:t>
       </w:r>
       <w:r>
@@ -10602,7 +10694,7 @@
         <w:tab/>
         <w:t>Bruggen en Aanlegplaatsen App</w:t>
       </w:r>
-      <w:bookmarkEnd w:id="24"/>
+      <w:bookmarkEnd w:id="25"/>
     </w:p>
     <w:p>
       <w:pPr>
@@ -11301,70 +11393,206 @@
           <w:rFonts w:ascii="Arial" w:hAnsi="Arial" w:cs="Arial"/>
           <w:lang w:val="nl-NL"/>
         </w:rPr>
-        <w:t>uggen en aanlegplaatsen in Friesland te zien, geordend op afstand. Wanneer er op een brug of aanlegplaats wordt geklikt wordt er een nieuwe pagina geopend, waarin alle gegevens van de desbetreffende brug of aanlegplaats staat.</w:t>
-      </w:r>
-      <w:r>
-        <w:rPr>
-          <w:rFonts w:ascii="Arial" w:hAnsi="Arial" w:cs="Arial"/>
-          <w:lang w:val="nl-NL"/>
-        </w:rPr>
-        <w:t xml:space="preserve"> Met de zoekbalk op deze pagina kan je de lijst met objecten doorzoeken.</w:t>
-      </w:r>
-    </w:p>
-    <w:p>
-      <w:pPr>
-        <w:rPr>
-          <w:rFonts w:ascii="Arial" w:hAnsi="Arial" w:cs="Arial"/>
-          <w:lang w:val="nl-NL"/>
-        </w:rPr>
-      </w:pPr>
-    </w:p>
-    <w:p>
-      <w:pPr>
-        <w:rPr>
-          <w:rFonts w:ascii="Arial" w:hAnsi="Arial" w:cs="Arial"/>
-          <w:sz w:val="22"/>
-          <w:lang w:val="nl-NL"/>
-        </w:rPr>
-        <w:sectPr>
-          <w:headerReference w:type="default" r:id="rId34"/>
-          <w:pgSz w:w="11900" w:h="16840"/>
-          <w:pgMar w:top="1440" w:right="1440" w:bottom="1440" w:left="1440" w:header="708" w:footer="708" w:gutter="0"/>
-          <w:cols w:space="708"/>
-          <w:docGrid w:linePitch="360"/>
-        </w:sectPr>
-      </w:pPr>
-      <w:r>
-        <w:rPr>
-          <w:rFonts w:ascii="Arial" w:hAnsi="Arial" w:cs="Arial"/>
-          <w:lang w:val="nl-NL"/>
-        </w:rPr>
-        <w:t xml:space="preserve">Op de laatste pagina staan de instellingen </w:t>
-      </w:r>
-      <w:r>
-        <w:rPr>
-          <w:rFonts w:ascii="Arial" w:hAnsi="Arial" w:cs="Arial"/>
-          <w:sz w:val="22"/>
-          <w:lang w:val="nl-NL"/>
-        </w:rPr>
-        <w:t xml:space="preserve">(meer informatie </w:t>
-      </w:r>
-      <w:r>
-        <w:rPr>
-          <w:rFonts w:ascii="Arial" w:hAnsi="Arial" w:cs="Arial"/>
-          <w:sz w:val="22"/>
-          <w:lang w:val="nl-NL"/>
-        </w:rPr>
-        <w:t>beschreven bij de 'main-App'</w:t>
-      </w:r>
-      <w:r>
-        <w:rPr>
-          <w:rFonts w:ascii="Arial" w:hAnsi="Arial" w:cs="Arial"/>
-          <w:sz w:val="22"/>
-          <w:lang w:val="nl-NL"/>
-        </w:rPr>
-        <w:t>).</w:t>
-      </w:r>
+        <w:t xml:space="preserve">uggen en aanlegplaatsen in Friesland te zien, geordend op afstand. Wanneer er op een brug of aanlegplaats wordt geklikt </w:t>
+      </w:r>
+      <w:r>
+        <w:rPr>
+          <w:rFonts w:ascii="Arial" w:hAnsi="Arial" w:cs="Arial"/>
+          <w:lang w:val="nl-NL"/>
+        </w:rPr>
+        <w:t>wordt het detailscherm</w:t>
+      </w:r>
+      <w:r>
+        <w:rPr>
+          <w:rFonts w:ascii="Arial" w:hAnsi="Arial" w:cs="Arial"/>
+          <w:lang w:val="nl-NL"/>
+        </w:rPr>
+        <w:t xml:space="preserve"> </w:t>
+      </w:r>
+      <w:r>
+        <w:rPr>
+          <w:rFonts w:ascii="Arial" w:hAnsi="Arial" w:cs="Arial"/>
+          <w:lang w:val="nl-NL"/>
+        </w:rPr>
+        <w:t>ge</w:t>
+      </w:r>
+      <w:r>
+        <w:rPr>
+          <w:rFonts w:ascii="Arial" w:hAnsi="Arial" w:cs="Arial"/>
+          <w:lang w:val="nl-NL"/>
+        </w:rPr>
+        <w:t>open</w:t>
+      </w:r>
+      <w:r>
+        <w:rPr>
+          <w:rFonts w:ascii="Arial" w:hAnsi="Arial" w:cs="Arial"/>
+          <w:lang w:val="nl-NL"/>
+        </w:rPr>
+        <w:t>d,</w:t>
+      </w:r>
+      <w:r>
+        <w:rPr>
+          <w:rFonts w:ascii="Arial" w:hAnsi="Arial" w:cs="Arial"/>
+          <w:lang w:val="nl-NL"/>
+        </w:rPr>
+        <w:t xml:space="preserve"> met daarin alle gegevens over </w:t>
+      </w:r>
+      <w:r>
+        <w:rPr>
+          <w:rFonts w:ascii="Arial" w:hAnsi="Arial" w:cs="Arial"/>
+          <w:lang w:val="nl-NL"/>
+        </w:rPr>
+        <w:t>de brug of aanlegplaats, waaronder de hoogte en breedte en een afbeelding van het object (wanneer deze aanwezig is). Verder is er nog de ‘Toon op kaart’ knop waarmee de brug of aanlegplaats op de kaart wordt getoond</w:t>
+      </w:r>
+      <w:r>
+        <w:rPr>
+          <w:rFonts w:ascii="Arial" w:hAnsi="Arial" w:cs="Arial"/>
+          <w:lang w:val="nl-NL"/>
+        </w:rPr>
+        <w:t>.</w:t>
+      </w:r>
+      <w:r>
+        <w:rPr>
+          <w:rFonts w:ascii="Arial" w:hAnsi="Arial" w:cs="Arial"/>
+          <w:lang w:val="nl-NL"/>
+        </w:rPr>
+        <w:t xml:space="preserve"> </w:t>
+      </w:r>
+      <w:r>
+        <w:rPr>
+          <w:rFonts w:ascii="Arial" w:hAnsi="Arial" w:cs="Arial"/>
+          <w:lang w:val="nl-NL"/>
+        </w:rPr>
+        <w:t>Met de</w:t>
+      </w:r>
+      <w:r>
+        <w:rPr>
+          <w:rFonts w:ascii="Arial" w:hAnsi="Arial" w:cs="Arial"/>
+          <w:lang w:val="nl-NL"/>
+        </w:rPr>
+        <w:t xml:space="preserve"> zoekbalk op deze pagina kan </w:t>
+      </w:r>
+      <w:r>
+        <w:rPr>
+          <w:rFonts w:ascii="Arial" w:hAnsi="Arial" w:cs="Arial"/>
+          <w:lang w:val="nl-NL"/>
+        </w:rPr>
+        <w:t xml:space="preserve">de lijst met objecten </w:t>
+      </w:r>
+      <w:r>
+        <w:rPr>
+          <w:rFonts w:ascii="Arial" w:hAnsi="Arial" w:cs="Arial"/>
+          <w:lang w:val="nl-NL"/>
+        </w:rPr>
+        <w:t>worden doorzocht</w:t>
+      </w:r>
+      <w:r>
+        <w:rPr>
+          <w:rFonts w:ascii="Arial" w:hAnsi="Arial" w:cs="Arial"/>
+          <w:lang w:val="nl-NL"/>
+        </w:rPr>
+        <w:t>.</w:t>
+      </w:r>
+    </w:p>
+    <w:p>
+      <w:pPr>
+        <w:rPr>
+          <w:rFonts w:ascii="Arial" w:hAnsi="Arial" w:cs="Arial"/>
+          <w:lang w:val="nl-NL"/>
+        </w:rPr>
+      </w:pPr>
+    </w:p>
+    <w:p>
+      <w:pPr>
+        <w:rPr>
+          <w:rFonts w:ascii="Arial" w:hAnsi="Arial" w:cs="Arial"/>
+          <w:lang w:val="nl-NL"/>
+        </w:rPr>
+      </w:pPr>
+      <w:bookmarkStart w:id="26" w:name="_Toc326833283"/>
+      <w:r>
+        <w:rPr>
+          <w:rFonts w:ascii="Arial" w:hAnsi="Arial" w:cs="Arial"/>
+          <w:lang w:val="nl-NL"/>
+        </w:rPr>
+        <w:t xml:space="preserve">Bij het laatste scherm staan alle instellingen die nodig zijn om de </w:t>
+      </w:r>
+      <w:r>
+        <w:rPr>
+          <w:rFonts w:ascii="Arial" w:hAnsi="Arial" w:cs="Arial"/>
+          <w:i/>
+          <w:lang w:val="nl-NL"/>
+        </w:rPr>
+        <w:t>App</w:t>
+      </w:r>
+      <w:r>
+        <w:rPr>
+          <w:rFonts w:ascii="Arial" w:hAnsi="Arial" w:cs="Arial"/>
+          <w:lang w:val="nl-NL"/>
+        </w:rPr>
+        <w:t xml:space="preserve"> goed te laten functioneren. Zo kunnen bijvoorbeeld de hoogte en de breedte van de boot ingevuld worden. Nadat dit is ingevuld of gewijzigd wordt er ‘achter de schermen’ een </w:t>
+      </w:r>
+      <w:r>
+        <w:rPr>
+          <w:rFonts w:ascii="Arial" w:hAnsi="Arial" w:cs="Arial"/>
+          <w:i/>
+          <w:lang w:val="nl-NL"/>
+        </w:rPr>
+        <w:t>functie</w:t>
+      </w:r>
+      <w:r>
+        <w:rPr>
+          <w:rFonts w:ascii="Arial" w:hAnsi="Arial" w:cs="Arial"/>
+          <w:lang w:val="nl-NL"/>
+        </w:rPr>
+        <w:t xml:space="preserve"> aangeroepen die er voor zorgt dat de hoogte van de brug wordt vergeleken met de hoogte van de boot, hierdoor worden er rode of groene </w:t>
+      </w:r>
+      <w:r>
+        <w:rPr>
+          <w:rFonts w:ascii="Arial" w:hAnsi="Arial" w:cs="Arial"/>
+          <w:i/>
+          <w:lang w:val="nl-NL"/>
+        </w:rPr>
+        <w:t>annotations</w:t>
+      </w:r>
+      <w:r>
+        <w:rPr>
+          <w:rFonts w:ascii="Arial" w:hAnsi="Arial" w:cs="Arial"/>
+          <w:lang w:val="nl-NL"/>
+        </w:rPr>
+        <w:t xml:space="preserve"> op de kaart getoond, afhankelijk van de uitkomst. Bij de instellingen kan men een ander kaartype kiezen, het laden van externe afbeeldingen uitschakelen en is er een knop waarmee men naar de pagina met informatie over de </w:t>
+      </w:r>
+      <w:r>
+        <w:rPr>
+          <w:rFonts w:ascii="Arial" w:hAnsi="Arial" w:cs="Arial"/>
+          <w:i/>
+          <w:lang w:val="nl-NL"/>
+        </w:rPr>
+        <w:t xml:space="preserve">App </w:t>
+      </w:r>
+      <w:r>
+        <w:rPr>
+          <w:rFonts w:ascii="Arial" w:hAnsi="Arial" w:cs="Arial"/>
+          <w:lang w:val="nl-NL"/>
+        </w:rPr>
+        <w:t>kan.</w:t>
+      </w:r>
+    </w:p>
+    <w:p>
+      <w:pPr>
+        <w:rPr>
+          <w:rFonts w:ascii="Arial" w:hAnsi="Arial" w:cs="Arial"/>
+          <w:lang w:val="nl-NL"/>
+        </w:rPr>
+      </w:pPr>
+    </w:p>
+    <w:p>
+      <w:pPr>
+        <w:rPr>
+          <w:rFonts w:ascii="Arial" w:hAnsi="Arial" w:cs="Arial"/>
+          <w:lang w:val="nl-NL"/>
+        </w:rPr>
+      </w:pPr>
     </w:p>
     <w:p>
       <w:pPr>
@@ -11373,7 +11601,6 @@
           <w:lang w:val="nl-NL"/>
         </w:rPr>
       </w:pPr>
-      <w:bookmarkStart w:id="25" w:name="_Toc326833283"/>
       <w:r>
         <w:rPr>
           <w:lang w:val="nl-NL"/>
@@ -11394,7 +11621,7 @@
         <w:tab/>
         <w:t>Bezienswaardigheden Leeuwarden App</w:t>
       </w:r>
-      <w:bookmarkEnd w:id="25"/>
+      <w:bookmarkEnd w:id="26"/>
     </w:p>
     <w:p>
       <w:pPr>
@@ -11642,7 +11869,7 @@
                     </pic:cNvPicPr>
                   </pic:nvPicPr>
                   <pic:blipFill rotWithShape="1">
-                    <a:blip r:embed="rId35">
+                    <a:blip r:embed="rId34">
                       <a:extLst>
                         <a:ext uri="{28A0092B-C50C-407E-A947-70E740481C1C}">
                           <a14:useLocalDpi xmlns:a14="http://schemas.microsoft.com/office/drawing/2010/main" val="0"/>
@@ -11716,7 +11943,7 @@
                     </pic:cNvPicPr>
                   </pic:nvPicPr>
                   <pic:blipFill rotWithShape="1">
-                    <a:blip r:embed="rId36">
+                    <a:blip r:embed="rId35">
                       <a:extLst>
                         <a:ext uri="{28A0092B-C50C-407E-A947-70E740481C1C}">
                           <a14:useLocalDpi xmlns:a14="http://schemas.microsoft.com/office/drawing/2010/main" val="0"/>
@@ -11790,7 +12017,7 @@
                     </pic:cNvPicPr>
                   </pic:nvPicPr>
                   <pic:blipFill rotWithShape="1">
-                    <a:blip r:embed="rId37">
+                    <a:blip r:embed="rId36">
                       <a:extLst>
                         <a:ext uri="{28A0092B-C50C-407E-A947-70E740481C1C}">
                           <a14:useLocalDpi xmlns:a14="http://schemas.microsoft.com/office/drawing/2010/main" val="0"/>
@@ -11864,7 +12091,7 @@
                     </pic:cNvPicPr>
                   </pic:nvPicPr>
                   <pic:blipFill rotWithShape="1">
-                    <a:blip r:embed="rId38">
+                    <a:blip r:embed="rId37">
                       <a:extLst>
                         <a:ext uri="{28A0092B-C50C-407E-A947-70E740481C1C}">
                           <a14:useLocalDpi xmlns:a14="http://schemas.microsoft.com/office/drawing/2010/main" val="0"/>
@@ -12105,45 +12332,14 @@
           <w:rFonts w:ascii="Arial" w:hAnsi="Arial" w:cs="Arial"/>
           <w:lang w:val="nl-NL"/>
         </w:rPr>
-        <w:t xml:space="preserve"> staan, geordend op afstand. Wanneer er op één van de genoemde objecten wordt geklikt, wordt er een nieuwe pagina geopend, waarin alle gegevens staan van het desbetreffende object.</w:t>
-      </w:r>
-      <w:r>
-        <w:rPr>
-          <w:rFonts w:ascii="Arial" w:hAnsi="Arial" w:cs="Arial"/>
-          <w:lang w:val="nl-NL"/>
-        </w:rPr>
-        <w:t xml:space="preserve"> Met de zoekbalk op deze pagina kan je de lijst met objecten doorzoeken.</w:t>
-      </w:r>
-    </w:p>
-    <w:p>
-      <w:pPr>
-        <w:rPr>
-          <w:rFonts w:ascii="Arial" w:hAnsi="Arial" w:cs="Arial"/>
-          <w:lang w:val="nl-NL"/>
-        </w:rPr>
-      </w:pPr>
-    </w:p>
-    <w:p>
-      <w:pPr>
-        <w:rPr>
-          <w:rFonts w:ascii="Arial" w:hAnsi="Arial" w:cs="Arial"/>
-          <w:sz w:val="22"/>
-          <w:lang w:val="nl-NL"/>
-        </w:rPr>
-        <w:sectPr>
-          <w:headerReference w:type="default" r:id="rId39"/>
-          <w:pgSz w:w="11900" w:h="16840"/>
-          <w:pgMar w:top="1440" w:right="1440" w:bottom="1440" w:left="1440" w:header="708" w:footer="708" w:gutter="0"/>
-          <w:cols w:space="708"/>
-          <w:docGrid w:linePitch="360"/>
-        </w:sectPr>
-      </w:pPr>
-      <w:r>
-        <w:rPr>
-          <w:rFonts w:ascii="Arial" w:hAnsi="Arial" w:cs="Arial"/>
-          <w:lang w:val="nl-NL"/>
-        </w:rPr>
-        <w:t>Op de laatste pagina staan de instellingen</w:t>
+        <w:t xml:space="preserve"> staan, geordend op afstand. Wanneer er op één van de genoemde objecten wordt geklikt, </w:t>
+      </w:r>
+      <w:r>
+        <w:rPr>
+          <w:rFonts w:ascii="Arial" w:hAnsi="Arial" w:cs="Arial"/>
+          <w:lang w:val="nl-NL"/>
+        </w:rPr>
+        <w:t>wordt het detailscherm</w:t>
       </w:r>
       <w:r>
         <w:rPr>
@@ -12155,11 +12351,189 @@
       <w:r>
         <w:rPr>
           <w:rFonts w:ascii="Arial" w:hAnsi="Arial" w:cs="Arial"/>
-          <w:sz w:val="22"/>
-          <w:lang w:val="nl-NL"/>
-        </w:rPr>
-        <w:t>(meer informatie beschreven bij de 'main-App').</w:t>
-      </w:r>
+          <w:lang w:val="nl-NL"/>
+        </w:rPr>
+        <w:t>ge</w:t>
+      </w:r>
+      <w:r>
+        <w:rPr>
+          <w:rFonts w:ascii="Arial" w:hAnsi="Arial" w:cs="Arial"/>
+          <w:lang w:val="nl-NL"/>
+        </w:rPr>
+        <w:t>open</w:t>
+      </w:r>
+      <w:r>
+        <w:rPr>
+          <w:rFonts w:ascii="Arial" w:hAnsi="Arial" w:cs="Arial"/>
+          <w:lang w:val="nl-NL"/>
+        </w:rPr>
+        <w:t>d,</w:t>
+      </w:r>
+      <w:r>
+        <w:rPr>
+          <w:rFonts w:ascii="Arial" w:hAnsi="Arial" w:cs="Arial"/>
+          <w:lang w:val="nl-NL"/>
+        </w:rPr>
+        <w:t xml:space="preserve"> met daarin alle gegevens over </w:t>
+      </w:r>
+      <w:r>
+        <w:rPr>
+          <w:rFonts w:ascii="Arial" w:hAnsi="Arial" w:cs="Arial"/>
+          <w:lang w:val="nl-NL"/>
+        </w:rPr>
+        <w:t xml:space="preserve">het desbetreffende object, waaronder de hoogte en breedte en een afbeelding van het object (wanneer deze aanwezig is). Verder is er nog de ‘Toon op kaart’ knop waarmee de brug of aanlegplaats op de kaart wordt getoond. </w:t>
+      </w:r>
+      <w:r>
+        <w:rPr>
+          <w:rFonts w:ascii="Arial" w:hAnsi="Arial" w:cs="Arial"/>
+          <w:lang w:val="nl-NL"/>
+        </w:rPr>
+        <w:t>Met de</w:t>
+      </w:r>
+      <w:r>
+        <w:rPr>
+          <w:rFonts w:ascii="Arial" w:hAnsi="Arial" w:cs="Arial"/>
+          <w:lang w:val="nl-NL"/>
+        </w:rPr>
+        <w:t xml:space="preserve"> zoekbalk op deze pagina kan </w:t>
+      </w:r>
+      <w:r>
+        <w:rPr>
+          <w:rFonts w:ascii="Arial" w:hAnsi="Arial" w:cs="Arial"/>
+          <w:lang w:val="nl-NL"/>
+        </w:rPr>
+        <w:t xml:space="preserve">de lijst met objecten </w:t>
+      </w:r>
+      <w:r>
+        <w:rPr>
+          <w:rFonts w:ascii="Arial" w:hAnsi="Arial" w:cs="Arial"/>
+          <w:lang w:val="nl-NL"/>
+        </w:rPr>
+        <w:t>worden doorzocht</w:t>
+      </w:r>
+      <w:r>
+        <w:rPr>
+          <w:rFonts w:ascii="Arial" w:hAnsi="Arial" w:cs="Arial"/>
+          <w:lang w:val="nl-NL"/>
+        </w:rPr>
+        <w:t>.</w:t>
+      </w:r>
+    </w:p>
+    <w:p>
+      <w:pPr>
+        <w:rPr>
+          <w:rFonts w:ascii="Arial" w:hAnsi="Arial" w:cs="Arial"/>
+          <w:lang w:val="nl-NL"/>
+        </w:rPr>
+      </w:pPr>
+    </w:p>
+    <w:p>
+      <w:pPr>
+        <w:rPr>
+          <w:rFonts w:ascii="Arial" w:hAnsi="Arial" w:cs="Arial"/>
+          <w:lang w:val="nl-NL"/>
+        </w:rPr>
+      </w:pPr>
+      <w:bookmarkStart w:id="27" w:name="_Toc326833284"/>
+      <w:r>
+        <w:rPr>
+          <w:rFonts w:ascii="Arial" w:hAnsi="Arial" w:cs="Arial"/>
+          <w:lang w:val="nl-NL"/>
+        </w:rPr>
+        <w:t xml:space="preserve">Bij het laatste scherm staan alle instellingen die nodig zijn om de </w:t>
+      </w:r>
+      <w:r>
+        <w:rPr>
+          <w:rFonts w:ascii="Arial" w:hAnsi="Arial" w:cs="Arial"/>
+          <w:i/>
+          <w:lang w:val="nl-NL"/>
+        </w:rPr>
+        <w:t>App</w:t>
+      </w:r>
+      <w:r>
+        <w:rPr>
+          <w:rFonts w:ascii="Arial" w:hAnsi="Arial" w:cs="Arial"/>
+          <w:lang w:val="nl-NL"/>
+        </w:rPr>
+        <w:t xml:space="preserve"> goed te laten functioneren. Zo kunnen bijvoorbeeld de hoogte en de breedte van de boot ingevuld worden. Nadat dit is ingevuld of gewijzigd wordt er ‘achter de schermen’ een </w:t>
+      </w:r>
+      <w:r>
+        <w:rPr>
+          <w:rFonts w:ascii="Arial" w:hAnsi="Arial" w:cs="Arial"/>
+          <w:i/>
+          <w:lang w:val="nl-NL"/>
+        </w:rPr>
+        <w:t>functie</w:t>
+      </w:r>
+      <w:r>
+        <w:rPr>
+          <w:rFonts w:ascii="Arial" w:hAnsi="Arial" w:cs="Arial"/>
+          <w:lang w:val="nl-NL"/>
+        </w:rPr>
+        <w:t xml:space="preserve"> aangeroepen die er voor zorgt dat de hoogte van de brug wordt vergeleken met de hoogte van de boot, hierdoor worden er rode of groene </w:t>
+      </w:r>
+      <w:r>
+        <w:rPr>
+          <w:rFonts w:ascii="Arial" w:hAnsi="Arial" w:cs="Arial"/>
+          <w:i/>
+          <w:lang w:val="nl-NL"/>
+        </w:rPr>
+        <w:t>annotations</w:t>
+      </w:r>
+      <w:r>
+        <w:rPr>
+          <w:rFonts w:ascii="Arial" w:hAnsi="Arial" w:cs="Arial"/>
+          <w:lang w:val="nl-NL"/>
+        </w:rPr>
+        <w:t xml:space="preserve"> op de kaart getoond, afhankelijk van de uitkomst. Bij de instellingen kan men een ander kaartype kiezen, het laden van externe afbeeldingen uitschakelen en is er een knop waarmee men naar de pagina met informatie over de </w:t>
+      </w:r>
+      <w:r>
+        <w:rPr>
+          <w:rFonts w:ascii="Arial" w:hAnsi="Arial" w:cs="Arial"/>
+          <w:i/>
+          <w:lang w:val="nl-NL"/>
+        </w:rPr>
+        <w:t xml:space="preserve">App </w:t>
+      </w:r>
+      <w:r>
+        <w:rPr>
+          <w:rFonts w:ascii="Arial" w:hAnsi="Arial" w:cs="Arial"/>
+          <w:lang w:val="nl-NL"/>
+        </w:rPr>
+        <w:t>kan.</w:t>
+      </w:r>
+    </w:p>
+    <w:p>
+      <w:pPr>
+        <w:rPr>
+          <w:rFonts w:ascii="Arial" w:hAnsi="Arial" w:cs="Arial"/>
+          <w:lang w:val="nl-NL"/>
+        </w:rPr>
+      </w:pPr>
+    </w:p>
+    <w:p>
+      <w:pPr>
+        <w:rPr>
+          <w:rFonts w:ascii="Arial" w:hAnsi="Arial" w:cs="Arial"/>
+          <w:lang w:val="nl-NL"/>
+        </w:rPr>
+      </w:pPr>
+    </w:p>
+    <w:p>
+      <w:pPr>
+        <w:rPr>
+          <w:rFonts w:ascii="Arial" w:hAnsi="Arial" w:cs="Arial"/>
+          <w:lang w:val="nl-NL"/>
+        </w:rPr>
+      </w:pPr>
+    </w:p>
+    <w:p>
+      <w:pPr>
+        <w:rPr>
+          <w:rFonts w:ascii="Arial" w:hAnsi="Arial" w:cs="Arial"/>
+          <w:lang w:val="nl-NL"/>
+        </w:rPr>
+      </w:pPr>
     </w:p>
     <w:p>
       <w:pPr>
@@ -12168,7 +12542,6 @@
           <w:lang w:val="nl-NL"/>
         </w:rPr>
       </w:pPr>
-      <w:bookmarkStart w:id="26" w:name="_Toc326833284"/>
       <w:r>
         <w:rPr>
           <w:lang w:val="nl-NL"/>
@@ -12200,7 +12573,7 @@
         </w:rPr>
         <w:t xml:space="preserve"> App</w:t>
       </w:r>
-      <w:bookmarkEnd w:id="26"/>
+      <w:bookmarkEnd w:id="27"/>
     </w:p>
     <w:p>
       <w:pPr>
@@ -12347,8 +12720,6 @@
           <w:lang w:val="nl-NL"/>
         </w:rPr>
       </w:pPr>
-      <w:bookmarkStart w:id="27" w:name="_GoBack"/>
-      <w:bookmarkEnd w:id="27"/>
     </w:p>
     <w:p>
       <w:pPr>
@@ -12487,7 +12858,7 @@
                     </pic:cNvPicPr>
                   </pic:nvPicPr>
                   <pic:blipFill rotWithShape="1">
-                    <a:blip r:embed="rId40">
+                    <a:blip r:embed="rId38">
                       <a:extLst>
                         <a:ext uri="{28A0092B-C50C-407E-A947-70E740481C1C}">
                           <a14:useLocalDpi xmlns:a14="http://schemas.microsoft.com/office/drawing/2010/main" val="0"/>
@@ -12561,7 +12932,7 @@
                     </pic:cNvPicPr>
                   </pic:nvPicPr>
                   <pic:blipFill rotWithShape="1">
-                    <a:blip r:embed="rId41">
+                    <a:blip r:embed="rId39">
                       <a:extLst>
                         <a:ext uri="{28A0092B-C50C-407E-A947-70E740481C1C}">
                           <a14:useLocalDpi xmlns:a14="http://schemas.microsoft.com/office/drawing/2010/main" val="0"/>
@@ -12635,7 +13006,7 @@
                     </pic:cNvPicPr>
                   </pic:nvPicPr>
                   <pic:blipFill rotWithShape="1">
-                    <a:blip r:embed="rId42">
+                    <a:blip r:embed="rId40">
                       <a:extLst>
                         <a:ext uri="{28A0092B-C50C-407E-A947-70E740481C1C}">
                           <a14:useLocalDpi xmlns:a14="http://schemas.microsoft.com/office/drawing/2010/main" val="0"/>
@@ -12709,7 +13080,7 @@
                     </pic:cNvPicPr>
                   </pic:nvPicPr>
                   <pic:blipFill rotWithShape="1">
-                    <a:blip r:embed="rId43">
+                    <a:blip r:embed="rId41">
                       <a:extLst>
                         <a:ext uri="{28A0092B-C50C-407E-A947-70E740481C1C}">
                           <a14:useLocalDpi xmlns:a14="http://schemas.microsoft.com/office/drawing/2010/main" val="0"/>
@@ -12863,38 +13234,6 @@
           <w:lang w:val="nl-NL"/>
         </w:rPr>
       </w:pPr>
-    </w:p>
-    <w:p>
-      <w:pPr>
-        <w:rPr>
-          <w:rFonts w:ascii="Arial" w:hAnsi="Arial" w:cs="Arial"/>
-          <w:lang w:val="nl-NL"/>
-        </w:rPr>
-      </w:pPr>
-    </w:p>
-    <w:p>
-      <w:pPr>
-        <w:rPr>
-          <w:rFonts w:ascii="Arial" w:hAnsi="Arial" w:cs="Arial"/>
-          <w:lang w:val="nl-NL"/>
-        </w:rPr>
-      </w:pPr>
-    </w:p>
-    <w:p>
-      <w:pPr>
-        <w:rPr>
-          <w:rFonts w:ascii="Arial" w:hAnsi="Arial" w:cs="Arial"/>
-          <w:lang w:val="nl-NL"/>
-        </w:rPr>
-      </w:pPr>
-    </w:p>
-    <w:p>
-      <w:pPr>
-        <w:rPr>
-          <w:rFonts w:ascii="Arial" w:hAnsi="Arial" w:cs="Arial"/>
-          <w:lang w:val="nl-NL"/>
-        </w:rPr>
-      </w:pPr>
       <w:r>
         <w:rPr>
           <w:rFonts w:ascii="Arial" w:hAnsi="Arial" w:cs="Arial"/>
@@ -12973,23 +13312,203 @@
           <w:rFonts w:ascii="Arial" w:hAnsi="Arial" w:cs="Arial"/>
           <w:lang w:val="nl-NL"/>
         </w:rPr>
-        <w:t xml:space="preserve"> staan, geordend op afstand. Wanneer er op één van de genoemde objecten wordt geklikt, wordt er een nieuwe pagina geopend, waarin alle gegevens staan van het desbetreffende object.</w:t>
-      </w:r>
-      <w:r>
-        <w:rPr>
-          <w:rFonts w:ascii="Arial" w:hAnsi="Arial" w:cs="Arial"/>
-          <w:lang w:val="nl-NL"/>
-        </w:rPr>
-        <w:t xml:space="preserve"> Met de zoekbalk op deze pagina kan je de lijst met objecten doorzoeken.</w:t>
-      </w:r>
-    </w:p>
-    <w:p>
-      <w:pPr>
-        <w:rPr>
-          <w:rFonts w:ascii="Arial" w:hAnsi="Arial" w:cs="Arial"/>
-          <w:lang w:val="nl-NL"/>
-        </w:rPr>
-      </w:pPr>
+        <w:t xml:space="preserve"> staan, geordend op afstand. Wanneer er op </w:t>
+      </w:r>
+      <w:r>
+        <w:rPr>
+          <w:rFonts w:ascii="Arial" w:hAnsi="Arial" w:cs="Arial"/>
+          <w:lang w:val="nl-NL"/>
+        </w:rPr>
+        <w:t xml:space="preserve">een visstek </w:t>
+      </w:r>
+      <w:r>
+        <w:rPr>
+          <w:rFonts w:ascii="Arial" w:hAnsi="Arial" w:cs="Arial"/>
+          <w:lang w:val="nl-NL"/>
+        </w:rPr>
+        <w:t xml:space="preserve">wordt geklikt, </w:t>
+      </w:r>
+      <w:r>
+        <w:rPr>
+          <w:rFonts w:ascii="Arial" w:hAnsi="Arial" w:cs="Arial"/>
+          <w:lang w:val="nl-NL"/>
+        </w:rPr>
+        <w:t>wordt het detailscherm</w:t>
+      </w:r>
+      <w:r>
+        <w:rPr>
+          <w:rFonts w:ascii="Arial" w:hAnsi="Arial" w:cs="Arial"/>
+          <w:lang w:val="nl-NL"/>
+        </w:rPr>
+        <w:t xml:space="preserve"> </w:t>
+      </w:r>
+      <w:r>
+        <w:rPr>
+          <w:rFonts w:ascii="Arial" w:hAnsi="Arial" w:cs="Arial"/>
+          <w:lang w:val="nl-NL"/>
+        </w:rPr>
+        <w:t>ge</w:t>
+      </w:r>
+      <w:r>
+        <w:rPr>
+          <w:rFonts w:ascii="Arial" w:hAnsi="Arial" w:cs="Arial"/>
+          <w:lang w:val="nl-NL"/>
+        </w:rPr>
+        <w:t>open</w:t>
+      </w:r>
+      <w:r>
+        <w:rPr>
+          <w:rFonts w:ascii="Arial" w:hAnsi="Arial" w:cs="Arial"/>
+          <w:lang w:val="nl-NL"/>
+        </w:rPr>
+        <w:t>d,</w:t>
+      </w:r>
+      <w:r>
+        <w:rPr>
+          <w:rFonts w:ascii="Arial" w:hAnsi="Arial" w:cs="Arial"/>
+          <w:lang w:val="nl-NL"/>
+        </w:rPr>
+        <w:t xml:space="preserve"> met daarin alle gegevens over </w:t>
+      </w:r>
+      <w:r>
+        <w:rPr>
+          <w:rFonts w:ascii="Arial" w:hAnsi="Arial" w:cs="Arial"/>
+          <w:lang w:val="nl-NL"/>
+        </w:rPr>
+        <w:t xml:space="preserve">de </w:t>
+      </w:r>
+      <w:r>
+        <w:rPr>
+          <w:rFonts w:ascii="Arial" w:hAnsi="Arial" w:cs="Arial"/>
+          <w:lang w:val="nl-NL"/>
+        </w:rPr>
+        <w:t>desbetreffende visstek.</w:t>
+      </w:r>
+      <w:r>
+        <w:rPr>
+          <w:rFonts w:ascii="Arial" w:hAnsi="Arial" w:cs="Arial"/>
+          <w:lang w:val="nl-NL"/>
+        </w:rPr>
+        <w:t xml:space="preserve"> Verder is er nog de ‘Toon op kaart’ knop waarmee de brug of aanlegplaats op de kaart wordt getoond. </w:t>
+      </w:r>
+      <w:r>
+        <w:rPr>
+          <w:rFonts w:ascii="Arial" w:hAnsi="Arial" w:cs="Arial"/>
+          <w:lang w:val="nl-NL"/>
+        </w:rPr>
+        <w:t>Met de</w:t>
+      </w:r>
+      <w:r>
+        <w:rPr>
+          <w:rFonts w:ascii="Arial" w:hAnsi="Arial" w:cs="Arial"/>
+          <w:lang w:val="nl-NL"/>
+        </w:rPr>
+        <w:t xml:space="preserve"> zoekbalk op deze pagina kan </w:t>
+      </w:r>
+      <w:r>
+        <w:rPr>
+          <w:rFonts w:ascii="Arial" w:hAnsi="Arial" w:cs="Arial"/>
+          <w:lang w:val="nl-NL"/>
+        </w:rPr>
+        <w:t xml:space="preserve">de lijst met objecten </w:t>
+      </w:r>
+      <w:r>
+        <w:rPr>
+          <w:rFonts w:ascii="Arial" w:hAnsi="Arial" w:cs="Arial"/>
+          <w:lang w:val="nl-NL"/>
+        </w:rPr>
+        <w:t>worden doorzocht</w:t>
+      </w:r>
+      <w:r>
+        <w:rPr>
+          <w:rFonts w:ascii="Arial" w:hAnsi="Arial" w:cs="Arial"/>
+          <w:lang w:val="nl-NL"/>
+        </w:rPr>
+        <w:t>.</w:t>
+      </w:r>
+    </w:p>
+    <w:p>
+      <w:pPr>
+        <w:rPr>
+          <w:rFonts w:ascii="Arial" w:hAnsi="Arial" w:cs="Arial"/>
+          <w:lang w:val="nl-NL"/>
+        </w:rPr>
+      </w:pPr>
+    </w:p>
+    <w:p>
+      <w:pPr>
+        <w:rPr>
+          <w:rFonts w:ascii="Arial" w:hAnsi="Arial" w:cs="Arial"/>
+          <w:lang w:val="nl-NL"/>
+        </w:rPr>
+      </w:pPr>
+      <w:r>
+        <w:rPr>
+          <w:rFonts w:ascii="Arial" w:hAnsi="Arial" w:cs="Arial"/>
+          <w:lang w:val="nl-NL"/>
+        </w:rPr>
+        <w:t xml:space="preserve">Bij het laatste scherm staan alle instellingen die nodig zijn om de </w:t>
+      </w:r>
+      <w:r>
+        <w:rPr>
+          <w:rFonts w:ascii="Arial" w:hAnsi="Arial" w:cs="Arial"/>
+          <w:i/>
+          <w:lang w:val="nl-NL"/>
+        </w:rPr>
+        <w:t>App</w:t>
+      </w:r>
+      <w:r>
+        <w:rPr>
+          <w:rFonts w:ascii="Arial" w:hAnsi="Arial" w:cs="Arial"/>
+          <w:lang w:val="nl-NL"/>
+        </w:rPr>
+        <w:t xml:space="preserve"> goed te laten functioneren. Zo kunnen bijvoorbeeld de hoogte en de breedte van de boot ingevuld worden. Nadat dit is ingevuld of gewijzigd wordt er ‘achter de schermen’ een </w:t>
+      </w:r>
+      <w:r>
+        <w:rPr>
+          <w:rFonts w:ascii="Arial" w:hAnsi="Arial" w:cs="Arial"/>
+          <w:i/>
+          <w:lang w:val="nl-NL"/>
+        </w:rPr>
+        <w:t>functie</w:t>
+      </w:r>
+      <w:r>
+        <w:rPr>
+          <w:rFonts w:ascii="Arial" w:hAnsi="Arial" w:cs="Arial"/>
+          <w:lang w:val="nl-NL"/>
+        </w:rPr>
+        <w:t xml:space="preserve"> aangeroepen die er voor zorgt dat de hoogte van de brug wordt vergeleken met de hoogte van de boot, hierdoor worden er rode of groene </w:t>
+      </w:r>
+      <w:r>
+        <w:rPr>
+          <w:rFonts w:ascii="Arial" w:hAnsi="Arial" w:cs="Arial"/>
+          <w:i/>
+          <w:lang w:val="nl-NL"/>
+        </w:rPr>
+        <w:t>annotations</w:t>
+      </w:r>
+      <w:r>
+        <w:rPr>
+          <w:rFonts w:ascii="Arial" w:hAnsi="Arial" w:cs="Arial"/>
+          <w:lang w:val="nl-NL"/>
+        </w:rPr>
+        <w:t xml:space="preserve"> op de kaart getoond, afhankelijk van de uitkomst. Bij de instellingen kan men een ander kaartype kiezen, het laden van externe afbeeldingen uitschakelen en is er een knop waarmee men naar de pagina met informatie over de </w:t>
+      </w:r>
+      <w:r>
+        <w:rPr>
+          <w:rFonts w:ascii="Arial" w:hAnsi="Arial" w:cs="Arial"/>
+          <w:i/>
+          <w:lang w:val="nl-NL"/>
+        </w:rPr>
+        <w:t xml:space="preserve">App </w:t>
+      </w:r>
+      <w:r>
+        <w:rPr>
+          <w:rFonts w:ascii="Arial" w:hAnsi="Arial" w:cs="Arial"/>
+          <w:lang w:val="nl-NL"/>
+        </w:rPr>
+        <w:t>kan.</w:t>
+      </w:r>
     </w:p>
     <w:p>
       <w:pPr>
@@ -12998,28 +13517,1145 @@
           <w:sz w:val="22"/>
           <w:lang w:val="nl-NL"/>
         </w:rPr>
-      </w:pPr>
-      <w:r>
-        <w:rPr>
-          <w:rFonts w:ascii="Arial" w:hAnsi="Arial" w:cs="Arial"/>
-          <w:lang w:val="nl-NL"/>
-        </w:rPr>
-        <w:t xml:space="preserve">Op de laatste pagina staan de instellingen </w:t>
-      </w:r>
-      <w:r>
+        <w:sectPr>
+          <w:headerReference w:type="default" r:id="rId42"/>
+          <w:pgSz w:w="11900" w:h="16840"/>
+          <w:pgMar w:top="1440" w:right="1440" w:bottom="1440" w:left="1440" w:header="708" w:footer="708" w:gutter="0"/>
+          <w:cols w:space="708"/>
+          <w:docGrid w:linePitch="360"/>
+        </w:sectPr>
+      </w:pPr>
+    </w:p>
+    <w:p>
+      <w:pPr>
         <w:rPr>
           <w:rFonts w:ascii="Arial" w:hAnsi="Arial" w:cs="Arial"/>
           <w:sz w:val="22"/>
           <w:lang w:val="nl-NL"/>
         </w:rPr>
-        <w:t>(meer informatie beschreven bij de 'main-App').</w:t>
-      </w:r>
-    </w:p>
-    <w:p>
-      <w:pPr>
+      </w:pPr>
+      <w:r>
         <w:rPr>
           <w:rFonts w:ascii="Arial" w:hAnsi="Arial" w:cs="Arial"/>
           <w:sz w:val="22"/>
+          <w:lang w:val="nl-NL"/>
+        </w:rPr>
+        <w:lastRenderedPageBreak/>
+        <w:br w:type="page"/>
+      </w:r>
+    </w:p>
+    <w:p>
+      <w:pPr>
+        <w:pStyle w:val="Kop1"/>
+        <w:rPr>
+          <w:lang w:val="nl-NL"/>
+        </w:rPr>
+      </w:pPr>
+      <w:bookmarkStart w:id="28" w:name="_Toc326833285"/>
+      <w:r>
+        <w:rPr>
+          <w:lang w:val="nl-NL"/>
+        </w:rPr>
+        <w:lastRenderedPageBreak/>
+        <w:t>5</w:t>
+      </w:r>
+      <w:r>
+        <w:rPr>
+          <w:lang w:val="nl-NL"/>
+        </w:rPr>
+        <w:tab/>
+        <w:t>Samenwerking</w:t>
+      </w:r>
+      <w:bookmarkEnd w:id="28"/>
+    </w:p>
+    <w:p>
+      <w:pPr>
+        <w:rPr>
+          <w:rFonts w:ascii="Arial" w:hAnsi="Arial" w:cs="Arial"/>
+          <w:i/>
+          <w:lang w:val="nl-NL"/>
+        </w:rPr>
+      </w:pPr>
+      <w:r>
+        <w:rPr>
+          <w:rFonts w:ascii="Arial" w:hAnsi="Arial" w:cs="Arial"/>
+          <w:i/>
+          <w:lang w:val="nl-NL"/>
+        </w:rPr>
+        <w:t>In dit hoofdstuk bespreken we de samenwerking binnen onze groep en die met de opdrachtgever.</w:t>
+      </w:r>
+    </w:p>
+    <w:p>
+      <w:pPr>
+        <w:rPr>
+          <w:i/>
+          <w:lang w:val="nl-NL"/>
+        </w:rPr>
+      </w:pPr>
+    </w:p>
+    <w:p>
+      <w:pPr>
+        <w:rPr>
+          <w:rFonts w:ascii="Arial" w:hAnsi="Arial" w:cs="Arial"/>
+          <w:lang w:val="nl-NL"/>
+        </w:rPr>
+      </w:pPr>
+      <w:r>
+        <w:rPr>
+          <w:rFonts w:ascii="Arial" w:hAnsi="Arial" w:cs="Arial"/>
+          <w:lang w:val="nl-NL"/>
+        </w:rPr>
+        <w:t>De samenwerking binnen de groep was erg goed. We waren alle dagen samen aan het werk in het hokje van de opdrachtgever. Iedereen was er doorgaans om een uur of negen en wanneer iemand van ons niet kon werd dit op tijd doorgegeven. We stopten in de regel rond een uur of 3 a vier. In de tussentijd werd er veel overlegd over wat er komen moest en ook op welke manier. Dankzij het gebruik van GitHub als SVN konden we allemaal aan ons eigenstukje werken zonder dat we op een ander hoefden te wachten. Dit was erg handig.</w:t>
+      </w:r>
+    </w:p>
+    <w:p>
+      <w:pPr>
+        <w:rPr>
+          <w:rFonts w:ascii="Arial" w:hAnsi="Arial" w:cs="Arial"/>
+          <w:lang w:val="nl-NL"/>
+        </w:rPr>
+      </w:pPr>
+    </w:p>
+    <w:p>
+      <w:pPr>
+        <w:rPr>
+          <w:rFonts w:ascii="Arial" w:hAnsi="Arial" w:cs="Arial"/>
+          <w:lang w:val="nl-NL"/>
+        </w:rPr>
+      </w:pPr>
+      <w:r>
+        <w:rPr>
+          <w:rFonts w:ascii="Arial" w:hAnsi="Arial" w:cs="Arial"/>
+          <w:lang w:val="nl-NL"/>
+        </w:rPr>
+        <w:t>De samenwerking met de opdrachtgever was ook wel aardig goed. De opdrachtgever heeft zelf een studie informatica afgerond en dit had als voordeel dat we toch iets technischer konden praten. Het was alleen wel iets lastiger om een afspraak met de opdrachtgever te krijgen. Hij kwam niet altijd opdagen op afspraken en soms werden ze ook niet nageleefd.</w:t>
+      </w:r>
+    </w:p>
+    <w:p>
+      <w:pPr>
+        <w:rPr>
+          <w:rFonts w:ascii="Arial" w:hAnsi="Arial" w:cs="Arial"/>
+          <w:sz w:val="22"/>
+          <w:lang w:val="nl-NL"/>
+        </w:rPr>
+        <w:sectPr>
+          <w:headerReference w:type="default" r:id="rId43"/>
+          <w:type w:val="continuous"/>
+          <w:pgSz w:w="11900" w:h="16840"/>
+          <w:pgMar w:top="1440" w:right="1440" w:bottom="1440" w:left="1440" w:header="708" w:footer="708" w:gutter="0"/>
+          <w:cols w:space="708"/>
+          <w:docGrid w:linePitch="360"/>
+        </w:sectPr>
+      </w:pPr>
+    </w:p>
+    <w:p>
+      <w:pPr>
+        <w:pStyle w:val="Kop1"/>
+        <w:rPr>
+          <w:lang w:val="nl-NL"/>
+        </w:rPr>
+      </w:pPr>
+      <w:bookmarkStart w:id="29" w:name="_Toc326833286"/>
+      <w:r>
+        <w:rPr>
+          <w:lang w:val="nl-NL"/>
+        </w:rPr>
+        <w:lastRenderedPageBreak/>
+        <w:t>6</w:t>
+      </w:r>
+      <w:r>
+        <w:rPr>
+          <w:lang w:val="nl-NL"/>
+        </w:rPr>
+        <w:tab/>
+        <w:t>Conclusies</w:t>
+      </w:r>
+      <w:bookmarkEnd w:id="29"/>
+    </w:p>
+    <w:p>
+      <w:pPr>
+        <w:rPr>
+          <w:rFonts w:ascii="Arial" w:hAnsi="Arial" w:cs="Arial"/>
+          <w:i/>
+          <w:lang w:val="nl-NL"/>
+        </w:rPr>
+      </w:pPr>
+      <w:r>
+        <w:rPr>
+          <w:rFonts w:ascii="Arial" w:hAnsi="Arial" w:cs="Arial"/>
+          <w:i/>
+          <w:lang w:val="nl-NL"/>
+        </w:rPr>
+        <w:t>In dit hoofdstuk worden de conclusies beschreven en worden enkele aanbevelingen gegeven.</w:t>
+      </w:r>
+    </w:p>
+    <w:p>
+      <w:pPr>
+        <w:rPr>
+          <w:rFonts w:ascii="Arial" w:hAnsi="Arial" w:cs="Arial"/>
+          <w:lang w:val="nl-NL"/>
+        </w:rPr>
+      </w:pPr>
+    </w:p>
+    <w:p>
+      <w:pPr>
+        <w:rPr>
+          <w:rFonts w:ascii="Arial" w:hAnsi="Arial" w:cs="Arial"/>
+          <w:lang w:val="nl-NL"/>
+        </w:rPr>
+      </w:pPr>
+    </w:p>
+    <w:p>
+      <w:pPr>
+        <w:rPr>
+          <w:rFonts w:ascii="Arial" w:hAnsi="Arial" w:cs="Arial"/>
+          <w:lang w:val="nl-NL"/>
+        </w:rPr>
+      </w:pPr>
+      <w:r>
+        <w:rPr>
+          <w:rFonts w:ascii="Arial" w:hAnsi="Arial" w:cs="Arial"/>
+          <w:lang w:val="nl-NL"/>
+        </w:rPr>
+        <w:t xml:space="preserve">Om een </w:t>
+      </w:r>
+      <w:r>
+        <w:rPr>
+          <w:rFonts w:ascii="Arial" w:hAnsi="Arial" w:cs="Arial"/>
+          <w:i/>
+          <w:lang w:val="nl-NL"/>
+        </w:rPr>
+        <w:t>App</w:t>
+      </w:r>
+      <w:r>
+        <w:rPr>
+          <w:rFonts w:ascii="Arial" w:hAnsi="Arial" w:cs="Arial"/>
+          <w:lang w:val="nl-NL"/>
+        </w:rPr>
+        <w:t xml:space="preserve"> gebruiksvriendelijke te maken zijn er een aantal dingen waar rekening mee moet worden gehouden:</w:t>
+      </w:r>
+    </w:p>
+    <w:p>
+      <w:pPr>
+        <w:pStyle w:val="Lijstalinea"/>
+        <w:numPr>
+          <w:ilvl w:val="0"/>
+          <w:numId w:val="25"/>
+        </w:numPr>
+        <w:rPr>
+          <w:rFonts w:ascii="Arial" w:hAnsi="Arial" w:cs="Arial"/>
+          <w:lang w:val="nl-NL"/>
+        </w:rPr>
+      </w:pPr>
+      <w:r>
+        <w:rPr>
+          <w:rFonts w:ascii="Arial" w:hAnsi="Arial" w:cs="Arial"/>
+          <w:lang w:val="nl-NL"/>
+        </w:rPr>
+        <w:t xml:space="preserve">De </w:t>
+      </w:r>
+      <w:r>
+        <w:rPr>
+          <w:rFonts w:ascii="Arial" w:hAnsi="Arial" w:cs="Arial"/>
+          <w:i/>
+          <w:lang w:val="nl-NL"/>
+        </w:rPr>
+        <w:t xml:space="preserve">App </w:t>
+      </w:r>
+      <w:r>
+        <w:rPr>
+          <w:rFonts w:ascii="Arial" w:hAnsi="Arial" w:cs="Arial"/>
+          <w:lang w:val="nl-NL"/>
+        </w:rPr>
+        <w:t>moet makkelijk sluiten.</w:t>
+      </w:r>
+    </w:p>
+    <w:p>
+      <w:pPr>
+        <w:pStyle w:val="Lijstalinea"/>
+        <w:numPr>
+          <w:ilvl w:val="0"/>
+          <w:numId w:val="25"/>
+        </w:numPr>
+        <w:rPr>
+          <w:rFonts w:ascii="Arial" w:hAnsi="Arial" w:cs="Arial"/>
+          <w:lang w:val="nl-NL"/>
+        </w:rPr>
+      </w:pPr>
+      <w:r>
+        <w:rPr>
+          <w:rFonts w:ascii="Arial" w:hAnsi="Arial" w:cs="Arial"/>
+          <w:lang w:val="nl-NL"/>
+        </w:rPr>
+        <w:t xml:space="preserve">De gegevens moeten zo weinig mogelijk </w:t>
+      </w:r>
+      <w:r>
+        <w:rPr>
+          <w:rFonts w:ascii="Arial" w:hAnsi="Arial" w:cs="Arial"/>
+          <w:lang w:val="nl-NL"/>
+        </w:rPr>
+        <w:t>intern geheugen in beslag nemen.</w:t>
+      </w:r>
+    </w:p>
+    <w:p>
+      <w:pPr>
+        <w:pStyle w:val="Lijstalinea"/>
+        <w:numPr>
+          <w:ilvl w:val="0"/>
+          <w:numId w:val="25"/>
+        </w:numPr>
+        <w:rPr>
+          <w:rFonts w:ascii="Arial" w:hAnsi="Arial" w:cs="Arial"/>
+          <w:lang w:val="nl-NL"/>
+        </w:rPr>
+      </w:pPr>
+      <w:r>
+        <w:rPr>
+          <w:rFonts w:ascii="Arial" w:hAnsi="Arial" w:cs="Arial"/>
+          <w:lang w:val="nl-NL"/>
+        </w:rPr>
+        <w:t xml:space="preserve">De </w:t>
+      </w:r>
+      <w:r>
+        <w:rPr>
+          <w:rFonts w:ascii="Arial" w:hAnsi="Arial" w:cs="Arial"/>
+          <w:i/>
+          <w:lang w:val="nl-NL"/>
+        </w:rPr>
+        <w:t xml:space="preserve">App </w:t>
+      </w:r>
+      <w:r>
+        <w:rPr>
+          <w:rFonts w:ascii="Arial" w:hAnsi="Arial" w:cs="Arial"/>
+          <w:lang w:val="nl-NL"/>
+        </w:rPr>
+        <w:t>moet overzichtelijk zijn, zodat het navigeren vlot en gemakkelijk gaat.</w:t>
+      </w:r>
+    </w:p>
+    <w:p>
+      <w:pPr>
+        <w:pStyle w:val="Lijstalinea"/>
+        <w:numPr>
+          <w:ilvl w:val="0"/>
+          <w:numId w:val="25"/>
+        </w:numPr>
+        <w:rPr>
+          <w:rFonts w:ascii="Arial" w:hAnsi="Arial" w:cs="Arial"/>
+          <w:lang w:val="nl-NL"/>
+        </w:rPr>
+      </w:pPr>
+      <w:r>
+        <w:rPr>
+          <w:rFonts w:ascii="Arial" w:hAnsi="Arial" w:cs="Arial"/>
+          <w:lang w:val="nl-NL"/>
+        </w:rPr>
+        <w:t xml:space="preserve">De </w:t>
+      </w:r>
+      <w:r>
+        <w:rPr>
+          <w:rFonts w:ascii="Arial" w:hAnsi="Arial" w:cs="Arial"/>
+          <w:i/>
+          <w:lang w:val="nl-NL"/>
+        </w:rPr>
+        <w:t>App</w:t>
+      </w:r>
+      <w:r>
+        <w:rPr>
+          <w:rFonts w:ascii="Arial" w:hAnsi="Arial" w:cs="Arial"/>
+          <w:lang w:val="nl-NL"/>
+        </w:rPr>
+        <w:t xml:space="preserve"> moet snel zijn, mense</w:t>
+      </w:r>
+      <w:r>
+        <w:rPr>
+          <w:rFonts w:ascii="Arial" w:hAnsi="Arial" w:cs="Arial"/>
+          <w:lang w:val="nl-NL"/>
+        </w:rPr>
+        <w:t>n</w:t>
+      </w:r>
+      <w:r>
+        <w:rPr>
+          <w:rFonts w:ascii="Arial" w:hAnsi="Arial" w:cs="Arial"/>
+          <w:lang w:val="nl-NL"/>
+        </w:rPr>
+        <w:t xml:space="preserve"> houden nou eenmaal niet van wachten.</w:t>
+      </w:r>
+    </w:p>
+    <w:p>
+      <w:pPr>
+        <w:pStyle w:val="Lijstalinea"/>
+        <w:numPr>
+          <w:ilvl w:val="0"/>
+          <w:numId w:val="25"/>
+        </w:numPr>
+        <w:rPr>
+          <w:rFonts w:ascii="Arial" w:hAnsi="Arial" w:cs="Arial"/>
+          <w:lang w:val="nl-NL"/>
+        </w:rPr>
+      </w:pPr>
+      <w:r>
+        <w:rPr>
+          <w:rFonts w:ascii="Arial" w:hAnsi="Arial" w:cs="Arial"/>
+          <w:lang w:val="nl-NL"/>
+        </w:rPr>
+        <w:t>Zorg ervoo</w:t>
+      </w:r>
+      <w:r>
+        <w:rPr>
+          <w:rFonts w:ascii="Arial" w:hAnsi="Arial" w:cs="Arial"/>
+          <w:lang w:val="nl-NL"/>
+        </w:rPr>
+        <w:t>r dat,</w:t>
+      </w:r>
+      <w:r>
+        <w:rPr>
+          <w:rFonts w:ascii="Arial" w:hAnsi="Arial" w:cs="Arial"/>
+          <w:lang w:val="nl-NL"/>
+        </w:rPr>
+        <w:t xml:space="preserve"> wanneer de app op de achtergrond draait, er niet teveel energie wordt gebruikt.</w:t>
+      </w:r>
+    </w:p>
+    <w:p>
+      <w:pPr>
+        <w:pStyle w:val="Lijstalinea"/>
+        <w:numPr>
+          <w:ilvl w:val="0"/>
+          <w:numId w:val="25"/>
+        </w:numPr>
+        <w:rPr>
+          <w:rFonts w:ascii="Arial" w:hAnsi="Arial" w:cs="Arial"/>
+          <w:lang w:val="nl-NL"/>
+        </w:rPr>
+      </w:pPr>
+      <w:r>
+        <w:rPr>
+          <w:rFonts w:ascii="Arial" w:hAnsi="Arial" w:cs="Arial"/>
+          <w:lang w:val="nl-NL"/>
+        </w:rPr>
+        <w:t>Probeer zo volledig mogelijk de mogelijkheden van de telefoon te benutten.</w:t>
+      </w:r>
+    </w:p>
+    <w:p>
+      <w:pPr>
+        <w:pStyle w:val="Lijstalinea"/>
+        <w:numPr>
+          <w:ilvl w:val="0"/>
+          <w:numId w:val="25"/>
+        </w:numPr>
+        <w:rPr>
+          <w:rFonts w:ascii="Arial" w:hAnsi="Arial" w:cs="Arial"/>
+          <w:lang w:val="nl-NL"/>
+        </w:rPr>
+      </w:pPr>
+      <w:r>
+        <w:rPr>
+          <w:rFonts w:ascii="Arial" w:hAnsi="Arial" w:cs="Arial"/>
+          <w:lang w:val="nl-NL"/>
+        </w:rPr>
+        <w:t xml:space="preserve">De </w:t>
+      </w:r>
+      <w:r>
+        <w:rPr>
+          <w:rFonts w:ascii="Arial" w:hAnsi="Arial" w:cs="Arial"/>
+          <w:i/>
+          <w:lang w:val="nl-NL"/>
+        </w:rPr>
+        <w:t>App</w:t>
+      </w:r>
+      <w:r>
+        <w:rPr>
+          <w:rFonts w:ascii="Arial" w:hAnsi="Arial" w:cs="Arial"/>
+          <w:lang w:val="nl-NL"/>
+        </w:rPr>
+        <w:t xml:space="preserve"> moet de gebruiker feedback geven.</w:t>
+      </w:r>
+    </w:p>
+    <w:p>
+      <w:pPr>
+        <w:pStyle w:val="Lijstalinea"/>
+        <w:numPr>
+          <w:ilvl w:val="0"/>
+          <w:numId w:val="25"/>
+        </w:numPr>
+        <w:rPr>
+          <w:rFonts w:ascii="Arial" w:hAnsi="Arial" w:cs="Arial"/>
+          <w:lang w:val="nl-NL"/>
+        </w:rPr>
+      </w:pPr>
+      <w:r>
+        <w:rPr>
+          <w:rFonts w:ascii="Arial" w:hAnsi="Arial" w:cs="Arial"/>
+          <w:lang w:val="nl-NL"/>
+        </w:rPr>
+        <w:t>De bediening moet simpel en snel aan te leren zijn.</w:t>
+      </w:r>
+    </w:p>
+    <w:p>
+      <w:pPr>
+        <w:rPr>
+          <w:rFonts w:ascii="Arial" w:hAnsi="Arial" w:cs="Arial"/>
+          <w:lang w:val="nl-NL"/>
+        </w:rPr>
+      </w:pPr>
+    </w:p>
+    <w:p>
+      <w:pPr>
+        <w:rPr>
+          <w:rFonts w:ascii="Arial" w:hAnsi="Arial" w:cs="Arial"/>
+          <w:lang w:val="nl-NL"/>
+        </w:rPr>
+      </w:pPr>
+      <w:r>
+        <w:rPr>
+          <w:rFonts w:ascii="Arial" w:hAnsi="Arial" w:cs="Arial"/>
+          <w:lang w:val="nl-NL"/>
+        </w:rPr>
+        <w:t xml:space="preserve">De grootste verschillen tussen </w:t>
+      </w:r>
+      <w:r>
+        <w:rPr>
+          <w:rFonts w:ascii="Arial" w:hAnsi="Arial" w:cs="Arial"/>
+          <w:i/>
+          <w:lang w:val="nl-NL"/>
+        </w:rPr>
+        <w:t>iOS</w:t>
+      </w:r>
+      <w:r>
+        <w:rPr>
+          <w:rFonts w:ascii="Arial" w:hAnsi="Arial" w:cs="Arial"/>
+          <w:lang w:val="nl-NL"/>
+        </w:rPr>
+        <w:t xml:space="preserve"> en </w:t>
+      </w:r>
+      <w:r>
+        <w:rPr>
+          <w:rFonts w:ascii="Arial" w:hAnsi="Arial" w:cs="Arial"/>
+          <w:i/>
+          <w:lang w:val="nl-NL"/>
+        </w:rPr>
+        <w:t>Android</w:t>
+      </w:r>
+      <w:r>
+        <w:rPr>
+          <w:rFonts w:ascii="Arial" w:hAnsi="Arial" w:cs="Arial"/>
+          <w:lang w:val="nl-NL"/>
+        </w:rPr>
+        <w:t xml:space="preserve"> zijn:</w:t>
+      </w:r>
+    </w:p>
+    <w:p>
+      <w:pPr>
+        <w:pStyle w:val="Lijstalinea"/>
+        <w:numPr>
+          <w:ilvl w:val="0"/>
+          <w:numId w:val="16"/>
+        </w:numPr>
+        <w:rPr>
+          <w:rFonts w:ascii="Arial" w:hAnsi="Arial" w:cs="Arial"/>
+          <w:lang w:val="nl-NL"/>
+        </w:rPr>
+      </w:pPr>
+      <w:r>
+        <w:rPr>
+          <w:rFonts w:ascii="Arial" w:hAnsi="Arial" w:cs="Arial"/>
+          <w:i/>
+          <w:lang w:val="nl-NL"/>
+        </w:rPr>
+        <w:t>iOS</w:t>
+      </w:r>
+      <w:r>
+        <w:rPr>
+          <w:rFonts w:ascii="Arial" w:hAnsi="Arial" w:cs="Arial"/>
+          <w:lang w:val="nl-NL"/>
+        </w:rPr>
+        <w:t xml:space="preserve"> heeft maar één type telefoon en </w:t>
+      </w:r>
+      <w:r>
+        <w:rPr>
+          <w:rFonts w:ascii="Arial" w:hAnsi="Arial" w:cs="Arial"/>
+          <w:i/>
+          <w:lang w:val="nl-NL"/>
+        </w:rPr>
+        <w:t>tablet</w:t>
+      </w:r>
+      <w:r>
+        <w:rPr>
+          <w:rFonts w:ascii="Arial" w:hAnsi="Arial" w:cs="Arial"/>
+          <w:lang w:val="nl-NL"/>
+        </w:rPr>
+        <w:t xml:space="preserve"> van hetzelfde merk. </w:t>
+      </w:r>
+      <w:r>
+        <w:rPr>
+          <w:rFonts w:ascii="Arial" w:hAnsi="Arial" w:cs="Arial"/>
+          <w:i/>
+          <w:lang w:val="nl-NL"/>
+        </w:rPr>
+        <w:t>Android</w:t>
+      </w:r>
+      <w:r>
+        <w:rPr>
+          <w:rFonts w:ascii="Arial" w:hAnsi="Arial" w:cs="Arial"/>
+          <w:lang w:val="nl-NL"/>
+        </w:rPr>
+        <w:t xml:space="preserve"> heeft daarentegen meerdere types telefoons en </w:t>
+      </w:r>
+      <w:r>
+        <w:rPr>
+          <w:rFonts w:ascii="Arial" w:hAnsi="Arial" w:cs="Arial"/>
+          <w:i/>
+          <w:lang w:val="nl-NL"/>
+        </w:rPr>
+        <w:t>tablets</w:t>
+      </w:r>
+      <w:r>
+        <w:rPr>
+          <w:rFonts w:ascii="Arial" w:hAnsi="Arial" w:cs="Arial"/>
+          <w:lang w:val="nl-NL"/>
+        </w:rPr>
+        <w:t xml:space="preserve"> van verschillende merken.</w:t>
+      </w:r>
+    </w:p>
+    <w:p>
+      <w:pPr>
+        <w:pStyle w:val="Lijstalinea"/>
+        <w:numPr>
+          <w:ilvl w:val="0"/>
+          <w:numId w:val="16"/>
+        </w:numPr>
+        <w:rPr>
+          <w:rFonts w:ascii="Arial" w:hAnsi="Arial" w:cs="Arial"/>
+          <w:lang w:val="nl-NL"/>
+        </w:rPr>
+      </w:pPr>
+      <w:r>
+        <w:rPr>
+          <w:rFonts w:ascii="Arial" w:hAnsi="Arial" w:cs="Arial"/>
+          <w:i/>
+          <w:lang w:val="nl-NL"/>
+        </w:rPr>
+        <w:t>iOS</w:t>
+      </w:r>
+      <w:r>
+        <w:rPr>
+          <w:rFonts w:ascii="Arial" w:hAnsi="Arial" w:cs="Arial"/>
+          <w:lang w:val="nl-NL"/>
+        </w:rPr>
+        <w:t xml:space="preserve"> heeft niet de mogelijkheid, in tegenstelling tot </w:t>
+      </w:r>
+      <w:r>
+        <w:rPr>
+          <w:rFonts w:ascii="Arial" w:hAnsi="Arial" w:cs="Arial"/>
+          <w:i/>
+          <w:lang w:val="nl-NL"/>
+        </w:rPr>
+        <w:t>Android</w:t>
+      </w:r>
+      <w:r>
+        <w:rPr>
+          <w:rFonts w:ascii="Arial" w:hAnsi="Arial" w:cs="Arial"/>
+          <w:lang w:val="nl-NL"/>
+        </w:rPr>
+        <w:t>, om de telefoon helemaal te personaliseren.</w:t>
+      </w:r>
+    </w:p>
+    <w:p>
+      <w:pPr>
+        <w:rPr>
+          <w:rFonts w:ascii="Arial" w:hAnsi="Arial" w:cs="Arial"/>
+          <w:lang w:val="nl-NL"/>
+        </w:rPr>
+      </w:pPr>
+    </w:p>
+    <w:p>
+      <w:pPr>
+        <w:rPr>
+          <w:rFonts w:ascii="Arial" w:hAnsi="Arial" w:cs="Arial"/>
+          <w:lang w:val="nl-NL"/>
+        </w:rPr>
+      </w:pPr>
+      <w:r>
+        <w:rPr>
+          <w:rFonts w:ascii="Arial" w:hAnsi="Arial" w:cs="Arial"/>
+          <w:lang w:val="nl-NL"/>
+        </w:rPr>
+        <w:t>De applicatie wordt goed werkend op beide platformen, door een goede ontwikkelomgeving te kiezen, wa</w:t>
+      </w:r>
+      <w:r>
+        <w:rPr>
+          <w:rFonts w:ascii="Arial" w:hAnsi="Arial" w:cs="Arial"/>
+          <w:lang w:val="nl-NL"/>
+        </w:rPr>
+        <w:t>arin er gemakkelijk onderscheid</w:t>
+      </w:r>
+      <w:r>
+        <w:rPr>
+          <w:rFonts w:ascii="Arial" w:hAnsi="Arial" w:cs="Arial"/>
+          <w:lang w:val="nl-NL"/>
+        </w:rPr>
+        <w:t xml:space="preserve"> kan worden gemaakt tussen iOS en Android.</w:t>
+      </w:r>
+    </w:p>
+    <w:p>
+      <w:pPr>
+        <w:rPr>
+          <w:rFonts w:ascii="Arial" w:hAnsi="Arial" w:cs="Arial"/>
+          <w:lang w:val="nl-NL"/>
+        </w:rPr>
+      </w:pPr>
+    </w:p>
+    <w:p>
+      <w:pPr>
+        <w:rPr>
+          <w:rFonts w:ascii="Arial" w:hAnsi="Arial" w:cs="Arial"/>
+          <w:lang w:val="nl-NL"/>
+        </w:rPr>
+      </w:pPr>
+      <w:r>
+        <w:rPr>
+          <w:rFonts w:ascii="Arial" w:hAnsi="Arial" w:cs="Arial"/>
+          <w:lang w:val="nl-NL"/>
+        </w:rPr>
+        <w:t xml:space="preserve">De ontwikkelomgeving die gekozen is: </w:t>
+      </w:r>
+      <w:r>
+        <w:rPr>
+          <w:rFonts w:ascii="Arial" w:hAnsi="Arial" w:cs="Arial"/>
+          <w:i/>
+          <w:lang w:val="nl-NL"/>
+        </w:rPr>
+        <w:t>Titanium Studio</w:t>
+      </w:r>
+      <w:r>
+        <w:rPr>
+          <w:rFonts w:ascii="Arial" w:hAnsi="Arial" w:cs="Arial"/>
+          <w:lang w:val="nl-NL"/>
+        </w:rPr>
+        <w:t xml:space="preserve">. Het grootste voordeel hiervan is, dat je snel en cross </w:t>
+      </w:r>
+      <w:r>
+        <w:rPr>
+          <w:rFonts w:ascii="Arial" w:hAnsi="Arial" w:cs="Arial"/>
+          <w:i/>
+          <w:lang w:val="nl-NL"/>
+        </w:rPr>
+        <w:t>platform</w:t>
+      </w:r>
+      <w:r>
+        <w:rPr>
+          <w:rFonts w:ascii="Arial" w:hAnsi="Arial" w:cs="Arial"/>
+          <w:lang w:val="nl-NL"/>
+        </w:rPr>
+        <w:t xml:space="preserve">, </w:t>
+      </w:r>
+      <w:r>
+        <w:rPr>
+          <w:rFonts w:ascii="Arial" w:hAnsi="Arial" w:cs="Arial"/>
+          <w:i/>
+          <w:lang w:val="nl-NL"/>
+        </w:rPr>
+        <w:t>native</w:t>
+      </w:r>
+      <w:r>
+        <w:rPr>
+          <w:rFonts w:ascii="Arial" w:hAnsi="Arial" w:cs="Arial"/>
+          <w:lang w:val="nl-NL"/>
+        </w:rPr>
+        <w:t xml:space="preserve"> </w:t>
+      </w:r>
+      <w:r>
+        <w:rPr>
+          <w:rFonts w:ascii="Arial" w:hAnsi="Arial" w:cs="Arial"/>
+          <w:i/>
+          <w:lang w:val="nl-NL"/>
+        </w:rPr>
+        <w:t>Apps</w:t>
+      </w:r>
+      <w:r>
+        <w:rPr>
+          <w:rFonts w:ascii="Arial" w:hAnsi="Arial" w:cs="Arial"/>
+          <w:lang w:val="nl-NL"/>
+        </w:rPr>
+        <w:t xml:space="preserve"> kunt ontwikkelen, met een populaire </w:t>
+      </w:r>
+      <w:r>
+        <w:rPr>
+          <w:rFonts w:ascii="Arial" w:hAnsi="Arial" w:cs="Arial"/>
+          <w:lang w:val="nl-NL"/>
+        </w:rPr>
+        <w:t>programmeertaal</w:t>
+      </w:r>
+      <w:r>
+        <w:rPr>
+          <w:rFonts w:ascii="Arial" w:hAnsi="Arial" w:cs="Arial"/>
+          <w:lang w:val="nl-NL"/>
+        </w:rPr>
+        <w:t xml:space="preserve">, genaamd </w:t>
+      </w:r>
+      <w:r>
+        <w:rPr>
+          <w:rFonts w:ascii="Arial" w:hAnsi="Arial" w:cs="Arial"/>
+          <w:i/>
+          <w:lang w:val="nl-NL"/>
+        </w:rPr>
+        <w:t>JavaScript</w:t>
+      </w:r>
+      <w:r>
+        <w:rPr>
+          <w:rFonts w:ascii="Arial" w:hAnsi="Arial" w:cs="Arial"/>
+          <w:lang w:val="nl-NL"/>
+        </w:rPr>
+        <w:t>.</w:t>
+      </w:r>
+    </w:p>
+    <w:p>
+      <w:pPr>
+        <w:rPr>
+          <w:rFonts w:ascii="Arial" w:hAnsi="Arial" w:cs="Arial"/>
+          <w:lang w:val="nl-NL"/>
+        </w:rPr>
+      </w:pPr>
+    </w:p>
+    <w:p>
+      <w:pPr>
+        <w:rPr>
+          <w:rFonts w:ascii="Arial" w:hAnsi="Arial" w:cs="Arial"/>
+          <w:lang w:val="nl-NL"/>
+        </w:rPr>
+      </w:pPr>
+      <w:r>
+        <w:rPr>
+          <w:rFonts w:ascii="Arial" w:hAnsi="Arial" w:cs="Arial"/>
+          <w:lang w:val="nl-NL"/>
+        </w:rPr>
+        <w:t xml:space="preserve">Om de punten op de kaart te krijgen, zijn er de standaard ingebouwde </w:t>
+      </w:r>
+      <w:r>
+        <w:rPr>
+          <w:rFonts w:ascii="Arial" w:hAnsi="Arial" w:cs="Arial"/>
+          <w:i/>
+          <w:lang w:val="nl-NL"/>
+        </w:rPr>
+        <w:t>annotations</w:t>
+      </w:r>
+      <w:r>
+        <w:rPr>
+          <w:rFonts w:ascii="Arial" w:hAnsi="Arial" w:cs="Arial"/>
+          <w:lang w:val="nl-NL"/>
+        </w:rPr>
+        <w:t xml:space="preserve"> van </w:t>
+      </w:r>
+      <w:r>
+        <w:rPr>
+          <w:rFonts w:ascii="Arial" w:hAnsi="Arial" w:cs="Arial"/>
+          <w:i/>
+          <w:lang w:val="nl-NL"/>
+        </w:rPr>
+        <w:t>Google Maps</w:t>
+      </w:r>
+      <w:r>
+        <w:rPr>
+          <w:rFonts w:ascii="Arial" w:hAnsi="Arial" w:cs="Arial"/>
+          <w:lang w:val="nl-NL"/>
+        </w:rPr>
+        <w:t xml:space="preserve">. </w:t>
+      </w:r>
+    </w:p>
+    <w:p>
+      <w:pPr>
+        <w:rPr>
+          <w:rFonts w:ascii="Arial" w:hAnsi="Arial" w:cs="Arial"/>
+          <w:lang w:val="nl-NL"/>
+        </w:rPr>
+      </w:pPr>
+      <w:r>
+        <w:rPr>
+          <w:rFonts w:ascii="Arial" w:hAnsi="Arial" w:cs="Arial"/>
+          <w:lang w:val="nl-NL"/>
+        </w:rPr>
+        <w:t>Om ze overzichtelijk op e</w:t>
+      </w:r>
+      <w:r>
+        <w:rPr>
+          <w:rFonts w:ascii="Arial" w:hAnsi="Arial" w:cs="Arial"/>
+          <w:lang w:val="nl-NL"/>
+        </w:rPr>
+        <w:t xml:space="preserve">en scherm te laten zien is er de mogelijkheid om </w:t>
+      </w:r>
+      <w:r>
+        <w:rPr>
+          <w:rFonts w:ascii="Arial" w:hAnsi="Arial" w:cs="Arial"/>
+          <w:lang w:val="nl-NL"/>
+        </w:rPr>
+        <w:t xml:space="preserve">zodra je </w:t>
+      </w:r>
+      <w:r>
+        <w:rPr>
+          <w:rFonts w:ascii="Arial" w:hAnsi="Arial" w:cs="Arial"/>
+          <w:i/>
+          <w:lang w:val="nl-NL"/>
+        </w:rPr>
+        <w:t>uitzoomt</w:t>
+      </w:r>
+      <w:r>
+        <w:rPr>
+          <w:rFonts w:ascii="Arial" w:hAnsi="Arial" w:cs="Arial"/>
+          <w:lang w:val="nl-NL"/>
+        </w:rPr>
+        <w:t xml:space="preserve"> op een kaart </w:t>
+      </w:r>
+      <w:r>
+        <w:rPr>
+          <w:rFonts w:ascii="Arial" w:hAnsi="Arial" w:cs="Arial"/>
+          <w:lang w:val="nl-NL"/>
+        </w:rPr>
+        <w:t xml:space="preserve">de </w:t>
+      </w:r>
+      <w:r>
+        <w:rPr>
+          <w:rFonts w:ascii="Arial" w:hAnsi="Arial" w:cs="Arial"/>
+          <w:i/>
+          <w:lang w:val="nl-NL"/>
+        </w:rPr>
+        <w:t>annotations</w:t>
+      </w:r>
+      <w:r>
+        <w:rPr>
+          <w:rFonts w:ascii="Arial" w:hAnsi="Arial" w:cs="Arial"/>
+          <w:lang w:val="nl-NL"/>
+        </w:rPr>
+        <w:t xml:space="preserve"> te groeperen in hoeveelheden. </w:t>
+      </w:r>
+    </w:p>
+    <w:p>
+      <w:pPr>
+        <w:rPr>
+          <w:rFonts w:ascii="Arial" w:hAnsi="Arial" w:cs="Arial"/>
+          <w:lang w:val="nl-NL"/>
+        </w:rPr>
+      </w:pPr>
+    </w:p>
+    <w:p>
+      <w:pPr>
+        <w:rPr>
+          <w:lang w:val="nl-NL"/>
+        </w:rPr>
+      </w:pPr>
+      <w:r>
+        <w:rPr>
+          <w:rFonts w:ascii="Arial" w:hAnsi="Arial" w:cs="Arial"/>
+          <w:lang w:val="nl-NL"/>
+        </w:rPr>
+        <w:t xml:space="preserve">De huidige positie wordt bepaald door middel van </w:t>
+      </w:r>
+      <w:r>
+        <w:rPr>
+          <w:rFonts w:ascii="Arial" w:hAnsi="Arial" w:cs="Arial"/>
+          <w:i/>
+          <w:lang w:val="nl-NL"/>
+        </w:rPr>
+        <w:t>GPS</w:t>
+      </w:r>
+      <w:r>
+        <w:rPr>
+          <w:rFonts w:ascii="Arial" w:hAnsi="Arial" w:cs="Arial"/>
+          <w:lang w:val="nl-NL"/>
+        </w:rPr>
+        <w:t xml:space="preserve">, hiermee wordt via </w:t>
+      </w:r>
+      <w:r>
+        <w:rPr>
+          <w:rFonts w:ascii="Arial" w:hAnsi="Arial" w:cs="Arial"/>
+          <w:lang w:val="nl-NL"/>
+        </w:rPr>
+        <w:t>satellieten</w:t>
+      </w:r>
+      <w:r>
+        <w:rPr>
+          <w:rFonts w:ascii="Arial" w:hAnsi="Arial" w:cs="Arial"/>
+          <w:lang w:val="nl-NL"/>
+        </w:rPr>
+        <w:t xml:space="preserve"> de huidige positie bepaald. Om hierna een </w:t>
+      </w:r>
+      <w:r>
+        <w:rPr>
+          <w:rFonts w:ascii="Arial" w:hAnsi="Arial" w:cs="Arial"/>
+          <w:i/>
+          <w:lang w:val="nl-NL"/>
+        </w:rPr>
+        <w:t>trail</w:t>
+      </w:r>
+      <w:r>
+        <w:rPr>
+          <w:rFonts w:ascii="Arial" w:hAnsi="Arial" w:cs="Arial"/>
+          <w:lang w:val="nl-NL"/>
+        </w:rPr>
+        <w:t xml:space="preserve"> op de kaart te tonen is niet lastig. De huidige positie wordt onthouden en zodra deze zich verplaatst wordt er een stip op de kaart getoond die de </w:t>
+      </w:r>
+      <w:r>
+        <w:rPr>
+          <w:rFonts w:ascii="Arial" w:hAnsi="Arial" w:cs="Arial"/>
+          <w:i/>
+          <w:lang w:val="nl-NL"/>
+        </w:rPr>
+        <w:t>trail</w:t>
+      </w:r>
+      <w:r>
+        <w:rPr>
+          <w:rFonts w:ascii="Arial" w:hAnsi="Arial" w:cs="Arial"/>
+          <w:lang w:val="nl-NL"/>
+        </w:rPr>
+        <w:t xml:space="preserve"> vormt </w:t>
+      </w:r>
+    </w:p>
+    <w:p>
+      <w:pPr>
+        <w:rPr>
+          <w:rFonts w:ascii="Arial" w:hAnsi="Arial" w:cs="Arial"/>
+          <w:lang w:val="nl-NL"/>
+        </w:rPr>
+      </w:pPr>
+    </w:p>
+    <w:p>
+      <w:pPr>
+        <w:rPr>
+          <w:rFonts w:ascii="Arial" w:hAnsi="Arial" w:cs="Arial"/>
+          <w:lang w:val="nl-NL"/>
+        </w:rPr>
+      </w:pPr>
+      <w:r>
+        <w:rPr>
+          <w:rFonts w:ascii="Arial" w:hAnsi="Arial" w:cs="Arial"/>
+          <w:lang w:val="nl-NL"/>
+        </w:rPr>
+        <w:t xml:space="preserve">De straal die het beste kan worden gebruikt voor het tonen van de kaart, zodra de gebruiker de </w:t>
+      </w:r>
+      <w:r>
+        <w:rPr>
+          <w:rFonts w:ascii="Arial" w:hAnsi="Arial" w:cs="Arial"/>
+          <w:i/>
+          <w:lang w:val="nl-NL"/>
+        </w:rPr>
+        <w:t>App</w:t>
+      </w:r>
+      <w:r>
+        <w:rPr>
+          <w:rFonts w:ascii="Arial" w:hAnsi="Arial" w:cs="Arial"/>
+          <w:lang w:val="nl-NL"/>
+        </w:rPr>
+        <w:t xml:space="preserve"> opent is de gehele regio waar het om gaat, mits er geen GPS verbinding is.</w:t>
+      </w:r>
+    </w:p>
+    <w:p>
+      <w:pPr>
+        <w:rPr>
+          <w:rFonts w:ascii="Arial" w:hAnsi="Arial" w:cs="Arial"/>
+          <w:lang w:val="nl-NL"/>
+        </w:rPr>
+      </w:pPr>
+    </w:p>
+    <w:p>
+      <w:pPr>
+        <w:rPr>
+          <w:rFonts w:ascii="Arial" w:hAnsi="Arial" w:cs="Arial"/>
+          <w:lang w:val="nl-NL"/>
+        </w:rPr>
+      </w:pPr>
+      <w:r>
+        <w:rPr>
+          <w:rFonts w:ascii="Arial" w:hAnsi="Arial" w:cs="Arial"/>
+          <w:lang w:val="nl-NL"/>
+        </w:rPr>
+        <w:t xml:space="preserve">De beste manier om een kaart in de </w:t>
+      </w:r>
+      <w:r>
+        <w:rPr>
+          <w:rFonts w:ascii="Arial" w:hAnsi="Arial" w:cs="Arial"/>
+          <w:i/>
+          <w:lang w:val="nl-NL"/>
+        </w:rPr>
+        <w:t>App</w:t>
+      </w:r>
+      <w:r>
+        <w:rPr>
+          <w:rFonts w:ascii="Arial" w:hAnsi="Arial" w:cs="Arial"/>
+          <w:lang w:val="nl-NL"/>
+        </w:rPr>
+        <w:t xml:space="preserve"> te krijgen is via </w:t>
+      </w:r>
+      <w:r>
+        <w:rPr>
+          <w:rFonts w:ascii="Arial" w:hAnsi="Arial" w:cs="Arial"/>
+          <w:i/>
+          <w:lang w:val="nl-NL"/>
+        </w:rPr>
+        <w:t>Google Maps</w:t>
+      </w:r>
+      <w:r>
+        <w:rPr>
+          <w:rFonts w:ascii="Arial" w:hAnsi="Arial" w:cs="Arial"/>
+          <w:lang w:val="nl-NL"/>
+        </w:rPr>
+        <w:t xml:space="preserve">. Deze kaart is online te gebruiken door middel van mobiel internet, </w:t>
+      </w:r>
+      <w:r>
+        <w:rPr>
+          <w:rFonts w:ascii="Arial" w:hAnsi="Arial" w:cs="Arial"/>
+          <w:i/>
+          <w:lang w:val="nl-NL"/>
+        </w:rPr>
+        <w:t>WiFi</w:t>
+      </w:r>
+      <w:r>
+        <w:rPr>
+          <w:rFonts w:ascii="Arial" w:hAnsi="Arial" w:cs="Arial"/>
+          <w:lang w:val="nl-NL"/>
+        </w:rPr>
+        <w:t xml:space="preserve"> en </w:t>
+      </w:r>
+      <w:r>
+        <w:rPr>
+          <w:rFonts w:ascii="Arial" w:hAnsi="Arial" w:cs="Arial"/>
+          <w:i/>
+          <w:lang w:val="nl-NL"/>
+        </w:rPr>
+        <w:t>GPS</w:t>
+      </w:r>
+      <w:r>
+        <w:rPr>
+          <w:rFonts w:ascii="Arial" w:hAnsi="Arial" w:cs="Arial"/>
+          <w:lang w:val="nl-NL"/>
+        </w:rPr>
+        <w:t xml:space="preserve">. Ook is deze kaart offline te gebruiken, want hij </w:t>
+      </w:r>
+      <w:r>
+        <w:rPr>
+          <w:rFonts w:ascii="Arial" w:hAnsi="Arial" w:cs="Arial"/>
+          <w:i/>
+          <w:lang w:val="nl-NL"/>
+        </w:rPr>
+        <w:t>cached</w:t>
+      </w:r>
+      <w:r>
+        <w:rPr>
+          <w:rFonts w:ascii="Arial" w:hAnsi="Arial" w:cs="Arial"/>
+          <w:lang w:val="nl-NL"/>
+        </w:rPr>
+        <w:t xml:space="preserve"> het gedeelte van de kaart waar de gebruiker op dat moment naar kijkt.</w:t>
+      </w:r>
+    </w:p>
+    <w:p>
+      <w:pPr>
+        <w:rPr>
+          <w:rFonts w:ascii="Arial" w:hAnsi="Arial" w:cs="Arial"/>
+          <w:lang w:val="nl-NL"/>
+        </w:rPr>
+      </w:pPr>
+    </w:p>
+    <w:p>
+      <w:pPr>
+        <w:pStyle w:val="Kop1"/>
+        <w:rPr>
           <w:lang w:val="nl-NL"/>
         </w:rPr>
         <w:sectPr>
@@ -13030,117 +14666,12 @@
           <w:docGrid w:linePitch="360"/>
         </w:sectPr>
       </w:pPr>
-    </w:p>
-    <w:p>
-      <w:pPr>
-        <w:rPr>
-          <w:rFonts w:ascii="Arial" w:hAnsi="Arial" w:cs="Arial"/>
-          <w:sz w:val="22"/>
-          <w:lang w:val="nl-NL"/>
-        </w:rPr>
-      </w:pPr>
-      <w:r>
-        <w:rPr>
-          <w:rFonts w:ascii="Arial" w:hAnsi="Arial" w:cs="Arial"/>
-          <w:sz w:val="22"/>
-          <w:lang w:val="nl-NL"/>
-        </w:rPr>
-        <w:lastRenderedPageBreak/>
-        <w:br w:type="page"/>
-      </w:r>
+      <w:bookmarkStart w:id="30" w:name="_Toc199392586"/>
     </w:p>
     <w:p>
       <w:pPr>
         <w:pStyle w:val="Kop1"/>
         <w:rPr>
-          <w:lang w:val="nl-NL"/>
-        </w:rPr>
-      </w:pPr>
-      <w:bookmarkStart w:id="28" w:name="_Toc326833285"/>
-      <w:r>
-        <w:rPr>
-          <w:lang w:val="nl-NL"/>
-        </w:rPr>
-        <w:lastRenderedPageBreak/>
-        <w:t>5</w:t>
-      </w:r>
-      <w:r>
-        <w:rPr>
-          <w:lang w:val="nl-NL"/>
-        </w:rPr>
-        <w:tab/>
-        <w:t>Samenwerking</w:t>
-      </w:r>
-      <w:bookmarkEnd w:id="28"/>
-    </w:p>
-    <w:p>
-      <w:pPr>
-        <w:rPr>
-          <w:rFonts w:ascii="Arial" w:hAnsi="Arial" w:cs="Arial"/>
-          <w:i/>
-          <w:lang w:val="nl-NL"/>
-        </w:rPr>
-      </w:pPr>
-      <w:r>
-        <w:rPr>
-          <w:rFonts w:ascii="Arial" w:hAnsi="Arial" w:cs="Arial"/>
-          <w:i/>
-          <w:lang w:val="nl-NL"/>
-        </w:rPr>
-        <w:t>In dit hoofdstuk bespreken we de samenwerking binnen onze groep en die met de opdrachtgever.</w:t>
-      </w:r>
-    </w:p>
-    <w:p>
-      <w:pPr>
-        <w:rPr>
-          <w:i/>
-          <w:lang w:val="nl-NL"/>
-        </w:rPr>
-      </w:pPr>
-    </w:p>
-    <w:p>
-      <w:pPr>
-        <w:rPr>
-          <w:rFonts w:ascii="Arial" w:hAnsi="Arial" w:cs="Arial"/>
-          <w:lang w:val="nl-NL"/>
-        </w:rPr>
-      </w:pPr>
-      <w:r>
-        <w:rPr>
-          <w:rFonts w:ascii="Arial" w:hAnsi="Arial" w:cs="Arial"/>
-          <w:lang w:val="nl-NL"/>
-        </w:rPr>
-        <w:t>De samenwerking binnen de groep was erg goed. We waren alle dagen samen aan het werk in het hokje van de opdrachtgever. Iedereen was er doorgaans om een uur of negen en wanneer iemand van ons niet kon werd dit op tijd doorgegeven. We stopten in de regel rond een uur of 3 a vier. In de tussentijd werd er veel overlegd over wat er komen moest en ook op welke manier. Dankzij het gebruik van GitHub als SVN konden we allemaal aan ons eigenstukje werken zonder dat we op een ander hoefden te wachten. Dit was erg handig.</w:t>
-      </w:r>
-    </w:p>
-    <w:p>
-      <w:pPr>
-        <w:rPr>
-          <w:rFonts w:ascii="Arial" w:hAnsi="Arial" w:cs="Arial"/>
-          <w:lang w:val="nl-NL"/>
-        </w:rPr>
-      </w:pPr>
-    </w:p>
-    <w:p>
-      <w:pPr>
-        <w:rPr>
-          <w:rFonts w:ascii="Arial" w:hAnsi="Arial" w:cs="Arial"/>
-          <w:lang w:val="nl-NL"/>
-        </w:rPr>
-      </w:pPr>
-      <w:r>
-        <w:rPr>
-          <w:rFonts w:ascii="Arial" w:hAnsi="Arial" w:cs="Arial"/>
-          <w:lang w:val="nl-NL"/>
-        </w:rPr>
-        <w:t>De samenwerking met de opdrachtgever was ook wel aardig goed. De opdrachtgever heeft zelf een studie informatica afgerond en dit had als voordeel dat we toch iets technischer konden praten. Het was alleen wel iets lastiger om een afspraak met de opdrachtgever te krijgen. Hij kwam niet altijd opdagen op afspraken en soms werden ze ook niet nageleefd.</w:t>
-      </w:r>
-    </w:p>
-    <w:p>
-      <w:pPr>
-        <w:rPr>
-          <w:rFonts w:ascii="Arial" w:hAnsi="Arial" w:cs="Arial"/>
-          <w:sz w:val="22"/>
           <w:lang w:val="nl-NL"/>
         </w:rPr>
         <w:sectPr>
@@ -13160,1023 +14691,1223 @@
           <w:lang w:val="nl-NL"/>
         </w:rPr>
       </w:pPr>
-      <w:bookmarkStart w:id="29" w:name="_Toc326833286"/>
+      <w:bookmarkStart w:id="31" w:name="_Toc326833287"/>
       <w:r>
         <w:rPr>
           <w:lang w:val="nl-NL"/>
         </w:rPr>
         <w:lastRenderedPageBreak/>
-        <w:t>6</w:t>
+        <w:t>7</w:t>
+      </w:r>
+      <w:r>
+        <w:rPr>
+          <w:lang w:val="nl-NL"/>
+        </w:rPr>
+        <w:t xml:space="preserve"> </w:t>
       </w:r>
       <w:r>
         <w:rPr>
           <w:lang w:val="nl-NL"/>
         </w:rPr>
         <w:tab/>
-        <w:t>Conclusies</w:t>
-      </w:r>
-      <w:bookmarkEnd w:id="29"/>
-    </w:p>
-    <w:p>
-      <w:pPr>
-        <w:rPr>
-          <w:rFonts w:ascii="Arial" w:hAnsi="Arial" w:cs="Arial"/>
-          <w:i/>
-          <w:lang w:val="nl-NL"/>
-        </w:rPr>
-      </w:pPr>
-      <w:r>
-        <w:rPr>
-          <w:rFonts w:ascii="Arial" w:hAnsi="Arial" w:cs="Arial"/>
-          <w:i/>
-          <w:lang w:val="nl-NL"/>
-        </w:rPr>
-        <w:t>In dit hoofdstuk worden de conclusies beschreven en worden enkele aanbevelingen gegeven.</w:t>
-      </w:r>
-    </w:p>
-    <w:p>
-      <w:pPr>
-        <w:rPr>
-          <w:rFonts w:ascii="Arial" w:hAnsi="Arial" w:cs="Arial"/>
-          <w:lang w:val="nl-NL"/>
-        </w:rPr>
-      </w:pPr>
-    </w:p>
-    <w:p>
-      <w:pPr>
-        <w:rPr>
-          <w:rFonts w:ascii="Arial" w:hAnsi="Arial" w:cs="Arial"/>
-          <w:lang w:val="nl-NL"/>
-        </w:rPr>
-      </w:pPr>
-    </w:p>
-    <w:p>
-      <w:pPr>
-        <w:rPr>
-          <w:rFonts w:ascii="Arial" w:hAnsi="Arial" w:cs="Arial"/>
-          <w:lang w:val="nl-NL"/>
-        </w:rPr>
-      </w:pPr>
-      <w:r>
-        <w:rPr>
-          <w:rFonts w:ascii="Arial" w:hAnsi="Arial" w:cs="Arial"/>
-          <w:lang w:val="nl-NL"/>
-        </w:rPr>
-        <w:t xml:space="preserve">Om een </w:t>
-      </w:r>
-      <w:r>
-        <w:rPr>
-          <w:rFonts w:ascii="Arial" w:hAnsi="Arial" w:cs="Arial"/>
-          <w:i/>
-          <w:lang w:val="nl-NL"/>
-        </w:rPr>
-        <w:t>App</w:t>
-      </w:r>
-      <w:r>
-        <w:rPr>
-          <w:rFonts w:ascii="Arial" w:hAnsi="Arial" w:cs="Arial"/>
-          <w:lang w:val="nl-NL"/>
-        </w:rPr>
-        <w:t xml:space="preserve"> gebruiksvriendelijke te maken zijn er een aantal dingen waar rekening mee moet worden gehouden:</w:t>
-      </w:r>
-    </w:p>
-    <w:p>
-      <w:pPr>
-        <w:pStyle w:val="Lijstalinea"/>
-        <w:numPr>
-          <w:ilvl w:val="0"/>
-          <w:numId w:val="25"/>
-        </w:numPr>
-        <w:rPr>
-          <w:rFonts w:ascii="Arial" w:hAnsi="Arial" w:cs="Arial"/>
-          <w:lang w:val="nl-NL"/>
-        </w:rPr>
-      </w:pPr>
-      <w:r>
-        <w:rPr>
-          <w:rFonts w:ascii="Arial" w:hAnsi="Arial" w:cs="Arial"/>
+        <w:t>Aanbevelingen</w:t>
+      </w:r>
+      <w:bookmarkEnd w:id="31"/>
+    </w:p>
+    <w:p>
+      <w:pPr>
+        <w:rPr>
+          <w:i/>
+          <w:lang w:val="nl-NL"/>
+        </w:rPr>
+      </w:pPr>
+      <w:r>
+        <w:rPr>
+          <w:i/>
+          <w:lang w:val="nl-NL"/>
+        </w:rPr>
+        <w:t>In dit hoofdstuk doen we aanbevelingen voor het vervolgen dan wel verder uitwerken van de apps</w:t>
+      </w:r>
+    </w:p>
+    <w:p>
+      <w:pPr>
+        <w:pStyle w:val="Kop3"/>
+        <w:rPr>
+          <w:lang w:val="nl-NL"/>
+        </w:rPr>
+      </w:pPr>
+      <w:bookmarkStart w:id="32" w:name="_Toc326833288"/>
+      <w:r>
+        <w:rPr>
+          <w:lang w:val="nl-NL"/>
+        </w:rPr>
+        <w:t>7</w:t>
+      </w:r>
+      <w:r>
+        <w:rPr>
+          <w:lang w:val="nl-NL"/>
+        </w:rPr>
+        <w:t>.1.1</w:t>
+      </w:r>
+      <w:r>
+        <w:rPr>
+          <w:lang w:val="nl-NL"/>
+        </w:rPr>
+        <w:tab/>
+        <w:t>Design icon app</w:t>
+      </w:r>
+      <w:bookmarkEnd w:id="32"/>
+    </w:p>
+    <w:p>
+      <w:pPr>
+        <w:rPr>
+          <w:i/>
+          <w:lang w:val="nl-NL"/>
+        </w:rPr>
+      </w:pPr>
+      <w:r>
+        <w:rPr>
+          <w:i/>
+          <w:lang w:val="nl-NL"/>
+        </w:rPr>
+        <w:t>In deze paragraaf beschrijven we hoe het icoontje van de app het beste kan worden ontworpen.</w:t>
+      </w:r>
+    </w:p>
+    <w:p>
+      <w:pPr>
+        <w:rPr>
+          <w:i/>
+          <w:lang w:val="nl-NL"/>
+        </w:rPr>
+      </w:pPr>
+    </w:p>
+    <w:p>
+      <w:pPr>
+        <w:rPr>
+          <w:lang w:val="nl-NL"/>
+        </w:rPr>
+      </w:pPr>
+      <w:r>
+        <w:rPr>
           <w:lang w:val="nl-NL"/>
         </w:rPr>
         <w:t xml:space="preserve">De </w:t>
       </w:r>
       <w:r>
         <w:rPr>
-          <w:rFonts w:ascii="Arial" w:hAnsi="Arial" w:cs="Arial"/>
-          <w:i/>
-          <w:lang w:val="nl-NL"/>
-        </w:rPr>
-        <w:t xml:space="preserve">App </w:t>
-      </w:r>
-      <w:r>
-        <w:rPr>
-          <w:rFonts w:ascii="Arial" w:hAnsi="Arial" w:cs="Arial"/>
-          <w:lang w:val="nl-NL"/>
-        </w:rPr>
-        <w:t>moet makkelijk sluiten.</w:t>
-      </w:r>
-    </w:p>
-    <w:p>
-      <w:pPr>
-        <w:pStyle w:val="Lijstalinea"/>
-        <w:numPr>
-          <w:ilvl w:val="0"/>
-          <w:numId w:val="25"/>
-        </w:numPr>
-        <w:rPr>
-          <w:rFonts w:ascii="Arial" w:hAnsi="Arial" w:cs="Arial"/>
-          <w:lang w:val="nl-NL"/>
-        </w:rPr>
-      </w:pPr>
-      <w:r>
-        <w:rPr>
-          <w:rFonts w:ascii="Arial" w:hAnsi="Arial" w:cs="Arial"/>
-          <w:lang w:val="nl-NL"/>
-        </w:rPr>
-        <w:t xml:space="preserve">De gegevens moeten zo weinig mogelijk </w:t>
-      </w:r>
-      <w:r>
-        <w:rPr>
-          <w:rFonts w:ascii="Arial" w:hAnsi="Arial" w:cs="Arial"/>
-          <w:lang w:val="nl-NL"/>
-        </w:rPr>
-        <w:t>intern geheugen in beslag nemen.</w:t>
-      </w:r>
-    </w:p>
-    <w:p>
-      <w:pPr>
-        <w:pStyle w:val="Lijstalinea"/>
-        <w:numPr>
-          <w:ilvl w:val="0"/>
-          <w:numId w:val="25"/>
-        </w:numPr>
-        <w:rPr>
-          <w:rFonts w:ascii="Arial" w:hAnsi="Arial" w:cs="Arial"/>
-          <w:lang w:val="nl-NL"/>
-        </w:rPr>
-      </w:pPr>
-      <w:r>
-        <w:rPr>
-          <w:rFonts w:ascii="Arial" w:hAnsi="Arial" w:cs="Arial"/>
-          <w:lang w:val="nl-NL"/>
-        </w:rPr>
-        <w:t xml:space="preserve">De </w:t>
-      </w:r>
-      <w:r>
-        <w:rPr>
-          <w:rFonts w:ascii="Arial" w:hAnsi="Arial" w:cs="Arial"/>
-          <w:i/>
-          <w:lang w:val="nl-NL"/>
-        </w:rPr>
-        <w:t xml:space="preserve">App </w:t>
-      </w:r>
-      <w:r>
-        <w:rPr>
-          <w:rFonts w:ascii="Arial" w:hAnsi="Arial" w:cs="Arial"/>
-          <w:lang w:val="nl-NL"/>
-        </w:rPr>
-        <w:t>moet overzichtelijk zijn, zodat het navigeren vlot en gemakkelijk gaat.</w:t>
-      </w:r>
-    </w:p>
-    <w:p>
-      <w:pPr>
-        <w:pStyle w:val="Lijstalinea"/>
-        <w:numPr>
-          <w:ilvl w:val="0"/>
-          <w:numId w:val="25"/>
-        </w:numPr>
-        <w:rPr>
-          <w:rFonts w:ascii="Arial" w:hAnsi="Arial" w:cs="Arial"/>
-          <w:lang w:val="nl-NL"/>
-        </w:rPr>
-      </w:pPr>
-      <w:r>
-        <w:rPr>
-          <w:rFonts w:ascii="Arial" w:hAnsi="Arial" w:cs="Arial"/>
-          <w:lang w:val="nl-NL"/>
-        </w:rPr>
-        <w:t xml:space="preserve">De </w:t>
-      </w:r>
-      <w:r>
-        <w:rPr>
-          <w:rFonts w:ascii="Arial" w:hAnsi="Arial" w:cs="Arial"/>
-          <w:i/>
-          <w:lang w:val="nl-NL"/>
-        </w:rPr>
-        <w:t>App</w:t>
-      </w:r>
-      <w:r>
-        <w:rPr>
-          <w:rFonts w:ascii="Arial" w:hAnsi="Arial" w:cs="Arial"/>
-          <w:lang w:val="nl-NL"/>
-        </w:rPr>
-        <w:t xml:space="preserve"> moet snel zijn, mense</w:t>
-      </w:r>
-      <w:r>
-        <w:rPr>
-          <w:rFonts w:ascii="Arial" w:hAnsi="Arial" w:cs="Arial"/>
-          <w:lang w:val="nl-NL"/>
-        </w:rPr>
-        <w:t>n</w:t>
-      </w:r>
-      <w:r>
-        <w:rPr>
-          <w:rFonts w:ascii="Arial" w:hAnsi="Arial" w:cs="Arial"/>
-          <w:lang w:val="nl-NL"/>
-        </w:rPr>
-        <w:t xml:space="preserve"> houden nou eenmaal niet van wachten.</w:t>
-      </w:r>
-    </w:p>
-    <w:p>
-      <w:pPr>
-        <w:pStyle w:val="Lijstalinea"/>
-        <w:numPr>
-          <w:ilvl w:val="0"/>
-          <w:numId w:val="25"/>
-        </w:numPr>
-        <w:rPr>
-          <w:rFonts w:ascii="Arial" w:hAnsi="Arial" w:cs="Arial"/>
-          <w:lang w:val="nl-NL"/>
-        </w:rPr>
-      </w:pPr>
-      <w:r>
-        <w:rPr>
-          <w:rFonts w:ascii="Arial" w:hAnsi="Arial" w:cs="Arial"/>
-          <w:lang w:val="nl-NL"/>
-        </w:rPr>
-        <w:t>Zorg ervoo</w:t>
-      </w:r>
-      <w:r>
-        <w:rPr>
-          <w:rFonts w:ascii="Arial" w:hAnsi="Arial" w:cs="Arial"/>
-          <w:lang w:val="nl-NL"/>
-        </w:rPr>
-        <w:t>r dat,</w:t>
-      </w:r>
-      <w:r>
-        <w:rPr>
-          <w:rFonts w:ascii="Arial" w:hAnsi="Arial" w:cs="Arial"/>
-          <w:lang w:val="nl-NL"/>
-        </w:rPr>
-        <w:t xml:space="preserve"> wanneer de app op de achtergrond draait, er niet teveel energie wordt gebruikt.</w:t>
-      </w:r>
-    </w:p>
-    <w:p>
-      <w:pPr>
-        <w:pStyle w:val="Lijstalinea"/>
-        <w:numPr>
-          <w:ilvl w:val="0"/>
-          <w:numId w:val="25"/>
-        </w:numPr>
-        <w:rPr>
-          <w:rFonts w:ascii="Arial" w:hAnsi="Arial" w:cs="Arial"/>
-          <w:lang w:val="nl-NL"/>
-        </w:rPr>
-      </w:pPr>
-      <w:r>
-        <w:rPr>
-          <w:rFonts w:ascii="Arial" w:hAnsi="Arial" w:cs="Arial"/>
-          <w:lang w:val="nl-NL"/>
-        </w:rPr>
-        <w:t>Probeer zo volledig mogelijk de mogelijkheden van de telefoon te benutten.</w:t>
-      </w:r>
-    </w:p>
-    <w:p>
-      <w:pPr>
-        <w:pStyle w:val="Lijstalinea"/>
-        <w:numPr>
-          <w:ilvl w:val="0"/>
-          <w:numId w:val="25"/>
-        </w:numPr>
-        <w:rPr>
-          <w:rFonts w:ascii="Arial" w:hAnsi="Arial" w:cs="Arial"/>
-          <w:lang w:val="nl-NL"/>
-        </w:rPr>
-      </w:pPr>
-      <w:r>
-        <w:rPr>
-          <w:rFonts w:ascii="Arial" w:hAnsi="Arial" w:cs="Arial"/>
-          <w:lang w:val="nl-NL"/>
-        </w:rPr>
-        <w:t xml:space="preserve">De </w:t>
-      </w:r>
-      <w:r>
-        <w:rPr>
-          <w:rFonts w:ascii="Arial" w:hAnsi="Arial" w:cs="Arial"/>
-          <w:i/>
-          <w:lang w:val="nl-NL"/>
-        </w:rPr>
-        <w:t>App</w:t>
-      </w:r>
-      <w:r>
-        <w:rPr>
-          <w:rFonts w:ascii="Arial" w:hAnsi="Arial" w:cs="Arial"/>
-          <w:lang w:val="nl-NL"/>
-        </w:rPr>
-        <w:t xml:space="preserve"> moet de gebruiker feedback geven.</w:t>
-      </w:r>
-    </w:p>
-    <w:p>
-      <w:pPr>
-        <w:pStyle w:val="Lijstalinea"/>
-        <w:numPr>
-          <w:ilvl w:val="0"/>
-          <w:numId w:val="25"/>
-        </w:numPr>
-        <w:rPr>
-          <w:rFonts w:ascii="Arial" w:hAnsi="Arial" w:cs="Arial"/>
-          <w:lang w:val="nl-NL"/>
-        </w:rPr>
-      </w:pPr>
-      <w:r>
-        <w:rPr>
-          <w:rFonts w:ascii="Arial" w:hAnsi="Arial" w:cs="Arial"/>
-          <w:lang w:val="nl-NL"/>
-        </w:rPr>
-        <w:t>De bediening moet simpel en snel aan te leren zijn.</w:t>
-      </w:r>
-    </w:p>
-    <w:p>
-      <w:pPr>
-        <w:rPr>
-          <w:rFonts w:ascii="Arial" w:hAnsi="Arial" w:cs="Arial"/>
-          <w:lang w:val="nl-NL"/>
-        </w:rPr>
-      </w:pPr>
-    </w:p>
-    <w:p>
-      <w:pPr>
-        <w:rPr>
-          <w:rFonts w:ascii="Arial" w:hAnsi="Arial" w:cs="Arial"/>
-          <w:lang w:val="nl-NL"/>
-        </w:rPr>
-      </w:pPr>
-      <w:r>
-        <w:rPr>
-          <w:rFonts w:ascii="Arial" w:hAnsi="Arial" w:cs="Arial"/>
-          <w:lang w:val="nl-NL"/>
-        </w:rPr>
-        <w:t xml:space="preserve">De grootste verschillen tussen </w:t>
-      </w:r>
-      <w:r>
-        <w:rPr>
-          <w:rFonts w:ascii="Arial" w:hAnsi="Arial" w:cs="Arial"/>
-          <w:i/>
-          <w:lang w:val="nl-NL"/>
-        </w:rPr>
-        <w:t>iOS</w:t>
-      </w:r>
-      <w:r>
-        <w:rPr>
-          <w:rFonts w:ascii="Arial" w:hAnsi="Arial" w:cs="Arial"/>
-          <w:lang w:val="nl-NL"/>
-        </w:rPr>
-        <w:t xml:space="preserve"> en </w:t>
-      </w:r>
-      <w:r>
-        <w:rPr>
-          <w:rFonts w:ascii="Arial" w:hAnsi="Arial" w:cs="Arial"/>
-          <w:i/>
-          <w:lang w:val="nl-NL"/>
-        </w:rPr>
-        <w:t>Android</w:t>
-      </w:r>
-      <w:r>
-        <w:rPr>
-          <w:rFonts w:ascii="Arial" w:hAnsi="Arial" w:cs="Arial"/>
-          <w:lang w:val="nl-NL"/>
-        </w:rPr>
-        <w:t xml:space="preserve"> zijn:</w:t>
-      </w:r>
-    </w:p>
-    <w:p>
-      <w:pPr>
-        <w:pStyle w:val="Lijstalinea"/>
-        <w:numPr>
-          <w:ilvl w:val="0"/>
-          <w:numId w:val="16"/>
-        </w:numPr>
-        <w:rPr>
-          <w:rFonts w:ascii="Arial" w:hAnsi="Arial" w:cs="Arial"/>
-          <w:lang w:val="nl-NL"/>
-        </w:rPr>
-      </w:pPr>
-      <w:r>
-        <w:rPr>
-          <w:rFonts w:ascii="Arial" w:hAnsi="Arial" w:cs="Arial"/>
-          <w:i/>
-          <w:lang w:val="nl-NL"/>
-        </w:rPr>
-        <w:t>iOS</w:t>
-      </w:r>
-      <w:r>
-        <w:rPr>
-          <w:rFonts w:ascii="Arial" w:hAnsi="Arial" w:cs="Arial"/>
-          <w:lang w:val="nl-NL"/>
-        </w:rPr>
-        <w:t xml:space="preserve"> heeft maar één type telefoon en </w:t>
-      </w:r>
-      <w:r>
-        <w:rPr>
-          <w:rFonts w:ascii="Arial" w:hAnsi="Arial" w:cs="Arial"/>
-          <w:i/>
-          <w:lang w:val="nl-NL"/>
-        </w:rPr>
-        <w:t>tablet</w:t>
-      </w:r>
-      <w:r>
-        <w:rPr>
-          <w:rFonts w:ascii="Arial" w:hAnsi="Arial" w:cs="Arial"/>
-          <w:lang w:val="nl-NL"/>
-        </w:rPr>
-        <w:t xml:space="preserve"> van hetzelfde merk. </w:t>
-      </w:r>
-      <w:r>
-        <w:rPr>
-          <w:rFonts w:ascii="Arial" w:hAnsi="Arial" w:cs="Arial"/>
-          <w:i/>
-          <w:lang w:val="nl-NL"/>
-        </w:rPr>
-        <w:t>Android</w:t>
-      </w:r>
-      <w:r>
-        <w:rPr>
-          <w:rFonts w:ascii="Arial" w:hAnsi="Arial" w:cs="Arial"/>
-          <w:lang w:val="nl-NL"/>
-        </w:rPr>
-        <w:t xml:space="preserve"> heeft daarentegen meerdere types telefoons en </w:t>
-      </w:r>
-      <w:r>
-        <w:rPr>
-          <w:rFonts w:ascii="Arial" w:hAnsi="Arial" w:cs="Arial"/>
-          <w:i/>
-          <w:lang w:val="nl-NL"/>
-        </w:rPr>
-        <w:t>tablets</w:t>
-      </w:r>
-      <w:r>
-        <w:rPr>
-          <w:rFonts w:ascii="Arial" w:hAnsi="Arial" w:cs="Arial"/>
-          <w:lang w:val="nl-NL"/>
-        </w:rPr>
-        <w:t xml:space="preserve"> van verschillende merken.</w:t>
-      </w:r>
-    </w:p>
-    <w:p>
-      <w:pPr>
-        <w:pStyle w:val="Lijstalinea"/>
-        <w:numPr>
-          <w:ilvl w:val="0"/>
-          <w:numId w:val="16"/>
-        </w:numPr>
-        <w:rPr>
-          <w:rFonts w:ascii="Arial" w:hAnsi="Arial" w:cs="Arial"/>
-          <w:lang w:val="nl-NL"/>
-        </w:rPr>
-      </w:pPr>
-      <w:r>
-        <w:rPr>
-          <w:rFonts w:ascii="Arial" w:hAnsi="Arial" w:cs="Arial"/>
-          <w:i/>
-          <w:lang w:val="nl-NL"/>
-        </w:rPr>
-        <w:t>iOS</w:t>
-      </w:r>
-      <w:r>
-        <w:rPr>
-          <w:rFonts w:ascii="Arial" w:hAnsi="Arial" w:cs="Arial"/>
-          <w:lang w:val="nl-NL"/>
-        </w:rPr>
-        <w:t xml:space="preserve"> heeft niet de mogelijkheid, in tegenstelling tot </w:t>
-      </w:r>
-      <w:r>
-        <w:rPr>
-          <w:rFonts w:ascii="Arial" w:hAnsi="Arial" w:cs="Arial"/>
-          <w:i/>
-          <w:lang w:val="nl-NL"/>
-        </w:rPr>
-        <w:t>Android</w:t>
-      </w:r>
-      <w:r>
-        <w:rPr>
-          <w:rFonts w:ascii="Arial" w:hAnsi="Arial" w:cs="Arial"/>
-          <w:lang w:val="nl-NL"/>
-        </w:rPr>
-        <w:t>, om de telefoon helemaal te personaliseren.</w:t>
-      </w:r>
-    </w:p>
-    <w:p>
-      <w:pPr>
-        <w:rPr>
-          <w:rFonts w:ascii="Arial" w:hAnsi="Arial" w:cs="Arial"/>
-          <w:lang w:val="nl-NL"/>
-        </w:rPr>
-      </w:pPr>
-    </w:p>
-    <w:p>
-      <w:pPr>
-        <w:rPr>
-          <w:rFonts w:ascii="Arial" w:hAnsi="Arial" w:cs="Arial"/>
-          <w:lang w:val="nl-NL"/>
-        </w:rPr>
-      </w:pPr>
-      <w:r>
-        <w:rPr>
-          <w:rFonts w:ascii="Arial" w:hAnsi="Arial" w:cs="Arial"/>
-          <w:lang w:val="nl-NL"/>
-        </w:rPr>
-        <w:t>De applicatie wordt goed werkend op beide platformen, door een goede ontwikkelomgeving te kiezen, wa</w:t>
-      </w:r>
-      <w:r>
-        <w:rPr>
-          <w:rFonts w:ascii="Arial" w:hAnsi="Arial" w:cs="Arial"/>
-          <w:lang w:val="nl-NL"/>
-        </w:rPr>
-        <w:t>arin er gemakkelijk onderscheid</w:t>
-      </w:r>
-      <w:r>
-        <w:rPr>
-          <w:rFonts w:ascii="Arial" w:hAnsi="Arial" w:cs="Arial"/>
-          <w:lang w:val="nl-NL"/>
-        </w:rPr>
-        <w:t xml:space="preserve"> kan worden gemaakt tussen iOS en Android.</w:t>
-      </w:r>
-    </w:p>
-    <w:p>
-      <w:pPr>
-        <w:rPr>
-          <w:rFonts w:ascii="Arial" w:hAnsi="Arial" w:cs="Arial"/>
-          <w:lang w:val="nl-NL"/>
-        </w:rPr>
-      </w:pPr>
-    </w:p>
-    <w:p>
-      <w:pPr>
-        <w:rPr>
-          <w:rFonts w:ascii="Arial" w:hAnsi="Arial" w:cs="Arial"/>
-          <w:lang w:val="nl-NL"/>
-        </w:rPr>
-      </w:pPr>
-      <w:r>
-        <w:rPr>
-          <w:rFonts w:ascii="Arial" w:hAnsi="Arial" w:cs="Arial"/>
-          <w:lang w:val="nl-NL"/>
-        </w:rPr>
-        <w:t xml:space="preserve">De ontwikkelomgeving die gekozen is: </w:t>
-      </w:r>
-      <w:r>
-        <w:rPr>
-          <w:rFonts w:ascii="Arial" w:hAnsi="Arial" w:cs="Arial"/>
-          <w:i/>
-          <w:lang w:val="nl-NL"/>
-        </w:rPr>
-        <w:t>Titanium Studio</w:t>
-      </w:r>
-      <w:r>
-        <w:rPr>
-          <w:rFonts w:ascii="Arial" w:hAnsi="Arial" w:cs="Arial"/>
-          <w:lang w:val="nl-NL"/>
-        </w:rPr>
-        <w:t xml:space="preserve">. Het grootste voordeel hiervan is, dat je snel en cross </w:t>
-      </w:r>
-      <w:r>
-        <w:rPr>
-          <w:rFonts w:ascii="Arial" w:hAnsi="Arial" w:cs="Arial"/>
-          <w:i/>
-          <w:lang w:val="nl-NL"/>
-        </w:rPr>
-        <w:t>platform</w:t>
-      </w:r>
-      <w:r>
-        <w:rPr>
-          <w:rFonts w:ascii="Arial" w:hAnsi="Arial" w:cs="Arial"/>
-          <w:lang w:val="nl-NL"/>
-        </w:rPr>
-        <w:t xml:space="preserve">, </w:t>
-      </w:r>
-      <w:r>
-        <w:rPr>
-          <w:rFonts w:ascii="Arial" w:hAnsi="Arial" w:cs="Arial"/>
-          <w:i/>
-          <w:lang w:val="nl-NL"/>
-        </w:rPr>
-        <w:t>native</w:t>
-      </w:r>
-      <w:r>
-        <w:rPr>
-          <w:rFonts w:ascii="Arial" w:hAnsi="Arial" w:cs="Arial"/>
+          <w:lang w:val="nl-NL"/>
+        </w:rPr>
+        <w:t>Apple appstore wil 10 verschillende appicon groottes krijgen. Het is veel werk om deze allemaal op de juiste schaal op te slaan. Hiervoor is een template te vinden waardoor je maar 1 design/maa</w:t>
+      </w:r>
+      <w:r>
+        <w:rPr>
+          <w:lang w:val="nl-NL"/>
+        </w:rPr>
+        <w:t>t hoeft te maken en de rest doet</w:t>
+      </w:r>
+      <w:r>
+        <w:rPr>
+          <w:lang w:val="nl-NL"/>
+        </w:rPr>
+        <w:t xml:space="preserve"> de pho</w:t>
+      </w:r>
+      <w:r>
+        <w:rPr>
+          <w:lang w:val="nl-NL"/>
+        </w:rPr>
+        <w:t>toshop actions</w:t>
+      </w:r>
+      <w:r>
+        <w:rPr>
+          <w:lang w:val="nl-NL"/>
+        </w:rPr>
+        <w:t>.</w:t>
+      </w:r>
+      <w:r>
+        <w:rPr>
+          <w:lang w:val="nl-NL"/>
+        </w:rPr>
+        <w:t xml:space="preserve"> Deze zorgt dat alles in de juiste naamgeving en in de juiste maten opgeslagen wordt.</w:t>
+      </w:r>
+      <w:r>
+        <w:rPr>
+          <w:lang w:val="nl-NL"/>
+        </w:rPr>
+        <w:t xml:space="preserve"> Dit template is te vin</w:t>
+      </w:r>
+      <w:r>
+        <w:rPr>
+          <w:lang w:val="nl-NL"/>
+        </w:rPr>
+        <w:t>d</w:t>
+      </w:r>
+      <w:r>
+        <w:rPr>
+          <w:lang w:val="nl-NL"/>
+        </w:rPr>
+        <w:t>en en te downloaden op 'http://appicontemplate.com/'.</w:t>
+      </w:r>
+      <w:r>
+        <w:rPr>
+          <w:lang w:val="nl-NL"/>
+        </w:rPr>
+        <w:t xml:space="preserve"> Het is aan te raden om deze te gebruiken aangezien dit een hoop werk scheelt.</w:t>
+      </w:r>
+    </w:p>
+    <w:p>
+      <w:pPr>
+        <w:rPr>
+          <w:lang w:val="nl-NL"/>
+        </w:rPr>
+      </w:pPr>
+    </w:p>
+    <w:p>
+      <w:pPr>
+        <w:pStyle w:val="Kop3"/>
+        <w:rPr>
+          <w:lang w:val="nl-NL"/>
+        </w:rPr>
+      </w:pPr>
+      <w:bookmarkStart w:id="33" w:name="_Toc326833289"/>
+      <w:r>
+        <w:rPr>
+          <w:lang w:val="nl-NL"/>
+        </w:rPr>
+        <w:t>7</w:t>
+      </w:r>
+      <w:r>
+        <w:rPr>
+          <w:lang w:val="nl-NL"/>
+        </w:rPr>
+        <w:t>.1.2</w:t>
+      </w:r>
+      <w:r>
+        <w:rPr>
+          <w:lang w:val="nl-NL"/>
+        </w:rPr>
+        <w:tab/>
+        <w:t>Design icons in app</w:t>
+      </w:r>
+      <w:bookmarkEnd w:id="33"/>
+    </w:p>
+    <w:p>
+      <w:pPr>
+        <w:rPr>
+          <w:i/>
+          <w:lang w:val="nl-NL"/>
+        </w:rPr>
+      </w:pPr>
+      <w:r>
+        <w:rPr>
+          <w:i/>
+          <w:lang w:val="nl-NL"/>
+        </w:rPr>
+        <w:t>In deze paragraaf wordt beschreven wat de eisen zijn voor een incoontje binnen de applicatie.</w:t>
+      </w:r>
+    </w:p>
+    <w:p>
+      <w:pPr>
+        <w:rPr>
+          <w:i/>
+          <w:lang w:val="nl-NL"/>
+        </w:rPr>
+      </w:pPr>
+    </w:p>
+    <w:p>
+      <w:pPr>
+        <w:rPr>
+          <w:lang w:val="nl-NL"/>
+        </w:rPr>
+      </w:pPr>
+      <w:r>
+        <w:rPr>
+          <w:lang w:val="nl-NL"/>
+        </w:rPr>
+        <w:t>Alle plaatjes binnen de app moeten ook op ware s</w:t>
+      </w:r>
+      <w:r>
+        <w:rPr>
+          <w:lang w:val="nl-NL"/>
+        </w:rPr>
+        <w:t>chaal gemaakt worden, wanneer</w:t>
+      </w:r>
+      <w:r>
+        <w:rPr>
+          <w:lang w:val="nl-NL"/>
+        </w:rPr>
+        <w:t xml:space="preserve"> dit te klein</w:t>
+      </w:r>
+      <w:r>
+        <w:rPr>
+          <w:lang w:val="nl-NL"/>
+        </w:rPr>
+        <w:t xml:space="preserve"> wordt</w:t>
+      </w:r>
+      <w:r>
+        <w:rPr>
           <w:lang w:val="nl-NL"/>
         </w:rPr>
         <w:t xml:space="preserve"> </w:t>
       </w:r>
       <w:r>
         <w:rPr>
-          <w:rFonts w:ascii="Arial" w:hAnsi="Arial" w:cs="Arial"/>
-          <w:i/>
-          <w:lang w:val="nl-NL"/>
-        </w:rPr>
-        <w:t>Apps</w:t>
-      </w:r>
-      <w:r>
-        <w:rPr>
-          <w:rFonts w:ascii="Arial" w:hAnsi="Arial" w:cs="Arial"/>
-          <w:lang w:val="nl-NL"/>
-        </w:rPr>
-        <w:t xml:space="preserve"> kunt ontwikkelen, met een populaire </w:t>
-      </w:r>
-      <w:r>
-        <w:rPr>
-          <w:rFonts w:ascii="Arial" w:hAnsi="Arial" w:cs="Arial"/>
-          <w:lang w:val="nl-NL"/>
-        </w:rPr>
-        <w:t>programmeertaal</w:t>
-      </w:r>
-      <w:r>
-        <w:rPr>
-          <w:rFonts w:ascii="Arial" w:hAnsi="Arial" w:cs="Arial"/>
-          <w:lang w:val="nl-NL"/>
-        </w:rPr>
-        <w:t xml:space="preserve">, genaamd </w:t>
-      </w:r>
-      <w:r>
-        <w:rPr>
-          <w:rFonts w:ascii="Arial" w:hAnsi="Arial" w:cs="Arial"/>
-          <w:i/>
-          <w:lang w:val="nl-NL"/>
-        </w:rPr>
-        <w:t>JavaScript</w:t>
-      </w:r>
-      <w:r>
-        <w:rPr>
-          <w:rFonts w:ascii="Arial" w:hAnsi="Arial" w:cs="Arial"/>
-          <w:lang w:val="nl-NL"/>
-        </w:rPr>
-        <w:t>.</w:t>
-      </w:r>
-    </w:p>
-    <w:p>
-      <w:pPr>
-        <w:rPr>
-          <w:rFonts w:ascii="Arial" w:hAnsi="Arial" w:cs="Arial"/>
-          <w:lang w:val="nl-NL"/>
-        </w:rPr>
-      </w:pPr>
-    </w:p>
-    <w:p>
-      <w:pPr>
-        <w:rPr>
-          <w:rFonts w:ascii="Arial" w:hAnsi="Arial" w:cs="Arial"/>
-          <w:lang w:val="nl-NL"/>
-        </w:rPr>
-      </w:pPr>
-      <w:r>
-        <w:rPr>
-          <w:rFonts w:ascii="Arial" w:hAnsi="Arial" w:cs="Arial"/>
-          <w:lang w:val="nl-NL"/>
-        </w:rPr>
-        <w:t xml:space="preserve">Om de punten op de kaart te krijgen, zijn er de standaard ingebouwde </w:t>
-      </w:r>
-      <w:r>
-        <w:rPr>
-          <w:rFonts w:ascii="Arial" w:hAnsi="Arial" w:cs="Arial"/>
-          <w:i/>
-          <w:lang w:val="nl-NL"/>
-        </w:rPr>
-        <w:t>annotations</w:t>
-      </w:r>
-      <w:r>
-        <w:rPr>
-          <w:rFonts w:ascii="Arial" w:hAnsi="Arial" w:cs="Arial"/>
-          <w:lang w:val="nl-NL"/>
-        </w:rPr>
-        <w:t xml:space="preserve"> van </w:t>
-      </w:r>
-      <w:r>
-        <w:rPr>
-          <w:rFonts w:ascii="Arial" w:hAnsi="Arial" w:cs="Arial"/>
-          <w:i/>
-          <w:lang w:val="nl-NL"/>
-        </w:rPr>
-        <w:t>Google Maps</w:t>
-      </w:r>
-      <w:r>
-        <w:rPr>
-          <w:rFonts w:ascii="Arial" w:hAnsi="Arial" w:cs="Arial"/>
-          <w:lang w:val="nl-NL"/>
-        </w:rPr>
-        <w:t xml:space="preserve">. </w:t>
-      </w:r>
-    </w:p>
-    <w:p>
-      <w:pPr>
-        <w:rPr>
-          <w:rFonts w:ascii="Arial" w:hAnsi="Arial" w:cs="Arial"/>
-          <w:lang w:val="nl-NL"/>
-        </w:rPr>
-      </w:pPr>
-      <w:r>
-        <w:rPr>
-          <w:rFonts w:ascii="Arial" w:hAnsi="Arial" w:cs="Arial"/>
-          <w:lang w:val="nl-NL"/>
-        </w:rPr>
-        <w:t>Om ze overzichtelijk op e</w:t>
-      </w:r>
-      <w:r>
-        <w:rPr>
-          <w:rFonts w:ascii="Arial" w:hAnsi="Arial" w:cs="Arial"/>
-          <w:lang w:val="nl-NL"/>
-        </w:rPr>
-        <w:t xml:space="preserve">en scherm te laten zien is er de mogelijkheid om </w:t>
-      </w:r>
-      <w:r>
-        <w:rPr>
-          <w:rFonts w:ascii="Arial" w:hAnsi="Arial" w:cs="Arial"/>
-          <w:lang w:val="nl-NL"/>
-        </w:rPr>
-        <w:t xml:space="preserve">zodra je </w:t>
-      </w:r>
-      <w:r>
-        <w:rPr>
-          <w:rFonts w:ascii="Arial" w:hAnsi="Arial" w:cs="Arial"/>
-          <w:i/>
-          <w:lang w:val="nl-NL"/>
-        </w:rPr>
-        <w:t>uitzoomt</w:t>
-      </w:r>
-      <w:r>
-        <w:rPr>
-          <w:rFonts w:ascii="Arial" w:hAnsi="Arial" w:cs="Arial"/>
-          <w:lang w:val="nl-NL"/>
-        </w:rPr>
-        <w:t xml:space="preserve"> op een kaart </w:t>
-      </w:r>
-      <w:r>
-        <w:rPr>
-          <w:rFonts w:ascii="Arial" w:hAnsi="Arial" w:cs="Arial"/>
-          <w:lang w:val="nl-NL"/>
-        </w:rPr>
-        <w:t xml:space="preserve">de </w:t>
-      </w:r>
-      <w:r>
-        <w:rPr>
-          <w:rFonts w:ascii="Arial" w:hAnsi="Arial" w:cs="Arial"/>
-          <w:i/>
-          <w:lang w:val="nl-NL"/>
-        </w:rPr>
-        <w:t>annotations</w:t>
-      </w:r>
-      <w:r>
-        <w:rPr>
-          <w:rFonts w:ascii="Arial" w:hAnsi="Arial" w:cs="Arial"/>
-          <w:lang w:val="nl-NL"/>
-        </w:rPr>
-        <w:t xml:space="preserve"> te groeperen in hoeveelheden. </w:t>
-      </w:r>
-    </w:p>
-    <w:p>
-      <w:pPr>
-        <w:rPr>
-          <w:rFonts w:ascii="Arial" w:hAnsi="Arial" w:cs="Arial"/>
-          <w:lang w:val="nl-NL"/>
-        </w:rPr>
-      </w:pPr>
-    </w:p>
-    <w:p>
-      <w:pPr>
-        <w:rPr>
-          <w:lang w:val="nl-NL"/>
-        </w:rPr>
-      </w:pPr>
-      <w:r>
-        <w:rPr>
-          <w:rFonts w:ascii="Arial" w:hAnsi="Arial" w:cs="Arial"/>
-          <w:lang w:val="nl-NL"/>
-        </w:rPr>
-        <w:t xml:space="preserve">De huidige positie wordt bepaald door middel van </w:t>
-      </w:r>
-      <w:r>
-        <w:rPr>
-          <w:rFonts w:ascii="Arial" w:hAnsi="Arial" w:cs="Arial"/>
-          <w:i/>
-          <w:lang w:val="nl-NL"/>
-        </w:rPr>
-        <w:t>GPS</w:t>
-      </w:r>
-      <w:r>
-        <w:rPr>
-          <w:rFonts w:ascii="Arial" w:hAnsi="Arial" w:cs="Arial"/>
-          <w:lang w:val="nl-NL"/>
-        </w:rPr>
-        <w:t xml:space="preserve">, hiermee wordt via </w:t>
-      </w:r>
-      <w:r>
-        <w:rPr>
-          <w:rFonts w:ascii="Arial" w:hAnsi="Arial" w:cs="Arial"/>
-          <w:lang w:val="nl-NL"/>
-        </w:rPr>
-        <w:t>satellieten</w:t>
-      </w:r>
-      <w:r>
-        <w:rPr>
-          <w:rFonts w:ascii="Arial" w:hAnsi="Arial" w:cs="Arial"/>
-          <w:lang w:val="nl-NL"/>
-        </w:rPr>
-        <w:t xml:space="preserve"> de huidige positie bepaald. Om hierna een </w:t>
-      </w:r>
-      <w:r>
-        <w:rPr>
-          <w:rFonts w:ascii="Arial" w:hAnsi="Arial" w:cs="Arial"/>
-          <w:i/>
-          <w:lang w:val="nl-NL"/>
-        </w:rPr>
-        <w:t>trail</w:t>
-      </w:r>
-      <w:r>
-        <w:rPr>
-          <w:rFonts w:ascii="Arial" w:hAnsi="Arial" w:cs="Arial"/>
-          <w:lang w:val="nl-NL"/>
-        </w:rPr>
-        <w:t xml:space="preserve"> op de kaart te tonen is niet lastig. De huidige positie wordt onthouden en zodra deze zich verplaatst wordt er een stip op de kaart getoond die de </w:t>
-      </w:r>
-      <w:r>
-        <w:rPr>
-          <w:rFonts w:ascii="Arial" w:hAnsi="Arial" w:cs="Arial"/>
-          <w:i/>
-          <w:lang w:val="nl-NL"/>
-        </w:rPr>
-        <w:t>trail</w:t>
-      </w:r>
-      <w:r>
-        <w:rPr>
-          <w:rFonts w:ascii="Arial" w:hAnsi="Arial" w:cs="Arial"/>
-          <w:lang w:val="nl-NL"/>
-        </w:rPr>
-        <w:t xml:space="preserve"> vormt </w:t>
-      </w:r>
-    </w:p>
-    <w:p>
-      <w:pPr>
-        <w:rPr>
-          <w:rFonts w:ascii="Arial" w:hAnsi="Arial" w:cs="Arial"/>
-          <w:lang w:val="nl-NL"/>
-        </w:rPr>
-      </w:pPr>
-    </w:p>
-    <w:p>
-      <w:pPr>
-        <w:rPr>
-          <w:rFonts w:ascii="Arial" w:hAnsi="Arial" w:cs="Arial"/>
-          <w:lang w:val="nl-NL"/>
-        </w:rPr>
-      </w:pPr>
-      <w:r>
-        <w:rPr>
-          <w:rFonts w:ascii="Arial" w:hAnsi="Arial" w:cs="Arial"/>
-          <w:lang w:val="nl-NL"/>
-        </w:rPr>
-        <w:t xml:space="preserve">De straal die het beste kan worden gebruikt voor het tonen van de kaart, zodra de gebruiker de </w:t>
-      </w:r>
-      <w:r>
-        <w:rPr>
-          <w:rFonts w:ascii="Arial" w:hAnsi="Arial" w:cs="Arial"/>
-          <w:i/>
-          <w:lang w:val="nl-NL"/>
-        </w:rPr>
-        <w:t>App</w:t>
-      </w:r>
-      <w:r>
-        <w:rPr>
-          <w:rFonts w:ascii="Arial" w:hAnsi="Arial" w:cs="Arial"/>
-          <w:lang w:val="nl-NL"/>
-        </w:rPr>
-        <w:t xml:space="preserve"> opent is de gehele regio waar het om gaat, mits er geen GPS verbinding is.</w:t>
-      </w:r>
-    </w:p>
-    <w:p>
-      <w:pPr>
-        <w:rPr>
-          <w:rFonts w:ascii="Arial" w:hAnsi="Arial" w:cs="Arial"/>
-          <w:lang w:val="nl-NL"/>
-        </w:rPr>
-      </w:pPr>
-    </w:p>
-    <w:p>
-      <w:pPr>
-        <w:rPr>
-          <w:rFonts w:ascii="Arial" w:hAnsi="Arial" w:cs="Arial"/>
-          <w:lang w:val="nl-NL"/>
-        </w:rPr>
-      </w:pPr>
-      <w:r>
-        <w:rPr>
-          <w:rFonts w:ascii="Arial" w:hAnsi="Arial" w:cs="Arial"/>
-          <w:lang w:val="nl-NL"/>
-        </w:rPr>
-        <w:t xml:space="preserve">De beste manier om een kaart in de </w:t>
-      </w:r>
-      <w:r>
-        <w:rPr>
-          <w:rFonts w:ascii="Arial" w:hAnsi="Arial" w:cs="Arial"/>
-          <w:i/>
-          <w:lang w:val="nl-NL"/>
-        </w:rPr>
-        <w:t>App</w:t>
-      </w:r>
-      <w:r>
-        <w:rPr>
-          <w:rFonts w:ascii="Arial" w:hAnsi="Arial" w:cs="Arial"/>
-          <w:lang w:val="nl-NL"/>
-        </w:rPr>
-        <w:t xml:space="preserve"> te krijgen is via </w:t>
-      </w:r>
-      <w:r>
-        <w:rPr>
-          <w:rFonts w:ascii="Arial" w:hAnsi="Arial" w:cs="Arial"/>
-          <w:i/>
-          <w:lang w:val="nl-NL"/>
-        </w:rPr>
-        <w:t>Google Maps</w:t>
-      </w:r>
-      <w:r>
-        <w:rPr>
-          <w:rFonts w:ascii="Arial" w:hAnsi="Arial" w:cs="Arial"/>
-          <w:lang w:val="nl-NL"/>
-        </w:rPr>
-        <w:t xml:space="preserve">. Deze kaart is online te gebruiken door middel van mobiel internet, </w:t>
-      </w:r>
-      <w:r>
-        <w:rPr>
-          <w:rFonts w:ascii="Arial" w:hAnsi="Arial" w:cs="Arial"/>
-          <w:i/>
-          <w:lang w:val="nl-NL"/>
-        </w:rPr>
-        <w:t>WiFi</w:t>
-      </w:r>
-      <w:r>
-        <w:rPr>
-          <w:rFonts w:ascii="Arial" w:hAnsi="Arial" w:cs="Arial"/>
-          <w:lang w:val="nl-NL"/>
-        </w:rPr>
-        <w:t xml:space="preserve"> en </w:t>
-      </w:r>
-      <w:r>
-        <w:rPr>
-          <w:rFonts w:ascii="Arial" w:hAnsi="Arial" w:cs="Arial"/>
-          <w:i/>
-          <w:lang w:val="nl-NL"/>
-        </w:rPr>
-        <w:t>GPS</w:t>
-      </w:r>
-      <w:r>
-        <w:rPr>
-          <w:rFonts w:ascii="Arial" w:hAnsi="Arial" w:cs="Arial"/>
-          <w:lang w:val="nl-NL"/>
-        </w:rPr>
-        <w:t xml:space="preserve">. Ook is deze kaart offline te gebruiken, want hij </w:t>
-      </w:r>
-      <w:r>
-        <w:rPr>
-          <w:rFonts w:ascii="Arial" w:hAnsi="Arial" w:cs="Arial"/>
-          <w:i/>
-          <w:lang w:val="nl-NL"/>
-        </w:rPr>
-        <w:t>cached</w:t>
-      </w:r>
-      <w:r>
-        <w:rPr>
-          <w:rFonts w:ascii="Arial" w:hAnsi="Arial" w:cs="Arial"/>
-          <w:lang w:val="nl-NL"/>
-        </w:rPr>
-        <w:t xml:space="preserve"> het gedeelte van de kaart waar de gebruiker op dat moment naar kijkt.</w:t>
-      </w:r>
-    </w:p>
-    <w:p>
-      <w:pPr>
-        <w:rPr>
-          <w:rFonts w:ascii="Arial" w:hAnsi="Arial" w:cs="Arial"/>
-          <w:lang w:val="nl-NL"/>
-        </w:rPr>
-      </w:pPr>
-    </w:p>
-    <w:p>
-      <w:pPr>
-        <w:pStyle w:val="Kop1"/>
+          <w:lang w:val="nl-NL"/>
+        </w:rPr>
+        <w:t>ge</w:t>
+      </w:r>
+      <w:r>
+        <w:rPr>
+          <w:lang w:val="nl-NL"/>
+        </w:rPr>
+        <w:t>maakt moet het programma dit vergroten. Wanneer dit moet gebeuren worden de plaatjes altijd pixelig. Andersom is dit vaak niet zo, maar bij Titanium studio SDK's wel. Wanneer een afbeelding kleiner afgebeeld moet worden dan hij werkelijk is wordt deze ook pixelig.</w:t>
+      </w:r>
+      <w:r>
+        <w:rPr>
+          <w:lang w:val="nl-NL"/>
+        </w:rPr>
+        <w:t xml:space="preserve"> Daarom is het op schaal maken van een plaatje aan te raden om de beste kwaliteit te krijgen.</w:t>
+      </w:r>
+    </w:p>
+    <w:p>
+      <w:pPr>
+        <w:rPr>
+          <w:lang w:val="nl-NL"/>
+        </w:rPr>
+      </w:pPr>
+    </w:p>
+    <w:p>
+      <w:pPr>
         <w:rPr>
           <w:lang w:val="nl-NL"/>
         </w:rPr>
         <w:sectPr>
           <w:headerReference w:type="default" r:id="rId46"/>
+          <w:type w:val="continuous"/>
           <w:pgSz w:w="11900" w:h="16840"/>
           <w:pgMar w:top="1440" w:right="1440" w:bottom="1440" w:left="1440" w:header="708" w:footer="708" w:gutter="0"/>
           <w:cols w:space="708"/>
           <w:docGrid w:linePitch="360"/>
         </w:sectPr>
       </w:pPr>
-      <w:bookmarkStart w:id="30" w:name="_Toc199392586"/>
+    </w:p>
+    <w:p>
+      <w:pPr>
+        <w:rPr>
+          <w:rFonts w:asciiTheme="majorHAnsi" w:eastAsiaTheme="majorEastAsia" w:hAnsiTheme="majorHAnsi" w:cstheme="majorBidi"/>
+          <w:b/>
+          <w:bCs/>
+          <w:color w:val="345A8A" w:themeColor="accent1" w:themeShade="B5"/>
+          <w:sz w:val="32"/>
+          <w:szCs w:val="32"/>
+          <w:lang w:val="nl-NL"/>
+        </w:rPr>
+      </w:pPr>
+      <w:r>
+        <w:rPr>
+          <w:lang w:val="nl-NL"/>
+        </w:rPr>
+        <w:lastRenderedPageBreak/>
+        <w:br w:type="page"/>
+      </w:r>
     </w:p>
     <w:p>
       <w:pPr>
         <w:pStyle w:val="Kop1"/>
         <w:rPr>
+          <w:lang w:val="nl-NL"/>
+        </w:rPr>
+      </w:pPr>
+      <w:bookmarkStart w:id="34" w:name="_Toc326833290"/>
+      <w:r>
+        <w:rPr>
+          <w:lang w:val="nl-NL"/>
+        </w:rPr>
+        <w:lastRenderedPageBreak/>
+        <w:t>V</w:t>
+      </w:r>
+      <w:r>
+        <w:rPr>
+          <w:lang w:val="nl-NL"/>
+        </w:rPr>
+        <w:t>erklarende Lijst</w:t>
+      </w:r>
+      <w:bookmarkEnd w:id="30"/>
+      <w:bookmarkEnd w:id="34"/>
+    </w:p>
+    <w:p>
+      <w:pPr>
+        <w:rPr>
+          <w:rFonts w:ascii="Arial" w:hAnsi="Arial" w:cs="Arial"/>
+          <w:i/>
+          <w:lang w:val="nl-NL"/>
+        </w:rPr>
+      </w:pPr>
+      <w:r>
+        <w:rPr>
+          <w:rFonts w:ascii="Arial" w:hAnsi="Arial" w:cs="Arial"/>
+          <w:i/>
+          <w:lang w:val="nl-NL"/>
+        </w:rPr>
+        <w:t xml:space="preserve">Alle moeilijke woorden in de tekst, deze zijn meestal </w:t>
+      </w:r>
+      <w:r>
+        <w:rPr>
+          <w:rFonts w:ascii="Arial" w:hAnsi="Arial" w:cs="Arial"/>
+          <w:i/>
+          <w:lang w:val="nl-NL"/>
+        </w:rPr>
+        <w:t>cursief</w:t>
+      </w:r>
+      <w:r>
+        <w:rPr>
+          <w:rFonts w:ascii="Arial" w:hAnsi="Arial" w:cs="Arial"/>
+          <w:i/>
+          <w:lang w:val="nl-NL"/>
+        </w:rPr>
+        <w:t>, zijn hier alfabetisch geordend met een verhelderende uitleg erbij.</w:t>
+      </w:r>
+    </w:p>
+    <w:p>
+      <w:pPr>
+        <w:rPr>
+          <w:rFonts w:ascii="Arial" w:hAnsi="Arial" w:cs="Arial"/>
+          <w:b/>
+          <w:lang w:val="nl-NL"/>
+        </w:rPr>
+      </w:pPr>
+    </w:p>
+    <w:p>
+      <w:pPr>
+        <w:rPr>
+          <w:rFonts w:ascii="Arial" w:hAnsi="Arial" w:cs="Arial"/>
+          <w:lang w:val="nl-NL"/>
+        </w:rPr>
+      </w:pPr>
+      <w:r>
+        <w:rPr>
+          <w:rFonts w:ascii="Arial" w:hAnsi="Arial" w:cs="Arial"/>
+          <w:b/>
+          <w:lang w:val="nl-NL"/>
+        </w:rPr>
+        <w:t>Android</w:t>
+      </w:r>
+      <w:r>
+        <w:rPr>
+          <w:rFonts w:ascii="Arial" w:hAnsi="Arial" w:cs="Arial"/>
+          <w:lang w:val="nl-NL"/>
+        </w:rPr>
+        <w:t>:</w:t>
+      </w:r>
+      <w:r>
+        <w:rPr>
+          <w:rFonts w:ascii="Arial" w:hAnsi="Arial" w:cs="Arial"/>
+          <w:b/>
+          <w:i/>
+          <w:lang w:val="nl-NL"/>
+        </w:rPr>
+        <w:t xml:space="preserve"> </w:t>
+      </w:r>
+      <w:r>
+        <w:rPr>
+          <w:rFonts w:ascii="Arial" w:hAnsi="Arial" w:cs="Arial"/>
+          <w:lang w:val="nl-NL"/>
+        </w:rPr>
+        <w:t>Een besturingssysteem voor mobiele telefoons gemaakt door Google.</w:t>
+      </w:r>
+    </w:p>
+    <w:p>
+      <w:pPr>
+        <w:rPr>
+          <w:rFonts w:ascii="Arial" w:hAnsi="Arial" w:cs="Arial"/>
+          <w:lang w:val="nl-NL"/>
+        </w:rPr>
+      </w:pPr>
+      <w:r>
+        <w:rPr>
+          <w:rFonts w:ascii="Arial" w:hAnsi="Arial" w:cs="Arial"/>
+          <w:b/>
+          <w:lang w:val="nl-NL"/>
+        </w:rPr>
+        <w:t>Android Play Store</w:t>
+      </w:r>
+      <w:r>
+        <w:rPr>
+          <w:rFonts w:ascii="Arial" w:hAnsi="Arial" w:cs="Arial"/>
+          <w:lang w:val="nl-NL"/>
+        </w:rPr>
+        <w:t>: Een online softwarewinkel van Google waar software gekocht kan worden. De software, ook wel apps genoemd, omvat programma’s voor de Android smartphone en tablet.</w:t>
+      </w:r>
+    </w:p>
+    <w:p>
+      <w:pPr>
+        <w:rPr>
+          <w:rFonts w:ascii="Arial" w:hAnsi="Arial" w:cs="Arial"/>
+          <w:lang w:val="nl-NL"/>
+        </w:rPr>
+      </w:pPr>
+      <w:r>
+        <w:rPr>
+          <w:rFonts w:ascii="Arial" w:hAnsi="Arial" w:cs="Arial"/>
+          <w:b/>
+          <w:lang w:val="nl-NL"/>
+        </w:rPr>
+        <w:t>Annotations</w:t>
+      </w:r>
+      <w:r>
+        <w:rPr>
+          <w:rFonts w:ascii="Arial" w:hAnsi="Arial" w:cs="Arial"/>
+          <w:lang w:val="nl-NL"/>
+        </w:rPr>
+        <w:t>: Dit zijn punten die op de kaart van Google Maps worden getoond.</w:t>
+      </w:r>
+    </w:p>
+    <w:p>
+      <w:pPr>
+        <w:rPr>
+          <w:rFonts w:ascii="Arial" w:hAnsi="Arial" w:cs="Arial"/>
+          <w:lang w:val="nl-NL"/>
+        </w:rPr>
+      </w:pPr>
+      <w:r>
+        <w:rPr>
+          <w:rFonts w:ascii="Arial" w:hAnsi="Arial" w:cs="Arial"/>
+          <w:b/>
+          <w:lang w:val="nl-NL"/>
+        </w:rPr>
+        <w:t>App Store</w:t>
+      </w:r>
+      <w:r>
+        <w:rPr>
+          <w:rFonts w:ascii="Arial" w:hAnsi="Arial" w:cs="Arial"/>
+          <w:lang w:val="nl-NL"/>
+        </w:rPr>
+        <w:t>: Een App Store is een online softwarewinkel van Apple waar software gekocht kan worden. De software, ook wel apps genoemd, omvat programma`s voor de iPhone en iPad.</w:t>
+      </w:r>
+    </w:p>
+    <w:p>
+      <w:pPr>
+        <w:rPr>
+          <w:rFonts w:ascii="Arial" w:hAnsi="Arial" w:cs="Arial"/>
+          <w:lang w:val="nl-NL"/>
+        </w:rPr>
+      </w:pPr>
+      <w:r>
+        <w:rPr>
+          <w:rFonts w:ascii="Arial" w:hAnsi="Arial" w:cs="Arial"/>
+          <w:b/>
+          <w:lang w:val="nl-NL"/>
+        </w:rPr>
+        <w:t>Apps</w:t>
+      </w:r>
+      <w:r>
+        <w:rPr>
+          <w:rFonts w:ascii="Arial" w:hAnsi="Arial" w:cs="Arial"/>
+          <w:lang w:val="nl-NL"/>
+        </w:rPr>
+        <w:t>: A</w:t>
+      </w:r>
+      <w:r>
+        <w:rPr>
+          <w:rFonts w:ascii="Arial" w:hAnsi="Arial" w:cs="Arial"/>
+          <w:lang w:val="nl-NL"/>
+        </w:rPr>
+        <w:t>fkorting voor applicaties, waarmee een toepassingsprogramma wordt bedoelt wat in deze context op een mobiele telefoon wordt gebruikt.</w:t>
+      </w:r>
+    </w:p>
+    <w:p>
+      <w:pPr>
+        <w:rPr>
+          <w:rFonts w:ascii="Arial" w:hAnsi="Arial" w:cs="Arial"/>
+          <w:lang w:val="nl-NL"/>
+        </w:rPr>
+      </w:pPr>
+      <w:r>
+        <w:rPr>
+          <w:rFonts w:ascii="Arial" w:hAnsi="Arial" w:cs="Arial"/>
+          <w:b/>
+          <w:lang w:val="nl-NL"/>
+        </w:rPr>
+        <w:t>Cached</w:t>
+      </w:r>
+      <w:r>
+        <w:rPr>
+          <w:rFonts w:ascii="Arial" w:hAnsi="Arial" w:cs="Arial"/>
+          <w:lang w:val="nl-NL"/>
+        </w:rPr>
+        <w:t>: Geheugen van de telefoon dat gereserveerd is voor eerder geladen Apps. De inhoud van deze Apps worden door de telefoon onthouden om ze sneller te laten verschijnen op het moment dat de gebruiker ze opnieuw opvraagt.</w:t>
+      </w:r>
+    </w:p>
+    <w:p>
+      <w:pPr>
+        <w:rPr>
+          <w:rFonts w:ascii="Arial" w:hAnsi="Arial" w:cs="Arial"/>
+          <w:lang w:val="nl-NL"/>
+        </w:rPr>
+      </w:pPr>
+      <w:r>
+        <w:rPr>
+          <w:rFonts w:ascii="Arial" w:hAnsi="Arial" w:cs="Arial"/>
+          <w:b/>
+          <w:lang w:val="nl-NL"/>
+        </w:rPr>
+        <w:t>Cross Platform</w:t>
+      </w:r>
+      <w:r>
+        <w:rPr>
+          <w:rFonts w:ascii="Arial" w:hAnsi="Arial" w:cs="Arial"/>
+          <w:lang w:val="nl-NL"/>
+        </w:rPr>
+        <w:t>: Een (software)programma dat gebruikt kan worden op meerdere computertypes.</w:t>
+      </w:r>
+    </w:p>
+    <w:p>
+      <w:pPr>
+        <w:rPr>
+          <w:rFonts w:ascii="Arial" w:hAnsi="Arial" w:cs="Arial"/>
+          <w:lang w:val="nl-NL"/>
+        </w:rPr>
+      </w:pPr>
+      <w:r>
+        <w:rPr>
+          <w:rFonts w:ascii="Arial" w:hAnsi="Arial" w:cs="Arial"/>
+          <w:b/>
+          <w:lang w:val="nl-NL"/>
+        </w:rPr>
+        <w:t>Functie</w:t>
+      </w:r>
+      <w:r>
+        <w:rPr>
+          <w:rFonts w:ascii="Arial" w:hAnsi="Arial" w:cs="Arial"/>
+          <w:lang w:val="nl-NL"/>
+        </w:rPr>
+        <w:t>: Een onderdeel van een programma dat losstaat van de rest van het programma. Een functie kan worden opgeroepen vanuit het programma. Functies vervullen meestal een specifieke taak. Je kunt ze zien als hele kleine programma's of scripts.</w:t>
+      </w:r>
+    </w:p>
+    <w:p>
+      <w:pPr>
+        <w:rPr>
+          <w:rFonts w:ascii="Arial" w:hAnsi="Arial" w:cs="Arial"/>
+          <w:lang w:val="nl-NL"/>
+        </w:rPr>
+      </w:pPr>
+      <w:r>
+        <w:rPr>
+          <w:rFonts w:ascii="Arial" w:hAnsi="Arial" w:cs="Arial"/>
+          <w:b/>
+          <w:lang w:val="nl-NL"/>
+        </w:rPr>
+        <w:t>Google Maps:</w:t>
+      </w:r>
+      <w:r>
+        <w:rPr>
+          <w:rFonts w:ascii="Arial" w:hAnsi="Arial" w:cs="Arial"/>
+          <w:lang w:val="nl-NL"/>
+        </w:rPr>
+        <w:t xml:space="preserve"> Een applicatie waarin gezocht kan worden naar locaties over de hele wereld.</w:t>
+      </w:r>
+    </w:p>
+    <w:p>
+      <w:pPr>
+        <w:rPr>
+          <w:rFonts w:ascii="Arial" w:hAnsi="Arial" w:cs="Arial"/>
+          <w:lang w:val="nl-NL"/>
+        </w:rPr>
+      </w:pPr>
+      <w:r>
+        <w:rPr>
+          <w:rFonts w:ascii="Arial" w:hAnsi="Arial" w:cs="Arial"/>
+          <w:b/>
+          <w:lang w:val="nl-NL"/>
+        </w:rPr>
+        <w:t>GPS</w:t>
+      </w:r>
+      <w:r>
+        <w:rPr>
+          <w:rFonts w:ascii="Arial" w:hAnsi="Arial" w:cs="Arial"/>
+          <w:lang w:val="nl-NL"/>
+        </w:rPr>
+        <w:t>: Global Positioning System, systeem waarbij met behulp van satellieten exact de positie wordt bepaald waar men zich bevindt (o.a. gebruikt op schepen en in auto`s).</w:t>
+      </w:r>
+    </w:p>
+    <w:p>
+      <w:pPr>
+        <w:rPr>
+          <w:rFonts w:ascii="Arial" w:hAnsi="Arial" w:cs="Arial"/>
+          <w:lang w:val="nl-NL"/>
+        </w:rPr>
+      </w:pPr>
+      <w:r>
+        <w:rPr>
+          <w:rFonts w:ascii="Arial" w:hAnsi="Arial" w:cs="Arial"/>
+          <w:b/>
+          <w:lang w:val="nl-NL"/>
+        </w:rPr>
+        <w:t>Inzoomen:</w:t>
+      </w:r>
+      <w:r>
+        <w:rPr>
+          <w:lang w:val="nl-NL"/>
+        </w:rPr>
+        <w:t xml:space="preserve"> </w:t>
+      </w:r>
+      <w:r>
+        <w:rPr>
+          <w:rFonts w:ascii="Arial" w:hAnsi="Arial" w:cs="Arial"/>
+          <w:lang w:val="nl-NL"/>
+        </w:rPr>
+        <w:t>Vergroten van een deel van een beeld op het beeldscherm.</w:t>
+      </w:r>
+    </w:p>
+    <w:p>
+      <w:pPr>
+        <w:rPr>
+          <w:rFonts w:ascii="Arial" w:hAnsi="Arial" w:cs="Arial"/>
+          <w:lang w:val="nl-NL"/>
+        </w:rPr>
+      </w:pPr>
+      <w:r>
+        <w:rPr>
+          <w:rFonts w:ascii="Arial" w:hAnsi="Arial" w:cs="Arial"/>
+          <w:b/>
+          <w:lang w:val="nl-NL"/>
+        </w:rPr>
+        <w:t>iOS</w:t>
+      </w:r>
+      <w:r>
+        <w:rPr>
+          <w:rFonts w:ascii="Arial" w:hAnsi="Arial" w:cs="Arial"/>
+          <w:lang w:val="nl-NL"/>
+        </w:rPr>
+        <w:t>:</w:t>
+      </w:r>
+      <w:r>
+        <w:rPr>
+          <w:rFonts w:ascii="Arial" w:hAnsi="Arial" w:cs="Arial"/>
+          <w:b/>
+          <w:lang w:val="nl-NL"/>
+        </w:rPr>
+        <w:t xml:space="preserve"> </w:t>
+      </w:r>
+      <w:r>
+        <w:rPr>
+          <w:rFonts w:ascii="Arial" w:hAnsi="Arial" w:cs="Arial"/>
+          <w:lang w:val="nl-NL"/>
+        </w:rPr>
+        <w:t>Een besturingssysteem voor mobiele telefoons gemaakt door Apple.</w:t>
+      </w:r>
+    </w:p>
+    <w:p>
+      <w:pPr>
+        <w:rPr>
+          <w:rFonts w:ascii="Arial" w:hAnsi="Arial" w:cs="Arial"/>
+          <w:lang w:val="nl-NL"/>
+        </w:rPr>
+      </w:pPr>
+      <w:r>
+        <w:rPr>
+          <w:rFonts w:ascii="Arial" w:hAnsi="Arial" w:cs="Arial"/>
+          <w:b/>
+          <w:lang w:val="nl-NL"/>
+        </w:rPr>
+        <w:t>iPad</w:t>
+      </w:r>
+      <w:r>
+        <w:rPr>
+          <w:rFonts w:ascii="Arial" w:hAnsi="Arial" w:cs="Arial"/>
+          <w:lang w:val="nl-NL"/>
+        </w:rPr>
+        <w:t>:</w:t>
+      </w:r>
+      <w:r>
+        <w:rPr>
+          <w:lang w:val="nl-NL"/>
+        </w:rPr>
+        <w:t xml:space="preserve"> </w:t>
+      </w:r>
+      <w:r>
+        <w:rPr>
+          <w:rFonts w:ascii="Arial" w:hAnsi="Arial" w:cs="Arial"/>
+          <w:lang w:val="nl-NL"/>
+        </w:rPr>
+        <w:t>De iPad is een tablet-pc van het Amerikaanse elektronicabedrijf Apple. Net zoals de iPhone en de iPod Touch bevat de iPad een multi-touchscherm, waardoor deze met de vingers is te bedienen.</w:t>
+      </w:r>
+    </w:p>
+    <w:p>
+      <w:pPr>
+        <w:rPr>
+          <w:rFonts w:ascii="Arial" w:hAnsi="Arial" w:cs="Arial"/>
+          <w:lang w:val="nl-NL"/>
+        </w:rPr>
+      </w:pPr>
+      <w:r>
+        <w:rPr>
+          <w:rFonts w:ascii="Arial" w:hAnsi="Arial" w:cs="Arial"/>
+          <w:b/>
+          <w:lang w:val="nl-NL"/>
+        </w:rPr>
+        <w:t>iPhone</w:t>
+      </w:r>
+      <w:r>
+        <w:rPr>
+          <w:rFonts w:ascii="Arial" w:hAnsi="Arial" w:cs="Arial"/>
+          <w:lang w:val="nl-NL"/>
+        </w:rPr>
+        <w:t>: Dit apparaat was met de HTC Touch een van de eerste smartphones met een on-screen-toetsenbord. Het heeft geen mechanische toetsen om telefoonnummers of sms-berichten in te tikken. De iPhone gebruikt iOS, een aangepaste versie van Mac OS X (het besturingssysteem van Apple).</w:t>
+      </w:r>
+    </w:p>
+    <w:p>
+      <w:pPr>
+        <w:rPr>
+          <w:rFonts w:ascii="Arial" w:hAnsi="Arial" w:cs="Arial"/>
+          <w:lang w:val="nl-NL"/>
+        </w:rPr>
+      </w:pPr>
+      <w:r>
+        <w:rPr>
+          <w:rFonts w:ascii="Arial" w:hAnsi="Arial" w:cs="Arial"/>
+          <w:b/>
+          <w:lang w:val="nl-NL"/>
+        </w:rPr>
+        <w:t>iPod Touch</w:t>
+      </w:r>
+      <w:r>
+        <w:rPr>
+          <w:rFonts w:ascii="Arial" w:hAnsi="Arial" w:cs="Arial"/>
+          <w:lang w:val="nl-NL"/>
+        </w:rPr>
+        <w:t xml:space="preserve">: </w:t>
+      </w:r>
+      <w:r>
+        <w:rPr>
+          <w:rFonts w:ascii="Arial" w:hAnsi="Arial" w:cs="Arial"/>
+          <w:lang w:val="nl-NL"/>
+        </w:rPr>
+        <w:t>een draagbare mediaspeler uit de iPod serie van Apple, voorzien van een multitouchscherm.</w:t>
+      </w:r>
+    </w:p>
+    <w:p>
+      <w:pPr>
+        <w:rPr>
+          <w:rFonts w:ascii="Arial" w:hAnsi="Arial" w:cs="Arial"/>
+          <w:b/>
+          <w:lang w:val="nl-NL"/>
+        </w:rPr>
+      </w:pPr>
+      <w:r>
+        <w:rPr>
+          <w:rFonts w:ascii="Arial" w:hAnsi="Arial" w:cs="Arial"/>
+          <w:b/>
+          <w:lang w:val="nl-NL"/>
+        </w:rPr>
+        <w:t xml:space="preserve">JavaScript: </w:t>
+      </w:r>
+      <w:r>
+        <w:rPr>
+          <w:rFonts w:ascii="Arial" w:hAnsi="Arial" w:cs="Arial"/>
+          <w:lang w:val="nl-NL"/>
+        </w:rPr>
+        <w:t>Een objectgeoriënteerde programmeertaal die veel gebruikt wordt om internetpagina`s interactief te maken en webapplicaties te ontwikkelen.</w:t>
+      </w:r>
+    </w:p>
+    <w:p>
+      <w:pPr>
+        <w:rPr>
+          <w:rFonts w:ascii="Arial" w:hAnsi="Arial" w:cs="Arial"/>
+          <w:lang w:val="nl-NL"/>
+        </w:rPr>
+      </w:pPr>
+      <w:r>
+        <w:rPr>
+          <w:rFonts w:ascii="Arial" w:hAnsi="Arial" w:cs="Arial"/>
+          <w:b/>
+          <w:lang w:val="nl-NL"/>
+        </w:rPr>
+        <w:t>Main-App</w:t>
+      </w:r>
+      <w:r>
+        <w:rPr>
+          <w:rFonts w:ascii="Arial" w:hAnsi="Arial" w:cs="Arial"/>
+          <w:lang w:val="nl-NL"/>
+        </w:rPr>
+        <w:t>: D</w:t>
+      </w:r>
+      <w:r>
+        <w:rPr>
+          <w:rFonts w:ascii="Arial" w:hAnsi="Arial" w:cs="Arial"/>
+          <w:lang w:val="nl-NL"/>
+        </w:rPr>
+        <w:t>e applicatie die dient als raamwerk voor alle drie de apps.</w:t>
+      </w:r>
+    </w:p>
+    <w:p>
+      <w:pPr>
+        <w:rPr>
+          <w:rFonts w:ascii="Arial" w:hAnsi="Arial" w:cs="Arial"/>
+          <w:lang w:val="nl-NL"/>
+        </w:rPr>
+      </w:pPr>
+      <w:r>
+        <w:rPr>
+          <w:rFonts w:ascii="Arial" w:hAnsi="Arial" w:cs="Arial"/>
+          <w:b/>
+          <w:lang w:val="nl-NL"/>
+        </w:rPr>
+        <w:t>Mockup:</w:t>
+      </w:r>
+      <w:r>
+        <w:rPr>
+          <w:rFonts w:ascii="Arial" w:hAnsi="Arial" w:cs="Arial"/>
+          <w:lang w:val="nl-NL"/>
+        </w:rPr>
+        <w:t xml:space="preserve"> Een tekening/afbeelding op schaal van, in dit geval, een App voor op een mobiele telefoon of tablet.</w:t>
+      </w:r>
+      <w:r>
+        <w:rPr>
+          <w:rFonts w:ascii="Arial" w:hAnsi="Arial" w:cs="Arial"/>
+          <w:lang w:val="nl-NL"/>
+        </w:rPr>
+        <w:t xml:space="preserve"> Gemaakt met het programma: Balsamiq Mockups.</w:t>
+      </w:r>
+    </w:p>
+    <w:p>
+      <w:pPr>
+        <w:rPr>
+          <w:rFonts w:ascii="Arial" w:hAnsi="Arial" w:cs="Arial"/>
+          <w:lang w:val="nl-NL"/>
+        </w:rPr>
+      </w:pPr>
+      <w:r>
+        <w:rPr>
+          <w:rFonts w:ascii="Arial" w:hAnsi="Arial" w:cs="Arial"/>
+          <w:b/>
+          <w:lang w:val="nl-NL"/>
+        </w:rPr>
+        <w:t>Native App</w:t>
+      </w:r>
+      <w:r>
+        <w:rPr>
+          <w:rFonts w:ascii="Arial" w:hAnsi="Arial" w:cs="Arial"/>
+          <w:lang w:val="nl-NL"/>
+        </w:rPr>
+        <w:t>: Een programma dat specifiek ontwikkeld en geïmplementeerd is voor het gegeven model, microprocessor of besturingssysteem.</w:t>
+      </w:r>
+    </w:p>
+    <w:p>
+      <w:pPr>
+        <w:rPr>
+          <w:rFonts w:ascii="Arial" w:hAnsi="Arial" w:cs="Arial"/>
+          <w:b/>
+          <w:lang w:val="nl-NL"/>
+        </w:rPr>
+      </w:pPr>
+      <w:r>
+        <w:rPr>
+          <w:rFonts w:ascii="Arial" w:hAnsi="Arial" w:cs="Arial"/>
+          <w:b/>
+          <w:lang w:val="nl-NL"/>
+        </w:rPr>
+        <w:t>Offline</w:t>
+      </w:r>
+      <w:r>
+        <w:rPr>
+          <w:rFonts w:ascii="Arial" w:hAnsi="Arial" w:cs="Arial"/>
+          <w:lang w:val="nl-NL"/>
+        </w:rPr>
+        <w:t>: Wordt gebruikt als iemand niet is verbonden met het Internet.</w:t>
+      </w:r>
+    </w:p>
+    <w:p>
+      <w:pPr>
+        <w:rPr>
+          <w:rFonts w:ascii="Arial" w:hAnsi="Arial" w:cs="Arial"/>
+          <w:lang w:val="nl-NL"/>
+        </w:rPr>
+      </w:pPr>
+      <w:r>
+        <w:rPr>
+          <w:rFonts w:ascii="Arial" w:hAnsi="Arial" w:cs="Arial"/>
+          <w:b/>
+          <w:lang w:val="nl-NL"/>
+        </w:rPr>
+        <w:t>Online</w:t>
+      </w:r>
+      <w:r>
+        <w:rPr>
+          <w:rFonts w:ascii="Arial" w:hAnsi="Arial" w:cs="Arial"/>
+          <w:lang w:val="nl-NL"/>
+        </w:rPr>
+        <w:t>: Wordt gebruikt als iemand is verbonden met het Internet.</w:t>
+      </w:r>
+    </w:p>
+    <w:p>
+      <w:pPr>
+        <w:rPr>
+          <w:rFonts w:ascii="Arial" w:hAnsi="Arial" w:cs="Arial"/>
+          <w:lang w:val="nl-NL"/>
+        </w:rPr>
+      </w:pPr>
+      <w:r>
+        <w:rPr>
+          <w:rFonts w:ascii="Arial" w:hAnsi="Arial" w:cs="Arial"/>
+          <w:b/>
+          <w:lang w:val="nl-NL"/>
+        </w:rPr>
+        <w:t>POI’s</w:t>
+      </w:r>
+      <w:r>
+        <w:rPr>
+          <w:rFonts w:ascii="Arial" w:hAnsi="Arial" w:cs="Arial"/>
+          <w:lang w:val="nl-NL"/>
+        </w:rPr>
+        <w:t>:</w:t>
+      </w:r>
+      <w:r>
+        <w:rPr>
+          <w:rFonts w:ascii="Arial" w:hAnsi="Arial" w:cs="Arial"/>
+          <w:b/>
+          <w:lang w:val="nl-NL"/>
+        </w:rPr>
+        <w:t xml:space="preserve"> </w:t>
+      </w:r>
+      <w:r>
+        <w:rPr>
+          <w:rFonts w:ascii="Arial" w:hAnsi="Arial" w:cs="Arial"/>
+          <w:lang w:val="nl-NL"/>
+        </w:rPr>
+        <w:t>Points of Interest, Interessante locaties die door het navigatiesysteem worden weergegeven zoals musea, tankstations, hotels, bezienswaardigheden, enzovoort.</w:t>
+      </w:r>
+    </w:p>
+    <w:p>
+      <w:pPr>
+        <w:rPr>
+          <w:rFonts w:ascii="Arial" w:hAnsi="Arial" w:cs="Arial"/>
+          <w:lang w:val="nl-NL"/>
+        </w:rPr>
+      </w:pPr>
+      <w:r>
+        <w:rPr>
+          <w:rFonts w:ascii="Arial" w:hAnsi="Arial" w:cs="Arial"/>
+          <w:b/>
+          <w:lang w:val="nl-NL"/>
+        </w:rPr>
+        <w:lastRenderedPageBreak/>
+        <w:t>Programmeren</w:t>
+      </w:r>
+      <w:r>
+        <w:rPr>
+          <w:rFonts w:ascii="Arial" w:hAnsi="Arial" w:cs="Arial"/>
+          <w:lang w:val="nl-NL"/>
+        </w:rPr>
+        <w:t xml:space="preserve">: </w:t>
+      </w:r>
+      <w:r>
+        <w:rPr>
+          <w:rFonts w:ascii="Arial" w:hAnsi="Arial" w:cs="Arial"/>
+          <w:lang w:val="nl-NL"/>
+        </w:rPr>
+        <w:t>O</w:t>
+      </w:r>
+      <w:r>
+        <w:rPr>
+          <w:rFonts w:ascii="Arial" w:hAnsi="Arial" w:cs="Arial"/>
+          <w:lang w:val="nl-NL"/>
+        </w:rPr>
+        <w:t>ntwerpen, schrijven en testen van programma`s.</w:t>
+      </w:r>
+    </w:p>
+    <w:p>
+      <w:pPr>
+        <w:rPr>
+          <w:rFonts w:ascii="Arial" w:hAnsi="Arial" w:cs="Arial"/>
+          <w:lang w:val="nl-NL"/>
+        </w:rPr>
+      </w:pPr>
+      <w:r>
+        <w:rPr>
+          <w:rFonts w:ascii="Arial" w:hAnsi="Arial" w:cs="Arial"/>
+          <w:b/>
+          <w:lang w:val="nl-NL"/>
+        </w:rPr>
+        <w:t>Smartphone</w:t>
+      </w:r>
+      <w:r>
+        <w:rPr>
+          <w:rFonts w:ascii="Arial" w:hAnsi="Arial" w:cs="Arial"/>
+          <w:lang w:val="nl-NL"/>
+        </w:rPr>
+        <w:t>: Een smartphone is een mobiele telefoon die uitgebreidere computermogelijkheden biedt. Een smartphone kan ook beschouwd worden als een handcomputer of pda die tegelijk ook een telefoon is.</w:t>
+      </w:r>
+    </w:p>
+    <w:p>
+      <w:pPr>
+        <w:rPr>
+          <w:rFonts w:ascii="Arial" w:hAnsi="Arial" w:cs="Arial"/>
+          <w:lang w:val="nl-NL"/>
+        </w:rPr>
+      </w:pPr>
+      <w:r>
+        <w:rPr>
+          <w:rFonts w:ascii="Arial" w:hAnsi="Arial" w:cs="Arial"/>
+          <w:b/>
+          <w:lang w:val="nl-NL"/>
+        </w:rPr>
+        <w:t>Tablet</w:t>
+      </w:r>
+      <w:r>
+        <w:rPr>
+          <w:rFonts w:ascii="Arial" w:hAnsi="Arial" w:cs="Arial"/>
+          <w:lang w:val="nl-NL"/>
+        </w:rPr>
+        <w:t>:</w:t>
+      </w:r>
+      <w:r>
+        <w:rPr>
+          <w:lang w:val="nl-NL"/>
+        </w:rPr>
+        <w:t xml:space="preserve"> </w:t>
+      </w:r>
+      <w:r>
+        <w:rPr>
+          <w:rFonts w:ascii="Arial" w:hAnsi="Arial" w:cs="Arial"/>
+          <w:lang w:val="nl-NL"/>
+        </w:rPr>
+        <w:t>Computer die geen toetsenbord of muis heeft, maar e</w:t>
+      </w:r>
+      <w:r>
+        <w:rPr>
+          <w:rFonts w:ascii="Arial" w:hAnsi="Arial" w:cs="Arial"/>
+          <w:lang w:val="nl-NL"/>
+        </w:rPr>
+        <w:t>nkel werkt met een touchscreen.</w:t>
+      </w:r>
+    </w:p>
+    <w:p>
+      <w:pPr>
+        <w:rPr>
+          <w:rFonts w:ascii="Arial" w:hAnsi="Arial" w:cs="Arial"/>
+          <w:lang w:val="nl-NL"/>
+        </w:rPr>
+      </w:pPr>
+      <w:r>
+        <w:rPr>
+          <w:rFonts w:ascii="Arial" w:hAnsi="Arial" w:cs="Arial"/>
+          <w:b/>
+          <w:lang w:val="nl-NL"/>
+        </w:rPr>
+        <w:t>Titanium Studio</w:t>
+      </w:r>
+      <w:r>
+        <w:rPr>
+          <w:rFonts w:ascii="Arial" w:hAnsi="Arial" w:cs="Arial"/>
+          <w:lang w:val="nl-NL"/>
+        </w:rPr>
+        <w:t>: Een softwareontwikkelomgeving van Appcelerator, waarmee apps kunnen worden ontwikkeld voor de smartphone, tablet, desktop en het web.</w:t>
+      </w:r>
+    </w:p>
+    <w:p>
+      <w:pPr>
+        <w:rPr>
+          <w:rFonts w:ascii="Arial" w:hAnsi="Arial" w:cs="Arial"/>
+          <w:lang w:val="nl-NL"/>
+        </w:rPr>
+      </w:pPr>
+      <w:r>
+        <w:rPr>
+          <w:rFonts w:ascii="Arial" w:hAnsi="Arial" w:cs="Arial"/>
+          <w:b/>
+          <w:lang w:val="nl-NL"/>
+        </w:rPr>
+        <w:t>Trail:</w:t>
+      </w:r>
+      <w:r>
+        <w:rPr>
+          <w:rFonts w:ascii="Arial" w:hAnsi="Arial" w:cs="Arial"/>
+          <w:lang w:val="nl-NL"/>
+        </w:rPr>
+        <w:t xml:space="preserve"> Een spoor van je huidig afgelegde route, zodat je altijd weet in welke richting je aan het varen bent.</w:t>
+      </w:r>
+    </w:p>
+    <w:p>
+      <w:pPr>
+        <w:rPr>
+          <w:rFonts w:ascii="Arial" w:hAnsi="Arial" w:cs="Arial"/>
+          <w:lang w:val="nl-NL"/>
+        </w:rPr>
+      </w:pPr>
+      <w:r>
+        <w:rPr>
+          <w:rFonts w:ascii="Arial" w:hAnsi="Arial" w:cs="Arial"/>
+          <w:b/>
+          <w:lang w:val="nl-NL"/>
+        </w:rPr>
+        <w:t>Uitzoomen</w:t>
+      </w:r>
+      <w:r>
+        <w:rPr>
+          <w:rFonts w:ascii="Arial" w:hAnsi="Arial" w:cs="Arial"/>
+          <w:lang w:val="nl-NL"/>
+        </w:rPr>
+        <w:t>: Verkleinen van een deel van een beeld op het beeldscherm.</w:t>
+      </w:r>
+    </w:p>
+    <w:p>
+      <w:pPr>
+        <w:rPr>
+          <w:rFonts w:ascii="Arial" w:hAnsi="Arial" w:cs="Arial"/>
+          <w:lang w:val="nl-NL"/>
+        </w:rPr>
+      </w:pPr>
+      <w:r>
+        <w:rPr>
+          <w:rFonts w:ascii="Arial" w:hAnsi="Arial" w:cs="Arial"/>
+          <w:b/>
+          <w:lang w:val="nl-NL"/>
+        </w:rPr>
+        <w:t>Widgets</w:t>
+      </w:r>
+      <w:r>
+        <w:rPr>
+          <w:rFonts w:ascii="Arial" w:hAnsi="Arial" w:cs="Arial"/>
+          <w:lang w:val="nl-NL"/>
+        </w:rPr>
+        <w:t>: Een klein programmaatje dat als een soort van gadget werkt.</w:t>
+      </w:r>
+    </w:p>
+    <w:p>
+      <w:pPr>
+        <w:rPr>
+          <w:rFonts w:ascii="Arial" w:hAnsi="Arial" w:cs="Arial"/>
+          <w:lang w:val="nl-NL"/>
+        </w:rPr>
+      </w:pPr>
+      <w:r>
+        <w:rPr>
+          <w:rFonts w:ascii="Arial" w:hAnsi="Arial" w:cs="Arial"/>
+          <w:b/>
+          <w:lang w:val="nl-NL"/>
+        </w:rPr>
+        <w:t>WiFi</w:t>
+      </w:r>
+      <w:r>
+        <w:rPr>
+          <w:rFonts w:ascii="Arial" w:hAnsi="Arial" w:cs="Arial"/>
+          <w:lang w:val="nl-NL"/>
+        </w:rPr>
+        <w:t>: Techniek waarmee een computernetwerk draadloos met behulp van een radiozender en radio-ontvanger kan worden gebouwd. Er zijn geen kabels nodig in dit netwerk, maar slechts een insteekkaart in een computer.</w:t>
+      </w:r>
+    </w:p>
+    <w:p>
+      <w:pPr>
+        <w:rPr>
+          <w:rFonts w:ascii="Arial" w:hAnsi="Arial" w:cs="Arial"/>
+          <w:lang w:val="nl-NL"/>
+        </w:rPr>
+      </w:pPr>
+    </w:p>
+    <w:p>
+      <w:pPr>
+        <w:rPr>
+          <w:rFonts w:ascii="Arial" w:hAnsi="Arial" w:cs="Arial"/>
           <w:lang w:val="nl-NL"/>
         </w:rPr>
         <w:sectPr>
@@ -14196,298 +15927,1027 @@
           <w:lang w:val="nl-NL"/>
         </w:rPr>
       </w:pPr>
-      <w:bookmarkStart w:id="31" w:name="_Toc326833287"/>
+      <w:bookmarkStart w:id="35" w:name="_Toc199398116"/>
+      <w:bookmarkStart w:id="36" w:name="_Toc199400215"/>
+      <w:bookmarkStart w:id="37" w:name="_Toc199475072"/>
+      <w:bookmarkStart w:id="38" w:name="_Toc199477789"/>
+      <w:bookmarkStart w:id="39" w:name="_Toc326833291"/>
       <w:r>
         <w:rPr>
           <w:lang w:val="nl-NL"/>
         </w:rPr>
         <w:lastRenderedPageBreak/>
-        <w:t>7</w:t>
-      </w:r>
-      <w:r>
-        <w:rPr>
-          <w:lang w:val="nl-NL"/>
-        </w:rPr>
-        <w:t xml:space="preserve"> </w:t>
+        <w:t>Bijlagen</w:t>
+      </w:r>
+      <w:bookmarkEnd w:id="35"/>
+      <w:bookmarkEnd w:id="36"/>
+      <w:bookmarkEnd w:id="37"/>
+      <w:bookmarkEnd w:id="38"/>
+      <w:bookmarkEnd w:id="39"/>
+    </w:p>
+    <w:p>
+      <w:pPr>
+        <w:rPr>
+          <w:lang w:val="nl-NL"/>
+        </w:rPr>
+      </w:pPr>
+    </w:p>
+    <w:p>
+      <w:pPr>
+        <w:pStyle w:val="Kop2"/>
+        <w:spacing w:before="0"/>
+        <w:rPr>
+          <w:lang w:val="nl-NL"/>
+        </w:rPr>
+      </w:pPr>
+      <w:bookmarkStart w:id="40" w:name="_Toc326833292"/>
+      <w:r>
+        <w:rPr>
+          <w:lang w:val="nl-NL"/>
+        </w:rPr>
+        <w:t>A</w:t>
       </w:r>
       <w:r>
         <w:rPr>
           <w:lang w:val="nl-NL"/>
         </w:rPr>
         <w:tab/>
-        <w:t>Aanbevelingen</w:t>
-      </w:r>
-      <w:bookmarkEnd w:id="31"/>
-    </w:p>
-    <w:p>
-      <w:pPr>
-        <w:rPr>
-          <w:i/>
-          <w:lang w:val="nl-NL"/>
-        </w:rPr>
-      </w:pPr>
-      <w:r>
-        <w:rPr>
-          <w:i/>
-          <w:lang w:val="nl-NL"/>
-        </w:rPr>
-        <w:t>In dit hoofdstuk doen we aanbevelingen voor het vervolgen dan wel verder uitwerken van de apps</w:t>
-      </w:r>
-    </w:p>
-    <w:p>
-      <w:pPr>
-        <w:pStyle w:val="Kop3"/>
-        <w:rPr>
-          <w:lang w:val="nl-NL"/>
-        </w:rPr>
-      </w:pPr>
-      <w:bookmarkStart w:id="32" w:name="_Toc326833288"/>
-      <w:r>
-        <w:rPr>
-          <w:lang w:val="nl-NL"/>
-        </w:rPr>
-        <w:t>7</w:t>
-      </w:r>
-      <w:r>
-        <w:rPr>
-          <w:lang w:val="nl-NL"/>
-        </w:rPr>
-        <w:t>.1.1</w:t>
-      </w:r>
-      <w:r>
-        <w:rPr>
-          <w:lang w:val="nl-NL"/>
-        </w:rPr>
-        <w:tab/>
-        <w:t>Design icon app</w:t>
-      </w:r>
-      <w:bookmarkEnd w:id="32"/>
-    </w:p>
-    <w:p>
-      <w:pPr>
-        <w:rPr>
-          <w:i/>
-          <w:lang w:val="nl-NL"/>
-        </w:rPr>
-      </w:pPr>
-      <w:r>
-        <w:rPr>
-          <w:i/>
-          <w:lang w:val="nl-NL"/>
-        </w:rPr>
-        <w:t>In deze paragraaf beschrijven we hoe het icoontje van de app het beste kan worden ontworpen.</w:t>
-      </w:r>
-    </w:p>
-    <w:p>
-      <w:pPr>
-        <w:rPr>
-          <w:i/>
-          <w:lang w:val="nl-NL"/>
-        </w:rPr>
-      </w:pPr>
-    </w:p>
-    <w:p>
-      <w:pPr>
-        <w:rPr>
-          <w:lang w:val="nl-NL"/>
-        </w:rPr>
-      </w:pPr>
-      <w:r>
-        <w:rPr>
-          <w:lang w:val="nl-NL"/>
-        </w:rPr>
-        <w:t xml:space="preserve">De </w:t>
-      </w:r>
-      <w:r>
-        <w:rPr>
-          <w:lang w:val="nl-NL"/>
-        </w:rPr>
-        <w:t>Apple appstore wil 10 verschillende appicon groottes krijgen. Het is veel werk om deze allemaal op de juiste schaal op te slaan. Hiervoor is een template te vinden waardoor je maar 1 design/maa</w:t>
-      </w:r>
-      <w:r>
-        <w:rPr>
-          <w:lang w:val="nl-NL"/>
-        </w:rPr>
-        <w:t>t hoeft te maken en de rest doet</w:t>
-      </w:r>
-      <w:r>
-        <w:rPr>
-          <w:lang w:val="nl-NL"/>
-        </w:rPr>
-        <w:t xml:space="preserve"> de pho</w:t>
-      </w:r>
-      <w:r>
-        <w:rPr>
-          <w:lang w:val="nl-NL"/>
-        </w:rPr>
-        <w:t>toshop actions</w:t>
-      </w:r>
-      <w:r>
-        <w:rPr>
-          <w:lang w:val="nl-NL"/>
-        </w:rPr>
-        <w:t>.</w:t>
-      </w:r>
-      <w:r>
-        <w:rPr>
-          <w:lang w:val="nl-NL"/>
-        </w:rPr>
-        <w:t xml:space="preserve"> Deze zorgt dat alles in de juiste naamgeving en in de juiste maten opgeslagen wordt.</w:t>
-      </w:r>
-      <w:r>
-        <w:rPr>
-          <w:lang w:val="nl-NL"/>
-        </w:rPr>
-        <w:t xml:space="preserve"> Dit template is te vin</w:t>
-      </w:r>
-      <w:r>
-        <w:rPr>
-          <w:lang w:val="nl-NL"/>
-        </w:rPr>
-        <w:t>d</w:t>
-      </w:r>
-      <w:r>
-        <w:rPr>
-          <w:lang w:val="nl-NL"/>
-        </w:rPr>
-        <w:t>en en te downloaden op 'http://appicontemplate.com/'.</w:t>
-      </w:r>
-      <w:r>
-        <w:rPr>
-          <w:lang w:val="nl-NL"/>
-        </w:rPr>
-        <w:t xml:space="preserve"> Het is aan te raden om deze te gebruiken aangezien dit een hoop werk scheelt.</w:t>
-      </w:r>
-    </w:p>
-    <w:p>
-      <w:pPr>
-        <w:rPr>
-          <w:lang w:val="nl-NL"/>
-        </w:rPr>
-      </w:pPr>
-    </w:p>
-    <w:p>
-      <w:pPr>
-        <w:pStyle w:val="Kop3"/>
-        <w:rPr>
-          <w:lang w:val="nl-NL"/>
-        </w:rPr>
-      </w:pPr>
-      <w:bookmarkStart w:id="33" w:name="_Toc326833289"/>
-      <w:r>
-        <w:rPr>
-          <w:lang w:val="nl-NL"/>
-        </w:rPr>
-        <w:t>7</w:t>
-      </w:r>
-      <w:r>
-        <w:rPr>
-          <w:lang w:val="nl-NL"/>
-        </w:rPr>
-        <w:t>.1.2</w:t>
-      </w:r>
-      <w:r>
-        <w:rPr>
-          <w:lang w:val="nl-NL"/>
-        </w:rPr>
-        <w:tab/>
-        <w:t>Design icons in app</w:t>
-      </w:r>
-      <w:bookmarkEnd w:id="33"/>
-    </w:p>
-    <w:p>
-      <w:pPr>
-        <w:rPr>
-          <w:i/>
-          <w:lang w:val="nl-NL"/>
-        </w:rPr>
-      </w:pPr>
-      <w:r>
-        <w:rPr>
-          <w:i/>
-          <w:lang w:val="nl-NL"/>
-        </w:rPr>
-        <w:t>In deze paragraaf wordt beschreven wat de eisen zijn voor een incoontje binnen de applicatie.</w:t>
-      </w:r>
-    </w:p>
-    <w:p>
-      <w:pPr>
-        <w:rPr>
-          <w:i/>
-          <w:lang w:val="nl-NL"/>
-        </w:rPr>
-      </w:pPr>
-    </w:p>
-    <w:p>
-      <w:pPr>
-        <w:rPr>
-          <w:lang w:val="nl-NL"/>
-        </w:rPr>
-      </w:pPr>
-      <w:r>
-        <w:rPr>
-          <w:lang w:val="nl-NL"/>
-        </w:rPr>
-        <w:t>Alle plaatjes binnen de app moeten ook op ware s</w:t>
-      </w:r>
-      <w:r>
-        <w:rPr>
-          <w:lang w:val="nl-NL"/>
-        </w:rPr>
-        <w:t>chaal gemaakt worden, wanneer</w:t>
-      </w:r>
-      <w:r>
-        <w:rPr>
-          <w:lang w:val="nl-NL"/>
-        </w:rPr>
-        <w:t xml:space="preserve"> dit te klein</w:t>
-      </w:r>
-      <w:r>
-        <w:rPr>
-          <w:lang w:val="nl-NL"/>
-        </w:rPr>
-        <w:t xml:space="preserve"> wordt</w:t>
-      </w:r>
-      <w:r>
-        <w:rPr>
-          <w:lang w:val="nl-NL"/>
-        </w:rPr>
-        <w:t xml:space="preserve"> </w:t>
-      </w:r>
-      <w:r>
-        <w:rPr>
-          <w:lang w:val="nl-NL"/>
-        </w:rPr>
-        <w:t>ge</w:t>
-      </w:r>
-      <w:r>
-        <w:rPr>
-          <w:lang w:val="nl-NL"/>
-        </w:rPr>
-        <w:t>maakt moet het programma dit vergroten. Wanneer dit moet gebeuren worden de plaatjes altijd pixelig. Andersom is dit vaak niet zo, maar bij Titanium studio SDK's wel. Wanneer een afbeelding kleiner afgebeeld moet worden dan hij werkelijk is wordt deze ook pixelig.</w:t>
-      </w:r>
-      <w:r>
-        <w:rPr>
-          <w:lang w:val="nl-NL"/>
-        </w:rPr>
-        <w:t xml:space="preserve"> Daarom is het op schaal maken van een plaatje aan te raden om de beste kwaliteit te krijgen.</w:t>
-      </w:r>
-    </w:p>
-    <w:p>
-      <w:pPr>
-        <w:rPr>
-          <w:lang w:val="nl-NL"/>
-        </w:rPr>
-      </w:pPr>
-    </w:p>
-    <w:p>
-      <w:pPr>
+        <w:t>Keuze ontwikkelplatform voor water apps</w:t>
+      </w:r>
+      <w:bookmarkEnd w:id="40"/>
+    </w:p>
+    <w:p>
+      <w:pPr>
+        <w:rPr>
+          <w:rFonts w:ascii="Arial" w:hAnsi="Arial" w:cs="Arial"/>
+          <w:lang w:val="nl-NL"/>
+        </w:rPr>
+      </w:pPr>
+    </w:p>
+    <w:p>
+      <w:pPr>
+        <w:rPr>
+          <w:rFonts w:ascii="Arial" w:hAnsi="Arial" w:cs="Arial"/>
+          <w:lang w:val="nl-NL"/>
+        </w:rPr>
+      </w:pPr>
+      <w:r>
+        <w:rPr>
+          <w:rFonts w:ascii="Arial" w:hAnsi="Arial" w:cs="Arial"/>
+          <w:lang w:val="nl-NL"/>
+        </w:rPr>
+        <w:t xml:space="preserve">Voordat je apps gaat maken, moet je het eerst wel eens worden over een platform waarmee je het gaat ontwikkelen. Daarbij houd je rekening met de specificaties van apps, voor ons waren de belangrijkste punten: </w:t>
+      </w:r>
+    </w:p>
+    <w:p>
+      <w:pPr>
+        <w:rPr>
+          <w:rFonts w:ascii="Arial" w:hAnsi="Arial" w:cs="Arial"/>
+          <w:lang w:val="nl-NL"/>
+        </w:rPr>
+      </w:pPr>
+    </w:p>
+    <w:p>
+      <w:pPr>
+        <w:pStyle w:val="Lijstalinea"/>
+        <w:numPr>
+          <w:ilvl w:val="0"/>
+          <w:numId w:val="16"/>
+        </w:numPr>
+        <w:rPr>
+          <w:rFonts w:ascii="Arial" w:hAnsi="Arial" w:cs="Arial"/>
+          <w:lang w:val="nl-NL"/>
+        </w:rPr>
+      </w:pPr>
+      <w:r>
+        <w:rPr>
+          <w:rFonts w:ascii="Arial" w:hAnsi="Arial" w:cs="Arial"/>
+          <w:lang w:val="nl-NL"/>
+        </w:rPr>
+        <w:t>De app moet voor meerdere platformen gemaakt worden. (Minstens Android en iOS)</w:t>
+      </w:r>
+    </w:p>
+    <w:p>
+      <w:pPr>
+        <w:pStyle w:val="Lijstalinea"/>
+        <w:numPr>
+          <w:ilvl w:val="0"/>
+          <w:numId w:val="16"/>
+        </w:numPr>
+        <w:rPr>
+          <w:rFonts w:ascii="Arial" w:hAnsi="Arial" w:cs="Arial"/>
+          <w:lang w:val="nl-NL"/>
+        </w:rPr>
+      </w:pPr>
+      <w:r>
+        <w:rPr>
+          <w:rFonts w:ascii="Arial" w:hAnsi="Arial" w:cs="Arial"/>
+          <w:lang w:val="nl-NL"/>
+        </w:rPr>
+        <w:t>De ontwikkelomgeving moet ook cross platform zijn. (Windows, OS X, Linux)</w:t>
+      </w:r>
+    </w:p>
+    <w:p>
+      <w:pPr>
+        <w:pStyle w:val="Lijstalinea"/>
+        <w:numPr>
+          <w:ilvl w:val="0"/>
+          <w:numId w:val="16"/>
+        </w:numPr>
+        <w:rPr>
+          <w:rFonts w:ascii="Arial" w:hAnsi="Arial" w:cs="Arial"/>
+          <w:lang w:val="nl-NL"/>
+        </w:rPr>
+      </w:pPr>
+      <w:r>
+        <w:rPr>
+          <w:rFonts w:ascii="Arial" w:hAnsi="Arial" w:cs="Arial"/>
+          <w:lang w:val="nl-NL"/>
+        </w:rPr>
+        <w:t>Google maps api met offline caching.</w:t>
+      </w:r>
+    </w:p>
+    <w:p>
+      <w:pPr>
+        <w:pStyle w:val="Lijstalinea"/>
+        <w:numPr>
+          <w:ilvl w:val="0"/>
+          <w:numId w:val="16"/>
+        </w:numPr>
+        <w:rPr>
+          <w:rFonts w:ascii="Arial" w:hAnsi="Arial" w:cs="Arial"/>
+          <w:lang w:val="nl-NL"/>
+        </w:rPr>
+      </w:pPr>
+      <w:r>
+        <w:rPr>
+          <w:rFonts w:ascii="Arial" w:hAnsi="Arial" w:cs="Arial"/>
+          <w:lang w:val="nl-NL"/>
+        </w:rPr>
+        <w:t>Liefst geen kosten.</w:t>
+      </w:r>
+    </w:p>
+    <w:p>
+      <w:pPr>
+        <w:rPr>
+          <w:rFonts w:ascii="Arial" w:hAnsi="Arial" w:cs="Arial"/>
+          <w:lang w:val="nl-NL"/>
+        </w:rPr>
+      </w:pPr>
+    </w:p>
+    <w:p>
+      <w:pPr>
+        <w:rPr>
+          <w:rFonts w:ascii="Arial" w:hAnsi="Arial" w:cs="Arial"/>
+          <w:lang w:val="nl-NL"/>
+        </w:rPr>
+      </w:pPr>
+      <w:r>
+        <w:rPr>
+          <w:rFonts w:ascii="Arial" w:hAnsi="Arial" w:cs="Arial"/>
+          <w:lang w:val="nl-NL"/>
+        </w:rPr>
+        <w:t>Aan de hand van de bovenstaande eisen hebben we een shortlist gemaakt met ontwikkel platformen die ons interressant leken. Dit zijn:</w:t>
+      </w:r>
+    </w:p>
+    <w:p>
+      <w:pPr>
+        <w:rPr>
+          <w:rFonts w:ascii="Arial" w:hAnsi="Arial" w:cs="Arial"/>
+          <w:lang w:val="nl-NL"/>
+        </w:rPr>
+      </w:pPr>
+    </w:p>
+    <w:p>
+      <w:pPr>
+        <w:pStyle w:val="Lijstalinea"/>
+        <w:numPr>
+          <w:ilvl w:val="0"/>
+          <w:numId w:val="23"/>
+        </w:numPr>
+        <w:rPr>
+          <w:rFonts w:ascii="Arial" w:hAnsi="Arial" w:cs="Arial"/>
+          <w:lang w:val="nl-NL"/>
+        </w:rPr>
+      </w:pPr>
+      <w:r>
+        <w:rPr>
+          <w:rFonts w:ascii="Arial" w:hAnsi="Arial" w:cs="Arial"/>
+          <w:lang w:val="nl-NL"/>
+        </w:rPr>
+        <w:t>Phonegap / Apache Cordova</w:t>
+      </w:r>
+    </w:p>
+    <w:p>
+      <w:pPr>
+        <w:pStyle w:val="Lijstalinea"/>
+        <w:numPr>
+          <w:ilvl w:val="0"/>
+          <w:numId w:val="23"/>
+        </w:numPr>
+        <w:rPr>
+          <w:rFonts w:ascii="Arial" w:hAnsi="Arial" w:cs="Arial"/>
+          <w:lang w:val="nl-NL"/>
+        </w:rPr>
+      </w:pPr>
+      <w:r>
+        <w:rPr>
+          <w:rFonts w:ascii="Arial" w:hAnsi="Arial" w:cs="Arial"/>
+          <w:lang w:val="nl-NL"/>
+        </w:rPr>
+        <w:t>Titanium Appcelerator</w:t>
+      </w:r>
+    </w:p>
+    <w:p>
+      <w:pPr>
+        <w:pStyle w:val="Lijstalinea"/>
+        <w:numPr>
+          <w:ilvl w:val="0"/>
+          <w:numId w:val="23"/>
+        </w:numPr>
+        <w:rPr>
+          <w:rFonts w:ascii="Arial" w:hAnsi="Arial" w:cs="Arial"/>
+          <w:lang w:val="nl-NL"/>
+        </w:rPr>
+      </w:pPr>
+      <w:r>
+        <w:rPr>
+          <w:rFonts w:ascii="Arial" w:hAnsi="Arial" w:cs="Arial"/>
+          <w:lang w:val="nl-NL"/>
+        </w:rPr>
+        <w:t>MonoTouch &amp; MonoDroid</w:t>
+      </w:r>
+    </w:p>
+    <w:p>
+      <w:pPr>
+        <w:pStyle w:val="Lijstalinea"/>
+        <w:numPr>
+          <w:ilvl w:val="0"/>
+          <w:numId w:val="23"/>
+        </w:numPr>
+        <w:rPr>
+          <w:rFonts w:ascii="Arial" w:hAnsi="Arial" w:cs="Arial"/>
+          <w:lang w:val="nl-NL"/>
+        </w:rPr>
+      </w:pPr>
+      <w:r>
+        <w:rPr>
+          <w:rFonts w:ascii="Arial" w:hAnsi="Arial" w:cs="Arial"/>
+          <w:lang w:val="nl-NL"/>
+        </w:rPr>
+        <w:t>De native ontwikkel omgeving van elk smartphone platform</w:t>
+      </w:r>
+    </w:p>
+    <w:p>
+      <w:pPr>
+        <w:rPr>
+          <w:rFonts w:ascii="Arial" w:hAnsi="Arial" w:cs="Arial"/>
+          <w:lang w:val="nl-NL"/>
+        </w:rPr>
+      </w:pPr>
+    </w:p>
+    <w:p>
+      <w:pPr>
+        <w:rPr>
+          <w:rFonts w:ascii="Arial" w:hAnsi="Arial" w:cs="Arial"/>
+          <w:lang w:val="nl-NL"/>
+        </w:rPr>
+      </w:pPr>
+    </w:p>
+    <w:p>
+      <w:pPr>
+        <w:rPr>
+          <w:rFonts w:ascii="Arial" w:hAnsi="Arial" w:cs="Arial"/>
+          <w:b/>
+          <w:lang w:val="nl-NL"/>
+        </w:rPr>
+      </w:pPr>
+      <w:r>
+        <w:rPr>
+          <w:rFonts w:ascii="Arial" w:hAnsi="Arial" w:cs="Arial"/>
+          <w:b/>
+          <w:lang w:val="nl-NL"/>
+        </w:rPr>
+        <w:t>Titanium Appcelerator:</w:t>
+      </w:r>
+    </w:p>
+    <w:p>
+      <w:pPr>
+        <w:rPr>
+          <w:rFonts w:ascii="Arial" w:hAnsi="Arial" w:cs="Arial"/>
+          <w:lang w:val="nl-NL"/>
+        </w:rPr>
+      </w:pPr>
+      <w:r>
+        <w:rPr>
+          <w:rFonts w:ascii="Arial" w:hAnsi="Arial" w:cs="Arial"/>
+          <w:lang w:val="nl-NL"/>
+        </w:rPr>
+        <w:t>Als eerste hebben we Titanium Appcelerator onderzocht, het grote voordeel van dit platform is dat je snel en cross platform native apps kunt ontwikkelen, met een programmeertaal die erg populair is.</w:t>
+      </w:r>
+    </w:p>
+    <w:p>
+      <w:pPr>
+        <w:rPr>
+          <w:rFonts w:ascii="Arial" w:hAnsi="Arial" w:cs="Arial"/>
+          <w:lang w:val="nl-NL"/>
+        </w:rPr>
+      </w:pPr>
+    </w:p>
+    <w:p>
+      <w:pPr>
+        <w:rPr>
+          <w:rFonts w:ascii="Arial" w:hAnsi="Arial" w:cs="Arial"/>
+          <w:lang w:val="nl-NL"/>
+        </w:rPr>
+      </w:pPr>
+      <w:r>
+        <w:rPr>
+          <w:rFonts w:ascii="Arial" w:hAnsi="Arial" w:cs="Arial"/>
+          <w:lang w:val="nl-NL"/>
+        </w:rPr>
+        <w:t>Het platform ondersteunt in zekere zin Android, iOS en Blackberry. Voor iOS geldt altijd dat je alleen op een OS X pc kunt testen. Bij Titanium Appcelerator is ook nog het geval dat je alleen voor Blackberry kunt testen op een Windows pc. Het is dus wel cross platform, maar toch enigzins beperkt, maar het voldoet wel aan de eis.</w:t>
+      </w:r>
+    </w:p>
+    <w:p>
+      <w:pPr>
+        <w:rPr>
+          <w:rFonts w:ascii="Arial" w:hAnsi="Arial" w:cs="Arial"/>
+          <w:lang w:val="nl-NL"/>
+        </w:rPr>
+      </w:pPr>
+    </w:p>
+    <w:p>
+      <w:pPr>
+        <w:rPr>
+          <w:rFonts w:ascii="Arial" w:hAnsi="Arial" w:cs="Arial"/>
+          <w:lang w:val="nl-NL"/>
+        </w:rPr>
+      </w:pPr>
+      <w:r>
+        <w:rPr>
+          <w:rFonts w:ascii="Arial" w:hAnsi="Arial" w:cs="Arial"/>
+          <w:lang w:val="nl-NL"/>
+        </w:rPr>
+        <w:t>Apps ontwikkelen met Appcelerator doe je met de JavaScript programmeertaal, het gebruik van JavaScript hierin is een combinatie van een soort van declaratief programmeren, in het geval van user interface elementen en object georienteerd programmeren in bij het maken van het programma achter de app zelf.</w:t>
+      </w:r>
+    </w:p>
+    <w:p>
+      <w:pPr>
+        <w:rPr>
+          <w:rFonts w:ascii="Arial" w:hAnsi="Arial" w:cs="Arial"/>
+          <w:lang w:val="nl-NL"/>
+        </w:rPr>
+      </w:pPr>
+    </w:p>
+    <w:p>
+      <w:pPr>
+        <w:rPr>
+          <w:rFonts w:ascii="Arial" w:hAnsi="Arial" w:cs="Arial"/>
+          <w:lang w:val="nl-NL"/>
+        </w:rPr>
+      </w:pPr>
+      <w:r>
+        <w:rPr>
+          <w:rFonts w:ascii="Arial" w:hAnsi="Arial" w:cs="Arial"/>
+          <w:lang w:val="nl-NL"/>
+        </w:rPr>
+        <w:t>Het platform maakt gebruik van het smartphone eigen user interface elementen en heeft ook toegang tot (bijna) alle api's die het smartphone platform ondersteunt. Daarbij hoort dus ook de Google maps api.</w:t>
+      </w:r>
+    </w:p>
+    <w:p>
+      <w:pPr>
+        <w:rPr>
+          <w:rFonts w:ascii="Arial" w:hAnsi="Arial" w:cs="Arial"/>
+          <w:lang w:val="nl-NL"/>
+        </w:rPr>
+      </w:pPr>
+    </w:p>
+    <w:p>
+      <w:pPr>
+        <w:rPr>
+          <w:rFonts w:ascii="Arial" w:hAnsi="Arial" w:cs="Arial"/>
+          <w:lang w:val="nl-NL"/>
+        </w:rPr>
+      </w:pPr>
+      <w:r>
+        <w:rPr>
+          <w:rFonts w:ascii="Arial" w:hAnsi="Arial" w:cs="Arial"/>
+          <w:lang w:val="nl-NL"/>
+        </w:rPr>
+        <w:t xml:space="preserve">Een nadeel van Appcelerator is het eigen ontwikkelomgeving (Titanium Studio), de installatie hiervan is niet echt vanzelfsprekend en ook documentatie voor de installatie ontbreekt grotendeels. Alleen op OS X werkte Titanium Studio gelijk na de intallatie. Bij de installatie met Windows kon het programma zelf niet de Java JDK vinden en moesten er een aantal onderliggende omgevings variabelen aangepast worden zodat het programma wel het Java JDK kon vinden. De installatie op Linux was ook niet makkelijk, je krijgt een gecomprimeerd bestandje met de Studio </w:t>
+      </w:r>
+      <w:r>
+        <w:rPr>
+          <w:rFonts w:ascii="Arial" w:hAnsi="Arial" w:cs="Arial"/>
+          <w:lang w:val="nl-NL"/>
+        </w:rPr>
+        <w:lastRenderedPageBreak/>
+        <w:t>voorgeinstalleerd, als je deze opstart kreeg je een aantal fout meldingen van missende libraries en bestanden. Uiteindelijk moest er eerst nog het volgende geinstalleerd worden om het programma werkend te krijgen in Linux:</w:t>
+      </w:r>
+    </w:p>
+    <w:p>
+      <w:pPr>
+        <w:rPr>
+          <w:rFonts w:ascii="Arial" w:hAnsi="Arial" w:cs="Arial"/>
+          <w:lang w:val="nl-NL"/>
+        </w:rPr>
+      </w:pPr>
+    </w:p>
+    <w:p>
+      <w:pPr>
+        <w:pStyle w:val="Lijstalinea"/>
+        <w:numPr>
+          <w:ilvl w:val="0"/>
+          <w:numId w:val="24"/>
+        </w:numPr>
+        <w:rPr>
+          <w:rFonts w:ascii="Arial" w:hAnsi="Arial" w:cs="Arial"/>
+          <w:lang w:val="nl-NL"/>
+        </w:rPr>
+      </w:pPr>
+      <w:r>
+        <w:rPr>
+          <w:rFonts w:ascii="Arial" w:hAnsi="Arial" w:cs="Arial"/>
+          <w:lang w:val="nl-NL"/>
+        </w:rPr>
+        <w:t>De proprietaire Oracle Java JDK, die officieel niet door Linux ondersteund wordt.</w:t>
+      </w:r>
+    </w:p>
+    <w:p>
+      <w:pPr>
+        <w:pStyle w:val="Lijstalinea"/>
+        <w:numPr>
+          <w:ilvl w:val="0"/>
+          <w:numId w:val="24"/>
+        </w:numPr>
+        <w:rPr>
+          <w:rFonts w:ascii="Arial" w:hAnsi="Arial" w:cs="Arial"/>
+          <w:lang w:val="nl-NL"/>
+        </w:rPr>
+      </w:pPr>
+      <w:r>
+        <w:rPr>
+          <w:rFonts w:ascii="Arial" w:hAnsi="Arial" w:cs="Arial"/>
+          <w:lang w:val="nl-NL"/>
+        </w:rPr>
+        <w:t>Een extra SDK van Titanium zelf.</w:t>
+      </w:r>
+    </w:p>
+    <w:p>
+      <w:pPr>
+        <w:pStyle w:val="Lijstalinea"/>
+        <w:numPr>
+          <w:ilvl w:val="0"/>
+          <w:numId w:val="24"/>
+        </w:numPr>
+        <w:rPr>
+          <w:rFonts w:ascii="Arial" w:hAnsi="Arial" w:cs="Arial"/>
+          <w:lang w:val="nl-NL"/>
+        </w:rPr>
+      </w:pPr>
+      <w:r>
+        <w:rPr>
+          <w:rFonts w:ascii="Arial" w:hAnsi="Arial" w:cs="Arial"/>
+          <w:lang w:val="nl-NL"/>
+        </w:rPr>
+        <w:t>De libpng62 library.</w:t>
+      </w:r>
+    </w:p>
+    <w:p>
+      <w:pPr>
+        <w:rPr>
+          <w:rFonts w:ascii="Arial" w:hAnsi="Arial" w:cs="Arial"/>
+          <w:lang w:val="nl-NL"/>
+        </w:rPr>
+      </w:pPr>
+    </w:p>
+    <w:p>
+      <w:pPr>
+        <w:rPr>
+          <w:rFonts w:ascii="Arial" w:hAnsi="Arial" w:cs="Arial"/>
+          <w:lang w:val="nl-NL"/>
+        </w:rPr>
+      </w:pPr>
+      <w:r>
+        <w:rPr>
+          <w:rFonts w:ascii="Arial" w:hAnsi="Arial" w:cs="Arial"/>
+          <w:lang w:val="nl-NL"/>
+        </w:rPr>
+        <w:t xml:space="preserve">Als voetnoot willen we er nog bij zeggen dat Titanium Studio eigenlijk niet veel meer is dan een mix-up van Eclipse, het ontwikkelplatform voor o.a. native Android apps en Java applicaties, is. </w:t>
+      </w:r>
+    </w:p>
+    <w:p>
+      <w:pPr>
+        <w:rPr>
+          <w:rFonts w:ascii="Arial" w:hAnsi="Arial" w:cs="Arial"/>
+          <w:lang w:val="nl-NL"/>
+        </w:rPr>
+      </w:pPr>
+    </w:p>
+    <w:p>
+      <w:pPr>
+        <w:rPr>
+          <w:rFonts w:ascii="Arial" w:hAnsi="Arial" w:cs="Arial"/>
+          <w:lang w:val="nl-NL"/>
+        </w:rPr>
+      </w:pPr>
+      <w:r>
+        <w:rPr>
+          <w:rFonts w:ascii="Arial" w:hAnsi="Arial" w:cs="Arial"/>
+          <w:lang w:val="nl-NL"/>
+        </w:rPr>
+        <w:t>De eerste keer dat we naar dit platform hadden gekeken, hebben we het al snel aan de kant gezet, omdat we Titanium Studio na een paar uur debuggen nog niet werkend hadden.</w:t>
+      </w:r>
+    </w:p>
+    <w:p>
+      <w:pPr>
+        <w:rPr>
+          <w:rFonts w:ascii="Arial" w:hAnsi="Arial" w:cs="Arial"/>
+          <w:lang w:val="nl-NL"/>
+        </w:rPr>
+      </w:pPr>
+    </w:p>
+    <w:p>
+      <w:pPr>
+        <w:rPr>
+          <w:rFonts w:ascii="Arial" w:hAnsi="Arial" w:cs="Arial"/>
+          <w:b/>
+          <w:lang w:val="nl-NL"/>
+        </w:rPr>
+      </w:pPr>
+      <w:r>
+        <w:rPr>
+          <w:rFonts w:ascii="Arial" w:hAnsi="Arial" w:cs="Arial"/>
+          <w:b/>
+          <w:lang w:val="nl-NL"/>
+        </w:rPr>
+        <w:t>Native</w:t>
+      </w:r>
+    </w:p>
+    <w:p>
+      <w:pPr>
+        <w:rPr>
+          <w:rFonts w:ascii="Arial" w:hAnsi="Arial" w:cs="Arial"/>
+          <w:lang w:val="nl-NL"/>
+        </w:rPr>
+      </w:pPr>
+      <w:r>
+        <w:rPr>
+          <w:rFonts w:ascii="Arial" w:hAnsi="Arial" w:cs="Arial"/>
+          <w:lang w:val="nl-NL"/>
+        </w:rPr>
+        <w:t>Het volgende platform wat we na Titanium studio hebben bekeken is het platform waar het meeste werk in gaat zitten, dat is namelijk het gebruik van het eigen app ontwikkelplatform van elk apart smartphone platform, als we dan dus aan onze minimale cross platform eis willen voldoen komt dat neer op het gebruik van xCode voor iOS apps en Eclipse voor Android apps, je bent dan met twee verschillende programmeertalen aan het werk, repectievelijk Objective-C en Java. Je moet dan dus in principe elke app twee keer schrijven en twee keer onderhouden. Daarnaast is het ontwikkelen van een specifieke iOS app ook alleen maar mogelijk met een OS X pc.</w:t>
+      </w:r>
+    </w:p>
+    <w:p>
+      <w:pPr>
+        <w:rPr>
+          <w:rFonts w:ascii="Arial" w:hAnsi="Arial" w:cs="Arial"/>
+          <w:lang w:val="nl-NL"/>
+        </w:rPr>
+      </w:pPr>
+    </w:p>
+    <w:p>
+      <w:pPr>
+        <w:rPr>
+          <w:rFonts w:ascii="Arial" w:hAnsi="Arial" w:cs="Arial"/>
+          <w:lang w:val="nl-NL"/>
+        </w:rPr>
+      </w:pPr>
+      <w:r>
+        <w:rPr>
+          <w:rFonts w:ascii="Arial" w:hAnsi="Arial" w:cs="Arial"/>
+          <w:lang w:val="nl-NL"/>
+        </w:rPr>
+        <w:t>Door de bovengenoemde redenen is native dus geen goede keuze. Het voldoet niet goed aan onze gestelde eisen.</w:t>
+      </w:r>
+    </w:p>
+    <w:p>
+      <w:pPr>
+        <w:rPr>
+          <w:rFonts w:ascii="Arial" w:hAnsi="Arial" w:cs="Arial"/>
+          <w:lang w:val="nl-NL"/>
+        </w:rPr>
+      </w:pPr>
+    </w:p>
+    <w:p>
+      <w:pPr>
+        <w:rPr>
+          <w:rFonts w:ascii="Arial" w:hAnsi="Arial" w:cs="Arial"/>
+          <w:b/>
+          <w:lang w:val="nl-NL"/>
+        </w:rPr>
+      </w:pPr>
+      <w:r>
+        <w:rPr>
+          <w:rFonts w:ascii="Arial" w:hAnsi="Arial" w:cs="Arial"/>
+          <w:b/>
+          <w:lang w:val="nl-NL"/>
+        </w:rPr>
+        <w:t>Phonegap / Apache Cordova</w:t>
+      </w:r>
+    </w:p>
+    <w:p>
+      <w:pPr>
+        <w:rPr>
+          <w:rFonts w:ascii="Arial" w:hAnsi="Arial" w:cs="Arial"/>
+          <w:lang w:val="nl-NL"/>
+        </w:rPr>
+      </w:pPr>
+      <w:r>
+        <w:rPr>
+          <w:rFonts w:ascii="Arial" w:hAnsi="Arial" w:cs="Arial"/>
+          <w:lang w:val="nl-NL"/>
+        </w:rPr>
+        <w:t>Als derde hebben we Phonegap getest, dit platform is uit alle mogelijkheden die we hebben onderzocht het meest cross platform, het ondersteund Android, iOS, Blackberry, Windows Phone, Symbian en webOS.</w:t>
+      </w:r>
+    </w:p>
+    <w:p>
+      <w:pPr>
+        <w:rPr>
+          <w:rFonts w:ascii="Arial" w:hAnsi="Arial" w:cs="Arial"/>
+          <w:lang w:val="nl-NL"/>
+        </w:rPr>
+      </w:pPr>
+    </w:p>
+    <w:p>
+      <w:pPr>
+        <w:rPr>
+          <w:rFonts w:ascii="Arial" w:hAnsi="Arial" w:cs="Arial"/>
+          <w:lang w:val="nl-NL"/>
+        </w:rPr>
+      </w:pPr>
+      <w:r>
+        <w:rPr>
+          <w:rFonts w:ascii="Arial" w:hAnsi="Arial" w:cs="Arial"/>
+          <w:lang w:val="nl-NL"/>
+        </w:rPr>
+        <w:t>Het platform heeft geen eigen ontwikkelomgeving, in plaats daarvan is er op website van Phonegap een handleiding hoe je in een korte tijd voor elk platform een template project opzet, vervolgens is er een map 'www' die je app code bevat, deze deel je tussen de template projecten van de verschillende projecten.</w:t>
+      </w:r>
+    </w:p>
+    <w:p>
+      <w:pPr>
+        <w:rPr>
+          <w:rFonts w:ascii="Arial" w:hAnsi="Arial" w:cs="Arial"/>
+          <w:lang w:val="nl-NL"/>
+        </w:rPr>
+      </w:pPr>
+    </w:p>
+    <w:p>
+      <w:pPr>
+        <w:rPr>
+          <w:rFonts w:ascii="Arial" w:hAnsi="Arial" w:cs="Arial"/>
+          <w:lang w:val="nl-NL"/>
+        </w:rPr>
+      </w:pPr>
+      <w:r>
+        <w:rPr>
+          <w:rFonts w:ascii="Arial" w:hAnsi="Arial" w:cs="Arial"/>
+          <w:lang w:val="nl-NL"/>
+        </w:rPr>
+        <w:t>De app zelf maak je met HTML, CSS en JavaScript, dit werkt precies zoals je een normale website voor een smartphone zou maken en is dus vrij makelijk te doen, ook is zijn er bij dit platform doormiddel van een JavaScript library de meeste native api's beschikbaar. Helaas een van de weinige api's die dan net weer niet beschikbaar is, is die van Google Maps. Hierdoor zouden we de JavaScript Google maps api moeten gebruiken, waarvan de performance op het mobiele netwerk zeer ondermaats is.</w:t>
+      </w:r>
+    </w:p>
+    <w:p>
+      <w:pPr>
+        <w:rPr>
+          <w:rFonts w:ascii="Arial" w:hAnsi="Arial" w:cs="Arial"/>
+          <w:lang w:val="nl-NL"/>
+        </w:rPr>
+      </w:pPr>
+    </w:p>
+    <w:p>
+      <w:pPr>
+        <w:rPr>
+          <w:rFonts w:ascii="Arial" w:hAnsi="Arial" w:cs="Arial"/>
+          <w:lang w:val="nl-NL"/>
+        </w:rPr>
+      </w:pPr>
+      <w:r>
+        <w:rPr>
+          <w:rFonts w:ascii="Arial" w:hAnsi="Arial" w:cs="Arial"/>
+          <w:lang w:val="nl-NL"/>
+        </w:rPr>
+        <w:lastRenderedPageBreak/>
+        <w:t>Omdat het met HTML, CSS en JavaScript werkt, zijn er ook geen native user interface elementen beschikbaar, deze zouden we dan dus zelf moeten ontwikkelen, of een 3rd party library, zoals jQuery Mobile, daarvoor gebruiken.</w:t>
+      </w:r>
+    </w:p>
+    <w:p>
+      <w:pPr>
+        <w:rPr>
+          <w:rFonts w:ascii="Arial" w:hAnsi="Arial" w:cs="Arial"/>
+          <w:lang w:val="nl-NL"/>
+        </w:rPr>
+      </w:pPr>
+    </w:p>
+    <w:p>
+      <w:pPr>
+        <w:rPr>
+          <w:rFonts w:ascii="Arial" w:hAnsi="Arial" w:cs="Arial"/>
+          <w:lang w:val="nl-NL"/>
+        </w:rPr>
+      </w:pPr>
+      <w:r>
+        <w:rPr>
+          <w:rFonts w:ascii="Arial" w:hAnsi="Arial" w:cs="Arial"/>
+          <w:lang w:val="nl-NL"/>
+        </w:rPr>
+        <w:t>Ook al leek het ons op het eerste gezicht een goed platform, toch moesten we het voor dit project laten varen, omdat het niet aan onze Google Maps eis voldoet.</w:t>
+      </w:r>
+    </w:p>
+    <w:p>
+      <w:pPr>
+        <w:rPr>
+          <w:rFonts w:ascii="Arial" w:hAnsi="Arial" w:cs="Arial"/>
+          <w:lang w:val="nl-NL"/>
+        </w:rPr>
+      </w:pPr>
+    </w:p>
+    <w:p>
+      <w:pPr>
+        <w:rPr>
+          <w:rFonts w:ascii="Arial" w:hAnsi="Arial" w:cs="Arial"/>
+          <w:b/>
+          <w:lang w:val="nl-NL"/>
+        </w:rPr>
+      </w:pPr>
+      <w:r>
+        <w:rPr>
+          <w:rFonts w:ascii="Arial" w:hAnsi="Arial" w:cs="Arial"/>
+          <w:b/>
+          <w:lang w:val="nl-NL"/>
+        </w:rPr>
+        <w:t>MonoTouch / MonoDroid</w:t>
+      </w:r>
+    </w:p>
+    <w:p>
+      <w:pPr>
+        <w:rPr>
+          <w:rFonts w:ascii="Arial" w:hAnsi="Arial" w:cs="Arial"/>
+          <w:lang w:val="nl-NL"/>
+        </w:rPr>
+      </w:pPr>
+      <w:r>
+        <w:rPr>
+          <w:rFonts w:ascii="Arial" w:hAnsi="Arial" w:cs="Arial"/>
+          <w:lang w:val="nl-NL"/>
+        </w:rPr>
+        <w:t xml:space="preserve">Last but not least, hebben we MonoTouch/MonoDroid onderzocht, dit zijn twee verschillende platformen van hetzelfde bedrijf. MonoTouch is voor iOS en MonoDroid is voor Android. Het voldoet dus aan de minimale eis van cross platform zijn. </w:t>
+      </w:r>
+    </w:p>
+    <w:p>
+      <w:pPr>
+        <w:rPr>
+          <w:rFonts w:ascii="Arial" w:hAnsi="Arial" w:cs="Arial"/>
+          <w:lang w:val="nl-NL"/>
+        </w:rPr>
+      </w:pPr>
+    </w:p>
+    <w:p>
+      <w:pPr>
+        <w:rPr>
+          <w:rFonts w:ascii="Arial" w:hAnsi="Arial" w:cs="Arial"/>
+          <w:lang w:val="nl-NL"/>
+        </w:rPr>
+      </w:pPr>
+      <w:r>
+        <w:rPr>
+          <w:rFonts w:ascii="Arial" w:hAnsi="Arial" w:cs="Arial"/>
+          <w:lang w:val="nl-NL"/>
+        </w:rPr>
+        <w:t>Het platform werkt met C#, het grote voordeel hiervan is dat alle groepsleden al vaker met C# gewerkt hebben. Ook belooft het platform, dat je ondanks dat het twee aparte platformen zijn, toch vrij veel van de app code onder elkaar kunt uitwisselen. Daarnaast is alles native en heb je dus beschikking tot de native user interfaces, native api, waaronder dus ook de Google Maps api.</w:t>
+      </w:r>
+    </w:p>
+    <w:p>
+      <w:pPr>
+        <w:rPr>
+          <w:rFonts w:ascii="Arial" w:hAnsi="Arial" w:cs="Arial"/>
+          <w:lang w:val="nl-NL"/>
+        </w:rPr>
+      </w:pPr>
+    </w:p>
+    <w:p>
+      <w:pPr>
+        <w:rPr>
+          <w:rFonts w:ascii="Arial" w:hAnsi="Arial" w:cs="Arial"/>
+          <w:lang w:val="nl-NL"/>
+        </w:rPr>
+      </w:pPr>
+      <w:r>
+        <w:rPr>
+          <w:rFonts w:ascii="Arial" w:hAnsi="Arial" w:cs="Arial"/>
+          <w:lang w:val="nl-NL"/>
+        </w:rPr>
+        <w:t>Het ontwikkelen met MonoTouch en MonoDroid doe je met Microsoft Visual Studio of MonoDevelop, beide zijn goed werkende programmas waar goed in te ontwikkelen valt.</w:t>
+      </w:r>
+    </w:p>
+    <w:p>
+      <w:pPr>
+        <w:rPr>
+          <w:rFonts w:ascii="Arial" w:hAnsi="Arial" w:cs="Arial"/>
+          <w:lang w:val="nl-NL"/>
+        </w:rPr>
+      </w:pPr>
+    </w:p>
+    <w:p>
+      <w:pPr>
+        <w:rPr>
+          <w:rFonts w:ascii="Arial" w:hAnsi="Arial" w:cs="Arial"/>
+          <w:lang w:val="nl-NL"/>
+        </w:rPr>
+      </w:pPr>
+      <w:r>
+        <w:rPr>
+          <w:rFonts w:ascii="Arial" w:hAnsi="Arial" w:cs="Arial"/>
+          <w:lang w:val="nl-NL"/>
+        </w:rPr>
+        <w:t xml:space="preserve">Helaas moet ook dit platform afvallen omdat het niet aan het gewoonweg te duur ($999) is om er mee te ontwikkelen. </w:t>
+      </w:r>
+    </w:p>
+    <w:p>
+      <w:pPr>
+        <w:rPr>
+          <w:rFonts w:ascii="Arial" w:hAnsi="Arial" w:cs="Arial"/>
+          <w:lang w:val="nl-NL"/>
+        </w:rPr>
+      </w:pPr>
+    </w:p>
+    <w:p>
+      <w:pPr>
+        <w:rPr>
+          <w:rFonts w:ascii="Arial" w:hAnsi="Arial" w:cs="Arial"/>
+          <w:b/>
+          <w:lang w:val="nl-NL"/>
+        </w:rPr>
+      </w:pPr>
+      <w:r>
+        <w:rPr>
+          <w:rFonts w:ascii="Arial" w:hAnsi="Arial" w:cs="Arial"/>
+          <w:b/>
+          <w:lang w:val="nl-NL"/>
+        </w:rPr>
+        <w:t>Conclusie</w:t>
+      </w:r>
+    </w:p>
+    <w:p>
+      <w:pPr>
+        <w:rPr>
+          <w:rFonts w:ascii="Arial" w:hAnsi="Arial" w:cs="Arial"/>
+          <w:lang w:val="nl-NL"/>
+        </w:rPr>
+      </w:pPr>
+      <w:r>
+        <w:rPr>
+          <w:rFonts w:ascii="Arial" w:hAnsi="Arial" w:cs="Arial"/>
+          <w:lang w:val="nl-NL"/>
+        </w:rPr>
+        <w:t>Uiteindelijk zijn we weer terug gekomen op Titanium Appcelerator, na een aantal extra uren debuggen hebben we Titanium Studio op elke pc aan het werk gekregen en is het gelukt om een 'Hello World' app werkend te krijgen. De apps gaan dus ontwikkeld worden in Titanium Studio.</w:t>
+      </w:r>
+    </w:p>
+    <w:p>
+      <w:pPr>
+        <w:rPr>
+          <w:rFonts w:ascii="Arial" w:hAnsi="Arial" w:cs="Arial"/>
+          <w:lang w:val="nl-NL"/>
+        </w:rPr>
+      </w:pPr>
+    </w:p>
+    <w:p>
+      <w:pPr>
+        <w:rPr>
+          <w:rFonts w:ascii="Arial" w:hAnsi="Arial" w:cs="Arial"/>
+          <w:lang w:val="nl-NL"/>
+        </w:rPr>
+      </w:pPr>
+      <w:r>
+        <w:rPr>
+          <w:rFonts w:ascii="Arial" w:hAnsi="Arial" w:cs="Arial"/>
+          <w:lang w:val="nl-NL"/>
+        </w:rPr>
+        <w:t>Als we een andere app zouden ontwikkelen waar we niet verplicht de Google Maps api nodig hadden, dan hadden we voor Phonegap gekozen, het gebruik daarvan is een stuk makkelijker dan bijvoorbeeld Titanium Appcelerator.</w:t>
+      </w:r>
+    </w:p>
+    <w:p>
+      <w:pPr>
+        <w:rPr>
+          <w:rFonts w:ascii="Arial" w:hAnsi="Arial" w:cs="Arial"/>
+          <w:lang w:val="nl-NL"/>
+        </w:rPr>
+      </w:pPr>
+    </w:p>
+    <w:p>
+      <w:pPr>
+        <w:rPr>
+          <w:rFonts w:ascii="Arial" w:hAnsi="Arial" w:cs="Arial"/>
+          <w:lang w:val="nl-NL"/>
+        </w:rPr>
+      </w:pPr>
+    </w:p>
+    <w:p>
+      <w:pPr>
+        <w:rPr>
+          <w:rFonts w:ascii="Arial" w:hAnsi="Arial" w:cs="Arial"/>
+          <w:lang w:val="nl-NL"/>
+        </w:rPr>
+      </w:pPr>
+    </w:p>
+    <w:p>
+      <w:pPr>
+        <w:rPr>
+          <w:rFonts w:ascii="Arial" w:hAnsi="Arial" w:cs="Arial"/>
+          <w:lang w:val="nl-NL"/>
+        </w:rPr>
+      </w:pPr>
+    </w:p>
+    <w:p>
+      <w:pPr>
+        <w:rPr>
+          <w:rFonts w:ascii="Arial" w:hAnsi="Arial" w:cs="Arial"/>
+          <w:lang w:val="nl-NL"/>
+        </w:rPr>
+      </w:pPr>
+    </w:p>
+    <w:p>
+      <w:pPr>
+        <w:rPr>
+          <w:rFonts w:ascii="Arial" w:hAnsi="Arial" w:cs="Arial"/>
+          <w:lang w:val="nl-NL"/>
+        </w:rPr>
+      </w:pPr>
+    </w:p>
+    <w:p>
+      <w:pPr>
+        <w:rPr>
+          <w:rFonts w:ascii="Arial" w:hAnsi="Arial" w:cs="Arial"/>
+          <w:lang w:val="nl-NL"/>
+        </w:rPr>
+      </w:pPr>
+    </w:p>
+    <w:p>
+      <w:pPr>
+        <w:rPr>
+          <w:rFonts w:ascii="Arial" w:hAnsi="Arial" w:cs="Arial"/>
+          <w:lang w:val="nl-NL"/>
+        </w:rPr>
+      </w:pPr>
+    </w:p>
+    <w:p>
+      <w:pPr>
+        <w:rPr>
+          <w:rFonts w:ascii="Arial" w:hAnsi="Arial" w:cs="Arial"/>
+          <w:lang w:val="nl-NL"/>
+        </w:rPr>
+      </w:pPr>
+    </w:p>
+    <w:p>
+      <w:pPr>
+        <w:rPr>
+          <w:rFonts w:ascii="Arial" w:hAnsi="Arial" w:cs="Arial"/>
+          <w:lang w:val="nl-NL"/>
+        </w:rPr>
+      </w:pPr>
+    </w:p>
+    <w:p>
+      <w:pPr>
+        <w:rPr>
+          <w:rFonts w:ascii="Arial" w:hAnsi="Arial" w:cs="Arial"/>
+          <w:lang w:val="nl-NL"/>
+        </w:rPr>
+      </w:pPr>
+    </w:p>
+    <w:p>
+      <w:pPr>
+        <w:rPr>
+          <w:rFonts w:ascii="Arial" w:hAnsi="Arial" w:cs="Arial"/>
+          <w:lang w:val="nl-NL"/>
+        </w:rPr>
+      </w:pPr>
+    </w:p>
+    <w:p>
+      <w:pPr>
+        <w:rPr>
+          <w:rFonts w:ascii="Arial" w:hAnsi="Arial" w:cs="Arial"/>
+          <w:lang w:val="nl-NL"/>
+        </w:rPr>
+      </w:pPr>
+    </w:p>
+    <w:p>
+      <w:pPr>
+        <w:rPr>
+          <w:rFonts w:ascii="Arial" w:hAnsi="Arial" w:cs="Arial"/>
+          <w:lang w:val="nl-NL"/>
+        </w:rPr>
+      </w:pPr>
+    </w:p>
+    <w:p>
+      <w:pPr>
+        <w:pStyle w:val="Kop1"/>
         <w:rPr>
           <w:lang w:val="nl-NL"/>
         </w:rPr>
         <w:sectPr>
           <w:headerReference w:type="default" r:id="rId48"/>
-          <w:type w:val="continuous"/>
           <w:pgSz w:w="11900" w:h="16840"/>
           <w:pgMar w:top="1440" w:right="1440" w:bottom="1440" w:left="1440" w:header="708" w:footer="708" w:gutter="0"/>
           <w:cols w:space="708"/>
@@ -14497,1971 +16957,6 @@
     </w:p>
     <w:p>
       <w:pPr>
-        <w:rPr>
-          <w:rFonts w:asciiTheme="majorHAnsi" w:eastAsiaTheme="majorEastAsia" w:hAnsiTheme="majorHAnsi" w:cstheme="majorBidi"/>
-          <w:b/>
-          <w:bCs/>
-          <w:color w:val="345A8A" w:themeColor="accent1" w:themeShade="B5"/>
-          <w:sz w:val="32"/>
-          <w:szCs w:val="32"/>
-          <w:lang w:val="nl-NL"/>
-        </w:rPr>
-      </w:pPr>
-      <w:r>
-        <w:rPr>
-          <w:lang w:val="nl-NL"/>
-        </w:rPr>
-        <w:lastRenderedPageBreak/>
-        <w:br w:type="page"/>
-      </w:r>
-    </w:p>
-    <w:p>
-      <w:pPr>
-        <w:pStyle w:val="Kop1"/>
-        <w:rPr>
-          <w:lang w:val="nl-NL"/>
-        </w:rPr>
-      </w:pPr>
-      <w:bookmarkStart w:id="34" w:name="_Toc326833290"/>
-      <w:r>
-        <w:rPr>
-          <w:lang w:val="nl-NL"/>
-        </w:rPr>
-        <w:lastRenderedPageBreak/>
-        <w:t>V</w:t>
-      </w:r>
-      <w:r>
-        <w:rPr>
-          <w:lang w:val="nl-NL"/>
-        </w:rPr>
-        <w:t>erklarende Lijst</w:t>
-      </w:r>
-      <w:bookmarkEnd w:id="30"/>
-      <w:bookmarkEnd w:id="34"/>
-    </w:p>
-    <w:p>
-      <w:pPr>
-        <w:rPr>
-          <w:rFonts w:ascii="Arial" w:hAnsi="Arial" w:cs="Arial"/>
-          <w:i/>
-          <w:lang w:val="nl-NL"/>
-        </w:rPr>
-      </w:pPr>
-      <w:r>
-        <w:rPr>
-          <w:rFonts w:ascii="Arial" w:hAnsi="Arial" w:cs="Arial"/>
-          <w:i/>
-          <w:lang w:val="nl-NL"/>
-        </w:rPr>
-        <w:t xml:space="preserve">Alle moeilijke woorden in de tekst, deze zijn meestal </w:t>
-      </w:r>
-      <w:r>
-        <w:rPr>
-          <w:rFonts w:ascii="Arial" w:hAnsi="Arial" w:cs="Arial"/>
-          <w:i/>
-          <w:lang w:val="nl-NL"/>
-        </w:rPr>
-        <w:t>cursief</w:t>
-      </w:r>
-      <w:r>
-        <w:rPr>
-          <w:rFonts w:ascii="Arial" w:hAnsi="Arial" w:cs="Arial"/>
-          <w:i/>
-          <w:lang w:val="nl-NL"/>
-        </w:rPr>
-        <w:t>, zijn hier alfabetisch geordend met een verhelderende uitleg erbij.</w:t>
-      </w:r>
-    </w:p>
-    <w:p>
-      <w:pPr>
-        <w:rPr>
-          <w:rFonts w:ascii="Arial" w:hAnsi="Arial" w:cs="Arial"/>
-          <w:b/>
-          <w:lang w:val="nl-NL"/>
-        </w:rPr>
-      </w:pPr>
-    </w:p>
-    <w:p>
-      <w:pPr>
-        <w:rPr>
-          <w:rFonts w:ascii="Arial" w:hAnsi="Arial" w:cs="Arial"/>
-          <w:lang w:val="nl-NL"/>
-        </w:rPr>
-      </w:pPr>
-      <w:r>
-        <w:rPr>
-          <w:rFonts w:ascii="Arial" w:hAnsi="Arial" w:cs="Arial"/>
-          <w:b/>
-          <w:lang w:val="nl-NL"/>
-        </w:rPr>
-        <w:t>Android</w:t>
-      </w:r>
-      <w:r>
-        <w:rPr>
-          <w:rFonts w:ascii="Arial" w:hAnsi="Arial" w:cs="Arial"/>
-          <w:lang w:val="nl-NL"/>
-        </w:rPr>
-        <w:t>:</w:t>
-      </w:r>
-      <w:r>
-        <w:rPr>
-          <w:rFonts w:ascii="Arial" w:hAnsi="Arial" w:cs="Arial"/>
-          <w:b/>
-          <w:i/>
-          <w:lang w:val="nl-NL"/>
-        </w:rPr>
-        <w:t xml:space="preserve"> </w:t>
-      </w:r>
-      <w:r>
-        <w:rPr>
-          <w:rFonts w:ascii="Arial" w:hAnsi="Arial" w:cs="Arial"/>
-          <w:lang w:val="nl-NL"/>
-        </w:rPr>
-        <w:t>Een besturingssysteem voor mobiele telefoons gemaakt door Google.</w:t>
-      </w:r>
-    </w:p>
-    <w:p>
-      <w:pPr>
-        <w:rPr>
-          <w:rFonts w:ascii="Arial" w:hAnsi="Arial" w:cs="Arial"/>
-          <w:lang w:val="nl-NL"/>
-        </w:rPr>
-      </w:pPr>
-      <w:r>
-        <w:rPr>
-          <w:rFonts w:ascii="Arial" w:hAnsi="Arial" w:cs="Arial"/>
-          <w:b/>
-          <w:lang w:val="nl-NL"/>
-        </w:rPr>
-        <w:t>Android Play Store</w:t>
-      </w:r>
-      <w:r>
-        <w:rPr>
-          <w:rFonts w:ascii="Arial" w:hAnsi="Arial" w:cs="Arial"/>
-          <w:lang w:val="nl-NL"/>
-        </w:rPr>
-        <w:t>: Een online softwarewinkel van Google waar software gekocht kan worden. De software, ook wel apps genoemd, omvat programma’s voor de Android smartphone en tablet.</w:t>
-      </w:r>
-    </w:p>
-    <w:p>
-      <w:pPr>
-        <w:rPr>
-          <w:rFonts w:ascii="Arial" w:hAnsi="Arial" w:cs="Arial"/>
-          <w:lang w:val="nl-NL"/>
-        </w:rPr>
-      </w:pPr>
-      <w:r>
-        <w:rPr>
-          <w:rFonts w:ascii="Arial" w:hAnsi="Arial" w:cs="Arial"/>
-          <w:b/>
-          <w:lang w:val="nl-NL"/>
-        </w:rPr>
-        <w:t>Annotations</w:t>
-      </w:r>
-      <w:r>
-        <w:rPr>
-          <w:rFonts w:ascii="Arial" w:hAnsi="Arial" w:cs="Arial"/>
-          <w:lang w:val="nl-NL"/>
-        </w:rPr>
-        <w:t>: Dit zijn punten die op de kaart van Google Maps worden getoond.</w:t>
-      </w:r>
-    </w:p>
-    <w:p>
-      <w:pPr>
-        <w:rPr>
-          <w:rFonts w:ascii="Arial" w:hAnsi="Arial" w:cs="Arial"/>
-          <w:lang w:val="nl-NL"/>
-        </w:rPr>
-      </w:pPr>
-      <w:r>
-        <w:rPr>
-          <w:rFonts w:ascii="Arial" w:hAnsi="Arial" w:cs="Arial"/>
-          <w:b/>
-          <w:lang w:val="nl-NL"/>
-        </w:rPr>
-        <w:t>App Store</w:t>
-      </w:r>
-      <w:r>
-        <w:rPr>
-          <w:rFonts w:ascii="Arial" w:hAnsi="Arial" w:cs="Arial"/>
-          <w:lang w:val="nl-NL"/>
-        </w:rPr>
-        <w:t>: Een App Store is een online softwarewinkel van Apple waar software gekocht kan worden. De software, ook wel apps genoemd, omvat programma`s voor de iPhone en iPad.</w:t>
-      </w:r>
-    </w:p>
-    <w:p>
-      <w:pPr>
-        <w:rPr>
-          <w:rFonts w:ascii="Arial" w:hAnsi="Arial" w:cs="Arial"/>
-          <w:lang w:val="nl-NL"/>
-        </w:rPr>
-      </w:pPr>
-      <w:r>
-        <w:rPr>
-          <w:rFonts w:ascii="Arial" w:hAnsi="Arial" w:cs="Arial"/>
-          <w:b/>
-          <w:lang w:val="nl-NL"/>
-        </w:rPr>
-        <w:t>Apps</w:t>
-      </w:r>
-      <w:r>
-        <w:rPr>
-          <w:rFonts w:ascii="Arial" w:hAnsi="Arial" w:cs="Arial"/>
-          <w:lang w:val="nl-NL"/>
-        </w:rPr>
-        <w:t>: A</w:t>
-      </w:r>
-      <w:r>
-        <w:rPr>
-          <w:rFonts w:ascii="Arial" w:hAnsi="Arial" w:cs="Arial"/>
-          <w:lang w:val="nl-NL"/>
-        </w:rPr>
-        <w:t>fkorting voor applicaties, waarmee een toepassingsprogramma wordt bedoelt wat in deze context op een mobiele telefoon wordt gebruikt.</w:t>
-      </w:r>
-    </w:p>
-    <w:p>
-      <w:pPr>
-        <w:rPr>
-          <w:rFonts w:ascii="Arial" w:hAnsi="Arial" w:cs="Arial"/>
-          <w:lang w:val="nl-NL"/>
-        </w:rPr>
-      </w:pPr>
-      <w:r>
-        <w:rPr>
-          <w:rFonts w:ascii="Arial" w:hAnsi="Arial" w:cs="Arial"/>
-          <w:b/>
-          <w:lang w:val="nl-NL"/>
-        </w:rPr>
-        <w:t>Cached</w:t>
-      </w:r>
-      <w:r>
-        <w:rPr>
-          <w:rFonts w:ascii="Arial" w:hAnsi="Arial" w:cs="Arial"/>
-          <w:lang w:val="nl-NL"/>
-        </w:rPr>
-        <w:t>: Geheugen van de telefoon dat gereserveerd is voor eerder geladen Apps. De inhoud van deze Apps worden door de telefoon onthouden om ze sneller te laten verschijnen op het moment dat de gebruiker ze opnieuw opvraagt.</w:t>
-      </w:r>
-    </w:p>
-    <w:p>
-      <w:pPr>
-        <w:rPr>
-          <w:rFonts w:ascii="Arial" w:hAnsi="Arial" w:cs="Arial"/>
-          <w:lang w:val="nl-NL"/>
-        </w:rPr>
-      </w:pPr>
-      <w:r>
-        <w:rPr>
-          <w:rFonts w:ascii="Arial" w:hAnsi="Arial" w:cs="Arial"/>
-          <w:b/>
-          <w:lang w:val="nl-NL"/>
-        </w:rPr>
-        <w:t>Cross Platform</w:t>
-      </w:r>
-      <w:r>
-        <w:rPr>
-          <w:rFonts w:ascii="Arial" w:hAnsi="Arial" w:cs="Arial"/>
-          <w:lang w:val="nl-NL"/>
-        </w:rPr>
-        <w:t>: Een (software)programma dat gebruikt kan worden op meerdere computertypes.</w:t>
-      </w:r>
-    </w:p>
-    <w:p>
-      <w:pPr>
-        <w:rPr>
-          <w:rFonts w:ascii="Arial" w:hAnsi="Arial" w:cs="Arial"/>
-          <w:lang w:val="nl-NL"/>
-        </w:rPr>
-      </w:pPr>
-      <w:r>
-        <w:rPr>
-          <w:rFonts w:ascii="Arial" w:hAnsi="Arial" w:cs="Arial"/>
-          <w:b/>
-          <w:lang w:val="nl-NL"/>
-        </w:rPr>
-        <w:t>Functie</w:t>
-      </w:r>
-      <w:r>
-        <w:rPr>
-          <w:rFonts w:ascii="Arial" w:hAnsi="Arial" w:cs="Arial"/>
-          <w:lang w:val="nl-NL"/>
-        </w:rPr>
-        <w:t>: Een onderdeel van een programma dat losstaat van de rest van het programma. Een functie kan worden opgeroepen vanuit het programma. Functies vervullen meestal een specifieke taak. Je kunt ze zien als hele kleine programma's of scripts.</w:t>
-      </w:r>
-    </w:p>
-    <w:p>
-      <w:pPr>
-        <w:rPr>
-          <w:rFonts w:ascii="Arial" w:hAnsi="Arial" w:cs="Arial"/>
-          <w:lang w:val="nl-NL"/>
-        </w:rPr>
-      </w:pPr>
-      <w:r>
-        <w:rPr>
-          <w:rFonts w:ascii="Arial" w:hAnsi="Arial" w:cs="Arial"/>
-          <w:b/>
-          <w:lang w:val="nl-NL"/>
-        </w:rPr>
-        <w:t>Google Maps:</w:t>
-      </w:r>
-      <w:r>
-        <w:rPr>
-          <w:rFonts w:ascii="Arial" w:hAnsi="Arial" w:cs="Arial"/>
-          <w:lang w:val="nl-NL"/>
-        </w:rPr>
-        <w:t xml:space="preserve"> Een applicatie waarin gezocht kan worden naar locaties over de hele wereld.</w:t>
-      </w:r>
-    </w:p>
-    <w:p>
-      <w:pPr>
-        <w:rPr>
-          <w:rFonts w:ascii="Arial" w:hAnsi="Arial" w:cs="Arial"/>
-          <w:lang w:val="nl-NL"/>
-        </w:rPr>
-      </w:pPr>
-      <w:r>
-        <w:rPr>
-          <w:rFonts w:ascii="Arial" w:hAnsi="Arial" w:cs="Arial"/>
-          <w:b/>
-          <w:lang w:val="nl-NL"/>
-        </w:rPr>
-        <w:t>GPS</w:t>
-      </w:r>
-      <w:r>
-        <w:rPr>
-          <w:rFonts w:ascii="Arial" w:hAnsi="Arial" w:cs="Arial"/>
-          <w:lang w:val="nl-NL"/>
-        </w:rPr>
-        <w:t>: Global Positioning System, systeem waarbij met behulp van satellieten exact de positie wordt bepaald waar men zich bevindt (o.a. gebruikt op schepen en in auto`s).</w:t>
-      </w:r>
-    </w:p>
-    <w:p>
-      <w:pPr>
-        <w:rPr>
-          <w:rFonts w:ascii="Arial" w:hAnsi="Arial" w:cs="Arial"/>
-          <w:lang w:val="nl-NL"/>
-        </w:rPr>
-      </w:pPr>
-      <w:r>
-        <w:rPr>
-          <w:rFonts w:ascii="Arial" w:hAnsi="Arial" w:cs="Arial"/>
-          <w:b/>
-          <w:lang w:val="nl-NL"/>
-        </w:rPr>
-        <w:t>Inzoomen:</w:t>
-      </w:r>
-      <w:r>
-        <w:rPr>
-          <w:lang w:val="nl-NL"/>
-        </w:rPr>
-        <w:t xml:space="preserve"> </w:t>
-      </w:r>
-      <w:r>
-        <w:rPr>
-          <w:rFonts w:ascii="Arial" w:hAnsi="Arial" w:cs="Arial"/>
-          <w:lang w:val="nl-NL"/>
-        </w:rPr>
-        <w:t>Vergroten van een deel van een beeld op het beeldscherm.</w:t>
-      </w:r>
-    </w:p>
-    <w:p>
-      <w:pPr>
-        <w:rPr>
-          <w:rFonts w:ascii="Arial" w:hAnsi="Arial" w:cs="Arial"/>
-          <w:lang w:val="nl-NL"/>
-        </w:rPr>
-      </w:pPr>
-      <w:r>
-        <w:rPr>
-          <w:rFonts w:ascii="Arial" w:hAnsi="Arial" w:cs="Arial"/>
-          <w:b/>
-          <w:lang w:val="nl-NL"/>
-        </w:rPr>
-        <w:t>iOS</w:t>
-      </w:r>
-      <w:r>
-        <w:rPr>
-          <w:rFonts w:ascii="Arial" w:hAnsi="Arial" w:cs="Arial"/>
-          <w:lang w:val="nl-NL"/>
-        </w:rPr>
-        <w:t>:</w:t>
-      </w:r>
-      <w:r>
-        <w:rPr>
-          <w:rFonts w:ascii="Arial" w:hAnsi="Arial" w:cs="Arial"/>
-          <w:b/>
-          <w:lang w:val="nl-NL"/>
-        </w:rPr>
-        <w:t xml:space="preserve"> </w:t>
-      </w:r>
-      <w:r>
-        <w:rPr>
-          <w:rFonts w:ascii="Arial" w:hAnsi="Arial" w:cs="Arial"/>
-          <w:lang w:val="nl-NL"/>
-        </w:rPr>
-        <w:t>Een besturingssysteem voor mobiele telefoons gemaakt door Apple.</w:t>
-      </w:r>
-    </w:p>
-    <w:p>
-      <w:pPr>
-        <w:rPr>
-          <w:rFonts w:ascii="Arial" w:hAnsi="Arial" w:cs="Arial"/>
-          <w:lang w:val="nl-NL"/>
-        </w:rPr>
-      </w:pPr>
-      <w:r>
-        <w:rPr>
-          <w:rFonts w:ascii="Arial" w:hAnsi="Arial" w:cs="Arial"/>
-          <w:b/>
-          <w:lang w:val="nl-NL"/>
-        </w:rPr>
-        <w:t>iPad</w:t>
-      </w:r>
-      <w:r>
-        <w:rPr>
-          <w:rFonts w:ascii="Arial" w:hAnsi="Arial" w:cs="Arial"/>
-          <w:lang w:val="nl-NL"/>
-        </w:rPr>
-        <w:t>:</w:t>
-      </w:r>
-      <w:r>
-        <w:rPr>
-          <w:lang w:val="nl-NL"/>
-        </w:rPr>
-        <w:t xml:space="preserve"> </w:t>
-      </w:r>
-      <w:r>
-        <w:rPr>
-          <w:rFonts w:ascii="Arial" w:hAnsi="Arial" w:cs="Arial"/>
-          <w:lang w:val="nl-NL"/>
-        </w:rPr>
-        <w:t>De iPad is een tablet-pc van het Amerikaanse elektronicabedrijf Apple. Net zoals de iPhone en de iPod Touch bevat de iPad een multi-touchscherm, waardoor deze met de vingers is te bedienen.</w:t>
-      </w:r>
-    </w:p>
-    <w:p>
-      <w:pPr>
-        <w:rPr>
-          <w:rFonts w:ascii="Arial" w:hAnsi="Arial" w:cs="Arial"/>
-          <w:lang w:val="nl-NL"/>
-        </w:rPr>
-      </w:pPr>
-      <w:r>
-        <w:rPr>
-          <w:rFonts w:ascii="Arial" w:hAnsi="Arial" w:cs="Arial"/>
-          <w:b/>
-          <w:lang w:val="nl-NL"/>
-        </w:rPr>
-        <w:t>iPhone</w:t>
-      </w:r>
-      <w:r>
-        <w:rPr>
-          <w:rFonts w:ascii="Arial" w:hAnsi="Arial" w:cs="Arial"/>
-          <w:lang w:val="nl-NL"/>
-        </w:rPr>
-        <w:t>: Dit apparaat was met de HTC Touch een van de eerste smartphones met een on-screen-toetsenbord. Het heeft geen mechanische toetsen om telefoonnummers of sms-berichten in te tikken. De iPhone gebruikt iOS, een aangepaste versie van Mac OS X (het besturingssysteem van Apple).</w:t>
-      </w:r>
-    </w:p>
-    <w:p>
-      <w:pPr>
-        <w:rPr>
-          <w:rFonts w:ascii="Arial" w:hAnsi="Arial" w:cs="Arial"/>
-          <w:lang w:val="nl-NL"/>
-        </w:rPr>
-      </w:pPr>
-      <w:r>
-        <w:rPr>
-          <w:rFonts w:ascii="Arial" w:hAnsi="Arial" w:cs="Arial"/>
-          <w:b/>
-          <w:lang w:val="nl-NL"/>
-        </w:rPr>
-        <w:t>iPod Touch</w:t>
-      </w:r>
-      <w:r>
-        <w:rPr>
-          <w:rFonts w:ascii="Arial" w:hAnsi="Arial" w:cs="Arial"/>
-          <w:lang w:val="nl-NL"/>
-        </w:rPr>
-        <w:t xml:space="preserve">: </w:t>
-      </w:r>
-      <w:r>
-        <w:rPr>
-          <w:rFonts w:ascii="Arial" w:hAnsi="Arial" w:cs="Arial"/>
-          <w:lang w:val="nl-NL"/>
-        </w:rPr>
-        <w:t>een draagbare mediaspeler uit de iPod serie van Apple, voorzien van een multitouchscherm.</w:t>
-      </w:r>
-    </w:p>
-    <w:p>
-      <w:pPr>
-        <w:rPr>
-          <w:rFonts w:ascii="Arial" w:hAnsi="Arial" w:cs="Arial"/>
-          <w:b/>
-          <w:lang w:val="nl-NL"/>
-        </w:rPr>
-      </w:pPr>
-      <w:r>
-        <w:rPr>
-          <w:rFonts w:ascii="Arial" w:hAnsi="Arial" w:cs="Arial"/>
-          <w:b/>
-          <w:lang w:val="nl-NL"/>
-        </w:rPr>
-        <w:t xml:space="preserve">JavaScript: </w:t>
-      </w:r>
-      <w:r>
-        <w:rPr>
-          <w:rFonts w:ascii="Arial" w:hAnsi="Arial" w:cs="Arial"/>
-          <w:lang w:val="nl-NL"/>
-        </w:rPr>
-        <w:t>Een objectgeoriënteerde programmeertaal die veel gebruikt wordt om internetpagina`s interactief te maken en webapplicaties te ontwikkelen.</w:t>
-      </w:r>
-    </w:p>
-    <w:p>
-      <w:pPr>
-        <w:rPr>
-          <w:rFonts w:ascii="Arial" w:hAnsi="Arial" w:cs="Arial"/>
-          <w:lang w:val="nl-NL"/>
-        </w:rPr>
-      </w:pPr>
-      <w:r>
-        <w:rPr>
-          <w:rFonts w:ascii="Arial" w:hAnsi="Arial" w:cs="Arial"/>
-          <w:b/>
-          <w:lang w:val="nl-NL"/>
-        </w:rPr>
-        <w:t>Main-App</w:t>
-      </w:r>
-      <w:r>
-        <w:rPr>
-          <w:rFonts w:ascii="Arial" w:hAnsi="Arial" w:cs="Arial"/>
-          <w:lang w:val="nl-NL"/>
-        </w:rPr>
-        <w:t>: D</w:t>
-      </w:r>
-      <w:r>
-        <w:rPr>
-          <w:rFonts w:ascii="Arial" w:hAnsi="Arial" w:cs="Arial"/>
-          <w:lang w:val="nl-NL"/>
-        </w:rPr>
-        <w:t>e applicatie die dient als raamwerk voor alle drie de apps.</w:t>
-      </w:r>
-    </w:p>
-    <w:p>
-      <w:pPr>
-        <w:rPr>
-          <w:rFonts w:ascii="Arial" w:hAnsi="Arial" w:cs="Arial"/>
-          <w:lang w:val="nl-NL"/>
-        </w:rPr>
-      </w:pPr>
-      <w:r>
-        <w:rPr>
-          <w:rFonts w:ascii="Arial" w:hAnsi="Arial" w:cs="Arial"/>
-          <w:b/>
-          <w:lang w:val="nl-NL"/>
-        </w:rPr>
-        <w:t>Mockup:</w:t>
-      </w:r>
-      <w:r>
-        <w:rPr>
-          <w:rFonts w:ascii="Arial" w:hAnsi="Arial" w:cs="Arial"/>
-          <w:lang w:val="nl-NL"/>
-        </w:rPr>
-        <w:t xml:space="preserve"> Een tekening/afbeelding op schaal van, in dit geval, een App voor op een mobiele telefoon of tablet.</w:t>
-      </w:r>
-      <w:r>
-        <w:rPr>
-          <w:rFonts w:ascii="Arial" w:hAnsi="Arial" w:cs="Arial"/>
-          <w:lang w:val="nl-NL"/>
-        </w:rPr>
-        <w:t xml:space="preserve"> Gemaakt met het programma: Balsamiq Mockups.</w:t>
-      </w:r>
-    </w:p>
-    <w:p>
-      <w:pPr>
-        <w:rPr>
-          <w:rFonts w:ascii="Arial" w:hAnsi="Arial" w:cs="Arial"/>
-          <w:lang w:val="nl-NL"/>
-        </w:rPr>
-      </w:pPr>
-      <w:r>
-        <w:rPr>
-          <w:rFonts w:ascii="Arial" w:hAnsi="Arial" w:cs="Arial"/>
-          <w:b/>
-          <w:lang w:val="nl-NL"/>
-        </w:rPr>
-        <w:t>Native App</w:t>
-      </w:r>
-      <w:r>
-        <w:rPr>
-          <w:rFonts w:ascii="Arial" w:hAnsi="Arial" w:cs="Arial"/>
-          <w:lang w:val="nl-NL"/>
-        </w:rPr>
-        <w:t>: Een programma dat specifiek ontwikkeld en geïmplementeerd is voor het gegeven model, microprocessor of besturingssysteem.</w:t>
-      </w:r>
-    </w:p>
-    <w:p>
-      <w:pPr>
-        <w:rPr>
-          <w:rFonts w:ascii="Arial" w:hAnsi="Arial" w:cs="Arial"/>
-          <w:b/>
-          <w:lang w:val="nl-NL"/>
-        </w:rPr>
-      </w:pPr>
-      <w:r>
-        <w:rPr>
-          <w:rFonts w:ascii="Arial" w:hAnsi="Arial" w:cs="Arial"/>
-          <w:b/>
-          <w:lang w:val="nl-NL"/>
-        </w:rPr>
-        <w:t>Offline</w:t>
-      </w:r>
-      <w:r>
-        <w:rPr>
-          <w:rFonts w:ascii="Arial" w:hAnsi="Arial" w:cs="Arial"/>
-          <w:lang w:val="nl-NL"/>
-        </w:rPr>
-        <w:t>: Wordt gebruikt als iemand niet is verbonden met het Internet.</w:t>
-      </w:r>
-    </w:p>
-    <w:p>
-      <w:pPr>
-        <w:rPr>
-          <w:rFonts w:ascii="Arial" w:hAnsi="Arial" w:cs="Arial"/>
-          <w:lang w:val="nl-NL"/>
-        </w:rPr>
-      </w:pPr>
-      <w:r>
-        <w:rPr>
-          <w:rFonts w:ascii="Arial" w:hAnsi="Arial" w:cs="Arial"/>
-          <w:b/>
-          <w:lang w:val="nl-NL"/>
-        </w:rPr>
-        <w:t>Online</w:t>
-      </w:r>
-      <w:r>
-        <w:rPr>
-          <w:rFonts w:ascii="Arial" w:hAnsi="Arial" w:cs="Arial"/>
-          <w:lang w:val="nl-NL"/>
-        </w:rPr>
-        <w:t>: Wordt gebruikt als iemand is verbonden met het Internet.</w:t>
-      </w:r>
-    </w:p>
-    <w:p>
-      <w:pPr>
-        <w:rPr>
-          <w:rFonts w:ascii="Arial" w:hAnsi="Arial" w:cs="Arial"/>
-          <w:lang w:val="nl-NL"/>
-        </w:rPr>
-      </w:pPr>
-      <w:r>
-        <w:rPr>
-          <w:rFonts w:ascii="Arial" w:hAnsi="Arial" w:cs="Arial"/>
-          <w:b/>
-          <w:lang w:val="nl-NL"/>
-        </w:rPr>
-        <w:t>POI’s</w:t>
-      </w:r>
-      <w:r>
-        <w:rPr>
-          <w:rFonts w:ascii="Arial" w:hAnsi="Arial" w:cs="Arial"/>
-          <w:lang w:val="nl-NL"/>
-        </w:rPr>
-        <w:t>:</w:t>
-      </w:r>
-      <w:r>
-        <w:rPr>
-          <w:rFonts w:ascii="Arial" w:hAnsi="Arial" w:cs="Arial"/>
-          <w:b/>
-          <w:lang w:val="nl-NL"/>
-        </w:rPr>
-        <w:t xml:space="preserve"> </w:t>
-      </w:r>
-      <w:r>
-        <w:rPr>
-          <w:rFonts w:ascii="Arial" w:hAnsi="Arial" w:cs="Arial"/>
-          <w:lang w:val="nl-NL"/>
-        </w:rPr>
-        <w:t>Points of Interest, Interessante locaties die door het navigatiesysteem worden weergegeven zoals musea, tankstations, hotels, bezienswaardigheden, enzovoort.</w:t>
-      </w:r>
-    </w:p>
-    <w:p>
-      <w:pPr>
-        <w:rPr>
-          <w:rFonts w:ascii="Arial" w:hAnsi="Arial" w:cs="Arial"/>
-          <w:lang w:val="nl-NL"/>
-        </w:rPr>
-      </w:pPr>
-      <w:r>
-        <w:rPr>
-          <w:rFonts w:ascii="Arial" w:hAnsi="Arial" w:cs="Arial"/>
-          <w:b/>
-          <w:lang w:val="nl-NL"/>
-        </w:rPr>
-        <w:lastRenderedPageBreak/>
-        <w:t>Programmeren</w:t>
-      </w:r>
-      <w:r>
-        <w:rPr>
-          <w:rFonts w:ascii="Arial" w:hAnsi="Arial" w:cs="Arial"/>
-          <w:lang w:val="nl-NL"/>
-        </w:rPr>
-        <w:t xml:space="preserve">: </w:t>
-      </w:r>
-      <w:r>
-        <w:rPr>
-          <w:rFonts w:ascii="Arial" w:hAnsi="Arial" w:cs="Arial"/>
-          <w:lang w:val="nl-NL"/>
-        </w:rPr>
-        <w:t>O</w:t>
-      </w:r>
-      <w:r>
-        <w:rPr>
-          <w:rFonts w:ascii="Arial" w:hAnsi="Arial" w:cs="Arial"/>
-          <w:lang w:val="nl-NL"/>
-        </w:rPr>
-        <w:t>ntwerpen, schrijven en testen van programma`s.</w:t>
-      </w:r>
-    </w:p>
-    <w:p>
-      <w:pPr>
-        <w:rPr>
-          <w:rFonts w:ascii="Arial" w:hAnsi="Arial" w:cs="Arial"/>
-          <w:lang w:val="nl-NL"/>
-        </w:rPr>
-      </w:pPr>
-      <w:r>
-        <w:rPr>
-          <w:rFonts w:ascii="Arial" w:hAnsi="Arial" w:cs="Arial"/>
-          <w:b/>
-          <w:lang w:val="nl-NL"/>
-        </w:rPr>
-        <w:t>Smartphone</w:t>
-      </w:r>
-      <w:r>
-        <w:rPr>
-          <w:rFonts w:ascii="Arial" w:hAnsi="Arial" w:cs="Arial"/>
-          <w:lang w:val="nl-NL"/>
-        </w:rPr>
-        <w:t>: Een smartphone is een mobiele telefoon die uitgebreidere computermogelijkheden biedt. Een smartphone kan ook beschouwd worden als een handcomputer of pda die tegelijk ook een telefoon is.</w:t>
-      </w:r>
-    </w:p>
-    <w:p>
-      <w:pPr>
-        <w:rPr>
-          <w:rFonts w:ascii="Arial" w:hAnsi="Arial" w:cs="Arial"/>
-          <w:lang w:val="nl-NL"/>
-        </w:rPr>
-      </w:pPr>
-      <w:r>
-        <w:rPr>
-          <w:rFonts w:ascii="Arial" w:hAnsi="Arial" w:cs="Arial"/>
-          <w:b/>
-          <w:lang w:val="nl-NL"/>
-        </w:rPr>
-        <w:t>Tablet</w:t>
-      </w:r>
-      <w:r>
-        <w:rPr>
-          <w:rFonts w:ascii="Arial" w:hAnsi="Arial" w:cs="Arial"/>
-          <w:lang w:val="nl-NL"/>
-        </w:rPr>
-        <w:t>:</w:t>
-      </w:r>
-      <w:r>
-        <w:rPr>
-          <w:lang w:val="nl-NL"/>
-        </w:rPr>
-        <w:t xml:space="preserve"> </w:t>
-      </w:r>
-      <w:r>
-        <w:rPr>
-          <w:rFonts w:ascii="Arial" w:hAnsi="Arial" w:cs="Arial"/>
-          <w:lang w:val="nl-NL"/>
-        </w:rPr>
-        <w:t>Computer die geen toetsenbord of muis heeft, maar e</w:t>
-      </w:r>
-      <w:r>
-        <w:rPr>
-          <w:rFonts w:ascii="Arial" w:hAnsi="Arial" w:cs="Arial"/>
-          <w:lang w:val="nl-NL"/>
-        </w:rPr>
-        <w:t>nkel werkt met een touchscreen.</w:t>
-      </w:r>
-    </w:p>
-    <w:p>
-      <w:pPr>
-        <w:rPr>
-          <w:rFonts w:ascii="Arial" w:hAnsi="Arial" w:cs="Arial"/>
-          <w:lang w:val="nl-NL"/>
-        </w:rPr>
-      </w:pPr>
-      <w:r>
-        <w:rPr>
-          <w:rFonts w:ascii="Arial" w:hAnsi="Arial" w:cs="Arial"/>
-          <w:b/>
-          <w:lang w:val="nl-NL"/>
-        </w:rPr>
-        <w:t>Titanium Studio</w:t>
-      </w:r>
-      <w:r>
-        <w:rPr>
-          <w:rFonts w:ascii="Arial" w:hAnsi="Arial" w:cs="Arial"/>
-          <w:lang w:val="nl-NL"/>
-        </w:rPr>
-        <w:t>: Een softwareontwikkelomgeving van Appcelerator, waarmee apps kunnen worden ontwikkeld voor de smartphone, tablet, desktop en het web.</w:t>
-      </w:r>
-    </w:p>
-    <w:p>
-      <w:pPr>
-        <w:rPr>
-          <w:rFonts w:ascii="Arial" w:hAnsi="Arial" w:cs="Arial"/>
-          <w:lang w:val="nl-NL"/>
-        </w:rPr>
-      </w:pPr>
-      <w:r>
-        <w:rPr>
-          <w:rFonts w:ascii="Arial" w:hAnsi="Arial" w:cs="Arial"/>
-          <w:b/>
-          <w:lang w:val="nl-NL"/>
-        </w:rPr>
-        <w:t>Trail:</w:t>
-      </w:r>
-      <w:r>
-        <w:rPr>
-          <w:rFonts w:ascii="Arial" w:hAnsi="Arial" w:cs="Arial"/>
-          <w:lang w:val="nl-NL"/>
-        </w:rPr>
-        <w:t xml:space="preserve"> Een spoor van je huidig afgelegde route, zodat je altijd weet in welke richting je aan het varen bent.</w:t>
-      </w:r>
-    </w:p>
-    <w:p>
-      <w:pPr>
-        <w:rPr>
-          <w:rFonts w:ascii="Arial" w:hAnsi="Arial" w:cs="Arial"/>
-          <w:lang w:val="nl-NL"/>
-        </w:rPr>
-      </w:pPr>
-      <w:r>
-        <w:rPr>
-          <w:rFonts w:ascii="Arial" w:hAnsi="Arial" w:cs="Arial"/>
-          <w:b/>
-          <w:lang w:val="nl-NL"/>
-        </w:rPr>
-        <w:t>Uitzoomen</w:t>
-      </w:r>
-      <w:r>
-        <w:rPr>
-          <w:rFonts w:ascii="Arial" w:hAnsi="Arial" w:cs="Arial"/>
-          <w:lang w:val="nl-NL"/>
-        </w:rPr>
-        <w:t>: Verkleinen van een deel van een beeld op het beeldscherm.</w:t>
-      </w:r>
-    </w:p>
-    <w:p>
-      <w:pPr>
-        <w:rPr>
-          <w:rFonts w:ascii="Arial" w:hAnsi="Arial" w:cs="Arial"/>
-          <w:lang w:val="nl-NL"/>
-        </w:rPr>
-      </w:pPr>
-      <w:r>
-        <w:rPr>
-          <w:rFonts w:ascii="Arial" w:hAnsi="Arial" w:cs="Arial"/>
-          <w:b/>
-          <w:lang w:val="nl-NL"/>
-        </w:rPr>
-        <w:t>Widgets</w:t>
-      </w:r>
-      <w:r>
-        <w:rPr>
-          <w:rFonts w:ascii="Arial" w:hAnsi="Arial" w:cs="Arial"/>
-          <w:lang w:val="nl-NL"/>
-        </w:rPr>
-        <w:t>: Een klein programmaatje dat als een soort van gadget werkt.</w:t>
-      </w:r>
-    </w:p>
-    <w:p>
-      <w:pPr>
-        <w:rPr>
-          <w:rFonts w:ascii="Arial" w:hAnsi="Arial" w:cs="Arial"/>
-          <w:lang w:val="nl-NL"/>
-        </w:rPr>
-      </w:pPr>
-      <w:r>
-        <w:rPr>
-          <w:rFonts w:ascii="Arial" w:hAnsi="Arial" w:cs="Arial"/>
-          <w:b/>
-          <w:lang w:val="nl-NL"/>
-        </w:rPr>
-        <w:t>WiFi</w:t>
-      </w:r>
-      <w:r>
-        <w:rPr>
-          <w:rFonts w:ascii="Arial" w:hAnsi="Arial" w:cs="Arial"/>
-          <w:lang w:val="nl-NL"/>
-        </w:rPr>
-        <w:t>: Techniek waarmee een computernetwerk draadloos met behulp van een radiozender en radio-ontvanger kan worden gebouwd. Er zijn geen kabels nodig in dit netwerk, maar slechts een insteekkaart in een computer.</w:t>
-      </w:r>
-    </w:p>
-    <w:p>
-      <w:pPr>
-        <w:rPr>
-          <w:rFonts w:ascii="Arial" w:hAnsi="Arial" w:cs="Arial"/>
-          <w:lang w:val="nl-NL"/>
-        </w:rPr>
-      </w:pPr>
-    </w:p>
-    <w:p>
-      <w:pPr>
-        <w:rPr>
-          <w:rFonts w:ascii="Arial" w:hAnsi="Arial" w:cs="Arial"/>
-          <w:lang w:val="nl-NL"/>
-        </w:rPr>
-        <w:sectPr>
-          <w:headerReference w:type="default" r:id="rId49"/>
-          <w:type w:val="continuous"/>
-          <w:pgSz w:w="11900" w:h="16840"/>
-          <w:pgMar w:top="1440" w:right="1440" w:bottom="1440" w:left="1440" w:header="708" w:footer="708" w:gutter="0"/>
-          <w:cols w:space="708"/>
-          <w:docGrid w:linePitch="360"/>
-        </w:sectPr>
-      </w:pPr>
-    </w:p>
-    <w:p>
-      <w:pPr>
-        <w:pStyle w:val="Kop1"/>
-        <w:rPr>
-          <w:lang w:val="nl-NL"/>
-        </w:rPr>
-      </w:pPr>
-      <w:bookmarkStart w:id="35" w:name="_Toc199398116"/>
-      <w:bookmarkStart w:id="36" w:name="_Toc199400215"/>
-      <w:bookmarkStart w:id="37" w:name="_Toc199475072"/>
-      <w:bookmarkStart w:id="38" w:name="_Toc199477789"/>
-      <w:bookmarkStart w:id="39" w:name="_Toc326833291"/>
-      <w:r>
-        <w:rPr>
-          <w:lang w:val="nl-NL"/>
-        </w:rPr>
-        <w:lastRenderedPageBreak/>
-        <w:t>Bijlagen</w:t>
-      </w:r>
-      <w:bookmarkEnd w:id="35"/>
-      <w:bookmarkEnd w:id="36"/>
-      <w:bookmarkEnd w:id="37"/>
-      <w:bookmarkEnd w:id="38"/>
-      <w:bookmarkEnd w:id="39"/>
-    </w:p>
-    <w:p>
-      <w:pPr>
-        <w:rPr>
-          <w:lang w:val="nl-NL"/>
-        </w:rPr>
-      </w:pPr>
-    </w:p>
-    <w:p>
-      <w:pPr>
-        <w:pStyle w:val="Kop2"/>
-        <w:spacing w:before="0"/>
-        <w:rPr>
-          <w:lang w:val="nl-NL"/>
-        </w:rPr>
-      </w:pPr>
-      <w:bookmarkStart w:id="40" w:name="_Toc326833292"/>
-      <w:r>
-        <w:rPr>
-          <w:lang w:val="nl-NL"/>
-        </w:rPr>
-        <w:t>A</w:t>
-      </w:r>
-      <w:r>
-        <w:rPr>
-          <w:lang w:val="nl-NL"/>
-        </w:rPr>
-        <w:tab/>
-        <w:t>Keuze ontwikkelplatform voor water apps</w:t>
-      </w:r>
-      <w:bookmarkEnd w:id="40"/>
-    </w:p>
-    <w:p>
-      <w:pPr>
-        <w:rPr>
-          <w:rFonts w:ascii="Arial" w:hAnsi="Arial" w:cs="Arial"/>
-          <w:lang w:val="nl-NL"/>
-        </w:rPr>
-      </w:pPr>
-    </w:p>
-    <w:p>
-      <w:pPr>
-        <w:rPr>
-          <w:rFonts w:ascii="Arial" w:hAnsi="Arial" w:cs="Arial"/>
-          <w:lang w:val="nl-NL"/>
-        </w:rPr>
-      </w:pPr>
-      <w:r>
-        <w:rPr>
-          <w:rFonts w:ascii="Arial" w:hAnsi="Arial" w:cs="Arial"/>
-          <w:lang w:val="nl-NL"/>
-        </w:rPr>
-        <w:t xml:space="preserve">Voordat je apps gaat maken, moet je het eerst wel eens worden over een platform waarmee je het gaat ontwikkelen. Daarbij houd je rekening met de specificaties van apps, voor ons waren de belangrijkste punten: </w:t>
-      </w:r>
-    </w:p>
-    <w:p>
-      <w:pPr>
-        <w:rPr>
-          <w:rFonts w:ascii="Arial" w:hAnsi="Arial" w:cs="Arial"/>
-          <w:lang w:val="nl-NL"/>
-        </w:rPr>
-      </w:pPr>
-    </w:p>
-    <w:p>
-      <w:pPr>
-        <w:pStyle w:val="Lijstalinea"/>
-        <w:numPr>
-          <w:ilvl w:val="0"/>
-          <w:numId w:val="16"/>
-        </w:numPr>
-        <w:rPr>
-          <w:rFonts w:ascii="Arial" w:hAnsi="Arial" w:cs="Arial"/>
-          <w:lang w:val="nl-NL"/>
-        </w:rPr>
-      </w:pPr>
-      <w:r>
-        <w:rPr>
-          <w:rFonts w:ascii="Arial" w:hAnsi="Arial" w:cs="Arial"/>
-          <w:lang w:val="nl-NL"/>
-        </w:rPr>
-        <w:t>De app moet voor meerdere platformen gemaakt worden. (Minstens Android en iOS)</w:t>
-      </w:r>
-    </w:p>
-    <w:p>
-      <w:pPr>
-        <w:pStyle w:val="Lijstalinea"/>
-        <w:numPr>
-          <w:ilvl w:val="0"/>
-          <w:numId w:val="16"/>
-        </w:numPr>
-        <w:rPr>
-          <w:rFonts w:ascii="Arial" w:hAnsi="Arial" w:cs="Arial"/>
-          <w:lang w:val="nl-NL"/>
-        </w:rPr>
-      </w:pPr>
-      <w:r>
-        <w:rPr>
-          <w:rFonts w:ascii="Arial" w:hAnsi="Arial" w:cs="Arial"/>
-          <w:lang w:val="nl-NL"/>
-        </w:rPr>
-        <w:t>De ontwikkelomgeving moet ook cross platform zijn. (Windows, OS X, Linux)</w:t>
-      </w:r>
-    </w:p>
-    <w:p>
-      <w:pPr>
-        <w:pStyle w:val="Lijstalinea"/>
-        <w:numPr>
-          <w:ilvl w:val="0"/>
-          <w:numId w:val="16"/>
-        </w:numPr>
-        <w:rPr>
-          <w:rFonts w:ascii="Arial" w:hAnsi="Arial" w:cs="Arial"/>
-          <w:lang w:val="nl-NL"/>
-        </w:rPr>
-      </w:pPr>
-      <w:r>
-        <w:rPr>
-          <w:rFonts w:ascii="Arial" w:hAnsi="Arial" w:cs="Arial"/>
-          <w:lang w:val="nl-NL"/>
-        </w:rPr>
-        <w:t>Google maps api met offline caching.</w:t>
-      </w:r>
-    </w:p>
-    <w:p>
-      <w:pPr>
-        <w:pStyle w:val="Lijstalinea"/>
-        <w:numPr>
-          <w:ilvl w:val="0"/>
-          <w:numId w:val="16"/>
-        </w:numPr>
-        <w:rPr>
-          <w:rFonts w:ascii="Arial" w:hAnsi="Arial" w:cs="Arial"/>
-          <w:lang w:val="nl-NL"/>
-        </w:rPr>
-      </w:pPr>
-      <w:r>
-        <w:rPr>
-          <w:rFonts w:ascii="Arial" w:hAnsi="Arial" w:cs="Arial"/>
-          <w:lang w:val="nl-NL"/>
-        </w:rPr>
-        <w:t>Liefst geen kosten.</w:t>
-      </w:r>
-    </w:p>
-    <w:p>
-      <w:pPr>
-        <w:rPr>
-          <w:rFonts w:ascii="Arial" w:hAnsi="Arial" w:cs="Arial"/>
-          <w:lang w:val="nl-NL"/>
-        </w:rPr>
-      </w:pPr>
-    </w:p>
-    <w:p>
-      <w:pPr>
-        <w:rPr>
-          <w:rFonts w:ascii="Arial" w:hAnsi="Arial" w:cs="Arial"/>
-          <w:lang w:val="nl-NL"/>
-        </w:rPr>
-      </w:pPr>
-      <w:r>
-        <w:rPr>
-          <w:rFonts w:ascii="Arial" w:hAnsi="Arial" w:cs="Arial"/>
-          <w:lang w:val="nl-NL"/>
-        </w:rPr>
-        <w:t>Aan de hand van de bovenstaande eisen hebben we een shortlist gemaakt met ontwikkel platformen die ons interressant leken. Dit zijn:</w:t>
-      </w:r>
-    </w:p>
-    <w:p>
-      <w:pPr>
-        <w:rPr>
-          <w:rFonts w:ascii="Arial" w:hAnsi="Arial" w:cs="Arial"/>
-          <w:lang w:val="nl-NL"/>
-        </w:rPr>
-      </w:pPr>
-    </w:p>
-    <w:p>
-      <w:pPr>
-        <w:pStyle w:val="Lijstalinea"/>
-        <w:numPr>
-          <w:ilvl w:val="0"/>
-          <w:numId w:val="23"/>
-        </w:numPr>
-        <w:rPr>
-          <w:rFonts w:ascii="Arial" w:hAnsi="Arial" w:cs="Arial"/>
-          <w:lang w:val="nl-NL"/>
-        </w:rPr>
-      </w:pPr>
-      <w:r>
-        <w:rPr>
-          <w:rFonts w:ascii="Arial" w:hAnsi="Arial" w:cs="Arial"/>
-          <w:lang w:val="nl-NL"/>
-        </w:rPr>
-        <w:t>Phonegap / Apache Cordova</w:t>
-      </w:r>
-    </w:p>
-    <w:p>
-      <w:pPr>
-        <w:pStyle w:val="Lijstalinea"/>
-        <w:numPr>
-          <w:ilvl w:val="0"/>
-          <w:numId w:val="23"/>
-        </w:numPr>
-        <w:rPr>
-          <w:rFonts w:ascii="Arial" w:hAnsi="Arial" w:cs="Arial"/>
-          <w:lang w:val="nl-NL"/>
-        </w:rPr>
-      </w:pPr>
-      <w:r>
-        <w:rPr>
-          <w:rFonts w:ascii="Arial" w:hAnsi="Arial" w:cs="Arial"/>
-          <w:lang w:val="nl-NL"/>
-        </w:rPr>
-        <w:t>Titanium Appcelerator</w:t>
-      </w:r>
-    </w:p>
-    <w:p>
-      <w:pPr>
-        <w:pStyle w:val="Lijstalinea"/>
-        <w:numPr>
-          <w:ilvl w:val="0"/>
-          <w:numId w:val="23"/>
-        </w:numPr>
-        <w:rPr>
-          <w:rFonts w:ascii="Arial" w:hAnsi="Arial" w:cs="Arial"/>
-          <w:lang w:val="nl-NL"/>
-        </w:rPr>
-      </w:pPr>
-      <w:r>
-        <w:rPr>
-          <w:rFonts w:ascii="Arial" w:hAnsi="Arial" w:cs="Arial"/>
-          <w:lang w:val="nl-NL"/>
-        </w:rPr>
-        <w:t>MonoTouch &amp; MonoDroid</w:t>
-      </w:r>
-    </w:p>
-    <w:p>
-      <w:pPr>
-        <w:pStyle w:val="Lijstalinea"/>
-        <w:numPr>
-          <w:ilvl w:val="0"/>
-          <w:numId w:val="23"/>
-        </w:numPr>
-        <w:rPr>
-          <w:rFonts w:ascii="Arial" w:hAnsi="Arial" w:cs="Arial"/>
-          <w:lang w:val="nl-NL"/>
-        </w:rPr>
-      </w:pPr>
-      <w:r>
-        <w:rPr>
-          <w:rFonts w:ascii="Arial" w:hAnsi="Arial" w:cs="Arial"/>
-          <w:lang w:val="nl-NL"/>
-        </w:rPr>
-        <w:t>De native ontwikkel omgeving van elk smartphone platform</w:t>
-      </w:r>
-    </w:p>
-    <w:p>
-      <w:pPr>
-        <w:rPr>
-          <w:rFonts w:ascii="Arial" w:hAnsi="Arial" w:cs="Arial"/>
-          <w:lang w:val="nl-NL"/>
-        </w:rPr>
-      </w:pPr>
-    </w:p>
-    <w:p>
-      <w:pPr>
-        <w:rPr>
-          <w:rFonts w:ascii="Arial" w:hAnsi="Arial" w:cs="Arial"/>
-          <w:lang w:val="nl-NL"/>
-        </w:rPr>
-      </w:pPr>
-    </w:p>
-    <w:p>
-      <w:pPr>
-        <w:rPr>
-          <w:rFonts w:ascii="Arial" w:hAnsi="Arial" w:cs="Arial"/>
-          <w:b/>
-          <w:lang w:val="nl-NL"/>
-        </w:rPr>
-      </w:pPr>
-      <w:r>
-        <w:rPr>
-          <w:rFonts w:ascii="Arial" w:hAnsi="Arial" w:cs="Arial"/>
-          <w:b/>
-          <w:lang w:val="nl-NL"/>
-        </w:rPr>
-        <w:t>Titanium Appcelerator:</w:t>
-      </w:r>
-    </w:p>
-    <w:p>
-      <w:pPr>
-        <w:rPr>
-          <w:rFonts w:ascii="Arial" w:hAnsi="Arial" w:cs="Arial"/>
-          <w:lang w:val="nl-NL"/>
-        </w:rPr>
-      </w:pPr>
-      <w:r>
-        <w:rPr>
-          <w:rFonts w:ascii="Arial" w:hAnsi="Arial" w:cs="Arial"/>
-          <w:lang w:val="nl-NL"/>
-        </w:rPr>
-        <w:t>Als eerste hebben we Titanium Appcelerator onderzocht, het grote voordeel van dit platform is dat je snel en cross platform native apps kunt ontwikkelen, met een programmeertaal die erg populair is.</w:t>
-      </w:r>
-    </w:p>
-    <w:p>
-      <w:pPr>
-        <w:rPr>
-          <w:rFonts w:ascii="Arial" w:hAnsi="Arial" w:cs="Arial"/>
-          <w:lang w:val="nl-NL"/>
-        </w:rPr>
-      </w:pPr>
-    </w:p>
-    <w:p>
-      <w:pPr>
-        <w:rPr>
-          <w:rFonts w:ascii="Arial" w:hAnsi="Arial" w:cs="Arial"/>
-          <w:lang w:val="nl-NL"/>
-        </w:rPr>
-      </w:pPr>
-      <w:r>
-        <w:rPr>
-          <w:rFonts w:ascii="Arial" w:hAnsi="Arial" w:cs="Arial"/>
-          <w:lang w:val="nl-NL"/>
-        </w:rPr>
-        <w:t>Het platform ondersteunt in zekere zin Android, iOS en Blackberry. Voor iOS geldt altijd dat je alleen op een OS X pc kunt testen. Bij Titanium Appcelerator is ook nog het geval dat je alleen voor Blackberry kunt testen op een Windows pc. Het is dus wel cross platform, maar toch enigzins beperkt, maar het voldoet wel aan de eis.</w:t>
-      </w:r>
-    </w:p>
-    <w:p>
-      <w:pPr>
-        <w:rPr>
-          <w:rFonts w:ascii="Arial" w:hAnsi="Arial" w:cs="Arial"/>
-          <w:lang w:val="nl-NL"/>
-        </w:rPr>
-      </w:pPr>
-    </w:p>
-    <w:p>
-      <w:pPr>
-        <w:rPr>
-          <w:rFonts w:ascii="Arial" w:hAnsi="Arial" w:cs="Arial"/>
-          <w:lang w:val="nl-NL"/>
-        </w:rPr>
-      </w:pPr>
-      <w:r>
-        <w:rPr>
-          <w:rFonts w:ascii="Arial" w:hAnsi="Arial" w:cs="Arial"/>
-          <w:lang w:val="nl-NL"/>
-        </w:rPr>
-        <w:t>Apps ontwikkelen met Appcelerator doe je met de JavaScript programmeertaal, het gebruik van JavaScript hierin is een combinatie van een soort van declaratief programmeren, in het geval van user interface elementen en object georienteerd programmeren in bij het maken van het programma achter de app zelf.</w:t>
-      </w:r>
-    </w:p>
-    <w:p>
-      <w:pPr>
-        <w:rPr>
-          <w:rFonts w:ascii="Arial" w:hAnsi="Arial" w:cs="Arial"/>
-          <w:lang w:val="nl-NL"/>
-        </w:rPr>
-      </w:pPr>
-    </w:p>
-    <w:p>
-      <w:pPr>
-        <w:rPr>
-          <w:rFonts w:ascii="Arial" w:hAnsi="Arial" w:cs="Arial"/>
-          <w:lang w:val="nl-NL"/>
-        </w:rPr>
-      </w:pPr>
-      <w:r>
-        <w:rPr>
-          <w:rFonts w:ascii="Arial" w:hAnsi="Arial" w:cs="Arial"/>
-          <w:lang w:val="nl-NL"/>
-        </w:rPr>
-        <w:t>Het platform maakt gebruik van het smartphone eigen user interface elementen en heeft ook toegang tot (bijna) alle api's die het smartphone platform ondersteunt. Daarbij hoort dus ook de Google maps api.</w:t>
-      </w:r>
-    </w:p>
-    <w:p>
-      <w:pPr>
-        <w:rPr>
-          <w:rFonts w:ascii="Arial" w:hAnsi="Arial" w:cs="Arial"/>
-          <w:lang w:val="nl-NL"/>
-        </w:rPr>
-      </w:pPr>
-    </w:p>
-    <w:p>
-      <w:pPr>
-        <w:rPr>
-          <w:rFonts w:ascii="Arial" w:hAnsi="Arial" w:cs="Arial"/>
-          <w:lang w:val="nl-NL"/>
-        </w:rPr>
-      </w:pPr>
-      <w:r>
-        <w:rPr>
-          <w:rFonts w:ascii="Arial" w:hAnsi="Arial" w:cs="Arial"/>
-          <w:lang w:val="nl-NL"/>
-        </w:rPr>
-        <w:t xml:space="preserve">Een nadeel van Appcelerator is het eigen ontwikkelomgeving (Titanium Studio), de installatie hiervan is niet echt vanzelfsprekend en ook documentatie voor de installatie ontbreekt grotendeels. Alleen op OS X werkte Titanium Studio gelijk na de intallatie. Bij de installatie met Windows kon het programma zelf niet de Java JDK vinden en moesten er een aantal onderliggende omgevings variabelen aangepast worden zodat het programma wel het Java JDK kon vinden. De installatie op Linux was ook niet makkelijk, je krijgt een gecomprimeerd bestandje met de Studio </w:t>
-      </w:r>
-      <w:r>
-        <w:rPr>
-          <w:rFonts w:ascii="Arial" w:hAnsi="Arial" w:cs="Arial"/>
-          <w:lang w:val="nl-NL"/>
-        </w:rPr>
-        <w:lastRenderedPageBreak/>
-        <w:t>voorgeinstalleerd, als je deze opstart kreeg je een aantal fout meldingen van missende libraries en bestanden. Uiteindelijk moest er eerst nog het volgende geinstalleerd worden om het programma werkend te krijgen in Linux:</w:t>
-      </w:r>
-    </w:p>
-    <w:p>
-      <w:pPr>
-        <w:rPr>
-          <w:rFonts w:ascii="Arial" w:hAnsi="Arial" w:cs="Arial"/>
-          <w:lang w:val="nl-NL"/>
-        </w:rPr>
-      </w:pPr>
-    </w:p>
-    <w:p>
-      <w:pPr>
-        <w:pStyle w:val="Lijstalinea"/>
-        <w:numPr>
-          <w:ilvl w:val="0"/>
-          <w:numId w:val="24"/>
-        </w:numPr>
-        <w:rPr>
-          <w:rFonts w:ascii="Arial" w:hAnsi="Arial" w:cs="Arial"/>
-          <w:lang w:val="nl-NL"/>
-        </w:rPr>
-      </w:pPr>
-      <w:r>
-        <w:rPr>
-          <w:rFonts w:ascii="Arial" w:hAnsi="Arial" w:cs="Arial"/>
-          <w:lang w:val="nl-NL"/>
-        </w:rPr>
-        <w:t>De proprietaire Oracle Java JDK, die officieel niet door Linux ondersteund wordt.</w:t>
-      </w:r>
-    </w:p>
-    <w:p>
-      <w:pPr>
-        <w:pStyle w:val="Lijstalinea"/>
-        <w:numPr>
-          <w:ilvl w:val="0"/>
-          <w:numId w:val="24"/>
-        </w:numPr>
-        <w:rPr>
-          <w:rFonts w:ascii="Arial" w:hAnsi="Arial" w:cs="Arial"/>
-          <w:lang w:val="nl-NL"/>
-        </w:rPr>
-      </w:pPr>
-      <w:r>
-        <w:rPr>
-          <w:rFonts w:ascii="Arial" w:hAnsi="Arial" w:cs="Arial"/>
-          <w:lang w:val="nl-NL"/>
-        </w:rPr>
-        <w:t>Een extra SDK van Titanium zelf.</w:t>
-      </w:r>
-    </w:p>
-    <w:p>
-      <w:pPr>
-        <w:pStyle w:val="Lijstalinea"/>
-        <w:numPr>
-          <w:ilvl w:val="0"/>
-          <w:numId w:val="24"/>
-        </w:numPr>
-        <w:rPr>
-          <w:rFonts w:ascii="Arial" w:hAnsi="Arial" w:cs="Arial"/>
-          <w:lang w:val="nl-NL"/>
-        </w:rPr>
-      </w:pPr>
-      <w:r>
-        <w:rPr>
-          <w:rFonts w:ascii="Arial" w:hAnsi="Arial" w:cs="Arial"/>
-          <w:lang w:val="nl-NL"/>
-        </w:rPr>
-        <w:t>De libpng62 library.</w:t>
-      </w:r>
-    </w:p>
-    <w:p>
-      <w:pPr>
-        <w:rPr>
-          <w:rFonts w:ascii="Arial" w:hAnsi="Arial" w:cs="Arial"/>
-          <w:lang w:val="nl-NL"/>
-        </w:rPr>
-      </w:pPr>
-    </w:p>
-    <w:p>
-      <w:pPr>
-        <w:rPr>
-          <w:rFonts w:ascii="Arial" w:hAnsi="Arial" w:cs="Arial"/>
-          <w:lang w:val="nl-NL"/>
-        </w:rPr>
-      </w:pPr>
-      <w:r>
-        <w:rPr>
-          <w:rFonts w:ascii="Arial" w:hAnsi="Arial" w:cs="Arial"/>
-          <w:lang w:val="nl-NL"/>
-        </w:rPr>
-        <w:t xml:space="preserve">Als voetnoot willen we er nog bij zeggen dat Titanium Studio eigenlijk niet veel meer is dan een mix-up van Eclipse, het ontwikkelplatform voor o.a. native Android apps en Java applicaties, is. </w:t>
-      </w:r>
-    </w:p>
-    <w:p>
-      <w:pPr>
-        <w:rPr>
-          <w:rFonts w:ascii="Arial" w:hAnsi="Arial" w:cs="Arial"/>
-          <w:lang w:val="nl-NL"/>
-        </w:rPr>
-      </w:pPr>
-    </w:p>
-    <w:p>
-      <w:pPr>
-        <w:rPr>
-          <w:rFonts w:ascii="Arial" w:hAnsi="Arial" w:cs="Arial"/>
-          <w:lang w:val="nl-NL"/>
-        </w:rPr>
-      </w:pPr>
-      <w:r>
-        <w:rPr>
-          <w:rFonts w:ascii="Arial" w:hAnsi="Arial" w:cs="Arial"/>
-          <w:lang w:val="nl-NL"/>
-        </w:rPr>
-        <w:t>De eerste keer dat we naar dit platform hadden gekeken, hebben we het al snel aan de kant gezet, omdat we Titanium Studio na een paar uur debuggen nog niet werkend hadden.</w:t>
-      </w:r>
-    </w:p>
-    <w:p>
-      <w:pPr>
-        <w:rPr>
-          <w:rFonts w:ascii="Arial" w:hAnsi="Arial" w:cs="Arial"/>
-          <w:lang w:val="nl-NL"/>
-        </w:rPr>
-      </w:pPr>
-    </w:p>
-    <w:p>
-      <w:pPr>
-        <w:rPr>
-          <w:rFonts w:ascii="Arial" w:hAnsi="Arial" w:cs="Arial"/>
-          <w:b/>
-          <w:lang w:val="nl-NL"/>
-        </w:rPr>
-      </w:pPr>
-      <w:r>
-        <w:rPr>
-          <w:rFonts w:ascii="Arial" w:hAnsi="Arial" w:cs="Arial"/>
-          <w:b/>
-          <w:lang w:val="nl-NL"/>
-        </w:rPr>
-        <w:t>Native</w:t>
-      </w:r>
-    </w:p>
-    <w:p>
-      <w:pPr>
-        <w:rPr>
-          <w:rFonts w:ascii="Arial" w:hAnsi="Arial" w:cs="Arial"/>
-          <w:lang w:val="nl-NL"/>
-        </w:rPr>
-      </w:pPr>
-      <w:r>
-        <w:rPr>
-          <w:rFonts w:ascii="Arial" w:hAnsi="Arial" w:cs="Arial"/>
-          <w:lang w:val="nl-NL"/>
-        </w:rPr>
-        <w:t>Het volgende platform wat we na Titanium studio hebben bekeken is het platform waar het meeste werk in gaat zitten, dat is namelijk het gebruik van het eigen app ontwikkelplatform van elk apart smartphone platform, als we dan dus aan onze minimale cross platform eis willen voldoen komt dat neer op het gebruik van xCode voor iOS apps en Eclipse voor Android apps, je bent dan met twee verschillende programmeertalen aan het werk, repectievelijk Objective-C en Java. Je moet dan dus in principe elke app twee keer schrijven en twee keer onderhouden. Daarnaast is het ontwikkelen van een specifieke iOS app ook alleen maar mogelijk met een OS X pc.</w:t>
-      </w:r>
-    </w:p>
-    <w:p>
-      <w:pPr>
-        <w:rPr>
-          <w:rFonts w:ascii="Arial" w:hAnsi="Arial" w:cs="Arial"/>
-          <w:lang w:val="nl-NL"/>
-        </w:rPr>
-      </w:pPr>
-    </w:p>
-    <w:p>
-      <w:pPr>
-        <w:rPr>
-          <w:rFonts w:ascii="Arial" w:hAnsi="Arial" w:cs="Arial"/>
-          <w:lang w:val="nl-NL"/>
-        </w:rPr>
-      </w:pPr>
-      <w:r>
-        <w:rPr>
-          <w:rFonts w:ascii="Arial" w:hAnsi="Arial" w:cs="Arial"/>
-          <w:lang w:val="nl-NL"/>
-        </w:rPr>
-        <w:t>Door de bovengenoemde redenen is native dus geen goede keuze. Het voldoet niet goed aan onze gestelde eisen.</w:t>
-      </w:r>
-    </w:p>
-    <w:p>
-      <w:pPr>
-        <w:rPr>
-          <w:rFonts w:ascii="Arial" w:hAnsi="Arial" w:cs="Arial"/>
-          <w:lang w:val="nl-NL"/>
-        </w:rPr>
-      </w:pPr>
-    </w:p>
-    <w:p>
-      <w:pPr>
-        <w:rPr>
-          <w:rFonts w:ascii="Arial" w:hAnsi="Arial" w:cs="Arial"/>
-          <w:b/>
-          <w:lang w:val="nl-NL"/>
-        </w:rPr>
-      </w:pPr>
-      <w:r>
-        <w:rPr>
-          <w:rFonts w:ascii="Arial" w:hAnsi="Arial" w:cs="Arial"/>
-          <w:b/>
-          <w:lang w:val="nl-NL"/>
-        </w:rPr>
-        <w:t>Phonegap / Apache Cordova</w:t>
-      </w:r>
-    </w:p>
-    <w:p>
-      <w:pPr>
-        <w:rPr>
-          <w:rFonts w:ascii="Arial" w:hAnsi="Arial" w:cs="Arial"/>
-          <w:lang w:val="nl-NL"/>
-        </w:rPr>
-      </w:pPr>
-      <w:r>
-        <w:rPr>
-          <w:rFonts w:ascii="Arial" w:hAnsi="Arial" w:cs="Arial"/>
-          <w:lang w:val="nl-NL"/>
-        </w:rPr>
-        <w:t>Als derde hebben we Phonegap getest, dit platform is uit alle mogelijkheden die we hebben onderzocht het meest cross platform, het ondersteund Android, iOS, Blackberry, Windows Phone, Symbian en webOS.</w:t>
-      </w:r>
-    </w:p>
-    <w:p>
-      <w:pPr>
-        <w:rPr>
-          <w:rFonts w:ascii="Arial" w:hAnsi="Arial" w:cs="Arial"/>
-          <w:lang w:val="nl-NL"/>
-        </w:rPr>
-      </w:pPr>
-    </w:p>
-    <w:p>
-      <w:pPr>
-        <w:rPr>
-          <w:rFonts w:ascii="Arial" w:hAnsi="Arial" w:cs="Arial"/>
-          <w:lang w:val="nl-NL"/>
-        </w:rPr>
-      </w:pPr>
-      <w:r>
-        <w:rPr>
-          <w:rFonts w:ascii="Arial" w:hAnsi="Arial" w:cs="Arial"/>
-          <w:lang w:val="nl-NL"/>
-        </w:rPr>
-        <w:t>Het platform heeft geen eigen ontwikkelomgeving, in plaats daarvan is er op website van Phonegap een handleiding hoe je in een korte tijd voor elk platform een template project opzet, vervolgens is er een map 'www' die je app code bevat, deze deel je tussen de template projecten van de verschillende projecten.</w:t>
-      </w:r>
-    </w:p>
-    <w:p>
-      <w:pPr>
-        <w:rPr>
-          <w:rFonts w:ascii="Arial" w:hAnsi="Arial" w:cs="Arial"/>
-          <w:lang w:val="nl-NL"/>
-        </w:rPr>
-      </w:pPr>
-    </w:p>
-    <w:p>
-      <w:pPr>
-        <w:rPr>
-          <w:rFonts w:ascii="Arial" w:hAnsi="Arial" w:cs="Arial"/>
-          <w:lang w:val="nl-NL"/>
-        </w:rPr>
-      </w:pPr>
-      <w:r>
-        <w:rPr>
-          <w:rFonts w:ascii="Arial" w:hAnsi="Arial" w:cs="Arial"/>
-          <w:lang w:val="nl-NL"/>
-        </w:rPr>
-        <w:t>De app zelf maak je met HTML, CSS en JavaScript, dit werkt precies zoals je een normale website voor een smartphone zou maken en is dus vrij makelijk te doen, ook is zijn er bij dit platform doormiddel van een JavaScript library de meeste native api's beschikbaar. Helaas een van de weinige api's die dan net weer niet beschikbaar is, is die van Google Maps. Hierdoor zouden we de JavaScript Google maps api moeten gebruiken, waarvan de performance op het mobiele netwerk zeer ondermaats is.</w:t>
-      </w:r>
-    </w:p>
-    <w:p>
-      <w:pPr>
-        <w:rPr>
-          <w:rFonts w:ascii="Arial" w:hAnsi="Arial" w:cs="Arial"/>
-          <w:lang w:val="nl-NL"/>
-        </w:rPr>
-      </w:pPr>
-    </w:p>
-    <w:p>
-      <w:pPr>
-        <w:rPr>
-          <w:rFonts w:ascii="Arial" w:hAnsi="Arial" w:cs="Arial"/>
-          <w:lang w:val="nl-NL"/>
-        </w:rPr>
-      </w:pPr>
-      <w:r>
-        <w:rPr>
-          <w:rFonts w:ascii="Arial" w:hAnsi="Arial" w:cs="Arial"/>
-          <w:lang w:val="nl-NL"/>
-        </w:rPr>
-        <w:lastRenderedPageBreak/>
-        <w:t>Omdat het met HTML, CSS en JavaScript werkt, zijn er ook geen native user interface elementen beschikbaar, deze zouden we dan dus zelf moeten ontwikkelen, of een 3rd party library, zoals jQuery Mobile, daarvoor gebruiken.</w:t>
-      </w:r>
-    </w:p>
-    <w:p>
-      <w:pPr>
-        <w:rPr>
-          <w:rFonts w:ascii="Arial" w:hAnsi="Arial" w:cs="Arial"/>
-          <w:lang w:val="nl-NL"/>
-        </w:rPr>
-      </w:pPr>
-    </w:p>
-    <w:p>
-      <w:pPr>
-        <w:rPr>
-          <w:rFonts w:ascii="Arial" w:hAnsi="Arial" w:cs="Arial"/>
-          <w:lang w:val="nl-NL"/>
-        </w:rPr>
-      </w:pPr>
-      <w:r>
-        <w:rPr>
-          <w:rFonts w:ascii="Arial" w:hAnsi="Arial" w:cs="Arial"/>
-          <w:lang w:val="nl-NL"/>
-        </w:rPr>
-        <w:t>Ook al leek het ons op het eerste gezicht een goed platform, toch moesten we het voor dit project laten varen, omdat het niet aan onze Google Maps eis voldoet.</w:t>
-      </w:r>
-    </w:p>
-    <w:p>
-      <w:pPr>
-        <w:rPr>
-          <w:rFonts w:ascii="Arial" w:hAnsi="Arial" w:cs="Arial"/>
-          <w:lang w:val="nl-NL"/>
-        </w:rPr>
-      </w:pPr>
-    </w:p>
-    <w:p>
-      <w:pPr>
-        <w:rPr>
-          <w:rFonts w:ascii="Arial" w:hAnsi="Arial" w:cs="Arial"/>
-          <w:b/>
-          <w:lang w:val="nl-NL"/>
-        </w:rPr>
-      </w:pPr>
-      <w:r>
-        <w:rPr>
-          <w:rFonts w:ascii="Arial" w:hAnsi="Arial" w:cs="Arial"/>
-          <w:b/>
-          <w:lang w:val="nl-NL"/>
-        </w:rPr>
-        <w:t>MonoTouch / MonoDroid</w:t>
-      </w:r>
-    </w:p>
-    <w:p>
-      <w:pPr>
-        <w:rPr>
-          <w:rFonts w:ascii="Arial" w:hAnsi="Arial" w:cs="Arial"/>
-          <w:lang w:val="nl-NL"/>
-        </w:rPr>
-      </w:pPr>
-      <w:r>
-        <w:rPr>
-          <w:rFonts w:ascii="Arial" w:hAnsi="Arial" w:cs="Arial"/>
-          <w:lang w:val="nl-NL"/>
-        </w:rPr>
-        <w:t xml:space="preserve">Last but not least, hebben we MonoTouch/MonoDroid onderzocht, dit zijn twee verschillende platformen van hetzelfde bedrijf. MonoTouch is voor iOS en MonoDroid is voor Android. Het voldoet dus aan de minimale eis van cross platform zijn. </w:t>
-      </w:r>
-    </w:p>
-    <w:p>
-      <w:pPr>
-        <w:rPr>
-          <w:rFonts w:ascii="Arial" w:hAnsi="Arial" w:cs="Arial"/>
-          <w:lang w:val="nl-NL"/>
-        </w:rPr>
-      </w:pPr>
-    </w:p>
-    <w:p>
-      <w:pPr>
-        <w:rPr>
-          <w:rFonts w:ascii="Arial" w:hAnsi="Arial" w:cs="Arial"/>
-          <w:lang w:val="nl-NL"/>
-        </w:rPr>
-      </w:pPr>
-      <w:r>
-        <w:rPr>
-          <w:rFonts w:ascii="Arial" w:hAnsi="Arial" w:cs="Arial"/>
-          <w:lang w:val="nl-NL"/>
-        </w:rPr>
-        <w:t>Het platform werkt met C#, het grote voordeel hiervan is dat alle groepsleden al vaker met C# gewerkt hebben. Ook belooft het platform, dat je ondanks dat het twee aparte platformen zijn, toch vrij veel van de app code onder elkaar kunt uitwisselen. Daarnaast is alles native en heb je dus beschikking tot de native user interfaces, native api, waaronder dus ook de Google Maps api.</w:t>
-      </w:r>
-    </w:p>
-    <w:p>
-      <w:pPr>
-        <w:rPr>
-          <w:rFonts w:ascii="Arial" w:hAnsi="Arial" w:cs="Arial"/>
-          <w:lang w:val="nl-NL"/>
-        </w:rPr>
-      </w:pPr>
-    </w:p>
-    <w:p>
-      <w:pPr>
-        <w:rPr>
-          <w:rFonts w:ascii="Arial" w:hAnsi="Arial" w:cs="Arial"/>
-          <w:lang w:val="nl-NL"/>
-        </w:rPr>
-      </w:pPr>
-      <w:r>
-        <w:rPr>
-          <w:rFonts w:ascii="Arial" w:hAnsi="Arial" w:cs="Arial"/>
-          <w:lang w:val="nl-NL"/>
-        </w:rPr>
-        <w:t>Het ontwikkelen met MonoTouch en MonoDroid doe je met Microsoft Visual Studio of MonoDevelop, beide zijn goed werkende programmas waar goed in te ontwikkelen valt.</w:t>
-      </w:r>
-    </w:p>
-    <w:p>
-      <w:pPr>
-        <w:rPr>
-          <w:rFonts w:ascii="Arial" w:hAnsi="Arial" w:cs="Arial"/>
-          <w:lang w:val="nl-NL"/>
-        </w:rPr>
-      </w:pPr>
-    </w:p>
-    <w:p>
-      <w:pPr>
-        <w:rPr>
-          <w:rFonts w:ascii="Arial" w:hAnsi="Arial" w:cs="Arial"/>
-          <w:lang w:val="nl-NL"/>
-        </w:rPr>
-      </w:pPr>
-      <w:r>
-        <w:rPr>
-          <w:rFonts w:ascii="Arial" w:hAnsi="Arial" w:cs="Arial"/>
-          <w:lang w:val="nl-NL"/>
-        </w:rPr>
-        <w:t xml:space="preserve">Helaas moet ook dit platform afvallen omdat het niet aan het gewoonweg te duur ($999) is om er mee te ontwikkelen. </w:t>
-      </w:r>
-    </w:p>
-    <w:p>
-      <w:pPr>
-        <w:rPr>
-          <w:rFonts w:ascii="Arial" w:hAnsi="Arial" w:cs="Arial"/>
-          <w:lang w:val="nl-NL"/>
-        </w:rPr>
-      </w:pPr>
-    </w:p>
-    <w:p>
-      <w:pPr>
-        <w:rPr>
-          <w:rFonts w:ascii="Arial" w:hAnsi="Arial" w:cs="Arial"/>
-          <w:b/>
-          <w:lang w:val="nl-NL"/>
-        </w:rPr>
-      </w:pPr>
-      <w:r>
-        <w:rPr>
-          <w:rFonts w:ascii="Arial" w:hAnsi="Arial" w:cs="Arial"/>
-          <w:b/>
-          <w:lang w:val="nl-NL"/>
-        </w:rPr>
-        <w:t>Conclusie</w:t>
-      </w:r>
-    </w:p>
-    <w:p>
-      <w:pPr>
-        <w:rPr>
-          <w:rFonts w:ascii="Arial" w:hAnsi="Arial" w:cs="Arial"/>
-          <w:lang w:val="nl-NL"/>
-        </w:rPr>
-      </w:pPr>
-      <w:r>
-        <w:rPr>
-          <w:rFonts w:ascii="Arial" w:hAnsi="Arial" w:cs="Arial"/>
-          <w:lang w:val="nl-NL"/>
-        </w:rPr>
-        <w:t>Uiteindelijk zijn we weer terug gekomen op Titanium Appcelerator, na een aantal extra uren debuggen hebben we Titanium Studio op elke pc aan het werk gekregen en is het gelukt om een 'Hello World' app werkend te krijgen. De apps gaan dus ontwikkeld worden in Titanium Studio.</w:t>
-      </w:r>
-    </w:p>
-    <w:p>
-      <w:pPr>
-        <w:rPr>
-          <w:rFonts w:ascii="Arial" w:hAnsi="Arial" w:cs="Arial"/>
-          <w:lang w:val="nl-NL"/>
-        </w:rPr>
-      </w:pPr>
-    </w:p>
-    <w:p>
-      <w:pPr>
-        <w:rPr>
-          <w:rFonts w:ascii="Arial" w:hAnsi="Arial" w:cs="Arial"/>
-          <w:lang w:val="nl-NL"/>
-        </w:rPr>
-      </w:pPr>
-      <w:r>
-        <w:rPr>
-          <w:rFonts w:ascii="Arial" w:hAnsi="Arial" w:cs="Arial"/>
-          <w:lang w:val="nl-NL"/>
-        </w:rPr>
-        <w:t>Als we een andere app zouden ontwikkelen waar we niet verplicht de Google Maps api nodig hadden, dan hadden we voor Phonegap gekozen, het gebruik daarvan is een stuk makkelijker dan bijvoorbeeld Titanium Appcelerator.</w:t>
-      </w:r>
-    </w:p>
-    <w:p>
-      <w:pPr>
-        <w:rPr>
-          <w:rFonts w:ascii="Arial" w:hAnsi="Arial" w:cs="Arial"/>
-          <w:lang w:val="nl-NL"/>
-        </w:rPr>
-      </w:pPr>
-    </w:p>
-    <w:p>
-      <w:pPr>
-        <w:rPr>
-          <w:rFonts w:ascii="Arial" w:hAnsi="Arial" w:cs="Arial"/>
-          <w:lang w:val="nl-NL"/>
-        </w:rPr>
-      </w:pPr>
-    </w:p>
-    <w:p>
-      <w:pPr>
-        <w:rPr>
-          <w:rFonts w:ascii="Arial" w:hAnsi="Arial" w:cs="Arial"/>
-          <w:lang w:val="nl-NL"/>
-        </w:rPr>
-      </w:pPr>
-    </w:p>
-    <w:p>
-      <w:pPr>
-        <w:rPr>
-          <w:rFonts w:ascii="Arial" w:hAnsi="Arial" w:cs="Arial"/>
-          <w:lang w:val="nl-NL"/>
-        </w:rPr>
-      </w:pPr>
-    </w:p>
-    <w:p>
-      <w:pPr>
-        <w:rPr>
-          <w:rFonts w:ascii="Arial" w:hAnsi="Arial" w:cs="Arial"/>
-          <w:lang w:val="nl-NL"/>
-        </w:rPr>
-      </w:pPr>
-    </w:p>
-    <w:p>
-      <w:pPr>
-        <w:rPr>
-          <w:rFonts w:ascii="Arial" w:hAnsi="Arial" w:cs="Arial"/>
-          <w:lang w:val="nl-NL"/>
-        </w:rPr>
-      </w:pPr>
-    </w:p>
-    <w:p>
-      <w:pPr>
-        <w:rPr>
-          <w:rFonts w:ascii="Arial" w:hAnsi="Arial" w:cs="Arial"/>
-          <w:lang w:val="nl-NL"/>
-        </w:rPr>
-      </w:pPr>
-    </w:p>
-    <w:p>
-      <w:pPr>
-        <w:rPr>
-          <w:rFonts w:ascii="Arial" w:hAnsi="Arial" w:cs="Arial"/>
-          <w:lang w:val="nl-NL"/>
-        </w:rPr>
-      </w:pPr>
-    </w:p>
-    <w:p>
-      <w:pPr>
-        <w:rPr>
-          <w:rFonts w:ascii="Arial" w:hAnsi="Arial" w:cs="Arial"/>
-          <w:lang w:val="nl-NL"/>
-        </w:rPr>
-      </w:pPr>
-    </w:p>
-    <w:p>
-      <w:pPr>
-        <w:rPr>
-          <w:rFonts w:ascii="Arial" w:hAnsi="Arial" w:cs="Arial"/>
-          <w:lang w:val="nl-NL"/>
-        </w:rPr>
-      </w:pPr>
-    </w:p>
-    <w:p>
-      <w:pPr>
-        <w:rPr>
-          <w:rFonts w:ascii="Arial" w:hAnsi="Arial" w:cs="Arial"/>
-          <w:lang w:val="nl-NL"/>
-        </w:rPr>
-      </w:pPr>
-    </w:p>
-    <w:p>
-      <w:pPr>
-        <w:rPr>
-          <w:rFonts w:ascii="Arial" w:hAnsi="Arial" w:cs="Arial"/>
-          <w:lang w:val="nl-NL"/>
-        </w:rPr>
-      </w:pPr>
-    </w:p>
-    <w:p>
-      <w:pPr>
-        <w:rPr>
-          <w:rFonts w:ascii="Arial" w:hAnsi="Arial" w:cs="Arial"/>
-          <w:lang w:val="nl-NL"/>
-        </w:rPr>
-      </w:pPr>
-    </w:p>
-    <w:p>
-      <w:pPr>
-        <w:rPr>
-          <w:rFonts w:ascii="Arial" w:hAnsi="Arial" w:cs="Arial"/>
-          <w:lang w:val="nl-NL"/>
-        </w:rPr>
-      </w:pPr>
-    </w:p>
-    <w:p>
-      <w:pPr>
-        <w:pStyle w:val="Kop1"/>
-        <w:rPr>
-          <w:lang w:val="nl-NL"/>
-        </w:rPr>
-        <w:sectPr>
-          <w:headerReference w:type="default" r:id="rId50"/>
-          <w:pgSz w:w="11900" w:h="16840"/>
-          <w:pgMar w:top="1440" w:right="1440" w:bottom="1440" w:left="1440" w:header="708" w:footer="708" w:gutter="0"/>
-          <w:cols w:space="708"/>
-          <w:docGrid w:linePitch="360"/>
-        </w:sectPr>
-      </w:pPr>
-    </w:p>
-    <w:p>
-      <w:pPr>
         <w:pStyle w:val="Kop1"/>
         <w:rPr>
           <w:lang w:val="nl-NL"/>
@@ -16516,7 +17011,7 @@
           <w:lang w:val="nl-NL"/>
         </w:rPr>
       </w:pPr>
-      <w:hyperlink r:id="rId51" w:history="1">
+      <w:hyperlink r:id="rId49" w:history="1">
         <w:r>
           <w:rPr>
             <w:rStyle w:val="Hyperlink"/>
@@ -16549,7 +17044,7 @@
           <w:lang w:val="nl-NL"/>
         </w:rPr>
       </w:pPr>
-      <w:hyperlink r:id="rId52" w:history="1">
+      <w:hyperlink r:id="rId50" w:history="1">
         <w:r>
           <w:rPr>
             <w:rStyle w:val="Hyperlink"/>
@@ -16582,7 +17077,7 @@
           <w:lang w:val="nl-NL"/>
         </w:rPr>
       </w:pPr>
-      <w:hyperlink r:id="rId53" w:history="1">
+      <w:hyperlink r:id="rId51" w:history="1">
         <w:r>
           <w:rPr>
             <w:rStyle w:val="Hyperlink"/>
@@ -16615,7 +17110,7 @@
           <w:lang w:val="nl-NL"/>
         </w:rPr>
       </w:pPr>
-      <w:hyperlink r:id="rId54" w:history="1">
+      <w:hyperlink r:id="rId52" w:history="1">
         <w:r>
           <w:rPr>
             <w:rStyle w:val="Hyperlink"/>
@@ -16648,7 +17143,7 @@
           <w:lang w:val="nl-NL"/>
         </w:rPr>
       </w:pPr>
-      <w:hyperlink r:id="rId55" w:history="1">
+      <w:hyperlink r:id="rId53" w:history="1">
         <w:r>
           <w:rPr>
             <w:rStyle w:val="Hyperlink"/>
@@ -16681,7 +17176,7 @@
           <w:lang w:val="nl-NL"/>
         </w:rPr>
       </w:pPr>
-      <w:hyperlink r:id="rId56" w:history="1">
+      <w:hyperlink r:id="rId54" w:history="1">
         <w:r>
           <w:rPr>
             <w:rStyle w:val="Hyperlink"/>
@@ -16714,7 +17209,7 @@
           <w:lang w:val="nl-NL"/>
         </w:rPr>
       </w:pPr>
-      <w:hyperlink r:id="rId57" w:history="1">
+      <w:hyperlink r:id="rId55" w:history="1">
         <w:r>
           <w:rPr>
             <w:rStyle w:val="Hyperlink"/>
@@ -16747,7 +17242,7 @@
           <w:lang w:val="nl-NL"/>
         </w:rPr>
       </w:pPr>
-      <w:hyperlink r:id="rId58" w:history="1">
+      <w:hyperlink r:id="rId56" w:history="1">
         <w:r>
           <w:rPr>
             <w:rStyle w:val="Hyperlink"/>
@@ -16790,7 +17285,7 @@
       </w:pPr>
     </w:p>
     <w:sectPr>
-      <w:headerReference w:type="default" r:id="rId59"/>
+      <w:headerReference w:type="default" r:id="rId57"/>
       <w:type w:val="continuous"/>
       <w:pgSz w:w="11900" w:h="16840"/>
       <w:pgMar w:top="1440" w:right="1440" w:bottom="1440" w:left="1440" w:header="708" w:footer="708" w:gutter="0"/>
@@ -16902,7 +17397,7 @@
         <w:rStyle w:val="Paginanummer"/>
         <w:noProof/>
       </w:rPr>
-      <w:t>16</w:t>
+      <w:t>5</w:t>
     </w:r>
     <w:r>
       <w:rPr>
@@ -16954,64 +17449,6 @@
 </file>
 
 <file path=word/header10.xml><?xml version="1.0" encoding="utf-8"?>
-<w:hdr xmlns:wpc="http://schemas.microsoft.com/office/word/2010/wordprocessingCanvas" xmlns:mo="http://schemas.microsoft.com/office/mac/office/2008/main" xmlns:mc="http://schemas.openxmlformats.org/markup-compatibility/2006" xmlns:mv="urn:schemas-microsoft-com:mac:vml" xmlns:o="urn:schemas-microsoft-com:office:office" xmlns:r="http://schemas.openxmlformats.org/officeDocument/2006/relationships" xmlns:m="http://schemas.openxmlformats.org/officeDocument/2006/math" xmlns:v="urn:schemas-microsoft-com:vml" xmlns:wp14="http://schemas.microsoft.com/office/word/2010/wordprocessingDrawing" xmlns:wp="http://schemas.openxmlformats.org/drawingml/2006/wordprocessingDrawing" xmlns:w10="urn:schemas-microsoft-com:office:word" xmlns:w="http://schemas.openxmlformats.org/wordprocessingml/2006/main" xmlns:w14="http://schemas.microsoft.com/office/word/2010/wordml" xmlns:wpg="http://schemas.microsoft.com/office/word/2010/wordprocessingGroup" xmlns:wpi="http://schemas.microsoft.com/office/word/2010/wordprocessingInk" xmlns:wne="http://schemas.microsoft.com/office/word/2006/wordml" xmlns:wps="http://schemas.microsoft.com/office/word/2010/wordprocessingShape" mc:Ignorable="w14 wp14">
-  <w:p>
-    <w:pPr>
-      <w:pStyle w:val="Koptekst"/>
-      <w:jc w:val="center"/>
-      <w:rPr>
-        <w:sz w:val="20"/>
-      </w:rPr>
-    </w:pPr>
-    <w:r>
-      <w:rPr>
-        <w:sz w:val="20"/>
-      </w:rPr>
-      <w:t>Conclusies</w:t>
-    </w:r>
-  </w:p>
-  <w:p>
-    <w:pPr>
-      <w:pStyle w:val="Koptekst"/>
-      <w:jc w:val="center"/>
-      <w:rPr>
-        <w:sz w:val="20"/>
-      </w:rPr>
-    </w:pPr>
-  </w:p>
-</w:hdr>
-</file>
-
-<file path=word/header11.xml><?xml version="1.0" encoding="utf-8"?>
-<w:hdr xmlns:wpc="http://schemas.microsoft.com/office/word/2010/wordprocessingCanvas" xmlns:mo="http://schemas.microsoft.com/office/mac/office/2008/main" xmlns:mc="http://schemas.openxmlformats.org/markup-compatibility/2006" xmlns:mv="urn:schemas-microsoft-com:mac:vml" xmlns:o="urn:schemas-microsoft-com:office:office" xmlns:r="http://schemas.openxmlformats.org/officeDocument/2006/relationships" xmlns:m="http://schemas.openxmlformats.org/officeDocument/2006/math" xmlns:v="urn:schemas-microsoft-com:vml" xmlns:wp14="http://schemas.microsoft.com/office/word/2010/wordprocessingDrawing" xmlns:wp="http://schemas.openxmlformats.org/drawingml/2006/wordprocessingDrawing" xmlns:w10="urn:schemas-microsoft-com:office:word" xmlns:w="http://schemas.openxmlformats.org/wordprocessingml/2006/main" xmlns:w14="http://schemas.microsoft.com/office/word/2010/wordml" xmlns:wpg="http://schemas.microsoft.com/office/word/2010/wordprocessingGroup" xmlns:wpi="http://schemas.microsoft.com/office/word/2010/wordprocessingInk" xmlns:wne="http://schemas.microsoft.com/office/word/2006/wordml" xmlns:wps="http://schemas.microsoft.com/office/word/2010/wordprocessingShape" mc:Ignorable="w14 wp14">
-  <w:p>
-    <w:pPr>
-      <w:pStyle w:val="Koptekst"/>
-      <w:jc w:val="center"/>
-      <w:rPr>
-        <w:sz w:val="20"/>
-      </w:rPr>
-    </w:pPr>
-    <w:r>
-      <w:rPr>
-        <w:sz w:val="20"/>
-      </w:rPr>
-      <w:t>Verklarende Lijst</w:t>
-    </w:r>
-  </w:p>
-  <w:p>
-    <w:pPr>
-      <w:pStyle w:val="Koptekst"/>
-      <w:jc w:val="center"/>
-      <w:rPr>
-        <w:sz w:val="20"/>
-      </w:rPr>
-    </w:pPr>
-  </w:p>
-</w:hdr>
-</file>
-
-<file path=word/header12.xml><?xml version="1.0" encoding="utf-8"?>
 <w:hdr xmlns:wpc="http://schemas.microsoft.com/office/word/2010/wordprocessingCanvas" xmlns:mo="http://schemas.microsoft.com/office/mac/office/2008/main" xmlns:mc="http://schemas.openxmlformats.org/markup-compatibility/2006" xmlns:mv="urn:schemas-microsoft-com:mac:vml" xmlns:o="urn:schemas-microsoft-com:office:office" xmlns:r="http://schemas.openxmlformats.org/officeDocument/2006/relationships" xmlns:m="http://schemas.openxmlformats.org/officeDocument/2006/math" xmlns:v="urn:schemas-microsoft-com:vml" xmlns:wp14="http://schemas.microsoft.com/office/word/2010/wordprocessingDrawing" xmlns:wp="http://schemas.openxmlformats.org/drawingml/2006/wordprocessingDrawing" xmlns:w10="urn:schemas-microsoft-com:office:word" xmlns:w="http://schemas.openxmlformats.org/wordprocessingml/2006/main" xmlns:w14="http://schemas.microsoft.com/office/word/2010/wordml" xmlns:wpg="http://schemas.microsoft.com/office/word/2010/wordprocessingGroup" xmlns:wpi="http://schemas.microsoft.com/office/word/2010/wordprocessingInk" xmlns:wne="http://schemas.microsoft.com/office/word/2006/wordml" xmlns:wps="http://schemas.microsoft.com/office/word/2010/wordprocessingShape" mc:Ignorable="w14 wp14">
   <w:p>
     <w:pPr>
@@ -17044,7 +17481,7 @@
 </w:hdr>
 </file>
 
-<file path=word/header13.xml><?xml version="1.0" encoding="utf-8"?>
+<file path=word/header11.xml><?xml version="1.0" encoding="utf-8"?>
 <w:hdr xmlns:wpc="http://schemas.microsoft.com/office/word/2010/wordprocessingCanvas" xmlns:mo="http://schemas.microsoft.com/office/mac/office/2008/main" xmlns:mc="http://schemas.openxmlformats.org/markup-compatibility/2006" xmlns:mv="urn:schemas-microsoft-com:mac:vml" xmlns:o="urn:schemas-microsoft-com:office:office" xmlns:r="http://schemas.openxmlformats.org/officeDocument/2006/relationships" xmlns:m="http://schemas.openxmlformats.org/officeDocument/2006/math" xmlns:v="urn:schemas-microsoft-com:vml" xmlns:wp14="http://schemas.microsoft.com/office/word/2010/wordprocessingDrawing" xmlns:wp="http://schemas.openxmlformats.org/drawingml/2006/wordprocessingDrawing" xmlns:w10="urn:schemas-microsoft-com:office:word" xmlns:w="http://schemas.openxmlformats.org/wordprocessingml/2006/main" xmlns:w14="http://schemas.microsoft.com/office/word/2010/wordml" xmlns:wpg="http://schemas.microsoft.com/office/word/2010/wordprocessingGroup" xmlns:wpi="http://schemas.microsoft.com/office/word/2010/wordprocessingInk" xmlns:wne="http://schemas.microsoft.com/office/word/2006/wordml" xmlns:wps="http://schemas.microsoft.com/office/word/2010/wordprocessingShape" mc:Ignorable="w14 wp14">
   <w:p>
     <w:pPr>
@@ -17083,7 +17520,7 @@
 </w:hdr>
 </file>
 
-<file path=word/header14.xml><?xml version="1.0" encoding="utf-8"?>
+<file path=word/header12.xml><?xml version="1.0" encoding="utf-8"?>
 <w:hdr xmlns:wpc="http://schemas.microsoft.com/office/word/2010/wordprocessingCanvas" xmlns:mo="http://schemas.microsoft.com/office/mac/office/2008/main" xmlns:mc="http://schemas.openxmlformats.org/markup-compatibility/2006" xmlns:mv="urn:schemas-microsoft-com:mac:vml" xmlns:o="urn:schemas-microsoft-com:office:office" xmlns:r="http://schemas.openxmlformats.org/officeDocument/2006/relationships" xmlns:m="http://schemas.openxmlformats.org/officeDocument/2006/math" xmlns:v="urn:schemas-microsoft-com:vml" xmlns:wp14="http://schemas.microsoft.com/office/word/2010/wordprocessingDrawing" xmlns:wp="http://schemas.openxmlformats.org/drawingml/2006/wordprocessingDrawing" xmlns:w10="urn:schemas-microsoft-com:office:word" xmlns:w="http://schemas.openxmlformats.org/wordprocessingml/2006/main" xmlns:w14="http://schemas.microsoft.com/office/word/2010/wordml" xmlns:wpg="http://schemas.microsoft.com/office/word/2010/wordprocessingGroup" xmlns:wpi="http://schemas.microsoft.com/office/word/2010/wordprocessingInk" xmlns:wne="http://schemas.microsoft.com/office/word/2006/wordml" xmlns:wps="http://schemas.microsoft.com/office/word/2010/wordprocessingShape" mc:Ignorable="w14 wp14">
   <w:p>
     <w:pPr>
@@ -17103,7 +17540,7 @@
 </w:hdr>
 </file>
 
-<file path=word/header15.xml><?xml version="1.0" encoding="utf-8"?>
+<file path=word/header13.xml><?xml version="1.0" encoding="utf-8"?>
 <w:hdr xmlns:wpc="http://schemas.microsoft.com/office/word/2010/wordprocessingCanvas" xmlns:mo="http://schemas.microsoft.com/office/mac/office/2008/main" xmlns:mc="http://schemas.openxmlformats.org/markup-compatibility/2006" xmlns:mv="urn:schemas-microsoft-com:mac:vml" xmlns:o="urn:schemas-microsoft-com:office:office" xmlns:r="http://schemas.openxmlformats.org/officeDocument/2006/relationships" xmlns:m="http://schemas.openxmlformats.org/officeDocument/2006/math" xmlns:v="urn:schemas-microsoft-com:vml" xmlns:wp14="http://schemas.microsoft.com/office/word/2010/wordprocessingDrawing" xmlns:wp="http://schemas.openxmlformats.org/drawingml/2006/wordprocessingDrawing" xmlns:w10="urn:schemas-microsoft-com:office:word" xmlns:w="http://schemas.openxmlformats.org/wordprocessingml/2006/main" xmlns:w14="http://schemas.microsoft.com/office/word/2010/wordml" xmlns:wpg="http://schemas.microsoft.com/office/word/2010/wordprocessingGroup" xmlns:wpi="http://schemas.microsoft.com/office/word/2010/wordprocessingInk" xmlns:wne="http://schemas.microsoft.com/office/word/2006/wordml" xmlns:wps="http://schemas.microsoft.com/office/word/2010/wordprocessingShape" mc:Ignorable="w14 wp14">
   <w:p>
     <w:pPr>
@@ -17231,14 +17668,25 @@
       <w:jc w:val="center"/>
       <w:rPr>
         <w:sz w:val="20"/>
+        <w:lang w:val="nl-NL"/>
       </w:rPr>
     </w:pPr>
     <w:r>
       <w:rPr>
         <w:sz w:val="20"/>
+        <w:lang w:val="nl-NL"/>
       </w:rPr>
-      <w:t>Oplossing</w:t>
+      <w:t>Samenwerking</w:t>
     </w:r>
+  </w:p>
+  <w:p>
+    <w:pPr>
+      <w:pStyle w:val="Koptekst"/>
+      <w:rPr>
+        <w:sz w:val="20"/>
+        <w:lang w:val="nl-NL"/>
+      </w:rPr>
+    </w:pPr>
   </w:p>
 </w:hdr>
 </file>
@@ -17257,8 +17705,17 @@
       <w:rPr>
         <w:sz w:val="20"/>
       </w:rPr>
-      <w:t>Oplossing</w:t>
+      <w:t>Conclusies</w:t>
     </w:r>
+  </w:p>
+  <w:p>
+    <w:pPr>
+      <w:pStyle w:val="Koptekst"/>
+      <w:jc w:val="center"/>
+      <w:rPr>
+        <w:sz w:val="20"/>
+      </w:rPr>
+    </w:pPr>
   </w:p>
 </w:hdr>
 </file>
@@ -17271,23 +17728,21 @@
       <w:jc w:val="center"/>
       <w:rPr>
         <w:sz w:val="20"/>
-        <w:lang w:val="nl-NL"/>
       </w:rPr>
     </w:pPr>
     <w:r>
       <w:rPr>
         <w:sz w:val="20"/>
-        <w:lang w:val="nl-NL"/>
       </w:rPr>
-      <w:t>Samenwerking</w:t>
+      <w:t>Verklarende Lijst</w:t>
     </w:r>
   </w:p>
   <w:p>
     <w:pPr>
       <w:pStyle w:val="Koptekst"/>
+      <w:jc w:val="center"/>
       <w:rPr>
         <w:sz w:val="20"/>
-        <w:lang w:val="nl-NL"/>
       </w:rPr>
     </w:pPr>
   </w:p>
@@ -21534,7 +21989,7 @@
 </file>
 
 <file path=customXml/itemProps1.xml><?xml version="1.0" encoding="utf-8"?>
-<ds:datastoreItem xmlns:ds="http://schemas.openxmlformats.org/officeDocument/2006/customXml" ds:itemID="{88A408E6-C4A0-0445-AC3F-34A343B61068}">
+<ds:datastoreItem xmlns:ds="http://schemas.openxmlformats.org/officeDocument/2006/customXml" ds:itemID="{91208DC8-6F92-3B44-9900-ADA8D026AFD6}">
   <ds:schemaRefs>
     <ds:schemaRef ds:uri="http://schemas.openxmlformats.org/officeDocument/2006/bibliography"/>
   </ds:schemaRefs>

--- a/Rapport/Het Rapport.docx
+++ b/Rapport/Het Rapport.docx
@@ -10429,8 +10429,6 @@
         </w:rPr>
         <w:t>.</w:t>
       </w:r>
-      <w:bookmarkStart w:id="24" w:name="_GoBack"/>
-      <w:bookmarkEnd w:id="24"/>
     </w:p>
     <w:p>
       <w:pPr>
@@ -10674,7 +10672,7 @@
           <w:lang w:val="nl-NL"/>
         </w:rPr>
       </w:pPr>
-      <w:bookmarkStart w:id="25" w:name="_Toc326833280"/>
+      <w:bookmarkStart w:id="24" w:name="_Toc326833280"/>
       <w:r>
         <w:rPr>
           <w:lang w:val="nl-NL"/>
@@ -10694,7 +10692,7 @@
         <w:tab/>
         <w:t>Bruggen en Aanlegplaatsen App</w:t>
       </w:r>
-      <w:bookmarkEnd w:id="25"/>
+      <w:bookmarkEnd w:id="24"/>
     </w:p>
     <w:p>
       <w:pPr>
@@ -11509,7 +11507,7 @@
           <w:lang w:val="nl-NL"/>
         </w:rPr>
       </w:pPr>
-      <w:bookmarkStart w:id="26" w:name="_Toc326833283"/>
+      <w:bookmarkStart w:id="25" w:name="_Toc326833283"/>
       <w:r>
         <w:rPr>
           <w:rFonts w:ascii="Arial" w:hAnsi="Arial" w:cs="Arial"/>
@@ -11621,7 +11619,7 @@
         <w:tab/>
         <w:t>Bezienswaardigheden Leeuwarden App</w:t>
       </w:r>
-      <w:bookmarkEnd w:id="26"/>
+      <w:bookmarkEnd w:id="25"/>
     </w:p>
     <w:p>
       <w:pPr>
@@ -12434,7 +12432,7 @@
           <w:lang w:val="nl-NL"/>
         </w:rPr>
       </w:pPr>
-      <w:bookmarkStart w:id="27" w:name="_Toc326833284"/>
+      <w:bookmarkStart w:id="26" w:name="_Toc326833284"/>
       <w:r>
         <w:rPr>
           <w:rFonts w:ascii="Arial" w:hAnsi="Arial" w:cs="Arial"/>
@@ -12573,7 +12571,7 @@
         </w:rPr>
         <w:t xml:space="preserve"> App</w:t>
       </w:r>
-      <w:bookmarkEnd w:id="27"/>
+      <w:bookmarkEnd w:id="26"/>
     </w:p>
     <w:p>
       <w:pPr>
@@ -13551,7 +13549,7 @@
           <w:lang w:val="nl-NL"/>
         </w:rPr>
       </w:pPr>
-      <w:bookmarkStart w:id="28" w:name="_Toc326833285"/>
+      <w:bookmarkStart w:id="27" w:name="_Toc326833285"/>
       <w:r>
         <w:rPr>
           <w:lang w:val="nl-NL"/>
@@ -13566,23 +13564,33 @@
         <w:tab/>
         <w:t>Samenwerking</w:t>
       </w:r>
+      <w:bookmarkEnd w:id="27"/>
+    </w:p>
+    <w:p>
+      <w:pPr>
+        <w:rPr>
+          <w:rFonts w:ascii="Arial" w:hAnsi="Arial" w:cs="Arial"/>
+          <w:i/>
+          <w:lang w:val="nl-NL"/>
+        </w:rPr>
+      </w:pPr>
+      <w:r>
+        <w:rPr>
+          <w:rFonts w:ascii="Arial" w:hAnsi="Arial" w:cs="Arial"/>
+          <w:i/>
+          <w:lang w:val="nl-NL"/>
+        </w:rPr>
+        <w:t>In dit hoofdst</w:t>
+      </w:r>
+      <w:bookmarkStart w:id="28" w:name="_GoBack"/>
       <w:bookmarkEnd w:id="28"/>
-    </w:p>
-    <w:p>
-      <w:pPr>
-        <w:rPr>
-          <w:rFonts w:ascii="Arial" w:hAnsi="Arial" w:cs="Arial"/>
-          <w:i/>
-          <w:lang w:val="nl-NL"/>
-        </w:rPr>
-      </w:pPr>
-      <w:r>
-        <w:rPr>
-          <w:rFonts w:ascii="Arial" w:hAnsi="Arial" w:cs="Arial"/>
-          <w:i/>
-          <w:lang w:val="nl-NL"/>
-        </w:rPr>
-        <w:t>In dit hoofdstuk bespreken we de samenwerking binnen onze groep en die met de opdrachtgever.</w:t>
+      <w:r>
+        <w:rPr>
+          <w:rFonts w:ascii="Arial" w:hAnsi="Arial" w:cs="Arial"/>
+          <w:i/>
+          <w:lang w:val="nl-NL"/>
+        </w:rPr>
+        <w:t>uk bespreken we de samenwerking binnen onze groep en die met de opdrachtgever.</w:t>
       </w:r>
     </w:p>
     <w:p>
@@ -13732,7 +13740,14 @@
           <w:rFonts w:ascii="Arial" w:hAnsi="Arial" w:cs="Arial"/>
           <w:lang w:val="nl-NL"/>
         </w:rPr>
-        <w:t xml:space="preserve"> gebruiksvriendelijke te maken zijn er een aantal dingen waar rekening mee moet worden gehouden:</w:t>
+        <w:t xml:space="preserve"> gebruiksvriendelijk</w:t>
+      </w:r>
+      <w:r>
+        <w:rPr>
+          <w:rFonts w:ascii="Arial" w:hAnsi="Arial" w:cs="Arial"/>
+          <w:lang w:val="nl-NL"/>
+        </w:rPr>
+        <w:t xml:space="preserve"> te maken zijn er een aantal dingen waar rekening mee moet worden gehouden:</w:t>
       </w:r>
     </w:p>
     <w:p>
@@ -14193,7 +14208,37 @@
           <w:rFonts w:ascii="Arial" w:hAnsi="Arial" w:cs="Arial"/>
           <w:lang w:val="nl-NL"/>
         </w:rPr>
-        <w:t xml:space="preserve"> kan worden gemaakt tussen iOS en Android.</w:t>
+        <w:t xml:space="preserve"> kan worden gemaakt tussen </w:t>
+      </w:r>
+      <w:r>
+        <w:rPr>
+          <w:rFonts w:ascii="Arial" w:hAnsi="Arial" w:cs="Arial"/>
+          <w:i/>
+          <w:lang w:val="nl-NL"/>
+        </w:rPr>
+        <w:t>iOS</w:t>
+      </w:r>
+      <w:r>
+        <w:rPr>
+          <w:rFonts w:ascii="Arial" w:hAnsi="Arial" w:cs="Arial"/>
+          <w:lang w:val="nl-NL"/>
+        </w:rPr>
+        <w:t xml:space="preserve"> en </w:t>
+      </w:r>
+      <w:r>
+        <w:rPr>
+          <w:rFonts w:ascii="Arial" w:hAnsi="Arial" w:cs="Arial"/>
+          <w:i/>
+          <w:lang w:val="nl-NL"/>
+        </w:rPr>
+        <w:t>Android</w:t>
+      </w:r>
+      <w:r>
+        <w:rPr>
+          <w:rFonts w:ascii="Arial" w:hAnsi="Arial" w:cs="Arial"/>
+          <w:lang w:val="nl-NL"/>
+        </w:rPr>
+        <w:t>.</w:t>
       </w:r>
     </w:p>
     <w:p>
@@ -14717,12 +14762,14 @@
     <w:p>
       <w:pPr>
         <w:rPr>
-          <w:i/>
-          <w:lang w:val="nl-NL"/>
-        </w:rPr>
-      </w:pPr>
-      <w:r>
-        <w:rPr>
+          <w:rFonts w:ascii="Arial" w:hAnsi="Arial"/>
+          <w:i/>
+          <w:lang w:val="nl-NL"/>
+        </w:rPr>
+      </w:pPr>
+      <w:r>
+        <w:rPr>
+          <w:rFonts w:ascii="Arial" w:hAnsi="Arial"/>
           <w:i/>
           <w:lang w:val="nl-NL"/>
         </w:rPr>
@@ -14761,12 +14808,14 @@
     <w:p>
       <w:pPr>
         <w:rPr>
-          <w:i/>
-          <w:lang w:val="nl-NL"/>
-        </w:rPr>
-      </w:pPr>
-      <w:r>
-        <w:rPr>
+          <w:rFonts w:ascii="Arial" w:hAnsi="Arial"/>
+          <w:i/>
+          <w:lang w:val="nl-NL"/>
+        </w:rPr>
+      </w:pPr>
+      <w:r>
+        <w:rPr>
+          <w:rFonts w:ascii="Arial" w:hAnsi="Arial"/>
           <w:i/>
           <w:lang w:val="nl-NL"/>
         </w:rPr>
@@ -14776,82 +14825,25 @@
     <w:p>
       <w:pPr>
         <w:rPr>
-          <w:i/>
-          <w:lang w:val="nl-NL"/>
-        </w:rPr>
-      </w:pPr>
-    </w:p>
-    <w:p>
-      <w:pPr>
-        <w:rPr>
-          <w:lang w:val="nl-NL"/>
-        </w:rPr>
-      </w:pPr>
-      <w:r>
-        <w:rPr>
-          <w:lang w:val="nl-NL"/>
-        </w:rPr>
-        <w:t xml:space="preserve">De </w:t>
-      </w:r>
-      <w:r>
-        <w:rPr>
-          <w:lang w:val="nl-NL"/>
-        </w:rPr>
-        <w:t>Apple appstore wil 10 verschillende appicon groottes krijgen. Het is veel werk om deze allemaal op de juiste schaal op te slaan. Hiervoor is een template te vinden waardoor je maar 1 design/maa</w:t>
-      </w:r>
-      <w:r>
-        <w:rPr>
-          <w:lang w:val="nl-NL"/>
-        </w:rPr>
-        <w:t>t hoeft te maken en de rest doet</w:t>
-      </w:r>
-      <w:r>
-        <w:rPr>
-          <w:lang w:val="nl-NL"/>
-        </w:rPr>
-        <w:t xml:space="preserve"> de pho</w:t>
-      </w:r>
-      <w:r>
-        <w:rPr>
-          <w:lang w:val="nl-NL"/>
-        </w:rPr>
-        <w:t>toshop actions</w:t>
-      </w:r>
-      <w:r>
-        <w:rPr>
-          <w:lang w:val="nl-NL"/>
-        </w:rPr>
-        <w:t>.</w:t>
-      </w:r>
-      <w:r>
-        <w:rPr>
-          <w:lang w:val="nl-NL"/>
-        </w:rPr>
-        <w:t xml:space="preserve"> Deze zorgt dat alles in de juiste naamgeving en in de juiste maten opgeslagen wordt.</w:t>
-      </w:r>
-      <w:r>
-        <w:rPr>
-          <w:lang w:val="nl-NL"/>
-        </w:rPr>
-        <w:t xml:space="preserve"> Dit template is te vin</w:t>
-      </w:r>
-      <w:r>
-        <w:rPr>
-          <w:lang w:val="nl-NL"/>
-        </w:rPr>
-        <w:t>d</w:t>
-      </w:r>
-      <w:r>
-        <w:rPr>
-          <w:lang w:val="nl-NL"/>
-        </w:rPr>
-        <w:t>en en te downloaden op 'http://appicontemplate.com/'.</w:t>
-      </w:r>
-      <w:r>
-        <w:rPr>
-          <w:lang w:val="nl-NL"/>
-        </w:rPr>
-        <w:t xml:space="preserve"> Het is aan te raden om deze te gebruiken aangezien dit een hoop werk scheelt.</w:t>
+          <w:rFonts w:ascii="Arial" w:hAnsi="Arial"/>
+          <w:i/>
+          <w:lang w:val="nl-NL"/>
+        </w:rPr>
+      </w:pPr>
+    </w:p>
+    <w:p>
+      <w:pPr>
+        <w:rPr>
+          <w:rFonts w:ascii="Arial" w:hAnsi="Arial"/>
+          <w:lang w:val="nl-NL"/>
+        </w:rPr>
+      </w:pPr>
+      <w:r>
+        <w:rPr>
+          <w:rFonts w:ascii="Arial" w:hAnsi="Arial"/>
+          <w:lang w:val="nl-NL"/>
+        </w:rPr>
+        <w:t>De Apple appstore wil 10 verschillende appicon groottes krijgen. Het is veel werk om deze allemaal op de juiste schaal op te slaan. Hiervoor is een template te vinden waardoor je maar 1 design/maat hoeft te maken en de rest doet de photoshop actions. Deze zorgt dat alles in de juiste naamgeving en in de juiste maten opgeslagen wordt. Dit template is te vinden en te downloaden op 'http://appicontemplate.com/'. Het is aan te raden om deze te gebruiken aangezien dit een hoop werk scheelt.</w:t>
       </w:r>
     </w:p>
     <w:p>
@@ -14893,12 +14885,14 @@
     <w:p>
       <w:pPr>
         <w:rPr>
-          <w:i/>
-          <w:lang w:val="nl-NL"/>
-        </w:rPr>
-      </w:pPr>
-      <w:r>
-        <w:rPr>
+          <w:rFonts w:ascii="Arial" w:hAnsi="Arial"/>
+          <w:i/>
+          <w:lang w:val="nl-NL"/>
+        </w:rPr>
+      </w:pPr>
+      <w:r>
+        <w:rPr>
+          <w:rFonts w:ascii="Arial" w:hAnsi="Arial"/>
           <w:i/>
           <w:lang w:val="nl-NL"/>
         </w:rPr>
@@ -14908,64 +14902,25 @@
     <w:p>
       <w:pPr>
         <w:rPr>
-          <w:i/>
-          <w:lang w:val="nl-NL"/>
-        </w:rPr>
-      </w:pPr>
-    </w:p>
-    <w:p>
-      <w:pPr>
-        <w:rPr>
-          <w:lang w:val="nl-NL"/>
-        </w:rPr>
-      </w:pPr>
-      <w:r>
-        <w:rPr>
-          <w:lang w:val="nl-NL"/>
-        </w:rPr>
-        <w:t>Alle plaatjes binnen de app moeten ook op ware s</w:t>
-      </w:r>
-      <w:r>
-        <w:rPr>
-          <w:lang w:val="nl-NL"/>
-        </w:rPr>
-        <w:t>chaal gemaakt worden, wanneer</w:t>
-      </w:r>
-      <w:r>
-        <w:rPr>
-          <w:lang w:val="nl-NL"/>
-        </w:rPr>
-        <w:t xml:space="preserve"> dit te klein</w:t>
-      </w:r>
-      <w:r>
-        <w:rPr>
-          <w:lang w:val="nl-NL"/>
-        </w:rPr>
-        <w:t xml:space="preserve"> wordt</w:t>
-      </w:r>
-      <w:r>
-        <w:rPr>
-          <w:lang w:val="nl-NL"/>
-        </w:rPr>
-        <w:t xml:space="preserve"> </w:t>
-      </w:r>
-      <w:r>
-        <w:rPr>
-          <w:lang w:val="nl-NL"/>
-        </w:rPr>
-        <w:t>ge</w:t>
-      </w:r>
-      <w:r>
-        <w:rPr>
-          <w:lang w:val="nl-NL"/>
-        </w:rPr>
-        <w:t>maakt moet het programma dit vergroten. Wanneer dit moet gebeuren worden de plaatjes altijd pixelig. Andersom is dit vaak niet zo, maar bij Titanium studio SDK's wel. Wanneer een afbeelding kleiner afgebeeld moet worden dan hij werkelijk is wordt deze ook pixelig.</w:t>
-      </w:r>
-      <w:r>
-        <w:rPr>
-          <w:lang w:val="nl-NL"/>
-        </w:rPr>
-        <w:t xml:space="preserve"> Daarom is het op schaal maken van een plaatje aan te raden om de beste kwaliteit te krijgen.</w:t>
+          <w:rFonts w:ascii="Arial" w:hAnsi="Arial"/>
+          <w:i/>
+          <w:lang w:val="nl-NL"/>
+        </w:rPr>
+      </w:pPr>
+    </w:p>
+    <w:p>
+      <w:pPr>
+        <w:rPr>
+          <w:rFonts w:ascii="Arial" w:hAnsi="Arial"/>
+          <w:lang w:val="nl-NL"/>
+        </w:rPr>
+      </w:pPr>
+      <w:r>
+        <w:rPr>
+          <w:rFonts w:ascii="Arial" w:hAnsi="Arial"/>
+          <w:lang w:val="nl-NL"/>
+        </w:rPr>
+        <w:t>Alle plaatjes binnen de app moeten ook op ware schaal gemaakt worden, wanneer dit te klein wordt gemaakt moet het programma dit vergroten. Wanneer dit moet gebeuren worden de plaatjes altijd pixelig. Andersom is dit vaak niet zo, maar bij Titanium studio SDK's wel. Wanneer een afbeelding kleiner afgebeeld moet worden dan hij werkelijk is wordt deze ook pixelig. Daarom is het op schaal maken van een plaatje aan te raden om de beste kwaliteit te krijgen.</w:t>
       </w:r>
     </w:p>
     <w:p>
@@ -21989,7 +21944,7 @@
 </file>
 
 <file path=customXml/itemProps1.xml><?xml version="1.0" encoding="utf-8"?>
-<ds:datastoreItem xmlns:ds="http://schemas.openxmlformats.org/officeDocument/2006/customXml" ds:itemID="{91208DC8-6F92-3B44-9900-ADA8D026AFD6}">
+<ds:datastoreItem xmlns:ds="http://schemas.openxmlformats.org/officeDocument/2006/customXml" ds:itemID="{E25693E4-A1C5-6142-9729-1F73B419B141}">
   <ds:schemaRefs>
     <ds:schemaRef ds:uri="http://schemas.openxmlformats.org/officeDocument/2006/bibliography"/>
   </ds:schemaRefs>

--- a/Rapport/Het Rapport.docx
+++ b/Rapport/Het Rapport.docx
@@ -12831,18 +12831,18 @@
           <w:lang w:val="en-US"/>
         </w:rPr>
         <w:drawing>
-          <wp:anchor distT="0" distB="0" distL="114300" distR="114300" simplePos="0" relativeHeight="251715584" behindDoc="1" locked="0" layoutInCell="1" allowOverlap="1" wp14:anchorId="516689AD" wp14:editId="65BC937A">
+          <wp:anchor distT="0" distB="0" distL="114300" distR="114300" simplePos="0" relativeHeight="251720704" behindDoc="1" locked="0" layoutInCell="1" allowOverlap="1" wp14:anchorId="68A27760" wp14:editId="35616E7B">
             <wp:simplePos x="0" y="0"/>
             <wp:positionH relativeFrom="column">
-              <wp:posOffset>1371600</wp:posOffset>
+              <wp:posOffset>-228600</wp:posOffset>
             </wp:positionH>
             <wp:positionV relativeFrom="paragraph">
-              <wp:posOffset>52705</wp:posOffset>
+              <wp:posOffset>78740</wp:posOffset>
             </wp:positionV>
-            <wp:extent cx="1428115" cy="2051685"/>
-            <wp:effectExtent l="25400" t="25400" r="0" b="5715"/>
-            <wp:wrapSquare wrapText="bothSides"/>
-            <wp:docPr id="28" name="Afbeelding 28" descr="Macintosh HD:Users:eddiesprietsma:Desktop:iOS-simulatorschermafbeelding 11 jun. 2012 10.25.58.png"/>
+            <wp:extent cx="1421765" cy="2051685"/>
+            <wp:effectExtent l="25400" t="25400" r="635" b="5715"/>
+            <wp:wrapNone/>
+            <wp:docPr id="31" name="Afbeelding 31" descr="Macintosh HD:Users:eddiesprietsma:Desktop:iOS-simulatorschermafbeelding 11 jun. 2012 10.54.47.png"/>
             <wp:cNvGraphicFramePr>
               <a:graphicFrameLocks xmlns:a="http://schemas.openxmlformats.org/drawingml/2006/main" noChangeAspect="1"/>
             </wp:cNvGraphicFramePr>
@@ -12850,7 +12850,7 @@
               <a:graphicData uri="http://schemas.openxmlformats.org/drawingml/2006/picture">
                 <pic:pic xmlns:pic="http://schemas.openxmlformats.org/drawingml/2006/picture">
                   <pic:nvPicPr>
-                    <pic:cNvPr id="0" name="Picture 10" descr="Macintosh HD:Users:eddiesprietsma:Desktop:iOS-simulatorschermafbeelding 11 jun. 2012 10.25.58.png"/>
+                    <pic:cNvPr id="0" name="Picture 13" descr="Macintosh HD:Users:eddiesprietsma:Desktop:iOS-simulatorschermafbeelding 11 jun. 2012 10.54.47.png"/>
                     <pic:cNvPicPr>
                       <a:picLocks noChangeAspect="1" noChangeArrowheads="1"/>
                     </pic:cNvPicPr>
@@ -12863,13 +12863,13 @@
                         </a:ext>
                       </a:extLst>
                     </a:blip>
-                    <a:srcRect t="4222"/>
+                    <a:srcRect t="3939"/>
                     <a:stretch/>
                   </pic:blipFill>
                   <pic:spPr bwMode="auto">
                     <a:xfrm>
                       <a:off x="0" y="0"/>
-                      <a:ext cx="1428115" cy="2051685"/>
+                      <a:ext cx="1421765" cy="2051685"/>
                     </a:xfrm>
                     <a:prstGeom prst="rect">
                       <a:avLst/>
@@ -12905,18 +12905,18 @@
           <w:lang w:val="en-US"/>
         </w:rPr>
         <w:drawing>
-          <wp:anchor distT="0" distB="0" distL="114300" distR="114300" simplePos="0" relativeHeight="251716608" behindDoc="1" locked="0" layoutInCell="1" allowOverlap="1" wp14:anchorId="0E72A32A" wp14:editId="5EEA2EB0">
+          <wp:anchor distT="0" distB="0" distL="114300" distR="114300" simplePos="0" relativeHeight="251715584" behindDoc="1" locked="0" layoutInCell="1" allowOverlap="1" wp14:anchorId="516689AD" wp14:editId="75D838D3">
             <wp:simplePos x="0" y="0"/>
             <wp:positionH relativeFrom="column">
-              <wp:posOffset>-228600</wp:posOffset>
+              <wp:posOffset>1366520</wp:posOffset>
             </wp:positionH>
             <wp:positionV relativeFrom="paragraph">
-              <wp:posOffset>52705</wp:posOffset>
+              <wp:posOffset>78740</wp:posOffset>
             </wp:positionV>
             <wp:extent cx="1428115" cy="2051685"/>
             <wp:effectExtent l="25400" t="25400" r="0" b="5715"/>
-            <wp:wrapNone/>
-            <wp:docPr id="27" name="Afbeelding 27" descr="Macintosh HD:Users:eddiesprietsma:Desktop:iOS-simulatorschermafbeelding 11 jun. 2012 10.25.41.png"/>
+            <wp:wrapSquare wrapText="bothSides"/>
+            <wp:docPr id="28" name="Afbeelding 28" descr="Macintosh HD:Users:eddiesprietsma:Desktop:iOS-simulatorschermafbeelding 11 jun. 2012 10.25.58.png"/>
             <wp:cNvGraphicFramePr>
               <a:graphicFrameLocks xmlns:a="http://schemas.openxmlformats.org/drawingml/2006/main" noChangeAspect="1"/>
             </wp:cNvGraphicFramePr>
@@ -12924,7 +12924,7 @@
               <a:graphicData uri="http://schemas.openxmlformats.org/drawingml/2006/picture">
                 <pic:pic xmlns:pic="http://schemas.openxmlformats.org/drawingml/2006/picture">
                   <pic:nvPicPr>
-                    <pic:cNvPr id="0" name="Picture 9" descr="Macintosh HD:Users:eddiesprietsma:Desktop:iOS-simulatorschermafbeelding 11 jun. 2012 10.25.41.png"/>
+                    <pic:cNvPr id="0" name="Picture 10" descr="Macintosh HD:Users:eddiesprietsma:Desktop:iOS-simulatorschermafbeelding 11 jun. 2012 10.25.58.png"/>
                     <pic:cNvPicPr>
                       <a:picLocks noChangeAspect="1" noChangeArrowheads="1"/>
                     </pic:cNvPicPr>
@@ -12979,13 +12979,13 @@
           <w:lang w:val="en-US"/>
         </w:rPr>
         <w:drawing>
-          <wp:anchor distT="0" distB="0" distL="114300" distR="114300" simplePos="0" relativeHeight="251718656" behindDoc="1" locked="0" layoutInCell="1" allowOverlap="1" wp14:anchorId="590E0B20" wp14:editId="0ACDA7C4">
+          <wp:anchor distT="0" distB="0" distL="114300" distR="114300" simplePos="0" relativeHeight="251718656" behindDoc="1" locked="0" layoutInCell="1" allowOverlap="1" wp14:anchorId="590E0B20" wp14:editId="09D9228C">
             <wp:simplePos x="0" y="0"/>
             <wp:positionH relativeFrom="column">
-              <wp:posOffset>4572000</wp:posOffset>
+              <wp:posOffset>4571365</wp:posOffset>
             </wp:positionH>
             <wp:positionV relativeFrom="paragraph">
-              <wp:posOffset>52705</wp:posOffset>
+              <wp:posOffset>78740</wp:posOffset>
             </wp:positionV>
             <wp:extent cx="1426845" cy="2051685"/>
             <wp:effectExtent l="25400" t="25400" r="0" b="5715"/>
@@ -13053,13 +13053,13 @@
           <w:lang w:val="en-US"/>
         </w:rPr>
         <w:drawing>
-          <wp:anchor distT="0" distB="0" distL="114300" distR="114300" simplePos="0" relativeHeight="251717632" behindDoc="1" locked="0" layoutInCell="1" allowOverlap="1" wp14:anchorId="0EA9B537" wp14:editId="1F99BC80">
+          <wp:anchor distT="0" distB="0" distL="114300" distR="114300" simplePos="0" relativeHeight="251717632" behindDoc="1" locked="0" layoutInCell="1" allowOverlap="1" wp14:anchorId="0EA9B537" wp14:editId="0308F62F">
             <wp:simplePos x="0" y="0"/>
             <wp:positionH relativeFrom="column">
-              <wp:posOffset>2971800</wp:posOffset>
+              <wp:posOffset>2967990</wp:posOffset>
             </wp:positionH>
             <wp:positionV relativeFrom="paragraph">
-              <wp:posOffset>52705</wp:posOffset>
+              <wp:posOffset>78740</wp:posOffset>
             </wp:positionV>
             <wp:extent cx="1430020" cy="2051685"/>
             <wp:effectExtent l="25400" t="25400" r="0" b="5715"/>
@@ -13580,17 +13580,7 @@
           <w:i/>
           <w:lang w:val="nl-NL"/>
         </w:rPr>
-        <w:t>In dit hoofdst</w:t>
-      </w:r>
-      <w:bookmarkStart w:id="28" w:name="_GoBack"/>
-      <w:bookmarkEnd w:id="28"/>
-      <w:r>
-        <w:rPr>
-          <w:rFonts w:ascii="Arial" w:hAnsi="Arial" w:cs="Arial"/>
-          <w:i/>
-          <w:lang w:val="nl-NL"/>
-        </w:rPr>
-        <w:t>uk bespreken we de samenwerking binnen onze groep en die met de opdrachtgever.</w:t>
+        <w:t>In dit hoofdstuk bespreken we de samenwerking binnen onze groep en die met de opdrachtgever.</w:t>
       </w:r>
     </w:p>
     <w:p>
@@ -13663,7 +13653,7 @@
           <w:lang w:val="nl-NL"/>
         </w:rPr>
       </w:pPr>
-      <w:bookmarkStart w:id="29" w:name="_Toc326833286"/>
+      <w:bookmarkStart w:id="28" w:name="_Toc326833286"/>
       <w:r>
         <w:rPr>
           <w:lang w:val="nl-NL"/>
@@ -13678,7 +13668,7 @@
         <w:tab/>
         <w:t>Conclusies</w:t>
       </w:r>
-      <w:bookmarkEnd w:id="29"/>
+      <w:bookmarkEnd w:id="28"/>
     </w:p>
     <w:p>
       <w:pPr>
@@ -14711,7 +14701,7 @@
           <w:docGrid w:linePitch="360"/>
         </w:sectPr>
       </w:pPr>
-      <w:bookmarkStart w:id="30" w:name="_Toc199392586"/>
+      <w:bookmarkStart w:id="29" w:name="_Toc199392586"/>
     </w:p>
     <w:p>
       <w:pPr>
@@ -14736,7 +14726,7 @@
           <w:lang w:val="nl-NL"/>
         </w:rPr>
       </w:pPr>
-      <w:bookmarkStart w:id="31" w:name="_Toc326833287"/>
+      <w:bookmarkStart w:id="30" w:name="_Toc326833287"/>
       <w:r>
         <w:rPr>
           <w:lang w:val="nl-NL"/>
@@ -14757,7 +14747,7 @@
         <w:tab/>
         <w:t>Aanbevelingen</w:t>
       </w:r>
-      <w:bookmarkEnd w:id="31"/>
+      <w:bookmarkEnd w:id="30"/>
     </w:p>
     <w:p>
       <w:pPr>
@@ -14783,7 +14773,7 @@
           <w:lang w:val="nl-NL"/>
         </w:rPr>
       </w:pPr>
-      <w:bookmarkStart w:id="32" w:name="_Toc326833288"/>
+      <w:bookmarkStart w:id="31" w:name="_Toc326833288"/>
       <w:r>
         <w:rPr>
           <w:lang w:val="nl-NL"/>
@@ -14803,7 +14793,7 @@
         <w:tab/>
         <w:t>Design icon app</w:t>
       </w:r>
-      <w:bookmarkEnd w:id="32"/>
+      <w:bookmarkEnd w:id="31"/>
     </w:p>
     <w:p>
       <w:pPr>
@@ -14860,7 +14850,7 @@
           <w:lang w:val="nl-NL"/>
         </w:rPr>
       </w:pPr>
-      <w:bookmarkStart w:id="33" w:name="_Toc326833289"/>
+      <w:bookmarkStart w:id="32" w:name="_Toc326833289"/>
       <w:r>
         <w:rPr>
           <w:lang w:val="nl-NL"/>
@@ -14880,7 +14870,7 @@
         <w:tab/>
         <w:t>Design icons in app</w:t>
       </w:r>
-      <w:bookmarkEnd w:id="33"/>
+      <w:bookmarkEnd w:id="32"/>
     </w:p>
     <w:p>
       <w:pPr>
@@ -14972,7 +14962,7 @@
           <w:lang w:val="nl-NL"/>
         </w:rPr>
       </w:pPr>
-      <w:bookmarkStart w:id="34" w:name="_Toc326833290"/>
+      <w:bookmarkStart w:id="33" w:name="_Toc326833290"/>
       <w:r>
         <w:rPr>
           <w:lang w:val="nl-NL"/>
@@ -14986,8 +14976,8 @@
         </w:rPr>
         <w:t>erklarende Lijst</w:t>
       </w:r>
-      <w:bookmarkEnd w:id="30"/>
-      <w:bookmarkEnd w:id="34"/>
+      <w:bookmarkEnd w:id="29"/>
+      <w:bookmarkEnd w:id="33"/>
     </w:p>
     <w:p>
       <w:pPr>
@@ -15882,11 +15872,11 @@
           <w:lang w:val="nl-NL"/>
         </w:rPr>
       </w:pPr>
-      <w:bookmarkStart w:id="35" w:name="_Toc199398116"/>
-      <w:bookmarkStart w:id="36" w:name="_Toc199400215"/>
-      <w:bookmarkStart w:id="37" w:name="_Toc199475072"/>
-      <w:bookmarkStart w:id="38" w:name="_Toc199477789"/>
-      <w:bookmarkStart w:id="39" w:name="_Toc326833291"/>
+      <w:bookmarkStart w:id="34" w:name="_Toc199398116"/>
+      <w:bookmarkStart w:id="35" w:name="_Toc199400215"/>
+      <w:bookmarkStart w:id="36" w:name="_Toc199475072"/>
+      <w:bookmarkStart w:id="37" w:name="_Toc199477789"/>
+      <w:bookmarkStart w:id="38" w:name="_Toc326833291"/>
       <w:r>
         <w:rPr>
           <w:lang w:val="nl-NL"/>
@@ -15894,11 +15884,11 @@
         <w:lastRenderedPageBreak/>
         <w:t>Bijlagen</w:t>
       </w:r>
+      <w:bookmarkEnd w:id="34"/>
       <w:bookmarkEnd w:id="35"/>
       <w:bookmarkEnd w:id="36"/>
       <w:bookmarkEnd w:id="37"/>
       <w:bookmarkEnd w:id="38"/>
-      <w:bookmarkEnd w:id="39"/>
     </w:p>
     <w:p>
       <w:pPr>
@@ -15915,7 +15905,7 @@
           <w:lang w:val="nl-NL"/>
         </w:rPr>
       </w:pPr>
-      <w:bookmarkStart w:id="40" w:name="_Toc326833292"/>
+      <w:bookmarkStart w:id="39" w:name="_Toc326833292"/>
       <w:r>
         <w:rPr>
           <w:lang w:val="nl-NL"/>
@@ -15929,7 +15919,7 @@
         <w:tab/>
         <w:t>Keuze ontwikkelplatform voor water apps</w:t>
       </w:r>
-      <w:bookmarkEnd w:id="40"/>
+      <w:bookmarkEnd w:id="39"/>
     </w:p>
     <w:p>
       <w:pPr>
@@ -16917,7 +16907,7 @@
           <w:lang w:val="nl-NL"/>
         </w:rPr>
       </w:pPr>
-      <w:bookmarkStart w:id="41" w:name="_Toc326833293"/>
+      <w:bookmarkStart w:id="40" w:name="_Toc326833293"/>
       <w:r>
         <w:rPr>
           <w:lang w:val="nl-NL"/>
@@ -16925,7 +16915,7 @@
         <w:lastRenderedPageBreak/>
         <w:t>Bronnenlijst</w:t>
       </w:r>
-      <w:bookmarkEnd w:id="41"/>
+      <w:bookmarkEnd w:id="40"/>
     </w:p>
     <w:p>
       <w:pPr>
@@ -16981,7 +16971,14 @@
           <w:rFonts w:ascii="Arial" w:hAnsi="Arial" w:cs="Arial"/>
           <w:lang w:val="nl-NL"/>
         </w:rPr>
-        <w:t xml:space="preserve"> (Bezocht: 23-05-2012)</w:t>
+        <w:t xml:space="preserve"> (Bezocht: 10</w:t>
+      </w:r>
+      <w:r>
+        <w:rPr>
+          <w:rFonts w:ascii="Arial" w:hAnsi="Arial" w:cs="Arial"/>
+          <w:lang w:val="nl-NL"/>
+        </w:rPr>
+        <w:t>-05-2012)</w:t>
       </w:r>
     </w:p>
     <w:p>
@@ -17014,7 +17011,21 @@
           <w:rFonts w:ascii="Arial" w:hAnsi="Arial" w:cs="Arial"/>
           <w:lang w:val="nl-NL"/>
         </w:rPr>
-        <w:t xml:space="preserve"> (Bezocht: 23-05-2012)</w:t>
+        <w:t xml:space="preserve"> (Bezocht: </w:t>
+      </w:r>
+      <w:r>
+        <w:rPr>
+          <w:rFonts w:ascii="Arial" w:hAnsi="Arial" w:cs="Arial"/>
+          <w:lang w:val="nl-NL"/>
+        </w:rPr>
+        <w:t>11</w:t>
+      </w:r>
+      <w:r>
+        <w:rPr>
+          <w:rFonts w:ascii="Arial" w:hAnsi="Arial" w:cs="Arial"/>
+          <w:lang w:val="nl-NL"/>
+        </w:rPr>
+        <w:t>-05-2012)</w:t>
       </w:r>
     </w:p>
     <w:p>
@@ -17047,7 +17058,21 @@
           <w:rFonts w:ascii="Arial" w:hAnsi="Arial" w:cs="Arial"/>
           <w:lang w:val="nl-NL"/>
         </w:rPr>
-        <w:t xml:space="preserve"> (Bezocht: 23-05-2012)</w:t>
+        <w:t xml:space="preserve"> (Bezocht: </w:t>
+      </w:r>
+      <w:r>
+        <w:rPr>
+          <w:rFonts w:ascii="Arial" w:hAnsi="Arial" w:cs="Arial"/>
+          <w:lang w:val="nl-NL"/>
+        </w:rPr>
+        <w:t>11</w:t>
+      </w:r>
+      <w:r>
+        <w:rPr>
+          <w:rFonts w:ascii="Arial" w:hAnsi="Arial" w:cs="Arial"/>
+          <w:lang w:val="nl-NL"/>
+        </w:rPr>
+        <w:t>-05-2012)</w:t>
       </w:r>
     </w:p>
     <w:p>
@@ -17080,7 +17105,21 @@
           <w:rFonts w:ascii="Arial" w:hAnsi="Arial" w:cs="Arial"/>
           <w:lang w:val="nl-NL"/>
         </w:rPr>
-        <w:t xml:space="preserve"> (Bezocht: 23-05-2012)</w:t>
+        <w:t xml:space="preserve"> (Bezocht: </w:t>
+      </w:r>
+      <w:r>
+        <w:rPr>
+          <w:rFonts w:ascii="Arial" w:hAnsi="Arial" w:cs="Arial"/>
+          <w:lang w:val="nl-NL"/>
+        </w:rPr>
+        <w:t>14</w:t>
+      </w:r>
+      <w:r>
+        <w:rPr>
+          <w:rFonts w:ascii="Arial" w:hAnsi="Arial" w:cs="Arial"/>
+          <w:lang w:val="nl-NL"/>
+        </w:rPr>
+        <w:t>-05-2012)</w:t>
       </w:r>
     </w:p>
     <w:p>
@@ -17113,7 +17152,21 @@
           <w:rFonts w:ascii="Arial" w:hAnsi="Arial" w:cs="Arial"/>
           <w:lang w:val="nl-NL"/>
         </w:rPr>
-        <w:t xml:space="preserve"> (Bezocht: 23-05-2012)</w:t>
+        <w:t xml:space="preserve"> (Bezocht: </w:t>
+      </w:r>
+      <w:r>
+        <w:rPr>
+          <w:rFonts w:ascii="Arial" w:hAnsi="Arial" w:cs="Arial"/>
+          <w:lang w:val="nl-NL"/>
+        </w:rPr>
+        <w:t>15</w:t>
+      </w:r>
+      <w:r>
+        <w:rPr>
+          <w:rFonts w:ascii="Arial" w:hAnsi="Arial" w:cs="Arial"/>
+          <w:lang w:val="nl-NL"/>
+        </w:rPr>
+        <w:t>-05-2012)</w:t>
       </w:r>
     </w:p>
     <w:p>
@@ -17146,7 +17199,21 @@
           <w:rFonts w:ascii="Arial" w:hAnsi="Arial" w:cs="Arial"/>
           <w:lang w:val="nl-NL"/>
         </w:rPr>
-        <w:t xml:space="preserve"> (Bezocht: 23-05-2012)</w:t>
+        <w:t xml:space="preserve"> (Bezocht: </w:t>
+      </w:r>
+      <w:r>
+        <w:rPr>
+          <w:rFonts w:ascii="Arial" w:hAnsi="Arial" w:cs="Arial"/>
+          <w:lang w:val="nl-NL"/>
+        </w:rPr>
+        <w:t>15</w:t>
+      </w:r>
+      <w:r>
+        <w:rPr>
+          <w:rFonts w:ascii="Arial" w:hAnsi="Arial" w:cs="Arial"/>
+          <w:lang w:val="nl-NL"/>
+        </w:rPr>
+        <w:t>-05-2012)</w:t>
       </w:r>
     </w:p>
     <w:p>
@@ -17179,7 +17246,21 @@
           <w:rFonts w:ascii="Arial" w:hAnsi="Arial" w:cs="Arial"/>
           <w:lang w:val="nl-NL"/>
         </w:rPr>
-        <w:t xml:space="preserve"> (Bezocht: 23-05-2012)</w:t>
+        <w:t xml:space="preserve"> (Bezocht: </w:t>
+      </w:r>
+      <w:r>
+        <w:rPr>
+          <w:rFonts w:ascii="Arial" w:hAnsi="Arial" w:cs="Arial"/>
+          <w:lang w:val="nl-NL"/>
+        </w:rPr>
+        <w:t>18</w:t>
+      </w:r>
+      <w:r>
+        <w:rPr>
+          <w:rFonts w:ascii="Arial" w:hAnsi="Arial" w:cs="Arial"/>
+          <w:lang w:val="nl-NL"/>
+        </w:rPr>
+        <w:t>-05-2012)</w:t>
       </w:r>
     </w:p>
     <w:p>
@@ -17212,16 +17293,32 @@
           <w:rFonts w:ascii="Arial" w:hAnsi="Arial" w:cs="Arial"/>
           <w:lang w:val="nl-NL"/>
         </w:rPr>
-        <w:t xml:space="preserve"> (Bezocht: 23-05-2012)</w:t>
-      </w:r>
-    </w:p>
-    <w:p>
-      <w:pPr>
-        <w:rPr>
-          <w:rFonts w:ascii="Arial" w:hAnsi="Arial" w:cs="Arial"/>
-          <w:lang w:val="nl-NL"/>
-        </w:rPr>
-      </w:pPr>
+        <w:t xml:space="preserve"> (Bezocht: </w:t>
+      </w:r>
+      <w:r>
+        <w:rPr>
+          <w:rFonts w:ascii="Arial" w:hAnsi="Arial" w:cs="Arial"/>
+          <w:lang w:val="nl-NL"/>
+        </w:rPr>
+        <w:t>19</w:t>
+      </w:r>
+      <w:r>
+        <w:rPr>
+          <w:rFonts w:ascii="Arial" w:hAnsi="Arial" w:cs="Arial"/>
+          <w:lang w:val="nl-NL"/>
+        </w:rPr>
+        <w:t>-05-2012)</w:t>
+      </w:r>
+    </w:p>
+    <w:p>
+      <w:pPr>
+        <w:rPr>
+          <w:rFonts w:ascii="Arial" w:hAnsi="Arial" w:cs="Arial"/>
+          <w:lang w:val="nl-NL"/>
+        </w:rPr>
+      </w:pPr>
+      <w:bookmarkStart w:id="41" w:name="_GoBack"/>
+      <w:bookmarkEnd w:id="41"/>
     </w:p>
     <w:p>
       <w:pPr>
@@ -17352,7 +17449,7 @@
         <w:rStyle w:val="Paginanummer"/>
         <w:noProof/>
       </w:rPr>
-      <w:t>5</w:t>
+      <w:t>24</w:t>
     </w:r>
     <w:r>
       <w:rPr>
@@ -21944,7 +22041,7 @@
 </file>
 
 <file path=customXml/itemProps1.xml><?xml version="1.0" encoding="utf-8"?>
-<ds:datastoreItem xmlns:ds="http://schemas.openxmlformats.org/officeDocument/2006/customXml" ds:itemID="{E25693E4-A1C5-6142-9729-1F73B419B141}">
+<ds:datastoreItem xmlns:ds="http://schemas.openxmlformats.org/officeDocument/2006/customXml" ds:itemID="{EB9D7788-0EB6-BF4A-805B-A3B07D5671AA}">
   <ds:schemaRefs>
     <ds:schemaRef ds:uri="http://schemas.openxmlformats.org/officeDocument/2006/bibliography"/>
   </ds:schemaRefs>

--- a/Rapport/Het Rapport.docx
+++ b/Rapport/Het Rapport.docx
@@ -16971,14 +16971,21 @@
           <w:rFonts w:ascii="Arial" w:hAnsi="Arial" w:cs="Arial"/>
           <w:lang w:val="nl-NL"/>
         </w:rPr>
-        <w:t xml:space="preserve"> (Bezocht: 10</w:t>
-      </w:r>
-      <w:r>
-        <w:rPr>
-          <w:rFonts w:ascii="Arial" w:hAnsi="Arial" w:cs="Arial"/>
-          <w:lang w:val="nl-NL"/>
-        </w:rPr>
-        <w:t>-05-2012)</w:t>
+        <w:t xml:space="preserve"> (Bezocht: </w:t>
+      </w:r>
+      <w:r>
+        <w:rPr>
+          <w:rFonts w:ascii="Arial" w:hAnsi="Arial" w:cs="Arial"/>
+          <w:lang w:val="nl-NL"/>
+        </w:rPr>
+        <w:t>20-04</w:t>
+      </w:r>
+      <w:r>
+        <w:rPr>
+          <w:rFonts w:ascii="Arial" w:hAnsi="Arial" w:cs="Arial"/>
+          <w:lang w:val="nl-NL"/>
+        </w:rPr>
+        <w:t>-2012)</w:t>
       </w:r>
     </w:p>
     <w:p>
@@ -17018,14 +17025,14 @@
           <w:rFonts w:ascii="Arial" w:hAnsi="Arial" w:cs="Arial"/>
           <w:lang w:val="nl-NL"/>
         </w:rPr>
-        <w:t>11</w:t>
-      </w:r>
-      <w:r>
-        <w:rPr>
-          <w:rFonts w:ascii="Arial" w:hAnsi="Arial" w:cs="Arial"/>
-          <w:lang w:val="nl-NL"/>
-        </w:rPr>
-        <w:t>-05-2012)</w:t>
+        <w:t>20-04</w:t>
+      </w:r>
+      <w:r>
+        <w:rPr>
+          <w:rFonts w:ascii="Arial" w:hAnsi="Arial" w:cs="Arial"/>
+          <w:lang w:val="nl-NL"/>
+        </w:rPr>
+        <w:t>-2012)</w:t>
       </w:r>
     </w:p>
     <w:p>
@@ -17065,14 +17072,14 @@
           <w:rFonts w:ascii="Arial" w:hAnsi="Arial" w:cs="Arial"/>
           <w:lang w:val="nl-NL"/>
         </w:rPr>
-        <w:t>11</w:t>
-      </w:r>
-      <w:r>
-        <w:rPr>
-          <w:rFonts w:ascii="Arial" w:hAnsi="Arial" w:cs="Arial"/>
-          <w:lang w:val="nl-NL"/>
-        </w:rPr>
-        <w:t>-05-2012)</w:t>
+        <w:t>20-04</w:t>
+      </w:r>
+      <w:r>
+        <w:rPr>
+          <w:rFonts w:ascii="Arial" w:hAnsi="Arial" w:cs="Arial"/>
+          <w:lang w:val="nl-NL"/>
+        </w:rPr>
+        <w:t>-2012)</w:t>
       </w:r>
     </w:p>
     <w:p>
@@ -17112,14 +17119,28 @@
           <w:rFonts w:ascii="Arial" w:hAnsi="Arial" w:cs="Arial"/>
           <w:lang w:val="nl-NL"/>
         </w:rPr>
-        <w:t>14</w:t>
-      </w:r>
-      <w:r>
-        <w:rPr>
-          <w:rFonts w:ascii="Arial" w:hAnsi="Arial" w:cs="Arial"/>
-          <w:lang w:val="nl-NL"/>
-        </w:rPr>
-        <w:t>-05-2012)</w:t>
+        <w:t>18</w:t>
+      </w:r>
+      <w:r>
+        <w:rPr>
+          <w:rFonts w:ascii="Arial" w:hAnsi="Arial" w:cs="Arial"/>
+          <w:lang w:val="nl-NL"/>
+        </w:rPr>
+        <w:t>-</w:t>
+      </w:r>
+      <w:r>
+        <w:rPr>
+          <w:rFonts w:ascii="Arial" w:hAnsi="Arial" w:cs="Arial"/>
+          <w:lang w:val="nl-NL"/>
+        </w:rPr>
+        <w:t>04</w:t>
+      </w:r>
+      <w:r>
+        <w:rPr>
+          <w:rFonts w:ascii="Arial" w:hAnsi="Arial" w:cs="Arial"/>
+          <w:lang w:val="nl-NL"/>
+        </w:rPr>
+        <w:t>-2012)</w:t>
       </w:r>
     </w:p>
     <w:p>
@@ -17159,14 +17180,14 @@
           <w:rFonts w:ascii="Arial" w:hAnsi="Arial" w:cs="Arial"/>
           <w:lang w:val="nl-NL"/>
         </w:rPr>
-        <w:t>15</w:t>
-      </w:r>
-      <w:r>
-        <w:rPr>
-          <w:rFonts w:ascii="Arial" w:hAnsi="Arial" w:cs="Arial"/>
-          <w:lang w:val="nl-NL"/>
-        </w:rPr>
-        <w:t>-05-2012)</w:t>
+        <w:t>27-04</w:t>
+      </w:r>
+      <w:r>
+        <w:rPr>
+          <w:rFonts w:ascii="Arial" w:hAnsi="Arial" w:cs="Arial"/>
+          <w:lang w:val="nl-NL"/>
+        </w:rPr>
+        <w:t>-2012)</w:t>
       </w:r>
     </w:p>
     <w:p>
@@ -17206,14 +17227,14 @@
           <w:rFonts w:ascii="Arial" w:hAnsi="Arial" w:cs="Arial"/>
           <w:lang w:val="nl-NL"/>
         </w:rPr>
-        <w:t>15</w:t>
-      </w:r>
-      <w:r>
-        <w:rPr>
-          <w:rFonts w:ascii="Arial" w:hAnsi="Arial" w:cs="Arial"/>
-          <w:lang w:val="nl-NL"/>
-        </w:rPr>
-        <w:t>-05-2012)</w:t>
+        <w:t>27-04</w:t>
+      </w:r>
+      <w:r>
+        <w:rPr>
+          <w:rFonts w:ascii="Arial" w:hAnsi="Arial" w:cs="Arial"/>
+          <w:lang w:val="nl-NL"/>
+        </w:rPr>
+        <w:t>-2012)</w:t>
       </w:r>
     </w:p>
     <w:p>
@@ -17253,7 +17274,7 @@
           <w:rFonts w:ascii="Arial" w:hAnsi="Arial" w:cs="Arial"/>
           <w:lang w:val="nl-NL"/>
         </w:rPr>
-        <w:t>18</w:t>
+        <w:t>08</w:t>
       </w:r>
       <w:r>
         <w:rPr>
@@ -17300,7 +17321,7 @@
           <w:rFonts w:ascii="Arial" w:hAnsi="Arial" w:cs="Arial"/>
           <w:lang w:val="nl-NL"/>
         </w:rPr>
-        <w:t>19</w:t>
+        <w:t>09</w:t>
       </w:r>
       <w:r>
         <w:rPr>
@@ -17309,16 +17330,16 @@
         </w:rPr>
         <w:t>-05-2012)</w:t>
       </w:r>
-    </w:p>
-    <w:p>
-      <w:pPr>
-        <w:rPr>
-          <w:rFonts w:ascii="Arial" w:hAnsi="Arial" w:cs="Arial"/>
-          <w:lang w:val="nl-NL"/>
-        </w:rPr>
-      </w:pPr>
       <w:bookmarkStart w:id="41" w:name="_GoBack"/>
       <w:bookmarkEnd w:id="41"/>
+    </w:p>
+    <w:p>
+      <w:pPr>
+        <w:rPr>
+          <w:rFonts w:ascii="Arial" w:hAnsi="Arial" w:cs="Arial"/>
+          <w:lang w:val="nl-NL"/>
+        </w:rPr>
+      </w:pPr>
     </w:p>
     <w:p>
       <w:pPr>
@@ -22041,7 +22062,7 @@
 </file>
 
 <file path=customXml/itemProps1.xml><?xml version="1.0" encoding="utf-8"?>
-<ds:datastoreItem xmlns:ds="http://schemas.openxmlformats.org/officeDocument/2006/customXml" ds:itemID="{EB9D7788-0EB6-BF4A-805B-A3B07D5671AA}">
+<ds:datastoreItem xmlns:ds="http://schemas.openxmlformats.org/officeDocument/2006/customXml" ds:itemID="{0FDCD8DD-9FEE-7845-AA23-A2381C4C988E}">
   <ds:schemaRefs>
     <ds:schemaRef ds:uri="http://schemas.openxmlformats.org/officeDocument/2006/bibliography"/>
   </ds:schemaRefs>

--- a/Rapport/Het Rapport.docx
+++ b/Rapport/Het Rapport.docx
@@ -1091,11 +1091,7 @@
               <w:tab w:val="right" w:leader="dot" w:pos="9010"/>
             </w:tabs>
             <w:rPr>
-              <w:b w:val="0"/>
-              <w:noProof/>
-              <w:sz w:val="22"/>
-              <w:szCs w:val="22"/>
-              <w:lang w:val="nl-NL"/>
+              <w:noProof/>
             </w:rPr>
           </w:pPr>
           <w:r>
@@ -1121,1738 +1117,1507 @@
             </w:rPr>
             <w:fldChar w:fldCharType="separate"/>
           </w:r>
-          <w:hyperlink w:anchor="_Toc326833269" w:history="1">
-            <w:r>
-              <w:rPr>
-                <w:rStyle w:val="Hyperlink"/>
-                <w:noProof/>
-                <w:lang w:val="nl-NL"/>
-              </w:rPr>
-              <w:t>Samenvatting</w:t>
-            </w:r>
-            <w:r>
-              <w:rPr>
-                <w:noProof/>
-                <w:webHidden/>
-              </w:rPr>
-              <w:tab/>
-            </w:r>
-            <w:r>
-              <w:rPr>
-                <w:noProof/>
-                <w:webHidden/>
-              </w:rPr>
-              <w:fldChar w:fldCharType="begin"/>
-            </w:r>
-            <w:r>
-              <w:rPr>
-                <w:noProof/>
-                <w:webHidden/>
-              </w:rPr>
-              <w:instrText xml:space="preserve"> PAGEREF _Toc326833269 \h </w:instrText>
-            </w:r>
-            <w:r>
-              <w:rPr>
-                <w:noProof/>
-                <w:webHidden/>
-              </w:rPr>
-            </w:r>
-            <w:r>
-              <w:rPr>
-                <w:noProof/>
-                <w:webHidden/>
-              </w:rPr>
-              <w:fldChar w:fldCharType="separate"/>
-            </w:r>
-            <w:r>
-              <w:rPr>
-                <w:noProof/>
-                <w:webHidden/>
-              </w:rPr>
-              <w:t>4</w:t>
-            </w:r>
-            <w:r>
-              <w:rPr>
-                <w:noProof/>
-                <w:webHidden/>
-              </w:rPr>
-              <w:fldChar w:fldCharType="end"/>
-            </w:r>
-          </w:hyperlink>
+          <w:r>
+            <w:rPr>
+              <w:noProof/>
+              <w:lang w:val="nl-NL"/>
+            </w:rPr>
+            <w:t>Samenvatting</w:t>
+          </w:r>
+        </w:p>
+        <w:p/>
+        <w:p>
+          <w:pPr>
+            <w:pStyle w:val="Inhopg1"/>
+            <w:tabs>
+              <w:tab w:val="left" w:pos="382"/>
+              <w:tab w:val="right" w:leader="dot" w:pos="9010"/>
+            </w:tabs>
+            <w:rPr>
+              <w:b w:val="0"/>
+              <w:noProof/>
+              <w:lang w:val="nl-NL" w:eastAsia="ja-JP"/>
+            </w:rPr>
+          </w:pPr>
+          <w:r>
+            <w:rPr>
+              <w:noProof/>
+              <w:lang w:val="nl-NL"/>
+            </w:rPr>
+            <w:t>1</w:t>
+          </w:r>
+          <w:r>
+            <w:rPr>
+              <w:b w:val="0"/>
+              <w:noProof/>
+              <w:lang w:val="nl-NL" w:eastAsia="ja-JP"/>
+            </w:rPr>
+            <w:tab/>
+          </w:r>
+          <w:r>
+            <w:rPr>
+              <w:noProof/>
+              <w:lang w:val="nl-NL"/>
+            </w:rPr>
+            <w:t>Inleiding</w:t>
+          </w:r>
+          <w:r>
+            <w:rPr>
+              <w:noProof/>
+            </w:rPr>
+            <w:tab/>
+          </w:r>
+          <w:r>
+            <w:rPr>
+              <w:noProof/>
+            </w:rPr>
+            <w:fldChar w:fldCharType="begin"/>
+          </w:r>
+          <w:r>
+            <w:rPr>
+              <w:noProof/>
+            </w:rPr>
+            <w:instrText xml:space="preserve"> PAGEREF _Toc201037023 \h </w:instrText>
+          </w:r>
+          <w:r>
+            <w:rPr>
+              <w:noProof/>
+            </w:rPr>
+          </w:r>
+          <w:r>
+            <w:rPr>
+              <w:noProof/>
+            </w:rPr>
+            <w:fldChar w:fldCharType="separate"/>
+          </w:r>
+          <w:r>
+            <w:rPr>
+              <w:noProof/>
+            </w:rPr>
+            <w:t>5</w:t>
+          </w:r>
+          <w:r>
+            <w:rPr>
+              <w:noProof/>
+            </w:rPr>
+            <w:fldChar w:fldCharType="end"/>
+          </w:r>
         </w:p>
         <w:p>
           <w:pPr>
             <w:pStyle w:val="Inhopg1"/>
             <w:tabs>
-              <w:tab w:val="left" w:pos="480"/>
+              <w:tab w:val="left" w:pos="382"/>
               <w:tab w:val="right" w:leader="dot" w:pos="9010"/>
             </w:tabs>
             <w:rPr>
-              <w:rStyle w:val="Hyperlink"/>
+              <w:b w:val="0"/>
+              <w:noProof/>
+              <w:lang w:val="nl-NL" w:eastAsia="ja-JP"/>
             </w:rPr>
           </w:pPr>
+          <w:r>
+            <w:rPr>
+              <w:noProof/>
+              <w:lang w:val="nl-NL"/>
+            </w:rPr>
+            <w:t>2</w:t>
+          </w:r>
+          <w:r>
+            <w:rPr>
+              <w:b w:val="0"/>
+              <w:noProof/>
+              <w:lang w:val="nl-NL" w:eastAsia="ja-JP"/>
+            </w:rPr>
+            <w:tab/>
+          </w:r>
+          <w:r>
+            <w:rPr>
+              <w:noProof/>
+              <w:lang w:val="nl-NL"/>
+            </w:rPr>
+            <w:t>Probleem</w:t>
+          </w:r>
+          <w:r>
+            <w:rPr>
+              <w:noProof/>
+            </w:rPr>
+            <w:tab/>
+          </w:r>
+          <w:r>
+            <w:rPr>
+              <w:noProof/>
+            </w:rPr>
+            <w:fldChar w:fldCharType="begin"/>
+          </w:r>
+          <w:r>
+            <w:rPr>
+              <w:noProof/>
+            </w:rPr>
+            <w:instrText xml:space="preserve"> PAGEREF _Toc201037024 \h </w:instrText>
+          </w:r>
+          <w:r>
+            <w:rPr>
+              <w:noProof/>
+            </w:rPr>
+          </w:r>
+          <w:r>
+            <w:rPr>
+              <w:noProof/>
+            </w:rPr>
+            <w:fldChar w:fldCharType="separate"/>
+          </w:r>
+          <w:r>
+            <w:rPr>
+              <w:noProof/>
+            </w:rPr>
+            <w:t>7</w:t>
+          </w:r>
+          <w:r>
+            <w:rPr>
+              <w:noProof/>
+            </w:rPr>
+            <w:fldChar w:fldCharType="end"/>
+          </w:r>
+        </w:p>
+        <w:p>
+          <w:pPr>
+            <w:pStyle w:val="Inhopg2"/>
+            <w:tabs>
+              <w:tab w:val="left" w:pos="792"/>
+              <w:tab w:val="right" w:leader="dot" w:pos="9010"/>
+            </w:tabs>
+            <w:rPr>
+              <w:b w:val="0"/>
+              <w:noProof/>
+              <w:sz w:val="24"/>
+              <w:szCs w:val="24"/>
+              <w:lang w:val="nl-NL" w:eastAsia="ja-JP"/>
+            </w:rPr>
+          </w:pPr>
+          <w:r>
+            <w:rPr>
+              <w:noProof/>
+              <w:lang w:val="nl-NL"/>
+            </w:rPr>
+            <w:t>2.1</w:t>
+          </w:r>
+          <w:r>
+            <w:rPr>
+              <w:b w:val="0"/>
+              <w:noProof/>
+              <w:sz w:val="24"/>
+              <w:szCs w:val="24"/>
+              <w:lang w:val="nl-NL" w:eastAsia="ja-JP"/>
+            </w:rPr>
+            <w:tab/>
+          </w:r>
+          <w:r>
+            <w:rPr>
+              <w:noProof/>
+              <w:lang w:val="nl-NL"/>
+            </w:rPr>
+            <w:t>Wat is het probleem?</w:t>
+          </w:r>
+          <w:r>
+            <w:rPr>
+              <w:noProof/>
+            </w:rPr>
+            <w:tab/>
+          </w:r>
+          <w:r>
+            <w:rPr>
+              <w:noProof/>
+            </w:rPr>
+            <w:fldChar w:fldCharType="begin"/>
+          </w:r>
+          <w:r>
+            <w:rPr>
+              <w:noProof/>
+            </w:rPr>
+            <w:instrText xml:space="preserve"> PAGEREF _Toc201037025 \h </w:instrText>
+          </w:r>
+          <w:r>
+            <w:rPr>
+              <w:noProof/>
+            </w:rPr>
+          </w:r>
+          <w:r>
+            <w:rPr>
+              <w:noProof/>
+            </w:rPr>
+            <w:fldChar w:fldCharType="separate"/>
+          </w:r>
+          <w:r>
+            <w:rPr>
+              <w:noProof/>
+            </w:rPr>
+            <w:t>7</w:t>
+          </w:r>
+          <w:r>
+            <w:rPr>
+              <w:noProof/>
+            </w:rPr>
+            <w:fldChar w:fldCharType="end"/>
+          </w:r>
+        </w:p>
+        <w:p>
+          <w:pPr>
+            <w:pStyle w:val="Inhopg2"/>
+            <w:tabs>
+              <w:tab w:val="left" w:pos="792"/>
+              <w:tab w:val="right" w:leader="dot" w:pos="9010"/>
+            </w:tabs>
+            <w:rPr>
+              <w:b w:val="0"/>
+              <w:noProof/>
+              <w:sz w:val="24"/>
+              <w:szCs w:val="24"/>
+              <w:lang w:val="nl-NL" w:eastAsia="ja-JP"/>
+            </w:rPr>
+          </w:pPr>
+          <w:r>
+            <w:rPr>
+              <w:noProof/>
+              <w:lang w:val="nl-NL"/>
+            </w:rPr>
+            <w:t>2.2</w:t>
+          </w:r>
+          <w:r>
+            <w:rPr>
+              <w:b w:val="0"/>
+              <w:noProof/>
+              <w:sz w:val="24"/>
+              <w:szCs w:val="24"/>
+              <w:lang w:val="nl-NL" w:eastAsia="ja-JP"/>
+            </w:rPr>
+            <w:tab/>
+          </w:r>
+          <w:r>
+            <w:rPr>
+              <w:noProof/>
+              <w:lang w:val="nl-NL"/>
+            </w:rPr>
+            <w:t>Waarom is het een probleem?</w:t>
+          </w:r>
+          <w:r>
+            <w:rPr>
+              <w:noProof/>
+            </w:rPr>
+            <w:tab/>
+          </w:r>
+          <w:r>
+            <w:rPr>
+              <w:noProof/>
+            </w:rPr>
+            <w:fldChar w:fldCharType="begin"/>
+          </w:r>
+          <w:r>
+            <w:rPr>
+              <w:noProof/>
+            </w:rPr>
+            <w:instrText xml:space="preserve"> PAGEREF _Toc201037026 \h </w:instrText>
+          </w:r>
+          <w:r>
+            <w:rPr>
+              <w:noProof/>
+            </w:rPr>
+          </w:r>
+          <w:r>
+            <w:rPr>
+              <w:noProof/>
+            </w:rPr>
+            <w:fldChar w:fldCharType="separate"/>
+          </w:r>
+          <w:r>
+            <w:rPr>
+              <w:noProof/>
+            </w:rPr>
+            <w:t>7</w:t>
+          </w:r>
+          <w:r>
+            <w:rPr>
+              <w:noProof/>
+            </w:rPr>
+            <w:fldChar w:fldCharType="end"/>
+          </w:r>
+        </w:p>
+        <w:p>
+          <w:pPr>
+            <w:pStyle w:val="Inhopg2"/>
+            <w:tabs>
+              <w:tab w:val="left" w:pos="792"/>
+              <w:tab w:val="right" w:leader="dot" w:pos="9010"/>
+            </w:tabs>
+            <w:rPr>
+              <w:b w:val="0"/>
+              <w:noProof/>
+              <w:sz w:val="24"/>
+              <w:szCs w:val="24"/>
+              <w:lang w:val="nl-NL" w:eastAsia="ja-JP"/>
+            </w:rPr>
+          </w:pPr>
+          <w:r>
+            <w:rPr>
+              <w:noProof/>
+              <w:lang w:val="nl-NL"/>
+            </w:rPr>
+            <w:t>2.3</w:t>
+          </w:r>
+          <w:r>
+            <w:rPr>
+              <w:b w:val="0"/>
+              <w:noProof/>
+              <w:sz w:val="24"/>
+              <w:szCs w:val="24"/>
+              <w:lang w:val="nl-NL" w:eastAsia="ja-JP"/>
+            </w:rPr>
+            <w:tab/>
+          </w:r>
+          <w:r>
+            <w:rPr>
+              <w:noProof/>
+              <w:lang w:val="nl-NL"/>
+            </w:rPr>
+            <w:t>Voor wie is het een probleem?</w:t>
+          </w:r>
+          <w:r>
+            <w:rPr>
+              <w:noProof/>
+            </w:rPr>
+            <w:tab/>
+          </w:r>
+          <w:r>
+            <w:rPr>
+              <w:noProof/>
+            </w:rPr>
+            <w:fldChar w:fldCharType="begin"/>
+          </w:r>
+          <w:r>
+            <w:rPr>
+              <w:noProof/>
+            </w:rPr>
+            <w:instrText xml:space="preserve"> PAGEREF _Toc201037027 \h </w:instrText>
+          </w:r>
+          <w:r>
+            <w:rPr>
+              <w:noProof/>
+            </w:rPr>
+          </w:r>
+          <w:r>
+            <w:rPr>
+              <w:noProof/>
+            </w:rPr>
+            <w:fldChar w:fldCharType="separate"/>
+          </w:r>
+          <w:r>
+            <w:rPr>
+              <w:noProof/>
+            </w:rPr>
+            <w:t>8</w:t>
+          </w:r>
+          <w:r>
+            <w:rPr>
+              <w:noProof/>
+            </w:rPr>
+            <w:fldChar w:fldCharType="end"/>
+          </w:r>
         </w:p>
         <w:p>
           <w:pPr>
             <w:pStyle w:val="Inhopg1"/>
             <w:tabs>
-              <w:tab w:val="left" w:pos="480"/>
+              <w:tab w:val="left" w:pos="382"/>
               <w:tab w:val="right" w:leader="dot" w:pos="9010"/>
             </w:tabs>
             <w:rPr>
               <w:b w:val="0"/>
               <w:noProof/>
-              <w:sz w:val="22"/>
-              <w:szCs w:val="22"/>
+              <w:lang w:val="nl-NL" w:eastAsia="ja-JP"/>
+            </w:rPr>
+          </w:pPr>
+          <w:r>
+            <w:rPr>
+              <w:noProof/>
               <w:lang w:val="nl-NL"/>
             </w:rPr>
-          </w:pPr>
-          <w:hyperlink w:anchor="_Toc326833270" w:history="1">
-            <w:r>
-              <w:rPr>
-                <w:rStyle w:val="Hyperlink"/>
-                <w:noProof/>
-                <w:lang w:val="nl-NL"/>
-              </w:rPr>
-              <w:t>1</w:t>
-            </w:r>
-            <w:r>
-              <w:rPr>
-                <w:b w:val="0"/>
-                <w:noProof/>
-                <w:sz w:val="22"/>
-                <w:szCs w:val="22"/>
-                <w:lang w:val="nl-NL"/>
-              </w:rPr>
-              <w:tab/>
-            </w:r>
-            <w:r>
-              <w:rPr>
-                <w:rStyle w:val="Hyperlink"/>
-                <w:noProof/>
-                <w:lang w:val="nl-NL"/>
-              </w:rPr>
-              <w:t>Inleiding</w:t>
-            </w:r>
-            <w:r>
-              <w:rPr>
-                <w:noProof/>
-                <w:webHidden/>
-              </w:rPr>
-              <w:tab/>
-            </w:r>
-            <w:r>
-              <w:rPr>
-                <w:noProof/>
-                <w:webHidden/>
-              </w:rPr>
-              <w:fldChar w:fldCharType="begin"/>
-            </w:r>
-            <w:r>
-              <w:rPr>
-                <w:noProof/>
-                <w:webHidden/>
-              </w:rPr>
-              <w:instrText xml:space="preserve"> PAGEREF _Toc326833270 \h </w:instrText>
-            </w:r>
-            <w:r>
-              <w:rPr>
-                <w:noProof/>
-                <w:webHidden/>
-              </w:rPr>
-            </w:r>
-            <w:r>
-              <w:rPr>
-                <w:noProof/>
-                <w:webHidden/>
-              </w:rPr>
-              <w:fldChar w:fldCharType="separate"/>
-            </w:r>
-            <w:r>
-              <w:rPr>
-                <w:noProof/>
-                <w:webHidden/>
-              </w:rPr>
-              <w:t>5</w:t>
-            </w:r>
-            <w:r>
-              <w:rPr>
-                <w:noProof/>
-                <w:webHidden/>
-              </w:rPr>
-              <w:fldChar w:fldCharType="end"/>
-            </w:r>
-          </w:hyperlink>
+            <w:t>3</w:t>
+          </w:r>
+          <w:r>
+            <w:rPr>
+              <w:b w:val="0"/>
+              <w:noProof/>
+              <w:lang w:val="nl-NL" w:eastAsia="ja-JP"/>
+            </w:rPr>
+            <w:tab/>
+          </w:r>
+          <w:r>
+            <w:rPr>
+              <w:noProof/>
+              <w:lang w:val="nl-NL"/>
+            </w:rPr>
+            <w:t>Het onderzoek</w:t>
+          </w:r>
+          <w:r>
+            <w:rPr>
+              <w:noProof/>
+            </w:rPr>
+            <w:tab/>
+          </w:r>
+          <w:r>
+            <w:rPr>
+              <w:noProof/>
+            </w:rPr>
+            <w:fldChar w:fldCharType="begin"/>
+          </w:r>
+          <w:r>
+            <w:rPr>
+              <w:noProof/>
+            </w:rPr>
+            <w:instrText xml:space="preserve"> PAGEREF _Toc201037028 \h </w:instrText>
+          </w:r>
+          <w:r>
+            <w:rPr>
+              <w:noProof/>
+            </w:rPr>
+          </w:r>
+          <w:r>
+            <w:rPr>
+              <w:noProof/>
+            </w:rPr>
+            <w:fldChar w:fldCharType="separate"/>
+          </w:r>
+          <w:r>
+            <w:rPr>
+              <w:noProof/>
+            </w:rPr>
+            <w:t>9</w:t>
+          </w:r>
+          <w:r>
+            <w:rPr>
+              <w:noProof/>
+            </w:rPr>
+            <w:fldChar w:fldCharType="end"/>
+          </w:r>
         </w:p>
         <w:p>
           <w:pPr>
             <w:pStyle w:val="Inhopg1"/>
             <w:tabs>
-              <w:tab w:val="left" w:pos="480"/>
+              <w:tab w:val="left" w:pos="382"/>
               <w:tab w:val="right" w:leader="dot" w:pos="9010"/>
             </w:tabs>
             <w:rPr>
               <w:b w:val="0"/>
               <w:noProof/>
-              <w:sz w:val="22"/>
-              <w:szCs w:val="22"/>
+              <w:lang w:val="nl-NL" w:eastAsia="ja-JP"/>
+            </w:rPr>
+          </w:pPr>
+          <w:r>
+            <w:rPr>
+              <w:noProof/>
               <w:lang w:val="nl-NL"/>
             </w:rPr>
-          </w:pPr>
-          <w:hyperlink w:anchor="_Toc326833271" w:history="1">
-            <w:r>
-              <w:rPr>
-                <w:rStyle w:val="Hyperlink"/>
-                <w:noProof/>
-                <w:lang w:val="nl-NL"/>
-              </w:rPr>
-              <w:t>2</w:t>
-            </w:r>
-            <w:r>
-              <w:rPr>
-                <w:b w:val="0"/>
-                <w:noProof/>
-                <w:sz w:val="22"/>
-                <w:szCs w:val="22"/>
-                <w:lang w:val="nl-NL"/>
-              </w:rPr>
-              <w:tab/>
-            </w:r>
-            <w:r>
-              <w:rPr>
-                <w:rStyle w:val="Hyperlink"/>
-                <w:noProof/>
-                <w:lang w:val="nl-NL"/>
-              </w:rPr>
-              <w:t>Probleem</w:t>
-            </w:r>
-            <w:r>
-              <w:rPr>
-                <w:noProof/>
-                <w:webHidden/>
-              </w:rPr>
-              <w:tab/>
-            </w:r>
-            <w:r>
-              <w:rPr>
-                <w:noProof/>
-                <w:webHidden/>
-              </w:rPr>
-              <w:fldChar w:fldCharType="begin"/>
-            </w:r>
-            <w:r>
-              <w:rPr>
-                <w:noProof/>
-                <w:webHidden/>
-              </w:rPr>
-              <w:instrText xml:space="preserve"> PAGEREF _Toc326833271 \h </w:instrText>
-            </w:r>
-            <w:r>
-              <w:rPr>
-                <w:noProof/>
-                <w:webHidden/>
-              </w:rPr>
-            </w:r>
-            <w:r>
-              <w:rPr>
-                <w:noProof/>
-                <w:webHidden/>
-              </w:rPr>
-              <w:fldChar w:fldCharType="separate"/>
-            </w:r>
-            <w:r>
-              <w:rPr>
-                <w:noProof/>
-                <w:webHidden/>
-              </w:rPr>
-              <w:t>7</w:t>
-            </w:r>
-            <w:r>
-              <w:rPr>
-                <w:noProof/>
-                <w:webHidden/>
-              </w:rPr>
-              <w:fldChar w:fldCharType="end"/>
-            </w:r>
-          </w:hyperlink>
+            <w:t>4</w:t>
+          </w:r>
+          <w:r>
+            <w:rPr>
+              <w:b w:val="0"/>
+              <w:noProof/>
+              <w:lang w:val="nl-NL" w:eastAsia="ja-JP"/>
+            </w:rPr>
+            <w:tab/>
+          </w:r>
+          <w:r>
+            <w:rPr>
+              <w:noProof/>
+              <w:lang w:val="nl-NL"/>
+            </w:rPr>
+            <w:t>Oplossing</w:t>
+          </w:r>
+          <w:r>
+            <w:rPr>
+              <w:noProof/>
+            </w:rPr>
+            <w:tab/>
+          </w:r>
+          <w:r>
+            <w:rPr>
+              <w:noProof/>
+            </w:rPr>
+            <w:fldChar w:fldCharType="begin"/>
+          </w:r>
+          <w:r>
+            <w:rPr>
+              <w:noProof/>
+            </w:rPr>
+            <w:instrText xml:space="preserve"> PAGEREF _Toc201037029 \h </w:instrText>
+          </w:r>
+          <w:r>
+            <w:rPr>
+              <w:noProof/>
+            </w:rPr>
+          </w:r>
+          <w:r>
+            <w:rPr>
+              <w:noProof/>
+            </w:rPr>
+            <w:fldChar w:fldCharType="separate"/>
+          </w:r>
+          <w:r>
+            <w:rPr>
+              <w:noProof/>
+            </w:rPr>
+            <w:t>11</w:t>
+          </w:r>
+          <w:r>
+            <w:rPr>
+              <w:noProof/>
+            </w:rPr>
+            <w:fldChar w:fldCharType="end"/>
+          </w:r>
         </w:p>
         <w:p>
           <w:pPr>
             <w:pStyle w:val="Inhopg2"/>
             <w:tabs>
-              <w:tab w:val="left" w:pos="960"/>
+              <w:tab w:val="left" w:pos="792"/>
               <w:tab w:val="right" w:leader="dot" w:pos="9010"/>
             </w:tabs>
             <w:rPr>
               <w:b w:val="0"/>
               <w:noProof/>
+              <w:sz w:val="24"/>
+              <w:szCs w:val="24"/>
+              <w:lang w:val="nl-NL" w:eastAsia="ja-JP"/>
+            </w:rPr>
+          </w:pPr>
+          <w:r>
+            <w:rPr>
+              <w:noProof/>
               <w:lang w:val="nl-NL"/>
             </w:rPr>
-          </w:pPr>
-          <w:hyperlink w:anchor="_Toc326833272" w:history="1">
-            <w:r>
-              <w:rPr>
-                <w:rStyle w:val="Hyperlink"/>
-                <w:noProof/>
-                <w:lang w:val="nl-NL"/>
-              </w:rPr>
-              <w:t>2.1</w:t>
-            </w:r>
-            <w:r>
-              <w:rPr>
-                <w:b w:val="0"/>
-                <w:noProof/>
-                <w:lang w:val="nl-NL"/>
-              </w:rPr>
-              <w:tab/>
-            </w:r>
-            <w:r>
-              <w:rPr>
-                <w:rStyle w:val="Hyperlink"/>
-                <w:noProof/>
-                <w:lang w:val="nl-NL"/>
-              </w:rPr>
-              <w:t>Wat is het probleem?</w:t>
-            </w:r>
-            <w:r>
-              <w:rPr>
-                <w:noProof/>
-                <w:webHidden/>
-              </w:rPr>
-              <w:tab/>
-            </w:r>
-            <w:r>
-              <w:rPr>
-                <w:noProof/>
-                <w:webHidden/>
-              </w:rPr>
-              <w:fldChar w:fldCharType="begin"/>
-            </w:r>
-            <w:r>
-              <w:rPr>
-                <w:noProof/>
-                <w:webHidden/>
-              </w:rPr>
-              <w:instrText xml:space="preserve"> PAGEREF _Toc326833272 \h </w:instrText>
-            </w:r>
-            <w:r>
-              <w:rPr>
-                <w:noProof/>
-                <w:webHidden/>
-              </w:rPr>
-            </w:r>
-            <w:r>
-              <w:rPr>
-                <w:noProof/>
-                <w:webHidden/>
-              </w:rPr>
-              <w:fldChar w:fldCharType="separate"/>
-            </w:r>
-            <w:r>
-              <w:rPr>
-                <w:noProof/>
-                <w:webHidden/>
-              </w:rPr>
-              <w:t>7</w:t>
-            </w:r>
-            <w:r>
-              <w:rPr>
-                <w:noProof/>
-                <w:webHidden/>
-              </w:rPr>
-              <w:fldChar w:fldCharType="end"/>
-            </w:r>
-          </w:hyperlink>
+            <w:t>4.1</w:t>
+          </w:r>
+          <w:r>
+            <w:rPr>
+              <w:b w:val="0"/>
+              <w:noProof/>
+              <w:sz w:val="24"/>
+              <w:szCs w:val="24"/>
+              <w:lang w:val="nl-NL" w:eastAsia="ja-JP"/>
+            </w:rPr>
+            <w:tab/>
+          </w:r>
+          <w:r>
+            <w:rPr>
+              <w:noProof/>
+              <w:lang w:val="nl-NL"/>
+            </w:rPr>
+            <w:t>Wat is de oplossing?</w:t>
+          </w:r>
+          <w:r>
+            <w:rPr>
+              <w:noProof/>
+            </w:rPr>
+            <w:tab/>
+          </w:r>
+          <w:r>
+            <w:rPr>
+              <w:noProof/>
+            </w:rPr>
+            <w:fldChar w:fldCharType="begin"/>
+          </w:r>
+          <w:r>
+            <w:rPr>
+              <w:noProof/>
+            </w:rPr>
+            <w:instrText xml:space="preserve"> PAGEREF _Toc201037030 \h </w:instrText>
+          </w:r>
+          <w:r>
+            <w:rPr>
+              <w:noProof/>
+            </w:rPr>
+          </w:r>
+          <w:r>
+            <w:rPr>
+              <w:noProof/>
+            </w:rPr>
+            <w:fldChar w:fldCharType="separate"/>
+          </w:r>
+          <w:r>
+            <w:rPr>
+              <w:noProof/>
+            </w:rPr>
+            <w:t>11</w:t>
+          </w:r>
+          <w:r>
+            <w:rPr>
+              <w:noProof/>
+            </w:rPr>
+            <w:fldChar w:fldCharType="end"/>
+          </w:r>
         </w:p>
         <w:p>
           <w:pPr>
             <w:pStyle w:val="Inhopg2"/>
             <w:tabs>
-              <w:tab w:val="left" w:pos="960"/>
+              <w:tab w:val="left" w:pos="792"/>
               <w:tab w:val="right" w:leader="dot" w:pos="9010"/>
             </w:tabs>
             <w:rPr>
               <w:b w:val="0"/>
               <w:noProof/>
+              <w:sz w:val="24"/>
+              <w:szCs w:val="24"/>
+              <w:lang w:val="nl-NL" w:eastAsia="ja-JP"/>
+            </w:rPr>
+          </w:pPr>
+          <w:r>
+            <w:rPr>
+              <w:noProof/>
               <w:lang w:val="nl-NL"/>
             </w:rPr>
-          </w:pPr>
-          <w:hyperlink w:anchor="_Toc326833273" w:history="1">
-            <w:r>
-              <w:rPr>
-                <w:rStyle w:val="Hyperlink"/>
-                <w:noProof/>
-                <w:lang w:val="nl-NL"/>
-              </w:rPr>
-              <w:t>2.2</w:t>
-            </w:r>
-            <w:r>
-              <w:rPr>
-                <w:b w:val="0"/>
-                <w:noProof/>
-                <w:lang w:val="nl-NL"/>
-              </w:rPr>
-              <w:tab/>
-            </w:r>
-            <w:r>
-              <w:rPr>
-                <w:rStyle w:val="Hyperlink"/>
-                <w:noProof/>
-                <w:lang w:val="nl-NL"/>
-              </w:rPr>
-              <w:t>Waarom is het een probleem?</w:t>
-            </w:r>
-            <w:r>
-              <w:rPr>
-                <w:noProof/>
-                <w:webHidden/>
-              </w:rPr>
-              <w:tab/>
-            </w:r>
-            <w:r>
-              <w:rPr>
-                <w:noProof/>
-                <w:webHidden/>
-              </w:rPr>
-              <w:fldChar w:fldCharType="begin"/>
-            </w:r>
-            <w:r>
-              <w:rPr>
-                <w:noProof/>
-                <w:webHidden/>
-              </w:rPr>
-              <w:instrText xml:space="preserve"> PAGEREF _Toc326833273 \h </w:instrText>
-            </w:r>
-            <w:r>
-              <w:rPr>
-                <w:noProof/>
-                <w:webHidden/>
-              </w:rPr>
-            </w:r>
-            <w:r>
-              <w:rPr>
-                <w:noProof/>
-                <w:webHidden/>
-              </w:rPr>
-              <w:fldChar w:fldCharType="separate"/>
-            </w:r>
-            <w:r>
-              <w:rPr>
-                <w:noProof/>
-                <w:webHidden/>
-              </w:rPr>
-              <w:t>7</w:t>
-            </w:r>
-            <w:r>
-              <w:rPr>
-                <w:noProof/>
-                <w:webHidden/>
-              </w:rPr>
-              <w:fldChar w:fldCharType="end"/>
-            </w:r>
-          </w:hyperlink>
+            <w:t>4.2</w:t>
+          </w:r>
+          <w:r>
+            <w:rPr>
+              <w:b w:val="0"/>
+              <w:noProof/>
+              <w:sz w:val="24"/>
+              <w:szCs w:val="24"/>
+              <w:lang w:val="nl-NL" w:eastAsia="ja-JP"/>
+            </w:rPr>
+            <w:tab/>
+          </w:r>
+          <w:r>
+            <w:rPr>
+              <w:noProof/>
+              <w:lang w:val="nl-NL"/>
+            </w:rPr>
+            <w:t>Hoe en waarmee wordt de oplossing uitgevoerd?</w:t>
+          </w:r>
+          <w:r>
+            <w:rPr>
+              <w:noProof/>
+            </w:rPr>
+            <w:tab/>
+          </w:r>
+          <w:r>
+            <w:rPr>
+              <w:noProof/>
+            </w:rPr>
+            <w:fldChar w:fldCharType="begin"/>
+          </w:r>
+          <w:r>
+            <w:rPr>
+              <w:noProof/>
+            </w:rPr>
+            <w:instrText xml:space="preserve"> PAGEREF _Toc201037031 \h </w:instrText>
+          </w:r>
+          <w:r>
+            <w:rPr>
+              <w:noProof/>
+            </w:rPr>
+          </w:r>
+          <w:r>
+            <w:rPr>
+              <w:noProof/>
+            </w:rPr>
+            <w:fldChar w:fldCharType="separate"/>
+          </w:r>
+          <w:r>
+            <w:rPr>
+              <w:noProof/>
+            </w:rPr>
+            <w:t>11</w:t>
+          </w:r>
+          <w:r>
+            <w:rPr>
+              <w:noProof/>
+            </w:rPr>
+            <w:fldChar w:fldCharType="end"/>
+          </w:r>
         </w:p>
         <w:p>
           <w:pPr>
-            <w:pStyle w:val="Inhopg2"/>
+            <w:pStyle w:val="Inhopg3"/>
             <w:tabs>
-              <w:tab w:val="left" w:pos="960"/>
+              <w:tab w:val="left" w:pos="1176"/>
               <w:tab w:val="right" w:leader="dot" w:pos="9010"/>
             </w:tabs>
             <w:rPr>
-              <w:b w:val="0"/>
+              <w:noProof/>
+              <w:sz w:val="24"/>
+              <w:szCs w:val="24"/>
+              <w:lang w:val="nl-NL" w:eastAsia="ja-JP"/>
+            </w:rPr>
+          </w:pPr>
+          <w:r>
+            <w:rPr>
               <w:noProof/>
               <w:lang w:val="nl-NL"/>
             </w:rPr>
+            <w:t>4.2.1</w:t>
+          </w:r>
+          <w:r>
+            <w:rPr>
+              <w:noProof/>
+              <w:sz w:val="24"/>
+              <w:szCs w:val="24"/>
+              <w:lang w:val="nl-NL" w:eastAsia="ja-JP"/>
+            </w:rPr>
+            <w:tab/>
+          </w:r>
+          <w:r>
+            <w:rPr>
+              <w:noProof/>
+              <w:lang w:val="nl-NL"/>
+            </w:rPr>
+            <w:t>De ‘Main-App’</w:t>
+          </w:r>
+          <w:r>
+            <w:rPr>
+              <w:noProof/>
+            </w:rPr>
+            <w:tab/>
+          </w:r>
+          <w:r>
+            <w:rPr>
+              <w:noProof/>
+            </w:rPr>
+            <w:fldChar w:fldCharType="begin"/>
+          </w:r>
+          <w:r>
+            <w:rPr>
+              <w:noProof/>
+            </w:rPr>
+            <w:instrText xml:space="preserve"> PAGEREF _Toc201037032 \h </w:instrText>
+          </w:r>
+          <w:r>
+            <w:rPr>
+              <w:noProof/>
+            </w:rPr>
+          </w:r>
+          <w:r>
+            <w:rPr>
+              <w:noProof/>
+            </w:rPr>
+            <w:fldChar w:fldCharType="separate"/>
+          </w:r>
+          <w:r>
+            <w:rPr>
+              <w:noProof/>
+            </w:rPr>
+            <w:t>12</w:t>
+          </w:r>
+          <w:r>
+            <w:rPr>
+              <w:noProof/>
+            </w:rPr>
+            <w:fldChar w:fldCharType="end"/>
+          </w:r>
+        </w:p>
+        <w:p>
+          <w:pPr>
+            <w:pStyle w:val="Inhopg3"/>
+            <w:tabs>
+              <w:tab w:val="left" w:pos="1176"/>
+              <w:tab w:val="right" w:leader="dot" w:pos="9010"/>
+            </w:tabs>
+            <w:rPr>
+              <w:noProof/>
+              <w:sz w:val="24"/>
+              <w:szCs w:val="24"/>
+              <w:lang w:val="nl-NL" w:eastAsia="ja-JP"/>
+            </w:rPr>
           </w:pPr>
-          <w:hyperlink w:anchor="_Toc326833274" w:history="1">
-            <w:r>
-              <w:rPr>
-                <w:rStyle w:val="Hyperlink"/>
-                <w:noProof/>
-                <w:lang w:val="nl-NL"/>
-              </w:rPr>
-              <w:t>2.3</w:t>
-            </w:r>
-            <w:r>
-              <w:rPr>
-                <w:b w:val="0"/>
-                <w:noProof/>
-                <w:lang w:val="nl-NL"/>
-              </w:rPr>
-              <w:tab/>
-            </w:r>
-            <w:r>
-              <w:rPr>
-                <w:rStyle w:val="Hyperlink"/>
-                <w:noProof/>
-                <w:lang w:val="nl-NL"/>
-              </w:rPr>
-              <w:t>Voor wie is het een probleem?</w:t>
-            </w:r>
-            <w:r>
-              <w:rPr>
-                <w:noProof/>
-                <w:webHidden/>
-              </w:rPr>
-              <w:tab/>
-            </w:r>
-            <w:r>
-              <w:rPr>
-                <w:noProof/>
-                <w:webHidden/>
-              </w:rPr>
-              <w:fldChar w:fldCharType="begin"/>
-            </w:r>
-            <w:r>
-              <w:rPr>
-                <w:noProof/>
-                <w:webHidden/>
-              </w:rPr>
-              <w:instrText xml:space="preserve"> PAGEREF _Toc326833274 \h </w:instrText>
-            </w:r>
-            <w:r>
-              <w:rPr>
-                <w:noProof/>
-                <w:webHidden/>
-              </w:rPr>
-            </w:r>
-            <w:r>
-              <w:rPr>
-                <w:noProof/>
-                <w:webHidden/>
-              </w:rPr>
-              <w:fldChar w:fldCharType="separate"/>
-            </w:r>
-            <w:r>
-              <w:rPr>
-                <w:noProof/>
-                <w:webHidden/>
-              </w:rPr>
-              <w:t>8</w:t>
-            </w:r>
-            <w:r>
-              <w:rPr>
-                <w:noProof/>
-                <w:webHidden/>
-              </w:rPr>
-              <w:fldChar w:fldCharType="end"/>
-            </w:r>
-          </w:hyperlink>
+          <w:r>
+            <w:rPr>
+              <w:noProof/>
+              <w:lang w:val="nl-NL"/>
+            </w:rPr>
+            <w:t>4.2.2</w:t>
+          </w:r>
+          <w:r>
+            <w:rPr>
+              <w:noProof/>
+              <w:sz w:val="24"/>
+              <w:szCs w:val="24"/>
+              <w:lang w:val="nl-NL" w:eastAsia="ja-JP"/>
+            </w:rPr>
+            <w:tab/>
+          </w:r>
+          <w:r>
+            <w:rPr>
+              <w:noProof/>
+              <w:lang w:val="nl-NL"/>
+            </w:rPr>
+            <w:t>Bruggen en Aanlegplaatsen App</w:t>
+          </w:r>
+          <w:r>
+            <w:rPr>
+              <w:noProof/>
+            </w:rPr>
+            <w:tab/>
+          </w:r>
+          <w:r>
+            <w:rPr>
+              <w:noProof/>
+            </w:rPr>
+            <w:fldChar w:fldCharType="begin"/>
+          </w:r>
+          <w:r>
+            <w:rPr>
+              <w:noProof/>
+            </w:rPr>
+            <w:instrText xml:space="preserve"> PAGEREF _Toc201037033 \h </w:instrText>
+          </w:r>
+          <w:r>
+            <w:rPr>
+              <w:noProof/>
+            </w:rPr>
+          </w:r>
+          <w:r>
+            <w:rPr>
+              <w:noProof/>
+            </w:rPr>
+            <w:fldChar w:fldCharType="separate"/>
+          </w:r>
+          <w:r>
+            <w:rPr>
+              <w:noProof/>
+            </w:rPr>
+            <w:t>13</w:t>
+          </w:r>
+          <w:r>
+            <w:rPr>
+              <w:noProof/>
+            </w:rPr>
+            <w:fldChar w:fldCharType="end"/>
+          </w:r>
+        </w:p>
+        <w:p>
+          <w:pPr>
+            <w:pStyle w:val="Inhopg3"/>
+            <w:tabs>
+              <w:tab w:val="left" w:pos="1176"/>
+              <w:tab w:val="right" w:leader="dot" w:pos="9010"/>
+            </w:tabs>
+            <w:rPr>
+              <w:noProof/>
+              <w:sz w:val="24"/>
+              <w:szCs w:val="24"/>
+              <w:lang w:val="nl-NL" w:eastAsia="ja-JP"/>
+            </w:rPr>
+          </w:pPr>
+          <w:r>
+            <w:rPr>
+              <w:noProof/>
+              <w:lang w:val="nl-NL"/>
+            </w:rPr>
+            <w:t>4.2.3</w:t>
+          </w:r>
+          <w:r>
+            <w:rPr>
+              <w:noProof/>
+              <w:sz w:val="24"/>
+              <w:szCs w:val="24"/>
+              <w:lang w:val="nl-NL" w:eastAsia="ja-JP"/>
+            </w:rPr>
+            <w:tab/>
+          </w:r>
+          <w:r>
+            <w:rPr>
+              <w:noProof/>
+              <w:lang w:val="nl-NL"/>
+            </w:rPr>
+            <w:t>Bezienswaardigheden Leeuwarden App</w:t>
+          </w:r>
+          <w:r>
+            <w:rPr>
+              <w:noProof/>
+            </w:rPr>
+            <w:tab/>
+          </w:r>
+          <w:r>
+            <w:rPr>
+              <w:noProof/>
+            </w:rPr>
+            <w:fldChar w:fldCharType="begin"/>
+          </w:r>
+          <w:r>
+            <w:rPr>
+              <w:noProof/>
+            </w:rPr>
+            <w:instrText xml:space="preserve"> PAGEREF _Toc201037034 \h </w:instrText>
+          </w:r>
+          <w:r>
+            <w:rPr>
+              <w:noProof/>
+            </w:rPr>
+          </w:r>
+          <w:r>
+            <w:rPr>
+              <w:noProof/>
+            </w:rPr>
+            <w:fldChar w:fldCharType="separate"/>
+          </w:r>
+          <w:r>
+            <w:rPr>
+              <w:noProof/>
+            </w:rPr>
+            <w:t>14</w:t>
+          </w:r>
+          <w:r>
+            <w:rPr>
+              <w:noProof/>
+            </w:rPr>
+            <w:fldChar w:fldCharType="end"/>
+          </w:r>
+        </w:p>
+        <w:p>
+          <w:pPr>
+            <w:pStyle w:val="Inhopg3"/>
+            <w:tabs>
+              <w:tab w:val="left" w:pos="1176"/>
+              <w:tab w:val="right" w:leader="dot" w:pos="9010"/>
+            </w:tabs>
+            <w:rPr>
+              <w:noProof/>
+              <w:sz w:val="24"/>
+              <w:szCs w:val="24"/>
+              <w:lang w:val="nl-NL" w:eastAsia="ja-JP"/>
+            </w:rPr>
+          </w:pPr>
+          <w:r>
+            <w:rPr>
+              <w:noProof/>
+              <w:lang w:val="nl-NL"/>
+            </w:rPr>
+            <w:t>4.2.4</w:t>
+          </w:r>
+          <w:r>
+            <w:rPr>
+              <w:noProof/>
+              <w:sz w:val="24"/>
+              <w:szCs w:val="24"/>
+              <w:lang w:val="nl-NL" w:eastAsia="ja-JP"/>
+            </w:rPr>
+            <w:tab/>
+          </w:r>
+          <w:r>
+            <w:rPr>
+              <w:noProof/>
+              <w:lang w:val="nl-NL"/>
+            </w:rPr>
+            <w:t>Visstekken App</w:t>
+          </w:r>
+          <w:r>
+            <w:rPr>
+              <w:noProof/>
+            </w:rPr>
+            <w:tab/>
+          </w:r>
+          <w:r>
+            <w:rPr>
+              <w:noProof/>
+            </w:rPr>
+            <w:fldChar w:fldCharType="begin"/>
+          </w:r>
+          <w:r>
+            <w:rPr>
+              <w:noProof/>
+            </w:rPr>
+            <w:instrText xml:space="preserve"> PAGEREF _Toc201037035 \h </w:instrText>
+          </w:r>
+          <w:r>
+            <w:rPr>
+              <w:noProof/>
+            </w:rPr>
+          </w:r>
+          <w:r>
+            <w:rPr>
+              <w:noProof/>
+            </w:rPr>
+            <w:fldChar w:fldCharType="separate"/>
+          </w:r>
+          <w:r>
+            <w:rPr>
+              <w:noProof/>
+            </w:rPr>
+            <w:t>15</w:t>
+          </w:r>
+          <w:r>
+            <w:rPr>
+              <w:noProof/>
+            </w:rPr>
+            <w:fldChar w:fldCharType="end"/>
+          </w:r>
         </w:p>
         <w:p>
           <w:pPr>
             <w:pStyle w:val="Inhopg1"/>
             <w:tabs>
-              <w:tab w:val="left" w:pos="480"/>
+              <w:tab w:val="left" w:pos="382"/>
               <w:tab w:val="right" w:leader="dot" w:pos="9010"/>
             </w:tabs>
             <w:rPr>
               <w:b w:val="0"/>
               <w:noProof/>
-              <w:sz w:val="22"/>
-              <w:szCs w:val="22"/>
-              <w:lang w:val="nl-NL"/>
+              <w:lang w:val="nl-NL" w:eastAsia="ja-JP"/>
             </w:rPr>
           </w:pPr>
-          <w:hyperlink w:anchor="_Toc326833275" w:history="1">
-            <w:r>
-              <w:rPr>
-                <w:rStyle w:val="Hyperlink"/>
-                <w:noProof/>
-                <w:lang w:val="nl-NL"/>
-              </w:rPr>
-              <w:t>3</w:t>
-            </w:r>
-            <w:r>
-              <w:rPr>
-                <w:b w:val="0"/>
-                <w:noProof/>
-                <w:sz w:val="22"/>
-                <w:szCs w:val="22"/>
-                <w:lang w:val="nl-NL"/>
-              </w:rPr>
-              <w:tab/>
-            </w:r>
-            <w:r>
-              <w:rPr>
-                <w:rStyle w:val="Hyperlink"/>
-                <w:noProof/>
-                <w:lang w:val="nl-NL"/>
-              </w:rPr>
-              <w:t>Het onderzoek</w:t>
-            </w:r>
-            <w:r>
-              <w:rPr>
-                <w:noProof/>
-                <w:webHidden/>
-              </w:rPr>
-              <w:tab/>
-            </w:r>
-            <w:r>
-              <w:rPr>
-                <w:noProof/>
-                <w:webHidden/>
-              </w:rPr>
-              <w:fldChar w:fldCharType="begin"/>
-            </w:r>
-            <w:r>
-              <w:rPr>
-                <w:noProof/>
-                <w:webHidden/>
-              </w:rPr>
-              <w:instrText xml:space="preserve"> PAGEREF _Toc326833275 \h </w:instrText>
-            </w:r>
-            <w:r>
-              <w:rPr>
-                <w:noProof/>
-                <w:webHidden/>
-              </w:rPr>
-            </w:r>
-            <w:r>
-              <w:rPr>
-                <w:noProof/>
-                <w:webHidden/>
-              </w:rPr>
-              <w:fldChar w:fldCharType="separate"/>
-            </w:r>
-            <w:r>
-              <w:rPr>
-                <w:noProof/>
-                <w:webHidden/>
-              </w:rPr>
-              <w:t>9</w:t>
-            </w:r>
-            <w:r>
-              <w:rPr>
-                <w:noProof/>
-                <w:webHidden/>
-              </w:rPr>
-              <w:fldChar w:fldCharType="end"/>
-            </w:r>
-          </w:hyperlink>
+          <w:r>
+            <w:rPr>
+              <w:noProof/>
+            </w:rPr>
+            <w:t>5</w:t>
+          </w:r>
+          <w:r>
+            <w:rPr>
+              <w:b w:val="0"/>
+              <w:noProof/>
+              <w:lang w:val="nl-NL" w:eastAsia="ja-JP"/>
+            </w:rPr>
+            <w:tab/>
+          </w:r>
+          <w:r>
+            <w:rPr>
+              <w:noProof/>
+            </w:rPr>
+            <w:t>Verloop van het project</w:t>
+          </w:r>
+          <w:r>
+            <w:rPr>
+              <w:noProof/>
+            </w:rPr>
+            <w:tab/>
+          </w:r>
+          <w:r>
+            <w:rPr>
+              <w:noProof/>
+            </w:rPr>
+            <w:fldChar w:fldCharType="begin"/>
+          </w:r>
+          <w:r>
+            <w:rPr>
+              <w:noProof/>
+            </w:rPr>
+            <w:instrText xml:space="preserve"> PAGEREF _Toc201037036 \h </w:instrText>
+          </w:r>
+          <w:r>
+            <w:rPr>
+              <w:noProof/>
+            </w:rPr>
+          </w:r>
+          <w:r>
+            <w:rPr>
+              <w:noProof/>
+            </w:rPr>
+            <w:fldChar w:fldCharType="separate"/>
+          </w:r>
+          <w:r>
+            <w:rPr>
+              <w:noProof/>
+            </w:rPr>
+            <w:t>16</w:t>
+          </w:r>
+          <w:r>
+            <w:rPr>
+              <w:noProof/>
+            </w:rPr>
+            <w:fldChar w:fldCharType="end"/>
+          </w:r>
         </w:p>
         <w:p>
           <w:pPr>
             <w:pStyle w:val="Inhopg1"/>
             <w:tabs>
-              <w:tab w:val="left" w:pos="480"/>
+              <w:tab w:val="left" w:pos="382"/>
               <w:tab w:val="right" w:leader="dot" w:pos="9010"/>
             </w:tabs>
             <w:rPr>
               <w:b w:val="0"/>
               <w:noProof/>
-              <w:sz w:val="22"/>
-              <w:szCs w:val="22"/>
+              <w:lang w:val="nl-NL" w:eastAsia="ja-JP"/>
+            </w:rPr>
+          </w:pPr>
+          <w:r>
+            <w:rPr>
+              <w:noProof/>
               <w:lang w:val="nl-NL"/>
             </w:rPr>
-          </w:pPr>
-          <w:hyperlink w:anchor="_Toc326833276" w:history="1">
-            <w:r>
-              <w:rPr>
-                <w:rStyle w:val="Hyperlink"/>
-                <w:noProof/>
-                <w:lang w:val="nl-NL"/>
-              </w:rPr>
-              <w:t>4</w:t>
-            </w:r>
-            <w:r>
-              <w:rPr>
-                <w:b w:val="0"/>
-                <w:noProof/>
-                <w:sz w:val="22"/>
-                <w:szCs w:val="22"/>
-                <w:lang w:val="nl-NL"/>
-              </w:rPr>
-              <w:tab/>
-            </w:r>
-            <w:r>
-              <w:rPr>
-                <w:rStyle w:val="Hyperlink"/>
-                <w:noProof/>
-                <w:lang w:val="nl-NL"/>
-              </w:rPr>
-              <w:t>Oplossing</w:t>
-            </w:r>
-            <w:r>
-              <w:rPr>
-                <w:noProof/>
-                <w:webHidden/>
-              </w:rPr>
-              <w:tab/>
-            </w:r>
-            <w:r>
-              <w:rPr>
-                <w:noProof/>
-                <w:webHidden/>
-              </w:rPr>
-              <w:fldChar w:fldCharType="begin"/>
-            </w:r>
-            <w:r>
-              <w:rPr>
-                <w:noProof/>
-                <w:webHidden/>
-              </w:rPr>
-              <w:instrText xml:space="preserve"> PAGEREF _Toc326833276 \h </w:instrText>
-            </w:r>
-            <w:r>
-              <w:rPr>
-                <w:noProof/>
-                <w:webHidden/>
-              </w:rPr>
-            </w:r>
-            <w:r>
-              <w:rPr>
-                <w:noProof/>
-                <w:webHidden/>
-              </w:rPr>
-              <w:fldChar w:fldCharType="separate"/>
-            </w:r>
-            <w:r>
-              <w:rPr>
-                <w:noProof/>
-                <w:webHidden/>
-              </w:rPr>
-              <w:t>11</w:t>
-            </w:r>
-            <w:r>
-              <w:rPr>
-                <w:noProof/>
-                <w:webHidden/>
-              </w:rPr>
-              <w:fldChar w:fldCharType="end"/>
-            </w:r>
-          </w:hyperlink>
+            <w:t>6</w:t>
+          </w:r>
+          <w:r>
+            <w:rPr>
+              <w:b w:val="0"/>
+              <w:noProof/>
+              <w:lang w:val="nl-NL" w:eastAsia="ja-JP"/>
+            </w:rPr>
+            <w:tab/>
+          </w:r>
+          <w:r>
+            <w:rPr>
+              <w:noProof/>
+              <w:lang w:val="nl-NL"/>
+            </w:rPr>
+            <w:t>Samenwerking</w:t>
+          </w:r>
+          <w:r>
+            <w:rPr>
+              <w:noProof/>
+            </w:rPr>
+            <w:tab/>
+          </w:r>
+          <w:r>
+            <w:rPr>
+              <w:noProof/>
+            </w:rPr>
+            <w:fldChar w:fldCharType="begin"/>
+          </w:r>
+          <w:r>
+            <w:rPr>
+              <w:noProof/>
+            </w:rPr>
+            <w:instrText xml:space="preserve"> PAGEREF _Toc201037037 \h </w:instrText>
+          </w:r>
+          <w:r>
+            <w:rPr>
+              <w:noProof/>
+            </w:rPr>
+          </w:r>
+          <w:r>
+            <w:rPr>
+              <w:noProof/>
+            </w:rPr>
+            <w:fldChar w:fldCharType="separate"/>
+          </w:r>
+          <w:r>
+            <w:rPr>
+              <w:noProof/>
+            </w:rPr>
+            <w:t>17</w:t>
+          </w:r>
+          <w:r>
+            <w:rPr>
+              <w:noProof/>
+            </w:rPr>
+            <w:fldChar w:fldCharType="end"/>
+          </w:r>
         </w:p>
         <w:p>
           <w:pPr>
-            <w:pStyle w:val="Inhopg2"/>
+            <w:pStyle w:val="Inhopg1"/>
             <w:tabs>
-              <w:tab w:val="left" w:pos="960"/>
+              <w:tab w:val="left" w:pos="382"/>
               <w:tab w:val="right" w:leader="dot" w:pos="9010"/>
             </w:tabs>
             <w:rPr>
               <w:b w:val="0"/>
               <w:noProof/>
+              <w:lang w:val="nl-NL" w:eastAsia="ja-JP"/>
+            </w:rPr>
+          </w:pPr>
+          <w:r>
+            <w:rPr>
+              <w:noProof/>
               <w:lang w:val="nl-NL"/>
             </w:rPr>
-          </w:pPr>
-          <w:hyperlink w:anchor="_Toc326833277" w:history="1">
-            <w:r>
-              <w:rPr>
-                <w:rStyle w:val="Hyperlink"/>
-                <w:noProof/>
-                <w:lang w:val="nl-NL"/>
-              </w:rPr>
-              <w:t>4.1</w:t>
-            </w:r>
-            <w:r>
-              <w:rPr>
-                <w:b w:val="0"/>
-                <w:noProof/>
-                <w:lang w:val="nl-NL"/>
-              </w:rPr>
-              <w:tab/>
-            </w:r>
-            <w:r>
-              <w:rPr>
-                <w:rStyle w:val="Hyperlink"/>
-                <w:noProof/>
-                <w:lang w:val="nl-NL"/>
-              </w:rPr>
-              <w:t>Wat is de oplossing?</w:t>
-            </w:r>
-            <w:r>
-              <w:rPr>
-                <w:noProof/>
-                <w:webHidden/>
-              </w:rPr>
-              <w:tab/>
-            </w:r>
-            <w:r>
-              <w:rPr>
-                <w:noProof/>
-                <w:webHidden/>
-              </w:rPr>
-              <w:fldChar w:fldCharType="begin"/>
-            </w:r>
-            <w:r>
-              <w:rPr>
-                <w:noProof/>
-                <w:webHidden/>
-              </w:rPr>
-              <w:instrText xml:space="preserve"> PAGEREF _Toc326833277 \h </w:instrText>
-            </w:r>
-            <w:r>
-              <w:rPr>
-                <w:noProof/>
-                <w:webHidden/>
-              </w:rPr>
-            </w:r>
-            <w:r>
-              <w:rPr>
-                <w:noProof/>
-                <w:webHidden/>
-              </w:rPr>
-              <w:fldChar w:fldCharType="separate"/>
-            </w:r>
-            <w:r>
-              <w:rPr>
-                <w:noProof/>
-                <w:webHidden/>
-              </w:rPr>
-              <w:t>11</w:t>
-            </w:r>
-            <w:r>
-              <w:rPr>
-                <w:noProof/>
-                <w:webHidden/>
-              </w:rPr>
-              <w:fldChar w:fldCharType="end"/>
-            </w:r>
-          </w:hyperlink>
+            <w:t>6</w:t>
+          </w:r>
+          <w:r>
+            <w:rPr>
+              <w:b w:val="0"/>
+              <w:noProof/>
+              <w:lang w:val="nl-NL" w:eastAsia="ja-JP"/>
+            </w:rPr>
+            <w:tab/>
+          </w:r>
+          <w:r>
+            <w:rPr>
+              <w:noProof/>
+              <w:lang w:val="nl-NL"/>
+            </w:rPr>
+            <w:t>Conclusies</w:t>
+          </w:r>
+          <w:r>
+            <w:rPr>
+              <w:noProof/>
+            </w:rPr>
+            <w:tab/>
+          </w:r>
+          <w:r>
+            <w:rPr>
+              <w:noProof/>
+            </w:rPr>
+            <w:fldChar w:fldCharType="begin"/>
+          </w:r>
+          <w:r>
+            <w:rPr>
+              <w:noProof/>
+            </w:rPr>
+            <w:instrText xml:space="preserve"> PAGEREF _Toc201037038 \h </w:instrText>
+          </w:r>
+          <w:r>
+            <w:rPr>
+              <w:noProof/>
+            </w:rPr>
+          </w:r>
+          <w:r>
+            <w:rPr>
+              <w:noProof/>
+            </w:rPr>
+            <w:fldChar w:fldCharType="separate"/>
+          </w:r>
+          <w:r>
+            <w:rPr>
+              <w:noProof/>
+            </w:rPr>
+            <w:t>18</w:t>
+          </w:r>
+          <w:r>
+            <w:rPr>
+              <w:noProof/>
+            </w:rPr>
+            <w:fldChar w:fldCharType="end"/>
+          </w:r>
         </w:p>
         <w:p>
           <w:pPr>
-            <w:pStyle w:val="Inhopg2"/>
+            <w:pStyle w:val="Inhopg1"/>
             <w:tabs>
-              <w:tab w:val="left" w:pos="960"/>
+              <w:tab w:val="left" w:pos="435"/>
               <w:tab w:val="right" w:leader="dot" w:pos="9010"/>
             </w:tabs>
             <w:rPr>
               <w:b w:val="0"/>
               <w:noProof/>
+              <w:lang w:val="nl-NL" w:eastAsia="ja-JP"/>
+            </w:rPr>
+          </w:pPr>
+          <w:r>
+            <w:rPr>
+              <w:noProof/>
               <w:lang w:val="nl-NL"/>
             </w:rPr>
-          </w:pPr>
-          <w:hyperlink w:anchor="_Toc326833278" w:history="1">
-            <w:r>
-              <w:rPr>
-                <w:rStyle w:val="Hyperlink"/>
-                <w:noProof/>
-                <w:lang w:val="nl-NL"/>
-              </w:rPr>
-              <w:t>4.2</w:t>
-            </w:r>
-            <w:r>
-              <w:rPr>
-                <w:b w:val="0"/>
-                <w:noProof/>
-                <w:lang w:val="nl-NL"/>
-              </w:rPr>
-              <w:tab/>
-            </w:r>
-            <w:r>
-              <w:rPr>
-                <w:rStyle w:val="Hyperlink"/>
-                <w:noProof/>
-                <w:lang w:val="nl-NL"/>
-              </w:rPr>
-              <w:t>Hoe en waarmee wordt de oplossing uitgevoerd?</w:t>
-            </w:r>
-            <w:r>
-              <w:rPr>
-                <w:noProof/>
-                <w:webHidden/>
-              </w:rPr>
-              <w:tab/>
-            </w:r>
-            <w:r>
-              <w:rPr>
-                <w:noProof/>
-                <w:webHidden/>
-              </w:rPr>
-              <w:fldChar w:fldCharType="begin"/>
-            </w:r>
-            <w:r>
-              <w:rPr>
-                <w:noProof/>
-                <w:webHidden/>
-              </w:rPr>
-              <w:instrText xml:space="preserve"> PAGEREF _Toc326833278 \h </w:instrText>
-            </w:r>
-            <w:r>
-              <w:rPr>
-                <w:noProof/>
-                <w:webHidden/>
-              </w:rPr>
-            </w:r>
-            <w:r>
-              <w:rPr>
-                <w:noProof/>
-                <w:webHidden/>
-              </w:rPr>
-              <w:fldChar w:fldCharType="separate"/>
-            </w:r>
-            <w:r>
-              <w:rPr>
-                <w:noProof/>
-                <w:webHidden/>
-              </w:rPr>
-              <w:t>11</w:t>
-            </w:r>
-            <w:r>
-              <w:rPr>
-                <w:noProof/>
-                <w:webHidden/>
-              </w:rPr>
-              <w:fldChar w:fldCharType="end"/>
-            </w:r>
-          </w:hyperlink>
+            <w:t xml:space="preserve">7 </w:t>
+          </w:r>
+          <w:r>
+            <w:rPr>
+              <w:b w:val="0"/>
+              <w:noProof/>
+              <w:lang w:val="nl-NL" w:eastAsia="ja-JP"/>
+            </w:rPr>
+            <w:tab/>
+          </w:r>
+          <w:r>
+            <w:rPr>
+              <w:noProof/>
+              <w:lang w:val="nl-NL"/>
+            </w:rPr>
+            <w:t>Aanbevelingen</w:t>
+          </w:r>
+          <w:r>
+            <w:rPr>
+              <w:noProof/>
+            </w:rPr>
+            <w:tab/>
+          </w:r>
+          <w:r>
+            <w:rPr>
+              <w:noProof/>
+            </w:rPr>
+            <w:fldChar w:fldCharType="begin"/>
+          </w:r>
+          <w:r>
+            <w:rPr>
+              <w:noProof/>
+            </w:rPr>
+            <w:instrText xml:space="preserve"> PAGEREF _Toc201037039 \h </w:instrText>
+          </w:r>
+          <w:r>
+            <w:rPr>
+              <w:noProof/>
+            </w:rPr>
+          </w:r>
+          <w:r>
+            <w:rPr>
+              <w:noProof/>
+            </w:rPr>
+            <w:fldChar w:fldCharType="separate"/>
+          </w:r>
+          <w:r>
+            <w:rPr>
+              <w:noProof/>
+            </w:rPr>
+            <w:t>19</w:t>
+          </w:r>
+          <w:r>
+            <w:rPr>
+              <w:noProof/>
+            </w:rPr>
+            <w:fldChar w:fldCharType="end"/>
+          </w:r>
         </w:p>
         <w:p>
           <w:pPr>
             <w:pStyle w:val="Inhopg3"/>
             <w:tabs>
-              <w:tab w:val="left" w:pos="1200"/>
+              <w:tab w:val="left" w:pos="1176"/>
               <w:tab w:val="right" w:leader="dot" w:pos="9010"/>
             </w:tabs>
             <w:rPr>
               <w:noProof/>
+              <w:sz w:val="24"/>
+              <w:szCs w:val="24"/>
+              <w:lang w:val="nl-NL" w:eastAsia="ja-JP"/>
+            </w:rPr>
+          </w:pPr>
+          <w:r>
+            <w:rPr>
+              <w:noProof/>
               <w:lang w:val="nl-NL"/>
             </w:rPr>
-          </w:pPr>
-          <w:hyperlink w:anchor="_Toc326833279" w:history="1">
-            <w:r>
-              <w:rPr>
-                <w:rStyle w:val="Hyperlink"/>
-                <w:noProof/>
-                <w:lang w:val="nl-NL"/>
-              </w:rPr>
-              <w:t>4.2.1</w:t>
-            </w:r>
-            <w:r>
-              <w:rPr>
-                <w:noProof/>
-                <w:lang w:val="nl-NL"/>
-              </w:rPr>
-              <w:tab/>
-            </w:r>
-            <w:r>
-              <w:rPr>
-                <w:rStyle w:val="Hyperlink"/>
-                <w:noProof/>
-                <w:lang w:val="nl-NL"/>
-              </w:rPr>
-              <w:t>De ‘Main-App’</w:t>
-            </w:r>
-            <w:r>
-              <w:rPr>
-                <w:noProof/>
-                <w:webHidden/>
-              </w:rPr>
-              <w:tab/>
-            </w:r>
-            <w:r>
-              <w:rPr>
-                <w:noProof/>
-                <w:webHidden/>
-              </w:rPr>
-              <w:fldChar w:fldCharType="begin"/>
-            </w:r>
-            <w:r>
-              <w:rPr>
-                <w:noProof/>
-                <w:webHidden/>
-              </w:rPr>
-              <w:instrText xml:space="preserve"> PAGEREF _Toc326833279 \h </w:instrText>
-            </w:r>
-            <w:r>
-              <w:rPr>
-                <w:noProof/>
-                <w:webHidden/>
-              </w:rPr>
-            </w:r>
-            <w:r>
-              <w:rPr>
-                <w:noProof/>
-                <w:webHidden/>
-              </w:rPr>
-              <w:fldChar w:fldCharType="separate"/>
-            </w:r>
-            <w:r>
-              <w:rPr>
-                <w:noProof/>
-                <w:webHidden/>
-              </w:rPr>
-              <w:t>12</w:t>
-            </w:r>
-            <w:r>
-              <w:rPr>
-                <w:noProof/>
-                <w:webHidden/>
-              </w:rPr>
-              <w:fldChar w:fldCharType="end"/>
-            </w:r>
-          </w:hyperlink>
+            <w:t>7.1.1</w:t>
+          </w:r>
+          <w:r>
+            <w:rPr>
+              <w:noProof/>
+              <w:sz w:val="24"/>
+              <w:szCs w:val="24"/>
+              <w:lang w:val="nl-NL" w:eastAsia="ja-JP"/>
+            </w:rPr>
+            <w:tab/>
+          </w:r>
+          <w:r>
+            <w:rPr>
+              <w:noProof/>
+              <w:lang w:val="nl-NL"/>
+            </w:rPr>
+            <w:t>Design icon app</w:t>
+          </w:r>
+          <w:r>
+            <w:rPr>
+              <w:noProof/>
+            </w:rPr>
+            <w:tab/>
+          </w:r>
+          <w:r>
+            <w:rPr>
+              <w:noProof/>
+            </w:rPr>
+            <w:fldChar w:fldCharType="begin"/>
+          </w:r>
+          <w:r>
+            <w:rPr>
+              <w:noProof/>
+            </w:rPr>
+            <w:instrText xml:space="preserve"> PAGEREF _Toc201037040 \h </w:instrText>
+          </w:r>
+          <w:r>
+            <w:rPr>
+              <w:noProof/>
+            </w:rPr>
+          </w:r>
+          <w:r>
+            <w:rPr>
+              <w:noProof/>
+            </w:rPr>
+            <w:fldChar w:fldCharType="separate"/>
+          </w:r>
+          <w:r>
+            <w:rPr>
+              <w:noProof/>
+            </w:rPr>
+            <w:t>19</w:t>
+          </w:r>
+          <w:r>
+            <w:rPr>
+              <w:noProof/>
+            </w:rPr>
+            <w:fldChar w:fldCharType="end"/>
+          </w:r>
         </w:p>
         <w:p>
           <w:pPr>
             <w:pStyle w:val="Inhopg3"/>
             <w:tabs>
-              <w:tab w:val="left" w:pos="1200"/>
+              <w:tab w:val="left" w:pos="1176"/>
               <w:tab w:val="right" w:leader="dot" w:pos="9010"/>
             </w:tabs>
             <w:rPr>
               <w:noProof/>
+              <w:sz w:val="24"/>
+              <w:szCs w:val="24"/>
+              <w:lang w:val="nl-NL" w:eastAsia="ja-JP"/>
+            </w:rPr>
+          </w:pPr>
+          <w:r>
+            <w:rPr>
+              <w:noProof/>
               <w:lang w:val="nl-NL"/>
             </w:rPr>
-          </w:pPr>
-          <w:hyperlink w:anchor="_Toc326833280" w:history="1">
-            <w:r>
-              <w:rPr>
-                <w:rStyle w:val="Hyperlink"/>
-                <w:noProof/>
-                <w:lang w:val="nl-NL"/>
-              </w:rPr>
-              <w:t>4.2.2</w:t>
-            </w:r>
-            <w:r>
-              <w:rPr>
-                <w:noProof/>
-                <w:lang w:val="nl-NL"/>
-              </w:rPr>
-              <w:tab/>
-            </w:r>
-            <w:r>
-              <w:rPr>
-                <w:rStyle w:val="Hyperlink"/>
-                <w:noProof/>
-                <w:lang w:val="nl-NL"/>
-              </w:rPr>
-              <w:t>Bruggen en Aanlegplaatsen App</w:t>
-            </w:r>
-            <w:r>
-              <w:rPr>
-                <w:noProof/>
-                <w:webHidden/>
-              </w:rPr>
-              <w:tab/>
-            </w:r>
-            <w:r>
-              <w:rPr>
-                <w:noProof/>
-                <w:webHidden/>
-              </w:rPr>
-              <w:fldChar w:fldCharType="begin"/>
-            </w:r>
-            <w:r>
-              <w:rPr>
-                <w:noProof/>
-                <w:webHidden/>
-              </w:rPr>
-              <w:instrText xml:space="preserve"> PAGEREF _Toc326833280 \h </w:instrText>
-            </w:r>
-            <w:r>
-              <w:rPr>
-                <w:noProof/>
-                <w:webHidden/>
-              </w:rPr>
-            </w:r>
-            <w:r>
-              <w:rPr>
-                <w:noProof/>
-                <w:webHidden/>
-              </w:rPr>
-              <w:fldChar w:fldCharType="separate"/>
-            </w:r>
-            <w:r>
-              <w:rPr>
-                <w:noProof/>
-                <w:webHidden/>
-              </w:rPr>
-              <w:t>13</w:t>
-            </w:r>
-            <w:r>
-              <w:rPr>
-                <w:noProof/>
-                <w:webHidden/>
-              </w:rPr>
-              <w:fldChar w:fldCharType="end"/>
-            </w:r>
-          </w:hyperlink>
-        </w:p>
-        <w:p>
-          <w:pPr>
-            <w:pStyle w:val="Inhopg3"/>
-            <w:tabs>
-              <w:tab w:val="right" w:leader="dot" w:pos="9010"/>
-            </w:tabs>
+            <w:t>7.1.2</w:t>
+          </w:r>
+          <w:r>
+            <w:rPr>
+              <w:noProof/>
+              <w:sz w:val="24"/>
+              <w:szCs w:val="24"/>
+              <w:lang w:val="nl-NL" w:eastAsia="ja-JP"/>
+            </w:rPr>
+            <w:tab/>
+          </w:r>
+          <w:r>
             <w:rPr>
               <w:noProof/>
               <w:lang w:val="nl-NL"/>
             </w:rPr>
-          </w:pPr>
-          <w:hyperlink w:anchor="_Toc326833282" w:history="1">
-            <w:r>
-              <w:rPr>
-                <w:noProof/>
-                <w:webHidden/>
-              </w:rPr>
-              <w:tab/>
-            </w:r>
-            <w:r>
-              <w:rPr>
-                <w:noProof/>
-                <w:webHidden/>
-              </w:rPr>
-              <w:fldChar w:fldCharType="begin"/>
-            </w:r>
-            <w:r>
-              <w:rPr>
-                <w:noProof/>
-                <w:webHidden/>
-              </w:rPr>
-              <w:instrText xml:space="preserve"> PAGEREF _Toc326833282 \h </w:instrText>
-            </w:r>
-            <w:r>
-              <w:rPr>
-                <w:noProof/>
-                <w:webHidden/>
-              </w:rPr>
-            </w:r>
-            <w:r>
-              <w:rPr>
-                <w:noProof/>
-                <w:webHidden/>
-              </w:rPr>
-              <w:fldChar w:fldCharType="separate"/>
-            </w:r>
-            <w:r>
-              <w:rPr>
-                <w:noProof/>
-                <w:webHidden/>
-              </w:rPr>
-              <w:t>13</w:t>
-            </w:r>
-            <w:r>
-              <w:rPr>
-                <w:noProof/>
-                <w:webHidden/>
-              </w:rPr>
-              <w:fldChar w:fldCharType="end"/>
-            </w:r>
-          </w:hyperlink>
-        </w:p>
-        <w:p>
-          <w:pPr>
-            <w:pStyle w:val="Inhopg3"/>
-            <w:tabs>
-              <w:tab w:val="left" w:pos="1200"/>
-              <w:tab w:val="right" w:leader="dot" w:pos="9010"/>
-            </w:tabs>
-            <w:rPr>
-              <w:noProof/>
-              <w:lang w:val="nl-NL"/>
-            </w:rPr>
-          </w:pPr>
-          <w:hyperlink w:anchor="_Toc326833283" w:history="1">
-            <w:r>
-              <w:rPr>
-                <w:rStyle w:val="Hyperlink"/>
-                <w:noProof/>
-                <w:lang w:val="nl-NL"/>
-              </w:rPr>
-              <w:t>4.2.3</w:t>
-            </w:r>
-            <w:r>
-              <w:rPr>
-                <w:noProof/>
-                <w:lang w:val="nl-NL"/>
-              </w:rPr>
-              <w:tab/>
-            </w:r>
-            <w:r>
-              <w:rPr>
-                <w:rStyle w:val="Hyperlink"/>
-                <w:noProof/>
-                <w:lang w:val="nl-NL"/>
-              </w:rPr>
-              <w:t>Bezienswaardigheden Leeuwarden App</w:t>
-            </w:r>
-            <w:r>
-              <w:rPr>
-                <w:noProof/>
-                <w:webHidden/>
-              </w:rPr>
-              <w:tab/>
-            </w:r>
-            <w:r>
-              <w:rPr>
-                <w:noProof/>
-                <w:webHidden/>
-              </w:rPr>
-              <w:fldChar w:fldCharType="begin"/>
-            </w:r>
-            <w:r>
-              <w:rPr>
-                <w:noProof/>
-                <w:webHidden/>
-              </w:rPr>
-              <w:instrText xml:space="preserve"> PAGEREF _Toc326833283 \h </w:instrText>
-            </w:r>
-            <w:r>
-              <w:rPr>
-                <w:noProof/>
-                <w:webHidden/>
-              </w:rPr>
-            </w:r>
-            <w:r>
-              <w:rPr>
-                <w:noProof/>
-                <w:webHidden/>
-              </w:rPr>
-              <w:fldChar w:fldCharType="separate"/>
-            </w:r>
-            <w:r>
-              <w:rPr>
-                <w:noProof/>
-                <w:webHidden/>
-              </w:rPr>
-              <w:t>14</w:t>
-            </w:r>
-            <w:r>
-              <w:rPr>
-                <w:noProof/>
-                <w:webHidden/>
-              </w:rPr>
-              <w:fldChar w:fldCharType="end"/>
-            </w:r>
-          </w:hyperlink>
-        </w:p>
-        <w:p>
-          <w:pPr>
-            <w:pStyle w:val="Inhopg3"/>
-            <w:tabs>
-              <w:tab w:val="left" w:pos="1200"/>
-              <w:tab w:val="right" w:leader="dot" w:pos="9010"/>
-            </w:tabs>
-            <w:rPr>
-              <w:noProof/>
-              <w:lang w:val="nl-NL"/>
-            </w:rPr>
-          </w:pPr>
-          <w:hyperlink w:anchor="_Toc326833284" w:history="1">
-            <w:r>
-              <w:rPr>
-                <w:rStyle w:val="Hyperlink"/>
-                <w:noProof/>
-                <w:lang w:val="nl-NL"/>
-              </w:rPr>
-              <w:t>4.2.4</w:t>
-            </w:r>
-            <w:r>
-              <w:rPr>
-                <w:noProof/>
-                <w:lang w:val="nl-NL"/>
-              </w:rPr>
-              <w:tab/>
-            </w:r>
-            <w:r>
-              <w:rPr>
-                <w:rStyle w:val="Hyperlink"/>
-                <w:noProof/>
-                <w:lang w:val="nl-NL"/>
-              </w:rPr>
-              <w:t>Visstekken App</w:t>
-            </w:r>
-            <w:r>
-              <w:rPr>
-                <w:noProof/>
-                <w:webHidden/>
-              </w:rPr>
-              <w:tab/>
-            </w:r>
-            <w:r>
-              <w:rPr>
-                <w:noProof/>
-                <w:webHidden/>
-              </w:rPr>
-              <w:fldChar w:fldCharType="begin"/>
-            </w:r>
-            <w:r>
-              <w:rPr>
-                <w:noProof/>
-                <w:webHidden/>
-              </w:rPr>
-              <w:instrText xml:space="preserve"> PAGEREF _Toc326833284 \h </w:instrText>
-            </w:r>
-            <w:r>
-              <w:rPr>
-                <w:noProof/>
-                <w:webHidden/>
-              </w:rPr>
-            </w:r>
-            <w:r>
-              <w:rPr>
-                <w:noProof/>
-                <w:webHidden/>
-              </w:rPr>
-              <w:fldChar w:fldCharType="separate"/>
-            </w:r>
-            <w:r>
-              <w:rPr>
-                <w:noProof/>
-                <w:webHidden/>
-              </w:rPr>
-              <w:t>15</w:t>
-            </w:r>
-            <w:r>
-              <w:rPr>
-                <w:noProof/>
-                <w:webHidden/>
-              </w:rPr>
-              <w:fldChar w:fldCharType="end"/>
-            </w:r>
-          </w:hyperlink>
-        </w:p>
-        <w:p>
-          <w:pPr>
-            <w:pStyle w:val="Inhopg1"/>
-            <w:tabs>
-              <w:tab w:val="left" w:pos="480"/>
-              <w:tab w:val="right" w:leader="dot" w:pos="9010"/>
-            </w:tabs>
-            <w:rPr>
-              <w:b w:val="0"/>
-              <w:noProof/>
-              <w:sz w:val="22"/>
-              <w:szCs w:val="22"/>
-              <w:lang w:val="nl-NL"/>
-            </w:rPr>
-          </w:pPr>
-          <w:hyperlink w:anchor="_Toc326833285" w:history="1">
-            <w:r>
-              <w:rPr>
-                <w:rStyle w:val="Hyperlink"/>
-                <w:noProof/>
-                <w:lang w:val="nl-NL"/>
-              </w:rPr>
-              <w:t>5</w:t>
-            </w:r>
-            <w:r>
-              <w:rPr>
-                <w:b w:val="0"/>
-                <w:noProof/>
-                <w:sz w:val="22"/>
-                <w:szCs w:val="22"/>
-                <w:lang w:val="nl-NL"/>
-              </w:rPr>
-              <w:tab/>
-            </w:r>
-            <w:r>
-              <w:rPr>
-                <w:rStyle w:val="Hyperlink"/>
-                <w:noProof/>
-                <w:lang w:val="nl-NL"/>
-              </w:rPr>
-              <w:t>Samenwerking</w:t>
-            </w:r>
-            <w:r>
-              <w:rPr>
-                <w:noProof/>
-                <w:webHidden/>
-              </w:rPr>
-              <w:tab/>
-            </w:r>
-            <w:r>
-              <w:rPr>
-                <w:noProof/>
-                <w:webHidden/>
-              </w:rPr>
-              <w:fldChar w:fldCharType="begin"/>
-            </w:r>
-            <w:r>
-              <w:rPr>
-                <w:noProof/>
-                <w:webHidden/>
-              </w:rPr>
-              <w:instrText xml:space="preserve"> PAGEREF _Toc326833285 \h </w:instrText>
-            </w:r>
-            <w:r>
-              <w:rPr>
-                <w:noProof/>
-                <w:webHidden/>
-              </w:rPr>
-            </w:r>
-            <w:r>
-              <w:rPr>
-                <w:noProof/>
-                <w:webHidden/>
-              </w:rPr>
-              <w:fldChar w:fldCharType="separate"/>
-            </w:r>
-            <w:r>
-              <w:rPr>
-                <w:noProof/>
-                <w:webHidden/>
-              </w:rPr>
-              <w:t>16</w:t>
-            </w:r>
-            <w:r>
-              <w:rPr>
-                <w:noProof/>
-                <w:webHidden/>
-              </w:rPr>
-              <w:fldChar w:fldCharType="end"/>
-            </w:r>
-          </w:hyperlink>
-        </w:p>
-        <w:p>
-          <w:pPr>
-            <w:pStyle w:val="Inhopg1"/>
-            <w:tabs>
-              <w:tab w:val="left" w:pos="480"/>
-              <w:tab w:val="right" w:leader="dot" w:pos="9010"/>
-            </w:tabs>
-            <w:rPr>
-              <w:b w:val="0"/>
-              <w:noProof/>
-              <w:sz w:val="22"/>
-              <w:szCs w:val="22"/>
-              <w:lang w:val="nl-NL"/>
-            </w:rPr>
-          </w:pPr>
-          <w:hyperlink w:anchor="_Toc326833286" w:history="1">
-            <w:r>
-              <w:rPr>
-                <w:rStyle w:val="Hyperlink"/>
-                <w:noProof/>
-                <w:lang w:val="nl-NL"/>
-              </w:rPr>
-              <w:t>6</w:t>
-            </w:r>
-            <w:r>
-              <w:rPr>
-                <w:b w:val="0"/>
-                <w:noProof/>
-                <w:sz w:val="22"/>
-                <w:szCs w:val="22"/>
-                <w:lang w:val="nl-NL"/>
-              </w:rPr>
-              <w:tab/>
-            </w:r>
-            <w:r>
-              <w:rPr>
-                <w:rStyle w:val="Hyperlink"/>
-                <w:noProof/>
-                <w:lang w:val="nl-NL"/>
-              </w:rPr>
-              <w:t>Conclusies</w:t>
-            </w:r>
-            <w:r>
-              <w:rPr>
-                <w:noProof/>
-                <w:webHidden/>
-              </w:rPr>
-              <w:tab/>
-            </w:r>
-            <w:r>
-              <w:rPr>
-                <w:noProof/>
-                <w:webHidden/>
-              </w:rPr>
-              <w:fldChar w:fldCharType="begin"/>
-            </w:r>
-            <w:r>
-              <w:rPr>
-                <w:noProof/>
-                <w:webHidden/>
-              </w:rPr>
-              <w:instrText xml:space="preserve"> PAGEREF _Toc326833286 \h </w:instrText>
-            </w:r>
-            <w:r>
-              <w:rPr>
-                <w:noProof/>
-                <w:webHidden/>
-              </w:rPr>
-            </w:r>
-            <w:r>
-              <w:rPr>
-                <w:noProof/>
-                <w:webHidden/>
-              </w:rPr>
-              <w:fldChar w:fldCharType="separate"/>
-            </w:r>
-            <w:r>
-              <w:rPr>
-                <w:noProof/>
-                <w:webHidden/>
-              </w:rPr>
-              <w:t>17</w:t>
-            </w:r>
-            <w:r>
-              <w:rPr>
-                <w:noProof/>
-                <w:webHidden/>
-              </w:rPr>
-              <w:fldChar w:fldCharType="end"/>
-            </w:r>
-          </w:hyperlink>
-        </w:p>
-        <w:p>
-          <w:pPr>
-            <w:pStyle w:val="Inhopg1"/>
-            <w:tabs>
-              <w:tab w:val="left" w:pos="480"/>
-              <w:tab w:val="right" w:leader="dot" w:pos="9010"/>
-            </w:tabs>
-            <w:rPr>
-              <w:b w:val="0"/>
-              <w:noProof/>
-              <w:sz w:val="22"/>
-              <w:szCs w:val="22"/>
-              <w:lang w:val="nl-NL"/>
-            </w:rPr>
-          </w:pPr>
-          <w:hyperlink w:anchor="_Toc326833287" w:history="1">
-            <w:r>
-              <w:rPr>
-                <w:rStyle w:val="Hyperlink"/>
-                <w:noProof/>
-                <w:lang w:val="nl-NL"/>
-              </w:rPr>
-              <w:t xml:space="preserve">7 </w:t>
-            </w:r>
-            <w:r>
-              <w:rPr>
-                <w:b w:val="0"/>
-                <w:noProof/>
-                <w:sz w:val="22"/>
-                <w:szCs w:val="22"/>
-                <w:lang w:val="nl-NL"/>
-              </w:rPr>
-              <w:tab/>
-            </w:r>
-            <w:r>
-              <w:rPr>
-                <w:rStyle w:val="Hyperlink"/>
-                <w:noProof/>
-                <w:lang w:val="nl-NL"/>
-              </w:rPr>
-              <w:t>Aanbevelingen</w:t>
-            </w:r>
-            <w:r>
-              <w:rPr>
-                <w:noProof/>
-                <w:webHidden/>
-              </w:rPr>
-              <w:tab/>
-            </w:r>
-            <w:r>
-              <w:rPr>
-                <w:noProof/>
-                <w:webHidden/>
-              </w:rPr>
-              <w:fldChar w:fldCharType="begin"/>
-            </w:r>
-            <w:r>
-              <w:rPr>
-                <w:noProof/>
-                <w:webHidden/>
-              </w:rPr>
-              <w:instrText xml:space="preserve"> PAGEREF _Toc326833287 \h </w:instrText>
-            </w:r>
-            <w:r>
-              <w:rPr>
-                <w:noProof/>
-                <w:webHidden/>
-              </w:rPr>
-            </w:r>
-            <w:r>
-              <w:rPr>
-                <w:noProof/>
-                <w:webHidden/>
-              </w:rPr>
-              <w:fldChar w:fldCharType="separate"/>
-            </w:r>
-            <w:r>
-              <w:rPr>
-                <w:noProof/>
-                <w:webHidden/>
-              </w:rPr>
-              <w:t>18</w:t>
-            </w:r>
-            <w:r>
-              <w:rPr>
-                <w:noProof/>
-                <w:webHidden/>
-              </w:rPr>
-              <w:fldChar w:fldCharType="end"/>
-            </w:r>
-          </w:hyperlink>
-        </w:p>
-        <w:p>
-          <w:pPr>
-            <w:pStyle w:val="Inhopg3"/>
-            <w:tabs>
-              <w:tab w:val="left" w:pos="1200"/>
-              <w:tab w:val="right" w:leader="dot" w:pos="9010"/>
-            </w:tabs>
-            <w:rPr>
-              <w:noProof/>
-              <w:lang w:val="nl-NL"/>
-            </w:rPr>
-          </w:pPr>
-          <w:hyperlink w:anchor="_Toc326833288" w:history="1">
-            <w:r>
-              <w:rPr>
-                <w:rStyle w:val="Hyperlink"/>
-                <w:noProof/>
-                <w:lang w:val="nl-NL"/>
-              </w:rPr>
-              <w:t>7.1.1</w:t>
-            </w:r>
-            <w:r>
-              <w:rPr>
-                <w:noProof/>
-                <w:lang w:val="nl-NL"/>
-              </w:rPr>
-              <w:tab/>
-            </w:r>
-            <w:r>
-              <w:rPr>
-                <w:rStyle w:val="Hyperlink"/>
-                <w:noProof/>
-                <w:lang w:val="nl-NL"/>
-              </w:rPr>
-              <w:t>Design icon app</w:t>
-            </w:r>
-            <w:r>
-              <w:rPr>
-                <w:noProof/>
-                <w:webHidden/>
-              </w:rPr>
-              <w:tab/>
-            </w:r>
-            <w:r>
-              <w:rPr>
-                <w:noProof/>
-                <w:webHidden/>
-              </w:rPr>
-              <w:fldChar w:fldCharType="begin"/>
-            </w:r>
-            <w:r>
-              <w:rPr>
-                <w:noProof/>
-                <w:webHidden/>
-              </w:rPr>
-              <w:instrText xml:space="preserve"> PAGEREF _Toc326833288 \h </w:instrText>
-            </w:r>
-            <w:r>
-              <w:rPr>
-                <w:noProof/>
-                <w:webHidden/>
-              </w:rPr>
-            </w:r>
-            <w:r>
-              <w:rPr>
-                <w:noProof/>
-                <w:webHidden/>
-              </w:rPr>
-              <w:fldChar w:fldCharType="separate"/>
-            </w:r>
-            <w:r>
-              <w:rPr>
-                <w:noProof/>
-                <w:webHidden/>
-              </w:rPr>
-              <w:t>18</w:t>
-            </w:r>
-            <w:r>
-              <w:rPr>
-                <w:noProof/>
-                <w:webHidden/>
-              </w:rPr>
-              <w:fldChar w:fldCharType="end"/>
-            </w:r>
-          </w:hyperlink>
-        </w:p>
-        <w:p>
-          <w:pPr>
-            <w:pStyle w:val="Inhopg3"/>
-            <w:tabs>
-              <w:tab w:val="left" w:pos="1200"/>
-              <w:tab w:val="right" w:leader="dot" w:pos="9010"/>
-            </w:tabs>
-            <w:rPr>
-              <w:noProof/>
-              <w:lang w:val="nl-NL"/>
-            </w:rPr>
-          </w:pPr>
-          <w:hyperlink w:anchor="_Toc326833289" w:history="1">
-            <w:r>
-              <w:rPr>
-                <w:rStyle w:val="Hyperlink"/>
-                <w:noProof/>
-                <w:lang w:val="nl-NL"/>
-              </w:rPr>
-              <w:t>7.1.2</w:t>
-            </w:r>
-            <w:r>
-              <w:rPr>
-                <w:noProof/>
-                <w:lang w:val="nl-NL"/>
-              </w:rPr>
-              <w:tab/>
-            </w:r>
-            <w:r>
-              <w:rPr>
-                <w:rStyle w:val="Hyperlink"/>
-                <w:noProof/>
-                <w:lang w:val="nl-NL"/>
-              </w:rPr>
-              <w:t>Design icons in app</w:t>
-            </w:r>
-            <w:r>
-              <w:rPr>
-                <w:noProof/>
-                <w:webHidden/>
-              </w:rPr>
-              <w:tab/>
-            </w:r>
-            <w:r>
-              <w:rPr>
-                <w:noProof/>
-                <w:webHidden/>
-              </w:rPr>
-              <w:fldChar w:fldCharType="begin"/>
-            </w:r>
-            <w:r>
-              <w:rPr>
-                <w:noProof/>
-                <w:webHidden/>
-              </w:rPr>
-              <w:instrText xml:space="preserve"> PAGEREF _Toc326833289 \h </w:instrText>
-            </w:r>
-            <w:r>
-              <w:rPr>
-                <w:noProof/>
-                <w:webHidden/>
-              </w:rPr>
-            </w:r>
-            <w:r>
-              <w:rPr>
-                <w:noProof/>
-                <w:webHidden/>
-              </w:rPr>
-              <w:fldChar w:fldCharType="separate"/>
-            </w:r>
-            <w:r>
-              <w:rPr>
-                <w:noProof/>
-                <w:webHidden/>
-              </w:rPr>
-              <w:t>18</w:t>
-            </w:r>
-            <w:r>
-              <w:rPr>
-                <w:noProof/>
-                <w:webHidden/>
-              </w:rPr>
-              <w:fldChar w:fldCharType="end"/>
-            </w:r>
-          </w:hyperlink>
+            <w:t>Design icons in app</w:t>
+          </w:r>
+          <w:r>
+            <w:rPr>
+              <w:noProof/>
+            </w:rPr>
+            <w:tab/>
+          </w:r>
+          <w:r>
+            <w:rPr>
+              <w:noProof/>
+            </w:rPr>
+            <w:fldChar w:fldCharType="begin"/>
+          </w:r>
+          <w:r>
+            <w:rPr>
+              <w:noProof/>
+            </w:rPr>
+            <w:instrText xml:space="preserve"> PAGEREF _Toc201037041 \h </w:instrText>
+          </w:r>
+          <w:r>
+            <w:rPr>
+              <w:noProof/>
+            </w:rPr>
+          </w:r>
+          <w:r>
+            <w:rPr>
+              <w:noProof/>
+            </w:rPr>
+            <w:fldChar w:fldCharType="separate"/>
+          </w:r>
+          <w:r>
+            <w:rPr>
+              <w:noProof/>
+            </w:rPr>
+            <w:t>19</w:t>
+          </w:r>
+          <w:r>
+            <w:rPr>
+              <w:noProof/>
+            </w:rPr>
+            <w:fldChar w:fldCharType="end"/>
+          </w:r>
         </w:p>
         <w:p>
           <w:pPr>
@@ -2861,12 +2626,159 @@
               <w:tab w:val="right" w:leader="dot" w:pos="9010"/>
             </w:tabs>
             <w:rPr>
-              <w:rStyle w:val="Hyperlink"/>
+              <w:noProof/>
+            </w:rPr>
+          </w:pPr>
+          <w:r>
+            <w:rPr>
+              <w:noProof/>
+              <w:lang w:val="nl-NL"/>
+            </w:rPr>
+            <w:t>Verklarende Lijst</w:t>
+          </w:r>
+          <w:r>
+            <w:rPr>
+              <w:noProof/>
+            </w:rPr>
+            <w:tab/>
+          </w:r>
+          <w:r>
+            <w:rPr>
+              <w:noProof/>
+            </w:rPr>
+            <w:fldChar w:fldCharType="begin"/>
+          </w:r>
+          <w:r>
+            <w:rPr>
+              <w:noProof/>
+            </w:rPr>
+            <w:instrText xml:space="preserve"> PAGEREF _Toc201037042 \h </w:instrText>
+          </w:r>
+          <w:r>
+            <w:rPr>
+              <w:noProof/>
+            </w:rPr>
+          </w:r>
+          <w:r>
+            <w:rPr>
+              <w:noProof/>
+            </w:rPr>
+            <w:fldChar w:fldCharType="separate"/>
+          </w:r>
+          <w:r>
+            <w:rPr>
+              <w:noProof/>
+            </w:rPr>
+            <w:t>20</w:t>
+          </w:r>
+          <w:r>
+            <w:rPr>
+              <w:noProof/>
+            </w:rPr>
+            <w:fldChar w:fldCharType="end"/>
+          </w:r>
+        </w:p>
+        <w:p/>
+        <w:p>
+          <w:pPr>
+            <w:pStyle w:val="Inhopg1"/>
+            <w:tabs>
+              <w:tab w:val="right" w:leader="dot" w:pos="9010"/>
+            </w:tabs>
+            <w:rPr>
               <w:b w:val="0"/>
-              <w:sz w:val="22"/>
-              <w:szCs w:val="22"/>
+              <w:noProof/>
+              <w:lang w:val="nl-NL" w:eastAsia="ja-JP"/>
             </w:rPr>
           </w:pPr>
+          <w:r>
+            <w:rPr>
+              <w:noProof/>
+              <w:lang w:val="nl-NL"/>
+            </w:rPr>
+            <w:t>Bijlagen</w:t>
+          </w:r>
+        </w:p>
+        <w:p>
+          <w:pPr>
+            <w:pStyle w:val="Inhopg2"/>
+            <w:tabs>
+              <w:tab w:val="left" w:pos="623"/>
+              <w:tab w:val="right" w:leader="dot" w:pos="9010"/>
+            </w:tabs>
+            <w:rPr>
+              <w:noProof/>
+            </w:rPr>
+          </w:pPr>
+          <w:r>
+            <w:rPr>
+              <w:noProof/>
+              <w:lang w:val="nl-NL"/>
+            </w:rPr>
+            <w:t>A</w:t>
+          </w:r>
+          <w:r>
+            <w:rPr>
+              <w:b w:val="0"/>
+              <w:noProof/>
+              <w:sz w:val="24"/>
+              <w:szCs w:val="24"/>
+              <w:lang w:val="nl-NL" w:eastAsia="ja-JP"/>
+            </w:rPr>
+            <w:tab/>
+          </w:r>
+          <w:r>
+            <w:rPr>
+              <w:noProof/>
+              <w:lang w:val="nl-NL"/>
+            </w:rPr>
+            <w:t>Keuze ontwikkelplatform voor water apps</w:t>
+          </w:r>
+          <w:r>
+            <w:rPr>
+              <w:noProof/>
+            </w:rPr>
+            <w:tab/>
+          </w:r>
+          <w:r>
+            <w:rPr>
+              <w:noProof/>
+            </w:rPr>
+            <w:fldChar w:fldCharType="begin"/>
+          </w:r>
+          <w:r>
+            <w:rPr>
+              <w:noProof/>
+            </w:rPr>
+            <w:instrText xml:space="preserve"> PAGEREF _Toc201037044 \h </w:instrText>
+          </w:r>
+          <w:r>
+            <w:rPr>
+              <w:noProof/>
+            </w:rPr>
+          </w:r>
+          <w:r>
+            <w:rPr>
+              <w:noProof/>
+            </w:rPr>
+            <w:fldChar w:fldCharType="separate"/>
+          </w:r>
+          <w:r>
+            <w:rPr>
+              <w:noProof/>
+            </w:rPr>
+            <w:t>22</w:t>
+          </w:r>
+          <w:r>
+            <w:rPr>
+              <w:noProof/>
+            </w:rPr>
+            <w:fldChar w:fldCharType="end"/>
+          </w:r>
+        </w:p>
+        <w:p>
+          <w:bookmarkStart w:id="0" w:name="_GoBack"/>
+          <w:bookmarkEnd w:id="0"/>
         </w:p>
         <w:p>
           <w:pPr>
@@ -2877,327 +2789,57 @@
             <w:rPr>
               <w:b w:val="0"/>
               <w:noProof/>
-              <w:sz w:val="22"/>
-              <w:szCs w:val="22"/>
+              <w:lang w:val="nl-NL" w:eastAsia="ja-JP"/>
+            </w:rPr>
+          </w:pPr>
+          <w:r>
+            <w:rPr>
+              <w:noProof/>
               <w:lang w:val="nl-NL"/>
             </w:rPr>
-          </w:pPr>
-          <w:hyperlink w:anchor="_Toc326833290" w:history="1">
-            <w:r>
-              <w:rPr>
-                <w:rStyle w:val="Hyperlink"/>
-                <w:noProof/>
-                <w:lang w:val="nl-NL"/>
-              </w:rPr>
-              <w:t>Verklarende Lijst</w:t>
-            </w:r>
-            <w:r>
-              <w:rPr>
-                <w:noProof/>
-                <w:webHidden/>
-              </w:rPr>
-              <w:tab/>
-            </w:r>
-            <w:r>
-              <w:rPr>
-                <w:noProof/>
-                <w:webHidden/>
-              </w:rPr>
-              <w:fldChar w:fldCharType="begin"/>
-            </w:r>
-            <w:r>
-              <w:rPr>
-                <w:noProof/>
-                <w:webHidden/>
-              </w:rPr>
-              <w:instrText xml:space="preserve"> PAGEREF _Toc326833290 \h </w:instrText>
-            </w:r>
-            <w:r>
-              <w:rPr>
-                <w:noProof/>
-                <w:webHidden/>
-              </w:rPr>
-            </w:r>
-            <w:r>
-              <w:rPr>
-                <w:noProof/>
-                <w:webHidden/>
-              </w:rPr>
-              <w:fldChar w:fldCharType="separate"/>
-            </w:r>
-            <w:r>
-              <w:rPr>
-                <w:noProof/>
-                <w:webHidden/>
-              </w:rPr>
-              <w:t>19</w:t>
-            </w:r>
-            <w:r>
-              <w:rPr>
-                <w:noProof/>
-                <w:webHidden/>
-              </w:rPr>
-              <w:fldChar w:fldCharType="end"/>
-            </w:r>
-          </w:hyperlink>
-        </w:p>
-        <w:p>
-          <w:pPr>
-            <w:pStyle w:val="Inhopg1"/>
-            <w:tabs>
-              <w:tab w:val="right" w:leader="dot" w:pos="9010"/>
-            </w:tabs>
-            <w:rPr>
-              <w:rStyle w:val="Hyperlink"/>
-            </w:rPr>
-          </w:pPr>
-        </w:p>
-        <w:p>
-          <w:pPr>
-            <w:pStyle w:val="Inhopg1"/>
-            <w:tabs>
-              <w:tab w:val="right" w:leader="dot" w:pos="9010"/>
-            </w:tabs>
-            <w:rPr>
-              <w:b w:val="0"/>
-              <w:noProof/>
-              <w:sz w:val="22"/>
-              <w:szCs w:val="22"/>
-              <w:lang w:val="nl-NL"/>
-            </w:rPr>
-          </w:pPr>
-          <w:hyperlink w:anchor="_Toc326833291" w:history="1">
-            <w:r>
-              <w:rPr>
-                <w:rStyle w:val="Hyperlink"/>
-                <w:noProof/>
-                <w:lang w:val="nl-NL"/>
-              </w:rPr>
-              <w:t>Bijlagen</w:t>
-            </w:r>
-            <w:r>
-              <w:rPr>
-                <w:noProof/>
-                <w:webHidden/>
-              </w:rPr>
-              <w:tab/>
-            </w:r>
-            <w:r>
-              <w:rPr>
-                <w:noProof/>
-                <w:webHidden/>
-              </w:rPr>
-              <w:fldChar w:fldCharType="begin"/>
-            </w:r>
-            <w:r>
-              <w:rPr>
-                <w:noProof/>
-                <w:webHidden/>
-              </w:rPr>
-              <w:instrText xml:space="preserve"> PAGEREF _Toc326833291 \h </w:instrText>
-            </w:r>
-            <w:r>
-              <w:rPr>
-                <w:noProof/>
-                <w:webHidden/>
-              </w:rPr>
-            </w:r>
-            <w:r>
-              <w:rPr>
-                <w:noProof/>
-                <w:webHidden/>
-              </w:rPr>
-              <w:fldChar w:fldCharType="separate"/>
-            </w:r>
-            <w:r>
-              <w:rPr>
-                <w:noProof/>
-                <w:webHidden/>
-              </w:rPr>
-              <w:t>21</w:t>
-            </w:r>
-            <w:r>
-              <w:rPr>
-                <w:noProof/>
-                <w:webHidden/>
-              </w:rPr>
-              <w:fldChar w:fldCharType="end"/>
-            </w:r>
-          </w:hyperlink>
-        </w:p>
-        <w:p>
-          <w:pPr>
-            <w:pStyle w:val="Inhopg2"/>
-            <w:tabs>
-              <w:tab w:val="left" w:pos="720"/>
-              <w:tab w:val="right" w:leader="dot" w:pos="9010"/>
-            </w:tabs>
-            <w:rPr>
-              <w:b w:val="0"/>
-              <w:noProof/>
-              <w:lang w:val="nl-NL"/>
-            </w:rPr>
-          </w:pPr>
-          <w:hyperlink w:anchor="_Toc326833292" w:history="1">
-            <w:r>
-              <w:rPr>
-                <w:rStyle w:val="Hyperlink"/>
-                <w:noProof/>
-                <w:lang w:val="nl-NL"/>
-              </w:rPr>
-              <w:t>A</w:t>
-            </w:r>
-            <w:r>
-              <w:rPr>
-                <w:b w:val="0"/>
-                <w:noProof/>
-                <w:lang w:val="nl-NL"/>
-              </w:rPr>
-              <w:tab/>
-            </w:r>
-            <w:r>
-              <w:rPr>
-                <w:rStyle w:val="Hyperlink"/>
-                <w:noProof/>
-                <w:lang w:val="nl-NL"/>
-              </w:rPr>
-              <w:t>Keuze ontwikkelplatform voor water apps</w:t>
-            </w:r>
-            <w:r>
-              <w:rPr>
-                <w:noProof/>
-                <w:webHidden/>
-              </w:rPr>
-              <w:tab/>
-            </w:r>
-            <w:r>
-              <w:rPr>
-                <w:noProof/>
-                <w:webHidden/>
-              </w:rPr>
-              <w:fldChar w:fldCharType="begin"/>
-            </w:r>
-            <w:r>
-              <w:rPr>
-                <w:noProof/>
-                <w:webHidden/>
-              </w:rPr>
-              <w:instrText xml:space="preserve"> PAGEREF _Toc326833292 \h </w:instrText>
-            </w:r>
-            <w:r>
-              <w:rPr>
-                <w:noProof/>
-                <w:webHidden/>
-              </w:rPr>
-            </w:r>
-            <w:r>
-              <w:rPr>
-                <w:noProof/>
-                <w:webHidden/>
-              </w:rPr>
-              <w:fldChar w:fldCharType="separate"/>
-            </w:r>
-            <w:r>
-              <w:rPr>
-                <w:noProof/>
-                <w:webHidden/>
-              </w:rPr>
-              <w:t>21</w:t>
-            </w:r>
-            <w:r>
-              <w:rPr>
-                <w:noProof/>
-                <w:webHidden/>
-              </w:rPr>
-              <w:fldChar w:fldCharType="end"/>
-            </w:r>
-          </w:hyperlink>
-        </w:p>
-        <w:p>
-          <w:pPr>
-            <w:pStyle w:val="Inhopg1"/>
-            <w:tabs>
-              <w:tab w:val="right" w:leader="dot" w:pos="9010"/>
-            </w:tabs>
-            <w:rPr>
-              <w:rStyle w:val="Hyperlink"/>
-              <w:sz w:val="22"/>
-              <w:szCs w:val="22"/>
-            </w:rPr>
-          </w:pPr>
-        </w:p>
-        <w:p>
-          <w:pPr>
-            <w:pStyle w:val="Inhopg1"/>
-            <w:tabs>
-              <w:tab w:val="right" w:leader="dot" w:pos="9010"/>
-            </w:tabs>
-            <w:rPr>
-              <w:b w:val="0"/>
-              <w:noProof/>
-              <w:sz w:val="22"/>
-              <w:szCs w:val="22"/>
-              <w:lang w:val="nl-NL"/>
-            </w:rPr>
-          </w:pPr>
-          <w:hyperlink w:anchor="_Toc326833293" w:history="1">
-            <w:r>
-              <w:rPr>
-                <w:rStyle w:val="Hyperlink"/>
-                <w:noProof/>
-                <w:lang w:val="nl-NL"/>
-              </w:rPr>
-              <w:t>Bronnenlijst</w:t>
-            </w:r>
-            <w:r>
-              <w:rPr>
-                <w:noProof/>
-                <w:webHidden/>
-              </w:rPr>
-              <w:tab/>
-            </w:r>
-            <w:r>
-              <w:rPr>
-                <w:noProof/>
-                <w:webHidden/>
-              </w:rPr>
-              <w:fldChar w:fldCharType="begin"/>
-            </w:r>
-            <w:r>
-              <w:rPr>
-                <w:noProof/>
-                <w:webHidden/>
-              </w:rPr>
-              <w:instrText xml:space="preserve"> PAGEREF _Toc326833293 \h </w:instrText>
-            </w:r>
-            <w:r>
-              <w:rPr>
-                <w:noProof/>
-                <w:webHidden/>
-              </w:rPr>
-            </w:r>
-            <w:r>
-              <w:rPr>
-                <w:noProof/>
-                <w:webHidden/>
-              </w:rPr>
-              <w:fldChar w:fldCharType="separate"/>
-            </w:r>
-            <w:r>
-              <w:rPr>
-                <w:noProof/>
-                <w:webHidden/>
-              </w:rPr>
-              <w:t>24</w:t>
-            </w:r>
-            <w:r>
-              <w:rPr>
-                <w:noProof/>
-                <w:webHidden/>
-              </w:rPr>
-              <w:fldChar w:fldCharType="end"/>
-            </w:r>
-          </w:hyperlink>
+            <w:t>Bronnenlijst</w:t>
+          </w:r>
+          <w:r>
+            <w:rPr>
+              <w:noProof/>
+            </w:rPr>
+            <w:tab/>
+          </w:r>
+          <w:r>
+            <w:rPr>
+              <w:noProof/>
+            </w:rPr>
+            <w:fldChar w:fldCharType="begin"/>
+          </w:r>
+          <w:r>
+            <w:rPr>
+              <w:noProof/>
+            </w:rPr>
+            <w:instrText xml:space="preserve"> PAGEREF _Toc201037045 \h </w:instrText>
+          </w:r>
+          <w:r>
+            <w:rPr>
+              <w:noProof/>
+            </w:rPr>
+          </w:r>
+          <w:r>
+            <w:rPr>
+              <w:noProof/>
+            </w:rPr>
+            <w:fldChar w:fldCharType="separate"/>
+          </w:r>
+          <w:r>
+            <w:rPr>
+              <w:noProof/>
+            </w:rPr>
+            <w:t>25</w:t>
+          </w:r>
+          <w:r>
+            <w:rPr>
+              <w:noProof/>
+            </w:rPr>
+            <w:fldChar w:fldCharType="end"/>
+          </w:r>
         </w:p>
         <w:p>
           <w:pPr>
@@ -3271,20 +2913,20 @@
           <w:lang w:val="nl-NL"/>
         </w:rPr>
       </w:pPr>
-      <w:bookmarkStart w:id="0" w:name="_Toc199223584"/>
-      <w:bookmarkStart w:id="1" w:name="_Toc199223803"/>
-      <w:bookmarkStart w:id="2" w:name="_Toc199229317"/>
-      <w:bookmarkStart w:id="3" w:name="_Toc199302213"/>
-      <w:bookmarkStart w:id="4" w:name="_Toc199315661"/>
-      <w:bookmarkStart w:id="5" w:name="_Toc199315721"/>
-      <w:bookmarkStart w:id="6" w:name="_Toc199315806"/>
-      <w:bookmarkStart w:id="7" w:name="_Toc199384126"/>
-      <w:bookmarkStart w:id="8" w:name="_Toc199392571"/>
-      <w:bookmarkStart w:id="9" w:name="_Toc199398100"/>
-      <w:bookmarkStart w:id="10" w:name="_Toc199400199"/>
-      <w:bookmarkStart w:id="11" w:name="_Toc199475056"/>
-      <w:bookmarkStart w:id="12" w:name="_Toc199477773"/>
-      <w:bookmarkStart w:id="13" w:name="_Toc326833269"/>
+      <w:bookmarkStart w:id="1" w:name="_Toc199223584"/>
+      <w:bookmarkStart w:id="2" w:name="_Toc199223803"/>
+      <w:bookmarkStart w:id="3" w:name="_Toc199229317"/>
+      <w:bookmarkStart w:id="4" w:name="_Toc199302213"/>
+      <w:bookmarkStart w:id="5" w:name="_Toc199315661"/>
+      <w:bookmarkStart w:id="6" w:name="_Toc199315721"/>
+      <w:bookmarkStart w:id="7" w:name="_Toc199315806"/>
+      <w:bookmarkStart w:id="8" w:name="_Toc199384126"/>
+      <w:bookmarkStart w:id="9" w:name="_Toc199392571"/>
+      <w:bookmarkStart w:id="10" w:name="_Toc199398100"/>
+      <w:bookmarkStart w:id="11" w:name="_Toc199400199"/>
+      <w:bookmarkStart w:id="12" w:name="_Toc199475056"/>
+      <w:bookmarkStart w:id="13" w:name="_Toc199477773"/>
+      <w:bookmarkStart w:id="14" w:name="_Toc201037022"/>
       <w:r>
         <w:rPr>
           <w:lang w:val="nl-NL"/>
@@ -3292,7 +2934,6 @@
         <w:lastRenderedPageBreak/>
         <w:t>Samenvatting</w:t>
       </w:r>
-      <w:bookmarkEnd w:id="0"/>
       <w:bookmarkEnd w:id="1"/>
       <w:bookmarkEnd w:id="2"/>
       <w:bookmarkEnd w:id="3"/>
@@ -3306,6 +2947,7 @@
       <w:bookmarkEnd w:id="11"/>
       <w:bookmarkEnd w:id="12"/>
       <w:bookmarkEnd w:id="13"/>
+      <w:bookmarkEnd w:id="14"/>
     </w:p>
     <w:p>
       <w:pPr>
@@ -3869,7 +3511,7 @@
           <w:lang w:val="nl-NL"/>
         </w:rPr>
       </w:pPr>
-      <w:bookmarkStart w:id="14" w:name="_Toc326833270"/>
+      <w:bookmarkStart w:id="15" w:name="_Toc201037023"/>
       <w:r>
         <w:rPr>
           <w:lang w:val="nl-NL"/>
@@ -3889,7 +3531,7 @@
         </w:rPr>
         <w:t>Inleiding</w:t>
       </w:r>
-      <w:bookmarkEnd w:id="14"/>
+      <w:bookmarkEnd w:id="15"/>
     </w:p>
     <w:p>
       <w:pPr>
@@ -5518,7 +5160,7 @@
           <w:lang w:val="nl-NL"/>
         </w:rPr>
       </w:pPr>
-      <w:bookmarkStart w:id="15" w:name="_Toc326833271"/>
+      <w:bookmarkStart w:id="16" w:name="_Toc201037024"/>
       <w:r>
         <w:rPr>
           <w:lang w:val="nl-NL"/>
@@ -5538,7 +5180,7 @@
         </w:rPr>
         <w:t>Probleem</w:t>
       </w:r>
-      <w:bookmarkEnd w:id="15"/>
+      <w:bookmarkEnd w:id="16"/>
     </w:p>
     <w:p>
       <w:pPr>
@@ -5675,7 +5317,7 @@
           <w:lang w:val="nl-NL"/>
         </w:rPr>
       </w:pPr>
-      <w:bookmarkStart w:id="16" w:name="_Toc326833272"/>
+      <w:bookmarkStart w:id="17" w:name="_Toc201037025"/>
       <w:r>
         <w:rPr>
           <w:lang w:val="nl-NL"/>
@@ -5694,7 +5336,7 @@
         </w:rPr>
         <w:t>Wat is het probleem?</w:t>
       </w:r>
-      <w:bookmarkEnd w:id="16"/>
+      <w:bookmarkEnd w:id="17"/>
       <w:r>
         <w:rPr>
           <w:lang w:val="nl-NL"/>
@@ -5984,7 +5626,7 @@
           <w:lang w:val="nl-NL"/>
         </w:rPr>
       </w:pPr>
-      <w:bookmarkStart w:id="17" w:name="_Toc326833273"/>
+      <w:bookmarkStart w:id="18" w:name="_Toc201037026"/>
       <w:r>
         <w:rPr>
           <w:lang w:val="nl-NL"/>
@@ -6003,7 +5645,7 @@
         </w:rPr>
         <w:t>Waarom is het een probleem?</w:t>
       </w:r>
-      <w:bookmarkEnd w:id="17"/>
+      <w:bookmarkEnd w:id="18"/>
       <w:r>
         <w:rPr>
           <w:lang w:val="nl-NL"/>
@@ -6219,7 +5861,7 @@
           <w:lang w:val="nl-NL"/>
         </w:rPr>
       </w:pPr>
-      <w:bookmarkStart w:id="18" w:name="_Toc326833274"/>
+      <w:bookmarkStart w:id="19" w:name="_Toc201037027"/>
       <w:r>
         <w:rPr>
           <w:lang w:val="nl-NL"/>
@@ -6234,7 +5876,7 @@
         <w:tab/>
         <w:t>Voor wie is het een probleem?</w:t>
       </w:r>
-      <w:bookmarkEnd w:id="18"/>
+      <w:bookmarkEnd w:id="19"/>
     </w:p>
     <w:p>
       <w:pPr>
@@ -6371,7 +6013,7 @@
           <w:lang w:val="nl-NL"/>
         </w:rPr>
       </w:pPr>
-      <w:bookmarkStart w:id="19" w:name="_Toc326833275"/>
+      <w:bookmarkStart w:id="20" w:name="_Toc201037028"/>
       <w:r>
         <w:rPr>
           <w:lang w:val="nl-NL"/>
@@ -6386,7 +6028,7 @@
         <w:tab/>
         <w:t>Het onderzoek</w:t>
       </w:r>
-      <w:bookmarkEnd w:id="19"/>
+      <w:bookmarkEnd w:id="20"/>
     </w:p>
     <w:p>
       <w:pPr>
@@ -8234,7 +7876,7 @@
           <w:lang w:val="nl-NL"/>
         </w:rPr>
       </w:pPr>
-      <w:bookmarkStart w:id="20" w:name="_Toc326833276"/>
+      <w:bookmarkStart w:id="21" w:name="_Toc201037029"/>
       <w:r>
         <w:rPr>
           <w:lang w:val="nl-NL"/>
@@ -8249,7 +7891,7 @@
         <w:tab/>
         <w:t>Oplossing</w:t>
       </w:r>
-      <w:bookmarkEnd w:id="20"/>
+      <w:bookmarkEnd w:id="21"/>
     </w:p>
     <w:p>
       <w:pPr>
@@ -8479,7 +8121,7 @@
           <w:lang w:val="nl-NL"/>
         </w:rPr>
       </w:pPr>
-      <w:bookmarkStart w:id="21" w:name="_Toc326833277"/>
+      <w:bookmarkStart w:id="22" w:name="_Toc201037030"/>
       <w:r>
         <w:rPr>
           <w:lang w:val="nl-NL"/>
@@ -8504,7 +8146,7 @@
         </w:rPr>
         <w:t>Wat is de oplossing?</w:t>
       </w:r>
-      <w:bookmarkEnd w:id="21"/>
+      <w:bookmarkEnd w:id="22"/>
     </w:p>
     <w:p>
       <w:pPr>
@@ -9169,7 +8811,7 @@
           <w:lang w:val="nl-NL"/>
         </w:rPr>
       </w:pPr>
-      <w:bookmarkStart w:id="22" w:name="_Toc326833278"/>
+      <w:bookmarkStart w:id="23" w:name="_Toc201037031"/>
       <w:r>
         <w:rPr>
           <w:lang w:val="nl-NL"/>
@@ -9194,7 +8836,7 @@
         </w:rPr>
         <w:t>Hoe en waarmee wordt de oplossing uitgevoerd?</w:t>
       </w:r>
-      <w:bookmarkEnd w:id="22"/>
+      <w:bookmarkEnd w:id="23"/>
     </w:p>
     <w:p>
       <w:pPr>
@@ -9496,7 +9138,7 @@
           <w:lang w:val="nl-NL"/>
         </w:rPr>
       </w:pPr>
-      <w:bookmarkStart w:id="23" w:name="_Toc326833279"/>
+      <w:bookmarkStart w:id="24" w:name="_Toc201037032"/>
       <w:r>
         <w:rPr>
           <w:lang w:val="nl-NL"/>
@@ -9516,7 +9158,7 @@
         <w:tab/>
         <w:t>De ‘Main-App’</w:t>
       </w:r>
-      <w:bookmarkEnd w:id="23"/>
+      <w:bookmarkEnd w:id="24"/>
     </w:p>
     <w:p>
       <w:pPr>
@@ -10672,7 +10314,7 @@
           <w:lang w:val="nl-NL"/>
         </w:rPr>
       </w:pPr>
-      <w:bookmarkStart w:id="24" w:name="_Toc326833280"/>
+      <w:bookmarkStart w:id="25" w:name="_Toc201037033"/>
       <w:r>
         <w:rPr>
           <w:lang w:val="nl-NL"/>
@@ -10692,7 +10334,7 @@
         <w:tab/>
         <w:t>Bruggen en Aanlegplaatsen App</w:t>
       </w:r>
-      <w:bookmarkEnd w:id="24"/>
+      <w:bookmarkEnd w:id="25"/>
     </w:p>
     <w:p>
       <w:pPr>
@@ -11507,7 +11149,6 @@
           <w:lang w:val="nl-NL"/>
         </w:rPr>
       </w:pPr>
-      <w:bookmarkStart w:id="25" w:name="_Toc326833283"/>
       <w:r>
         <w:rPr>
           <w:rFonts w:ascii="Arial" w:hAnsi="Arial" w:cs="Arial"/>
@@ -11599,6 +11240,7 @@
           <w:lang w:val="nl-NL"/>
         </w:rPr>
       </w:pPr>
+      <w:bookmarkStart w:id="26" w:name="_Toc201037034"/>
       <w:r>
         <w:rPr>
           <w:lang w:val="nl-NL"/>
@@ -11619,7 +11261,7 @@
         <w:tab/>
         <w:t>Bezienswaardigheden Leeuwarden App</w:t>
       </w:r>
-      <w:bookmarkEnd w:id="25"/>
+      <w:bookmarkEnd w:id="26"/>
     </w:p>
     <w:p>
       <w:pPr>
@@ -12432,7 +12074,6 @@
           <w:lang w:val="nl-NL"/>
         </w:rPr>
       </w:pPr>
-      <w:bookmarkStart w:id="26" w:name="_Toc326833284"/>
       <w:r>
         <w:rPr>
           <w:rFonts w:ascii="Arial" w:hAnsi="Arial" w:cs="Arial"/>
@@ -12540,6 +12181,7 @@
           <w:lang w:val="nl-NL"/>
         </w:rPr>
       </w:pPr>
+      <w:bookmarkStart w:id="27" w:name="_Toc201037035"/>
       <w:r>
         <w:rPr>
           <w:lang w:val="nl-NL"/>
@@ -12571,7 +12213,7 @@
         </w:rPr>
         <w:t xml:space="preserve"> App</w:t>
       </w:r>
-      <w:bookmarkEnd w:id="26"/>
+      <w:bookmarkEnd w:id="27"/>
     </w:p>
     <w:p>
       <w:pPr>
@@ -13548,94 +13190,6 @@
         <w:rPr>
           <w:lang w:val="nl-NL"/>
         </w:rPr>
-      </w:pPr>
-      <w:bookmarkStart w:id="27" w:name="_Toc326833285"/>
-      <w:r>
-        <w:rPr>
-          <w:lang w:val="nl-NL"/>
-        </w:rPr>
-        <w:lastRenderedPageBreak/>
-        <w:t>5</w:t>
-      </w:r>
-      <w:r>
-        <w:rPr>
-          <w:lang w:val="nl-NL"/>
-        </w:rPr>
-        <w:tab/>
-        <w:t>Samenwerking</w:t>
-      </w:r>
-      <w:bookmarkEnd w:id="27"/>
-    </w:p>
-    <w:p>
-      <w:pPr>
-        <w:rPr>
-          <w:rFonts w:ascii="Arial" w:hAnsi="Arial" w:cs="Arial"/>
-          <w:i/>
-          <w:lang w:val="nl-NL"/>
-        </w:rPr>
-      </w:pPr>
-      <w:r>
-        <w:rPr>
-          <w:rFonts w:ascii="Arial" w:hAnsi="Arial" w:cs="Arial"/>
-          <w:i/>
-          <w:lang w:val="nl-NL"/>
-        </w:rPr>
-        <w:t>In dit hoofdstuk bespreken we de samenwerking binnen onze groep en die met de opdrachtgever.</w:t>
-      </w:r>
-    </w:p>
-    <w:p>
-      <w:pPr>
-        <w:rPr>
-          <w:i/>
-          <w:lang w:val="nl-NL"/>
-        </w:rPr>
-      </w:pPr>
-    </w:p>
-    <w:p>
-      <w:pPr>
-        <w:rPr>
-          <w:rFonts w:ascii="Arial" w:hAnsi="Arial" w:cs="Arial"/>
-          <w:lang w:val="nl-NL"/>
-        </w:rPr>
-      </w:pPr>
-      <w:r>
-        <w:rPr>
-          <w:rFonts w:ascii="Arial" w:hAnsi="Arial" w:cs="Arial"/>
-          <w:lang w:val="nl-NL"/>
-        </w:rPr>
-        <w:t>De samenwerking binnen de groep was erg goed. We waren alle dagen samen aan het werk in het hokje van de opdrachtgever. Iedereen was er doorgaans om een uur of negen en wanneer iemand van ons niet kon werd dit op tijd doorgegeven. We stopten in de regel rond een uur of 3 a vier. In de tussentijd werd er veel overlegd over wat er komen moest en ook op welke manier. Dankzij het gebruik van GitHub als SVN konden we allemaal aan ons eigenstukje werken zonder dat we op een ander hoefden te wachten. Dit was erg handig.</w:t>
-      </w:r>
-    </w:p>
-    <w:p>
-      <w:pPr>
-        <w:rPr>
-          <w:rFonts w:ascii="Arial" w:hAnsi="Arial" w:cs="Arial"/>
-          <w:lang w:val="nl-NL"/>
-        </w:rPr>
-      </w:pPr>
-    </w:p>
-    <w:p>
-      <w:pPr>
-        <w:rPr>
-          <w:rFonts w:ascii="Arial" w:hAnsi="Arial" w:cs="Arial"/>
-          <w:lang w:val="nl-NL"/>
-        </w:rPr>
-      </w:pPr>
-      <w:r>
-        <w:rPr>
-          <w:rFonts w:ascii="Arial" w:hAnsi="Arial" w:cs="Arial"/>
-          <w:lang w:val="nl-NL"/>
-        </w:rPr>
-        <w:t>De samenwerking met de opdrachtgever was ook wel aardig goed. De opdrachtgever heeft zelf een studie informatica afgerond en dit had als voordeel dat we toch iets technischer konden praten. Het was alleen wel iets lastiger om een afspraak met de opdrachtgever te krijgen. Hij kwam niet altijd opdagen op afspraken en soms werden ze ook niet nageleefd.</w:t>
-      </w:r>
-    </w:p>
-    <w:p>
-      <w:pPr>
-        <w:rPr>
-          <w:rFonts w:ascii="Arial" w:hAnsi="Arial" w:cs="Arial"/>
-          <w:sz w:val="22"/>
-          <w:lang w:val="nl-NL"/>
-        </w:rPr>
         <w:sectPr>
           <w:headerReference w:type="default" r:id="rId43"/>
           <w:type w:val="continuous"/>
@@ -13649,1043 +13203,631 @@
     <w:p>
       <w:pPr>
         <w:pStyle w:val="Kop1"/>
-        <w:rPr>
-          <w:lang w:val="nl-NL"/>
-        </w:rPr>
-      </w:pPr>
-      <w:bookmarkStart w:id="28" w:name="_Toc326833286"/>
-      <w:r>
-        <w:rPr>
-          <w:lang w:val="nl-NL"/>
-        </w:rPr>
+      </w:pPr>
+      <w:bookmarkStart w:id="28" w:name="_Toc201037036"/>
+      <w:r>
         <w:lastRenderedPageBreak/>
-        <w:t>6</w:t>
-      </w:r>
-      <w:r>
-        <w:rPr>
-          <w:lang w:val="nl-NL"/>
-        </w:rPr>
+        <w:t>5</w:t>
+      </w:r>
+      <w:r>
         <w:tab/>
-        <w:t>Conclusies</w:t>
+      </w:r>
+      <w:r>
+        <w:t>Verloop van het project</w:t>
       </w:r>
       <w:bookmarkEnd w:id="28"/>
     </w:p>
     <w:p>
       <w:pPr>
         <w:rPr>
-          <w:rFonts w:ascii="Arial" w:hAnsi="Arial" w:cs="Arial"/>
-          <w:i/>
-          <w:lang w:val="nl-NL"/>
-        </w:rPr>
-      </w:pPr>
-      <w:r>
-        <w:rPr>
-          <w:rFonts w:ascii="Arial" w:hAnsi="Arial" w:cs="Arial"/>
-          <w:i/>
-          <w:lang w:val="nl-NL"/>
-        </w:rPr>
-        <w:t>In dit hoofdstuk worden de conclusies beschreven en worden enkele aanbevelingen gegeven.</w:t>
-      </w:r>
-    </w:p>
-    <w:p>
-      <w:pPr>
-        <w:rPr>
-          <w:rFonts w:ascii="Arial" w:hAnsi="Arial" w:cs="Arial"/>
-          <w:lang w:val="nl-NL"/>
-        </w:rPr>
-      </w:pPr>
-    </w:p>
-    <w:p>
-      <w:pPr>
-        <w:rPr>
-          <w:rFonts w:ascii="Arial" w:hAnsi="Arial" w:cs="Arial"/>
-          <w:lang w:val="nl-NL"/>
-        </w:rPr>
-      </w:pPr>
-    </w:p>
-    <w:p>
-      <w:pPr>
-        <w:rPr>
-          <w:rFonts w:ascii="Arial" w:hAnsi="Arial" w:cs="Arial"/>
-          <w:lang w:val="nl-NL"/>
-        </w:rPr>
-      </w:pPr>
-      <w:r>
-        <w:rPr>
-          <w:rFonts w:ascii="Arial" w:hAnsi="Arial" w:cs="Arial"/>
-          <w:lang w:val="nl-NL"/>
-        </w:rPr>
-        <w:t xml:space="preserve">Om een </w:t>
-      </w:r>
-      <w:r>
-        <w:rPr>
-          <w:rFonts w:ascii="Arial" w:hAnsi="Arial" w:cs="Arial"/>
-          <w:i/>
-          <w:lang w:val="nl-NL"/>
-        </w:rPr>
-        <w:t>App</w:t>
-      </w:r>
-      <w:r>
-        <w:rPr>
-          <w:rFonts w:ascii="Arial" w:hAnsi="Arial" w:cs="Arial"/>
-          <w:lang w:val="nl-NL"/>
-        </w:rPr>
-        <w:t xml:space="preserve"> gebruiksvriendelijk</w:t>
-      </w:r>
-      <w:r>
-        <w:rPr>
-          <w:rFonts w:ascii="Arial" w:hAnsi="Arial" w:cs="Arial"/>
-          <w:lang w:val="nl-NL"/>
-        </w:rPr>
-        <w:t xml:space="preserve"> te maken zijn er een aantal dingen waar rekening mee moet worden gehouden:</w:t>
-      </w:r>
-    </w:p>
-    <w:p>
-      <w:pPr>
-        <w:pStyle w:val="Lijstalinea"/>
-        <w:numPr>
-          <w:ilvl w:val="0"/>
-          <w:numId w:val="25"/>
-        </w:numPr>
-        <w:rPr>
-          <w:rFonts w:ascii="Arial" w:hAnsi="Arial" w:cs="Arial"/>
-          <w:lang w:val="nl-NL"/>
-        </w:rPr>
-      </w:pPr>
-      <w:r>
-        <w:rPr>
-          <w:rFonts w:ascii="Arial" w:hAnsi="Arial" w:cs="Arial"/>
-          <w:lang w:val="nl-NL"/>
-        </w:rPr>
-        <w:t xml:space="preserve">De </w:t>
-      </w:r>
-      <w:r>
-        <w:rPr>
-          <w:rFonts w:ascii="Arial" w:hAnsi="Arial" w:cs="Arial"/>
-          <w:i/>
-          <w:lang w:val="nl-NL"/>
-        </w:rPr>
-        <w:t xml:space="preserve">App </w:t>
-      </w:r>
-      <w:r>
-        <w:rPr>
-          <w:rFonts w:ascii="Arial" w:hAnsi="Arial" w:cs="Arial"/>
-          <w:lang w:val="nl-NL"/>
-        </w:rPr>
-        <w:t>moet makkelijk sluiten.</w:t>
-      </w:r>
-    </w:p>
-    <w:p>
-      <w:pPr>
-        <w:pStyle w:val="Lijstalinea"/>
-        <w:numPr>
-          <w:ilvl w:val="0"/>
-          <w:numId w:val="25"/>
-        </w:numPr>
-        <w:rPr>
-          <w:rFonts w:ascii="Arial" w:hAnsi="Arial" w:cs="Arial"/>
-          <w:lang w:val="nl-NL"/>
-        </w:rPr>
-      </w:pPr>
-      <w:r>
-        <w:rPr>
-          <w:rFonts w:ascii="Arial" w:hAnsi="Arial" w:cs="Arial"/>
-          <w:lang w:val="nl-NL"/>
-        </w:rPr>
-        <w:t xml:space="preserve">De gegevens moeten zo weinig mogelijk </w:t>
-      </w:r>
-      <w:r>
-        <w:rPr>
-          <w:rFonts w:ascii="Arial" w:hAnsi="Arial" w:cs="Arial"/>
-          <w:lang w:val="nl-NL"/>
-        </w:rPr>
-        <w:t>intern geheugen in beslag nemen.</w:t>
-      </w:r>
-    </w:p>
-    <w:p>
-      <w:pPr>
-        <w:pStyle w:val="Lijstalinea"/>
-        <w:numPr>
-          <w:ilvl w:val="0"/>
-          <w:numId w:val="25"/>
-        </w:numPr>
-        <w:rPr>
-          <w:rFonts w:ascii="Arial" w:hAnsi="Arial" w:cs="Arial"/>
-          <w:lang w:val="nl-NL"/>
-        </w:rPr>
-      </w:pPr>
-      <w:r>
-        <w:rPr>
-          <w:rFonts w:ascii="Arial" w:hAnsi="Arial" w:cs="Arial"/>
-          <w:lang w:val="nl-NL"/>
-        </w:rPr>
-        <w:t xml:space="preserve">De </w:t>
-      </w:r>
-      <w:r>
-        <w:rPr>
-          <w:rFonts w:ascii="Arial" w:hAnsi="Arial" w:cs="Arial"/>
-          <w:i/>
-          <w:lang w:val="nl-NL"/>
-        </w:rPr>
-        <w:t xml:space="preserve">App </w:t>
-      </w:r>
-      <w:r>
-        <w:rPr>
-          <w:rFonts w:ascii="Arial" w:hAnsi="Arial" w:cs="Arial"/>
-          <w:lang w:val="nl-NL"/>
-        </w:rPr>
-        <w:t>moet overzichtelijk zijn, zodat het navigeren vlot en gemakkelijk gaat.</w:t>
-      </w:r>
-    </w:p>
-    <w:p>
-      <w:pPr>
-        <w:pStyle w:val="Lijstalinea"/>
-        <w:numPr>
-          <w:ilvl w:val="0"/>
-          <w:numId w:val="25"/>
-        </w:numPr>
-        <w:rPr>
-          <w:rFonts w:ascii="Arial" w:hAnsi="Arial" w:cs="Arial"/>
-          <w:lang w:val="nl-NL"/>
-        </w:rPr>
-      </w:pPr>
-      <w:r>
-        <w:rPr>
-          <w:rFonts w:ascii="Arial" w:hAnsi="Arial" w:cs="Arial"/>
-          <w:lang w:val="nl-NL"/>
-        </w:rPr>
-        <w:t xml:space="preserve">De </w:t>
-      </w:r>
-      <w:r>
-        <w:rPr>
-          <w:rFonts w:ascii="Arial" w:hAnsi="Arial" w:cs="Arial"/>
-          <w:i/>
-          <w:lang w:val="nl-NL"/>
-        </w:rPr>
-        <w:t>App</w:t>
-      </w:r>
-      <w:r>
-        <w:rPr>
-          <w:rFonts w:ascii="Arial" w:hAnsi="Arial" w:cs="Arial"/>
-          <w:lang w:val="nl-NL"/>
-        </w:rPr>
-        <w:t xml:space="preserve"> moet snel zijn, mense</w:t>
-      </w:r>
-      <w:r>
-        <w:rPr>
-          <w:rFonts w:ascii="Arial" w:hAnsi="Arial" w:cs="Arial"/>
-          <w:lang w:val="nl-NL"/>
-        </w:rPr>
-        <w:t>n</w:t>
-      </w:r>
-      <w:r>
-        <w:rPr>
-          <w:rFonts w:ascii="Arial" w:hAnsi="Arial" w:cs="Arial"/>
-          <w:lang w:val="nl-NL"/>
-        </w:rPr>
-        <w:t xml:space="preserve"> houden nou eenmaal niet van wachten.</w:t>
-      </w:r>
-    </w:p>
-    <w:p>
-      <w:pPr>
-        <w:pStyle w:val="Lijstalinea"/>
-        <w:numPr>
-          <w:ilvl w:val="0"/>
-          <w:numId w:val="25"/>
-        </w:numPr>
-        <w:rPr>
-          <w:rFonts w:ascii="Arial" w:hAnsi="Arial" w:cs="Arial"/>
-          <w:lang w:val="nl-NL"/>
-        </w:rPr>
-      </w:pPr>
-      <w:r>
-        <w:rPr>
-          <w:rFonts w:ascii="Arial" w:hAnsi="Arial" w:cs="Arial"/>
-          <w:lang w:val="nl-NL"/>
-        </w:rPr>
-        <w:t>Zorg ervoo</w:t>
-      </w:r>
-      <w:r>
-        <w:rPr>
-          <w:rFonts w:ascii="Arial" w:hAnsi="Arial" w:cs="Arial"/>
-          <w:lang w:val="nl-NL"/>
-        </w:rPr>
-        <w:t>r dat,</w:t>
-      </w:r>
-      <w:r>
-        <w:rPr>
-          <w:rFonts w:ascii="Arial" w:hAnsi="Arial" w:cs="Arial"/>
-          <w:lang w:val="nl-NL"/>
-        </w:rPr>
-        <w:t xml:space="preserve"> wanneer de app op de achtergrond draait, er niet teveel energie wordt gebruikt.</w:t>
-      </w:r>
-    </w:p>
-    <w:p>
-      <w:pPr>
-        <w:pStyle w:val="Lijstalinea"/>
-        <w:numPr>
-          <w:ilvl w:val="0"/>
-          <w:numId w:val="25"/>
-        </w:numPr>
-        <w:rPr>
-          <w:rFonts w:ascii="Arial" w:hAnsi="Arial" w:cs="Arial"/>
-          <w:lang w:val="nl-NL"/>
-        </w:rPr>
-      </w:pPr>
-      <w:r>
-        <w:rPr>
-          <w:rFonts w:ascii="Arial" w:hAnsi="Arial" w:cs="Arial"/>
-          <w:lang w:val="nl-NL"/>
-        </w:rPr>
-        <w:t>Probeer zo volledig mogelijk de mogelijkheden van de telefoon te benutten.</w:t>
-      </w:r>
-    </w:p>
-    <w:p>
-      <w:pPr>
-        <w:pStyle w:val="Lijstalinea"/>
-        <w:numPr>
-          <w:ilvl w:val="0"/>
-          <w:numId w:val="25"/>
-        </w:numPr>
-        <w:rPr>
-          <w:rFonts w:ascii="Arial" w:hAnsi="Arial" w:cs="Arial"/>
-          <w:lang w:val="nl-NL"/>
-        </w:rPr>
-      </w:pPr>
-      <w:r>
-        <w:rPr>
-          <w:rFonts w:ascii="Arial" w:hAnsi="Arial" w:cs="Arial"/>
-          <w:lang w:val="nl-NL"/>
-        </w:rPr>
-        <w:t xml:space="preserve">De </w:t>
-      </w:r>
-      <w:r>
-        <w:rPr>
-          <w:rFonts w:ascii="Arial" w:hAnsi="Arial" w:cs="Arial"/>
-          <w:i/>
-          <w:lang w:val="nl-NL"/>
-        </w:rPr>
-        <w:t>App</w:t>
-      </w:r>
-      <w:r>
-        <w:rPr>
-          <w:rFonts w:ascii="Arial" w:hAnsi="Arial" w:cs="Arial"/>
-          <w:lang w:val="nl-NL"/>
-        </w:rPr>
-        <w:t xml:space="preserve"> moet de gebruiker feedback geven.</w:t>
-      </w:r>
-    </w:p>
-    <w:p>
-      <w:pPr>
-        <w:pStyle w:val="Lijstalinea"/>
-        <w:numPr>
-          <w:ilvl w:val="0"/>
-          <w:numId w:val="25"/>
-        </w:numPr>
-        <w:rPr>
-          <w:rFonts w:ascii="Arial" w:hAnsi="Arial" w:cs="Arial"/>
-          <w:lang w:val="nl-NL"/>
-        </w:rPr>
-      </w:pPr>
-      <w:r>
-        <w:rPr>
-          <w:rFonts w:ascii="Arial" w:hAnsi="Arial" w:cs="Arial"/>
-          <w:lang w:val="nl-NL"/>
-        </w:rPr>
-        <w:t>De bediening moet simpel en snel aan te leren zijn.</w:t>
-      </w:r>
-    </w:p>
-    <w:p>
-      <w:pPr>
-        <w:rPr>
-          <w:rFonts w:ascii="Arial" w:hAnsi="Arial" w:cs="Arial"/>
-          <w:lang w:val="nl-NL"/>
-        </w:rPr>
-      </w:pPr>
-    </w:p>
-    <w:p>
-      <w:pPr>
-        <w:rPr>
-          <w:rFonts w:ascii="Arial" w:hAnsi="Arial" w:cs="Arial"/>
-          <w:lang w:val="nl-NL"/>
-        </w:rPr>
-      </w:pPr>
-      <w:r>
-        <w:rPr>
-          <w:rFonts w:ascii="Arial" w:hAnsi="Arial" w:cs="Arial"/>
-          <w:lang w:val="nl-NL"/>
-        </w:rPr>
-        <w:t xml:space="preserve">De grootste verschillen tussen </w:t>
-      </w:r>
-      <w:r>
-        <w:rPr>
-          <w:rFonts w:ascii="Arial" w:hAnsi="Arial" w:cs="Arial"/>
-          <w:i/>
-          <w:lang w:val="nl-NL"/>
-        </w:rPr>
-        <w:t>iOS</w:t>
-      </w:r>
-      <w:r>
-        <w:rPr>
-          <w:rFonts w:ascii="Arial" w:hAnsi="Arial" w:cs="Arial"/>
-          <w:lang w:val="nl-NL"/>
-        </w:rPr>
-        <w:t xml:space="preserve"> en </w:t>
-      </w:r>
-      <w:r>
-        <w:rPr>
-          <w:rFonts w:ascii="Arial" w:hAnsi="Arial" w:cs="Arial"/>
-          <w:i/>
-          <w:lang w:val="nl-NL"/>
-        </w:rPr>
-        <w:t>Android</w:t>
-      </w:r>
-      <w:r>
-        <w:rPr>
-          <w:rFonts w:ascii="Arial" w:hAnsi="Arial" w:cs="Arial"/>
-          <w:lang w:val="nl-NL"/>
-        </w:rPr>
-        <w:t xml:space="preserve"> zijn:</w:t>
-      </w:r>
-    </w:p>
-    <w:p>
-      <w:pPr>
-        <w:pStyle w:val="Lijstalinea"/>
-        <w:numPr>
-          <w:ilvl w:val="0"/>
-          <w:numId w:val="16"/>
-        </w:numPr>
-        <w:rPr>
-          <w:rFonts w:ascii="Arial" w:hAnsi="Arial" w:cs="Arial"/>
-          <w:lang w:val="nl-NL"/>
-        </w:rPr>
-      </w:pPr>
-      <w:r>
-        <w:rPr>
-          <w:rFonts w:ascii="Arial" w:hAnsi="Arial" w:cs="Arial"/>
-          <w:i/>
-          <w:lang w:val="nl-NL"/>
-        </w:rPr>
-        <w:t>iOS</w:t>
-      </w:r>
-      <w:r>
-        <w:rPr>
-          <w:rFonts w:ascii="Arial" w:hAnsi="Arial" w:cs="Arial"/>
-          <w:lang w:val="nl-NL"/>
-        </w:rPr>
-        <w:t xml:space="preserve"> heeft maar één type telefoon en </w:t>
-      </w:r>
-      <w:r>
-        <w:rPr>
-          <w:rFonts w:ascii="Arial" w:hAnsi="Arial" w:cs="Arial"/>
-          <w:i/>
-          <w:lang w:val="nl-NL"/>
-        </w:rPr>
-        <w:t>tablet</w:t>
-      </w:r>
-      <w:r>
-        <w:rPr>
-          <w:rFonts w:ascii="Arial" w:hAnsi="Arial" w:cs="Arial"/>
-          <w:lang w:val="nl-NL"/>
-        </w:rPr>
-        <w:t xml:space="preserve"> van hetzelfde merk. </w:t>
-      </w:r>
-      <w:r>
-        <w:rPr>
-          <w:rFonts w:ascii="Arial" w:hAnsi="Arial" w:cs="Arial"/>
-          <w:i/>
-          <w:lang w:val="nl-NL"/>
-        </w:rPr>
-        <w:t>Android</w:t>
-      </w:r>
-      <w:r>
-        <w:rPr>
-          <w:rFonts w:ascii="Arial" w:hAnsi="Arial" w:cs="Arial"/>
-          <w:lang w:val="nl-NL"/>
-        </w:rPr>
-        <w:t xml:space="preserve"> heeft daarentegen meerdere types telefoons en </w:t>
-      </w:r>
-      <w:r>
-        <w:rPr>
-          <w:rFonts w:ascii="Arial" w:hAnsi="Arial" w:cs="Arial"/>
-          <w:i/>
-          <w:lang w:val="nl-NL"/>
-        </w:rPr>
-        <w:t>tablets</w:t>
-      </w:r>
-      <w:r>
-        <w:rPr>
-          <w:rFonts w:ascii="Arial" w:hAnsi="Arial" w:cs="Arial"/>
-          <w:lang w:val="nl-NL"/>
-        </w:rPr>
-        <w:t xml:space="preserve"> van verschillende merken.</w:t>
-      </w:r>
-    </w:p>
-    <w:p>
-      <w:pPr>
-        <w:pStyle w:val="Lijstalinea"/>
-        <w:numPr>
-          <w:ilvl w:val="0"/>
-          <w:numId w:val="16"/>
-        </w:numPr>
-        <w:rPr>
-          <w:rFonts w:ascii="Arial" w:hAnsi="Arial" w:cs="Arial"/>
-          <w:lang w:val="nl-NL"/>
-        </w:rPr>
-      </w:pPr>
-      <w:r>
-        <w:rPr>
-          <w:rFonts w:ascii="Arial" w:hAnsi="Arial" w:cs="Arial"/>
-          <w:i/>
-          <w:lang w:val="nl-NL"/>
-        </w:rPr>
-        <w:t>iOS</w:t>
-      </w:r>
-      <w:r>
-        <w:rPr>
-          <w:rFonts w:ascii="Arial" w:hAnsi="Arial" w:cs="Arial"/>
-          <w:lang w:val="nl-NL"/>
-        </w:rPr>
-        <w:t xml:space="preserve"> heeft niet de mogelijkheid, in tegenstelling tot </w:t>
-      </w:r>
-      <w:r>
-        <w:rPr>
-          <w:rFonts w:ascii="Arial" w:hAnsi="Arial" w:cs="Arial"/>
-          <w:i/>
-          <w:lang w:val="nl-NL"/>
-        </w:rPr>
-        <w:t>Android</w:t>
-      </w:r>
-      <w:r>
-        <w:rPr>
-          <w:rFonts w:ascii="Arial" w:hAnsi="Arial" w:cs="Arial"/>
-          <w:lang w:val="nl-NL"/>
-        </w:rPr>
-        <w:t>, om de telefoon helemaal te personaliseren.</w:t>
-      </w:r>
-    </w:p>
-    <w:p>
-      <w:pPr>
-        <w:rPr>
-          <w:rFonts w:ascii="Arial" w:hAnsi="Arial" w:cs="Arial"/>
-          <w:lang w:val="nl-NL"/>
-        </w:rPr>
-      </w:pPr>
-    </w:p>
-    <w:p>
-      <w:pPr>
-        <w:rPr>
-          <w:rFonts w:ascii="Arial" w:hAnsi="Arial" w:cs="Arial"/>
-          <w:lang w:val="nl-NL"/>
-        </w:rPr>
-      </w:pPr>
-      <w:r>
-        <w:rPr>
-          <w:rFonts w:ascii="Arial" w:hAnsi="Arial" w:cs="Arial"/>
-          <w:lang w:val="nl-NL"/>
-        </w:rPr>
-        <w:t>De applicatie wordt goed werkend op beide platformen, door een goede ontwikkelomgeving te kiezen, wa</w:t>
-      </w:r>
-      <w:r>
-        <w:rPr>
-          <w:rFonts w:ascii="Arial" w:hAnsi="Arial" w:cs="Arial"/>
-          <w:lang w:val="nl-NL"/>
-        </w:rPr>
-        <w:t>arin er gemakkelijk onderscheid</w:t>
-      </w:r>
-      <w:r>
-        <w:rPr>
-          <w:rFonts w:ascii="Arial" w:hAnsi="Arial" w:cs="Arial"/>
-          <w:lang w:val="nl-NL"/>
-        </w:rPr>
-        <w:t xml:space="preserve"> kan worden gemaakt tussen </w:t>
-      </w:r>
-      <w:r>
-        <w:rPr>
-          <w:rFonts w:ascii="Arial" w:hAnsi="Arial" w:cs="Arial"/>
-          <w:i/>
-          <w:lang w:val="nl-NL"/>
-        </w:rPr>
-        <w:t>iOS</w:t>
-      </w:r>
-      <w:r>
-        <w:rPr>
-          <w:rFonts w:ascii="Arial" w:hAnsi="Arial" w:cs="Arial"/>
-          <w:lang w:val="nl-NL"/>
-        </w:rPr>
-        <w:t xml:space="preserve"> en </w:t>
-      </w:r>
-      <w:r>
-        <w:rPr>
-          <w:rFonts w:ascii="Arial" w:hAnsi="Arial" w:cs="Arial"/>
-          <w:i/>
-          <w:lang w:val="nl-NL"/>
-        </w:rPr>
-        <w:t>Android</w:t>
-      </w:r>
-      <w:r>
-        <w:rPr>
-          <w:rFonts w:ascii="Arial" w:hAnsi="Arial" w:cs="Arial"/>
-          <w:lang w:val="nl-NL"/>
+          <w:rFonts w:ascii="Arial" w:hAnsi="Arial"/>
+          <w:i/>
+        </w:rPr>
+      </w:pPr>
+      <w:r>
+        <w:rPr>
+          <w:rFonts w:ascii="Arial" w:hAnsi="Arial"/>
+          <w:i/>
+        </w:rPr>
+        <w:t>In dit hoofdstuk wordt besproken hoe het project verlopen is en welke obstakels er tijdens het project aan het licht zijn gekomen.</w:t>
+      </w:r>
+    </w:p>
+    <w:p>
+      <w:pPr>
+        <w:rPr>
+          <w:rFonts w:ascii="Arial" w:hAnsi="Arial"/>
+          <w:i/>
+        </w:rPr>
+      </w:pPr>
+    </w:p>
+    <w:p>
+      <w:pPr>
+        <w:rPr>
+          <w:rFonts w:ascii="Arial" w:hAnsi="Arial"/>
+          <w:i/>
+        </w:rPr>
+      </w:pPr>
+    </w:p>
+    <w:p>
+      <w:pPr>
+        <w:rPr>
+          <w:rFonts w:ascii="Arial" w:hAnsi="Arial"/>
+        </w:rPr>
+      </w:pPr>
+      <w:r>
+        <w:rPr>
+          <w:rFonts w:ascii="Arial" w:hAnsi="Arial"/>
+        </w:rPr>
+        <w:t xml:space="preserve">Gedurende het project is </w:t>
+      </w:r>
+      <w:r>
+        <w:rPr>
+          <w:rFonts w:ascii="Arial" w:hAnsi="Arial"/>
+        </w:rPr>
+        <w:t>de</w:t>
+      </w:r>
+      <w:r>
+        <w:rPr>
+          <w:rFonts w:ascii="Arial" w:hAnsi="Arial"/>
+        </w:rPr>
+        <w:t xml:space="preserve"> opdracht een aantal keren veranderd. Dit was soms niet geheel zonder tijdverlies. Zo moest er aanvankelijk, tijdens onze eerste ontmoeting</w:t>
+      </w:r>
+      <w:r>
+        <w:rPr>
+          <w:rFonts w:ascii="Arial" w:hAnsi="Arial"/>
+        </w:rPr>
+        <w:t xml:space="preserve"> met de opdrachtgever</w:t>
+      </w:r>
+      <w:r>
+        <w:rPr>
+          <w:rFonts w:ascii="Arial" w:hAnsi="Arial"/>
+        </w:rPr>
+        <w:t xml:space="preserve">, één </w:t>
+      </w:r>
+      <w:r>
+        <w:rPr>
+          <w:rFonts w:ascii="Arial" w:hAnsi="Arial"/>
+          <w:i/>
+        </w:rPr>
+        <w:t>A</w:t>
+      </w:r>
+      <w:r>
+        <w:rPr>
+          <w:rFonts w:ascii="Arial" w:hAnsi="Arial"/>
+          <w:i/>
+        </w:rPr>
+        <w:t xml:space="preserve">pp </w:t>
+      </w:r>
+      <w:r>
+        <w:rPr>
+          <w:rFonts w:ascii="Arial" w:hAnsi="Arial"/>
+        </w:rPr>
+        <w:t xml:space="preserve">komen. Echter in de week daarna moesten er vier verschillende </w:t>
+      </w:r>
+      <w:r>
+        <w:rPr>
+          <w:rFonts w:ascii="Arial" w:hAnsi="Arial"/>
+          <w:i/>
+        </w:rPr>
+        <w:t>A</w:t>
+      </w:r>
+      <w:r>
+        <w:rPr>
+          <w:rFonts w:ascii="Arial" w:hAnsi="Arial"/>
+          <w:i/>
+        </w:rPr>
+        <w:t xml:space="preserve">pps </w:t>
+      </w:r>
+      <w:r>
+        <w:rPr>
+          <w:rFonts w:ascii="Arial" w:hAnsi="Arial"/>
+        </w:rPr>
+        <w:t xml:space="preserve">komen met elk een iets andere </w:t>
+      </w:r>
+      <w:r>
+        <w:rPr>
+          <w:rFonts w:ascii="Arial" w:hAnsi="Arial"/>
+          <w:i/>
+        </w:rPr>
+        <w:t>dataset</w:t>
+      </w:r>
+      <w:r>
+        <w:rPr>
+          <w:rFonts w:ascii="Arial" w:hAnsi="Arial"/>
+        </w:rPr>
+        <w:t xml:space="preserve">. Na een verder overleg met de opdrachtgever kwam er de conclusie dat twee verschillende </w:t>
+      </w:r>
+      <w:r>
+        <w:rPr>
+          <w:rFonts w:ascii="Arial" w:hAnsi="Arial"/>
+          <w:i/>
+        </w:rPr>
+        <w:t>A</w:t>
+      </w:r>
+      <w:r>
+        <w:rPr>
+          <w:rFonts w:ascii="Arial" w:hAnsi="Arial"/>
+          <w:i/>
+        </w:rPr>
+        <w:t xml:space="preserve">pps </w:t>
+      </w:r>
+      <w:r>
+        <w:rPr>
+          <w:rFonts w:ascii="Arial" w:hAnsi="Arial"/>
+        </w:rPr>
+        <w:t xml:space="preserve">eigenlijk beter samengevoegd konden worden. </w:t>
+      </w:r>
+      <w:r>
+        <w:rPr>
+          <w:rFonts w:ascii="Arial" w:hAnsi="Arial"/>
+        </w:rPr>
+        <w:t>Op dat moment</w:t>
+      </w:r>
+      <w:r>
+        <w:rPr>
+          <w:rFonts w:ascii="Arial" w:hAnsi="Arial"/>
+        </w:rPr>
+        <w:t xml:space="preserve"> moesten er nog drie </w:t>
+      </w:r>
+      <w:r>
+        <w:rPr>
+          <w:rFonts w:ascii="Arial" w:hAnsi="Arial"/>
+          <w:i/>
+        </w:rPr>
+        <w:t xml:space="preserve">apps </w:t>
+      </w:r>
+      <w:r>
+        <w:rPr>
+          <w:rFonts w:ascii="Arial" w:hAnsi="Arial"/>
+        </w:rPr>
+        <w:t xml:space="preserve">komen. </w:t>
+      </w:r>
+      <w:r>
+        <w:rPr>
+          <w:rFonts w:ascii="Arial" w:hAnsi="Arial"/>
+        </w:rPr>
+        <w:t xml:space="preserve">Bij het maken van de </w:t>
+      </w:r>
+      <w:r>
+        <w:rPr>
+          <w:rFonts w:ascii="Arial" w:hAnsi="Arial"/>
+          <w:i/>
+        </w:rPr>
+        <w:t>Apps</w:t>
+      </w:r>
+      <w:r>
+        <w:rPr>
+          <w:rFonts w:ascii="Arial" w:hAnsi="Arial"/>
+        </w:rPr>
+        <w:t xml:space="preserve"> was het de bedoeling dat er data over verschillende objecten in moest komen, hierdoor</w:t>
+      </w:r>
+      <w:r>
+        <w:rPr>
+          <w:rFonts w:ascii="Arial" w:hAnsi="Arial"/>
+        </w:rPr>
+        <w:t xml:space="preserve"> kwam</w:t>
+      </w:r>
+      <w:r>
+        <w:rPr>
+          <w:rFonts w:ascii="Arial" w:hAnsi="Arial"/>
+        </w:rPr>
+        <w:t xml:space="preserve"> er</w:t>
+      </w:r>
+      <w:r>
+        <w:rPr>
+          <w:rFonts w:ascii="Arial" w:hAnsi="Arial"/>
+        </w:rPr>
+        <w:t xml:space="preserve"> een andere opdracht bij namelijk: het maken van een </w:t>
+      </w:r>
+      <w:r>
+        <w:rPr>
+          <w:rFonts w:ascii="Arial" w:hAnsi="Arial"/>
+          <w:i/>
+        </w:rPr>
+        <w:t>dataconverter</w:t>
+      </w:r>
+      <w:r>
+        <w:rPr>
+          <w:rFonts w:ascii="Arial" w:hAnsi="Arial"/>
+        </w:rPr>
+        <w:t>. Marten zag deze opdracht wel zitten en is hier mee bezig geweest. Deze taak was aanvankelijk bijna af</w:t>
+      </w:r>
+      <w:r>
+        <w:rPr>
+          <w:rFonts w:ascii="Arial" w:hAnsi="Arial"/>
+        </w:rPr>
+        <w:t>,</w:t>
+      </w:r>
+      <w:r>
+        <w:rPr>
+          <w:rFonts w:ascii="Arial" w:hAnsi="Arial"/>
+        </w:rPr>
+        <w:t xml:space="preserve"> totdat de opdrachtgever een andere </w:t>
+      </w:r>
+      <w:r>
+        <w:rPr>
+          <w:rFonts w:ascii="Arial" w:hAnsi="Arial"/>
+          <w:i/>
+        </w:rPr>
+        <w:t xml:space="preserve">dataset </w:t>
+      </w:r>
+      <w:r>
+        <w:rPr>
+          <w:rFonts w:ascii="Arial" w:hAnsi="Arial"/>
+        </w:rPr>
+        <w:t>wou gebruiken</w:t>
+      </w:r>
+      <w:r>
+        <w:rPr>
+          <w:rFonts w:ascii="Arial" w:hAnsi="Arial"/>
+        </w:rPr>
+        <w:t xml:space="preserve"> welke via de overheid wordt aangeleverd</w:t>
+      </w:r>
+      <w:r>
+        <w:rPr>
+          <w:rFonts w:ascii="Arial" w:hAnsi="Arial"/>
+        </w:rPr>
+        <w:t xml:space="preserve">. Het gebruik van deze </w:t>
+      </w:r>
+      <w:r>
+        <w:rPr>
+          <w:rFonts w:ascii="Arial" w:hAnsi="Arial"/>
+          <w:i/>
+        </w:rPr>
+        <w:t xml:space="preserve">dataset </w:t>
+      </w:r>
+      <w:r>
+        <w:rPr>
+          <w:rFonts w:ascii="Arial" w:hAnsi="Arial"/>
+        </w:rPr>
+        <w:t>was iets lastiger</w:t>
+      </w:r>
+      <w:r>
+        <w:rPr>
+          <w:rFonts w:ascii="Arial" w:hAnsi="Arial"/>
+        </w:rPr>
+        <w:t>,</w:t>
+      </w:r>
+      <w:r>
+        <w:rPr>
+          <w:rFonts w:ascii="Arial" w:hAnsi="Arial"/>
+        </w:rPr>
+        <w:t xml:space="preserve"> omdat deze</w:t>
+      </w:r>
+      <w:r>
+        <w:rPr>
+          <w:rFonts w:ascii="Arial" w:hAnsi="Arial"/>
+        </w:rPr>
+        <w:t xml:space="preserve"> anders</w:t>
+      </w:r>
+      <w:r>
+        <w:rPr>
+          <w:rFonts w:ascii="Arial" w:hAnsi="Arial"/>
+        </w:rPr>
+        <w:t xml:space="preserve"> in elkaar zat (2 bestanden i.p.v. één). </w:t>
+      </w:r>
+    </w:p>
+    <w:p>
+      <w:pPr>
+        <w:rPr>
+          <w:rFonts w:ascii="Arial" w:hAnsi="Arial"/>
+        </w:rPr>
+      </w:pPr>
+    </w:p>
+    <w:p>
+      <w:pPr>
+        <w:rPr>
+          <w:rStyle w:val="Nadruk"/>
+          <w:rFonts w:ascii="Arial" w:hAnsi="Arial" w:cstheme="minorHAnsi"/>
+          <w:bCs/>
+          <w:i w:val="0"/>
+          <w:iCs w:val="0"/>
+          <w:color w:val="000000"/>
+          <w:shd w:val="clear" w:color="auto" w:fill="FFFFFF"/>
+        </w:rPr>
+      </w:pPr>
+      <w:r>
+        <w:rPr>
+          <w:rFonts w:ascii="Arial" w:hAnsi="Arial"/>
+        </w:rPr>
+        <w:t xml:space="preserve">De laatst genoemde </w:t>
+      </w:r>
+      <w:r>
+        <w:rPr>
+          <w:rFonts w:ascii="Arial" w:hAnsi="Arial" w:cstheme="minorHAnsi"/>
+          <w:i/>
+        </w:rPr>
+        <w:t>dataset</w:t>
+      </w:r>
+      <w:r>
+        <w:rPr>
+          <w:rFonts w:ascii="Arial" w:hAnsi="Arial" w:cstheme="minorHAnsi"/>
+        </w:rPr>
+        <w:t xml:space="preserve"> heet</w:t>
+      </w:r>
+      <w:r>
+        <w:rPr>
+          <w:rFonts w:ascii="Arial" w:hAnsi="Arial" w:cstheme="minorHAnsi"/>
+        </w:rPr>
+        <w:t xml:space="preserve"> GML(</w:t>
+      </w:r>
+      <w:r>
+        <w:rPr>
+          <w:rStyle w:val="Nadruk"/>
+          <w:rFonts w:ascii="Arial" w:hAnsi="Arial" w:cstheme="minorHAnsi"/>
+          <w:bCs/>
+          <w:i w:val="0"/>
+          <w:iCs w:val="0"/>
+          <w:color w:val="000000"/>
+          <w:shd w:val="clear" w:color="auto" w:fill="FFFFFF"/>
+        </w:rPr>
+        <w:t xml:space="preserve">Geography Markup Language). Deze </w:t>
+      </w:r>
+      <w:r>
+        <w:rPr>
+          <w:rStyle w:val="Nadruk"/>
+          <w:rFonts w:ascii="Arial" w:hAnsi="Arial" w:cstheme="minorHAnsi"/>
+          <w:bCs/>
+          <w:iCs w:val="0"/>
+          <w:color w:val="000000"/>
+          <w:shd w:val="clear" w:color="auto" w:fill="FFFFFF"/>
+        </w:rPr>
+        <w:t xml:space="preserve">dataset </w:t>
+      </w:r>
+      <w:r>
+        <w:rPr>
+          <w:rStyle w:val="Nadruk"/>
+          <w:rFonts w:ascii="Arial" w:hAnsi="Arial" w:cstheme="minorHAnsi"/>
+          <w:bCs/>
+          <w:i w:val="0"/>
+          <w:iCs w:val="0"/>
+          <w:color w:val="000000"/>
+          <w:shd w:val="clear" w:color="auto" w:fill="FFFFFF"/>
+        </w:rPr>
+        <w:t xml:space="preserve">is gebruikt om punten in te laden voor de </w:t>
+      </w:r>
+      <w:r>
+        <w:rPr>
+          <w:rStyle w:val="Nadruk"/>
+          <w:rFonts w:ascii="Arial" w:hAnsi="Arial" w:cstheme="minorHAnsi"/>
+          <w:bCs/>
+          <w:iCs w:val="0"/>
+          <w:color w:val="000000"/>
+          <w:shd w:val="clear" w:color="auto" w:fill="FFFFFF"/>
+        </w:rPr>
+        <w:t>A</w:t>
+      </w:r>
+      <w:r>
+        <w:rPr>
+          <w:rStyle w:val="Nadruk"/>
+          <w:rFonts w:ascii="Arial" w:hAnsi="Arial" w:cstheme="minorHAnsi"/>
+          <w:bCs/>
+          <w:iCs w:val="0"/>
+          <w:color w:val="000000"/>
+          <w:shd w:val="clear" w:color="auto" w:fill="FFFFFF"/>
+        </w:rPr>
+        <w:t xml:space="preserve">pps. </w:t>
+      </w:r>
+      <w:r>
+        <w:rPr>
+          <w:rStyle w:val="Nadruk"/>
+          <w:rFonts w:ascii="Arial" w:hAnsi="Arial" w:cstheme="minorHAnsi"/>
+          <w:bCs/>
+          <w:i w:val="0"/>
+          <w:iCs w:val="0"/>
+          <w:color w:val="000000"/>
+          <w:shd w:val="clear" w:color="auto" w:fill="FFFFFF"/>
+        </w:rPr>
+        <w:t xml:space="preserve">Voordat we dit konden doen moest dit eerst omgezet worden naar iets wat de </w:t>
+      </w:r>
+      <w:r>
+        <w:rPr>
+          <w:rStyle w:val="Nadruk"/>
+          <w:rFonts w:ascii="Arial" w:hAnsi="Arial" w:cstheme="minorHAnsi"/>
+          <w:bCs/>
+          <w:iCs w:val="0"/>
+          <w:color w:val="000000"/>
+          <w:shd w:val="clear" w:color="auto" w:fill="FFFFFF"/>
+        </w:rPr>
+        <w:t>A</w:t>
+      </w:r>
+      <w:r>
+        <w:rPr>
+          <w:rStyle w:val="Nadruk"/>
+          <w:rFonts w:ascii="Arial" w:hAnsi="Arial" w:cstheme="minorHAnsi"/>
+          <w:bCs/>
+          <w:iCs w:val="0"/>
+          <w:color w:val="000000"/>
+          <w:shd w:val="clear" w:color="auto" w:fill="FFFFFF"/>
+        </w:rPr>
+        <w:t xml:space="preserve">pp </w:t>
+      </w:r>
+      <w:r>
+        <w:rPr>
+          <w:rStyle w:val="Nadruk"/>
+          <w:rFonts w:ascii="Arial" w:hAnsi="Arial" w:cstheme="minorHAnsi"/>
+          <w:bCs/>
+          <w:i w:val="0"/>
+          <w:iCs w:val="0"/>
+          <w:color w:val="000000"/>
+          <w:shd w:val="clear" w:color="auto" w:fill="FFFFFF"/>
+        </w:rPr>
+        <w:t xml:space="preserve">kon gebruiken met een zo gehete </w:t>
+      </w:r>
+      <w:r>
+        <w:rPr>
+          <w:rStyle w:val="Nadruk"/>
+          <w:rFonts w:ascii="Arial" w:hAnsi="Arial" w:cstheme="minorHAnsi"/>
+          <w:bCs/>
+          <w:iCs w:val="0"/>
+          <w:color w:val="000000"/>
+          <w:shd w:val="clear" w:color="auto" w:fill="FFFFFF"/>
+        </w:rPr>
+        <w:t>dataconverter</w:t>
+      </w:r>
+      <w:r>
+        <w:rPr>
+          <w:rStyle w:val="Nadruk"/>
+          <w:rFonts w:ascii="Arial" w:hAnsi="Arial" w:cstheme="minorHAnsi"/>
+          <w:bCs/>
+          <w:i w:val="0"/>
+          <w:iCs w:val="0"/>
+          <w:color w:val="000000"/>
+          <w:shd w:val="clear" w:color="auto" w:fill="FFFFFF"/>
+        </w:rPr>
+        <w:t>. Met het gebruiken van deze data moe</w:t>
+      </w:r>
+      <w:r>
+        <w:rPr>
+          <w:rStyle w:val="Nadruk"/>
+          <w:rFonts w:ascii="Arial" w:hAnsi="Arial" w:cstheme="minorHAnsi"/>
+          <w:bCs/>
+          <w:i w:val="0"/>
+          <w:iCs w:val="0"/>
+          <w:color w:val="000000"/>
+          <w:shd w:val="clear" w:color="auto" w:fill="FFFFFF"/>
+        </w:rPr>
+        <w:t>s</w:t>
+      </w:r>
+      <w:r>
+        <w:rPr>
+          <w:rStyle w:val="Nadruk"/>
+          <w:rFonts w:ascii="Arial" w:hAnsi="Arial" w:cstheme="minorHAnsi"/>
+          <w:bCs/>
+          <w:i w:val="0"/>
+          <w:iCs w:val="0"/>
+          <w:color w:val="000000"/>
+          <w:shd w:val="clear" w:color="auto" w:fill="FFFFFF"/>
+        </w:rPr>
+        <w:t>ten er 2 bestanden ingeladen worden. Eén bestand bevat de opmaak van het andere bestand (dus welke data erin staat en welke volgorde). Dit bestand werd eerst ingeladen en vervolgens het tweede bestand. Het tweede bestand zat echter ook nog vrij lastig in elkaar en was veel lastiger als het inladen van een excel bestand</w:t>
+      </w:r>
+      <w:r>
+        <w:rPr>
+          <w:rStyle w:val="Nadruk"/>
+          <w:rFonts w:ascii="Arial" w:hAnsi="Arial" w:cstheme="minorHAnsi"/>
+          <w:bCs/>
+          <w:i w:val="0"/>
+          <w:iCs w:val="0"/>
+          <w:color w:val="000000"/>
+          <w:shd w:val="clear" w:color="auto" w:fill="FFFFFF"/>
+        </w:rPr>
+        <w:t>,</w:t>
+      </w:r>
+      <w:r>
+        <w:rPr>
+          <w:rStyle w:val="Nadruk"/>
+          <w:rFonts w:ascii="Arial" w:hAnsi="Arial" w:cstheme="minorHAnsi"/>
+          <w:bCs/>
+          <w:i w:val="0"/>
+          <w:iCs w:val="0"/>
+          <w:color w:val="000000"/>
+          <w:shd w:val="clear" w:color="auto" w:fill="FFFFFF"/>
+        </w:rPr>
+        <w:t xml:space="preserve"> zoals eerst de bedoeling was.</w:t>
+      </w:r>
+    </w:p>
+    <w:p>
+      <w:pPr>
+        <w:rPr>
+          <w:rFonts w:ascii="Arial" w:hAnsi="Arial"/>
+        </w:rPr>
+      </w:pPr>
+    </w:p>
+    <w:p>
+      <w:pPr>
+        <w:rPr>
+          <w:rFonts w:ascii="Arial" w:hAnsi="Arial"/>
+        </w:rPr>
+      </w:pPr>
+      <w:r>
+        <w:rPr>
+          <w:rFonts w:ascii="Arial" w:hAnsi="Arial"/>
+        </w:rPr>
+        <w:t xml:space="preserve">Halverwege het project bleek dat de opbouw van onze code slecht was. De gegevens op verschillende pagina’s konden niet worden aangepast vanaf een andere pagina. Dit had als gevolg dat de hele code omgegooid moest worden naar een andere vorm. Dit leverde een paar dagen vertraging op.  </w:t>
+      </w:r>
+    </w:p>
+    <w:p>
+      <w:pPr>
+        <w:rPr>
+          <w:rFonts w:ascii="Arial" w:hAnsi="Arial"/>
+        </w:rPr>
+      </w:pPr>
+    </w:p>
+    <w:p>
+      <w:pPr>
+        <w:rPr>
+          <w:rFonts w:ascii="Arial" w:hAnsi="Arial"/>
+        </w:rPr>
+      </w:pPr>
+      <w:r>
+        <w:rPr>
+          <w:rFonts w:ascii="Arial" w:hAnsi="Arial"/>
+        </w:rPr>
+        <w:t xml:space="preserve">In de laatste weken van het project konden we testen met de volledige </w:t>
+      </w:r>
+      <w:r>
+        <w:rPr>
+          <w:rFonts w:ascii="Arial" w:hAnsi="Arial"/>
+          <w:i/>
+        </w:rPr>
+        <w:t>dataset.</w:t>
+      </w:r>
+      <w:r>
+        <w:rPr>
+          <w:rFonts w:ascii="Arial" w:hAnsi="Arial"/>
+        </w:rPr>
+        <w:t xml:space="preserve"> Toen kwam aan het licht dat de manier waarop er punten op de kaart getoond werden niet meer voldeed. Alle punten konden niet meer op de kaart weergegeven worden. Dit was te langzaam. Er is toen een </w:t>
+      </w:r>
+      <w:r>
+        <w:rPr>
+          <w:rFonts w:ascii="Arial" w:hAnsi="Arial"/>
+          <w:i/>
+        </w:rPr>
+        <w:t>zoomlevel</w:t>
+      </w:r>
+      <w:r>
+        <w:rPr>
+          <w:rFonts w:ascii="Arial" w:hAnsi="Arial"/>
+        </w:rPr>
+        <w:t xml:space="preserve"> bepaald en vanaf dat </w:t>
+      </w:r>
+      <w:r>
+        <w:rPr>
+          <w:rFonts w:ascii="Arial" w:hAnsi="Arial"/>
+          <w:i/>
+        </w:rPr>
+        <w:t>zoomlevel</w:t>
+      </w:r>
+      <w:r>
+        <w:rPr>
+          <w:rFonts w:ascii="Arial" w:hAnsi="Arial"/>
+        </w:rPr>
+        <w:t xml:space="preserve"> kwamen er punten op de kaart. Dit had als gevolg dat wanneer de kaart veranderd de punten op de kaart gaan knipperen. Dit is een beperking van Titanium Studio</w:t>
+      </w:r>
+      <w:r>
+        <w:rPr>
+          <w:rFonts w:ascii="Arial" w:hAnsi="Arial"/>
+        </w:rPr>
+        <w:t>,</w:t>
+      </w:r>
+      <w:r>
+        <w:rPr>
+          <w:rFonts w:ascii="Arial" w:hAnsi="Arial"/>
+        </w:rPr>
+        <w:t xml:space="preserve"> hier was niets aan te veranderen. Andere opties waren nog minder soepel</w:t>
+      </w:r>
+      <w:r>
+        <w:rPr>
+          <w:rFonts w:ascii="Arial" w:hAnsi="Arial"/>
+        </w:rPr>
+        <w:t xml:space="preserve"> dan die werd gebruikt</w:t>
+      </w:r>
+      <w:r>
+        <w:rPr>
+          <w:rFonts w:ascii="Arial" w:hAnsi="Arial"/>
         </w:rPr>
         <w:t>.</w:t>
       </w:r>
-    </w:p>
-    <w:p>
-      <w:pPr>
-        <w:rPr>
-          <w:rFonts w:ascii="Arial" w:hAnsi="Arial" w:cs="Arial"/>
-          <w:lang w:val="nl-NL"/>
-        </w:rPr>
-      </w:pPr>
-    </w:p>
-    <w:p>
-      <w:pPr>
-        <w:rPr>
-          <w:rFonts w:ascii="Arial" w:hAnsi="Arial" w:cs="Arial"/>
-          <w:lang w:val="nl-NL"/>
-        </w:rPr>
-      </w:pPr>
-      <w:r>
-        <w:rPr>
-          <w:rFonts w:ascii="Arial" w:hAnsi="Arial" w:cs="Arial"/>
-          <w:lang w:val="nl-NL"/>
-        </w:rPr>
-        <w:t xml:space="preserve">De ontwikkelomgeving die gekozen is: </w:t>
-      </w:r>
-      <w:r>
-        <w:rPr>
-          <w:rFonts w:ascii="Arial" w:hAnsi="Arial" w:cs="Arial"/>
-          <w:i/>
-          <w:lang w:val="nl-NL"/>
-        </w:rPr>
-        <w:t>Titanium Studio</w:t>
-      </w:r>
-      <w:r>
-        <w:rPr>
-          <w:rFonts w:ascii="Arial" w:hAnsi="Arial" w:cs="Arial"/>
-          <w:lang w:val="nl-NL"/>
-        </w:rPr>
-        <w:t xml:space="preserve">. Het grootste voordeel hiervan is, dat je snel en cross </w:t>
-      </w:r>
-      <w:r>
-        <w:rPr>
-          <w:rFonts w:ascii="Arial" w:hAnsi="Arial" w:cs="Arial"/>
-          <w:i/>
-          <w:lang w:val="nl-NL"/>
-        </w:rPr>
-        <w:t>platform</w:t>
-      </w:r>
-      <w:r>
-        <w:rPr>
-          <w:rFonts w:ascii="Arial" w:hAnsi="Arial" w:cs="Arial"/>
-          <w:lang w:val="nl-NL"/>
-        </w:rPr>
-        <w:t xml:space="preserve">, </w:t>
-      </w:r>
-      <w:r>
-        <w:rPr>
-          <w:rFonts w:ascii="Arial" w:hAnsi="Arial" w:cs="Arial"/>
-          <w:i/>
-          <w:lang w:val="nl-NL"/>
-        </w:rPr>
-        <w:t>native</w:t>
-      </w:r>
-      <w:r>
-        <w:rPr>
-          <w:rFonts w:ascii="Arial" w:hAnsi="Arial" w:cs="Arial"/>
-          <w:lang w:val="nl-NL"/>
-        </w:rPr>
-        <w:t xml:space="preserve"> </w:t>
-      </w:r>
-      <w:r>
-        <w:rPr>
-          <w:rFonts w:ascii="Arial" w:hAnsi="Arial" w:cs="Arial"/>
-          <w:i/>
-          <w:lang w:val="nl-NL"/>
-        </w:rPr>
-        <w:t>Apps</w:t>
-      </w:r>
-      <w:r>
-        <w:rPr>
-          <w:rFonts w:ascii="Arial" w:hAnsi="Arial" w:cs="Arial"/>
-          <w:lang w:val="nl-NL"/>
-        </w:rPr>
-        <w:t xml:space="preserve"> kunt ontwikkelen, met een populaire </w:t>
-      </w:r>
-      <w:r>
-        <w:rPr>
-          <w:rFonts w:ascii="Arial" w:hAnsi="Arial" w:cs="Arial"/>
-          <w:lang w:val="nl-NL"/>
-        </w:rPr>
-        <w:t>programmeertaal</w:t>
-      </w:r>
-      <w:r>
-        <w:rPr>
-          <w:rFonts w:ascii="Arial" w:hAnsi="Arial" w:cs="Arial"/>
-          <w:lang w:val="nl-NL"/>
-        </w:rPr>
-        <w:t xml:space="preserve">, genaamd </w:t>
-      </w:r>
-      <w:r>
-        <w:rPr>
-          <w:rFonts w:ascii="Arial" w:hAnsi="Arial" w:cs="Arial"/>
-          <w:i/>
-          <w:lang w:val="nl-NL"/>
-        </w:rPr>
-        <w:t>JavaScript</w:t>
-      </w:r>
-      <w:r>
-        <w:rPr>
-          <w:rFonts w:ascii="Arial" w:hAnsi="Arial" w:cs="Arial"/>
-          <w:lang w:val="nl-NL"/>
-        </w:rPr>
-        <w:t>.</w:t>
-      </w:r>
-    </w:p>
-    <w:p>
-      <w:pPr>
-        <w:rPr>
-          <w:rFonts w:ascii="Arial" w:hAnsi="Arial" w:cs="Arial"/>
-          <w:lang w:val="nl-NL"/>
-        </w:rPr>
-      </w:pPr>
-    </w:p>
-    <w:p>
-      <w:pPr>
-        <w:rPr>
-          <w:rFonts w:ascii="Arial" w:hAnsi="Arial" w:cs="Arial"/>
-          <w:lang w:val="nl-NL"/>
-        </w:rPr>
-      </w:pPr>
-      <w:r>
-        <w:rPr>
-          <w:rFonts w:ascii="Arial" w:hAnsi="Arial" w:cs="Arial"/>
-          <w:lang w:val="nl-NL"/>
-        </w:rPr>
-        <w:t xml:space="preserve">Om de punten op de kaart te krijgen, zijn er de standaard ingebouwde </w:t>
-      </w:r>
-      <w:r>
-        <w:rPr>
-          <w:rFonts w:ascii="Arial" w:hAnsi="Arial" w:cs="Arial"/>
-          <w:i/>
-          <w:lang w:val="nl-NL"/>
-        </w:rPr>
-        <w:t>annotations</w:t>
-      </w:r>
-      <w:r>
-        <w:rPr>
-          <w:rFonts w:ascii="Arial" w:hAnsi="Arial" w:cs="Arial"/>
-          <w:lang w:val="nl-NL"/>
-        </w:rPr>
-        <w:t xml:space="preserve"> van </w:t>
-      </w:r>
-      <w:r>
-        <w:rPr>
-          <w:rFonts w:ascii="Arial" w:hAnsi="Arial" w:cs="Arial"/>
-          <w:i/>
-          <w:lang w:val="nl-NL"/>
-        </w:rPr>
-        <w:t>Google Maps</w:t>
-      </w:r>
-      <w:r>
-        <w:rPr>
-          <w:rFonts w:ascii="Arial" w:hAnsi="Arial" w:cs="Arial"/>
-          <w:lang w:val="nl-NL"/>
-        </w:rPr>
-        <w:t xml:space="preserve">. </w:t>
-      </w:r>
-    </w:p>
-    <w:p>
-      <w:pPr>
-        <w:rPr>
-          <w:rFonts w:ascii="Arial" w:hAnsi="Arial" w:cs="Arial"/>
-          <w:lang w:val="nl-NL"/>
-        </w:rPr>
-      </w:pPr>
-      <w:r>
-        <w:rPr>
-          <w:rFonts w:ascii="Arial" w:hAnsi="Arial" w:cs="Arial"/>
-          <w:lang w:val="nl-NL"/>
-        </w:rPr>
-        <w:t>Om ze overzichtelijk op e</w:t>
-      </w:r>
-      <w:r>
-        <w:rPr>
-          <w:rFonts w:ascii="Arial" w:hAnsi="Arial" w:cs="Arial"/>
-          <w:lang w:val="nl-NL"/>
-        </w:rPr>
-        <w:t xml:space="preserve">en scherm te laten zien is er de mogelijkheid om </w:t>
-      </w:r>
-      <w:r>
-        <w:rPr>
-          <w:rFonts w:ascii="Arial" w:hAnsi="Arial" w:cs="Arial"/>
-          <w:lang w:val="nl-NL"/>
-        </w:rPr>
-        <w:t xml:space="preserve">zodra je </w:t>
-      </w:r>
-      <w:r>
-        <w:rPr>
-          <w:rFonts w:ascii="Arial" w:hAnsi="Arial" w:cs="Arial"/>
-          <w:i/>
-          <w:lang w:val="nl-NL"/>
-        </w:rPr>
-        <w:t>uitzoomt</w:t>
-      </w:r>
-      <w:r>
-        <w:rPr>
-          <w:rFonts w:ascii="Arial" w:hAnsi="Arial" w:cs="Arial"/>
-          <w:lang w:val="nl-NL"/>
-        </w:rPr>
-        <w:t xml:space="preserve"> op een kaart </w:t>
-      </w:r>
-      <w:r>
-        <w:rPr>
-          <w:rFonts w:ascii="Arial" w:hAnsi="Arial" w:cs="Arial"/>
-          <w:lang w:val="nl-NL"/>
-        </w:rPr>
-        <w:t xml:space="preserve">de </w:t>
-      </w:r>
-      <w:r>
-        <w:rPr>
-          <w:rFonts w:ascii="Arial" w:hAnsi="Arial" w:cs="Arial"/>
-          <w:i/>
-          <w:lang w:val="nl-NL"/>
-        </w:rPr>
-        <w:t>annotations</w:t>
-      </w:r>
-      <w:r>
-        <w:rPr>
-          <w:rFonts w:ascii="Arial" w:hAnsi="Arial" w:cs="Arial"/>
-          <w:lang w:val="nl-NL"/>
-        </w:rPr>
-        <w:t xml:space="preserve"> te groeperen in hoeveelheden. </w:t>
-      </w:r>
-    </w:p>
-    <w:p>
-      <w:pPr>
-        <w:rPr>
-          <w:rFonts w:ascii="Arial" w:hAnsi="Arial" w:cs="Arial"/>
-          <w:lang w:val="nl-NL"/>
-        </w:rPr>
-      </w:pPr>
-    </w:p>
-    <w:p>
-      <w:pPr>
-        <w:rPr>
-          <w:lang w:val="nl-NL"/>
-        </w:rPr>
-      </w:pPr>
-      <w:r>
-        <w:rPr>
-          <w:rFonts w:ascii="Arial" w:hAnsi="Arial" w:cs="Arial"/>
-          <w:lang w:val="nl-NL"/>
-        </w:rPr>
-        <w:t xml:space="preserve">De huidige positie wordt bepaald door middel van </w:t>
-      </w:r>
-      <w:r>
-        <w:rPr>
-          <w:rFonts w:ascii="Arial" w:hAnsi="Arial" w:cs="Arial"/>
-          <w:i/>
-          <w:lang w:val="nl-NL"/>
-        </w:rPr>
-        <w:t>GPS</w:t>
-      </w:r>
-      <w:r>
-        <w:rPr>
-          <w:rFonts w:ascii="Arial" w:hAnsi="Arial" w:cs="Arial"/>
-          <w:lang w:val="nl-NL"/>
-        </w:rPr>
-        <w:t xml:space="preserve">, hiermee wordt via </w:t>
-      </w:r>
-      <w:r>
-        <w:rPr>
-          <w:rFonts w:ascii="Arial" w:hAnsi="Arial" w:cs="Arial"/>
-          <w:lang w:val="nl-NL"/>
-        </w:rPr>
-        <w:t>satellieten</w:t>
-      </w:r>
-      <w:r>
-        <w:rPr>
-          <w:rFonts w:ascii="Arial" w:hAnsi="Arial" w:cs="Arial"/>
-          <w:lang w:val="nl-NL"/>
-        </w:rPr>
-        <w:t xml:space="preserve"> de huidige positie bepaald. Om hierna een </w:t>
-      </w:r>
-      <w:r>
-        <w:rPr>
-          <w:rFonts w:ascii="Arial" w:hAnsi="Arial" w:cs="Arial"/>
-          <w:i/>
-          <w:lang w:val="nl-NL"/>
-        </w:rPr>
-        <w:t>trail</w:t>
-      </w:r>
-      <w:r>
-        <w:rPr>
-          <w:rFonts w:ascii="Arial" w:hAnsi="Arial" w:cs="Arial"/>
-          <w:lang w:val="nl-NL"/>
-        </w:rPr>
-        <w:t xml:space="preserve"> op de kaart te tonen is niet lastig. De huidige positie wordt onthouden en zodra deze zich verplaatst wordt er een stip op de kaart getoond die de </w:t>
-      </w:r>
-      <w:r>
-        <w:rPr>
-          <w:rFonts w:ascii="Arial" w:hAnsi="Arial" w:cs="Arial"/>
-          <w:i/>
-          <w:lang w:val="nl-NL"/>
-        </w:rPr>
-        <w:t>trail</w:t>
-      </w:r>
-      <w:r>
-        <w:rPr>
-          <w:rFonts w:ascii="Arial" w:hAnsi="Arial" w:cs="Arial"/>
-          <w:lang w:val="nl-NL"/>
-        </w:rPr>
-        <w:t xml:space="preserve"> vormt </w:t>
-      </w:r>
-    </w:p>
-    <w:p>
-      <w:pPr>
-        <w:rPr>
-          <w:rFonts w:ascii="Arial" w:hAnsi="Arial" w:cs="Arial"/>
-          <w:lang w:val="nl-NL"/>
-        </w:rPr>
-      </w:pPr>
-    </w:p>
-    <w:p>
-      <w:pPr>
-        <w:rPr>
-          <w:rFonts w:ascii="Arial" w:hAnsi="Arial" w:cs="Arial"/>
-          <w:lang w:val="nl-NL"/>
-        </w:rPr>
-      </w:pPr>
-      <w:r>
-        <w:rPr>
-          <w:rFonts w:ascii="Arial" w:hAnsi="Arial" w:cs="Arial"/>
-          <w:lang w:val="nl-NL"/>
-        </w:rPr>
-        <w:t xml:space="preserve">De straal die het beste kan worden gebruikt voor het tonen van de kaart, zodra de gebruiker de </w:t>
-      </w:r>
-      <w:r>
-        <w:rPr>
-          <w:rFonts w:ascii="Arial" w:hAnsi="Arial" w:cs="Arial"/>
-          <w:i/>
-          <w:lang w:val="nl-NL"/>
-        </w:rPr>
-        <w:t>App</w:t>
-      </w:r>
-      <w:r>
-        <w:rPr>
-          <w:rFonts w:ascii="Arial" w:hAnsi="Arial" w:cs="Arial"/>
-          <w:lang w:val="nl-NL"/>
-        </w:rPr>
-        <w:t xml:space="preserve"> opent is de gehele regio waar het om gaat, mits er geen GPS verbinding is.</w:t>
-      </w:r>
-    </w:p>
-    <w:p>
-      <w:pPr>
-        <w:rPr>
-          <w:rFonts w:ascii="Arial" w:hAnsi="Arial" w:cs="Arial"/>
-          <w:lang w:val="nl-NL"/>
-        </w:rPr>
-      </w:pPr>
-    </w:p>
-    <w:p>
-      <w:pPr>
-        <w:rPr>
-          <w:rFonts w:ascii="Arial" w:hAnsi="Arial" w:cs="Arial"/>
-          <w:lang w:val="nl-NL"/>
-        </w:rPr>
-      </w:pPr>
-      <w:r>
-        <w:rPr>
-          <w:rFonts w:ascii="Arial" w:hAnsi="Arial" w:cs="Arial"/>
-          <w:lang w:val="nl-NL"/>
-        </w:rPr>
-        <w:t xml:space="preserve">De beste manier om een kaart in de </w:t>
-      </w:r>
-      <w:r>
-        <w:rPr>
-          <w:rFonts w:ascii="Arial" w:hAnsi="Arial" w:cs="Arial"/>
-          <w:i/>
-          <w:lang w:val="nl-NL"/>
-        </w:rPr>
-        <w:t>App</w:t>
-      </w:r>
-      <w:r>
-        <w:rPr>
-          <w:rFonts w:ascii="Arial" w:hAnsi="Arial" w:cs="Arial"/>
-          <w:lang w:val="nl-NL"/>
-        </w:rPr>
-        <w:t xml:space="preserve"> te krijgen is via </w:t>
-      </w:r>
-      <w:r>
-        <w:rPr>
-          <w:rFonts w:ascii="Arial" w:hAnsi="Arial" w:cs="Arial"/>
-          <w:i/>
-          <w:lang w:val="nl-NL"/>
-        </w:rPr>
-        <w:t>Google Maps</w:t>
-      </w:r>
-      <w:r>
-        <w:rPr>
-          <w:rFonts w:ascii="Arial" w:hAnsi="Arial" w:cs="Arial"/>
-          <w:lang w:val="nl-NL"/>
-        </w:rPr>
-        <w:t xml:space="preserve">. Deze kaart is online te gebruiken door middel van mobiel internet, </w:t>
-      </w:r>
-      <w:r>
-        <w:rPr>
-          <w:rFonts w:ascii="Arial" w:hAnsi="Arial" w:cs="Arial"/>
-          <w:i/>
-          <w:lang w:val="nl-NL"/>
-        </w:rPr>
-        <w:t>WiFi</w:t>
-      </w:r>
-      <w:r>
-        <w:rPr>
-          <w:rFonts w:ascii="Arial" w:hAnsi="Arial" w:cs="Arial"/>
-          <w:lang w:val="nl-NL"/>
-        </w:rPr>
-        <w:t xml:space="preserve"> en </w:t>
-      </w:r>
-      <w:r>
-        <w:rPr>
-          <w:rFonts w:ascii="Arial" w:hAnsi="Arial" w:cs="Arial"/>
-          <w:i/>
-          <w:lang w:val="nl-NL"/>
-        </w:rPr>
-        <w:t>GPS</w:t>
-      </w:r>
-      <w:r>
-        <w:rPr>
-          <w:rFonts w:ascii="Arial" w:hAnsi="Arial" w:cs="Arial"/>
-          <w:lang w:val="nl-NL"/>
-        </w:rPr>
-        <w:t xml:space="preserve">. Ook is deze kaart offline te gebruiken, want hij </w:t>
-      </w:r>
-      <w:r>
-        <w:rPr>
-          <w:rFonts w:ascii="Arial" w:hAnsi="Arial" w:cs="Arial"/>
-          <w:i/>
-          <w:lang w:val="nl-NL"/>
-        </w:rPr>
-        <w:t>cached</w:t>
-      </w:r>
-      <w:r>
-        <w:rPr>
-          <w:rFonts w:ascii="Arial" w:hAnsi="Arial" w:cs="Arial"/>
-          <w:lang w:val="nl-NL"/>
-        </w:rPr>
-        <w:t xml:space="preserve"> het gedeelte van de kaart waar de gebruiker op dat moment naar kijkt.</w:t>
-      </w:r>
-    </w:p>
-    <w:p>
-      <w:pPr>
-        <w:rPr>
-          <w:rFonts w:ascii="Arial" w:hAnsi="Arial" w:cs="Arial"/>
-          <w:lang w:val="nl-NL"/>
-        </w:rPr>
-      </w:pPr>
     </w:p>
     <w:p>
       <w:pPr>
@@ -14701,7 +13843,6 @@
           <w:docGrid w:linePitch="360"/>
         </w:sectPr>
       </w:pPr>
-      <w:bookmarkStart w:id="29" w:name="_Toc199392586"/>
     </w:p>
     <w:p>
       <w:pPr>
@@ -14710,7 +13851,6 @@
           <w:lang w:val="nl-NL"/>
         </w:rPr>
         <w:sectPr>
-          <w:headerReference w:type="default" r:id="rId45"/>
           <w:type w:val="continuous"/>
           <w:pgSz w:w="11900" w:h="16840"/>
           <w:pgMar w:top="1440" w:right="1440" w:bottom="1440" w:left="1440" w:header="708" w:footer="708" w:gutter="0"/>
@@ -14726,208 +13866,95 @@
           <w:lang w:val="nl-NL"/>
         </w:rPr>
       </w:pPr>
-      <w:bookmarkStart w:id="30" w:name="_Toc326833287"/>
+      <w:bookmarkStart w:id="29" w:name="_Toc201037037"/>
       <w:r>
         <w:rPr>
           <w:lang w:val="nl-NL"/>
         </w:rPr>
         <w:lastRenderedPageBreak/>
-        <w:t>7</w:t>
-      </w:r>
-      <w:r>
-        <w:rPr>
-          <w:lang w:val="nl-NL"/>
-        </w:rPr>
-        <w:t xml:space="preserve"> </w:t>
+        <w:t>6</w:t>
       </w:r>
       <w:r>
         <w:rPr>
           <w:lang w:val="nl-NL"/>
         </w:rPr>
         <w:tab/>
-        <w:t>Aanbevelingen</w:t>
-      </w:r>
-      <w:bookmarkEnd w:id="30"/>
-    </w:p>
-    <w:p>
-      <w:pPr>
-        <w:rPr>
-          <w:rFonts w:ascii="Arial" w:hAnsi="Arial"/>
-          <w:i/>
-          <w:lang w:val="nl-NL"/>
-        </w:rPr>
-      </w:pPr>
-      <w:r>
-        <w:rPr>
-          <w:rFonts w:ascii="Arial" w:hAnsi="Arial"/>
-          <w:i/>
-          <w:lang w:val="nl-NL"/>
-        </w:rPr>
-        <w:t>In dit hoofdstuk doen we aanbevelingen voor het vervolgen dan wel verder uitwerken van de apps</w:t>
-      </w:r>
-    </w:p>
-    <w:p>
-      <w:pPr>
-        <w:pStyle w:val="Kop3"/>
-        <w:rPr>
-          <w:lang w:val="nl-NL"/>
-        </w:rPr>
-      </w:pPr>
-      <w:bookmarkStart w:id="31" w:name="_Toc326833288"/>
-      <w:r>
-        <w:rPr>
-          <w:lang w:val="nl-NL"/>
-        </w:rPr>
-        <w:t>7</w:t>
-      </w:r>
-      <w:r>
-        <w:rPr>
-          <w:lang w:val="nl-NL"/>
-        </w:rPr>
-        <w:t>.1.1</w:t>
-      </w:r>
-      <w:r>
-        <w:rPr>
-          <w:lang w:val="nl-NL"/>
-        </w:rPr>
-        <w:tab/>
-        <w:t>Design icon app</w:t>
-      </w:r>
-      <w:bookmarkEnd w:id="31"/>
-    </w:p>
-    <w:p>
-      <w:pPr>
-        <w:rPr>
-          <w:rFonts w:ascii="Arial" w:hAnsi="Arial"/>
-          <w:i/>
-          <w:lang w:val="nl-NL"/>
-        </w:rPr>
-      </w:pPr>
-      <w:r>
-        <w:rPr>
-          <w:rFonts w:ascii="Arial" w:hAnsi="Arial"/>
-          <w:i/>
-          <w:lang w:val="nl-NL"/>
-        </w:rPr>
-        <w:t>In deze paragraaf beschrijven we hoe het icoontje van de app het beste kan worden ontworpen.</w:t>
-      </w:r>
-    </w:p>
-    <w:p>
-      <w:pPr>
-        <w:rPr>
-          <w:rFonts w:ascii="Arial" w:hAnsi="Arial"/>
-          <w:i/>
-          <w:lang w:val="nl-NL"/>
-        </w:rPr>
-      </w:pPr>
-    </w:p>
-    <w:p>
-      <w:pPr>
-        <w:rPr>
-          <w:rFonts w:ascii="Arial" w:hAnsi="Arial"/>
-          <w:lang w:val="nl-NL"/>
-        </w:rPr>
-      </w:pPr>
-      <w:r>
-        <w:rPr>
-          <w:rFonts w:ascii="Arial" w:hAnsi="Arial"/>
-          <w:lang w:val="nl-NL"/>
-        </w:rPr>
-        <w:t>De Apple appstore wil 10 verschillende appicon groottes krijgen. Het is veel werk om deze allemaal op de juiste schaal op te slaan. Hiervoor is een template te vinden waardoor je maar 1 design/maat hoeft te maken en de rest doet de photoshop actions. Deze zorgt dat alles in de juiste naamgeving en in de juiste maten opgeslagen wordt. Dit template is te vinden en te downloaden op 'http://appicontemplate.com/'. Het is aan te raden om deze te gebruiken aangezien dit een hoop werk scheelt.</w:t>
-      </w:r>
-    </w:p>
-    <w:p>
-      <w:pPr>
-        <w:rPr>
-          <w:lang w:val="nl-NL"/>
-        </w:rPr>
-      </w:pPr>
-    </w:p>
-    <w:p>
-      <w:pPr>
-        <w:pStyle w:val="Kop3"/>
-        <w:rPr>
-          <w:lang w:val="nl-NL"/>
-        </w:rPr>
-      </w:pPr>
-      <w:bookmarkStart w:id="32" w:name="_Toc326833289"/>
-      <w:r>
-        <w:rPr>
-          <w:lang w:val="nl-NL"/>
-        </w:rPr>
-        <w:t>7</w:t>
-      </w:r>
-      <w:r>
-        <w:rPr>
-          <w:lang w:val="nl-NL"/>
-        </w:rPr>
-        <w:t>.1.2</w:t>
-      </w:r>
-      <w:r>
-        <w:rPr>
-          <w:lang w:val="nl-NL"/>
-        </w:rPr>
-        <w:tab/>
-        <w:t>Design icons in app</w:t>
-      </w:r>
-      <w:bookmarkEnd w:id="32"/>
-    </w:p>
-    <w:p>
-      <w:pPr>
-        <w:rPr>
-          <w:rFonts w:ascii="Arial" w:hAnsi="Arial"/>
-          <w:i/>
-          <w:lang w:val="nl-NL"/>
-        </w:rPr>
-      </w:pPr>
-      <w:r>
-        <w:rPr>
-          <w:rFonts w:ascii="Arial" w:hAnsi="Arial"/>
-          <w:i/>
-          <w:lang w:val="nl-NL"/>
-        </w:rPr>
-        <w:t>In deze paragraaf wordt beschreven wat de eisen zijn voor een incoontje binnen de applicatie.</w:t>
-      </w:r>
-    </w:p>
-    <w:p>
-      <w:pPr>
-        <w:rPr>
-          <w:rFonts w:ascii="Arial" w:hAnsi="Arial"/>
-          <w:i/>
-          <w:lang w:val="nl-NL"/>
-        </w:rPr>
-      </w:pPr>
-    </w:p>
-    <w:p>
-      <w:pPr>
-        <w:rPr>
-          <w:rFonts w:ascii="Arial" w:hAnsi="Arial"/>
-          <w:lang w:val="nl-NL"/>
-        </w:rPr>
-      </w:pPr>
-      <w:r>
-        <w:rPr>
-          <w:rFonts w:ascii="Arial" w:hAnsi="Arial"/>
-          <w:lang w:val="nl-NL"/>
-        </w:rPr>
-        <w:t>Alle plaatjes binnen de app moeten ook op ware schaal gemaakt worden, wanneer dit te klein wordt gemaakt moet het programma dit vergroten. Wanneer dit moet gebeuren worden de plaatjes altijd pixelig. Andersom is dit vaak niet zo, maar bij Titanium studio SDK's wel. Wanneer een afbeelding kleiner afgebeeld moet worden dan hij werkelijk is wordt deze ook pixelig. Daarom is het op schaal maken van een plaatje aan te raden om de beste kwaliteit te krijgen.</w:t>
-      </w:r>
-    </w:p>
-    <w:p>
-      <w:pPr>
-        <w:rPr>
-          <w:lang w:val="nl-NL"/>
-        </w:rPr>
-      </w:pPr>
-    </w:p>
-    <w:p>
-      <w:pPr>
-        <w:rPr>
+        <w:t>Samenwerking</w:t>
+      </w:r>
+      <w:bookmarkEnd w:id="29"/>
+    </w:p>
+    <w:p>
+      <w:pPr>
+        <w:rPr>
+          <w:rFonts w:ascii="Arial" w:hAnsi="Arial" w:cs="Arial"/>
+          <w:i/>
+          <w:lang w:val="nl-NL"/>
+        </w:rPr>
+      </w:pPr>
+      <w:r>
+        <w:rPr>
+          <w:rFonts w:ascii="Arial" w:hAnsi="Arial" w:cs="Arial"/>
+          <w:i/>
+          <w:lang w:val="nl-NL"/>
+        </w:rPr>
+        <w:t>In dit hoofdstuk bespreken we de samenwerking binnen onze groep en die met de opdrachtgever.</w:t>
+      </w:r>
+    </w:p>
+    <w:p>
+      <w:pPr>
+        <w:rPr>
+          <w:i/>
+          <w:lang w:val="nl-NL"/>
+        </w:rPr>
+      </w:pPr>
+    </w:p>
+    <w:p>
+      <w:pPr>
+        <w:rPr>
+          <w:rFonts w:ascii="Arial" w:hAnsi="Arial" w:cs="Arial"/>
+          <w:lang w:val="nl-NL"/>
+        </w:rPr>
+      </w:pPr>
+      <w:r>
+        <w:rPr>
+          <w:rFonts w:ascii="Arial" w:hAnsi="Arial" w:cs="Arial"/>
+          <w:lang w:val="nl-NL"/>
+        </w:rPr>
+        <w:t>De samenwerking binnen de groep was erg goed. We waren alle dagen samen aan het werk in het hokje van de opdrachtgever. Iedereen was er doorgaans om een uur of negen en wanneer iemand van ons niet kon werd dit op tijd doorgegeven. We stopten in de regel rond een uur of 3 a vier. In de tussentijd werd er veel overlegd over wat er komen moest en ook op welke manier. Dankzij het gebruik van GitHub als SVN konden we allemaal aan ons eigenstukje werken zonder dat we op een ander hoefden te wachten. Dit was erg handig.</w:t>
+      </w:r>
+    </w:p>
+    <w:p>
+      <w:pPr>
+        <w:rPr>
+          <w:rFonts w:ascii="Arial" w:hAnsi="Arial" w:cs="Arial"/>
+          <w:lang w:val="nl-NL"/>
+        </w:rPr>
+      </w:pPr>
+    </w:p>
+    <w:p>
+      <w:pPr>
+        <w:rPr>
+          <w:rFonts w:ascii="Arial" w:hAnsi="Arial" w:cs="Arial"/>
+          <w:lang w:val="nl-NL"/>
+        </w:rPr>
+      </w:pPr>
+      <w:r>
+        <w:rPr>
+          <w:rFonts w:ascii="Arial" w:hAnsi="Arial" w:cs="Arial"/>
+          <w:lang w:val="nl-NL"/>
+        </w:rPr>
+        <w:t>De samenwerking met de opdrachtgever was ook wel aardig goed. De opdrachtgever heeft zelf een studie informatica afgerond en dit had als voordeel dat we toch iets technischer konden praten. Het was alleen wel iets lastiger om een afspraak met de opdrachtgever te krijgen. Hij kwam niet altijd opdagen op afspraken en soms werden ze ook niet nageleefd.</w:t>
+      </w:r>
+    </w:p>
+    <w:p>
+      <w:pPr>
+        <w:rPr>
+          <w:rFonts w:ascii="Arial" w:hAnsi="Arial" w:cs="Arial"/>
+          <w:sz w:val="22"/>
           <w:lang w:val="nl-NL"/>
         </w:rPr>
         <w:sectPr>
-          <w:headerReference w:type="default" r:id="rId46"/>
-          <w:type w:val="continuous"/>
+          <w:headerReference w:type="default" r:id="rId45"/>
           <w:pgSz w:w="11900" w:h="16840"/>
           <w:pgMar w:top="1440" w:right="1440" w:bottom="1440" w:left="1440" w:header="708" w:footer="708" w:gutter="0"/>
           <w:cols w:space="708"/>
@@ -14937,23 +13964,1044 @@
     </w:p>
     <w:p>
       <w:pPr>
-        <w:rPr>
-          <w:rFonts w:asciiTheme="majorHAnsi" w:eastAsiaTheme="majorEastAsia" w:hAnsiTheme="majorHAnsi" w:cstheme="majorBidi"/>
-          <w:b/>
-          <w:bCs/>
-          <w:color w:val="345A8A" w:themeColor="accent1" w:themeShade="B5"/>
-          <w:sz w:val="32"/>
-          <w:szCs w:val="32"/>
-          <w:lang w:val="nl-NL"/>
-        </w:rPr>
-      </w:pPr>
+        <w:pStyle w:val="Kop1"/>
+        <w:rPr>
+          <w:lang w:val="nl-NL"/>
+        </w:rPr>
+      </w:pPr>
+      <w:bookmarkStart w:id="30" w:name="_Toc201037038"/>
       <w:r>
         <w:rPr>
           <w:lang w:val="nl-NL"/>
         </w:rPr>
         <w:lastRenderedPageBreak/>
-        <w:br w:type="page"/>
-      </w:r>
+        <w:t>6</w:t>
+      </w:r>
+      <w:r>
+        <w:rPr>
+          <w:lang w:val="nl-NL"/>
+        </w:rPr>
+        <w:tab/>
+        <w:t>Conclusies</w:t>
+      </w:r>
+      <w:bookmarkEnd w:id="30"/>
+    </w:p>
+    <w:p>
+      <w:pPr>
+        <w:rPr>
+          <w:rFonts w:ascii="Arial" w:hAnsi="Arial" w:cs="Arial"/>
+          <w:i/>
+          <w:lang w:val="nl-NL"/>
+        </w:rPr>
+      </w:pPr>
+      <w:r>
+        <w:rPr>
+          <w:rFonts w:ascii="Arial" w:hAnsi="Arial" w:cs="Arial"/>
+          <w:i/>
+          <w:lang w:val="nl-NL"/>
+        </w:rPr>
+        <w:t>In dit hoofdstuk worden de conclusies beschreven en worden enkele aanbevelingen gegeven.</w:t>
+      </w:r>
+    </w:p>
+    <w:p>
+      <w:pPr>
+        <w:rPr>
+          <w:rFonts w:ascii="Arial" w:hAnsi="Arial" w:cs="Arial"/>
+          <w:lang w:val="nl-NL"/>
+        </w:rPr>
+      </w:pPr>
+    </w:p>
+    <w:p>
+      <w:pPr>
+        <w:rPr>
+          <w:rFonts w:ascii="Arial" w:hAnsi="Arial" w:cs="Arial"/>
+          <w:lang w:val="nl-NL"/>
+        </w:rPr>
+      </w:pPr>
+    </w:p>
+    <w:p>
+      <w:pPr>
+        <w:rPr>
+          <w:rFonts w:ascii="Arial" w:hAnsi="Arial" w:cs="Arial"/>
+          <w:lang w:val="nl-NL"/>
+        </w:rPr>
+      </w:pPr>
+      <w:r>
+        <w:rPr>
+          <w:rFonts w:ascii="Arial" w:hAnsi="Arial" w:cs="Arial"/>
+          <w:lang w:val="nl-NL"/>
+        </w:rPr>
+        <w:t xml:space="preserve">Om een </w:t>
+      </w:r>
+      <w:r>
+        <w:rPr>
+          <w:rFonts w:ascii="Arial" w:hAnsi="Arial" w:cs="Arial"/>
+          <w:i/>
+          <w:lang w:val="nl-NL"/>
+        </w:rPr>
+        <w:t>App</w:t>
+      </w:r>
+      <w:r>
+        <w:rPr>
+          <w:rFonts w:ascii="Arial" w:hAnsi="Arial" w:cs="Arial"/>
+          <w:lang w:val="nl-NL"/>
+        </w:rPr>
+        <w:t xml:space="preserve"> gebruiksvriendelijk</w:t>
+      </w:r>
+      <w:r>
+        <w:rPr>
+          <w:rFonts w:ascii="Arial" w:hAnsi="Arial" w:cs="Arial"/>
+          <w:lang w:val="nl-NL"/>
+        </w:rPr>
+        <w:t xml:space="preserve"> te maken zijn er een aantal dingen waar rekening mee moet worden gehouden:</w:t>
+      </w:r>
+    </w:p>
+    <w:p>
+      <w:pPr>
+        <w:pStyle w:val="Lijstalinea"/>
+        <w:numPr>
+          <w:ilvl w:val="0"/>
+          <w:numId w:val="25"/>
+        </w:numPr>
+        <w:rPr>
+          <w:rFonts w:ascii="Arial" w:hAnsi="Arial" w:cs="Arial"/>
+          <w:lang w:val="nl-NL"/>
+        </w:rPr>
+      </w:pPr>
+      <w:r>
+        <w:rPr>
+          <w:rFonts w:ascii="Arial" w:hAnsi="Arial" w:cs="Arial"/>
+          <w:lang w:val="nl-NL"/>
+        </w:rPr>
+        <w:t xml:space="preserve">De </w:t>
+      </w:r>
+      <w:r>
+        <w:rPr>
+          <w:rFonts w:ascii="Arial" w:hAnsi="Arial" w:cs="Arial"/>
+          <w:i/>
+          <w:lang w:val="nl-NL"/>
+        </w:rPr>
+        <w:t xml:space="preserve">App </w:t>
+      </w:r>
+      <w:r>
+        <w:rPr>
+          <w:rFonts w:ascii="Arial" w:hAnsi="Arial" w:cs="Arial"/>
+          <w:lang w:val="nl-NL"/>
+        </w:rPr>
+        <w:t>moet makkelijk sluiten.</w:t>
+      </w:r>
+    </w:p>
+    <w:p>
+      <w:pPr>
+        <w:pStyle w:val="Lijstalinea"/>
+        <w:numPr>
+          <w:ilvl w:val="0"/>
+          <w:numId w:val="25"/>
+        </w:numPr>
+        <w:rPr>
+          <w:rFonts w:ascii="Arial" w:hAnsi="Arial" w:cs="Arial"/>
+          <w:lang w:val="nl-NL"/>
+        </w:rPr>
+      </w:pPr>
+      <w:r>
+        <w:rPr>
+          <w:rFonts w:ascii="Arial" w:hAnsi="Arial" w:cs="Arial"/>
+          <w:lang w:val="nl-NL"/>
+        </w:rPr>
+        <w:t xml:space="preserve">De gegevens moeten zo weinig mogelijk </w:t>
+      </w:r>
+      <w:r>
+        <w:rPr>
+          <w:rFonts w:ascii="Arial" w:hAnsi="Arial" w:cs="Arial"/>
+          <w:lang w:val="nl-NL"/>
+        </w:rPr>
+        <w:t>intern geheugen in beslag nemen.</w:t>
+      </w:r>
+    </w:p>
+    <w:p>
+      <w:pPr>
+        <w:pStyle w:val="Lijstalinea"/>
+        <w:numPr>
+          <w:ilvl w:val="0"/>
+          <w:numId w:val="25"/>
+        </w:numPr>
+        <w:rPr>
+          <w:rFonts w:ascii="Arial" w:hAnsi="Arial" w:cs="Arial"/>
+          <w:lang w:val="nl-NL"/>
+        </w:rPr>
+      </w:pPr>
+      <w:r>
+        <w:rPr>
+          <w:rFonts w:ascii="Arial" w:hAnsi="Arial" w:cs="Arial"/>
+          <w:lang w:val="nl-NL"/>
+        </w:rPr>
+        <w:t xml:space="preserve">De </w:t>
+      </w:r>
+      <w:r>
+        <w:rPr>
+          <w:rFonts w:ascii="Arial" w:hAnsi="Arial" w:cs="Arial"/>
+          <w:i/>
+          <w:lang w:val="nl-NL"/>
+        </w:rPr>
+        <w:t xml:space="preserve">App </w:t>
+      </w:r>
+      <w:r>
+        <w:rPr>
+          <w:rFonts w:ascii="Arial" w:hAnsi="Arial" w:cs="Arial"/>
+          <w:lang w:val="nl-NL"/>
+        </w:rPr>
+        <w:t>moet overzichtelijk zijn, zodat het navigeren vlot en gemakkelijk gaat.</w:t>
+      </w:r>
+    </w:p>
+    <w:p>
+      <w:pPr>
+        <w:pStyle w:val="Lijstalinea"/>
+        <w:numPr>
+          <w:ilvl w:val="0"/>
+          <w:numId w:val="25"/>
+        </w:numPr>
+        <w:rPr>
+          <w:rFonts w:ascii="Arial" w:hAnsi="Arial" w:cs="Arial"/>
+          <w:lang w:val="nl-NL"/>
+        </w:rPr>
+      </w:pPr>
+      <w:r>
+        <w:rPr>
+          <w:rFonts w:ascii="Arial" w:hAnsi="Arial" w:cs="Arial"/>
+          <w:lang w:val="nl-NL"/>
+        </w:rPr>
+        <w:t xml:space="preserve">De </w:t>
+      </w:r>
+      <w:r>
+        <w:rPr>
+          <w:rFonts w:ascii="Arial" w:hAnsi="Arial" w:cs="Arial"/>
+          <w:i/>
+          <w:lang w:val="nl-NL"/>
+        </w:rPr>
+        <w:t>App</w:t>
+      </w:r>
+      <w:r>
+        <w:rPr>
+          <w:rFonts w:ascii="Arial" w:hAnsi="Arial" w:cs="Arial"/>
+          <w:lang w:val="nl-NL"/>
+        </w:rPr>
+        <w:t xml:space="preserve"> moet snel zijn, mense</w:t>
+      </w:r>
+      <w:r>
+        <w:rPr>
+          <w:rFonts w:ascii="Arial" w:hAnsi="Arial" w:cs="Arial"/>
+          <w:lang w:val="nl-NL"/>
+        </w:rPr>
+        <w:t>n</w:t>
+      </w:r>
+      <w:r>
+        <w:rPr>
+          <w:rFonts w:ascii="Arial" w:hAnsi="Arial" w:cs="Arial"/>
+          <w:lang w:val="nl-NL"/>
+        </w:rPr>
+        <w:t xml:space="preserve"> houden nou eenmaal niet van wachten.</w:t>
+      </w:r>
+    </w:p>
+    <w:p>
+      <w:pPr>
+        <w:pStyle w:val="Lijstalinea"/>
+        <w:numPr>
+          <w:ilvl w:val="0"/>
+          <w:numId w:val="25"/>
+        </w:numPr>
+        <w:rPr>
+          <w:rFonts w:ascii="Arial" w:hAnsi="Arial" w:cs="Arial"/>
+          <w:lang w:val="nl-NL"/>
+        </w:rPr>
+      </w:pPr>
+      <w:r>
+        <w:rPr>
+          <w:rFonts w:ascii="Arial" w:hAnsi="Arial" w:cs="Arial"/>
+          <w:lang w:val="nl-NL"/>
+        </w:rPr>
+        <w:t>Zorg ervoo</w:t>
+      </w:r>
+      <w:r>
+        <w:rPr>
+          <w:rFonts w:ascii="Arial" w:hAnsi="Arial" w:cs="Arial"/>
+          <w:lang w:val="nl-NL"/>
+        </w:rPr>
+        <w:t>r dat,</w:t>
+      </w:r>
+      <w:r>
+        <w:rPr>
+          <w:rFonts w:ascii="Arial" w:hAnsi="Arial" w:cs="Arial"/>
+          <w:lang w:val="nl-NL"/>
+        </w:rPr>
+        <w:t xml:space="preserve"> wanneer de app op de achtergrond draait, er niet teveel energie wordt gebruikt.</w:t>
+      </w:r>
+    </w:p>
+    <w:p>
+      <w:pPr>
+        <w:pStyle w:val="Lijstalinea"/>
+        <w:numPr>
+          <w:ilvl w:val="0"/>
+          <w:numId w:val="25"/>
+        </w:numPr>
+        <w:rPr>
+          <w:rFonts w:ascii="Arial" w:hAnsi="Arial" w:cs="Arial"/>
+          <w:lang w:val="nl-NL"/>
+        </w:rPr>
+      </w:pPr>
+      <w:r>
+        <w:rPr>
+          <w:rFonts w:ascii="Arial" w:hAnsi="Arial" w:cs="Arial"/>
+          <w:lang w:val="nl-NL"/>
+        </w:rPr>
+        <w:t>Probeer zo volledig mogelijk de mogelijkheden van de telefoon te benutten.</w:t>
+      </w:r>
+    </w:p>
+    <w:p>
+      <w:pPr>
+        <w:pStyle w:val="Lijstalinea"/>
+        <w:numPr>
+          <w:ilvl w:val="0"/>
+          <w:numId w:val="25"/>
+        </w:numPr>
+        <w:rPr>
+          <w:rFonts w:ascii="Arial" w:hAnsi="Arial" w:cs="Arial"/>
+          <w:lang w:val="nl-NL"/>
+        </w:rPr>
+      </w:pPr>
+      <w:r>
+        <w:rPr>
+          <w:rFonts w:ascii="Arial" w:hAnsi="Arial" w:cs="Arial"/>
+          <w:lang w:val="nl-NL"/>
+        </w:rPr>
+        <w:t xml:space="preserve">De </w:t>
+      </w:r>
+      <w:r>
+        <w:rPr>
+          <w:rFonts w:ascii="Arial" w:hAnsi="Arial" w:cs="Arial"/>
+          <w:i/>
+          <w:lang w:val="nl-NL"/>
+        </w:rPr>
+        <w:t>App</w:t>
+      </w:r>
+      <w:r>
+        <w:rPr>
+          <w:rFonts w:ascii="Arial" w:hAnsi="Arial" w:cs="Arial"/>
+          <w:lang w:val="nl-NL"/>
+        </w:rPr>
+        <w:t xml:space="preserve"> moet de gebruiker feedback geven.</w:t>
+      </w:r>
+    </w:p>
+    <w:p>
+      <w:pPr>
+        <w:pStyle w:val="Lijstalinea"/>
+        <w:numPr>
+          <w:ilvl w:val="0"/>
+          <w:numId w:val="25"/>
+        </w:numPr>
+        <w:rPr>
+          <w:rFonts w:ascii="Arial" w:hAnsi="Arial" w:cs="Arial"/>
+          <w:lang w:val="nl-NL"/>
+        </w:rPr>
+      </w:pPr>
+      <w:r>
+        <w:rPr>
+          <w:rFonts w:ascii="Arial" w:hAnsi="Arial" w:cs="Arial"/>
+          <w:lang w:val="nl-NL"/>
+        </w:rPr>
+        <w:t>De bediening moet simpel en snel aan te leren zijn.</w:t>
+      </w:r>
+    </w:p>
+    <w:p>
+      <w:pPr>
+        <w:rPr>
+          <w:rFonts w:ascii="Arial" w:hAnsi="Arial" w:cs="Arial"/>
+          <w:lang w:val="nl-NL"/>
+        </w:rPr>
+      </w:pPr>
+    </w:p>
+    <w:p>
+      <w:pPr>
+        <w:rPr>
+          <w:rFonts w:ascii="Arial" w:hAnsi="Arial" w:cs="Arial"/>
+          <w:lang w:val="nl-NL"/>
+        </w:rPr>
+      </w:pPr>
+      <w:r>
+        <w:rPr>
+          <w:rFonts w:ascii="Arial" w:hAnsi="Arial" w:cs="Arial"/>
+          <w:lang w:val="nl-NL"/>
+        </w:rPr>
+        <w:t xml:space="preserve">De grootste verschillen tussen </w:t>
+      </w:r>
+      <w:r>
+        <w:rPr>
+          <w:rFonts w:ascii="Arial" w:hAnsi="Arial" w:cs="Arial"/>
+          <w:i/>
+          <w:lang w:val="nl-NL"/>
+        </w:rPr>
+        <w:t>iOS</w:t>
+      </w:r>
+      <w:r>
+        <w:rPr>
+          <w:rFonts w:ascii="Arial" w:hAnsi="Arial" w:cs="Arial"/>
+          <w:lang w:val="nl-NL"/>
+        </w:rPr>
+        <w:t xml:space="preserve"> en </w:t>
+      </w:r>
+      <w:r>
+        <w:rPr>
+          <w:rFonts w:ascii="Arial" w:hAnsi="Arial" w:cs="Arial"/>
+          <w:i/>
+          <w:lang w:val="nl-NL"/>
+        </w:rPr>
+        <w:t>Android</w:t>
+      </w:r>
+      <w:r>
+        <w:rPr>
+          <w:rFonts w:ascii="Arial" w:hAnsi="Arial" w:cs="Arial"/>
+          <w:lang w:val="nl-NL"/>
+        </w:rPr>
+        <w:t xml:space="preserve"> zijn:</w:t>
+      </w:r>
+    </w:p>
+    <w:p>
+      <w:pPr>
+        <w:pStyle w:val="Lijstalinea"/>
+        <w:numPr>
+          <w:ilvl w:val="0"/>
+          <w:numId w:val="16"/>
+        </w:numPr>
+        <w:rPr>
+          <w:rFonts w:ascii="Arial" w:hAnsi="Arial" w:cs="Arial"/>
+          <w:lang w:val="nl-NL"/>
+        </w:rPr>
+      </w:pPr>
+      <w:r>
+        <w:rPr>
+          <w:rFonts w:ascii="Arial" w:hAnsi="Arial" w:cs="Arial"/>
+          <w:i/>
+          <w:lang w:val="nl-NL"/>
+        </w:rPr>
+        <w:t>iOS</w:t>
+      </w:r>
+      <w:r>
+        <w:rPr>
+          <w:rFonts w:ascii="Arial" w:hAnsi="Arial" w:cs="Arial"/>
+          <w:lang w:val="nl-NL"/>
+        </w:rPr>
+        <w:t xml:space="preserve"> heeft maar één type telefoon en </w:t>
+      </w:r>
+      <w:r>
+        <w:rPr>
+          <w:rFonts w:ascii="Arial" w:hAnsi="Arial" w:cs="Arial"/>
+          <w:i/>
+          <w:lang w:val="nl-NL"/>
+        </w:rPr>
+        <w:t>tablet</w:t>
+      </w:r>
+      <w:r>
+        <w:rPr>
+          <w:rFonts w:ascii="Arial" w:hAnsi="Arial" w:cs="Arial"/>
+          <w:lang w:val="nl-NL"/>
+        </w:rPr>
+        <w:t xml:space="preserve"> van hetzelfde merk. </w:t>
+      </w:r>
+      <w:r>
+        <w:rPr>
+          <w:rFonts w:ascii="Arial" w:hAnsi="Arial" w:cs="Arial"/>
+          <w:i/>
+          <w:lang w:val="nl-NL"/>
+        </w:rPr>
+        <w:t>Android</w:t>
+      </w:r>
+      <w:r>
+        <w:rPr>
+          <w:rFonts w:ascii="Arial" w:hAnsi="Arial" w:cs="Arial"/>
+          <w:lang w:val="nl-NL"/>
+        </w:rPr>
+        <w:t xml:space="preserve"> heeft daarentegen meerdere types telefoons en </w:t>
+      </w:r>
+      <w:r>
+        <w:rPr>
+          <w:rFonts w:ascii="Arial" w:hAnsi="Arial" w:cs="Arial"/>
+          <w:i/>
+          <w:lang w:val="nl-NL"/>
+        </w:rPr>
+        <w:t>tablets</w:t>
+      </w:r>
+      <w:r>
+        <w:rPr>
+          <w:rFonts w:ascii="Arial" w:hAnsi="Arial" w:cs="Arial"/>
+          <w:lang w:val="nl-NL"/>
+        </w:rPr>
+        <w:t xml:space="preserve"> van verschillende merken.</w:t>
+      </w:r>
+    </w:p>
+    <w:p>
+      <w:pPr>
+        <w:pStyle w:val="Lijstalinea"/>
+        <w:numPr>
+          <w:ilvl w:val="0"/>
+          <w:numId w:val="16"/>
+        </w:numPr>
+        <w:rPr>
+          <w:rFonts w:ascii="Arial" w:hAnsi="Arial" w:cs="Arial"/>
+          <w:lang w:val="nl-NL"/>
+        </w:rPr>
+      </w:pPr>
+      <w:r>
+        <w:rPr>
+          <w:rFonts w:ascii="Arial" w:hAnsi="Arial" w:cs="Arial"/>
+          <w:i/>
+          <w:lang w:val="nl-NL"/>
+        </w:rPr>
+        <w:t>iOS</w:t>
+      </w:r>
+      <w:r>
+        <w:rPr>
+          <w:rFonts w:ascii="Arial" w:hAnsi="Arial" w:cs="Arial"/>
+          <w:lang w:val="nl-NL"/>
+        </w:rPr>
+        <w:t xml:space="preserve"> heeft niet de mogelijkheid, in tegenstelling tot </w:t>
+      </w:r>
+      <w:r>
+        <w:rPr>
+          <w:rFonts w:ascii="Arial" w:hAnsi="Arial" w:cs="Arial"/>
+          <w:i/>
+          <w:lang w:val="nl-NL"/>
+        </w:rPr>
+        <w:t>Android</w:t>
+      </w:r>
+      <w:r>
+        <w:rPr>
+          <w:rFonts w:ascii="Arial" w:hAnsi="Arial" w:cs="Arial"/>
+          <w:lang w:val="nl-NL"/>
+        </w:rPr>
+        <w:t>, om de telefoon helemaal te personaliseren.</w:t>
+      </w:r>
+    </w:p>
+    <w:p>
+      <w:pPr>
+        <w:rPr>
+          <w:rFonts w:ascii="Arial" w:hAnsi="Arial" w:cs="Arial"/>
+          <w:lang w:val="nl-NL"/>
+        </w:rPr>
+      </w:pPr>
+    </w:p>
+    <w:p>
+      <w:pPr>
+        <w:rPr>
+          <w:rFonts w:ascii="Arial" w:hAnsi="Arial" w:cs="Arial"/>
+          <w:lang w:val="nl-NL"/>
+        </w:rPr>
+      </w:pPr>
+      <w:r>
+        <w:rPr>
+          <w:rFonts w:ascii="Arial" w:hAnsi="Arial" w:cs="Arial"/>
+          <w:lang w:val="nl-NL"/>
+        </w:rPr>
+        <w:t>De applicatie wordt goed werkend op beide platformen, door een goede ontwikkelomgeving te kiezen, wa</w:t>
+      </w:r>
+      <w:r>
+        <w:rPr>
+          <w:rFonts w:ascii="Arial" w:hAnsi="Arial" w:cs="Arial"/>
+          <w:lang w:val="nl-NL"/>
+        </w:rPr>
+        <w:t>arin er gemakkelijk onderscheid</w:t>
+      </w:r>
+      <w:r>
+        <w:rPr>
+          <w:rFonts w:ascii="Arial" w:hAnsi="Arial" w:cs="Arial"/>
+          <w:lang w:val="nl-NL"/>
+        </w:rPr>
+        <w:t xml:space="preserve"> kan worden gemaakt tussen </w:t>
+      </w:r>
+      <w:r>
+        <w:rPr>
+          <w:rFonts w:ascii="Arial" w:hAnsi="Arial" w:cs="Arial"/>
+          <w:i/>
+          <w:lang w:val="nl-NL"/>
+        </w:rPr>
+        <w:t>iOS</w:t>
+      </w:r>
+      <w:r>
+        <w:rPr>
+          <w:rFonts w:ascii="Arial" w:hAnsi="Arial" w:cs="Arial"/>
+          <w:lang w:val="nl-NL"/>
+        </w:rPr>
+        <w:t xml:space="preserve"> en </w:t>
+      </w:r>
+      <w:r>
+        <w:rPr>
+          <w:rFonts w:ascii="Arial" w:hAnsi="Arial" w:cs="Arial"/>
+          <w:i/>
+          <w:lang w:val="nl-NL"/>
+        </w:rPr>
+        <w:t>Android</w:t>
+      </w:r>
+      <w:r>
+        <w:rPr>
+          <w:rFonts w:ascii="Arial" w:hAnsi="Arial" w:cs="Arial"/>
+          <w:lang w:val="nl-NL"/>
+        </w:rPr>
+        <w:t>.</w:t>
+      </w:r>
+    </w:p>
+    <w:p>
+      <w:pPr>
+        <w:rPr>
+          <w:rFonts w:ascii="Arial" w:hAnsi="Arial" w:cs="Arial"/>
+          <w:lang w:val="nl-NL"/>
+        </w:rPr>
+      </w:pPr>
+    </w:p>
+    <w:p>
+      <w:pPr>
+        <w:rPr>
+          <w:rFonts w:ascii="Arial" w:hAnsi="Arial" w:cs="Arial"/>
+          <w:lang w:val="nl-NL"/>
+        </w:rPr>
+      </w:pPr>
+      <w:r>
+        <w:rPr>
+          <w:rFonts w:ascii="Arial" w:hAnsi="Arial" w:cs="Arial"/>
+          <w:lang w:val="nl-NL"/>
+        </w:rPr>
+        <w:t xml:space="preserve">De ontwikkelomgeving die gekozen is: </w:t>
+      </w:r>
+      <w:r>
+        <w:rPr>
+          <w:rFonts w:ascii="Arial" w:hAnsi="Arial" w:cs="Arial"/>
+          <w:i/>
+          <w:lang w:val="nl-NL"/>
+        </w:rPr>
+        <w:t>Titanium Studio</w:t>
+      </w:r>
+      <w:r>
+        <w:rPr>
+          <w:rFonts w:ascii="Arial" w:hAnsi="Arial" w:cs="Arial"/>
+          <w:lang w:val="nl-NL"/>
+        </w:rPr>
+        <w:t xml:space="preserve">. Het grootste voordeel hiervan is, dat je snel en cross </w:t>
+      </w:r>
+      <w:r>
+        <w:rPr>
+          <w:rFonts w:ascii="Arial" w:hAnsi="Arial" w:cs="Arial"/>
+          <w:i/>
+          <w:lang w:val="nl-NL"/>
+        </w:rPr>
+        <w:t>platform</w:t>
+      </w:r>
+      <w:r>
+        <w:rPr>
+          <w:rFonts w:ascii="Arial" w:hAnsi="Arial" w:cs="Arial"/>
+          <w:lang w:val="nl-NL"/>
+        </w:rPr>
+        <w:t xml:space="preserve">, </w:t>
+      </w:r>
+      <w:r>
+        <w:rPr>
+          <w:rFonts w:ascii="Arial" w:hAnsi="Arial" w:cs="Arial"/>
+          <w:i/>
+          <w:lang w:val="nl-NL"/>
+        </w:rPr>
+        <w:t>native</w:t>
+      </w:r>
+      <w:r>
+        <w:rPr>
+          <w:rFonts w:ascii="Arial" w:hAnsi="Arial" w:cs="Arial"/>
+          <w:lang w:val="nl-NL"/>
+        </w:rPr>
+        <w:t xml:space="preserve"> </w:t>
+      </w:r>
+      <w:r>
+        <w:rPr>
+          <w:rFonts w:ascii="Arial" w:hAnsi="Arial" w:cs="Arial"/>
+          <w:i/>
+          <w:lang w:val="nl-NL"/>
+        </w:rPr>
+        <w:t>Apps</w:t>
+      </w:r>
+      <w:r>
+        <w:rPr>
+          <w:rFonts w:ascii="Arial" w:hAnsi="Arial" w:cs="Arial"/>
+          <w:lang w:val="nl-NL"/>
+        </w:rPr>
+        <w:t xml:space="preserve"> kunt ontwikkelen, met een populaire </w:t>
+      </w:r>
+      <w:r>
+        <w:rPr>
+          <w:rFonts w:ascii="Arial" w:hAnsi="Arial" w:cs="Arial"/>
+          <w:lang w:val="nl-NL"/>
+        </w:rPr>
+        <w:t>programmeertaal</w:t>
+      </w:r>
+      <w:r>
+        <w:rPr>
+          <w:rFonts w:ascii="Arial" w:hAnsi="Arial" w:cs="Arial"/>
+          <w:lang w:val="nl-NL"/>
+        </w:rPr>
+        <w:t xml:space="preserve">, genaamd </w:t>
+      </w:r>
+      <w:r>
+        <w:rPr>
+          <w:rFonts w:ascii="Arial" w:hAnsi="Arial" w:cs="Arial"/>
+          <w:i/>
+          <w:lang w:val="nl-NL"/>
+        </w:rPr>
+        <w:t>JavaScript</w:t>
+      </w:r>
+      <w:r>
+        <w:rPr>
+          <w:rFonts w:ascii="Arial" w:hAnsi="Arial" w:cs="Arial"/>
+          <w:lang w:val="nl-NL"/>
+        </w:rPr>
+        <w:t>.</w:t>
+      </w:r>
+    </w:p>
+    <w:p>
+      <w:pPr>
+        <w:rPr>
+          <w:rFonts w:ascii="Arial" w:hAnsi="Arial" w:cs="Arial"/>
+          <w:lang w:val="nl-NL"/>
+        </w:rPr>
+      </w:pPr>
+    </w:p>
+    <w:p>
+      <w:pPr>
+        <w:rPr>
+          <w:rFonts w:ascii="Arial" w:hAnsi="Arial" w:cs="Arial"/>
+          <w:lang w:val="nl-NL"/>
+        </w:rPr>
+      </w:pPr>
+      <w:r>
+        <w:rPr>
+          <w:rFonts w:ascii="Arial" w:hAnsi="Arial" w:cs="Arial"/>
+          <w:lang w:val="nl-NL"/>
+        </w:rPr>
+        <w:t xml:space="preserve">Om de punten op de kaart te krijgen, zijn er de standaard ingebouwde </w:t>
+      </w:r>
+      <w:r>
+        <w:rPr>
+          <w:rFonts w:ascii="Arial" w:hAnsi="Arial" w:cs="Arial"/>
+          <w:i/>
+          <w:lang w:val="nl-NL"/>
+        </w:rPr>
+        <w:t>annotations</w:t>
+      </w:r>
+      <w:r>
+        <w:rPr>
+          <w:rFonts w:ascii="Arial" w:hAnsi="Arial" w:cs="Arial"/>
+          <w:lang w:val="nl-NL"/>
+        </w:rPr>
+        <w:t xml:space="preserve"> van </w:t>
+      </w:r>
+      <w:r>
+        <w:rPr>
+          <w:rFonts w:ascii="Arial" w:hAnsi="Arial" w:cs="Arial"/>
+          <w:i/>
+          <w:lang w:val="nl-NL"/>
+        </w:rPr>
+        <w:t>Google Maps</w:t>
+      </w:r>
+      <w:r>
+        <w:rPr>
+          <w:rFonts w:ascii="Arial" w:hAnsi="Arial" w:cs="Arial"/>
+          <w:lang w:val="nl-NL"/>
+        </w:rPr>
+        <w:t xml:space="preserve">. </w:t>
+      </w:r>
+    </w:p>
+    <w:p>
+      <w:pPr>
+        <w:rPr>
+          <w:rFonts w:ascii="Arial" w:hAnsi="Arial" w:cs="Arial"/>
+          <w:lang w:val="nl-NL"/>
+        </w:rPr>
+      </w:pPr>
+      <w:r>
+        <w:rPr>
+          <w:rFonts w:ascii="Arial" w:hAnsi="Arial" w:cs="Arial"/>
+          <w:lang w:val="nl-NL"/>
+        </w:rPr>
+        <w:t>Om ze overzichtelijk op e</w:t>
+      </w:r>
+      <w:r>
+        <w:rPr>
+          <w:rFonts w:ascii="Arial" w:hAnsi="Arial" w:cs="Arial"/>
+          <w:lang w:val="nl-NL"/>
+        </w:rPr>
+        <w:t xml:space="preserve">en scherm te laten zien is er de mogelijkheid om </w:t>
+      </w:r>
+      <w:r>
+        <w:rPr>
+          <w:rFonts w:ascii="Arial" w:hAnsi="Arial" w:cs="Arial"/>
+          <w:lang w:val="nl-NL"/>
+        </w:rPr>
+        <w:t xml:space="preserve">zodra je </w:t>
+      </w:r>
+      <w:r>
+        <w:rPr>
+          <w:rFonts w:ascii="Arial" w:hAnsi="Arial" w:cs="Arial"/>
+          <w:i/>
+          <w:lang w:val="nl-NL"/>
+        </w:rPr>
+        <w:t>uitzoomt</w:t>
+      </w:r>
+      <w:r>
+        <w:rPr>
+          <w:rFonts w:ascii="Arial" w:hAnsi="Arial" w:cs="Arial"/>
+          <w:lang w:val="nl-NL"/>
+        </w:rPr>
+        <w:t xml:space="preserve"> op een kaart </w:t>
+      </w:r>
+      <w:r>
+        <w:rPr>
+          <w:rFonts w:ascii="Arial" w:hAnsi="Arial" w:cs="Arial"/>
+          <w:lang w:val="nl-NL"/>
+        </w:rPr>
+        <w:t xml:space="preserve">de </w:t>
+      </w:r>
+      <w:r>
+        <w:rPr>
+          <w:rFonts w:ascii="Arial" w:hAnsi="Arial" w:cs="Arial"/>
+          <w:i/>
+          <w:lang w:val="nl-NL"/>
+        </w:rPr>
+        <w:t>annotations</w:t>
+      </w:r>
+      <w:r>
+        <w:rPr>
+          <w:rFonts w:ascii="Arial" w:hAnsi="Arial" w:cs="Arial"/>
+          <w:lang w:val="nl-NL"/>
+        </w:rPr>
+        <w:t xml:space="preserve"> te groeperen in hoeveelheden. </w:t>
+      </w:r>
+    </w:p>
+    <w:p>
+      <w:pPr>
+        <w:rPr>
+          <w:rFonts w:ascii="Arial" w:hAnsi="Arial" w:cs="Arial"/>
+          <w:lang w:val="nl-NL"/>
+        </w:rPr>
+      </w:pPr>
+    </w:p>
+    <w:p>
+      <w:pPr>
+        <w:rPr>
+          <w:lang w:val="nl-NL"/>
+        </w:rPr>
+      </w:pPr>
+      <w:r>
+        <w:rPr>
+          <w:rFonts w:ascii="Arial" w:hAnsi="Arial" w:cs="Arial"/>
+          <w:lang w:val="nl-NL"/>
+        </w:rPr>
+        <w:t xml:space="preserve">De huidige positie wordt bepaald door middel van </w:t>
+      </w:r>
+      <w:r>
+        <w:rPr>
+          <w:rFonts w:ascii="Arial" w:hAnsi="Arial" w:cs="Arial"/>
+          <w:i/>
+          <w:lang w:val="nl-NL"/>
+        </w:rPr>
+        <w:t>GPS</w:t>
+      </w:r>
+      <w:r>
+        <w:rPr>
+          <w:rFonts w:ascii="Arial" w:hAnsi="Arial" w:cs="Arial"/>
+          <w:lang w:val="nl-NL"/>
+        </w:rPr>
+        <w:t xml:space="preserve">, hiermee wordt via </w:t>
+      </w:r>
+      <w:r>
+        <w:rPr>
+          <w:rFonts w:ascii="Arial" w:hAnsi="Arial" w:cs="Arial"/>
+          <w:lang w:val="nl-NL"/>
+        </w:rPr>
+        <w:t>satellieten</w:t>
+      </w:r>
+      <w:r>
+        <w:rPr>
+          <w:rFonts w:ascii="Arial" w:hAnsi="Arial" w:cs="Arial"/>
+          <w:lang w:val="nl-NL"/>
+        </w:rPr>
+        <w:t xml:space="preserve"> de huidige positie bepaald. Om hierna een </w:t>
+      </w:r>
+      <w:r>
+        <w:rPr>
+          <w:rFonts w:ascii="Arial" w:hAnsi="Arial" w:cs="Arial"/>
+          <w:i/>
+          <w:lang w:val="nl-NL"/>
+        </w:rPr>
+        <w:t>trail</w:t>
+      </w:r>
+      <w:r>
+        <w:rPr>
+          <w:rFonts w:ascii="Arial" w:hAnsi="Arial" w:cs="Arial"/>
+          <w:lang w:val="nl-NL"/>
+        </w:rPr>
+        <w:t xml:space="preserve"> op de kaart te tonen is niet lastig. De huidige positie wordt onthouden en zodra deze zich verplaatst wordt er een stip op de kaart getoond die de </w:t>
+      </w:r>
+      <w:r>
+        <w:rPr>
+          <w:rFonts w:ascii="Arial" w:hAnsi="Arial" w:cs="Arial"/>
+          <w:i/>
+          <w:lang w:val="nl-NL"/>
+        </w:rPr>
+        <w:t>trail</w:t>
+      </w:r>
+      <w:r>
+        <w:rPr>
+          <w:rFonts w:ascii="Arial" w:hAnsi="Arial" w:cs="Arial"/>
+          <w:lang w:val="nl-NL"/>
+        </w:rPr>
+        <w:t xml:space="preserve"> vormt </w:t>
+      </w:r>
+    </w:p>
+    <w:p>
+      <w:pPr>
+        <w:rPr>
+          <w:rFonts w:ascii="Arial" w:hAnsi="Arial" w:cs="Arial"/>
+          <w:lang w:val="nl-NL"/>
+        </w:rPr>
+      </w:pPr>
+    </w:p>
+    <w:p>
+      <w:pPr>
+        <w:rPr>
+          <w:rFonts w:ascii="Arial" w:hAnsi="Arial" w:cs="Arial"/>
+          <w:lang w:val="nl-NL"/>
+        </w:rPr>
+      </w:pPr>
+      <w:r>
+        <w:rPr>
+          <w:rFonts w:ascii="Arial" w:hAnsi="Arial" w:cs="Arial"/>
+          <w:lang w:val="nl-NL"/>
+        </w:rPr>
+        <w:t xml:space="preserve">De straal die het beste kan worden gebruikt voor het tonen van de kaart, zodra de gebruiker de </w:t>
+      </w:r>
+      <w:r>
+        <w:rPr>
+          <w:rFonts w:ascii="Arial" w:hAnsi="Arial" w:cs="Arial"/>
+          <w:i/>
+          <w:lang w:val="nl-NL"/>
+        </w:rPr>
+        <w:t>App</w:t>
+      </w:r>
+      <w:r>
+        <w:rPr>
+          <w:rFonts w:ascii="Arial" w:hAnsi="Arial" w:cs="Arial"/>
+          <w:lang w:val="nl-NL"/>
+        </w:rPr>
+        <w:t xml:space="preserve"> opent is de gehele regio waar het om gaat, mits er geen GPS verbinding is.</w:t>
+      </w:r>
+    </w:p>
+    <w:p>
+      <w:pPr>
+        <w:rPr>
+          <w:rFonts w:ascii="Arial" w:hAnsi="Arial" w:cs="Arial"/>
+          <w:lang w:val="nl-NL"/>
+        </w:rPr>
+      </w:pPr>
+    </w:p>
+    <w:p>
+      <w:pPr>
+        <w:rPr>
+          <w:rFonts w:ascii="Arial" w:hAnsi="Arial" w:cs="Arial"/>
+          <w:lang w:val="nl-NL"/>
+        </w:rPr>
+      </w:pPr>
+      <w:r>
+        <w:rPr>
+          <w:rFonts w:ascii="Arial" w:hAnsi="Arial" w:cs="Arial"/>
+          <w:lang w:val="nl-NL"/>
+        </w:rPr>
+        <w:t xml:space="preserve">De beste manier om een kaart in de </w:t>
+      </w:r>
+      <w:r>
+        <w:rPr>
+          <w:rFonts w:ascii="Arial" w:hAnsi="Arial" w:cs="Arial"/>
+          <w:i/>
+          <w:lang w:val="nl-NL"/>
+        </w:rPr>
+        <w:t>App</w:t>
+      </w:r>
+      <w:r>
+        <w:rPr>
+          <w:rFonts w:ascii="Arial" w:hAnsi="Arial" w:cs="Arial"/>
+          <w:lang w:val="nl-NL"/>
+        </w:rPr>
+        <w:t xml:space="preserve"> te krijgen is via </w:t>
+      </w:r>
+      <w:r>
+        <w:rPr>
+          <w:rFonts w:ascii="Arial" w:hAnsi="Arial" w:cs="Arial"/>
+          <w:i/>
+          <w:lang w:val="nl-NL"/>
+        </w:rPr>
+        <w:t>Google Maps</w:t>
+      </w:r>
+      <w:r>
+        <w:rPr>
+          <w:rFonts w:ascii="Arial" w:hAnsi="Arial" w:cs="Arial"/>
+          <w:lang w:val="nl-NL"/>
+        </w:rPr>
+        <w:t xml:space="preserve">. Deze kaart is online te gebruiken door middel van mobiel internet, </w:t>
+      </w:r>
+      <w:r>
+        <w:rPr>
+          <w:rFonts w:ascii="Arial" w:hAnsi="Arial" w:cs="Arial"/>
+          <w:i/>
+          <w:lang w:val="nl-NL"/>
+        </w:rPr>
+        <w:t>WiFi</w:t>
+      </w:r>
+      <w:r>
+        <w:rPr>
+          <w:rFonts w:ascii="Arial" w:hAnsi="Arial" w:cs="Arial"/>
+          <w:lang w:val="nl-NL"/>
+        </w:rPr>
+        <w:t xml:space="preserve"> en </w:t>
+      </w:r>
+      <w:r>
+        <w:rPr>
+          <w:rFonts w:ascii="Arial" w:hAnsi="Arial" w:cs="Arial"/>
+          <w:i/>
+          <w:lang w:val="nl-NL"/>
+        </w:rPr>
+        <w:t>GPS</w:t>
+      </w:r>
+      <w:r>
+        <w:rPr>
+          <w:rFonts w:ascii="Arial" w:hAnsi="Arial" w:cs="Arial"/>
+          <w:lang w:val="nl-NL"/>
+        </w:rPr>
+        <w:t xml:space="preserve">. Ook is deze kaart offline te gebruiken, want hij </w:t>
+      </w:r>
+      <w:r>
+        <w:rPr>
+          <w:rFonts w:ascii="Arial" w:hAnsi="Arial" w:cs="Arial"/>
+          <w:i/>
+          <w:lang w:val="nl-NL"/>
+        </w:rPr>
+        <w:t>cached</w:t>
+      </w:r>
+      <w:r>
+        <w:rPr>
+          <w:rFonts w:ascii="Arial" w:hAnsi="Arial" w:cs="Arial"/>
+          <w:lang w:val="nl-NL"/>
+        </w:rPr>
+        <w:t xml:space="preserve"> het gedeelte van de kaart waar de gebruiker op dat moment naar kijkt.</w:t>
+      </w:r>
+    </w:p>
+    <w:p>
+      <w:pPr>
+        <w:rPr>
+          <w:rFonts w:ascii="Arial" w:hAnsi="Arial" w:cs="Arial"/>
+          <w:lang w:val="nl-NL"/>
+        </w:rPr>
+      </w:pPr>
     </w:p>
     <w:p>
       <w:pPr>
@@ -14961,898 +15009,20 @@
         <w:rPr>
           <w:lang w:val="nl-NL"/>
         </w:rPr>
-      </w:pPr>
-      <w:bookmarkStart w:id="33" w:name="_Toc326833290"/>
-      <w:r>
-        <w:rPr>
-          <w:lang w:val="nl-NL"/>
-        </w:rPr>
-        <w:lastRenderedPageBreak/>
-        <w:t>V</w:t>
-      </w:r>
-      <w:r>
-        <w:rPr>
-          <w:lang w:val="nl-NL"/>
-        </w:rPr>
-        <w:t>erklarende Lijst</w:t>
-      </w:r>
-      <w:bookmarkEnd w:id="29"/>
-      <w:bookmarkEnd w:id="33"/>
-    </w:p>
-    <w:p>
-      <w:pPr>
-        <w:rPr>
-          <w:rFonts w:ascii="Arial" w:hAnsi="Arial" w:cs="Arial"/>
-          <w:i/>
-          <w:lang w:val="nl-NL"/>
-        </w:rPr>
-      </w:pPr>
-      <w:r>
-        <w:rPr>
-          <w:rFonts w:ascii="Arial" w:hAnsi="Arial" w:cs="Arial"/>
-          <w:i/>
-          <w:lang w:val="nl-NL"/>
-        </w:rPr>
-        <w:t xml:space="preserve">Alle moeilijke woorden in de tekst, deze zijn meestal </w:t>
-      </w:r>
-      <w:r>
-        <w:rPr>
-          <w:rFonts w:ascii="Arial" w:hAnsi="Arial" w:cs="Arial"/>
-          <w:i/>
-          <w:lang w:val="nl-NL"/>
-        </w:rPr>
-        <w:t>cursief</w:t>
-      </w:r>
-      <w:r>
-        <w:rPr>
-          <w:rFonts w:ascii="Arial" w:hAnsi="Arial" w:cs="Arial"/>
-          <w:i/>
-          <w:lang w:val="nl-NL"/>
-        </w:rPr>
-        <w:t>, zijn hier alfabetisch geordend met een verhelderende uitleg erbij.</w:t>
-      </w:r>
-    </w:p>
-    <w:p>
-      <w:pPr>
-        <w:rPr>
-          <w:rFonts w:ascii="Arial" w:hAnsi="Arial" w:cs="Arial"/>
-          <w:b/>
-          <w:lang w:val="nl-NL"/>
-        </w:rPr>
-      </w:pPr>
-    </w:p>
-    <w:p>
-      <w:pPr>
-        <w:rPr>
-          <w:rFonts w:ascii="Arial" w:hAnsi="Arial" w:cs="Arial"/>
-          <w:lang w:val="nl-NL"/>
-        </w:rPr>
-      </w:pPr>
-      <w:r>
-        <w:rPr>
-          <w:rFonts w:ascii="Arial" w:hAnsi="Arial" w:cs="Arial"/>
-          <w:b/>
-          <w:lang w:val="nl-NL"/>
-        </w:rPr>
-        <w:t>Android</w:t>
-      </w:r>
-      <w:r>
-        <w:rPr>
-          <w:rFonts w:ascii="Arial" w:hAnsi="Arial" w:cs="Arial"/>
-          <w:lang w:val="nl-NL"/>
-        </w:rPr>
-        <w:t>:</w:t>
-      </w:r>
-      <w:r>
-        <w:rPr>
-          <w:rFonts w:ascii="Arial" w:hAnsi="Arial" w:cs="Arial"/>
-          <w:b/>
-          <w:i/>
-          <w:lang w:val="nl-NL"/>
-        </w:rPr>
-        <w:t xml:space="preserve"> </w:t>
-      </w:r>
-      <w:r>
-        <w:rPr>
-          <w:rFonts w:ascii="Arial" w:hAnsi="Arial" w:cs="Arial"/>
-          <w:lang w:val="nl-NL"/>
-        </w:rPr>
-        <w:t>Een besturingssysteem voor mobiele telefoons gemaakt door Google.</w:t>
-      </w:r>
-    </w:p>
-    <w:p>
-      <w:pPr>
-        <w:rPr>
-          <w:rFonts w:ascii="Arial" w:hAnsi="Arial" w:cs="Arial"/>
-          <w:lang w:val="nl-NL"/>
-        </w:rPr>
-      </w:pPr>
-      <w:r>
-        <w:rPr>
-          <w:rFonts w:ascii="Arial" w:hAnsi="Arial" w:cs="Arial"/>
-          <w:b/>
-          <w:lang w:val="nl-NL"/>
-        </w:rPr>
-        <w:t>Android Play Store</w:t>
-      </w:r>
-      <w:r>
-        <w:rPr>
-          <w:rFonts w:ascii="Arial" w:hAnsi="Arial" w:cs="Arial"/>
-          <w:lang w:val="nl-NL"/>
-        </w:rPr>
-        <w:t>: Een online softwarewinkel van Google waar software gekocht kan worden. De software, ook wel apps genoemd, omvat programma’s voor de Android smartphone en tablet.</w:t>
-      </w:r>
-    </w:p>
-    <w:p>
-      <w:pPr>
-        <w:rPr>
-          <w:rFonts w:ascii="Arial" w:hAnsi="Arial" w:cs="Arial"/>
-          <w:lang w:val="nl-NL"/>
-        </w:rPr>
-      </w:pPr>
-      <w:r>
-        <w:rPr>
-          <w:rFonts w:ascii="Arial" w:hAnsi="Arial" w:cs="Arial"/>
-          <w:b/>
-          <w:lang w:val="nl-NL"/>
-        </w:rPr>
-        <w:t>Annotations</w:t>
-      </w:r>
-      <w:r>
-        <w:rPr>
-          <w:rFonts w:ascii="Arial" w:hAnsi="Arial" w:cs="Arial"/>
-          <w:lang w:val="nl-NL"/>
-        </w:rPr>
-        <w:t>: Dit zijn punten die op de kaart van Google Maps worden getoond.</w:t>
-      </w:r>
-    </w:p>
-    <w:p>
-      <w:pPr>
-        <w:rPr>
-          <w:rFonts w:ascii="Arial" w:hAnsi="Arial" w:cs="Arial"/>
-          <w:lang w:val="nl-NL"/>
-        </w:rPr>
-      </w:pPr>
-      <w:r>
-        <w:rPr>
-          <w:rFonts w:ascii="Arial" w:hAnsi="Arial" w:cs="Arial"/>
-          <w:b/>
-          <w:lang w:val="nl-NL"/>
-        </w:rPr>
-        <w:t>App Store</w:t>
-      </w:r>
-      <w:r>
-        <w:rPr>
-          <w:rFonts w:ascii="Arial" w:hAnsi="Arial" w:cs="Arial"/>
-          <w:lang w:val="nl-NL"/>
-        </w:rPr>
-        <w:t>: Een App Store is een online softwarewinkel van Apple waar software gekocht kan worden. De software, ook wel apps genoemd, omvat programma`s voor de iPhone en iPad.</w:t>
-      </w:r>
-    </w:p>
-    <w:p>
-      <w:pPr>
-        <w:rPr>
-          <w:rFonts w:ascii="Arial" w:hAnsi="Arial" w:cs="Arial"/>
-          <w:lang w:val="nl-NL"/>
-        </w:rPr>
-      </w:pPr>
-      <w:r>
-        <w:rPr>
-          <w:rFonts w:ascii="Arial" w:hAnsi="Arial" w:cs="Arial"/>
-          <w:b/>
-          <w:lang w:val="nl-NL"/>
-        </w:rPr>
-        <w:t>Apps</w:t>
-      </w:r>
-      <w:r>
-        <w:rPr>
-          <w:rFonts w:ascii="Arial" w:hAnsi="Arial" w:cs="Arial"/>
-          <w:lang w:val="nl-NL"/>
-        </w:rPr>
-        <w:t>: A</w:t>
-      </w:r>
-      <w:r>
-        <w:rPr>
-          <w:rFonts w:ascii="Arial" w:hAnsi="Arial" w:cs="Arial"/>
-          <w:lang w:val="nl-NL"/>
-        </w:rPr>
-        <w:t>fkorting voor applicaties, waarmee een toepassingsprogramma wordt bedoelt wat in deze context op een mobiele telefoon wordt gebruikt.</w:t>
-      </w:r>
-    </w:p>
-    <w:p>
-      <w:pPr>
-        <w:rPr>
-          <w:rFonts w:ascii="Arial" w:hAnsi="Arial" w:cs="Arial"/>
-          <w:lang w:val="nl-NL"/>
-        </w:rPr>
-      </w:pPr>
-      <w:r>
-        <w:rPr>
-          <w:rFonts w:ascii="Arial" w:hAnsi="Arial" w:cs="Arial"/>
-          <w:b/>
-          <w:lang w:val="nl-NL"/>
-        </w:rPr>
-        <w:t>Cached</w:t>
-      </w:r>
-      <w:r>
-        <w:rPr>
-          <w:rFonts w:ascii="Arial" w:hAnsi="Arial" w:cs="Arial"/>
-          <w:lang w:val="nl-NL"/>
-        </w:rPr>
-        <w:t>: Geheugen van de telefoon dat gereserveerd is voor eerder geladen Apps. De inhoud van deze Apps worden door de telefoon onthouden om ze sneller te laten verschijnen op het moment dat de gebruiker ze opnieuw opvraagt.</w:t>
-      </w:r>
-    </w:p>
-    <w:p>
-      <w:pPr>
-        <w:rPr>
-          <w:rFonts w:ascii="Arial" w:hAnsi="Arial" w:cs="Arial"/>
-          <w:lang w:val="nl-NL"/>
-        </w:rPr>
-      </w:pPr>
-      <w:r>
-        <w:rPr>
-          <w:rFonts w:ascii="Arial" w:hAnsi="Arial" w:cs="Arial"/>
-          <w:b/>
-          <w:lang w:val="nl-NL"/>
-        </w:rPr>
-        <w:t>Cross Platform</w:t>
-      </w:r>
-      <w:r>
-        <w:rPr>
-          <w:rFonts w:ascii="Arial" w:hAnsi="Arial" w:cs="Arial"/>
-          <w:lang w:val="nl-NL"/>
-        </w:rPr>
-        <w:t>: Een (software)programma dat gebruikt kan worden op meerdere computertypes.</w:t>
-      </w:r>
-    </w:p>
-    <w:p>
-      <w:pPr>
-        <w:rPr>
-          <w:rFonts w:ascii="Arial" w:hAnsi="Arial" w:cs="Arial"/>
-          <w:lang w:val="nl-NL"/>
-        </w:rPr>
-      </w:pPr>
-      <w:r>
-        <w:rPr>
-          <w:rFonts w:ascii="Arial" w:hAnsi="Arial" w:cs="Arial"/>
-          <w:b/>
-          <w:lang w:val="nl-NL"/>
-        </w:rPr>
-        <w:t>Functie</w:t>
-      </w:r>
-      <w:r>
-        <w:rPr>
-          <w:rFonts w:ascii="Arial" w:hAnsi="Arial" w:cs="Arial"/>
-          <w:lang w:val="nl-NL"/>
-        </w:rPr>
-        <w:t>: Een onderdeel van een programma dat losstaat van de rest van het programma. Een functie kan worden opgeroepen vanuit het programma. Functies vervullen meestal een specifieke taak. Je kunt ze zien als hele kleine programma's of scripts.</w:t>
-      </w:r>
-    </w:p>
-    <w:p>
-      <w:pPr>
-        <w:rPr>
-          <w:rFonts w:ascii="Arial" w:hAnsi="Arial" w:cs="Arial"/>
-          <w:lang w:val="nl-NL"/>
-        </w:rPr>
-      </w:pPr>
-      <w:r>
-        <w:rPr>
-          <w:rFonts w:ascii="Arial" w:hAnsi="Arial" w:cs="Arial"/>
-          <w:b/>
-          <w:lang w:val="nl-NL"/>
-        </w:rPr>
-        <w:t>Google Maps:</w:t>
-      </w:r>
-      <w:r>
-        <w:rPr>
-          <w:rFonts w:ascii="Arial" w:hAnsi="Arial" w:cs="Arial"/>
-          <w:lang w:val="nl-NL"/>
-        </w:rPr>
-        <w:t xml:space="preserve"> Een applicatie waarin gezocht kan worden naar locaties over de hele wereld.</w:t>
-      </w:r>
-    </w:p>
-    <w:p>
-      <w:pPr>
-        <w:rPr>
-          <w:rFonts w:ascii="Arial" w:hAnsi="Arial" w:cs="Arial"/>
-          <w:lang w:val="nl-NL"/>
-        </w:rPr>
-      </w:pPr>
-      <w:r>
-        <w:rPr>
-          <w:rFonts w:ascii="Arial" w:hAnsi="Arial" w:cs="Arial"/>
-          <w:b/>
-          <w:lang w:val="nl-NL"/>
-        </w:rPr>
-        <w:t>GPS</w:t>
-      </w:r>
-      <w:r>
-        <w:rPr>
-          <w:rFonts w:ascii="Arial" w:hAnsi="Arial" w:cs="Arial"/>
-          <w:lang w:val="nl-NL"/>
-        </w:rPr>
-        <w:t>: Global Positioning System, systeem waarbij met behulp van satellieten exact de positie wordt bepaald waar men zich bevindt (o.a. gebruikt op schepen en in auto`s).</w:t>
-      </w:r>
-    </w:p>
-    <w:p>
-      <w:pPr>
-        <w:rPr>
-          <w:rFonts w:ascii="Arial" w:hAnsi="Arial" w:cs="Arial"/>
-          <w:lang w:val="nl-NL"/>
-        </w:rPr>
-      </w:pPr>
-      <w:r>
-        <w:rPr>
-          <w:rFonts w:ascii="Arial" w:hAnsi="Arial" w:cs="Arial"/>
-          <w:b/>
-          <w:lang w:val="nl-NL"/>
-        </w:rPr>
-        <w:t>Inzoomen:</w:t>
-      </w:r>
-      <w:r>
-        <w:rPr>
-          <w:lang w:val="nl-NL"/>
-        </w:rPr>
-        <w:t xml:space="preserve"> </w:t>
-      </w:r>
-      <w:r>
-        <w:rPr>
-          <w:rFonts w:ascii="Arial" w:hAnsi="Arial" w:cs="Arial"/>
-          <w:lang w:val="nl-NL"/>
-        </w:rPr>
-        <w:t>Vergroten van een deel van een beeld op het beeldscherm.</w:t>
-      </w:r>
-    </w:p>
-    <w:p>
-      <w:pPr>
-        <w:rPr>
-          <w:rFonts w:ascii="Arial" w:hAnsi="Arial" w:cs="Arial"/>
-          <w:lang w:val="nl-NL"/>
-        </w:rPr>
-      </w:pPr>
-      <w:r>
-        <w:rPr>
-          <w:rFonts w:ascii="Arial" w:hAnsi="Arial" w:cs="Arial"/>
-          <w:b/>
-          <w:lang w:val="nl-NL"/>
-        </w:rPr>
-        <w:t>iOS</w:t>
-      </w:r>
-      <w:r>
-        <w:rPr>
-          <w:rFonts w:ascii="Arial" w:hAnsi="Arial" w:cs="Arial"/>
-          <w:lang w:val="nl-NL"/>
-        </w:rPr>
-        <w:t>:</w:t>
-      </w:r>
-      <w:r>
-        <w:rPr>
-          <w:rFonts w:ascii="Arial" w:hAnsi="Arial" w:cs="Arial"/>
-          <w:b/>
-          <w:lang w:val="nl-NL"/>
-        </w:rPr>
-        <w:t xml:space="preserve"> </w:t>
-      </w:r>
-      <w:r>
-        <w:rPr>
-          <w:rFonts w:ascii="Arial" w:hAnsi="Arial" w:cs="Arial"/>
-          <w:lang w:val="nl-NL"/>
-        </w:rPr>
-        <w:t>Een besturingssysteem voor mobiele telefoons gemaakt door Apple.</w:t>
-      </w:r>
-    </w:p>
-    <w:p>
-      <w:pPr>
-        <w:rPr>
-          <w:rFonts w:ascii="Arial" w:hAnsi="Arial" w:cs="Arial"/>
-          <w:lang w:val="nl-NL"/>
-        </w:rPr>
-      </w:pPr>
-      <w:r>
-        <w:rPr>
-          <w:rFonts w:ascii="Arial" w:hAnsi="Arial" w:cs="Arial"/>
-          <w:b/>
-          <w:lang w:val="nl-NL"/>
-        </w:rPr>
-        <w:t>iPad</w:t>
-      </w:r>
-      <w:r>
-        <w:rPr>
-          <w:rFonts w:ascii="Arial" w:hAnsi="Arial" w:cs="Arial"/>
-          <w:lang w:val="nl-NL"/>
-        </w:rPr>
-        <w:t>:</w:t>
-      </w:r>
-      <w:r>
-        <w:rPr>
-          <w:lang w:val="nl-NL"/>
-        </w:rPr>
-        <w:t xml:space="preserve"> </w:t>
-      </w:r>
-      <w:r>
-        <w:rPr>
-          <w:rFonts w:ascii="Arial" w:hAnsi="Arial" w:cs="Arial"/>
-          <w:lang w:val="nl-NL"/>
-        </w:rPr>
-        <w:t>De iPad is een tablet-pc van het Amerikaanse elektronicabedrijf Apple. Net zoals de iPhone en de iPod Touch bevat de iPad een multi-touchscherm, waardoor deze met de vingers is te bedienen.</w:t>
-      </w:r>
-    </w:p>
-    <w:p>
-      <w:pPr>
-        <w:rPr>
-          <w:rFonts w:ascii="Arial" w:hAnsi="Arial" w:cs="Arial"/>
-          <w:lang w:val="nl-NL"/>
-        </w:rPr>
-      </w:pPr>
-      <w:r>
-        <w:rPr>
-          <w:rFonts w:ascii="Arial" w:hAnsi="Arial" w:cs="Arial"/>
-          <w:b/>
-          <w:lang w:val="nl-NL"/>
-        </w:rPr>
-        <w:t>iPhone</w:t>
-      </w:r>
-      <w:r>
-        <w:rPr>
-          <w:rFonts w:ascii="Arial" w:hAnsi="Arial" w:cs="Arial"/>
-          <w:lang w:val="nl-NL"/>
-        </w:rPr>
-        <w:t>: Dit apparaat was met de HTC Touch een van de eerste smartphones met een on-screen-toetsenbord. Het heeft geen mechanische toetsen om telefoonnummers of sms-berichten in te tikken. De iPhone gebruikt iOS, een aangepaste versie van Mac OS X (het besturingssysteem van Apple).</w:t>
-      </w:r>
-    </w:p>
-    <w:p>
-      <w:pPr>
-        <w:rPr>
-          <w:rFonts w:ascii="Arial" w:hAnsi="Arial" w:cs="Arial"/>
-          <w:lang w:val="nl-NL"/>
-        </w:rPr>
-      </w:pPr>
-      <w:r>
-        <w:rPr>
-          <w:rFonts w:ascii="Arial" w:hAnsi="Arial" w:cs="Arial"/>
-          <w:b/>
-          <w:lang w:val="nl-NL"/>
-        </w:rPr>
-        <w:t>iPod Touch</w:t>
-      </w:r>
-      <w:r>
-        <w:rPr>
-          <w:rFonts w:ascii="Arial" w:hAnsi="Arial" w:cs="Arial"/>
-          <w:lang w:val="nl-NL"/>
-        </w:rPr>
-        <w:t xml:space="preserve">: </w:t>
-      </w:r>
-      <w:r>
-        <w:rPr>
-          <w:rFonts w:ascii="Arial" w:hAnsi="Arial" w:cs="Arial"/>
-          <w:lang w:val="nl-NL"/>
-        </w:rPr>
-        <w:t>een draagbare mediaspeler uit de iPod serie van Apple, voorzien van een multitouchscherm.</w:t>
-      </w:r>
-    </w:p>
-    <w:p>
-      <w:pPr>
-        <w:rPr>
-          <w:rFonts w:ascii="Arial" w:hAnsi="Arial" w:cs="Arial"/>
-          <w:b/>
-          <w:lang w:val="nl-NL"/>
-        </w:rPr>
-      </w:pPr>
-      <w:r>
-        <w:rPr>
-          <w:rFonts w:ascii="Arial" w:hAnsi="Arial" w:cs="Arial"/>
-          <w:b/>
-          <w:lang w:val="nl-NL"/>
-        </w:rPr>
-        <w:t xml:space="preserve">JavaScript: </w:t>
-      </w:r>
-      <w:r>
-        <w:rPr>
-          <w:rFonts w:ascii="Arial" w:hAnsi="Arial" w:cs="Arial"/>
-          <w:lang w:val="nl-NL"/>
-        </w:rPr>
-        <w:t>Een objectgeoriënteerde programmeertaal die veel gebruikt wordt om internetpagina`s interactief te maken en webapplicaties te ontwikkelen.</w:t>
-      </w:r>
-    </w:p>
-    <w:p>
-      <w:pPr>
-        <w:rPr>
-          <w:rFonts w:ascii="Arial" w:hAnsi="Arial" w:cs="Arial"/>
-          <w:lang w:val="nl-NL"/>
-        </w:rPr>
-      </w:pPr>
-      <w:r>
-        <w:rPr>
-          <w:rFonts w:ascii="Arial" w:hAnsi="Arial" w:cs="Arial"/>
-          <w:b/>
-          <w:lang w:val="nl-NL"/>
-        </w:rPr>
-        <w:t>Main-App</w:t>
-      </w:r>
-      <w:r>
-        <w:rPr>
-          <w:rFonts w:ascii="Arial" w:hAnsi="Arial" w:cs="Arial"/>
-          <w:lang w:val="nl-NL"/>
-        </w:rPr>
-        <w:t>: D</w:t>
-      </w:r>
-      <w:r>
-        <w:rPr>
-          <w:rFonts w:ascii="Arial" w:hAnsi="Arial" w:cs="Arial"/>
-          <w:lang w:val="nl-NL"/>
-        </w:rPr>
-        <w:t>e applicatie die dient als raamwerk voor alle drie de apps.</w:t>
-      </w:r>
-    </w:p>
-    <w:p>
-      <w:pPr>
-        <w:rPr>
-          <w:rFonts w:ascii="Arial" w:hAnsi="Arial" w:cs="Arial"/>
-          <w:lang w:val="nl-NL"/>
-        </w:rPr>
-      </w:pPr>
-      <w:r>
-        <w:rPr>
-          <w:rFonts w:ascii="Arial" w:hAnsi="Arial" w:cs="Arial"/>
-          <w:b/>
-          <w:lang w:val="nl-NL"/>
-        </w:rPr>
-        <w:t>Mockup:</w:t>
-      </w:r>
-      <w:r>
-        <w:rPr>
-          <w:rFonts w:ascii="Arial" w:hAnsi="Arial" w:cs="Arial"/>
-          <w:lang w:val="nl-NL"/>
-        </w:rPr>
-        <w:t xml:space="preserve"> Een tekening/afbeelding op schaal van, in dit geval, een App voor op een mobiele telefoon of tablet.</w:t>
-      </w:r>
-      <w:r>
-        <w:rPr>
-          <w:rFonts w:ascii="Arial" w:hAnsi="Arial" w:cs="Arial"/>
-          <w:lang w:val="nl-NL"/>
-        </w:rPr>
-        <w:t xml:space="preserve"> Gemaakt met het programma: Balsamiq Mockups.</w:t>
-      </w:r>
-    </w:p>
-    <w:p>
-      <w:pPr>
-        <w:rPr>
-          <w:rFonts w:ascii="Arial" w:hAnsi="Arial" w:cs="Arial"/>
-          <w:lang w:val="nl-NL"/>
-        </w:rPr>
-      </w:pPr>
-      <w:r>
-        <w:rPr>
-          <w:rFonts w:ascii="Arial" w:hAnsi="Arial" w:cs="Arial"/>
-          <w:b/>
-          <w:lang w:val="nl-NL"/>
-        </w:rPr>
-        <w:t>Native App</w:t>
-      </w:r>
-      <w:r>
-        <w:rPr>
-          <w:rFonts w:ascii="Arial" w:hAnsi="Arial" w:cs="Arial"/>
-          <w:lang w:val="nl-NL"/>
-        </w:rPr>
-        <w:t>: Een programma dat specifiek ontwikkeld en geïmplementeerd is voor het gegeven model, microprocessor of besturingssysteem.</w:t>
-      </w:r>
-    </w:p>
-    <w:p>
-      <w:pPr>
-        <w:rPr>
-          <w:rFonts w:ascii="Arial" w:hAnsi="Arial" w:cs="Arial"/>
-          <w:b/>
-          <w:lang w:val="nl-NL"/>
-        </w:rPr>
-      </w:pPr>
-      <w:r>
-        <w:rPr>
-          <w:rFonts w:ascii="Arial" w:hAnsi="Arial" w:cs="Arial"/>
-          <w:b/>
-          <w:lang w:val="nl-NL"/>
-        </w:rPr>
-        <w:t>Offline</w:t>
-      </w:r>
-      <w:r>
-        <w:rPr>
-          <w:rFonts w:ascii="Arial" w:hAnsi="Arial" w:cs="Arial"/>
-          <w:lang w:val="nl-NL"/>
-        </w:rPr>
-        <w:t>: Wordt gebruikt als iemand niet is verbonden met het Internet.</w:t>
-      </w:r>
-    </w:p>
-    <w:p>
-      <w:pPr>
-        <w:rPr>
-          <w:rFonts w:ascii="Arial" w:hAnsi="Arial" w:cs="Arial"/>
-          <w:lang w:val="nl-NL"/>
-        </w:rPr>
-      </w:pPr>
-      <w:r>
-        <w:rPr>
-          <w:rFonts w:ascii="Arial" w:hAnsi="Arial" w:cs="Arial"/>
-          <w:b/>
-          <w:lang w:val="nl-NL"/>
-        </w:rPr>
-        <w:t>Online</w:t>
-      </w:r>
-      <w:r>
-        <w:rPr>
-          <w:rFonts w:ascii="Arial" w:hAnsi="Arial" w:cs="Arial"/>
-          <w:lang w:val="nl-NL"/>
-        </w:rPr>
-        <w:t>: Wordt gebruikt als iemand is verbonden met het Internet.</w:t>
-      </w:r>
-    </w:p>
-    <w:p>
-      <w:pPr>
-        <w:rPr>
-          <w:rFonts w:ascii="Arial" w:hAnsi="Arial" w:cs="Arial"/>
-          <w:lang w:val="nl-NL"/>
-        </w:rPr>
-      </w:pPr>
-      <w:r>
-        <w:rPr>
-          <w:rFonts w:ascii="Arial" w:hAnsi="Arial" w:cs="Arial"/>
-          <w:b/>
-          <w:lang w:val="nl-NL"/>
-        </w:rPr>
-        <w:t>POI’s</w:t>
-      </w:r>
-      <w:r>
-        <w:rPr>
-          <w:rFonts w:ascii="Arial" w:hAnsi="Arial" w:cs="Arial"/>
-          <w:lang w:val="nl-NL"/>
-        </w:rPr>
-        <w:t>:</w:t>
-      </w:r>
-      <w:r>
-        <w:rPr>
-          <w:rFonts w:ascii="Arial" w:hAnsi="Arial" w:cs="Arial"/>
-          <w:b/>
-          <w:lang w:val="nl-NL"/>
-        </w:rPr>
-        <w:t xml:space="preserve"> </w:t>
-      </w:r>
-      <w:r>
-        <w:rPr>
-          <w:rFonts w:ascii="Arial" w:hAnsi="Arial" w:cs="Arial"/>
-          <w:lang w:val="nl-NL"/>
-        </w:rPr>
-        <w:t>Points of Interest, Interessante locaties die door het navigatiesysteem worden weergegeven zoals musea, tankstations, hotels, bezienswaardigheden, enzovoort.</w:t>
-      </w:r>
-    </w:p>
-    <w:p>
-      <w:pPr>
-        <w:rPr>
-          <w:rFonts w:ascii="Arial" w:hAnsi="Arial" w:cs="Arial"/>
-          <w:lang w:val="nl-NL"/>
-        </w:rPr>
-      </w:pPr>
-      <w:r>
-        <w:rPr>
-          <w:rFonts w:ascii="Arial" w:hAnsi="Arial" w:cs="Arial"/>
-          <w:b/>
-          <w:lang w:val="nl-NL"/>
-        </w:rPr>
-        <w:lastRenderedPageBreak/>
-        <w:t>Programmeren</w:t>
-      </w:r>
-      <w:r>
-        <w:rPr>
-          <w:rFonts w:ascii="Arial" w:hAnsi="Arial" w:cs="Arial"/>
-          <w:lang w:val="nl-NL"/>
-        </w:rPr>
-        <w:t xml:space="preserve">: </w:t>
-      </w:r>
-      <w:r>
-        <w:rPr>
-          <w:rFonts w:ascii="Arial" w:hAnsi="Arial" w:cs="Arial"/>
-          <w:lang w:val="nl-NL"/>
-        </w:rPr>
-        <w:t>O</w:t>
-      </w:r>
-      <w:r>
-        <w:rPr>
-          <w:rFonts w:ascii="Arial" w:hAnsi="Arial" w:cs="Arial"/>
-          <w:lang w:val="nl-NL"/>
-        </w:rPr>
-        <w:t>ntwerpen, schrijven en testen van programma`s.</w:t>
-      </w:r>
-    </w:p>
-    <w:p>
-      <w:pPr>
-        <w:rPr>
-          <w:rFonts w:ascii="Arial" w:hAnsi="Arial" w:cs="Arial"/>
-          <w:lang w:val="nl-NL"/>
-        </w:rPr>
-      </w:pPr>
-      <w:r>
-        <w:rPr>
-          <w:rFonts w:ascii="Arial" w:hAnsi="Arial" w:cs="Arial"/>
-          <w:b/>
-          <w:lang w:val="nl-NL"/>
-        </w:rPr>
-        <w:t>Smartphone</w:t>
-      </w:r>
-      <w:r>
-        <w:rPr>
-          <w:rFonts w:ascii="Arial" w:hAnsi="Arial" w:cs="Arial"/>
-          <w:lang w:val="nl-NL"/>
-        </w:rPr>
-        <w:t>: Een smartphone is een mobiele telefoon die uitgebreidere computermogelijkheden biedt. Een smartphone kan ook beschouwd worden als een handcomputer of pda die tegelijk ook een telefoon is.</w:t>
-      </w:r>
-    </w:p>
-    <w:p>
-      <w:pPr>
-        <w:rPr>
-          <w:rFonts w:ascii="Arial" w:hAnsi="Arial" w:cs="Arial"/>
-          <w:lang w:val="nl-NL"/>
-        </w:rPr>
-      </w:pPr>
-      <w:r>
-        <w:rPr>
-          <w:rFonts w:ascii="Arial" w:hAnsi="Arial" w:cs="Arial"/>
-          <w:b/>
-          <w:lang w:val="nl-NL"/>
-        </w:rPr>
-        <w:t>Tablet</w:t>
-      </w:r>
-      <w:r>
-        <w:rPr>
-          <w:rFonts w:ascii="Arial" w:hAnsi="Arial" w:cs="Arial"/>
-          <w:lang w:val="nl-NL"/>
-        </w:rPr>
-        <w:t>:</w:t>
-      </w:r>
-      <w:r>
-        <w:rPr>
-          <w:lang w:val="nl-NL"/>
-        </w:rPr>
-        <w:t xml:space="preserve"> </w:t>
-      </w:r>
-      <w:r>
-        <w:rPr>
-          <w:rFonts w:ascii="Arial" w:hAnsi="Arial" w:cs="Arial"/>
-          <w:lang w:val="nl-NL"/>
-        </w:rPr>
-        <w:t>Computer die geen toetsenbord of muis heeft, maar e</w:t>
-      </w:r>
-      <w:r>
-        <w:rPr>
-          <w:rFonts w:ascii="Arial" w:hAnsi="Arial" w:cs="Arial"/>
-          <w:lang w:val="nl-NL"/>
-        </w:rPr>
-        <w:t>nkel werkt met een touchscreen.</w:t>
-      </w:r>
-    </w:p>
-    <w:p>
-      <w:pPr>
-        <w:rPr>
-          <w:rFonts w:ascii="Arial" w:hAnsi="Arial" w:cs="Arial"/>
-          <w:lang w:val="nl-NL"/>
-        </w:rPr>
-      </w:pPr>
-      <w:r>
-        <w:rPr>
-          <w:rFonts w:ascii="Arial" w:hAnsi="Arial" w:cs="Arial"/>
-          <w:b/>
-          <w:lang w:val="nl-NL"/>
-        </w:rPr>
-        <w:t>Titanium Studio</w:t>
-      </w:r>
-      <w:r>
-        <w:rPr>
-          <w:rFonts w:ascii="Arial" w:hAnsi="Arial" w:cs="Arial"/>
-          <w:lang w:val="nl-NL"/>
-        </w:rPr>
-        <w:t>: Een softwareontwikkelomgeving van Appcelerator, waarmee apps kunnen worden ontwikkeld voor de smartphone, tablet, desktop en het web.</w:t>
-      </w:r>
-    </w:p>
-    <w:p>
-      <w:pPr>
-        <w:rPr>
-          <w:rFonts w:ascii="Arial" w:hAnsi="Arial" w:cs="Arial"/>
-          <w:lang w:val="nl-NL"/>
-        </w:rPr>
-      </w:pPr>
-      <w:r>
-        <w:rPr>
-          <w:rFonts w:ascii="Arial" w:hAnsi="Arial" w:cs="Arial"/>
-          <w:b/>
-          <w:lang w:val="nl-NL"/>
-        </w:rPr>
-        <w:t>Trail:</w:t>
-      </w:r>
-      <w:r>
-        <w:rPr>
-          <w:rFonts w:ascii="Arial" w:hAnsi="Arial" w:cs="Arial"/>
-          <w:lang w:val="nl-NL"/>
-        </w:rPr>
-        <w:t xml:space="preserve"> Een spoor van je huidig afgelegde route, zodat je altijd weet in welke richting je aan het varen bent.</w:t>
-      </w:r>
-    </w:p>
-    <w:p>
-      <w:pPr>
-        <w:rPr>
-          <w:rFonts w:ascii="Arial" w:hAnsi="Arial" w:cs="Arial"/>
-          <w:lang w:val="nl-NL"/>
-        </w:rPr>
-      </w:pPr>
-      <w:r>
-        <w:rPr>
-          <w:rFonts w:ascii="Arial" w:hAnsi="Arial" w:cs="Arial"/>
-          <w:b/>
-          <w:lang w:val="nl-NL"/>
-        </w:rPr>
-        <w:t>Uitzoomen</w:t>
-      </w:r>
-      <w:r>
-        <w:rPr>
-          <w:rFonts w:ascii="Arial" w:hAnsi="Arial" w:cs="Arial"/>
-          <w:lang w:val="nl-NL"/>
-        </w:rPr>
-        <w:t>: Verkleinen van een deel van een beeld op het beeldscherm.</w:t>
-      </w:r>
-    </w:p>
-    <w:p>
-      <w:pPr>
-        <w:rPr>
-          <w:rFonts w:ascii="Arial" w:hAnsi="Arial" w:cs="Arial"/>
-          <w:lang w:val="nl-NL"/>
-        </w:rPr>
-      </w:pPr>
-      <w:r>
-        <w:rPr>
-          <w:rFonts w:ascii="Arial" w:hAnsi="Arial" w:cs="Arial"/>
-          <w:b/>
-          <w:lang w:val="nl-NL"/>
-        </w:rPr>
-        <w:t>Widgets</w:t>
-      </w:r>
-      <w:r>
-        <w:rPr>
-          <w:rFonts w:ascii="Arial" w:hAnsi="Arial" w:cs="Arial"/>
-          <w:lang w:val="nl-NL"/>
-        </w:rPr>
-        <w:t>: Een klein programmaatje dat als een soort van gadget werkt.</w:t>
-      </w:r>
-    </w:p>
-    <w:p>
-      <w:pPr>
-        <w:rPr>
-          <w:rFonts w:ascii="Arial" w:hAnsi="Arial" w:cs="Arial"/>
-          <w:lang w:val="nl-NL"/>
-        </w:rPr>
-      </w:pPr>
-      <w:r>
-        <w:rPr>
-          <w:rFonts w:ascii="Arial" w:hAnsi="Arial" w:cs="Arial"/>
-          <w:b/>
-          <w:lang w:val="nl-NL"/>
-        </w:rPr>
-        <w:t>WiFi</w:t>
-      </w:r>
-      <w:r>
-        <w:rPr>
-          <w:rFonts w:ascii="Arial" w:hAnsi="Arial" w:cs="Arial"/>
-          <w:lang w:val="nl-NL"/>
-        </w:rPr>
-        <w:t>: Techniek waarmee een computernetwerk draadloos met behulp van een radiozender en radio-ontvanger kan worden gebouwd. Er zijn geen kabels nodig in dit netwerk, maar slechts een insteekkaart in een computer.</w:t>
-      </w:r>
-    </w:p>
-    <w:p>
-      <w:pPr>
-        <w:rPr>
-          <w:rFonts w:ascii="Arial" w:hAnsi="Arial" w:cs="Arial"/>
-          <w:lang w:val="nl-NL"/>
-        </w:rPr>
-      </w:pPr>
-    </w:p>
-    <w:p>
-      <w:pPr>
-        <w:rPr>
-          <w:rFonts w:ascii="Arial" w:hAnsi="Arial" w:cs="Arial"/>
+        <w:sectPr>
+          <w:headerReference w:type="default" r:id="rId46"/>
+          <w:pgSz w:w="11900" w:h="16840"/>
+          <w:pgMar w:top="1440" w:right="1440" w:bottom="1440" w:left="1440" w:header="708" w:footer="708" w:gutter="0"/>
+          <w:cols w:space="708"/>
+          <w:docGrid w:linePitch="360"/>
+        </w:sectPr>
+      </w:pPr>
+      <w:bookmarkStart w:id="31" w:name="_Toc199392586"/>
+    </w:p>
+    <w:p>
+      <w:pPr>
+        <w:pStyle w:val="Kop1"/>
+        <w:rPr>
           <w:lang w:val="nl-NL"/>
         </w:rPr>
         <w:sectPr>
@@ -15872,11 +15042,1296 @@
           <w:lang w:val="nl-NL"/>
         </w:rPr>
       </w:pPr>
-      <w:bookmarkStart w:id="34" w:name="_Toc199398116"/>
-      <w:bookmarkStart w:id="35" w:name="_Toc199400215"/>
-      <w:bookmarkStart w:id="36" w:name="_Toc199475072"/>
-      <w:bookmarkStart w:id="37" w:name="_Toc199477789"/>
-      <w:bookmarkStart w:id="38" w:name="_Toc326833291"/>
+      <w:bookmarkStart w:id="32" w:name="_Toc201037039"/>
+      <w:r>
+        <w:rPr>
+          <w:lang w:val="nl-NL"/>
+        </w:rPr>
+        <w:lastRenderedPageBreak/>
+        <w:t>7</w:t>
+      </w:r>
+      <w:r>
+        <w:rPr>
+          <w:lang w:val="nl-NL"/>
+        </w:rPr>
+        <w:t xml:space="preserve"> </w:t>
+      </w:r>
+      <w:r>
+        <w:rPr>
+          <w:lang w:val="nl-NL"/>
+        </w:rPr>
+        <w:tab/>
+        <w:t>Aanbevelingen</w:t>
+      </w:r>
+      <w:bookmarkEnd w:id="32"/>
+    </w:p>
+    <w:p>
+      <w:pPr>
+        <w:rPr>
+          <w:rFonts w:ascii="Arial" w:hAnsi="Arial"/>
+          <w:i/>
+          <w:lang w:val="nl-NL"/>
+        </w:rPr>
+      </w:pPr>
+      <w:r>
+        <w:rPr>
+          <w:rFonts w:ascii="Arial" w:hAnsi="Arial"/>
+          <w:i/>
+          <w:lang w:val="nl-NL"/>
+        </w:rPr>
+        <w:t>In dit hoofdstuk doen we aanbevelingen voor het vervolgen dan wel verder uitwerken van de apps</w:t>
+      </w:r>
+    </w:p>
+    <w:p>
+      <w:pPr>
+        <w:pStyle w:val="Kop3"/>
+        <w:rPr>
+          <w:lang w:val="nl-NL"/>
+        </w:rPr>
+      </w:pPr>
+      <w:bookmarkStart w:id="33" w:name="_Toc201037040"/>
+      <w:r>
+        <w:rPr>
+          <w:lang w:val="nl-NL"/>
+        </w:rPr>
+        <w:t>7</w:t>
+      </w:r>
+      <w:r>
+        <w:rPr>
+          <w:lang w:val="nl-NL"/>
+        </w:rPr>
+        <w:t>.1.1</w:t>
+      </w:r>
+      <w:r>
+        <w:rPr>
+          <w:lang w:val="nl-NL"/>
+        </w:rPr>
+        <w:tab/>
+        <w:t>Design icon app</w:t>
+      </w:r>
+      <w:bookmarkEnd w:id="33"/>
+    </w:p>
+    <w:p>
+      <w:pPr>
+        <w:rPr>
+          <w:rFonts w:ascii="Arial" w:hAnsi="Arial"/>
+          <w:i/>
+          <w:lang w:val="nl-NL"/>
+        </w:rPr>
+      </w:pPr>
+      <w:r>
+        <w:rPr>
+          <w:rFonts w:ascii="Arial" w:hAnsi="Arial"/>
+          <w:i/>
+          <w:lang w:val="nl-NL"/>
+        </w:rPr>
+        <w:t>In deze paragraaf beschrijven we hoe het icoontje van de app het beste kan worden ontworpen.</w:t>
+      </w:r>
+    </w:p>
+    <w:p>
+      <w:pPr>
+        <w:rPr>
+          <w:rFonts w:ascii="Arial" w:hAnsi="Arial"/>
+          <w:i/>
+          <w:lang w:val="nl-NL"/>
+        </w:rPr>
+      </w:pPr>
+    </w:p>
+    <w:p>
+      <w:pPr>
+        <w:rPr>
+          <w:rFonts w:ascii="Arial" w:hAnsi="Arial"/>
+          <w:lang w:val="nl-NL"/>
+        </w:rPr>
+      </w:pPr>
+      <w:r>
+        <w:rPr>
+          <w:rFonts w:ascii="Arial" w:hAnsi="Arial"/>
+          <w:lang w:val="nl-NL"/>
+        </w:rPr>
+        <w:t>De Apple appstore wil 10 verschillende appicon groottes krijgen. Het is veel werk om deze allemaal op de juiste schaal op te slaan. Hiervoor is een template te vinden waardoor je maar 1 design/maat hoeft te maken en de rest doet de photoshop actions. Deze zorgt dat alles in de juiste naamgeving en in de juiste maten opgeslagen wordt. Dit template is te vinden en te downloaden op 'http://appicontemplate.com/'. Het is aan te raden om deze te gebruiken aangezien dit een hoop werk scheelt.</w:t>
+      </w:r>
+    </w:p>
+    <w:p>
+      <w:pPr>
+        <w:rPr>
+          <w:lang w:val="nl-NL"/>
+        </w:rPr>
+      </w:pPr>
+    </w:p>
+    <w:p>
+      <w:pPr>
+        <w:pStyle w:val="Kop3"/>
+        <w:rPr>
+          <w:lang w:val="nl-NL"/>
+        </w:rPr>
+      </w:pPr>
+      <w:bookmarkStart w:id="34" w:name="_Toc201037041"/>
+      <w:r>
+        <w:rPr>
+          <w:lang w:val="nl-NL"/>
+        </w:rPr>
+        <w:t>7</w:t>
+      </w:r>
+      <w:r>
+        <w:rPr>
+          <w:lang w:val="nl-NL"/>
+        </w:rPr>
+        <w:t>.1.2</w:t>
+      </w:r>
+      <w:r>
+        <w:rPr>
+          <w:lang w:val="nl-NL"/>
+        </w:rPr>
+        <w:tab/>
+        <w:t>Design icons in app</w:t>
+      </w:r>
+      <w:bookmarkEnd w:id="34"/>
+    </w:p>
+    <w:p>
+      <w:pPr>
+        <w:rPr>
+          <w:rFonts w:ascii="Arial" w:hAnsi="Arial"/>
+          <w:i/>
+          <w:lang w:val="nl-NL"/>
+        </w:rPr>
+      </w:pPr>
+      <w:r>
+        <w:rPr>
+          <w:rFonts w:ascii="Arial" w:hAnsi="Arial"/>
+          <w:i/>
+          <w:lang w:val="nl-NL"/>
+        </w:rPr>
+        <w:t>In deze paragraaf wordt beschreven wat de eisen zijn voor een incoontje binnen de applicatie.</w:t>
+      </w:r>
+    </w:p>
+    <w:p>
+      <w:pPr>
+        <w:rPr>
+          <w:rFonts w:ascii="Arial" w:hAnsi="Arial"/>
+          <w:i/>
+          <w:lang w:val="nl-NL"/>
+        </w:rPr>
+      </w:pPr>
+    </w:p>
+    <w:p>
+      <w:pPr>
+        <w:rPr>
+          <w:rFonts w:ascii="Arial" w:hAnsi="Arial"/>
+          <w:lang w:val="nl-NL"/>
+        </w:rPr>
+      </w:pPr>
+      <w:r>
+        <w:rPr>
+          <w:rFonts w:ascii="Arial" w:hAnsi="Arial"/>
+          <w:lang w:val="nl-NL"/>
+        </w:rPr>
+        <w:t>Alle plaatjes binnen de app moeten ook op ware schaal gemaakt worden, wanneer dit te klein wordt gemaakt moet het programma dit vergroten. Wanneer dit moet gebeuren worden de plaatjes altijd pixelig. Andersom is dit vaak niet zo, maar bij Titanium studio SDK's wel. Wanneer een afbeelding kleiner afgebeeld moet worden dan hij werkelijk is wordt deze ook pixelig. Daarom is het op schaal maken van een plaatje aan te raden om de beste kwaliteit te krijgen.</w:t>
+      </w:r>
+    </w:p>
+    <w:p>
+      <w:pPr>
+        <w:rPr>
+          <w:lang w:val="nl-NL"/>
+        </w:rPr>
+      </w:pPr>
+    </w:p>
+    <w:p>
+      <w:pPr>
+        <w:rPr>
+          <w:lang w:val="nl-NL"/>
+        </w:rPr>
+        <w:sectPr>
+          <w:headerReference w:type="default" r:id="rId48"/>
+          <w:type w:val="continuous"/>
+          <w:pgSz w:w="11900" w:h="16840"/>
+          <w:pgMar w:top="1440" w:right="1440" w:bottom="1440" w:left="1440" w:header="708" w:footer="708" w:gutter="0"/>
+          <w:cols w:space="708"/>
+          <w:docGrid w:linePitch="360"/>
+        </w:sectPr>
+      </w:pPr>
+    </w:p>
+    <w:p>
+      <w:pPr>
+        <w:rPr>
+          <w:rFonts w:asciiTheme="majorHAnsi" w:eastAsiaTheme="majorEastAsia" w:hAnsiTheme="majorHAnsi" w:cstheme="majorBidi"/>
+          <w:b/>
+          <w:bCs/>
+          <w:color w:val="345A8A" w:themeColor="accent1" w:themeShade="B5"/>
+          <w:sz w:val="32"/>
+          <w:szCs w:val="32"/>
+          <w:lang w:val="nl-NL"/>
+        </w:rPr>
+      </w:pPr>
+      <w:r>
+        <w:rPr>
+          <w:lang w:val="nl-NL"/>
+        </w:rPr>
+        <w:lastRenderedPageBreak/>
+        <w:br w:type="page"/>
+      </w:r>
+    </w:p>
+    <w:p>
+      <w:pPr>
+        <w:pStyle w:val="Kop1"/>
+        <w:rPr>
+          <w:lang w:val="nl-NL"/>
+        </w:rPr>
+      </w:pPr>
+      <w:bookmarkStart w:id="35" w:name="_Toc201037042"/>
+      <w:r>
+        <w:rPr>
+          <w:lang w:val="nl-NL"/>
+        </w:rPr>
+        <w:lastRenderedPageBreak/>
+        <w:t>V</w:t>
+      </w:r>
+      <w:r>
+        <w:rPr>
+          <w:lang w:val="nl-NL"/>
+        </w:rPr>
+        <w:t>erklarende Lijst</w:t>
+      </w:r>
+      <w:bookmarkEnd w:id="31"/>
+      <w:bookmarkEnd w:id="35"/>
+    </w:p>
+    <w:p>
+      <w:pPr>
+        <w:rPr>
+          <w:rFonts w:ascii="Arial" w:hAnsi="Arial" w:cs="Arial"/>
+          <w:lang w:val="nl-NL"/>
+        </w:rPr>
+      </w:pPr>
+      <w:r>
+        <w:rPr>
+          <w:rFonts w:ascii="Arial" w:hAnsi="Arial" w:cs="Arial"/>
+          <w:i/>
+          <w:lang w:val="nl-NL"/>
+        </w:rPr>
+        <w:t xml:space="preserve">Alle moeilijke woorden in de tekst, deze zijn meestal </w:t>
+      </w:r>
+      <w:r>
+        <w:rPr>
+          <w:rFonts w:ascii="Arial" w:hAnsi="Arial" w:cs="Arial"/>
+          <w:i/>
+          <w:lang w:val="nl-NL"/>
+        </w:rPr>
+        <w:t>cursief</w:t>
+      </w:r>
+      <w:r>
+        <w:rPr>
+          <w:rFonts w:ascii="Arial" w:hAnsi="Arial" w:cs="Arial"/>
+          <w:i/>
+          <w:lang w:val="nl-NL"/>
+        </w:rPr>
+        <w:t>, zijn hier alfabetisch geordend met een verhelderende uitleg erbij</w:t>
+      </w:r>
+      <w:r>
+        <w:rPr>
+          <w:rFonts w:ascii="Arial" w:hAnsi="Arial" w:cs="Arial"/>
+          <w:i/>
+          <w:lang w:val="nl-NL"/>
+        </w:rPr>
+        <w:t>.</w:t>
+      </w:r>
+      <w:r>
+        <w:rPr>
+          <w:rFonts w:ascii="Arial" w:hAnsi="Arial" w:cs="Arial"/>
+          <w:i/>
+          <w:lang w:val="nl-NL"/>
+        </w:rPr>
+        <w:t xml:space="preserve"> (</w:t>
+      </w:r>
+      <w:hyperlink r:id="rId49" w:history="1">
+        <w:r>
+          <w:rPr>
+            <w:rStyle w:val="Hyperlink"/>
+            <w:rFonts w:ascii="Arial" w:hAnsi="Arial" w:cs="Arial"/>
+            <w:i/>
+            <w:lang w:val="nl-NL"/>
+          </w:rPr>
+          <w:t>http://www.encyclo.nl/</w:t>
+        </w:r>
+      </w:hyperlink>
+      <w:r>
+        <w:rPr>
+          <w:rFonts w:ascii="Arial" w:hAnsi="Arial" w:cs="Arial"/>
+          <w:i/>
+          <w:lang w:val="nl-NL"/>
+        </w:rPr>
+        <w:t>)</w:t>
+      </w:r>
+      <w:r>
+        <w:rPr>
+          <w:rFonts w:ascii="Arial" w:hAnsi="Arial" w:cs="Arial"/>
+          <w:lang w:val="nl-NL"/>
+        </w:rPr>
+        <w:t xml:space="preserve"> </w:t>
+      </w:r>
+    </w:p>
+    <w:p>
+      <w:pPr>
+        <w:rPr>
+          <w:rFonts w:ascii="Arial" w:hAnsi="Arial" w:cs="Arial"/>
+          <w:lang w:val="nl-NL"/>
+        </w:rPr>
+      </w:pPr>
+    </w:p>
+    <w:p>
+      <w:pPr>
+        <w:rPr>
+          <w:rFonts w:ascii="Arial" w:hAnsi="Arial" w:cs="Arial"/>
+          <w:lang w:val="nl-NL"/>
+        </w:rPr>
+      </w:pPr>
+      <w:r>
+        <w:rPr>
+          <w:rFonts w:ascii="Arial" w:hAnsi="Arial" w:cs="Arial"/>
+          <w:b/>
+          <w:lang w:val="nl-NL"/>
+        </w:rPr>
+        <w:t>Android</w:t>
+      </w:r>
+      <w:r>
+        <w:rPr>
+          <w:rFonts w:ascii="Arial" w:hAnsi="Arial" w:cs="Arial"/>
+          <w:lang w:val="nl-NL"/>
+        </w:rPr>
+        <w:t>:</w:t>
+      </w:r>
+      <w:r>
+        <w:rPr>
+          <w:rFonts w:ascii="Arial" w:hAnsi="Arial" w:cs="Arial"/>
+          <w:b/>
+          <w:i/>
+          <w:lang w:val="nl-NL"/>
+        </w:rPr>
+        <w:t xml:space="preserve"> </w:t>
+      </w:r>
+      <w:r>
+        <w:rPr>
+          <w:rFonts w:ascii="Arial" w:hAnsi="Arial" w:cs="Arial"/>
+          <w:lang w:val="nl-NL"/>
+        </w:rPr>
+        <w:t>Een besturingssysteem voor mobiele telefoons gemaakt door Google.</w:t>
+      </w:r>
+    </w:p>
+    <w:p>
+      <w:pPr>
+        <w:rPr>
+          <w:rFonts w:ascii="Arial" w:hAnsi="Arial" w:cs="Arial"/>
+          <w:lang w:val="nl-NL"/>
+        </w:rPr>
+      </w:pPr>
+      <w:r>
+        <w:rPr>
+          <w:rFonts w:ascii="Arial" w:hAnsi="Arial" w:cs="Arial"/>
+          <w:b/>
+          <w:lang w:val="nl-NL"/>
+        </w:rPr>
+        <w:t>Android Play Store</w:t>
+      </w:r>
+      <w:r>
+        <w:rPr>
+          <w:rFonts w:ascii="Arial" w:hAnsi="Arial" w:cs="Arial"/>
+          <w:lang w:val="nl-NL"/>
+        </w:rPr>
+        <w:t>: Een online softwarewinkel van Google waar software gekocht kan worden. De software, ook wel apps genoemd, omvat programma’s voor de Android smartphone en tablet.</w:t>
+      </w:r>
+    </w:p>
+    <w:p>
+      <w:pPr>
+        <w:rPr>
+          <w:rFonts w:ascii="Arial" w:hAnsi="Arial" w:cs="Arial"/>
+          <w:lang w:val="nl-NL"/>
+        </w:rPr>
+      </w:pPr>
+      <w:r>
+        <w:rPr>
+          <w:rFonts w:ascii="Arial" w:hAnsi="Arial" w:cs="Arial"/>
+          <w:b/>
+          <w:lang w:val="nl-NL"/>
+        </w:rPr>
+        <w:t>Annotations</w:t>
+      </w:r>
+      <w:r>
+        <w:rPr>
+          <w:rFonts w:ascii="Arial" w:hAnsi="Arial" w:cs="Arial"/>
+          <w:lang w:val="nl-NL"/>
+        </w:rPr>
+        <w:t>: Dit zijn punten die op de kaart van Google Maps worden getoond.</w:t>
+      </w:r>
+    </w:p>
+    <w:p>
+      <w:pPr>
+        <w:rPr>
+          <w:rFonts w:ascii="Arial" w:hAnsi="Arial" w:cs="Arial"/>
+          <w:lang w:val="nl-NL"/>
+        </w:rPr>
+      </w:pPr>
+      <w:r>
+        <w:rPr>
+          <w:rFonts w:ascii="Arial" w:hAnsi="Arial" w:cs="Arial"/>
+          <w:b/>
+          <w:lang w:val="nl-NL"/>
+        </w:rPr>
+        <w:t>App Store</w:t>
+      </w:r>
+      <w:r>
+        <w:rPr>
+          <w:rFonts w:ascii="Arial" w:hAnsi="Arial" w:cs="Arial"/>
+          <w:lang w:val="nl-NL"/>
+        </w:rPr>
+        <w:t>: Een App Store is een online softwarewinkel van Apple waar software gekocht kan worden. De software, ook wel apps genoemd, omvat programma`s voor de iPhone en iPad.</w:t>
+      </w:r>
+    </w:p>
+    <w:p>
+      <w:pPr>
+        <w:rPr>
+          <w:rFonts w:ascii="Arial" w:hAnsi="Arial" w:cs="Arial"/>
+          <w:lang w:val="nl-NL"/>
+        </w:rPr>
+      </w:pPr>
+      <w:r>
+        <w:rPr>
+          <w:rFonts w:ascii="Arial" w:hAnsi="Arial" w:cs="Arial"/>
+          <w:b/>
+          <w:lang w:val="nl-NL"/>
+        </w:rPr>
+        <w:t>Apps</w:t>
+      </w:r>
+      <w:r>
+        <w:rPr>
+          <w:rFonts w:ascii="Arial" w:hAnsi="Arial" w:cs="Arial"/>
+          <w:lang w:val="nl-NL"/>
+        </w:rPr>
+        <w:t>: A</w:t>
+      </w:r>
+      <w:r>
+        <w:rPr>
+          <w:rFonts w:ascii="Arial" w:hAnsi="Arial" w:cs="Arial"/>
+          <w:lang w:val="nl-NL"/>
+        </w:rPr>
+        <w:t>fkorting voor applicaties, waarmee een toepassingsprogramma wordt bedoelt wat in deze context op een mobiele telefoon wordt gebruikt.</w:t>
+      </w:r>
+    </w:p>
+    <w:p>
+      <w:pPr>
+        <w:rPr>
+          <w:rFonts w:ascii="Arial" w:hAnsi="Arial" w:cs="Arial"/>
+          <w:lang w:val="nl-NL"/>
+        </w:rPr>
+      </w:pPr>
+      <w:r>
+        <w:rPr>
+          <w:rFonts w:ascii="Arial" w:hAnsi="Arial" w:cs="Arial"/>
+          <w:b/>
+          <w:lang w:val="nl-NL"/>
+        </w:rPr>
+        <w:t>Cached</w:t>
+      </w:r>
+      <w:r>
+        <w:rPr>
+          <w:rFonts w:ascii="Arial" w:hAnsi="Arial" w:cs="Arial"/>
+          <w:lang w:val="nl-NL"/>
+        </w:rPr>
+        <w:t>: Geheugen van de telefoon dat gereserveerd is voor eerder geladen Apps. De inhoud van deze Apps worden door de telefoon onthouden om ze sneller te laten verschijnen op het moment dat de gebruiker ze opnieuw opvraagt.</w:t>
+      </w:r>
+    </w:p>
+    <w:p>
+      <w:pPr>
+        <w:rPr>
+          <w:rFonts w:ascii="Arial" w:hAnsi="Arial" w:cs="Arial"/>
+          <w:lang w:val="nl-NL"/>
+        </w:rPr>
+      </w:pPr>
+      <w:r>
+        <w:rPr>
+          <w:rFonts w:ascii="Arial" w:hAnsi="Arial" w:cs="Arial"/>
+          <w:b/>
+          <w:lang w:val="nl-NL"/>
+        </w:rPr>
+        <w:t>Cross Platform</w:t>
+      </w:r>
+      <w:r>
+        <w:rPr>
+          <w:rFonts w:ascii="Arial" w:hAnsi="Arial" w:cs="Arial"/>
+          <w:lang w:val="nl-NL"/>
+        </w:rPr>
+        <w:t>: Een (software)programma dat gebruikt kan worden op meerdere computertypes.</w:t>
+      </w:r>
+    </w:p>
+    <w:p>
+      <w:pPr>
+        <w:rPr>
+          <w:rFonts w:ascii="Arial" w:hAnsi="Arial" w:cs="Arial"/>
+          <w:lang w:val="nl-NL"/>
+        </w:rPr>
+      </w:pPr>
+      <w:r>
+        <w:rPr>
+          <w:rFonts w:ascii="Arial" w:hAnsi="Arial" w:cs="Arial"/>
+          <w:b/>
+          <w:lang w:val="nl-NL"/>
+        </w:rPr>
+        <w:t>D</w:t>
+      </w:r>
+      <w:r>
+        <w:rPr>
+          <w:rFonts w:ascii="Arial" w:hAnsi="Arial" w:cs="Arial"/>
+          <w:b/>
+          <w:lang w:val="nl-NL"/>
+        </w:rPr>
+        <w:t>ataconverter</w:t>
+      </w:r>
+      <w:r>
+        <w:rPr>
+          <w:rFonts w:ascii="Arial" w:hAnsi="Arial" w:cs="Arial"/>
+          <w:lang w:val="nl-NL"/>
+        </w:rPr>
+        <w:t>:</w:t>
+      </w:r>
+      <w:r>
+        <w:t xml:space="preserve"> </w:t>
+      </w:r>
+      <w:r>
+        <w:rPr>
+          <w:rFonts w:ascii="Arial" w:hAnsi="Arial" w:cs="Arial"/>
+          <w:lang w:val="nl-NL"/>
+        </w:rPr>
+        <w:t xml:space="preserve">Een programma wat </w:t>
+      </w:r>
+      <w:r>
+        <w:rPr>
+          <w:rFonts w:ascii="Arial" w:hAnsi="Arial" w:cs="Arial"/>
+          <w:lang w:val="nl-NL"/>
+        </w:rPr>
+        <w:t>de weergave van gegevens in een database van één vorm naar een andere</w:t>
+      </w:r>
+      <w:r>
+        <w:rPr>
+          <w:rFonts w:ascii="Arial" w:hAnsi="Arial" w:cs="Arial"/>
+          <w:lang w:val="nl-NL"/>
+        </w:rPr>
+        <w:t xml:space="preserve"> verandert</w:t>
+      </w:r>
+      <w:r>
+        <w:rPr>
+          <w:rFonts w:ascii="Arial" w:hAnsi="Arial" w:cs="Arial"/>
+          <w:lang w:val="nl-NL"/>
+        </w:rPr>
+        <w:t>, zoals bijvoorbeeld door verandering van opslagmedium, gegevensindeling of de code waarin de gegevens zijn opgeslagen.</w:t>
+      </w:r>
+    </w:p>
+    <w:p>
+      <w:pPr>
+        <w:rPr>
+          <w:rFonts w:ascii="Arial" w:hAnsi="Arial" w:cs="Arial"/>
+          <w:lang w:val="nl-NL"/>
+        </w:rPr>
+      </w:pPr>
+      <w:r>
+        <w:rPr>
+          <w:rFonts w:ascii="Arial" w:hAnsi="Arial" w:cs="Arial"/>
+          <w:b/>
+          <w:lang w:val="nl-NL"/>
+        </w:rPr>
+        <w:t>Dataset</w:t>
+      </w:r>
+      <w:r>
+        <w:rPr>
+          <w:rFonts w:ascii="Arial" w:hAnsi="Arial" w:cs="Arial"/>
+          <w:lang w:val="nl-NL"/>
+        </w:rPr>
+        <w:t>:</w:t>
+      </w:r>
+      <w:r>
+        <w:rPr>
+          <w:rFonts w:ascii="Arial" w:hAnsi="Arial" w:cs="Arial"/>
+          <w:lang w:val="nl-NL"/>
+        </w:rPr>
+        <w:t xml:space="preserve"> E</w:t>
+      </w:r>
+      <w:r>
+        <w:rPr>
+          <w:rFonts w:ascii="Arial" w:hAnsi="Arial" w:cs="Arial"/>
+          <w:lang w:val="nl-NL"/>
+        </w:rPr>
+        <w:t>en collectie van data, gegevens, meestal gepresenteerd in tabelvorm.</w:t>
+      </w:r>
+    </w:p>
+    <w:p>
+      <w:pPr>
+        <w:rPr>
+          <w:rFonts w:ascii="Arial" w:hAnsi="Arial" w:cs="Arial"/>
+          <w:lang w:val="nl-NL"/>
+        </w:rPr>
+      </w:pPr>
+      <w:r>
+        <w:rPr>
+          <w:rFonts w:ascii="Arial" w:hAnsi="Arial" w:cs="Arial"/>
+          <w:b/>
+          <w:lang w:val="nl-NL"/>
+        </w:rPr>
+        <w:t>Functie</w:t>
+      </w:r>
+      <w:r>
+        <w:rPr>
+          <w:rFonts w:ascii="Arial" w:hAnsi="Arial" w:cs="Arial"/>
+          <w:lang w:val="nl-NL"/>
+        </w:rPr>
+        <w:t>: Een onderdeel van een programma dat losstaat van de rest van het programma. Een functie kan worden opgeroepen vanuit het programma. Functies vervullen meestal een specifieke taak. Je kunt ze zien als hele kleine programma's of scripts.</w:t>
+      </w:r>
+    </w:p>
+    <w:p>
+      <w:pPr>
+        <w:rPr>
+          <w:rFonts w:ascii="Arial" w:hAnsi="Arial" w:cs="Arial"/>
+          <w:lang w:val="nl-NL"/>
+        </w:rPr>
+      </w:pPr>
+      <w:r>
+        <w:rPr>
+          <w:rFonts w:ascii="Arial" w:hAnsi="Arial" w:cs="Arial"/>
+          <w:b/>
+          <w:lang w:val="nl-NL"/>
+        </w:rPr>
+        <w:t>Google Maps:</w:t>
+      </w:r>
+      <w:r>
+        <w:rPr>
+          <w:rFonts w:ascii="Arial" w:hAnsi="Arial" w:cs="Arial"/>
+          <w:lang w:val="nl-NL"/>
+        </w:rPr>
+        <w:t xml:space="preserve"> Een applicatie waarin gezocht kan worden naar locaties over de hele wereld.</w:t>
+      </w:r>
+    </w:p>
+    <w:p>
+      <w:pPr>
+        <w:rPr>
+          <w:rFonts w:ascii="Arial" w:hAnsi="Arial" w:cs="Arial"/>
+          <w:lang w:val="nl-NL"/>
+        </w:rPr>
+      </w:pPr>
+      <w:r>
+        <w:rPr>
+          <w:rFonts w:ascii="Arial" w:hAnsi="Arial" w:cs="Arial"/>
+          <w:b/>
+          <w:lang w:val="nl-NL"/>
+        </w:rPr>
+        <w:t>GPS</w:t>
+      </w:r>
+      <w:r>
+        <w:rPr>
+          <w:rFonts w:ascii="Arial" w:hAnsi="Arial" w:cs="Arial"/>
+          <w:lang w:val="nl-NL"/>
+        </w:rPr>
+        <w:t>: Global Positioning System, systeem waarbij met behulp van satellieten exact de positie wordt bepaald waar men zich bevindt (o.a. gebruikt op schepen en in auto`s).</w:t>
+      </w:r>
+    </w:p>
+    <w:p>
+      <w:pPr>
+        <w:rPr>
+          <w:rFonts w:ascii="Arial" w:hAnsi="Arial" w:cs="Arial"/>
+          <w:lang w:val="nl-NL"/>
+        </w:rPr>
+      </w:pPr>
+      <w:r>
+        <w:rPr>
+          <w:rFonts w:ascii="Arial" w:hAnsi="Arial" w:cs="Arial"/>
+          <w:b/>
+          <w:lang w:val="nl-NL"/>
+        </w:rPr>
+        <w:t>Inzoomen:</w:t>
+      </w:r>
+      <w:r>
+        <w:rPr>
+          <w:lang w:val="nl-NL"/>
+        </w:rPr>
+        <w:t xml:space="preserve"> </w:t>
+      </w:r>
+      <w:r>
+        <w:rPr>
+          <w:rFonts w:ascii="Arial" w:hAnsi="Arial" w:cs="Arial"/>
+          <w:lang w:val="nl-NL"/>
+        </w:rPr>
+        <w:t>Vergroten van een deel van een beeld op het beeldscherm.</w:t>
+      </w:r>
+    </w:p>
+    <w:p>
+      <w:pPr>
+        <w:rPr>
+          <w:rFonts w:ascii="Arial" w:hAnsi="Arial" w:cs="Arial"/>
+          <w:lang w:val="nl-NL"/>
+        </w:rPr>
+      </w:pPr>
+      <w:r>
+        <w:rPr>
+          <w:rFonts w:ascii="Arial" w:hAnsi="Arial" w:cs="Arial"/>
+          <w:b/>
+          <w:lang w:val="nl-NL"/>
+        </w:rPr>
+        <w:t>iOS</w:t>
+      </w:r>
+      <w:r>
+        <w:rPr>
+          <w:rFonts w:ascii="Arial" w:hAnsi="Arial" w:cs="Arial"/>
+          <w:lang w:val="nl-NL"/>
+        </w:rPr>
+        <w:t>:</w:t>
+      </w:r>
+      <w:r>
+        <w:rPr>
+          <w:rFonts w:ascii="Arial" w:hAnsi="Arial" w:cs="Arial"/>
+          <w:b/>
+          <w:lang w:val="nl-NL"/>
+        </w:rPr>
+        <w:t xml:space="preserve"> </w:t>
+      </w:r>
+      <w:r>
+        <w:rPr>
+          <w:rFonts w:ascii="Arial" w:hAnsi="Arial" w:cs="Arial"/>
+          <w:lang w:val="nl-NL"/>
+        </w:rPr>
+        <w:t>Een besturingssysteem voor mobiele telefoons gemaakt door Apple.</w:t>
+      </w:r>
+    </w:p>
+    <w:p>
+      <w:pPr>
+        <w:rPr>
+          <w:rFonts w:ascii="Arial" w:hAnsi="Arial" w:cs="Arial"/>
+          <w:lang w:val="nl-NL"/>
+        </w:rPr>
+      </w:pPr>
+      <w:r>
+        <w:rPr>
+          <w:rFonts w:ascii="Arial" w:hAnsi="Arial" w:cs="Arial"/>
+          <w:b/>
+          <w:lang w:val="nl-NL"/>
+        </w:rPr>
+        <w:t>iPad</w:t>
+      </w:r>
+      <w:r>
+        <w:rPr>
+          <w:rFonts w:ascii="Arial" w:hAnsi="Arial" w:cs="Arial"/>
+          <w:lang w:val="nl-NL"/>
+        </w:rPr>
+        <w:t>:</w:t>
+      </w:r>
+      <w:r>
+        <w:rPr>
+          <w:lang w:val="nl-NL"/>
+        </w:rPr>
+        <w:t xml:space="preserve"> </w:t>
+      </w:r>
+      <w:r>
+        <w:rPr>
+          <w:rFonts w:ascii="Arial" w:hAnsi="Arial" w:cs="Arial"/>
+          <w:lang w:val="nl-NL"/>
+        </w:rPr>
+        <w:t>De iPad is een tablet-pc van het Amerikaanse elektronicabedrijf Apple. Net zoals de iPhone en de iPod Touch bevat de iPad een multi-touchscherm, waardoor deze met de vingers is te bedienen.</w:t>
+      </w:r>
+    </w:p>
+    <w:p>
+      <w:pPr>
+        <w:rPr>
+          <w:rFonts w:ascii="Arial" w:hAnsi="Arial" w:cs="Arial"/>
+          <w:lang w:val="nl-NL"/>
+        </w:rPr>
+      </w:pPr>
+      <w:r>
+        <w:rPr>
+          <w:rFonts w:ascii="Arial" w:hAnsi="Arial" w:cs="Arial"/>
+          <w:b/>
+          <w:lang w:val="nl-NL"/>
+        </w:rPr>
+        <w:t>iPhone</w:t>
+      </w:r>
+      <w:r>
+        <w:rPr>
+          <w:rFonts w:ascii="Arial" w:hAnsi="Arial" w:cs="Arial"/>
+          <w:lang w:val="nl-NL"/>
+        </w:rPr>
+        <w:t>: Dit apparaat was met de HTC Touch een van de eerste smartphones met een on-screen-toetsenbord. Het heeft geen mechanische toetsen om telefoonnummers of sms-berichten in te tikken. De iPhone gebruikt iOS, een aangepaste versie van Mac OS X (het besturingssysteem van Apple).</w:t>
+      </w:r>
+    </w:p>
+    <w:p>
+      <w:pPr>
+        <w:rPr>
+          <w:rFonts w:ascii="Arial" w:hAnsi="Arial" w:cs="Arial"/>
+          <w:lang w:val="nl-NL"/>
+        </w:rPr>
+      </w:pPr>
+      <w:r>
+        <w:rPr>
+          <w:rFonts w:ascii="Arial" w:hAnsi="Arial" w:cs="Arial"/>
+          <w:b/>
+          <w:lang w:val="nl-NL"/>
+        </w:rPr>
+        <w:t>iPod Touch</w:t>
+      </w:r>
+      <w:r>
+        <w:rPr>
+          <w:rFonts w:ascii="Arial" w:hAnsi="Arial" w:cs="Arial"/>
+          <w:lang w:val="nl-NL"/>
+        </w:rPr>
+        <w:t xml:space="preserve">: </w:t>
+      </w:r>
+      <w:r>
+        <w:rPr>
+          <w:rFonts w:ascii="Arial" w:hAnsi="Arial" w:cs="Arial"/>
+          <w:lang w:val="nl-NL"/>
+        </w:rPr>
+        <w:t>een draagbare mediaspeler uit de iPod serie van Apple, voorzien van een multitouchscherm.</w:t>
+      </w:r>
+    </w:p>
+    <w:p>
+      <w:pPr>
+        <w:rPr>
+          <w:rFonts w:ascii="Arial" w:hAnsi="Arial" w:cs="Arial"/>
+          <w:b/>
+          <w:lang w:val="nl-NL"/>
+        </w:rPr>
+      </w:pPr>
+      <w:r>
+        <w:rPr>
+          <w:rFonts w:ascii="Arial" w:hAnsi="Arial" w:cs="Arial"/>
+          <w:b/>
+          <w:lang w:val="nl-NL"/>
+        </w:rPr>
+        <w:t xml:space="preserve">JavaScript: </w:t>
+      </w:r>
+      <w:r>
+        <w:rPr>
+          <w:rFonts w:ascii="Arial" w:hAnsi="Arial" w:cs="Arial"/>
+          <w:lang w:val="nl-NL"/>
+        </w:rPr>
+        <w:t>Een objectgeoriënteerde programmeertaal die veel gebruikt wordt om internetpagina`s interactief te maken en webapplicaties te ontwikkelen.</w:t>
+      </w:r>
+    </w:p>
+    <w:p>
+      <w:pPr>
+        <w:rPr>
+          <w:rFonts w:ascii="Arial" w:hAnsi="Arial" w:cs="Arial"/>
+          <w:lang w:val="nl-NL"/>
+        </w:rPr>
+      </w:pPr>
+      <w:r>
+        <w:rPr>
+          <w:rFonts w:ascii="Arial" w:hAnsi="Arial" w:cs="Arial"/>
+          <w:b/>
+          <w:lang w:val="nl-NL"/>
+        </w:rPr>
+        <w:t>Main-App</w:t>
+      </w:r>
+      <w:r>
+        <w:rPr>
+          <w:rFonts w:ascii="Arial" w:hAnsi="Arial" w:cs="Arial"/>
+          <w:lang w:val="nl-NL"/>
+        </w:rPr>
+        <w:t>: D</w:t>
+      </w:r>
+      <w:r>
+        <w:rPr>
+          <w:rFonts w:ascii="Arial" w:hAnsi="Arial" w:cs="Arial"/>
+          <w:lang w:val="nl-NL"/>
+        </w:rPr>
+        <w:t>e applicatie die dient als raamwerk voor alle drie de apps.</w:t>
+      </w:r>
+    </w:p>
+    <w:p>
+      <w:pPr>
+        <w:rPr>
+          <w:rFonts w:ascii="Arial" w:hAnsi="Arial" w:cs="Arial"/>
+          <w:lang w:val="nl-NL"/>
+        </w:rPr>
+      </w:pPr>
+      <w:r>
+        <w:rPr>
+          <w:rFonts w:ascii="Arial" w:hAnsi="Arial" w:cs="Arial"/>
+          <w:b/>
+          <w:lang w:val="nl-NL"/>
+        </w:rPr>
+        <w:t>Mockup:</w:t>
+      </w:r>
+      <w:r>
+        <w:rPr>
+          <w:rFonts w:ascii="Arial" w:hAnsi="Arial" w:cs="Arial"/>
+          <w:lang w:val="nl-NL"/>
+        </w:rPr>
+        <w:t xml:space="preserve"> Een tekening/afbeelding op schaal van, in dit geval, een App voor op een mobiele telefoon of tablet.</w:t>
+      </w:r>
+      <w:r>
+        <w:rPr>
+          <w:rFonts w:ascii="Arial" w:hAnsi="Arial" w:cs="Arial"/>
+          <w:lang w:val="nl-NL"/>
+        </w:rPr>
+        <w:t xml:space="preserve"> Gemaakt met het programma: Balsamiq Mockups.</w:t>
+      </w:r>
+    </w:p>
+    <w:p>
+      <w:pPr>
+        <w:rPr>
+          <w:rFonts w:ascii="Arial" w:hAnsi="Arial" w:cs="Arial"/>
+          <w:lang w:val="nl-NL"/>
+        </w:rPr>
+      </w:pPr>
+      <w:r>
+        <w:rPr>
+          <w:rFonts w:ascii="Arial" w:hAnsi="Arial" w:cs="Arial"/>
+          <w:b/>
+          <w:lang w:val="nl-NL"/>
+        </w:rPr>
+        <w:t>Native App</w:t>
+      </w:r>
+      <w:r>
+        <w:rPr>
+          <w:rFonts w:ascii="Arial" w:hAnsi="Arial" w:cs="Arial"/>
+          <w:lang w:val="nl-NL"/>
+        </w:rPr>
+        <w:t>: Een programma dat specifiek ontwikkeld en geïmplementeerd is voor het gegeven model, microprocessor of besturingssysteem.</w:t>
+      </w:r>
+    </w:p>
+    <w:p>
+      <w:pPr>
+        <w:rPr>
+          <w:rFonts w:ascii="Arial" w:hAnsi="Arial" w:cs="Arial"/>
+          <w:b/>
+          <w:lang w:val="nl-NL"/>
+        </w:rPr>
+      </w:pPr>
+      <w:r>
+        <w:rPr>
+          <w:rFonts w:ascii="Arial" w:hAnsi="Arial" w:cs="Arial"/>
+          <w:b/>
+          <w:lang w:val="nl-NL"/>
+        </w:rPr>
+        <w:lastRenderedPageBreak/>
+        <w:t>Offline</w:t>
+      </w:r>
+      <w:r>
+        <w:rPr>
+          <w:rFonts w:ascii="Arial" w:hAnsi="Arial" w:cs="Arial"/>
+          <w:lang w:val="nl-NL"/>
+        </w:rPr>
+        <w:t>: Wordt gebruikt als iemand niet is verbonden met het Internet.</w:t>
+      </w:r>
+    </w:p>
+    <w:p>
+      <w:pPr>
+        <w:rPr>
+          <w:rFonts w:ascii="Arial" w:hAnsi="Arial" w:cs="Arial"/>
+          <w:lang w:val="nl-NL"/>
+        </w:rPr>
+      </w:pPr>
+      <w:r>
+        <w:rPr>
+          <w:rFonts w:ascii="Arial" w:hAnsi="Arial" w:cs="Arial"/>
+          <w:b/>
+          <w:lang w:val="nl-NL"/>
+        </w:rPr>
+        <w:t>Online</w:t>
+      </w:r>
+      <w:r>
+        <w:rPr>
+          <w:rFonts w:ascii="Arial" w:hAnsi="Arial" w:cs="Arial"/>
+          <w:lang w:val="nl-NL"/>
+        </w:rPr>
+        <w:t>: Wordt gebruikt als iemand is verbonden met het Internet.</w:t>
+      </w:r>
+    </w:p>
+    <w:p>
+      <w:pPr>
+        <w:rPr>
+          <w:rFonts w:ascii="Arial" w:hAnsi="Arial" w:cs="Arial"/>
+          <w:lang w:val="nl-NL"/>
+        </w:rPr>
+      </w:pPr>
+      <w:r>
+        <w:rPr>
+          <w:rFonts w:ascii="Arial" w:hAnsi="Arial" w:cs="Arial"/>
+          <w:b/>
+          <w:lang w:val="nl-NL"/>
+        </w:rPr>
+        <w:t>POI’s</w:t>
+      </w:r>
+      <w:r>
+        <w:rPr>
+          <w:rFonts w:ascii="Arial" w:hAnsi="Arial" w:cs="Arial"/>
+          <w:lang w:val="nl-NL"/>
+        </w:rPr>
+        <w:t>:</w:t>
+      </w:r>
+      <w:r>
+        <w:rPr>
+          <w:rFonts w:ascii="Arial" w:hAnsi="Arial" w:cs="Arial"/>
+          <w:b/>
+          <w:lang w:val="nl-NL"/>
+        </w:rPr>
+        <w:t xml:space="preserve"> </w:t>
+      </w:r>
+      <w:r>
+        <w:rPr>
+          <w:rFonts w:ascii="Arial" w:hAnsi="Arial" w:cs="Arial"/>
+          <w:lang w:val="nl-NL"/>
+        </w:rPr>
+        <w:t>Points of Interest, Interessante locaties die door het navigatiesysteem worden weergegeven zoals musea, tankstations, hotels, bezienswaardigheden, enzovoort.</w:t>
+      </w:r>
+    </w:p>
+    <w:p>
+      <w:pPr>
+        <w:rPr>
+          <w:rFonts w:ascii="Arial" w:hAnsi="Arial" w:cs="Arial"/>
+          <w:lang w:val="nl-NL"/>
+        </w:rPr>
+      </w:pPr>
+      <w:r>
+        <w:rPr>
+          <w:rFonts w:ascii="Arial" w:hAnsi="Arial" w:cs="Arial"/>
+          <w:b/>
+          <w:lang w:val="nl-NL"/>
+        </w:rPr>
+        <w:t>Programmeren</w:t>
+      </w:r>
+      <w:r>
+        <w:rPr>
+          <w:rFonts w:ascii="Arial" w:hAnsi="Arial" w:cs="Arial"/>
+          <w:lang w:val="nl-NL"/>
+        </w:rPr>
+        <w:t xml:space="preserve">: </w:t>
+      </w:r>
+      <w:r>
+        <w:rPr>
+          <w:rFonts w:ascii="Arial" w:hAnsi="Arial" w:cs="Arial"/>
+          <w:lang w:val="nl-NL"/>
+        </w:rPr>
+        <w:t>O</w:t>
+      </w:r>
+      <w:r>
+        <w:rPr>
+          <w:rFonts w:ascii="Arial" w:hAnsi="Arial" w:cs="Arial"/>
+          <w:lang w:val="nl-NL"/>
+        </w:rPr>
+        <w:t>ntwerpen, schrijven en testen van programma`s.</w:t>
+      </w:r>
+    </w:p>
+    <w:p>
+      <w:pPr>
+        <w:rPr>
+          <w:rFonts w:ascii="Arial" w:hAnsi="Arial" w:cs="Arial"/>
+          <w:lang w:val="nl-NL"/>
+        </w:rPr>
+      </w:pPr>
+      <w:r>
+        <w:rPr>
+          <w:rFonts w:ascii="Arial" w:hAnsi="Arial" w:cs="Arial"/>
+          <w:b/>
+          <w:lang w:val="nl-NL"/>
+        </w:rPr>
+        <w:t>Smartphone</w:t>
+      </w:r>
+      <w:r>
+        <w:rPr>
+          <w:rFonts w:ascii="Arial" w:hAnsi="Arial" w:cs="Arial"/>
+          <w:lang w:val="nl-NL"/>
+        </w:rPr>
+        <w:t>: Een smartphone is een mobiele telefoon die uitgebreidere computermogelijkheden biedt. Een smartphone kan ook beschouwd worden als een handcomputer of pda die tegelijk ook een telefoon is.</w:t>
+      </w:r>
+    </w:p>
+    <w:p>
+      <w:pPr>
+        <w:rPr>
+          <w:rFonts w:ascii="Arial" w:hAnsi="Arial" w:cs="Arial"/>
+          <w:lang w:val="nl-NL"/>
+        </w:rPr>
+      </w:pPr>
+      <w:r>
+        <w:rPr>
+          <w:rFonts w:ascii="Arial" w:hAnsi="Arial" w:cs="Arial"/>
+          <w:b/>
+          <w:lang w:val="nl-NL"/>
+        </w:rPr>
+        <w:t>Tablet</w:t>
+      </w:r>
+      <w:r>
+        <w:rPr>
+          <w:rFonts w:ascii="Arial" w:hAnsi="Arial" w:cs="Arial"/>
+          <w:lang w:val="nl-NL"/>
+        </w:rPr>
+        <w:t>:</w:t>
+      </w:r>
+      <w:r>
+        <w:rPr>
+          <w:lang w:val="nl-NL"/>
+        </w:rPr>
+        <w:t xml:space="preserve"> </w:t>
+      </w:r>
+      <w:r>
+        <w:rPr>
+          <w:rFonts w:ascii="Arial" w:hAnsi="Arial" w:cs="Arial"/>
+          <w:lang w:val="nl-NL"/>
+        </w:rPr>
+        <w:t>Computer die geen toetsenbord of muis heeft, maar e</w:t>
+      </w:r>
+      <w:r>
+        <w:rPr>
+          <w:rFonts w:ascii="Arial" w:hAnsi="Arial" w:cs="Arial"/>
+          <w:lang w:val="nl-NL"/>
+        </w:rPr>
+        <w:t>nkel werkt met een touchscreen.</w:t>
+      </w:r>
+    </w:p>
+    <w:p>
+      <w:pPr>
+        <w:rPr>
+          <w:rFonts w:ascii="Arial" w:hAnsi="Arial" w:cs="Arial"/>
+          <w:lang w:val="nl-NL"/>
+        </w:rPr>
+      </w:pPr>
+      <w:r>
+        <w:rPr>
+          <w:rFonts w:ascii="Arial" w:hAnsi="Arial" w:cs="Arial"/>
+          <w:b/>
+          <w:lang w:val="nl-NL"/>
+        </w:rPr>
+        <w:t>Titanium Studio</w:t>
+      </w:r>
+      <w:r>
+        <w:rPr>
+          <w:rFonts w:ascii="Arial" w:hAnsi="Arial" w:cs="Arial"/>
+          <w:lang w:val="nl-NL"/>
+        </w:rPr>
+        <w:t>: Een softwareontwikkelomgeving van Appcelerator, waarmee apps kunnen worden ontwikkeld voor de smartphone, tablet, desktop en het web.</w:t>
+      </w:r>
+    </w:p>
+    <w:p>
+      <w:pPr>
+        <w:rPr>
+          <w:rFonts w:ascii="Arial" w:hAnsi="Arial" w:cs="Arial"/>
+          <w:lang w:val="nl-NL"/>
+        </w:rPr>
+      </w:pPr>
+      <w:r>
+        <w:rPr>
+          <w:rFonts w:ascii="Arial" w:hAnsi="Arial" w:cs="Arial"/>
+          <w:b/>
+          <w:lang w:val="nl-NL"/>
+        </w:rPr>
+        <w:t>Trail:</w:t>
+      </w:r>
+      <w:r>
+        <w:rPr>
+          <w:rFonts w:ascii="Arial" w:hAnsi="Arial" w:cs="Arial"/>
+          <w:lang w:val="nl-NL"/>
+        </w:rPr>
+        <w:t xml:space="preserve"> Een spoor van je huidig afgelegde route, zodat je altijd weet in welke richting je aan het varen bent.</w:t>
+      </w:r>
+    </w:p>
+    <w:p>
+      <w:pPr>
+        <w:rPr>
+          <w:rFonts w:ascii="Arial" w:hAnsi="Arial" w:cs="Arial"/>
+          <w:lang w:val="nl-NL"/>
+        </w:rPr>
+      </w:pPr>
+      <w:r>
+        <w:rPr>
+          <w:rFonts w:ascii="Arial" w:hAnsi="Arial" w:cs="Arial"/>
+          <w:b/>
+          <w:lang w:val="nl-NL"/>
+        </w:rPr>
+        <w:t>Uitzoomen</w:t>
+      </w:r>
+      <w:r>
+        <w:rPr>
+          <w:rFonts w:ascii="Arial" w:hAnsi="Arial" w:cs="Arial"/>
+          <w:lang w:val="nl-NL"/>
+        </w:rPr>
+        <w:t>: Verkleinen van een deel van een beeld op het beeldscherm.</w:t>
+      </w:r>
+    </w:p>
+    <w:p>
+      <w:pPr>
+        <w:rPr>
+          <w:rFonts w:ascii="Arial" w:hAnsi="Arial" w:cs="Arial"/>
+          <w:lang w:val="nl-NL"/>
+        </w:rPr>
+      </w:pPr>
+      <w:r>
+        <w:rPr>
+          <w:rFonts w:ascii="Arial" w:hAnsi="Arial" w:cs="Arial"/>
+          <w:b/>
+          <w:lang w:val="nl-NL"/>
+        </w:rPr>
+        <w:t>Widgets</w:t>
+      </w:r>
+      <w:r>
+        <w:rPr>
+          <w:rFonts w:ascii="Arial" w:hAnsi="Arial" w:cs="Arial"/>
+          <w:lang w:val="nl-NL"/>
+        </w:rPr>
+        <w:t>: Een klein programmaatje dat als een soort van gadget werkt.</w:t>
+      </w:r>
+    </w:p>
+    <w:p>
+      <w:pPr>
+        <w:rPr>
+          <w:rFonts w:ascii="Arial" w:hAnsi="Arial" w:cs="Arial"/>
+          <w:lang w:val="nl-NL"/>
+        </w:rPr>
+      </w:pPr>
+      <w:r>
+        <w:rPr>
+          <w:rFonts w:ascii="Arial" w:hAnsi="Arial" w:cs="Arial"/>
+          <w:b/>
+          <w:lang w:val="nl-NL"/>
+        </w:rPr>
+        <w:t>WiFi</w:t>
+      </w:r>
+      <w:r>
+        <w:rPr>
+          <w:rFonts w:ascii="Arial" w:hAnsi="Arial" w:cs="Arial"/>
+          <w:lang w:val="nl-NL"/>
+        </w:rPr>
+        <w:t>: Techniek waarmee een computernetwerk draadloos met behulp van een radiozender en radio-ontvanger kan worden gebouwd. Er zijn geen kabels nodig in dit netwerk, maar slechts een insteekkaart in een computer.</w:t>
+      </w:r>
+    </w:p>
+    <w:p>
+      <w:pPr>
+        <w:rPr>
+          <w:rFonts w:ascii="Arial" w:hAnsi="Arial" w:cs="Arial"/>
+          <w:lang w:val="nl-NL"/>
+        </w:rPr>
+      </w:pPr>
+    </w:p>
+    <w:p>
+      <w:pPr>
+        <w:rPr>
+          <w:rFonts w:ascii="Arial" w:hAnsi="Arial" w:cs="Arial"/>
+          <w:lang w:val="nl-NL"/>
+        </w:rPr>
+        <w:sectPr>
+          <w:headerReference w:type="default" r:id="rId50"/>
+          <w:type w:val="continuous"/>
+          <w:pgSz w:w="11900" w:h="16840"/>
+          <w:pgMar w:top="1440" w:right="1440" w:bottom="1440" w:left="1440" w:header="708" w:footer="708" w:gutter="0"/>
+          <w:cols w:space="708"/>
+          <w:docGrid w:linePitch="360"/>
+        </w:sectPr>
+      </w:pPr>
+    </w:p>
+    <w:p>
+      <w:pPr>
+        <w:pStyle w:val="Kop1"/>
+        <w:rPr>
+          <w:lang w:val="nl-NL"/>
+        </w:rPr>
+      </w:pPr>
+      <w:bookmarkStart w:id="36" w:name="_Toc199398116"/>
+      <w:bookmarkStart w:id="37" w:name="_Toc199400215"/>
+      <w:bookmarkStart w:id="38" w:name="_Toc199475072"/>
+      <w:bookmarkStart w:id="39" w:name="_Toc199477789"/>
+      <w:bookmarkStart w:id="40" w:name="_Toc201037043"/>
       <w:r>
         <w:rPr>
           <w:lang w:val="nl-NL"/>
@@ -15884,11 +16339,11 @@
         <w:lastRenderedPageBreak/>
         <w:t>Bijlagen</w:t>
       </w:r>
-      <w:bookmarkEnd w:id="34"/>
-      <w:bookmarkEnd w:id="35"/>
       <w:bookmarkEnd w:id="36"/>
       <w:bookmarkEnd w:id="37"/>
       <w:bookmarkEnd w:id="38"/>
+      <w:bookmarkEnd w:id="39"/>
+      <w:bookmarkEnd w:id="40"/>
     </w:p>
     <w:p>
       <w:pPr>
@@ -15905,7 +16360,7 @@
           <w:lang w:val="nl-NL"/>
         </w:rPr>
       </w:pPr>
-      <w:bookmarkStart w:id="39" w:name="_Toc326833292"/>
+      <w:bookmarkStart w:id="41" w:name="_Toc201037044"/>
       <w:r>
         <w:rPr>
           <w:lang w:val="nl-NL"/>
@@ -15919,7 +16374,7 @@
         <w:tab/>
         <w:t>Keuze ontwikkelplatform voor water apps</w:t>
       </w:r>
-      <w:bookmarkEnd w:id="39"/>
+      <w:bookmarkEnd w:id="41"/>
     </w:p>
     <w:p>
       <w:pPr>
@@ -16892,7 +17347,7 @@
           <w:lang w:val="nl-NL"/>
         </w:rPr>
         <w:sectPr>
-          <w:headerReference w:type="default" r:id="rId48"/>
+          <w:headerReference w:type="default" r:id="rId51"/>
           <w:pgSz w:w="11900" w:h="16840"/>
           <w:pgMar w:top="1440" w:right="1440" w:bottom="1440" w:left="1440" w:header="708" w:footer="708" w:gutter="0"/>
           <w:cols w:space="708"/>
@@ -16907,7 +17362,7 @@
           <w:lang w:val="nl-NL"/>
         </w:rPr>
       </w:pPr>
-      <w:bookmarkStart w:id="40" w:name="_Toc326833293"/>
+      <w:bookmarkStart w:id="42" w:name="_Toc201037045"/>
       <w:r>
         <w:rPr>
           <w:lang w:val="nl-NL"/>
@@ -16915,7 +17370,7 @@
         <w:lastRenderedPageBreak/>
         <w:t>Bronnenlijst</w:t>
       </w:r>
-      <w:bookmarkEnd w:id="40"/>
+      <w:bookmarkEnd w:id="42"/>
     </w:p>
     <w:p>
       <w:pPr>
@@ -16956,7 +17411,7 @@
           <w:lang w:val="nl-NL"/>
         </w:rPr>
       </w:pPr>
-      <w:hyperlink r:id="rId49" w:history="1">
+      <w:hyperlink r:id="rId52" w:history="1">
         <w:r>
           <w:rPr>
             <w:rStyle w:val="Hyperlink"/>
@@ -17003,7 +17458,7 @@
           <w:lang w:val="nl-NL"/>
         </w:rPr>
       </w:pPr>
-      <w:hyperlink r:id="rId50" w:history="1">
+      <w:hyperlink r:id="rId53" w:history="1">
         <w:r>
           <w:rPr>
             <w:rStyle w:val="Hyperlink"/>
@@ -17050,7 +17505,7 @@
           <w:lang w:val="nl-NL"/>
         </w:rPr>
       </w:pPr>
-      <w:hyperlink r:id="rId51" w:history="1">
+      <w:hyperlink r:id="rId54" w:history="1">
         <w:r>
           <w:rPr>
             <w:rStyle w:val="Hyperlink"/>
@@ -17097,7 +17552,7 @@
           <w:lang w:val="nl-NL"/>
         </w:rPr>
       </w:pPr>
-      <w:hyperlink r:id="rId52" w:history="1">
+      <w:hyperlink r:id="rId55" w:history="1">
         <w:r>
           <w:rPr>
             <w:rStyle w:val="Hyperlink"/>
@@ -17158,7 +17613,7 @@
           <w:lang w:val="nl-NL"/>
         </w:rPr>
       </w:pPr>
-      <w:hyperlink r:id="rId53" w:history="1">
+      <w:hyperlink r:id="rId56" w:history="1">
         <w:r>
           <w:rPr>
             <w:rStyle w:val="Hyperlink"/>
@@ -17205,7 +17660,7 @@
           <w:lang w:val="nl-NL"/>
         </w:rPr>
       </w:pPr>
-      <w:hyperlink r:id="rId54" w:history="1">
+      <w:hyperlink r:id="rId57" w:history="1">
         <w:r>
           <w:rPr>
             <w:rStyle w:val="Hyperlink"/>
@@ -17252,7 +17707,7 @@
           <w:lang w:val="nl-NL"/>
         </w:rPr>
       </w:pPr>
-      <w:hyperlink r:id="rId55" w:history="1">
+      <w:hyperlink r:id="rId58" w:history="1">
         <w:r>
           <w:rPr>
             <w:rStyle w:val="Hyperlink"/>
@@ -17299,7 +17754,7 @@
           <w:lang w:val="nl-NL"/>
         </w:rPr>
       </w:pPr>
-      <w:hyperlink r:id="rId56" w:history="1">
+      <w:hyperlink r:id="rId59" w:history="1">
         <w:r>
           <w:rPr>
             <w:rStyle w:val="Hyperlink"/>
@@ -17330,8 +17785,39 @@
         </w:rPr>
         <w:t>-05-2012)</w:t>
       </w:r>
-      <w:bookmarkStart w:id="41" w:name="_GoBack"/>
-      <w:bookmarkEnd w:id="41"/>
+    </w:p>
+    <w:p>
+      <w:pPr>
+        <w:rPr>
+          <w:rFonts w:ascii="Arial" w:hAnsi="Arial" w:cs="Arial"/>
+          <w:lang w:val="nl-NL"/>
+        </w:rPr>
+      </w:pPr>
+    </w:p>
+    <w:p>
+      <w:pPr>
+        <w:rPr>
+          <w:rFonts w:ascii="Arial" w:hAnsi="Arial" w:cs="Arial"/>
+          <w:lang w:val="nl-NL"/>
+        </w:rPr>
+      </w:pPr>
+      <w:hyperlink r:id="rId60" w:history="1">
+        <w:r>
+          <w:rPr>
+            <w:rStyle w:val="Hyperlink"/>
+            <w:rFonts w:ascii="Arial" w:hAnsi="Arial" w:cs="Arial"/>
+            <w:lang w:val="nl-NL"/>
+          </w:rPr>
+          <w:t>http://www.encyclo.nl/</w:t>
+        </w:r>
+      </w:hyperlink>
+      <w:r>
+        <w:rPr>
+          <w:rFonts w:ascii="Arial" w:hAnsi="Arial" w:cs="Arial"/>
+          <w:lang w:val="nl-NL"/>
+        </w:rPr>
+        <w:t xml:space="preserve"> (Bezocht: 15-05-2012)</w:t>
+      </w:r>
     </w:p>
     <w:p>
       <w:pPr>
@@ -17358,7 +17844,7 @@
       </w:pPr>
     </w:p>
     <w:sectPr>
-      <w:headerReference w:type="default" r:id="rId57"/>
+      <w:headerReference w:type="default" r:id="rId61"/>
       <w:type w:val="continuous"/>
       <w:pgSz w:w="11900" w:h="16840"/>
       <w:pgMar w:top="1440" w:right="1440" w:bottom="1440" w:left="1440" w:header="708" w:footer="708" w:gutter="0"/>
@@ -17470,7 +17956,7 @@
         <w:rStyle w:val="Paginanummer"/>
         <w:noProof/>
       </w:rPr>
-      <w:t>24</w:t>
+      <w:t>25</w:t>
     </w:r>
     <w:r>
       <w:rPr>
@@ -17522,6 +18008,64 @@
 </file>
 
 <file path=word/header10.xml><?xml version="1.0" encoding="utf-8"?>
+<w:hdr xmlns:wpc="http://schemas.microsoft.com/office/word/2010/wordprocessingCanvas" xmlns:mo="http://schemas.microsoft.com/office/mac/office/2008/main" xmlns:mc="http://schemas.openxmlformats.org/markup-compatibility/2006" xmlns:mv="urn:schemas-microsoft-com:mac:vml" xmlns:o="urn:schemas-microsoft-com:office:office" xmlns:r="http://schemas.openxmlformats.org/officeDocument/2006/relationships" xmlns:m="http://schemas.openxmlformats.org/officeDocument/2006/math" xmlns:v="urn:schemas-microsoft-com:vml" xmlns:wp14="http://schemas.microsoft.com/office/word/2010/wordprocessingDrawing" xmlns:wp="http://schemas.openxmlformats.org/drawingml/2006/wordprocessingDrawing" xmlns:w10="urn:schemas-microsoft-com:office:word" xmlns:w="http://schemas.openxmlformats.org/wordprocessingml/2006/main" xmlns:w14="http://schemas.microsoft.com/office/word/2010/wordml" xmlns:wpg="http://schemas.microsoft.com/office/word/2010/wordprocessingGroup" xmlns:wpi="http://schemas.microsoft.com/office/word/2010/wordprocessingInk" xmlns:wne="http://schemas.microsoft.com/office/word/2006/wordml" xmlns:wps="http://schemas.microsoft.com/office/word/2010/wordprocessingShape" mc:Ignorable="w14 wp14">
+  <w:p>
+    <w:pPr>
+      <w:pStyle w:val="Koptekst"/>
+      <w:jc w:val="center"/>
+      <w:rPr>
+        <w:sz w:val="20"/>
+      </w:rPr>
+    </w:pPr>
+    <w:r>
+      <w:rPr>
+        <w:sz w:val="20"/>
+      </w:rPr>
+      <w:t>Conclusies</w:t>
+    </w:r>
+  </w:p>
+  <w:p>
+    <w:pPr>
+      <w:pStyle w:val="Koptekst"/>
+      <w:jc w:val="center"/>
+      <w:rPr>
+        <w:sz w:val="20"/>
+      </w:rPr>
+    </w:pPr>
+  </w:p>
+</w:hdr>
+</file>
+
+<file path=word/header11.xml><?xml version="1.0" encoding="utf-8"?>
+<w:hdr xmlns:wpc="http://schemas.microsoft.com/office/word/2010/wordprocessingCanvas" xmlns:mo="http://schemas.microsoft.com/office/mac/office/2008/main" xmlns:mc="http://schemas.openxmlformats.org/markup-compatibility/2006" xmlns:mv="urn:schemas-microsoft-com:mac:vml" xmlns:o="urn:schemas-microsoft-com:office:office" xmlns:r="http://schemas.openxmlformats.org/officeDocument/2006/relationships" xmlns:m="http://schemas.openxmlformats.org/officeDocument/2006/math" xmlns:v="urn:schemas-microsoft-com:vml" xmlns:wp14="http://schemas.microsoft.com/office/word/2010/wordprocessingDrawing" xmlns:wp="http://schemas.openxmlformats.org/drawingml/2006/wordprocessingDrawing" xmlns:w10="urn:schemas-microsoft-com:office:word" xmlns:w="http://schemas.openxmlformats.org/wordprocessingml/2006/main" xmlns:w14="http://schemas.microsoft.com/office/word/2010/wordml" xmlns:wpg="http://schemas.microsoft.com/office/word/2010/wordprocessingGroup" xmlns:wpi="http://schemas.microsoft.com/office/word/2010/wordprocessingInk" xmlns:wne="http://schemas.microsoft.com/office/word/2006/wordml" xmlns:wps="http://schemas.microsoft.com/office/word/2010/wordprocessingShape" mc:Ignorable="w14 wp14">
+  <w:p>
+    <w:pPr>
+      <w:pStyle w:val="Koptekst"/>
+      <w:jc w:val="center"/>
+      <w:rPr>
+        <w:sz w:val="20"/>
+      </w:rPr>
+    </w:pPr>
+    <w:r>
+      <w:rPr>
+        <w:sz w:val="20"/>
+      </w:rPr>
+      <w:t>Verklarende Lijst</w:t>
+    </w:r>
+  </w:p>
+  <w:p>
+    <w:pPr>
+      <w:pStyle w:val="Koptekst"/>
+      <w:jc w:val="center"/>
+      <w:rPr>
+        <w:sz w:val="20"/>
+      </w:rPr>
+    </w:pPr>
+  </w:p>
+</w:hdr>
+</file>
+
+<file path=word/header12.xml><?xml version="1.0" encoding="utf-8"?>
 <w:hdr xmlns:wpc="http://schemas.microsoft.com/office/word/2010/wordprocessingCanvas" xmlns:mo="http://schemas.microsoft.com/office/mac/office/2008/main" xmlns:mc="http://schemas.openxmlformats.org/markup-compatibility/2006" xmlns:mv="urn:schemas-microsoft-com:mac:vml" xmlns:o="urn:schemas-microsoft-com:office:office" xmlns:r="http://schemas.openxmlformats.org/officeDocument/2006/relationships" xmlns:m="http://schemas.openxmlformats.org/officeDocument/2006/math" xmlns:v="urn:schemas-microsoft-com:vml" xmlns:wp14="http://schemas.microsoft.com/office/word/2010/wordprocessingDrawing" xmlns:wp="http://schemas.openxmlformats.org/drawingml/2006/wordprocessingDrawing" xmlns:w10="urn:schemas-microsoft-com:office:word" xmlns:w="http://schemas.openxmlformats.org/wordprocessingml/2006/main" xmlns:w14="http://schemas.microsoft.com/office/word/2010/wordml" xmlns:wpg="http://schemas.microsoft.com/office/word/2010/wordprocessingGroup" xmlns:wpi="http://schemas.microsoft.com/office/word/2010/wordprocessingInk" xmlns:wne="http://schemas.microsoft.com/office/word/2006/wordml" xmlns:wps="http://schemas.microsoft.com/office/word/2010/wordprocessingShape" mc:Ignorable="w14 wp14">
   <w:p>
     <w:pPr>
@@ -17554,7 +18098,7 @@
 </w:hdr>
 </file>
 
-<file path=word/header11.xml><?xml version="1.0" encoding="utf-8"?>
+<file path=word/header13.xml><?xml version="1.0" encoding="utf-8"?>
 <w:hdr xmlns:wpc="http://schemas.microsoft.com/office/word/2010/wordprocessingCanvas" xmlns:mo="http://schemas.microsoft.com/office/mac/office/2008/main" xmlns:mc="http://schemas.openxmlformats.org/markup-compatibility/2006" xmlns:mv="urn:schemas-microsoft-com:mac:vml" xmlns:o="urn:schemas-microsoft-com:office:office" xmlns:r="http://schemas.openxmlformats.org/officeDocument/2006/relationships" xmlns:m="http://schemas.openxmlformats.org/officeDocument/2006/math" xmlns:v="urn:schemas-microsoft-com:vml" xmlns:wp14="http://schemas.microsoft.com/office/word/2010/wordprocessingDrawing" xmlns:wp="http://schemas.openxmlformats.org/drawingml/2006/wordprocessingDrawing" xmlns:w10="urn:schemas-microsoft-com:office:word" xmlns:w="http://schemas.openxmlformats.org/wordprocessingml/2006/main" xmlns:w14="http://schemas.microsoft.com/office/word/2010/wordml" xmlns:wpg="http://schemas.microsoft.com/office/word/2010/wordprocessingGroup" xmlns:wpi="http://schemas.microsoft.com/office/word/2010/wordprocessingInk" xmlns:wne="http://schemas.microsoft.com/office/word/2006/wordml" xmlns:wps="http://schemas.microsoft.com/office/word/2010/wordprocessingShape" mc:Ignorable="w14 wp14">
   <w:p>
     <w:pPr>
@@ -17593,7 +18137,7 @@
 </w:hdr>
 </file>
 
-<file path=word/header12.xml><?xml version="1.0" encoding="utf-8"?>
+<file path=word/header14.xml><?xml version="1.0" encoding="utf-8"?>
 <w:hdr xmlns:wpc="http://schemas.microsoft.com/office/word/2010/wordprocessingCanvas" xmlns:mo="http://schemas.microsoft.com/office/mac/office/2008/main" xmlns:mc="http://schemas.openxmlformats.org/markup-compatibility/2006" xmlns:mv="urn:schemas-microsoft-com:mac:vml" xmlns:o="urn:schemas-microsoft-com:office:office" xmlns:r="http://schemas.openxmlformats.org/officeDocument/2006/relationships" xmlns:m="http://schemas.openxmlformats.org/officeDocument/2006/math" xmlns:v="urn:schemas-microsoft-com:vml" xmlns:wp14="http://schemas.microsoft.com/office/word/2010/wordprocessingDrawing" xmlns:wp="http://schemas.openxmlformats.org/drawingml/2006/wordprocessingDrawing" xmlns:w10="urn:schemas-microsoft-com:office:word" xmlns:w="http://schemas.openxmlformats.org/wordprocessingml/2006/main" xmlns:w14="http://schemas.microsoft.com/office/word/2010/wordml" xmlns:wpg="http://schemas.microsoft.com/office/word/2010/wordprocessingGroup" xmlns:wpi="http://schemas.microsoft.com/office/word/2010/wordprocessingInk" xmlns:wne="http://schemas.microsoft.com/office/word/2006/wordml" xmlns:wps="http://schemas.microsoft.com/office/word/2010/wordprocessingShape" mc:Ignorable="w14 wp14">
   <w:p>
     <w:pPr>
@@ -17613,7 +18157,7 @@
 </w:hdr>
 </file>
 
-<file path=word/header13.xml><?xml version="1.0" encoding="utf-8"?>
+<file path=word/header15.xml><?xml version="1.0" encoding="utf-8"?>
 <w:hdr xmlns:wpc="http://schemas.microsoft.com/office/word/2010/wordprocessingCanvas" xmlns:mo="http://schemas.microsoft.com/office/mac/office/2008/main" xmlns:mc="http://schemas.openxmlformats.org/markup-compatibility/2006" xmlns:mv="urn:schemas-microsoft-com:mac:vml" xmlns:o="urn:schemas-microsoft-com:office:office" xmlns:r="http://schemas.openxmlformats.org/officeDocument/2006/relationships" xmlns:m="http://schemas.openxmlformats.org/officeDocument/2006/math" xmlns:v="urn:schemas-microsoft-com:vml" xmlns:wp14="http://schemas.microsoft.com/office/word/2010/wordprocessingDrawing" xmlns:wp="http://schemas.openxmlformats.org/drawingml/2006/wordprocessingDrawing" xmlns:w10="urn:schemas-microsoft-com:office:word" xmlns:w="http://schemas.openxmlformats.org/wordprocessingml/2006/main" xmlns:w14="http://schemas.microsoft.com/office/word/2010/wordml" xmlns:wpg="http://schemas.microsoft.com/office/word/2010/wordprocessingGroup" xmlns:wpi="http://schemas.microsoft.com/office/word/2010/wordprocessingInk" xmlns:wne="http://schemas.microsoft.com/office/word/2006/wordml" xmlns:wps="http://schemas.microsoft.com/office/word/2010/wordprocessingShape" mc:Ignorable="w14 wp14">
   <w:p>
     <w:pPr>
@@ -17772,21 +18316,23 @@
       <w:jc w:val="center"/>
       <w:rPr>
         <w:sz w:val="20"/>
+        <w:lang w:val="nl-NL"/>
       </w:rPr>
     </w:pPr>
     <w:r>
       <w:rPr>
         <w:sz w:val="20"/>
+        <w:lang w:val="nl-NL"/>
       </w:rPr>
-      <w:t>Conclusies</w:t>
+      <w:t>Verloop van het project</w:t>
     </w:r>
   </w:p>
   <w:p>
     <w:pPr>
       <w:pStyle w:val="Koptekst"/>
-      <w:jc w:val="center"/>
       <w:rPr>
         <w:sz w:val="20"/>
+        <w:lang w:val="nl-NL"/>
       </w:rPr>
     </w:pPr>
   </w:p>
@@ -17801,21 +18347,23 @@
       <w:jc w:val="center"/>
       <w:rPr>
         <w:sz w:val="20"/>
+        <w:lang w:val="nl-NL"/>
       </w:rPr>
     </w:pPr>
     <w:r>
       <w:rPr>
         <w:sz w:val="20"/>
+        <w:lang w:val="nl-NL"/>
       </w:rPr>
-      <w:t>Verklarende Lijst</w:t>
+      <w:t>Samenwerking</w:t>
     </w:r>
   </w:p>
   <w:p>
     <w:pPr>
       <w:pStyle w:val="Koptekst"/>
-      <w:jc w:val="center"/>
       <w:rPr>
         <w:sz w:val="20"/>
+        <w:lang w:val="nl-NL"/>
       </w:rPr>
     </w:pPr>
   </w:p>
@@ -21137,6 +21685,17 @@
     <w:rsid w:val="007D2914"/>
     <w:rPr>
       <w:rFonts w:ascii="Lucida Grande" w:hAnsi="Lucida Grande" w:cs="Lucida Grande"/>
+    </w:rPr>
+  </w:style>
+  <w:style w:type="character" w:styleId="Nadruk">
+    <w:name w:val="Emphasis"/>
+    <w:basedOn w:val="Standaardalinea-lettertype"/>
+    <w:uiPriority w:val="20"/>
+    <w:qFormat/>
+    <w:rsid w:val="00641480"/>
+    <w:rPr>
+      <w:i/>
+      <w:iCs/>
     </w:rPr>
   </w:style>
 </w:styles>
@@ -22062,7 +22621,7 @@
 </file>
 
 <file path=customXml/itemProps1.xml><?xml version="1.0" encoding="utf-8"?>
-<ds:datastoreItem xmlns:ds="http://schemas.openxmlformats.org/officeDocument/2006/customXml" ds:itemID="{0FDCD8DD-9FEE-7845-AA23-A2381C4C988E}">
+<ds:datastoreItem xmlns:ds="http://schemas.openxmlformats.org/officeDocument/2006/customXml" ds:itemID="{212895E1-C9A7-8046-A859-8E1048F4C009}">
   <ds:schemaRefs>
     <ds:schemaRef ds:uri="http://schemas.openxmlformats.org/officeDocument/2006/bibliography"/>
   </ds:schemaRefs>

--- a/Rapport/Het Rapport.docx
+++ b/Rapport/Het Rapport.docx
@@ -2776,10 +2776,7 @@
             <w:fldChar w:fldCharType="end"/>
           </w:r>
         </w:p>
-        <w:p>
-          <w:bookmarkStart w:id="0" w:name="_GoBack"/>
-          <w:bookmarkEnd w:id="0"/>
-        </w:p>
+        <w:p/>
         <w:p>
           <w:pPr>
             <w:pStyle w:val="Inhopg1"/>
@@ -2913,20 +2910,20 @@
           <w:lang w:val="nl-NL"/>
         </w:rPr>
       </w:pPr>
-      <w:bookmarkStart w:id="1" w:name="_Toc199223584"/>
-      <w:bookmarkStart w:id="2" w:name="_Toc199223803"/>
-      <w:bookmarkStart w:id="3" w:name="_Toc199229317"/>
-      <w:bookmarkStart w:id="4" w:name="_Toc199302213"/>
-      <w:bookmarkStart w:id="5" w:name="_Toc199315661"/>
-      <w:bookmarkStart w:id="6" w:name="_Toc199315721"/>
-      <w:bookmarkStart w:id="7" w:name="_Toc199315806"/>
-      <w:bookmarkStart w:id="8" w:name="_Toc199384126"/>
-      <w:bookmarkStart w:id="9" w:name="_Toc199392571"/>
-      <w:bookmarkStart w:id="10" w:name="_Toc199398100"/>
-      <w:bookmarkStart w:id="11" w:name="_Toc199400199"/>
-      <w:bookmarkStart w:id="12" w:name="_Toc199475056"/>
-      <w:bookmarkStart w:id="13" w:name="_Toc199477773"/>
-      <w:bookmarkStart w:id="14" w:name="_Toc201037022"/>
+      <w:bookmarkStart w:id="0" w:name="_Toc199223584"/>
+      <w:bookmarkStart w:id="1" w:name="_Toc199223803"/>
+      <w:bookmarkStart w:id="2" w:name="_Toc199229317"/>
+      <w:bookmarkStart w:id="3" w:name="_Toc199302213"/>
+      <w:bookmarkStart w:id="4" w:name="_Toc199315661"/>
+      <w:bookmarkStart w:id="5" w:name="_Toc199315721"/>
+      <w:bookmarkStart w:id="6" w:name="_Toc199315806"/>
+      <w:bookmarkStart w:id="7" w:name="_Toc199384126"/>
+      <w:bookmarkStart w:id="8" w:name="_Toc199392571"/>
+      <w:bookmarkStart w:id="9" w:name="_Toc199398100"/>
+      <w:bookmarkStart w:id="10" w:name="_Toc199400199"/>
+      <w:bookmarkStart w:id="11" w:name="_Toc199475056"/>
+      <w:bookmarkStart w:id="12" w:name="_Toc199477773"/>
+      <w:bookmarkStart w:id="13" w:name="_Toc201037022"/>
       <w:r>
         <w:rPr>
           <w:lang w:val="nl-NL"/>
@@ -2934,6 +2931,7 @@
         <w:lastRenderedPageBreak/>
         <w:t>Samenvatting</w:t>
       </w:r>
+      <w:bookmarkEnd w:id="0"/>
       <w:bookmarkEnd w:id="1"/>
       <w:bookmarkEnd w:id="2"/>
       <w:bookmarkEnd w:id="3"/>
@@ -2947,7 +2945,6 @@
       <w:bookmarkEnd w:id="11"/>
       <w:bookmarkEnd w:id="12"/>
       <w:bookmarkEnd w:id="13"/>
-      <w:bookmarkEnd w:id="14"/>
     </w:p>
     <w:p>
       <w:pPr>
@@ -3511,7 +3508,7 @@
           <w:lang w:val="nl-NL"/>
         </w:rPr>
       </w:pPr>
-      <w:bookmarkStart w:id="15" w:name="_Toc201037023"/>
+      <w:bookmarkStart w:id="14" w:name="_Toc201037023"/>
       <w:r>
         <w:rPr>
           <w:lang w:val="nl-NL"/>
@@ -3531,7 +3528,7 @@
         </w:rPr>
         <w:t>Inleiding</w:t>
       </w:r>
-      <w:bookmarkEnd w:id="15"/>
+      <w:bookmarkEnd w:id="14"/>
     </w:p>
     <w:p>
       <w:pPr>
@@ -5160,7 +5157,7 @@
           <w:lang w:val="nl-NL"/>
         </w:rPr>
       </w:pPr>
-      <w:bookmarkStart w:id="16" w:name="_Toc201037024"/>
+      <w:bookmarkStart w:id="15" w:name="_Toc201037024"/>
       <w:r>
         <w:rPr>
           <w:lang w:val="nl-NL"/>
@@ -5180,132 +5177,441 @@
         </w:rPr>
         <w:t>Probleem</w:t>
       </w:r>
+      <w:bookmarkEnd w:id="15"/>
+    </w:p>
+    <w:p>
+      <w:pPr>
+        <w:rPr>
+          <w:rFonts w:ascii="Arial" w:hAnsi="Arial" w:cs="Arial"/>
+          <w:lang w:val="nl-NL"/>
+        </w:rPr>
+      </w:pPr>
+      <w:r>
+        <w:rPr>
+          <w:rFonts w:ascii="Arial" w:hAnsi="Arial" w:cs="Arial"/>
+          <w:i/>
+          <w:lang w:val="nl-NL"/>
+        </w:rPr>
+        <w:t>In dit hoofdstuk wordt beschreven wat h</w:t>
+      </w:r>
+      <w:r>
+        <w:rPr>
+          <w:rFonts w:ascii="Arial" w:hAnsi="Arial" w:cs="Arial"/>
+          <w:i/>
+          <w:lang w:val="nl-NL"/>
+        </w:rPr>
+        <w:t>et probleem precies is, waarom dit probleem bestaat en voor wie dit probleem geldt.</w:t>
+      </w:r>
+    </w:p>
+    <w:p>
+      <w:pPr>
+        <w:rPr>
+          <w:rFonts w:ascii="Arial" w:hAnsi="Arial" w:cs="Arial"/>
+          <w:lang w:val="nl-NL"/>
+        </w:rPr>
+      </w:pPr>
+    </w:p>
+    <w:p>
+      <w:pPr>
+        <w:rPr>
+          <w:rFonts w:ascii="Arial" w:hAnsi="Arial" w:cs="Arial"/>
+          <w:lang w:val="nl-NL"/>
+        </w:rPr>
+      </w:pPr>
+    </w:p>
+    <w:p>
+      <w:pPr>
+        <w:rPr>
+          <w:rFonts w:ascii="Arial" w:hAnsi="Arial" w:cs="Arial"/>
+          <w:lang w:val="nl-NL"/>
+        </w:rPr>
+      </w:pPr>
+      <w:r>
+        <w:rPr>
+          <w:rFonts w:ascii="Arial" w:hAnsi="Arial" w:cs="Arial"/>
+          <w:lang w:val="nl-NL"/>
+        </w:rPr>
+        <w:t xml:space="preserve">Voor het P4P project op de NHL Hogeschool is het de bedoeling om 3 </w:t>
+      </w:r>
+      <w:r>
+        <w:rPr>
+          <w:rFonts w:ascii="Arial" w:hAnsi="Arial" w:cs="Arial"/>
+          <w:i/>
+          <w:lang w:val="nl-NL"/>
+        </w:rPr>
+        <w:t>Apps</w:t>
+      </w:r>
+      <w:r>
+        <w:rPr>
+          <w:rFonts w:ascii="Arial" w:hAnsi="Arial" w:cs="Arial"/>
+          <w:lang w:val="nl-NL"/>
+        </w:rPr>
+        <w:t xml:space="preserve"> te maken di</w:t>
+      </w:r>
+      <w:r>
+        <w:rPr>
+          <w:rFonts w:ascii="Arial" w:hAnsi="Arial" w:cs="Arial"/>
+          <w:lang w:val="nl-NL"/>
+        </w:rPr>
+        <w:t>e elk iets te maken hebben met de wateren in Friesland</w:t>
+      </w:r>
+      <w:r>
+        <w:rPr>
+          <w:rFonts w:ascii="Arial" w:hAnsi="Arial" w:cs="Arial"/>
+          <w:lang w:val="nl-NL"/>
+        </w:rPr>
+        <w:t>. De één geeft de bruggen e</w:t>
+      </w:r>
+      <w:r>
+        <w:rPr>
+          <w:rFonts w:ascii="Arial" w:hAnsi="Arial" w:cs="Arial"/>
+          <w:lang w:val="nl-NL"/>
+        </w:rPr>
+        <w:t>n aanlegplaatsen in Friesland, d</w:t>
+      </w:r>
+      <w:r>
+        <w:rPr>
+          <w:rFonts w:ascii="Arial" w:hAnsi="Arial" w:cs="Arial"/>
+          <w:lang w:val="nl-NL"/>
+        </w:rPr>
+        <w:t xml:space="preserve">e ander geeft de bezienswaardigheden in Leeuwarden langs het water en de derde geeft de </w:t>
+      </w:r>
+      <w:r>
+        <w:rPr>
+          <w:rFonts w:ascii="Arial" w:hAnsi="Arial" w:cs="Arial"/>
+          <w:lang w:val="nl-NL"/>
+        </w:rPr>
+        <w:t>visstekken</w:t>
+      </w:r>
+      <w:r>
+        <w:rPr>
+          <w:rFonts w:ascii="Arial" w:hAnsi="Arial" w:cs="Arial"/>
+          <w:lang w:val="nl-NL"/>
+        </w:rPr>
+        <w:t xml:space="preserve"> in Friesland weer.</w:t>
+      </w:r>
+    </w:p>
+    <w:p>
+      <w:pPr>
+        <w:rPr>
+          <w:rFonts w:ascii="Arial" w:hAnsi="Arial" w:cs="Arial"/>
+          <w:lang w:val="nl-NL"/>
+        </w:rPr>
+      </w:pPr>
+    </w:p>
+    <w:p>
+      <w:pPr>
+        <w:rPr>
+          <w:rFonts w:ascii="Arial" w:hAnsi="Arial" w:cs="Arial"/>
+          <w:lang w:val="nl-NL"/>
+        </w:rPr>
+      </w:pPr>
+    </w:p>
+    <w:p>
+      <w:pPr>
+        <w:pStyle w:val="Kop2"/>
+        <w:rPr>
+          <w:lang w:val="nl-NL"/>
+        </w:rPr>
+      </w:pPr>
+      <w:bookmarkStart w:id="16" w:name="_Toc201037025"/>
+      <w:r>
+        <w:rPr>
+          <w:lang w:val="nl-NL"/>
+        </w:rPr>
+        <w:t>2.1</w:t>
+      </w:r>
+      <w:r>
+        <w:rPr>
+          <w:lang w:val="nl-NL"/>
+        </w:rPr>
+        <w:tab/>
+      </w:r>
+      <w:r>
+        <w:rPr>
+          <w:lang w:val="nl-NL"/>
+        </w:rPr>
+        <w:t>Wat is het probleem?</w:t>
+      </w:r>
       <w:bookmarkEnd w:id="16"/>
-    </w:p>
-    <w:p>
-      <w:pPr>
-        <w:rPr>
-          <w:rFonts w:ascii="Arial" w:hAnsi="Arial" w:cs="Arial"/>
-          <w:lang w:val="nl-NL"/>
-        </w:rPr>
-      </w:pPr>
-      <w:r>
-        <w:rPr>
-          <w:rFonts w:ascii="Arial" w:hAnsi="Arial" w:cs="Arial"/>
-          <w:i/>
-          <w:lang w:val="nl-NL"/>
-        </w:rPr>
-        <w:t>In dit hoofdstuk wordt beschreven wat h</w:t>
-      </w:r>
-      <w:r>
-        <w:rPr>
-          <w:rFonts w:ascii="Arial" w:hAnsi="Arial" w:cs="Arial"/>
-          <w:i/>
-          <w:lang w:val="nl-NL"/>
-        </w:rPr>
-        <w:t>et probleem precies is, waarom dit probleem bestaat en voor wie dit probleem geldt.</w:t>
-      </w:r>
-    </w:p>
-    <w:p>
-      <w:pPr>
-        <w:rPr>
-          <w:rFonts w:ascii="Arial" w:hAnsi="Arial" w:cs="Arial"/>
-          <w:lang w:val="nl-NL"/>
-        </w:rPr>
-      </w:pPr>
-    </w:p>
-    <w:p>
-      <w:pPr>
-        <w:rPr>
-          <w:rFonts w:ascii="Arial" w:hAnsi="Arial" w:cs="Arial"/>
-          <w:lang w:val="nl-NL"/>
-        </w:rPr>
-      </w:pPr>
-    </w:p>
-    <w:p>
-      <w:pPr>
-        <w:rPr>
-          <w:rFonts w:ascii="Arial" w:hAnsi="Arial" w:cs="Arial"/>
-          <w:lang w:val="nl-NL"/>
-        </w:rPr>
-      </w:pPr>
-      <w:r>
-        <w:rPr>
-          <w:rFonts w:ascii="Arial" w:hAnsi="Arial" w:cs="Arial"/>
-          <w:lang w:val="nl-NL"/>
-        </w:rPr>
-        <w:t xml:space="preserve">Voor het P4P project op de NHL Hogeschool is het de bedoeling om 3 </w:t>
-      </w:r>
-      <w:r>
-        <w:rPr>
-          <w:rFonts w:ascii="Arial" w:hAnsi="Arial" w:cs="Arial"/>
-          <w:i/>
-          <w:lang w:val="nl-NL"/>
-        </w:rPr>
-        <w:t>Apps</w:t>
-      </w:r>
-      <w:r>
-        <w:rPr>
-          <w:rFonts w:ascii="Arial" w:hAnsi="Arial" w:cs="Arial"/>
-          <w:lang w:val="nl-NL"/>
-        </w:rPr>
-        <w:t xml:space="preserve"> te maken di</w:t>
-      </w:r>
-      <w:r>
-        <w:rPr>
-          <w:rFonts w:ascii="Arial" w:hAnsi="Arial" w:cs="Arial"/>
-          <w:lang w:val="nl-NL"/>
-        </w:rPr>
-        <w:t>e elk iets te maken hebben met de wateren in Friesland</w:t>
-      </w:r>
-      <w:r>
-        <w:rPr>
-          <w:rFonts w:ascii="Arial" w:hAnsi="Arial" w:cs="Arial"/>
-          <w:lang w:val="nl-NL"/>
-        </w:rPr>
-        <w:t>. De één geeft de bruggen e</w:t>
-      </w:r>
-      <w:r>
-        <w:rPr>
-          <w:rFonts w:ascii="Arial" w:hAnsi="Arial" w:cs="Arial"/>
-          <w:lang w:val="nl-NL"/>
-        </w:rPr>
-        <w:t>n aanlegplaatsen in Friesland, d</w:t>
-      </w:r>
-      <w:r>
-        <w:rPr>
-          <w:rFonts w:ascii="Arial" w:hAnsi="Arial" w:cs="Arial"/>
-          <w:lang w:val="nl-NL"/>
-        </w:rPr>
-        <w:t xml:space="preserve">e ander geeft de bezienswaardigheden in Leeuwarden langs het water en de derde geeft de </w:t>
-      </w:r>
-      <w:r>
-        <w:rPr>
-          <w:rFonts w:ascii="Arial" w:hAnsi="Arial" w:cs="Arial"/>
-          <w:lang w:val="nl-NL"/>
-        </w:rPr>
-        <w:t>visstekken</w:t>
-      </w:r>
-      <w:r>
-        <w:rPr>
-          <w:rFonts w:ascii="Arial" w:hAnsi="Arial" w:cs="Arial"/>
-          <w:lang w:val="nl-NL"/>
-        </w:rPr>
-        <w:t xml:space="preserve"> in Friesland weer.</w:t>
-      </w:r>
-    </w:p>
-    <w:p>
-      <w:pPr>
-        <w:rPr>
-          <w:rFonts w:ascii="Arial" w:hAnsi="Arial" w:cs="Arial"/>
-          <w:lang w:val="nl-NL"/>
-        </w:rPr>
-      </w:pPr>
-    </w:p>
-    <w:p>
-      <w:pPr>
-        <w:rPr>
-          <w:rFonts w:ascii="Arial" w:hAnsi="Arial" w:cs="Arial"/>
+      <w:r>
+        <w:rPr>
+          <w:lang w:val="nl-NL"/>
+        </w:rPr>
+        <w:t xml:space="preserve"> </w:t>
+      </w:r>
+    </w:p>
+    <w:p>
+      <w:pPr>
+        <w:rPr>
+          <w:rFonts w:ascii="Arial" w:hAnsi="Arial" w:cs="Arial"/>
+          <w:i/>
+          <w:lang w:val="nl-NL"/>
+        </w:rPr>
+      </w:pPr>
+      <w:r>
+        <w:rPr>
+          <w:rFonts w:ascii="Arial" w:hAnsi="Arial" w:cs="Arial"/>
+          <w:i/>
+          <w:lang w:val="nl-NL"/>
+        </w:rPr>
+        <w:t>In dit subhoofdstuk wordt beschreven wat het probleem precies is.</w:t>
+      </w:r>
+    </w:p>
+    <w:p>
+      <w:pPr>
+        <w:rPr>
+          <w:rFonts w:ascii="Arial" w:hAnsi="Arial" w:cs="Arial"/>
+          <w:i/>
+          <w:lang w:val="nl-NL"/>
+        </w:rPr>
+      </w:pPr>
+    </w:p>
+    <w:p>
+      <w:pPr>
+        <w:rPr>
+          <w:rFonts w:ascii="Arial" w:hAnsi="Arial" w:cs="Arial"/>
+          <w:i/>
+          <w:lang w:val="nl-NL"/>
+        </w:rPr>
+      </w:pPr>
+    </w:p>
+    <w:p>
+      <w:pPr>
+        <w:rPr>
+          <w:rFonts w:ascii="Arial" w:hAnsi="Arial" w:cs="Arial"/>
+          <w:lang w:val="nl-NL"/>
+        </w:rPr>
+      </w:pPr>
+      <w:r>
+        <w:rPr>
+          <w:rFonts w:ascii="Arial" w:hAnsi="Arial" w:cs="Arial"/>
+          <w:lang w:val="nl-NL"/>
+        </w:rPr>
+        <w:t>Het probleem is dat watersporters niet genoeg informatie hebben op het water. Wanneer er op het water wordt gevaren, is er de behoefte om te weten wat voor brug</w:t>
+      </w:r>
+      <w:r>
+        <w:rPr>
+          <w:rFonts w:ascii="Arial" w:hAnsi="Arial" w:cs="Arial"/>
+          <w:lang w:val="nl-NL"/>
+        </w:rPr>
+        <w:t>gen er op de route liggen en of</w:t>
+      </w:r>
+      <w:r>
+        <w:rPr>
+          <w:rFonts w:ascii="Arial" w:hAnsi="Arial" w:cs="Arial"/>
+          <w:lang w:val="nl-NL"/>
+        </w:rPr>
+        <w:t xml:space="preserve"> er onderdoor gevaren kan worden. Ook is er de behoefte om te weten waar aanlegplaatsen zich bevinden, zodat </w:t>
+      </w:r>
+      <w:r>
+        <w:rPr>
+          <w:rFonts w:ascii="Arial" w:hAnsi="Arial" w:cs="Arial"/>
+          <w:lang w:val="nl-NL"/>
+        </w:rPr>
+        <w:t>men snel en gemakkelijk ergens aan kan leggen.</w:t>
+      </w:r>
+    </w:p>
+    <w:p>
+      <w:pPr>
+        <w:rPr>
+          <w:rFonts w:ascii="Arial" w:hAnsi="Arial" w:cs="Arial"/>
+          <w:lang w:val="nl-NL"/>
+        </w:rPr>
+      </w:pPr>
+    </w:p>
+    <w:p>
+      <w:pPr>
+        <w:rPr>
+          <w:rFonts w:ascii="Arial" w:hAnsi="Arial" w:cs="Arial"/>
+          <w:lang w:val="nl-NL"/>
+        </w:rPr>
+      </w:pPr>
+      <w:r>
+        <w:rPr>
+          <w:rFonts w:ascii="Arial" w:hAnsi="Arial" w:cs="Arial"/>
+          <w:lang w:val="nl-NL"/>
+        </w:rPr>
+        <w:t>Naast de voorgenoemde problemen is er ook in Leeuwarden een</w:t>
+      </w:r>
+      <w:r>
+        <w:rPr>
+          <w:rFonts w:ascii="Arial" w:hAnsi="Arial" w:cs="Arial"/>
+          <w:lang w:val="nl-NL"/>
+        </w:rPr>
+        <w:t xml:space="preserve"> probleem wanneer men op het water zit. Er is nu nog niks om te kijken waar er zich </w:t>
+      </w:r>
+      <w:r>
+        <w:rPr>
+          <w:rFonts w:ascii="Arial" w:hAnsi="Arial" w:cs="Arial"/>
+          <w:i/>
+          <w:lang w:val="nl-NL"/>
+        </w:rPr>
+        <w:t xml:space="preserve">POI’s, </w:t>
+      </w:r>
+      <w:r>
+        <w:rPr>
+          <w:rFonts w:ascii="Arial" w:hAnsi="Arial" w:cs="Arial"/>
+          <w:lang w:val="nl-NL"/>
+        </w:rPr>
+        <w:t>bruggen of aanlegplaatsen</w:t>
+      </w:r>
+      <w:r>
+        <w:rPr>
+          <w:rFonts w:ascii="Arial" w:hAnsi="Arial" w:cs="Arial"/>
+          <w:lang w:val="nl-NL"/>
+        </w:rPr>
+        <w:t xml:space="preserve"> bevinden. Als een onbekende</w:t>
+      </w:r>
+      <w:r>
+        <w:rPr>
+          <w:rFonts w:ascii="Arial" w:hAnsi="Arial" w:cs="Arial"/>
+          <w:lang w:val="nl-NL"/>
+        </w:rPr>
+        <w:t xml:space="preserve"> in Leeuwarden komt met de boot</w:t>
+      </w:r>
+      <w:r>
+        <w:rPr>
+          <w:rFonts w:ascii="Arial" w:hAnsi="Arial" w:cs="Arial"/>
+          <w:lang w:val="nl-NL"/>
+        </w:rPr>
+        <w:t>,</w:t>
+      </w:r>
+      <w:r>
+        <w:rPr>
+          <w:rFonts w:ascii="Arial" w:hAnsi="Arial" w:cs="Arial"/>
+          <w:lang w:val="nl-NL"/>
+        </w:rPr>
+        <w:t xml:space="preserve"> wil die graag weten of er zich bruggen op de route begeven waar de boot niet onderdoor kan, of er aanlegplaatsen in de buurt liggen en of er leuke plekjes zijn waar er wat gegeten of gedronken kan worden.</w:t>
+      </w:r>
+    </w:p>
+    <w:p>
+      <w:pPr>
+        <w:rPr>
+          <w:rFonts w:ascii="Arial" w:hAnsi="Arial" w:cs="Arial"/>
+          <w:lang w:val="nl-NL"/>
+        </w:rPr>
+      </w:pPr>
+    </w:p>
+    <w:p>
+      <w:pPr>
+        <w:rPr>
+          <w:rFonts w:ascii="Arial" w:hAnsi="Arial" w:cs="Arial"/>
+          <w:lang w:val="nl-NL"/>
+        </w:rPr>
+      </w:pPr>
+      <w:r>
+        <w:rPr>
+          <w:rFonts w:ascii="Arial" w:hAnsi="Arial" w:cs="Arial"/>
+          <w:lang w:val="nl-NL"/>
+        </w:rPr>
+        <w:t>Ten slotte is er nog een probleem voor vissers</w:t>
+      </w:r>
+      <w:r>
+        <w:rPr>
+          <w:rFonts w:ascii="Arial" w:hAnsi="Arial" w:cs="Arial"/>
+          <w:lang w:val="nl-NL"/>
+        </w:rPr>
+        <w:t xml:space="preserve"> di</w:t>
+      </w:r>
+      <w:r>
+        <w:rPr>
+          <w:rFonts w:ascii="Arial" w:hAnsi="Arial" w:cs="Arial"/>
+          <w:lang w:val="nl-NL"/>
+        </w:rPr>
+        <w:t>e niet goed weten waar</w:t>
+      </w:r>
+      <w:r>
+        <w:rPr>
+          <w:rFonts w:ascii="Arial" w:hAnsi="Arial" w:cs="Arial"/>
+          <w:lang w:val="nl-NL"/>
+        </w:rPr>
+        <w:t xml:space="preserve"> visstekken zich bevinden</w:t>
+      </w:r>
+      <w:r>
+        <w:rPr>
+          <w:rFonts w:ascii="Arial" w:hAnsi="Arial" w:cs="Arial"/>
+          <w:lang w:val="nl-NL"/>
+        </w:rPr>
+        <w:t xml:space="preserve">. </w:t>
+      </w:r>
+      <w:r>
+        <w:rPr>
+          <w:rFonts w:ascii="Arial" w:hAnsi="Arial" w:cs="Arial"/>
+          <w:lang w:val="nl-NL"/>
+        </w:rPr>
+        <w:t xml:space="preserve"> </w:t>
+      </w:r>
+      <w:r>
+        <w:rPr>
+          <w:rFonts w:ascii="Arial" w:hAnsi="Arial" w:cs="Arial"/>
+          <w:lang w:val="nl-NL"/>
+        </w:rPr>
+        <w:t>Vissers hebben behoefte aan</w:t>
+      </w:r>
+      <w:r>
+        <w:rPr>
+          <w:rFonts w:ascii="Arial" w:hAnsi="Arial" w:cs="Arial"/>
+          <w:lang w:val="nl-NL"/>
+        </w:rPr>
+        <w:t xml:space="preserve"> een overzicht van visstekken in de buurt, </w:t>
+      </w:r>
+      <w:r>
+        <w:rPr>
+          <w:rFonts w:ascii="Arial" w:hAnsi="Arial" w:cs="Arial"/>
+          <w:lang w:val="nl-NL"/>
+        </w:rPr>
+        <w:t>maar deze worden digitaal nog ni</w:t>
+      </w:r>
+      <w:r>
+        <w:rPr>
+          <w:rFonts w:ascii="Arial" w:hAnsi="Arial" w:cs="Arial"/>
+          <w:lang w:val="nl-NL"/>
+        </w:rPr>
+        <w:t>et goed weergegeven, hierdoor weten</w:t>
+      </w:r>
+      <w:r>
+        <w:rPr>
+          <w:rFonts w:ascii="Arial" w:hAnsi="Arial" w:cs="Arial"/>
+          <w:lang w:val="nl-NL"/>
+        </w:rPr>
+        <w:t xml:space="preserve"> vissers vaak niet waar </w:t>
+      </w:r>
+      <w:r>
+        <w:rPr>
+          <w:rFonts w:ascii="Arial" w:hAnsi="Arial" w:cs="Arial"/>
+          <w:lang w:val="nl-NL"/>
+        </w:rPr>
+        <w:t>goede visstekken</w:t>
+      </w:r>
+      <w:r>
+        <w:rPr>
+          <w:rFonts w:ascii="Arial" w:hAnsi="Arial" w:cs="Arial"/>
+          <w:lang w:val="nl-NL"/>
+        </w:rPr>
+        <w:t xml:space="preserve"> zich</w:t>
+      </w:r>
+      <w:r>
+        <w:rPr>
+          <w:rFonts w:ascii="Arial" w:hAnsi="Arial" w:cs="Arial"/>
+          <w:lang w:val="nl-NL"/>
+        </w:rPr>
+        <w:t xml:space="preserve"> bevinden.</w:t>
+      </w:r>
+    </w:p>
+    <w:p>
+      <w:pPr>
+        <w:rPr>
+          <w:rFonts w:ascii="Arial" w:hAnsi="Arial" w:cs="Arial"/>
+          <w:lang w:val="nl-NL"/>
+        </w:rPr>
+      </w:pPr>
+    </w:p>
+    <w:p>
+      <w:pPr>
+        <w:rPr>
+          <w:rFonts w:ascii="Arial" w:hAnsi="Arial" w:cs="Arial"/>
+          <w:i/>
           <w:lang w:val="nl-NL"/>
         </w:rPr>
       </w:pPr>
@@ -5317,12 +5623,12 @@
           <w:lang w:val="nl-NL"/>
         </w:rPr>
       </w:pPr>
-      <w:bookmarkStart w:id="17" w:name="_Toc201037025"/>
-      <w:r>
-        <w:rPr>
-          <w:lang w:val="nl-NL"/>
-        </w:rPr>
-        <w:t>2.1</w:t>
+      <w:bookmarkStart w:id="17" w:name="_Toc201037026"/>
+      <w:r>
+        <w:rPr>
+          <w:lang w:val="nl-NL"/>
+        </w:rPr>
+        <w:t>2.2</w:t>
       </w:r>
       <w:r>
         <w:rPr>
@@ -5334,318 +5640,9 @@
         <w:rPr>
           <w:lang w:val="nl-NL"/>
         </w:rPr>
-        <w:t>Wat is het probleem?</w:t>
+        <w:t>Waarom is het een probleem?</w:t>
       </w:r>
       <w:bookmarkEnd w:id="17"/>
-      <w:r>
-        <w:rPr>
-          <w:lang w:val="nl-NL"/>
-        </w:rPr>
-        <w:t xml:space="preserve"> </w:t>
-      </w:r>
-    </w:p>
-    <w:p>
-      <w:pPr>
-        <w:rPr>
-          <w:rFonts w:ascii="Arial" w:hAnsi="Arial" w:cs="Arial"/>
-          <w:i/>
-          <w:lang w:val="nl-NL"/>
-        </w:rPr>
-      </w:pPr>
-      <w:r>
-        <w:rPr>
-          <w:rFonts w:ascii="Arial" w:hAnsi="Arial" w:cs="Arial"/>
-          <w:i/>
-          <w:lang w:val="nl-NL"/>
-        </w:rPr>
-        <w:t>In dit subhoofdstuk wordt beschreven wat het probleem precies is.</w:t>
-      </w:r>
-    </w:p>
-    <w:p>
-      <w:pPr>
-        <w:rPr>
-          <w:rFonts w:ascii="Arial" w:hAnsi="Arial" w:cs="Arial"/>
-          <w:i/>
-          <w:lang w:val="nl-NL"/>
-        </w:rPr>
-      </w:pPr>
-    </w:p>
-    <w:p>
-      <w:pPr>
-        <w:rPr>
-          <w:rFonts w:ascii="Arial" w:hAnsi="Arial" w:cs="Arial"/>
-          <w:i/>
-          <w:lang w:val="nl-NL"/>
-        </w:rPr>
-      </w:pPr>
-    </w:p>
-    <w:p>
-      <w:pPr>
-        <w:rPr>
-          <w:rFonts w:ascii="Arial" w:hAnsi="Arial" w:cs="Arial"/>
-          <w:lang w:val="nl-NL"/>
-        </w:rPr>
-      </w:pPr>
-      <w:r>
-        <w:rPr>
-          <w:rFonts w:ascii="Arial" w:hAnsi="Arial" w:cs="Arial"/>
-          <w:lang w:val="nl-NL"/>
-        </w:rPr>
-        <w:t>Het probleem is dat watersporters niet genoeg informatie hebben op het water. Wanneer er op het water wordt gevaren, is er de behoefte om te weten wat voor brug</w:t>
-      </w:r>
-      <w:r>
-        <w:rPr>
-          <w:rFonts w:ascii="Arial" w:hAnsi="Arial" w:cs="Arial"/>
-          <w:lang w:val="nl-NL"/>
-        </w:rPr>
-        <w:t>gen er op de route liggen en of</w:t>
-      </w:r>
-      <w:r>
-        <w:rPr>
-          <w:rFonts w:ascii="Arial" w:hAnsi="Arial" w:cs="Arial"/>
-          <w:lang w:val="nl-NL"/>
-        </w:rPr>
-        <w:t xml:space="preserve"> er onderdoor gevaren kan worden. Ook is er de behoefte om te weten waar aanlegplaatsen zich bevinden, zodat </w:t>
-      </w:r>
-      <w:r>
-        <w:rPr>
-          <w:rFonts w:ascii="Arial" w:hAnsi="Arial" w:cs="Arial"/>
-          <w:lang w:val="nl-NL"/>
-        </w:rPr>
-        <w:t>men snel en gemakkelijk ergens aan kan leggen.</w:t>
-      </w:r>
-    </w:p>
-    <w:p>
-      <w:pPr>
-        <w:rPr>
-          <w:rFonts w:ascii="Arial" w:hAnsi="Arial" w:cs="Arial"/>
-          <w:lang w:val="nl-NL"/>
-        </w:rPr>
-      </w:pPr>
-    </w:p>
-    <w:p>
-      <w:pPr>
-        <w:rPr>
-          <w:rFonts w:ascii="Arial" w:hAnsi="Arial" w:cs="Arial"/>
-          <w:lang w:val="nl-NL"/>
-        </w:rPr>
-      </w:pPr>
-      <w:r>
-        <w:rPr>
-          <w:rFonts w:ascii="Arial" w:hAnsi="Arial" w:cs="Arial"/>
-          <w:lang w:val="nl-NL"/>
-        </w:rPr>
-        <w:t>Naast de voorgenoemde problemen is er ook in Leeuwarden een</w:t>
-      </w:r>
-      <w:r>
-        <w:rPr>
-          <w:rFonts w:ascii="Arial" w:hAnsi="Arial" w:cs="Arial"/>
-          <w:lang w:val="nl-NL"/>
-        </w:rPr>
-        <w:t xml:space="preserve"> probleem wanneer men op het water zit. Er is nu nog niks om te kijken waar er zich </w:t>
-      </w:r>
-      <w:r>
-        <w:rPr>
-          <w:rFonts w:ascii="Arial" w:hAnsi="Arial" w:cs="Arial"/>
-          <w:i/>
-          <w:lang w:val="nl-NL"/>
-        </w:rPr>
-        <w:t xml:space="preserve">POI’s, </w:t>
-      </w:r>
-      <w:r>
-        <w:rPr>
-          <w:rFonts w:ascii="Arial" w:hAnsi="Arial" w:cs="Arial"/>
-          <w:lang w:val="nl-NL"/>
-        </w:rPr>
-        <w:t>bruggen of aanlegplaatsen</w:t>
-      </w:r>
-      <w:r>
-        <w:rPr>
-          <w:rFonts w:ascii="Arial" w:hAnsi="Arial" w:cs="Arial"/>
-          <w:lang w:val="nl-NL"/>
-        </w:rPr>
-        <w:t xml:space="preserve"> bevinden. Als een onbekende</w:t>
-      </w:r>
-      <w:r>
-        <w:rPr>
-          <w:rFonts w:ascii="Arial" w:hAnsi="Arial" w:cs="Arial"/>
-          <w:lang w:val="nl-NL"/>
-        </w:rPr>
-        <w:t xml:space="preserve"> in Leeuwarden komt met de boot</w:t>
-      </w:r>
-      <w:r>
-        <w:rPr>
-          <w:rFonts w:ascii="Arial" w:hAnsi="Arial" w:cs="Arial"/>
-          <w:lang w:val="nl-NL"/>
-        </w:rPr>
-        <w:t>,</w:t>
-      </w:r>
-      <w:r>
-        <w:rPr>
-          <w:rFonts w:ascii="Arial" w:hAnsi="Arial" w:cs="Arial"/>
-          <w:lang w:val="nl-NL"/>
-        </w:rPr>
-        <w:t xml:space="preserve"> wil die graag weten of er zich bruggen op de route begeven waar de boot niet onderdoor kan, of er aanlegplaatsen in de buurt liggen en of er leuke plekjes zijn waar er wat gegeten of gedronken kan worden.</w:t>
-      </w:r>
-    </w:p>
-    <w:p>
-      <w:pPr>
-        <w:rPr>
-          <w:rFonts w:ascii="Arial" w:hAnsi="Arial" w:cs="Arial"/>
-          <w:lang w:val="nl-NL"/>
-        </w:rPr>
-      </w:pPr>
-    </w:p>
-    <w:p>
-      <w:pPr>
-        <w:rPr>
-          <w:rFonts w:ascii="Arial" w:hAnsi="Arial" w:cs="Arial"/>
-          <w:lang w:val="nl-NL"/>
-        </w:rPr>
-      </w:pPr>
-      <w:r>
-        <w:rPr>
-          <w:rFonts w:ascii="Arial" w:hAnsi="Arial" w:cs="Arial"/>
-          <w:lang w:val="nl-NL"/>
-        </w:rPr>
-        <w:t>Ten slotte is er nog een probleem voor vissers</w:t>
-      </w:r>
-      <w:r>
-        <w:rPr>
-          <w:rFonts w:ascii="Arial" w:hAnsi="Arial" w:cs="Arial"/>
-          <w:lang w:val="nl-NL"/>
-        </w:rPr>
-        <w:t xml:space="preserve"> di</w:t>
-      </w:r>
-      <w:r>
-        <w:rPr>
-          <w:rFonts w:ascii="Arial" w:hAnsi="Arial" w:cs="Arial"/>
-          <w:lang w:val="nl-NL"/>
-        </w:rPr>
-        <w:t>e niet goed weten waar</w:t>
-      </w:r>
-      <w:r>
-        <w:rPr>
-          <w:rFonts w:ascii="Arial" w:hAnsi="Arial" w:cs="Arial"/>
-          <w:lang w:val="nl-NL"/>
-        </w:rPr>
-        <w:t xml:space="preserve"> visstekken zich bevinden</w:t>
-      </w:r>
-      <w:r>
-        <w:rPr>
-          <w:rFonts w:ascii="Arial" w:hAnsi="Arial" w:cs="Arial"/>
-          <w:lang w:val="nl-NL"/>
-        </w:rPr>
-        <w:t xml:space="preserve">. </w:t>
-      </w:r>
-      <w:r>
-        <w:rPr>
-          <w:rFonts w:ascii="Arial" w:hAnsi="Arial" w:cs="Arial"/>
-          <w:lang w:val="nl-NL"/>
-        </w:rPr>
-        <w:t xml:space="preserve"> </w:t>
-      </w:r>
-      <w:r>
-        <w:rPr>
-          <w:rFonts w:ascii="Arial" w:hAnsi="Arial" w:cs="Arial"/>
-          <w:lang w:val="nl-NL"/>
-        </w:rPr>
-        <w:t>Vissers hebben behoefte aan</w:t>
-      </w:r>
-      <w:r>
-        <w:rPr>
-          <w:rFonts w:ascii="Arial" w:hAnsi="Arial" w:cs="Arial"/>
-          <w:lang w:val="nl-NL"/>
-        </w:rPr>
-        <w:t xml:space="preserve"> een overzicht van visstekken in de buurt, </w:t>
-      </w:r>
-      <w:r>
-        <w:rPr>
-          <w:rFonts w:ascii="Arial" w:hAnsi="Arial" w:cs="Arial"/>
-          <w:lang w:val="nl-NL"/>
-        </w:rPr>
-        <w:t>maar deze worden digitaal nog ni</w:t>
-      </w:r>
-      <w:r>
-        <w:rPr>
-          <w:rFonts w:ascii="Arial" w:hAnsi="Arial" w:cs="Arial"/>
-          <w:lang w:val="nl-NL"/>
-        </w:rPr>
-        <w:t>et goed weergegeven, hierdoor weten</w:t>
-      </w:r>
-      <w:r>
-        <w:rPr>
-          <w:rFonts w:ascii="Arial" w:hAnsi="Arial" w:cs="Arial"/>
-          <w:lang w:val="nl-NL"/>
-        </w:rPr>
-        <w:t xml:space="preserve"> vissers vaak niet waar </w:t>
-      </w:r>
-      <w:r>
-        <w:rPr>
-          <w:rFonts w:ascii="Arial" w:hAnsi="Arial" w:cs="Arial"/>
-          <w:lang w:val="nl-NL"/>
-        </w:rPr>
-        <w:t>goede visstekken</w:t>
-      </w:r>
-      <w:r>
-        <w:rPr>
-          <w:rFonts w:ascii="Arial" w:hAnsi="Arial" w:cs="Arial"/>
-          <w:lang w:val="nl-NL"/>
-        </w:rPr>
-        <w:t xml:space="preserve"> zich</w:t>
-      </w:r>
-      <w:r>
-        <w:rPr>
-          <w:rFonts w:ascii="Arial" w:hAnsi="Arial" w:cs="Arial"/>
-          <w:lang w:val="nl-NL"/>
-        </w:rPr>
-        <w:t xml:space="preserve"> bevinden.</w:t>
-      </w:r>
-    </w:p>
-    <w:p>
-      <w:pPr>
-        <w:rPr>
-          <w:rFonts w:ascii="Arial" w:hAnsi="Arial" w:cs="Arial"/>
-          <w:lang w:val="nl-NL"/>
-        </w:rPr>
-      </w:pPr>
-    </w:p>
-    <w:p>
-      <w:pPr>
-        <w:rPr>
-          <w:rFonts w:ascii="Arial" w:hAnsi="Arial" w:cs="Arial"/>
-          <w:i/>
-          <w:lang w:val="nl-NL"/>
-        </w:rPr>
-      </w:pPr>
-    </w:p>
-    <w:p>
-      <w:pPr>
-        <w:pStyle w:val="Kop2"/>
-        <w:rPr>
-          <w:lang w:val="nl-NL"/>
-        </w:rPr>
-      </w:pPr>
-      <w:bookmarkStart w:id="18" w:name="_Toc201037026"/>
-      <w:r>
-        <w:rPr>
-          <w:lang w:val="nl-NL"/>
-        </w:rPr>
-        <w:t>2.2</w:t>
-      </w:r>
-      <w:r>
-        <w:rPr>
-          <w:lang w:val="nl-NL"/>
-        </w:rPr>
-        <w:tab/>
-      </w:r>
-      <w:r>
-        <w:rPr>
-          <w:lang w:val="nl-NL"/>
-        </w:rPr>
-        <w:t>Waarom is het een probleem?</w:t>
-      </w:r>
-      <w:bookmarkEnd w:id="18"/>
       <w:r>
         <w:rPr>
           <w:lang w:val="nl-NL"/>
@@ -5861,7 +5858,7 @@
           <w:lang w:val="nl-NL"/>
         </w:rPr>
       </w:pPr>
-      <w:bookmarkStart w:id="19" w:name="_Toc201037027"/>
+      <w:bookmarkStart w:id="18" w:name="_Toc201037027"/>
       <w:r>
         <w:rPr>
           <w:lang w:val="nl-NL"/>
@@ -5876,7 +5873,7 @@
         <w:tab/>
         <w:t>Voor wie is het een probleem?</w:t>
       </w:r>
-      <w:bookmarkEnd w:id="19"/>
+      <w:bookmarkEnd w:id="18"/>
     </w:p>
     <w:p>
       <w:pPr>
@@ -6013,7 +6010,7 @@
           <w:lang w:val="nl-NL"/>
         </w:rPr>
       </w:pPr>
-      <w:bookmarkStart w:id="20" w:name="_Toc201037028"/>
+      <w:bookmarkStart w:id="19" w:name="_Toc201037028"/>
       <w:r>
         <w:rPr>
           <w:lang w:val="nl-NL"/>
@@ -6028,7 +6025,7 @@
         <w:tab/>
         <w:t>Het onderzoek</w:t>
       </w:r>
-      <w:bookmarkEnd w:id="20"/>
+      <w:bookmarkEnd w:id="19"/>
     </w:p>
     <w:p>
       <w:pPr>
@@ -7876,7 +7873,7 @@
           <w:lang w:val="nl-NL"/>
         </w:rPr>
       </w:pPr>
-      <w:bookmarkStart w:id="21" w:name="_Toc201037029"/>
+      <w:bookmarkStart w:id="20" w:name="_Toc201037029"/>
       <w:r>
         <w:rPr>
           <w:lang w:val="nl-NL"/>
@@ -7891,7 +7888,7 @@
         <w:tab/>
         <w:t>Oplossing</w:t>
       </w:r>
-      <w:bookmarkEnd w:id="21"/>
+      <w:bookmarkEnd w:id="20"/>
     </w:p>
     <w:p>
       <w:pPr>
@@ -8121,7 +8118,7 @@
           <w:lang w:val="nl-NL"/>
         </w:rPr>
       </w:pPr>
-      <w:bookmarkStart w:id="22" w:name="_Toc201037030"/>
+      <w:bookmarkStart w:id="21" w:name="_Toc201037030"/>
       <w:r>
         <w:rPr>
           <w:lang w:val="nl-NL"/>
@@ -8146,7 +8143,7 @@
         </w:rPr>
         <w:t>Wat is de oplossing?</w:t>
       </w:r>
-      <w:bookmarkEnd w:id="22"/>
+      <w:bookmarkEnd w:id="21"/>
     </w:p>
     <w:p>
       <w:pPr>
@@ -8811,7 +8808,7 @@
           <w:lang w:val="nl-NL"/>
         </w:rPr>
       </w:pPr>
-      <w:bookmarkStart w:id="23" w:name="_Toc201037031"/>
+      <w:bookmarkStart w:id="22" w:name="_Toc201037031"/>
       <w:r>
         <w:rPr>
           <w:lang w:val="nl-NL"/>
@@ -8836,7 +8833,7 @@
         </w:rPr>
         <w:t>Hoe en waarmee wordt de oplossing uitgevoerd?</w:t>
       </w:r>
-      <w:bookmarkEnd w:id="23"/>
+      <w:bookmarkEnd w:id="22"/>
     </w:p>
     <w:p>
       <w:pPr>
@@ -9138,7 +9135,7 @@
           <w:lang w:val="nl-NL"/>
         </w:rPr>
       </w:pPr>
-      <w:bookmarkStart w:id="24" w:name="_Toc201037032"/>
+      <w:bookmarkStart w:id="23" w:name="_Toc201037032"/>
       <w:r>
         <w:rPr>
           <w:lang w:val="nl-NL"/>
@@ -9158,7 +9155,7 @@
         <w:tab/>
         <w:t>De ‘Main-App’</w:t>
       </w:r>
-      <w:bookmarkEnd w:id="24"/>
+      <w:bookmarkEnd w:id="23"/>
     </w:p>
     <w:p>
       <w:pPr>
@@ -10314,7 +10311,7 @@
           <w:lang w:val="nl-NL"/>
         </w:rPr>
       </w:pPr>
-      <w:bookmarkStart w:id="25" w:name="_Toc201037033"/>
+      <w:bookmarkStart w:id="24" w:name="_Toc201037033"/>
       <w:r>
         <w:rPr>
           <w:lang w:val="nl-NL"/>
@@ -10334,7 +10331,7 @@
         <w:tab/>
         <w:t>Bruggen en Aanlegplaatsen App</w:t>
       </w:r>
-      <w:bookmarkEnd w:id="25"/>
+      <w:bookmarkEnd w:id="24"/>
     </w:p>
     <w:p>
       <w:pPr>
@@ -11240,7 +11237,7 @@
           <w:lang w:val="nl-NL"/>
         </w:rPr>
       </w:pPr>
-      <w:bookmarkStart w:id="26" w:name="_Toc201037034"/>
+      <w:bookmarkStart w:id="25" w:name="_Toc201037034"/>
       <w:r>
         <w:rPr>
           <w:lang w:val="nl-NL"/>
@@ -11261,7 +11258,7 @@
         <w:tab/>
         <w:t>Bezienswaardigheden Leeuwarden App</w:t>
       </w:r>
-      <w:bookmarkEnd w:id="26"/>
+      <w:bookmarkEnd w:id="25"/>
     </w:p>
     <w:p>
       <w:pPr>
@@ -12181,7 +12178,7 @@
           <w:lang w:val="nl-NL"/>
         </w:rPr>
       </w:pPr>
-      <w:bookmarkStart w:id="27" w:name="_Toc201037035"/>
+      <w:bookmarkStart w:id="26" w:name="_Toc201037035"/>
       <w:r>
         <w:rPr>
           <w:lang w:val="nl-NL"/>
@@ -12213,7 +12210,7 @@
         </w:rPr>
         <w:t xml:space="preserve"> App</w:t>
       </w:r>
-      <w:bookmarkEnd w:id="27"/>
+      <w:bookmarkEnd w:id="26"/>
     </w:p>
     <w:p>
       <w:pPr>
@@ -13204,18 +13201,16 @@
       <w:pPr>
         <w:pStyle w:val="Kop1"/>
       </w:pPr>
-      <w:bookmarkStart w:id="28" w:name="_Toc201037036"/>
+      <w:bookmarkStart w:id="27" w:name="_Toc201037036"/>
       <w:r>
         <w:lastRenderedPageBreak/>
         <w:t>5</w:t>
       </w:r>
       <w:r>
         <w:tab/>
-      </w:r>
-      <w:r>
         <w:t>Verloop van het project</w:t>
       </w:r>
-      <w:bookmarkEnd w:id="28"/>
+      <w:bookmarkEnd w:id="27"/>
     </w:p>
     <w:p>
       <w:pPr>
@@ -13866,7 +13861,7 @@
           <w:lang w:val="nl-NL"/>
         </w:rPr>
       </w:pPr>
-      <w:bookmarkStart w:id="29" w:name="_Toc201037037"/>
+      <w:bookmarkStart w:id="28" w:name="_Toc201037037"/>
       <w:r>
         <w:rPr>
           <w:lang w:val="nl-NL"/>
@@ -13881,7 +13876,7 @@
         <w:tab/>
         <w:t>Samenwerking</w:t>
       </w:r>
-      <w:bookmarkEnd w:id="29"/>
+      <w:bookmarkEnd w:id="28"/>
     </w:p>
     <w:p>
       <w:pPr>
@@ -13969,7 +13964,7 @@
           <w:lang w:val="nl-NL"/>
         </w:rPr>
       </w:pPr>
-      <w:bookmarkStart w:id="30" w:name="_Toc201037038"/>
+      <w:bookmarkStart w:id="29" w:name="_Toc201037038"/>
       <w:r>
         <w:rPr>
           <w:lang w:val="nl-NL"/>
@@ -13984,7 +13979,7 @@
         <w:tab/>
         <w:t>Conclusies</w:t>
       </w:r>
-      <w:bookmarkEnd w:id="30"/>
+      <w:bookmarkEnd w:id="29"/>
     </w:p>
     <w:p>
       <w:pPr>
@@ -15017,7 +15012,7 @@
           <w:docGrid w:linePitch="360"/>
         </w:sectPr>
       </w:pPr>
-      <w:bookmarkStart w:id="31" w:name="_Toc199392586"/>
+      <w:bookmarkStart w:id="30" w:name="_Toc199392586"/>
     </w:p>
     <w:p>
       <w:pPr>
@@ -15042,7 +15037,7 @@
           <w:lang w:val="nl-NL"/>
         </w:rPr>
       </w:pPr>
-      <w:bookmarkStart w:id="32" w:name="_Toc201037039"/>
+      <w:bookmarkStart w:id="31" w:name="_Toc201037039"/>
       <w:r>
         <w:rPr>
           <w:lang w:val="nl-NL"/>
@@ -15063,7 +15058,68 @@
         <w:tab/>
         <w:t>Aanbevelingen</w:t>
       </w:r>
+      <w:bookmarkEnd w:id="31"/>
+    </w:p>
+    <w:p>
+      <w:pPr>
+        <w:rPr>
+          <w:rFonts w:ascii="Arial" w:hAnsi="Arial"/>
+          <w:i/>
+          <w:lang w:val="nl-NL"/>
+        </w:rPr>
+      </w:pPr>
+      <w:r>
+        <w:rPr>
+          <w:rFonts w:ascii="Arial" w:hAnsi="Arial"/>
+          <w:i/>
+          <w:lang w:val="nl-NL"/>
+        </w:rPr>
+        <w:t>In dit hoofdstuk doen we aanbevelingen voor het vervolgen dan wel verder uitwerken van de apps</w:t>
+      </w:r>
+    </w:p>
+    <w:p>
+      <w:pPr>
+        <w:rPr>
+          <w:rFonts w:ascii="Arial" w:hAnsi="Arial"/>
+          <w:i/>
+          <w:lang w:val="nl-NL"/>
+        </w:rPr>
+      </w:pPr>
+    </w:p>
+    <w:p>
+      <w:pPr>
+        <w:pStyle w:val="Kop2"/>
+        <w:rPr>
+          <w:lang w:val="nl-NL"/>
+        </w:rPr>
+      </w:pPr>
+      <w:bookmarkStart w:id="32" w:name="_Toc201037040"/>
+      <w:r>
+        <w:rPr>
+          <w:lang w:val="nl-NL"/>
+        </w:rPr>
+        <w:t>7</w:t>
+      </w:r>
+      <w:r>
+        <w:rPr>
+          <w:lang w:val="nl-NL"/>
+        </w:rPr>
+        <w:t>.1.</w:t>
+      </w:r>
+      <w:r>
+        <w:rPr>
+          <w:lang w:val="nl-NL"/>
+        </w:rPr>
+        <w:tab/>
+        <w:t xml:space="preserve">Design </w:t>
+      </w:r>
       <w:bookmarkEnd w:id="32"/>
+      <w:r>
+        <w:rPr>
+          <w:lang w:val="nl-NL"/>
+        </w:rPr>
+        <w:t>appicoon</w:t>
+      </w:r>
     </w:p>
     <w:p>
       <w:pPr>
@@ -15079,17 +15135,219 @@
           <w:i/>
           <w:lang w:val="nl-NL"/>
         </w:rPr>
-        <w:t>In dit hoofdstuk doen we aanbevelingen voor het vervolgen dan wel verder uitwerken van de apps</w:t>
-      </w:r>
-    </w:p>
-    <w:p>
-      <w:pPr>
-        <w:pStyle w:val="Kop3"/>
-        <w:rPr>
-          <w:lang w:val="nl-NL"/>
-        </w:rPr>
-      </w:pPr>
-      <w:bookmarkStart w:id="33" w:name="_Toc201037040"/>
+        <w:t>In deze paragraaf beschrijven we hoe het icoontje van de app het beste kan worden ontworpen.</w:t>
+      </w:r>
+    </w:p>
+    <w:p>
+      <w:pPr>
+        <w:rPr>
+          <w:rFonts w:ascii="Arial" w:hAnsi="Arial"/>
+          <w:i/>
+          <w:lang w:val="nl-NL"/>
+        </w:rPr>
+      </w:pPr>
+    </w:p>
+    <w:p>
+      <w:pPr>
+        <w:rPr>
+          <w:rFonts w:ascii="Arial" w:hAnsi="Arial"/>
+          <w:lang w:val="nl-NL"/>
+        </w:rPr>
+      </w:pPr>
+      <w:r>
+        <w:rPr>
+          <w:rFonts w:ascii="Arial" w:hAnsi="Arial"/>
+          <w:lang w:val="nl-NL"/>
+        </w:rPr>
+        <w:t xml:space="preserve">De </w:t>
+      </w:r>
+      <w:r>
+        <w:rPr>
+          <w:rFonts w:ascii="Arial" w:hAnsi="Arial"/>
+          <w:i/>
+          <w:lang w:val="nl-NL"/>
+        </w:rPr>
+        <w:t>App Store</w:t>
+      </w:r>
+      <w:r>
+        <w:rPr>
+          <w:rFonts w:ascii="Arial" w:hAnsi="Arial"/>
+          <w:lang w:val="nl-NL"/>
+        </w:rPr>
+        <w:t xml:space="preserve"> van </w:t>
+      </w:r>
+      <w:r>
+        <w:rPr>
+          <w:rFonts w:ascii="Arial" w:hAnsi="Arial"/>
+          <w:i/>
+          <w:lang w:val="nl-NL"/>
+        </w:rPr>
+        <w:t>Apple</w:t>
+      </w:r>
+      <w:r>
+        <w:rPr>
+          <w:rFonts w:ascii="Arial" w:hAnsi="Arial"/>
+          <w:lang w:val="nl-NL"/>
+        </w:rPr>
+        <w:t xml:space="preserve"> wil 10 verschillende appicoon</w:t>
+      </w:r>
+      <w:r>
+        <w:rPr>
+          <w:rFonts w:ascii="Arial" w:hAnsi="Arial"/>
+          <w:lang w:val="nl-NL"/>
+        </w:rPr>
+        <w:t xml:space="preserve">groottes krijgen. Het is veel werk om deze allemaal op de juiste schaal op te slaan. Hiervoor is een </w:t>
+      </w:r>
+      <w:r>
+        <w:rPr>
+          <w:rFonts w:ascii="Arial" w:hAnsi="Arial"/>
+          <w:i/>
+          <w:lang w:val="nl-NL"/>
+        </w:rPr>
+        <w:t>template</w:t>
+      </w:r>
+      <w:r>
+        <w:rPr>
+          <w:rFonts w:ascii="Arial" w:hAnsi="Arial"/>
+          <w:lang w:val="nl-NL"/>
+        </w:rPr>
+        <w:t xml:space="preserve"> te vinden waardoor je maar 1 design/maa</w:t>
+      </w:r>
+      <w:r>
+        <w:rPr>
+          <w:rFonts w:ascii="Arial" w:hAnsi="Arial"/>
+          <w:lang w:val="nl-NL"/>
+        </w:rPr>
+        <w:t xml:space="preserve">t hoeft te maken en de rest is te doen met </w:t>
+      </w:r>
+      <w:r>
+        <w:rPr>
+          <w:rFonts w:ascii="Arial" w:hAnsi="Arial"/>
+          <w:i/>
+          <w:lang w:val="nl-NL"/>
+        </w:rPr>
+        <w:t>‘P</w:t>
+      </w:r>
+      <w:r>
+        <w:rPr>
+          <w:rFonts w:ascii="Arial" w:hAnsi="Arial"/>
+          <w:i/>
+          <w:lang w:val="nl-NL"/>
+        </w:rPr>
+        <w:t>hotoshop actions</w:t>
+      </w:r>
+      <w:r>
+        <w:rPr>
+          <w:rFonts w:ascii="Arial" w:hAnsi="Arial"/>
+          <w:i/>
+          <w:lang w:val="nl-NL"/>
+        </w:rPr>
+        <w:t>’</w:t>
+      </w:r>
+      <w:r>
+        <w:rPr>
+          <w:rFonts w:ascii="Arial" w:hAnsi="Arial"/>
+          <w:lang w:val="nl-NL"/>
+        </w:rPr>
+        <w:t>. Dit</w:t>
+      </w:r>
+      <w:r>
+        <w:rPr>
+          <w:rFonts w:ascii="Arial" w:hAnsi="Arial"/>
+          <w:lang w:val="nl-NL"/>
+        </w:rPr>
+        <w:t xml:space="preserve"> zorgt dat alles in de juiste naamgeving en in de juiste </w:t>
+      </w:r>
+      <w:r>
+        <w:rPr>
+          <w:rFonts w:ascii="Arial" w:hAnsi="Arial"/>
+          <w:lang w:val="nl-NL"/>
+        </w:rPr>
+        <w:t>afmetingen</w:t>
+      </w:r>
+      <w:r>
+        <w:rPr>
+          <w:rFonts w:ascii="Arial" w:hAnsi="Arial"/>
+          <w:lang w:val="nl-NL"/>
+        </w:rPr>
+        <w:t xml:space="preserve"> opgeslagen wordt. Dit </w:t>
+      </w:r>
+      <w:r>
+        <w:rPr>
+          <w:rFonts w:ascii="Arial" w:hAnsi="Arial"/>
+          <w:i/>
+          <w:lang w:val="nl-NL"/>
+        </w:rPr>
+        <w:t>template</w:t>
+      </w:r>
+      <w:r>
+        <w:rPr>
+          <w:rFonts w:ascii="Arial" w:hAnsi="Arial"/>
+          <w:lang w:val="nl-NL"/>
+        </w:rPr>
+        <w:t xml:space="preserve"> is</w:t>
+      </w:r>
+      <w:r>
+        <w:rPr>
+          <w:rFonts w:ascii="Arial" w:hAnsi="Arial"/>
+          <w:lang w:val="nl-NL"/>
+        </w:rPr>
+        <w:t xml:space="preserve"> te vinden en te downloaden op ‘</w:t>
+      </w:r>
+      <w:hyperlink r:id="rId48" w:history="1">
+        <w:r>
+          <w:rPr>
+            <w:rStyle w:val="Hyperlink"/>
+            <w:rFonts w:ascii="Arial" w:hAnsi="Arial"/>
+            <w:lang w:val="nl-NL"/>
+          </w:rPr>
+          <w:t>http://appicontemplate.com/</w:t>
+        </w:r>
+      </w:hyperlink>
+      <w:r>
+        <w:rPr>
+          <w:rFonts w:ascii="Arial" w:hAnsi="Arial"/>
+          <w:lang w:val="nl-NL"/>
+        </w:rPr>
+        <w:t>’</w:t>
+      </w:r>
+      <w:r>
+        <w:rPr>
+          <w:rFonts w:ascii="Arial" w:hAnsi="Arial"/>
+          <w:lang w:val="nl-NL"/>
+        </w:rPr>
+        <w:t xml:space="preserve">. Het is aan te raden om deze te gebruiken aangezien dit een hoop werk </w:t>
+      </w:r>
+      <w:r>
+        <w:rPr>
+          <w:rFonts w:ascii="Arial" w:hAnsi="Arial"/>
+          <w:lang w:val="nl-NL"/>
+        </w:rPr>
+        <w:t>bespaard</w:t>
+      </w:r>
+      <w:r>
+        <w:rPr>
+          <w:rFonts w:ascii="Arial" w:hAnsi="Arial"/>
+          <w:lang w:val="nl-NL"/>
+        </w:rPr>
+        <w:t>.</w:t>
+      </w:r>
+    </w:p>
+    <w:p>
+      <w:pPr>
+        <w:rPr>
+          <w:lang w:val="nl-NL"/>
+        </w:rPr>
+      </w:pPr>
+    </w:p>
+    <w:p>
+      <w:pPr>
+        <w:pStyle w:val="Kop2"/>
+        <w:rPr>
+          <w:lang w:val="nl-NL"/>
+        </w:rPr>
+      </w:pPr>
+      <w:bookmarkStart w:id="33" w:name="_Toc201037041"/>
       <w:r>
         <w:rPr>
           <w:lang w:val="nl-NL"/>
@@ -15100,14 +15358,44 @@
         <w:rPr>
           <w:lang w:val="nl-NL"/>
         </w:rPr>
-        <w:t>.1.1</w:t>
+        <w:t>.2</w:t>
       </w:r>
       <w:r>
         <w:rPr>
           <w:lang w:val="nl-NL"/>
         </w:rPr>
         <w:tab/>
-        <w:t>Design icon app</w:t>
+        <w:t xml:space="preserve">Design </w:t>
+      </w:r>
+      <w:r>
+        <w:rPr>
+          <w:lang w:val="nl-NL"/>
+        </w:rPr>
+        <w:t>ico</w:t>
+      </w:r>
+      <w:r>
+        <w:rPr>
+          <w:lang w:val="nl-NL"/>
+        </w:rPr>
+        <w:t>nen</w:t>
+      </w:r>
+      <w:r>
+        <w:rPr>
+          <w:lang w:val="nl-NL"/>
+        </w:rPr>
+        <w:t xml:space="preserve"> in</w:t>
+      </w:r>
+      <w:r>
+        <w:rPr>
+          <w:lang w:val="nl-NL"/>
+        </w:rPr>
+        <w:t xml:space="preserve"> de</w:t>
+      </w:r>
+      <w:r>
+        <w:rPr>
+          <w:lang w:val="nl-NL"/>
+        </w:rPr>
+        <w:t xml:space="preserve"> app</w:t>
       </w:r>
       <w:bookmarkEnd w:id="33"/>
     </w:p>
@@ -15125,108 +15413,194 @@
           <w:i/>
           <w:lang w:val="nl-NL"/>
         </w:rPr>
-        <w:t>In deze paragraaf beschrijven we hoe het icoontje van de app het beste kan worden ontworpen.</w:t>
-      </w:r>
-    </w:p>
-    <w:p>
-      <w:pPr>
+        <w:t>In deze paragraaf wordt beschrev</w:t>
+      </w:r>
+      <w:r>
         <w:rPr>
           <w:rFonts w:ascii="Arial" w:hAnsi="Arial"/>
           <w:i/>
           <w:lang w:val="nl-NL"/>
         </w:rPr>
-      </w:pPr>
-    </w:p>
-    <w:p>
-      <w:pPr>
+        <w:t>en wat de eisen zijn voor een icoon</w:t>
+      </w:r>
+      <w:r>
         <w:rPr>
           <w:rFonts w:ascii="Arial" w:hAnsi="Arial"/>
-          <w:lang w:val="nl-NL"/>
-        </w:rPr>
-      </w:pPr>
-      <w:r>
+          <w:i/>
+          <w:lang w:val="nl-NL"/>
+        </w:rPr>
+        <w:t xml:space="preserve"> binnen de applicatie.</w:t>
+      </w:r>
+    </w:p>
+    <w:p>
+      <w:pPr>
         <w:rPr>
           <w:rFonts w:ascii="Arial" w:hAnsi="Arial"/>
-          <w:lang w:val="nl-NL"/>
-        </w:rPr>
-        <w:t>De Apple appstore wil 10 verschillende appicon groottes krijgen. Het is veel werk om deze allemaal op de juiste schaal op te slaan. Hiervoor is een template te vinden waardoor je maar 1 design/maat hoeft te maken en de rest doet de photoshop actions. Deze zorgt dat alles in de juiste naamgeving en in de juiste maten opgeslagen wordt. Dit template is te vinden en te downloaden op 'http://appicontemplate.com/'. Het is aan te raden om deze te gebruiken aangezien dit een hoop werk scheelt.</w:t>
-      </w:r>
-    </w:p>
-    <w:p>
-      <w:pPr>
-        <w:rPr>
-          <w:lang w:val="nl-NL"/>
-        </w:rPr>
-      </w:pPr>
-    </w:p>
-    <w:p>
-      <w:pPr>
-        <w:pStyle w:val="Kop3"/>
-        <w:rPr>
-          <w:lang w:val="nl-NL"/>
-        </w:rPr>
-      </w:pPr>
-      <w:bookmarkStart w:id="34" w:name="_Toc201037041"/>
-      <w:r>
-        <w:rPr>
-          <w:lang w:val="nl-NL"/>
-        </w:rPr>
-        <w:t>7</w:t>
-      </w:r>
-      <w:r>
-        <w:rPr>
-          <w:lang w:val="nl-NL"/>
-        </w:rPr>
-        <w:t>.1.2</w:t>
-      </w:r>
-      <w:r>
-        <w:rPr>
-          <w:lang w:val="nl-NL"/>
-        </w:rPr>
-        <w:tab/>
-        <w:t>Design icons in app</w:t>
-      </w:r>
+          <w:i/>
+          <w:lang w:val="nl-NL"/>
+        </w:rPr>
+      </w:pPr>
+    </w:p>
+    <w:p>
+      <w:pPr>
+        <w:rPr>
+          <w:rFonts w:ascii="Arial" w:hAnsi="Arial"/>
+          <w:lang w:val="nl-NL"/>
+        </w:rPr>
+      </w:pPr>
+      <w:r>
+        <w:rPr>
+          <w:rFonts w:ascii="Arial" w:hAnsi="Arial"/>
+          <w:lang w:val="nl-NL"/>
+        </w:rPr>
+        <w:t xml:space="preserve">Alle plaatjes binnen de </w:t>
+      </w:r>
+      <w:r>
+        <w:rPr>
+          <w:rFonts w:ascii="Arial" w:hAnsi="Arial"/>
+          <w:i/>
+          <w:lang w:val="nl-NL"/>
+        </w:rPr>
+        <w:t>A</w:t>
+      </w:r>
+      <w:r>
+        <w:rPr>
+          <w:rFonts w:ascii="Arial" w:hAnsi="Arial"/>
+          <w:i/>
+          <w:lang w:val="nl-NL"/>
+        </w:rPr>
+        <w:t>pp</w:t>
+      </w:r>
+      <w:r>
+        <w:rPr>
+          <w:rFonts w:ascii="Arial" w:hAnsi="Arial"/>
+          <w:lang w:val="nl-NL"/>
+        </w:rPr>
+        <w:t xml:space="preserve"> moeten</w:t>
+      </w:r>
+      <w:r>
+        <w:rPr>
+          <w:rFonts w:ascii="Arial" w:hAnsi="Arial"/>
+          <w:lang w:val="nl-NL"/>
+        </w:rPr>
+        <w:t xml:space="preserve"> op ware schaal gemaakt worden, wanneer dit te klein wordt gemaakt moet het programma dit</w:t>
+      </w:r>
+      <w:r>
+        <w:rPr>
+          <w:rFonts w:ascii="Arial" w:hAnsi="Arial"/>
+          <w:lang w:val="nl-NL"/>
+        </w:rPr>
+        <w:t xml:space="preserve"> zelf</w:t>
+      </w:r>
+      <w:r>
+        <w:rPr>
+          <w:rFonts w:ascii="Arial" w:hAnsi="Arial"/>
+          <w:lang w:val="nl-NL"/>
+        </w:rPr>
+        <w:t xml:space="preserve"> vergroten. </w:t>
+      </w:r>
+      <w:r>
+        <w:rPr>
+          <w:rFonts w:ascii="Arial" w:hAnsi="Arial"/>
+          <w:lang w:val="nl-NL"/>
+        </w:rPr>
+        <w:t>Zodra</w:t>
+      </w:r>
+      <w:r>
+        <w:rPr>
+          <w:rFonts w:ascii="Arial" w:hAnsi="Arial"/>
+          <w:lang w:val="nl-NL"/>
+        </w:rPr>
+        <w:t xml:space="preserve"> dit m</w:t>
+      </w:r>
+      <w:r>
+        <w:rPr>
+          <w:rFonts w:ascii="Arial" w:hAnsi="Arial"/>
+          <w:lang w:val="nl-NL"/>
+        </w:rPr>
+        <w:t>oet gebeuren worden de plaatjes wazig</w:t>
+      </w:r>
+      <w:r>
+        <w:rPr>
+          <w:rFonts w:ascii="Arial" w:hAnsi="Arial"/>
+          <w:lang w:val="nl-NL"/>
+        </w:rPr>
+        <w:t>. Andersom is dit v</w:t>
+      </w:r>
+      <w:r>
+        <w:rPr>
+          <w:rFonts w:ascii="Arial" w:hAnsi="Arial"/>
+          <w:lang w:val="nl-NL"/>
+        </w:rPr>
+        <w:t xml:space="preserve">aak niet zo, maar bij </w:t>
+      </w:r>
+      <w:r>
+        <w:rPr>
+          <w:rFonts w:ascii="Arial" w:hAnsi="Arial"/>
+          <w:i/>
+          <w:lang w:val="nl-NL"/>
+        </w:rPr>
+        <w:t>Titanium</w:t>
+      </w:r>
+      <w:r>
+        <w:rPr>
+          <w:rFonts w:ascii="Arial" w:hAnsi="Arial"/>
+          <w:lang w:val="nl-NL"/>
+        </w:rPr>
+        <w:t xml:space="preserve"> </w:t>
+      </w:r>
+      <w:r>
+        <w:rPr>
+          <w:rFonts w:ascii="Arial" w:hAnsi="Arial"/>
+          <w:i/>
+          <w:lang w:val="nl-NL"/>
+        </w:rPr>
+        <w:t>S</w:t>
+      </w:r>
+      <w:r>
+        <w:rPr>
+          <w:rFonts w:ascii="Arial" w:hAnsi="Arial"/>
+          <w:i/>
+          <w:lang w:val="nl-NL"/>
+        </w:rPr>
+        <w:t>tudio</w:t>
+      </w:r>
+      <w:r>
+        <w:rPr>
+          <w:rFonts w:ascii="Arial" w:hAnsi="Arial"/>
+          <w:lang w:val="nl-NL"/>
+        </w:rPr>
+        <w:t xml:space="preserve"> wel. Wanneer een afbeelding kleiner afgebeeld moet worden dan hij werkelijk is wordt deze ook </w:t>
+      </w:r>
+      <w:r>
+        <w:rPr>
+          <w:rFonts w:ascii="Arial" w:hAnsi="Arial"/>
+          <w:lang w:val="nl-NL"/>
+        </w:rPr>
+        <w:t>wazig</w:t>
+      </w:r>
+      <w:r>
+        <w:rPr>
+          <w:rFonts w:ascii="Arial" w:hAnsi="Arial"/>
+          <w:lang w:val="nl-NL"/>
+        </w:rPr>
+        <w:t xml:space="preserve">. Daarom is het op schaal maken van een plaatje aan te raden om de beste kwaliteit te </w:t>
+      </w:r>
+      <w:r>
+        <w:rPr>
+          <w:rFonts w:ascii="Arial" w:hAnsi="Arial"/>
+          <w:lang w:val="nl-NL"/>
+        </w:rPr>
+        <w:t>garanderen</w:t>
+      </w:r>
+      <w:bookmarkStart w:id="34" w:name="_GoBack"/>
       <w:bookmarkEnd w:id="34"/>
-    </w:p>
-    <w:p>
-      <w:pPr>
+      <w:r>
         <w:rPr>
           <w:rFonts w:ascii="Arial" w:hAnsi="Arial"/>
-          <w:i/>
-          <w:lang w:val="nl-NL"/>
-        </w:rPr>
-      </w:pPr>
-      <w:r>
-        <w:rPr>
-          <w:rFonts w:ascii="Arial" w:hAnsi="Arial"/>
-          <w:i/>
-          <w:lang w:val="nl-NL"/>
-        </w:rPr>
-        <w:t>In deze paragraaf wordt beschreven wat de eisen zijn voor een incoontje binnen de applicatie.</w:t>
-      </w:r>
-    </w:p>
-    <w:p>
-      <w:pPr>
-        <w:rPr>
-          <w:rFonts w:ascii="Arial" w:hAnsi="Arial"/>
-          <w:i/>
-          <w:lang w:val="nl-NL"/>
-        </w:rPr>
-      </w:pPr>
-    </w:p>
-    <w:p>
-      <w:pPr>
-        <w:rPr>
-          <w:rFonts w:ascii="Arial" w:hAnsi="Arial"/>
-          <w:lang w:val="nl-NL"/>
-        </w:rPr>
-      </w:pPr>
-      <w:r>
-        <w:rPr>
-          <w:rFonts w:ascii="Arial" w:hAnsi="Arial"/>
-          <w:lang w:val="nl-NL"/>
-        </w:rPr>
-        <w:t>Alle plaatjes binnen de app moeten ook op ware schaal gemaakt worden, wanneer dit te klein wordt gemaakt moet het programma dit vergroten. Wanneer dit moet gebeuren worden de plaatjes altijd pixelig. Andersom is dit vaak niet zo, maar bij Titanium studio SDK's wel. Wanneer een afbeelding kleiner afgebeeld moet worden dan hij werkelijk is wordt deze ook pixelig. Daarom is het op schaal maken van een plaatje aan te raden om de beste kwaliteit te krijgen.</w:t>
+          <w:lang w:val="nl-NL"/>
+        </w:rPr>
+        <w:t>.</w:t>
       </w:r>
     </w:p>
     <w:p>
@@ -15242,7 +15616,7 @@
           <w:lang w:val="nl-NL"/>
         </w:rPr>
         <w:sectPr>
-          <w:headerReference w:type="default" r:id="rId48"/>
+          <w:headerReference w:type="default" r:id="rId49"/>
           <w:type w:val="continuous"/>
           <w:pgSz w:w="11900" w:h="16840"/>
           <w:pgMar w:top="1440" w:right="1440" w:bottom="1440" w:left="1440" w:header="708" w:footer="708" w:gutter="0"/>
@@ -15292,7 +15666,7 @@
         </w:rPr>
         <w:t>erklarende Lijst</w:t>
       </w:r>
-      <w:bookmarkEnd w:id="31"/>
+      <w:bookmarkEnd w:id="30"/>
       <w:bookmarkEnd w:id="35"/>
     </w:p>
     <w:p>
@@ -15342,7 +15716,7 @@
         </w:rPr>
         <w:t xml:space="preserve"> (</w:t>
       </w:r>
-      <w:hyperlink r:id="rId49" w:history="1">
+      <w:hyperlink r:id="rId50" w:history="1">
         <w:r>
           <w:rPr>
             <w:rStyle w:val="Hyperlink"/>
@@ -16049,10 +16423,79 @@
       </w:pPr>
       <w:r>
         <w:rPr>
-          <w:rFonts w:ascii="Arial" w:hAnsi="Arial" w:cs="Arial"/>
+          <w:rFonts w:ascii="Arial" w:hAnsi="Arial"/>
           <w:b/>
           <w:lang w:val="nl-NL"/>
         </w:rPr>
+        <w:t>Photoshop</w:t>
+      </w:r>
+      <w:r>
+        <w:rPr>
+          <w:rFonts w:ascii="Arial" w:hAnsi="Arial"/>
+          <w:b/>
+          <w:lang w:val="nl-NL"/>
+        </w:rPr>
+        <w:t>:</w:t>
+      </w:r>
+      <w:r>
+        <w:rPr>
+          <w:rFonts w:ascii="Arial" w:hAnsi="Arial"/>
+          <w:lang w:val="nl-NL"/>
+        </w:rPr>
+        <w:t xml:space="preserve"> </w:t>
+      </w:r>
+      <w:r>
+        <w:rPr>
+          <w:rFonts w:ascii="Arial" w:hAnsi="Arial"/>
+          <w:lang w:val="nl-NL"/>
+        </w:rPr>
+        <w:t>Professionele software van Adobe voor het bewerken en maken van afbeeldingen.</w:t>
+      </w:r>
+    </w:p>
+    <w:p>
+      <w:pPr>
+        <w:rPr>
+          <w:rFonts w:ascii="Arial" w:hAnsi="Arial" w:cs="Arial"/>
+          <w:lang w:val="nl-NL"/>
+        </w:rPr>
+      </w:pPr>
+      <w:r>
+        <w:rPr>
+          <w:rFonts w:ascii="Arial" w:hAnsi="Arial"/>
+          <w:b/>
+          <w:lang w:val="nl-NL"/>
+        </w:rPr>
+        <w:t>Photoshop actions</w:t>
+      </w:r>
+      <w:r>
+        <w:rPr>
+          <w:rFonts w:ascii="Arial" w:hAnsi="Arial"/>
+          <w:b/>
+          <w:lang w:val="nl-NL"/>
+        </w:rPr>
+        <w:t>:</w:t>
+      </w:r>
+      <w:r>
+        <w:rPr>
+          <w:rFonts w:ascii="Arial" w:hAnsi="Arial"/>
+          <w:lang w:val="nl-NL"/>
+        </w:rPr>
+        <w:t xml:space="preserve"> Voorgeprogrammeerde acties in Photoshop.</w:t>
+      </w:r>
+    </w:p>
+    <w:p>
+      <w:pPr>
+        <w:rPr>
+          <w:rFonts w:ascii="Arial" w:hAnsi="Arial" w:cs="Arial"/>
+          <w:lang w:val="nl-NL"/>
+        </w:rPr>
+      </w:pPr>
+      <w:r>
+        <w:rPr>
+          <w:rFonts w:ascii="Arial" w:hAnsi="Arial" w:cs="Arial"/>
+          <w:b/>
+          <w:lang w:val="nl-NL"/>
+        </w:rPr>
         <w:t>POI’s</w:t>
       </w:r>
       <w:r>
@@ -16194,6 +16637,43 @@
           <w:b/>
           <w:lang w:val="nl-NL"/>
         </w:rPr>
+        <w:t>Template</w:t>
+      </w:r>
+      <w:r>
+        <w:rPr>
+          <w:rFonts w:ascii="Arial" w:hAnsi="Arial" w:cs="Arial"/>
+          <w:lang w:val="nl-NL"/>
+        </w:rPr>
+        <w:t xml:space="preserve">: </w:t>
+      </w:r>
+      <w:r>
+        <w:rPr>
+          <w:rFonts w:ascii="Arial" w:hAnsi="Arial" w:cs="Arial"/>
+          <w:lang w:val="nl-NL"/>
+        </w:rPr>
+        <w:t>Sjabloon waarin de vorm van een pagina is vastgelegd. Het gebruik van templates garandeert dat content en vormgeving van elkaar worden gescheiden</w:t>
+      </w:r>
+      <w:r>
+        <w:rPr>
+          <w:rFonts w:ascii="Arial" w:hAnsi="Arial" w:cs="Arial"/>
+          <w:lang w:val="nl-NL"/>
+        </w:rPr>
+        <w:t>.</w:t>
+      </w:r>
+    </w:p>
+    <w:p>
+      <w:pPr>
+        <w:rPr>
+          <w:rFonts w:ascii="Arial" w:hAnsi="Arial" w:cs="Arial"/>
+          <w:lang w:val="nl-NL"/>
+        </w:rPr>
+      </w:pPr>
+      <w:r>
+        <w:rPr>
+          <w:rFonts w:ascii="Arial" w:hAnsi="Arial" w:cs="Arial"/>
+          <w:b/>
+          <w:lang w:val="nl-NL"/>
+        </w:rPr>
         <w:t>Titanium Studio</w:t>
       </w:r>
       <w:r>
@@ -16311,7 +16791,7 @@
           <w:lang w:val="nl-NL"/>
         </w:rPr>
         <w:sectPr>
-          <w:headerReference w:type="default" r:id="rId50"/>
+          <w:headerReference w:type="default" r:id="rId51"/>
           <w:type w:val="continuous"/>
           <w:pgSz w:w="11900" w:h="16840"/>
           <w:pgMar w:top="1440" w:right="1440" w:bottom="1440" w:left="1440" w:header="708" w:footer="708" w:gutter="0"/>
@@ -17347,7 +17827,7 @@
           <w:lang w:val="nl-NL"/>
         </w:rPr>
         <w:sectPr>
-          <w:headerReference w:type="default" r:id="rId51"/>
+          <w:headerReference w:type="default" r:id="rId52"/>
           <w:pgSz w:w="11900" w:h="16840"/>
           <w:pgMar w:top="1440" w:right="1440" w:bottom="1440" w:left="1440" w:header="708" w:footer="708" w:gutter="0"/>
           <w:cols w:space="708"/>
@@ -17411,7 +17891,7 @@
           <w:lang w:val="nl-NL"/>
         </w:rPr>
       </w:pPr>
-      <w:hyperlink r:id="rId52" w:history="1">
+      <w:hyperlink r:id="rId53" w:history="1">
         <w:r>
           <w:rPr>
             <w:rStyle w:val="Hyperlink"/>
@@ -17458,7 +17938,7 @@
           <w:lang w:val="nl-NL"/>
         </w:rPr>
       </w:pPr>
-      <w:hyperlink r:id="rId53" w:history="1">
+      <w:hyperlink r:id="rId54" w:history="1">
         <w:r>
           <w:rPr>
             <w:rStyle w:val="Hyperlink"/>
@@ -17505,7 +17985,7 @@
           <w:lang w:val="nl-NL"/>
         </w:rPr>
       </w:pPr>
-      <w:hyperlink r:id="rId54" w:history="1">
+      <w:hyperlink r:id="rId55" w:history="1">
         <w:r>
           <w:rPr>
             <w:rStyle w:val="Hyperlink"/>
@@ -17552,7 +18032,7 @@
           <w:lang w:val="nl-NL"/>
         </w:rPr>
       </w:pPr>
-      <w:hyperlink r:id="rId55" w:history="1">
+      <w:hyperlink r:id="rId56" w:history="1">
         <w:r>
           <w:rPr>
             <w:rStyle w:val="Hyperlink"/>
@@ -17613,7 +18093,7 @@
           <w:lang w:val="nl-NL"/>
         </w:rPr>
       </w:pPr>
-      <w:hyperlink r:id="rId56" w:history="1">
+      <w:hyperlink r:id="rId57" w:history="1">
         <w:r>
           <w:rPr>
             <w:rStyle w:val="Hyperlink"/>
@@ -17660,7 +18140,7 @@
           <w:lang w:val="nl-NL"/>
         </w:rPr>
       </w:pPr>
-      <w:hyperlink r:id="rId57" w:history="1">
+      <w:hyperlink r:id="rId58" w:history="1">
         <w:r>
           <w:rPr>
             <w:rStyle w:val="Hyperlink"/>
@@ -17707,7 +18187,7 @@
           <w:lang w:val="nl-NL"/>
         </w:rPr>
       </w:pPr>
-      <w:hyperlink r:id="rId58" w:history="1">
+      <w:hyperlink r:id="rId59" w:history="1">
         <w:r>
           <w:rPr>
             <w:rStyle w:val="Hyperlink"/>
@@ -17754,7 +18234,7 @@
           <w:lang w:val="nl-NL"/>
         </w:rPr>
       </w:pPr>
-      <w:hyperlink r:id="rId59" w:history="1">
+      <w:hyperlink r:id="rId60" w:history="1">
         <w:r>
           <w:rPr>
             <w:rStyle w:val="Hyperlink"/>
@@ -17801,7 +18281,7 @@
           <w:lang w:val="nl-NL"/>
         </w:rPr>
       </w:pPr>
-      <w:hyperlink r:id="rId60" w:history="1">
+      <w:hyperlink r:id="rId61" w:history="1">
         <w:r>
           <w:rPr>
             <w:rStyle w:val="Hyperlink"/>
@@ -17844,7 +18324,7 @@
       </w:pPr>
     </w:p>
     <w:sectPr>
-      <w:headerReference w:type="default" r:id="rId61"/>
+      <w:headerReference w:type="default" r:id="rId62"/>
       <w:type w:val="continuous"/>
       <w:pgSz w:w="11900" w:h="16840"/>
       <w:pgMar w:top="1440" w:right="1440" w:bottom="1440" w:left="1440" w:header="708" w:footer="708" w:gutter="0"/>
@@ -17956,7 +18436,7 @@
         <w:rStyle w:val="Paginanummer"/>
         <w:noProof/>
       </w:rPr>
-      <w:t>25</w:t>
+      <w:t>19</w:t>
     </w:r>
     <w:r>
       <w:rPr>
@@ -22621,7 +23101,7 @@
 </file>
 
 <file path=customXml/itemProps1.xml><?xml version="1.0" encoding="utf-8"?>
-<ds:datastoreItem xmlns:ds="http://schemas.openxmlformats.org/officeDocument/2006/customXml" ds:itemID="{212895E1-C9A7-8046-A859-8E1048F4C009}">
+<ds:datastoreItem xmlns:ds="http://schemas.openxmlformats.org/officeDocument/2006/customXml" ds:itemID="{6F2D8B7F-28E6-BC4C-8850-8445C4956AE6}">
   <ds:schemaRefs>
     <ds:schemaRef ds:uri="http://schemas.openxmlformats.org/officeDocument/2006/bibliography"/>
   </ds:schemaRefs>

--- a/Rapport/Het Rapport.docx
+++ b/Rapport/Het Rapport.docx
@@ -15593,8 +15593,6 @@
         </w:rPr>
         <w:t>garanderen</w:t>
       </w:r>
-      <w:bookmarkStart w:id="34" w:name="_GoBack"/>
-      <w:bookmarkEnd w:id="34"/>
       <w:r>
         <w:rPr>
           <w:rFonts w:ascii="Arial" w:hAnsi="Arial"/>
@@ -15652,7 +15650,7 @@
           <w:lang w:val="nl-NL"/>
         </w:rPr>
       </w:pPr>
-      <w:bookmarkStart w:id="35" w:name="_Toc201037042"/>
+      <w:bookmarkStart w:id="34" w:name="_Toc201037042"/>
       <w:r>
         <w:rPr>
           <w:lang w:val="nl-NL"/>
@@ -15667,7 +15665,7 @@
         <w:t>erklarende Lijst</w:t>
       </w:r>
       <w:bookmarkEnd w:id="30"/>
-      <w:bookmarkEnd w:id="35"/>
+      <w:bookmarkEnd w:id="34"/>
     </w:p>
     <w:p>
       <w:pPr>
@@ -16807,11 +16805,11 @@
           <w:lang w:val="nl-NL"/>
         </w:rPr>
       </w:pPr>
-      <w:bookmarkStart w:id="36" w:name="_Toc199398116"/>
-      <w:bookmarkStart w:id="37" w:name="_Toc199400215"/>
-      <w:bookmarkStart w:id="38" w:name="_Toc199475072"/>
-      <w:bookmarkStart w:id="39" w:name="_Toc199477789"/>
-      <w:bookmarkStart w:id="40" w:name="_Toc201037043"/>
+      <w:bookmarkStart w:id="35" w:name="_Toc199398116"/>
+      <w:bookmarkStart w:id="36" w:name="_Toc199400215"/>
+      <w:bookmarkStart w:id="37" w:name="_Toc199475072"/>
+      <w:bookmarkStart w:id="38" w:name="_Toc199477789"/>
+      <w:bookmarkStart w:id="39" w:name="_Toc201037043"/>
       <w:r>
         <w:rPr>
           <w:lang w:val="nl-NL"/>
@@ -16819,11 +16817,11 @@
         <w:lastRenderedPageBreak/>
         <w:t>Bijlagen</w:t>
       </w:r>
+      <w:bookmarkEnd w:id="35"/>
       <w:bookmarkEnd w:id="36"/>
       <w:bookmarkEnd w:id="37"/>
       <w:bookmarkEnd w:id="38"/>
       <w:bookmarkEnd w:id="39"/>
-      <w:bookmarkEnd w:id="40"/>
     </w:p>
     <w:p>
       <w:pPr>
@@ -16840,7 +16838,7 @@
           <w:lang w:val="nl-NL"/>
         </w:rPr>
       </w:pPr>
-      <w:bookmarkStart w:id="41" w:name="_Toc201037044"/>
+      <w:bookmarkStart w:id="40" w:name="_Toc201037044"/>
       <w:r>
         <w:rPr>
           <w:lang w:val="nl-NL"/>
@@ -16854,7 +16852,7 @@
         <w:tab/>
         <w:t>Keuze ontwikkelplatform voor water apps</w:t>
       </w:r>
-      <w:bookmarkEnd w:id="41"/>
+      <w:bookmarkEnd w:id="40"/>
     </w:p>
     <w:p>
       <w:pPr>
@@ -17842,7 +17840,7 @@
           <w:lang w:val="nl-NL"/>
         </w:rPr>
       </w:pPr>
-      <w:bookmarkStart w:id="42" w:name="_Toc201037045"/>
+      <w:bookmarkStart w:id="41" w:name="_Toc201037045"/>
       <w:r>
         <w:rPr>
           <w:lang w:val="nl-NL"/>
@@ -17850,7 +17848,7 @@
         <w:lastRenderedPageBreak/>
         <w:t>Bronnenlijst</w:t>
       </w:r>
-      <w:bookmarkEnd w:id="42"/>
+      <w:bookmarkEnd w:id="41"/>
     </w:p>
     <w:p>
       <w:pPr>
@@ -18296,35 +18294,77 @@
           <w:rFonts w:ascii="Arial" w:hAnsi="Arial" w:cs="Arial"/>
           <w:lang w:val="nl-NL"/>
         </w:rPr>
-        <w:t xml:space="preserve"> (Bezocht: 15-05-2012)</w:t>
-      </w:r>
-    </w:p>
-    <w:p>
-      <w:pPr>
-        <w:rPr>
-          <w:rFonts w:ascii="Arial" w:hAnsi="Arial" w:cs="Arial"/>
-          <w:lang w:val="nl-NL"/>
-        </w:rPr>
-      </w:pPr>
-    </w:p>
-    <w:p>
-      <w:pPr>
-        <w:rPr>
-          <w:rFonts w:ascii="Arial" w:hAnsi="Arial" w:cs="Arial"/>
-          <w:lang w:val="nl-NL"/>
-        </w:rPr>
-      </w:pPr>
-    </w:p>
-    <w:p>
-      <w:pPr>
-        <w:rPr>
-          <w:rFonts w:ascii="Arial" w:hAnsi="Arial" w:cs="Arial"/>
-          <w:lang w:val="nl-NL"/>
-        </w:rPr>
-      </w:pPr>
+        <w:t xml:space="preserve"> (Bezocht: 15-04</w:t>
+      </w:r>
+      <w:r>
+        <w:rPr>
+          <w:rFonts w:ascii="Arial" w:hAnsi="Arial" w:cs="Arial"/>
+          <w:lang w:val="nl-NL"/>
+        </w:rPr>
+        <w:t>-2012)</w:t>
+      </w:r>
+    </w:p>
+    <w:p>
+      <w:pPr>
+        <w:rPr>
+          <w:rFonts w:ascii="Arial" w:hAnsi="Arial" w:cs="Arial"/>
+          <w:lang w:val="nl-NL"/>
+        </w:rPr>
+      </w:pPr>
+    </w:p>
+    <w:p>
+      <w:pPr>
+        <w:rPr>
+          <w:rFonts w:ascii="Arial" w:hAnsi="Arial" w:cs="Arial"/>
+          <w:lang w:val="nl-NL"/>
+        </w:rPr>
+      </w:pPr>
+      <w:hyperlink r:id="rId62" w:history="1">
+        <w:r>
+          <w:rPr>
+            <w:rStyle w:val="Hyperlink"/>
+            <w:rFonts w:ascii="Arial" w:hAnsi="Arial"/>
+            <w:lang w:val="nl-NL"/>
+          </w:rPr>
+          <w:t>http://appicontemplate.com/</w:t>
+        </w:r>
+      </w:hyperlink>
+      <w:r>
+        <w:rPr>
+          <w:rFonts w:ascii="Arial" w:hAnsi="Arial"/>
+          <w:lang w:val="nl-NL"/>
+        </w:rPr>
+        <w:t xml:space="preserve"> (Bezocht: 01-05-2012)</w:t>
+      </w:r>
+    </w:p>
+    <w:p>
+      <w:pPr>
+        <w:rPr>
+          <w:rFonts w:ascii="Arial" w:hAnsi="Arial" w:cs="Arial"/>
+          <w:lang w:val="nl-NL"/>
+        </w:rPr>
+      </w:pPr>
+    </w:p>
+    <w:p>
+      <w:pPr>
+        <w:rPr>
+          <w:rFonts w:ascii="Arial" w:hAnsi="Arial" w:cs="Arial"/>
+          <w:lang w:val="nl-NL"/>
+        </w:rPr>
+      </w:pPr>
+    </w:p>
+    <w:p>
+      <w:pPr>
+        <w:rPr>
+          <w:rFonts w:ascii="Arial" w:hAnsi="Arial" w:cs="Arial"/>
+          <w:lang w:val="nl-NL"/>
+        </w:rPr>
+      </w:pPr>
+      <w:bookmarkStart w:id="42" w:name="_GoBack"/>
+      <w:bookmarkEnd w:id="42"/>
     </w:p>
     <w:sectPr>
-      <w:headerReference w:type="default" r:id="rId62"/>
+      <w:headerReference w:type="default" r:id="rId63"/>
       <w:type w:val="continuous"/>
       <w:pgSz w:w="11900" w:h="16840"/>
       <w:pgMar w:top="1440" w:right="1440" w:bottom="1440" w:left="1440" w:header="708" w:footer="708" w:gutter="0"/>
@@ -18436,7 +18476,7 @@
         <w:rStyle w:val="Paginanummer"/>
         <w:noProof/>
       </w:rPr>
-      <w:t>19</w:t>
+      <w:t>25</w:t>
     </w:r>
     <w:r>
       <w:rPr>
@@ -23101,7 +23141,7 @@
 </file>
 
 <file path=customXml/itemProps1.xml><?xml version="1.0" encoding="utf-8"?>
-<ds:datastoreItem xmlns:ds="http://schemas.openxmlformats.org/officeDocument/2006/customXml" ds:itemID="{6F2D8B7F-28E6-BC4C-8850-8445C4956AE6}">
+<ds:datastoreItem xmlns:ds="http://schemas.openxmlformats.org/officeDocument/2006/customXml" ds:itemID="{D5C2E2A7-5D4F-9843-B47C-31996AD64B8D}">
   <ds:schemaRefs>
     <ds:schemaRef ds:uri="http://schemas.openxmlformats.org/officeDocument/2006/bibliography"/>
   </ds:schemaRefs>

--- a/Rapport/Het Rapport.docx
+++ b/Rapport/Het Rapport.docx
@@ -1177,7 +1177,7 @@
             <w:rPr>
               <w:noProof/>
             </w:rPr>
-            <w:instrText xml:space="preserve"> PAGEREF _Toc201037023 \h </w:instrText>
+            <w:instrText xml:space="preserve"> PAGEREF _Toc201041289 \h </w:instrText>
           </w:r>
           <w:r>
             <w:rPr>
@@ -1254,7 +1254,7 @@
             <w:rPr>
               <w:noProof/>
             </w:rPr>
-            <w:instrText xml:space="preserve"> PAGEREF _Toc201037024 \h </w:instrText>
+            <w:instrText xml:space="preserve"> PAGEREF _Toc201041290 \h </w:instrText>
           </w:r>
           <w:r>
             <w:rPr>
@@ -1335,7 +1335,7 @@
             <w:rPr>
               <w:noProof/>
             </w:rPr>
-            <w:instrText xml:space="preserve"> PAGEREF _Toc201037025 \h </w:instrText>
+            <w:instrText xml:space="preserve"> PAGEREF _Toc201041291 \h </w:instrText>
           </w:r>
           <w:r>
             <w:rPr>
@@ -1416,7 +1416,7 @@
             <w:rPr>
               <w:noProof/>
             </w:rPr>
-            <w:instrText xml:space="preserve"> PAGEREF _Toc201037026 \h </w:instrText>
+            <w:instrText xml:space="preserve"> PAGEREF _Toc201041292 \h </w:instrText>
           </w:r>
           <w:r>
             <w:rPr>
@@ -1497,7 +1497,7 @@
             <w:rPr>
               <w:noProof/>
             </w:rPr>
-            <w:instrText xml:space="preserve"> PAGEREF _Toc201037027 \h </w:instrText>
+            <w:instrText xml:space="preserve"> PAGEREF _Toc201041293 \h </w:instrText>
           </w:r>
           <w:r>
             <w:rPr>
@@ -1574,7 +1574,7 @@
             <w:rPr>
               <w:noProof/>
             </w:rPr>
-            <w:instrText xml:space="preserve"> PAGEREF _Toc201037028 \h </w:instrText>
+            <w:instrText xml:space="preserve"> PAGEREF _Toc201041294 \h </w:instrText>
           </w:r>
           <w:r>
             <w:rPr>
@@ -1651,7 +1651,7 @@
             <w:rPr>
               <w:noProof/>
             </w:rPr>
-            <w:instrText xml:space="preserve"> PAGEREF _Toc201037029 \h </w:instrText>
+            <w:instrText xml:space="preserve"> PAGEREF _Toc201041295 \h </w:instrText>
           </w:r>
           <w:r>
             <w:rPr>
@@ -1732,7 +1732,7 @@
             <w:rPr>
               <w:noProof/>
             </w:rPr>
-            <w:instrText xml:space="preserve"> PAGEREF _Toc201037030 \h </w:instrText>
+            <w:instrText xml:space="preserve"> PAGEREF _Toc201041296 \h </w:instrText>
           </w:r>
           <w:r>
             <w:rPr>
@@ -1813,7 +1813,7 @@
             <w:rPr>
               <w:noProof/>
             </w:rPr>
-            <w:instrText xml:space="preserve"> PAGEREF _Toc201037031 \h </w:instrText>
+            <w:instrText xml:space="preserve"> PAGEREF _Toc201041297 \h </w:instrText>
           </w:r>
           <w:r>
             <w:rPr>
@@ -1892,7 +1892,7 @@
             <w:rPr>
               <w:noProof/>
             </w:rPr>
-            <w:instrText xml:space="preserve"> PAGEREF _Toc201037032 \h </w:instrText>
+            <w:instrText xml:space="preserve"> PAGEREF _Toc201041298 \h </w:instrText>
           </w:r>
           <w:r>
             <w:rPr>
@@ -1971,7 +1971,7 @@
             <w:rPr>
               <w:noProof/>
             </w:rPr>
-            <w:instrText xml:space="preserve"> PAGEREF _Toc201037033 \h </w:instrText>
+            <w:instrText xml:space="preserve"> PAGEREF _Toc201041299 \h </w:instrText>
           </w:r>
           <w:r>
             <w:rPr>
@@ -2050,7 +2050,7 @@
             <w:rPr>
               <w:noProof/>
             </w:rPr>
-            <w:instrText xml:space="preserve"> PAGEREF _Toc201037034 \h </w:instrText>
+            <w:instrText xml:space="preserve"> PAGEREF _Toc201041300 \h </w:instrText>
           </w:r>
           <w:r>
             <w:rPr>
@@ -2129,7 +2129,7 @@
             <w:rPr>
               <w:noProof/>
             </w:rPr>
-            <w:instrText xml:space="preserve"> PAGEREF _Toc201037035 \h </w:instrText>
+            <w:instrText xml:space="preserve"> PAGEREF _Toc201041301 \h </w:instrText>
           </w:r>
           <w:r>
             <w:rPr>
@@ -2204,7 +2204,7 @@
             <w:rPr>
               <w:noProof/>
             </w:rPr>
-            <w:instrText xml:space="preserve"> PAGEREF _Toc201037036 \h </w:instrText>
+            <w:instrText xml:space="preserve"> PAGEREF _Toc201041302 \h </w:instrText>
           </w:r>
           <w:r>
             <w:rPr>
@@ -2281,7 +2281,7 @@
             <w:rPr>
               <w:noProof/>
             </w:rPr>
-            <w:instrText xml:space="preserve"> PAGEREF _Toc201037037 \h </w:instrText>
+            <w:instrText xml:space="preserve"> PAGEREF _Toc201041303 \h </w:instrText>
           </w:r>
           <w:r>
             <w:rPr>
@@ -2358,7 +2358,7 @@
             <w:rPr>
               <w:noProof/>
             </w:rPr>
-            <w:instrText xml:space="preserve"> PAGEREF _Toc201037038 \h </w:instrText>
+            <w:instrText xml:space="preserve"> PAGEREF _Toc201041304 \h </w:instrText>
           </w:r>
           <w:r>
             <w:rPr>
@@ -2435,7 +2435,7 @@
             <w:rPr>
               <w:noProof/>
             </w:rPr>
-            <w:instrText xml:space="preserve"> PAGEREF _Toc201037039 \h </w:instrText>
+            <w:instrText xml:space="preserve"> PAGEREF _Toc201041305 \h </w:instrText>
           </w:r>
           <w:r>
             <w:rPr>
@@ -2463,12 +2463,13 @@
         </w:p>
         <w:p>
           <w:pPr>
-            <w:pStyle w:val="Inhopg3"/>
+            <w:pStyle w:val="Inhopg2"/>
             <w:tabs>
-              <w:tab w:val="left" w:pos="1176"/>
+              <w:tab w:val="left" w:pos="843"/>
               <w:tab w:val="right" w:leader="dot" w:pos="9010"/>
             </w:tabs>
             <w:rPr>
+              <w:b w:val="0"/>
               <w:noProof/>
               <w:sz w:val="24"/>
               <w:szCs w:val="24"/>
@@ -2480,10 +2481,11 @@
               <w:noProof/>
               <w:lang w:val="nl-NL"/>
             </w:rPr>
-            <w:t>7.1.1</w:t>
+            <w:t>7.1.</w:t>
           </w:r>
           <w:r>
             <w:rPr>
+              <w:b w:val="0"/>
               <w:noProof/>
               <w:sz w:val="24"/>
               <w:szCs w:val="24"/>
@@ -2496,7 +2498,7 @@
               <w:noProof/>
               <w:lang w:val="nl-NL"/>
             </w:rPr>
-            <w:t>Design icon app</w:t>
+            <w:t>Design appicoon</w:t>
           </w:r>
           <w:r>
             <w:rPr>
@@ -2514,7 +2516,7 @@
             <w:rPr>
               <w:noProof/>
             </w:rPr>
-            <w:instrText xml:space="preserve"> PAGEREF _Toc201037040 \h </w:instrText>
+            <w:instrText xml:space="preserve"> PAGEREF _Toc201041306 \h </w:instrText>
           </w:r>
           <w:r>
             <w:rPr>
@@ -2542,12 +2544,13 @@
         </w:p>
         <w:p>
           <w:pPr>
-            <w:pStyle w:val="Inhopg3"/>
+            <w:pStyle w:val="Inhopg2"/>
             <w:tabs>
-              <w:tab w:val="left" w:pos="1176"/>
+              <w:tab w:val="left" w:pos="792"/>
               <w:tab w:val="right" w:leader="dot" w:pos="9010"/>
             </w:tabs>
             <w:rPr>
+              <w:b w:val="0"/>
               <w:noProof/>
               <w:sz w:val="24"/>
               <w:szCs w:val="24"/>
@@ -2559,10 +2562,11 @@
               <w:noProof/>
               <w:lang w:val="nl-NL"/>
             </w:rPr>
-            <w:t>7.1.2</w:t>
+            <w:t>7.2</w:t>
           </w:r>
           <w:r>
             <w:rPr>
+              <w:b w:val="0"/>
               <w:noProof/>
               <w:sz w:val="24"/>
               <w:szCs w:val="24"/>
@@ -2575,7 +2579,7 @@
               <w:noProof/>
               <w:lang w:val="nl-NL"/>
             </w:rPr>
-            <w:t>Design icons in app</w:t>
+            <w:t>Design iconen in de app</w:t>
           </w:r>
           <w:r>
             <w:rPr>
@@ -2593,7 +2597,7 @@
             <w:rPr>
               <w:noProof/>
             </w:rPr>
-            <w:instrText xml:space="preserve"> PAGEREF _Toc201037041 \h </w:instrText>
+            <w:instrText xml:space="preserve"> PAGEREF _Toc201041307 \h </w:instrText>
           </w:r>
           <w:r>
             <w:rPr>
@@ -2621,8 +2625,9 @@
         </w:p>
         <w:p>
           <w:pPr>
-            <w:pStyle w:val="Inhopg1"/>
+            <w:pStyle w:val="Inhopg2"/>
             <w:tabs>
+              <w:tab w:val="left" w:pos="792"/>
               <w:tab w:val="right" w:leader="dot" w:pos="9010"/>
             </w:tabs>
             <w:rPr>
@@ -2632,13 +2637,16 @@
           <w:r>
             <w:rPr>
               <w:noProof/>
-              <w:lang w:val="nl-NL"/>
-            </w:rPr>
-            <w:t>Verklarende Lijst</w:t>
+            </w:rPr>
+            <w:t>7.3</w:t>
           </w:r>
           <w:r>
             <w:rPr>
-              <w:noProof/>
+              <w:b w:val="0"/>
+              <w:noProof/>
+              <w:sz w:val="24"/>
+              <w:szCs w:val="24"/>
+              <w:lang w:val="nl-NL" w:eastAsia="ja-JP"/>
             </w:rPr>
             <w:tab/>
           </w:r>
@@ -2646,13 +2654,25 @@
             <w:rPr>
               <w:noProof/>
             </w:rPr>
+            <w:t>Titanium Studio</w:t>
+          </w:r>
+          <w:r>
+            <w:rPr>
+              <w:noProof/>
+            </w:rPr>
+            <w:tab/>
+          </w:r>
+          <w:r>
+            <w:rPr>
+              <w:noProof/>
+            </w:rPr>
             <w:fldChar w:fldCharType="begin"/>
           </w:r>
           <w:r>
             <w:rPr>
               <w:noProof/>
             </w:rPr>
-            <w:instrText xml:space="preserve"> PAGEREF _Toc201037042 \h </w:instrText>
+            <w:instrText xml:space="preserve"> PAGEREF _Toc201041308 \h </w:instrText>
           </w:r>
           <w:r>
             <w:rPr>
@@ -2669,7 +2689,7 @@
             <w:rPr>
               <w:noProof/>
             </w:rPr>
-            <w:t>20</w:t>
+            <w:t>19</w:t>
           </w:r>
           <w:r>
             <w:rPr>
@@ -2686,6 +2706,66 @@
               <w:tab w:val="right" w:leader="dot" w:pos="9010"/>
             </w:tabs>
             <w:rPr>
+              <w:noProof/>
+            </w:rPr>
+          </w:pPr>
+          <w:r>
+            <w:rPr>
+              <w:noProof/>
+              <w:lang w:val="nl-NL"/>
+            </w:rPr>
+            <w:t>Verklarende Lijst</w:t>
+          </w:r>
+          <w:r>
+            <w:rPr>
+              <w:noProof/>
+            </w:rPr>
+            <w:tab/>
+          </w:r>
+          <w:r>
+            <w:rPr>
+              <w:noProof/>
+            </w:rPr>
+            <w:fldChar w:fldCharType="begin"/>
+          </w:r>
+          <w:r>
+            <w:rPr>
+              <w:noProof/>
+            </w:rPr>
+            <w:instrText xml:space="preserve"> PAGEREF _Toc201041309 \h </w:instrText>
+          </w:r>
+          <w:r>
+            <w:rPr>
+              <w:noProof/>
+            </w:rPr>
+          </w:r>
+          <w:r>
+            <w:rPr>
+              <w:noProof/>
+            </w:rPr>
+            <w:fldChar w:fldCharType="separate"/>
+          </w:r>
+          <w:r>
+            <w:rPr>
+              <w:noProof/>
+            </w:rPr>
+            <w:t>21</w:t>
+          </w:r>
+          <w:r>
+            <w:rPr>
+              <w:noProof/>
+            </w:rPr>
+            <w:fldChar w:fldCharType="end"/>
+          </w:r>
+        </w:p>
+        <w:p/>
+        <w:p>
+          <w:pPr>
+            <w:pStyle w:val="Inhopg1"/>
+            <w:tabs>
+              <w:tab w:val="right" w:leader="dot" w:pos="9010"/>
+            </w:tabs>
+            <w:rPr>
               <w:b w:val="0"/>
               <w:noProof/>
               <w:lang w:val="nl-NL" w:eastAsia="ja-JP"/>
@@ -2750,7 +2830,7 @@
             <w:rPr>
               <w:noProof/>
             </w:rPr>
-            <w:instrText xml:space="preserve"> PAGEREF _Toc201037044 \h </w:instrText>
+            <w:instrText xml:space="preserve"> PAGEREF _Toc201041311 \h </w:instrText>
           </w:r>
           <w:r>
             <w:rPr>
@@ -2767,7 +2847,7 @@
             <w:rPr>
               <w:noProof/>
             </w:rPr>
-            <w:t>22</w:t>
+            <w:t>23</w:t>
           </w:r>
           <w:r>
             <w:rPr>
@@ -2812,7 +2892,7 @@
             <w:rPr>
               <w:noProof/>
             </w:rPr>
-            <w:instrText xml:space="preserve"> PAGEREF _Toc201037045 \h </w:instrText>
+            <w:instrText xml:space="preserve"> PAGEREF _Toc201041312 \h </w:instrText>
           </w:r>
           <w:r>
             <w:rPr>
@@ -2829,7 +2909,7 @@
             <w:rPr>
               <w:noProof/>
             </w:rPr>
-            <w:t>25</w:t>
+            <w:t>26</w:t>
           </w:r>
           <w:r>
             <w:rPr>
@@ -2871,6 +2951,8 @@
           <w:lang w:val="nl-NL"/>
         </w:rPr>
       </w:pPr>
+      <w:bookmarkStart w:id="0" w:name="_GoBack"/>
+      <w:bookmarkEnd w:id="0"/>
     </w:p>
     <w:p>
       <w:pPr>
@@ -2910,20 +2992,22 @@
           <w:lang w:val="nl-NL"/>
         </w:rPr>
       </w:pPr>
-      <w:bookmarkStart w:id="0" w:name="_Toc199223584"/>
-      <w:bookmarkStart w:id="1" w:name="_Toc199223803"/>
-      <w:bookmarkStart w:id="2" w:name="_Toc199229317"/>
-      <w:bookmarkStart w:id="3" w:name="_Toc199302213"/>
-      <w:bookmarkStart w:id="4" w:name="_Toc199315661"/>
-      <w:bookmarkStart w:id="5" w:name="_Toc199315721"/>
-      <w:bookmarkStart w:id="6" w:name="_Toc199315806"/>
-      <w:bookmarkStart w:id="7" w:name="_Toc199384126"/>
-      <w:bookmarkStart w:id="8" w:name="_Toc199392571"/>
-      <w:bookmarkStart w:id="9" w:name="_Toc199398100"/>
-      <w:bookmarkStart w:id="10" w:name="_Toc199400199"/>
-      <w:bookmarkStart w:id="11" w:name="_Toc199475056"/>
-      <w:bookmarkStart w:id="12" w:name="_Toc199477773"/>
-      <w:bookmarkStart w:id="13" w:name="_Toc201037022"/>
+      <w:bookmarkStart w:id="1" w:name="_Toc199223584"/>
+      <w:bookmarkStart w:id="2" w:name="_Toc199223803"/>
+      <w:bookmarkStart w:id="3" w:name="_Toc199229317"/>
+      <w:bookmarkStart w:id="4" w:name="_Toc199302213"/>
+      <w:bookmarkStart w:id="5" w:name="_Toc199315661"/>
+      <w:bookmarkStart w:id="6" w:name="_Toc199315721"/>
+      <w:bookmarkStart w:id="7" w:name="_Toc199315806"/>
+      <w:bookmarkStart w:id="8" w:name="_Toc199384126"/>
+      <w:bookmarkStart w:id="9" w:name="_Toc199392571"/>
+      <w:bookmarkStart w:id="10" w:name="_Toc199398100"/>
+      <w:bookmarkStart w:id="11" w:name="_Toc199400199"/>
+      <w:bookmarkStart w:id="12" w:name="_Toc199475056"/>
+      <w:bookmarkStart w:id="13" w:name="_Toc199477773"/>
+      <w:bookmarkStart w:id="14" w:name="_Toc201037022"/>
+      <w:bookmarkStart w:id="15" w:name="_Toc201041249"/>
+      <w:bookmarkStart w:id="16" w:name="_Toc201041288"/>
       <w:r>
         <w:rPr>
           <w:lang w:val="nl-NL"/>
@@ -2931,7 +3015,6 @@
         <w:lastRenderedPageBreak/>
         <w:t>Samenvatting</w:t>
       </w:r>
-      <w:bookmarkEnd w:id="0"/>
       <w:bookmarkEnd w:id="1"/>
       <w:bookmarkEnd w:id="2"/>
       <w:bookmarkEnd w:id="3"/>
@@ -2945,6 +3028,9 @@
       <w:bookmarkEnd w:id="11"/>
       <w:bookmarkEnd w:id="12"/>
       <w:bookmarkEnd w:id="13"/>
+      <w:bookmarkEnd w:id="14"/>
+      <w:bookmarkEnd w:id="15"/>
+      <w:bookmarkEnd w:id="16"/>
     </w:p>
     <w:p>
       <w:pPr>
@@ -3508,7 +3594,7 @@
           <w:lang w:val="nl-NL"/>
         </w:rPr>
       </w:pPr>
-      <w:bookmarkStart w:id="14" w:name="_Toc201037023"/>
+      <w:bookmarkStart w:id="17" w:name="_Toc201041289"/>
       <w:r>
         <w:rPr>
           <w:lang w:val="nl-NL"/>
@@ -3528,7 +3614,7 @@
         </w:rPr>
         <w:t>Inleiding</w:t>
       </w:r>
-      <w:bookmarkEnd w:id="14"/>
+      <w:bookmarkEnd w:id="17"/>
     </w:p>
     <w:p>
       <w:pPr>
@@ -5157,7 +5243,7 @@
           <w:lang w:val="nl-NL"/>
         </w:rPr>
       </w:pPr>
-      <w:bookmarkStart w:id="15" w:name="_Toc201037024"/>
+      <w:bookmarkStart w:id="18" w:name="_Toc201041290"/>
       <w:r>
         <w:rPr>
           <w:lang w:val="nl-NL"/>
@@ -5177,7 +5263,7 @@
         </w:rPr>
         <w:t>Probleem</w:t>
       </w:r>
-      <w:bookmarkEnd w:id="15"/>
+      <w:bookmarkEnd w:id="18"/>
     </w:p>
     <w:p>
       <w:pPr>
@@ -5314,7 +5400,7 @@
           <w:lang w:val="nl-NL"/>
         </w:rPr>
       </w:pPr>
-      <w:bookmarkStart w:id="16" w:name="_Toc201037025"/>
+      <w:bookmarkStart w:id="19" w:name="_Toc201041291"/>
       <w:r>
         <w:rPr>
           <w:lang w:val="nl-NL"/>
@@ -5333,7 +5419,7 @@
         </w:rPr>
         <w:t>Wat is het probleem?</w:t>
       </w:r>
-      <w:bookmarkEnd w:id="16"/>
+      <w:bookmarkEnd w:id="19"/>
       <w:r>
         <w:rPr>
           <w:lang w:val="nl-NL"/>
@@ -5623,7 +5709,7 @@
           <w:lang w:val="nl-NL"/>
         </w:rPr>
       </w:pPr>
-      <w:bookmarkStart w:id="17" w:name="_Toc201037026"/>
+      <w:bookmarkStart w:id="20" w:name="_Toc201041292"/>
       <w:r>
         <w:rPr>
           <w:lang w:val="nl-NL"/>
@@ -5642,7 +5728,7 @@
         </w:rPr>
         <w:t>Waarom is het een probleem?</w:t>
       </w:r>
-      <w:bookmarkEnd w:id="17"/>
+      <w:bookmarkEnd w:id="20"/>
       <w:r>
         <w:rPr>
           <w:lang w:val="nl-NL"/>
@@ -5858,7 +5944,7 @@
           <w:lang w:val="nl-NL"/>
         </w:rPr>
       </w:pPr>
-      <w:bookmarkStart w:id="18" w:name="_Toc201037027"/>
+      <w:bookmarkStart w:id="21" w:name="_Toc201041293"/>
       <w:r>
         <w:rPr>
           <w:lang w:val="nl-NL"/>
@@ -5873,7 +5959,7 @@
         <w:tab/>
         <w:t>Voor wie is het een probleem?</w:t>
       </w:r>
-      <w:bookmarkEnd w:id="18"/>
+      <w:bookmarkEnd w:id="21"/>
     </w:p>
     <w:p>
       <w:pPr>
@@ -6010,7 +6096,7 @@
           <w:lang w:val="nl-NL"/>
         </w:rPr>
       </w:pPr>
-      <w:bookmarkStart w:id="19" w:name="_Toc201037028"/>
+      <w:bookmarkStart w:id="22" w:name="_Toc201041294"/>
       <w:r>
         <w:rPr>
           <w:lang w:val="nl-NL"/>
@@ -6025,7 +6111,7 @@
         <w:tab/>
         <w:t>Het onderzoek</w:t>
       </w:r>
-      <w:bookmarkEnd w:id="19"/>
+      <w:bookmarkEnd w:id="22"/>
     </w:p>
     <w:p>
       <w:pPr>
@@ -7873,7 +7959,7 @@
           <w:lang w:val="nl-NL"/>
         </w:rPr>
       </w:pPr>
-      <w:bookmarkStart w:id="20" w:name="_Toc201037029"/>
+      <w:bookmarkStart w:id="23" w:name="_Toc201041295"/>
       <w:r>
         <w:rPr>
           <w:lang w:val="nl-NL"/>
@@ -7888,7 +7974,7 @@
         <w:tab/>
         <w:t>Oplossing</w:t>
       </w:r>
-      <w:bookmarkEnd w:id="20"/>
+      <w:bookmarkEnd w:id="23"/>
     </w:p>
     <w:p>
       <w:pPr>
@@ -8118,7 +8204,7 @@
           <w:lang w:val="nl-NL"/>
         </w:rPr>
       </w:pPr>
-      <w:bookmarkStart w:id="21" w:name="_Toc201037030"/>
+      <w:bookmarkStart w:id="24" w:name="_Toc201041296"/>
       <w:r>
         <w:rPr>
           <w:lang w:val="nl-NL"/>
@@ -8143,7 +8229,7 @@
         </w:rPr>
         <w:t>Wat is de oplossing?</w:t>
       </w:r>
-      <w:bookmarkEnd w:id="21"/>
+      <w:bookmarkEnd w:id="24"/>
     </w:p>
     <w:p>
       <w:pPr>
@@ -8808,7 +8894,7 @@
           <w:lang w:val="nl-NL"/>
         </w:rPr>
       </w:pPr>
-      <w:bookmarkStart w:id="22" w:name="_Toc201037031"/>
+      <w:bookmarkStart w:id="25" w:name="_Toc201041297"/>
       <w:r>
         <w:rPr>
           <w:lang w:val="nl-NL"/>
@@ -8833,7 +8919,7 @@
         </w:rPr>
         <w:t>Hoe en waarmee wordt de oplossing uitgevoerd?</w:t>
       </w:r>
-      <w:bookmarkEnd w:id="22"/>
+      <w:bookmarkEnd w:id="25"/>
     </w:p>
     <w:p>
       <w:pPr>
@@ -9135,7 +9221,7 @@
           <w:lang w:val="nl-NL"/>
         </w:rPr>
       </w:pPr>
-      <w:bookmarkStart w:id="23" w:name="_Toc201037032"/>
+      <w:bookmarkStart w:id="26" w:name="_Toc201041298"/>
       <w:r>
         <w:rPr>
           <w:lang w:val="nl-NL"/>
@@ -9155,7 +9241,7 @@
         <w:tab/>
         <w:t>De ‘Main-App’</w:t>
       </w:r>
-      <w:bookmarkEnd w:id="23"/>
+      <w:bookmarkEnd w:id="26"/>
     </w:p>
     <w:p>
       <w:pPr>
@@ -10311,7 +10397,7 @@
           <w:lang w:val="nl-NL"/>
         </w:rPr>
       </w:pPr>
-      <w:bookmarkStart w:id="24" w:name="_Toc201037033"/>
+      <w:bookmarkStart w:id="27" w:name="_Toc201041299"/>
       <w:r>
         <w:rPr>
           <w:lang w:val="nl-NL"/>
@@ -10331,7 +10417,7 @@
         <w:tab/>
         <w:t>Bruggen en Aanlegplaatsen App</w:t>
       </w:r>
-      <w:bookmarkEnd w:id="24"/>
+      <w:bookmarkEnd w:id="27"/>
     </w:p>
     <w:p>
       <w:pPr>
@@ -11237,7 +11323,7 @@
           <w:lang w:val="nl-NL"/>
         </w:rPr>
       </w:pPr>
-      <w:bookmarkStart w:id="25" w:name="_Toc201037034"/>
+      <w:bookmarkStart w:id="28" w:name="_Toc201041300"/>
       <w:r>
         <w:rPr>
           <w:lang w:val="nl-NL"/>
@@ -11258,7 +11344,7 @@
         <w:tab/>
         <w:t>Bezienswaardigheden Leeuwarden App</w:t>
       </w:r>
-      <w:bookmarkEnd w:id="25"/>
+      <w:bookmarkEnd w:id="28"/>
     </w:p>
     <w:p>
       <w:pPr>
@@ -11343,7 +11429,7 @@
           <w:lang w:val="en-US"/>
         </w:rPr>
         <w:pict w14:anchorId="3B3E8EC5">
-          <v:shape id="_x0000_s1037" type="#_x0000_t202" style="position:absolute;margin-left:90pt;margin-top:.55pt;width:297pt;height:18pt;z-index:-251601920;visibility:visible;mso-wrap-edited:f;mso-height-percent:0;mso-wrap-distance-left:9pt;mso-wrap-distance-top:0;mso-wrap-distance-right:9pt;mso-wrap-distance-bottom:0;mso-position-horizontal-relative:text;mso-position-vertical-relative:text;mso-height-percent:0;mso-height-relative:margin;v-text-anchor:top" wrapcoords="-58 0 -58 19800 21600 19800 21600 0 -58 0" o:gfxdata="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" stroked="f">
+          <v:shape id="_x0000_s1037" type="#_x0000_t202" style="position:absolute;margin-left:85.5pt;margin-top:10.55pt;width:297pt;height:18pt;z-index:-251601920;visibility:visible;mso-wrap-edited:f;mso-height-percent:0;mso-wrap-distance-left:9pt;mso-wrap-distance-top:0;mso-wrap-distance-right:9pt;mso-wrap-distance-bottom:0;mso-position-horizontal-relative:text;mso-position-vertical-relative:text;mso-height-percent:0;mso-height-relative:margin;v-text-anchor:top" wrapcoords="-58 0 -58 19800 21600 19800 21600 0 -58 0" o:gfxdata="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" stroked="f">
             <v:textbox inset="0,0,0,0">
               <w:txbxContent>
                 <w:p>
@@ -12178,7 +12264,7 @@
           <w:lang w:val="nl-NL"/>
         </w:rPr>
       </w:pPr>
-      <w:bookmarkStart w:id="26" w:name="_Toc201037035"/>
+      <w:bookmarkStart w:id="29" w:name="_Toc201041301"/>
       <w:r>
         <w:rPr>
           <w:lang w:val="nl-NL"/>
@@ -12210,7 +12296,7 @@
         </w:rPr>
         <w:t xml:space="preserve"> App</w:t>
       </w:r>
-      <w:bookmarkEnd w:id="26"/>
+      <w:bookmarkEnd w:id="29"/>
     </w:p>
     <w:p>
       <w:pPr>
@@ -12309,6 +12395,14 @@
         </w:rPr>
         <w:t>:</w:t>
       </w:r>
+    </w:p>
+    <w:p>
+      <w:pPr>
+        <w:rPr>
+          <w:rFonts w:ascii="Arial" w:hAnsi="Arial" w:cs="Arial"/>
+          <w:lang w:val="nl-NL"/>
+        </w:rPr>
+      </w:pPr>
     </w:p>
     <w:p>
       <w:pPr>
@@ -12324,7 +12418,7 @@
           <w:lang w:val="en-US"/>
         </w:rPr>
         <w:pict w14:anchorId="1F9C7CA5">
-          <v:shape id="_x0000_s1038" type="#_x0000_t202" style="position:absolute;margin-left:126pt;margin-top:10.15pt;width:297pt;height:18pt;z-index:-251596800;visibility:visible;mso-wrap-edited:f;mso-height-percent:0;mso-wrap-distance-left:9pt;mso-wrap-distance-top:0;mso-wrap-distance-right:9pt;mso-wrap-distance-bottom:0;mso-position-horizontal-relative:text;mso-position-vertical-relative:text;mso-height-percent:0;mso-height-relative:margin;v-text-anchor:top" wrapcoords="-58 0 -58 19800 21600 19800 21600 0 -58 0" o:gfxdata="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" stroked="f">
+          <v:shape id="_x0000_s1038" type="#_x0000_t202" style="position:absolute;margin-left:126pt;margin-top:6.35pt;width:297pt;height:18pt;z-index:-251596800;visibility:visible;mso-wrap-edited:f;mso-height-percent:0;mso-wrap-distance-left:9pt;mso-wrap-distance-top:0;mso-wrap-distance-right:9pt;mso-wrap-distance-bottom:0;mso-position-horizontal-relative:text;mso-position-vertical-relative:text;mso-height-percent:0;mso-height-relative:margin;v-text-anchor:top" wrapcoords="-58 0 -58 19800 21600 19800 21600 0 -58 0" o:gfxdata="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" stroked="f">
             <v:textbox inset="0,0,0,0">
               <w:txbxContent>
                 <w:p>
@@ -12341,14 +12435,6 @@
           </v:shape>
         </w:pict>
       </w:r>
-    </w:p>
-    <w:p>
-      <w:pPr>
-        <w:rPr>
-          <w:rFonts w:ascii="Arial" w:hAnsi="Arial" w:cs="Arial"/>
-          <w:lang w:val="nl-NL"/>
-        </w:rPr>
-      </w:pPr>
     </w:p>
     <w:p>
       <w:pPr>
@@ -13201,7 +13287,7 @@
       <w:pPr>
         <w:pStyle w:val="Kop1"/>
       </w:pPr>
-      <w:bookmarkStart w:id="27" w:name="_Toc201037036"/>
+      <w:bookmarkStart w:id="30" w:name="_Toc201041302"/>
       <w:r>
         <w:lastRenderedPageBreak/>
         <w:t>5</w:t>
@@ -13210,7 +13296,7 @@
         <w:tab/>
         <w:t>Verloop van het project</w:t>
       </w:r>
-      <w:bookmarkEnd w:id="27"/>
+      <w:bookmarkEnd w:id="30"/>
     </w:p>
     <w:p>
       <w:pPr>
@@ -13861,7 +13947,7 @@
           <w:lang w:val="nl-NL"/>
         </w:rPr>
       </w:pPr>
-      <w:bookmarkStart w:id="28" w:name="_Toc201037037"/>
+      <w:bookmarkStart w:id="31" w:name="_Toc201041303"/>
       <w:r>
         <w:rPr>
           <w:lang w:val="nl-NL"/>
@@ -13876,7 +13962,7 @@
         <w:tab/>
         <w:t>Samenwerking</w:t>
       </w:r>
-      <w:bookmarkEnd w:id="28"/>
+      <w:bookmarkEnd w:id="31"/>
     </w:p>
     <w:p>
       <w:pPr>
@@ -13964,7 +14050,7 @@
           <w:lang w:val="nl-NL"/>
         </w:rPr>
       </w:pPr>
-      <w:bookmarkStart w:id="29" w:name="_Toc201037038"/>
+      <w:bookmarkStart w:id="32" w:name="_Toc201041304"/>
       <w:r>
         <w:rPr>
           <w:lang w:val="nl-NL"/>
@@ -13979,7 +14065,7 @@
         <w:tab/>
         <w:t>Conclusies</w:t>
       </w:r>
-      <w:bookmarkEnd w:id="29"/>
+      <w:bookmarkEnd w:id="32"/>
     </w:p>
     <w:p>
       <w:pPr>
@@ -15012,7 +15098,7 @@
           <w:docGrid w:linePitch="360"/>
         </w:sectPr>
       </w:pPr>
-      <w:bookmarkStart w:id="30" w:name="_Toc199392586"/>
+      <w:bookmarkStart w:id="33" w:name="_Toc199392586"/>
     </w:p>
     <w:p>
       <w:pPr>
@@ -15037,7 +15123,7 @@
           <w:lang w:val="nl-NL"/>
         </w:rPr>
       </w:pPr>
-      <w:bookmarkStart w:id="31" w:name="_Toc201037039"/>
+      <w:bookmarkStart w:id="34" w:name="_Toc201041305"/>
       <w:r>
         <w:rPr>
           <w:lang w:val="nl-NL"/>
@@ -15058,7 +15144,7 @@
         <w:tab/>
         <w:t>Aanbevelingen</w:t>
       </w:r>
-      <w:bookmarkEnd w:id="31"/>
+      <w:bookmarkEnd w:id="34"/>
     </w:p>
     <w:p>
       <w:pPr>
@@ -15093,7 +15179,7 @@
           <w:lang w:val="nl-NL"/>
         </w:rPr>
       </w:pPr>
-      <w:bookmarkStart w:id="32" w:name="_Toc201037040"/>
+      <w:bookmarkStart w:id="35" w:name="_Toc201041306"/>
       <w:r>
         <w:rPr>
           <w:lang w:val="nl-NL"/>
@@ -15113,13 +15199,13 @@
         <w:tab/>
         <w:t xml:space="preserve">Design </w:t>
       </w:r>
-      <w:bookmarkEnd w:id="32"/>
       <w:r>
         <w:rPr>
           <w:lang w:val="nl-NL"/>
         </w:rPr>
         <w:t>appicoon</w:t>
       </w:r>
+      <w:bookmarkEnd w:id="35"/>
     </w:p>
     <w:p>
       <w:pPr>
@@ -15347,7 +15433,7 @@
           <w:lang w:val="nl-NL"/>
         </w:rPr>
       </w:pPr>
-      <w:bookmarkStart w:id="33" w:name="_Toc201037041"/>
+      <w:bookmarkStart w:id="36" w:name="_Toc201041307"/>
       <w:r>
         <w:rPr>
           <w:lang w:val="nl-NL"/>
@@ -15365,6 +15451,11 @@
           <w:lang w:val="nl-NL"/>
         </w:rPr>
         <w:tab/>
+      </w:r>
+      <w:r>
+        <w:rPr>
+          <w:lang w:val="nl-NL"/>
+        </w:rPr>
         <w:t xml:space="preserve">Design </w:t>
       </w:r>
       <w:r>
@@ -15397,7 +15488,7 @@
         </w:rPr>
         <w:t xml:space="preserve"> app</w:t>
       </w:r>
-      <w:bookmarkEnd w:id="33"/>
+      <w:bookmarkEnd w:id="36"/>
     </w:p>
     <w:p>
       <w:pPr>
@@ -15625,6 +15716,503 @@
     </w:p>
     <w:p>
       <w:pPr>
+        <w:pStyle w:val="Kop2"/>
+      </w:pPr>
+      <w:bookmarkStart w:id="37" w:name="_Toc201041308"/>
+      <w:r>
+        <w:lastRenderedPageBreak/>
+        <w:t>7.3</w:t>
+      </w:r>
+      <w:r>
+        <w:tab/>
+      </w:r>
+      <w:r>
+        <w:t>Titanium Studio</w:t>
+      </w:r>
+      <w:bookmarkEnd w:id="37"/>
+    </w:p>
+    <w:p>
+      <w:pPr>
+        <w:rPr>
+          <w:rFonts w:ascii="Arial" w:hAnsi="Arial" w:cs="Arial"/>
+        </w:rPr>
+      </w:pPr>
+      <w:r>
+        <w:rPr>
+          <w:rFonts w:ascii="Arial" w:hAnsi="Arial" w:cs="Arial"/>
+          <w:i/>
+        </w:rPr>
+        <w:t>In dit hoofdstuk wordt uitgelegd wa</w:t>
+      </w:r>
+      <w:r>
+        <w:rPr>
+          <w:rFonts w:ascii="Arial" w:hAnsi="Arial" w:cs="Arial"/>
+          <w:i/>
+        </w:rPr>
+        <w:t>arom er afgeraden wordt</w:t>
+      </w:r>
+      <w:r>
+        <w:rPr>
+          <w:rFonts w:ascii="Arial" w:hAnsi="Arial" w:cs="Arial"/>
+          <w:i/>
+        </w:rPr>
+        <w:t xml:space="preserve"> Titanium Studio te gebruiken voor een soortgelijks project.</w:t>
+      </w:r>
+    </w:p>
+    <w:p>
+      <w:pPr>
+        <w:rPr>
+          <w:rFonts w:ascii="Arial" w:hAnsi="Arial" w:cs="Arial"/>
+        </w:rPr>
+      </w:pPr>
+    </w:p>
+    <w:p>
+      <w:pPr>
+        <w:rPr>
+          <w:rFonts w:ascii="Arial" w:hAnsi="Arial" w:cs="Arial"/>
+        </w:rPr>
+      </w:pPr>
+      <w:r>
+        <w:rPr>
+          <w:rFonts w:ascii="Arial" w:hAnsi="Arial" w:cs="Arial"/>
+        </w:rPr>
+        <w:t xml:space="preserve">Allereerst is de documentatie slecht. </w:t>
+      </w:r>
+      <w:r>
+        <w:rPr>
+          <w:rFonts w:ascii="Arial" w:hAnsi="Arial" w:cs="Arial"/>
+        </w:rPr>
+        <w:t>Bij de</w:t>
+      </w:r>
+      <w:r>
+        <w:rPr>
+          <w:rFonts w:ascii="Arial" w:hAnsi="Arial" w:cs="Arial"/>
+        </w:rPr>
+        <w:t xml:space="preserve"> </w:t>
+      </w:r>
+      <w:r>
+        <w:rPr>
+          <w:rFonts w:ascii="Arial" w:hAnsi="Arial" w:cs="Arial"/>
+        </w:rPr>
+        <w:t xml:space="preserve">online </w:t>
+      </w:r>
+      <w:r>
+        <w:rPr>
+          <w:rFonts w:ascii="Arial" w:hAnsi="Arial" w:cs="Arial"/>
+        </w:rPr>
+        <w:t xml:space="preserve">documentatie van </w:t>
+      </w:r>
+      <w:r>
+        <w:rPr>
+          <w:rFonts w:ascii="Arial" w:hAnsi="Arial" w:cs="Arial"/>
+          <w:i/>
+        </w:rPr>
+        <w:t>Titanium</w:t>
+      </w:r>
+      <w:r>
+        <w:rPr>
+          <w:rFonts w:ascii="Arial" w:hAnsi="Arial" w:cs="Arial"/>
+        </w:rPr>
+        <w:t xml:space="preserve"> </w:t>
+      </w:r>
+      <w:r>
+        <w:rPr>
+          <w:rFonts w:ascii="Arial" w:hAnsi="Arial" w:cs="Arial"/>
+          <w:i/>
+        </w:rPr>
+        <w:t>Studio</w:t>
+      </w:r>
+      <w:r>
+        <w:rPr>
+          <w:rFonts w:ascii="Arial" w:hAnsi="Arial" w:cs="Arial"/>
+        </w:rPr>
+        <w:t xml:space="preserve">  staat er </w:t>
+      </w:r>
+      <w:r>
+        <w:rPr>
+          <w:rFonts w:ascii="Arial" w:hAnsi="Arial" w:cs="Arial"/>
+        </w:rPr>
+        <w:t>vrij weinig informatie en uitleg over de genoemde punten</w:t>
+      </w:r>
+      <w:r>
+        <w:rPr>
+          <w:rFonts w:ascii="Arial" w:hAnsi="Arial" w:cs="Arial"/>
+        </w:rPr>
+        <w:t xml:space="preserve">. Dit maakte het erg lastig in het begin om tussen de </w:t>
+      </w:r>
+      <w:r>
+        <w:rPr>
+          <w:rFonts w:ascii="Arial" w:hAnsi="Arial" w:cs="Arial"/>
+        </w:rPr>
+        <w:t xml:space="preserve">juiste onderdelen te kiezen en om </w:t>
+      </w:r>
+      <w:r>
+        <w:rPr>
+          <w:rFonts w:ascii="Arial" w:hAnsi="Arial" w:cs="Arial"/>
+        </w:rPr>
+        <w:t xml:space="preserve">deze juist te </w:t>
+      </w:r>
+      <w:r>
+        <w:rPr>
+          <w:rFonts w:ascii="Arial" w:hAnsi="Arial" w:cs="Arial"/>
+        </w:rPr>
+        <w:t xml:space="preserve">kunnen </w:t>
+      </w:r>
+      <w:r>
+        <w:rPr>
+          <w:rFonts w:ascii="Arial" w:hAnsi="Arial" w:cs="Arial"/>
+        </w:rPr>
+        <w:t>gebruiken.</w:t>
+      </w:r>
+    </w:p>
+    <w:p>
+      <w:pPr>
+        <w:rPr>
+          <w:rFonts w:ascii="Arial" w:hAnsi="Arial" w:cs="Arial"/>
+        </w:rPr>
+      </w:pPr>
+    </w:p>
+    <w:p>
+      <w:pPr>
+        <w:rPr>
+          <w:rFonts w:ascii="Arial" w:hAnsi="Arial" w:cs="Arial"/>
+        </w:rPr>
+      </w:pPr>
+      <w:r>
+        <w:rPr>
+          <w:rFonts w:ascii="Arial" w:hAnsi="Arial" w:cs="Arial"/>
+        </w:rPr>
+        <w:t>Verder werkt Titanium</w:t>
+      </w:r>
+      <w:r>
+        <w:rPr>
+          <w:rFonts w:ascii="Arial" w:hAnsi="Arial" w:cs="Arial"/>
+        </w:rPr>
+        <w:t xml:space="preserve"> Studio</w:t>
+      </w:r>
+      <w:r>
+        <w:rPr>
+          <w:rFonts w:ascii="Arial" w:hAnsi="Arial" w:cs="Arial"/>
+        </w:rPr>
+        <w:t xml:space="preserve"> door een </w:t>
+      </w:r>
+      <w:r>
+        <w:rPr>
+          <w:rFonts w:ascii="Arial" w:hAnsi="Arial" w:cs="Arial"/>
+        </w:rPr>
+        <w:t>‘</w:t>
+      </w:r>
+      <w:r>
+        <w:rPr>
+          <w:rFonts w:ascii="Arial" w:hAnsi="Arial" w:cs="Arial"/>
+        </w:rPr>
+        <w:t>JavaScript Engine</w:t>
+      </w:r>
+      <w:r>
+        <w:rPr>
+          <w:rFonts w:ascii="Arial" w:hAnsi="Arial" w:cs="Arial"/>
+        </w:rPr>
+        <w:t>’</w:t>
+      </w:r>
+      <w:r>
+        <w:rPr>
+          <w:rFonts w:ascii="Arial" w:hAnsi="Arial" w:cs="Arial"/>
+        </w:rPr>
+        <w:t xml:space="preserve"> te draaien op de telefoon. Dit heeft als voordeel dat het op meerdere </w:t>
+      </w:r>
+      <w:r>
+        <w:rPr>
+          <w:rFonts w:ascii="Arial" w:hAnsi="Arial" w:cs="Arial"/>
+        </w:rPr>
+        <w:t>platformen</w:t>
+      </w:r>
+      <w:r>
+        <w:rPr>
+          <w:rFonts w:ascii="Arial" w:hAnsi="Arial" w:cs="Arial"/>
+        </w:rPr>
+        <w:t xml:space="preserve"> werkt, maar als nadeel dat het minder snel draait. Dit had ook tot gevolg dat de </w:t>
+      </w:r>
+      <w:r>
+        <w:rPr>
+          <w:rFonts w:ascii="Arial" w:hAnsi="Arial" w:cs="Arial"/>
+          <w:i/>
+        </w:rPr>
+        <w:t>A</w:t>
+      </w:r>
+      <w:r>
+        <w:rPr>
+          <w:rFonts w:ascii="Arial" w:hAnsi="Arial" w:cs="Arial"/>
+          <w:i/>
+        </w:rPr>
+        <w:t>pp</w:t>
+      </w:r>
+      <w:r>
+        <w:rPr>
+          <w:rFonts w:ascii="Arial" w:hAnsi="Arial" w:cs="Arial"/>
+        </w:rPr>
+        <w:t xml:space="preserve"> niet goed overweg kon met alle 3000 punten op de kaart. Er waren nog verschillende manieren bedacht om het inladen van de punt</w:t>
+      </w:r>
+      <w:r>
+        <w:rPr>
+          <w:rFonts w:ascii="Arial" w:hAnsi="Arial" w:cs="Arial"/>
+        </w:rPr>
+        <w:t>en op de kaart te versoepelen, maar dit</w:t>
+      </w:r>
+      <w:r>
+        <w:rPr>
+          <w:rFonts w:ascii="Arial" w:hAnsi="Arial" w:cs="Arial"/>
+        </w:rPr>
+        <w:t xml:space="preserve"> was niet haalbaar om dit binnen Titanium Studio te doen. Ook is </w:t>
+      </w:r>
+      <w:r>
+        <w:rPr>
+          <w:rFonts w:ascii="Arial" w:hAnsi="Arial" w:cs="Arial"/>
+        </w:rPr>
+        <w:t>het moei</w:t>
+      </w:r>
+      <w:r>
+        <w:rPr>
+          <w:rFonts w:ascii="Arial" w:hAnsi="Arial" w:cs="Arial"/>
+        </w:rPr>
+        <w:t>lijker is om fouten te vinden in de</w:t>
+      </w:r>
+      <w:r>
+        <w:rPr>
+          <w:rFonts w:ascii="Arial" w:hAnsi="Arial" w:cs="Arial"/>
+        </w:rPr>
+        <w:t xml:space="preserve"> </w:t>
+      </w:r>
+      <w:r>
+        <w:rPr>
+          <w:rFonts w:ascii="Arial" w:hAnsi="Arial" w:cs="Arial"/>
+          <w:i/>
+        </w:rPr>
+        <w:t>A</w:t>
+      </w:r>
+      <w:r>
+        <w:rPr>
+          <w:rFonts w:ascii="Arial" w:hAnsi="Arial" w:cs="Arial"/>
+          <w:i/>
+        </w:rPr>
+        <w:t>pp</w:t>
+      </w:r>
+      <w:r>
+        <w:rPr>
+          <w:rFonts w:ascii="Arial" w:hAnsi="Arial" w:cs="Arial"/>
+        </w:rPr>
+        <w:t xml:space="preserve">, </w:t>
+      </w:r>
+      <w:r>
+        <w:rPr>
+          <w:rFonts w:ascii="Arial" w:hAnsi="Arial" w:cs="Arial"/>
+        </w:rPr>
+        <w:t xml:space="preserve">doordat het gebruik maakt van een </w:t>
+      </w:r>
+      <w:r>
+        <w:rPr>
+          <w:rFonts w:ascii="Arial" w:hAnsi="Arial" w:cs="Arial"/>
+        </w:rPr>
+        <w:t>‘</w:t>
+      </w:r>
+      <w:r>
+        <w:rPr>
+          <w:rFonts w:ascii="Arial" w:hAnsi="Arial" w:cs="Arial"/>
+        </w:rPr>
+        <w:t>JavaScript Engine</w:t>
+      </w:r>
+      <w:r>
+        <w:rPr>
+          <w:rFonts w:ascii="Arial" w:hAnsi="Arial" w:cs="Arial"/>
+        </w:rPr>
+        <w:t>’</w:t>
+      </w:r>
+      <w:r>
+        <w:rPr>
+          <w:rFonts w:ascii="Arial" w:hAnsi="Arial" w:cs="Arial"/>
+          <w:i/>
+        </w:rPr>
+        <w:t>.</w:t>
+      </w:r>
+      <w:r>
+        <w:rPr>
+          <w:rFonts w:ascii="Arial" w:hAnsi="Arial" w:cs="Arial"/>
+        </w:rPr>
+        <w:t xml:space="preserve"> Hierdoor moest er, </w:t>
+      </w:r>
+      <w:r>
+        <w:rPr>
+          <w:rFonts w:ascii="Arial" w:hAnsi="Arial" w:cs="Arial"/>
+        </w:rPr>
+        <w:t>door middel van een omweg, gete</w:t>
+      </w:r>
+      <w:r>
+        <w:rPr>
+          <w:rFonts w:ascii="Arial" w:hAnsi="Arial" w:cs="Arial"/>
+        </w:rPr>
+        <w:t>st worden. Ook dit leverde enig</w:t>
+      </w:r>
+      <w:r>
+        <w:rPr>
+          <w:rFonts w:ascii="Arial" w:hAnsi="Arial" w:cs="Arial"/>
+        </w:rPr>
+        <w:t xml:space="preserve"> tijdsverlies op.</w:t>
+      </w:r>
+    </w:p>
+    <w:p>
+      <w:pPr>
+        <w:rPr>
+          <w:rFonts w:ascii="Arial" w:hAnsi="Arial" w:cs="Arial"/>
+        </w:rPr>
+      </w:pPr>
+    </w:p>
+    <w:p>
+      <w:pPr>
+        <w:rPr>
+          <w:rFonts w:ascii="Arial" w:hAnsi="Arial" w:cs="Arial"/>
+        </w:rPr>
+      </w:pPr>
+    </w:p>
+    <w:p>
+      <w:pPr>
+        <w:rPr>
+          <w:rFonts w:ascii="Arial" w:hAnsi="Arial" w:cs="Arial"/>
+        </w:rPr>
+      </w:pPr>
+      <w:r>
+        <w:rPr>
+          <w:rFonts w:ascii="Arial" w:hAnsi="Arial" w:cs="Arial"/>
+        </w:rPr>
+        <w:lastRenderedPageBreak/>
+        <w:t xml:space="preserve">Tenslotte is het niet gelukt om alle wensen te verwezenlijken. Zo was er ook nog een idee om de lijst in de </w:t>
+      </w:r>
+      <w:r>
+        <w:rPr>
+          <w:rFonts w:ascii="Arial" w:hAnsi="Arial" w:cs="Arial"/>
+          <w:i/>
+        </w:rPr>
+        <w:t>A</w:t>
+      </w:r>
+      <w:r>
+        <w:rPr>
+          <w:rFonts w:ascii="Arial" w:hAnsi="Arial" w:cs="Arial"/>
+          <w:i/>
+        </w:rPr>
+        <w:t>pp</w:t>
+      </w:r>
+      <w:r>
+        <w:rPr>
+          <w:rFonts w:ascii="Arial" w:hAnsi="Arial" w:cs="Arial"/>
+        </w:rPr>
+        <w:t xml:space="preserve"> te sorteren op afstand tussen </w:t>
+      </w:r>
+      <w:r>
+        <w:rPr>
+          <w:rFonts w:ascii="Arial" w:hAnsi="Arial" w:cs="Arial"/>
+        </w:rPr>
+        <w:t xml:space="preserve">de gebruiker en het opgezochte punt. Ook dit was </w:t>
+      </w:r>
+      <w:r>
+        <w:rPr>
+          <w:rFonts w:ascii="Arial" w:hAnsi="Arial" w:cs="Arial"/>
+        </w:rPr>
+        <w:t>niet haalbaar binnen Titaniu</w:t>
+      </w:r>
+      <w:r>
+        <w:rPr>
+          <w:rFonts w:ascii="Arial" w:hAnsi="Arial" w:cs="Arial"/>
+        </w:rPr>
+        <w:t>m Studio. Dit was namelijk veel</w:t>
+      </w:r>
+      <w:r>
+        <w:rPr>
+          <w:rFonts w:ascii="Arial" w:hAnsi="Arial" w:cs="Arial"/>
+        </w:rPr>
+        <w:t xml:space="preserve"> te zwaar om op zo’n manier te gebruiken. </w:t>
+      </w:r>
+    </w:p>
+    <w:p>
+      <w:pPr>
+        <w:rPr>
+          <w:rFonts w:ascii="Arial" w:hAnsi="Arial" w:cs="Arial"/>
+        </w:rPr>
+      </w:pPr>
+    </w:p>
+    <w:p>
+      <w:pPr>
+        <w:rPr>
+          <w:rFonts w:ascii="Arial" w:hAnsi="Arial" w:cs="Arial"/>
+        </w:rPr>
+      </w:pPr>
+      <w:r>
+        <w:rPr>
+          <w:rFonts w:ascii="Arial" w:hAnsi="Arial" w:cs="Arial"/>
+        </w:rPr>
+        <w:t>Kortom</w:t>
+      </w:r>
+      <w:r>
+        <w:rPr>
+          <w:rFonts w:ascii="Arial" w:hAnsi="Arial" w:cs="Arial"/>
+        </w:rPr>
+        <w:t>,</w:t>
+      </w:r>
+      <w:r>
+        <w:rPr>
+          <w:rFonts w:ascii="Arial" w:hAnsi="Arial" w:cs="Arial"/>
+        </w:rPr>
+        <w:t xml:space="preserve"> voor een vervolg of een soortgelijk project</w:t>
+      </w:r>
+      <w:r>
+        <w:rPr>
+          <w:rFonts w:ascii="Arial" w:hAnsi="Arial" w:cs="Arial"/>
+        </w:rPr>
+        <w:t xml:space="preserve"> is het beter om</w:t>
+      </w:r>
+      <w:r>
+        <w:rPr>
+          <w:rFonts w:ascii="Arial" w:hAnsi="Arial" w:cs="Arial"/>
+        </w:rPr>
+        <w:t xml:space="preserve"> </w:t>
+      </w:r>
+      <w:r>
+        <w:rPr>
+          <w:rFonts w:ascii="Arial" w:hAnsi="Arial" w:cs="Arial"/>
+          <w:i/>
+        </w:rPr>
+        <w:t>native</w:t>
+      </w:r>
+      <w:r>
+        <w:rPr>
+          <w:rFonts w:ascii="Arial" w:hAnsi="Arial" w:cs="Arial"/>
+        </w:rPr>
+        <w:t xml:space="preserve"> te gaan werken. Di</w:t>
+      </w:r>
+      <w:r>
+        <w:rPr>
+          <w:rFonts w:ascii="Arial" w:hAnsi="Arial" w:cs="Arial"/>
+        </w:rPr>
+        <w:t>t geeft</w:t>
+      </w:r>
+      <w:r>
+        <w:rPr>
+          <w:rFonts w:ascii="Arial" w:hAnsi="Arial" w:cs="Arial"/>
+        </w:rPr>
+        <w:t xml:space="preserve"> meer vrijheid om</w:t>
+      </w:r>
+      <w:r>
+        <w:rPr>
+          <w:rFonts w:ascii="Arial" w:hAnsi="Arial" w:cs="Arial"/>
+        </w:rPr>
+        <w:t xml:space="preserve"> dingen te verwezenlijken en draait </w:t>
+      </w:r>
+      <w:r>
+        <w:rPr>
+          <w:rFonts w:ascii="Arial" w:hAnsi="Arial" w:cs="Arial"/>
+        </w:rPr>
+        <w:t xml:space="preserve">sneller. </w:t>
+      </w:r>
+    </w:p>
+    <w:p>
+      <w:pPr>
         <w:rPr>
           <w:rFonts w:asciiTheme="majorHAnsi" w:eastAsiaTheme="majorEastAsia" w:hAnsiTheme="majorHAnsi" w:cstheme="majorBidi"/>
           <w:b/>
@@ -15637,9 +16225,134 @@
       </w:pPr>
       <w:r>
         <w:rPr>
-          <w:lang w:val="nl-NL"/>
-        </w:rPr>
-        <w:lastRenderedPageBreak/>
+          <w:rFonts w:ascii="Helvetica" w:hAnsi="Helvetica" w:cs="Helvetica"/>
+          <w:noProof/>
+          <w:lang w:val="en-US"/>
+        </w:rPr>
+        <w:pict w14:anchorId="5B00358B">
+          <v:shape id="_x0000_s1039" type="#_x0000_t202" style="position:absolute;margin-left:45pt;margin-top:69.6pt;width:342pt;height:27pt;z-index:251722752;visibility:visible;mso-wrap-edited:f;mso-wrap-distance-left:9pt;mso-wrap-distance-top:0;mso-wrap-distance-right:9pt;mso-wrap-distance-bottom:0;mso-position-horizontal-relative:text;mso-position-vertical-relative:text;mso-width-relative:margin;mso-height-relative:margin;v-text-anchor:top" wrapcoords="-124 0 -124 18514 21600 18514 21600 0 -124 0" o:gfxdata="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" stroked="f">
+            <v:textbox inset="0,0,0,0">
+              <w:txbxContent>
+                <w:p>
+                  <w:pPr>
+                    <w:pStyle w:val="Bijschrift"/>
+                    <w:rPr>
+                      <w:rFonts w:ascii="Helvetica" w:hAnsi="Helvetica" w:cs="Helvetica"/>
+                      <w:noProof/>
+                      <w:sz w:val="22"/>
+                      <w:lang w:val="en-US"/>
+                    </w:rPr>
+                  </w:pPr>
+                  <w:r>
+                    <w:rPr>
+                      <w:sz w:val="22"/>
+                    </w:rPr>
+                    <w:t xml:space="preserve">Afbeelding </w:t>
+                  </w:r>
+                  <w:r>
+                    <w:rPr>
+                      <w:sz w:val="22"/>
+                    </w:rPr>
+                    <w:t>4</w:t>
+                  </w:r>
+                  <w:r>
+                    <w:rPr>
+                      <w:sz w:val="22"/>
+                    </w:rPr>
+                    <w:t xml:space="preserve">: </w:t>
+                  </w:r>
+                  <w:r>
+                    <w:rPr>
+                      <w:sz w:val="22"/>
+                    </w:rPr>
+                    <w:t>Het logo van Titanium Studio</w:t>
+                  </w:r>
+                </w:p>
+              </w:txbxContent>
+            </v:textbox>
+            <w10:wrap type="through"/>
+          </v:shape>
+        </w:pict>
+      </w:r>
+      <w:r>
+        <w:rPr>
+          <w:rFonts w:ascii="Helvetica" w:hAnsi="Helvetica" w:cs="Helvetica"/>
+          <w:noProof/>
+          <w:lang w:val="en-US"/>
+        </w:rPr>
+        <w:drawing>
+          <wp:anchor distT="0" distB="0" distL="114300" distR="114300" simplePos="0" relativeHeight="251721728" behindDoc="1" locked="0" layoutInCell="1" allowOverlap="1" wp14:anchorId="4B61AA96" wp14:editId="253B54DB">
+            <wp:simplePos x="0" y="0"/>
+            <wp:positionH relativeFrom="margin">
+              <wp:posOffset>0</wp:posOffset>
+            </wp:positionH>
+            <wp:positionV relativeFrom="margin">
+              <wp:posOffset>2743200</wp:posOffset>
+            </wp:positionV>
+            <wp:extent cx="5678805" cy="3905250"/>
+            <wp:effectExtent l="0" t="0" r="0" b="0"/>
+            <wp:wrapSquare wrapText="bothSides"/>
+            <wp:docPr id="32" name="Afbeelding 14"/>
+            <wp:cNvGraphicFramePr>
+              <a:graphicFrameLocks xmlns:a="http://schemas.openxmlformats.org/drawingml/2006/main" noChangeAspect="1"/>
+            </wp:cNvGraphicFramePr>
+            <a:graphic xmlns:a="http://schemas.openxmlformats.org/drawingml/2006/main">
+              <a:graphicData uri="http://schemas.openxmlformats.org/drawingml/2006/picture">
+                <pic:pic xmlns:pic="http://schemas.openxmlformats.org/drawingml/2006/picture">
+                  <pic:nvPicPr>
+                    <pic:cNvPr id="0" name="Picture 14"/>
+                    <pic:cNvPicPr>
+                      <a:picLocks noChangeAspect="1" noChangeArrowheads="1"/>
+                    </pic:cNvPicPr>
+                  </pic:nvPicPr>
+                  <pic:blipFill>
+                    <a:blip r:embed="rId50">
+                      <a:extLst>
+                        <a:ext uri="{28A0092B-C50C-407E-A947-70E740481C1C}">
+                          <a14:useLocalDpi xmlns:a14="http://schemas.microsoft.com/office/drawing/2010/main" val="0"/>
+                        </a:ext>
+                      </a:extLst>
+                    </a:blip>
+                    <a:srcRect/>
+                    <a:stretch>
+                      <a:fillRect/>
+                    </a:stretch>
+                  </pic:blipFill>
+                  <pic:spPr bwMode="auto">
+                    <a:xfrm>
+                      <a:off x="0" y="0"/>
+                      <a:ext cx="5678805" cy="3905250"/>
+                    </a:xfrm>
+                    <a:prstGeom prst="rect">
+                      <a:avLst/>
+                    </a:prstGeom>
+                    <a:noFill/>
+                    <a:ln>
+                      <a:noFill/>
+                    </a:ln>
+                  </pic:spPr>
+                </pic:pic>
+              </a:graphicData>
+            </a:graphic>
+            <wp14:sizeRelH relativeFrom="page">
+              <wp14:pctWidth>0</wp14:pctWidth>
+            </wp14:sizeRelH>
+            <wp14:sizeRelV relativeFrom="page">
+              <wp14:pctHeight>0</wp14:pctHeight>
+            </wp14:sizeRelV>
+          </wp:anchor>
+        </w:drawing>
+      </w:r>
+      <w:r>
+        <w:rPr>
+          <w:lang w:val="nl-NL"/>
+        </w:rPr>
+        <w:t xml:space="preserve"> </w:t>
+      </w:r>
+      <w:r>
+        <w:rPr>
+          <w:lang w:val="nl-NL"/>
+        </w:rPr>
         <w:br w:type="page"/>
       </w:r>
     </w:p>
@@ -15649,8 +16362,24 @@
         <w:rPr>
           <w:lang w:val="nl-NL"/>
         </w:rPr>
-      </w:pPr>
-      <w:bookmarkStart w:id="34" w:name="_Toc201037042"/>
+        <w:sectPr>
+          <w:footerReference w:type="default" r:id="rId51"/>
+          <w:type w:val="continuous"/>
+          <w:pgSz w:w="11900" w:h="16840"/>
+          <w:pgMar w:top="1440" w:right="1440" w:bottom="1440" w:left="1440" w:header="708" w:footer="708" w:gutter="0"/>
+          <w:cols w:space="708"/>
+          <w:docGrid w:linePitch="360"/>
+        </w:sectPr>
+      </w:pPr>
+    </w:p>
+    <w:p>
+      <w:pPr>
+        <w:pStyle w:val="Kop1"/>
+        <w:rPr>
+          <w:lang w:val="nl-NL"/>
+        </w:rPr>
+      </w:pPr>
+      <w:bookmarkStart w:id="38" w:name="_Toc201041309"/>
       <w:r>
         <w:rPr>
           <w:lang w:val="nl-NL"/>
@@ -15664,8 +16393,8 @@
         </w:rPr>
         <w:t>erklarende Lijst</w:t>
       </w:r>
-      <w:bookmarkEnd w:id="30"/>
-      <w:bookmarkEnd w:id="34"/>
+      <w:bookmarkEnd w:id="33"/>
+      <w:bookmarkEnd w:id="38"/>
     </w:p>
     <w:p>
       <w:pPr>
@@ -15714,7 +16443,7 @@
         </w:rPr>
         <w:t xml:space="preserve"> (</w:t>
       </w:r>
-      <w:hyperlink r:id="rId50" w:history="1">
+      <w:hyperlink r:id="rId52" w:history="1">
         <w:r>
           <w:rPr>
             <w:rStyle w:val="Hyperlink"/>
@@ -16789,7 +17518,8 @@
           <w:lang w:val="nl-NL"/>
         </w:rPr>
         <w:sectPr>
-          <w:headerReference w:type="default" r:id="rId51"/>
+          <w:headerReference w:type="default" r:id="rId53"/>
+          <w:footerReference w:type="default" r:id="rId54"/>
           <w:type w:val="continuous"/>
           <w:pgSz w:w="11900" w:h="16840"/>
           <w:pgMar w:top="1440" w:right="1440" w:bottom="1440" w:left="1440" w:header="708" w:footer="708" w:gutter="0"/>
@@ -16805,11 +17535,12 @@
           <w:lang w:val="nl-NL"/>
         </w:rPr>
       </w:pPr>
-      <w:bookmarkStart w:id="35" w:name="_Toc199398116"/>
-      <w:bookmarkStart w:id="36" w:name="_Toc199400215"/>
-      <w:bookmarkStart w:id="37" w:name="_Toc199475072"/>
-      <w:bookmarkStart w:id="38" w:name="_Toc199477789"/>
-      <w:bookmarkStart w:id="39" w:name="_Toc201037043"/>
+      <w:bookmarkStart w:id="39" w:name="_Toc199398116"/>
+      <w:bookmarkStart w:id="40" w:name="_Toc199400215"/>
+      <w:bookmarkStart w:id="41" w:name="_Toc199475072"/>
+      <w:bookmarkStart w:id="42" w:name="_Toc199477789"/>
+      <w:bookmarkStart w:id="43" w:name="_Toc201037043"/>
+      <w:bookmarkStart w:id="44" w:name="_Toc201041310"/>
       <w:r>
         <w:rPr>
           <w:lang w:val="nl-NL"/>
@@ -16817,11 +17548,12 @@
         <w:lastRenderedPageBreak/>
         <w:t>Bijlagen</w:t>
       </w:r>
-      <w:bookmarkEnd w:id="35"/>
-      <w:bookmarkEnd w:id="36"/>
-      <w:bookmarkEnd w:id="37"/>
-      <w:bookmarkEnd w:id="38"/>
       <w:bookmarkEnd w:id="39"/>
+      <w:bookmarkEnd w:id="40"/>
+      <w:bookmarkEnd w:id="41"/>
+      <w:bookmarkEnd w:id="42"/>
+      <w:bookmarkEnd w:id="43"/>
+      <w:bookmarkEnd w:id="44"/>
     </w:p>
     <w:p>
       <w:pPr>
@@ -16838,7 +17570,7 @@
           <w:lang w:val="nl-NL"/>
         </w:rPr>
       </w:pPr>
-      <w:bookmarkStart w:id="40" w:name="_Toc201037044"/>
+      <w:bookmarkStart w:id="45" w:name="_Toc201041311"/>
       <w:r>
         <w:rPr>
           <w:lang w:val="nl-NL"/>
@@ -16852,7 +17584,7 @@
         <w:tab/>
         <w:t>Keuze ontwikkelplatform voor water apps</w:t>
       </w:r>
-      <w:bookmarkEnd w:id="40"/>
+      <w:bookmarkEnd w:id="45"/>
     </w:p>
     <w:p>
       <w:pPr>
@@ -17825,7 +18557,7 @@
           <w:lang w:val="nl-NL"/>
         </w:rPr>
         <w:sectPr>
-          <w:headerReference w:type="default" r:id="rId52"/>
+          <w:headerReference w:type="default" r:id="rId55"/>
           <w:pgSz w:w="11900" w:h="16840"/>
           <w:pgMar w:top="1440" w:right="1440" w:bottom="1440" w:left="1440" w:header="708" w:footer="708" w:gutter="0"/>
           <w:cols w:space="708"/>
@@ -17840,7 +18572,7 @@
           <w:lang w:val="nl-NL"/>
         </w:rPr>
       </w:pPr>
-      <w:bookmarkStart w:id="41" w:name="_Toc201037045"/>
+      <w:bookmarkStart w:id="46" w:name="_Toc201041312"/>
       <w:r>
         <w:rPr>
           <w:lang w:val="nl-NL"/>
@@ -17848,7 +18580,7 @@
         <w:lastRenderedPageBreak/>
         <w:t>Bronnenlijst</w:t>
       </w:r>
-      <w:bookmarkEnd w:id="41"/>
+      <w:bookmarkEnd w:id="46"/>
     </w:p>
     <w:p>
       <w:pPr>
@@ -17889,7 +18621,7 @@
           <w:lang w:val="nl-NL"/>
         </w:rPr>
       </w:pPr>
-      <w:hyperlink r:id="rId53" w:history="1">
+      <w:hyperlink r:id="rId56" w:history="1">
         <w:r>
           <w:rPr>
             <w:rStyle w:val="Hyperlink"/>
@@ -17936,7 +18668,7 @@
           <w:lang w:val="nl-NL"/>
         </w:rPr>
       </w:pPr>
-      <w:hyperlink r:id="rId54" w:history="1">
+      <w:hyperlink r:id="rId57" w:history="1">
         <w:r>
           <w:rPr>
             <w:rStyle w:val="Hyperlink"/>
@@ -17983,7 +18715,7 @@
           <w:lang w:val="nl-NL"/>
         </w:rPr>
       </w:pPr>
-      <w:hyperlink r:id="rId55" w:history="1">
+      <w:hyperlink r:id="rId58" w:history="1">
         <w:r>
           <w:rPr>
             <w:rStyle w:val="Hyperlink"/>
@@ -18030,7 +18762,7 @@
           <w:lang w:val="nl-NL"/>
         </w:rPr>
       </w:pPr>
-      <w:hyperlink r:id="rId56" w:history="1">
+      <w:hyperlink r:id="rId59" w:history="1">
         <w:r>
           <w:rPr>
             <w:rStyle w:val="Hyperlink"/>
@@ -18091,7 +18823,7 @@
           <w:lang w:val="nl-NL"/>
         </w:rPr>
       </w:pPr>
-      <w:hyperlink r:id="rId57" w:history="1">
+      <w:hyperlink r:id="rId60" w:history="1">
         <w:r>
           <w:rPr>
             <w:rStyle w:val="Hyperlink"/>
@@ -18138,7 +18870,7 @@
           <w:lang w:val="nl-NL"/>
         </w:rPr>
       </w:pPr>
-      <w:hyperlink r:id="rId58" w:history="1">
+      <w:hyperlink r:id="rId61" w:history="1">
         <w:r>
           <w:rPr>
             <w:rStyle w:val="Hyperlink"/>
@@ -18185,7 +18917,7 @@
           <w:lang w:val="nl-NL"/>
         </w:rPr>
       </w:pPr>
-      <w:hyperlink r:id="rId59" w:history="1">
+      <w:hyperlink r:id="rId62" w:history="1">
         <w:r>
           <w:rPr>
             <w:rStyle w:val="Hyperlink"/>
@@ -18232,7 +18964,7 @@
           <w:lang w:val="nl-NL"/>
         </w:rPr>
       </w:pPr>
-      <w:hyperlink r:id="rId60" w:history="1">
+      <w:hyperlink r:id="rId63" w:history="1">
         <w:r>
           <w:rPr>
             <w:rStyle w:val="Hyperlink"/>
@@ -18279,7 +19011,7 @@
           <w:lang w:val="nl-NL"/>
         </w:rPr>
       </w:pPr>
-      <w:hyperlink r:id="rId61" w:history="1">
+      <w:hyperlink r:id="rId64" w:history="1">
         <w:r>
           <w:rPr>
             <w:rStyle w:val="Hyperlink"/>
@@ -18319,7 +19051,7 @@
           <w:lang w:val="nl-NL"/>
         </w:rPr>
       </w:pPr>
-      <w:hyperlink r:id="rId62" w:history="1">
+      <w:hyperlink r:id="rId65" w:history="1">
         <w:r>
           <w:rPr>
             <w:rStyle w:val="Hyperlink"/>
@@ -18360,11 +19092,9 @@
           <w:lang w:val="nl-NL"/>
         </w:rPr>
       </w:pPr>
-      <w:bookmarkStart w:id="42" w:name="_GoBack"/>
-      <w:bookmarkEnd w:id="42"/>
     </w:p>
     <w:sectPr>
-      <w:headerReference w:type="default" r:id="rId63"/>
+      <w:headerReference w:type="default" r:id="rId66"/>
       <w:type w:val="continuous"/>
       <w:pgSz w:w="11900" w:h="16840"/>
       <w:pgMar w:top="1440" w:right="1440" w:bottom="1440" w:left="1440" w:header="708" w:footer="708" w:gutter="0"/>
@@ -18476,7 +19206,109 @@
         <w:rStyle w:val="Paginanummer"/>
         <w:noProof/>
       </w:rPr>
-      <w:t>25</w:t>
+      <w:t>19</w:t>
+    </w:r>
+    <w:r>
+      <w:rPr>
+        <w:rStyle w:val="Paginanummer"/>
+      </w:rPr>
+      <w:fldChar w:fldCharType="end"/>
+    </w:r>
+  </w:p>
+  <w:p>
+    <w:pPr>
+      <w:pStyle w:val="Voettekst"/>
+      <w:ind w:right="360"/>
+    </w:pPr>
+  </w:p>
+</w:ftr>
+</file>
+
+<file path=word/footer4.xml><?xml version="1.0" encoding="utf-8"?>
+<w:ftr xmlns:wpc="http://schemas.microsoft.com/office/word/2010/wordprocessingCanvas" xmlns:mo="http://schemas.microsoft.com/office/mac/office/2008/main" xmlns:mc="http://schemas.openxmlformats.org/markup-compatibility/2006" xmlns:mv="urn:schemas-microsoft-com:mac:vml" xmlns:o="urn:schemas-microsoft-com:office:office" xmlns:r="http://schemas.openxmlformats.org/officeDocument/2006/relationships" xmlns:m="http://schemas.openxmlformats.org/officeDocument/2006/math" xmlns:v="urn:schemas-microsoft-com:vml" xmlns:wp14="http://schemas.microsoft.com/office/word/2010/wordprocessingDrawing" xmlns:wp="http://schemas.openxmlformats.org/drawingml/2006/wordprocessingDrawing" xmlns:w10="urn:schemas-microsoft-com:office:word" xmlns:w="http://schemas.openxmlformats.org/wordprocessingml/2006/main" xmlns:w14="http://schemas.microsoft.com/office/word/2010/wordml" xmlns:wpg="http://schemas.microsoft.com/office/word/2010/wordprocessingGroup" xmlns:wpi="http://schemas.microsoft.com/office/word/2010/wordprocessingInk" xmlns:wne="http://schemas.microsoft.com/office/word/2006/wordml" xmlns:wps="http://schemas.microsoft.com/office/word/2010/wordprocessingShape" mc:Ignorable="w14 wp14">
+  <w:p>
+    <w:pPr>
+      <w:pStyle w:val="Voettekst"/>
+      <w:framePr w:wrap="around" w:vAnchor="text" w:hAnchor="margin" w:xAlign="right" w:y="1"/>
+      <w:rPr>
+        <w:rStyle w:val="Paginanummer"/>
+      </w:rPr>
+    </w:pPr>
+    <w:r>
+      <w:rPr>
+        <w:rStyle w:val="Paginanummer"/>
+      </w:rPr>
+      <w:fldChar w:fldCharType="begin"/>
+    </w:r>
+    <w:r>
+      <w:rPr>
+        <w:rStyle w:val="Paginanummer"/>
+      </w:rPr>
+      <w:instrText xml:space="preserve">PAGE  </w:instrText>
+    </w:r>
+    <w:r>
+      <w:rPr>
+        <w:rStyle w:val="Paginanummer"/>
+      </w:rPr>
+      <w:fldChar w:fldCharType="separate"/>
+    </w:r>
+    <w:r>
+      <w:rPr>
+        <w:rStyle w:val="Paginanummer"/>
+        <w:noProof/>
+      </w:rPr>
+      <w:t>20</w:t>
+    </w:r>
+    <w:r>
+      <w:rPr>
+        <w:rStyle w:val="Paginanummer"/>
+      </w:rPr>
+      <w:fldChar w:fldCharType="end"/>
+    </w:r>
+  </w:p>
+  <w:p>
+    <w:pPr>
+      <w:pStyle w:val="Voettekst"/>
+      <w:ind w:right="360"/>
+    </w:pPr>
+  </w:p>
+</w:ftr>
+</file>
+
+<file path=word/footer5.xml><?xml version="1.0" encoding="utf-8"?>
+<w:ftr xmlns:wpc="http://schemas.microsoft.com/office/word/2010/wordprocessingCanvas" xmlns:mo="http://schemas.microsoft.com/office/mac/office/2008/main" xmlns:mc="http://schemas.openxmlformats.org/markup-compatibility/2006" xmlns:mv="urn:schemas-microsoft-com:mac:vml" xmlns:o="urn:schemas-microsoft-com:office:office" xmlns:r="http://schemas.openxmlformats.org/officeDocument/2006/relationships" xmlns:m="http://schemas.openxmlformats.org/officeDocument/2006/math" xmlns:v="urn:schemas-microsoft-com:vml" xmlns:wp14="http://schemas.microsoft.com/office/word/2010/wordprocessingDrawing" xmlns:wp="http://schemas.openxmlformats.org/drawingml/2006/wordprocessingDrawing" xmlns:w10="urn:schemas-microsoft-com:office:word" xmlns:w="http://schemas.openxmlformats.org/wordprocessingml/2006/main" xmlns:w14="http://schemas.microsoft.com/office/word/2010/wordml" xmlns:wpg="http://schemas.microsoft.com/office/word/2010/wordprocessingGroup" xmlns:wpi="http://schemas.microsoft.com/office/word/2010/wordprocessingInk" xmlns:wne="http://schemas.microsoft.com/office/word/2006/wordml" xmlns:wps="http://schemas.microsoft.com/office/word/2010/wordprocessingShape" mc:Ignorable="w14 wp14">
+  <w:p>
+    <w:pPr>
+      <w:pStyle w:val="Voettekst"/>
+      <w:framePr w:wrap="around" w:vAnchor="text" w:hAnchor="margin" w:xAlign="right" w:y="1"/>
+      <w:rPr>
+        <w:rStyle w:val="Paginanummer"/>
+      </w:rPr>
+    </w:pPr>
+    <w:r>
+      <w:rPr>
+        <w:rStyle w:val="Paginanummer"/>
+      </w:rPr>
+      <w:fldChar w:fldCharType="begin"/>
+    </w:r>
+    <w:r>
+      <w:rPr>
+        <w:rStyle w:val="Paginanummer"/>
+      </w:rPr>
+      <w:instrText xml:space="preserve">PAGE  </w:instrText>
+    </w:r>
+    <w:r>
+      <w:rPr>
+        <w:rStyle w:val="Paginanummer"/>
+      </w:rPr>
+      <w:fldChar w:fldCharType="separate"/>
+    </w:r>
+    <w:r>
+      <w:rPr>
+        <w:rStyle w:val="Paginanummer"/>
+        <w:noProof/>
+      </w:rPr>
+      <w:t>26</w:t>
     </w:r>
     <w:r>
       <w:rPr>
@@ -18603,6 +19435,11 @@
         <w:sz w:val="20"/>
       </w:rPr>
       <w:tab/>
+    </w:r>
+    <w:r>
+      <w:rPr>
+        <w:sz w:val="20"/>
+      </w:rPr>
       <w:t>Aanbevelingen</w:t>
     </w:r>
   </w:p>
@@ -18636,13 +19473,7 @@
         <w:sz w:val="20"/>
       </w:rPr>
       <w:tab/>
-      <w:t>Verklarende lijst</w:t>
-    </w:r>
-    <w:r>
-      <w:rPr>
-        <w:sz w:val="20"/>
-      </w:rPr>
-      <w:tab/>
+      <w:t>Verklarende Lijst</w:t>
     </w:r>
   </w:p>
   <w:p>
@@ -23141,7 +23972,7 @@
 </file>
 
 <file path=customXml/itemProps1.xml><?xml version="1.0" encoding="utf-8"?>
-<ds:datastoreItem xmlns:ds="http://schemas.openxmlformats.org/officeDocument/2006/customXml" ds:itemID="{D5C2E2A7-5D4F-9843-B47C-31996AD64B8D}">
+<ds:datastoreItem xmlns:ds="http://schemas.openxmlformats.org/officeDocument/2006/customXml" ds:itemID="{5E4FCD5D-D2D9-4E49-B6C8-09A4125AC8B7}">
   <ds:schemaRefs>
     <ds:schemaRef ds:uri="http://schemas.openxmlformats.org/officeDocument/2006/bibliography"/>
   </ds:schemaRefs>
